--- a/UI_html_css_javascript/notes/Angular_6AM_2025.docx
+++ b/UI_html_css_javascript/notes/Angular_6AM_2025.docx
@@ -32,6 +32,11 @@
           <w:lang w:val="en-US"/>
         </w:rPr>
         <w:instrText>"</w:instrText>
+      </w:r>
+      <w:r>
+        <w:rPr>
+          <w:lang w:val="en-US"/>
+        </w:rPr>
       </w:r>
       <w:r>
         <w:rPr>
@@ -327,6 +332,7 @@
       </w:pPr>
       <w:r>
         <w:rPr>
+          <w:noProof/>
           <w:lang w:val="en-US"/>
         </w:rPr>
         <w:drawing>
@@ -584,6 +590,55 @@
         <w:rPr>
           <w:lang w:val="en-US"/>
         </w:rPr>
+        <w:drawing>
+          <wp:inline distT="0" distB="0" distL="0" distR="0" wp14:anchorId="24E4B5C8" wp14:editId="645E9C41">
+            <wp:extent cx="6645910" cy="685800"/>
+            <wp:effectExtent l="0" t="0" r="2540" b="0"/>
+            <wp:docPr id="2075630918" name="Picture 1"/>
+            <wp:cNvGraphicFramePr>
+              <a:graphicFrameLocks xmlns:a="http://schemas.openxmlformats.org/drawingml/2006/main" noChangeAspect="1"/>
+            </wp:cNvGraphicFramePr>
+            <a:graphic xmlns:a="http://schemas.openxmlformats.org/drawingml/2006/main">
+              <a:graphicData uri="http://schemas.openxmlformats.org/drawingml/2006/picture">
+                <pic:pic xmlns:pic="http://schemas.openxmlformats.org/drawingml/2006/picture">
+                  <pic:nvPicPr>
+                    <pic:cNvPr id="2075630918" name=""/>
+                    <pic:cNvPicPr/>
+                  </pic:nvPicPr>
+                  <pic:blipFill>
+                    <a:blip r:embed="rId14"/>
+                    <a:stretch>
+                      <a:fillRect/>
+                    </a:stretch>
+                  </pic:blipFill>
+                  <pic:spPr>
+                    <a:xfrm>
+                      <a:off x="0" y="0"/>
+                      <a:ext cx="6645910" cy="685800"/>
+                    </a:xfrm>
+                    <a:prstGeom prst="rect">
+                      <a:avLst/>
+                    </a:prstGeom>
+                  </pic:spPr>
+                </pic:pic>
+              </a:graphicData>
+            </a:graphic>
+          </wp:inline>
+        </w:drawing>
+      </w:r>
+    </w:p>
+    <w:p>
+      <w:pPr>
+        <w:spacing w:after="0" w:line="240" w:lineRule="auto"/>
+        <w:rPr>
+          <w:lang w:val="en-US"/>
+        </w:rPr>
+      </w:pPr>
+      <w:r>
+        <w:rPr>
+          <w:noProof/>
+          <w:lang w:val="en-US"/>
+        </w:rPr>
         <w:lastRenderedPageBreak/>
         <w:drawing>
           <wp:inline distT="0" distB="0" distL="0" distR="0" wp14:anchorId="1D386A3A" wp14:editId="6382636B">
@@ -601,7 +656,7 @@
                     <pic:cNvPicPr/>
                   </pic:nvPicPr>
                   <pic:blipFill>
-                    <a:blip r:embed="rId14"/>
+                    <a:blip r:embed="rId15"/>
                     <a:stretch>
                       <a:fillRect/>
                     </a:stretch>
@@ -711,6 +766,7 @@
       </w:pPr>
       <w:r>
         <w:rPr>
+          <w:noProof/>
           <w:lang w:val="en-US"/>
         </w:rPr>
         <w:drawing>
@@ -729,7 +785,7 @@
                     <pic:cNvPicPr/>
                   </pic:nvPicPr>
                   <pic:blipFill>
-                    <a:blip r:embed="rId15"/>
+                    <a:blip r:embed="rId16"/>
                     <a:stretch>
                       <a:fillRect/>
                     </a:stretch>
@@ -777,9 +833,2416 @@
     <w:p>
       <w:pPr>
         <w:spacing w:after="0" w:line="240" w:lineRule="auto"/>
-        <w:rPr>
-          <w:lang w:val="en-US"/>
-        </w:rPr>
+      </w:pPr>
+      <w:r>
+        <w:t>Most importantly you must know that Angular Code is Written in </w:t>
+      </w:r>
+      <w:r>
+        <w:rPr>
+          <w:b/>
+          <w:bCs/>
+        </w:rPr>
+        <w:t>TypeScript</w:t>
+      </w:r>
+      <w:r>
+        <w:t>. </w:t>
+      </w:r>
+      <w:r>
+        <w:rPr>
+          <w:b/>
+          <w:bCs/>
+        </w:rPr>
+        <w:t>TypeScript</w:t>
+      </w:r>
+      <w:r>
+        <w:t xml:space="preserve"> is </w:t>
+      </w:r>
+      <w:proofErr w:type="gramStart"/>
+      <w:r>
+        <w:t>object oriented</w:t>
+      </w:r>
+      <w:proofErr w:type="gramEnd"/>
+      <w:r>
+        <w:t xml:space="preserve"> programming language which is developed by Microsoft. Typescript is the superset of JavaScript ES6. TypeScript code is converted into JavaScript by TypeScript </w:t>
+      </w:r>
+      <w:proofErr w:type="spellStart"/>
+      <w:r>
+        <w:rPr>
+          <w:b/>
+          <w:bCs/>
+        </w:rPr>
+        <w:t>Transpiler</w:t>
+      </w:r>
+      <w:proofErr w:type="spellEnd"/>
+      <w:r>
+        <w:rPr>
+          <w:b/>
+          <w:bCs/>
+        </w:rPr>
+        <w:t xml:space="preserve"> / compiler</w:t>
+      </w:r>
+      <w:r>
+        <w:t>. Although we can also use plain Vanilla JS ES6 in TypeScript.</w:t>
+      </w:r>
+    </w:p>
+    <w:p>
+      <w:pPr>
+        <w:spacing w:after="0" w:line="240" w:lineRule="auto"/>
+      </w:pPr>
+    </w:p>
+    <w:p>
+      <w:pPr>
+        <w:spacing w:after="0" w:line="240" w:lineRule="auto"/>
+      </w:pPr>
+      <w:hyperlink r:id="rId17" w:history="1">
+        <w:r>
+          <w:rPr>
+            <w:rStyle w:val="Hyperlink"/>
+          </w:rPr>
+          <w:t>https://tutorial.techaltum.com/typescript.html</w:t>
+        </w:r>
+      </w:hyperlink>
+      <w:r>
+        <w:t xml:space="preserve"> </w:t>
+      </w:r>
+    </w:p>
+    <w:p>
+      <w:pPr>
+        <w:spacing w:after="0" w:line="240" w:lineRule="auto"/>
+        <w:rPr>
+          <w:lang w:val="en-US"/>
+        </w:rPr>
+      </w:pPr>
+    </w:p>
+    <w:p>
+      <w:pPr>
+        <w:spacing w:after="0" w:line="240" w:lineRule="auto"/>
+        <w:rPr>
+          <w:lang w:val="en-US"/>
+        </w:rPr>
+      </w:pPr>
+      <w:r>
+        <w:rPr>
+          <w:lang w:val="en-US"/>
+        </w:rPr>
+        <w:t>Minor updates VS minor Updates.</w:t>
+      </w:r>
+    </w:p>
+    <w:p>
+      <w:pPr>
+        <w:spacing w:after="0" w:line="240" w:lineRule="auto"/>
+        <w:rPr>
+          <w:lang w:val="en-US"/>
+        </w:rPr>
+      </w:pPr>
+      <w:r>
+        <w:rPr>
+          <w:lang w:val="en-US"/>
+        </w:rPr>
+        <w:t xml:space="preserve">angular 18.0 --&gt; </w:t>
+      </w:r>
+      <w:proofErr w:type="gramStart"/>
+      <w:r>
+        <w:rPr>
+          <w:lang w:val="en-US"/>
+        </w:rPr>
+        <w:t>18.1  --</w:t>
+      </w:r>
+      <w:proofErr w:type="gramEnd"/>
+      <w:r>
+        <w:rPr>
+          <w:lang w:val="en-US"/>
+        </w:rPr>
+        <w:t>&gt; 18.2 --&gt; 18.4</w:t>
+      </w:r>
+      <w:r>
+        <w:rPr>
+          <w:lang w:val="en-US"/>
+        </w:rPr>
+        <w:t xml:space="preserve"> </w:t>
+      </w:r>
+      <w:proofErr w:type="gramStart"/>
+      <w:r>
+        <w:rPr>
+          <w:lang w:val="en-US"/>
+        </w:rPr>
+        <w:t>…..</w:t>
+      </w:r>
+      <w:proofErr w:type="gramEnd"/>
+    </w:p>
+    <w:p>
+      <w:pPr>
+        <w:spacing w:after="0" w:line="240" w:lineRule="auto"/>
+        <w:rPr>
+          <w:lang w:val="en-US"/>
+        </w:rPr>
+      </w:pPr>
+      <w:r>
+        <w:rPr>
+          <w:lang w:val="en-US"/>
+        </w:rPr>
+        <w:t>angular 19.0 --&gt; 19.1 --&gt;</w:t>
+      </w:r>
+      <w:r>
+        <w:rPr>
+          <w:lang w:val="en-US"/>
+        </w:rPr>
+        <w:t xml:space="preserve"> 19.2 …….</w:t>
+      </w:r>
+    </w:p>
+    <w:p>
+      <w:pPr>
+        <w:spacing w:after="0" w:line="240" w:lineRule="auto"/>
+        <w:rPr>
+          <w:lang w:val="en-US"/>
+        </w:rPr>
+      </w:pPr>
+      <w:r>
+        <w:rPr>
+          <w:lang w:val="en-US"/>
+        </w:rPr>
+        <w:lastRenderedPageBreak/>
+        <w:drawing>
+          <wp:inline distT="0" distB="0" distL="0" distR="0" wp14:anchorId="6381F959" wp14:editId="71BAE9C3">
+            <wp:extent cx="5594350" cy="2716462"/>
+            <wp:effectExtent l="0" t="0" r="6350" b="8255"/>
+            <wp:docPr id="827573455" name="Picture 1"/>
+            <wp:cNvGraphicFramePr>
+              <a:graphicFrameLocks xmlns:a="http://schemas.openxmlformats.org/drawingml/2006/main" noChangeAspect="1"/>
+            </wp:cNvGraphicFramePr>
+            <a:graphic xmlns:a="http://schemas.openxmlformats.org/drawingml/2006/main">
+              <a:graphicData uri="http://schemas.openxmlformats.org/drawingml/2006/picture">
+                <pic:pic xmlns:pic="http://schemas.openxmlformats.org/drawingml/2006/picture">
+                  <pic:nvPicPr>
+                    <pic:cNvPr id="827573455" name=""/>
+                    <pic:cNvPicPr/>
+                  </pic:nvPicPr>
+                  <pic:blipFill>
+                    <a:blip r:embed="rId18"/>
+                    <a:stretch>
+                      <a:fillRect/>
+                    </a:stretch>
+                  </pic:blipFill>
+                  <pic:spPr>
+                    <a:xfrm>
+                      <a:off x="0" y="0"/>
+                      <a:ext cx="5598097" cy="2718281"/>
+                    </a:xfrm>
+                    <a:prstGeom prst="rect">
+                      <a:avLst/>
+                    </a:prstGeom>
+                  </pic:spPr>
+                </pic:pic>
+              </a:graphicData>
+            </a:graphic>
+          </wp:inline>
+        </w:drawing>
+      </w:r>
+    </w:p>
+    <w:p>
+      <w:pPr>
+        <w:spacing w:after="0" w:line="240" w:lineRule="auto"/>
+        <w:rPr>
+          <w:lang w:val="en-US"/>
+        </w:rPr>
+      </w:pPr>
+    </w:p>
+    <w:p>
+      <w:pPr>
+        <w:spacing w:after="0" w:line="240" w:lineRule="auto"/>
+        <w:rPr>
+          <w:lang w:val="en-US"/>
+        </w:rPr>
+      </w:pPr>
+      <w:r>
+        <w:rPr>
+          <w:lang w:val="en-US"/>
+        </w:rPr>
+        <w:t>LTS = Long Term Support.</w:t>
+      </w:r>
+    </w:p>
+    <w:p>
+      <w:pPr>
+        <w:spacing w:after="0" w:line="240" w:lineRule="auto"/>
+        <w:rPr>
+          <w:lang w:val="en-US"/>
+        </w:rPr>
+      </w:pPr>
+      <w:hyperlink r:id="rId19" w:history="1">
+        <w:r>
+          <w:rPr>
+            <w:rStyle w:val="Hyperlink"/>
+            <w:lang w:val="en-US"/>
+          </w:rPr>
+          <w:t>https://angular.dev/reference/releases</w:t>
+        </w:r>
+      </w:hyperlink>
+      <w:r>
+        <w:rPr>
+          <w:lang w:val="en-US"/>
+        </w:rPr>
+        <w:t xml:space="preserve"> </w:t>
+      </w:r>
+    </w:p>
+    <w:p>
+      <w:pPr>
+        <w:spacing w:after="0" w:line="240" w:lineRule="auto"/>
+        <w:rPr>
+          <w:lang w:val="en-US"/>
+        </w:rPr>
+      </w:pPr>
+    </w:p>
+    <w:p>
+      <w:pPr>
+        <w:spacing w:after="0" w:line="240" w:lineRule="auto"/>
+        <w:rPr>
+          <w:lang w:val="en-US"/>
+        </w:rPr>
+      </w:pPr>
+      <w:hyperlink r:id="rId20" w:history="1">
+        <w:r>
+          <w:rPr>
+            <w:rStyle w:val="Hyperlink"/>
+            <w:lang w:val="en-US"/>
+          </w:rPr>
+          <w:t>https://tutorial.techaltum.com/javascript.html</w:t>
+        </w:r>
+      </w:hyperlink>
+      <w:r>
+        <w:rPr>
+          <w:lang w:val="en-US"/>
+        </w:rPr>
+        <w:t xml:space="preserve"> </w:t>
+      </w:r>
+    </w:p>
+    <w:p>
+      <w:pPr>
+        <w:spacing w:after="0" w:line="240" w:lineRule="auto"/>
+        <w:rPr>
+          <w:lang w:val="en-US"/>
+        </w:rPr>
+      </w:pPr>
+    </w:p>
+    <w:p>
+      <w:pPr>
+        <w:spacing w:after="0" w:line="240" w:lineRule="auto"/>
+        <w:rPr>
+          <w:lang w:val="en-US"/>
+        </w:rPr>
+      </w:pPr>
+    </w:p>
+    <w:p>
+      <w:pPr>
+        <w:spacing w:after="0" w:line="240" w:lineRule="auto"/>
+      </w:pPr>
+      <w:r>
+        <w:t>To start Angular, you must have knowledge of </w:t>
+      </w:r>
+      <w:hyperlink r:id="rId21" w:tgtFrame="_blank" w:history="1">
+        <w:r>
+          <w:rPr>
+            <w:rStyle w:val="Hyperlink"/>
+          </w:rPr>
+          <w:t>HTML</w:t>
+        </w:r>
+      </w:hyperlink>
+      <w:r>
+        <w:t>, </w:t>
+      </w:r>
+      <w:hyperlink r:id="rId22" w:tgtFrame="_blank" w:history="1">
+        <w:r>
+          <w:rPr>
+            <w:rStyle w:val="Hyperlink"/>
+          </w:rPr>
+          <w:t>CSS</w:t>
+        </w:r>
+      </w:hyperlink>
+      <w:r>
+        <w:t> and </w:t>
+      </w:r>
+      <w:hyperlink r:id="rId23" w:tgtFrame="_blank" w:history="1">
+        <w:r>
+          <w:rPr>
+            <w:rStyle w:val="Hyperlink"/>
+          </w:rPr>
+          <w:t>JavaScript ES6</w:t>
+        </w:r>
+      </w:hyperlink>
+      <w:r>
+        <w:t>. Angular is helpful for both Frontend Developer and Backend Developers.</w:t>
+      </w:r>
+    </w:p>
+    <w:p>
+      <w:pPr>
+        <w:spacing w:after="0" w:line="240" w:lineRule="auto"/>
+      </w:pPr>
+      <w:r>
+        <w:t>I strictly recommend learning </w:t>
+      </w:r>
+      <w:hyperlink r:id="rId24" w:tgtFrame="_blank" w:history="1">
+        <w:r>
+          <w:rPr>
+            <w:rStyle w:val="Hyperlink"/>
+          </w:rPr>
+          <w:t>JavaScript ES6 </w:t>
+        </w:r>
+      </w:hyperlink>
+      <w:r>
+        <w:t>before starting Angular. All the latest JS ES6 features like, </w:t>
+      </w:r>
+      <w:hyperlink r:id="rId25" w:tgtFrame="_blank" w:history="1">
+        <w:r>
+          <w:rPr>
+            <w:rStyle w:val="Hyperlink"/>
+          </w:rPr>
+          <w:t>classes</w:t>
+        </w:r>
+      </w:hyperlink>
+      <w:r>
+        <w:t>, </w:t>
+      </w:r>
+      <w:hyperlink r:id="rId26" w:tgtFrame="_blank" w:history="1">
+        <w:r>
+          <w:rPr>
+            <w:rStyle w:val="Hyperlink"/>
+          </w:rPr>
+          <w:t>modules</w:t>
+        </w:r>
+      </w:hyperlink>
+      <w:r>
+        <w:t> are used in Angular.</w:t>
+      </w:r>
+    </w:p>
+    <w:p>
+      <w:pPr>
+        <w:spacing w:after="0" w:line="240" w:lineRule="auto"/>
+        <w:rPr>
+          <w:lang w:val="en-US"/>
+        </w:rPr>
+      </w:pPr>
+    </w:p>
+    <w:p>
+      <w:pPr>
+        <w:spacing w:after="0" w:line="240" w:lineRule="auto"/>
+        <w:rPr>
+          <w:lang w:val="en-US"/>
+        </w:rPr>
+      </w:pPr>
+    </w:p>
+    <w:p>
+      <w:pPr>
+        <w:spacing w:after="0" w:line="240" w:lineRule="auto"/>
+        <w:rPr>
+          <w:lang w:val="en-US"/>
+        </w:rPr>
+      </w:pPr>
+      <w:r>
+        <w:rPr>
+          <w:lang w:val="en-US"/>
+        </w:rPr>
+        <w:t xml:space="preserve">What is the difference between Framework and Library? </w:t>
+      </w:r>
+    </w:p>
+    <w:p>
+      <w:pPr>
+        <w:spacing w:after="0" w:line="240" w:lineRule="auto"/>
+        <w:rPr>
+          <w:lang w:val="en-US"/>
+        </w:rPr>
+      </w:pPr>
+    </w:p>
+    <w:p>
+      <w:pPr>
+        <w:spacing w:after="0" w:line="240" w:lineRule="auto"/>
+        <w:rPr>
+          <w:lang w:val="en-US"/>
+        </w:rPr>
+      </w:pPr>
+    </w:p>
+    <w:p>
+      <w:pPr>
+        <w:spacing w:after="0" w:line="240" w:lineRule="auto"/>
+        <w:rPr>
+          <w:lang w:val="en-US"/>
+        </w:rPr>
+      </w:pPr>
+      <w:r>
+        <w:rPr>
+          <w:lang w:val="en-US"/>
+        </w:rPr>
+        <w:drawing>
+          <wp:inline distT="0" distB="0" distL="0" distR="0" wp14:anchorId="69D7C6FF" wp14:editId="1DC1B137">
+            <wp:extent cx="6645910" cy="3263900"/>
+            <wp:effectExtent l="0" t="0" r="2540" b="0"/>
+            <wp:docPr id="447221592" name="Picture 1"/>
+            <wp:cNvGraphicFramePr>
+              <a:graphicFrameLocks xmlns:a="http://schemas.openxmlformats.org/drawingml/2006/main" noChangeAspect="1"/>
+            </wp:cNvGraphicFramePr>
+            <a:graphic xmlns:a="http://schemas.openxmlformats.org/drawingml/2006/main">
+              <a:graphicData uri="http://schemas.openxmlformats.org/drawingml/2006/picture">
+                <pic:pic xmlns:pic="http://schemas.openxmlformats.org/drawingml/2006/picture">
+                  <pic:nvPicPr>
+                    <pic:cNvPr id="447221592" name=""/>
+                    <pic:cNvPicPr/>
+                  </pic:nvPicPr>
+                  <pic:blipFill>
+                    <a:blip r:embed="rId27"/>
+                    <a:stretch>
+                      <a:fillRect/>
+                    </a:stretch>
+                  </pic:blipFill>
+                  <pic:spPr>
+                    <a:xfrm>
+                      <a:off x="0" y="0"/>
+                      <a:ext cx="6645910" cy="3263900"/>
+                    </a:xfrm>
+                    <a:prstGeom prst="rect">
+                      <a:avLst/>
+                    </a:prstGeom>
+                  </pic:spPr>
+                </pic:pic>
+              </a:graphicData>
+            </a:graphic>
+          </wp:inline>
+        </w:drawing>
+      </w:r>
+    </w:p>
+    <w:p>
+      <w:pPr>
+        <w:spacing w:after="0" w:line="240" w:lineRule="auto"/>
+        <w:rPr>
+          <w:lang w:val="en-US"/>
+        </w:rPr>
+      </w:pPr>
+    </w:p>
+    <w:p>
+      <w:pPr>
+        <w:spacing w:after="0" w:line="240" w:lineRule="auto"/>
+        <w:rPr>
+          <w:lang w:val="en-US"/>
+        </w:rPr>
+      </w:pPr>
+    </w:p>
+    <w:p>
+      <w:pPr>
+        <w:spacing w:after="0" w:line="240" w:lineRule="auto"/>
+        <w:rPr>
+          <w:lang w:val="en-US"/>
+        </w:rPr>
+      </w:pPr>
+    </w:p>
+    <w:p>
+      <w:pPr>
+        <w:spacing w:after="0" w:line="240" w:lineRule="auto"/>
+        <w:rPr>
+          <w:lang w:val="en-US"/>
+        </w:rPr>
+      </w:pPr>
+    </w:p>
+    <w:p>
+      <w:pPr>
+        <w:spacing w:after="0" w:line="240" w:lineRule="auto"/>
+        <w:rPr>
+          <w:lang w:val="en-US"/>
+        </w:rPr>
+      </w:pPr>
+    </w:p>
+    <w:p>
+      <w:pPr>
+        <w:spacing w:after="0" w:line="240" w:lineRule="auto"/>
+        <w:rPr>
+          <w:lang w:val="en-US"/>
+        </w:rPr>
+      </w:pPr>
+    </w:p>
+    <w:p>
+      <w:pPr>
+        <w:spacing w:after="0" w:line="240" w:lineRule="auto"/>
+        <w:rPr>
+          <w:lang w:val="en-US"/>
+        </w:rPr>
+      </w:pPr>
+      <w:r>
+        <w:rPr>
+          <w:lang w:val="en-US"/>
+        </w:rPr>
+        <w:lastRenderedPageBreak/>
+        <w:t xml:space="preserve">Angular installations: </w:t>
+      </w:r>
+    </w:p>
+    <w:p>
+      <w:pPr>
+        <w:spacing w:after="0" w:line="240" w:lineRule="auto"/>
+      </w:pPr>
+      <w:r>
+        <w:t>To install Angular, First install </w:t>
+      </w:r>
+      <w:hyperlink r:id="rId28" w:tgtFrame="_blank" w:history="1">
+        <w:r>
+          <w:rPr>
+            <w:rStyle w:val="Hyperlink"/>
+          </w:rPr>
+          <w:t>Node JS</w:t>
+        </w:r>
+      </w:hyperlink>
+      <w:r>
+        <w:t>. Node JS comes with </w:t>
+      </w:r>
+      <w:hyperlink r:id="rId29" w:tgtFrame="_blank" w:history="1">
+        <w:r>
+          <w:rPr>
+            <w:rStyle w:val="Hyperlink"/>
+          </w:rPr>
+          <w:t>NPM</w:t>
+        </w:r>
+      </w:hyperlink>
+      <w:r>
+        <w:t xml:space="preserve">. NPM is the package manager for node. </w:t>
+      </w:r>
+      <w:proofErr w:type="gramStart"/>
+      <w:r>
+        <w:t>So</w:t>
+      </w:r>
+      <w:proofErr w:type="gramEnd"/>
+      <w:r>
+        <w:t xml:space="preserve"> we have to use </w:t>
+      </w:r>
+      <w:proofErr w:type="spellStart"/>
+      <w:r>
+        <w:t>npm</w:t>
+      </w:r>
+      <w:proofErr w:type="spellEnd"/>
+      <w:r>
+        <w:t xml:space="preserve"> to install angular.</w:t>
+      </w:r>
+    </w:p>
+    <w:p>
+      <w:pPr>
+        <w:spacing w:after="0" w:line="240" w:lineRule="auto"/>
+        <w:rPr>
+          <w:lang w:val="en-US"/>
+        </w:rPr>
+      </w:pPr>
+      <w:hyperlink r:id="rId30" w:history="1">
+        <w:r>
+          <w:rPr>
+            <w:rStyle w:val="Hyperlink"/>
+            <w:lang w:val="en-US"/>
+          </w:rPr>
+          <w:t>https://tutorial.techaltum.com/angular-installation.html</w:t>
+        </w:r>
+      </w:hyperlink>
+      <w:r>
+        <w:rPr>
+          <w:lang w:val="en-US"/>
+        </w:rPr>
+        <w:t xml:space="preserve"> </w:t>
+      </w:r>
+    </w:p>
+    <w:p>
+      <w:pPr>
+        <w:pStyle w:val="ListParagraph"/>
+        <w:numPr>
+          <w:ilvl w:val="0"/>
+          <w:numId w:val="28"/>
+        </w:numPr>
+        <w:spacing w:after="0" w:line="240" w:lineRule="auto"/>
+        <w:rPr>
+          <w:lang w:val="en-US"/>
+        </w:rPr>
+      </w:pPr>
+      <w:r>
+        <w:rPr>
+          <w:lang w:val="en-US"/>
+        </w:rPr>
+        <w:t xml:space="preserve">Install </w:t>
+      </w:r>
+      <w:proofErr w:type="spellStart"/>
+      <w:r>
+        <w:rPr>
+          <w:lang w:val="en-US"/>
+        </w:rPr>
+        <w:t>nodejs</w:t>
+      </w:r>
+      <w:proofErr w:type="spellEnd"/>
+      <w:r>
+        <w:rPr>
+          <w:lang w:val="en-US"/>
+        </w:rPr>
+        <w:t xml:space="preserve"> – </w:t>
+      </w:r>
+      <w:r>
+        <w:rPr>
+          <w:b/>
+          <w:bCs/>
+          <w:lang w:val="en-US"/>
+        </w:rPr>
+        <w:t>Onetime process.</w:t>
+      </w:r>
+    </w:p>
+    <w:p>
+      <w:pPr>
+        <w:pStyle w:val="ListParagraph"/>
+        <w:numPr>
+          <w:ilvl w:val="0"/>
+          <w:numId w:val="28"/>
+        </w:numPr>
+        <w:spacing w:after="0" w:line="240" w:lineRule="auto"/>
+        <w:rPr>
+          <w:lang w:val="en-US"/>
+        </w:rPr>
+      </w:pPr>
+      <w:r>
+        <w:rPr>
+          <w:lang w:val="en-US"/>
+        </w:rPr>
+        <w:t>Install angular CLI [</w:t>
+      </w:r>
+      <w:proofErr w:type="spellStart"/>
+      <w:r>
+        <w:rPr>
+          <w:b/>
+          <w:bCs/>
+        </w:rPr>
+        <w:t>npm</w:t>
+      </w:r>
+      <w:proofErr w:type="spellEnd"/>
+      <w:r>
+        <w:rPr>
+          <w:b/>
+          <w:bCs/>
+        </w:rPr>
+        <w:t xml:space="preserve"> </w:t>
+      </w:r>
+      <w:proofErr w:type="spellStart"/>
+      <w:r>
+        <w:rPr>
+          <w:b/>
+          <w:bCs/>
+        </w:rPr>
+        <w:t>i</w:t>
+      </w:r>
+      <w:proofErr w:type="spellEnd"/>
+      <w:r>
+        <w:rPr>
+          <w:b/>
+          <w:bCs/>
+        </w:rPr>
+        <w:t xml:space="preserve"> -g @angular/cli</w:t>
+      </w:r>
+      <w:r>
+        <w:rPr>
+          <w:lang w:val="en-US"/>
+        </w:rPr>
+        <w:t>]</w:t>
+      </w:r>
+      <w:r>
+        <w:rPr>
+          <w:lang w:val="en-US"/>
+        </w:rPr>
+        <w:t xml:space="preserve"> </w:t>
+      </w:r>
+      <w:r>
+        <w:rPr>
+          <w:b/>
+          <w:bCs/>
+          <w:lang w:val="en-US"/>
+        </w:rPr>
+        <w:t>– Onetime process</w:t>
+      </w:r>
+      <w:r>
+        <w:rPr>
+          <w:b/>
+          <w:bCs/>
+          <w:highlight w:val="yellow"/>
+          <w:lang w:val="en-US"/>
+        </w:rPr>
+        <w:t>.</w:t>
+      </w:r>
+      <w:r>
+        <w:rPr>
+          <w:b/>
+          <w:bCs/>
+          <w:highlight w:val="yellow"/>
+          <w:lang w:val="en-US"/>
+        </w:rPr>
+        <w:t xml:space="preserve">   (C</w:t>
+      </w:r>
+      <w:r>
+        <w:rPr>
+          <w:highlight w:val="yellow"/>
+          <w:lang w:val="en-US"/>
+        </w:rPr>
+        <w:t xml:space="preserve">ommand </w:t>
+      </w:r>
+      <w:r>
+        <w:rPr>
+          <w:b/>
+          <w:bCs/>
+          <w:highlight w:val="yellow"/>
+          <w:lang w:val="en-US"/>
+        </w:rPr>
+        <w:t>L</w:t>
+      </w:r>
+      <w:r>
+        <w:rPr>
+          <w:highlight w:val="yellow"/>
+          <w:lang w:val="en-US"/>
+        </w:rPr>
+        <w:t xml:space="preserve">ine </w:t>
+      </w:r>
+      <w:r>
+        <w:rPr>
+          <w:b/>
+          <w:bCs/>
+          <w:highlight w:val="yellow"/>
+          <w:lang w:val="en-US"/>
+        </w:rPr>
+        <w:t>I</w:t>
+      </w:r>
+      <w:r>
+        <w:rPr>
+          <w:highlight w:val="yellow"/>
+          <w:lang w:val="en-US"/>
+        </w:rPr>
+        <w:t>nterface</w:t>
+      </w:r>
+      <w:r>
+        <w:rPr>
+          <w:b/>
+          <w:bCs/>
+          <w:highlight w:val="yellow"/>
+          <w:lang w:val="en-US"/>
+        </w:rPr>
+        <w:t>)</w:t>
+      </w:r>
+    </w:p>
+    <w:p>
+      <w:pPr>
+        <w:pStyle w:val="ListParagraph"/>
+        <w:spacing w:after="0" w:line="240" w:lineRule="auto"/>
+        <w:rPr>
+          <w:b/>
+          <w:bCs/>
+        </w:rPr>
+      </w:pPr>
+      <w:r>
+        <w:rPr>
+          <w:b/>
+          <w:bCs/>
+        </w:rPr>
+        <w:t xml:space="preserve">$ </w:t>
+      </w:r>
+      <w:proofErr w:type="spellStart"/>
+      <w:r>
+        <w:rPr>
+          <w:b/>
+          <w:bCs/>
+        </w:rPr>
+        <w:t>npm</w:t>
+      </w:r>
+      <w:proofErr w:type="spellEnd"/>
+      <w:r>
+        <w:rPr>
+          <w:b/>
+          <w:bCs/>
+        </w:rPr>
+        <w:t xml:space="preserve"> </w:t>
+      </w:r>
+      <w:proofErr w:type="spellStart"/>
+      <w:r>
+        <w:rPr>
+          <w:b/>
+          <w:bCs/>
+        </w:rPr>
+        <w:t>i</w:t>
+      </w:r>
+      <w:proofErr w:type="spellEnd"/>
+      <w:r>
+        <w:rPr>
+          <w:b/>
+          <w:bCs/>
+        </w:rPr>
+        <w:t xml:space="preserve"> -g @angular/cli</w:t>
+      </w:r>
+      <w:r>
+        <w:rPr>
+          <w:b/>
+          <w:bCs/>
+        </w:rPr>
+        <w:t xml:space="preserve">                 </w:t>
+      </w:r>
+      <w:r>
+        <w:rPr>
+          <w:b/>
+          <w:bCs/>
+        </w:rPr>
+        <w:sym w:font="Wingdings" w:char="F0E0"/>
+      </w:r>
+      <w:r>
+        <w:rPr>
+          <w:b/>
+          <w:bCs/>
+        </w:rPr>
+        <w:t xml:space="preserve"> installing latest version.</w:t>
+      </w:r>
+    </w:p>
+    <w:p>
+      <w:pPr>
+        <w:pStyle w:val="ListParagraph"/>
+        <w:spacing w:after="0" w:line="240" w:lineRule="auto"/>
+        <w:rPr>
+          <w:b/>
+          <w:bCs/>
+        </w:rPr>
+      </w:pPr>
+      <w:r>
+        <w:rPr>
+          <w:b/>
+          <w:bCs/>
+        </w:rPr>
+        <w:t xml:space="preserve">$ </w:t>
+      </w:r>
+      <w:proofErr w:type="spellStart"/>
+      <w:r>
+        <w:rPr>
+          <w:b/>
+          <w:bCs/>
+        </w:rPr>
+        <w:t>npm</w:t>
+      </w:r>
+      <w:proofErr w:type="spellEnd"/>
+      <w:r>
+        <w:rPr>
+          <w:b/>
+          <w:bCs/>
+        </w:rPr>
+        <w:t xml:space="preserve"> </w:t>
+      </w:r>
+      <w:proofErr w:type="spellStart"/>
+      <w:r>
+        <w:rPr>
+          <w:b/>
+          <w:bCs/>
+        </w:rPr>
+        <w:t>i</w:t>
+      </w:r>
+      <w:proofErr w:type="spellEnd"/>
+      <w:r>
+        <w:rPr>
+          <w:b/>
+          <w:bCs/>
+        </w:rPr>
+        <w:t xml:space="preserve"> -g @angular/cli</w:t>
+      </w:r>
+      <w:r>
+        <w:rPr>
+          <w:b/>
+          <w:bCs/>
+          <w:highlight w:val="yellow"/>
+        </w:rPr>
+        <w:t>@latest</w:t>
+      </w:r>
+      <w:r>
+        <w:rPr>
+          <w:b/>
+          <w:bCs/>
+        </w:rPr>
+        <w:t xml:space="preserve">  </w:t>
+      </w:r>
+      <w:r>
+        <w:rPr>
+          <w:b/>
+          <w:bCs/>
+        </w:rPr>
+        <w:sym w:font="Wingdings" w:char="F0E0"/>
+      </w:r>
+      <w:r>
+        <w:rPr>
+          <w:b/>
+          <w:bCs/>
+        </w:rPr>
+        <w:t xml:space="preserve"> installing latest version.</w:t>
+      </w:r>
+    </w:p>
+    <w:p>
+      <w:pPr>
+        <w:pStyle w:val="ListParagraph"/>
+        <w:spacing w:after="0" w:line="240" w:lineRule="auto"/>
+        <w:rPr>
+          <w:b/>
+          <w:bCs/>
+          <w:lang w:val="en-US"/>
+        </w:rPr>
+      </w:pPr>
+      <w:r>
+        <w:rPr>
+          <w:b/>
+          <w:bCs/>
+        </w:rPr>
+        <w:t xml:space="preserve">$ </w:t>
+      </w:r>
+      <w:proofErr w:type="spellStart"/>
+      <w:r>
+        <w:rPr>
+          <w:b/>
+          <w:bCs/>
+        </w:rPr>
+        <w:t>npm</w:t>
+      </w:r>
+      <w:proofErr w:type="spellEnd"/>
+      <w:r>
+        <w:rPr>
+          <w:b/>
+          <w:bCs/>
+        </w:rPr>
+        <w:t xml:space="preserve"> </w:t>
+      </w:r>
+      <w:proofErr w:type="spellStart"/>
+      <w:r>
+        <w:rPr>
+          <w:b/>
+          <w:bCs/>
+        </w:rPr>
+        <w:t>i</w:t>
+      </w:r>
+      <w:proofErr w:type="spellEnd"/>
+      <w:r>
+        <w:rPr>
+          <w:b/>
+          <w:bCs/>
+        </w:rPr>
+        <w:t xml:space="preserve"> -g @angular/cli</w:t>
+      </w:r>
+      <w:r>
+        <w:rPr>
+          <w:b/>
+          <w:bCs/>
+          <w:highlight w:val="yellow"/>
+        </w:rPr>
+        <w:t>@</w:t>
+      </w:r>
+      <w:r>
+        <w:rPr>
+          <w:b/>
+          <w:bCs/>
+          <w:highlight w:val="yellow"/>
+        </w:rPr>
+        <w:t>18.0.0</w:t>
+      </w:r>
+      <w:r>
+        <w:rPr>
+          <w:b/>
+          <w:bCs/>
+        </w:rPr>
+        <w:t xml:space="preserve">   </w:t>
+      </w:r>
+      <w:r>
+        <w:rPr>
+          <w:b/>
+          <w:bCs/>
+        </w:rPr>
+        <w:sym w:font="Wingdings" w:char="F0E0"/>
+      </w:r>
+      <w:r>
+        <w:rPr>
+          <w:b/>
+          <w:bCs/>
+        </w:rPr>
+        <w:t xml:space="preserve"> installing specific version</w:t>
+      </w:r>
+    </w:p>
+    <w:p>
+      <w:pPr>
+        <w:pStyle w:val="ListParagraph"/>
+        <w:numPr>
+          <w:ilvl w:val="0"/>
+          <w:numId w:val="28"/>
+        </w:numPr>
+        <w:spacing w:after="0" w:line="240" w:lineRule="auto"/>
+        <w:rPr>
+          <w:lang w:val="en-US"/>
+        </w:rPr>
+      </w:pPr>
+      <w:r>
+        <w:rPr>
+          <w:lang w:val="en-US"/>
+        </w:rPr>
+        <w:t>Check angular version.</w:t>
+      </w:r>
+    </w:p>
+    <w:p>
+      <w:pPr>
+        <w:pStyle w:val="ListParagraph"/>
+        <w:spacing w:after="0" w:line="240" w:lineRule="auto"/>
+        <w:rPr>
+          <w:b/>
+          <w:bCs/>
+          <w:lang w:val="en-US"/>
+        </w:rPr>
+      </w:pPr>
+      <w:r>
+        <w:rPr>
+          <w:b/>
+          <w:bCs/>
+          <w:lang w:val="en-US"/>
+        </w:rPr>
+        <w:t xml:space="preserve">$ ng </w:t>
+      </w:r>
+      <w:proofErr w:type="gramStart"/>
+      <w:r>
+        <w:rPr>
+          <w:b/>
+          <w:bCs/>
+          <w:lang w:val="en-US"/>
+        </w:rPr>
+        <w:t>version</w:t>
+      </w:r>
+      <w:r>
+        <w:rPr>
+          <w:b/>
+          <w:bCs/>
+          <w:lang w:val="en-US"/>
+        </w:rPr>
+        <w:t xml:space="preserve">  OR</w:t>
+      </w:r>
+      <w:proofErr w:type="gramEnd"/>
+      <w:r>
+        <w:rPr>
+          <w:b/>
+          <w:bCs/>
+          <w:lang w:val="en-US"/>
+        </w:rPr>
+        <w:t xml:space="preserve"> $ ng v</w:t>
+      </w:r>
+    </w:p>
+    <w:p>
+      <w:pPr>
+        <w:spacing w:after="0" w:line="240" w:lineRule="auto"/>
+        <w:rPr>
+          <w:b/>
+          <w:bCs/>
+        </w:rPr>
+      </w:pPr>
+      <w:r>
+        <w:t>In future, if we want to upgrade to latest angular version or degrade to previous version, we have to uninstall current version and install latest version. Here are the </w:t>
+      </w:r>
+      <w:r>
+        <w:rPr>
+          <w:b/>
+          <w:bCs/>
+        </w:rPr>
+        <w:t>steps to update angular</w:t>
+      </w:r>
+    </w:p>
+    <w:p>
+      <w:pPr>
+        <w:pStyle w:val="ListParagraph"/>
+        <w:numPr>
+          <w:ilvl w:val="0"/>
+          <w:numId w:val="28"/>
+        </w:numPr>
+        <w:spacing w:after="0" w:line="240" w:lineRule="auto"/>
+        <w:rPr>
+          <w:b/>
+          <w:bCs/>
+          <w:lang w:val="en-US"/>
+        </w:rPr>
+      </w:pPr>
+      <w:proofErr w:type="spellStart"/>
+      <w:r>
+        <w:rPr>
+          <w:b/>
+          <w:bCs/>
+        </w:rPr>
+        <w:t>npm</w:t>
+      </w:r>
+      <w:proofErr w:type="spellEnd"/>
+      <w:r>
+        <w:rPr>
+          <w:b/>
+          <w:bCs/>
+        </w:rPr>
+        <w:t xml:space="preserve"> uninstall -g angular-cli</w:t>
+      </w:r>
+    </w:p>
+    <w:p>
+      <w:pPr>
+        <w:pStyle w:val="ListParagraph"/>
+        <w:numPr>
+          <w:ilvl w:val="0"/>
+          <w:numId w:val="28"/>
+        </w:numPr>
+        <w:spacing w:after="0" w:line="240" w:lineRule="auto"/>
+        <w:rPr>
+          <w:b/>
+          <w:bCs/>
+          <w:lang w:val="en-US"/>
+        </w:rPr>
+      </w:pPr>
+      <w:proofErr w:type="spellStart"/>
+      <w:r>
+        <w:rPr>
+          <w:b/>
+          <w:bCs/>
+        </w:rPr>
+        <w:t>npm</w:t>
+      </w:r>
+      <w:proofErr w:type="spellEnd"/>
+      <w:r>
+        <w:rPr>
+          <w:b/>
+          <w:bCs/>
+        </w:rPr>
+        <w:t xml:space="preserve"> cache clean</w:t>
+      </w:r>
+      <w:r>
+        <w:rPr>
+          <w:b/>
+          <w:bCs/>
+        </w:rPr>
+        <w:t xml:space="preserve">    </w:t>
+      </w:r>
+      <w:r>
+        <w:rPr>
+          <w:b/>
+          <w:bCs/>
+        </w:rPr>
+        <w:sym w:font="Wingdings" w:char="F0E0"/>
+      </w:r>
+      <w:r>
+        <w:rPr>
+          <w:b/>
+          <w:bCs/>
+        </w:rPr>
+        <w:t xml:space="preserve"> for clearing the cache.</w:t>
+      </w:r>
+    </w:p>
+    <w:p>
+      <w:pPr>
+        <w:spacing w:after="0" w:line="240" w:lineRule="auto"/>
+        <w:rPr>
+          <w:lang w:val="en-US"/>
+        </w:rPr>
+      </w:pPr>
+    </w:p>
+    <w:p>
+      <w:pPr>
+        <w:spacing w:after="0" w:line="240" w:lineRule="auto"/>
+        <w:rPr>
+          <w:lang w:val="en-US"/>
+        </w:rPr>
+      </w:pPr>
+      <w:r>
+        <w:rPr>
+          <w:lang w:val="en-US"/>
+        </w:rPr>
+        <w:drawing>
+          <wp:inline distT="0" distB="0" distL="0" distR="0" wp14:anchorId="535DA4DF" wp14:editId="169AEECC">
+            <wp:extent cx="6159500" cy="1909763"/>
+            <wp:effectExtent l="0" t="0" r="0" b="0"/>
+            <wp:docPr id="168468388" name="Picture 1"/>
+            <wp:cNvGraphicFramePr>
+              <a:graphicFrameLocks xmlns:a="http://schemas.openxmlformats.org/drawingml/2006/main" noChangeAspect="1"/>
+            </wp:cNvGraphicFramePr>
+            <a:graphic xmlns:a="http://schemas.openxmlformats.org/drawingml/2006/main">
+              <a:graphicData uri="http://schemas.openxmlformats.org/drawingml/2006/picture">
+                <pic:pic xmlns:pic="http://schemas.openxmlformats.org/drawingml/2006/picture">
+                  <pic:nvPicPr>
+                    <pic:cNvPr id="168468388" name=""/>
+                    <pic:cNvPicPr/>
+                  </pic:nvPicPr>
+                  <pic:blipFill>
+                    <a:blip r:embed="rId31"/>
+                    <a:stretch>
+                      <a:fillRect/>
+                    </a:stretch>
+                  </pic:blipFill>
+                  <pic:spPr>
+                    <a:xfrm>
+                      <a:off x="0" y="0"/>
+                      <a:ext cx="6166239" cy="1911852"/>
+                    </a:xfrm>
+                    <a:prstGeom prst="rect">
+                      <a:avLst/>
+                    </a:prstGeom>
+                  </pic:spPr>
+                </pic:pic>
+              </a:graphicData>
+            </a:graphic>
+          </wp:inline>
+        </w:drawing>
+      </w:r>
+    </w:p>
+    <w:p>
+      <w:pPr>
+        <w:spacing w:after="0" w:line="240" w:lineRule="auto"/>
+        <w:rPr>
+          <w:lang w:val="en-US"/>
+        </w:rPr>
+      </w:pPr>
+    </w:p>
+    <w:p>
+      <w:pPr>
+        <w:spacing w:after="0" w:line="240" w:lineRule="auto"/>
+      </w:pPr>
+      <w:r>
+        <w:t>Create new Project in Angular</w:t>
+      </w:r>
+      <w:r>
+        <w:t>:</w:t>
+      </w:r>
+    </w:p>
+    <w:p>
+      <w:pPr>
+        <w:spacing w:after="0" w:line="240" w:lineRule="auto"/>
+        <w:rPr>
+          <w:lang w:val="en-US"/>
+        </w:rPr>
+      </w:pPr>
+    </w:p>
+    <w:p>
+      <w:pPr>
+        <w:spacing w:after="0" w:line="240" w:lineRule="auto"/>
+      </w:pPr>
+      <w:r>
+        <w:t>we will learn </w:t>
+      </w:r>
+      <w:r>
+        <w:rPr>
+          <w:b/>
+          <w:bCs/>
+        </w:rPr>
+        <w:t>how to create a new project in angular</w:t>
+      </w:r>
+      <w:r>
+        <w:t> using </w:t>
+      </w:r>
+      <w:r>
+        <w:rPr>
+          <w:b/>
+          <w:bCs/>
+        </w:rPr>
+        <w:t>angular cli</w:t>
+      </w:r>
+      <w:r>
+        <w:t>. </w:t>
+      </w:r>
+      <w:r>
+        <w:rPr>
+          <w:b/>
+          <w:bCs/>
+        </w:rPr>
+        <w:t>Angular Cli</w:t>
+      </w:r>
+      <w:r>
+        <w:t> comes with all build-in commands to </w:t>
+      </w:r>
+      <w:r>
+        <w:rPr>
+          <w:b/>
+          <w:bCs/>
+        </w:rPr>
+        <w:t>create angular project</w:t>
+      </w:r>
+      <w:r>
+        <w:t>, </w:t>
+      </w:r>
+      <w:r>
+        <w:rPr>
+          <w:b/>
+          <w:bCs/>
+        </w:rPr>
+        <w:t>install dependencies</w:t>
+      </w:r>
+      <w:r>
+        <w:t>, </w:t>
+      </w:r>
+      <w:r>
+        <w:rPr>
+          <w:b/>
+          <w:bCs/>
+        </w:rPr>
+        <w:t>run angular</w:t>
+      </w:r>
+      <w:r>
+        <w:t> and to </w:t>
+      </w:r>
+      <w:r>
+        <w:rPr>
+          <w:b/>
+          <w:bCs/>
+        </w:rPr>
+        <w:t>test angular application</w:t>
+      </w:r>
+      <w:r>
+        <w:t>.</w:t>
+      </w:r>
+    </w:p>
+    <w:p>
+      <w:pPr>
+        <w:pStyle w:val="ListParagraph"/>
+        <w:numPr>
+          <w:ilvl w:val="0"/>
+          <w:numId w:val="29"/>
+        </w:numPr>
+        <w:spacing w:after="0" w:line="240" w:lineRule="auto"/>
+      </w:pPr>
+      <w:r>
+        <w:t>Create any folder for keeping all angular projects and go inside it.</w:t>
+      </w:r>
+    </w:p>
+    <w:p>
+      <w:pPr>
+        <w:pStyle w:val="ListParagraph"/>
+        <w:numPr>
+          <w:ilvl w:val="0"/>
+          <w:numId w:val="29"/>
+        </w:numPr>
+        <w:spacing w:after="0" w:line="240" w:lineRule="auto"/>
+      </w:pPr>
+      <w:r>
+        <w:t>Open terminal or command prompt. CMD/</w:t>
+      </w:r>
+      <w:proofErr w:type="spellStart"/>
+      <w:r>
+        <w:t>gitbash</w:t>
+      </w:r>
+      <w:proofErr w:type="spellEnd"/>
+      <w:r>
+        <w:t>.</w:t>
+      </w:r>
+    </w:p>
+    <w:p>
+      <w:pPr>
+        <w:pStyle w:val="ListParagraph"/>
+        <w:numPr>
+          <w:ilvl w:val="0"/>
+          <w:numId w:val="29"/>
+        </w:numPr>
+        <w:spacing w:after="0" w:line="240" w:lineRule="auto"/>
+      </w:pPr>
+      <w:r>
+        <w:t>Type below command to create new angular project.</w:t>
+      </w:r>
+    </w:p>
+    <w:p>
+      <w:pPr>
+        <w:pStyle w:val="ListParagraph"/>
+        <w:spacing w:after="0" w:line="240" w:lineRule="auto"/>
+      </w:pPr>
+      <w:r>
+        <w:t xml:space="preserve">$ </w:t>
+      </w:r>
+      <w:r>
+        <w:rPr>
+          <w:b/>
+          <w:bCs/>
+        </w:rPr>
+        <w:t>ng new &lt;</w:t>
+      </w:r>
+      <w:proofErr w:type="spellStart"/>
+      <w:r>
+        <w:rPr>
+          <w:b/>
+          <w:bCs/>
+        </w:rPr>
+        <w:t>angular_projectName</w:t>
+      </w:r>
+      <w:proofErr w:type="spellEnd"/>
+      <w:r>
+        <w:t xml:space="preserve">&gt;       here ng means angular. </w:t>
+      </w:r>
+      <w:proofErr w:type="spellStart"/>
+      <w:r>
+        <w:t>a</w:t>
+      </w:r>
+      <w:r>
+        <w:rPr>
+          <w:b/>
+          <w:bCs/>
+          <w:highlight w:val="yellow"/>
+        </w:rPr>
+        <w:t>NG</w:t>
+      </w:r>
+      <w:r>
+        <w:t>ular</w:t>
+      </w:r>
+      <w:proofErr w:type="spellEnd"/>
+      <w:r>
+        <w:t>.</w:t>
+      </w:r>
+    </w:p>
+    <w:p>
+      <w:pPr>
+        <w:pStyle w:val="ListParagraph"/>
+        <w:numPr>
+          <w:ilvl w:val="0"/>
+          <w:numId w:val="29"/>
+        </w:numPr>
+        <w:spacing w:after="0" w:line="240" w:lineRule="auto"/>
+      </w:pPr>
+      <w:r>
+        <w:t>To run angular project use below command.</w:t>
+      </w:r>
+    </w:p>
+    <w:p>
+      <w:pPr>
+        <w:pStyle w:val="ListParagraph"/>
+        <w:spacing w:after="0" w:line="240" w:lineRule="auto"/>
+      </w:pPr>
+      <w:r>
+        <w:t xml:space="preserve">$ </w:t>
+      </w:r>
+      <w:r>
+        <w:rPr>
+          <w:b/>
+          <w:bCs/>
+        </w:rPr>
+        <w:t xml:space="preserve">ng </w:t>
+      </w:r>
+      <w:proofErr w:type="gramStart"/>
+      <w:r>
+        <w:rPr>
+          <w:b/>
+          <w:bCs/>
+        </w:rPr>
+        <w:t>serve</w:t>
+      </w:r>
+      <w:proofErr w:type="gramEnd"/>
+    </w:p>
+    <w:p>
+      <w:pPr>
+        <w:spacing w:after="0" w:line="240" w:lineRule="auto"/>
+      </w:pPr>
+      <w:r>
+        <w:drawing>
+          <wp:inline distT="0" distB="0" distL="0" distR="0" wp14:anchorId="4CF2362F" wp14:editId="0575A9A7">
+            <wp:extent cx="5518150" cy="2887196"/>
+            <wp:effectExtent l="0" t="0" r="6350" b="8890"/>
+            <wp:docPr id="802815079" name="Picture 1"/>
+            <wp:cNvGraphicFramePr>
+              <a:graphicFrameLocks xmlns:a="http://schemas.openxmlformats.org/drawingml/2006/main" noChangeAspect="1"/>
+            </wp:cNvGraphicFramePr>
+            <a:graphic xmlns:a="http://schemas.openxmlformats.org/drawingml/2006/main">
+              <a:graphicData uri="http://schemas.openxmlformats.org/drawingml/2006/picture">
+                <pic:pic xmlns:pic="http://schemas.openxmlformats.org/drawingml/2006/picture">
+                  <pic:nvPicPr>
+                    <pic:cNvPr id="802815079" name=""/>
+                    <pic:cNvPicPr/>
+                  </pic:nvPicPr>
+                  <pic:blipFill>
+                    <a:blip r:embed="rId32"/>
+                    <a:stretch>
+                      <a:fillRect/>
+                    </a:stretch>
+                  </pic:blipFill>
+                  <pic:spPr>
+                    <a:xfrm>
+                      <a:off x="0" y="0"/>
+                      <a:ext cx="5522484" cy="2889463"/>
+                    </a:xfrm>
+                    <a:prstGeom prst="rect">
+                      <a:avLst/>
+                    </a:prstGeom>
+                  </pic:spPr>
+                </pic:pic>
+              </a:graphicData>
+            </a:graphic>
+          </wp:inline>
+        </w:drawing>
+      </w:r>
+      <w:r>
+        <w:tab/>
+      </w:r>
+    </w:p>
+    <w:p>
+      <w:pPr>
+        <w:spacing w:after="0" w:line="240" w:lineRule="auto"/>
+      </w:pPr>
+    </w:p>
+    <w:p>
+      <w:pPr>
+        <w:spacing w:after="0" w:line="240" w:lineRule="auto"/>
+      </w:pPr>
+    </w:p>
+    <w:p>
+      <w:pPr>
+        <w:spacing w:after="0" w:line="240" w:lineRule="auto"/>
+      </w:pPr>
+      <w:r>
+        <w:lastRenderedPageBreak/>
+        <w:t xml:space="preserve">Once after creating angular </w:t>
+      </w:r>
+      <w:proofErr w:type="gramStart"/>
+      <w:r>
+        <w:t>project</w:t>
+      </w:r>
+      <w:proofErr w:type="gramEnd"/>
+      <w:r>
+        <w:t xml:space="preserve"> we need to take that project into </w:t>
+      </w:r>
+      <w:proofErr w:type="spellStart"/>
+      <w:r>
+        <w:t>VSCode</w:t>
+      </w:r>
+      <w:proofErr w:type="spellEnd"/>
+      <w:r>
+        <w:t>.</w:t>
+      </w:r>
+    </w:p>
+    <w:p>
+      <w:pPr>
+        <w:spacing w:after="0" w:line="240" w:lineRule="auto"/>
+      </w:pPr>
+      <w:r>
+        <w:t>Now run the angular project by using $ ng serve on command prompt.</w:t>
+      </w:r>
+    </w:p>
+    <w:p>
+      <w:pPr>
+        <w:spacing w:after="0" w:line="240" w:lineRule="auto"/>
+      </w:pPr>
+      <w:r>
+        <w:drawing>
+          <wp:inline distT="0" distB="0" distL="0" distR="0" wp14:anchorId="688E5D76" wp14:editId="092F9EDF">
+            <wp:extent cx="6645910" cy="1938020"/>
+            <wp:effectExtent l="0" t="0" r="2540" b="5080"/>
+            <wp:docPr id="1868528360" name="Picture 1"/>
+            <wp:cNvGraphicFramePr>
+              <a:graphicFrameLocks xmlns:a="http://schemas.openxmlformats.org/drawingml/2006/main" noChangeAspect="1"/>
+            </wp:cNvGraphicFramePr>
+            <a:graphic xmlns:a="http://schemas.openxmlformats.org/drawingml/2006/main">
+              <a:graphicData uri="http://schemas.openxmlformats.org/drawingml/2006/picture">
+                <pic:pic xmlns:pic="http://schemas.openxmlformats.org/drawingml/2006/picture">
+                  <pic:nvPicPr>
+                    <pic:cNvPr id="1868528360" name=""/>
+                    <pic:cNvPicPr/>
+                  </pic:nvPicPr>
+                  <pic:blipFill>
+                    <a:blip r:embed="rId33"/>
+                    <a:stretch>
+                      <a:fillRect/>
+                    </a:stretch>
+                  </pic:blipFill>
+                  <pic:spPr>
+                    <a:xfrm>
+                      <a:off x="0" y="0"/>
+                      <a:ext cx="6645910" cy="1938020"/>
+                    </a:xfrm>
+                    <a:prstGeom prst="rect">
+                      <a:avLst/>
+                    </a:prstGeom>
+                  </pic:spPr>
+                </pic:pic>
+              </a:graphicData>
+            </a:graphic>
+          </wp:inline>
+        </w:drawing>
+      </w:r>
+    </w:p>
+    <w:p>
+      <w:pPr>
+        <w:spacing w:after="0" w:line="240" w:lineRule="auto"/>
+      </w:pPr>
+    </w:p>
+    <w:p>
+      <w:pPr>
+        <w:spacing w:after="0" w:line="240" w:lineRule="auto"/>
+      </w:pPr>
+    </w:p>
+    <w:p>
+      <w:pPr>
+        <w:spacing w:after="0" w:line="240" w:lineRule="auto"/>
+      </w:pPr>
+      <w:r>
+        <w:t>Now open above URL in any browser. We can see below web page.</w:t>
+      </w:r>
+    </w:p>
+    <w:p>
+      <w:pPr>
+        <w:spacing w:after="0" w:line="240" w:lineRule="auto"/>
+      </w:pPr>
+      <w:hyperlink r:id="rId34" w:history="1">
+        <w:r>
+          <w:rPr>
+            <w:rStyle w:val="Hyperlink"/>
+          </w:rPr>
+          <w:t>http://localhost:4200/</w:t>
+        </w:r>
+      </w:hyperlink>
+      <w:r>
+        <w:t xml:space="preserve"> </w:t>
+      </w:r>
+    </w:p>
+    <w:p>
+      <w:pPr>
+        <w:spacing w:after="0" w:line="240" w:lineRule="auto"/>
+      </w:pPr>
+    </w:p>
+    <w:p>
+      <w:pPr>
+        <w:spacing w:after="0" w:line="240" w:lineRule="auto"/>
+      </w:pPr>
+      <w:r>
+        <w:drawing>
+          <wp:inline distT="0" distB="0" distL="0" distR="0" wp14:anchorId="1F86889C" wp14:editId="140C3683">
+            <wp:extent cx="6645910" cy="2590800"/>
+            <wp:effectExtent l="0" t="0" r="2540" b="0"/>
+            <wp:docPr id="1026204796" name="Picture 1"/>
+            <wp:cNvGraphicFramePr>
+              <a:graphicFrameLocks xmlns:a="http://schemas.openxmlformats.org/drawingml/2006/main" noChangeAspect="1"/>
+            </wp:cNvGraphicFramePr>
+            <a:graphic xmlns:a="http://schemas.openxmlformats.org/drawingml/2006/main">
+              <a:graphicData uri="http://schemas.openxmlformats.org/drawingml/2006/picture">
+                <pic:pic xmlns:pic="http://schemas.openxmlformats.org/drawingml/2006/picture">
+                  <pic:nvPicPr>
+                    <pic:cNvPr id="1026204796" name=""/>
+                    <pic:cNvPicPr/>
+                  </pic:nvPicPr>
+                  <pic:blipFill>
+                    <a:blip r:embed="rId35"/>
+                    <a:stretch>
+                      <a:fillRect/>
+                    </a:stretch>
+                  </pic:blipFill>
+                  <pic:spPr>
+                    <a:xfrm>
+                      <a:off x="0" y="0"/>
+                      <a:ext cx="6645910" cy="2590800"/>
+                    </a:xfrm>
+                    <a:prstGeom prst="rect">
+                      <a:avLst/>
+                    </a:prstGeom>
+                  </pic:spPr>
+                </pic:pic>
+              </a:graphicData>
+            </a:graphic>
+          </wp:inline>
+        </w:drawing>
+      </w:r>
+    </w:p>
+    <w:p>
+      <w:pPr>
+        <w:spacing w:after="0" w:line="240" w:lineRule="auto"/>
+      </w:pPr>
+    </w:p>
+    <w:p>
+      <w:pPr>
+        <w:spacing w:after="0" w:line="240" w:lineRule="auto"/>
+      </w:pPr>
+      <w:r>
+        <w:t>“</w:t>
+      </w:r>
+      <w:proofErr w:type="spellStart"/>
+      <w:proofErr w:type="gramStart"/>
+      <w:r>
+        <w:rPr>
+          <w:b/>
+          <w:bCs/>
+        </w:rPr>
+        <w:t>node</w:t>
+      </w:r>
+      <w:proofErr w:type="gramEnd"/>
+      <w:r>
+        <w:rPr>
+          <w:b/>
+          <w:bCs/>
+        </w:rPr>
+        <w:t>_modules</w:t>
+      </w:r>
+      <w:proofErr w:type="spellEnd"/>
+      <w:r>
+        <w:t xml:space="preserve">” – it is </w:t>
+      </w:r>
+      <w:proofErr w:type="spellStart"/>
+      <w:proofErr w:type="gramStart"/>
+      <w:r>
+        <w:t>a</w:t>
+      </w:r>
+      <w:proofErr w:type="spellEnd"/>
+      <w:proofErr w:type="gramEnd"/>
+      <w:r>
+        <w:t xml:space="preserve"> angular library folder.</w:t>
+      </w:r>
+      <w:r>
+        <w:t xml:space="preserve"> It contains all .</w:t>
+      </w:r>
+      <w:proofErr w:type="spellStart"/>
+      <w:r>
+        <w:t>js</w:t>
+      </w:r>
+      <w:proofErr w:type="spellEnd"/>
+      <w:proofErr w:type="gramStart"/>
+      <w:r>
+        <w:t>, ,</w:t>
+      </w:r>
+      <w:proofErr w:type="spellStart"/>
+      <w:r>
+        <w:t>json</w:t>
+      </w:r>
+      <w:proofErr w:type="spellEnd"/>
+      <w:proofErr w:type="gramEnd"/>
+      <w:r>
+        <w:t>, .</w:t>
+      </w:r>
+      <w:proofErr w:type="spellStart"/>
+      <w:r>
+        <w:t>css</w:t>
+      </w:r>
+      <w:proofErr w:type="spellEnd"/>
+      <w:r>
+        <w:t>. html files which are request to your project.</w:t>
+      </w:r>
+    </w:p>
+    <w:p>
+      <w:pPr>
+        <w:spacing w:after="0" w:line="240" w:lineRule="auto"/>
+      </w:pPr>
+    </w:p>
+    <w:p>
+      <w:pPr>
+        <w:spacing w:after="0" w:line="240" w:lineRule="auto"/>
+      </w:pPr>
+      <w:r>
+        <w:t>Angular project structure:</w:t>
+      </w:r>
+    </w:p>
+    <w:tbl>
+      <w:tblPr>
+        <w:tblStyle w:val="TableGrid"/>
+        <w:tblW w:w="0" w:type="auto"/>
+        <w:tblLook w:val="04A0" w:firstRow="1" w:lastRow="0" w:firstColumn="1" w:lastColumn="0" w:noHBand="0" w:noVBand="1"/>
+      </w:tblPr>
+      <w:tblGrid>
+        <w:gridCol w:w="5228"/>
+        <w:gridCol w:w="5228"/>
+      </w:tblGrid>
+      <w:tr>
+        <w:tc>
+          <w:tcPr>
+            <w:tcW w:w="5228" w:type="dxa"/>
+          </w:tcPr>
+          <w:p>
+            <w:r>
+              <w:drawing>
+                <wp:inline distT="0" distB="0" distL="0" distR="0" wp14:anchorId="25F28B62" wp14:editId="541DE4A8">
+                  <wp:extent cx="2362790" cy="2927350"/>
+                  <wp:effectExtent l="0" t="0" r="0" b="6350"/>
+                  <wp:docPr id="107173552" name="Picture 1"/>
+                  <wp:cNvGraphicFramePr>
+                    <a:graphicFrameLocks xmlns:a="http://schemas.openxmlformats.org/drawingml/2006/main" noChangeAspect="1"/>
+                  </wp:cNvGraphicFramePr>
+                  <a:graphic xmlns:a="http://schemas.openxmlformats.org/drawingml/2006/main">
+                    <a:graphicData uri="http://schemas.openxmlformats.org/drawingml/2006/picture">
+                      <pic:pic xmlns:pic="http://schemas.openxmlformats.org/drawingml/2006/picture">
+                        <pic:nvPicPr>
+                          <pic:cNvPr id="107173552" name=""/>
+                          <pic:cNvPicPr/>
+                        </pic:nvPicPr>
+                        <pic:blipFill>
+                          <a:blip r:embed="rId36"/>
+                          <a:stretch>
+                            <a:fillRect/>
+                          </a:stretch>
+                        </pic:blipFill>
+                        <pic:spPr>
+                          <a:xfrm>
+                            <a:off x="0" y="0"/>
+                            <a:ext cx="2366741" cy="2932245"/>
+                          </a:xfrm>
+                          <a:prstGeom prst="rect">
+                            <a:avLst/>
+                          </a:prstGeom>
+                        </pic:spPr>
+                      </pic:pic>
+                    </a:graphicData>
+                  </a:graphic>
+                </wp:inline>
+              </w:drawing>
+            </w:r>
+          </w:p>
+        </w:tc>
+        <w:tc>
+          <w:tcPr>
+            <w:tcW w:w="5228" w:type="dxa"/>
+          </w:tcPr>
+          <w:p>
+            <w:r>
+              <w:drawing>
+                <wp:inline distT="0" distB="0" distL="0" distR="0" wp14:anchorId="727F05FA" wp14:editId="0CCE6075">
+                  <wp:extent cx="2023369" cy="2876550"/>
+                  <wp:effectExtent l="0" t="0" r="0" b="0"/>
+                  <wp:docPr id="1964439293" name="Picture 1"/>
+                  <wp:cNvGraphicFramePr>
+                    <a:graphicFrameLocks xmlns:a="http://schemas.openxmlformats.org/drawingml/2006/main" noChangeAspect="1"/>
+                  </wp:cNvGraphicFramePr>
+                  <a:graphic xmlns:a="http://schemas.openxmlformats.org/drawingml/2006/main">
+                    <a:graphicData uri="http://schemas.openxmlformats.org/drawingml/2006/picture">
+                      <pic:pic xmlns:pic="http://schemas.openxmlformats.org/drawingml/2006/picture">
+                        <pic:nvPicPr>
+                          <pic:cNvPr id="1964439293" name=""/>
+                          <pic:cNvPicPr/>
+                        </pic:nvPicPr>
+                        <pic:blipFill>
+                          <a:blip r:embed="rId37"/>
+                          <a:stretch>
+                            <a:fillRect/>
+                          </a:stretch>
+                        </pic:blipFill>
+                        <pic:spPr>
+                          <a:xfrm>
+                            <a:off x="0" y="0"/>
+                            <a:ext cx="2027006" cy="2881721"/>
+                          </a:xfrm>
+                          <a:prstGeom prst="rect">
+                            <a:avLst/>
+                          </a:prstGeom>
+                        </pic:spPr>
+                      </pic:pic>
+                    </a:graphicData>
+                  </a:graphic>
+                </wp:inline>
+              </w:drawing>
+            </w:r>
+          </w:p>
+        </w:tc>
+      </w:tr>
+    </w:tbl>
+    <w:p>
+      <w:pPr>
+        <w:spacing w:after="0" w:line="240" w:lineRule="auto"/>
+      </w:pPr>
+    </w:p>
+    <w:p>
+      <w:pPr>
+        <w:spacing w:after="0" w:line="240" w:lineRule="auto"/>
+        <w:rPr>
+          <w:b/>
+          <w:bCs/>
+        </w:rPr>
+      </w:pPr>
+      <w:r>
+        <w:rPr>
+          <w:b/>
+          <w:bCs/>
+        </w:rPr>
+        <w:lastRenderedPageBreak/>
+        <w:t>Components</w:t>
+      </w:r>
+      <w:r>
+        <w:rPr>
+          <w:b/>
+          <w:bCs/>
+        </w:rPr>
+        <w:t>:</w:t>
+      </w:r>
+    </w:p>
+    <w:p>
+      <w:pPr>
+        <w:spacing w:after="0" w:line="240" w:lineRule="auto"/>
+      </w:pPr>
+      <w:r>
+        <w:rPr>
+          <w:b/>
+          <w:bCs/>
+        </w:rPr>
+        <w:t>components</w:t>
+      </w:r>
+      <w:r>
+        <w:t> are the main building block of an angular application.</w:t>
+      </w:r>
+    </w:p>
+    <w:p>
+      <w:pPr>
+        <w:spacing w:after="0" w:line="240" w:lineRule="auto"/>
+      </w:pPr>
+    </w:p>
+    <w:p>
+      <w:pPr>
+        <w:spacing w:after="0" w:line="240" w:lineRule="auto"/>
+      </w:pPr>
+      <w:proofErr w:type="gramStart"/>
+      <w:r>
+        <w:rPr>
+          <w:b/>
+          <w:bCs/>
+          <w:sz w:val="32"/>
+          <w:szCs w:val="32"/>
+          <w:highlight w:val="yellow"/>
+        </w:rPr>
+        <w:t>Component  =</w:t>
+      </w:r>
+      <w:proofErr w:type="gramEnd"/>
+      <w:r>
+        <w:rPr>
+          <w:b/>
+          <w:bCs/>
+          <w:sz w:val="32"/>
+          <w:szCs w:val="32"/>
+          <w:highlight w:val="yellow"/>
+        </w:rPr>
+        <w:t xml:space="preserve"> HTML + CSS + TS class.</w:t>
+      </w:r>
+    </w:p>
+    <w:p>
+      <w:pPr>
+        <w:spacing w:after="0" w:line="240" w:lineRule="auto"/>
+      </w:pPr>
+    </w:p>
+    <w:p>
+      <w:pPr>
+        <w:spacing w:after="0" w:line="240" w:lineRule="auto"/>
+      </w:pPr>
+      <w:r>
+        <w:drawing>
+          <wp:inline distT="0" distB="0" distL="0" distR="0" wp14:anchorId="1D7BA8EC" wp14:editId="34EA72DA">
+            <wp:extent cx="4279900" cy="2836834"/>
+            <wp:effectExtent l="0" t="0" r="6350" b="1905"/>
+            <wp:docPr id="257067360" name="Picture 1"/>
+            <wp:cNvGraphicFramePr>
+              <a:graphicFrameLocks xmlns:a="http://schemas.openxmlformats.org/drawingml/2006/main" noChangeAspect="1"/>
+            </wp:cNvGraphicFramePr>
+            <a:graphic xmlns:a="http://schemas.openxmlformats.org/drawingml/2006/main">
+              <a:graphicData uri="http://schemas.openxmlformats.org/drawingml/2006/picture">
+                <pic:pic xmlns:pic="http://schemas.openxmlformats.org/drawingml/2006/picture">
+                  <pic:nvPicPr>
+                    <pic:cNvPr id="257067360" name=""/>
+                    <pic:cNvPicPr/>
+                  </pic:nvPicPr>
+                  <pic:blipFill>
+                    <a:blip r:embed="rId38"/>
+                    <a:stretch>
+                      <a:fillRect/>
+                    </a:stretch>
+                  </pic:blipFill>
+                  <pic:spPr>
+                    <a:xfrm>
+                      <a:off x="0" y="0"/>
+                      <a:ext cx="4285124" cy="2840296"/>
+                    </a:xfrm>
+                    <a:prstGeom prst="rect">
+                      <a:avLst/>
+                    </a:prstGeom>
+                  </pic:spPr>
+                </pic:pic>
+              </a:graphicData>
+            </a:graphic>
+          </wp:inline>
+        </w:drawing>
+      </w:r>
+    </w:p>
+    <w:p>
+      <w:pPr>
+        <w:spacing w:after="0" w:line="240" w:lineRule="auto"/>
+      </w:pPr>
+    </w:p>
+    <w:p>
+      <w:pPr>
+        <w:spacing w:after="0" w:line="240" w:lineRule="auto"/>
+      </w:pPr>
+      <w:proofErr w:type="spellStart"/>
+      <w:r>
+        <w:rPr>
+          <w:b/>
+          <w:bCs/>
+        </w:rPr>
+        <w:t>omponents</w:t>
+      </w:r>
+      <w:proofErr w:type="spellEnd"/>
+      <w:r>
+        <w:t> are the main building block of an angular application. Components are similar to </w:t>
+      </w:r>
+      <w:hyperlink r:id="rId39" w:tgtFrame="_blank" w:history="1">
+        <w:r>
+          <w:rPr>
+            <w:rStyle w:val="Hyperlink"/>
+          </w:rPr>
+          <w:t>Controllers in Angular JS</w:t>
+        </w:r>
+      </w:hyperlink>
+      <w:r>
+        <w:t>, but Angular use Components instead of Controllers.</w:t>
+      </w:r>
+    </w:p>
+    <w:p>
+      <w:pPr>
+        <w:spacing w:after="0" w:line="240" w:lineRule="auto"/>
+      </w:pPr>
+      <w:r>
+        <w:rPr>
+          <w:b/>
+          <w:bCs/>
+        </w:rPr>
+        <w:t>Components</w:t>
+      </w:r>
+      <w:r>
+        <w:t> create UI using template, stylesheet and class. The interactive UI are build using components. Each component has some data. Even components can share data to each other. All components are linked to </w:t>
+      </w:r>
+      <w:r>
+        <w:rPr>
+          <w:i/>
+          <w:iCs/>
+        </w:rPr>
+        <w:t>index.html</w:t>
+      </w:r>
+      <w:r>
+        <w:t> file.</w:t>
+      </w:r>
+    </w:p>
+    <w:p>
+      <w:pPr>
+        <w:spacing w:after="0" w:line="240" w:lineRule="auto"/>
+      </w:pPr>
+    </w:p>
+    <w:p>
+      <w:pPr>
+        <w:spacing w:after="0" w:line="240" w:lineRule="auto"/>
+      </w:pPr>
+      <w:r>
+        <w:t>Each </w:t>
+      </w:r>
+      <w:r>
+        <w:rPr>
+          <w:b/>
+          <w:bCs/>
+        </w:rPr>
+        <w:t>Components</w:t>
+      </w:r>
+      <w:r>
+        <w:t> includes</w:t>
+      </w:r>
+    </w:p>
+    <w:p>
+      <w:pPr>
+        <w:numPr>
+          <w:ilvl w:val="0"/>
+          <w:numId w:val="30"/>
+        </w:numPr>
+        <w:spacing w:after="0" w:line="240" w:lineRule="auto"/>
+      </w:pPr>
+      <w:r>
+        <w:t>html page for template</w:t>
+      </w:r>
+    </w:p>
+    <w:p>
+      <w:pPr>
+        <w:numPr>
+          <w:ilvl w:val="0"/>
+          <w:numId w:val="30"/>
+        </w:numPr>
+        <w:spacing w:after="0" w:line="240" w:lineRule="auto"/>
+      </w:pPr>
+      <w:r>
+        <w:t>CSS File</w:t>
+      </w:r>
+    </w:p>
+    <w:p>
+      <w:pPr>
+        <w:numPr>
+          <w:ilvl w:val="0"/>
+          <w:numId w:val="30"/>
+        </w:numPr>
+        <w:spacing w:after="0" w:line="240" w:lineRule="auto"/>
+      </w:pPr>
+      <w:r>
+        <w:t xml:space="preserve">class in </w:t>
+      </w:r>
+      <w:proofErr w:type="spellStart"/>
+      <w:r>
+        <w:t>ts</w:t>
+      </w:r>
+      <w:proofErr w:type="spellEnd"/>
+      <w:r>
+        <w:t xml:space="preserve"> file</w:t>
+      </w:r>
+    </w:p>
+    <w:p>
+      <w:pPr>
+        <w:spacing w:after="0" w:line="240" w:lineRule="auto"/>
+      </w:pPr>
+    </w:p>
+    <w:p>
+      <w:pPr>
+        <w:spacing w:after="0" w:line="240" w:lineRule="auto"/>
+      </w:pPr>
+      <w:r>
+        <w:t xml:space="preserve">To create new </w:t>
+      </w:r>
+      <w:proofErr w:type="gramStart"/>
+      <w:r>
+        <w:t>component</w:t>
+      </w:r>
+      <w:proofErr w:type="gramEnd"/>
+      <w:r>
+        <w:t xml:space="preserve"> we can use below command.</w:t>
+      </w:r>
+    </w:p>
+    <w:p>
+      <w:pPr>
+        <w:spacing w:after="0" w:line="240" w:lineRule="auto"/>
+        <w:rPr>
+          <w:b/>
+          <w:bCs/>
+        </w:rPr>
+      </w:pPr>
+      <w:r>
+        <w:rPr>
+          <w:b/>
+          <w:bCs/>
+        </w:rPr>
+        <w:t>$ ng generate component &lt;employee&gt;</w:t>
+      </w:r>
+    </w:p>
+    <w:p>
+      <w:pPr>
+        <w:spacing w:after="0" w:line="240" w:lineRule="auto"/>
+      </w:pPr>
+      <w:r>
+        <w:drawing>
+          <wp:inline distT="0" distB="0" distL="0" distR="0" wp14:anchorId="49947F1A" wp14:editId="4EE06254">
+            <wp:extent cx="6645910" cy="1165225"/>
+            <wp:effectExtent l="0" t="0" r="2540" b="0"/>
+            <wp:docPr id="575525099" name="Picture 1"/>
+            <wp:cNvGraphicFramePr>
+              <a:graphicFrameLocks xmlns:a="http://schemas.openxmlformats.org/drawingml/2006/main" noChangeAspect="1"/>
+            </wp:cNvGraphicFramePr>
+            <a:graphic xmlns:a="http://schemas.openxmlformats.org/drawingml/2006/main">
+              <a:graphicData uri="http://schemas.openxmlformats.org/drawingml/2006/picture">
+                <pic:pic xmlns:pic="http://schemas.openxmlformats.org/drawingml/2006/picture">
+                  <pic:nvPicPr>
+                    <pic:cNvPr id="575525099" name=""/>
+                    <pic:cNvPicPr/>
+                  </pic:nvPicPr>
+                  <pic:blipFill>
+                    <a:blip r:embed="rId40"/>
+                    <a:stretch>
+                      <a:fillRect/>
+                    </a:stretch>
+                  </pic:blipFill>
+                  <pic:spPr>
+                    <a:xfrm>
+                      <a:off x="0" y="0"/>
+                      <a:ext cx="6645910" cy="1165225"/>
+                    </a:xfrm>
+                    <a:prstGeom prst="rect">
+                      <a:avLst/>
+                    </a:prstGeom>
+                  </pic:spPr>
+                </pic:pic>
+              </a:graphicData>
+            </a:graphic>
+          </wp:inline>
+        </w:drawing>
+      </w:r>
+    </w:p>
+    <w:p>
+      <w:pPr>
+        <w:spacing w:after="0" w:line="240" w:lineRule="auto"/>
+      </w:pPr>
+    </w:p>
+    <w:p>
+      <w:pPr>
+        <w:spacing w:after="0" w:line="240" w:lineRule="auto"/>
+      </w:pPr>
+      <w:r>
+        <w:t>We can see here generate command create 4 files.</w:t>
+      </w:r>
+    </w:p>
+    <w:p>
+      <w:pPr>
+        <w:spacing w:after="0" w:line="240" w:lineRule="auto"/>
+      </w:pPr>
+      <w:r>
+        <w:t xml:space="preserve">Html file, </w:t>
+      </w:r>
+      <w:proofErr w:type="spellStart"/>
+      <w:r>
+        <w:t>css</w:t>
+      </w:r>
+      <w:proofErr w:type="spellEnd"/>
+      <w:r>
+        <w:t xml:space="preserve"> file, </w:t>
+      </w:r>
+      <w:proofErr w:type="spellStart"/>
+      <w:r>
+        <w:t>ts</w:t>
+      </w:r>
+      <w:proofErr w:type="spellEnd"/>
+      <w:r>
+        <w:t xml:space="preserve"> file and one </w:t>
+      </w:r>
+      <w:proofErr w:type="spellStart"/>
+      <w:r>
+        <w:t>spect.ts</w:t>
+      </w:r>
+      <w:proofErr w:type="spellEnd"/>
+      <w:r>
+        <w:t xml:space="preserve"> file which is used for testing purpose.</w:t>
+      </w:r>
+    </w:p>
+    <w:p>
+      <w:pPr>
+        <w:spacing w:after="0" w:line="240" w:lineRule="auto"/>
+      </w:pPr>
+    </w:p>
+    <w:p>
+      <w:pPr>
+        <w:spacing w:after="0" w:line="240" w:lineRule="auto"/>
+      </w:pPr>
+      <w:r>
+        <w:t xml:space="preserve">When ever we create any new component that component folder is create under </w:t>
+      </w:r>
+      <w:proofErr w:type="spellStart"/>
+      <w:r>
+        <w:rPr>
+          <w:b/>
+          <w:bCs/>
+          <w:highlight w:val="yellow"/>
+        </w:rPr>
+        <w:t>src</w:t>
+      </w:r>
+      <w:proofErr w:type="spellEnd"/>
+      <w:r>
+        <w:rPr>
+          <w:b/>
+          <w:bCs/>
+          <w:highlight w:val="yellow"/>
+        </w:rPr>
+        <w:t>/app/&lt;employee/address&gt;</w:t>
+      </w:r>
+      <w:r>
+        <w:t xml:space="preserve"> folder.</w:t>
+      </w:r>
+    </w:p>
+    <w:p>
+      <w:pPr>
+        <w:spacing w:after="0" w:line="240" w:lineRule="auto"/>
+      </w:pPr>
+    </w:p>
+    <w:p>
+      <w:pPr>
+        <w:spacing w:after="0" w:line="240" w:lineRule="auto"/>
+      </w:pPr>
+    </w:p>
+    <w:p>
+      <w:pPr>
+        <w:spacing w:after="0" w:line="240" w:lineRule="auto"/>
+      </w:pPr>
+    </w:p>
+    <w:p>
+      <w:pPr>
+        <w:spacing w:after="0" w:line="240" w:lineRule="auto"/>
+      </w:pPr>
+    </w:p>
+    <w:p>
+      <w:pPr>
+        <w:spacing w:after="0" w:line="240" w:lineRule="auto"/>
+      </w:pPr>
+    </w:p>
+    <w:p>
+      <w:pPr>
+        <w:spacing w:after="0" w:line="240" w:lineRule="auto"/>
+      </w:pPr>
+    </w:p>
+    <w:p>
+      <w:pPr>
+        <w:spacing w:after="0" w:line="240" w:lineRule="auto"/>
+      </w:pPr>
+    </w:p>
+    <w:p>
+      <w:pPr>
+        <w:spacing w:after="0" w:line="240" w:lineRule="auto"/>
+      </w:pPr>
+    </w:p>
+    <w:p>
+      <w:pPr>
+        <w:spacing w:after="0" w:line="240" w:lineRule="auto"/>
+      </w:pPr>
+    </w:p>
+    <w:p>
+      <w:pPr>
+        <w:spacing w:after="0" w:line="240" w:lineRule="auto"/>
+      </w:pPr>
+    </w:p>
+    <w:p>
+      <w:pPr>
+        <w:spacing w:after="0" w:line="240" w:lineRule="auto"/>
+      </w:pPr>
+    </w:p>
+    <w:p>
+      <w:pPr>
+        <w:spacing w:after="0" w:line="240" w:lineRule="auto"/>
+      </w:pPr>
+    </w:p>
+    <w:p>
+      <w:pPr>
+        <w:spacing w:after="0" w:line="240" w:lineRule="auto"/>
+      </w:pPr>
+    </w:p>
+    <w:p>
+      <w:pPr>
+        <w:spacing w:after="0" w:line="240" w:lineRule="auto"/>
+      </w:pPr>
+    </w:p>
+    <w:p>
+      <w:pPr>
+        <w:spacing w:after="0" w:line="240" w:lineRule="auto"/>
+      </w:pPr>
+    </w:p>
+    <w:p>
+      <w:pPr>
+        <w:spacing w:after="0" w:line="240" w:lineRule="auto"/>
+      </w:pPr>
+    </w:p>
+    <w:p>
+      <w:pPr>
+        <w:spacing w:after="0" w:line="240" w:lineRule="auto"/>
+      </w:pPr>
+    </w:p>
+    <w:p>
+      <w:pPr>
+        <w:spacing w:after="0" w:line="240" w:lineRule="auto"/>
+      </w:pPr>
+    </w:p>
+    <w:p>
+      <w:pPr>
+        <w:spacing w:after="0" w:line="240" w:lineRule="auto"/>
+      </w:pPr>
+    </w:p>
+    <w:p>
+      <w:pPr>
+        <w:spacing w:after="0" w:line="240" w:lineRule="auto"/>
+      </w:pPr>
+    </w:p>
+    <w:p>
+      <w:pPr>
+        <w:spacing w:after="0" w:line="240" w:lineRule="auto"/>
+      </w:pPr>
+    </w:p>
+    <w:p>
+      <w:pPr>
+        <w:spacing w:after="0" w:line="240" w:lineRule="auto"/>
+      </w:pPr>
+    </w:p>
+    <w:p>
+      <w:pPr>
+        <w:spacing w:after="0" w:line="240" w:lineRule="auto"/>
+      </w:pPr>
+    </w:p>
+    <w:p>
+      <w:pPr>
+        <w:spacing w:after="0" w:line="240" w:lineRule="auto"/>
+      </w:pPr>
+    </w:p>
+    <w:p>
+      <w:pPr>
+        <w:spacing w:after="0" w:line="240" w:lineRule="auto"/>
+      </w:pPr>
+    </w:p>
+    <w:p>
+      <w:pPr>
+        <w:spacing w:after="0" w:line="240" w:lineRule="auto"/>
       </w:pPr>
     </w:p>
     <w:p>
@@ -2614,6 +5077,208 @@
     </w:lvl>
   </w:abstractNum>
   <w:abstractNum w:abstractNumId="11" w15:restartNumberingAfterBreak="0">
+    <w:nsid w:val="20B7327A"/>
+    <w:multiLevelType w:val="multilevel"/>
+    <w:tmpl w:val="8086F79A"/>
+    <w:lvl w:ilvl="0">
+      <w:start w:val="1"/>
+      <w:numFmt w:val="decimal"/>
+      <w:lvlText w:val="%1."/>
+      <w:lvlJc w:val="left"/>
+      <w:pPr>
+        <w:tabs>
+          <w:tab w:val="num" w:pos="720"/>
+        </w:tabs>
+        <w:ind w:left="720" w:hanging="360"/>
+      </w:pPr>
+    </w:lvl>
+    <w:lvl w:ilvl="1" w:tentative="1">
+      <w:start w:val="1"/>
+      <w:numFmt w:val="decimal"/>
+      <w:lvlText w:val="%2."/>
+      <w:lvlJc w:val="left"/>
+      <w:pPr>
+        <w:tabs>
+          <w:tab w:val="num" w:pos="1440"/>
+        </w:tabs>
+        <w:ind w:left="1440" w:hanging="360"/>
+      </w:pPr>
+    </w:lvl>
+    <w:lvl w:ilvl="2" w:tentative="1">
+      <w:start w:val="1"/>
+      <w:numFmt w:val="decimal"/>
+      <w:lvlText w:val="%3."/>
+      <w:lvlJc w:val="left"/>
+      <w:pPr>
+        <w:tabs>
+          <w:tab w:val="num" w:pos="2160"/>
+        </w:tabs>
+        <w:ind w:left="2160" w:hanging="360"/>
+      </w:pPr>
+    </w:lvl>
+    <w:lvl w:ilvl="3" w:tentative="1">
+      <w:start w:val="1"/>
+      <w:numFmt w:val="decimal"/>
+      <w:lvlText w:val="%4."/>
+      <w:lvlJc w:val="left"/>
+      <w:pPr>
+        <w:tabs>
+          <w:tab w:val="num" w:pos="2880"/>
+        </w:tabs>
+        <w:ind w:left="2880" w:hanging="360"/>
+      </w:pPr>
+    </w:lvl>
+    <w:lvl w:ilvl="4" w:tentative="1">
+      <w:start w:val="1"/>
+      <w:numFmt w:val="decimal"/>
+      <w:lvlText w:val="%5."/>
+      <w:lvlJc w:val="left"/>
+      <w:pPr>
+        <w:tabs>
+          <w:tab w:val="num" w:pos="3600"/>
+        </w:tabs>
+        <w:ind w:left="3600" w:hanging="360"/>
+      </w:pPr>
+    </w:lvl>
+    <w:lvl w:ilvl="5" w:tentative="1">
+      <w:start w:val="1"/>
+      <w:numFmt w:val="decimal"/>
+      <w:lvlText w:val="%6."/>
+      <w:lvlJc w:val="left"/>
+      <w:pPr>
+        <w:tabs>
+          <w:tab w:val="num" w:pos="4320"/>
+        </w:tabs>
+        <w:ind w:left="4320" w:hanging="360"/>
+      </w:pPr>
+    </w:lvl>
+    <w:lvl w:ilvl="6" w:tentative="1">
+      <w:start w:val="1"/>
+      <w:numFmt w:val="decimal"/>
+      <w:lvlText w:val="%7."/>
+      <w:lvlJc w:val="left"/>
+      <w:pPr>
+        <w:tabs>
+          <w:tab w:val="num" w:pos="5040"/>
+        </w:tabs>
+        <w:ind w:left="5040" w:hanging="360"/>
+      </w:pPr>
+    </w:lvl>
+    <w:lvl w:ilvl="7" w:tentative="1">
+      <w:start w:val="1"/>
+      <w:numFmt w:val="decimal"/>
+      <w:lvlText w:val="%8."/>
+      <w:lvlJc w:val="left"/>
+      <w:pPr>
+        <w:tabs>
+          <w:tab w:val="num" w:pos="5760"/>
+        </w:tabs>
+        <w:ind w:left="5760" w:hanging="360"/>
+      </w:pPr>
+    </w:lvl>
+    <w:lvl w:ilvl="8" w:tentative="1">
+      <w:start w:val="1"/>
+      <w:numFmt w:val="decimal"/>
+      <w:lvlText w:val="%9."/>
+      <w:lvlJc w:val="left"/>
+      <w:pPr>
+        <w:tabs>
+          <w:tab w:val="num" w:pos="6480"/>
+        </w:tabs>
+        <w:ind w:left="6480" w:hanging="360"/>
+      </w:pPr>
+    </w:lvl>
+  </w:abstractNum>
+  <w:abstractNum w:abstractNumId="12" w15:restartNumberingAfterBreak="0">
+    <w:nsid w:val="2E941539"/>
+    <w:multiLevelType w:val="hybridMultilevel"/>
+    <w:tmpl w:val="9ACC1690"/>
+    <w:lvl w:ilvl="0" w:tplc="4009000F">
+      <w:start w:val="1"/>
+      <w:numFmt w:val="decimal"/>
+      <w:lvlText w:val="%1."/>
+      <w:lvlJc w:val="left"/>
+      <w:pPr>
+        <w:ind w:left="720" w:hanging="360"/>
+      </w:pPr>
+      <w:rPr>
+        <w:rFonts w:hint="default"/>
+      </w:rPr>
+    </w:lvl>
+    <w:lvl w:ilvl="1" w:tplc="40090019" w:tentative="1">
+      <w:start w:val="1"/>
+      <w:numFmt w:val="lowerLetter"/>
+      <w:lvlText w:val="%2."/>
+      <w:lvlJc w:val="left"/>
+      <w:pPr>
+        <w:ind w:left="1440" w:hanging="360"/>
+      </w:pPr>
+    </w:lvl>
+    <w:lvl w:ilvl="2" w:tplc="4009001B" w:tentative="1">
+      <w:start w:val="1"/>
+      <w:numFmt w:val="lowerRoman"/>
+      <w:lvlText w:val="%3."/>
+      <w:lvlJc w:val="right"/>
+      <w:pPr>
+        <w:ind w:left="2160" w:hanging="180"/>
+      </w:pPr>
+    </w:lvl>
+    <w:lvl w:ilvl="3" w:tplc="4009000F" w:tentative="1">
+      <w:start w:val="1"/>
+      <w:numFmt w:val="decimal"/>
+      <w:lvlText w:val="%4."/>
+      <w:lvlJc w:val="left"/>
+      <w:pPr>
+        <w:ind w:left="2880" w:hanging="360"/>
+      </w:pPr>
+    </w:lvl>
+    <w:lvl w:ilvl="4" w:tplc="40090019" w:tentative="1">
+      <w:start w:val="1"/>
+      <w:numFmt w:val="lowerLetter"/>
+      <w:lvlText w:val="%5."/>
+      <w:lvlJc w:val="left"/>
+      <w:pPr>
+        <w:ind w:left="3600" w:hanging="360"/>
+      </w:pPr>
+    </w:lvl>
+    <w:lvl w:ilvl="5" w:tplc="4009001B" w:tentative="1">
+      <w:start w:val="1"/>
+      <w:numFmt w:val="lowerRoman"/>
+      <w:lvlText w:val="%6."/>
+      <w:lvlJc w:val="right"/>
+      <w:pPr>
+        <w:ind w:left="4320" w:hanging="180"/>
+      </w:pPr>
+    </w:lvl>
+    <w:lvl w:ilvl="6" w:tplc="4009000F" w:tentative="1">
+      <w:start w:val="1"/>
+      <w:numFmt w:val="decimal"/>
+      <w:lvlText w:val="%7."/>
+      <w:lvlJc w:val="left"/>
+      <w:pPr>
+        <w:ind w:left="5040" w:hanging="360"/>
+      </w:pPr>
+    </w:lvl>
+    <w:lvl w:ilvl="7" w:tplc="40090019" w:tentative="1">
+      <w:start w:val="1"/>
+      <w:numFmt w:val="lowerLetter"/>
+      <w:lvlText w:val="%8."/>
+      <w:lvlJc w:val="left"/>
+      <w:pPr>
+        <w:ind w:left="5760" w:hanging="360"/>
+      </w:pPr>
+    </w:lvl>
+    <w:lvl w:ilvl="8" w:tplc="4009001B" w:tentative="1">
+      <w:start w:val="1"/>
+      <w:numFmt w:val="lowerRoman"/>
+      <w:lvlText w:val="%9."/>
+      <w:lvlJc w:val="right"/>
+      <w:pPr>
+        <w:ind w:left="6480" w:hanging="180"/>
+      </w:pPr>
+    </w:lvl>
+  </w:abstractNum>
+  <w:abstractNum w:abstractNumId="13" w15:restartNumberingAfterBreak="0">
     <w:nsid w:val="32603948"/>
     <w:multiLevelType w:val="multilevel"/>
     <w:tmpl w:val="808AD1CA"/>
@@ -2762,7 +5427,7 @@
       </w:rPr>
     </w:lvl>
   </w:abstractNum>
-  <w:abstractNum w:abstractNumId="12" w15:restartNumberingAfterBreak="0">
+  <w:abstractNum w:abstractNumId="14" w15:restartNumberingAfterBreak="0">
     <w:nsid w:val="35511E32"/>
     <w:multiLevelType w:val="hybridMultilevel"/>
     <w:tmpl w:val="C3228CC8"/>
@@ -2851,7 +5516,7 @@
       </w:pPr>
     </w:lvl>
   </w:abstractNum>
-  <w:abstractNum w:abstractNumId="13" w15:restartNumberingAfterBreak="0">
+  <w:abstractNum w:abstractNumId="15" w15:restartNumberingAfterBreak="0">
     <w:nsid w:val="35DC77A2"/>
     <w:multiLevelType w:val="hybridMultilevel"/>
     <w:tmpl w:val="206C4312"/>
@@ -2940,7 +5605,96 @@
       </w:pPr>
     </w:lvl>
   </w:abstractNum>
-  <w:abstractNum w:abstractNumId="14" w15:restartNumberingAfterBreak="0">
+  <w:abstractNum w:abstractNumId="16" w15:restartNumberingAfterBreak="0">
+    <w:nsid w:val="3B946EF2"/>
+    <w:multiLevelType w:val="hybridMultilevel"/>
+    <w:tmpl w:val="682CD640"/>
+    <w:lvl w:ilvl="0" w:tplc="4009000F">
+      <w:start w:val="1"/>
+      <w:numFmt w:val="decimal"/>
+      <w:lvlText w:val="%1."/>
+      <w:lvlJc w:val="left"/>
+      <w:pPr>
+        <w:ind w:left="720" w:hanging="360"/>
+      </w:pPr>
+      <w:rPr>
+        <w:rFonts w:hint="default"/>
+      </w:rPr>
+    </w:lvl>
+    <w:lvl w:ilvl="1" w:tplc="40090019" w:tentative="1">
+      <w:start w:val="1"/>
+      <w:numFmt w:val="lowerLetter"/>
+      <w:lvlText w:val="%2."/>
+      <w:lvlJc w:val="left"/>
+      <w:pPr>
+        <w:ind w:left="1440" w:hanging="360"/>
+      </w:pPr>
+    </w:lvl>
+    <w:lvl w:ilvl="2" w:tplc="4009001B" w:tentative="1">
+      <w:start w:val="1"/>
+      <w:numFmt w:val="lowerRoman"/>
+      <w:lvlText w:val="%3."/>
+      <w:lvlJc w:val="right"/>
+      <w:pPr>
+        <w:ind w:left="2160" w:hanging="180"/>
+      </w:pPr>
+    </w:lvl>
+    <w:lvl w:ilvl="3" w:tplc="4009000F" w:tentative="1">
+      <w:start w:val="1"/>
+      <w:numFmt w:val="decimal"/>
+      <w:lvlText w:val="%4."/>
+      <w:lvlJc w:val="left"/>
+      <w:pPr>
+        <w:ind w:left="2880" w:hanging="360"/>
+      </w:pPr>
+    </w:lvl>
+    <w:lvl w:ilvl="4" w:tplc="40090019" w:tentative="1">
+      <w:start w:val="1"/>
+      <w:numFmt w:val="lowerLetter"/>
+      <w:lvlText w:val="%5."/>
+      <w:lvlJc w:val="left"/>
+      <w:pPr>
+        <w:ind w:left="3600" w:hanging="360"/>
+      </w:pPr>
+    </w:lvl>
+    <w:lvl w:ilvl="5" w:tplc="4009001B" w:tentative="1">
+      <w:start w:val="1"/>
+      <w:numFmt w:val="lowerRoman"/>
+      <w:lvlText w:val="%6."/>
+      <w:lvlJc w:val="right"/>
+      <w:pPr>
+        <w:ind w:left="4320" w:hanging="180"/>
+      </w:pPr>
+    </w:lvl>
+    <w:lvl w:ilvl="6" w:tplc="4009000F" w:tentative="1">
+      <w:start w:val="1"/>
+      <w:numFmt w:val="decimal"/>
+      <w:lvlText w:val="%7."/>
+      <w:lvlJc w:val="left"/>
+      <w:pPr>
+        <w:ind w:left="5040" w:hanging="360"/>
+      </w:pPr>
+    </w:lvl>
+    <w:lvl w:ilvl="7" w:tplc="40090019" w:tentative="1">
+      <w:start w:val="1"/>
+      <w:numFmt w:val="lowerLetter"/>
+      <w:lvlText w:val="%8."/>
+      <w:lvlJc w:val="left"/>
+      <w:pPr>
+        <w:ind w:left="5760" w:hanging="360"/>
+      </w:pPr>
+    </w:lvl>
+    <w:lvl w:ilvl="8" w:tplc="4009001B" w:tentative="1">
+      <w:start w:val="1"/>
+      <w:numFmt w:val="lowerRoman"/>
+      <w:lvlText w:val="%9."/>
+      <w:lvlJc w:val="right"/>
+      <w:pPr>
+        <w:ind w:left="6480" w:hanging="180"/>
+      </w:pPr>
+    </w:lvl>
+  </w:abstractNum>
+  <w:abstractNum w:abstractNumId="17" w15:restartNumberingAfterBreak="0">
     <w:nsid w:val="3D175E71"/>
     <w:multiLevelType w:val="multilevel"/>
     <w:tmpl w:val="C248C1A2"/>
@@ -3089,7 +5843,7 @@
       </w:rPr>
     </w:lvl>
   </w:abstractNum>
-  <w:abstractNum w:abstractNumId="15" w15:restartNumberingAfterBreak="0">
+  <w:abstractNum w:abstractNumId="18" w15:restartNumberingAfterBreak="0">
     <w:nsid w:val="4271344F"/>
     <w:multiLevelType w:val="multilevel"/>
     <w:tmpl w:val="E9109E7C"/>
@@ -3238,7 +5992,7 @@
       </w:rPr>
     </w:lvl>
   </w:abstractNum>
-  <w:abstractNum w:abstractNumId="16" w15:restartNumberingAfterBreak="0">
+  <w:abstractNum w:abstractNumId="19" w15:restartNumberingAfterBreak="0">
     <w:nsid w:val="58516D6A"/>
     <w:multiLevelType w:val="hybridMultilevel"/>
     <w:tmpl w:val="00CCC8F0"/>
@@ -3327,7 +6081,7 @@
       </w:pPr>
     </w:lvl>
   </w:abstractNum>
-  <w:abstractNum w:abstractNumId="17" w15:restartNumberingAfterBreak="0">
+  <w:abstractNum w:abstractNumId="20" w15:restartNumberingAfterBreak="0">
     <w:nsid w:val="5DCD3B6F"/>
     <w:multiLevelType w:val="multilevel"/>
     <w:tmpl w:val="96AE20F8"/>
@@ -3476,7 +6230,7 @@
       </w:rPr>
     </w:lvl>
   </w:abstractNum>
-  <w:abstractNum w:abstractNumId="18" w15:restartNumberingAfterBreak="0">
+  <w:abstractNum w:abstractNumId="21" w15:restartNumberingAfterBreak="0">
     <w:nsid w:val="5F045E9B"/>
     <w:multiLevelType w:val="hybridMultilevel"/>
     <w:tmpl w:val="0910E5BA"/>
@@ -3565,7 +6319,7 @@
       </w:pPr>
     </w:lvl>
   </w:abstractNum>
-  <w:abstractNum w:abstractNumId="19" w15:restartNumberingAfterBreak="0">
+  <w:abstractNum w:abstractNumId="22" w15:restartNumberingAfterBreak="0">
     <w:nsid w:val="64880EC8"/>
     <w:multiLevelType w:val="hybridMultilevel"/>
     <w:tmpl w:val="0BECC98E"/>
@@ -3654,7 +6408,7 @@
       </w:pPr>
     </w:lvl>
   </w:abstractNum>
-  <w:abstractNum w:abstractNumId="20" w15:restartNumberingAfterBreak="0">
+  <w:abstractNum w:abstractNumId="23" w15:restartNumberingAfterBreak="0">
     <w:nsid w:val="683517A9"/>
     <w:multiLevelType w:val="multilevel"/>
     <w:tmpl w:val="D05E2A52"/>
@@ -3803,7 +6557,7 @@
       </w:rPr>
     </w:lvl>
   </w:abstractNum>
-  <w:abstractNum w:abstractNumId="21" w15:restartNumberingAfterBreak="0">
+  <w:abstractNum w:abstractNumId="24" w15:restartNumberingAfterBreak="0">
     <w:nsid w:val="6B5A2171"/>
     <w:multiLevelType w:val="multilevel"/>
     <w:tmpl w:val="4BA8F6A8"/>
@@ -3952,7 +6706,7 @@
       </w:rPr>
     </w:lvl>
   </w:abstractNum>
-  <w:abstractNum w:abstractNumId="22" w15:restartNumberingAfterBreak="0">
+  <w:abstractNum w:abstractNumId="25" w15:restartNumberingAfterBreak="0">
     <w:nsid w:val="6CD90AAA"/>
     <w:multiLevelType w:val="hybridMultilevel"/>
     <w:tmpl w:val="CB0867E8"/>
@@ -4041,7 +6795,7 @@
       </w:pPr>
     </w:lvl>
   </w:abstractNum>
-  <w:abstractNum w:abstractNumId="23" w15:restartNumberingAfterBreak="0">
+  <w:abstractNum w:abstractNumId="26" w15:restartNumberingAfterBreak="0">
     <w:nsid w:val="72044FAA"/>
     <w:multiLevelType w:val="multilevel"/>
     <w:tmpl w:val="F278844E"/>
@@ -4190,7 +6944,7 @@
       </w:rPr>
     </w:lvl>
   </w:abstractNum>
-  <w:abstractNum w:abstractNumId="24" w15:restartNumberingAfterBreak="0">
+  <w:abstractNum w:abstractNumId="27" w15:restartNumberingAfterBreak="0">
     <w:nsid w:val="74BE6604"/>
     <w:multiLevelType w:val="multilevel"/>
     <w:tmpl w:val="C5E69C6E"/>
@@ -4339,7 +7093,7 @@
       </w:rPr>
     </w:lvl>
   </w:abstractNum>
-  <w:abstractNum w:abstractNumId="25" w15:restartNumberingAfterBreak="0">
+  <w:abstractNum w:abstractNumId="28" w15:restartNumberingAfterBreak="0">
     <w:nsid w:val="75FC232B"/>
     <w:multiLevelType w:val="multilevel"/>
     <w:tmpl w:val="CE3A26CC"/>
@@ -4488,7 +7242,7 @@
       </w:rPr>
     </w:lvl>
   </w:abstractNum>
-  <w:abstractNum w:abstractNumId="26" w15:restartNumberingAfterBreak="0">
+  <w:abstractNum w:abstractNumId="29" w15:restartNumberingAfterBreak="0">
     <w:nsid w:val="76B67D00"/>
     <w:multiLevelType w:val="hybridMultilevel"/>
     <w:tmpl w:val="6ED44928"/>
@@ -4602,22 +7356,22 @@
     </w:lvl>
   </w:abstractNum>
   <w:num w:numId="1" w16cid:durableId="1786997795">
-    <w:abstractNumId w:val="20"/>
+    <w:abstractNumId w:val="23"/>
   </w:num>
   <w:num w:numId="2" w16cid:durableId="649095618">
-    <w:abstractNumId w:val="17"/>
+    <w:abstractNumId w:val="20"/>
   </w:num>
   <w:num w:numId="3" w16cid:durableId="1091312259">
     <w:abstractNumId w:val="1"/>
   </w:num>
   <w:num w:numId="4" w16cid:durableId="2126465039">
-    <w:abstractNumId w:val="13"/>
+    <w:abstractNumId w:val="15"/>
   </w:num>
   <w:num w:numId="5" w16cid:durableId="87163252">
-    <w:abstractNumId w:val="12"/>
+    <w:abstractNumId w:val="14"/>
   </w:num>
   <w:num w:numId="6" w16cid:durableId="393430431">
-    <w:abstractNumId w:val="22"/>
+    <w:abstractNumId w:val="25"/>
   </w:num>
   <w:num w:numId="7" w16cid:durableId="22755052">
     <w:abstractNumId w:val="6"/>
@@ -4629,19 +7383,19 @@
     <w:abstractNumId w:val="2"/>
   </w:num>
   <w:num w:numId="10" w16cid:durableId="261768541">
-    <w:abstractNumId w:val="14"/>
+    <w:abstractNumId w:val="17"/>
   </w:num>
   <w:num w:numId="11" w16cid:durableId="920530383">
-    <w:abstractNumId w:val="15"/>
+    <w:abstractNumId w:val="18"/>
   </w:num>
   <w:num w:numId="12" w16cid:durableId="329067514">
-    <w:abstractNumId w:val="16"/>
+    <w:abstractNumId w:val="19"/>
   </w:num>
   <w:num w:numId="13" w16cid:durableId="109862485">
-    <w:abstractNumId w:val="19"/>
+    <w:abstractNumId w:val="22"/>
   </w:num>
   <w:num w:numId="14" w16cid:durableId="161700848">
-    <w:abstractNumId w:val="23"/>
+    <w:abstractNumId w:val="26"/>
   </w:num>
   <w:num w:numId="15" w16cid:durableId="2023049815">
     <w:abstractNumId w:val="8"/>
@@ -4650,16 +7404,16 @@
     <w:abstractNumId w:val="5"/>
   </w:num>
   <w:num w:numId="17" w16cid:durableId="1681085876">
-    <w:abstractNumId w:val="24"/>
+    <w:abstractNumId w:val="27"/>
   </w:num>
   <w:num w:numId="18" w16cid:durableId="1762793056">
-    <w:abstractNumId w:val="25"/>
+    <w:abstractNumId w:val="28"/>
   </w:num>
   <w:num w:numId="19" w16cid:durableId="1371563757">
-    <w:abstractNumId w:val="18"/>
+    <w:abstractNumId w:val="21"/>
   </w:num>
   <w:num w:numId="20" w16cid:durableId="458688707">
-    <w:abstractNumId w:val="21"/>
+    <w:abstractNumId w:val="24"/>
   </w:num>
   <w:num w:numId="21" w16cid:durableId="451746149">
     <w:abstractNumId w:val="9"/>
@@ -4668,10 +7422,10 @@
     <w:abstractNumId w:val="10"/>
   </w:num>
   <w:num w:numId="23" w16cid:durableId="2069645773">
-    <w:abstractNumId w:val="26"/>
+    <w:abstractNumId w:val="29"/>
   </w:num>
   <w:num w:numId="24" w16cid:durableId="1712999510">
-    <w:abstractNumId w:val="11"/>
+    <w:abstractNumId w:val="13"/>
   </w:num>
   <w:num w:numId="25" w16cid:durableId="1433741502">
     <w:abstractNumId w:val="4"/>
@@ -4681,6 +7435,15 @@
   </w:num>
   <w:num w:numId="27" w16cid:durableId="1528832634">
     <w:abstractNumId w:val="0"/>
+  </w:num>
+  <w:num w:numId="28" w16cid:durableId="1442185687">
+    <w:abstractNumId w:val="16"/>
+  </w:num>
+  <w:num w:numId="29" w16cid:durableId="592666648">
+    <w:abstractNumId w:val="12"/>
+  </w:num>
+  <w:num w:numId="30" w16cid:durableId="983511762">
+    <w:abstractNumId w:val="11"/>
   </w:num>
 </w:numbering>
 </file>

--- a/UI_html_css_javascript/notes/Angular_6AM_2025.docx
+++ b/UI_html_css_javascript/notes/Angular_6AM_2025.docx
@@ -588,6 +588,7 @@
       </w:pPr>
       <w:r>
         <w:rPr>
+          <w:noProof/>
           <w:lang w:val="en-US"/>
         </w:rPr>
         <w:drawing>
@@ -999,6 +1000,7 @@
       </w:pPr>
       <w:r>
         <w:rPr>
+          <w:noProof/>
           <w:lang w:val="en-US"/>
         </w:rPr>
         <w:lastRenderedPageBreak/>
@@ -1268,6 +1270,7 @@
       </w:pPr>
       <w:r>
         <w:rPr>
+          <w:noProof/>
           <w:lang w:val="en-US"/>
         </w:rPr>
         <w:drawing>
@@ -1512,14 +1515,133 @@
           <w:b/>
           <w:bCs/>
         </w:rPr>
+        <w:t xml:space="preserve"> i -g @angular/cli</w:t>
+      </w:r>
+      <w:r>
+        <w:rPr>
+          <w:lang w:val="en-US"/>
+        </w:rPr>
+        <w:t>]</w:t>
+      </w:r>
+      <w:r>
+        <w:rPr>
+          <w:lang w:val="en-US"/>
+        </w:rPr>
         <w:t xml:space="preserve"> </w:t>
       </w:r>
+      <w:r>
+        <w:rPr>
+          <w:b/>
+          <w:bCs/>
+          <w:lang w:val="en-US"/>
+        </w:rPr>
+        <w:t>– Onetime process</w:t>
+      </w:r>
+      <w:r>
+        <w:rPr>
+          <w:b/>
+          <w:bCs/>
+          <w:highlight w:val="yellow"/>
+          <w:lang w:val="en-US"/>
+        </w:rPr>
+        <w:t>.</w:t>
+      </w:r>
+      <w:r>
+        <w:rPr>
+          <w:b/>
+          <w:bCs/>
+          <w:highlight w:val="yellow"/>
+          <w:lang w:val="en-US"/>
+        </w:rPr>
+        <w:t xml:space="preserve">   (C</w:t>
+      </w:r>
+      <w:r>
+        <w:rPr>
+          <w:highlight w:val="yellow"/>
+          <w:lang w:val="en-US"/>
+        </w:rPr>
+        <w:t xml:space="preserve">ommand </w:t>
+      </w:r>
+      <w:r>
+        <w:rPr>
+          <w:b/>
+          <w:bCs/>
+          <w:highlight w:val="yellow"/>
+          <w:lang w:val="en-US"/>
+        </w:rPr>
+        <w:t>L</w:t>
+      </w:r>
+      <w:r>
+        <w:rPr>
+          <w:highlight w:val="yellow"/>
+          <w:lang w:val="en-US"/>
+        </w:rPr>
+        <w:t xml:space="preserve">ine </w:t>
+      </w:r>
+      <w:r>
+        <w:rPr>
+          <w:b/>
+          <w:bCs/>
+          <w:highlight w:val="yellow"/>
+          <w:lang w:val="en-US"/>
+        </w:rPr>
+        <w:t>I</w:t>
+      </w:r>
+      <w:r>
+        <w:rPr>
+          <w:highlight w:val="yellow"/>
+          <w:lang w:val="en-US"/>
+        </w:rPr>
+        <w:t>nterface</w:t>
+      </w:r>
+      <w:r>
+        <w:rPr>
+          <w:b/>
+          <w:bCs/>
+          <w:highlight w:val="yellow"/>
+          <w:lang w:val="en-US"/>
+        </w:rPr>
+        <w:t>)</w:t>
+      </w:r>
+    </w:p>
+    <w:p>
+      <w:pPr>
+        <w:pStyle w:val="ListParagraph"/>
+        <w:spacing w:after="0" w:line="240" w:lineRule="auto"/>
+        <w:rPr>
+          <w:b/>
+          <w:bCs/>
+        </w:rPr>
+      </w:pPr>
+      <w:r>
+        <w:rPr>
+          <w:b/>
+          <w:bCs/>
+        </w:rPr>
+        <w:t xml:space="preserve">$ </w:t>
+      </w:r>
       <w:proofErr w:type="spellStart"/>
       <w:r>
         <w:rPr>
           <w:b/>
           <w:bCs/>
         </w:rPr>
+        <w:t>npm</w:t>
+      </w:r>
+      <w:proofErr w:type="spellEnd"/>
+      <w:r>
+        <w:rPr>
+          <w:b/>
+          <w:bCs/>
+        </w:rPr>
+        <w:t xml:space="preserve"> </w:t>
+      </w:r>
+      <w:proofErr w:type="spellStart"/>
+      <w:r>
+        <w:rPr>
+          <w:b/>
+          <w:bCs/>
+        </w:rPr>
         <w:t>i</w:t>
       </w:r>
       <w:proofErr w:type="spellEnd"/>
@@ -1528,307 +1650,157 @@
           <w:b/>
           <w:bCs/>
         </w:rPr>
+        <w:t xml:space="preserve"> -g @angular/cli                 </w:t>
+      </w:r>
+      <w:r>
+        <w:rPr>
+          <w:b/>
+          <w:bCs/>
+        </w:rPr>
+        <w:sym w:font="Wingdings" w:char="F0E0"/>
+      </w:r>
+      <w:r>
+        <w:rPr>
+          <w:b/>
+          <w:bCs/>
+        </w:rPr>
+        <w:t xml:space="preserve"> installing latest version.</w:t>
+      </w:r>
+    </w:p>
+    <w:p>
+      <w:pPr>
+        <w:pStyle w:val="ListParagraph"/>
+        <w:spacing w:after="0" w:line="240" w:lineRule="auto"/>
+        <w:rPr>
+          <w:b/>
+          <w:bCs/>
+        </w:rPr>
+      </w:pPr>
+      <w:r>
+        <w:rPr>
+          <w:b/>
+          <w:bCs/>
+        </w:rPr>
+        <w:t xml:space="preserve">$ </w:t>
+      </w:r>
+      <w:proofErr w:type="spellStart"/>
+      <w:r>
+        <w:rPr>
+          <w:b/>
+          <w:bCs/>
+        </w:rPr>
+        <w:t>npm</w:t>
+      </w:r>
+      <w:proofErr w:type="spellEnd"/>
+      <w:r>
+        <w:rPr>
+          <w:b/>
+          <w:bCs/>
+        </w:rPr>
+        <w:t xml:space="preserve"> </w:t>
+      </w:r>
+      <w:proofErr w:type="spellStart"/>
+      <w:r>
+        <w:rPr>
+          <w:b/>
+          <w:bCs/>
+        </w:rPr>
+        <w:t>i</w:t>
+      </w:r>
+      <w:proofErr w:type="spellEnd"/>
+      <w:r>
+        <w:rPr>
+          <w:b/>
+          <w:bCs/>
+        </w:rPr>
         <w:t xml:space="preserve"> -g @angular/cli</w:t>
       </w:r>
       <w:r>
         <w:rPr>
-          <w:lang w:val="en-US"/>
-        </w:rPr>
-        <w:t>]</w:t>
-      </w:r>
-      <w:r>
-        <w:rPr>
-          <w:lang w:val="en-US"/>
+          <w:b/>
+          <w:bCs/>
+          <w:highlight w:val="yellow"/>
+        </w:rPr>
+        <w:t>@latest</w:t>
+      </w:r>
+      <w:r>
+        <w:rPr>
+          <w:b/>
+          <w:bCs/>
+        </w:rPr>
+        <w:t xml:space="preserve">  </w:t>
+      </w:r>
+      <w:r>
+        <w:rPr>
+          <w:b/>
+          <w:bCs/>
+        </w:rPr>
+        <w:sym w:font="Wingdings" w:char="F0E0"/>
+      </w:r>
+      <w:r>
+        <w:rPr>
+          <w:b/>
+          <w:bCs/>
+        </w:rPr>
+        <w:t xml:space="preserve"> installing latest version.</w:t>
+      </w:r>
+    </w:p>
+    <w:p>
+      <w:pPr>
+        <w:pStyle w:val="ListParagraph"/>
+        <w:spacing w:after="0" w:line="240" w:lineRule="auto"/>
+        <w:rPr>
+          <w:b/>
+          <w:bCs/>
+          <w:lang w:val="en-US"/>
+        </w:rPr>
+      </w:pPr>
+      <w:r>
+        <w:rPr>
+          <w:b/>
+          <w:bCs/>
+        </w:rPr>
+        <w:t xml:space="preserve">$ </w:t>
+      </w:r>
+      <w:proofErr w:type="spellStart"/>
+      <w:r>
+        <w:rPr>
+          <w:b/>
+          <w:bCs/>
+        </w:rPr>
+        <w:t>npm</w:t>
+      </w:r>
+      <w:proofErr w:type="spellEnd"/>
+      <w:r>
+        <w:rPr>
+          <w:b/>
+          <w:bCs/>
         </w:rPr>
         <w:t xml:space="preserve"> </w:t>
       </w:r>
-      <w:r>
-        <w:rPr>
-          <w:b/>
-          <w:bCs/>
-          <w:lang w:val="en-US"/>
-        </w:rPr>
-        <w:t>– Onetime process</w:t>
+      <w:proofErr w:type="spellStart"/>
+      <w:r>
+        <w:rPr>
+          <w:b/>
+          <w:bCs/>
+        </w:rPr>
+        <w:t>i</w:t>
+      </w:r>
+      <w:proofErr w:type="spellEnd"/>
+      <w:r>
+        <w:rPr>
+          <w:b/>
+          <w:bCs/>
+        </w:rPr>
+        <w:t xml:space="preserve"> -g @angular/cli</w:t>
       </w:r>
       <w:r>
         <w:rPr>
           <w:b/>
           <w:bCs/>
           <w:highlight w:val="yellow"/>
-          <w:lang w:val="en-US"/>
-        </w:rPr>
-        <w:t>.</w:t>
-      </w:r>
-      <w:r>
-        <w:rPr>
-          <w:b/>
-          <w:bCs/>
-          <w:highlight w:val="yellow"/>
-          <w:lang w:val="en-US"/>
-        </w:rPr>
-        <w:t xml:space="preserve">   (C</w:t>
-      </w:r>
-      <w:r>
-        <w:rPr>
-          <w:highlight w:val="yellow"/>
-          <w:lang w:val="en-US"/>
-        </w:rPr>
-        <w:t xml:space="preserve">ommand </w:t>
-      </w:r>
-      <w:r>
-        <w:rPr>
-          <w:b/>
-          <w:bCs/>
-          <w:highlight w:val="yellow"/>
-          <w:lang w:val="en-US"/>
-        </w:rPr>
-        <w:t>L</w:t>
-      </w:r>
-      <w:r>
-        <w:rPr>
-          <w:highlight w:val="yellow"/>
-          <w:lang w:val="en-US"/>
-        </w:rPr>
-        <w:t xml:space="preserve">ine </w:t>
-      </w:r>
-      <w:r>
-        <w:rPr>
-          <w:b/>
-          <w:bCs/>
-          <w:highlight w:val="yellow"/>
-          <w:lang w:val="en-US"/>
-        </w:rPr>
-        <w:t>I</w:t>
-      </w:r>
-      <w:r>
-        <w:rPr>
-          <w:highlight w:val="yellow"/>
-          <w:lang w:val="en-US"/>
-        </w:rPr>
-        <w:t>nterface</w:t>
-      </w:r>
-      <w:r>
-        <w:rPr>
-          <w:b/>
-          <w:bCs/>
-          <w:highlight w:val="yellow"/>
-          <w:lang w:val="en-US"/>
-        </w:rPr>
-        <w:t>)</w:t>
-      </w:r>
-    </w:p>
-    <w:p>
-      <w:pPr>
-        <w:pStyle w:val="ListParagraph"/>
-        <w:spacing w:after="0" w:line="240" w:lineRule="auto"/>
-        <w:rPr>
-          <w:b/>
-          <w:bCs/>
-        </w:rPr>
-      </w:pPr>
-      <w:r>
-        <w:rPr>
-          <w:b/>
-          <w:bCs/>
-        </w:rPr>
-        <w:t xml:space="preserve">$ </w:t>
-      </w:r>
-      <w:proofErr w:type="spellStart"/>
-      <w:r>
-        <w:rPr>
-          <w:b/>
-          <w:bCs/>
-        </w:rPr>
-        <w:t>npm</w:t>
-      </w:r>
-      <w:proofErr w:type="spellEnd"/>
-      <w:r>
-        <w:rPr>
-          <w:b/>
-          <w:bCs/>
-        </w:rPr>
-        <w:t xml:space="preserve"> </w:t>
-      </w:r>
-      <w:proofErr w:type="spellStart"/>
-      <w:r>
-        <w:rPr>
-          <w:b/>
-          <w:bCs/>
-        </w:rPr>
-        <w:t>i</w:t>
-      </w:r>
-      <w:proofErr w:type="spellEnd"/>
-      <w:r>
-        <w:rPr>
-          <w:b/>
-          <w:bCs/>
-        </w:rPr>
-        <w:t xml:space="preserve"> -g @angular/cli</w:t>
-      </w:r>
-      <w:r>
-        <w:rPr>
-          <w:b/>
-          <w:bCs/>
-        </w:rPr>
-        <w:t xml:space="preserve">                 </w:t>
-      </w:r>
-      <w:r>
-        <w:rPr>
-          <w:b/>
-          <w:bCs/>
-        </w:rPr>
-        <w:sym w:font="Wingdings" w:char="F0E0"/>
-      </w:r>
-      <w:r>
-        <w:rPr>
-          <w:b/>
-          <w:bCs/>
-        </w:rPr>
-        <w:t xml:space="preserve"> installing latest version.</w:t>
-      </w:r>
-    </w:p>
-    <w:p>
-      <w:pPr>
-        <w:pStyle w:val="ListParagraph"/>
-        <w:spacing w:after="0" w:line="240" w:lineRule="auto"/>
-        <w:rPr>
-          <w:b/>
-          <w:bCs/>
-        </w:rPr>
-      </w:pPr>
-      <w:r>
-        <w:rPr>
-          <w:b/>
-          <w:bCs/>
-        </w:rPr>
-        <w:t xml:space="preserve">$ </w:t>
-      </w:r>
-      <w:proofErr w:type="spellStart"/>
-      <w:r>
-        <w:rPr>
-          <w:b/>
-          <w:bCs/>
-        </w:rPr>
-        <w:t>npm</w:t>
-      </w:r>
-      <w:proofErr w:type="spellEnd"/>
-      <w:r>
-        <w:rPr>
-          <w:b/>
-          <w:bCs/>
-        </w:rPr>
-        <w:t xml:space="preserve"> </w:t>
-      </w:r>
-      <w:proofErr w:type="spellStart"/>
-      <w:r>
-        <w:rPr>
-          <w:b/>
-          <w:bCs/>
-        </w:rPr>
-        <w:t>i</w:t>
-      </w:r>
-      <w:proofErr w:type="spellEnd"/>
-      <w:r>
-        <w:rPr>
-          <w:b/>
-          <w:bCs/>
-        </w:rPr>
-        <w:t xml:space="preserve"> -g @angular/cli</w:t>
-      </w:r>
-      <w:r>
-        <w:rPr>
-          <w:b/>
-          <w:bCs/>
-          <w:highlight w:val="yellow"/>
-        </w:rPr>
-        <w:t>@latest</w:t>
-      </w:r>
-      <w:r>
-        <w:rPr>
-          <w:b/>
-          <w:bCs/>
-        </w:rPr>
-        <w:t xml:space="preserve">  </w:t>
-      </w:r>
-      <w:r>
-        <w:rPr>
-          <w:b/>
-          <w:bCs/>
-        </w:rPr>
-        <w:sym w:font="Wingdings" w:char="F0E0"/>
-      </w:r>
-      <w:r>
-        <w:rPr>
-          <w:b/>
-          <w:bCs/>
-        </w:rPr>
-        <w:t xml:space="preserve"> installing latest version.</w:t>
-      </w:r>
-    </w:p>
-    <w:p>
-      <w:pPr>
-        <w:pStyle w:val="ListParagraph"/>
-        <w:spacing w:after="0" w:line="240" w:lineRule="auto"/>
-        <w:rPr>
-          <w:b/>
-          <w:bCs/>
-          <w:lang w:val="en-US"/>
-        </w:rPr>
-      </w:pPr>
-      <w:r>
-        <w:rPr>
-          <w:b/>
-          <w:bCs/>
-        </w:rPr>
-        <w:t xml:space="preserve">$ </w:t>
-      </w:r>
-      <w:proofErr w:type="spellStart"/>
-      <w:r>
-        <w:rPr>
-          <w:b/>
-          <w:bCs/>
-        </w:rPr>
-        <w:t>npm</w:t>
-      </w:r>
-      <w:proofErr w:type="spellEnd"/>
-      <w:r>
-        <w:rPr>
-          <w:b/>
-          <w:bCs/>
-        </w:rPr>
-        <w:t xml:space="preserve"> </w:t>
-      </w:r>
-      <w:proofErr w:type="spellStart"/>
-      <w:r>
-        <w:rPr>
-          <w:b/>
-          <w:bCs/>
-        </w:rPr>
-        <w:t>i</w:t>
-      </w:r>
-      <w:proofErr w:type="spellEnd"/>
-      <w:r>
-        <w:rPr>
-          <w:b/>
-          <w:bCs/>
-        </w:rPr>
-        <w:t xml:space="preserve"> -g @angular/cli</w:t>
-      </w:r>
-      <w:r>
-        <w:rPr>
-          <w:b/>
-          <w:bCs/>
-          <w:highlight w:val="yellow"/>
-        </w:rPr>
-        <w:t>@</w:t>
-      </w:r>
-      <w:r>
-        <w:rPr>
-          <w:b/>
-          <w:bCs/>
-          <w:highlight w:val="yellow"/>
-        </w:rPr>
-        <w:t>18.0.0</w:t>
+        </w:rPr>
+        <w:t>@18.0.0</w:t>
       </w:r>
       <w:r>
         <w:rPr>
@@ -1868,7 +1840,25 @@
         <w:rPr>
           <w:lang w:val="en-US"/>
         </w:rPr>
-        <w:t>Check angular version.</w:t>
+        <w:t>Check angular version</w:t>
+      </w:r>
+      <w:r>
+        <w:rPr>
+          <w:lang w:val="en-US"/>
+        </w:rPr>
+        <w:t xml:space="preserve"> we installed</w:t>
+      </w:r>
+      <w:r>
+        <w:rPr>
+          <w:lang w:val="en-US"/>
+        </w:rPr>
+        <w:t>.</w:t>
+      </w:r>
+      <w:r>
+        <w:rPr>
+          <w:lang w:val="en-US"/>
+        </w:rPr>
+        <w:t xml:space="preserve"> We can see angular version and Node version also in result.</w:t>
       </w:r>
     </w:p>
     <w:p>
@@ -1914,6 +1904,60 @@
           <w:lang w:val="en-US"/>
         </w:rPr>
         <w:t xml:space="preserve"> $ ng v</w:t>
+      </w:r>
+    </w:p>
+    <w:p>
+      <w:pPr>
+        <w:pStyle w:val="ListParagraph"/>
+        <w:spacing w:after="0" w:line="240" w:lineRule="auto"/>
+        <w:rPr>
+          <w:b/>
+          <w:bCs/>
+          <w:lang w:val="en-US"/>
+        </w:rPr>
+      </w:pPr>
+      <w:r>
+        <w:rPr>
+          <w:b/>
+          <w:bCs/>
+          <w:noProof/>
+          <w:lang w:val="en-US"/>
+        </w:rPr>
+        <w:drawing>
+          <wp:inline distT="0" distB="0" distL="0" distR="0" wp14:anchorId="03FEB2FB" wp14:editId="180F4471">
+            <wp:extent cx="6203950" cy="3194050"/>
+            <wp:effectExtent l="0" t="0" r="6350" b="6350"/>
+            <wp:docPr id="704326544" name="Picture 1"/>
+            <wp:cNvGraphicFramePr>
+              <a:graphicFrameLocks xmlns:a="http://schemas.openxmlformats.org/drawingml/2006/main" noChangeAspect="1"/>
+            </wp:cNvGraphicFramePr>
+            <a:graphic xmlns:a="http://schemas.openxmlformats.org/drawingml/2006/main">
+              <a:graphicData uri="http://schemas.openxmlformats.org/drawingml/2006/picture">
+                <pic:pic xmlns:pic="http://schemas.openxmlformats.org/drawingml/2006/picture">
+                  <pic:nvPicPr>
+                    <pic:cNvPr id="704326544" name=""/>
+                    <pic:cNvPicPr/>
+                  </pic:nvPicPr>
+                  <pic:blipFill>
+                    <a:blip r:embed="rId31"/>
+                    <a:stretch>
+                      <a:fillRect/>
+                    </a:stretch>
+                  </pic:blipFill>
+                  <pic:spPr>
+                    <a:xfrm>
+                      <a:off x="0" y="0"/>
+                      <a:ext cx="6204272" cy="3194216"/>
+                    </a:xfrm>
+                    <a:prstGeom prst="rect">
+                      <a:avLst/>
+                    </a:prstGeom>
+                  </pic:spPr>
+                </pic:pic>
+              </a:graphicData>
+            </a:graphic>
+          </wp:inline>
+        </w:drawing>
       </w:r>
     </w:p>
     <w:p>
@@ -1994,14 +2038,7 @@
           <w:b/>
           <w:bCs/>
         </w:rPr>
-        <w:t xml:space="preserve"> cache clean</w:t>
-      </w:r>
-      <w:r>
-        <w:rPr>
-          <w:b/>
-          <w:bCs/>
-        </w:rPr>
-        <w:t xml:space="preserve">    </w:t>
+        <w:t xml:space="preserve"> cache clean    </w:t>
       </w:r>
       <w:r>
         <w:rPr>
@@ -2035,6 +2072,7 @@
       </w:pPr>
       <w:r>
         <w:rPr>
+          <w:noProof/>
           <w:lang w:val="en-US"/>
         </w:rPr>
         <w:drawing>
@@ -2053,7 +2091,7 @@
                     <pic:cNvPicPr/>
                   </pic:nvPicPr>
                   <pic:blipFill>
-                    <a:blip r:embed="rId31"/>
+                    <a:blip r:embed="rId32"/>
                     <a:stretch>
                       <a:fillRect/>
                     </a:stretch>
@@ -2316,6 +2354,10 @@
         <w:spacing w:after="0" w:line="240" w:lineRule="auto"/>
       </w:pPr>
       <w:r>
+        <w:rPr>
+          <w:noProof/>
+        </w:rPr>
+        <w:lastRenderedPageBreak/>
         <w:drawing>
           <wp:inline distT="0" distB="0" distL="0" distR="0" wp14:anchorId="4CF2362F" wp14:editId="0575A9A7">
             <wp:extent cx="5518150" cy="2887196"/>
@@ -2332,7 +2374,7 @@
                     <pic:cNvPicPr/>
                   </pic:nvPicPr>
                   <pic:blipFill>
-                    <a:blip r:embed="rId32"/>
+                    <a:blip r:embed="rId33"/>
                     <a:stretch>
                       <a:fillRect/>
                     </a:stretch>
@@ -2365,13 +2407,7 @@
       <w:pPr>
         <w:spacing w:after="0" w:line="240" w:lineRule="auto"/>
       </w:pPr>
-    </w:p>
-    <w:p>
-      <w:pPr>
-        <w:spacing w:after="0" w:line="240" w:lineRule="auto"/>
-      </w:pPr>
-      <w:r>
-        <w:lastRenderedPageBreak/>
+      <w:r>
         <w:t xml:space="preserve">Once after creating angular </w:t>
       </w:r>
       <w:proofErr w:type="gramStart"/>
@@ -2396,14 +2432,27 @@
         <w:spacing w:after="0" w:line="240" w:lineRule="auto"/>
       </w:pPr>
       <w:r>
-        <w:t>Now run the angular project by using $ ng serve on command prompt.</w:t>
-      </w:r>
-    </w:p>
-    <w:p>
-      <w:pPr>
-        <w:spacing w:after="0" w:line="240" w:lineRule="auto"/>
-      </w:pPr>
-      <w:r>
+        <w:t xml:space="preserve">Now run the angular project by using </w:t>
+      </w:r>
+      <w:r>
+        <w:rPr>
+          <w:b/>
+          <w:bCs/>
+        </w:rPr>
+        <w:t>$ ng serve</w:t>
+      </w:r>
+      <w:r>
+        <w:t xml:space="preserve"> on command prompt.</w:t>
+      </w:r>
+    </w:p>
+    <w:p>
+      <w:pPr>
+        <w:spacing w:after="0" w:line="240" w:lineRule="auto"/>
+      </w:pPr>
+      <w:r>
+        <w:rPr>
+          <w:noProof/>
+        </w:rPr>
         <w:drawing>
           <wp:inline distT="0" distB="0" distL="0" distR="0" wp14:anchorId="688E5D76" wp14:editId="092F9EDF">
             <wp:extent cx="6645910" cy="1938020"/>
@@ -2420,7 +2469,7 @@
                     <pic:cNvPicPr/>
                   </pic:nvPicPr>
                   <pic:blipFill>
-                    <a:blip r:embed="rId33"/>
+                    <a:blip r:embed="rId34"/>
                     <a:stretch>
                       <a:fillRect/>
                     </a:stretch>
@@ -2463,7 +2512,7 @@
       <w:pPr>
         <w:spacing w:after="0" w:line="240" w:lineRule="auto"/>
       </w:pPr>
-      <w:hyperlink r:id="rId34" w:history="1">
+      <w:hyperlink r:id="rId35" w:history="1">
         <w:r>
           <w:rPr>
             <w:rStyle w:val="Hyperlink"/>
@@ -2485,6 +2534,9 @@
         <w:spacing w:after="0" w:line="240" w:lineRule="auto"/>
       </w:pPr>
       <w:r>
+        <w:rPr>
+          <w:noProof/>
+        </w:rPr>
         <w:drawing>
           <wp:inline distT="0" distB="0" distL="0" distR="0" wp14:anchorId="1F86889C" wp14:editId="140C3683">
             <wp:extent cx="6645910" cy="2590800"/>
@@ -2501,7 +2553,7 @@
                     <pic:cNvPicPr/>
                   </pic:nvPicPr>
                   <pic:blipFill>
-                    <a:blip r:embed="rId35"/>
+                    <a:blip r:embed="rId36"/>
                     <a:stretch>
                       <a:fillRect/>
                     </a:stretch>
@@ -2592,7 +2644,13 @@
       </w:r>
       <w:proofErr w:type="spellEnd"/>
       <w:r>
-        <w:t>. html files which are request to your project.</w:t>
+        <w:t xml:space="preserve">. html files which are </w:t>
+      </w:r>
+      <w:r>
+        <w:t>required</w:t>
+      </w:r>
+      <w:r>
+        <w:t xml:space="preserve"> to your project.</w:t>
       </w:r>
     </w:p>
     <w:p>
@@ -2625,6 +2683,10 @@
           </w:tcPr>
           <w:p>
             <w:r>
+              <w:rPr>
+                <w:noProof/>
+              </w:rPr>
+              <w:lastRenderedPageBreak/>
               <w:drawing>
                 <wp:inline distT="0" distB="0" distL="0" distR="0" wp14:anchorId="25F28B62" wp14:editId="541DE4A8">
                   <wp:extent cx="2362790" cy="2927350"/>
@@ -2641,7 +2703,7 @@
                           <pic:cNvPicPr/>
                         </pic:nvPicPr>
                         <pic:blipFill>
-                          <a:blip r:embed="rId36"/>
+                          <a:blip r:embed="rId37"/>
                           <a:stretch>
                             <a:fillRect/>
                           </a:stretch>
@@ -2669,6 +2731,9 @@
           </w:tcPr>
           <w:p>
             <w:r>
+              <w:rPr>
+                <w:noProof/>
+              </w:rPr>
               <w:drawing>
                 <wp:inline distT="0" distB="0" distL="0" distR="0" wp14:anchorId="727F05FA" wp14:editId="0CCE6075">
                   <wp:extent cx="2023369" cy="2876550"/>
@@ -2685,7 +2750,7 @@
                           <pic:cNvPicPr/>
                         </pic:nvPicPr>
                         <pic:blipFill>
-                          <a:blip r:embed="rId37"/>
+                          <a:blip r:embed="rId38"/>
                           <a:stretch>
                             <a:fillRect/>
                           </a:stretch>
@@ -2727,7 +2792,6 @@
           <w:b/>
           <w:bCs/>
         </w:rPr>
-        <w:lastRenderedPageBreak/>
         <w:t>Components</w:t>
       </w:r>
       <w:r>
@@ -2795,6 +2859,9 @@
         <w:spacing w:after="0" w:line="240" w:lineRule="auto"/>
       </w:pPr>
       <w:r>
+        <w:rPr>
+          <w:noProof/>
+        </w:rPr>
         <w:drawing>
           <wp:inline distT="0" distB="0" distL="0" distR="0" wp14:anchorId="1D7BA8EC" wp14:editId="34EA72DA">
             <wp:extent cx="4279900" cy="2836834"/>
@@ -2811,7 +2878,7 @@
                     <pic:cNvPicPr/>
                   </pic:nvPicPr>
                   <pic:blipFill>
-                    <a:blip r:embed="rId38"/>
+                    <a:blip r:embed="rId39"/>
                     <a:stretch>
                       <a:fillRect/>
                     </a:stretch>
@@ -2853,7 +2920,7 @@
       <w:r>
         <w:t> are the main building block of an angular application. Components are similar to </w:t>
       </w:r>
-      <w:hyperlink r:id="rId39" w:tgtFrame="_blank" w:history="1">
+      <w:hyperlink r:id="rId40" w:tgtFrame="_blank" w:history="1">
         <w:r>
           <w:rPr>
             <w:rStyle w:val="Hyperlink"/>
@@ -2924,6 +2991,15 @@
       <w:r>
         <w:t>html page for template</w:t>
       </w:r>
+      <w:r>
+        <w:t xml:space="preserve">  </w:t>
+      </w:r>
+      <w:r>
+        <w:sym w:font="Wingdings" w:char="F0E0"/>
+      </w:r>
+      <w:r>
+        <w:t xml:space="preserve"> contains UI displaying code.</w:t>
+      </w:r>
     </w:p>
     <w:p>
       <w:pPr>
@@ -2936,6 +3012,15 @@
       <w:r>
         <w:t>CSS File</w:t>
       </w:r>
+      <w:r>
+        <w:t xml:space="preserve"> </w:t>
+      </w:r>
+      <w:r>
+        <w:sym w:font="Wingdings" w:char="F0E0"/>
+      </w:r>
+      <w:r>
+        <w:t xml:space="preserve"> for styling html page we write CSS code here.</w:t>
+      </w:r>
     </w:p>
     <w:p>
       <w:pPr>
@@ -2956,6 +3041,15 @@
       <w:r>
         <w:t xml:space="preserve"> file</w:t>
       </w:r>
+      <w:r>
+        <w:t xml:space="preserve">  </w:t>
+      </w:r>
+      <w:r>
+        <w:sym w:font="Wingdings" w:char="F0E0"/>
+      </w:r>
+      <w:r>
+        <w:t xml:space="preserve"> business logic. Dynamic code which we need to display in html.</w:t>
+      </w:r>
     </w:p>
     <w:p>
       <w:pPr>
@@ -2999,6 +3093,10 @@
         <w:spacing w:after="0" w:line="240" w:lineRule="auto"/>
       </w:pPr>
       <w:r>
+        <w:rPr>
+          <w:noProof/>
+        </w:rPr>
+        <w:lastRenderedPageBreak/>
         <w:drawing>
           <wp:inline distT="0" distB="0" distL="0" distR="0" wp14:anchorId="49947F1A" wp14:editId="4EE06254">
             <wp:extent cx="6645910" cy="1165225"/>
@@ -3015,7 +3113,7 @@
                     <pic:cNvPicPr/>
                   </pic:nvPicPr>
                   <pic:blipFill>
-                    <a:blip r:embed="rId40"/>
+                    <a:blip r:embed="rId41"/>
                     <a:stretch>
                       <a:fillRect/>
                     </a:stretch>
@@ -3134,56 +3232,1269 @@
       <w:pPr>
         <w:spacing w:after="0" w:line="240" w:lineRule="auto"/>
       </w:pPr>
-    </w:p>
-    <w:p>
-      <w:pPr>
-        <w:spacing w:after="0" w:line="240" w:lineRule="auto"/>
-      </w:pPr>
-    </w:p>
-    <w:p>
-      <w:pPr>
-        <w:spacing w:after="0" w:line="240" w:lineRule="auto"/>
-      </w:pPr>
-    </w:p>
-    <w:p>
-      <w:pPr>
-        <w:spacing w:after="0" w:line="240" w:lineRule="auto"/>
-      </w:pPr>
-    </w:p>
-    <w:p>
-      <w:pPr>
-        <w:spacing w:after="0" w:line="240" w:lineRule="auto"/>
-      </w:pPr>
-    </w:p>
-    <w:p>
-      <w:pPr>
-        <w:spacing w:after="0" w:line="240" w:lineRule="auto"/>
-      </w:pPr>
-    </w:p>
-    <w:p>
-      <w:pPr>
-        <w:spacing w:after="0" w:line="240" w:lineRule="auto"/>
-      </w:pPr>
-    </w:p>
-    <w:p>
-      <w:pPr>
-        <w:spacing w:after="0" w:line="240" w:lineRule="auto"/>
-      </w:pPr>
-    </w:p>
-    <w:p>
-      <w:pPr>
-        <w:spacing w:after="0" w:line="240" w:lineRule="auto"/>
-      </w:pPr>
-    </w:p>
-    <w:p>
-      <w:pPr>
-        <w:spacing w:after="0" w:line="240" w:lineRule="auto"/>
-      </w:pPr>
-    </w:p>
-    <w:p>
-      <w:pPr>
-        <w:spacing w:after="0" w:line="240" w:lineRule="auto"/>
-      </w:pPr>
+      <w:r>
+        <w:t xml:space="preserve">If you want to load one component in another </w:t>
+      </w:r>
+      <w:proofErr w:type="gramStart"/>
+      <w:r>
+        <w:t>component</w:t>
+      </w:r>
+      <w:proofErr w:type="gramEnd"/>
+      <w:r>
+        <w:t xml:space="preserve"> we need to make use of “</w:t>
+      </w:r>
+      <w:r>
+        <w:rPr>
+          <w:b/>
+          <w:bCs/>
+        </w:rPr>
+        <w:t>selector</w:t>
+      </w:r>
+      <w:r>
+        <w:t>”.</w:t>
+      </w:r>
+      <w:r>
+        <w:t xml:space="preserve"> It is html tag.</w:t>
+      </w:r>
+    </w:p>
+    <w:p>
+      <w:pPr>
+        <w:spacing w:after="0" w:line="240" w:lineRule="auto"/>
+      </w:pPr>
+      <w:r>
+        <w:t>Every component will have their own selector.</w:t>
+      </w:r>
+    </w:p>
+    <w:p>
+      <w:pPr>
+        <w:spacing w:after="0" w:line="240" w:lineRule="auto"/>
+      </w:pPr>
+    </w:p>
+    <w:p>
+      <w:pPr>
+        <w:spacing w:after="0" w:line="240" w:lineRule="auto"/>
+      </w:pPr>
+      <w:r>
+        <w:t xml:space="preserve">By </w:t>
+      </w:r>
+      <w:proofErr w:type="gramStart"/>
+      <w:r>
+        <w:t>default</w:t>
+      </w:r>
+      <w:proofErr w:type="gramEnd"/>
+      <w:r>
+        <w:t xml:space="preserve"> we can show only one component, but if you want to show multiple components at a time, we can use chaining process.</w:t>
+      </w:r>
+    </w:p>
+    <w:p>
+      <w:pPr>
+        <w:spacing w:after="0" w:line="240" w:lineRule="auto"/>
+      </w:pPr>
+    </w:p>
+    <w:p>
+      <w:pPr>
+        <w:spacing w:after="0" w:line="240" w:lineRule="auto"/>
+      </w:pPr>
+      <w:r>
+        <w:t xml:space="preserve">What is the default component in angular? </w:t>
+      </w:r>
+      <w:r>
+        <w:sym w:font="Wingdings" w:char="F0E0"/>
+      </w:r>
+      <w:r>
+        <w:t xml:space="preserve"> App component.</w:t>
+      </w:r>
+    </w:p>
+    <w:p>
+      <w:pPr>
+        <w:spacing w:after="0" w:line="240" w:lineRule="auto"/>
+      </w:pPr>
+      <w:r>
+        <w:t xml:space="preserve">Angular is completely component chaining process. Means components are linked together by using </w:t>
+      </w:r>
+      <w:r>
+        <w:rPr>
+          <w:b/>
+          <w:bCs/>
+          <w:highlight w:val="yellow"/>
+        </w:rPr>
+        <w:t>selector</w:t>
+      </w:r>
+      <w:r>
+        <w:t xml:space="preserve"> and </w:t>
+      </w:r>
+      <w:r>
+        <w:rPr>
+          <w:b/>
+          <w:bCs/>
+          <w:highlight w:val="yellow"/>
+        </w:rPr>
+        <w:t>import</w:t>
+      </w:r>
+      <w:r>
+        <w:t xml:space="preserve"> statements.</w:t>
+      </w:r>
+    </w:p>
+    <w:p>
+      <w:pPr>
+        <w:spacing w:after="0" w:line="240" w:lineRule="auto"/>
+      </w:pPr>
+    </w:p>
+    <w:p>
+      <w:pPr>
+        <w:spacing w:after="0" w:line="240" w:lineRule="auto"/>
+      </w:pPr>
+    </w:p>
+    <w:p>
+      <w:pPr>
+        <w:spacing w:after="0" w:line="240" w:lineRule="auto"/>
+      </w:pPr>
+      <w:proofErr w:type="spellStart"/>
+      <w:r>
+        <w:t>When ever</w:t>
+      </w:r>
+      <w:proofErr w:type="spellEnd"/>
+      <w:r>
+        <w:t xml:space="preserve"> we create Angular project </w:t>
+      </w:r>
+      <w:proofErr w:type="spellStart"/>
+      <w:r>
+        <w:t>ny</w:t>
+      </w:r>
+      <w:proofErr w:type="spellEnd"/>
+      <w:r>
+        <w:t xml:space="preserve"> default one component will be created that </w:t>
+      </w:r>
+      <w:r>
+        <w:t>component</w:t>
+      </w:r>
+      <w:r>
+        <w:t xml:space="preserve"> </w:t>
+      </w:r>
+      <w:r>
+        <w:t>is “app” component. It is a root component.</w:t>
+      </w:r>
+    </w:p>
+    <w:p>
+      <w:pPr>
+        <w:spacing w:after="0" w:line="240" w:lineRule="auto"/>
+      </w:pPr>
+    </w:p>
+    <w:p>
+      <w:pPr>
+        <w:spacing w:after="0" w:line="240" w:lineRule="auto"/>
+      </w:pPr>
+      <w:r>
+        <w:t xml:space="preserve">App component: </w:t>
+      </w:r>
+    </w:p>
+    <w:tbl>
+      <w:tblPr>
+        <w:tblStyle w:val="TableGrid"/>
+        <w:tblW w:w="0" w:type="auto"/>
+        <w:tblLook w:val="04A0" w:firstRow="1" w:lastRow="0" w:firstColumn="1" w:lastColumn="0" w:noHBand="0" w:noVBand="1"/>
+      </w:tblPr>
+      <w:tblGrid>
+        <w:gridCol w:w="1980"/>
+        <w:gridCol w:w="1984"/>
+        <w:gridCol w:w="3878"/>
+        <w:gridCol w:w="2614"/>
+      </w:tblGrid>
+      <w:tr>
+        <w:tc>
+          <w:tcPr>
+            <w:tcW w:w="1980" w:type="dxa"/>
+          </w:tcPr>
+          <w:p>
+            <w:pPr>
+              <w:rPr>
+                <w:b/>
+                <w:bCs/>
+              </w:rPr>
+            </w:pPr>
+            <w:r>
+              <w:rPr>
+                <w:b/>
+                <w:bCs/>
+              </w:rPr>
+              <w:t>app.html</w:t>
+            </w:r>
+          </w:p>
+        </w:tc>
+        <w:tc>
+          <w:tcPr>
+            <w:tcW w:w="1984" w:type="dxa"/>
+          </w:tcPr>
+          <w:p>
+            <w:pPr>
+              <w:rPr>
+                <w:b/>
+                <w:bCs/>
+              </w:rPr>
+            </w:pPr>
+            <w:r>
+              <w:rPr>
+                <w:b/>
+                <w:bCs/>
+              </w:rPr>
+              <w:t>app.css</w:t>
+            </w:r>
+          </w:p>
+        </w:tc>
+        <w:tc>
+          <w:tcPr>
+            <w:tcW w:w="3878" w:type="dxa"/>
+          </w:tcPr>
+          <w:p>
+            <w:pPr>
+              <w:rPr>
+                <w:b/>
+                <w:bCs/>
+              </w:rPr>
+            </w:pPr>
+            <w:proofErr w:type="spellStart"/>
+            <w:r>
+              <w:rPr>
+                <w:b/>
+                <w:bCs/>
+              </w:rPr>
+              <w:t>app.ts</w:t>
+            </w:r>
+            <w:proofErr w:type="spellEnd"/>
+            <w:r>
+              <w:rPr>
+                <w:b/>
+                <w:bCs/>
+              </w:rPr>
+              <w:t xml:space="preserve"> class</w:t>
+            </w:r>
+          </w:p>
+        </w:tc>
+        <w:tc>
+          <w:tcPr>
+            <w:tcW w:w="2614" w:type="dxa"/>
+          </w:tcPr>
+          <w:p>
+            <w:pPr>
+              <w:rPr>
+                <w:b/>
+                <w:bCs/>
+              </w:rPr>
+            </w:pPr>
+            <w:proofErr w:type="spellStart"/>
+            <w:proofErr w:type="gramStart"/>
+            <w:r>
+              <w:rPr>
+                <w:b/>
+                <w:bCs/>
+              </w:rPr>
+              <w:t>app.spec</w:t>
+            </w:r>
+            <w:proofErr w:type="gramEnd"/>
+            <w:r>
+              <w:rPr>
+                <w:b/>
+                <w:bCs/>
+              </w:rPr>
+              <w:t>.ts</w:t>
+            </w:r>
+            <w:proofErr w:type="spellEnd"/>
+          </w:p>
+        </w:tc>
+      </w:tr>
+      <w:tr>
+        <w:tc>
+          <w:tcPr>
+            <w:tcW w:w="1980" w:type="dxa"/>
+          </w:tcPr>
+          <w:p>
+            <w:r>
+              <w:t>We write html code</w:t>
+            </w:r>
+          </w:p>
+        </w:tc>
+        <w:tc>
+          <w:tcPr>
+            <w:tcW w:w="1984" w:type="dxa"/>
+          </w:tcPr>
+          <w:p>
+            <w:r>
+              <w:t xml:space="preserve">We write </w:t>
+            </w:r>
+            <w:r>
+              <w:t>CSS</w:t>
+            </w:r>
+            <w:r>
+              <w:t xml:space="preserve"> code</w:t>
+            </w:r>
+          </w:p>
+        </w:tc>
+        <w:tc>
+          <w:tcPr>
+            <w:tcW w:w="3878" w:type="dxa"/>
+          </w:tcPr>
+          <w:p>
+            <w:pPr>
+              <w:rPr>
+                <w:sz w:val="18"/>
+                <w:szCs w:val="18"/>
+              </w:rPr>
+            </w:pPr>
+            <w:r>
+              <w:rPr>
+                <w:sz w:val="18"/>
+                <w:szCs w:val="18"/>
+              </w:rPr>
+              <w:t xml:space="preserve">import </w:t>
+            </w:r>
+            <w:proofErr w:type="gramStart"/>
+            <w:r>
+              <w:rPr>
+                <w:sz w:val="18"/>
+                <w:szCs w:val="18"/>
+              </w:rPr>
+              <w:t>{ Component</w:t>
+            </w:r>
+            <w:proofErr w:type="gramEnd"/>
+            <w:r>
+              <w:rPr>
+                <w:sz w:val="18"/>
+                <w:szCs w:val="18"/>
+              </w:rPr>
+              <w:t xml:space="preserve">, </w:t>
+            </w:r>
+            <w:proofErr w:type="gramStart"/>
+            <w:r>
+              <w:rPr>
+                <w:sz w:val="18"/>
+                <w:szCs w:val="18"/>
+              </w:rPr>
+              <w:t>signal }</w:t>
+            </w:r>
+            <w:proofErr w:type="gramEnd"/>
+            <w:r>
+              <w:rPr>
+                <w:sz w:val="18"/>
+                <w:szCs w:val="18"/>
+              </w:rPr>
+              <w:t xml:space="preserve"> from '@angular/core';</w:t>
+            </w:r>
+          </w:p>
+          <w:p>
+            <w:pPr>
+              <w:rPr>
+                <w:sz w:val="18"/>
+                <w:szCs w:val="18"/>
+              </w:rPr>
+            </w:pPr>
+            <w:r>
+              <w:rPr>
+                <w:sz w:val="18"/>
+                <w:szCs w:val="18"/>
+              </w:rPr>
+              <w:t xml:space="preserve">import </w:t>
+            </w:r>
+            <w:proofErr w:type="gramStart"/>
+            <w:r>
+              <w:rPr>
+                <w:sz w:val="18"/>
+                <w:szCs w:val="18"/>
+              </w:rPr>
+              <w:t xml:space="preserve">{ </w:t>
+            </w:r>
+            <w:proofErr w:type="spellStart"/>
+            <w:r>
+              <w:rPr>
+                <w:sz w:val="18"/>
+                <w:szCs w:val="18"/>
+              </w:rPr>
+              <w:t>RouterOutlet</w:t>
+            </w:r>
+            <w:proofErr w:type="spellEnd"/>
+            <w:proofErr w:type="gramEnd"/>
+            <w:r>
+              <w:rPr>
+                <w:sz w:val="18"/>
+                <w:szCs w:val="18"/>
+              </w:rPr>
+              <w:t xml:space="preserve"> } from '@angular/router';</w:t>
+            </w:r>
+          </w:p>
+          <w:p>
+            <w:pPr>
+              <w:rPr>
+                <w:sz w:val="18"/>
+                <w:szCs w:val="18"/>
+              </w:rPr>
+            </w:pPr>
+          </w:p>
+          <w:p>
+            <w:pPr>
+              <w:rPr>
+                <w:sz w:val="18"/>
+                <w:szCs w:val="18"/>
+              </w:rPr>
+            </w:pPr>
+            <w:r>
+              <w:rPr>
+                <w:sz w:val="18"/>
+                <w:szCs w:val="18"/>
+              </w:rPr>
+              <w:t>@</w:t>
+            </w:r>
+            <w:proofErr w:type="gramStart"/>
+            <w:r>
+              <w:rPr>
+                <w:sz w:val="18"/>
+                <w:szCs w:val="18"/>
+              </w:rPr>
+              <w:t>Component(</w:t>
+            </w:r>
+            <w:proofErr w:type="gramEnd"/>
+            <w:r>
+              <w:rPr>
+                <w:sz w:val="18"/>
+                <w:szCs w:val="18"/>
+              </w:rPr>
+              <w:t>{</w:t>
+            </w:r>
+          </w:p>
+          <w:p>
+            <w:pPr>
+              <w:rPr>
+                <w:b/>
+                <w:bCs/>
+                <w:sz w:val="28"/>
+                <w:szCs w:val="28"/>
+                <w:highlight w:val="yellow"/>
+              </w:rPr>
+            </w:pPr>
+            <w:r>
+              <w:rPr>
+                <w:sz w:val="18"/>
+                <w:szCs w:val="18"/>
+              </w:rPr>
+              <w:t xml:space="preserve">  </w:t>
+            </w:r>
+            <w:r>
+              <w:rPr>
+                <w:b/>
+                <w:bCs/>
+                <w:sz w:val="28"/>
+                <w:szCs w:val="28"/>
+                <w:highlight w:val="yellow"/>
+              </w:rPr>
+              <w:t>selector: 'app-root',</w:t>
+            </w:r>
+          </w:p>
+          <w:p>
+            <w:pPr>
+              <w:rPr>
+                <w:b/>
+                <w:bCs/>
+                <w:sz w:val="28"/>
+                <w:szCs w:val="28"/>
+                <w:highlight w:val="yellow"/>
+              </w:rPr>
+            </w:pPr>
+            <w:r>
+              <w:rPr>
+                <w:b/>
+                <w:bCs/>
+                <w:sz w:val="28"/>
+                <w:szCs w:val="28"/>
+                <w:highlight w:val="yellow"/>
+              </w:rPr>
+              <w:t>  imports: [</w:t>
+            </w:r>
+            <w:proofErr w:type="spellStart"/>
+            <w:r>
+              <w:rPr>
+                <w:b/>
+                <w:bCs/>
+                <w:sz w:val="28"/>
+                <w:szCs w:val="28"/>
+                <w:highlight w:val="yellow"/>
+              </w:rPr>
+              <w:t>RouterOutlet</w:t>
+            </w:r>
+            <w:proofErr w:type="spellEnd"/>
+            <w:r>
+              <w:rPr>
+                <w:b/>
+                <w:bCs/>
+                <w:sz w:val="28"/>
+                <w:szCs w:val="28"/>
+                <w:highlight w:val="yellow"/>
+              </w:rPr>
+              <w:t>],</w:t>
+            </w:r>
+          </w:p>
+          <w:p>
+            <w:pPr>
+              <w:rPr>
+                <w:b/>
+                <w:bCs/>
+                <w:sz w:val="28"/>
+                <w:szCs w:val="28"/>
+                <w:highlight w:val="yellow"/>
+              </w:rPr>
+            </w:pPr>
+            <w:r>
+              <w:rPr>
+                <w:b/>
+                <w:bCs/>
+                <w:sz w:val="28"/>
+                <w:szCs w:val="28"/>
+                <w:highlight w:val="yellow"/>
+              </w:rPr>
+              <w:t xml:space="preserve">  </w:t>
+            </w:r>
+            <w:proofErr w:type="spellStart"/>
+            <w:r>
+              <w:rPr>
+                <w:b/>
+                <w:bCs/>
+                <w:sz w:val="28"/>
+                <w:szCs w:val="28"/>
+                <w:highlight w:val="yellow"/>
+              </w:rPr>
+              <w:t>templateUrl</w:t>
+            </w:r>
+            <w:proofErr w:type="spellEnd"/>
+            <w:r>
+              <w:rPr>
+                <w:b/>
+                <w:bCs/>
+                <w:sz w:val="28"/>
+                <w:szCs w:val="28"/>
+                <w:highlight w:val="yellow"/>
+              </w:rPr>
+              <w:t>: './app.html',</w:t>
+            </w:r>
+          </w:p>
+          <w:p>
+            <w:pPr>
+              <w:rPr>
+                <w:b/>
+                <w:bCs/>
+                <w:sz w:val="28"/>
+                <w:szCs w:val="28"/>
+              </w:rPr>
+            </w:pPr>
+            <w:r>
+              <w:rPr>
+                <w:b/>
+                <w:bCs/>
+                <w:sz w:val="28"/>
+                <w:szCs w:val="28"/>
+                <w:highlight w:val="yellow"/>
+              </w:rPr>
+              <w:t xml:space="preserve">  </w:t>
+            </w:r>
+            <w:proofErr w:type="spellStart"/>
+            <w:r>
+              <w:rPr>
+                <w:b/>
+                <w:bCs/>
+                <w:sz w:val="28"/>
+                <w:szCs w:val="28"/>
+                <w:highlight w:val="yellow"/>
+              </w:rPr>
+              <w:t>styleUrl</w:t>
+            </w:r>
+            <w:proofErr w:type="spellEnd"/>
+            <w:r>
+              <w:rPr>
+                <w:b/>
+                <w:bCs/>
+                <w:sz w:val="28"/>
+                <w:szCs w:val="28"/>
+                <w:highlight w:val="yellow"/>
+              </w:rPr>
+              <w:t>: './app.css'</w:t>
+            </w:r>
+          </w:p>
+          <w:p>
+            <w:pPr>
+              <w:rPr>
+                <w:sz w:val="18"/>
+                <w:szCs w:val="18"/>
+              </w:rPr>
+            </w:pPr>
+            <w:r>
+              <w:rPr>
+                <w:sz w:val="18"/>
+                <w:szCs w:val="18"/>
+              </w:rPr>
+              <w:t>})</w:t>
+            </w:r>
+          </w:p>
+          <w:p>
+            <w:pPr>
+              <w:rPr>
+                <w:sz w:val="18"/>
+                <w:szCs w:val="18"/>
+              </w:rPr>
+            </w:pPr>
+            <w:r>
+              <w:rPr>
+                <w:sz w:val="18"/>
+                <w:szCs w:val="18"/>
+              </w:rPr>
+              <w:t>export class App {</w:t>
+            </w:r>
+          </w:p>
+          <w:p>
+            <w:pPr>
+              <w:rPr>
+                <w:sz w:val="18"/>
+                <w:szCs w:val="18"/>
+              </w:rPr>
+            </w:pPr>
+            <w:r>
+              <w:rPr>
+                <w:sz w:val="18"/>
+                <w:szCs w:val="18"/>
+              </w:rPr>
+              <w:t xml:space="preserve">  protected </w:t>
+            </w:r>
+            <w:proofErr w:type="spellStart"/>
+            <w:r>
+              <w:rPr>
+                <w:sz w:val="18"/>
+                <w:szCs w:val="18"/>
+              </w:rPr>
+              <w:t>readonly</w:t>
+            </w:r>
+            <w:proofErr w:type="spellEnd"/>
+            <w:r>
+              <w:rPr>
+                <w:sz w:val="18"/>
+                <w:szCs w:val="18"/>
+              </w:rPr>
+              <w:t xml:space="preserve"> title = signal('demo1');</w:t>
+            </w:r>
+          </w:p>
+          <w:p>
+            <w:pPr>
+              <w:rPr>
+                <w:sz w:val="18"/>
+                <w:szCs w:val="18"/>
+              </w:rPr>
+            </w:pPr>
+            <w:r>
+              <w:rPr>
+                <w:sz w:val="18"/>
+                <w:szCs w:val="18"/>
+              </w:rPr>
+              <w:t>}</w:t>
+            </w:r>
+          </w:p>
+          <w:p>
+            <w:pPr>
+              <w:rPr>
+                <w:sz w:val="18"/>
+                <w:szCs w:val="18"/>
+              </w:rPr>
+            </w:pPr>
+          </w:p>
+          <w:p>
+            <w:pPr>
+              <w:rPr>
+                <w:sz w:val="18"/>
+                <w:szCs w:val="18"/>
+              </w:rPr>
+            </w:pPr>
+          </w:p>
+        </w:tc>
+        <w:tc>
+          <w:tcPr>
+            <w:tcW w:w="2614" w:type="dxa"/>
+          </w:tcPr>
+          <w:p>
+            <w:pPr>
+              <w:rPr>
+                <w:sz w:val="16"/>
+                <w:szCs w:val="16"/>
+              </w:rPr>
+            </w:pPr>
+            <w:r>
+              <w:rPr>
+                <w:sz w:val="16"/>
+                <w:szCs w:val="16"/>
+              </w:rPr>
+              <w:t xml:space="preserve">import </w:t>
+            </w:r>
+            <w:proofErr w:type="gramStart"/>
+            <w:r>
+              <w:rPr>
+                <w:sz w:val="16"/>
+                <w:szCs w:val="16"/>
+              </w:rPr>
+              <w:t xml:space="preserve">{ </w:t>
+            </w:r>
+            <w:proofErr w:type="spellStart"/>
+            <w:r>
+              <w:rPr>
+                <w:sz w:val="16"/>
+                <w:szCs w:val="16"/>
+              </w:rPr>
+              <w:t>provideZonelessChangeDetection</w:t>
+            </w:r>
+            <w:proofErr w:type="spellEnd"/>
+            <w:proofErr w:type="gramEnd"/>
+            <w:r>
+              <w:rPr>
+                <w:sz w:val="16"/>
+                <w:szCs w:val="16"/>
+              </w:rPr>
+              <w:t xml:space="preserve"> } from '@angular/core';</w:t>
+            </w:r>
+          </w:p>
+          <w:p>
+            <w:pPr>
+              <w:rPr>
+                <w:sz w:val="16"/>
+                <w:szCs w:val="16"/>
+              </w:rPr>
+            </w:pPr>
+            <w:r>
+              <w:rPr>
+                <w:sz w:val="16"/>
+                <w:szCs w:val="16"/>
+              </w:rPr>
+              <w:t xml:space="preserve">import </w:t>
+            </w:r>
+            <w:proofErr w:type="gramStart"/>
+            <w:r>
+              <w:rPr>
+                <w:sz w:val="16"/>
+                <w:szCs w:val="16"/>
+              </w:rPr>
+              <w:t xml:space="preserve">{ </w:t>
+            </w:r>
+            <w:proofErr w:type="spellStart"/>
+            <w:r>
+              <w:rPr>
+                <w:sz w:val="16"/>
+                <w:szCs w:val="16"/>
+              </w:rPr>
+              <w:t>TestBed</w:t>
+            </w:r>
+            <w:proofErr w:type="spellEnd"/>
+            <w:proofErr w:type="gramEnd"/>
+            <w:r>
+              <w:rPr>
+                <w:sz w:val="16"/>
+                <w:szCs w:val="16"/>
+              </w:rPr>
+              <w:t xml:space="preserve"> } from '@angular/core/testing';</w:t>
+            </w:r>
+          </w:p>
+          <w:p>
+            <w:pPr>
+              <w:rPr>
+                <w:sz w:val="16"/>
+                <w:szCs w:val="16"/>
+              </w:rPr>
+            </w:pPr>
+            <w:r>
+              <w:rPr>
+                <w:sz w:val="16"/>
+                <w:szCs w:val="16"/>
+              </w:rPr>
+              <w:t xml:space="preserve">import </w:t>
+            </w:r>
+            <w:proofErr w:type="gramStart"/>
+            <w:r>
+              <w:rPr>
+                <w:sz w:val="16"/>
+                <w:szCs w:val="16"/>
+              </w:rPr>
+              <w:t>{ App</w:t>
+            </w:r>
+            <w:proofErr w:type="gramEnd"/>
+            <w:r>
+              <w:rPr>
+                <w:sz w:val="16"/>
+                <w:szCs w:val="16"/>
+              </w:rPr>
+              <w:t xml:space="preserve"> } from </w:t>
+            </w:r>
+            <w:proofErr w:type="gramStart"/>
+            <w:r>
+              <w:rPr>
+                <w:sz w:val="16"/>
+                <w:szCs w:val="16"/>
+              </w:rPr>
+              <w:t>'./</w:t>
+            </w:r>
+            <w:proofErr w:type="gramEnd"/>
+            <w:r>
+              <w:rPr>
+                <w:sz w:val="16"/>
+                <w:szCs w:val="16"/>
+              </w:rPr>
+              <w:t>app';</w:t>
+            </w:r>
+          </w:p>
+          <w:p>
+            <w:pPr>
+              <w:rPr>
+                <w:sz w:val="16"/>
+                <w:szCs w:val="16"/>
+              </w:rPr>
+            </w:pPr>
+          </w:p>
+          <w:p>
+            <w:pPr>
+              <w:rPr>
+                <w:sz w:val="16"/>
+                <w:szCs w:val="16"/>
+              </w:rPr>
+            </w:pPr>
+            <w:proofErr w:type="gramStart"/>
+            <w:r>
+              <w:rPr>
+                <w:sz w:val="16"/>
+                <w:szCs w:val="16"/>
+              </w:rPr>
+              <w:t>describe(</w:t>
+            </w:r>
+            <w:proofErr w:type="gramEnd"/>
+            <w:r>
+              <w:rPr>
+                <w:sz w:val="16"/>
+                <w:szCs w:val="16"/>
+              </w:rPr>
+              <w:t>'App', () =&gt; {</w:t>
+            </w:r>
+          </w:p>
+          <w:p>
+            <w:pPr>
+              <w:rPr>
+                <w:sz w:val="16"/>
+                <w:szCs w:val="16"/>
+              </w:rPr>
+            </w:pPr>
+            <w:r>
+              <w:rPr>
+                <w:sz w:val="16"/>
+                <w:szCs w:val="16"/>
+              </w:rPr>
+              <w:t xml:space="preserve">  </w:t>
+            </w:r>
+            <w:proofErr w:type="spellStart"/>
+            <w:proofErr w:type="gramStart"/>
+            <w:r>
+              <w:rPr>
+                <w:sz w:val="16"/>
+                <w:szCs w:val="16"/>
+              </w:rPr>
+              <w:t>beforeEach</w:t>
+            </w:r>
+            <w:proofErr w:type="spellEnd"/>
+            <w:r>
+              <w:rPr>
+                <w:sz w:val="16"/>
+                <w:szCs w:val="16"/>
+              </w:rPr>
+              <w:t>(</w:t>
+            </w:r>
+            <w:proofErr w:type="gramEnd"/>
+            <w:r>
+              <w:rPr>
+                <w:sz w:val="16"/>
+                <w:szCs w:val="16"/>
+              </w:rPr>
+              <w:t>async () =&gt; {</w:t>
+            </w:r>
+          </w:p>
+          <w:p>
+            <w:pPr>
+              <w:rPr>
+                <w:sz w:val="16"/>
+                <w:szCs w:val="16"/>
+              </w:rPr>
+            </w:pPr>
+            <w:r>
+              <w:rPr>
+                <w:sz w:val="16"/>
+                <w:szCs w:val="16"/>
+              </w:rPr>
+              <w:t xml:space="preserve">    await </w:t>
+            </w:r>
+            <w:proofErr w:type="spellStart"/>
+            <w:r>
+              <w:rPr>
+                <w:sz w:val="16"/>
+                <w:szCs w:val="16"/>
+              </w:rPr>
+              <w:t>TestBed.configureTestingModule</w:t>
+            </w:r>
+            <w:proofErr w:type="spellEnd"/>
+            <w:r>
+              <w:rPr>
+                <w:sz w:val="16"/>
+                <w:szCs w:val="16"/>
+              </w:rPr>
+              <w:t>({</w:t>
+            </w:r>
+          </w:p>
+          <w:p>
+            <w:pPr>
+              <w:rPr>
+                <w:sz w:val="16"/>
+                <w:szCs w:val="16"/>
+              </w:rPr>
+            </w:pPr>
+            <w:r>
+              <w:rPr>
+                <w:sz w:val="16"/>
+                <w:szCs w:val="16"/>
+              </w:rPr>
+              <w:t xml:space="preserve">      imports: [App],</w:t>
+            </w:r>
+          </w:p>
+          <w:p>
+            <w:pPr>
+              <w:rPr>
+                <w:sz w:val="16"/>
+                <w:szCs w:val="16"/>
+              </w:rPr>
+            </w:pPr>
+            <w:r>
+              <w:rPr>
+                <w:sz w:val="16"/>
+                <w:szCs w:val="16"/>
+              </w:rPr>
+              <w:t xml:space="preserve">      providers: [</w:t>
+            </w:r>
+            <w:proofErr w:type="spellStart"/>
+            <w:proofErr w:type="gramStart"/>
+            <w:r>
+              <w:rPr>
+                <w:sz w:val="16"/>
+                <w:szCs w:val="16"/>
+              </w:rPr>
+              <w:t>provideZonelessChangeDetection</w:t>
+            </w:r>
+            <w:proofErr w:type="spellEnd"/>
+            <w:r>
+              <w:rPr>
+                <w:sz w:val="16"/>
+                <w:szCs w:val="16"/>
+              </w:rPr>
+              <w:t>(</w:t>
+            </w:r>
+            <w:proofErr w:type="gramEnd"/>
+            <w:r>
+              <w:rPr>
+                <w:sz w:val="16"/>
+                <w:szCs w:val="16"/>
+              </w:rPr>
+              <w:t>)]</w:t>
+            </w:r>
+          </w:p>
+          <w:p>
+            <w:pPr>
+              <w:rPr>
+                <w:sz w:val="16"/>
+                <w:szCs w:val="16"/>
+              </w:rPr>
+            </w:pPr>
+            <w:r>
+              <w:rPr>
+                <w:sz w:val="16"/>
+                <w:szCs w:val="16"/>
+              </w:rPr>
+              <w:t xml:space="preserve">    }</w:t>
+            </w:r>
+            <w:proofErr w:type="gramStart"/>
+            <w:r>
+              <w:rPr>
+                <w:sz w:val="16"/>
+                <w:szCs w:val="16"/>
+              </w:rPr>
+              <w:t>).</w:t>
+            </w:r>
+            <w:proofErr w:type="spellStart"/>
+            <w:r>
+              <w:rPr>
+                <w:sz w:val="16"/>
+                <w:szCs w:val="16"/>
+              </w:rPr>
+              <w:t>compileComponents</w:t>
+            </w:r>
+            <w:proofErr w:type="spellEnd"/>
+            <w:proofErr w:type="gramEnd"/>
+            <w:r>
+              <w:rPr>
+                <w:sz w:val="16"/>
+                <w:szCs w:val="16"/>
+              </w:rPr>
+              <w:t>();</w:t>
+            </w:r>
+          </w:p>
+          <w:p>
+            <w:pPr>
+              <w:rPr>
+                <w:sz w:val="16"/>
+                <w:szCs w:val="16"/>
+              </w:rPr>
+            </w:pPr>
+            <w:r>
+              <w:rPr>
+                <w:sz w:val="16"/>
+                <w:szCs w:val="16"/>
+              </w:rPr>
+              <w:t xml:space="preserve">  });</w:t>
+            </w:r>
+          </w:p>
+          <w:p>
+            <w:pPr>
+              <w:rPr>
+                <w:sz w:val="16"/>
+                <w:szCs w:val="16"/>
+              </w:rPr>
+            </w:pPr>
+          </w:p>
+          <w:p>
+            <w:pPr>
+              <w:rPr>
+                <w:sz w:val="16"/>
+                <w:szCs w:val="16"/>
+              </w:rPr>
+            </w:pPr>
+            <w:r>
+              <w:rPr>
+                <w:sz w:val="16"/>
+                <w:szCs w:val="16"/>
+              </w:rPr>
+              <w:t xml:space="preserve">  </w:t>
+            </w:r>
+            <w:proofErr w:type="gramStart"/>
+            <w:r>
+              <w:rPr>
+                <w:sz w:val="16"/>
+                <w:szCs w:val="16"/>
+              </w:rPr>
+              <w:t>it(</w:t>
+            </w:r>
+            <w:proofErr w:type="gramEnd"/>
+            <w:r>
+              <w:rPr>
+                <w:sz w:val="16"/>
+                <w:szCs w:val="16"/>
+              </w:rPr>
+              <w:t>'should create the app', () =&gt; {</w:t>
+            </w:r>
+          </w:p>
+          <w:p>
+            <w:pPr>
+              <w:rPr>
+                <w:sz w:val="16"/>
+                <w:szCs w:val="16"/>
+              </w:rPr>
+            </w:pPr>
+            <w:r>
+              <w:rPr>
+                <w:sz w:val="16"/>
+                <w:szCs w:val="16"/>
+              </w:rPr>
+              <w:t xml:space="preserve">   </w:t>
+            </w:r>
+          </w:p>
+          <w:p>
+            <w:pPr>
+              <w:rPr>
+                <w:sz w:val="16"/>
+                <w:szCs w:val="16"/>
+              </w:rPr>
+            </w:pPr>
+            <w:r>
+              <w:rPr>
+                <w:sz w:val="16"/>
+                <w:szCs w:val="16"/>
+              </w:rPr>
+              <w:t xml:space="preserve">  });</w:t>
+            </w:r>
+          </w:p>
+          <w:p>
+            <w:pPr>
+              <w:rPr>
+                <w:sz w:val="16"/>
+                <w:szCs w:val="16"/>
+              </w:rPr>
+            </w:pPr>
+          </w:p>
+          <w:p>
+            <w:pPr>
+              <w:rPr>
+                <w:sz w:val="16"/>
+                <w:szCs w:val="16"/>
+              </w:rPr>
+            </w:pPr>
+            <w:r>
+              <w:rPr>
+                <w:sz w:val="16"/>
+                <w:szCs w:val="16"/>
+              </w:rPr>
+              <w:t xml:space="preserve">  </w:t>
+            </w:r>
+            <w:proofErr w:type="gramStart"/>
+            <w:r>
+              <w:rPr>
+                <w:sz w:val="16"/>
+                <w:szCs w:val="16"/>
+              </w:rPr>
+              <w:t>it(</w:t>
+            </w:r>
+            <w:proofErr w:type="gramEnd"/>
+            <w:r>
+              <w:rPr>
+                <w:sz w:val="16"/>
+                <w:szCs w:val="16"/>
+              </w:rPr>
+              <w:t>'should render title', () =&gt; {</w:t>
+            </w:r>
+          </w:p>
+          <w:p>
+            <w:pPr>
+              <w:rPr>
+                <w:sz w:val="16"/>
+                <w:szCs w:val="16"/>
+              </w:rPr>
+            </w:pPr>
+            <w:r>
+              <w:rPr>
+                <w:sz w:val="16"/>
+                <w:szCs w:val="16"/>
+              </w:rPr>
+              <w:t xml:space="preserve">   </w:t>
+            </w:r>
+          </w:p>
+          <w:p>
+            <w:pPr>
+              <w:rPr>
+                <w:sz w:val="16"/>
+                <w:szCs w:val="16"/>
+              </w:rPr>
+            </w:pPr>
+            <w:r>
+              <w:rPr>
+                <w:sz w:val="16"/>
+                <w:szCs w:val="16"/>
+              </w:rPr>
+              <w:t xml:space="preserve">   </w:t>
+            </w:r>
+          </w:p>
+          <w:p>
+            <w:pPr>
+              <w:rPr>
+                <w:sz w:val="16"/>
+                <w:szCs w:val="16"/>
+              </w:rPr>
+            </w:pPr>
+            <w:r>
+              <w:rPr>
+                <w:sz w:val="16"/>
+                <w:szCs w:val="16"/>
+              </w:rPr>
+              <w:t xml:space="preserve">  });</w:t>
+            </w:r>
+          </w:p>
+          <w:p>
+            <w:pPr>
+              <w:rPr>
+                <w:sz w:val="16"/>
+                <w:szCs w:val="16"/>
+              </w:rPr>
+            </w:pPr>
+            <w:r>
+              <w:rPr>
+                <w:sz w:val="16"/>
+                <w:szCs w:val="16"/>
+              </w:rPr>
+              <w:t>});</w:t>
+            </w:r>
+          </w:p>
+        </w:tc>
+      </w:tr>
+    </w:tbl>
+    <w:p>
+      <w:pPr>
+        <w:spacing w:after="0" w:line="240" w:lineRule="auto"/>
+      </w:pPr>
+    </w:p>
+    <w:p>
+      <w:pPr>
+        <w:spacing w:after="0" w:line="240" w:lineRule="auto"/>
+      </w:pPr>
+    </w:p>
+    <w:p>
+      <w:pPr>
+        <w:spacing w:after="0" w:line="240" w:lineRule="auto"/>
+      </w:pPr>
+    </w:p>
+    <w:p>
+      <w:pPr>
+        <w:spacing w:after="0" w:line="240" w:lineRule="auto"/>
+      </w:pPr>
+    </w:p>
+    <w:p>
+      <w:pPr>
+        <w:spacing w:after="0" w:line="240" w:lineRule="auto"/>
+      </w:pPr>
+    </w:p>
+    <w:p>
+      <w:pPr>
+        <w:spacing w:after="0" w:line="240" w:lineRule="auto"/>
+      </w:pPr>
+    </w:p>
+    <w:p>
+      <w:pPr>
+        <w:spacing w:after="0" w:line="240" w:lineRule="auto"/>
+      </w:pPr>
+      <w:r>
+        <w:lastRenderedPageBreak/>
+        <w:drawing>
+          <wp:inline distT="0" distB="0" distL="0" distR="0" wp14:anchorId="29504783" wp14:editId="07D44010">
+            <wp:extent cx="6363027" cy="3276768"/>
+            <wp:effectExtent l="0" t="0" r="0" b="0"/>
+            <wp:docPr id="408944192" name="Picture 1"/>
+            <wp:cNvGraphicFramePr>
+              <a:graphicFrameLocks xmlns:a="http://schemas.openxmlformats.org/drawingml/2006/main" noChangeAspect="1"/>
+            </wp:cNvGraphicFramePr>
+            <a:graphic xmlns:a="http://schemas.openxmlformats.org/drawingml/2006/main">
+              <a:graphicData uri="http://schemas.openxmlformats.org/drawingml/2006/picture">
+                <pic:pic xmlns:pic="http://schemas.openxmlformats.org/drawingml/2006/picture">
+                  <pic:nvPicPr>
+                    <pic:cNvPr id="408944192" name=""/>
+                    <pic:cNvPicPr/>
+                  </pic:nvPicPr>
+                  <pic:blipFill>
+                    <a:blip r:embed="rId42"/>
+                    <a:stretch>
+                      <a:fillRect/>
+                    </a:stretch>
+                  </pic:blipFill>
+                  <pic:spPr>
+                    <a:xfrm>
+                      <a:off x="0" y="0"/>
+                      <a:ext cx="6363027" cy="3276768"/>
+                    </a:xfrm>
+                    <a:prstGeom prst="rect">
+                      <a:avLst/>
+                    </a:prstGeom>
+                  </pic:spPr>
+                </pic:pic>
+              </a:graphicData>
+            </a:graphic>
+          </wp:inline>
+        </w:drawing>
+      </w:r>
     </w:p>
     <w:p>
       <w:pPr>

--- a/UI_html_css_javascript/notes/Angular_6AM_2025.docx
+++ b/UI_html_css_javascript/notes/Angular_6AM_2025.docx
@@ -3366,10 +3366,7 @@
         <w:t xml:space="preserve"> default one component will be created that </w:t>
       </w:r>
       <w:r>
-        <w:t>component</w:t>
-      </w:r>
-      <w:r>
-        <w:t xml:space="preserve"> </w:t>
+        <w:t xml:space="preserve">component </w:t>
       </w:r>
       <w:r>
         <w:t>is “app” component. It is a root component.</w:t>
@@ -3519,13 +3516,7 @@
           </w:tcPr>
           <w:p>
             <w:r>
-              <w:t xml:space="preserve">We write </w:t>
-            </w:r>
-            <w:r>
-              <w:t>CSS</w:t>
-            </w:r>
-            <w:r>
-              <w:t xml:space="preserve"> code</w:t>
+              <w:t>We write CSS code</w:t>
             </w:r>
           </w:p>
         </w:tc>
@@ -4458,6 +4449,9 @@
         <w:spacing w:after="0" w:line="240" w:lineRule="auto"/>
       </w:pPr>
       <w:r>
+        <w:rPr>
+          <w:noProof/>
+        </w:rPr>
         <w:lastRenderedPageBreak/>
         <w:drawing>
           <wp:inline distT="0" distB="0" distL="0" distR="0" wp14:anchorId="29504783" wp14:editId="07D44010">
@@ -4500,26 +4494,569 @@
       <w:pPr>
         <w:spacing w:after="0" w:line="240" w:lineRule="auto"/>
       </w:pPr>
-    </w:p>
-    <w:p>
-      <w:pPr>
-        <w:spacing w:after="0" w:line="240" w:lineRule="auto"/>
-      </w:pPr>
-    </w:p>
-    <w:p>
-      <w:pPr>
-        <w:spacing w:after="0" w:line="240" w:lineRule="auto"/>
-      </w:pPr>
-    </w:p>
-    <w:p>
-      <w:pPr>
-        <w:spacing w:after="0" w:line="240" w:lineRule="auto"/>
-      </w:pPr>
-    </w:p>
-    <w:p>
-      <w:pPr>
-        <w:spacing w:after="0" w:line="240" w:lineRule="auto"/>
-      </w:pPr>
+      <w:r>
+        <w:t xml:space="preserve">If you want to send data from component to its corresponding </w:t>
+      </w:r>
+      <w:proofErr w:type="gramStart"/>
+      <w:r>
+        <w:t>html</w:t>
+      </w:r>
+      <w:proofErr w:type="gramEnd"/>
+      <w:r>
+        <w:t xml:space="preserve"> we can make use of </w:t>
+      </w:r>
+      <w:r>
+        <w:rPr>
+          <w:b/>
+          <w:bCs/>
+        </w:rPr>
+        <w:t>{{</w:t>
+      </w:r>
+      <w:proofErr w:type="spellStart"/>
+      <w:r>
+        <w:rPr>
+          <w:b/>
+          <w:bCs/>
+        </w:rPr>
+        <w:t>empName</w:t>
+      </w:r>
+      <w:proofErr w:type="spellEnd"/>
+      <w:r>
+        <w:rPr>
+          <w:b/>
+          <w:bCs/>
+        </w:rPr>
+        <w:t>}}</w:t>
+      </w:r>
+      <w:r>
+        <w:t xml:space="preserve"> interpolation in angular.</w:t>
+      </w:r>
+    </w:p>
+    <w:p>
+      <w:pPr>
+        <w:spacing w:after="0" w:line="240" w:lineRule="auto"/>
+      </w:pPr>
+    </w:p>
+    <w:tbl>
+      <w:tblPr>
+        <w:tblStyle w:val="TableGrid"/>
+        <w:tblW w:w="0" w:type="auto"/>
+        <w:tblLook w:val="04A0" w:firstRow="1" w:lastRow="0" w:firstColumn="1" w:lastColumn="0" w:noHBand="0" w:noVBand="1"/>
+      </w:tblPr>
+      <w:tblGrid>
+        <w:gridCol w:w="5228"/>
+        <w:gridCol w:w="5228"/>
+      </w:tblGrid>
+      <w:tr>
+        <w:tc>
+          <w:tcPr>
+            <w:tcW w:w="5228" w:type="dxa"/>
+          </w:tcPr>
+          <w:p>
+            <w:proofErr w:type="spellStart"/>
+            <w:r>
+              <w:t>App.ts</w:t>
+            </w:r>
+            <w:proofErr w:type="spellEnd"/>
+          </w:p>
+        </w:tc>
+        <w:tc>
+          <w:tcPr>
+            <w:tcW w:w="5228" w:type="dxa"/>
+          </w:tcPr>
+          <w:p>
+            <w:r>
+              <w:t>App.html</w:t>
+            </w:r>
+          </w:p>
+        </w:tc>
+      </w:tr>
+      <w:tr>
+        <w:tc>
+          <w:tcPr>
+            <w:tcW w:w="5228" w:type="dxa"/>
+          </w:tcPr>
+          <w:p>
+            <w:r>
+              <w:t>@</w:t>
+            </w:r>
+            <w:proofErr w:type="gramStart"/>
+            <w:r>
+              <w:t>Component(</w:t>
+            </w:r>
+            <w:proofErr w:type="gramEnd"/>
+            <w:r>
+              <w:t>{</w:t>
+            </w:r>
+          </w:p>
+          <w:p>
+            <w:r>
+              <w:t>  selector: 'app-root',</w:t>
+            </w:r>
+          </w:p>
+          <w:p>
+            <w:r>
+              <w:t>  imports: [</w:t>
+            </w:r>
+            <w:proofErr w:type="spellStart"/>
+            <w:r>
+              <w:t>RouterOutlet</w:t>
+            </w:r>
+            <w:proofErr w:type="spellEnd"/>
+            <w:r>
+              <w:t>],</w:t>
+            </w:r>
+          </w:p>
+          <w:p>
+            <w:r>
+              <w:t xml:space="preserve">  </w:t>
+            </w:r>
+            <w:proofErr w:type="spellStart"/>
+            <w:r>
+              <w:t>templateUrl</w:t>
+            </w:r>
+            <w:proofErr w:type="spellEnd"/>
+            <w:r>
+              <w:t>: './app.html',</w:t>
+            </w:r>
+          </w:p>
+          <w:p>
+            <w:r>
+              <w:t xml:space="preserve">  </w:t>
+            </w:r>
+            <w:proofErr w:type="spellStart"/>
+            <w:r>
+              <w:t>styleUrl</w:t>
+            </w:r>
+            <w:proofErr w:type="spellEnd"/>
+            <w:r>
+              <w:t>: './app.css'</w:t>
+            </w:r>
+          </w:p>
+          <w:p>
+            <w:r>
+              <w:t>})</w:t>
+            </w:r>
+          </w:p>
+          <w:p>
+            <w:r>
+              <w:t>export class App {</w:t>
+            </w:r>
+          </w:p>
+          <w:p>
+            <w:r>
+              <w:t xml:space="preserve">  </w:t>
+            </w:r>
+            <w:proofErr w:type="spellStart"/>
+            <w:r>
+              <w:t>empName</w:t>
+            </w:r>
+            <w:proofErr w:type="spellEnd"/>
+            <w:r>
+              <w:t>: string = "Azad Shaik";</w:t>
+            </w:r>
+          </w:p>
+          <w:p>
+            <w:r>
+              <w:t>}</w:t>
+            </w:r>
+          </w:p>
+          <w:p/>
+        </w:tc>
+        <w:tc>
+          <w:tcPr>
+            <w:tcW w:w="5228" w:type="dxa"/>
+          </w:tcPr>
+          <w:p>
+            <w:pPr>
+              <w:rPr>
+                <w:b/>
+                <w:bCs/>
+              </w:rPr>
+            </w:pPr>
+            <w:r>
+              <w:rPr>
+                <w:b/>
+                <w:bCs/>
+                <w:highlight w:val="yellow"/>
+              </w:rPr>
+              <w:t>{{</w:t>
+            </w:r>
+            <w:proofErr w:type="spellStart"/>
+            <w:r>
+              <w:rPr>
+                <w:b/>
+                <w:bCs/>
+                <w:highlight w:val="yellow"/>
+              </w:rPr>
+              <w:t>empName</w:t>
+            </w:r>
+            <w:proofErr w:type="spellEnd"/>
+            <w:r>
+              <w:rPr>
+                <w:b/>
+                <w:bCs/>
+                <w:highlight w:val="yellow"/>
+              </w:rPr>
+              <w:t>}}</w:t>
+            </w:r>
+          </w:p>
+          <w:p/>
+        </w:tc>
+      </w:tr>
+    </w:tbl>
+    <w:p>
+      <w:pPr>
+        <w:spacing w:after="0" w:line="240" w:lineRule="auto"/>
+      </w:pPr>
+    </w:p>
+    <w:p>
+      <w:pPr>
+        <w:spacing w:after="0" w:line="240" w:lineRule="auto"/>
+      </w:pPr>
+    </w:p>
+    <w:p>
+      <w:pPr>
+        <w:spacing w:after="0" w:line="240" w:lineRule="auto"/>
+        <w:rPr>
+          <w:b/>
+          <w:bCs/>
+        </w:rPr>
+      </w:pPr>
+      <w:r>
+        <w:rPr>
+          <w:b/>
+          <w:bCs/>
+        </w:rPr>
+        <w:t xml:space="preserve">In TS also we have interpolation concept. Then what is the difference between TS interpolation and Angular </w:t>
+      </w:r>
+      <w:r>
+        <w:rPr>
+          <w:b/>
+          <w:bCs/>
+        </w:rPr>
+        <w:t xml:space="preserve">String </w:t>
+      </w:r>
+      <w:r>
+        <w:rPr>
+          <w:b/>
+          <w:bCs/>
+        </w:rPr>
+        <w:t xml:space="preserve">interpolation? </w:t>
+      </w:r>
+    </w:p>
+    <w:p>
+      <w:pPr>
+        <w:spacing w:after="0" w:line="240" w:lineRule="auto"/>
+      </w:pPr>
+      <w:r>
+        <w:t xml:space="preserve">TS interpolation we always write inside </w:t>
+      </w:r>
+      <w:proofErr w:type="gramStart"/>
+      <w:r>
+        <w:t>template</w:t>
+      </w:r>
+      <w:r>
+        <w:t>(</w:t>
+      </w:r>
+      <w:proofErr w:type="gramEnd"/>
+      <w:r>
+        <w:t>we use back ticks `` not double quotes or single quotes to represent string)</w:t>
+      </w:r>
+      <w:r>
+        <w:t xml:space="preserve"> and we write inside </w:t>
+      </w:r>
+      <w:r>
+        <w:rPr>
+          <w:b/>
+          <w:bCs/>
+        </w:rPr>
+        <w:t>.</w:t>
+      </w:r>
+      <w:proofErr w:type="spellStart"/>
+      <w:r>
+        <w:rPr>
+          <w:b/>
+          <w:bCs/>
+        </w:rPr>
+        <w:t>ts</w:t>
+      </w:r>
+      <w:proofErr w:type="spellEnd"/>
+      <w:r>
+        <w:t xml:space="preserve"> file only.</w:t>
+      </w:r>
+    </w:p>
+    <w:p>
+      <w:pPr>
+        <w:spacing w:after="0" w:line="240" w:lineRule="auto"/>
+      </w:pPr>
+      <w:r>
+        <w:t xml:space="preserve">Eg: </w:t>
+      </w:r>
+      <w:proofErr w:type="spellStart"/>
+      <w:r>
+        <w:t>test.ts</w:t>
+      </w:r>
+      <w:proofErr w:type="spellEnd"/>
+    </w:p>
+    <w:p>
+      <w:pPr>
+        <w:spacing w:after="0" w:line="240" w:lineRule="auto"/>
+      </w:pPr>
+      <w:r>
+        <w:tab/>
+      </w:r>
+      <w:proofErr w:type="spellStart"/>
+      <w:proofErr w:type="gramStart"/>
+      <w:r>
+        <w:t>empName:string</w:t>
+      </w:r>
+      <w:proofErr w:type="spellEnd"/>
+      <w:proofErr w:type="gramEnd"/>
+      <w:r>
+        <w:t xml:space="preserve"> = “Azad”;</w:t>
+      </w:r>
+    </w:p>
+    <w:p>
+      <w:pPr>
+        <w:spacing w:after="0" w:line="240" w:lineRule="auto"/>
+      </w:pPr>
+      <w:proofErr w:type="gramStart"/>
+      <w:r>
+        <w:t>console.log(</w:t>
+      </w:r>
+      <w:proofErr w:type="gramEnd"/>
+      <w:r>
+        <w:t>`Hi this is ${</w:t>
+      </w:r>
+      <w:proofErr w:type="spellStart"/>
+      <w:r>
+        <w:t>empName</w:t>
+      </w:r>
+      <w:proofErr w:type="spellEnd"/>
+      <w:r>
+        <w:t>}`);</w:t>
+      </w:r>
+    </w:p>
+    <w:p>
+      <w:pPr>
+        <w:spacing w:after="0" w:line="240" w:lineRule="auto"/>
+      </w:pPr>
+    </w:p>
+    <w:p>
+      <w:pPr>
+        <w:spacing w:after="0" w:line="240" w:lineRule="auto"/>
+      </w:pPr>
+      <w:r>
+        <w:t>While working with TS interpolation mainly we need to use.</w:t>
+      </w:r>
+    </w:p>
+    <w:p>
+      <w:pPr>
+        <w:pStyle w:val="ListParagraph"/>
+        <w:numPr>
+          <w:ilvl w:val="0"/>
+          <w:numId w:val="31"/>
+        </w:numPr>
+        <w:spacing w:after="0" w:line="240" w:lineRule="auto"/>
+      </w:pPr>
+      <w:r>
+        <w:t xml:space="preserve">Use </w:t>
+      </w:r>
+      <w:r>
+        <w:t>Back tick for template (``)</w:t>
+      </w:r>
+      <w:r>
+        <w:t xml:space="preserve"> in .</w:t>
+      </w:r>
+      <w:proofErr w:type="spellStart"/>
+      <w:r>
+        <w:t>ts</w:t>
+      </w:r>
+      <w:proofErr w:type="spellEnd"/>
+      <w:r>
+        <w:t xml:space="preserve"> file</w:t>
+      </w:r>
+      <w:r>
+        <w:t>.</w:t>
+      </w:r>
+    </w:p>
+    <w:p>
+      <w:pPr>
+        <w:pStyle w:val="ListParagraph"/>
+        <w:numPr>
+          <w:ilvl w:val="0"/>
+          <w:numId w:val="31"/>
+        </w:numPr>
+        <w:spacing w:after="0" w:line="240" w:lineRule="auto"/>
+      </w:pPr>
+      <w:r>
+        <w:t xml:space="preserve">Use </w:t>
+      </w:r>
+      <w:r>
+        <w:rPr>
+          <w:b/>
+          <w:bCs/>
+        </w:rPr>
+        <w:t>${}</w:t>
+      </w:r>
+      <w:r>
+        <w:rPr>
+          <w:b/>
+          <w:bCs/>
+        </w:rPr>
+        <w:t xml:space="preserve"> </w:t>
+      </w:r>
+      <w:r>
+        <w:t>for interpolation</w:t>
+      </w:r>
+      <w:r>
+        <w:t xml:space="preserve"> in </w:t>
+      </w:r>
+      <w:proofErr w:type="spellStart"/>
+      <w:r>
+        <w:t>ts</w:t>
+      </w:r>
+      <w:proofErr w:type="spellEnd"/>
+      <w:r>
+        <w:t xml:space="preserve"> file inside template ``</w:t>
+      </w:r>
+      <w:r>
+        <w:t>.</w:t>
+      </w:r>
+    </w:p>
+    <w:p>
+      <w:pPr>
+        <w:spacing w:after="0" w:line="240" w:lineRule="auto"/>
+      </w:pPr>
+    </w:p>
+    <w:p>
+      <w:pPr>
+        <w:spacing w:after="0" w:line="240" w:lineRule="auto"/>
+      </w:pPr>
+      <w:r>
+        <w:t xml:space="preserve">In Angular </w:t>
+      </w:r>
+      <w:r>
+        <w:t xml:space="preserve">String </w:t>
+      </w:r>
+      <w:r>
+        <w:t>interpolation, we always write {{</w:t>
+      </w:r>
+      <w:proofErr w:type="spellStart"/>
+      <w:r>
+        <w:t>empName</w:t>
+      </w:r>
+      <w:proofErr w:type="spellEnd"/>
+      <w:r>
+        <w:t xml:space="preserve">}} inside the .html file. This </w:t>
+      </w:r>
+      <w:proofErr w:type="spellStart"/>
+      <w:r>
+        <w:t>empName</w:t>
+      </w:r>
+      <w:proofErr w:type="spellEnd"/>
+      <w:r>
+        <w:t xml:space="preserve"> property is declared in component </w:t>
+      </w:r>
+      <w:proofErr w:type="spellStart"/>
+      <w:r>
+        <w:t>ts</w:t>
+      </w:r>
+      <w:proofErr w:type="spellEnd"/>
+      <w:r>
+        <w:t xml:space="preserve"> file.</w:t>
+      </w:r>
+    </w:p>
+    <w:p>
+      <w:pPr>
+        <w:spacing w:after="0" w:line="240" w:lineRule="auto"/>
+      </w:pPr>
+    </w:p>
+    <w:p>
+      <w:pPr>
+        <w:spacing w:after="0" w:line="240" w:lineRule="auto"/>
+      </w:pPr>
+      <w:r>
+        <w:t xml:space="preserve">While working with </w:t>
+      </w:r>
+      <w:r>
+        <w:t>Angular</w:t>
+      </w:r>
+      <w:r>
+        <w:t xml:space="preserve"> interpolation mainly we need to use.</w:t>
+      </w:r>
+    </w:p>
+    <w:p>
+      <w:pPr>
+        <w:pStyle w:val="ListParagraph"/>
+        <w:numPr>
+          <w:ilvl w:val="0"/>
+          <w:numId w:val="32"/>
+        </w:numPr>
+        <w:spacing w:after="0" w:line="240" w:lineRule="auto"/>
+      </w:pPr>
+      <w:r>
+        <w:t xml:space="preserve">Declare variable in component </w:t>
+      </w:r>
+      <w:proofErr w:type="spellStart"/>
+      <w:r>
+        <w:t>ts</w:t>
+      </w:r>
+      <w:proofErr w:type="spellEnd"/>
+      <w:r>
+        <w:t xml:space="preserve"> file.</w:t>
+      </w:r>
+    </w:p>
+    <w:p>
+      <w:pPr>
+        <w:pStyle w:val="ListParagraph"/>
+        <w:numPr>
+          <w:ilvl w:val="0"/>
+          <w:numId w:val="32"/>
+        </w:numPr>
+        <w:spacing w:after="0" w:line="240" w:lineRule="auto"/>
+      </w:pPr>
+      <w:r>
+        <w:t xml:space="preserve">Use </w:t>
+      </w:r>
+      <w:r>
+        <w:rPr>
+          <w:b/>
+          <w:bCs/>
+        </w:rPr>
+        <w:t>{</w:t>
+      </w:r>
+      <w:r>
+        <w:rPr>
+          <w:b/>
+          <w:bCs/>
+        </w:rPr>
+        <w:t>{}</w:t>
+      </w:r>
+      <w:r>
+        <w:rPr>
+          <w:b/>
+          <w:bCs/>
+        </w:rPr>
+        <w:t>}</w:t>
+      </w:r>
+      <w:r>
+        <w:rPr>
+          <w:b/>
+          <w:bCs/>
+        </w:rPr>
+        <w:t xml:space="preserve"> </w:t>
+      </w:r>
+      <w:r>
+        <w:t>for interpolation</w:t>
+      </w:r>
+      <w:r>
+        <w:t xml:space="preserve"> in HTML file</w:t>
+      </w:r>
+      <w:r>
+        <w:t>.</w:t>
+      </w:r>
     </w:p>
     <w:p>
       <w:pPr>
@@ -6590,6 +7127,95 @@
     </w:lvl>
   </w:abstractNum>
   <w:abstractNum w:abstractNumId="13" w15:restartNumberingAfterBreak="0">
+    <w:nsid w:val="2F6B50FB"/>
+    <w:multiLevelType w:val="hybridMultilevel"/>
+    <w:tmpl w:val="54F0102A"/>
+    <w:lvl w:ilvl="0" w:tplc="4009000F">
+      <w:start w:val="1"/>
+      <w:numFmt w:val="decimal"/>
+      <w:lvlText w:val="%1."/>
+      <w:lvlJc w:val="left"/>
+      <w:pPr>
+        <w:ind w:left="720" w:hanging="360"/>
+      </w:pPr>
+      <w:rPr>
+        <w:rFonts w:hint="default"/>
+      </w:rPr>
+    </w:lvl>
+    <w:lvl w:ilvl="1" w:tplc="40090019" w:tentative="1">
+      <w:start w:val="1"/>
+      <w:numFmt w:val="lowerLetter"/>
+      <w:lvlText w:val="%2."/>
+      <w:lvlJc w:val="left"/>
+      <w:pPr>
+        <w:ind w:left="1440" w:hanging="360"/>
+      </w:pPr>
+    </w:lvl>
+    <w:lvl w:ilvl="2" w:tplc="4009001B" w:tentative="1">
+      <w:start w:val="1"/>
+      <w:numFmt w:val="lowerRoman"/>
+      <w:lvlText w:val="%3."/>
+      <w:lvlJc w:val="right"/>
+      <w:pPr>
+        <w:ind w:left="2160" w:hanging="180"/>
+      </w:pPr>
+    </w:lvl>
+    <w:lvl w:ilvl="3" w:tplc="4009000F" w:tentative="1">
+      <w:start w:val="1"/>
+      <w:numFmt w:val="decimal"/>
+      <w:lvlText w:val="%4."/>
+      <w:lvlJc w:val="left"/>
+      <w:pPr>
+        <w:ind w:left="2880" w:hanging="360"/>
+      </w:pPr>
+    </w:lvl>
+    <w:lvl w:ilvl="4" w:tplc="40090019" w:tentative="1">
+      <w:start w:val="1"/>
+      <w:numFmt w:val="lowerLetter"/>
+      <w:lvlText w:val="%5."/>
+      <w:lvlJc w:val="left"/>
+      <w:pPr>
+        <w:ind w:left="3600" w:hanging="360"/>
+      </w:pPr>
+    </w:lvl>
+    <w:lvl w:ilvl="5" w:tplc="4009001B" w:tentative="1">
+      <w:start w:val="1"/>
+      <w:numFmt w:val="lowerRoman"/>
+      <w:lvlText w:val="%6."/>
+      <w:lvlJc w:val="right"/>
+      <w:pPr>
+        <w:ind w:left="4320" w:hanging="180"/>
+      </w:pPr>
+    </w:lvl>
+    <w:lvl w:ilvl="6" w:tplc="4009000F" w:tentative="1">
+      <w:start w:val="1"/>
+      <w:numFmt w:val="decimal"/>
+      <w:lvlText w:val="%7."/>
+      <w:lvlJc w:val="left"/>
+      <w:pPr>
+        <w:ind w:left="5040" w:hanging="360"/>
+      </w:pPr>
+    </w:lvl>
+    <w:lvl w:ilvl="7" w:tplc="40090019" w:tentative="1">
+      <w:start w:val="1"/>
+      <w:numFmt w:val="lowerLetter"/>
+      <w:lvlText w:val="%8."/>
+      <w:lvlJc w:val="left"/>
+      <w:pPr>
+        <w:ind w:left="5760" w:hanging="360"/>
+      </w:pPr>
+    </w:lvl>
+    <w:lvl w:ilvl="8" w:tplc="4009001B" w:tentative="1">
+      <w:start w:val="1"/>
+      <w:numFmt w:val="lowerRoman"/>
+      <w:lvlText w:val="%9."/>
+      <w:lvlJc w:val="right"/>
+      <w:pPr>
+        <w:ind w:left="6480" w:hanging="180"/>
+      </w:pPr>
+    </w:lvl>
+  </w:abstractNum>
+  <w:abstractNum w:abstractNumId="14" w15:restartNumberingAfterBreak="0">
     <w:nsid w:val="32603948"/>
     <w:multiLevelType w:val="multilevel"/>
     <w:tmpl w:val="808AD1CA"/>
@@ -6738,7 +7364,7 @@
       </w:rPr>
     </w:lvl>
   </w:abstractNum>
-  <w:abstractNum w:abstractNumId="14" w15:restartNumberingAfterBreak="0">
+  <w:abstractNum w:abstractNumId="15" w15:restartNumberingAfterBreak="0">
     <w:nsid w:val="35511E32"/>
     <w:multiLevelType w:val="hybridMultilevel"/>
     <w:tmpl w:val="C3228CC8"/>
@@ -6827,7 +7453,7 @@
       </w:pPr>
     </w:lvl>
   </w:abstractNum>
-  <w:abstractNum w:abstractNumId="15" w15:restartNumberingAfterBreak="0">
+  <w:abstractNum w:abstractNumId="16" w15:restartNumberingAfterBreak="0">
     <w:nsid w:val="35DC77A2"/>
     <w:multiLevelType w:val="hybridMultilevel"/>
     <w:tmpl w:val="206C4312"/>
@@ -6916,7 +7542,7 @@
       </w:pPr>
     </w:lvl>
   </w:abstractNum>
-  <w:abstractNum w:abstractNumId="16" w15:restartNumberingAfterBreak="0">
+  <w:abstractNum w:abstractNumId="17" w15:restartNumberingAfterBreak="0">
     <w:nsid w:val="3B946EF2"/>
     <w:multiLevelType w:val="hybridMultilevel"/>
     <w:tmpl w:val="682CD640"/>
@@ -7005,7 +7631,7 @@
       </w:pPr>
     </w:lvl>
   </w:abstractNum>
-  <w:abstractNum w:abstractNumId="17" w15:restartNumberingAfterBreak="0">
+  <w:abstractNum w:abstractNumId="18" w15:restartNumberingAfterBreak="0">
     <w:nsid w:val="3D175E71"/>
     <w:multiLevelType w:val="multilevel"/>
     <w:tmpl w:val="C248C1A2"/>
@@ -7154,7 +7780,7 @@
       </w:rPr>
     </w:lvl>
   </w:abstractNum>
-  <w:abstractNum w:abstractNumId="18" w15:restartNumberingAfterBreak="0">
+  <w:abstractNum w:abstractNumId="19" w15:restartNumberingAfterBreak="0">
     <w:nsid w:val="4271344F"/>
     <w:multiLevelType w:val="multilevel"/>
     <w:tmpl w:val="E9109E7C"/>
@@ -7303,7 +7929,7 @@
       </w:rPr>
     </w:lvl>
   </w:abstractNum>
-  <w:abstractNum w:abstractNumId="19" w15:restartNumberingAfterBreak="0">
+  <w:abstractNum w:abstractNumId="20" w15:restartNumberingAfterBreak="0">
     <w:nsid w:val="58516D6A"/>
     <w:multiLevelType w:val="hybridMultilevel"/>
     <w:tmpl w:val="00CCC8F0"/>
@@ -7392,7 +8018,7 @@
       </w:pPr>
     </w:lvl>
   </w:abstractNum>
-  <w:abstractNum w:abstractNumId="20" w15:restartNumberingAfterBreak="0">
+  <w:abstractNum w:abstractNumId="21" w15:restartNumberingAfterBreak="0">
     <w:nsid w:val="5DCD3B6F"/>
     <w:multiLevelType w:val="multilevel"/>
     <w:tmpl w:val="96AE20F8"/>
@@ -7541,7 +8167,7 @@
       </w:rPr>
     </w:lvl>
   </w:abstractNum>
-  <w:abstractNum w:abstractNumId="21" w15:restartNumberingAfterBreak="0">
+  <w:abstractNum w:abstractNumId="22" w15:restartNumberingAfterBreak="0">
     <w:nsid w:val="5F045E9B"/>
     <w:multiLevelType w:val="hybridMultilevel"/>
     <w:tmpl w:val="0910E5BA"/>
@@ -7630,7 +8256,7 @@
       </w:pPr>
     </w:lvl>
   </w:abstractNum>
-  <w:abstractNum w:abstractNumId="22" w15:restartNumberingAfterBreak="0">
+  <w:abstractNum w:abstractNumId="23" w15:restartNumberingAfterBreak="0">
     <w:nsid w:val="64880EC8"/>
     <w:multiLevelType w:val="hybridMultilevel"/>
     <w:tmpl w:val="0BECC98E"/>
@@ -7719,7 +8345,96 @@
       </w:pPr>
     </w:lvl>
   </w:abstractNum>
-  <w:abstractNum w:abstractNumId="23" w15:restartNumberingAfterBreak="0">
+  <w:abstractNum w:abstractNumId="24" w15:restartNumberingAfterBreak="0">
+    <w:nsid w:val="67920818"/>
+    <w:multiLevelType w:val="hybridMultilevel"/>
+    <w:tmpl w:val="54F0102A"/>
+    <w:lvl w:ilvl="0" w:tplc="FFFFFFFF">
+      <w:start w:val="1"/>
+      <w:numFmt w:val="decimal"/>
+      <w:lvlText w:val="%1."/>
+      <w:lvlJc w:val="left"/>
+      <w:pPr>
+        <w:ind w:left="720" w:hanging="360"/>
+      </w:pPr>
+      <w:rPr>
+        <w:rFonts w:hint="default"/>
+      </w:rPr>
+    </w:lvl>
+    <w:lvl w:ilvl="1" w:tplc="FFFFFFFF" w:tentative="1">
+      <w:start w:val="1"/>
+      <w:numFmt w:val="lowerLetter"/>
+      <w:lvlText w:val="%2."/>
+      <w:lvlJc w:val="left"/>
+      <w:pPr>
+        <w:ind w:left="1440" w:hanging="360"/>
+      </w:pPr>
+    </w:lvl>
+    <w:lvl w:ilvl="2" w:tplc="FFFFFFFF" w:tentative="1">
+      <w:start w:val="1"/>
+      <w:numFmt w:val="lowerRoman"/>
+      <w:lvlText w:val="%3."/>
+      <w:lvlJc w:val="right"/>
+      <w:pPr>
+        <w:ind w:left="2160" w:hanging="180"/>
+      </w:pPr>
+    </w:lvl>
+    <w:lvl w:ilvl="3" w:tplc="FFFFFFFF" w:tentative="1">
+      <w:start w:val="1"/>
+      <w:numFmt w:val="decimal"/>
+      <w:lvlText w:val="%4."/>
+      <w:lvlJc w:val="left"/>
+      <w:pPr>
+        <w:ind w:left="2880" w:hanging="360"/>
+      </w:pPr>
+    </w:lvl>
+    <w:lvl w:ilvl="4" w:tplc="FFFFFFFF" w:tentative="1">
+      <w:start w:val="1"/>
+      <w:numFmt w:val="lowerLetter"/>
+      <w:lvlText w:val="%5."/>
+      <w:lvlJc w:val="left"/>
+      <w:pPr>
+        <w:ind w:left="3600" w:hanging="360"/>
+      </w:pPr>
+    </w:lvl>
+    <w:lvl w:ilvl="5" w:tplc="FFFFFFFF" w:tentative="1">
+      <w:start w:val="1"/>
+      <w:numFmt w:val="lowerRoman"/>
+      <w:lvlText w:val="%6."/>
+      <w:lvlJc w:val="right"/>
+      <w:pPr>
+        <w:ind w:left="4320" w:hanging="180"/>
+      </w:pPr>
+    </w:lvl>
+    <w:lvl w:ilvl="6" w:tplc="FFFFFFFF" w:tentative="1">
+      <w:start w:val="1"/>
+      <w:numFmt w:val="decimal"/>
+      <w:lvlText w:val="%7."/>
+      <w:lvlJc w:val="left"/>
+      <w:pPr>
+        <w:ind w:left="5040" w:hanging="360"/>
+      </w:pPr>
+    </w:lvl>
+    <w:lvl w:ilvl="7" w:tplc="FFFFFFFF" w:tentative="1">
+      <w:start w:val="1"/>
+      <w:numFmt w:val="lowerLetter"/>
+      <w:lvlText w:val="%8."/>
+      <w:lvlJc w:val="left"/>
+      <w:pPr>
+        <w:ind w:left="5760" w:hanging="360"/>
+      </w:pPr>
+    </w:lvl>
+    <w:lvl w:ilvl="8" w:tplc="FFFFFFFF" w:tentative="1">
+      <w:start w:val="1"/>
+      <w:numFmt w:val="lowerRoman"/>
+      <w:lvlText w:val="%9."/>
+      <w:lvlJc w:val="right"/>
+      <w:pPr>
+        <w:ind w:left="6480" w:hanging="180"/>
+      </w:pPr>
+    </w:lvl>
+  </w:abstractNum>
+  <w:abstractNum w:abstractNumId="25" w15:restartNumberingAfterBreak="0">
     <w:nsid w:val="683517A9"/>
     <w:multiLevelType w:val="multilevel"/>
     <w:tmpl w:val="D05E2A52"/>
@@ -7868,7 +8583,7 @@
       </w:rPr>
     </w:lvl>
   </w:abstractNum>
-  <w:abstractNum w:abstractNumId="24" w15:restartNumberingAfterBreak="0">
+  <w:abstractNum w:abstractNumId="26" w15:restartNumberingAfterBreak="0">
     <w:nsid w:val="6B5A2171"/>
     <w:multiLevelType w:val="multilevel"/>
     <w:tmpl w:val="4BA8F6A8"/>
@@ -8017,7 +8732,7 @@
       </w:rPr>
     </w:lvl>
   </w:abstractNum>
-  <w:abstractNum w:abstractNumId="25" w15:restartNumberingAfterBreak="0">
+  <w:abstractNum w:abstractNumId="27" w15:restartNumberingAfterBreak="0">
     <w:nsid w:val="6CD90AAA"/>
     <w:multiLevelType w:val="hybridMultilevel"/>
     <w:tmpl w:val="CB0867E8"/>
@@ -8106,7 +8821,7 @@
       </w:pPr>
     </w:lvl>
   </w:abstractNum>
-  <w:abstractNum w:abstractNumId="26" w15:restartNumberingAfterBreak="0">
+  <w:abstractNum w:abstractNumId="28" w15:restartNumberingAfterBreak="0">
     <w:nsid w:val="72044FAA"/>
     <w:multiLevelType w:val="multilevel"/>
     <w:tmpl w:val="F278844E"/>
@@ -8255,7 +8970,7 @@
       </w:rPr>
     </w:lvl>
   </w:abstractNum>
-  <w:abstractNum w:abstractNumId="27" w15:restartNumberingAfterBreak="0">
+  <w:abstractNum w:abstractNumId="29" w15:restartNumberingAfterBreak="0">
     <w:nsid w:val="74BE6604"/>
     <w:multiLevelType w:val="multilevel"/>
     <w:tmpl w:val="C5E69C6E"/>
@@ -8404,7 +9119,7 @@
       </w:rPr>
     </w:lvl>
   </w:abstractNum>
-  <w:abstractNum w:abstractNumId="28" w15:restartNumberingAfterBreak="0">
+  <w:abstractNum w:abstractNumId="30" w15:restartNumberingAfterBreak="0">
     <w:nsid w:val="75FC232B"/>
     <w:multiLevelType w:val="multilevel"/>
     <w:tmpl w:val="CE3A26CC"/>
@@ -8553,7 +9268,7 @@
       </w:rPr>
     </w:lvl>
   </w:abstractNum>
-  <w:abstractNum w:abstractNumId="29" w15:restartNumberingAfterBreak="0">
+  <w:abstractNum w:abstractNumId="31" w15:restartNumberingAfterBreak="0">
     <w:nsid w:val="76B67D00"/>
     <w:multiLevelType w:val="hybridMultilevel"/>
     <w:tmpl w:val="6ED44928"/>
@@ -8667,22 +9382,22 @@
     </w:lvl>
   </w:abstractNum>
   <w:num w:numId="1" w16cid:durableId="1786997795">
-    <w:abstractNumId w:val="23"/>
+    <w:abstractNumId w:val="25"/>
   </w:num>
   <w:num w:numId="2" w16cid:durableId="649095618">
-    <w:abstractNumId w:val="20"/>
+    <w:abstractNumId w:val="21"/>
   </w:num>
   <w:num w:numId="3" w16cid:durableId="1091312259">
     <w:abstractNumId w:val="1"/>
   </w:num>
   <w:num w:numId="4" w16cid:durableId="2126465039">
+    <w:abstractNumId w:val="16"/>
+  </w:num>
+  <w:num w:numId="5" w16cid:durableId="87163252">
     <w:abstractNumId w:val="15"/>
   </w:num>
-  <w:num w:numId="5" w16cid:durableId="87163252">
-    <w:abstractNumId w:val="14"/>
-  </w:num>
   <w:num w:numId="6" w16cid:durableId="393430431">
-    <w:abstractNumId w:val="25"/>
+    <w:abstractNumId w:val="27"/>
   </w:num>
   <w:num w:numId="7" w16cid:durableId="22755052">
     <w:abstractNumId w:val="6"/>
@@ -8694,19 +9409,19 @@
     <w:abstractNumId w:val="2"/>
   </w:num>
   <w:num w:numId="10" w16cid:durableId="261768541">
-    <w:abstractNumId w:val="17"/>
+    <w:abstractNumId w:val="18"/>
   </w:num>
   <w:num w:numId="11" w16cid:durableId="920530383">
-    <w:abstractNumId w:val="18"/>
+    <w:abstractNumId w:val="19"/>
   </w:num>
   <w:num w:numId="12" w16cid:durableId="329067514">
-    <w:abstractNumId w:val="19"/>
+    <w:abstractNumId w:val="20"/>
   </w:num>
   <w:num w:numId="13" w16cid:durableId="109862485">
-    <w:abstractNumId w:val="22"/>
+    <w:abstractNumId w:val="23"/>
   </w:num>
   <w:num w:numId="14" w16cid:durableId="161700848">
-    <w:abstractNumId w:val="26"/>
+    <w:abstractNumId w:val="28"/>
   </w:num>
   <w:num w:numId="15" w16cid:durableId="2023049815">
     <w:abstractNumId w:val="8"/>
@@ -8715,16 +9430,16 @@
     <w:abstractNumId w:val="5"/>
   </w:num>
   <w:num w:numId="17" w16cid:durableId="1681085876">
-    <w:abstractNumId w:val="27"/>
+    <w:abstractNumId w:val="29"/>
   </w:num>
   <w:num w:numId="18" w16cid:durableId="1762793056">
-    <w:abstractNumId w:val="28"/>
+    <w:abstractNumId w:val="30"/>
   </w:num>
   <w:num w:numId="19" w16cid:durableId="1371563757">
-    <w:abstractNumId w:val="21"/>
+    <w:abstractNumId w:val="22"/>
   </w:num>
   <w:num w:numId="20" w16cid:durableId="458688707">
-    <w:abstractNumId w:val="24"/>
+    <w:abstractNumId w:val="26"/>
   </w:num>
   <w:num w:numId="21" w16cid:durableId="451746149">
     <w:abstractNumId w:val="9"/>
@@ -8733,10 +9448,10 @@
     <w:abstractNumId w:val="10"/>
   </w:num>
   <w:num w:numId="23" w16cid:durableId="2069645773">
-    <w:abstractNumId w:val="29"/>
+    <w:abstractNumId w:val="31"/>
   </w:num>
   <w:num w:numId="24" w16cid:durableId="1712999510">
-    <w:abstractNumId w:val="13"/>
+    <w:abstractNumId w:val="14"/>
   </w:num>
   <w:num w:numId="25" w16cid:durableId="1433741502">
     <w:abstractNumId w:val="4"/>
@@ -8748,13 +9463,19 @@
     <w:abstractNumId w:val="0"/>
   </w:num>
   <w:num w:numId="28" w16cid:durableId="1442185687">
-    <w:abstractNumId w:val="16"/>
+    <w:abstractNumId w:val="17"/>
   </w:num>
   <w:num w:numId="29" w16cid:durableId="592666648">
     <w:abstractNumId w:val="12"/>
   </w:num>
   <w:num w:numId="30" w16cid:durableId="983511762">
     <w:abstractNumId w:val="11"/>
+  </w:num>
+  <w:num w:numId="31" w16cid:durableId="2029941871">
+    <w:abstractNumId w:val="13"/>
+  </w:num>
+  <w:num w:numId="32" w16cid:durableId="738358516">
+    <w:abstractNumId w:val="24"/>
   </w:num>
 </w:numbering>
 </file>

--- a/UI_html_css_javascript/notes/Angular_6AM_2025.docx
+++ b/UI_html_css_javascript/notes/Angular_6AM_2025.docx
@@ -4978,13 +4978,7 @@
         <w:spacing w:after="0" w:line="240" w:lineRule="auto"/>
       </w:pPr>
       <w:r>
-        <w:t xml:space="preserve">While working with </w:t>
-      </w:r>
-      <w:r>
-        <w:t>Angular</w:t>
-      </w:r>
-      <w:r>
-        <w:t xml:space="preserve"> interpolation mainly we need to use.</w:t>
+        <w:t>While working with Angular interpolation mainly we need to use.</w:t>
       </w:r>
     </w:p>
     <w:p>
@@ -5049,14 +5043,724 @@
         <w:t xml:space="preserve"> </w:t>
       </w:r>
       <w:r>
-        <w:t>for interpolation</w:t>
-      </w:r>
-      <w:r>
-        <w:t xml:space="preserve"> in HTML file</w:t>
-      </w:r>
+        <w:t>for interpolation in HTML file.</w:t>
+      </w:r>
+    </w:p>
+    <w:p>
+      <w:pPr>
+        <w:spacing w:after="0" w:line="240" w:lineRule="auto"/>
+      </w:pPr>
+    </w:p>
+    <w:p>
+      <w:pPr>
+        <w:spacing w:after="0" w:line="240" w:lineRule="auto"/>
+      </w:pPr>
+    </w:p>
+    <w:p>
+      <w:pPr>
+        <w:spacing w:after="0" w:line="240" w:lineRule="auto"/>
+      </w:pPr>
+      <w:r>
+        <w:t>Each </w:t>
+      </w:r>
+      <w:r>
+        <w:rPr>
+          <w:b/>
+          <w:bCs/>
+        </w:rPr>
+        <w:t>Components</w:t>
+      </w:r>
+      <w:r>
+        <w:t> includes </w:t>
+      </w:r>
+      <w:r>
+        <w:rPr>
+          <w:b/>
+          <w:bCs/>
+        </w:rPr>
+        <w:t>template</w:t>
+      </w:r>
+      <w:r>
+        <w:t> (html file), </w:t>
+      </w:r>
+      <w:r>
+        <w:rPr>
+          <w:b/>
+          <w:bCs/>
+        </w:rPr>
+        <w:t>styles</w:t>
+      </w:r>
+      <w:r>
+        <w:t> (</w:t>
+      </w:r>
+      <w:proofErr w:type="spellStart"/>
+      <w:r>
+        <w:t>css</w:t>
+      </w:r>
+      <w:proofErr w:type="spellEnd"/>
+      <w:r>
+        <w:t xml:space="preserve"> file) and </w:t>
+      </w:r>
+      <w:r>
+        <w:rPr>
+          <w:b/>
+          <w:bCs/>
+        </w:rPr>
+        <w:t>class</w:t>
+      </w:r>
+      <w:r>
+        <w:t> (.</w:t>
+      </w:r>
+      <w:proofErr w:type="spellStart"/>
+      <w:r>
+        <w:t>ts</w:t>
+      </w:r>
+      <w:proofErr w:type="spellEnd"/>
+      <w:r>
+        <w:t xml:space="preserve"> file).</w:t>
+      </w:r>
+    </w:p>
+    <w:p>
+      <w:pPr>
+        <w:spacing w:after="0" w:line="240" w:lineRule="auto"/>
+      </w:pPr>
+    </w:p>
+    <w:p>
+      <w:pPr>
+        <w:spacing w:after="0" w:line="240" w:lineRule="auto"/>
+        <w:rPr>
+          <w:b/>
+          <w:bCs/>
+        </w:rPr>
+      </w:pPr>
+      <w:r>
+        <w:rPr>
+          <w:b/>
+          <w:bCs/>
+        </w:rPr>
+        <w:lastRenderedPageBreak/>
+        <w:t>@Component decorator</w:t>
+      </w:r>
+      <w:r>
+        <w:rPr>
+          <w:b/>
+          <w:bCs/>
+        </w:rPr>
+        <w:t>:</w:t>
+      </w:r>
+    </w:p>
+    <w:p>
+      <w:pPr>
+        <w:spacing w:after="0" w:line="240" w:lineRule="auto"/>
+      </w:pPr>
+      <w:r>
+        <w:rPr>
+          <w:b/>
+          <w:bCs/>
+        </w:rPr>
+        <w:t>@component decorator</w:t>
+      </w:r>
+      <w:r>
+        <w:t> is defined in </w:t>
+      </w:r>
+      <w:proofErr w:type="spellStart"/>
+      <w:r>
+        <w:rPr>
+          <w:i/>
+          <w:iCs/>
+        </w:rPr>
+        <w:t>app.ts</w:t>
+      </w:r>
+      <w:proofErr w:type="spellEnd"/>
+      <w:r>
+        <w:t>. </w:t>
+      </w:r>
+      <w:r>
+        <w:rPr>
+          <w:b/>
+          <w:bCs/>
+        </w:rPr>
+        <w:t>Component decorator</w:t>
+      </w:r>
+      <w:r>
+        <w:t xml:space="preserve"> includes </w:t>
+      </w:r>
+      <w:r>
+        <w:t>five</w:t>
+      </w:r>
+      <w:r>
+        <w:t xml:space="preserve"> properties.</w:t>
+      </w:r>
+    </w:p>
+    <w:p>
+      <w:pPr>
+        <w:numPr>
+          <w:ilvl w:val="0"/>
+          <w:numId w:val="33"/>
+        </w:numPr>
+        <w:spacing w:after="0" w:line="240" w:lineRule="auto"/>
+      </w:pPr>
+      <w:r>
+        <w:t>selector</w:t>
+      </w:r>
+    </w:p>
+    <w:p>
+      <w:pPr>
+        <w:numPr>
+          <w:ilvl w:val="0"/>
+          <w:numId w:val="33"/>
+        </w:numPr>
+        <w:spacing w:after="0" w:line="240" w:lineRule="auto"/>
+      </w:pPr>
+      <w:r>
+        <w:t>template/</w:t>
+      </w:r>
+      <w:proofErr w:type="spellStart"/>
+      <w:r>
+        <w:t>templateUrl</w:t>
+      </w:r>
+      <w:proofErr w:type="spellEnd"/>
+    </w:p>
+    <w:p>
+      <w:pPr>
+        <w:numPr>
+          <w:ilvl w:val="0"/>
+          <w:numId w:val="33"/>
+        </w:numPr>
+        <w:spacing w:after="0" w:line="240" w:lineRule="auto"/>
+      </w:pPr>
+      <w:r>
+        <w:t>styles/</w:t>
+      </w:r>
+      <w:proofErr w:type="spellStart"/>
+      <w:r>
+        <w:t>styleUrls</w:t>
+      </w:r>
+      <w:proofErr w:type="spellEnd"/>
+    </w:p>
+    <w:p>
+      <w:pPr>
+        <w:numPr>
+          <w:ilvl w:val="0"/>
+          <w:numId w:val="33"/>
+        </w:numPr>
+        <w:spacing w:after="0" w:line="240" w:lineRule="auto"/>
+        <w:rPr>
+          <w:highlight w:val="yellow"/>
+        </w:rPr>
+      </w:pPr>
+      <w:proofErr w:type="spellStart"/>
+      <w:proofErr w:type="gramStart"/>
+      <w:r>
+        <w:rPr>
+          <w:highlight w:val="yellow"/>
+        </w:rPr>
+        <w:t>standalone:true</w:t>
+      </w:r>
+      <w:proofErr w:type="spellEnd"/>
+      <w:proofErr w:type="gramEnd"/>
+      <w:r>
+        <w:rPr>
+          <w:highlight w:val="yellow"/>
+        </w:rPr>
+        <w:t xml:space="preserve"> (Not required in Angular </w:t>
+      </w:r>
+      <w:proofErr w:type="gramStart"/>
+      <w:r>
+        <w:rPr>
+          <w:highlight w:val="yellow"/>
+        </w:rPr>
+        <w:t>19)</w:t>
+      </w:r>
+      <w:r>
+        <w:rPr>
+          <w:highlight w:val="yellow"/>
+        </w:rPr>
+        <w:t>[</w:t>
+      </w:r>
+      <w:proofErr w:type="gramEnd"/>
+      <w:r>
+        <w:rPr>
+          <w:highlight w:val="yellow"/>
+        </w:rPr>
+        <w:t>OPTIONAL]</w:t>
+      </w:r>
+    </w:p>
+    <w:p>
+      <w:pPr>
+        <w:numPr>
+          <w:ilvl w:val="0"/>
+          <w:numId w:val="33"/>
+        </w:numPr>
+        <w:spacing w:after="0" w:line="240" w:lineRule="auto"/>
+      </w:pPr>
+      <w:proofErr w:type="gramStart"/>
+      <w:r>
+        <w:t>imports:[</w:t>
+      </w:r>
+      <w:proofErr w:type="spellStart"/>
+      <w:proofErr w:type="gramEnd"/>
+      <w:r>
+        <w:t>RouterOutlet</w:t>
+      </w:r>
+      <w:proofErr w:type="spellEnd"/>
+      <w:r>
+        <w:t>]</w:t>
+      </w:r>
+    </w:p>
+    <w:p>
+      <w:pPr>
+        <w:spacing w:after="0" w:line="240" w:lineRule="auto"/>
+      </w:pPr>
+    </w:p>
+    <w:p>
+      <w:pPr>
+        <w:spacing w:after="0" w:line="240" w:lineRule="auto"/>
+      </w:pPr>
+      <w:r>
+        <w:t>With </w:t>
+      </w:r>
+      <w:proofErr w:type="spellStart"/>
+      <w:proofErr w:type="gramStart"/>
+      <w:r>
+        <w:rPr>
+          <w:b/>
+          <w:bCs/>
+        </w:rPr>
+        <w:t>standalone:true</w:t>
+      </w:r>
+      <w:proofErr w:type="spellEnd"/>
+      <w:proofErr w:type="gramEnd"/>
+      <w:r>
+        <w:rPr>
+          <w:b/>
+          <w:bCs/>
+        </w:rPr>
+        <w:t> , </w:t>
+      </w:r>
+      <w:proofErr w:type="spellStart"/>
+      <w:r>
+        <w:rPr>
+          <w:b/>
+          <w:bCs/>
+        </w:rPr>
+        <w:t>NgModule</w:t>
+      </w:r>
+      <w:proofErr w:type="spellEnd"/>
+      <w:r>
+        <w:rPr>
+          <w:b/>
+          <w:bCs/>
+        </w:rPr>
+        <w:t> is not required</w:t>
+      </w:r>
+      <w:r>
+        <w:t>. This will simplified angular code and reduce extra boilerplate code.</w:t>
+      </w:r>
+    </w:p>
+    <w:p>
+      <w:pPr>
+        <w:spacing w:after="0" w:line="240" w:lineRule="auto"/>
+      </w:pPr>
+    </w:p>
+    <w:p>
+      <w:pPr>
+        <w:spacing w:after="0" w:line="240" w:lineRule="auto"/>
+        <w:rPr>
+          <w:b/>
+          <w:bCs/>
+        </w:rPr>
+      </w:pPr>
+      <w:r>
+        <w:rPr>
+          <w:b/>
+          <w:bCs/>
+        </w:rPr>
+        <w:t>export class</w:t>
+      </w:r>
+      <w:r>
+        <w:rPr>
+          <w:b/>
+          <w:bCs/>
+        </w:rPr>
+        <w:t>:</w:t>
+      </w:r>
+    </w:p>
+    <w:p>
+      <w:pPr>
+        <w:spacing w:after="0" w:line="240" w:lineRule="auto"/>
+      </w:pPr>
+      <w:r>
+        <w:rPr>
+          <w:b/>
+          <w:bCs/>
+        </w:rPr>
+        <w:t>export class</w:t>
+      </w:r>
+      <w:r>
+        <w:t> is used to export properties to template. The build-in property is </w:t>
+      </w:r>
+      <w:r>
+        <w:rPr>
+          <w:i/>
+          <w:iCs/>
+        </w:rPr>
+        <w:t>title</w:t>
+      </w:r>
+      <w:r>
+        <w:t> in </w:t>
+      </w:r>
+      <w:proofErr w:type="spellStart"/>
+      <w:proofErr w:type="gramStart"/>
+      <w:r>
+        <w:rPr>
+          <w:b/>
+          <w:bCs/>
+        </w:rPr>
+        <w:t>app.component</w:t>
+      </w:r>
+      <w:proofErr w:type="gramEnd"/>
+      <w:r>
+        <w:rPr>
+          <w:b/>
+          <w:bCs/>
+        </w:rPr>
+        <w:t>.ts</w:t>
+      </w:r>
+      <w:proofErr w:type="spellEnd"/>
+      <w:r>
+        <w:t xml:space="preserve"> is by default </w:t>
+      </w:r>
+      <w:proofErr w:type="spellStart"/>
+      <w:r>
+        <w:t>ngApp</w:t>
+      </w:r>
+      <w:proofErr w:type="spellEnd"/>
       <w:r>
         <w:t>.</w:t>
       </w:r>
+    </w:p>
+    <w:p>
+      <w:pPr>
+        <w:spacing w:after="0" w:line="240" w:lineRule="auto"/>
+      </w:pPr>
+    </w:p>
+    <w:p>
+      <w:pPr>
+        <w:spacing w:after="0" w:line="240" w:lineRule="auto"/>
+      </w:pPr>
+      <w:r>
+        <w:t xml:space="preserve">By </w:t>
+      </w:r>
+      <w:proofErr w:type="gramStart"/>
+      <w:r>
+        <w:t>default</w:t>
+      </w:r>
+      <w:proofErr w:type="gramEnd"/>
+      <w:r>
+        <w:t xml:space="preserve"> every component class is having “export” keyword.</w:t>
+      </w:r>
+    </w:p>
+    <w:p>
+      <w:pPr>
+        <w:spacing w:after="0" w:line="240" w:lineRule="auto"/>
+      </w:pPr>
+    </w:p>
+    <w:p>
+      <w:pPr>
+        <w:spacing w:after="0" w:line="240" w:lineRule="auto"/>
+        <w:rPr>
+          <w:b/>
+          <w:bCs/>
+        </w:rPr>
+      </w:pPr>
+      <w:r>
+        <w:rPr>
+          <w:b/>
+          <w:bCs/>
+        </w:rPr>
+        <w:t>Component Decorator</w:t>
+      </w:r>
+      <w:r>
+        <w:rPr>
+          <w:b/>
+          <w:bCs/>
+        </w:rPr>
+        <w:t>:</w:t>
+      </w:r>
+    </w:p>
+    <w:p>
+      <w:pPr>
+        <w:spacing w:after="0" w:line="240" w:lineRule="auto"/>
+      </w:pPr>
+      <w:r>
+        <w:rPr>
+          <w:b/>
+          <w:bCs/>
+        </w:rPr>
+        <w:t>Component Decorator</w:t>
+      </w:r>
+      <w:r>
+        <w:t> or </w:t>
+      </w:r>
+      <w:r>
+        <w:rPr>
+          <w:b/>
+          <w:bCs/>
+        </w:rPr>
+        <w:t>Annotation</w:t>
+      </w:r>
+      <w:r>
+        <w:t> are written in </w:t>
+      </w:r>
+      <w:r>
+        <w:rPr>
+          <w:b/>
+          <w:bCs/>
+        </w:rPr>
+        <w:t>@Component</w:t>
+      </w:r>
+      <w:r>
+        <w:t> at the top of export class in </w:t>
+      </w:r>
+      <w:proofErr w:type="spellStart"/>
+      <w:proofErr w:type="gramStart"/>
+      <w:r>
+        <w:rPr>
+          <w:i/>
+          <w:iCs/>
+        </w:rPr>
+        <w:t>app.component</w:t>
+      </w:r>
+      <w:proofErr w:type="gramEnd"/>
+      <w:r>
+        <w:rPr>
+          <w:i/>
+          <w:iCs/>
+        </w:rPr>
+        <w:t>.ts</w:t>
+      </w:r>
+      <w:proofErr w:type="spellEnd"/>
+      <w:r>
+        <w:t>. </w:t>
+      </w:r>
+      <w:r>
+        <w:rPr>
+          <w:b/>
+          <w:bCs/>
+        </w:rPr>
+        <w:t>Decorator function</w:t>
+      </w:r>
+      <w:r>
+        <w:t> or </w:t>
+      </w:r>
+      <w:r>
+        <w:rPr>
+          <w:b/>
+          <w:bCs/>
+        </w:rPr>
+        <w:t>annotation</w:t>
+      </w:r>
+      <w:r>
+        <w:t> includes </w:t>
+      </w:r>
+      <w:r>
+        <w:rPr>
+          <w:b/>
+          <w:bCs/>
+        </w:rPr>
+        <w:t>selector</w:t>
+      </w:r>
+      <w:r>
+        <w:t>, </w:t>
+      </w:r>
+      <w:r>
+        <w:rPr>
+          <w:b/>
+          <w:bCs/>
+        </w:rPr>
+        <w:t>templateUrl</w:t>
+      </w:r>
+      <w:r>
+        <w:t> and </w:t>
+      </w:r>
+      <w:proofErr w:type="spellStart"/>
+      <w:r>
+        <w:rPr>
+          <w:b/>
+          <w:bCs/>
+        </w:rPr>
+        <w:t>styleUrls</w:t>
+      </w:r>
+      <w:proofErr w:type="spellEnd"/>
+      <w:r>
+        <w:t> by default.</w:t>
+      </w:r>
+    </w:p>
+    <w:p>
+      <w:pPr>
+        <w:spacing w:after="0" w:line="240" w:lineRule="auto"/>
+      </w:pPr>
+    </w:p>
+    <w:p>
+      <w:pPr>
+        <w:spacing w:after="0" w:line="240" w:lineRule="auto"/>
+      </w:pPr>
+      <w:r>
+        <w:rPr>
+          <w:b/>
+          <w:bCs/>
+        </w:rPr>
+        <w:t>Component Decorator</w:t>
+      </w:r>
+      <w:r>
+        <w:t xml:space="preserve"> use an Object to provide metadata to Angular App. </w:t>
+      </w:r>
+      <w:proofErr w:type="spellStart"/>
+      <w:r>
+        <w:t>Lets</w:t>
+      </w:r>
+      <w:proofErr w:type="spellEnd"/>
+      <w:r>
+        <w:t xml:space="preserve"> first understand the </w:t>
+      </w:r>
+      <w:r>
+        <w:rPr>
+          <w:b/>
+          <w:bCs/>
+        </w:rPr>
+        <w:t>Structure of Component Decorator</w:t>
+      </w:r>
+      <w:r>
+        <w:t>.</w:t>
+      </w:r>
+    </w:p>
+    <w:p>
+      <w:pPr>
+        <w:spacing w:after="0" w:line="240" w:lineRule="auto"/>
+      </w:pPr>
+      <w:r>
+        <w:drawing>
+          <wp:inline distT="0" distB="0" distL="0" distR="0" wp14:anchorId="73253146" wp14:editId="09158D43">
+            <wp:extent cx="6645910" cy="1624965"/>
+            <wp:effectExtent l="0" t="0" r="2540" b="0"/>
+            <wp:docPr id="625649438" name="Picture 1"/>
+            <wp:cNvGraphicFramePr>
+              <a:graphicFrameLocks xmlns:a="http://schemas.openxmlformats.org/drawingml/2006/main" noChangeAspect="1"/>
+            </wp:cNvGraphicFramePr>
+            <a:graphic xmlns:a="http://schemas.openxmlformats.org/drawingml/2006/main">
+              <a:graphicData uri="http://schemas.openxmlformats.org/drawingml/2006/picture">
+                <pic:pic xmlns:pic="http://schemas.openxmlformats.org/drawingml/2006/picture">
+                  <pic:nvPicPr>
+                    <pic:cNvPr id="625649438" name=""/>
+                    <pic:cNvPicPr/>
+                  </pic:nvPicPr>
+                  <pic:blipFill>
+                    <a:blip r:embed="rId43"/>
+                    <a:stretch>
+                      <a:fillRect/>
+                    </a:stretch>
+                  </pic:blipFill>
+                  <pic:spPr>
+                    <a:xfrm>
+                      <a:off x="0" y="0"/>
+                      <a:ext cx="6645910" cy="1624965"/>
+                    </a:xfrm>
+                    <a:prstGeom prst="rect">
+                      <a:avLst/>
+                    </a:prstGeom>
+                  </pic:spPr>
+                </pic:pic>
+              </a:graphicData>
+            </a:graphic>
+          </wp:inline>
+        </w:drawing>
+      </w:r>
+    </w:p>
+    <w:p>
+      <w:pPr>
+        <w:spacing w:after="0" w:line="240" w:lineRule="auto"/>
+      </w:pPr>
+    </w:p>
+    <w:p>
+      <w:pPr>
+        <w:spacing w:after="0" w:line="240" w:lineRule="auto"/>
+      </w:pPr>
+      <w:proofErr w:type="gramStart"/>
+      <w:r>
+        <w:t>However</w:t>
+      </w:r>
+      <w:proofErr w:type="gramEnd"/>
+      <w:r>
+        <w:t xml:space="preserve"> for global stylesheets like universal selector, containers, grids, fonts, use </w:t>
+      </w:r>
+      <w:r>
+        <w:rPr>
+          <w:b/>
+          <w:bCs/>
+          <w:i/>
+          <w:iCs/>
+          <w:highlight w:val="yellow"/>
+        </w:rPr>
+        <w:t>style.css</w:t>
+      </w:r>
+      <w:r>
+        <w:t xml:space="preserve"> in </w:t>
+      </w:r>
+      <w:proofErr w:type="spellStart"/>
+      <w:r>
+        <w:t>src</w:t>
+      </w:r>
+      <w:proofErr w:type="spellEnd"/>
+      <w:r>
+        <w:t xml:space="preserve"> folder. </w:t>
+      </w:r>
+      <w:proofErr w:type="spellStart"/>
+      <w:r>
+        <w:t>Its</w:t>
+      </w:r>
+      <w:proofErr w:type="spellEnd"/>
+      <w:r>
+        <w:t xml:space="preserve"> is the global </w:t>
+      </w:r>
+      <w:proofErr w:type="spellStart"/>
+      <w:r>
+        <w:t>css</w:t>
+      </w:r>
+      <w:proofErr w:type="spellEnd"/>
+      <w:r>
+        <w:t xml:space="preserve"> file for all components.</w:t>
+      </w:r>
+    </w:p>
+    <w:p>
+      <w:pPr>
+        <w:spacing w:after="0" w:line="240" w:lineRule="auto"/>
+      </w:pPr>
+    </w:p>
+    <w:p>
+      <w:pPr>
+        <w:spacing w:after="0" w:line="240" w:lineRule="auto"/>
+      </w:pPr>
+    </w:p>
+    <w:p>
+      <w:pPr>
+        <w:spacing w:after="0" w:line="240" w:lineRule="auto"/>
+      </w:pPr>
+    </w:p>
+    <w:p>
+      <w:pPr>
+        <w:spacing w:after="0" w:line="240" w:lineRule="auto"/>
+      </w:pPr>
+    </w:p>
+    <w:p>
+      <w:pPr>
+        <w:spacing w:after="0" w:line="240" w:lineRule="auto"/>
+      </w:pPr>
+    </w:p>
+    <w:p>
+      <w:pPr>
+        <w:spacing w:after="0" w:line="240" w:lineRule="auto"/>
+      </w:pPr>
     </w:p>
     <w:p>
       <w:pPr>
@@ -9379,6 +10083,119 @@
       <w:rPr>
         <w:rFonts w:ascii="Wingdings" w:hAnsi="Wingdings" w:hint="default"/>
       </w:rPr>
+    </w:lvl>
+  </w:abstractNum>
+  <w:abstractNum w:abstractNumId="32" w15:restartNumberingAfterBreak="0">
+    <w:nsid w:val="78D26D21"/>
+    <w:multiLevelType w:val="multilevel"/>
+    <w:tmpl w:val="96141222"/>
+    <w:lvl w:ilvl="0">
+      <w:start w:val="1"/>
+      <w:numFmt w:val="decimal"/>
+      <w:lvlText w:val="%1."/>
+      <w:lvlJc w:val="left"/>
+      <w:pPr>
+        <w:tabs>
+          <w:tab w:val="num" w:pos="720"/>
+        </w:tabs>
+        <w:ind w:left="720" w:hanging="360"/>
+      </w:pPr>
+    </w:lvl>
+    <w:lvl w:ilvl="1" w:tentative="1">
+      <w:start w:val="1"/>
+      <w:numFmt w:val="decimal"/>
+      <w:lvlText w:val="%2."/>
+      <w:lvlJc w:val="left"/>
+      <w:pPr>
+        <w:tabs>
+          <w:tab w:val="num" w:pos="1440"/>
+        </w:tabs>
+        <w:ind w:left="1440" w:hanging="360"/>
+      </w:pPr>
+    </w:lvl>
+    <w:lvl w:ilvl="2" w:tentative="1">
+      <w:start w:val="1"/>
+      <w:numFmt w:val="decimal"/>
+      <w:lvlText w:val="%3."/>
+      <w:lvlJc w:val="left"/>
+      <w:pPr>
+        <w:tabs>
+          <w:tab w:val="num" w:pos="2160"/>
+        </w:tabs>
+        <w:ind w:left="2160" w:hanging="360"/>
+      </w:pPr>
+    </w:lvl>
+    <w:lvl w:ilvl="3" w:tentative="1">
+      <w:start w:val="1"/>
+      <w:numFmt w:val="decimal"/>
+      <w:lvlText w:val="%4."/>
+      <w:lvlJc w:val="left"/>
+      <w:pPr>
+        <w:tabs>
+          <w:tab w:val="num" w:pos="2880"/>
+        </w:tabs>
+        <w:ind w:left="2880" w:hanging="360"/>
+      </w:pPr>
+    </w:lvl>
+    <w:lvl w:ilvl="4" w:tentative="1">
+      <w:start w:val="1"/>
+      <w:numFmt w:val="decimal"/>
+      <w:lvlText w:val="%5."/>
+      <w:lvlJc w:val="left"/>
+      <w:pPr>
+        <w:tabs>
+          <w:tab w:val="num" w:pos="3600"/>
+        </w:tabs>
+        <w:ind w:left="3600" w:hanging="360"/>
+      </w:pPr>
+    </w:lvl>
+    <w:lvl w:ilvl="5" w:tentative="1">
+      <w:start w:val="1"/>
+      <w:numFmt w:val="decimal"/>
+      <w:lvlText w:val="%6."/>
+      <w:lvlJc w:val="left"/>
+      <w:pPr>
+        <w:tabs>
+          <w:tab w:val="num" w:pos="4320"/>
+        </w:tabs>
+        <w:ind w:left="4320" w:hanging="360"/>
+      </w:pPr>
+    </w:lvl>
+    <w:lvl w:ilvl="6" w:tentative="1">
+      <w:start w:val="1"/>
+      <w:numFmt w:val="decimal"/>
+      <w:lvlText w:val="%7."/>
+      <w:lvlJc w:val="left"/>
+      <w:pPr>
+        <w:tabs>
+          <w:tab w:val="num" w:pos="5040"/>
+        </w:tabs>
+        <w:ind w:left="5040" w:hanging="360"/>
+      </w:pPr>
+    </w:lvl>
+    <w:lvl w:ilvl="7" w:tentative="1">
+      <w:start w:val="1"/>
+      <w:numFmt w:val="decimal"/>
+      <w:lvlText w:val="%8."/>
+      <w:lvlJc w:val="left"/>
+      <w:pPr>
+        <w:tabs>
+          <w:tab w:val="num" w:pos="5760"/>
+        </w:tabs>
+        <w:ind w:left="5760" w:hanging="360"/>
+      </w:pPr>
+    </w:lvl>
+    <w:lvl w:ilvl="8" w:tentative="1">
+      <w:start w:val="1"/>
+      <w:numFmt w:val="decimal"/>
+      <w:lvlText w:val="%9."/>
+      <w:lvlJc w:val="left"/>
+      <w:pPr>
+        <w:tabs>
+          <w:tab w:val="num" w:pos="6480"/>
+        </w:tabs>
+        <w:ind w:left="6480" w:hanging="360"/>
+      </w:pPr>
     </w:lvl>
   </w:abstractNum>
   <w:num w:numId="1" w16cid:durableId="1786997795">
@@ -9476,6 +10293,9 @@
   </w:num>
   <w:num w:numId="32" w16cid:durableId="738358516">
     <w:abstractNumId w:val="24"/>
+  </w:num>
+  <w:num w:numId="33" w16cid:durableId="217666468">
+    <w:abstractNumId w:val="32"/>
   </w:num>
 </w:numbering>
 </file>

--- a/UI_html_css_javascript/notes/Angular_6AM_2025.docx
+++ b/UI_html_css_javascript/notes/Angular_6AM_2025.docx
@@ -5376,14 +5376,7 @@
           <w:b/>
           <w:bCs/>
         </w:rPr>
-        <w:t>export class</w:t>
-      </w:r>
-      <w:r>
-        <w:rPr>
-          <w:b/>
-          <w:bCs/>
-        </w:rPr>
-        <w:t>:</w:t>
+        <w:t>export class:</w:t>
       </w:r>
     </w:p>
     <w:p>
@@ -5469,24 +5462,72 @@
     <w:p>
       <w:pPr>
         <w:spacing w:after="0" w:line="240" w:lineRule="auto"/>
-        <w:rPr>
-          <w:b/>
-          <w:bCs/>
-        </w:rPr>
-      </w:pPr>
-      <w:r>
-        <w:rPr>
-          <w:b/>
-          <w:bCs/>
-        </w:rPr>
-        <w:t>Component Decorator</w:t>
-      </w:r>
-      <w:r>
-        <w:rPr>
-          <w:b/>
-          <w:bCs/>
-        </w:rPr>
-        <w:t>:</w:t>
+      </w:pPr>
+      <w:r>
+        <w:rPr>
+          <w:noProof/>
+        </w:rPr>
+        <w:drawing>
+          <wp:inline distT="0" distB="0" distL="0" distR="0" wp14:anchorId="4C9FDC85" wp14:editId="51444AFE">
+            <wp:extent cx="6645910" cy="2527935"/>
+            <wp:effectExtent l="0" t="0" r="2540" b="5715"/>
+            <wp:docPr id="1150187994" name="Picture 1"/>
+            <wp:cNvGraphicFramePr>
+              <a:graphicFrameLocks xmlns:a="http://schemas.openxmlformats.org/drawingml/2006/main" noChangeAspect="1"/>
+            </wp:cNvGraphicFramePr>
+            <a:graphic xmlns:a="http://schemas.openxmlformats.org/drawingml/2006/main">
+              <a:graphicData uri="http://schemas.openxmlformats.org/drawingml/2006/picture">
+                <pic:pic xmlns:pic="http://schemas.openxmlformats.org/drawingml/2006/picture">
+                  <pic:nvPicPr>
+                    <pic:cNvPr id="1150187994" name=""/>
+                    <pic:cNvPicPr/>
+                  </pic:nvPicPr>
+                  <pic:blipFill>
+                    <a:blip r:embed="rId43"/>
+                    <a:stretch>
+                      <a:fillRect/>
+                    </a:stretch>
+                  </pic:blipFill>
+                  <pic:spPr>
+                    <a:xfrm>
+                      <a:off x="0" y="0"/>
+                      <a:ext cx="6645910" cy="2527935"/>
+                    </a:xfrm>
+                    <a:prstGeom prst="rect">
+                      <a:avLst/>
+                    </a:prstGeom>
+                  </pic:spPr>
+                </pic:pic>
+              </a:graphicData>
+            </a:graphic>
+          </wp:inline>
+        </w:drawing>
+      </w:r>
+    </w:p>
+    <w:p>
+      <w:pPr>
+        <w:spacing w:after="0" w:line="240" w:lineRule="auto"/>
+      </w:pPr>
+    </w:p>
+    <w:p>
+      <w:pPr>
+        <w:spacing w:after="0" w:line="240" w:lineRule="auto"/>
+      </w:pPr>
+    </w:p>
+    <w:p>
+      <w:pPr>
+        <w:spacing w:after="0" w:line="240" w:lineRule="auto"/>
+        <w:rPr>
+          <w:b/>
+          <w:bCs/>
+        </w:rPr>
+      </w:pPr>
+      <w:r>
+        <w:rPr>
+          <w:b/>
+          <w:bCs/>
+        </w:rPr>
+        <w:t>Component Decorator:</w:t>
       </w:r>
     </w:p>
     <w:p>
@@ -5574,6 +5615,7 @@
       <w:r>
         <w:t>, </w:t>
       </w:r>
+      <w:proofErr w:type="spellStart"/>
       <w:r>
         <w:rPr>
           <w:b/>
@@ -5581,6 +5623,7 @@
         </w:rPr>
         <w:t>templateUrl</w:t>
       </w:r>
+      <w:proofErr w:type="spellEnd"/>
       <w:r>
         <w:t> and </w:t>
       </w:r>
@@ -5640,6 +5683,9 @@
         <w:spacing w:after="0" w:line="240" w:lineRule="auto"/>
       </w:pPr>
       <w:r>
+        <w:rPr>
+          <w:noProof/>
+        </w:rPr>
         <w:drawing>
           <wp:inline distT="0" distB="0" distL="0" distR="0" wp14:anchorId="73253146" wp14:editId="09158D43">
             <wp:extent cx="6645910" cy="1624965"/>
@@ -5656,7 +5702,7 @@
                     <pic:cNvPicPr/>
                   </pic:nvPicPr>
                   <pic:blipFill>
-                    <a:blip r:embed="rId43"/>
+                    <a:blip r:embed="rId44"/>
                     <a:stretch>
                       <a:fillRect/>
                     </a:stretch>
@@ -5741,36 +5787,1260 @@
       <w:pPr>
         <w:spacing w:after="0" w:line="240" w:lineRule="auto"/>
       </w:pPr>
-    </w:p>
-    <w:p>
-      <w:pPr>
-        <w:spacing w:after="0" w:line="240" w:lineRule="auto"/>
-      </w:pPr>
-    </w:p>
-    <w:p>
-      <w:pPr>
-        <w:spacing w:after="0" w:line="240" w:lineRule="auto"/>
-      </w:pPr>
-    </w:p>
-    <w:p>
-      <w:pPr>
-        <w:spacing w:after="0" w:line="240" w:lineRule="auto"/>
-      </w:pPr>
-    </w:p>
-    <w:p>
-      <w:pPr>
-        <w:spacing w:after="0" w:line="240" w:lineRule="auto"/>
-      </w:pPr>
-    </w:p>
-    <w:p>
-      <w:pPr>
-        <w:spacing w:after="0" w:line="240" w:lineRule="auto"/>
-      </w:pPr>
-    </w:p>
-    <w:p>
-      <w:pPr>
-        <w:spacing w:after="0" w:line="240" w:lineRule="auto"/>
-      </w:pPr>
+      <w:r>
+        <w:rPr>
+          <w:noProof/>
+        </w:rPr>
+        <w:lastRenderedPageBreak/>
+        <w:drawing>
+          <wp:inline distT="0" distB="0" distL="0" distR="0" wp14:anchorId="7C340D0C" wp14:editId="11C3261E">
+            <wp:extent cx="3562350" cy="2308860"/>
+            <wp:effectExtent l="0" t="0" r="0" b="0"/>
+            <wp:docPr id="459846932" name="Picture 1"/>
+            <wp:cNvGraphicFramePr>
+              <a:graphicFrameLocks xmlns:a="http://schemas.openxmlformats.org/drawingml/2006/main" noChangeAspect="1"/>
+            </wp:cNvGraphicFramePr>
+            <a:graphic xmlns:a="http://schemas.openxmlformats.org/drawingml/2006/main">
+              <a:graphicData uri="http://schemas.openxmlformats.org/drawingml/2006/picture">
+                <pic:pic xmlns:pic="http://schemas.openxmlformats.org/drawingml/2006/picture">
+                  <pic:nvPicPr>
+                    <pic:cNvPr id="0" name="Picture 1"/>
+                    <pic:cNvPicPr>
+                      <a:picLocks noChangeAspect="1" noChangeArrowheads="1"/>
+                    </pic:cNvPicPr>
+                  </pic:nvPicPr>
+                  <pic:blipFill>
+                    <a:blip r:embed="rId45" cstate="print">
+                      <a:extLst>
+                        <a:ext uri="{28A0092B-C50C-407E-A947-70E740481C1C}">
+                          <a14:useLocalDpi xmlns:a14="http://schemas.microsoft.com/office/drawing/2010/main" val="0"/>
+                        </a:ext>
+                      </a:extLst>
+                    </a:blip>
+                    <a:srcRect/>
+                    <a:stretch>
+                      <a:fillRect/>
+                    </a:stretch>
+                  </pic:blipFill>
+                  <pic:spPr bwMode="auto">
+                    <a:xfrm>
+                      <a:off x="0" y="0"/>
+                      <a:ext cx="3570646" cy="2314237"/>
+                    </a:xfrm>
+                    <a:prstGeom prst="rect">
+                      <a:avLst/>
+                    </a:prstGeom>
+                    <a:noFill/>
+                    <a:ln>
+                      <a:noFill/>
+                    </a:ln>
+                  </pic:spPr>
+                </pic:pic>
+              </a:graphicData>
+            </a:graphic>
+          </wp:inline>
+        </w:drawing>
+      </w:r>
+    </w:p>
+    <w:p>
+      <w:pPr>
+        <w:spacing w:after="0" w:line="240" w:lineRule="auto"/>
+      </w:pPr>
+    </w:p>
+    <w:p>
+      <w:pPr>
+        <w:spacing w:after="0" w:line="240" w:lineRule="auto"/>
+      </w:pPr>
+    </w:p>
+    <w:p>
+      <w:pPr>
+        <w:spacing w:after="0" w:line="240" w:lineRule="auto"/>
+        <w:rPr>
+          <w:b/>
+          <w:bCs/>
+        </w:rPr>
+      </w:pPr>
+      <w:r>
+        <w:rPr>
+          <w:b/>
+          <w:bCs/>
+        </w:rPr>
+        <w:t>Data Binding:</w:t>
+      </w:r>
+    </w:p>
+    <w:p>
+      <w:pPr>
+        <w:spacing w:after="0" w:line="240" w:lineRule="auto"/>
+      </w:pPr>
+      <w:r>
+        <w:t>Binding data between component class and html file is called as data binding.</w:t>
+      </w:r>
+    </w:p>
+    <w:p>
+      <w:pPr>
+        <w:spacing w:after="0" w:line="240" w:lineRule="auto"/>
+      </w:pPr>
+    </w:p>
+    <w:p>
+      <w:pPr>
+        <w:spacing w:after="0" w:line="240" w:lineRule="auto"/>
+      </w:pPr>
+    </w:p>
+    <w:p>
+      <w:pPr>
+        <w:spacing w:after="0" w:line="240" w:lineRule="auto"/>
+      </w:pPr>
+      <w:r>
+        <w:rPr>
+          <w:b/>
+          <w:bCs/>
+        </w:rPr>
+        <w:t>Data Binding</w:t>
+      </w:r>
+      <w:r>
+        <w:t xml:space="preserve"> is one of the amazing </w:t>
+      </w:r>
+      <w:proofErr w:type="gramStart"/>
+      <w:r>
+        <w:t>feature</w:t>
+      </w:r>
+      <w:proofErr w:type="gramEnd"/>
+      <w:r>
+        <w:t xml:space="preserve"> of angular. Using </w:t>
+      </w:r>
+      <w:r>
+        <w:rPr>
+          <w:b/>
+          <w:bCs/>
+        </w:rPr>
+        <w:t>data binding</w:t>
+      </w:r>
+      <w:r>
+        <w:t>, we can bind data from component class to Template by using {{}} or </w:t>
+      </w:r>
+      <w:r>
+        <w:rPr>
+          <w:b/>
+          <w:bCs/>
+        </w:rPr>
+        <w:t>double curly brackets</w:t>
+      </w:r>
+      <w:r>
+        <w:t>.</w:t>
+      </w:r>
+    </w:p>
+    <w:p>
+      <w:pPr>
+        <w:spacing w:after="0" w:line="240" w:lineRule="auto"/>
+      </w:pPr>
+      <w:r>
+        <w:t>Embedding expression in {{}} is also known as </w:t>
+      </w:r>
+      <w:r>
+        <w:rPr>
+          <w:b/>
+          <w:bCs/>
+        </w:rPr>
+        <w:t>string</w:t>
+      </w:r>
+      <w:r>
+        <w:t xml:space="preserve"> </w:t>
+      </w:r>
+      <w:r>
+        <w:rPr>
+          <w:b/>
+          <w:bCs/>
+        </w:rPr>
+        <w:t>interpolation</w:t>
+      </w:r>
+      <w:r>
+        <w:t>. </w:t>
+      </w:r>
+    </w:p>
+    <w:p>
+      <w:pPr>
+        <w:spacing w:after="0" w:line="240" w:lineRule="auto"/>
+      </w:pPr>
+      <w:r>
+        <w:t>By simply storing a variable in class component, and binding in template results in a dynamic webpage.</w:t>
+      </w:r>
+    </w:p>
+    <w:p>
+      <w:pPr>
+        <w:spacing w:after="0" w:line="240" w:lineRule="auto"/>
+      </w:pPr>
+    </w:p>
+    <w:p>
+      <w:pPr>
+        <w:spacing w:after="0" w:line="240" w:lineRule="auto"/>
+      </w:pPr>
+    </w:p>
+    <w:p>
+      <w:pPr>
+        <w:spacing w:after="0" w:line="240" w:lineRule="auto"/>
+      </w:pPr>
+      <w:r>
+        <w:t>Angular supports both </w:t>
+      </w:r>
+      <w:r>
+        <w:rPr>
+          <w:b/>
+          <w:bCs/>
+        </w:rPr>
+        <w:t>one way </w:t>
+      </w:r>
+      <w:r>
+        <w:t>and</w:t>
+      </w:r>
+      <w:r>
+        <w:t xml:space="preserve"> </w:t>
+      </w:r>
+      <w:r>
+        <w:rPr>
+          <w:b/>
+          <w:bCs/>
+        </w:rPr>
+        <w:t>two</w:t>
+      </w:r>
+      <w:r>
+        <w:rPr>
+          <w:b/>
+          <w:bCs/>
+        </w:rPr>
+        <w:t>-way</w:t>
+      </w:r>
+      <w:r>
+        <w:rPr>
+          <w:b/>
+          <w:bCs/>
+        </w:rPr>
+        <w:t xml:space="preserve"> data</w:t>
+      </w:r>
+      <w:r>
+        <w:rPr>
+          <w:b/>
+          <w:bCs/>
+        </w:rPr>
+        <w:t xml:space="preserve"> binding.</w:t>
+      </w:r>
+    </w:p>
+    <w:p>
+      <w:pPr>
+        <w:spacing w:after="0" w:line="240" w:lineRule="auto"/>
+      </w:pPr>
+    </w:p>
+    <w:p>
+      <w:pPr>
+        <w:spacing w:after="0" w:line="240" w:lineRule="auto"/>
+        <w:rPr>
+          <w:b/>
+          <w:bCs/>
+        </w:rPr>
+      </w:pPr>
+      <w:r>
+        <w:rPr>
+          <w:b/>
+          <w:bCs/>
+        </w:rPr>
+        <w:t>Bindings in Angular</w:t>
+      </w:r>
+    </w:p>
+    <w:p>
+      <w:pPr>
+        <w:numPr>
+          <w:ilvl w:val="0"/>
+          <w:numId w:val="34"/>
+        </w:numPr>
+        <w:spacing w:after="0" w:line="240" w:lineRule="auto"/>
+      </w:pPr>
+      <w:r>
+        <w:t>String interpolation</w:t>
+      </w:r>
+    </w:p>
+    <w:p>
+      <w:pPr>
+        <w:numPr>
+          <w:ilvl w:val="0"/>
+          <w:numId w:val="34"/>
+        </w:numPr>
+        <w:spacing w:after="0" w:line="240" w:lineRule="auto"/>
+      </w:pPr>
+      <w:r>
+        <w:t>Property binding</w:t>
+      </w:r>
+    </w:p>
+    <w:p>
+      <w:pPr>
+        <w:numPr>
+          <w:ilvl w:val="0"/>
+          <w:numId w:val="34"/>
+        </w:numPr>
+        <w:spacing w:after="0" w:line="240" w:lineRule="auto"/>
+      </w:pPr>
+      <w:r>
+        <w:t>Event binding</w:t>
+      </w:r>
+      <w:r>
+        <w:t>.</w:t>
+      </w:r>
+    </w:p>
+    <w:p>
+      <w:pPr>
+        <w:numPr>
+          <w:ilvl w:val="0"/>
+          <w:numId w:val="34"/>
+        </w:numPr>
+        <w:spacing w:after="0" w:line="240" w:lineRule="auto"/>
+        <w:rPr>
+          <w:b/>
+          <w:bCs/>
+        </w:rPr>
+      </w:pPr>
+      <w:r>
+        <w:t>Two Way data binding</w:t>
+      </w:r>
+      <w:r>
+        <w:t xml:space="preserve"> </w:t>
+      </w:r>
+      <w:r>
+        <w:t>–</w:t>
+      </w:r>
+      <w:r>
+        <w:t xml:space="preserve"> </w:t>
+      </w:r>
+      <w:r>
+        <w:t xml:space="preserve">In html use </w:t>
+      </w:r>
+      <w:r>
+        <w:rPr>
+          <w:b/>
+          <w:bCs/>
+        </w:rPr>
+        <w:t>[(</w:t>
+      </w:r>
+      <w:proofErr w:type="spellStart"/>
+      <w:r>
+        <w:rPr>
+          <w:b/>
+          <w:bCs/>
+        </w:rPr>
+        <w:t>ngModel</w:t>
+      </w:r>
+      <w:proofErr w:type="spellEnd"/>
+      <w:r>
+        <w:rPr>
+          <w:b/>
+          <w:bCs/>
+        </w:rPr>
+        <w:t>)]</w:t>
+      </w:r>
+      <w:r>
+        <w:rPr>
+          <w:b/>
+          <w:bCs/>
+        </w:rPr>
+        <w:t xml:space="preserve">, </w:t>
+      </w:r>
+      <w:r>
+        <w:t>in class import</w:t>
+      </w:r>
+      <w:r>
+        <w:rPr>
+          <w:b/>
+          <w:bCs/>
+        </w:rPr>
+        <w:t xml:space="preserve"> </w:t>
+      </w:r>
+      <w:proofErr w:type="spellStart"/>
+      <w:r>
+        <w:rPr>
+          <w:b/>
+          <w:bCs/>
+        </w:rPr>
+        <w:t>FormsModule</w:t>
+      </w:r>
+      <w:proofErr w:type="spellEnd"/>
+      <w:r>
+        <w:rPr>
+          <w:b/>
+          <w:bCs/>
+        </w:rPr>
+        <w:t>.</w:t>
+      </w:r>
+    </w:p>
+    <w:p>
+      <w:pPr>
+        <w:spacing w:after="0" w:line="240" w:lineRule="auto"/>
+      </w:pPr>
+    </w:p>
+    <w:p>
+      <w:pPr>
+        <w:spacing w:after="0" w:line="240" w:lineRule="auto"/>
+        <w:rPr>
+          <w:b/>
+          <w:bCs/>
+        </w:rPr>
+      </w:pPr>
+      <w:r>
+        <w:rPr>
+          <w:b/>
+          <w:bCs/>
+        </w:rPr>
+        <w:t>String interpolation</w:t>
+      </w:r>
+      <w:r>
+        <w:rPr>
+          <w:b/>
+          <w:bCs/>
+        </w:rPr>
+        <w:t>:</w:t>
+      </w:r>
+    </w:p>
+    <w:p>
+      <w:pPr>
+        <w:spacing w:after="0" w:line="240" w:lineRule="auto"/>
+      </w:pPr>
+      <w:r>
+        <w:rPr>
+          <w:b/>
+          <w:bCs/>
+        </w:rPr>
+        <w:t>String Interpolation</w:t>
+      </w:r>
+      <w:r>
+        <w:t> is used using double curly brackets {{}}</w:t>
+      </w:r>
+      <w:r>
+        <w:t xml:space="preserve">. </w:t>
+      </w:r>
+      <w:r>
+        <w:t xml:space="preserve">We can add dynamic data from component class. </w:t>
+      </w:r>
+    </w:p>
+    <w:p>
+      <w:pPr>
+        <w:spacing w:after="0" w:line="240" w:lineRule="auto"/>
+      </w:pPr>
+      <w:r>
+        <w:t>We can use operators like, +, -, * or %</w:t>
+      </w:r>
+      <w:r>
+        <w:t xml:space="preserve"> means we can perform direct arithmetic operations in string interpolation.</w:t>
+      </w:r>
+    </w:p>
+    <w:p>
+      <w:pPr>
+        <w:spacing w:after="0" w:line="240" w:lineRule="auto"/>
+      </w:pPr>
+    </w:p>
+    <w:p>
+      <w:pPr>
+        <w:spacing w:after="0" w:line="240" w:lineRule="auto"/>
+      </w:pPr>
+      <w:r>
+        <w:t>{{10 + 20}}</w:t>
+      </w:r>
+    </w:p>
+    <w:p>
+      <w:pPr>
+        <w:spacing w:after="0" w:line="240" w:lineRule="auto"/>
+      </w:pPr>
+    </w:p>
+    <w:p>
+      <w:pPr>
+        <w:spacing w:after="0" w:line="240" w:lineRule="auto"/>
+      </w:pPr>
+      <w:r>
+        <w:t xml:space="preserve">We can also </w:t>
+      </w:r>
+      <w:r>
+        <w:t>print</w:t>
+      </w:r>
+      <w:r>
+        <w:t xml:space="preserve"> array or get object property in template directly.</w:t>
+      </w:r>
+    </w:p>
+    <w:p>
+      <w:pPr>
+        <w:spacing w:after="0" w:line="240" w:lineRule="auto"/>
+      </w:pPr>
+      <w:hyperlink r:id="rId46" w:history="1">
+        <w:r>
+          <w:rPr>
+            <w:rStyle w:val="Hyperlink"/>
+          </w:rPr>
+          <w:t>https://www.tutorialspoint.com/angular/angular-data-binding.htm</w:t>
+        </w:r>
+      </w:hyperlink>
+      <w:r>
+        <w:t xml:space="preserve"> </w:t>
+      </w:r>
+    </w:p>
+    <w:p>
+      <w:pPr>
+        <w:spacing w:after="0" w:line="240" w:lineRule="auto"/>
+      </w:pPr>
+    </w:p>
+    <w:p>
+      <w:pPr>
+        <w:spacing w:after="0" w:line="240" w:lineRule="auto"/>
+      </w:pPr>
+      <w:hyperlink r:id="rId47" w:history="1">
+        <w:r>
+          <w:rPr>
+            <w:rStyle w:val="Hyperlink"/>
+          </w:rPr>
+          <w:t>https://radixweb.com/blog/what-is-new-in-angular-20</w:t>
+        </w:r>
+      </w:hyperlink>
+      <w:r>
+        <w:t xml:space="preserve"> </w:t>
+      </w:r>
+    </w:p>
+    <w:p>
+      <w:pPr>
+        <w:spacing w:after="0" w:line="240" w:lineRule="auto"/>
+      </w:pPr>
+    </w:p>
+    <w:p>
+      <w:pPr>
+        <w:spacing w:after="0" w:line="240" w:lineRule="auto"/>
+      </w:pPr>
+      <w:r>
+        <w:t xml:space="preserve">Oops: </w:t>
+      </w:r>
+    </w:p>
+    <w:p>
+      <w:pPr>
+        <w:spacing w:after="0" w:line="240" w:lineRule="auto"/>
+      </w:pPr>
+      <w:r>
+        <w:t>Class, objects, PIE (</w:t>
+      </w:r>
+      <w:proofErr w:type="spellStart"/>
+      <w:r>
+        <w:t>Polymorpism</w:t>
+      </w:r>
+      <w:proofErr w:type="spellEnd"/>
+      <w:r>
+        <w:t xml:space="preserve">, </w:t>
+      </w:r>
+      <w:proofErr w:type="spellStart"/>
+      <w:r>
+        <w:t>Inheritence</w:t>
+      </w:r>
+      <w:proofErr w:type="spellEnd"/>
+      <w:r>
+        <w:t xml:space="preserve">, </w:t>
+      </w:r>
+      <w:proofErr w:type="spellStart"/>
+      <w:r>
+        <w:t>Encaulation</w:t>
+      </w:r>
+      <w:proofErr w:type="spellEnd"/>
+      <w:r>
+        <w:t xml:space="preserve">), </w:t>
+      </w:r>
+      <w:proofErr w:type="gramStart"/>
+      <w:r>
+        <w:t>abstraction(</w:t>
+      </w:r>
+      <w:proofErr w:type="gramEnd"/>
+      <w:r>
+        <w:t>abstract class + interfaces).</w:t>
+      </w:r>
+    </w:p>
+    <w:p>
+      <w:pPr>
+        <w:spacing w:after="0" w:line="240" w:lineRule="auto"/>
+      </w:pPr>
+    </w:p>
+    <w:p>
+      <w:pPr>
+        <w:spacing w:after="0" w:line="240" w:lineRule="auto"/>
+      </w:pPr>
+    </w:p>
+    <w:p>
+      <w:pPr>
+        <w:spacing w:after="0" w:line="240" w:lineRule="auto"/>
+      </w:pPr>
+      <w:r>
+        <w:t>SPA:</w:t>
+      </w:r>
+    </w:p>
+    <w:p>
+      <w:pPr>
+        <w:spacing w:after="0" w:line="240" w:lineRule="auto"/>
+      </w:pPr>
+      <w:r>
+        <w:t>Those web applications that load only one web page and update its content dynamically without reloading are called Single Page Application.</w:t>
+      </w:r>
+    </w:p>
+    <w:p>
+      <w:pPr>
+        <w:spacing w:after="0" w:line="240" w:lineRule="auto"/>
+      </w:pPr>
+      <w:r>
+        <w:t xml:space="preserve">Eg: </w:t>
+      </w:r>
+      <w:proofErr w:type="spellStart"/>
+      <w:r>
+        <w:t>gmail</w:t>
+      </w:r>
+      <w:proofErr w:type="spellEnd"/>
+      <w:r>
+        <w:t xml:space="preserve">, amazon, </w:t>
+      </w:r>
+      <w:proofErr w:type="spellStart"/>
+      <w:r>
+        <w:t>facebook</w:t>
+      </w:r>
+      <w:proofErr w:type="spellEnd"/>
+      <w:r>
+        <w:t>, Instagram…etc…</w:t>
+      </w:r>
+    </w:p>
+    <w:p>
+      <w:pPr>
+        <w:spacing w:after="0" w:line="240" w:lineRule="auto"/>
+      </w:pPr>
+    </w:p>
+    <w:p>
+      <w:pPr>
+        <w:spacing w:after="0" w:line="240" w:lineRule="auto"/>
+      </w:pPr>
+    </w:p>
+    <w:p>
+      <w:pPr>
+        <w:spacing w:after="0" w:line="240" w:lineRule="auto"/>
+      </w:pPr>
+    </w:p>
+    <w:p>
+      <w:pPr>
+        <w:spacing w:after="0" w:line="240" w:lineRule="auto"/>
+      </w:pPr>
+    </w:p>
+    <w:p>
+      <w:pPr>
+        <w:spacing w:after="0" w:line="240" w:lineRule="auto"/>
+      </w:pPr>
+      <w:r>
+        <w:lastRenderedPageBreak/>
+        <w:t>Decorator</w:t>
+      </w:r>
+      <w:r>
+        <w:t xml:space="preserve">: </w:t>
+      </w:r>
+    </w:p>
+    <w:p>
+      <w:pPr>
+        <w:spacing w:after="0" w:line="240" w:lineRule="auto"/>
+      </w:pPr>
+      <w:r>
+        <w:t>In Angular, </w:t>
+      </w:r>
+      <w:hyperlink r:id="rId48" w:history="1">
+        <w:r>
+          <w:rPr>
+            <w:rStyle w:val="Hyperlink"/>
+          </w:rPr>
+          <w:t>decorators</w:t>
+        </w:r>
+      </w:hyperlink>
+      <w:r>
+        <w:t xml:space="preserve"> are methods more specifically design patterns that are prefixed with </w:t>
+      </w:r>
+      <w:r>
+        <w:rPr>
+          <w:b/>
+          <w:bCs/>
+        </w:rPr>
+        <w:t>@</w:t>
+      </w:r>
+      <w:r>
+        <w:t xml:space="preserve">symbol. They </w:t>
+      </w:r>
+      <w:proofErr w:type="gramStart"/>
+      <w:r>
+        <w:t>provides</w:t>
+      </w:r>
+      <w:proofErr w:type="gramEnd"/>
+      <w:r>
+        <w:t xml:space="preserve"> configuration metadata that specifies how a component, class, or method should be processed and used at runtime. Types of decorators are −</w:t>
+      </w:r>
+    </w:p>
+    <w:p>
+      <w:pPr>
+        <w:numPr>
+          <w:ilvl w:val="0"/>
+          <w:numId w:val="35"/>
+        </w:numPr>
+        <w:spacing w:after="0" w:line="240" w:lineRule="auto"/>
+      </w:pPr>
+      <w:r>
+        <w:t>Property Decorators</w:t>
+      </w:r>
+    </w:p>
+    <w:p>
+      <w:pPr>
+        <w:numPr>
+          <w:ilvl w:val="0"/>
+          <w:numId w:val="35"/>
+        </w:numPr>
+        <w:spacing w:after="0" w:line="240" w:lineRule="auto"/>
+      </w:pPr>
+      <w:r>
+        <w:t>Class Decorators</w:t>
+      </w:r>
+    </w:p>
+    <w:p>
+      <w:pPr>
+        <w:numPr>
+          <w:ilvl w:val="0"/>
+          <w:numId w:val="35"/>
+        </w:numPr>
+        <w:spacing w:after="0" w:line="240" w:lineRule="auto"/>
+      </w:pPr>
+      <w:r>
+        <w:t>Parameter Decorators</w:t>
+      </w:r>
+    </w:p>
+    <w:p>
+      <w:pPr>
+        <w:numPr>
+          <w:ilvl w:val="0"/>
+          <w:numId w:val="35"/>
+        </w:numPr>
+        <w:spacing w:after="0" w:line="240" w:lineRule="auto"/>
+      </w:pPr>
+      <w:r>
+        <w:t>Method Decorators</w:t>
+      </w:r>
+    </w:p>
+    <w:p>
+      <w:pPr>
+        <w:spacing w:after="0" w:line="240" w:lineRule="auto"/>
+      </w:pPr>
+    </w:p>
+    <w:tbl>
+      <w:tblPr>
+        <w:tblStyle w:val="TableGrid"/>
+        <w:tblW w:w="0" w:type="auto"/>
+        <w:tblLook w:val="04A0" w:firstRow="1" w:lastRow="0" w:firstColumn="1" w:lastColumn="0" w:noHBand="0" w:noVBand="1"/>
+      </w:tblPr>
+      <w:tblGrid>
+        <w:gridCol w:w="10456"/>
+      </w:tblGrid>
+      <w:tr>
+        <w:tc>
+          <w:tcPr>
+            <w:tcW w:w="10456" w:type="dxa"/>
+          </w:tcPr>
+          <w:p>
+            <w:pPr>
+              <w:rPr>
+                <w:b/>
+                <w:bCs/>
+              </w:rPr>
+            </w:pPr>
+            <w:r>
+              <w:rPr>
+                <w:b/>
+                <w:bCs/>
+              </w:rPr>
+              <w:t>@</w:t>
+            </w:r>
+            <w:proofErr w:type="gramStart"/>
+            <w:r>
+              <w:rPr>
+                <w:b/>
+                <w:bCs/>
+              </w:rPr>
+              <w:t>Component(</w:t>
+            </w:r>
+            <w:proofErr w:type="gramEnd"/>
+            <w:r>
+              <w:rPr>
+                <w:b/>
+                <w:bCs/>
+              </w:rPr>
+              <w:t>{</w:t>
+            </w:r>
+          </w:p>
+          <w:p>
+            <w:pPr>
+              <w:rPr>
+                <w:b/>
+                <w:bCs/>
+              </w:rPr>
+            </w:pPr>
+            <w:r>
+              <w:rPr>
+                <w:b/>
+                <w:bCs/>
+              </w:rPr>
+              <w:t xml:space="preserve">  selector: 'app-root',</w:t>
+            </w:r>
+          </w:p>
+          <w:p>
+            <w:pPr>
+              <w:rPr>
+                <w:b/>
+                <w:bCs/>
+              </w:rPr>
+            </w:pPr>
+            <w:r>
+              <w:rPr>
+                <w:b/>
+                <w:bCs/>
+              </w:rPr>
+              <w:t xml:space="preserve">  imports: [</w:t>
+            </w:r>
+            <w:proofErr w:type="spellStart"/>
+            <w:r>
+              <w:rPr>
+                <w:b/>
+                <w:bCs/>
+              </w:rPr>
+              <w:t>RouterOutlet</w:t>
+            </w:r>
+            <w:proofErr w:type="spellEnd"/>
+            <w:r>
+              <w:rPr>
+                <w:b/>
+                <w:bCs/>
+              </w:rPr>
+              <w:t xml:space="preserve">, </w:t>
+            </w:r>
+            <w:proofErr w:type="spellStart"/>
+            <w:proofErr w:type="gramStart"/>
+            <w:r>
+              <w:rPr>
+                <w:b/>
+                <w:bCs/>
+              </w:rPr>
+              <w:t>FormsModule</w:t>
+            </w:r>
+            <w:proofErr w:type="spellEnd"/>
+            <w:r>
+              <w:rPr>
+                <w:b/>
+                <w:bCs/>
+              </w:rPr>
+              <w:t xml:space="preserve"> ]</w:t>
+            </w:r>
+            <w:proofErr w:type="gramEnd"/>
+            <w:r>
+              <w:rPr>
+                <w:b/>
+                <w:bCs/>
+              </w:rPr>
+              <w:t>,</w:t>
+            </w:r>
+          </w:p>
+          <w:p>
+            <w:pPr>
+              <w:rPr>
+                <w:b/>
+                <w:bCs/>
+              </w:rPr>
+            </w:pPr>
+            <w:r>
+              <w:rPr>
+                <w:b/>
+                <w:bCs/>
+              </w:rPr>
+              <w:t xml:space="preserve">  </w:t>
+            </w:r>
+            <w:proofErr w:type="spellStart"/>
+            <w:r>
+              <w:rPr>
+                <w:b/>
+                <w:bCs/>
+              </w:rPr>
+              <w:t>templateUrl</w:t>
+            </w:r>
+            <w:proofErr w:type="spellEnd"/>
+            <w:r>
+              <w:rPr>
+                <w:b/>
+                <w:bCs/>
+              </w:rPr>
+              <w:t>: './app.html',</w:t>
+            </w:r>
+          </w:p>
+          <w:p>
+            <w:pPr>
+              <w:rPr>
+                <w:b/>
+                <w:bCs/>
+              </w:rPr>
+            </w:pPr>
+            <w:r>
+              <w:rPr>
+                <w:b/>
+                <w:bCs/>
+              </w:rPr>
+              <w:t xml:space="preserve">  </w:t>
+            </w:r>
+            <w:proofErr w:type="spellStart"/>
+            <w:r>
+              <w:rPr>
+                <w:b/>
+                <w:bCs/>
+              </w:rPr>
+              <w:t>styleUrl</w:t>
+            </w:r>
+            <w:proofErr w:type="spellEnd"/>
+            <w:r>
+              <w:rPr>
+                <w:b/>
+                <w:bCs/>
+              </w:rPr>
+              <w:t>: './app.css'</w:t>
+            </w:r>
+          </w:p>
+          <w:p>
+            <w:r>
+              <w:rPr>
+                <w:b/>
+                <w:bCs/>
+              </w:rPr>
+              <w:t>}</w:t>
+            </w:r>
+            <w:r>
+              <w:t>)</w:t>
+            </w:r>
+          </w:p>
+          <w:p>
+            <w:r>
+              <w:t>export class App {</w:t>
+            </w:r>
+          </w:p>
+          <w:p>
+            <w:pPr>
+              <w:rPr>
+                <w:b/>
+                <w:bCs/>
+              </w:rPr>
+            </w:pPr>
+            <w:r>
+              <w:t xml:space="preserve">  </w:t>
+            </w:r>
+            <w:r>
+              <w:rPr>
+                <w:b/>
+                <w:bCs/>
+              </w:rPr>
+              <w:t>@Input("</w:t>
+            </w:r>
+            <w:r>
+              <w:rPr>
+                <w:b/>
+                <w:bCs/>
+              </w:rPr>
+              <w:t>AA</w:t>
+            </w:r>
+            <w:r>
+              <w:rPr>
+                <w:b/>
+                <w:bCs/>
+              </w:rPr>
+              <w:t>")</w:t>
+            </w:r>
+          </w:p>
+          <w:p>
+            <w:r>
+              <w:t xml:space="preserve">  </w:t>
+            </w:r>
+            <w:proofErr w:type="spellStart"/>
+            <w:r>
+              <w:rPr>
+                <w:b/>
+                <w:bCs/>
+              </w:rPr>
+              <w:t>empName</w:t>
+            </w:r>
+            <w:proofErr w:type="spellEnd"/>
+            <w:r>
+              <w:t>: string = `Azad Shaik...!!`;</w:t>
+            </w:r>
+          </w:p>
+          <w:p/>
+          <w:p>
+            <w:pPr>
+              <w:rPr>
+                <w:b/>
+                <w:bCs/>
+              </w:rPr>
+            </w:pPr>
+            <w:r>
+              <w:t xml:space="preserve">  </w:t>
+            </w:r>
+            <w:r>
+              <w:rPr>
+                <w:b/>
+                <w:bCs/>
+              </w:rPr>
+              <w:t>@</w:t>
+            </w:r>
+            <w:proofErr w:type="gramStart"/>
+            <w:r>
+              <w:rPr>
+                <w:b/>
+                <w:bCs/>
+              </w:rPr>
+              <w:t>Input(</w:t>
+            </w:r>
+            <w:proofErr w:type="gramEnd"/>
+            <w:r>
+              <w:rPr>
+                <w:b/>
+                <w:bCs/>
+              </w:rPr>
+              <w:t>)</w:t>
+            </w:r>
+          </w:p>
+          <w:p>
+            <w:r>
+              <w:t xml:space="preserve">  </w:t>
+            </w:r>
+            <w:r>
+              <w:rPr>
+                <w:b/>
+                <w:bCs/>
+              </w:rPr>
+              <w:t>m1(@Input("</w:t>
+            </w:r>
+            <w:r>
+              <w:t xml:space="preserve">AASSA") </w:t>
+            </w:r>
+            <w:proofErr w:type="spellStart"/>
+            <w:r>
+              <w:rPr>
+                <w:b/>
+                <w:bCs/>
+              </w:rPr>
+              <w:t>empName</w:t>
+            </w:r>
+            <w:proofErr w:type="spellEnd"/>
+            <w:r>
+              <w:t xml:space="preserve">: </w:t>
+            </w:r>
+            <w:proofErr w:type="gramStart"/>
+            <w:r>
+              <w:t>string){</w:t>
+            </w:r>
+            <w:proofErr w:type="gramEnd"/>
+          </w:p>
+          <w:p/>
+          <w:p>
+            <w:r>
+              <w:t xml:space="preserve">  }</w:t>
+            </w:r>
+          </w:p>
+          <w:p>
+            <w:r>
+              <w:t>}</w:t>
+            </w:r>
+          </w:p>
+        </w:tc>
+      </w:tr>
+    </w:tbl>
+    <w:p>
+      <w:pPr>
+        <w:spacing w:after="0" w:line="240" w:lineRule="auto"/>
+      </w:pPr>
+    </w:p>
+    <w:p>
+      <w:pPr>
+        <w:spacing w:after="0" w:line="240" w:lineRule="auto"/>
+      </w:pPr>
+    </w:p>
+    <w:p>
+      <w:pPr>
+        <w:spacing w:after="0" w:line="240" w:lineRule="auto"/>
+      </w:pPr>
+      <w:r>
+        <w:t>Template / view/ user interface</w:t>
+      </w:r>
+      <w:r>
+        <w:t xml:space="preserve"> (</w:t>
+      </w:r>
+      <w:proofErr w:type="gramStart"/>
+      <w:r>
+        <w:t>UI)</w:t>
+      </w:r>
+      <w:r>
+        <w:t xml:space="preserve">  =</w:t>
+      </w:r>
+      <w:proofErr w:type="gramEnd"/>
+      <w:r>
+        <w:t xml:space="preserve"> HTML page.</w:t>
+      </w:r>
+    </w:p>
+    <w:p>
+      <w:pPr>
+        <w:spacing w:after="0" w:line="240" w:lineRule="auto"/>
+      </w:pPr>
+    </w:p>
+    <w:p>
+      <w:pPr>
+        <w:spacing w:after="0" w:line="240" w:lineRule="auto"/>
+      </w:pPr>
+      <w:r>
+        <w:t xml:space="preserve">Component: </w:t>
+      </w:r>
+    </w:p>
+    <w:p>
+      <w:pPr>
+        <w:spacing w:after="0" w:line="240" w:lineRule="auto"/>
+      </w:pPr>
+      <w:r>
+        <w:t>The Angular components are the fundamental building blocks of an Angular application. They control the views and behaviour of the application as they contain an HTML template, Selector and TypeScript class.</w:t>
+      </w:r>
+    </w:p>
+    <w:p>
+      <w:pPr>
+        <w:spacing w:after="0" w:line="240" w:lineRule="auto"/>
+      </w:pPr>
+    </w:p>
+    <w:p>
+      <w:pPr>
+        <w:spacing w:after="0" w:line="240" w:lineRule="auto"/>
+        <w:rPr>
+          <w:b/>
+          <w:bCs/>
+        </w:rPr>
+      </w:pPr>
+      <w:r>
+        <w:rPr>
+          <w:b/>
+          <w:bCs/>
+        </w:rPr>
+        <w:t xml:space="preserve">Angular features: </w:t>
+      </w:r>
+    </w:p>
+    <w:p>
+      <w:pPr>
+        <w:spacing w:after="0" w:line="240" w:lineRule="auto"/>
+      </w:pPr>
+    </w:p>
+    <w:p>
+      <w:pPr>
+        <w:spacing w:after="0" w:line="240" w:lineRule="auto"/>
+      </w:pPr>
+      <w:r>
+        <w:rPr>
+          <w:noProof/>
+        </w:rPr>
+        <w:drawing>
+          <wp:inline distT="0" distB="0" distL="0" distR="0" wp14:anchorId="7AA63CE9" wp14:editId="296A9B04">
+            <wp:extent cx="4941323" cy="3316147"/>
+            <wp:effectExtent l="0" t="0" r="0" b="0"/>
+            <wp:docPr id="1722597895" name="Picture 1" descr="features of Angular"/>
+            <wp:cNvGraphicFramePr>
+              <a:graphicFrameLocks xmlns:a="http://schemas.openxmlformats.org/drawingml/2006/main" noChangeAspect="1"/>
+            </wp:cNvGraphicFramePr>
+            <a:graphic xmlns:a="http://schemas.openxmlformats.org/drawingml/2006/main">
+              <a:graphicData uri="http://schemas.openxmlformats.org/drawingml/2006/picture">
+                <pic:pic xmlns:pic="http://schemas.openxmlformats.org/drawingml/2006/picture">
+                  <pic:nvPicPr>
+                    <pic:cNvPr id="0" name="Picture 1" descr="features of Angular"/>
+                    <pic:cNvPicPr>
+                      <a:picLocks noChangeAspect="1" noChangeArrowheads="1"/>
+                    </pic:cNvPicPr>
+                  </pic:nvPicPr>
+                  <pic:blipFill>
+                    <a:blip r:embed="rId49">
+                      <a:extLst>
+                        <a:ext uri="{28A0092B-C50C-407E-A947-70E740481C1C}">
+                          <a14:useLocalDpi xmlns:a14="http://schemas.microsoft.com/office/drawing/2010/main" val="0"/>
+                        </a:ext>
+                      </a:extLst>
+                    </a:blip>
+                    <a:srcRect/>
+                    <a:stretch>
+                      <a:fillRect/>
+                    </a:stretch>
+                  </pic:blipFill>
+                  <pic:spPr bwMode="auto">
+                    <a:xfrm>
+                      <a:off x="0" y="0"/>
+                      <a:ext cx="4981548" cy="3343142"/>
+                    </a:xfrm>
+                    <a:prstGeom prst="rect">
+                      <a:avLst/>
+                    </a:prstGeom>
+                    <a:noFill/>
+                    <a:ln>
+                      <a:noFill/>
+                    </a:ln>
+                  </pic:spPr>
+                </pic:pic>
+              </a:graphicData>
+            </a:graphic>
+          </wp:inline>
+        </w:drawing>
+      </w:r>
+    </w:p>
+    <w:p>
+      <w:pPr>
+        <w:spacing w:after="0" w:line="240" w:lineRule="auto"/>
+      </w:pPr>
+    </w:p>
+    <w:p>
+      <w:pPr>
+        <w:spacing w:after="0" w:line="240" w:lineRule="auto"/>
+      </w:pPr>
+    </w:p>
+    <w:p>
+      <w:pPr>
+        <w:spacing w:after="0" w:line="240" w:lineRule="auto"/>
+      </w:pPr>
+    </w:p>
+    <w:p>
+      <w:pPr>
+        <w:spacing w:after="0" w:line="240" w:lineRule="auto"/>
+      </w:pPr>
+      <w:r>
+        <w:lastRenderedPageBreak/>
+        <w:drawing>
+          <wp:inline distT="0" distB="0" distL="0" distR="0" wp14:anchorId="2AF900B8" wp14:editId="50E95029">
+            <wp:extent cx="5705221" cy="3426106"/>
+            <wp:effectExtent l="0" t="0" r="0" b="3175"/>
+            <wp:docPr id="1612059368" name="Picture 1"/>
+            <wp:cNvGraphicFramePr>
+              <a:graphicFrameLocks xmlns:a="http://schemas.openxmlformats.org/drawingml/2006/main" noChangeAspect="1"/>
+            </wp:cNvGraphicFramePr>
+            <a:graphic xmlns:a="http://schemas.openxmlformats.org/drawingml/2006/main">
+              <a:graphicData uri="http://schemas.openxmlformats.org/drawingml/2006/picture">
+                <pic:pic xmlns:pic="http://schemas.openxmlformats.org/drawingml/2006/picture">
+                  <pic:nvPicPr>
+                    <pic:cNvPr id="1612059368" name=""/>
+                    <pic:cNvPicPr/>
+                  </pic:nvPicPr>
+                  <pic:blipFill>
+                    <a:blip r:embed="rId50"/>
+                    <a:stretch>
+                      <a:fillRect/>
+                    </a:stretch>
+                  </pic:blipFill>
+                  <pic:spPr>
+                    <a:xfrm>
+                      <a:off x="0" y="0"/>
+                      <a:ext cx="5724611" cy="3437750"/>
+                    </a:xfrm>
+                    <a:prstGeom prst="rect">
+                      <a:avLst/>
+                    </a:prstGeom>
+                  </pic:spPr>
+                </pic:pic>
+              </a:graphicData>
+            </a:graphic>
+          </wp:inline>
+        </w:drawing>
+      </w:r>
     </w:p>
     <w:p>
       <w:pPr>
@@ -7093,6 +8363,155 @@
     </w:lvl>
   </w:abstractNum>
   <w:abstractNum w:abstractNumId="7" w15:restartNumberingAfterBreak="0">
+    <w:nsid w:val="0BAB5330"/>
+    <w:multiLevelType w:val="multilevel"/>
+    <w:tmpl w:val="60EA54D0"/>
+    <w:lvl w:ilvl="0">
+      <w:start w:val="1"/>
+      <w:numFmt w:val="bullet"/>
+      <w:lvlText w:val=""/>
+      <w:lvlJc w:val="left"/>
+      <w:pPr>
+        <w:tabs>
+          <w:tab w:val="num" w:pos="720"/>
+        </w:tabs>
+        <w:ind w:left="720" w:hanging="360"/>
+      </w:pPr>
+      <w:rPr>
+        <w:rFonts w:ascii="Symbol" w:hAnsi="Symbol" w:hint="default"/>
+        <w:sz w:val="20"/>
+      </w:rPr>
+    </w:lvl>
+    <w:lvl w:ilvl="1" w:tentative="1">
+      <w:start w:val="1"/>
+      <w:numFmt w:val="bullet"/>
+      <w:lvlText w:val="o"/>
+      <w:lvlJc w:val="left"/>
+      <w:pPr>
+        <w:tabs>
+          <w:tab w:val="num" w:pos="1440"/>
+        </w:tabs>
+        <w:ind w:left="1440" w:hanging="360"/>
+      </w:pPr>
+      <w:rPr>
+        <w:rFonts w:ascii="Courier New" w:hAnsi="Courier New" w:hint="default"/>
+        <w:sz w:val="20"/>
+      </w:rPr>
+    </w:lvl>
+    <w:lvl w:ilvl="2" w:tentative="1">
+      <w:start w:val="1"/>
+      <w:numFmt w:val="bullet"/>
+      <w:lvlText w:val=""/>
+      <w:lvlJc w:val="left"/>
+      <w:pPr>
+        <w:tabs>
+          <w:tab w:val="num" w:pos="2160"/>
+        </w:tabs>
+        <w:ind w:left="2160" w:hanging="360"/>
+      </w:pPr>
+      <w:rPr>
+        <w:rFonts w:ascii="Wingdings" w:hAnsi="Wingdings" w:hint="default"/>
+        <w:sz w:val="20"/>
+      </w:rPr>
+    </w:lvl>
+    <w:lvl w:ilvl="3" w:tentative="1">
+      <w:start w:val="1"/>
+      <w:numFmt w:val="bullet"/>
+      <w:lvlText w:val=""/>
+      <w:lvlJc w:val="left"/>
+      <w:pPr>
+        <w:tabs>
+          <w:tab w:val="num" w:pos="2880"/>
+        </w:tabs>
+        <w:ind w:left="2880" w:hanging="360"/>
+      </w:pPr>
+      <w:rPr>
+        <w:rFonts w:ascii="Wingdings" w:hAnsi="Wingdings" w:hint="default"/>
+        <w:sz w:val="20"/>
+      </w:rPr>
+    </w:lvl>
+    <w:lvl w:ilvl="4" w:tentative="1">
+      <w:start w:val="1"/>
+      <w:numFmt w:val="bullet"/>
+      <w:lvlText w:val=""/>
+      <w:lvlJc w:val="left"/>
+      <w:pPr>
+        <w:tabs>
+          <w:tab w:val="num" w:pos="3600"/>
+        </w:tabs>
+        <w:ind w:left="3600" w:hanging="360"/>
+      </w:pPr>
+      <w:rPr>
+        <w:rFonts w:ascii="Wingdings" w:hAnsi="Wingdings" w:hint="default"/>
+        <w:sz w:val="20"/>
+      </w:rPr>
+    </w:lvl>
+    <w:lvl w:ilvl="5" w:tentative="1">
+      <w:start w:val="1"/>
+      <w:numFmt w:val="bullet"/>
+      <w:lvlText w:val=""/>
+      <w:lvlJc w:val="left"/>
+      <w:pPr>
+        <w:tabs>
+          <w:tab w:val="num" w:pos="4320"/>
+        </w:tabs>
+        <w:ind w:left="4320" w:hanging="360"/>
+      </w:pPr>
+      <w:rPr>
+        <w:rFonts w:ascii="Wingdings" w:hAnsi="Wingdings" w:hint="default"/>
+        <w:sz w:val="20"/>
+      </w:rPr>
+    </w:lvl>
+    <w:lvl w:ilvl="6" w:tentative="1">
+      <w:start w:val="1"/>
+      <w:numFmt w:val="bullet"/>
+      <w:lvlText w:val=""/>
+      <w:lvlJc w:val="left"/>
+      <w:pPr>
+        <w:tabs>
+          <w:tab w:val="num" w:pos="5040"/>
+        </w:tabs>
+        <w:ind w:left="5040" w:hanging="360"/>
+      </w:pPr>
+      <w:rPr>
+        <w:rFonts w:ascii="Wingdings" w:hAnsi="Wingdings" w:hint="default"/>
+        <w:sz w:val="20"/>
+      </w:rPr>
+    </w:lvl>
+    <w:lvl w:ilvl="7" w:tentative="1">
+      <w:start w:val="1"/>
+      <w:numFmt w:val="bullet"/>
+      <w:lvlText w:val=""/>
+      <w:lvlJc w:val="left"/>
+      <w:pPr>
+        <w:tabs>
+          <w:tab w:val="num" w:pos="5760"/>
+        </w:tabs>
+        <w:ind w:left="5760" w:hanging="360"/>
+      </w:pPr>
+      <w:rPr>
+        <w:rFonts w:ascii="Wingdings" w:hAnsi="Wingdings" w:hint="default"/>
+        <w:sz w:val="20"/>
+      </w:rPr>
+    </w:lvl>
+    <w:lvl w:ilvl="8" w:tentative="1">
+      <w:start w:val="1"/>
+      <w:numFmt w:val="bullet"/>
+      <w:lvlText w:val=""/>
+      <w:lvlJc w:val="left"/>
+      <w:pPr>
+        <w:tabs>
+          <w:tab w:val="num" w:pos="6480"/>
+        </w:tabs>
+        <w:ind w:left="6480" w:hanging="360"/>
+      </w:pPr>
+      <w:rPr>
+        <w:rFonts w:ascii="Wingdings" w:hAnsi="Wingdings" w:hint="default"/>
+        <w:sz w:val="20"/>
+      </w:rPr>
+    </w:lvl>
+  </w:abstractNum>
+  <w:abstractNum w:abstractNumId="8" w15:restartNumberingAfterBreak="0">
     <w:nsid w:val="0F630769"/>
     <w:multiLevelType w:val="multilevel"/>
     <w:tmpl w:val="D58A8718"/>
@@ -7241,7 +8660,7 @@
       </w:rPr>
     </w:lvl>
   </w:abstractNum>
-  <w:abstractNum w:abstractNumId="8" w15:restartNumberingAfterBreak="0">
+  <w:abstractNum w:abstractNumId="9" w15:restartNumberingAfterBreak="0">
     <w:nsid w:val="18830244"/>
     <w:multiLevelType w:val="hybridMultilevel"/>
     <w:tmpl w:val="A7EA35FA"/>
@@ -7330,7 +8749,7 @@
       </w:pPr>
     </w:lvl>
   </w:abstractNum>
-  <w:abstractNum w:abstractNumId="9" w15:restartNumberingAfterBreak="0">
+  <w:abstractNum w:abstractNumId="10" w15:restartNumberingAfterBreak="0">
     <w:nsid w:val="1A9B5AA5"/>
     <w:multiLevelType w:val="multilevel"/>
     <w:tmpl w:val="78CCBDE2"/>
@@ -7479,7 +8898,7 @@
       </w:rPr>
     </w:lvl>
   </w:abstractNum>
-  <w:abstractNum w:abstractNumId="10" w15:restartNumberingAfterBreak="0">
+  <w:abstractNum w:abstractNumId="11" w15:restartNumberingAfterBreak="0">
     <w:nsid w:val="1C701DC4"/>
     <w:multiLevelType w:val="multilevel"/>
     <w:tmpl w:val="1C4E3E6A"/>
@@ -7628,7 +9047,7 @@
       </w:rPr>
     </w:lvl>
   </w:abstractNum>
-  <w:abstractNum w:abstractNumId="11" w15:restartNumberingAfterBreak="0">
+  <w:abstractNum w:abstractNumId="12" w15:restartNumberingAfterBreak="0">
     <w:nsid w:val="20B7327A"/>
     <w:multiLevelType w:val="multilevel"/>
     <w:tmpl w:val="8086F79A"/>
@@ -7741,7 +9160,120 @@
       </w:pPr>
     </w:lvl>
   </w:abstractNum>
-  <w:abstractNum w:abstractNumId="12" w15:restartNumberingAfterBreak="0">
+  <w:abstractNum w:abstractNumId="13" w15:restartNumberingAfterBreak="0">
+    <w:nsid w:val="2A1F164B"/>
+    <w:multiLevelType w:val="multilevel"/>
+    <w:tmpl w:val="EA8A4FF8"/>
+    <w:lvl w:ilvl="0">
+      <w:start w:val="1"/>
+      <w:numFmt w:val="decimal"/>
+      <w:lvlText w:val="%1."/>
+      <w:lvlJc w:val="left"/>
+      <w:pPr>
+        <w:tabs>
+          <w:tab w:val="num" w:pos="720"/>
+        </w:tabs>
+        <w:ind w:left="720" w:hanging="360"/>
+      </w:pPr>
+    </w:lvl>
+    <w:lvl w:ilvl="1" w:tentative="1">
+      <w:start w:val="1"/>
+      <w:numFmt w:val="decimal"/>
+      <w:lvlText w:val="%2."/>
+      <w:lvlJc w:val="left"/>
+      <w:pPr>
+        <w:tabs>
+          <w:tab w:val="num" w:pos="1440"/>
+        </w:tabs>
+        <w:ind w:left="1440" w:hanging="360"/>
+      </w:pPr>
+    </w:lvl>
+    <w:lvl w:ilvl="2" w:tentative="1">
+      <w:start w:val="1"/>
+      <w:numFmt w:val="decimal"/>
+      <w:lvlText w:val="%3."/>
+      <w:lvlJc w:val="left"/>
+      <w:pPr>
+        <w:tabs>
+          <w:tab w:val="num" w:pos="2160"/>
+        </w:tabs>
+        <w:ind w:left="2160" w:hanging="360"/>
+      </w:pPr>
+    </w:lvl>
+    <w:lvl w:ilvl="3" w:tentative="1">
+      <w:start w:val="1"/>
+      <w:numFmt w:val="decimal"/>
+      <w:lvlText w:val="%4."/>
+      <w:lvlJc w:val="left"/>
+      <w:pPr>
+        <w:tabs>
+          <w:tab w:val="num" w:pos="2880"/>
+        </w:tabs>
+        <w:ind w:left="2880" w:hanging="360"/>
+      </w:pPr>
+    </w:lvl>
+    <w:lvl w:ilvl="4" w:tentative="1">
+      <w:start w:val="1"/>
+      <w:numFmt w:val="decimal"/>
+      <w:lvlText w:val="%5."/>
+      <w:lvlJc w:val="left"/>
+      <w:pPr>
+        <w:tabs>
+          <w:tab w:val="num" w:pos="3600"/>
+        </w:tabs>
+        <w:ind w:left="3600" w:hanging="360"/>
+      </w:pPr>
+    </w:lvl>
+    <w:lvl w:ilvl="5" w:tentative="1">
+      <w:start w:val="1"/>
+      <w:numFmt w:val="decimal"/>
+      <w:lvlText w:val="%6."/>
+      <w:lvlJc w:val="left"/>
+      <w:pPr>
+        <w:tabs>
+          <w:tab w:val="num" w:pos="4320"/>
+        </w:tabs>
+        <w:ind w:left="4320" w:hanging="360"/>
+      </w:pPr>
+    </w:lvl>
+    <w:lvl w:ilvl="6" w:tentative="1">
+      <w:start w:val="1"/>
+      <w:numFmt w:val="decimal"/>
+      <w:lvlText w:val="%7."/>
+      <w:lvlJc w:val="left"/>
+      <w:pPr>
+        <w:tabs>
+          <w:tab w:val="num" w:pos="5040"/>
+        </w:tabs>
+        <w:ind w:left="5040" w:hanging="360"/>
+      </w:pPr>
+    </w:lvl>
+    <w:lvl w:ilvl="7" w:tentative="1">
+      <w:start w:val="1"/>
+      <w:numFmt w:val="decimal"/>
+      <w:lvlText w:val="%8."/>
+      <w:lvlJc w:val="left"/>
+      <w:pPr>
+        <w:tabs>
+          <w:tab w:val="num" w:pos="5760"/>
+        </w:tabs>
+        <w:ind w:left="5760" w:hanging="360"/>
+      </w:pPr>
+    </w:lvl>
+    <w:lvl w:ilvl="8" w:tentative="1">
+      <w:start w:val="1"/>
+      <w:numFmt w:val="decimal"/>
+      <w:lvlText w:val="%9."/>
+      <w:lvlJc w:val="left"/>
+      <w:pPr>
+        <w:tabs>
+          <w:tab w:val="num" w:pos="6480"/>
+        </w:tabs>
+        <w:ind w:left="6480" w:hanging="360"/>
+      </w:pPr>
+    </w:lvl>
+  </w:abstractNum>
+  <w:abstractNum w:abstractNumId="14" w15:restartNumberingAfterBreak="0">
     <w:nsid w:val="2E941539"/>
     <w:multiLevelType w:val="hybridMultilevel"/>
     <w:tmpl w:val="9ACC1690"/>
@@ -7830,7 +9362,7 @@
       </w:pPr>
     </w:lvl>
   </w:abstractNum>
-  <w:abstractNum w:abstractNumId="13" w15:restartNumberingAfterBreak="0">
+  <w:abstractNum w:abstractNumId="15" w15:restartNumberingAfterBreak="0">
     <w:nsid w:val="2F6B50FB"/>
     <w:multiLevelType w:val="hybridMultilevel"/>
     <w:tmpl w:val="54F0102A"/>
@@ -7919,7 +9451,7 @@
       </w:pPr>
     </w:lvl>
   </w:abstractNum>
-  <w:abstractNum w:abstractNumId="14" w15:restartNumberingAfterBreak="0">
+  <w:abstractNum w:abstractNumId="16" w15:restartNumberingAfterBreak="0">
     <w:nsid w:val="32603948"/>
     <w:multiLevelType w:val="multilevel"/>
     <w:tmpl w:val="808AD1CA"/>
@@ -8068,7 +9600,7 @@
       </w:rPr>
     </w:lvl>
   </w:abstractNum>
-  <w:abstractNum w:abstractNumId="15" w15:restartNumberingAfterBreak="0">
+  <w:abstractNum w:abstractNumId="17" w15:restartNumberingAfterBreak="0">
     <w:nsid w:val="35511E32"/>
     <w:multiLevelType w:val="hybridMultilevel"/>
     <w:tmpl w:val="C3228CC8"/>
@@ -8157,7 +9689,7 @@
       </w:pPr>
     </w:lvl>
   </w:abstractNum>
-  <w:abstractNum w:abstractNumId="16" w15:restartNumberingAfterBreak="0">
+  <w:abstractNum w:abstractNumId="18" w15:restartNumberingAfterBreak="0">
     <w:nsid w:val="35DC77A2"/>
     <w:multiLevelType w:val="hybridMultilevel"/>
     <w:tmpl w:val="206C4312"/>
@@ -8246,7 +9778,7 @@
       </w:pPr>
     </w:lvl>
   </w:abstractNum>
-  <w:abstractNum w:abstractNumId="17" w15:restartNumberingAfterBreak="0">
+  <w:abstractNum w:abstractNumId="19" w15:restartNumberingAfterBreak="0">
     <w:nsid w:val="3B946EF2"/>
     <w:multiLevelType w:val="hybridMultilevel"/>
     <w:tmpl w:val="682CD640"/>
@@ -8335,7 +9867,7 @@
       </w:pPr>
     </w:lvl>
   </w:abstractNum>
-  <w:abstractNum w:abstractNumId="18" w15:restartNumberingAfterBreak="0">
+  <w:abstractNum w:abstractNumId="20" w15:restartNumberingAfterBreak="0">
     <w:nsid w:val="3D175E71"/>
     <w:multiLevelType w:val="multilevel"/>
     <w:tmpl w:val="C248C1A2"/>
@@ -8484,7 +10016,7 @@
       </w:rPr>
     </w:lvl>
   </w:abstractNum>
-  <w:abstractNum w:abstractNumId="19" w15:restartNumberingAfterBreak="0">
+  <w:abstractNum w:abstractNumId="21" w15:restartNumberingAfterBreak="0">
     <w:nsid w:val="4271344F"/>
     <w:multiLevelType w:val="multilevel"/>
     <w:tmpl w:val="E9109E7C"/>
@@ -8633,7 +10165,7 @@
       </w:rPr>
     </w:lvl>
   </w:abstractNum>
-  <w:abstractNum w:abstractNumId="20" w15:restartNumberingAfterBreak="0">
+  <w:abstractNum w:abstractNumId="22" w15:restartNumberingAfterBreak="0">
     <w:nsid w:val="58516D6A"/>
     <w:multiLevelType w:val="hybridMultilevel"/>
     <w:tmpl w:val="00CCC8F0"/>
@@ -8722,7 +10254,7 @@
       </w:pPr>
     </w:lvl>
   </w:abstractNum>
-  <w:abstractNum w:abstractNumId="21" w15:restartNumberingAfterBreak="0">
+  <w:abstractNum w:abstractNumId="23" w15:restartNumberingAfterBreak="0">
     <w:nsid w:val="5DCD3B6F"/>
     <w:multiLevelType w:val="multilevel"/>
     <w:tmpl w:val="96AE20F8"/>
@@ -8871,7 +10403,7 @@
       </w:rPr>
     </w:lvl>
   </w:abstractNum>
-  <w:abstractNum w:abstractNumId="22" w15:restartNumberingAfterBreak="0">
+  <w:abstractNum w:abstractNumId="24" w15:restartNumberingAfterBreak="0">
     <w:nsid w:val="5F045E9B"/>
     <w:multiLevelType w:val="hybridMultilevel"/>
     <w:tmpl w:val="0910E5BA"/>
@@ -8960,7 +10492,7 @@
       </w:pPr>
     </w:lvl>
   </w:abstractNum>
-  <w:abstractNum w:abstractNumId="23" w15:restartNumberingAfterBreak="0">
+  <w:abstractNum w:abstractNumId="25" w15:restartNumberingAfterBreak="0">
     <w:nsid w:val="64880EC8"/>
     <w:multiLevelType w:val="hybridMultilevel"/>
     <w:tmpl w:val="0BECC98E"/>
@@ -9049,7 +10581,7 @@
       </w:pPr>
     </w:lvl>
   </w:abstractNum>
-  <w:abstractNum w:abstractNumId="24" w15:restartNumberingAfterBreak="0">
+  <w:abstractNum w:abstractNumId="26" w15:restartNumberingAfterBreak="0">
     <w:nsid w:val="67920818"/>
     <w:multiLevelType w:val="hybridMultilevel"/>
     <w:tmpl w:val="54F0102A"/>
@@ -9138,7 +10670,7 @@
       </w:pPr>
     </w:lvl>
   </w:abstractNum>
-  <w:abstractNum w:abstractNumId="25" w15:restartNumberingAfterBreak="0">
+  <w:abstractNum w:abstractNumId="27" w15:restartNumberingAfterBreak="0">
     <w:nsid w:val="683517A9"/>
     <w:multiLevelType w:val="multilevel"/>
     <w:tmpl w:val="D05E2A52"/>
@@ -9287,7 +10819,7 @@
       </w:rPr>
     </w:lvl>
   </w:abstractNum>
-  <w:abstractNum w:abstractNumId="26" w15:restartNumberingAfterBreak="0">
+  <w:abstractNum w:abstractNumId="28" w15:restartNumberingAfterBreak="0">
     <w:nsid w:val="6B5A2171"/>
     <w:multiLevelType w:val="multilevel"/>
     <w:tmpl w:val="4BA8F6A8"/>
@@ -9436,7 +10968,7 @@
       </w:rPr>
     </w:lvl>
   </w:abstractNum>
-  <w:abstractNum w:abstractNumId="27" w15:restartNumberingAfterBreak="0">
+  <w:abstractNum w:abstractNumId="29" w15:restartNumberingAfterBreak="0">
     <w:nsid w:val="6CD90AAA"/>
     <w:multiLevelType w:val="hybridMultilevel"/>
     <w:tmpl w:val="CB0867E8"/>
@@ -9525,7 +11057,7 @@
       </w:pPr>
     </w:lvl>
   </w:abstractNum>
-  <w:abstractNum w:abstractNumId="28" w15:restartNumberingAfterBreak="0">
+  <w:abstractNum w:abstractNumId="30" w15:restartNumberingAfterBreak="0">
     <w:nsid w:val="72044FAA"/>
     <w:multiLevelType w:val="multilevel"/>
     <w:tmpl w:val="F278844E"/>
@@ -9674,7 +11206,7 @@
       </w:rPr>
     </w:lvl>
   </w:abstractNum>
-  <w:abstractNum w:abstractNumId="29" w15:restartNumberingAfterBreak="0">
+  <w:abstractNum w:abstractNumId="31" w15:restartNumberingAfterBreak="0">
     <w:nsid w:val="74BE6604"/>
     <w:multiLevelType w:val="multilevel"/>
     <w:tmpl w:val="C5E69C6E"/>
@@ -9823,7 +11355,7 @@
       </w:rPr>
     </w:lvl>
   </w:abstractNum>
-  <w:abstractNum w:abstractNumId="30" w15:restartNumberingAfterBreak="0">
+  <w:abstractNum w:abstractNumId="32" w15:restartNumberingAfterBreak="0">
     <w:nsid w:val="75FC232B"/>
     <w:multiLevelType w:val="multilevel"/>
     <w:tmpl w:val="CE3A26CC"/>
@@ -9972,7 +11504,7 @@
       </w:rPr>
     </w:lvl>
   </w:abstractNum>
-  <w:abstractNum w:abstractNumId="31" w15:restartNumberingAfterBreak="0">
+  <w:abstractNum w:abstractNumId="33" w15:restartNumberingAfterBreak="0">
     <w:nsid w:val="76B67D00"/>
     <w:multiLevelType w:val="hybridMultilevel"/>
     <w:tmpl w:val="6ED44928"/>
@@ -10085,7 +11617,7 @@
       </w:rPr>
     </w:lvl>
   </w:abstractNum>
-  <w:abstractNum w:abstractNumId="32" w15:restartNumberingAfterBreak="0">
+  <w:abstractNum w:abstractNumId="34" w15:restartNumberingAfterBreak="0">
     <w:nsid w:val="78D26D21"/>
     <w:multiLevelType w:val="multilevel"/>
     <w:tmpl w:val="96141222"/>
@@ -10199,76 +11731,76 @@
     </w:lvl>
   </w:abstractNum>
   <w:num w:numId="1" w16cid:durableId="1786997795">
-    <w:abstractNumId w:val="25"/>
+    <w:abstractNumId w:val="27"/>
   </w:num>
   <w:num w:numId="2" w16cid:durableId="649095618">
-    <w:abstractNumId w:val="21"/>
+    <w:abstractNumId w:val="23"/>
   </w:num>
   <w:num w:numId="3" w16cid:durableId="1091312259">
     <w:abstractNumId w:val="1"/>
   </w:num>
   <w:num w:numId="4" w16cid:durableId="2126465039">
-    <w:abstractNumId w:val="16"/>
+    <w:abstractNumId w:val="18"/>
   </w:num>
   <w:num w:numId="5" w16cid:durableId="87163252">
-    <w:abstractNumId w:val="15"/>
+    <w:abstractNumId w:val="17"/>
   </w:num>
   <w:num w:numId="6" w16cid:durableId="393430431">
-    <w:abstractNumId w:val="27"/>
+    <w:abstractNumId w:val="29"/>
   </w:num>
   <w:num w:numId="7" w16cid:durableId="22755052">
     <w:abstractNumId w:val="6"/>
   </w:num>
   <w:num w:numId="8" w16cid:durableId="47606545">
-    <w:abstractNumId w:val="7"/>
+    <w:abstractNumId w:val="8"/>
   </w:num>
   <w:num w:numId="9" w16cid:durableId="1117723571">
     <w:abstractNumId w:val="2"/>
   </w:num>
   <w:num w:numId="10" w16cid:durableId="261768541">
-    <w:abstractNumId w:val="18"/>
+    <w:abstractNumId w:val="20"/>
   </w:num>
   <w:num w:numId="11" w16cid:durableId="920530383">
-    <w:abstractNumId w:val="19"/>
+    <w:abstractNumId w:val="21"/>
   </w:num>
   <w:num w:numId="12" w16cid:durableId="329067514">
-    <w:abstractNumId w:val="20"/>
+    <w:abstractNumId w:val="22"/>
   </w:num>
   <w:num w:numId="13" w16cid:durableId="109862485">
-    <w:abstractNumId w:val="23"/>
+    <w:abstractNumId w:val="25"/>
   </w:num>
   <w:num w:numId="14" w16cid:durableId="161700848">
-    <w:abstractNumId w:val="28"/>
+    <w:abstractNumId w:val="30"/>
   </w:num>
   <w:num w:numId="15" w16cid:durableId="2023049815">
-    <w:abstractNumId w:val="8"/>
+    <w:abstractNumId w:val="9"/>
   </w:num>
   <w:num w:numId="16" w16cid:durableId="362171528">
     <w:abstractNumId w:val="5"/>
   </w:num>
   <w:num w:numId="17" w16cid:durableId="1681085876">
-    <w:abstractNumId w:val="29"/>
+    <w:abstractNumId w:val="31"/>
   </w:num>
   <w:num w:numId="18" w16cid:durableId="1762793056">
-    <w:abstractNumId w:val="30"/>
+    <w:abstractNumId w:val="32"/>
   </w:num>
   <w:num w:numId="19" w16cid:durableId="1371563757">
-    <w:abstractNumId w:val="22"/>
+    <w:abstractNumId w:val="24"/>
   </w:num>
   <w:num w:numId="20" w16cid:durableId="458688707">
-    <w:abstractNumId w:val="26"/>
+    <w:abstractNumId w:val="28"/>
   </w:num>
   <w:num w:numId="21" w16cid:durableId="451746149">
-    <w:abstractNumId w:val="9"/>
+    <w:abstractNumId w:val="10"/>
   </w:num>
   <w:num w:numId="22" w16cid:durableId="2116628781">
-    <w:abstractNumId w:val="10"/>
+    <w:abstractNumId w:val="11"/>
   </w:num>
   <w:num w:numId="23" w16cid:durableId="2069645773">
-    <w:abstractNumId w:val="31"/>
+    <w:abstractNumId w:val="33"/>
   </w:num>
   <w:num w:numId="24" w16cid:durableId="1712999510">
-    <w:abstractNumId w:val="14"/>
+    <w:abstractNumId w:val="16"/>
   </w:num>
   <w:num w:numId="25" w16cid:durableId="1433741502">
     <w:abstractNumId w:val="4"/>
@@ -10280,22 +11812,28 @@
     <w:abstractNumId w:val="0"/>
   </w:num>
   <w:num w:numId="28" w16cid:durableId="1442185687">
-    <w:abstractNumId w:val="17"/>
+    <w:abstractNumId w:val="19"/>
   </w:num>
   <w:num w:numId="29" w16cid:durableId="592666648">
+    <w:abstractNumId w:val="14"/>
+  </w:num>
+  <w:num w:numId="30" w16cid:durableId="983511762">
     <w:abstractNumId w:val="12"/>
   </w:num>
-  <w:num w:numId="30" w16cid:durableId="983511762">
-    <w:abstractNumId w:val="11"/>
+  <w:num w:numId="31" w16cid:durableId="2029941871">
+    <w:abstractNumId w:val="15"/>
   </w:num>
-  <w:num w:numId="31" w16cid:durableId="2029941871">
+  <w:num w:numId="32" w16cid:durableId="738358516">
+    <w:abstractNumId w:val="26"/>
+  </w:num>
+  <w:num w:numId="33" w16cid:durableId="217666468">
+    <w:abstractNumId w:val="34"/>
+  </w:num>
+  <w:num w:numId="34" w16cid:durableId="526212279">
     <w:abstractNumId w:val="13"/>
   </w:num>
-  <w:num w:numId="32" w16cid:durableId="738358516">
-    <w:abstractNumId w:val="24"/>
-  </w:num>
-  <w:num w:numId="33" w16cid:durableId="217666468">
-    <w:abstractNumId w:val="32"/>
+  <w:num w:numId="35" w16cid:durableId="342053620">
+    <w:abstractNumId w:val="7"/>
   </w:num>
 </w:numbering>
 </file>

--- a/UI_html_css_javascript/notes/Angular_6AM_2025.docx
+++ b/UI_html_css_javascript/notes/Angular_6AM_2025.docx
@@ -9,54 +9,15 @@
           <w:lang w:val="en-US"/>
         </w:rPr>
       </w:pPr>
-      <w:r>
-        <w:rPr>
-          <w:lang w:val="en-US"/>
-        </w:rPr>
-        <w:fldChar w:fldCharType="begin"/>
-      </w:r>
-      <w:r>
-        <w:rPr>
-          <w:lang w:val="en-US"/>
-        </w:rPr>
-        <w:instrText>HYPERLINK "</w:instrText>
-      </w:r>
-      <w:r>
-        <w:rPr>
-          <w:lang w:val="en-US"/>
-        </w:rPr>
-        <w:instrText>https://angular.dev/tutorials/learn-angular</w:instrText>
-      </w:r>
-      <w:r>
-        <w:rPr>
-          <w:lang w:val="en-US"/>
-        </w:rPr>
-        <w:instrText>"</w:instrText>
-      </w:r>
-      <w:r>
-        <w:rPr>
-          <w:lang w:val="en-US"/>
-        </w:rPr>
-      </w:r>
-      <w:r>
-        <w:rPr>
-          <w:lang w:val="en-US"/>
-        </w:rPr>
-        <w:fldChar w:fldCharType="separate"/>
-      </w:r>
-      <w:r>
-        <w:rPr>
-          <w:rStyle w:val="Hyperlink"/>
-          <w:lang w:val="en-US"/>
-        </w:rPr>
-        <w:t>https://angular.dev/tutorials/learn-angular</w:t>
-      </w:r>
-      <w:r>
-        <w:rPr>
-          <w:lang w:val="en-US"/>
-        </w:rPr>
-        <w:fldChar w:fldCharType="end"/>
-      </w:r>
+      <w:hyperlink r:id="rId5" w:history="1">
+        <w:r>
+          <w:rPr>
+            <w:rStyle w:val="Hyperlink"/>
+            <w:lang w:val="en-US"/>
+          </w:rPr>
+          <w:t>https://angular.dev/tutorials/learn-angular</w:t>
+        </w:r>
+      </w:hyperlink>
       <w:r>
         <w:rPr>
           <w:lang w:val="en-US"/>
@@ -71,7 +32,7 @@
           <w:lang w:val="en-US"/>
         </w:rPr>
       </w:pPr>
-      <w:hyperlink r:id="rId5" w:history="1">
+      <w:hyperlink r:id="rId6" w:history="1">
         <w:r>
           <w:rPr>
             <w:rStyle w:val="Hyperlink"/>
@@ -96,7 +57,7 @@
           <w:lang w:val="en-US"/>
         </w:rPr>
       </w:pPr>
-      <w:hyperlink r:id="rId6" w:history="1">
+      <w:hyperlink r:id="rId7" w:history="1">
         <w:r>
           <w:rPr>
             <w:rStyle w:val="Hyperlink"/>
@@ -125,7 +86,7 @@
           <w:lang w:val="en-US"/>
         </w:rPr>
       </w:pPr>
-      <w:hyperlink r:id="rId7" w:history="1">
+      <w:hyperlink r:id="rId8" w:history="1">
         <w:r>
           <w:rPr>
             <w:rStyle w:val="Hyperlink"/>
@@ -174,7 +135,7 @@
           <w:lang w:val="en-US"/>
         </w:rPr>
       </w:pPr>
-      <w:hyperlink r:id="rId8" w:history="1">
+      <w:hyperlink r:id="rId9" w:history="1">
         <w:r>
           <w:rPr>
             <w:rStyle w:val="Hyperlink"/>
@@ -215,7 +176,7 @@
       <w:r>
         <w:t> is an open-source framework and development platform for building Web, window and mobile applications. Angular is built on </w:t>
       </w:r>
-      <w:hyperlink r:id="rId9" w:tgtFrame="_blank" w:history="1">
+      <w:hyperlink r:id="rId10" w:tgtFrame="_blank" w:history="1">
         <w:r>
           <w:rPr>
             <w:rStyle w:val="Hyperlink"/>
@@ -278,49 +239,21 @@
         <w:rPr>
           <w:lang w:val="en-US"/>
         </w:rPr>
-        <w:t>acebook…</w:t>
-      </w:r>
-      <w:proofErr w:type="spellStart"/>
-      <w:r>
-        <w:rPr>
-          <w:lang w:val="en-US"/>
-        </w:rPr>
-        <w:t>etc</w:t>
-      </w:r>
-      <w:proofErr w:type="spellEnd"/>
-      <w:r>
-        <w:rPr>
-          <w:lang w:val="en-US"/>
-        </w:rPr>
-        <w:t>….</w:t>
-      </w:r>
-    </w:p>
-    <w:p>
-      <w:pPr>
-        <w:spacing w:after="0" w:line="240" w:lineRule="auto"/>
-        <w:rPr>
-          <w:lang w:val="en-US"/>
-        </w:rPr>
-      </w:pPr>
-      <w:r>
-        <w:rPr>
-          <w:lang w:val="en-US"/>
-        </w:rPr>
-        <w:t xml:space="preserve">Only necessary page will be </w:t>
-      </w:r>
-      <w:proofErr w:type="gramStart"/>
-      <w:r>
-        <w:rPr>
-          <w:lang w:val="en-US"/>
-        </w:rPr>
-        <w:t>loaded,</w:t>
-      </w:r>
-      <w:proofErr w:type="gramEnd"/>
-      <w:r>
-        <w:rPr>
-          <w:lang w:val="en-US"/>
-        </w:rPr>
-        <w:t xml:space="preserve"> complete page will not be loaded for each request. Due to this performance is very high.</w:t>
+        <w:t>acebook…etc….</w:t>
+      </w:r>
+    </w:p>
+    <w:p>
+      <w:pPr>
+        <w:spacing w:after="0" w:line="240" w:lineRule="auto"/>
+        <w:rPr>
+          <w:lang w:val="en-US"/>
+        </w:rPr>
+      </w:pPr>
+      <w:r>
+        <w:rPr>
+          <w:lang w:val="en-US"/>
+        </w:rPr>
+        <w:t>Only necessary page will be loaded, complete page will not be loaded for each request. Due to this performance is very high.</w:t>
       </w:r>
     </w:p>
     <w:p>
@@ -351,7 +284,7 @@
                     <pic:cNvPicPr/>
                   </pic:nvPicPr>
                   <pic:blipFill>
-                    <a:blip r:embed="rId10"/>
+                    <a:blip r:embed="rId11"/>
                     <a:stretch>
                       <a:fillRect/>
                     </a:stretch>
@@ -413,7 +346,7 @@
       <w:pPr>
         <w:spacing w:after="0" w:line="240" w:lineRule="auto"/>
       </w:pPr>
-      <w:hyperlink r:id="rId11" w:tgtFrame="_blank" w:history="1">
+      <w:hyperlink r:id="rId12" w:tgtFrame="_blank" w:history="1">
         <w:r>
           <w:rPr>
             <w:rStyle w:val="Hyperlink"/>
@@ -432,15 +365,7 @@
         <w:t>Angular</w:t>
       </w:r>
       <w:r>
-        <w:t xml:space="preserve"> without JS represents Angular 2 and 2+ Version like Angular 2 </w:t>
-      </w:r>
-      <w:proofErr w:type="gramStart"/>
-      <w:r>
-        <w:t>( beta</w:t>
-      </w:r>
-      <w:proofErr w:type="gramEnd"/>
-      <w:r>
-        <w:t>), Angular 4 to 20. Angular which is released after AngularJS is not updated version of AngularJS but its Re-Written form of AngularJS. Angular is faster than AngularJS. AngularJS is only Web based Framework but Angular is Web, Desktop and Mobile Application based Framework and development platform.</w:t>
+        <w:t> without JS represents Angular 2 and 2+ Version like Angular 2 ( beta), Angular 4 to 20. Angular which is released after AngularJS is not updated version of AngularJS but its Re-Written form of AngularJS. Angular is faster than AngularJS. AngularJS is only Web based Framework but Angular is Web, Desktop and Mobile Application based Framework and development platform.</w:t>
       </w:r>
     </w:p>
     <w:p>
@@ -514,7 +439,7 @@
       <w:r>
         <w:t> use components instead of </w:t>
       </w:r>
-      <w:hyperlink r:id="rId12" w:tgtFrame="_blank" w:history="1">
+      <w:hyperlink r:id="rId13" w:tgtFrame="_blank" w:history="1">
         <w:r>
           <w:rPr>
             <w:rStyle w:val="Hyperlink"/>
@@ -525,33 +450,18 @@
       <w:r>
         <w:t> in AngularJS. Also angular is installed using </w:t>
       </w:r>
-      <w:proofErr w:type="spellStart"/>
-      <w:r>
-        <w:fldChar w:fldCharType="begin"/>
-      </w:r>
-      <w:r>
-        <w:instrText>HYPERLINK "https://tutorial.techaltum.com/npm.html" \o "Node Package manager" \t "_blank"</w:instrText>
-      </w:r>
-      <w:r>
-        <w:fldChar w:fldCharType="separate"/>
-      </w:r>
-      <w:r>
-        <w:rPr>
-          <w:rStyle w:val="Hyperlink"/>
-        </w:rPr>
-        <w:t>npm</w:t>
-      </w:r>
-      <w:proofErr w:type="spellEnd"/>
-      <w:r>
-        <w:rPr>
-          <w:lang w:val="en-US"/>
-        </w:rPr>
-        <w:fldChar w:fldCharType="end"/>
-      </w:r>
+      <w:hyperlink r:id="rId14" w:tgtFrame="_blank" w:tooltip="Node Package manager" w:history="1">
+        <w:r>
+          <w:rPr>
+            <w:rStyle w:val="Hyperlink"/>
+          </w:rPr>
+          <w:t>npm</w:t>
+        </w:r>
+      </w:hyperlink>
       <w:r>
         <w:t>. Angular JS use JavaScript, but angular use </w:t>
       </w:r>
-      <w:hyperlink r:id="rId13" w:tgtFrame="_blank" w:history="1">
+      <w:hyperlink r:id="rId15" w:tgtFrame="_blank" w:history="1">
         <w:r>
           <w:rPr>
             <w:rStyle w:val="Hyperlink"/>
@@ -560,15 +470,7 @@
         </w:r>
       </w:hyperlink>
       <w:r>
-        <w:t xml:space="preserve"> with is a JavaScript Superset. </w:t>
-      </w:r>
-      <w:proofErr w:type="gramStart"/>
-      <w:r>
-        <w:t>Thus</w:t>
-      </w:r>
-      <w:proofErr w:type="gramEnd"/>
-      <w:r>
-        <w:t xml:space="preserve"> Angular supports better class features. This is good for Java and C++ Developers.</w:t>
+        <w:t> with is a JavaScript Superset. Thus Angular supports better class features. This is good for Java and C++ Developers.</w:t>
       </w:r>
     </w:p>
     <w:p>
@@ -607,7 +509,7 @@
                     <pic:cNvPicPr/>
                   </pic:nvPicPr>
                   <pic:blipFill>
-                    <a:blip r:embed="rId14"/>
+                    <a:blip r:embed="rId16"/>
                     <a:stretch>
                       <a:fillRect/>
                     </a:stretch>
@@ -657,7 +559,7 @@
                     <pic:cNvPicPr/>
                   </pic:nvPicPr>
                   <pic:blipFill>
-                    <a:blip r:embed="rId15"/>
+                    <a:blip r:embed="rId17"/>
                     <a:stretch>
                       <a:fillRect/>
                     </a:stretch>
@@ -711,43 +613,7 @@
         <w:rPr>
           <w:lang w:val="en-US"/>
         </w:rPr>
-        <w:t xml:space="preserve">For example. </w:t>
-      </w:r>
-      <w:proofErr w:type="gramStart"/>
-      <w:r>
-        <w:rPr>
-          <w:lang w:val="en-US"/>
-        </w:rPr>
-        <w:t>GMAIL..</w:t>
-      </w:r>
-      <w:proofErr w:type="gramEnd"/>
-      <w:r>
-        <w:rPr>
-          <w:lang w:val="en-US"/>
-        </w:rPr>
-        <w:t xml:space="preserve"> </w:t>
-      </w:r>
-      <w:proofErr w:type="gramStart"/>
-      <w:r>
-        <w:rPr>
-          <w:lang w:val="en-US"/>
-        </w:rPr>
-        <w:t>AMAZON..</w:t>
-      </w:r>
-      <w:proofErr w:type="spellStart"/>
-      <w:proofErr w:type="gramEnd"/>
-      <w:r>
-        <w:rPr>
-          <w:lang w:val="en-US"/>
-        </w:rPr>
-        <w:t>etc</w:t>
-      </w:r>
-      <w:proofErr w:type="spellEnd"/>
-      <w:r>
-        <w:rPr>
-          <w:lang w:val="en-US"/>
-        </w:rPr>
-        <w:t>…</w:t>
+        <w:t>For example. GMAIL.. AMAZON..etc…</w:t>
       </w:r>
     </w:p>
     <w:p>
@@ -786,7 +652,7 @@
                     <pic:cNvPicPr/>
                   </pic:nvPicPr>
                   <pic:blipFill>
-                    <a:blip r:embed="rId16"/>
+                    <a:blip r:embed="rId18"/>
                     <a:stretch>
                       <a:fillRect/>
                     </a:stretch>
@@ -856,17 +722,8 @@
         <w:t>TypeScript</w:t>
       </w:r>
       <w:r>
-        <w:t xml:space="preserve"> is </w:t>
-      </w:r>
-      <w:proofErr w:type="gramStart"/>
-      <w:r>
-        <w:t>object oriented</w:t>
-      </w:r>
-      <w:proofErr w:type="gramEnd"/>
-      <w:r>
-        <w:t xml:space="preserve"> programming language which is developed by Microsoft. Typescript is the superset of JavaScript ES6. TypeScript code is converted into JavaScript by TypeScript </w:t>
-      </w:r>
-      <w:proofErr w:type="spellStart"/>
+        <w:t xml:space="preserve"> is object oriented programming language which is developed by Microsoft. Typescript is the superset of JavaScript ES6. TypeScript code is converted into JavaScript by TypeScript </w:t>
+      </w:r>
       <w:r>
         <w:rPr>
           <w:b/>
@@ -874,7 +731,6 @@
         </w:rPr>
         <w:t>Transpiler</w:t>
       </w:r>
-      <w:proofErr w:type="spellEnd"/>
       <w:r>
         <w:rPr>
           <w:b/>
@@ -895,7 +751,7 @@
       <w:pPr>
         <w:spacing w:after="0" w:line="240" w:lineRule="auto"/>
       </w:pPr>
-      <w:hyperlink r:id="rId17" w:history="1">
+      <w:hyperlink r:id="rId19" w:history="1">
         <w:r>
           <w:rPr>
             <w:rStyle w:val="Hyperlink"/>
@@ -940,36 +796,14 @@
         <w:rPr>
           <w:lang w:val="en-US"/>
         </w:rPr>
-        <w:t xml:space="preserve">angular 18.0 --&gt; </w:t>
-      </w:r>
-      <w:proofErr w:type="gramStart"/>
-      <w:r>
-        <w:rPr>
-          <w:lang w:val="en-US"/>
-        </w:rPr>
-        <w:t>18.1  --</w:t>
-      </w:r>
-      <w:proofErr w:type="gramEnd"/>
-      <w:r>
-        <w:rPr>
-          <w:lang w:val="en-US"/>
-        </w:rPr>
-        <w:t>&gt; 18.2 --&gt; 18.4</w:t>
-      </w:r>
-      <w:r>
-        <w:rPr>
-          <w:lang w:val="en-US"/>
-        </w:rPr>
-        <w:t xml:space="preserve"> </w:t>
-      </w:r>
-      <w:proofErr w:type="gramStart"/>
-      <w:r>
-        <w:rPr>
-          <w:lang w:val="en-US"/>
-        </w:rPr>
-        <w:t>…..</w:t>
-      </w:r>
-      <w:proofErr w:type="gramEnd"/>
+        <w:t>angular 18.0 --&gt; 18.1  --&gt; 18.2 --&gt; 18.4</w:t>
+      </w:r>
+      <w:r>
+        <w:rPr>
+          <w:lang w:val="en-US"/>
+        </w:rPr>
+        <w:t xml:space="preserve"> …..</w:t>
+      </w:r>
     </w:p>
     <w:p>
       <w:pPr>
@@ -1020,7 +854,7 @@
                     <pic:cNvPicPr/>
                   </pic:nvPicPr>
                   <pic:blipFill>
-                    <a:blip r:embed="rId18"/>
+                    <a:blip r:embed="rId20"/>
                     <a:stretch>
                       <a:fillRect/>
                     </a:stretch>
@@ -1070,7 +904,7 @@
           <w:lang w:val="en-US"/>
         </w:rPr>
       </w:pPr>
-      <w:hyperlink r:id="rId19" w:history="1">
+      <w:hyperlink r:id="rId21" w:history="1">
         <w:r>
           <w:rPr>
             <w:rStyle w:val="Hyperlink"/>
@@ -1101,7 +935,7 @@
           <w:lang w:val="en-US"/>
         </w:rPr>
       </w:pPr>
-      <w:hyperlink r:id="rId20" w:history="1">
+      <w:hyperlink r:id="rId22" w:history="1">
         <w:r>
           <w:rPr>
             <w:rStyle w:val="Hyperlink"/>
@@ -1140,7 +974,7 @@
       <w:r>
         <w:t>To start Angular, you must have knowledge of </w:t>
       </w:r>
-      <w:hyperlink r:id="rId21" w:tgtFrame="_blank" w:history="1">
+      <w:hyperlink r:id="rId23" w:tgtFrame="_blank" w:history="1">
         <w:r>
           <w:rPr>
             <w:rStyle w:val="Hyperlink"/>
@@ -1151,7 +985,7 @@
       <w:r>
         <w:t>, </w:t>
       </w:r>
-      <w:hyperlink r:id="rId22" w:tgtFrame="_blank" w:history="1">
+      <w:hyperlink r:id="rId24" w:tgtFrame="_blank" w:history="1">
         <w:r>
           <w:rPr>
             <w:rStyle w:val="Hyperlink"/>
@@ -1162,7 +996,7 @@
       <w:r>
         <w:t> and </w:t>
       </w:r>
-      <w:hyperlink r:id="rId23" w:tgtFrame="_blank" w:history="1">
+      <w:hyperlink r:id="rId25" w:tgtFrame="_blank" w:history="1">
         <w:r>
           <w:rPr>
             <w:rStyle w:val="Hyperlink"/>
@@ -1181,7 +1015,7 @@
       <w:r>
         <w:t>I strictly recommend learning </w:t>
       </w:r>
-      <w:hyperlink r:id="rId24" w:tgtFrame="_blank" w:history="1">
+      <w:hyperlink r:id="rId26" w:tgtFrame="_blank" w:history="1">
         <w:r>
           <w:rPr>
             <w:rStyle w:val="Hyperlink"/>
@@ -1192,7 +1026,7 @@
       <w:r>
         <w:t>before starting Angular. All the latest JS ES6 features like, </w:t>
       </w:r>
-      <w:hyperlink r:id="rId25" w:tgtFrame="_blank" w:history="1">
+      <w:hyperlink r:id="rId27" w:tgtFrame="_blank" w:history="1">
         <w:r>
           <w:rPr>
             <w:rStyle w:val="Hyperlink"/>
@@ -1203,7 +1037,7 @@
       <w:r>
         <w:t>, </w:t>
       </w:r>
-      <w:hyperlink r:id="rId26" w:tgtFrame="_blank" w:history="1">
+      <w:hyperlink r:id="rId28" w:tgtFrame="_blank" w:history="1">
         <w:r>
           <w:rPr>
             <w:rStyle w:val="Hyperlink"/>
@@ -1289,7 +1123,7 @@
                     <pic:cNvPicPr/>
                   </pic:nvPicPr>
                   <pic:blipFill>
-                    <a:blip r:embed="rId27"/>
+                    <a:blip r:embed="rId29"/>
                     <a:stretch>
                       <a:fillRect/>
                     </a:stretch>
@@ -1380,7 +1214,7 @@
       <w:r>
         <w:t>To install Angular, First install </w:t>
       </w:r>
-      <w:hyperlink r:id="rId28" w:tgtFrame="_blank" w:history="1">
+      <w:hyperlink r:id="rId30" w:tgtFrame="_blank" w:history="1">
         <w:r>
           <w:rPr>
             <w:rStyle w:val="Hyperlink"/>
@@ -1391,7 +1225,7 @@
       <w:r>
         <w:t>. Node JS comes with </w:t>
       </w:r>
-      <w:hyperlink r:id="rId29" w:tgtFrame="_blank" w:history="1">
+      <w:hyperlink r:id="rId31" w:tgtFrame="_blank" w:history="1">
         <w:r>
           <w:rPr>
             <w:rStyle w:val="Hyperlink"/>
@@ -1400,33 +1234,17 @@
         </w:r>
       </w:hyperlink>
       <w:r>
-        <w:t xml:space="preserve">. NPM is the package manager for node. </w:t>
-      </w:r>
-      <w:proofErr w:type="gramStart"/>
-      <w:r>
-        <w:t>So</w:t>
-      </w:r>
-      <w:proofErr w:type="gramEnd"/>
-      <w:r>
-        <w:t xml:space="preserve"> we have to use </w:t>
-      </w:r>
-      <w:proofErr w:type="spellStart"/>
-      <w:r>
-        <w:t>npm</w:t>
-      </w:r>
-      <w:proofErr w:type="spellEnd"/>
-      <w:r>
-        <w:t xml:space="preserve"> to install angular.</w:t>
-      </w:r>
-    </w:p>
-    <w:p>
-      <w:pPr>
-        <w:spacing w:after="0" w:line="240" w:lineRule="auto"/>
-        <w:rPr>
-          <w:lang w:val="en-US"/>
-        </w:rPr>
-      </w:pPr>
-      <w:hyperlink r:id="rId30" w:history="1">
+        <w:t>. NPM is the package manager for node. So we have to use npm to install angular.</w:t>
+      </w:r>
+    </w:p>
+    <w:p>
+      <w:pPr>
+        <w:spacing w:after="0" w:line="240" w:lineRule="auto"/>
+        <w:rPr>
+          <w:lang w:val="en-US"/>
+        </w:rPr>
+      </w:pPr>
+      <w:hyperlink r:id="rId32" w:history="1">
         <w:r>
           <w:rPr>
             <w:rStyle w:val="Hyperlink"/>
@@ -1458,16 +1276,8 @@
         <w:rPr>
           <w:lang w:val="en-US"/>
         </w:rPr>
-        <w:t xml:space="preserve">Install </w:t>
-      </w:r>
-      <w:proofErr w:type="spellStart"/>
-      <w:r>
-        <w:rPr>
-          <w:lang w:val="en-US"/>
-        </w:rPr>
-        <w:t>nodejs</w:t>
-      </w:r>
-      <w:proofErr w:type="spellEnd"/>
+        <w:t>Install nodejs</w:t>
+      </w:r>
       <w:r>
         <w:rPr>
           <w:lang w:val="en-US"/>
@@ -1501,21 +1311,12 @@
         </w:rPr>
         <w:t>Install angular CLI [</w:t>
       </w:r>
-      <w:proofErr w:type="spellStart"/>
-      <w:r>
-        <w:rPr>
-          <w:b/>
-          <w:bCs/>
-        </w:rPr>
-        <w:t>npm</w:t>
-      </w:r>
-      <w:proofErr w:type="spellEnd"/>
-      <w:r>
-        <w:rPr>
-          <w:b/>
-          <w:bCs/>
-        </w:rPr>
-        <w:t xml:space="preserve"> i -g @angular/cli</w:t>
+      <w:r>
+        <w:rPr>
+          <w:b/>
+          <w:bCs/>
+        </w:rPr>
+        <w:t>npm i -g @angular/cli</w:t>
       </w:r>
       <w:r>
         <w:rPr>
@@ -1618,39 +1419,7 @@
           <w:b/>
           <w:bCs/>
         </w:rPr>
-        <w:t xml:space="preserve">$ </w:t>
-      </w:r>
-      <w:proofErr w:type="spellStart"/>
-      <w:r>
-        <w:rPr>
-          <w:b/>
-          <w:bCs/>
-        </w:rPr>
-        <w:t>npm</w:t>
-      </w:r>
-      <w:proofErr w:type="spellEnd"/>
-      <w:r>
-        <w:rPr>
-          <w:b/>
-          <w:bCs/>
-        </w:rPr>
-        <w:t xml:space="preserve"> </w:t>
-      </w:r>
-      <w:proofErr w:type="spellStart"/>
-      <w:r>
-        <w:rPr>
-          <w:b/>
-          <w:bCs/>
-        </w:rPr>
-        <w:t>i</w:t>
-      </w:r>
-      <w:proofErr w:type="spellEnd"/>
-      <w:r>
-        <w:rPr>
-          <w:b/>
-          <w:bCs/>
-        </w:rPr>
-        <w:t xml:space="preserve"> -g @angular/cli                 </w:t>
+        <w:t xml:space="preserve">$ npm i -g @angular/cli                 </w:t>
       </w:r>
       <w:r>
         <w:rPr>
@@ -1681,39 +1450,7 @@
           <w:b/>
           <w:bCs/>
         </w:rPr>
-        <w:t xml:space="preserve">$ </w:t>
-      </w:r>
-      <w:proofErr w:type="spellStart"/>
-      <w:r>
-        <w:rPr>
-          <w:b/>
-          <w:bCs/>
-        </w:rPr>
-        <w:t>npm</w:t>
-      </w:r>
-      <w:proofErr w:type="spellEnd"/>
-      <w:r>
-        <w:rPr>
-          <w:b/>
-          <w:bCs/>
-        </w:rPr>
-        <w:t xml:space="preserve"> </w:t>
-      </w:r>
-      <w:proofErr w:type="spellStart"/>
-      <w:r>
-        <w:rPr>
-          <w:b/>
-          <w:bCs/>
-        </w:rPr>
-        <w:t>i</w:t>
-      </w:r>
-      <w:proofErr w:type="spellEnd"/>
-      <w:r>
-        <w:rPr>
-          <w:b/>
-          <w:bCs/>
-        </w:rPr>
-        <w:t xml:space="preserve"> -g @angular/cli</w:t>
+        <w:t>$ npm i -g @angular/cli</w:t>
       </w:r>
       <w:r>
         <w:rPr>
@@ -1760,39 +1497,7 @@
           <w:b/>
           <w:bCs/>
         </w:rPr>
-        <w:t xml:space="preserve">$ </w:t>
-      </w:r>
-      <w:proofErr w:type="spellStart"/>
-      <w:r>
-        <w:rPr>
-          <w:b/>
-          <w:bCs/>
-        </w:rPr>
-        <w:t>npm</w:t>
-      </w:r>
-      <w:proofErr w:type="spellEnd"/>
-      <w:r>
-        <w:rPr>
-          <w:b/>
-          <w:bCs/>
-        </w:rPr>
-        <w:t xml:space="preserve"> </w:t>
-      </w:r>
-      <w:proofErr w:type="spellStart"/>
-      <w:r>
-        <w:rPr>
-          <w:b/>
-          <w:bCs/>
-        </w:rPr>
-        <w:t>i</w:t>
-      </w:r>
-      <w:proofErr w:type="spellEnd"/>
-      <w:r>
-        <w:rPr>
-          <w:b/>
-          <w:bCs/>
-        </w:rPr>
-        <w:t xml:space="preserve"> -g @angular/cli</w:t>
+        <w:t>$ npm i -g @angular/cli</w:t>
       </w:r>
       <w:r>
         <w:rPr>
@@ -1877,33 +1582,15 @@
           <w:bCs/>
           <w:lang w:val="en-US"/>
         </w:rPr>
-        <w:t xml:space="preserve">$ ng </w:t>
-      </w:r>
-      <w:proofErr w:type="gramStart"/>
-      <w:r>
-        <w:rPr>
-          <w:b/>
-          <w:bCs/>
-          <w:lang w:val="en-US"/>
-        </w:rPr>
-        <w:t>version</w:t>
-      </w:r>
-      <w:r>
-        <w:rPr>
-          <w:b/>
-          <w:bCs/>
-          <w:lang w:val="en-US"/>
-        </w:rPr>
-        <w:t xml:space="preserve">  OR</w:t>
-      </w:r>
-      <w:proofErr w:type="gramEnd"/>
-      <w:r>
-        <w:rPr>
-          <w:b/>
-          <w:bCs/>
-          <w:lang w:val="en-US"/>
-        </w:rPr>
-        <w:t xml:space="preserve"> $ ng v</w:t>
+        <w:t>$ ng version</w:t>
+      </w:r>
+      <w:r>
+        <w:rPr>
+          <w:b/>
+          <w:bCs/>
+          <w:lang w:val="en-US"/>
+        </w:rPr>
+        <w:t xml:space="preserve">  OR $ ng v</w:t>
       </w:r>
     </w:p>
     <w:p>
@@ -1939,7 +1626,7 @@
                     <pic:cNvPicPr/>
                   </pic:nvPicPr>
                   <pic:blipFill>
-                    <a:blip r:embed="rId31"/>
+                    <a:blip r:embed="rId33"/>
                     <a:stretch>
                       <a:fillRect/>
                     </a:stretch>
@@ -1993,21 +1680,12 @@
           <w:lang w:val="en-US"/>
         </w:rPr>
       </w:pPr>
-      <w:proofErr w:type="spellStart"/>
-      <w:r>
-        <w:rPr>
-          <w:b/>
-          <w:bCs/>
-        </w:rPr>
-        <w:t>npm</w:t>
-      </w:r>
-      <w:proofErr w:type="spellEnd"/>
-      <w:r>
-        <w:rPr>
-          <w:b/>
-          <w:bCs/>
-        </w:rPr>
-        <w:t xml:space="preserve"> uninstall -g angular-cli</w:t>
+      <w:r>
+        <w:rPr>
+          <w:b/>
+          <w:bCs/>
+        </w:rPr>
+        <w:t>npm uninstall -g angular-cli</w:t>
       </w:r>
     </w:p>
     <w:p>
@@ -2024,21 +1702,12 @@
           <w:lang w:val="en-US"/>
         </w:rPr>
       </w:pPr>
-      <w:proofErr w:type="spellStart"/>
-      <w:r>
-        <w:rPr>
-          <w:b/>
-          <w:bCs/>
-        </w:rPr>
-        <w:t>npm</w:t>
-      </w:r>
-      <w:proofErr w:type="spellEnd"/>
-      <w:r>
-        <w:rPr>
-          <w:b/>
-          <w:bCs/>
-        </w:rPr>
-        <w:t xml:space="preserve"> cache clean    </w:t>
+      <w:r>
+        <w:rPr>
+          <w:b/>
+          <w:bCs/>
+        </w:rPr>
+        <w:t xml:space="preserve">npm cache clean    </w:t>
       </w:r>
       <w:r>
         <w:rPr>
@@ -2091,7 +1760,7 @@
                     <pic:cNvPicPr/>
                   </pic:nvPicPr>
                   <pic:blipFill>
-                    <a:blip r:embed="rId32"/>
+                    <a:blip r:embed="rId34"/>
                     <a:stretch>
                       <a:fillRect/>
                     </a:stretch>
@@ -2240,15 +1909,7 @@
         <w:spacing w:after="0" w:line="240" w:lineRule="auto"/>
       </w:pPr>
       <w:r>
-        <w:t>Open terminal or command prompt. CMD/</w:t>
-      </w:r>
-      <w:proofErr w:type="spellStart"/>
-      <w:r>
-        <w:t>gitbash</w:t>
-      </w:r>
-      <w:proofErr w:type="spellEnd"/>
-      <w:r>
-        <w:t>.</w:t>
+        <w:t>Open terminal or command prompt. CMD/gitbash.</w:t>
       </w:r>
     </w:p>
     <w:p>
@@ -2277,23 +1938,10 @@
           <w:b/>
           <w:bCs/>
         </w:rPr>
-        <w:t>ng new &lt;</w:t>
-      </w:r>
-      <w:proofErr w:type="spellStart"/>
-      <w:r>
-        <w:rPr>
-          <w:b/>
-          <w:bCs/>
-        </w:rPr>
-        <w:t>angular_projectName</w:t>
-      </w:r>
-      <w:proofErr w:type="spellEnd"/>
-      <w:r>
-        <w:t xml:space="preserve">&gt;       here ng means angular. </w:t>
-      </w:r>
-      <w:proofErr w:type="spellStart"/>
-      <w:r>
-        <w:t>a</w:t>
+        <w:t>ng new &lt;angular_projectName</w:t>
+      </w:r>
+      <w:r>
+        <w:t>&gt;       here ng means angular. a</w:t>
       </w:r>
       <w:r>
         <w:rPr>
@@ -2304,11 +1952,7 @@
         <w:t>NG</w:t>
       </w:r>
       <w:r>
-        <w:t>ular</w:t>
-      </w:r>
-      <w:proofErr w:type="spellEnd"/>
-      <w:r>
-        <w:t>.</w:t>
+        <w:t>ular.</w:t>
       </w:r>
     </w:p>
     <w:p>
@@ -2337,17 +1981,8 @@
           <w:b/>
           <w:bCs/>
         </w:rPr>
-        <w:t xml:space="preserve">ng </w:t>
-      </w:r>
-      <w:proofErr w:type="gramStart"/>
-      <w:r>
-        <w:rPr>
-          <w:b/>
-          <w:bCs/>
-        </w:rPr>
-        <w:t>serve</w:t>
-      </w:r>
-      <w:proofErr w:type="gramEnd"/>
+        <w:t>ng serve</w:t>
+      </w:r>
     </w:p>
     <w:p>
       <w:pPr>
@@ -2374,7 +2009,7 @@
                     <pic:cNvPicPr/>
                   </pic:nvPicPr>
                   <pic:blipFill>
-                    <a:blip r:embed="rId33"/>
+                    <a:blip r:embed="rId35"/>
                     <a:stretch>
                       <a:fillRect/>
                     </a:stretch>
@@ -2408,23 +2043,7 @@
         <w:spacing w:after="0" w:line="240" w:lineRule="auto"/>
       </w:pPr>
       <w:r>
-        <w:t xml:space="preserve">Once after creating angular </w:t>
-      </w:r>
-      <w:proofErr w:type="gramStart"/>
-      <w:r>
-        <w:t>project</w:t>
-      </w:r>
-      <w:proofErr w:type="gramEnd"/>
-      <w:r>
-        <w:t xml:space="preserve"> we need to take that project into </w:t>
-      </w:r>
-      <w:proofErr w:type="spellStart"/>
-      <w:r>
-        <w:t>VSCode</w:t>
-      </w:r>
-      <w:proofErr w:type="spellEnd"/>
-      <w:r>
-        <w:t>.</w:t>
+        <w:t>Once after creating angular project we need to take that project into VSCode.</w:t>
       </w:r>
     </w:p>
     <w:p>
@@ -2469,7 +2088,7 @@
                     <pic:cNvPicPr/>
                   </pic:nvPicPr>
                   <pic:blipFill>
-                    <a:blip r:embed="rId34"/>
+                    <a:blip r:embed="rId36"/>
                     <a:stretch>
                       <a:fillRect/>
                     </a:stretch>
@@ -2512,7 +2131,7 @@
       <w:pPr>
         <w:spacing w:after="0" w:line="240" w:lineRule="auto"/>
       </w:pPr>
-      <w:hyperlink r:id="rId35" w:history="1">
+      <w:hyperlink r:id="rId37" w:history="1">
         <w:r>
           <w:rPr>
             <w:rStyle w:val="Hyperlink"/>
@@ -2553,7 +2172,7 @@
                     <pic:cNvPicPr/>
                   </pic:nvPicPr>
                   <pic:blipFill>
-                    <a:blip r:embed="rId36"/>
+                    <a:blip r:embed="rId38"/>
                     <a:stretch>
                       <a:fillRect/>
                     </a:stretch>
@@ -2586,65 +2205,18 @@
       <w:r>
         <w:t>“</w:t>
       </w:r>
-      <w:proofErr w:type="spellStart"/>
-      <w:proofErr w:type="gramStart"/>
-      <w:r>
-        <w:rPr>
-          <w:b/>
-          <w:bCs/>
-        </w:rPr>
-        <w:t>node</w:t>
-      </w:r>
-      <w:proofErr w:type="gramEnd"/>
-      <w:r>
-        <w:rPr>
-          <w:b/>
-          <w:bCs/>
-        </w:rPr>
-        <w:t>_modules</w:t>
-      </w:r>
-      <w:proofErr w:type="spellEnd"/>
-      <w:r>
-        <w:t xml:space="preserve">” – it is </w:t>
-      </w:r>
-      <w:proofErr w:type="spellStart"/>
-      <w:proofErr w:type="gramStart"/>
-      <w:r>
-        <w:t>a</w:t>
-      </w:r>
-      <w:proofErr w:type="spellEnd"/>
-      <w:proofErr w:type="gramEnd"/>
-      <w:r>
-        <w:t xml:space="preserve"> angular library folder.</w:t>
-      </w:r>
-      <w:r>
-        <w:t xml:space="preserve"> It contains all .</w:t>
-      </w:r>
-      <w:proofErr w:type="spellStart"/>
-      <w:r>
-        <w:t>js</w:t>
-      </w:r>
-      <w:proofErr w:type="spellEnd"/>
-      <w:proofErr w:type="gramStart"/>
-      <w:r>
-        <w:t>, ,</w:t>
-      </w:r>
-      <w:proofErr w:type="spellStart"/>
-      <w:r>
-        <w:t>json</w:t>
-      </w:r>
-      <w:proofErr w:type="spellEnd"/>
-      <w:proofErr w:type="gramEnd"/>
-      <w:r>
-        <w:t>, .</w:t>
-      </w:r>
-      <w:proofErr w:type="spellStart"/>
-      <w:r>
-        <w:t>css</w:t>
-      </w:r>
-      <w:proofErr w:type="spellEnd"/>
-      <w:r>
-        <w:t xml:space="preserve">. html files which are </w:t>
+      <w:r>
+        <w:rPr>
+          <w:b/>
+          <w:bCs/>
+        </w:rPr>
+        <w:t>node_modules</w:t>
+      </w:r>
+      <w:r>
+        <w:t>” – it is a angular library folder.</w:t>
+      </w:r>
+      <w:r>
+        <w:t xml:space="preserve"> It contains all .js, ,json, .css. html files which are </w:t>
       </w:r>
       <w:r>
         <w:t>required</w:t>
@@ -2703,7 +2275,7 @@
                           <pic:cNvPicPr/>
                         </pic:nvPicPr>
                         <pic:blipFill>
-                          <a:blip r:embed="rId37"/>
+                          <a:blip r:embed="rId39"/>
                           <a:stretch>
                             <a:fillRect/>
                           </a:stretch>
@@ -2750,7 +2322,7 @@
                           <pic:cNvPicPr/>
                         </pic:nvPicPr>
                         <pic:blipFill>
-                          <a:blip r:embed="rId38"/>
+                          <a:blip r:embed="rId40"/>
                           <a:stretch>
                             <a:fillRect/>
                           </a:stretch>
@@ -2826,7 +2398,6 @@
       <w:pPr>
         <w:spacing w:after="0" w:line="240" w:lineRule="auto"/>
       </w:pPr>
-      <w:proofErr w:type="gramStart"/>
       <w:r>
         <w:rPr>
           <w:b/>
@@ -2835,18 +2406,7 @@
           <w:szCs w:val="32"/>
           <w:highlight w:val="yellow"/>
         </w:rPr>
-        <w:t>Component  =</w:t>
-      </w:r>
-      <w:proofErr w:type="gramEnd"/>
-      <w:r>
-        <w:rPr>
-          <w:b/>
-          <w:bCs/>
-          <w:sz w:val="32"/>
-          <w:szCs w:val="32"/>
-          <w:highlight w:val="yellow"/>
-        </w:rPr>
-        <w:t xml:space="preserve"> HTML + CSS + TS class.</w:t>
+        <w:t>Component  = HTML + CSS + TS class.</w:t>
       </w:r>
     </w:p>
     <w:p>
@@ -2878,7 +2438,7 @@
                     <pic:cNvPicPr/>
                   </pic:nvPicPr>
                   <pic:blipFill>
-                    <a:blip r:embed="rId39"/>
+                    <a:blip r:embed="rId41"/>
                     <a:stretch>
                       <a:fillRect/>
                     </a:stretch>
@@ -2908,7 +2468,6 @@
       <w:pPr>
         <w:spacing w:after="0" w:line="240" w:lineRule="auto"/>
       </w:pPr>
-      <w:proofErr w:type="spellStart"/>
       <w:r>
         <w:rPr>
           <w:b/>
@@ -2916,11 +2475,10 @@
         </w:rPr>
         <w:t>omponents</w:t>
       </w:r>
-      <w:proofErr w:type="spellEnd"/>
       <w:r>
         <w:t> are the main building block of an angular application. Components are similar to </w:t>
       </w:r>
-      <w:hyperlink r:id="rId40" w:tgtFrame="_blank" w:history="1">
+      <w:hyperlink r:id="rId42" w:tgtFrame="_blank" w:history="1">
         <w:r>
           <w:rPr>
             <w:rStyle w:val="Hyperlink"/>
@@ -3031,15 +2589,7 @@
         <w:spacing w:after="0" w:line="240" w:lineRule="auto"/>
       </w:pPr>
       <w:r>
-        <w:t xml:space="preserve">class in </w:t>
-      </w:r>
-      <w:proofErr w:type="spellStart"/>
-      <w:r>
-        <w:t>ts</w:t>
-      </w:r>
-      <w:proofErr w:type="spellEnd"/>
-      <w:r>
-        <w:t xml:space="preserve"> file</w:t>
+        <w:t>class in ts file</w:t>
       </w:r>
       <w:r>
         <w:t xml:space="preserve">  </w:t>
@@ -3061,15 +2611,7 @@
         <w:spacing w:after="0" w:line="240" w:lineRule="auto"/>
       </w:pPr>
       <w:r>
-        <w:t xml:space="preserve">To create new </w:t>
-      </w:r>
-      <w:proofErr w:type="gramStart"/>
-      <w:r>
-        <w:t>component</w:t>
-      </w:r>
-      <w:proofErr w:type="gramEnd"/>
-      <w:r>
-        <w:t xml:space="preserve"> we can use below command.</w:t>
+        <w:t>To create new component we can use below command.</w:t>
       </w:r>
     </w:p>
     <w:p>
@@ -3113,7 +2655,7 @@
                     <pic:cNvPicPr/>
                   </pic:nvPicPr>
                   <pic:blipFill>
-                    <a:blip r:embed="rId41"/>
+                    <a:blip r:embed="rId43"/>
                     <a:stretch>
                       <a:fillRect/>
                     </a:stretch>
@@ -3152,31 +2694,7 @@
         <w:spacing w:after="0" w:line="240" w:lineRule="auto"/>
       </w:pPr>
       <w:r>
-        <w:t xml:space="preserve">Html file, </w:t>
-      </w:r>
-      <w:proofErr w:type="spellStart"/>
-      <w:r>
-        <w:t>css</w:t>
-      </w:r>
-      <w:proofErr w:type="spellEnd"/>
-      <w:r>
-        <w:t xml:space="preserve"> file, </w:t>
-      </w:r>
-      <w:proofErr w:type="spellStart"/>
-      <w:r>
-        <w:t>ts</w:t>
-      </w:r>
-      <w:proofErr w:type="spellEnd"/>
-      <w:r>
-        <w:t xml:space="preserve"> file and one </w:t>
-      </w:r>
-      <w:proofErr w:type="spellStart"/>
-      <w:r>
-        <w:t>spect.ts</w:t>
-      </w:r>
-      <w:proofErr w:type="spellEnd"/>
-      <w:r>
-        <w:t xml:space="preserve"> file which is used for testing purpose.</w:t>
+        <w:t>Html file, css file, ts file and one spect.ts file which is used for testing purpose.</w:t>
       </w:r>
     </w:p>
     <w:p>
@@ -3191,126 +2709,111 @@
       <w:r>
         <w:t xml:space="preserve">When ever we create any new component that component folder is create under </w:t>
       </w:r>
-      <w:proofErr w:type="spellStart"/>
       <w:r>
         <w:rPr>
           <w:b/>
           <w:bCs/>
           <w:highlight w:val="yellow"/>
         </w:rPr>
-        <w:t>src</w:t>
-      </w:r>
-      <w:proofErr w:type="spellEnd"/>
+        <w:t>src/app/&lt;employee/address&gt;</w:t>
+      </w:r>
+      <w:r>
+        <w:t xml:space="preserve"> folder.</w:t>
+      </w:r>
+    </w:p>
+    <w:p>
+      <w:pPr>
+        <w:spacing w:after="0" w:line="240" w:lineRule="auto"/>
+      </w:pPr>
+    </w:p>
+    <w:p>
+      <w:pPr>
+        <w:spacing w:after="0" w:line="240" w:lineRule="auto"/>
+      </w:pPr>
+    </w:p>
+    <w:p>
+      <w:pPr>
+        <w:spacing w:after="0" w:line="240" w:lineRule="auto"/>
+      </w:pPr>
+    </w:p>
+    <w:p>
+      <w:pPr>
+        <w:spacing w:after="0" w:line="240" w:lineRule="auto"/>
+      </w:pPr>
+      <w:r>
+        <w:t>If you want to load one component in another component we need to make use of “</w:t>
+      </w:r>
+      <w:r>
+        <w:rPr>
+          <w:b/>
+          <w:bCs/>
+        </w:rPr>
+        <w:t>selector</w:t>
+      </w:r>
+      <w:r>
+        <w:t>”.</w:t>
+      </w:r>
+      <w:r>
+        <w:t xml:space="preserve"> It is html tag.</w:t>
+      </w:r>
+    </w:p>
+    <w:p>
+      <w:pPr>
+        <w:spacing w:after="0" w:line="240" w:lineRule="auto"/>
+      </w:pPr>
+      <w:r>
+        <w:t>Every component will have their own selector.</w:t>
+      </w:r>
+    </w:p>
+    <w:p>
+      <w:pPr>
+        <w:spacing w:after="0" w:line="240" w:lineRule="auto"/>
+      </w:pPr>
+    </w:p>
+    <w:p>
+      <w:pPr>
+        <w:spacing w:after="0" w:line="240" w:lineRule="auto"/>
+      </w:pPr>
+      <w:r>
+        <w:t>By default we can show only one component, but if you want to show multiple components at a time, we can use chaining process.</w:t>
+      </w:r>
+    </w:p>
+    <w:p>
+      <w:pPr>
+        <w:spacing w:after="0" w:line="240" w:lineRule="auto"/>
+      </w:pPr>
+    </w:p>
+    <w:p>
+      <w:pPr>
+        <w:spacing w:after="0" w:line="240" w:lineRule="auto"/>
+      </w:pPr>
+      <w:r>
+        <w:t xml:space="preserve">What is the default component in angular? </w:t>
+      </w:r>
+      <w:r>
+        <w:sym w:font="Wingdings" w:char="F0E0"/>
+      </w:r>
+      <w:r>
+        <w:t xml:space="preserve"> App component.</w:t>
+      </w:r>
+    </w:p>
+    <w:p>
+      <w:pPr>
+        <w:spacing w:after="0" w:line="240" w:lineRule="auto"/>
+      </w:pPr>
+      <w:r>
+        <w:t xml:space="preserve">Angular is completely component chaining process. Means components are linked together by using </w:t>
+      </w:r>
       <w:r>
         <w:rPr>
           <w:b/>
           <w:bCs/>
           <w:highlight w:val="yellow"/>
         </w:rPr>
-        <w:t>/app/&lt;employee/address&gt;</w:t>
-      </w:r>
-      <w:r>
-        <w:t xml:space="preserve"> folder.</w:t>
-      </w:r>
-    </w:p>
-    <w:p>
-      <w:pPr>
-        <w:spacing w:after="0" w:line="240" w:lineRule="auto"/>
-      </w:pPr>
-    </w:p>
-    <w:p>
-      <w:pPr>
-        <w:spacing w:after="0" w:line="240" w:lineRule="auto"/>
-      </w:pPr>
-    </w:p>
-    <w:p>
-      <w:pPr>
-        <w:spacing w:after="0" w:line="240" w:lineRule="auto"/>
-      </w:pPr>
-    </w:p>
-    <w:p>
-      <w:pPr>
-        <w:spacing w:after="0" w:line="240" w:lineRule="auto"/>
-      </w:pPr>
-      <w:r>
-        <w:t xml:space="preserve">If you want to load one component in another </w:t>
-      </w:r>
-      <w:proofErr w:type="gramStart"/>
-      <w:r>
-        <w:t>component</w:t>
-      </w:r>
-      <w:proofErr w:type="gramEnd"/>
-      <w:r>
-        <w:t xml:space="preserve"> we need to make use of “</w:t>
-      </w:r>
-      <w:r>
-        <w:rPr>
-          <w:b/>
-          <w:bCs/>
-        </w:rPr>
         <w:t>selector</w:t>
       </w:r>
       <w:r>
-        <w:t>”.</w:t>
-      </w:r>
-      <w:r>
-        <w:t xml:space="preserve"> It is html tag.</w:t>
-      </w:r>
-    </w:p>
-    <w:p>
-      <w:pPr>
-        <w:spacing w:after="0" w:line="240" w:lineRule="auto"/>
-      </w:pPr>
-      <w:r>
-        <w:t>Every component will have their own selector.</w:t>
-      </w:r>
-    </w:p>
-    <w:p>
-      <w:pPr>
-        <w:spacing w:after="0" w:line="240" w:lineRule="auto"/>
-      </w:pPr>
-    </w:p>
-    <w:p>
-      <w:pPr>
-        <w:spacing w:after="0" w:line="240" w:lineRule="auto"/>
-      </w:pPr>
-      <w:r>
-        <w:t xml:space="preserve">By </w:t>
-      </w:r>
-      <w:proofErr w:type="gramStart"/>
-      <w:r>
-        <w:t>default</w:t>
-      </w:r>
-      <w:proofErr w:type="gramEnd"/>
-      <w:r>
-        <w:t xml:space="preserve"> we can show only one component, but if you want to show multiple components at a time, we can use chaining process.</w:t>
-      </w:r>
-    </w:p>
-    <w:p>
-      <w:pPr>
-        <w:spacing w:after="0" w:line="240" w:lineRule="auto"/>
-      </w:pPr>
-    </w:p>
-    <w:p>
-      <w:pPr>
-        <w:spacing w:after="0" w:line="240" w:lineRule="auto"/>
-      </w:pPr>
-      <w:r>
-        <w:t xml:space="preserve">What is the default component in angular? </w:t>
-      </w:r>
-      <w:r>
-        <w:sym w:font="Wingdings" w:char="F0E0"/>
-      </w:r>
-      <w:r>
-        <w:t xml:space="preserve"> App component.</w:t>
-      </w:r>
-    </w:p>
-    <w:p>
-      <w:pPr>
-        <w:spacing w:after="0" w:line="240" w:lineRule="auto"/>
-      </w:pPr>
-      <w:r>
-        <w:t xml:space="preserve">Angular is completely component chaining process. Means components are linked together by using </w:t>
+        <w:t xml:space="preserve"> and </w:t>
       </w:r>
       <w:r>
         <w:rPr>
@@ -3318,17 +2821,6 @@
           <w:bCs/>
           <w:highlight w:val="yellow"/>
         </w:rPr>
-        <w:t>selector</w:t>
-      </w:r>
-      <w:r>
-        <w:t xml:space="preserve"> and </w:t>
-      </w:r>
-      <w:r>
-        <w:rPr>
-          <w:b/>
-          <w:bCs/>
-          <w:highlight w:val="yellow"/>
-        </w:rPr>
         <w:t>import</w:t>
       </w:r>
       <w:r>
@@ -3349,21 +2841,8 @@
       <w:pPr>
         <w:spacing w:after="0" w:line="240" w:lineRule="auto"/>
       </w:pPr>
-      <w:proofErr w:type="spellStart"/>
-      <w:r>
-        <w:t>When ever</w:t>
-      </w:r>
-      <w:proofErr w:type="spellEnd"/>
-      <w:r>
-        <w:t xml:space="preserve"> we create Angular project </w:t>
-      </w:r>
-      <w:proofErr w:type="spellStart"/>
-      <w:r>
-        <w:t>ny</w:t>
-      </w:r>
-      <w:proofErr w:type="spellEnd"/>
-      <w:r>
-        <w:t xml:space="preserve"> default one component will be created that </w:t>
+      <w:r>
+        <w:t xml:space="preserve">When ever we create Angular project ny default one component will be created that </w:t>
       </w:r>
       <w:r>
         <w:t xml:space="preserve">component </w:t>
@@ -3449,21 +2928,12 @@
                 <w:bCs/>
               </w:rPr>
             </w:pPr>
-            <w:proofErr w:type="spellStart"/>
             <w:r>
               <w:rPr>
                 <w:b/>
                 <w:bCs/>
               </w:rPr>
-              <w:t>app.ts</w:t>
-            </w:r>
-            <w:proofErr w:type="spellEnd"/>
-            <w:r>
-              <w:rPr>
-                <w:b/>
-                <w:bCs/>
-              </w:rPr>
-              <w:t xml:space="preserve"> class</w:t>
+              <w:t>app.ts class</w:t>
             </w:r>
           </w:p>
         </w:tc>
@@ -3478,24 +2948,13 @@
                 <w:bCs/>
               </w:rPr>
             </w:pPr>
-            <w:proofErr w:type="spellStart"/>
-            <w:proofErr w:type="gramStart"/>
             <w:r>
               <w:rPr>
                 <w:b/>
                 <w:bCs/>
               </w:rPr>
-              <w:t>app.spec</w:t>
+              <w:t>app.spec.ts</w:t>
             </w:r>
-            <w:proofErr w:type="gramEnd"/>
-            <w:r>
-              <w:rPr>
-                <w:b/>
-                <w:bCs/>
-              </w:rPr>
-              <w:t>.ts</w:t>
-            </w:r>
-            <w:proofErr w:type="spellEnd"/>
           </w:p>
         </w:tc>
       </w:tr>
@@ -3536,39 +2995,7 @@
                 <w:sz w:val="18"/>
                 <w:szCs w:val="18"/>
               </w:rPr>
-              <w:t xml:space="preserve">import </w:t>
-            </w:r>
-            <w:proofErr w:type="gramStart"/>
-            <w:r>
-              <w:rPr>
-                <w:sz w:val="18"/>
-                <w:szCs w:val="18"/>
-              </w:rPr>
-              <w:t>{ Component</w:t>
-            </w:r>
-            <w:proofErr w:type="gramEnd"/>
-            <w:r>
-              <w:rPr>
-                <w:sz w:val="18"/>
-                <w:szCs w:val="18"/>
-              </w:rPr>
-              <w:t xml:space="preserve">, </w:t>
-            </w:r>
-            <w:proofErr w:type="gramStart"/>
-            <w:r>
-              <w:rPr>
-                <w:sz w:val="18"/>
-                <w:szCs w:val="18"/>
-              </w:rPr>
-              <w:t>signal }</w:t>
-            </w:r>
-            <w:proofErr w:type="gramEnd"/>
-            <w:r>
-              <w:rPr>
-                <w:sz w:val="18"/>
-                <w:szCs w:val="18"/>
-              </w:rPr>
-              <w:t xml:space="preserve"> from '@angular/core';</w:t>
+              <w:t>import { Component, signal } from '@angular/core';</w:t>
             </w:r>
           </w:p>
           <w:p>
@@ -3583,32 +3010,7 @@
                 <w:sz w:val="18"/>
                 <w:szCs w:val="18"/>
               </w:rPr>
-              <w:t xml:space="preserve">import </w:t>
-            </w:r>
-            <w:proofErr w:type="gramStart"/>
-            <w:r>
-              <w:rPr>
-                <w:sz w:val="18"/>
-                <w:szCs w:val="18"/>
-              </w:rPr>
-              <w:t xml:space="preserve">{ </w:t>
-            </w:r>
-            <w:proofErr w:type="spellStart"/>
-            <w:r>
-              <w:rPr>
-                <w:sz w:val="18"/>
-                <w:szCs w:val="18"/>
-              </w:rPr>
-              <w:t>RouterOutlet</w:t>
-            </w:r>
-            <w:proofErr w:type="spellEnd"/>
-            <w:proofErr w:type="gramEnd"/>
-            <w:r>
-              <w:rPr>
-                <w:sz w:val="18"/>
-                <w:szCs w:val="18"/>
-              </w:rPr>
-              <w:t xml:space="preserve"> } from '@angular/router';</w:t>
+              <w:t>import { RouterOutlet } from '@angular/router';</w:t>
             </w:r>
           </w:p>
           <w:p>
@@ -3631,23 +3033,7 @@
                 <w:sz w:val="18"/>
                 <w:szCs w:val="18"/>
               </w:rPr>
-              <w:t>@</w:t>
-            </w:r>
-            <w:proofErr w:type="gramStart"/>
-            <w:r>
-              <w:rPr>
-                <w:sz w:val="18"/>
-                <w:szCs w:val="18"/>
-              </w:rPr>
-              <w:t>Component(</w:t>
-            </w:r>
-            <w:proofErr w:type="gramEnd"/>
-            <w:r>
-              <w:rPr>
-                <w:sz w:val="18"/>
-                <w:szCs w:val="18"/>
-              </w:rPr>
-              <w:t>{</w:t>
+              <w:t>@Component({</w:t>
             </w:r>
           </w:p>
           <w:p>
@@ -3696,29 +3082,7 @@
                 <w:szCs w:val="28"/>
                 <w:highlight w:val="yellow"/>
               </w:rPr>
-              <w:t>  imports: [</w:t>
-            </w:r>
-            <w:proofErr w:type="spellStart"/>
-            <w:r>
-              <w:rPr>
-                <w:b/>
-                <w:bCs/>
-                <w:sz w:val="28"/>
-                <w:szCs w:val="28"/>
-                <w:highlight w:val="yellow"/>
-              </w:rPr>
-              <w:t>RouterOutlet</w:t>
-            </w:r>
-            <w:proofErr w:type="spellEnd"/>
-            <w:r>
-              <w:rPr>
-                <w:b/>
-                <w:bCs/>
-                <w:sz w:val="28"/>
-                <w:szCs w:val="28"/>
-                <w:highlight w:val="yellow"/>
-              </w:rPr>
-              <w:t>],</w:t>
+              <w:t>  imports: [RouterOutlet],</w:t>
             </w:r>
           </w:p>
           <w:p>
@@ -3739,29 +3103,7 @@
                 <w:szCs w:val="28"/>
                 <w:highlight w:val="yellow"/>
               </w:rPr>
-              <w:t xml:space="preserve">  </w:t>
-            </w:r>
-            <w:proofErr w:type="spellStart"/>
-            <w:r>
-              <w:rPr>
-                <w:b/>
-                <w:bCs/>
-                <w:sz w:val="28"/>
-                <w:szCs w:val="28"/>
-                <w:highlight w:val="yellow"/>
-              </w:rPr>
-              <w:t>templateUrl</w:t>
-            </w:r>
-            <w:proofErr w:type="spellEnd"/>
-            <w:r>
-              <w:rPr>
-                <w:b/>
-                <w:bCs/>
-                <w:sz w:val="28"/>
-                <w:szCs w:val="28"/>
-                <w:highlight w:val="yellow"/>
-              </w:rPr>
-              <w:t>: './app.html',</w:t>
+              <w:t>  templateUrl: './app.html',</w:t>
             </w:r>
           </w:p>
           <w:p>
@@ -3781,29 +3123,7 @@
                 <w:szCs w:val="28"/>
                 <w:highlight w:val="yellow"/>
               </w:rPr>
-              <w:t xml:space="preserve">  </w:t>
-            </w:r>
-            <w:proofErr w:type="spellStart"/>
-            <w:r>
-              <w:rPr>
-                <w:b/>
-                <w:bCs/>
-                <w:sz w:val="28"/>
-                <w:szCs w:val="28"/>
-                <w:highlight w:val="yellow"/>
-              </w:rPr>
-              <w:t>styleUrl</w:t>
-            </w:r>
-            <w:proofErr w:type="spellEnd"/>
-            <w:r>
-              <w:rPr>
-                <w:b/>
-                <w:bCs/>
-                <w:sz w:val="28"/>
-                <w:szCs w:val="28"/>
-                <w:highlight w:val="yellow"/>
-              </w:rPr>
-              <w:t>: './app.css'</w:t>
+              <w:t>  styleUrl: './app.css'</w:t>
             </w:r>
           </w:p>
           <w:p>
@@ -3848,23 +3168,7 @@
                 <w:sz w:val="18"/>
                 <w:szCs w:val="18"/>
               </w:rPr>
-              <w:t xml:space="preserve">  protected </w:t>
-            </w:r>
-            <w:proofErr w:type="spellStart"/>
-            <w:r>
-              <w:rPr>
-                <w:sz w:val="18"/>
-                <w:szCs w:val="18"/>
-              </w:rPr>
-              <w:t>readonly</w:t>
-            </w:r>
-            <w:proofErr w:type="spellEnd"/>
-            <w:r>
-              <w:rPr>
-                <w:sz w:val="18"/>
-                <w:szCs w:val="18"/>
-              </w:rPr>
-              <w:t xml:space="preserve"> title = signal('demo1');</w:t>
+              <w:t>  protected readonly title = signal('demo1');</w:t>
             </w:r>
           </w:p>
           <w:p>
@@ -3915,32 +3219,7 @@
                 <w:sz w:val="16"/>
                 <w:szCs w:val="16"/>
               </w:rPr>
-              <w:t xml:space="preserve">import </w:t>
-            </w:r>
-            <w:proofErr w:type="gramStart"/>
-            <w:r>
-              <w:rPr>
-                <w:sz w:val="16"/>
-                <w:szCs w:val="16"/>
-              </w:rPr>
-              <w:t xml:space="preserve">{ </w:t>
-            </w:r>
-            <w:proofErr w:type="spellStart"/>
-            <w:r>
-              <w:rPr>
-                <w:sz w:val="16"/>
-                <w:szCs w:val="16"/>
-              </w:rPr>
-              <w:t>provideZonelessChangeDetection</w:t>
-            </w:r>
-            <w:proofErr w:type="spellEnd"/>
-            <w:proofErr w:type="gramEnd"/>
-            <w:r>
-              <w:rPr>
-                <w:sz w:val="16"/>
-                <w:szCs w:val="16"/>
-              </w:rPr>
-              <w:t xml:space="preserve"> } from '@angular/core';</w:t>
+              <w:t>import { provideZonelessChangeDetection } from '@angular/core';</w:t>
             </w:r>
           </w:p>
           <w:p>
@@ -3955,32 +3234,7 @@
                 <w:sz w:val="16"/>
                 <w:szCs w:val="16"/>
               </w:rPr>
-              <w:t xml:space="preserve">import </w:t>
-            </w:r>
-            <w:proofErr w:type="gramStart"/>
-            <w:r>
-              <w:rPr>
-                <w:sz w:val="16"/>
-                <w:szCs w:val="16"/>
-              </w:rPr>
-              <w:t xml:space="preserve">{ </w:t>
-            </w:r>
-            <w:proofErr w:type="spellStart"/>
-            <w:r>
-              <w:rPr>
-                <w:sz w:val="16"/>
-                <w:szCs w:val="16"/>
-              </w:rPr>
-              <w:t>TestBed</w:t>
-            </w:r>
-            <w:proofErr w:type="spellEnd"/>
-            <w:proofErr w:type="gramEnd"/>
-            <w:r>
-              <w:rPr>
-                <w:sz w:val="16"/>
-                <w:szCs w:val="16"/>
-              </w:rPr>
-              <w:t xml:space="preserve"> } from '@angular/core/testing';</w:t>
+              <w:t>import { TestBed } from '@angular/core/testing';</w:t>
             </w:r>
           </w:p>
           <w:p>
@@ -3995,39 +3249,7 @@
                 <w:sz w:val="16"/>
                 <w:szCs w:val="16"/>
               </w:rPr>
-              <w:t xml:space="preserve">import </w:t>
-            </w:r>
-            <w:proofErr w:type="gramStart"/>
-            <w:r>
-              <w:rPr>
-                <w:sz w:val="16"/>
-                <w:szCs w:val="16"/>
-              </w:rPr>
-              <w:t>{ App</w:t>
-            </w:r>
-            <w:proofErr w:type="gramEnd"/>
-            <w:r>
-              <w:rPr>
-                <w:sz w:val="16"/>
-                <w:szCs w:val="16"/>
-              </w:rPr>
-              <w:t xml:space="preserve"> } from </w:t>
-            </w:r>
-            <w:proofErr w:type="gramStart"/>
-            <w:r>
-              <w:rPr>
-                <w:sz w:val="16"/>
-                <w:szCs w:val="16"/>
-              </w:rPr>
-              <w:t>'./</w:t>
-            </w:r>
-            <w:proofErr w:type="gramEnd"/>
-            <w:r>
-              <w:rPr>
-                <w:sz w:val="16"/>
-                <w:szCs w:val="16"/>
-              </w:rPr>
-              <w:t>app';</w:t>
+              <w:t>import { App } from './app';</w:t>
             </w:r>
           </w:p>
           <w:p>
@@ -4045,21 +3267,12 @@
                 <w:szCs w:val="16"/>
               </w:rPr>
             </w:pPr>
-            <w:proofErr w:type="gramStart"/>
             <w:r>
               <w:rPr>
                 <w:sz w:val="16"/>
                 <w:szCs w:val="16"/>
               </w:rPr>
-              <w:t>describe(</w:t>
-            </w:r>
-            <w:proofErr w:type="gramEnd"/>
-            <w:r>
-              <w:rPr>
-                <w:sz w:val="16"/>
-                <w:szCs w:val="16"/>
-              </w:rPr>
-              <w:t>'App', () =&gt; {</w:t>
+              <w:t>describe('App', () =&gt; {</w:t>
             </w:r>
           </w:p>
           <w:p>
@@ -4074,32 +3287,7 @@
                 <w:sz w:val="16"/>
                 <w:szCs w:val="16"/>
               </w:rPr>
-              <w:t xml:space="preserve">  </w:t>
-            </w:r>
-            <w:proofErr w:type="spellStart"/>
-            <w:proofErr w:type="gramStart"/>
-            <w:r>
-              <w:rPr>
-                <w:sz w:val="16"/>
-                <w:szCs w:val="16"/>
-              </w:rPr>
-              <w:t>beforeEach</w:t>
-            </w:r>
-            <w:proofErr w:type="spellEnd"/>
-            <w:r>
-              <w:rPr>
-                <w:sz w:val="16"/>
-                <w:szCs w:val="16"/>
-              </w:rPr>
-              <w:t>(</w:t>
-            </w:r>
-            <w:proofErr w:type="gramEnd"/>
-            <w:r>
-              <w:rPr>
-                <w:sz w:val="16"/>
-                <w:szCs w:val="16"/>
-              </w:rPr>
-              <w:t>async () =&gt; {</w:t>
+              <w:t xml:space="preserve">  beforeEach(async () =&gt; {</w:t>
             </w:r>
           </w:p>
           <w:p>
@@ -4114,23 +3302,7 @@
                 <w:sz w:val="16"/>
                 <w:szCs w:val="16"/>
               </w:rPr>
-              <w:t xml:space="preserve">    await </w:t>
-            </w:r>
-            <w:proofErr w:type="spellStart"/>
-            <w:r>
-              <w:rPr>
-                <w:sz w:val="16"/>
-                <w:szCs w:val="16"/>
-              </w:rPr>
-              <w:t>TestBed.configureTestingModule</w:t>
-            </w:r>
-            <w:proofErr w:type="spellEnd"/>
-            <w:r>
-              <w:rPr>
-                <w:sz w:val="16"/>
-                <w:szCs w:val="16"/>
-              </w:rPr>
-              <w:t>({</w:t>
+              <w:t xml:space="preserve">    await TestBed.configureTestingModule({</w:t>
             </w:r>
           </w:p>
           <w:p>
@@ -4160,32 +3332,7 @@
                 <w:sz w:val="16"/>
                 <w:szCs w:val="16"/>
               </w:rPr>
-              <w:t xml:space="preserve">      providers: [</w:t>
-            </w:r>
-            <w:proofErr w:type="spellStart"/>
-            <w:proofErr w:type="gramStart"/>
-            <w:r>
-              <w:rPr>
-                <w:sz w:val="16"/>
-                <w:szCs w:val="16"/>
-              </w:rPr>
-              <w:t>provideZonelessChangeDetection</w:t>
-            </w:r>
-            <w:proofErr w:type="spellEnd"/>
-            <w:r>
-              <w:rPr>
-                <w:sz w:val="16"/>
-                <w:szCs w:val="16"/>
-              </w:rPr>
-              <w:t>(</w:t>
-            </w:r>
-            <w:proofErr w:type="gramEnd"/>
-            <w:r>
-              <w:rPr>
-                <w:sz w:val="16"/>
-                <w:szCs w:val="16"/>
-              </w:rPr>
-              <w:t>)]</w:t>
+              <w:t xml:space="preserve">      providers: [provideZonelessChangeDetection()]</w:t>
             </w:r>
           </w:p>
           <w:p>
@@ -4200,32 +3347,7 @@
                 <w:sz w:val="16"/>
                 <w:szCs w:val="16"/>
               </w:rPr>
-              <w:t xml:space="preserve">    }</w:t>
-            </w:r>
-            <w:proofErr w:type="gramStart"/>
-            <w:r>
-              <w:rPr>
-                <w:sz w:val="16"/>
-                <w:szCs w:val="16"/>
-              </w:rPr>
-              <w:t>).</w:t>
-            </w:r>
-            <w:proofErr w:type="spellStart"/>
-            <w:r>
-              <w:rPr>
-                <w:sz w:val="16"/>
-                <w:szCs w:val="16"/>
-              </w:rPr>
-              <w:t>compileComponents</w:t>
-            </w:r>
-            <w:proofErr w:type="spellEnd"/>
-            <w:proofErr w:type="gramEnd"/>
-            <w:r>
-              <w:rPr>
-                <w:sz w:val="16"/>
-                <w:szCs w:val="16"/>
-              </w:rPr>
-              <w:t>();</w:t>
+              <w:t xml:space="preserve">    }).compileComponents();</w:t>
             </w:r>
           </w:p>
           <w:p>
@@ -4263,23 +3385,7 @@
                 <w:sz w:val="16"/>
                 <w:szCs w:val="16"/>
               </w:rPr>
-              <w:t xml:space="preserve">  </w:t>
-            </w:r>
-            <w:proofErr w:type="gramStart"/>
-            <w:r>
-              <w:rPr>
-                <w:sz w:val="16"/>
-                <w:szCs w:val="16"/>
-              </w:rPr>
-              <w:t>it(</w:t>
-            </w:r>
-            <w:proofErr w:type="gramEnd"/>
-            <w:r>
-              <w:rPr>
-                <w:sz w:val="16"/>
-                <w:szCs w:val="16"/>
-              </w:rPr>
-              <w:t>'should create the app', () =&gt; {</w:t>
+              <w:t xml:space="preserve">  it('should create the app', () =&gt; {</w:t>
             </w:r>
           </w:p>
           <w:p>
@@ -4332,23 +3438,7 @@
                 <w:sz w:val="16"/>
                 <w:szCs w:val="16"/>
               </w:rPr>
-              <w:t xml:space="preserve">  </w:t>
-            </w:r>
-            <w:proofErr w:type="gramStart"/>
-            <w:r>
-              <w:rPr>
-                <w:sz w:val="16"/>
-                <w:szCs w:val="16"/>
-              </w:rPr>
-              <w:t>it(</w:t>
-            </w:r>
-            <w:proofErr w:type="gramEnd"/>
-            <w:r>
-              <w:rPr>
-                <w:sz w:val="16"/>
-                <w:szCs w:val="16"/>
-              </w:rPr>
-              <w:t>'should render title', () =&gt; {</w:t>
+              <w:t xml:space="preserve">  it('should render title', () =&gt; {</w:t>
             </w:r>
           </w:p>
           <w:p>
@@ -4469,7 +3559,7 @@
                     <pic:cNvPicPr/>
                   </pic:nvPicPr>
                   <pic:blipFill>
-                    <a:blip r:embed="rId42"/>
+                    <a:blip r:embed="rId44"/>
                     <a:stretch>
                       <a:fillRect/>
                     </a:stretch>
@@ -4495,15 +3585,7 @@
         <w:spacing w:after="0" w:line="240" w:lineRule="auto"/>
       </w:pPr>
       <w:r>
-        <w:t xml:space="preserve">If you want to send data from component to its corresponding </w:t>
-      </w:r>
-      <w:proofErr w:type="gramStart"/>
-      <w:r>
-        <w:t>html</w:t>
-      </w:r>
-      <w:proofErr w:type="gramEnd"/>
-      <w:r>
-        <w:t xml:space="preserve"> we can make use of </w:t>
+        <w:t xml:space="preserve">If you want to send data from component to its corresponding html we can make use of </w:t>
       </w:r>
       <w:r>
         <w:rPr>
@@ -4512,7 +3594,6 @@
         </w:rPr>
         <w:t>{{</w:t>
       </w:r>
-      <w:proofErr w:type="spellStart"/>
       <w:r>
         <w:rPr>
           <w:b/>
@@ -4520,7 +3601,6 @@
         </w:rPr>
         <w:t>empName</w:t>
       </w:r>
-      <w:proofErr w:type="spellEnd"/>
       <w:r>
         <w:rPr>
           <w:b/>
@@ -4553,11 +3633,9 @@
             <w:tcW w:w="5228" w:type="dxa"/>
           </w:tcPr>
           <w:p>
-            <w:proofErr w:type="spellStart"/>
             <w:r>
               <w:t>App.ts</w:t>
             </w:r>
-            <w:proofErr w:type="spellEnd"/>
           </w:p>
         </w:tc>
         <w:tc>
@@ -4578,15 +3656,7 @@
           </w:tcPr>
           <w:p>
             <w:r>
-              <w:t>@</w:t>
-            </w:r>
-            <w:proofErr w:type="gramStart"/>
-            <w:r>
-              <w:t>Component(</w:t>
-            </w:r>
-            <w:proofErr w:type="gramEnd"/>
-            <w:r>
-              <w:t>{</w:t>
+              <w:t>@Component({</w:t>
             </w:r>
           </w:p>
           <w:p>
@@ -4596,41 +3666,17 @@
           </w:p>
           <w:p>
             <w:r>
-              <w:t>  imports: [</w:t>
-            </w:r>
-            <w:proofErr w:type="spellStart"/>
-            <w:r>
-              <w:t>RouterOutlet</w:t>
-            </w:r>
-            <w:proofErr w:type="spellEnd"/>
-            <w:r>
-              <w:t>],</w:t>
+              <w:t>  imports: [RouterOutlet],</w:t>
             </w:r>
           </w:p>
           <w:p>
             <w:r>
-              <w:t xml:space="preserve">  </w:t>
-            </w:r>
-            <w:proofErr w:type="spellStart"/>
-            <w:r>
-              <w:t>templateUrl</w:t>
-            </w:r>
-            <w:proofErr w:type="spellEnd"/>
-            <w:r>
-              <w:t>: './app.html',</w:t>
+              <w:t>  templateUrl: './app.html',</w:t>
             </w:r>
           </w:p>
           <w:p>
             <w:r>
-              <w:t xml:space="preserve">  </w:t>
-            </w:r>
-            <w:proofErr w:type="spellStart"/>
-            <w:r>
-              <w:t>styleUrl</w:t>
-            </w:r>
-            <w:proofErr w:type="spellEnd"/>
-            <w:r>
-              <w:t>: './app.css'</w:t>
+              <w:t>  styleUrl: './app.css'</w:t>
             </w:r>
           </w:p>
           <w:p>
@@ -4645,15 +3691,7 @@
           </w:p>
           <w:p>
             <w:r>
-              <w:t xml:space="preserve">  </w:t>
-            </w:r>
-            <w:proofErr w:type="spellStart"/>
-            <w:r>
-              <w:t>empName</w:t>
-            </w:r>
-            <w:proofErr w:type="spellEnd"/>
-            <w:r>
-              <w:t>: string = "Azad Shaik";</w:t>
+              <w:t>  empName: string = "Azad Shaik";</w:t>
             </w:r>
           </w:p>
           <w:p>
@@ -4680,25 +3718,7 @@
                 <w:bCs/>
                 <w:highlight w:val="yellow"/>
               </w:rPr>
-              <w:t>{{</w:t>
-            </w:r>
-            <w:proofErr w:type="spellStart"/>
-            <w:r>
-              <w:rPr>
-                <w:b/>
-                <w:bCs/>
-                <w:highlight w:val="yellow"/>
-              </w:rPr>
-              <w:t>empName</w:t>
-            </w:r>
-            <w:proofErr w:type="spellEnd"/>
-            <w:r>
-              <w:rPr>
-                <w:b/>
-                <w:bCs/>
-                <w:highlight w:val="yellow"/>
-              </w:rPr>
-              <w:t>}}</w:t>
+              <w:t>{{empName}}</w:t>
             </w:r>
           </w:p>
           <w:p/>
@@ -4750,18 +3770,10 @@
         <w:spacing w:after="0" w:line="240" w:lineRule="auto"/>
       </w:pPr>
       <w:r>
-        <w:t xml:space="preserve">TS interpolation we always write inside </w:t>
-      </w:r>
-      <w:proofErr w:type="gramStart"/>
-      <w:r>
-        <w:t>template</w:t>
-      </w:r>
-      <w:r>
-        <w:t>(</w:t>
-      </w:r>
-      <w:proofErr w:type="gramEnd"/>
-      <w:r>
-        <w:t>we use back ticks `` not double quotes or single quotes to represent string)</w:t>
+        <w:t>TS interpolation we always write inside template</w:t>
+      </w:r>
+      <w:r>
+        <w:t>(we use back ticks `` not double quotes or single quotes to represent string)</w:t>
       </w:r>
       <w:r>
         <w:t xml:space="preserve"> and we write inside </w:t>
@@ -4771,17 +3783,8 @@
           <w:b/>
           <w:bCs/>
         </w:rPr>
-        <w:t>.</w:t>
-      </w:r>
-      <w:proofErr w:type="spellStart"/>
-      <w:r>
-        <w:rPr>
-          <w:b/>
-          <w:bCs/>
-        </w:rPr>
-        <w:t>ts</w:t>
-      </w:r>
-      <w:proofErr w:type="spellEnd"/>
+        <w:t>.ts</w:t>
+      </w:r>
       <w:r>
         <w:t xml:space="preserve"> file only.</w:t>
       </w:r>
@@ -4791,13 +3794,8 @@
         <w:spacing w:after="0" w:line="240" w:lineRule="auto"/>
       </w:pPr>
       <w:r>
-        <w:t xml:space="preserve">Eg: </w:t>
-      </w:r>
-      <w:proofErr w:type="spellStart"/>
-      <w:r>
-        <w:t>test.ts</w:t>
-      </w:r>
-      <w:proofErr w:type="spellEnd"/>
+        <w:t>Eg: test.ts</w:t>
+      </w:r>
     </w:p>
     <w:p>
       <w:pPr>
@@ -4805,37 +3803,15 @@
       </w:pPr>
       <w:r>
         <w:tab/>
-      </w:r>
-      <w:proofErr w:type="spellStart"/>
-      <w:proofErr w:type="gramStart"/>
-      <w:r>
-        <w:t>empName:string</w:t>
-      </w:r>
-      <w:proofErr w:type="spellEnd"/>
-      <w:proofErr w:type="gramEnd"/>
-      <w:r>
-        <w:t xml:space="preserve"> = “Azad”;</w:t>
-      </w:r>
-    </w:p>
-    <w:p>
-      <w:pPr>
-        <w:spacing w:after="0" w:line="240" w:lineRule="auto"/>
-      </w:pPr>
-      <w:proofErr w:type="gramStart"/>
-      <w:r>
-        <w:t>console.log(</w:t>
-      </w:r>
-      <w:proofErr w:type="gramEnd"/>
-      <w:r>
-        <w:t>`Hi this is ${</w:t>
-      </w:r>
-      <w:proofErr w:type="spellStart"/>
-      <w:r>
-        <w:t>empName</w:t>
-      </w:r>
-      <w:proofErr w:type="spellEnd"/>
-      <w:r>
-        <w:t>}`);</w:t>
+        <w:t>empName:string = “Azad”;</w:t>
+      </w:r>
+    </w:p>
+    <w:p>
+      <w:pPr>
+        <w:spacing w:after="0" w:line="240" w:lineRule="auto"/>
+      </w:pPr>
+      <w:r>
+        <w:t>console.log(`Hi this is ${empName}`);</w:t>
       </w:r>
     </w:p>
     <w:p>
@@ -4867,15 +3843,7 @@
         <w:t>Back tick for template (``)</w:t>
       </w:r>
       <w:r>
-        <w:t xml:space="preserve"> in .</w:t>
-      </w:r>
-      <w:proofErr w:type="spellStart"/>
-      <w:r>
-        <w:t>ts</w:t>
-      </w:r>
-      <w:proofErr w:type="spellEnd"/>
-      <w:r>
-        <w:t xml:space="preserve"> file</w:t>
+        <w:t xml:space="preserve"> in .ts file</w:t>
       </w:r>
       <w:r>
         <w:t>.</w:t>
@@ -4911,15 +3879,7 @@
         <w:t>for interpolation</w:t>
       </w:r>
       <w:r>
-        <w:t xml:space="preserve"> in </w:t>
-      </w:r>
-      <w:proofErr w:type="spellStart"/>
-      <w:r>
-        <w:t>ts</w:t>
-      </w:r>
-      <w:proofErr w:type="spellEnd"/>
-      <w:r>
-        <w:t xml:space="preserve"> file inside template ``</w:t>
+        <w:t xml:space="preserve"> in ts file inside template ``</w:t>
       </w:r>
       <w:r>
         <w:t>.</w:t>
@@ -4941,31 +3901,7 @@
         <w:t xml:space="preserve">String </w:t>
       </w:r>
       <w:r>
-        <w:t>interpolation, we always write {{</w:t>
-      </w:r>
-      <w:proofErr w:type="spellStart"/>
-      <w:r>
-        <w:t>empName</w:t>
-      </w:r>
-      <w:proofErr w:type="spellEnd"/>
-      <w:r>
-        <w:t xml:space="preserve">}} inside the .html file. This </w:t>
-      </w:r>
-      <w:proofErr w:type="spellStart"/>
-      <w:r>
-        <w:t>empName</w:t>
-      </w:r>
-      <w:proofErr w:type="spellEnd"/>
-      <w:r>
-        <w:t xml:space="preserve"> property is declared in component </w:t>
-      </w:r>
-      <w:proofErr w:type="spellStart"/>
-      <w:r>
-        <w:t>ts</w:t>
-      </w:r>
-      <w:proofErr w:type="spellEnd"/>
-      <w:r>
-        <w:t xml:space="preserve"> file.</w:t>
+        <w:t>interpolation, we always write {{empName}} inside the .html file. This empName property is declared in component ts file.</w:t>
       </w:r>
     </w:p>
     <w:p>
@@ -4991,15 +3927,7 @@
         <w:spacing w:after="0" w:line="240" w:lineRule="auto"/>
       </w:pPr>
       <w:r>
-        <w:t xml:space="preserve">Declare variable in component </w:t>
-      </w:r>
-      <w:proofErr w:type="spellStart"/>
-      <w:r>
-        <w:t>ts</w:t>
-      </w:r>
-      <w:proofErr w:type="spellEnd"/>
-      <w:r>
-        <w:t xml:space="preserve"> file.</w:t>
+        <w:t>Declare variable in component ts file.</w:t>
       </w:r>
     </w:p>
     <w:p>
@@ -5091,15 +4019,7 @@
         <w:t>styles</w:t>
       </w:r>
       <w:r>
-        <w:t> (</w:t>
-      </w:r>
-      <w:proofErr w:type="spellStart"/>
-      <w:r>
-        <w:t>css</w:t>
-      </w:r>
-      <w:proofErr w:type="spellEnd"/>
-      <w:r>
-        <w:t xml:space="preserve"> file) and </w:t>
+        <w:t> (css file) and </w:t>
       </w:r>
       <w:r>
         <w:rPr>
@@ -5109,15 +4029,7 @@
         <w:t>class</w:t>
       </w:r>
       <w:r>
-        <w:t> (.</w:t>
-      </w:r>
-      <w:proofErr w:type="spellStart"/>
-      <w:r>
-        <w:t>ts</w:t>
-      </w:r>
-      <w:proofErr w:type="spellEnd"/>
-      <w:r>
-        <w:t xml:space="preserve"> file).</w:t>
+        <w:t> (.ts file).</w:t>
       </w:r>
     </w:p>
     <w:p>
@@ -5163,7 +4075,6 @@
       <w:r>
         <w:t> is defined in </w:t>
       </w:r>
-      <w:proofErr w:type="spellStart"/>
       <w:r>
         <w:rPr>
           <w:i/>
@@ -5171,7 +4082,6 @@
         </w:rPr>
         <w:t>app.ts</w:t>
       </w:r>
-      <w:proofErr w:type="spellEnd"/>
       <w:r>
         <w:t>. </w:t>
       </w:r>
@@ -5213,13 +4123,8 @@
         <w:spacing w:after="0" w:line="240" w:lineRule="auto"/>
       </w:pPr>
       <w:r>
-        <w:t>template/</w:t>
-      </w:r>
-      <w:proofErr w:type="spellStart"/>
-      <w:r>
-        <w:t>templateUrl</w:t>
-      </w:r>
-      <w:proofErr w:type="spellEnd"/>
+        <w:t>template/templateUrl</w:t>
+      </w:r>
     </w:p>
     <w:p>
       <w:pPr>
@@ -5230,13 +4135,8 @@
         <w:spacing w:after="0" w:line="240" w:lineRule="auto"/>
       </w:pPr>
       <w:r>
-        <w:t>styles/</w:t>
-      </w:r>
-      <w:proofErr w:type="spellStart"/>
-      <w:r>
-        <w:t>styleUrls</w:t>
-      </w:r>
-      <w:proofErr w:type="spellEnd"/>
+        <w:t>styles/styleUrls</w:t>
+      </w:r>
     </w:p>
     <w:p>
       <w:pPr>
@@ -5249,41 +4149,17 @@
           <w:highlight w:val="yellow"/>
         </w:rPr>
       </w:pPr>
-      <w:proofErr w:type="spellStart"/>
-      <w:proofErr w:type="gramStart"/>
       <w:r>
         <w:rPr>
           <w:highlight w:val="yellow"/>
         </w:rPr>
-        <w:t>standalone:true</w:t>
-      </w:r>
-      <w:proofErr w:type="spellEnd"/>
-      <w:proofErr w:type="gramEnd"/>
+        <w:t>standalone:true (Not required in Angular 19)</w:t>
+      </w:r>
       <w:r>
         <w:rPr>
           <w:highlight w:val="yellow"/>
         </w:rPr>
-        <w:t xml:space="preserve"> (Not required in Angular </w:t>
-      </w:r>
-      <w:proofErr w:type="gramStart"/>
-      <w:r>
-        <w:rPr>
-          <w:highlight w:val="yellow"/>
-        </w:rPr>
-        <w:t>19)</w:t>
-      </w:r>
-      <w:r>
-        <w:rPr>
-          <w:highlight w:val="yellow"/>
-        </w:rPr>
-        <w:t>[</w:t>
-      </w:r>
-      <w:proofErr w:type="gramEnd"/>
-      <w:r>
-        <w:rPr>
-          <w:highlight w:val="yellow"/>
-        </w:rPr>
-        <w:t>OPTIONAL]</w:t>
+        <w:t>[OPTIONAL]</w:t>
       </w:r>
     </w:p>
     <w:p>
@@ -5294,18 +4170,8 @@
         </w:numPr>
         <w:spacing w:after="0" w:line="240" w:lineRule="auto"/>
       </w:pPr>
-      <w:proofErr w:type="gramStart"/>
-      <w:r>
-        <w:t>imports:[</w:t>
-      </w:r>
-      <w:proofErr w:type="spellStart"/>
-      <w:proofErr w:type="gramEnd"/>
-      <w:r>
-        <w:t>RouterOutlet</w:t>
-      </w:r>
-      <w:proofErr w:type="spellEnd"/>
-      <w:r>
-        <w:t>]</w:t>
+      <w:r>
+        <w:t>imports:[RouterOutlet]</w:t>
       </w:r>
     </w:p>
     <w:p>
@@ -5320,39 +4186,12 @@
       <w:r>
         <w:t>With </w:t>
       </w:r>
-      <w:proofErr w:type="spellStart"/>
-      <w:proofErr w:type="gramStart"/>
-      <w:r>
-        <w:rPr>
-          <w:b/>
-          <w:bCs/>
-        </w:rPr>
-        <w:t>standalone:true</w:t>
-      </w:r>
-      <w:proofErr w:type="spellEnd"/>
-      <w:proofErr w:type="gramEnd"/>
-      <w:r>
-        <w:rPr>
-          <w:b/>
-          <w:bCs/>
-        </w:rPr>
-        <w:t> , </w:t>
-      </w:r>
-      <w:proofErr w:type="spellStart"/>
-      <w:r>
-        <w:rPr>
-          <w:b/>
-          <w:bCs/>
-        </w:rPr>
-        <w:t>NgModule</w:t>
-      </w:r>
-      <w:proofErr w:type="spellEnd"/>
-      <w:r>
-        <w:rPr>
-          <w:b/>
-          <w:bCs/>
-        </w:rPr>
-        <w:t> is not required</w:t>
+      <w:r>
+        <w:rPr>
+          <w:b/>
+          <w:bCs/>
+        </w:rPr>
+        <w:t>standalone:true , NgModule is not required</w:t>
       </w:r>
       <w:r>
         <w:t>. This will simplified angular code and reduce extra boilerplate code.</w:t>
@@ -5403,55 +4242,28 @@
       <w:r>
         <w:t> in </w:t>
       </w:r>
-      <w:proofErr w:type="spellStart"/>
-      <w:proofErr w:type="gramStart"/>
-      <w:r>
-        <w:rPr>
-          <w:b/>
-          <w:bCs/>
-        </w:rPr>
-        <w:t>app.component</w:t>
-      </w:r>
-      <w:proofErr w:type="gramEnd"/>
-      <w:r>
-        <w:rPr>
-          <w:b/>
-          <w:bCs/>
-        </w:rPr>
-        <w:t>.ts</w:t>
-      </w:r>
-      <w:proofErr w:type="spellEnd"/>
-      <w:r>
-        <w:t xml:space="preserve"> is by default </w:t>
-      </w:r>
-      <w:proofErr w:type="spellStart"/>
-      <w:r>
-        <w:t>ngApp</w:t>
-      </w:r>
-      <w:proofErr w:type="spellEnd"/>
-      <w:r>
-        <w:t>.</w:t>
-      </w:r>
-    </w:p>
-    <w:p>
-      <w:pPr>
-        <w:spacing w:after="0" w:line="240" w:lineRule="auto"/>
-      </w:pPr>
-    </w:p>
-    <w:p>
-      <w:pPr>
-        <w:spacing w:after="0" w:line="240" w:lineRule="auto"/>
-      </w:pPr>
-      <w:r>
-        <w:t xml:space="preserve">By </w:t>
-      </w:r>
-      <w:proofErr w:type="gramStart"/>
-      <w:r>
-        <w:t>default</w:t>
-      </w:r>
-      <w:proofErr w:type="gramEnd"/>
-      <w:r>
-        <w:t xml:space="preserve"> every component class is having “export” keyword.</w:t>
+      <w:r>
+        <w:rPr>
+          <w:b/>
+          <w:bCs/>
+        </w:rPr>
+        <w:t>app.component.ts</w:t>
+      </w:r>
+      <w:r>
+        <w:t> is by default ngApp.</w:t>
+      </w:r>
+    </w:p>
+    <w:p>
+      <w:pPr>
+        <w:spacing w:after="0" w:line="240" w:lineRule="auto"/>
+      </w:pPr>
+    </w:p>
+    <w:p>
+      <w:pPr>
+        <w:spacing w:after="0" w:line="240" w:lineRule="auto"/>
+      </w:pPr>
+      <w:r>
+        <w:t>By default every component class is having “export” keyword.</w:t>
       </w:r>
     </w:p>
     <w:p>
@@ -5483,7 +4295,7 @@
                     <pic:cNvPicPr/>
                   </pic:nvPicPr>
                   <pic:blipFill>
-                    <a:blip r:embed="rId43"/>
+                    <a:blip r:embed="rId45"/>
                     <a:stretch>
                       <a:fillRect/>
                     </a:stretch>
@@ -5564,24 +4376,13 @@
       <w:r>
         <w:t> at the top of export class in </w:t>
       </w:r>
-      <w:proofErr w:type="spellStart"/>
-      <w:proofErr w:type="gramStart"/>
       <w:r>
         <w:rPr>
           <w:i/>
           <w:iCs/>
         </w:rPr>
-        <w:t>app.component</w:t>
-      </w:r>
-      <w:proofErr w:type="gramEnd"/>
-      <w:r>
-        <w:rPr>
-          <w:i/>
-          <w:iCs/>
-        </w:rPr>
-        <w:t>.ts</w:t>
-      </w:r>
-      <w:proofErr w:type="spellEnd"/>
+        <w:t>app.component.ts</w:t>
+      </w:r>
       <w:r>
         <w:t>. </w:t>
       </w:r>
@@ -5615,7 +4416,6 @@
       <w:r>
         <w:t>, </w:t>
       </w:r>
-      <w:proofErr w:type="spellStart"/>
       <w:r>
         <w:rPr>
           <w:b/>
@@ -5623,11 +4423,9 @@
         </w:rPr>
         <w:t>templateUrl</w:t>
       </w:r>
-      <w:proofErr w:type="spellEnd"/>
       <w:r>
         <w:t> and </w:t>
       </w:r>
-      <w:proofErr w:type="spellStart"/>
       <w:r>
         <w:rPr>
           <w:b/>
@@ -5635,7 +4433,6 @@
         </w:rPr>
         <w:t>styleUrls</w:t>
       </w:r>
-      <w:proofErr w:type="spellEnd"/>
       <w:r>
         <w:t> by default.</w:t>
       </w:r>
@@ -5657,15 +4454,7 @@
         <w:t>Component Decorator</w:t>
       </w:r>
       <w:r>
-        <w:t xml:space="preserve"> use an Object to provide metadata to Angular App. </w:t>
-      </w:r>
-      <w:proofErr w:type="spellStart"/>
-      <w:r>
-        <w:t>Lets</w:t>
-      </w:r>
-      <w:proofErr w:type="spellEnd"/>
-      <w:r>
-        <w:t xml:space="preserve"> first understand the </w:t>
+        <w:t> use an Object to provide metadata to Angular App. Lets first understand the </w:t>
       </w:r>
       <w:r>
         <w:rPr>
@@ -5702,7 +4491,7 @@
                     <pic:cNvPicPr/>
                   </pic:nvPicPr>
                   <pic:blipFill>
-                    <a:blip r:embed="rId44"/>
+                    <a:blip r:embed="rId46"/>
                     <a:stretch>
                       <a:fillRect/>
                     </a:stretch>
@@ -5732,13 +4521,8 @@
       <w:pPr>
         <w:spacing w:after="0" w:line="240" w:lineRule="auto"/>
       </w:pPr>
-      <w:proofErr w:type="gramStart"/>
-      <w:r>
-        <w:t>However</w:t>
-      </w:r>
-      <w:proofErr w:type="gramEnd"/>
-      <w:r>
-        <w:t xml:space="preserve"> for global stylesheets like universal selector, containers, grids, fonts, use </w:t>
+      <w:r>
+        <w:t>However for global stylesheets like universal selector, containers, grids, fonts, use </w:t>
       </w:r>
       <w:r>
         <w:rPr>
@@ -5751,31 +4535,7 @@
         <w:t>style.css</w:t>
       </w:r>
       <w:r>
-        <w:t xml:space="preserve"> in </w:t>
-      </w:r>
-      <w:proofErr w:type="spellStart"/>
-      <w:r>
-        <w:t>src</w:t>
-      </w:r>
-      <w:proofErr w:type="spellEnd"/>
-      <w:r>
-        <w:t xml:space="preserve"> folder. </w:t>
-      </w:r>
-      <w:proofErr w:type="spellStart"/>
-      <w:r>
-        <w:t>Its</w:t>
-      </w:r>
-      <w:proofErr w:type="spellEnd"/>
-      <w:r>
-        <w:t xml:space="preserve"> is the global </w:t>
-      </w:r>
-      <w:proofErr w:type="spellStart"/>
-      <w:r>
-        <w:t>css</w:t>
-      </w:r>
-      <w:proofErr w:type="spellEnd"/>
-      <w:r>
-        <w:t xml:space="preserve"> file for all components.</w:t>
+        <w:t> in src folder. Its is the global css file for all components.</w:t>
       </w:r>
     </w:p>
     <w:p>
@@ -5810,7 +4570,7 @@
                     </pic:cNvPicPr>
                   </pic:nvPicPr>
                   <pic:blipFill>
-                    <a:blip r:embed="rId45" cstate="print">
+                    <a:blip r:embed="rId47" cstate="print">
                       <a:extLst>
                         <a:ext uri="{28A0092B-C50C-407E-A947-70E740481C1C}">
                           <a14:useLocalDpi xmlns:a14="http://schemas.microsoft.com/office/drawing/2010/main" val="0"/>
@@ -5898,15 +4658,7 @@
         <w:t>Data Binding</w:t>
       </w:r>
       <w:r>
-        <w:t xml:space="preserve"> is one of the amazing </w:t>
-      </w:r>
-      <w:proofErr w:type="gramStart"/>
-      <w:r>
-        <w:t>feature</w:t>
-      </w:r>
-      <w:proofErr w:type="gramEnd"/>
-      <w:r>
-        <w:t xml:space="preserve"> of angular. Using </w:t>
+        <w:t> is one of the amazing feature of angular. Using </w:t>
       </w:r>
       <w:r>
         <w:rPr>
@@ -6116,23 +4868,7 @@
           <w:b/>
           <w:bCs/>
         </w:rPr>
-        <w:t>[(</w:t>
-      </w:r>
-      <w:proofErr w:type="spellStart"/>
-      <w:r>
-        <w:rPr>
-          <w:b/>
-          <w:bCs/>
-        </w:rPr>
-        <w:t>ngModel</w:t>
-      </w:r>
-      <w:proofErr w:type="spellEnd"/>
-      <w:r>
-        <w:rPr>
-          <w:b/>
-          <w:bCs/>
-        </w:rPr>
-        <w:t>)]</w:t>
+        <w:t>[(ngModel)]</w:t>
       </w:r>
       <w:r>
         <w:rPr>
@@ -6151,7 +4887,6 @@
         </w:rPr>
         <w:t xml:space="preserve"> </w:t>
       </w:r>
-      <w:proofErr w:type="spellStart"/>
       <w:r>
         <w:rPr>
           <w:b/>
@@ -6159,7 +4894,6 @@
         </w:rPr>
         <w:t>FormsModule</w:t>
       </w:r>
-      <w:proofErr w:type="spellEnd"/>
       <w:r>
         <w:rPr>
           <w:b/>
@@ -6264,7 +4998,7 @@
       <w:pPr>
         <w:spacing w:after="0" w:line="240" w:lineRule="auto"/>
       </w:pPr>
-      <w:hyperlink r:id="rId46" w:history="1">
+      <w:hyperlink r:id="rId48" w:history="1">
         <w:r>
           <w:rPr>
             <w:rStyle w:val="Hyperlink"/>
@@ -6285,7 +5019,7 @@
       <w:pPr>
         <w:spacing w:after="0" w:line="240" w:lineRule="auto"/>
       </w:pPr>
-      <w:hyperlink r:id="rId47" w:history="1">
+      <w:hyperlink r:id="rId49" w:history="1">
         <w:r>
           <w:rPr>
             <w:rStyle w:val="Hyperlink"/>
@@ -6315,39 +5049,7 @@
         <w:spacing w:after="0" w:line="240" w:lineRule="auto"/>
       </w:pPr>
       <w:r>
-        <w:t>Class, objects, PIE (</w:t>
-      </w:r>
-      <w:proofErr w:type="spellStart"/>
-      <w:r>
-        <w:t>Polymorpism</w:t>
-      </w:r>
-      <w:proofErr w:type="spellEnd"/>
-      <w:r>
-        <w:t xml:space="preserve">, </w:t>
-      </w:r>
-      <w:proofErr w:type="spellStart"/>
-      <w:r>
-        <w:t>Inheritence</w:t>
-      </w:r>
-      <w:proofErr w:type="spellEnd"/>
-      <w:r>
-        <w:t xml:space="preserve">, </w:t>
-      </w:r>
-      <w:proofErr w:type="spellStart"/>
-      <w:r>
-        <w:t>Encaulation</w:t>
-      </w:r>
-      <w:proofErr w:type="spellEnd"/>
-      <w:r>
-        <w:t xml:space="preserve">), </w:t>
-      </w:r>
-      <w:proofErr w:type="gramStart"/>
-      <w:r>
-        <w:t>abstraction(</w:t>
-      </w:r>
-      <w:proofErr w:type="gramEnd"/>
-      <w:r>
-        <w:t>abstract class + interfaces).</w:t>
+        <w:t>Class, objects, PIE (Polymorpism, Inheritence, Encaulation), abstraction(abstract class + interfaces).</w:t>
       </w:r>
     </w:p>
     <w:p>
@@ -6381,23 +5083,7 @@
         <w:spacing w:after="0" w:line="240" w:lineRule="auto"/>
       </w:pPr>
       <w:r>
-        <w:t xml:space="preserve">Eg: </w:t>
-      </w:r>
-      <w:proofErr w:type="spellStart"/>
-      <w:r>
-        <w:t>gmail</w:t>
-      </w:r>
-      <w:proofErr w:type="spellEnd"/>
-      <w:r>
-        <w:t xml:space="preserve">, amazon, </w:t>
-      </w:r>
-      <w:proofErr w:type="spellStart"/>
-      <w:r>
-        <w:t>facebook</w:t>
-      </w:r>
-      <w:proofErr w:type="spellEnd"/>
-      <w:r>
-        <w:t>, Instagram…etc…</w:t>
+        <w:t>Eg: gmail, amazon, facebook, Instagram…etc…</w:t>
       </w:r>
     </w:p>
     <w:p>
@@ -6439,7 +5125,7 @@
       <w:r>
         <w:t>In Angular, </w:t>
       </w:r>
-      <w:hyperlink r:id="rId48" w:history="1">
+      <w:hyperlink r:id="rId50" w:history="1">
         <w:r>
           <w:rPr>
             <w:rStyle w:val="Hyperlink"/>
@@ -6458,15 +5144,7 @@
         <w:t>@</w:t>
       </w:r>
       <w:r>
-        <w:t xml:space="preserve">symbol. They </w:t>
-      </w:r>
-      <w:proofErr w:type="gramStart"/>
-      <w:r>
-        <w:t>provides</w:t>
-      </w:r>
-      <w:proofErr w:type="gramEnd"/>
-      <w:r>
-        <w:t xml:space="preserve"> configuration metadata that specifies how a component, class, or method should be processed and used at runtime. Types of decorators are −</w:t>
+        <w:t>symbol. They provides configuration metadata that specifies how a component, class, or method should be processed and used at runtime. Types of decorators are −</w:t>
       </w:r>
     </w:p>
     <w:p>
@@ -6548,23 +5226,7 @@
                 <w:b/>
                 <w:bCs/>
               </w:rPr>
-              <w:t>@</w:t>
-            </w:r>
-            <w:proofErr w:type="gramStart"/>
-            <w:r>
-              <w:rPr>
-                <w:b/>
-                <w:bCs/>
-              </w:rPr>
-              <w:t>Component(</w:t>
-            </w:r>
-            <w:proofErr w:type="gramEnd"/>
-            <w:r>
-              <w:rPr>
-                <w:b/>
-                <w:bCs/>
-              </w:rPr>
-              <w:t>{</w:t>
+              <w:t>@Component({</w:t>
             </w:r>
           </w:p>
           <w:p>
@@ -6594,48 +5256,7 @@
                 <w:b/>
                 <w:bCs/>
               </w:rPr>
-              <w:t xml:space="preserve">  imports: [</w:t>
-            </w:r>
-            <w:proofErr w:type="spellStart"/>
-            <w:r>
-              <w:rPr>
-                <w:b/>
-                <w:bCs/>
-              </w:rPr>
-              <w:t>RouterOutlet</w:t>
-            </w:r>
-            <w:proofErr w:type="spellEnd"/>
-            <w:r>
-              <w:rPr>
-                <w:b/>
-                <w:bCs/>
-              </w:rPr>
-              <w:t xml:space="preserve">, </w:t>
-            </w:r>
-            <w:proofErr w:type="spellStart"/>
-            <w:proofErr w:type="gramStart"/>
-            <w:r>
-              <w:rPr>
-                <w:b/>
-                <w:bCs/>
-              </w:rPr>
-              <w:t>FormsModule</w:t>
-            </w:r>
-            <w:proofErr w:type="spellEnd"/>
-            <w:r>
-              <w:rPr>
-                <w:b/>
-                <w:bCs/>
-              </w:rPr>
-              <w:t xml:space="preserve"> ]</w:t>
-            </w:r>
-            <w:proofErr w:type="gramEnd"/>
-            <w:r>
-              <w:rPr>
-                <w:b/>
-                <w:bCs/>
-              </w:rPr>
-              <w:t>,</w:t>
+              <w:t xml:space="preserve">  imports: [RouterOutlet, FormsModule ],</w:t>
             </w:r>
           </w:p>
           <w:p>
@@ -6650,23 +5271,7 @@
                 <w:b/>
                 <w:bCs/>
               </w:rPr>
-              <w:t xml:space="preserve">  </w:t>
-            </w:r>
-            <w:proofErr w:type="spellStart"/>
-            <w:r>
-              <w:rPr>
-                <w:b/>
-                <w:bCs/>
-              </w:rPr>
-              <w:t>templateUrl</w:t>
-            </w:r>
-            <w:proofErr w:type="spellEnd"/>
-            <w:r>
-              <w:rPr>
-                <w:b/>
-                <w:bCs/>
-              </w:rPr>
-              <w:t>: './app.html',</w:t>
+              <w:t xml:space="preserve">  templateUrl: './app.html',</w:t>
             </w:r>
           </w:p>
           <w:p>
@@ -6681,23 +5286,7 @@
                 <w:b/>
                 <w:bCs/>
               </w:rPr>
-              <w:t xml:space="preserve">  </w:t>
-            </w:r>
-            <w:proofErr w:type="spellStart"/>
-            <w:r>
-              <w:rPr>
-                <w:b/>
-                <w:bCs/>
-              </w:rPr>
-              <w:t>styleUrl</w:t>
-            </w:r>
-            <w:proofErr w:type="spellEnd"/>
-            <w:r>
-              <w:rPr>
-                <w:b/>
-                <w:bCs/>
-              </w:rPr>
-              <w:t>: './app.css'</w:t>
+              <w:t xml:space="preserve">  styleUrl: './app.css'</w:t>
             </w:r>
           </w:p>
           <w:p>
@@ -6732,28 +5321,13 @@
                 <w:b/>
                 <w:bCs/>
               </w:rPr>
-              <w:t>@Input("</w:t>
-            </w:r>
-            <w:r>
-              <w:rPr>
-                <w:b/>
-                <w:bCs/>
-              </w:rPr>
-              <w:t>AA</w:t>
-            </w:r>
-            <w:r>
-              <w:rPr>
-                <w:b/>
-                <w:bCs/>
-              </w:rPr>
-              <w:t>")</w:t>
+              <w:t>@Input("AA")</w:t>
             </w:r>
           </w:p>
           <w:p>
             <w:r>
               <w:t xml:space="preserve">  </w:t>
             </w:r>
-            <w:proofErr w:type="spellStart"/>
             <w:r>
               <w:rPr>
                 <w:b/>
@@ -6761,7 +5335,6 @@
               </w:rPr>
               <w:t>empName</w:t>
             </w:r>
-            <w:proofErr w:type="spellEnd"/>
             <w:r>
               <w:t>: string = `Azad Shaik...!!`;</w:t>
             </w:r>
@@ -6782,23 +5355,7 @@
                 <w:b/>
                 <w:bCs/>
               </w:rPr>
-              <w:t>@</w:t>
-            </w:r>
-            <w:proofErr w:type="gramStart"/>
-            <w:r>
-              <w:rPr>
-                <w:b/>
-                <w:bCs/>
-              </w:rPr>
-              <w:t>Input(</w:t>
-            </w:r>
-            <w:proofErr w:type="gramEnd"/>
-            <w:r>
-              <w:rPr>
-                <w:b/>
-                <w:bCs/>
-              </w:rPr>
-              <w:t>)</w:t>
+              <w:t>@Input()</w:t>
             </w:r>
           </w:p>
           <w:p>
@@ -6815,7 +5372,6 @@
             <w:r>
               <w:t xml:space="preserve">AASSA") </w:t>
             </w:r>
-            <w:proofErr w:type="spellStart"/>
             <w:r>
               <w:rPr>
                 <w:b/>
@@ -6823,15 +5379,9 @@
               </w:rPr>
               <w:t>empName</w:t>
             </w:r>
-            <w:proofErr w:type="spellEnd"/>
             <w:r>
-              <w:t xml:space="preserve">: </w:t>
+              <w:t>: string){</w:t>
             </w:r>
-            <w:proofErr w:type="gramStart"/>
-            <w:r>
-              <w:t>string){</w:t>
-            </w:r>
-            <w:proofErr w:type="gramEnd"/>
           </w:p>
           <w:p/>
           <w:p>
@@ -6865,18 +5415,10 @@
         <w:t>Template / view/ user interface</w:t>
       </w:r>
       <w:r>
-        <w:t xml:space="preserve"> (</w:t>
-      </w:r>
-      <w:proofErr w:type="gramStart"/>
-      <w:r>
-        <w:t>UI)</w:t>
-      </w:r>
-      <w:r>
-        <w:t xml:space="preserve">  =</w:t>
-      </w:r>
-      <w:proofErr w:type="gramEnd"/>
-      <w:r>
-        <w:t xml:space="preserve"> HTML page.</w:t>
+        <w:t xml:space="preserve"> (UI)</w:t>
+      </w:r>
+      <w:r>
+        <w:t xml:space="preserve">  = HTML page.</w:t>
       </w:r>
     </w:p>
     <w:p>
@@ -6952,7 +5494,7 @@
                     </pic:cNvPicPr>
                   </pic:nvPicPr>
                   <pic:blipFill>
-                    <a:blip r:embed="rId49">
+                    <a:blip r:embed="rId51">
                       <a:extLst>
                         <a:ext uri="{28A0092B-C50C-407E-A947-70E740481C1C}">
                           <a14:useLocalDpi xmlns:a14="http://schemas.microsoft.com/office/drawing/2010/main" val="0"/>
@@ -7004,6 +5546,9 @@
         <w:spacing w:after="0" w:line="240" w:lineRule="auto"/>
       </w:pPr>
       <w:r>
+        <w:rPr>
+          <w:noProof/>
+        </w:rPr>
         <w:lastRenderedPageBreak/>
         <w:drawing>
           <wp:inline distT="0" distB="0" distL="0" distR="0" wp14:anchorId="2AF900B8" wp14:editId="50E95029">
@@ -7021,7 +5566,7 @@
                     <pic:cNvPicPr/>
                   </pic:nvPicPr>
                   <pic:blipFill>
-                    <a:blip r:embed="rId50"/>
+                    <a:blip r:embed="rId52"/>
                     <a:stretch>
                       <a:fillRect/>
                     </a:stretch>
@@ -7055,41 +5600,310 @@
     <w:p>
       <w:pPr>
         <w:spacing w:after="0" w:line="240" w:lineRule="auto"/>
-      </w:pPr>
-    </w:p>
-    <w:p>
-      <w:pPr>
-        <w:spacing w:after="0" w:line="240" w:lineRule="auto"/>
-      </w:pPr>
-    </w:p>
-    <w:p>
-      <w:pPr>
-        <w:spacing w:after="0" w:line="240" w:lineRule="auto"/>
-      </w:pPr>
-    </w:p>
-    <w:p>
-      <w:pPr>
-        <w:spacing w:after="0" w:line="240" w:lineRule="auto"/>
-        <w:rPr>
-          <w:lang w:val="en-US"/>
-        </w:rPr>
-      </w:pPr>
-    </w:p>
-    <w:p>
-      <w:pPr>
-        <w:spacing w:after="0" w:line="240" w:lineRule="auto"/>
-        <w:rPr>
-          <w:lang w:val="en-US"/>
-        </w:rPr>
-      </w:pPr>
-    </w:p>
-    <w:p>
-      <w:pPr>
-        <w:spacing w:after="0" w:line="240" w:lineRule="auto"/>
-        <w:rPr>
-          <w:lang w:val="en-US"/>
-        </w:rPr>
-      </w:pPr>
+        <w:rPr>
+          <w:b/>
+          <w:bCs/>
+        </w:rPr>
+      </w:pPr>
+      <w:r>
+        <w:rPr>
+          <w:b/>
+          <w:bCs/>
+        </w:rPr>
+        <w:t>MVC flow / Angular flow:</w:t>
+      </w:r>
+    </w:p>
+    <w:p>
+      <w:pPr>
+        <w:spacing w:after="0" w:line="240" w:lineRule="auto"/>
+      </w:pPr>
+      <w:r>
+        <w:drawing>
+          <wp:inline distT="0" distB="0" distL="0" distR="0" wp14:anchorId="40E85639" wp14:editId="3D762DF2">
+            <wp:extent cx="6645910" cy="2912745"/>
+            <wp:effectExtent l="0" t="0" r="2540" b="1905"/>
+            <wp:docPr id="2005573496" name="Picture 1"/>
+            <wp:cNvGraphicFramePr>
+              <a:graphicFrameLocks xmlns:a="http://schemas.openxmlformats.org/drawingml/2006/main" noChangeAspect="1"/>
+            </wp:cNvGraphicFramePr>
+            <a:graphic xmlns:a="http://schemas.openxmlformats.org/drawingml/2006/main">
+              <a:graphicData uri="http://schemas.openxmlformats.org/drawingml/2006/picture">
+                <pic:pic xmlns:pic="http://schemas.openxmlformats.org/drawingml/2006/picture">
+                  <pic:nvPicPr>
+                    <pic:cNvPr id="2005573496" name=""/>
+                    <pic:cNvPicPr/>
+                  </pic:nvPicPr>
+                  <pic:blipFill>
+                    <a:blip r:embed="rId53"/>
+                    <a:stretch>
+                      <a:fillRect/>
+                    </a:stretch>
+                  </pic:blipFill>
+                  <pic:spPr>
+                    <a:xfrm>
+                      <a:off x="0" y="0"/>
+                      <a:ext cx="6645910" cy="2912745"/>
+                    </a:xfrm>
+                    <a:prstGeom prst="rect">
+                      <a:avLst/>
+                    </a:prstGeom>
+                  </pic:spPr>
+                </pic:pic>
+              </a:graphicData>
+            </a:graphic>
+          </wp:inline>
+        </w:drawing>
+      </w:r>
+    </w:p>
+    <w:p>
+      <w:pPr>
+        <w:spacing w:after="0" w:line="240" w:lineRule="auto"/>
+      </w:pPr>
+    </w:p>
+    <w:p>
+      <w:pPr>
+        <w:spacing w:after="0" w:line="240" w:lineRule="auto"/>
+      </w:pPr>
+    </w:p>
+    <w:p>
+      <w:pPr>
+        <w:spacing w:after="0" w:line="240" w:lineRule="auto"/>
+      </w:pPr>
+    </w:p>
+    <w:p>
+      <w:pPr>
+        <w:spacing w:after="0" w:line="240" w:lineRule="auto"/>
+        <w:rPr>
+          <w:lang w:val="en-US"/>
+        </w:rPr>
+      </w:pPr>
+      <w:r>
+        <w:rPr>
+          <w:lang w:val="en-US"/>
+        </w:rPr>
+        <w:t>MVC Model View Controller.</w:t>
+      </w:r>
+    </w:p>
+    <w:tbl>
+      <w:tblPr>
+        <w:tblStyle w:val="TableGrid"/>
+        <w:tblW w:w="0" w:type="auto"/>
+        <w:tblLook w:val="04A0" w:firstRow="1" w:lastRow="0" w:firstColumn="1" w:lastColumn="0" w:noHBand="0" w:noVBand="1"/>
+      </w:tblPr>
+      <w:tblGrid>
+        <w:gridCol w:w="5228"/>
+        <w:gridCol w:w="5228"/>
+      </w:tblGrid>
+      <w:tr>
+        <w:tc>
+          <w:tcPr>
+            <w:tcW w:w="5228" w:type="dxa"/>
+          </w:tcPr>
+          <w:p>
+            <w:pPr>
+              <w:rPr>
+                <w:b/>
+                <w:bCs/>
+                <w:lang w:val="en-US"/>
+              </w:rPr>
+            </w:pPr>
+            <w:r>
+              <w:rPr>
+                <w:b/>
+                <w:bCs/>
+                <w:lang w:val="en-US"/>
+              </w:rPr>
+              <w:t>Angular MVC:</w:t>
+            </w:r>
+          </w:p>
+        </w:tc>
+        <w:tc>
+          <w:tcPr>
+            <w:tcW w:w="5228" w:type="dxa"/>
+          </w:tcPr>
+          <w:p>
+            <w:pPr>
+              <w:rPr>
+                <w:b/>
+                <w:bCs/>
+                <w:lang w:val="en-US"/>
+              </w:rPr>
+            </w:pPr>
+            <w:r>
+              <w:rPr>
+                <w:b/>
+                <w:bCs/>
+                <w:lang w:val="en-US"/>
+              </w:rPr>
+              <w:t>Spring MVC:</w:t>
+            </w:r>
+          </w:p>
+        </w:tc>
+      </w:tr>
+      <w:tr>
+        <w:tc>
+          <w:tcPr>
+            <w:tcW w:w="5228" w:type="dxa"/>
+          </w:tcPr>
+          <w:p>
+            <w:pPr>
+              <w:rPr>
+                <w:lang w:val="en-US"/>
+              </w:rPr>
+            </w:pPr>
+            <w:r>
+              <w:rPr>
+                <w:lang w:val="en-US"/>
+              </w:rPr>
+              <w:t>M = Model       Services (TS classes) = @Injectable</w:t>
+            </w:r>
+          </w:p>
+          <w:p>
+            <w:pPr>
+              <w:rPr>
+                <w:lang w:val="en-US"/>
+              </w:rPr>
+            </w:pPr>
+            <w:r>
+              <w:rPr>
+                <w:lang w:val="en-US"/>
+              </w:rPr>
+              <w:t>V = View        HTML</w:t>
+            </w:r>
+          </w:p>
+          <w:p>
+            <w:pPr>
+              <w:rPr>
+                <w:lang w:val="en-US"/>
+              </w:rPr>
+            </w:pPr>
+            <w:r>
+              <w:rPr>
+                <w:lang w:val="en-US"/>
+              </w:rPr>
+              <w:t>C = Controller  Component (TS classes) = @Component</w:t>
+            </w:r>
+          </w:p>
+        </w:tc>
+        <w:tc>
+          <w:tcPr>
+            <w:tcW w:w="5228" w:type="dxa"/>
+          </w:tcPr>
+          <w:p>
+            <w:pPr>
+              <w:rPr>
+                <w:lang w:val="en-US"/>
+              </w:rPr>
+            </w:pPr>
+            <w:r>
+              <w:rPr>
+                <w:lang w:val="en-US"/>
+              </w:rPr>
+              <w:t>M = Model       Services(java classes) = @Service</w:t>
+            </w:r>
+          </w:p>
+          <w:p>
+            <w:pPr>
+              <w:rPr>
+                <w:lang w:val="en-US"/>
+              </w:rPr>
+            </w:pPr>
+            <w:r>
+              <w:rPr>
+                <w:lang w:val="en-US"/>
+              </w:rPr>
+              <w:t>V = View        HTML / agular / reactJS</w:t>
+            </w:r>
+          </w:p>
+          <w:p>
+            <w:pPr>
+              <w:rPr>
+                <w:lang w:val="en-US"/>
+              </w:rPr>
+            </w:pPr>
+            <w:r>
+              <w:rPr>
+                <w:lang w:val="en-US"/>
+              </w:rPr>
+              <w:t>C = Controller  controller(java classes)=</w:t>
+            </w:r>
+            <w:r>
+              <w:rPr>
+                <w:lang w:val="en-US"/>
+              </w:rPr>
+              <w:t>@</w:t>
+            </w:r>
+            <w:r>
+              <w:rPr>
+                <w:lang w:val="en-US"/>
+              </w:rPr>
+              <w:t>RestController</w:t>
+            </w:r>
+          </w:p>
+        </w:tc>
+      </w:tr>
+    </w:tbl>
+    <w:p>
+      <w:pPr>
+        <w:spacing w:after="0" w:line="240" w:lineRule="auto"/>
+        <w:rPr>
+          <w:lang w:val="en-US"/>
+        </w:rPr>
+      </w:pPr>
+    </w:p>
+    <w:p>
+      <w:pPr>
+        <w:spacing w:after="0" w:line="240" w:lineRule="auto"/>
+        <w:rPr>
+          <w:lang w:val="en-US"/>
+        </w:rPr>
+      </w:pPr>
+      <w:r>
+        <w:rPr>
+          <w:lang w:val="en-US"/>
+        </w:rPr>
+        <w:t>Model = services = For writing business logic.</w:t>
+      </w:r>
+    </w:p>
+    <w:p>
+      <w:pPr>
+        <w:spacing w:after="0" w:line="240" w:lineRule="auto"/>
+        <w:rPr>
+          <w:lang w:val="en-US"/>
+        </w:rPr>
+      </w:pPr>
+      <w:r>
+        <w:rPr>
+          <w:lang w:val="en-US"/>
+        </w:rPr>
+        <w:t>View = UI logic.</w:t>
+      </w:r>
+    </w:p>
+    <w:p>
+      <w:pPr>
+        <w:spacing w:after="0" w:line="240" w:lineRule="auto"/>
+        <w:rPr>
+          <w:lang w:val="en-US"/>
+        </w:rPr>
+      </w:pPr>
+      <w:r>
+        <w:rPr>
+          <w:lang w:val="en-US"/>
+        </w:rPr>
+        <w:t xml:space="preserve">Controller = components = Request </w:t>
+      </w:r>
+      <w:r>
+        <w:rPr>
+          <w:lang w:val="en-US"/>
+        </w:rPr>
+        <w:t xml:space="preserve">and response </w:t>
+      </w:r>
+      <w:r>
+        <w:rPr>
+          <w:lang w:val="en-US"/>
+        </w:rPr>
+        <w:t>processing logic.</w:t>
+      </w:r>
     </w:p>
     <w:p>
       <w:pPr>
@@ -12439,6 +11253,7 @@
   <w:style w:type="character" w:default="1" w:styleId="DefaultParagraphFont">
     <w:name w:val="Default Paragraph Font"/>
     <w:uiPriority w:val="1"/>
+    <w:semiHidden/>
     <w:unhideWhenUsed/>
   </w:style>
   <w:style w:type="table" w:default="1" w:styleId="TableNormal">

--- a/UI_html_css_javascript/notes/Angular_6AM_2025.docx
+++ b/UI_html_css_javascript/notes/Angular_6AM_2025.docx
@@ -9,30 +9,40 @@
           <w:lang w:val="en-US"/>
         </w:rPr>
       </w:pPr>
+      <w:r>
+        <w:fldChar w:fldCharType="begin"/>
+      </w:r>
+      <w:r>
+        <w:instrText>HYPERLINK "https://angular.dev/tutorials/learn-angular"</w:instrText>
+      </w:r>
+      <w:r>
+        <w:fldChar w:fldCharType="separate"/>
+      </w:r>
+      <w:r>
+        <w:rPr>
+          <w:rStyle w:val="Hyperlink"/>
+          <w:lang w:val="en-US"/>
+        </w:rPr>
+        <w:t>https://angular.dev/tutorials/learn-angular</w:t>
+      </w:r>
+      <w:r>
+        <w:fldChar w:fldCharType="end"/>
+      </w:r>
+      <w:r>
+        <w:rPr>
+          <w:lang w:val="en-US"/>
+        </w:rPr>
+        <w:t xml:space="preserve"> </w:t>
+      </w:r>
+    </w:p>
+    <w:p>
+      <w:pPr>
+        <w:spacing w:after="0" w:line="240" w:lineRule="auto"/>
+        <w:rPr>
+          <w:lang w:val="en-US"/>
+        </w:rPr>
+      </w:pPr>
       <w:hyperlink r:id="rId5" w:history="1">
-        <w:r>
-          <w:rPr>
-            <w:rStyle w:val="Hyperlink"/>
-            <w:lang w:val="en-US"/>
-          </w:rPr>
-          <w:t>https://angular.dev/tutorials/learn-angular</w:t>
-        </w:r>
-      </w:hyperlink>
-      <w:r>
-        <w:rPr>
-          <w:lang w:val="en-US"/>
-        </w:rPr>
-        <w:t xml:space="preserve"> </w:t>
-      </w:r>
-    </w:p>
-    <w:p>
-      <w:pPr>
-        <w:spacing w:after="0" w:line="240" w:lineRule="auto"/>
-        <w:rPr>
-          <w:lang w:val="en-US"/>
-        </w:rPr>
-      </w:pPr>
-      <w:hyperlink r:id="rId6" w:history="1">
         <w:r>
           <w:rPr>
             <w:rStyle w:val="Hyperlink"/>
@@ -57,7 +67,7 @@
           <w:lang w:val="en-US"/>
         </w:rPr>
       </w:pPr>
-      <w:hyperlink r:id="rId7" w:history="1">
+      <w:hyperlink r:id="rId6" w:history="1">
         <w:r>
           <w:rPr>
             <w:rStyle w:val="Hyperlink"/>
@@ -86,7 +96,7 @@
           <w:lang w:val="en-US"/>
         </w:rPr>
       </w:pPr>
-      <w:hyperlink r:id="rId8" w:history="1">
+      <w:hyperlink r:id="rId7" w:history="1">
         <w:r>
           <w:rPr>
             <w:rStyle w:val="Hyperlink"/>
@@ -135,7 +145,7 @@
           <w:lang w:val="en-US"/>
         </w:rPr>
       </w:pPr>
-      <w:hyperlink r:id="rId9" w:history="1">
+      <w:hyperlink r:id="rId8" w:history="1">
         <w:r>
           <w:rPr>
             <w:rStyle w:val="Hyperlink"/>
@@ -176,7 +186,7 @@
       <w:r>
         <w:t> is an open-source framework and development platform for building Web, window and mobile applications. Angular is built on </w:t>
       </w:r>
-      <w:hyperlink r:id="rId10" w:tgtFrame="_blank" w:history="1">
+      <w:hyperlink r:id="rId9" w:tgtFrame="_blank" w:history="1">
         <w:r>
           <w:rPr>
             <w:rStyle w:val="Hyperlink"/>
@@ -253,7 +263,21 @@
         <w:rPr>
           <w:lang w:val="en-US"/>
         </w:rPr>
-        <w:t>Only necessary page will be loaded, complete page will not be loaded for each request. Due to this performance is very high.</w:t>
+        <w:t xml:space="preserve">Only necessary page will be </w:t>
+      </w:r>
+      <w:proofErr w:type="gramStart"/>
+      <w:r>
+        <w:rPr>
+          <w:lang w:val="en-US"/>
+        </w:rPr>
+        <w:t>loaded,</w:t>
+      </w:r>
+      <w:proofErr w:type="gramEnd"/>
+      <w:r>
+        <w:rPr>
+          <w:lang w:val="en-US"/>
+        </w:rPr>
+        <w:t xml:space="preserve"> complete page will not be loaded for each request. Due to this performance is very high.</w:t>
       </w:r>
     </w:p>
     <w:p>
@@ -284,7 +308,7 @@
                     <pic:cNvPicPr/>
                   </pic:nvPicPr>
                   <pic:blipFill>
-                    <a:blip r:embed="rId11"/>
+                    <a:blip r:embed="rId10"/>
                     <a:stretch>
                       <a:fillRect/>
                     </a:stretch>
@@ -346,7 +370,7 @@
       <w:pPr>
         <w:spacing w:after="0" w:line="240" w:lineRule="auto"/>
       </w:pPr>
-      <w:hyperlink r:id="rId12" w:tgtFrame="_blank" w:history="1">
+      <w:hyperlink r:id="rId11" w:tgtFrame="_blank" w:history="1">
         <w:r>
           <w:rPr>
             <w:rStyle w:val="Hyperlink"/>
@@ -365,7 +389,15 @@
         <w:t>Angular</w:t>
       </w:r>
       <w:r>
-        <w:t> without JS represents Angular 2 and 2+ Version like Angular 2 ( beta), Angular 4 to 20. Angular which is released after AngularJS is not updated version of AngularJS but its Re-Written form of AngularJS. Angular is faster than AngularJS. AngularJS is only Web based Framework but Angular is Web, Desktop and Mobile Application based Framework and development platform.</w:t>
+        <w:t xml:space="preserve"> without JS represents Angular 2 and 2+ Version like Angular 2 </w:t>
+      </w:r>
+      <w:proofErr w:type="gramStart"/>
+      <w:r>
+        <w:t>( beta</w:t>
+      </w:r>
+      <w:proofErr w:type="gramEnd"/>
+      <w:r>
+        <w:t>), Angular 4 to 20. Angular which is released after AngularJS is not updated version of AngularJS but its Re-Written form of AngularJS. Angular is faster than AngularJS. AngularJS is only Web based Framework but Angular is Web, Desktop and Mobile Application based Framework and development platform.</w:t>
       </w:r>
     </w:p>
     <w:p>
@@ -439,7 +471,7 @@
       <w:r>
         <w:t> use components instead of </w:t>
       </w:r>
-      <w:hyperlink r:id="rId13" w:tgtFrame="_blank" w:history="1">
+      <w:hyperlink r:id="rId12" w:tgtFrame="_blank" w:history="1">
         <w:r>
           <w:rPr>
             <w:rStyle w:val="Hyperlink"/>
@@ -450,7 +482,7 @@
       <w:r>
         <w:t> in AngularJS. Also angular is installed using </w:t>
       </w:r>
-      <w:hyperlink r:id="rId14" w:tgtFrame="_blank" w:tooltip="Node Package manager" w:history="1">
+      <w:hyperlink r:id="rId13" w:tgtFrame="_blank" w:tooltip="Node Package manager" w:history="1">
         <w:r>
           <w:rPr>
             <w:rStyle w:val="Hyperlink"/>
@@ -461,7 +493,7 @@
       <w:r>
         <w:t>. Angular JS use JavaScript, but angular use </w:t>
       </w:r>
-      <w:hyperlink r:id="rId15" w:tgtFrame="_blank" w:history="1">
+      <w:hyperlink r:id="rId14" w:tgtFrame="_blank" w:history="1">
         <w:r>
           <w:rPr>
             <w:rStyle w:val="Hyperlink"/>
@@ -470,7 +502,15 @@
         </w:r>
       </w:hyperlink>
       <w:r>
-        <w:t> with is a JavaScript Superset. Thus Angular supports better class features. This is good for Java and C++ Developers.</w:t>
+        <w:t xml:space="preserve"> with is a JavaScript Superset. </w:t>
+      </w:r>
+      <w:proofErr w:type="gramStart"/>
+      <w:r>
+        <w:t>Thus</w:t>
+      </w:r>
+      <w:proofErr w:type="gramEnd"/>
+      <w:r>
+        <w:t xml:space="preserve"> Angular supports better class features. This is good for Java and C++ Developers.</w:t>
       </w:r>
     </w:p>
     <w:p>
@@ -509,7 +549,7 @@
                     <pic:cNvPicPr/>
                   </pic:nvPicPr>
                   <pic:blipFill>
-                    <a:blip r:embed="rId16"/>
+                    <a:blip r:embed="rId15"/>
                     <a:stretch>
                       <a:fillRect/>
                     </a:stretch>
@@ -539,15 +579,17 @@
       </w:pPr>
       <w:r>
         <w:rPr>
+          <w:rFonts w:cstheme="minorHAnsi"/>
+          <w:b/>
           <w:noProof/>
           <w:lang w:val="en-US"/>
         </w:rPr>
         <w:lastRenderedPageBreak/>
         <w:drawing>
-          <wp:inline distT="0" distB="0" distL="0" distR="0" wp14:anchorId="1D386A3A" wp14:editId="6382636B">
-            <wp:extent cx="3813026" cy="2882900"/>
-            <wp:effectExtent l="0" t="0" r="0" b="0"/>
-            <wp:docPr id="1265603166" name="Picture 1"/>
+          <wp:inline distT="0" distB="0" distL="0" distR="0" wp14:anchorId="6D7B3C65" wp14:editId="2BC8EEAC">
+            <wp:extent cx="3248025" cy="4752975"/>
+            <wp:effectExtent l="0" t="0" r="9525" b="9525"/>
+            <wp:docPr id="44" name="Picture 44"/>
             <wp:cNvGraphicFramePr>
               <a:graphicFrameLocks xmlns:a="http://schemas.openxmlformats.org/drawingml/2006/main" noChangeAspect="1"/>
             </wp:cNvGraphicFramePr>
@@ -555,23 +597,36 @@
               <a:graphicData uri="http://schemas.openxmlformats.org/drawingml/2006/picture">
                 <pic:pic xmlns:pic="http://schemas.openxmlformats.org/drawingml/2006/picture">
                   <pic:nvPicPr>
-                    <pic:cNvPr id="1265603166" name=""/>
-                    <pic:cNvPicPr/>
+                    <pic:cNvPr id="0" name="Picture 5"/>
+                    <pic:cNvPicPr>
+                      <a:picLocks noChangeAspect="1" noChangeArrowheads="1"/>
+                    </pic:cNvPicPr>
                   </pic:nvPicPr>
                   <pic:blipFill>
-                    <a:blip r:embed="rId17"/>
+                    <a:blip r:embed="rId16">
+                      <a:extLst>
+                        <a:ext uri="{28A0092B-C50C-407E-A947-70E740481C1C}">
+                          <a14:useLocalDpi xmlns:a14="http://schemas.microsoft.com/office/drawing/2010/main" val="0"/>
+                        </a:ext>
+                      </a:extLst>
+                    </a:blip>
+                    <a:srcRect/>
                     <a:stretch>
                       <a:fillRect/>
                     </a:stretch>
                   </pic:blipFill>
-                  <pic:spPr>
+                  <pic:spPr bwMode="auto">
                     <a:xfrm>
                       <a:off x="0" y="0"/>
-                      <a:ext cx="3817605" cy="2886362"/>
+                      <a:ext cx="3248025" cy="4752975"/>
                     </a:xfrm>
                     <a:prstGeom prst="rect">
                       <a:avLst/>
                     </a:prstGeom>
+                    <a:noFill/>
+                    <a:ln>
+                      <a:noFill/>
+                    </a:ln>
                   </pic:spPr>
                 </pic:pic>
               </a:graphicData>
@@ -613,7 +668,35 @@
         <w:rPr>
           <w:lang w:val="en-US"/>
         </w:rPr>
-        <w:t>For example. GMAIL.. AMAZON..etc…</w:t>
+        <w:t xml:space="preserve">For example. </w:t>
+      </w:r>
+      <w:proofErr w:type="gramStart"/>
+      <w:r>
+        <w:rPr>
+          <w:lang w:val="en-US"/>
+        </w:rPr>
+        <w:t>GMAIL..</w:t>
+      </w:r>
+      <w:proofErr w:type="gramEnd"/>
+      <w:r>
+        <w:rPr>
+          <w:lang w:val="en-US"/>
+        </w:rPr>
+        <w:t xml:space="preserve"> </w:t>
+      </w:r>
+      <w:proofErr w:type="gramStart"/>
+      <w:r>
+        <w:rPr>
+          <w:lang w:val="en-US"/>
+        </w:rPr>
+        <w:t>AMAZON..</w:t>
+      </w:r>
+      <w:proofErr w:type="gramEnd"/>
+      <w:r>
+        <w:rPr>
+          <w:lang w:val="en-US"/>
+        </w:rPr>
+        <w:t>etc…</w:t>
       </w:r>
     </w:p>
     <w:p>
@@ -652,7 +735,7 @@
                     <pic:cNvPicPr/>
                   </pic:nvPicPr>
                   <pic:blipFill>
-                    <a:blip r:embed="rId18"/>
+                    <a:blip r:embed="rId17"/>
                     <a:stretch>
                       <a:fillRect/>
                     </a:stretch>
@@ -722,7 +805,15 @@
         <w:t>TypeScript</w:t>
       </w:r>
       <w:r>
-        <w:t xml:space="preserve"> is object oriented programming language which is developed by Microsoft. Typescript is the superset of JavaScript ES6. TypeScript code is converted into JavaScript by TypeScript </w:t>
+        <w:t xml:space="preserve"> is </w:t>
+      </w:r>
+      <w:proofErr w:type="gramStart"/>
+      <w:r>
+        <w:t>object oriented</w:t>
+      </w:r>
+      <w:proofErr w:type="gramEnd"/>
+      <w:r>
+        <w:t xml:space="preserve"> programming language which is developed by Microsoft. Typescript is the superset of JavaScript ES6. TypeScript code is converted into JavaScript by TypeScript </w:t>
       </w:r>
       <w:r>
         <w:rPr>
@@ -751,7 +842,7 @@
       <w:pPr>
         <w:spacing w:after="0" w:line="240" w:lineRule="auto"/>
       </w:pPr>
-      <w:hyperlink r:id="rId19" w:history="1">
+      <w:hyperlink r:id="rId18" w:history="1">
         <w:r>
           <w:rPr>
             <w:rStyle w:val="Hyperlink"/>
@@ -782,6 +873,7 @@
         <w:rPr>
           <w:lang w:val="en-US"/>
         </w:rPr>
+        <w:lastRenderedPageBreak/>
         <w:t>Minor updates VS minor Updates.</w:t>
       </w:r>
     </w:p>
@@ -796,14 +888,36 @@
         <w:rPr>
           <w:lang w:val="en-US"/>
         </w:rPr>
-        <w:t>angular 18.0 --&gt; 18.1  --&gt; 18.2 --&gt; 18.4</w:t>
-      </w:r>
-      <w:r>
-        <w:rPr>
-          <w:lang w:val="en-US"/>
-        </w:rPr>
-        <w:t xml:space="preserve"> …..</w:t>
-      </w:r>
+        <w:t xml:space="preserve">angular 18.0 --&gt; </w:t>
+      </w:r>
+      <w:proofErr w:type="gramStart"/>
+      <w:r>
+        <w:rPr>
+          <w:lang w:val="en-US"/>
+        </w:rPr>
+        <w:t>18.1  --</w:t>
+      </w:r>
+      <w:proofErr w:type="gramEnd"/>
+      <w:r>
+        <w:rPr>
+          <w:lang w:val="en-US"/>
+        </w:rPr>
+        <w:t>&gt; 18.2 --&gt; 18.4</w:t>
+      </w:r>
+      <w:r>
+        <w:rPr>
+          <w:lang w:val="en-US"/>
+        </w:rPr>
+        <w:t xml:space="preserve"> </w:t>
+      </w:r>
+      <w:proofErr w:type="gramStart"/>
+      <w:r>
+        <w:rPr>
+          <w:lang w:val="en-US"/>
+        </w:rPr>
+        <w:t>…..</w:t>
+      </w:r>
+      <w:proofErr w:type="gramEnd"/>
     </w:p>
     <w:p>
       <w:pPr>
@@ -837,7 +951,6 @@
           <w:noProof/>
           <w:lang w:val="en-US"/>
         </w:rPr>
-        <w:lastRenderedPageBreak/>
         <w:drawing>
           <wp:inline distT="0" distB="0" distL="0" distR="0" wp14:anchorId="6381F959" wp14:editId="71BAE9C3">
             <wp:extent cx="5594350" cy="2716462"/>
@@ -854,7 +967,7 @@
                     <pic:cNvPicPr/>
                   </pic:nvPicPr>
                   <pic:blipFill>
-                    <a:blip r:embed="rId20"/>
+                    <a:blip r:embed="rId19"/>
                     <a:stretch>
                       <a:fillRect/>
                     </a:stretch>
@@ -904,7 +1017,7 @@
           <w:lang w:val="en-US"/>
         </w:rPr>
       </w:pPr>
-      <w:hyperlink r:id="rId21" w:history="1">
+      <w:hyperlink r:id="rId20" w:history="1">
         <w:r>
           <w:rPr>
             <w:rStyle w:val="Hyperlink"/>
@@ -935,7 +1048,7 @@
           <w:lang w:val="en-US"/>
         </w:rPr>
       </w:pPr>
-      <w:hyperlink r:id="rId22" w:history="1">
+      <w:hyperlink r:id="rId21" w:history="1">
         <w:r>
           <w:rPr>
             <w:rStyle w:val="Hyperlink"/>
@@ -974,7 +1087,7 @@
       <w:r>
         <w:t>To start Angular, you must have knowledge of </w:t>
       </w:r>
-      <w:hyperlink r:id="rId23" w:tgtFrame="_blank" w:history="1">
+      <w:hyperlink r:id="rId22" w:tgtFrame="_blank" w:history="1">
         <w:r>
           <w:rPr>
             <w:rStyle w:val="Hyperlink"/>
@@ -985,7 +1098,7 @@
       <w:r>
         <w:t>, </w:t>
       </w:r>
-      <w:hyperlink r:id="rId24" w:tgtFrame="_blank" w:history="1">
+      <w:hyperlink r:id="rId23" w:tgtFrame="_blank" w:history="1">
         <w:r>
           <w:rPr>
             <w:rStyle w:val="Hyperlink"/>
@@ -996,7 +1109,7 @@
       <w:r>
         <w:t> and </w:t>
       </w:r>
-      <w:hyperlink r:id="rId25" w:tgtFrame="_blank" w:history="1">
+      <w:hyperlink r:id="rId24" w:tgtFrame="_blank" w:history="1">
         <w:r>
           <w:rPr>
             <w:rStyle w:val="Hyperlink"/>
@@ -1015,7 +1128,7 @@
       <w:r>
         <w:t>I strictly recommend learning </w:t>
       </w:r>
-      <w:hyperlink r:id="rId26" w:tgtFrame="_blank" w:history="1">
+      <w:hyperlink r:id="rId25" w:tgtFrame="_blank" w:history="1">
         <w:r>
           <w:rPr>
             <w:rStyle w:val="Hyperlink"/>
@@ -1026,7 +1139,7 @@
       <w:r>
         <w:t>before starting Angular. All the latest JS ES6 features like, </w:t>
       </w:r>
-      <w:hyperlink r:id="rId27" w:tgtFrame="_blank" w:history="1">
+      <w:hyperlink r:id="rId26" w:tgtFrame="_blank" w:history="1">
         <w:r>
           <w:rPr>
             <w:rStyle w:val="Hyperlink"/>
@@ -1037,7 +1150,7 @@
       <w:r>
         <w:t>, </w:t>
       </w:r>
-      <w:hyperlink r:id="rId28" w:tgtFrame="_blank" w:history="1">
+      <w:hyperlink r:id="rId27" w:tgtFrame="_blank" w:history="1">
         <w:r>
           <w:rPr>
             <w:rStyle w:val="Hyperlink"/>
@@ -1123,7 +1236,7 @@
                     <pic:cNvPicPr/>
                   </pic:nvPicPr>
                   <pic:blipFill>
-                    <a:blip r:embed="rId29"/>
+                    <a:blip r:embed="rId28"/>
                     <a:stretch>
                       <a:fillRect/>
                     </a:stretch>
@@ -1203,7 +1316,6 @@
         <w:rPr>
           <w:lang w:val="en-US"/>
         </w:rPr>
-        <w:lastRenderedPageBreak/>
         <w:t xml:space="preserve">Angular installations: </w:t>
       </w:r>
     </w:p>
@@ -1214,7 +1326,7 @@
       <w:r>
         <w:t>To install Angular, First install </w:t>
       </w:r>
-      <w:hyperlink r:id="rId30" w:tgtFrame="_blank" w:history="1">
+      <w:hyperlink r:id="rId29" w:tgtFrame="_blank" w:history="1">
         <w:r>
           <w:rPr>
             <w:rStyle w:val="Hyperlink"/>
@@ -1225,7 +1337,7 @@
       <w:r>
         <w:t>. Node JS comes with </w:t>
       </w:r>
-      <w:hyperlink r:id="rId31" w:tgtFrame="_blank" w:history="1">
+      <w:hyperlink r:id="rId30" w:tgtFrame="_blank" w:history="1">
         <w:r>
           <w:rPr>
             <w:rStyle w:val="Hyperlink"/>
@@ -1234,17 +1346,25 @@
         </w:r>
       </w:hyperlink>
       <w:r>
-        <w:t>. NPM is the package manager for node. So we have to use npm to install angular.</w:t>
-      </w:r>
-    </w:p>
-    <w:p>
-      <w:pPr>
-        <w:spacing w:after="0" w:line="240" w:lineRule="auto"/>
-        <w:rPr>
-          <w:lang w:val="en-US"/>
-        </w:rPr>
-      </w:pPr>
-      <w:hyperlink r:id="rId32" w:history="1">
+        <w:t xml:space="preserve">. NPM is the package manager for node. </w:t>
+      </w:r>
+      <w:proofErr w:type="gramStart"/>
+      <w:r>
+        <w:t>So</w:t>
+      </w:r>
+      <w:proofErr w:type="gramEnd"/>
+      <w:r>
+        <w:t xml:space="preserve"> we have to use npm to install angular.</w:t>
+      </w:r>
+    </w:p>
+    <w:p>
+      <w:pPr>
+        <w:spacing w:after="0" w:line="240" w:lineRule="auto"/>
+        <w:rPr>
+          <w:lang w:val="en-US"/>
+        </w:rPr>
+      </w:pPr>
+      <w:hyperlink r:id="rId31" w:history="1">
         <w:r>
           <w:rPr>
             <w:rStyle w:val="Hyperlink"/>
@@ -1582,15 +1702,33 @@
           <w:bCs/>
           <w:lang w:val="en-US"/>
         </w:rPr>
-        <w:t>$ ng version</w:t>
-      </w:r>
-      <w:r>
-        <w:rPr>
-          <w:b/>
-          <w:bCs/>
-          <w:lang w:val="en-US"/>
-        </w:rPr>
-        <w:t xml:space="preserve">  OR $ ng v</w:t>
+        <w:t xml:space="preserve">$ ng </w:t>
+      </w:r>
+      <w:proofErr w:type="gramStart"/>
+      <w:r>
+        <w:rPr>
+          <w:b/>
+          <w:bCs/>
+          <w:lang w:val="en-US"/>
+        </w:rPr>
+        <w:t>version</w:t>
+      </w:r>
+      <w:r>
+        <w:rPr>
+          <w:b/>
+          <w:bCs/>
+          <w:lang w:val="en-US"/>
+        </w:rPr>
+        <w:t xml:space="preserve">  OR</w:t>
+      </w:r>
+      <w:proofErr w:type="gramEnd"/>
+      <w:r>
+        <w:rPr>
+          <w:b/>
+          <w:bCs/>
+          <w:lang w:val="en-US"/>
+        </w:rPr>
+        <w:t xml:space="preserve"> $ ng v</w:t>
       </w:r>
     </w:p>
     <w:p>
@@ -1626,7 +1764,7 @@
                     <pic:cNvPicPr/>
                   </pic:nvPicPr>
                   <pic:blipFill>
-                    <a:blip r:embed="rId33"/>
+                    <a:blip r:embed="rId32"/>
                     <a:stretch>
                       <a:fillRect/>
                     </a:stretch>
@@ -1760,7 +1898,7 @@
                     <pic:cNvPicPr/>
                   </pic:nvPicPr>
                   <pic:blipFill>
-                    <a:blip r:embed="rId34"/>
+                    <a:blip r:embed="rId33"/>
                     <a:stretch>
                       <a:fillRect/>
                     </a:stretch>
@@ -1931,6 +2069,7 @@
         <w:spacing w:after="0" w:line="240" w:lineRule="auto"/>
       </w:pPr>
       <w:r>
+        <w:lastRenderedPageBreak/>
         <w:t xml:space="preserve">$ </w:t>
       </w:r>
       <w:r>
@@ -1981,8 +2120,17 @@
           <w:b/>
           <w:bCs/>
         </w:rPr>
-        <w:t>ng serve</w:t>
-      </w:r>
+        <w:t xml:space="preserve">ng </w:t>
+      </w:r>
+      <w:proofErr w:type="gramStart"/>
+      <w:r>
+        <w:rPr>
+          <w:b/>
+          <w:bCs/>
+        </w:rPr>
+        <w:t>serve</w:t>
+      </w:r>
+      <w:proofErr w:type="gramEnd"/>
     </w:p>
     <w:p>
       <w:pPr>
@@ -1992,7 +2140,6 @@
         <w:rPr>
           <w:noProof/>
         </w:rPr>
-        <w:lastRenderedPageBreak/>
         <w:drawing>
           <wp:inline distT="0" distB="0" distL="0" distR="0" wp14:anchorId="4CF2362F" wp14:editId="0575A9A7">
             <wp:extent cx="5518150" cy="2887196"/>
@@ -2009,7 +2156,7 @@
                     <pic:cNvPicPr/>
                   </pic:nvPicPr>
                   <pic:blipFill>
-                    <a:blip r:embed="rId35"/>
+                    <a:blip r:embed="rId34"/>
                     <a:stretch>
                       <a:fillRect/>
                     </a:stretch>
@@ -2043,7 +2190,15 @@
         <w:spacing w:after="0" w:line="240" w:lineRule="auto"/>
       </w:pPr>
       <w:r>
-        <w:t>Once after creating angular project we need to take that project into VSCode.</w:t>
+        <w:t xml:space="preserve">Once after creating angular </w:t>
+      </w:r>
+      <w:proofErr w:type="gramStart"/>
+      <w:r>
+        <w:t>project</w:t>
+      </w:r>
+      <w:proofErr w:type="gramEnd"/>
+      <w:r>
+        <w:t xml:space="preserve"> we need to take that project into VSCode.</w:t>
       </w:r>
     </w:p>
     <w:p>
@@ -2088,7 +2243,7 @@
                     <pic:cNvPicPr/>
                   </pic:nvPicPr>
                   <pic:blipFill>
-                    <a:blip r:embed="rId36"/>
+                    <a:blip r:embed="rId35"/>
                     <a:stretch>
                       <a:fillRect/>
                     </a:stretch>
@@ -2131,7 +2286,7 @@
       <w:pPr>
         <w:spacing w:after="0" w:line="240" w:lineRule="auto"/>
       </w:pPr>
-      <w:hyperlink r:id="rId37" w:history="1">
+      <w:hyperlink r:id="rId36" w:history="1">
         <w:r>
           <w:rPr>
             <w:rStyle w:val="Hyperlink"/>
@@ -2172,7 +2327,7 @@
                     <pic:cNvPicPr/>
                   </pic:nvPicPr>
                   <pic:blipFill>
-                    <a:blip r:embed="rId38"/>
+                    <a:blip r:embed="rId37"/>
                     <a:stretch>
                       <a:fillRect/>
                     </a:stretch>
@@ -2203,20 +2358,46 @@
         <w:spacing w:after="0" w:line="240" w:lineRule="auto"/>
       </w:pPr>
       <w:r>
+        <w:lastRenderedPageBreak/>
         <w:t>“</w:t>
       </w:r>
-      <w:r>
-        <w:rPr>
-          <w:b/>
-          <w:bCs/>
-        </w:rPr>
-        <w:t>node_modules</w:t>
-      </w:r>
-      <w:r>
-        <w:t>” – it is a angular library folder.</w:t>
-      </w:r>
-      <w:r>
-        <w:t xml:space="preserve"> It contains all .js, ,json, .css. html files which are </w:t>
+      <w:proofErr w:type="gramStart"/>
+      <w:r>
+        <w:rPr>
+          <w:b/>
+          <w:bCs/>
+        </w:rPr>
+        <w:t>node</w:t>
+      </w:r>
+      <w:proofErr w:type="gramEnd"/>
+      <w:r>
+        <w:rPr>
+          <w:b/>
+          <w:bCs/>
+        </w:rPr>
+        <w:t>_modules</w:t>
+      </w:r>
+      <w:r>
+        <w:t xml:space="preserve">” – it is </w:t>
+      </w:r>
+      <w:proofErr w:type="gramStart"/>
+      <w:r>
+        <w:t>a</w:t>
+      </w:r>
+      <w:proofErr w:type="gramEnd"/>
+      <w:r>
+        <w:t xml:space="preserve"> angular library folder.</w:t>
+      </w:r>
+      <w:r>
+        <w:t xml:space="preserve"> It contains all .js</w:t>
+      </w:r>
+      <w:proofErr w:type="gramStart"/>
+      <w:r>
+        <w:t>, ,json</w:t>
+      </w:r>
+      <w:proofErr w:type="gramEnd"/>
+      <w:r>
+        <w:t xml:space="preserve">, .css. html files which are </w:t>
       </w:r>
       <w:r>
         <w:t>required</w:t>
@@ -2258,7 +2439,6 @@
               <w:rPr>
                 <w:noProof/>
               </w:rPr>
-              <w:lastRenderedPageBreak/>
               <w:drawing>
                 <wp:inline distT="0" distB="0" distL="0" distR="0" wp14:anchorId="25F28B62" wp14:editId="541DE4A8">
                   <wp:extent cx="2362790" cy="2927350"/>
@@ -2275,7 +2455,7 @@
                           <pic:cNvPicPr/>
                         </pic:nvPicPr>
                         <pic:blipFill>
-                          <a:blip r:embed="rId39"/>
+                          <a:blip r:embed="rId38"/>
                           <a:stretch>
                             <a:fillRect/>
                           </a:stretch>
@@ -2322,7 +2502,7 @@
                           <pic:cNvPicPr/>
                         </pic:nvPicPr>
                         <pic:blipFill>
-                          <a:blip r:embed="rId40"/>
+                          <a:blip r:embed="rId39"/>
                           <a:stretch>
                             <a:fillRect/>
                           </a:stretch>
@@ -2398,6 +2578,7 @@
       <w:pPr>
         <w:spacing w:after="0" w:line="240" w:lineRule="auto"/>
       </w:pPr>
+      <w:proofErr w:type="gramStart"/>
       <w:r>
         <w:rPr>
           <w:b/>
@@ -2406,7 +2587,18 @@
           <w:szCs w:val="32"/>
           <w:highlight w:val="yellow"/>
         </w:rPr>
-        <w:t>Component  = HTML + CSS + TS class.</w:t>
+        <w:t>Component  =</w:t>
+      </w:r>
+      <w:proofErr w:type="gramEnd"/>
+      <w:r>
+        <w:rPr>
+          <w:b/>
+          <w:bCs/>
+          <w:sz w:val="32"/>
+          <w:szCs w:val="32"/>
+          <w:highlight w:val="yellow"/>
+        </w:rPr>
+        <w:t xml:space="preserve"> HTML + CSS + TS class.</w:t>
       </w:r>
     </w:p>
     <w:p>
@@ -2438,7 +2630,7 @@
                     <pic:cNvPicPr/>
                   </pic:nvPicPr>
                   <pic:blipFill>
-                    <a:blip r:embed="rId41"/>
+                    <a:blip r:embed="rId40"/>
                     <a:stretch>
                       <a:fillRect/>
                     </a:stretch>
@@ -2478,7 +2670,7 @@
       <w:r>
         <w:t> are the main building block of an angular application. Components are similar to </w:t>
       </w:r>
-      <w:hyperlink r:id="rId42" w:tgtFrame="_blank" w:history="1">
+      <w:hyperlink r:id="rId41" w:tgtFrame="_blank" w:history="1">
         <w:r>
           <w:rPr>
             <w:rStyle w:val="Hyperlink"/>
@@ -2611,7 +2803,16 @@
         <w:spacing w:after="0" w:line="240" w:lineRule="auto"/>
       </w:pPr>
       <w:r>
-        <w:t>To create new component we can use below command.</w:t>
+        <w:lastRenderedPageBreak/>
+        <w:t xml:space="preserve">To create new </w:t>
+      </w:r>
+      <w:proofErr w:type="gramStart"/>
+      <w:r>
+        <w:t>component</w:t>
+      </w:r>
+      <w:proofErr w:type="gramEnd"/>
+      <w:r>
+        <w:t xml:space="preserve"> we can use below command.</w:t>
       </w:r>
     </w:p>
     <w:p>
@@ -2638,7 +2839,6 @@
         <w:rPr>
           <w:noProof/>
         </w:rPr>
-        <w:lastRenderedPageBreak/>
         <w:drawing>
           <wp:inline distT="0" distB="0" distL="0" distR="0" wp14:anchorId="49947F1A" wp14:editId="4EE06254">
             <wp:extent cx="6645910" cy="1165225"/>
@@ -2655,7 +2855,7 @@
                     <pic:cNvPicPr/>
                   </pic:nvPicPr>
                   <pic:blipFill>
-                    <a:blip r:embed="rId43"/>
+                    <a:blip r:embed="rId42"/>
                     <a:stretch>
                       <a:fillRect/>
                     </a:stretch>
@@ -2741,7 +2941,15 @@
         <w:spacing w:after="0" w:line="240" w:lineRule="auto"/>
       </w:pPr>
       <w:r>
-        <w:t>If you want to load one component in another component we need to make use of “</w:t>
+        <w:t xml:space="preserve">If you want to load one component in another </w:t>
+      </w:r>
+      <w:proofErr w:type="gramStart"/>
+      <w:r>
+        <w:t>component</w:t>
+      </w:r>
+      <w:proofErr w:type="gramEnd"/>
+      <w:r>
+        <w:t xml:space="preserve"> we need to make use of “</w:t>
       </w:r>
       <w:r>
         <w:rPr>
@@ -2775,7 +2983,15 @@
         <w:spacing w:after="0" w:line="240" w:lineRule="auto"/>
       </w:pPr>
       <w:r>
-        <w:t>By default we can show only one component, but if you want to show multiple components at a time, we can use chaining process.</w:t>
+        <w:t xml:space="preserve">By </w:t>
+      </w:r>
+      <w:proofErr w:type="gramStart"/>
+      <w:r>
+        <w:t>default</w:t>
+      </w:r>
+      <w:proofErr w:type="gramEnd"/>
+      <w:r>
+        <w:t xml:space="preserve"> we can show only one component, but if you want to show multiple components at a time, we can use chaining process.</w:t>
       </w:r>
     </w:p>
     <w:p>
@@ -2948,12 +3164,21 @@
                 <w:bCs/>
               </w:rPr>
             </w:pPr>
+            <w:proofErr w:type="gramStart"/>
             <w:r>
               <w:rPr>
                 <w:b/>
                 <w:bCs/>
               </w:rPr>
-              <w:t>app.spec.ts</w:t>
+              <w:t>app.spec</w:t>
+            </w:r>
+            <w:proofErr w:type="gramEnd"/>
+            <w:r>
+              <w:rPr>
+                <w:b/>
+                <w:bCs/>
+              </w:rPr>
+              <w:t>.ts</w:t>
             </w:r>
           </w:p>
         </w:tc>
@@ -2995,7 +3220,39 @@
                 <w:sz w:val="18"/>
                 <w:szCs w:val="18"/>
               </w:rPr>
-              <w:t>import { Component, signal } from '@angular/core';</w:t>
+              <w:t xml:space="preserve">import </w:t>
+            </w:r>
+            <w:proofErr w:type="gramStart"/>
+            <w:r>
+              <w:rPr>
+                <w:sz w:val="18"/>
+                <w:szCs w:val="18"/>
+              </w:rPr>
+              <w:t>{ Component</w:t>
+            </w:r>
+            <w:proofErr w:type="gramEnd"/>
+            <w:r>
+              <w:rPr>
+                <w:sz w:val="18"/>
+                <w:szCs w:val="18"/>
+              </w:rPr>
+              <w:t xml:space="preserve">, </w:t>
+            </w:r>
+            <w:proofErr w:type="gramStart"/>
+            <w:r>
+              <w:rPr>
+                <w:sz w:val="18"/>
+                <w:szCs w:val="18"/>
+              </w:rPr>
+              <w:t>signal }</w:t>
+            </w:r>
+            <w:proofErr w:type="gramEnd"/>
+            <w:r>
+              <w:rPr>
+                <w:sz w:val="18"/>
+                <w:szCs w:val="18"/>
+              </w:rPr>
+              <w:t xml:space="preserve"> from '@angular/core';</w:t>
             </w:r>
           </w:p>
           <w:p>
@@ -3010,7 +3267,23 @@
                 <w:sz w:val="18"/>
                 <w:szCs w:val="18"/>
               </w:rPr>
-              <w:t>import { RouterOutlet } from '@angular/router';</w:t>
+              <w:t xml:space="preserve">import </w:t>
+            </w:r>
+            <w:proofErr w:type="gramStart"/>
+            <w:r>
+              <w:rPr>
+                <w:sz w:val="18"/>
+                <w:szCs w:val="18"/>
+              </w:rPr>
+              <w:t>{ RouterOutlet</w:t>
+            </w:r>
+            <w:proofErr w:type="gramEnd"/>
+            <w:r>
+              <w:rPr>
+                <w:sz w:val="18"/>
+                <w:szCs w:val="18"/>
+              </w:rPr>
+              <w:t xml:space="preserve"> } from '@angular/router';</w:t>
             </w:r>
           </w:p>
           <w:p>
@@ -3033,7 +3306,23 @@
                 <w:sz w:val="18"/>
                 <w:szCs w:val="18"/>
               </w:rPr>
-              <w:t>@Component({</w:t>
+              <w:t>@</w:t>
+            </w:r>
+            <w:proofErr w:type="gramStart"/>
+            <w:r>
+              <w:rPr>
+                <w:sz w:val="18"/>
+                <w:szCs w:val="18"/>
+              </w:rPr>
+              <w:t>Component(</w:t>
+            </w:r>
+            <w:proofErr w:type="gramEnd"/>
+            <w:r>
+              <w:rPr>
+                <w:sz w:val="18"/>
+                <w:szCs w:val="18"/>
+              </w:rPr>
+              <w:t>{</w:t>
             </w:r>
           </w:p>
           <w:p>
@@ -3219,7 +3508,23 @@
                 <w:sz w:val="16"/>
                 <w:szCs w:val="16"/>
               </w:rPr>
-              <w:t>import { provideZonelessChangeDetection } from '@angular/core';</w:t>
+              <w:t xml:space="preserve">import </w:t>
+            </w:r>
+            <w:proofErr w:type="gramStart"/>
+            <w:r>
+              <w:rPr>
+                <w:sz w:val="16"/>
+                <w:szCs w:val="16"/>
+              </w:rPr>
+              <w:t>{ provideZonelessChangeDetection</w:t>
+            </w:r>
+            <w:proofErr w:type="gramEnd"/>
+            <w:r>
+              <w:rPr>
+                <w:sz w:val="16"/>
+                <w:szCs w:val="16"/>
+              </w:rPr>
+              <w:t xml:space="preserve"> } from '@angular/core';</w:t>
             </w:r>
           </w:p>
           <w:p>
@@ -3234,7 +3539,23 @@
                 <w:sz w:val="16"/>
                 <w:szCs w:val="16"/>
               </w:rPr>
-              <w:t>import { TestBed } from '@angular/core/testing';</w:t>
+              <w:t xml:space="preserve">import </w:t>
+            </w:r>
+            <w:proofErr w:type="gramStart"/>
+            <w:r>
+              <w:rPr>
+                <w:sz w:val="16"/>
+                <w:szCs w:val="16"/>
+              </w:rPr>
+              <w:t>{ TestBed</w:t>
+            </w:r>
+            <w:proofErr w:type="gramEnd"/>
+            <w:r>
+              <w:rPr>
+                <w:sz w:val="16"/>
+                <w:szCs w:val="16"/>
+              </w:rPr>
+              <w:t xml:space="preserve"> } from '@angular/core/testing';</w:t>
             </w:r>
           </w:p>
           <w:p>
@@ -3249,7 +3570,39 @@
                 <w:sz w:val="16"/>
                 <w:szCs w:val="16"/>
               </w:rPr>
-              <w:t>import { App } from './app';</w:t>
+              <w:t xml:space="preserve">import </w:t>
+            </w:r>
+            <w:proofErr w:type="gramStart"/>
+            <w:r>
+              <w:rPr>
+                <w:sz w:val="16"/>
+                <w:szCs w:val="16"/>
+              </w:rPr>
+              <w:t>{ App</w:t>
+            </w:r>
+            <w:proofErr w:type="gramEnd"/>
+            <w:r>
+              <w:rPr>
+                <w:sz w:val="16"/>
+                <w:szCs w:val="16"/>
+              </w:rPr>
+              <w:t xml:space="preserve"> } from </w:t>
+            </w:r>
+            <w:proofErr w:type="gramStart"/>
+            <w:r>
+              <w:rPr>
+                <w:sz w:val="16"/>
+                <w:szCs w:val="16"/>
+              </w:rPr>
+              <w:t>'./</w:t>
+            </w:r>
+            <w:proofErr w:type="gramEnd"/>
+            <w:r>
+              <w:rPr>
+                <w:sz w:val="16"/>
+                <w:szCs w:val="16"/>
+              </w:rPr>
+              <w:t>app';</w:t>
             </w:r>
           </w:p>
           <w:p>
@@ -3267,12 +3620,21 @@
                 <w:szCs w:val="16"/>
               </w:rPr>
             </w:pPr>
+            <w:proofErr w:type="gramStart"/>
             <w:r>
               <w:rPr>
                 <w:sz w:val="16"/>
                 <w:szCs w:val="16"/>
               </w:rPr>
-              <w:t>describe('App', () =&gt; {</w:t>
+              <w:t>describe(</w:t>
+            </w:r>
+            <w:proofErr w:type="gramEnd"/>
+            <w:r>
+              <w:rPr>
+                <w:sz w:val="16"/>
+                <w:szCs w:val="16"/>
+              </w:rPr>
+              <w:t>'App', () =&gt; {</w:t>
             </w:r>
           </w:p>
           <w:p>
@@ -3287,7 +3649,23 @@
                 <w:sz w:val="16"/>
                 <w:szCs w:val="16"/>
               </w:rPr>
-              <w:t xml:space="preserve">  beforeEach(async () =&gt; {</w:t>
+              <w:t xml:space="preserve">  </w:t>
+            </w:r>
+            <w:proofErr w:type="gramStart"/>
+            <w:r>
+              <w:rPr>
+                <w:sz w:val="16"/>
+                <w:szCs w:val="16"/>
+              </w:rPr>
+              <w:t>beforeEach(</w:t>
+            </w:r>
+            <w:proofErr w:type="gramEnd"/>
+            <w:r>
+              <w:rPr>
+                <w:sz w:val="16"/>
+                <w:szCs w:val="16"/>
+              </w:rPr>
+              <w:t>async () =&gt; {</w:t>
             </w:r>
           </w:p>
           <w:p>
@@ -3332,7 +3710,23 @@
                 <w:sz w:val="16"/>
                 <w:szCs w:val="16"/>
               </w:rPr>
-              <w:t xml:space="preserve">      providers: [provideZonelessChangeDetection()]</w:t>
+              <w:t xml:space="preserve">      providers: [</w:t>
+            </w:r>
+            <w:proofErr w:type="gramStart"/>
+            <w:r>
+              <w:rPr>
+                <w:sz w:val="16"/>
+                <w:szCs w:val="16"/>
+              </w:rPr>
+              <w:t>provideZonelessChangeDetection(</w:t>
+            </w:r>
+            <w:proofErr w:type="gramEnd"/>
+            <w:r>
+              <w:rPr>
+                <w:sz w:val="16"/>
+                <w:szCs w:val="16"/>
+              </w:rPr>
+              <w:t>)]</w:t>
             </w:r>
           </w:p>
           <w:p>
@@ -3347,7 +3741,23 @@
                 <w:sz w:val="16"/>
                 <w:szCs w:val="16"/>
               </w:rPr>
-              <w:t xml:space="preserve">    }).compileComponents();</w:t>
+              <w:t xml:space="preserve">    }</w:t>
+            </w:r>
+            <w:proofErr w:type="gramStart"/>
+            <w:r>
+              <w:rPr>
+                <w:sz w:val="16"/>
+                <w:szCs w:val="16"/>
+              </w:rPr>
+              <w:t>).compileComponents</w:t>
+            </w:r>
+            <w:proofErr w:type="gramEnd"/>
+            <w:r>
+              <w:rPr>
+                <w:sz w:val="16"/>
+                <w:szCs w:val="16"/>
+              </w:rPr>
+              <w:t>();</w:t>
             </w:r>
           </w:p>
           <w:p>
@@ -3385,7 +3795,23 @@
                 <w:sz w:val="16"/>
                 <w:szCs w:val="16"/>
               </w:rPr>
-              <w:t xml:space="preserve">  it('should create the app', () =&gt; {</w:t>
+              <w:t xml:space="preserve">  </w:t>
+            </w:r>
+            <w:proofErr w:type="gramStart"/>
+            <w:r>
+              <w:rPr>
+                <w:sz w:val="16"/>
+                <w:szCs w:val="16"/>
+              </w:rPr>
+              <w:t>it(</w:t>
+            </w:r>
+            <w:proofErr w:type="gramEnd"/>
+            <w:r>
+              <w:rPr>
+                <w:sz w:val="16"/>
+                <w:szCs w:val="16"/>
+              </w:rPr>
+              <w:t>'should create the app', () =&gt; {</w:t>
             </w:r>
           </w:p>
           <w:p>
@@ -3438,7 +3864,23 @@
                 <w:sz w:val="16"/>
                 <w:szCs w:val="16"/>
               </w:rPr>
-              <w:t xml:space="preserve">  it('should render title', () =&gt; {</w:t>
+              <w:t xml:space="preserve">  </w:t>
+            </w:r>
+            <w:proofErr w:type="gramStart"/>
+            <w:r>
+              <w:rPr>
+                <w:sz w:val="16"/>
+                <w:szCs w:val="16"/>
+              </w:rPr>
+              <w:t>it(</w:t>
+            </w:r>
+            <w:proofErr w:type="gramEnd"/>
+            <w:r>
+              <w:rPr>
+                <w:sz w:val="16"/>
+                <w:szCs w:val="16"/>
+              </w:rPr>
+              <w:t>'should render title', () =&gt; {</w:t>
             </w:r>
           </w:p>
           <w:p>
@@ -3542,7 +3984,6 @@
         <w:rPr>
           <w:noProof/>
         </w:rPr>
-        <w:lastRenderedPageBreak/>
         <w:drawing>
           <wp:inline distT="0" distB="0" distL="0" distR="0" wp14:anchorId="29504783" wp14:editId="07D44010">
             <wp:extent cx="6363027" cy="3276768"/>
@@ -3559,7 +4000,7 @@
                     <pic:cNvPicPr/>
                   </pic:nvPicPr>
                   <pic:blipFill>
-                    <a:blip r:embed="rId44"/>
+                    <a:blip r:embed="rId43"/>
                     <a:stretch>
                       <a:fillRect/>
                     </a:stretch>
@@ -3585,7 +4026,15 @@
         <w:spacing w:after="0" w:line="240" w:lineRule="auto"/>
       </w:pPr>
       <w:r>
-        <w:t xml:space="preserve">If you want to send data from component to its corresponding html we can make use of </w:t>
+        <w:t xml:space="preserve">If you want to send data from component to its corresponding </w:t>
+      </w:r>
+      <w:proofErr w:type="gramStart"/>
+      <w:r>
+        <w:t>html</w:t>
+      </w:r>
+      <w:proofErr w:type="gramEnd"/>
+      <w:r>
+        <w:t xml:space="preserve"> we can make use of </w:t>
       </w:r>
       <w:r>
         <w:rPr>
@@ -3656,7 +4105,15 @@
           </w:tcPr>
           <w:p>
             <w:r>
-              <w:t>@Component({</w:t>
+              <w:t>@</w:t>
+            </w:r>
+            <w:proofErr w:type="gramStart"/>
+            <w:r>
+              <w:t>Component(</w:t>
+            </w:r>
+            <w:proofErr w:type="gramEnd"/>
+            <w:r>
+              <w:t>{</w:t>
             </w:r>
           </w:p>
           <w:p>
@@ -3770,10 +4227,18 @@
         <w:spacing w:after="0" w:line="240" w:lineRule="auto"/>
       </w:pPr>
       <w:r>
-        <w:t>TS interpolation we always write inside template</w:t>
-      </w:r>
-      <w:r>
-        <w:t>(we use back ticks `` not double quotes or single quotes to represent string)</w:t>
+        <w:t xml:space="preserve">TS interpolation we always write inside </w:t>
+      </w:r>
+      <w:proofErr w:type="gramStart"/>
+      <w:r>
+        <w:t>template</w:t>
+      </w:r>
+      <w:r>
+        <w:t>(</w:t>
+      </w:r>
+      <w:proofErr w:type="gramEnd"/>
+      <w:r>
+        <w:t>we use back ticks `` not double quotes or single quotes to represent string)</w:t>
       </w:r>
       <w:r>
         <w:t xml:space="preserve"> and we write inside </w:t>
@@ -3803,15 +4268,27 @@
       </w:pPr>
       <w:r>
         <w:tab/>
-        <w:t>empName:string = “Azad”;</w:t>
-      </w:r>
-    </w:p>
-    <w:p>
-      <w:pPr>
-        <w:spacing w:after="0" w:line="240" w:lineRule="auto"/>
-      </w:pPr>
-      <w:r>
-        <w:t>console.log(`Hi this is ${empName}`);</w:t>
+      </w:r>
+      <w:proofErr w:type="gramStart"/>
+      <w:r>
+        <w:t>empName:string</w:t>
+      </w:r>
+      <w:proofErr w:type="gramEnd"/>
+      <w:r>
+        <w:t xml:space="preserve"> = “Azad”;</w:t>
+      </w:r>
+    </w:p>
+    <w:p>
+      <w:pPr>
+        <w:spacing w:after="0" w:line="240" w:lineRule="auto"/>
+      </w:pPr>
+      <w:proofErr w:type="gramStart"/>
+      <w:r>
+        <w:t>console.log(</w:t>
+      </w:r>
+      <w:proofErr w:type="gramEnd"/>
+      <w:r>
+        <w:t>`Hi this is ${empName}`);</w:t>
       </w:r>
     </w:p>
     <w:p>
@@ -3989,6 +4466,7 @@
         <w:spacing w:after="0" w:line="240" w:lineRule="auto"/>
       </w:pPr>
       <w:r>
+        <w:lastRenderedPageBreak/>
         <w:t>Each </w:t>
       </w:r>
       <w:r>
@@ -4050,7 +4528,6 @@
           <w:b/>
           <w:bCs/>
         </w:rPr>
-        <w:lastRenderedPageBreak/>
         <w:t>@Component decorator</w:t>
       </w:r>
       <w:r>
@@ -4149,17 +4626,39 @@
           <w:highlight w:val="yellow"/>
         </w:rPr>
       </w:pPr>
+      <w:proofErr w:type="gramStart"/>
       <w:r>
         <w:rPr>
           <w:highlight w:val="yellow"/>
         </w:rPr>
-        <w:t>standalone:true (Not required in Angular 19)</w:t>
-      </w:r>
+        <w:t>standalone:true</w:t>
+      </w:r>
+      <w:proofErr w:type="gramEnd"/>
       <w:r>
         <w:rPr>
           <w:highlight w:val="yellow"/>
         </w:rPr>
-        <w:t>[OPTIONAL]</w:t>
+        <w:t xml:space="preserve"> (Not required in Angular </w:t>
+      </w:r>
+      <w:proofErr w:type="gramStart"/>
+      <w:r>
+        <w:rPr>
+          <w:highlight w:val="yellow"/>
+        </w:rPr>
+        <w:t>19)</w:t>
+      </w:r>
+      <w:r>
+        <w:rPr>
+          <w:highlight w:val="yellow"/>
+        </w:rPr>
+        <w:t>[</w:t>
+      </w:r>
+      <w:proofErr w:type="gramEnd"/>
+      <w:r>
+        <w:rPr>
+          <w:highlight w:val="yellow"/>
+        </w:rPr>
+        <w:t>OPTIONAL]</w:t>
       </w:r>
     </w:p>
     <w:p>
@@ -4170,8 +4669,13 @@
         </w:numPr>
         <w:spacing w:after="0" w:line="240" w:lineRule="auto"/>
       </w:pPr>
-      <w:r>
-        <w:t>imports:[RouterOutlet]</w:t>
+      <w:proofErr w:type="gramStart"/>
+      <w:r>
+        <w:t>imports:[</w:t>
+      </w:r>
+      <w:proofErr w:type="gramEnd"/>
+      <w:r>
+        <w:t>RouterOutlet]</w:t>
       </w:r>
     </w:p>
     <w:p>
@@ -4186,12 +4690,21 @@
       <w:r>
         <w:t>With </w:t>
       </w:r>
-      <w:r>
-        <w:rPr>
-          <w:b/>
-          <w:bCs/>
-        </w:rPr>
-        <w:t>standalone:true , NgModule is not required</w:t>
+      <w:proofErr w:type="gramStart"/>
+      <w:r>
+        <w:rPr>
+          <w:b/>
+          <w:bCs/>
+        </w:rPr>
+        <w:t>standalone:true</w:t>
+      </w:r>
+      <w:proofErr w:type="gramEnd"/>
+      <w:r>
+        <w:rPr>
+          <w:b/>
+          <w:bCs/>
+        </w:rPr>
+        <w:t> , NgModule is not required</w:t>
       </w:r>
       <w:r>
         <w:t>. This will simplified angular code and reduce extra boilerplate code.</w:t>
@@ -4242,12 +4755,21 @@
       <w:r>
         <w:t> in </w:t>
       </w:r>
-      <w:r>
-        <w:rPr>
-          <w:b/>
-          <w:bCs/>
-        </w:rPr>
-        <w:t>app.component.ts</w:t>
+      <w:proofErr w:type="gramStart"/>
+      <w:r>
+        <w:rPr>
+          <w:b/>
+          <w:bCs/>
+        </w:rPr>
+        <w:t>app.component</w:t>
+      </w:r>
+      <w:proofErr w:type="gramEnd"/>
+      <w:r>
+        <w:rPr>
+          <w:b/>
+          <w:bCs/>
+        </w:rPr>
+        <w:t>.ts</w:t>
       </w:r>
       <w:r>
         <w:t> is by default ngApp.</w:t>
@@ -4263,7 +4785,15 @@
         <w:spacing w:after="0" w:line="240" w:lineRule="auto"/>
       </w:pPr>
       <w:r>
-        <w:t>By default every component class is having “export” keyword.</w:t>
+        <w:t xml:space="preserve">By </w:t>
+      </w:r>
+      <w:proofErr w:type="gramStart"/>
+      <w:r>
+        <w:t>default</w:t>
+      </w:r>
+      <w:proofErr w:type="gramEnd"/>
+      <w:r>
+        <w:t xml:space="preserve"> every component class is having “export” keyword.</w:t>
       </w:r>
     </w:p>
     <w:p>
@@ -4295,7 +4825,7 @@
                     <pic:cNvPicPr/>
                   </pic:nvPicPr>
                   <pic:blipFill>
-                    <a:blip r:embed="rId45"/>
+                    <a:blip r:embed="rId44"/>
                     <a:stretch>
                       <a:fillRect/>
                     </a:stretch>
@@ -4376,12 +4906,21 @@
       <w:r>
         <w:t> at the top of export class in </w:t>
       </w:r>
+      <w:proofErr w:type="gramStart"/>
       <w:r>
         <w:rPr>
           <w:i/>
           <w:iCs/>
         </w:rPr>
-        <w:t>app.component.ts</w:t>
+        <w:t>app.component</w:t>
+      </w:r>
+      <w:proofErr w:type="gramEnd"/>
+      <w:r>
+        <w:rPr>
+          <w:i/>
+          <w:iCs/>
+        </w:rPr>
+        <w:t>.ts</w:t>
       </w:r>
       <w:r>
         <w:t>. </w:t>
@@ -4491,7 +5030,7 @@
                     <pic:cNvPicPr/>
                   </pic:nvPicPr>
                   <pic:blipFill>
-                    <a:blip r:embed="rId46"/>
+                    <a:blip r:embed="rId45"/>
                     <a:stretch>
                       <a:fillRect/>
                     </a:stretch>
@@ -4521,8 +5060,13 @@
       <w:pPr>
         <w:spacing w:after="0" w:line="240" w:lineRule="auto"/>
       </w:pPr>
-      <w:r>
-        <w:t>However for global stylesheets like universal selector, containers, grids, fonts, use </w:t>
+      <w:proofErr w:type="gramStart"/>
+      <w:r>
+        <w:t>However</w:t>
+      </w:r>
+      <w:proofErr w:type="gramEnd"/>
+      <w:r>
+        <w:t xml:space="preserve"> for global stylesheets like universal selector, containers, grids, fonts, use </w:t>
       </w:r>
       <w:r>
         <w:rPr>
@@ -4570,7 +5114,7 @@
                     </pic:cNvPicPr>
                   </pic:nvPicPr>
                   <pic:blipFill>
-                    <a:blip r:embed="rId47" cstate="print">
+                    <a:blip r:embed="rId46" cstate="print">
                       <a:extLst>
                         <a:ext uri="{28A0092B-C50C-407E-A947-70E740481C1C}">
                           <a14:useLocalDpi xmlns:a14="http://schemas.microsoft.com/office/drawing/2010/main" val="0"/>
@@ -4645,11 +5189,6 @@
       <w:pPr>
         <w:spacing w:after="0" w:line="240" w:lineRule="auto"/>
       </w:pPr>
-    </w:p>
-    <w:p>
-      <w:pPr>
-        <w:spacing w:after="0" w:line="240" w:lineRule="auto"/>
-      </w:pPr>
       <w:r>
         <w:rPr>
           <w:b/>
@@ -4658,7 +5197,15 @@
         <w:t>Data Binding</w:t>
       </w:r>
       <w:r>
-        <w:t> is one of the amazing feature of angular. Using </w:t>
+        <w:t xml:space="preserve"> is one of the amazing </w:t>
+      </w:r>
+      <w:proofErr w:type="gramStart"/>
+      <w:r>
+        <w:t>feature</w:t>
+      </w:r>
+      <w:proofErr w:type="gramEnd"/>
+      <w:r>
+        <w:t xml:space="preserve"> of angular. Using </w:t>
       </w:r>
       <w:r>
         <w:rPr>
@@ -4900,6 +5447,79 @@
           <w:bCs/>
         </w:rPr>
         <w:t>.</w:t>
+      </w:r>
+    </w:p>
+    <w:p>
+      <w:pPr>
+        <w:numPr>
+          <w:ilvl w:val="0"/>
+          <w:numId w:val="34"/>
+        </w:numPr>
+        <w:spacing w:after="0" w:line="240" w:lineRule="auto"/>
+        <w:rPr>
+          <w:b/>
+          <w:bCs/>
+        </w:rPr>
+      </w:pPr>
+    </w:p>
+    <w:p>
+      <w:pPr>
+        <w:spacing w:after="0" w:line="240" w:lineRule="auto"/>
+      </w:pPr>
+      <w:r>
+        <w:rPr>
+          <w:rFonts w:cstheme="minorHAnsi"/>
+          <w:noProof/>
+          <w:lang w:val="en-US"/>
+        </w:rPr>
+        <w:drawing>
+          <wp:inline distT="0" distB="0" distL="0" distR="0" wp14:anchorId="4BC9A25A" wp14:editId="71869D19">
+            <wp:extent cx="6645910" cy="2397125"/>
+            <wp:effectExtent l="0" t="0" r="2540" b="3175"/>
+            <wp:docPr id="23" name="Picture 23" descr="Component of Data Binding"/>
+            <wp:cNvGraphicFramePr>
+              <a:graphicFrameLocks xmlns:a="http://schemas.openxmlformats.org/drawingml/2006/main" noChangeAspect="1"/>
+            </wp:cNvGraphicFramePr>
+            <a:graphic xmlns:a="http://schemas.openxmlformats.org/drawingml/2006/main">
+              <a:graphicData uri="http://schemas.openxmlformats.org/drawingml/2006/picture">
+                <pic:pic xmlns:pic="http://schemas.openxmlformats.org/drawingml/2006/picture">
+                  <pic:nvPicPr>
+                    <pic:cNvPr id="0" name="Picture 7" descr="Component of Data Binding"/>
+                    <pic:cNvPicPr>
+                      <a:picLocks noChangeAspect="1" noChangeArrowheads="1"/>
+                    </pic:cNvPicPr>
+                  </pic:nvPicPr>
+                  <pic:blipFill>
+                    <a:blip r:embed="rId47">
+                      <a:extLst>
+                        <a:ext uri="{28A0092B-C50C-407E-A947-70E740481C1C}">
+                          <a14:useLocalDpi xmlns:a14="http://schemas.microsoft.com/office/drawing/2010/main" val="0"/>
+                        </a:ext>
+                      </a:extLst>
+                    </a:blip>
+                    <a:srcRect/>
+                    <a:stretch>
+                      <a:fillRect/>
+                    </a:stretch>
+                  </pic:blipFill>
+                  <pic:spPr bwMode="auto">
+                    <a:xfrm>
+                      <a:off x="0" y="0"/>
+                      <a:ext cx="6645910" cy="2397125"/>
+                    </a:xfrm>
+                    <a:prstGeom prst="rect">
+                      <a:avLst/>
+                    </a:prstGeom>
+                    <a:noFill/>
+                    <a:ln>
+                      <a:noFill/>
+                    </a:ln>
+                  </pic:spPr>
+                </pic:pic>
+              </a:graphicData>
+            </a:graphic>
+          </wp:inline>
+        </w:drawing>
       </w:r>
     </w:p>
     <w:p>
@@ -5049,7 +5669,15 @@
         <w:spacing w:after="0" w:line="240" w:lineRule="auto"/>
       </w:pPr>
       <w:r>
-        <w:t>Class, objects, PIE (Polymorpism, Inheritence, Encaulation), abstraction(abstract class + interfaces).</w:t>
+        <w:t xml:space="preserve">Class, objects, PIE (Polymorpism, Inheritence, Encaulation), </w:t>
+      </w:r>
+      <w:proofErr w:type="gramStart"/>
+      <w:r>
+        <w:t>abstraction(</w:t>
+      </w:r>
+      <w:proofErr w:type="gramEnd"/>
+      <w:r>
+        <w:t>abstract class + interfaces).</w:t>
       </w:r>
     </w:p>
     <w:p>
@@ -5111,7 +5739,6 @@
         <w:spacing w:after="0" w:line="240" w:lineRule="auto"/>
       </w:pPr>
       <w:r>
-        <w:lastRenderedPageBreak/>
         <w:t>Decorator</w:t>
       </w:r>
       <w:r>
@@ -5144,7 +5771,15 @@
         <w:t>@</w:t>
       </w:r>
       <w:r>
-        <w:t>symbol. They provides configuration metadata that specifies how a component, class, or method should be processed and used at runtime. Types of decorators are −</w:t>
+        <w:t xml:space="preserve">symbol. They </w:t>
+      </w:r>
+      <w:proofErr w:type="gramStart"/>
+      <w:r>
+        <w:t>provides</w:t>
+      </w:r>
+      <w:proofErr w:type="gramEnd"/>
+      <w:r>
+        <w:t xml:space="preserve"> configuration metadata that specifies how a component, class, or method should be processed and used at runtime. Types of decorators are −</w:t>
       </w:r>
     </w:p>
     <w:p>
@@ -5226,7 +5861,23 @@
                 <w:b/>
                 <w:bCs/>
               </w:rPr>
-              <w:t>@Component({</w:t>
+              <w:t>@</w:t>
+            </w:r>
+            <w:proofErr w:type="gramStart"/>
+            <w:r>
+              <w:rPr>
+                <w:b/>
+                <w:bCs/>
+              </w:rPr>
+              <w:t>Component(</w:t>
+            </w:r>
+            <w:proofErr w:type="gramEnd"/>
+            <w:r>
+              <w:rPr>
+                <w:b/>
+                <w:bCs/>
+              </w:rPr>
+              <w:t>{</w:t>
             </w:r>
           </w:p>
           <w:p>
@@ -5256,7 +5907,23 @@
                 <w:b/>
                 <w:bCs/>
               </w:rPr>
-              <w:t xml:space="preserve">  imports: [RouterOutlet, FormsModule ],</w:t>
+              <w:t xml:space="preserve">  imports: [RouterOutlet, </w:t>
+            </w:r>
+            <w:proofErr w:type="gramStart"/>
+            <w:r>
+              <w:rPr>
+                <w:b/>
+                <w:bCs/>
+              </w:rPr>
+              <w:t>FormsModule ]</w:t>
+            </w:r>
+            <w:proofErr w:type="gramEnd"/>
+            <w:r>
+              <w:rPr>
+                <w:b/>
+                <w:bCs/>
+              </w:rPr>
+              <w:t>,</w:t>
             </w:r>
           </w:p>
           <w:p>
@@ -5355,7 +6022,23 @@
                 <w:b/>
                 <w:bCs/>
               </w:rPr>
-              <w:t>@Input()</w:t>
+              <w:t>@</w:t>
+            </w:r>
+            <w:proofErr w:type="gramStart"/>
+            <w:r>
+              <w:rPr>
+                <w:b/>
+                <w:bCs/>
+              </w:rPr>
+              <w:t>Input(</w:t>
+            </w:r>
+            <w:proofErr w:type="gramEnd"/>
+            <w:r>
+              <w:rPr>
+                <w:b/>
+                <w:bCs/>
+              </w:rPr>
+              <w:t>)</w:t>
             </w:r>
           </w:p>
           <w:p>
@@ -5380,8 +6063,13 @@
               <w:t>empName</w:t>
             </w:r>
             <w:r>
-              <w:t>: string){</w:t>
-            </w:r>
+              <w:t xml:space="preserve">: </w:t>
+            </w:r>
+            <w:proofErr w:type="gramStart"/>
+            <w:r>
+              <w:t>string){</w:t>
+            </w:r>
+            <w:proofErr w:type="gramEnd"/>
           </w:p>
           <w:p/>
           <w:p>
@@ -5415,10 +6103,18 @@
         <w:t>Template / view/ user interface</w:t>
       </w:r>
       <w:r>
-        <w:t xml:space="preserve"> (UI)</w:t>
-      </w:r>
-      <w:r>
-        <w:t xml:space="preserve">  = HTML page.</w:t>
+        <w:t xml:space="preserve"> (</w:t>
+      </w:r>
+      <w:proofErr w:type="gramStart"/>
+      <w:r>
+        <w:t>UI)</w:t>
+      </w:r>
+      <w:r>
+        <w:t xml:space="preserve">  =</w:t>
+      </w:r>
+      <w:proofErr w:type="gramEnd"/>
+      <w:r>
+        <w:t xml:space="preserve"> HTML page.</w:t>
       </w:r>
     </w:p>
     <w:p>
@@ -5476,6 +6172,7 @@
         <w:rPr>
           <w:noProof/>
         </w:rPr>
+        <w:lastRenderedPageBreak/>
         <w:drawing>
           <wp:inline distT="0" distB="0" distL="0" distR="0" wp14:anchorId="7AA63CE9" wp14:editId="296A9B04">
             <wp:extent cx="4941323" cy="3316147"/>
@@ -5549,7 +6246,6 @@
         <w:rPr>
           <w:noProof/>
         </w:rPr>
-        <w:lastRenderedPageBreak/>
         <w:drawing>
           <wp:inline distT="0" distB="0" distL="0" distR="0" wp14:anchorId="2AF900B8" wp14:editId="50E95029">
             <wp:extent cx="5705221" cy="3426106"/>
@@ -5605,11 +6301,120 @@
           <w:bCs/>
         </w:rPr>
       </w:pPr>
-      <w:r>
-        <w:rPr>
-          <w:b/>
-          <w:bCs/>
-        </w:rPr>
+    </w:p>
+    <w:p>
+      <w:pPr>
+        <w:spacing w:after="0" w:line="240" w:lineRule="auto"/>
+        <w:rPr>
+          <w:b/>
+          <w:bCs/>
+        </w:rPr>
+      </w:pPr>
+    </w:p>
+    <w:p>
+      <w:pPr>
+        <w:spacing w:after="0" w:line="240" w:lineRule="auto"/>
+        <w:rPr>
+          <w:b/>
+          <w:bCs/>
+        </w:rPr>
+      </w:pPr>
+    </w:p>
+    <w:p>
+      <w:pPr>
+        <w:spacing w:after="0" w:line="240" w:lineRule="auto"/>
+        <w:rPr>
+          <w:b/>
+          <w:bCs/>
+        </w:rPr>
+      </w:pPr>
+    </w:p>
+    <w:p>
+      <w:pPr>
+        <w:spacing w:after="0" w:line="240" w:lineRule="auto"/>
+        <w:rPr>
+          <w:b/>
+          <w:bCs/>
+        </w:rPr>
+      </w:pPr>
+    </w:p>
+    <w:p>
+      <w:pPr>
+        <w:spacing w:after="0" w:line="240" w:lineRule="auto"/>
+        <w:rPr>
+          <w:b/>
+          <w:bCs/>
+        </w:rPr>
+      </w:pPr>
+    </w:p>
+    <w:p>
+      <w:pPr>
+        <w:spacing w:after="0" w:line="240" w:lineRule="auto"/>
+        <w:rPr>
+          <w:b/>
+          <w:bCs/>
+        </w:rPr>
+      </w:pPr>
+    </w:p>
+    <w:p>
+      <w:pPr>
+        <w:spacing w:after="0" w:line="240" w:lineRule="auto"/>
+        <w:rPr>
+          <w:b/>
+          <w:bCs/>
+        </w:rPr>
+      </w:pPr>
+    </w:p>
+    <w:p>
+      <w:pPr>
+        <w:spacing w:after="0" w:line="240" w:lineRule="auto"/>
+        <w:rPr>
+          <w:b/>
+          <w:bCs/>
+        </w:rPr>
+      </w:pPr>
+    </w:p>
+    <w:p>
+      <w:pPr>
+        <w:spacing w:after="0" w:line="240" w:lineRule="auto"/>
+        <w:rPr>
+          <w:b/>
+          <w:bCs/>
+        </w:rPr>
+      </w:pPr>
+    </w:p>
+    <w:p>
+      <w:pPr>
+        <w:spacing w:after="0" w:line="240" w:lineRule="auto"/>
+        <w:rPr>
+          <w:b/>
+          <w:bCs/>
+        </w:rPr>
+      </w:pPr>
+    </w:p>
+    <w:p>
+      <w:pPr>
+        <w:spacing w:after="0" w:line="240" w:lineRule="auto"/>
+        <w:rPr>
+          <w:b/>
+          <w:bCs/>
+        </w:rPr>
+      </w:pPr>
+    </w:p>
+    <w:p>
+      <w:pPr>
+        <w:spacing w:after="0" w:line="240" w:lineRule="auto"/>
+        <w:rPr>
+          <w:b/>
+          <w:bCs/>
+        </w:rPr>
+      </w:pPr>
+      <w:r>
+        <w:rPr>
+          <w:b/>
+          <w:bCs/>
+        </w:rPr>
+        <w:lastRenderedPageBreak/>
         <w:t>MVC flow / Angular flow:</w:t>
       </w:r>
     </w:p>
@@ -5618,11 +6423,16 @@
         <w:spacing w:after="0" w:line="240" w:lineRule="auto"/>
       </w:pPr>
       <w:r>
+        <w:rPr>
+          <w:rFonts w:cstheme="minorHAnsi"/>
+          <w:noProof/>
+          <w:lang w:val="en-US"/>
+        </w:rPr>
         <w:drawing>
-          <wp:inline distT="0" distB="0" distL="0" distR="0" wp14:anchorId="40E85639" wp14:editId="3D762DF2">
-            <wp:extent cx="6645910" cy="2912745"/>
-            <wp:effectExtent l="0" t="0" r="2540" b="1905"/>
-            <wp:docPr id="2005573496" name="Picture 1"/>
+          <wp:inline distT="0" distB="0" distL="0" distR="0" wp14:anchorId="6726D5A1" wp14:editId="57DE7208">
+            <wp:extent cx="6644005" cy="2597150"/>
+            <wp:effectExtent l="0" t="0" r="4445" b="0"/>
+            <wp:docPr id="12" name="Picture 12"/>
             <wp:cNvGraphicFramePr>
               <a:graphicFrameLocks xmlns:a="http://schemas.openxmlformats.org/drawingml/2006/main" noChangeAspect="1"/>
             </wp:cNvGraphicFramePr>
@@ -5630,23 +6440,36 @@
               <a:graphicData uri="http://schemas.openxmlformats.org/drawingml/2006/picture">
                 <pic:pic xmlns:pic="http://schemas.openxmlformats.org/drawingml/2006/picture">
                   <pic:nvPicPr>
-                    <pic:cNvPr id="2005573496" name=""/>
-                    <pic:cNvPicPr/>
+                    <pic:cNvPr id="0" name="Picture 2"/>
+                    <pic:cNvPicPr>
+                      <a:picLocks noChangeAspect="1" noChangeArrowheads="1"/>
+                    </pic:cNvPicPr>
                   </pic:nvPicPr>
                   <pic:blipFill>
-                    <a:blip r:embed="rId53"/>
+                    <a:blip r:embed="rId53">
+                      <a:extLst>
+                        <a:ext uri="{28A0092B-C50C-407E-A947-70E740481C1C}">
+                          <a14:useLocalDpi xmlns:a14="http://schemas.microsoft.com/office/drawing/2010/main" val="0"/>
+                        </a:ext>
+                      </a:extLst>
+                    </a:blip>
+                    <a:srcRect/>
                     <a:stretch>
                       <a:fillRect/>
                     </a:stretch>
                   </pic:blipFill>
-                  <pic:spPr>
+                  <pic:spPr bwMode="auto">
                     <a:xfrm>
                       <a:off x="0" y="0"/>
-                      <a:ext cx="6645910" cy="2912745"/>
+                      <a:ext cx="6644005" cy="2597150"/>
                     </a:xfrm>
                     <a:prstGeom prst="rect">
                       <a:avLst/>
                     </a:prstGeom>
+                    <a:noFill/>
+                    <a:ln>
+                      <a:noFill/>
+                    </a:ln>
                   </pic:spPr>
                 </pic:pic>
               </a:graphicData>
@@ -5681,7 +6504,70 @@
         <w:rPr>
           <w:lang w:val="en-US"/>
         </w:rPr>
-        <w:t>MVC Model View Controller.</w:t>
+        <w:t xml:space="preserve">MVC </w:t>
+      </w:r>
+      <w:r>
+        <w:rPr>
+          <w:lang w:val="en-US"/>
+        </w:rPr>
+        <w:t>[</w:t>
+      </w:r>
+      <w:r>
+        <w:rPr>
+          <w:b/>
+          <w:bCs/>
+          <w:highlight w:val="yellow"/>
+          <w:lang w:val="en-US"/>
+        </w:rPr>
+        <w:t>M</w:t>
+      </w:r>
+      <w:r>
+        <w:rPr>
+          <w:lang w:val="en-US"/>
+        </w:rPr>
+        <w:t xml:space="preserve">odel </w:t>
+      </w:r>
+      <w:r>
+        <w:rPr>
+          <w:b/>
+          <w:bCs/>
+          <w:highlight w:val="yellow"/>
+          <w:lang w:val="en-US"/>
+        </w:rPr>
+        <w:t>V</w:t>
+      </w:r>
+      <w:r>
+        <w:rPr>
+          <w:lang w:val="en-US"/>
+        </w:rPr>
+        <w:t xml:space="preserve">iew </w:t>
+      </w:r>
+      <w:r>
+        <w:rPr>
+          <w:b/>
+          <w:bCs/>
+          <w:highlight w:val="yellow"/>
+          <w:lang w:val="en-US"/>
+        </w:rPr>
+        <w:t>C</w:t>
+      </w:r>
+      <w:r>
+        <w:rPr>
+          <w:lang w:val="en-US"/>
+        </w:rPr>
+        <w:t>ontroller</w:t>
+      </w:r>
+      <w:r>
+        <w:rPr>
+          <w:lang w:val="en-US"/>
+        </w:rPr>
+        <w:t>]</w:t>
+      </w:r>
+      <w:r>
+        <w:rPr>
+          <w:lang w:val="en-US"/>
+        </w:rPr>
+        <w:t>.</w:t>
       </w:r>
     </w:p>
     <w:tbl>
@@ -5755,7 +6641,15 @@
               <w:rPr>
                 <w:lang w:val="en-US"/>
               </w:rPr>
-              <w:t>M = Model       Services (TS classes) = @Injectable</w:t>
+              <w:t xml:space="preserve">M = Model       Services (TS classes) = </w:t>
+            </w:r>
+            <w:r>
+              <w:rPr>
+                <w:b/>
+                <w:bCs/>
+                <w:lang w:val="en-US"/>
+              </w:rPr>
+              <w:t>@Injectable</w:t>
             </w:r>
           </w:p>
           <w:p>
@@ -5781,7 +6675,29 @@
               <w:rPr>
                 <w:lang w:val="en-US"/>
               </w:rPr>
-              <w:t>C = Controller  Component (TS classes) = @Component</w:t>
+              <w:t xml:space="preserve">C = </w:t>
+            </w:r>
+            <w:proofErr w:type="gramStart"/>
+            <w:r>
+              <w:rPr>
+                <w:lang w:val="en-US"/>
+              </w:rPr>
+              <w:t>Controller  Component</w:t>
+            </w:r>
+            <w:proofErr w:type="gramEnd"/>
+            <w:r>
+              <w:rPr>
+                <w:lang w:val="en-US"/>
+              </w:rPr>
+              <w:t xml:space="preserve"> (TS classes) = </w:t>
+            </w:r>
+            <w:r>
+              <w:rPr>
+                <w:b/>
+                <w:bCs/>
+                <w:lang w:val="en-US"/>
+              </w:rPr>
+              <w:t>@Component</w:t>
             </w:r>
           </w:p>
         </w:tc>
@@ -5799,7 +6715,27 @@
               <w:rPr>
                 <w:lang w:val="en-US"/>
               </w:rPr>
-              <w:t>M = Model       Services(java classes) = @Service</w:t>
+              <w:t>M = Model       Services</w:t>
+            </w:r>
+            <w:r>
+              <w:rPr>
+                <w:lang w:val="en-US"/>
+              </w:rPr>
+              <w:t xml:space="preserve"> </w:t>
+            </w:r>
+            <w:r>
+              <w:rPr>
+                <w:lang w:val="en-US"/>
+              </w:rPr>
+              <w:t xml:space="preserve">(java classes) = </w:t>
+            </w:r>
+            <w:r>
+              <w:rPr>
+                <w:b/>
+                <w:bCs/>
+                <w:lang w:val="en-US"/>
+              </w:rPr>
+              <w:t>@Service</w:t>
             </w:r>
           </w:p>
           <w:p>
@@ -5812,7 +6748,19 @@
               <w:rPr>
                 <w:lang w:val="en-US"/>
               </w:rPr>
-              <w:t>V = View        HTML / agular / reactJS</w:t>
+              <w:t>V = View        HTML / a</w:t>
+            </w:r>
+            <w:r>
+              <w:rPr>
+                <w:lang w:val="en-US"/>
+              </w:rPr>
+              <w:t>n</w:t>
+            </w:r>
+            <w:r>
+              <w:rPr>
+                <w:lang w:val="en-US"/>
+              </w:rPr>
+              <w:t>gular / reactJS</w:t>
             </w:r>
           </w:p>
           <w:p>
@@ -5825,19 +6773,37 @@
               <w:rPr>
                 <w:lang w:val="en-US"/>
               </w:rPr>
-              <w:t>C = Controller  controller(java classes)=</w:t>
-            </w:r>
+              <w:t xml:space="preserve">C = </w:t>
+            </w:r>
+            <w:proofErr w:type="gramStart"/>
             <w:r>
               <w:rPr>
                 <w:lang w:val="en-US"/>
               </w:rPr>
-              <w:t>@</w:t>
-            </w:r>
+              <w:t>Controller  controller</w:t>
+            </w:r>
+            <w:proofErr w:type="gramEnd"/>
             <w:r>
               <w:rPr>
                 <w:lang w:val="en-US"/>
               </w:rPr>
-              <w:t>RestController</w:t>
+              <w:t xml:space="preserve">(java </w:t>
+            </w:r>
+            <w:proofErr w:type="gramStart"/>
+            <w:r>
+              <w:rPr>
+                <w:lang w:val="en-US"/>
+              </w:rPr>
+              <w:t>classes)=</w:t>
+            </w:r>
+            <w:proofErr w:type="gramEnd"/>
+            <w:r>
+              <w:rPr>
+                <w:b/>
+                <w:bCs/>
+                <w:lang w:val="en-US"/>
+              </w:rPr>
+              <w:t>@RestController</w:t>
             </w:r>
           </w:p>
         </w:tc>
@@ -5862,7 +6828,21 @@
         <w:rPr>
           <w:lang w:val="en-US"/>
         </w:rPr>
-        <w:t>Model = services = For writing business logic.</w:t>
+        <w:t xml:space="preserve">Model = services = </w:t>
+      </w:r>
+      <w:r>
+        <w:rPr>
+          <w:b/>
+          <w:bCs/>
+          <w:lang w:val="en-US"/>
+        </w:rPr>
+        <w:t>For writing business logic</w:t>
+      </w:r>
+      <w:r>
+        <w:rPr>
+          <w:lang w:val="en-US"/>
+        </w:rPr>
+        <w:t>.</w:t>
       </w:r>
     </w:p>
     <w:p>
@@ -5890,16 +6870,36 @@
         <w:rPr>
           <w:lang w:val="en-US"/>
         </w:rPr>
-        <w:t xml:space="preserve">Controller = components = Request </w:t>
-      </w:r>
-      <w:r>
-        <w:rPr>
-          <w:lang w:val="en-US"/>
-        </w:rPr>
-        <w:t xml:space="preserve">and response </w:t>
-      </w:r>
-      <w:r>
-        <w:rPr>
+        <w:t xml:space="preserve">Controller = components = </w:t>
+      </w:r>
+      <w:r>
+        <w:rPr>
+          <w:b/>
+          <w:bCs/>
+          <w:lang w:val="en-US"/>
+        </w:rPr>
+        <w:t xml:space="preserve">Request </w:t>
+      </w:r>
+      <w:r>
+        <w:rPr>
+          <w:b/>
+          <w:bCs/>
+          <w:lang w:val="en-US"/>
+        </w:rPr>
+        <w:t>OR</w:t>
+      </w:r>
+      <w:r>
+        <w:rPr>
+          <w:b/>
+          <w:bCs/>
+          <w:lang w:val="en-US"/>
+        </w:rPr>
+        <w:t xml:space="preserve"> response </w:t>
+      </w:r>
+      <w:r>
+        <w:rPr>
+          <w:b/>
+          <w:bCs/>
           <w:lang w:val="en-US"/>
         </w:rPr>
         <w:t>processing logic.</w:t>
@@ -5928,38 +6928,1066 @@
           <w:lang w:val="en-US"/>
         </w:rPr>
       </w:pPr>
-    </w:p>
-    <w:p>
-      <w:pPr>
-        <w:spacing w:after="0" w:line="240" w:lineRule="auto"/>
-        <w:rPr>
-          <w:lang w:val="en-US"/>
-        </w:rPr>
-      </w:pPr>
-    </w:p>
-    <w:p>
-      <w:pPr>
-        <w:spacing w:after="0" w:line="240" w:lineRule="auto"/>
-        <w:rPr>
-          <w:lang w:val="en-US"/>
-        </w:rPr>
-      </w:pPr>
-    </w:p>
-    <w:p>
-      <w:pPr>
-        <w:spacing w:after="0" w:line="240" w:lineRule="auto"/>
-        <w:rPr>
-          <w:lang w:val="en-US"/>
-        </w:rPr>
-      </w:pPr>
-    </w:p>
-    <w:p>
-      <w:pPr>
-        <w:spacing w:after="0" w:line="240" w:lineRule="auto"/>
-        <w:rPr>
-          <w:lang w:val="en-US"/>
-        </w:rPr>
-      </w:pPr>
+      <w:r>
+        <w:rPr>
+          <w:lang w:val="en-US"/>
+        </w:rPr>
+        <w:t>In Angular we will be having some other concepts also along with Components.</w:t>
+      </w:r>
+    </w:p>
+    <w:p>
+      <w:pPr>
+        <w:pStyle w:val="ListParagraph"/>
+        <w:numPr>
+          <w:ilvl w:val="0"/>
+          <w:numId w:val="36"/>
+        </w:numPr>
+        <w:spacing w:after="0" w:line="240" w:lineRule="auto"/>
+        <w:rPr>
+          <w:lang w:val="en-US"/>
+        </w:rPr>
+      </w:pPr>
+      <w:r>
+        <w:rPr>
+          <w:lang w:val="en-US"/>
+        </w:rPr>
+        <w:t>Directives.</w:t>
+      </w:r>
+      <w:r>
+        <w:rPr>
+          <w:lang w:val="en-US"/>
+        </w:rPr>
+        <w:t xml:space="preserve"> </w:t>
+      </w:r>
+      <w:r>
+        <w:rPr>
+          <w:lang w:val="en-US"/>
+        </w:rPr>
+        <w:sym w:font="Wingdings" w:char="F0E8"/>
+      </w:r>
+      <w:r>
+        <w:rPr>
+          <w:lang w:val="en-US"/>
+        </w:rPr>
+        <w:t xml:space="preserve"> conditional </w:t>
+      </w:r>
+      <w:proofErr w:type="gramStart"/>
+      <w:r>
+        <w:rPr>
+          <w:lang w:val="en-US"/>
+        </w:rPr>
+        <w:t>statements.[if,if</w:t>
+      </w:r>
+      <w:proofErr w:type="gramEnd"/>
+      <w:r>
+        <w:rPr>
+          <w:lang w:val="en-US"/>
+        </w:rPr>
+        <w:t>-else], iterational [for, switch…etc]</w:t>
+      </w:r>
+    </w:p>
+    <w:p>
+      <w:pPr>
+        <w:pStyle w:val="ListParagraph"/>
+        <w:numPr>
+          <w:ilvl w:val="0"/>
+          <w:numId w:val="36"/>
+        </w:numPr>
+        <w:spacing w:after="0" w:line="240" w:lineRule="auto"/>
+        <w:rPr>
+          <w:lang w:val="en-US"/>
+        </w:rPr>
+      </w:pPr>
+      <w:r>
+        <w:rPr>
+          <w:lang w:val="en-US"/>
+        </w:rPr>
+        <w:t>Pipes.</w:t>
+      </w:r>
+    </w:p>
+    <w:p>
+      <w:pPr>
+        <w:pStyle w:val="ListParagraph"/>
+        <w:numPr>
+          <w:ilvl w:val="0"/>
+          <w:numId w:val="36"/>
+        </w:numPr>
+        <w:spacing w:after="0" w:line="240" w:lineRule="auto"/>
+        <w:rPr>
+          <w:lang w:val="en-US"/>
+        </w:rPr>
+      </w:pPr>
+      <w:r>
+        <w:rPr>
+          <w:lang w:val="en-US"/>
+        </w:rPr>
+        <w:t>Services.</w:t>
+      </w:r>
+    </w:p>
+    <w:p>
+      <w:pPr>
+        <w:spacing w:after="0" w:line="240" w:lineRule="auto"/>
+        <w:rPr>
+          <w:lang w:val="en-US"/>
+        </w:rPr>
+      </w:pPr>
+    </w:p>
+    <w:p>
+      <w:pPr>
+        <w:spacing w:after="0" w:line="240" w:lineRule="auto"/>
+        <w:rPr>
+          <w:lang w:val="en-US"/>
+        </w:rPr>
+      </w:pPr>
+      <w:proofErr w:type="gramStart"/>
+      <w:r>
+        <w:rPr>
+          <w:lang w:val="en-US"/>
+        </w:rPr>
+        <w:t>Lets</w:t>
+      </w:r>
+      <w:proofErr w:type="gramEnd"/>
+      <w:r>
+        <w:rPr>
+          <w:lang w:val="en-US"/>
+        </w:rPr>
+        <w:t xml:space="preserve"> see one directive example. </w:t>
+      </w:r>
+      <w:r>
+        <w:rPr>
+          <w:lang w:val="en-US"/>
+        </w:rPr>
+        <w:sym w:font="Wingdings" w:char="F0E8"/>
+      </w:r>
+      <w:r>
+        <w:rPr>
+          <w:lang w:val="en-US"/>
+        </w:rPr>
+        <w:t xml:space="preserve"> ngIf.</w:t>
+      </w:r>
+    </w:p>
+    <w:tbl>
+      <w:tblPr>
+        <w:tblStyle w:val="TableGrid"/>
+        <w:tblW w:w="0" w:type="auto"/>
+        <w:tblLook w:val="04A0" w:firstRow="1" w:lastRow="0" w:firstColumn="1" w:lastColumn="0" w:noHBand="0" w:noVBand="1"/>
+      </w:tblPr>
+      <w:tblGrid>
+        <w:gridCol w:w="5228"/>
+        <w:gridCol w:w="5228"/>
+      </w:tblGrid>
+      <w:tr>
+        <w:tc>
+          <w:tcPr>
+            <w:tcW w:w="5228" w:type="dxa"/>
+          </w:tcPr>
+          <w:p>
+            <w:r>
+              <w:t>export class App { </w:t>
+            </w:r>
+          </w:p>
+          <w:p>
+            <w:r>
+              <w:t>  empName: string = `mr. Azad Shaik...!!`;</w:t>
+            </w:r>
+          </w:p>
+          <w:p>
+            <w:r>
+              <w:t>  isMale: boolean = true;</w:t>
+            </w:r>
+          </w:p>
+          <w:p>
+            <w:pPr>
+              <w:rPr>
+                <w:lang w:val="en-US"/>
+              </w:rPr>
+            </w:pPr>
+            <w:r>
+              <w:t>}</w:t>
+            </w:r>
+          </w:p>
+        </w:tc>
+        <w:tc>
+          <w:tcPr>
+            <w:tcW w:w="5228" w:type="dxa"/>
+          </w:tcPr>
+          <w:p>
+            <w:r>
+              <w:t xml:space="preserve">&lt;div </w:t>
+            </w:r>
+            <w:r>
+              <w:rPr>
+                <w:b/>
+                <w:bCs/>
+                <w:highlight w:val="yellow"/>
+              </w:rPr>
+              <w:t>*ngIf</w:t>
+            </w:r>
+            <w:r>
+              <w:t>="isMale"&gt;</w:t>
+            </w:r>
+          </w:p>
+          <w:p>
+            <w:r>
+              <w:t>    {{empName}}</w:t>
+            </w:r>
+          </w:p>
+          <w:p>
+            <w:r>
+              <w:t>&lt;/div&gt;</w:t>
+            </w:r>
+          </w:p>
+          <w:p>
+            <w:pPr>
+              <w:rPr>
+                <w:lang w:val="en-US"/>
+              </w:rPr>
+            </w:pPr>
+          </w:p>
+        </w:tc>
+      </w:tr>
+    </w:tbl>
+    <w:p>
+      <w:pPr>
+        <w:spacing w:after="0" w:line="240" w:lineRule="auto"/>
+        <w:rPr>
+          <w:lang w:val="en-US"/>
+        </w:rPr>
+      </w:pPr>
+    </w:p>
+    <w:p>
+      <w:pPr>
+        <w:spacing w:after="0" w:line="240" w:lineRule="auto"/>
+        <w:rPr>
+          <w:lang w:val="en-US"/>
+        </w:rPr>
+      </w:pPr>
+    </w:p>
+    <w:p>
+      <w:pPr>
+        <w:spacing w:after="0" w:line="240" w:lineRule="auto"/>
+        <w:rPr>
+          <w:lang w:val="en-US"/>
+        </w:rPr>
+      </w:pPr>
+      <w:r>
+        <w:rPr>
+          <w:lang w:val="en-US"/>
+        </w:rPr>
+        <w:t xml:space="preserve">How to create services in angular? </w:t>
+      </w:r>
+    </w:p>
+    <w:p>
+      <w:pPr>
+        <w:spacing w:after="0" w:line="240" w:lineRule="auto"/>
+        <w:rPr>
+          <w:lang w:val="en-US"/>
+        </w:rPr>
+      </w:pPr>
+      <w:r>
+        <w:rPr>
+          <w:lang w:val="en-US"/>
+        </w:rPr>
+        <w:t>Similar way how we created component, we can create services also.</w:t>
+      </w:r>
+    </w:p>
+    <w:p>
+      <w:pPr>
+        <w:spacing w:after="0" w:line="240" w:lineRule="auto"/>
+        <w:rPr>
+          <w:b/>
+          <w:bCs/>
+          <w:lang w:val="en-US"/>
+        </w:rPr>
+      </w:pPr>
+      <w:r>
+        <w:rPr>
+          <w:b/>
+          <w:bCs/>
+          <w:highlight w:val="yellow"/>
+          <w:lang w:val="en-US"/>
+        </w:rPr>
+        <w:t>$ ng generate service serviceName</w:t>
+      </w:r>
+      <w:r>
+        <w:rPr>
+          <w:b/>
+          <w:bCs/>
+          <w:highlight w:val="yellow"/>
+          <w:lang w:val="en-US"/>
+        </w:rPr>
+        <w:t xml:space="preserve">    OR $ ng g s serviceName</w:t>
+      </w:r>
+    </w:p>
+    <w:p>
+      <w:pPr>
+        <w:spacing w:after="0" w:line="240" w:lineRule="auto"/>
+      </w:pPr>
+      <w:r>
+        <w:t xml:space="preserve">Eg: </w:t>
+      </w:r>
+    </w:p>
+    <w:p>
+      <w:pPr>
+        <w:spacing w:after="0" w:line="240" w:lineRule="auto"/>
+        <w:rPr>
+          <w:b/>
+          <w:bCs/>
+          <w:lang w:val="en-US"/>
+        </w:rPr>
+      </w:pPr>
+      <w:r>
+        <w:t xml:space="preserve">     </w:t>
+      </w:r>
+      <w:r>
+        <w:rPr>
+          <w:b/>
+          <w:bCs/>
+          <w:highlight w:val="yellow"/>
+        </w:rPr>
+        <w:t>$ ng generate service services/employee/employee</w:t>
+      </w:r>
+    </w:p>
+    <w:p>
+      <w:pPr>
+        <w:spacing w:after="0" w:line="240" w:lineRule="auto"/>
+        <w:rPr>
+          <w:lang w:val="en-US"/>
+        </w:rPr>
+      </w:pPr>
+    </w:p>
+    <w:p>
+      <w:pPr>
+        <w:spacing w:after="0" w:line="240" w:lineRule="auto"/>
+        <w:rPr>
+          <w:lang w:val="en-US"/>
+        </w:rPr>
+      </w:pPr>
+      <w:r>
+        <w:rPr>
+          <w:lang w:val="en-US"/>
+        </w:rPr>
+        <w:t xml:space="preserve">When we run above command, ng going to create a service under </w:t>
+      </w:r>
+      <w:r>
+        <w:rPr>
+          <w:b/>
+          <w:bCs/>
+          <w:lang w:val="en-US"/>
+        </w:rPr>
+        <w:t>app</w:t>
+      </w:r>
+      <w:r>
+        <w:rPr>
+          <w:b/>
+          <w:bCs/>
+          <w:lang w:val="en-US"/>
+        </w:rPr>
+        <w:t xml:space="preserve"> </w:t>
+      </w:r>
+      <w:r>
+        <w:rPr>
+          <w:lang w:val="en-US"/>
+        </w:rPr>
+        <w:t>folder we can see below.</w:t>
+      </w:r>
+    </w:p>
+    <w:p>
+      <w:pPr>
+        <w:spacing w:after="0" w:line="240" w:lineRule="auto"/>
+        <w:rPr>
+          <w:lang w:val="en-US"/>
+        </w:rPr>
+      </w:pPr>
+      <w:r>
+        <w:rPr>
+          <w:lang w:val="en-US"/>
+        </w:rPr>
+        <w:t xml:space="preserve">When we create </w:t>
+      </w:r>
+      <w:proofErr w:type="gramStart"/>
+      <w:r>
+        <w:rPr>
+          <w:lang w:val="en-US"/>
+        </w:rPr>
+        <w:t>service</w:t>
+      </w:r>
+      <w:proofErr w:type="gramEnd"/>
+      <w:r>
+        <w:rPr>
+          <w:lang w:val="en-US"/>
+        </w:rPr>
+        <w:t xml:space="preserve"> it is going to create two files.</w:t>
+      </w:r>
+    </w:p>
+    <w:p>
+      <w:pPr>
+        <w:pStyle w:val="ListParagraph"/>
+        <w:numPr>
+          <w:ilvl w:val="0"/>
+          <w:numId w:val="37"/>
+        </w:numPr>
+        <w:spacing w:after="0" w:line="240" w:lineRule="auto"/>
+        <w:rPr>
+          <w:lang w:val="en-US"/>
+        </w:rPr>
+      </w:pPr>
+      <w:r>
+        <w:rPr>
+          <w:lang w:val="en-US"/>
+        </w:rPr>
+        <w:t>Service spec.ts file.</w:t>
+      </w:r>
+    </w:p>
+    <w:p>
+      <w:pPr>
+        <w:pStyle w:val="ListParagraph"/>
+        <w:numPr>
+          <w:ilvl w:val="0"/>
+          <w:numId w:val="37"/>
+        </w:numPr>
+        <w:spacing w:after="0" w:line="240" w:lineRule="auto"/>
+        <w:rPr>
+          <w:lang w:val="en-US"/>
+        </w:rPr>
+      </w:pPr>
+      <w:r>
+        <w:rPr>
+          <w:lang w:val="en-US"/>
+        </w:rPr>
+        <w:t>Service ts file.</w:t>
+      </w:r>
+    </w:p>
+    <w:p>
+      <w:pPr>
+        <w:spacing w:after="0" w:line="240" w:lineRule="auto"/>
+        <w:rPr>
+          <w:lang w:val="en-US"/>
+        </w:rPr>
+      </w:pPr>
+      <w:r>
+        <w:rPr>
+          <w:lang w:val="en-US"/>
+        </w:rPr>
+        <w:lastRenderedPageBreak/>
+        <w:drawing>
+          <wp:inline distT="0" distB="0" distL="0" distR="0" wp14:anchorId="18A192F6" wp14:editId="20584A16">
+            <wp:extent cx="4940554" cy="3587934"/>
+            <wp:effectExtent l="0" t="0" r="6350" b="0"/>
+            <wp:docPr id="1627521581" name="Picture 1"/>
+            <wp:cNvGraphicFramePr>
+              <a:graphicFrameLocks xmlns:a="http://schemas.openxmlformats.org/drawingml/2006/main" noChangeAspect="1"/>
+            </wp:cNvGraphicFramePr>
+            <a:graphic xmlns:a="http://schemas.openxmlformats.org/drawingml/2006/main">
+              <a:graphicData uri="http://schemas.openxmlformats.org/drawingml/2006/picture">
+                <pic:pic xmlns:pic="http://schemas.openxmlformats.org/drawingml/2006/picture">
+                  <pic:nvPicPr>
+                    <pic:cNvPr id="1627521581" name=""/>
+                    <pic:cNvPicPr/>
+                  </pic:nvPicPr>
+                  <pic:blipFill>
+                    <a:blip r:embed="rId54"/>
+                    <a:stretch>
+                      <a:fillRect/>
+                    </a:stretch>
+                  </pic:blipFill>
+                  <pic:spPr>
+                    <a:xfrm>
+                      <a:off x="0" y="0"/>
+                      <a:ext cx="4940554" cy="3587934"/>
+                    </a:xfrm>
+                    <a:prstGeom prst="rect">
+                      <a:avLst/>
+                    </a:prstGeom>
+                  </pic:spPr>
+                </pic:pic>
+              </a:graphicData>
+            </a:graphic>
+          </wp:inline>
+        </w:drawing>
+      </w:r>
+    </w:p>
+    <w:p>
+      <w:pPr>
+        <w:spacing w:after="0" w:line="240" w:lineRule="auto"/>
+        <w:rPr>
+          <w:lang w:val="en-US"/>
+        </w:rPr>
+      </w:pPr>
+    </w:p>
+    <w:p>
+      <w:pPr>
+        <w:spacing w:after="0" w:line="240" w:lineRule="auto"/>
+        <w:rPr>
+          <w:lang w:val="en-US"/>
+        </w:rPr>
+      </w:pPr>
+    </w:p>
+    <w:p>
+      <w:pPr>
+        <w:spacing w:after="0" w:line="240" w:lineRule="auto"/>
+        <w:rPr>
+          <w:lang w:val="en-US"/>
+        </w:rPr>
+      </w:pPr>
+    </w:p>
+    <w:p>
+      <w:pPr>
+        <w:spacing w:after="0" w:line="240" w:lineRule="auto"/>
+        <w:rPr>
+          <w:lang w:val="en-US"/>
+        </w:rPr>
+      </w:pPr>
+      <w:r>
+        <w:rPr>
+          <w:lang w:val="en-US"/>
+        </w:rPr>
+        <w:t xml:space="preserve">In </w:t>
+      </w:r>
+      <w:proofErr w:type="gramStart"/>
+      <w:r>
+        <w:rPr>
+          <w:lang w:val="en-US"/>
+        </w:rPr>
+        <w:t>general</w:t>
+      </w:r>
+      <w:proofErr w:type="gramEnd"/>
+      <w:r>
+        <w:rPr>
+          <w:lang w:val="en-US"/>
+        </w:rPr>
+        <w:t xml:space="preserve"> in angular or spring</w:t>
+      </w:r>
+      <w:r>
+        <w:rPr>
+          <w:lang w:val="en-US"/>
+        </w:rPr>
+        <w:t xml:space="preserve">/spring mvc, spring </w:t>
+      </w:r>
+      <w:proofErr w:type="gramStart"/>
+      <w:r>
+        <w:rPr>
+          <w:lang w:val="en-US"/>
+        </w:rPr>
+        <w:t xml:space="preserve">boot </w:t>
+      </w:r>
+      <w:r>
+        <w:rPr>
+          <w:lang w:val="en-US"/>
+        </w:rPr>
+        <w:t xml:space="preserve"> programmer</w:t>
+      </w:r>
+      <w:proofErr w:type="gramEnd"/>
+      <w:r>
+        <w:rPr>
+          <w:lang w:val="en-US"/>
+        </w:rPr>
+        <w:t xml:space="preserve"> will not directly </w:t>
+      </w:r>
+      <w:proofErr w:type="gramStart"/>
+      <w:r>
+        <w:rPr>
+          <w:lang w:val="en-US"/>
+        </w:rPr>
+        <w:t>creates</w:t>
+      </w:r>
+      <w:proofErr w:type="gramEnd"/>
+      <w:r>
+        <w:rPr>
+          <w:lang w:val="en-US"/>
+        </w:rPr>
+        <w:t xml:space="preserve"> the objects to services.</w:t>
+      </w:r>
+    </w:p>
+    <w:p>
+      <w:pPr>
+        <w:spacing w:after="0" w:line="240" w:lineRule="auto"/>
+        <w:rPr>
+          <w:lang w:val="en-US"/>
+        </w:rPr>
+      </w:pPr>
+      <w:r>
+        <w:rPr>
+          <w:lang w:val="en-US"/>
+        </w:rPr>
+        <w:t xml:space="preserve">Framework only creates service object and </w:t>
+      </w:r>
+      <w:proofErr w:type="gramStart"/>
+      <w:r>
+        <w:rPr>
+          <w:lang w:val="en-US"/>
+        </w:rPr>
+        <w:t>give</w:t>
+      </w:r>
+      <w:proofErr w:type="gramEnd"/>
+      <w:r>
+        <w:rPr>
+          <w:lang w:val="en-US"/>
+        </w:rPr>
+        <w:t xml:space="preserve"> it.</w:t>
+      </w:r>
+      <w:r>
+        <w:rPr>
+          <w:lang w:val="en-US"/>
+        </w:rPr>
+        <w:t xml:space="preserve"> This approach is called as </w:t>
+      </w:r>
+      <w:r>
+        <w:rPr>
+          <w:b/>
+          <w:bCs/>
+          <w:lang w:val="en-US"/>
+        </w:rPr>
+        <w:t>dependency injection</w:t>
+      </w:r>
+      <w:r>
+        <w:rPr>
+          <w:lang w:val="en-US"/>
+        </w:rPr>
+        <w:t>.</w:t>
+      </w:r>
+    </w:p>
+    <w:p>
+      <w:pPr>
+        <w:spacing w:after="0" w:line="240" w:lineRule="auto"/>
+        <w:rPr>
+          <w:lang w:val="en-US"/>
+        </w:rPr>
+      </w:pPr>
+    </w:p>
+    <w:p>
+      <w:pPr>
+        <w:spacing w:after="0" w:line="240" w:lineRule="auto"/>
+        <w:rPr>
+          <w:lang w:val="en-US"/>
+        </w:rPr>
+      </w:pPr>
+      <w:r>
+        <w:rPr>
+          <w:lang w:val="en-US"/>
+        </w:rPr>
+        <w:t>Instead of programmer creating object, framework only creates object</w:t>
+      </w:r>
+      <w:r>
+        <w:rPr>
+          <w:lang w:val="en-US"/>
+        </w:rPr>
+        <w:t xml:space="preserve"> and give it</w:t>
+      </w:r>
+      <w:r>
+        <w:rPr>
+          <w:lang w:val="en-US"/>
+        </w:rPr>
+        <w:t xml:space="preserve"> to us</w:t>
+      </w:r>
+      <w:r>
+        <w:rPr>
+          <w:lang w:val="en-US"/>
+        </w:rPr>
+        <w:t>.</w:t>
+      </w:r>
+    </w:p>
+    <w:p>
+      <w:pPr>
+        <w:spacing w:after="0" w:line="240" w:lineRule="auto"/>
+        <w:rPr>
+          <w:lang w:val="en-US"/>
+        </w:rPr>
+      </w:pPr>
+    </w:p>
+    <w:p>
+      <w:pPr>
+        <w:spacing w:after="0" w:line="240" w:lineRule="auto"/>
+        <w:rPr>
+          <w:lang w:val="en-US"/>
+        </w:rPr>
+      </w:pPr>
+      <w:r>
+        <w:rPr>
+          <w:lang w:val="en-US"/>
+        </w:rPr>
+        <w:t>Creating service object.</w:t>
+      </w:r>
+    </w:p>
+    <w:tbl>
+      <w:tblPr>
+        <w:tblStyle w:val="TableGrid"/>
+        <w:tblW w:w="0" w:type="auto"/>
+        <w:tblLook w:val="04A0" w:firstRow="1" w:lastRow="0" w:firstColumn="1" w:lastColumn="0" w:noHBand="0" w:noVBand="1"/>
+      </w:tblPr>
+      <w:tblGrid>
+        <w:gridCol w:w="5228"/>
+        <w:gridCol w:w="5228"/>
+      </w:tblGrid>
+      <w:tr>
+        <w:tc>
+          <w:tcPr>
+            <w:tcW w:w="5228" w:type="dxa"/>
+          </w:tcPr>
+          <w:p>
+            <w:pPr>
+              <w:rPr>
+                <w:lang w:val="en-US"/>
+              </w:rPr>
+            </w:pPr>
+            <w:r>
+              <w:rPr>
+                <w:lang w:val="en-US"/>
+              </w:rPr>
+              <w:t>Wrong approach / NOT RECCOMMONDED.</w:t>
+            </w:r>
+          </w:p>
+        </w:tc>
+        <w:tc>
+          <w:tcPr>
+            <w:tcW w:w="5228" w:type="dxa"/>
+          </w:tcPr>
+          <w:p>
+            <w:pPr>
+              <w:rPr>
+                <w:lang w:val="en-US"/>
+              </w:rPr>
+            </w:pPr>
+          </w:p>
+        </w:tc>
+      </w:tr>
+      <w:tr>
+        <w:tc>
+          <w:tcPr>
+            <w:tcW w:w="5228" w:type="dxa"/>
+          </w:tcPr>
+          <w:p>
+            <w:r>
+              <w:t>@</w:t>
+            </w:r>
+            <w:proofErr w:type="gramStart"/>
+            <w:r>
+              <w:t>Component(</w:t>
+            </w:r>
+            <w:proofErr w:type="gramEnd"/>
+            <w:r>
+              <w:t>{</w:t>
+            </w:r>
+          </w:p>
+          <w:p>
+            <w:r>
+              <w:t>  selector: 'app-root',</w:t>
+            </w:r>
+          </w:p>
+          <w:p>
+            <w:r>
+              <w:t>  imports: [RouterOutlet, FormsModule, CommonModule],</w:t>
+            </w:r>
+          </w:p>
+          <w:p>
+            <w:r>
+              <w:t>  templateUrl: './app.html',</w:t>
+            </w:r>
+          </w:p>
+          <w:p>
+            <w:r>
+              <w:t>  styleUrl: './app.css'</w:t>
+            </w:r>
+          </w:p>
+          <w:p>
+            <w:r>
+              <w:t>})</w:t>
+            </w:r>
+          </w:p>
+          <w:p>
+            <w:r>
+              <w:t>export class App {</w:t>
+            </w:r>
+          </w:p>
+          <w:p>
+            <w:pPr>
+              <w:rPr>
+                <w:b/>
+                <w:bCs/>
+                <w:color w:val="EE0000"/>
+              </w:rPr>
+            </w:pPr>
+            <w:r>
+              <w:t>   </w:t>
+            </w:r>
+            <w:r>
+              <w:rPr>
+                <w:b/>
+                <w:bCs/>
+                <w:color w:val="EE0000"/>
+              </w:rPr>
+              <w:t xml:space="preserve">empService = </w:t>
+            </w:r>
+            <w:r>
+              <w:rPr>
+                <w:b/>
+                <w:bCs/>
+                <w:color w:val="EE0000"/>
+                <w:highlight w:val="yellow"/>
+              </w:rPr>
+              <w:t xml:space="preserve">new </w:t>
+            </w:r>
+            <w:r>
+              <w:rPr>
+                <w:b/>
+                <w:bCs/>
+                <w:color w:val="EE0000"/>
+                <w:highlight w:val="yellow"/>
+              </w:rPr>
+              <w:t>EmployeeService</w:t>
+            </w:r>
+            <w:r>
+              <w:rPr>
+                <w:b/>
+                <w:bCs/>
+                <w:color w:val="EE0000"/>
+              </w:rPr>
+              <w:t xml:space="preserve"> </w:t>
+            </w:r>
+            <w:r>
+              <w:rPr>
+                <w:b/>
+                <w:bCs/>
+                <w:color w:val="EE0000"/>
+              </w:rPr>
+              <w:t>();</w:t>
+            </w:r>
+            <w:r>
+              <w:rPr>
+                <w:b/>
+                <w:bCs/>
+                <w:color w:val="EE0000"/>
+              </w:rPr>
+              <w:t xml:space="preserve"> </w:t>
+            </w:r>
+          </w:p>
+          <w:p>
+            <w:pPr>
+              <w:rPr>
+                <w:b/>
+                <w:bCs/>
+              </w:rPr>
+            </w:pPr>
+            <w:r>
+              <w:rPr>
+                <w:b/>
+                <w:bCs/>
+                <w:color w:val="EE0000"/>
+              </w:rPr>
+              <w:t>//</w:t>
+            </w:r>
+            <w:r>
+              <w:rPr>
+                <w:b/>
+                <w:bCs/>
+                <w:color w:val="EE0000"/>
+              </w:rPr>
+              <w:t xml:space="preserve">Above </w:t>
+            </w:r>
+            <w:r>
+              <w:rPr>
+                <w:b/>
+                <w:bCs/>
+                <w:color w:val="EE0000"/>
+              </w:rPr>
+              <w:t>NOR RECOMONDED</w:t>
+            </w:r>
+          </w:p>
+          <w:p>
+            <w:r>
+              <w:t xml:space="preserve">  </w:t>
+            </w:r>
+            <w:proofErr w:type="gramStart"/>
+            <w:r>
+              <w:t>constructor(){</w:t>
+            </w:r>
+            <w:proofErr w:type="gramEnd"/>
+          </w:p>
+          <w:p>
+            <w:r>
+              <w:t>    console.log(</w:t>
+            </w:r>
+            <w:proofErr w:type="gramStart"/>
+            <w:r>
+              <w:t>this.empService.fetchEmployeeNames</w:t>
+            </w:r>
+            <w:proofErr w:type="gramEnd"/>
+            <w:r>
+              <w:t>());</w:t>
+            </w:r>
+          </w:p>
+          <w:p>
+            <w:r>
+              <w:t xml:space="preserve">  } </w:t>
+            </w:r>
+          </w:p>
+          <w:p>
+            <w:pPr>
+              <w:rPr>
+                <w:lang w:val="en-US"/>
+              </w:rPr>
+            </w:pPr>
+            <w:r>
+              <w:t>}</w:t>
+            </w:r>
+          </w:p>
+        </w:tc>
+        <w:tc>
+          <w:tcPr>
+            <w:tcW w:w="5228" w:type="dxa"/>
+          </w:tcPr>
+          <w:p>
+            <w:r>
+              <w:t>@</w:t>
+            </w:r>
+            <w:proofErr w:type="gramStart"/>
+            <w:r>
+              <w:t>Component(</w:t>
+            </w:r>
+            <w:proofErr w:type="gramEnd"/>
+            <w:r>
+              <w:t>{</w:t>
+            </w:r>
+          </w:p>
+          <w:p>
+            <w:r>
+              <w:t>  selector: 'app-root',</w:t>
+            </w:r>
+          </w:p>
+          <w:p>
+            <w:r>
+              <w:t>  imports: [RouterOutlet, FormsModule, CommonModule],</w:t>
+            </w:r>
+          </w:p>
+          <w:p>
+            <w:r>
+              <w:t>  templateUrl: './app.html',</w:t>
+            </w:r>
+          </w:p>
+          <w:p>
+            <w:r>
+              <w:t>  styleUrl: './app.css'</w:t>
+            </w:r>
+          </w:p>
+          <w:p>
+            <w:r>
+              <w:t>})</w:t>
+            </w:r>
+          </w:p>
+          <w:p>
+            <w:r>
+              <w:t>export class App {</w:t>
+            </w:r>
+          </w:p>
+          <w:p>
+            <w:r>
+              <w:t>   </w:t>
+            </w:r>
+          </w:p>
+          <w:p>
+            <w:pPr>
+              <w:rPr>
+                <w:b/>
+                <w:bCs/>
+                <w:color w:val="70AD47" w:themeColor="accent6"/>
+              </w:rPr>
+            </w:pPr>
+            <w:r>
+              <w:t xml:space="preserve">  </w:t>
+            </w:r>
+            <w:proofErr w:type="gramStart"/>
+            <w:r>
+              <w:rPr>
+                <w:b/>
+                <w:bCs/>
+                <w:color w:val="70AD47" w:themeColor="accent6"/>
+                <w:highlight w:val="yellow"/>
+              </w:rPr>
+              <w:t>constructor(</w:t>
+            </w:r>
+            <w:proofErr w:type="gramEnd"/>
+            <w:r>
+              <w:rPr>
+                <w:b/>
+                <w:bCs/>
+                <w:color w:val="70AD47" w:themeColor="accent6"/>
+                <w:highlight w:val="yellow"/>
+              </w:rPr>
+              <w:t xml:space="preserve">empService: </w:t>
+            </w:r>
+            <w:proofErr w:type="gramStart"/>
+            <w:r>
+              <w:rPr>
+                <w:b/>
+                <w:bCs/>
+                <w:color w:val="70AD47" w:themeColor="accent6"/>
+                <w:highlight w:val="yellow"/>
+              </w:rPr>
+              <w:t>EmployeeService){</w:t>
+            </w:r>
+            <w:proofErr w:type="gramEnd"/>
+          </w:p>
+          <w:p>
+            <w:r>
+              <w:t xml:space="preserve">    </w:t>
+            </w:r>
+            <w:proofErr w:type="gramStart"/>
+            <w:r>
+              <w:t>console.log(</w:t>
+            </w:r>
+            <w:proofErr w:type="gramEnd"/>
+            <w:r>
+              <w:t>empService.fetchEmployeeNames());</w:t>
+            </w:r>
+          </w:p>
+          <w:p>
+            <w:r>
+              <w:t xml:space="preserve">  } </w:t>
+            </w:r>
+          </w:p>
+          <w:p>
+            <w:r>
+              <w:t>}</w:t>
+            </w:r>
+          </w:p>
+          <w:p>
+            <w:pPr>
+              <w:rPr>
+                <w:lang w:val="en-US"/>
+              </w:rPr>
+            </w:pPr>
+          </w:p>
+        </w:tc>
+      </w:tr>
+    </w:tbl>
+    <w:p>
+      <w:pPr>
+        <w:spacing w:after="0" w:line="240" w:lineRule="auto"/>
+        <w:rPr>
+          <w:lang w:val="en-US"/>
+        </w:rPr>
+      </w:pPr>
+    </w:p>
+    <w:p>
+      <w:pPr>
+        <w:spacing w:after="0" w:line="240" w:lineRule="auto"/>
+        <w:rPr>
+          <w:lang w:val="en-US"/>
+        </w:rPr>
+      </w:pPr>
+      <w:r>
+        <w:t>When an Angular component or service needs a dependency</w:t>
+      </w:r>
+      <w:r>
+        <w:rPr>
+          <w:b/>
+          <w:bCs/>
+        </w:rPr>
+        <w:t>, it declares it in its constructor.</w:t>
+      </w:r>
+      <w:r>
+        <w:t> </w:t>
+      </w:r>
     </w:p>
     <w:p>
       <w:pPr>
@@ -10021,6 +12049,95 @@
     </w:lvl>
   </w:abstractNum>
   <w:abstractNum w:abstractNumId="31" w15:restartNumberingAfterBreak="0">
+    <w:nsid w:val="72737038"/>
+    <w:multiLevelType w:val="hybridMultilevel"/>
+    <w:tmpl w:val="602C0772"/>
+    <w:lvl w:ilvl="0" w:tplc="4009000F">
+      <w:start w:val="1"/>
+      <w:numFmt w:val="decimal"/>
+      <w:lvlText w:val="%1."/>
+      <w:lvlJc w:val="left"/>
+      <w:pPr>
+        <w:ind w:left="720" w:hanging="360"/>
+      </w:pPr>
+      <w:rPr>
+        <w:rFonts w:hint="default"/>
+      </w:rPr>
+    </w:lvl>
+    <w:lvl w:ilvl="1" w:tplc="40090019" w:tentative="1">
+      <w:start w:val="1"/>
+      <w:numFmt w:val="lowerLetter"/>
+      <w:lvlText w:val="%2."/>
+      <w:lvlJc w:val="left"/>
+      <w:pPr>
+        <w:ind w:left="1440" w:hanging="360"/>
+      </w:pPr>
+    </w:lvl>
+    <w:lvl w:ilvl="2" w:tplc="4009001B" w:tentative="1">
+      <w:start w:val="1"/>
+      <w:numFmt w:val="lowerRoman"/>
+      <w:lvlText w:val="%3."/>
+      <w:lvlJc w:val="right"/>
+      <w:pPr>
+        <w:ind w:left="2160" w:hanging="180"/>
+      </w:pPr>
+    </w:lvl>
+    <w:lvl w:ilvl="3" w:tplc="4009000F" w:tentative="1">
+      <w:start w:val="1"/>
+      <w:numFmt w:val="decimal"/>
+      <w:lvlText w:val="%4."/>
+      <w:lvlJc w:val="left"/>
+      <w:pPr>
+        <w:ind w:left="2880" w:hanging="360"/>
+      </w:pPr>
+    </w:lvl>
+    <w:lvl w:ilvl="4" w:tplc="40090019" w:tentative="1">
+      <w:start w:val="1"/>
+      <w:numFmt w:val="lowerLetter"/>
+      <w:lvlText w:val="%5."/>
+      <w:lvlJc w:val="left"/>
+      <w:pPr>
+        <w:ind w:left="3600" w:hanging="360"/>
+      </w:pPr>
+    </w:lvl>
+    <w:lvl w:ilvl="5" w:tplc="4009001B" w:tentative="1">
+      <w:start w:val="1"/>
+      <w:numFmt w:val="lowerRoman"/>
+      <w:lvlText w:val="%6."/>
+      <w:lvlJc w:val="right"/>
+      <w:pPr>
+        <w:ind w:left="4320" w:hanging="180"/>
+      </w:pPr>
+    </w:lvl>
+    <w:lvl w:ilvl="6" w:tplc="4009000F" w:tentative="1">
+      <w:start w:val="1"/>
+      <w:numFmt w:val="decimal"/>
+      <w:lvlText w:val="%7."/>
+      <w:lvlJc w:val="left"/>
+      <w:pPr>
+        <w:ind w:left="5040" w:hanging="360"/>
+      </w:pPr>
+    </w:lvl>
+    <w:lvl w:ilvl="7" w:tplc="40090019" w:tentative="1">
+      <w:start w:val="1"/>
+      <w:numFmt w:val="lowerLetter"/>
+      <w:lvlText w:val="%8."/>
+      <w:lvlJc w:val="left"/>
+      <w:pPr>
+        <w:ind w:left="5760" w:hanging="360"/>
+      </w:pPr>
+    </w:lvl>
+    <w:lvl w:ilvl="8" w:tplc="4009001B" w:tentative="1">
+      <w:start w:val="1"/>
+      <w:numFmt w:val="lowerRoman"/>
+      <w:lvlText w:val="%9."/>
+      <w:lvlJc w:val="right"/>
+      <w:pPr>
+        <w:ind w:left="6480" w:hanging="180"/>
+      </w:pPr>
+    </w:lvl>
+  </w:abstractNum>
+  <w:abstractNum w:abstractNumId="32" w15:restartNumberingAfterBreak="0">
     <w:nsid w:val="74BE6604"/>
     <w:multiLevelType w:val="multilevel"/>
     <w:tmpl w:val="C5E69C6E"/>
@@ -10169,7 +12286,7 @@
       </w:rPr>
     </w:lvl>
   </w:abstractNum>
-  <w:abstractNum w:abstractNumId="32" w15:restartNumberingAfterBreak="0">
+  <w:abstractNum w:abstractNumId="33" w15:restartNumberingAfterBreak="0">
     <w:nsid w:val="75FC232B"/>
     <w:multiLevelType w:val="multilevel"/>
     <w:tmpl w:val="CE3A26CC"/>
@@ -10318,7 +12435,7 @@
       </w:rPr>
     </w:lvl>
   </w:abstractNum>
-  <w:abstractNum w:abstractNumId="33" w15:restartNumberingAfterBreak="0">
+  <w:abstractNum w:abstractNumId="34" w15:restartNumberingAfterBreak="0">
     <w:nsid w:val="76B67D00"/>
     <w:multiLevelType w:val="hybridMultilevel"/>
     <w:tmpl w:val="6ED44928"/>
@@ -10431,7 +12548,7 @@
       </w:rPr>
     </w:lvl>
   </w:abstractNum>
-  <w:abstractNum w:abstractNumId="34" w15:restartNumberingAfterBreak="0">
+  <w:abstractNum w:abstractNumId="35" w15:restartNumberingAfterBreak="0">
     <w:nsid w:val="78D26D21"/>
     <w:multiLevelType w:val="multilevel"/>
     <w:tmpl w:val="96141222"/>
@@ -10542,6 +12659,119 @@
         </w:tabs>
         <w:ind w:left="6480" w:hanging="360"/>
       </w:pPr>
+    </w:lvl>
+  </w:abstractNum>
+  <w:abstractNum w:abstractNumId="36" w15:restartNumberingAfterBreak="0">
+    <w:nsid w:val="7C941F6A"/>
+    <w:multiLevelType w:val="hybridMultilevel"/>
+    <w:tmpl w:val="C5144324"/>
+    <w:lvl w:ilvl="0" w:tplc="40090001">
+      <w:start w:val="1"/>
+      <w:numFmt w:val="bullet"/>
+      <w:lvlText w:val=""/>
+      <w:lvlJc w:val="left"/>
+      <w:pPr>
+        <w:ind w:left="720" w:hanging="360"/>
+      </w:pPr>
+      <w:rPr>
+        <w:rFonts w:ascii="Symbol" w:hAnsi="Symbol" w:hint="default"/>
+      </w:rPr>
+    </w:lvl>
+    <w:lvl w:ilvl="1" w:tplc="40090003" w:tentative="1">
+      <w:start w:val="1"/>
+      <w:numFmt w:val="bullet"/>
+      <w:lvlText w:val="o"/>
+      <w:lvlJc w:val="left"/>
+      <w:pPr>
+        <w:ind w:left="1440" w:hanging="360"/>
+      </w:pPr>
+      <w:rPr>
+        <w:rFonts w:ascii="Courier New" w:hAnsi="Courier New" w:cs="Courier New" w:hint="default"/>
+      </w:rPr>
+    </w:lvl>
+    <w:lvl w:ilvl="2" w:tplc="40090005" w:tentative="1">
+      <w:start w:val="1"/>
+      <w:numFmt w:val="bullet"/>
+      <w:lvlText w:val=""/>
+      <w:lvlJc w:val="left"/>
+      <w:pPr>
+        <w:ind w:left="2160" w:hanging="360"/>
+      </w:pPr>
+      <w:rPr>
+        <w:rFonts w:ascii="Wingdings" w:hAnsi="Wingdings" w:hint="default"/>
+      </w:rPr>
+    </w:lvl>
+    <w:lvl w:ilvl="3" w:tplc="40090001" w:tentative="1">
+      <w:start w:val="1"/>
+      <w:numFmt w:val="bullet"/>
+      <w:lvlText w:val=""/>
+      <w:lvlJc w:val="left"/>
+      <w:pPr>
+        <w:ind w:left="2880" w:hanging="360"/>
+      </w:pPr>
+      <w:rPr>
+        <w:rFonts w:ascii="Symbol" w:hAnsi="Symbol" w:hint="default"/>
+      </w:rPr>
+    </w:lvl>
+    <w:lvl w:ilvl="4" w:tplc="40090003" w:tentative="1">
+      <w:start w:val="1"/>
+      <w:numFmt w:val="bullet"/>
+      <w:lvlText w:val="o"/>
+      <w:lvlJc w:val="left"/>
+      <w:pPr>
+        <w:ind w:left="3600" w:hanging="360"/>
+      </w:pPr>
+      <w:rPr>
+        <w:rFonts w:ascii="Courier New" w:hAnsi="Courier New" w:cs="Courier New" w:hint="default"/>
+      </w:rPr>
+    </w:lvl>
+    <w:lvl w:ilvl="5" w:tplc="40090005" w:tentative="1">
+      <w:start w:val="1"/>
+      <w:numFmt w:val="bullet"/>
+      <w:lvlText w:val=""/>
+      <w:lvlJc w:val="left"/>
+      <w:pPr>
+        <w:ind w:left="4320" w:hanging="360"/>
+      </w:pPr>
+      <w:rPr>
+        <w:rFonts w:ascii="Wingdings" w:hAnsi="Wingdings" w:hint="default"/>
+      </w:rPr>
+    </w:lvl>
+    <w:lvl w:ilvl="6" w:tplc="40090001" w:tentative="1">
+      <w:start w:val="1"/>
+      <w:numFmt w:val="bullet"/>
+      <w:lvlText w:val=""/>
+      <w:lvlJc w:val="left"/>
+      <w:pPr>
+        <w:ind w:left="5040" w:hanging="360"/>
+      </w:pPr>
+      <w:rPr>
+        <w:rFonts w:ascii="Symbol" w:hAnsi="Symbol" w:hint="default"/>
+      </w:rPr>
+    </w:lvl>
+    <w:lvl w:ilvl="7" w:tplc="40090003" w:tentative="1">
+      <w:start w:val="1"/>
+      <w:numFmt w:val="bullet"/>
+      <w:lvlText w:val="o"/>
+      <w:lvlJc w:val="left"/>
+      <w:pPr>
+        <w:ind w:left="5760" w:hanging="360"/>
+      </w:pPr>
+      <w:rPr>
+        <w:rFonts w:ascii="Courier New" w:hAnsi="Courier New" w:cs="Courier New" w:hint="default"/>
+      </w:rPr>
+    </w:lvl>
+    <w:lvl w:ilvl="8" w:tplc="40090005" w:tentative="1">
+      <w:start w:val="1"/>
+      <w:numFmt w:val="bullet"/>
+      <w:lvlText w:val=""/>
+      <w:lvlJc w:val="left"/>
+      <w:pPr>
+        <w:ind w:left="6480" w:hanging="360"/>
+      </w:pPr>
+      <w:rPr>
+        <w:rFonts w:ascii="Wingdings" w:hAnsi="Wingdings" w:hint="default"/>
+      </w:rPr>
     </w:lvl>
   </w:abstractNum>
   <w:num w:numId="1" w16cid:durableId="1786997795">
@@ -10593,10 +12823,10 @@
     <w:abstractNumId w:val="5"/>
   </w:num>
   <w:num w:numId="17" w16cid:durableId="1681085876">
-    <w:abstractNumId w:val="31"/>
+    <w:abstractNumId w:val="32"/>
   </w:num>
   <w:num w:numId="18" w16cid:durableId="1762793056">
-    <w:abstractNumId w:val="32"/>
+    <w:abstractNumId w:val="33"/>
   </w:num>
   <w:num w:numId="19" w16cid:durableId="1371563757">
     <w:abstractNumId w:val="24"/>
@@ -10611,7 +12841,7 @@
     <w:abstractNumId w:val="11"/>
   </w:num>
   <w:num w:numId="23" w16cid:durableId="2069645773">
-    <w:abstractNumId w:val="33"/>
+    <w:abstractNumId w:val="34"/>
   </w:num>
   <w:num w:numId="24" w16cid:durableId="1712999510">
     <w:abstractNumId w:val="16"/>
@@ -10641,13 +12871,19 @@
     <w:abstractNumId w:val="26"/>
   </w:num>
   <w:num w:numId="33" w16cid:durableId="217666468">
-    <w:abstractNumId w:val="34"/>
+    <w:abstractNumId w:val="35"/>
   </w:num>
   <w:num w:numId="34" w16cid:durableId="526212279">
     <w:abstractNumId w:val="13"/>
   </w:num>
   <w:num w:numId="35" w16cid:durableId="342053620">
     <w:abstractNumId w:val="7"/>
+  </w:num>
+  <w:num w:numId="36" w16cid:durableId="1751079524">
+    <w:abstractNumId w:val="36"/>
+  </w:num>
+  <w:num w:numId="37" w16cid:durableId="1398866741">
+    <w:abstractNumId w:val="31"/>
   </w:num>
 </w:numbering>
 </file>
@@ -11253,7 +13489,6 @@
   <w:style w:type="character" w:default="1" w:styleId="DefaultParagraphFont">
     <w:name w:val="Default Paragraph Font"/>
     <w:uiPriority w:val="1"/>
-    <w:semiHidden/>
     <w:unhideWhenUsed/>
   </w:style>
   <w:style w:type="table" w:default="1" w:styleId="TableNormal">

--- a/UI_html_css_javascript/notes/Angular_6AM_2025.docx
+++ b/UI_html_css_javascript/notes/Angular_6AM_2025.docx
@@ -249,35 +249,35 @@
         <w:rPr>
           <w:lang w:val="en-US"/>
         </w:rPr>
-        <w:t>acebook…etc….</w:t>
-      </w:r>
-    </w:p>
-    <w:p>
-      <w:pPr>
-        <w:spacing w:after="0" w:line="240" w:lineRule="auto"/>
-        <w:rPr>
-          <w:lang w:val="en-US"/>
-        </w:rPr>
-      </w:pPr>
-      <w:r>
-        <w:rPr>
-          <w:lang w:val="en-US"/>
-        </w:rPr>
-        <w:t xml:space="preserve">Only necessary page will be </w:t>
-      </w:r>
-      <w:proofErr w:type="gramStart"/>
-      <w:r>
-        <w:rPr>
-          <w:lang w:val="en-US"/>
-        </w:rPr>
-        <w:t>loaded,</w:t>
-      </w:r>
-      <w:proofErr w:type="gramEnd"/>
-      <w:r>
-        <w:rPr>
-          <w:lang w:val="en-US"/>
-        </w:rPr>
-        <w:t xml:space="preserve"> complete page will not be loaded for each request. Due to this performance is very high.</w:t>
+        <w:t>acebook…</w:t>
+      </w:r>
+      <w:proofErr w:type="spellStart"/>
+      <w:r>
+        <w:rPr>
+          <w:lang w:val="en-US"/>
+        </w:rPr>
+        <w:t>etc</w:t>
+      </w:r>
+      <w:proofErr w:type="spellEnd"/>
+      <w:r>
+        <w:rPr>
+          <w:lang w:val="en-US"/>
+        </w:rPr>
+        <w:t>….</w:t>
+      </w:r>
+    </w:p>
+    <w:p>
+      <w:pPr>
+        <w:spacing w:after="0" w:line="240" w:lineRule="auto"/>
+        <w:rPr>
+          <w:lang w:val="en-US"/>
+        </w:rPr>
+      </w:pPr>
+      <w:r>
+        <w:rPr>
+          <w:lang w:val="en-US"/>
+        </w:rPr>
+        <w:t>Only necessary page will be loaded, complete page will not be loaded for each request. Due to this performance is very high.</w:t>
       </w:r>
     </w:p>
     <w:p>
@@ -389,15 +389,7 @@
         <w:t>Angular</w:t>
       </w:r>
       <w:r>
-        <w:t xml:space="preserve"> without JS represents Angular 2 and 2+ Version like Angular 2 </w:t>
-      </w:r>
-      <w:proofErr w:type="gramStart"/>
-      <w:r>
-        <w:t>( beta</w:t>
-      </w:r>
-      <w:proofErr w:type="gramEnd"/>
-      <w:r>
-        <w:t>), Angular 4 to 20. Angular which is released after AngularJS is not updated version of AngularJS but its Re-Written form of AngularJS. Angular is faster than AngularJS. AngularJS is only Web based Framework but Angular is Web, Desktop and Mobile Application based Framework and development platform.</w:t>
+        <w:t> without JS represents Angular 2 and 2+ Version like Angular 2 ( beta), Angular 4 to 20. Angular which is released after AngularJS is not updated version of AngularJS but its Re-Written form of AngularJS. Angular is faster than AngularJS. AngularJS is only Web based Framework but Angular is Web, Desktop and Mobile Application based Framework and development platform.</w:t>
       </w:r>
     </w:p>
     <w:p>
@@ -482,18 +474,30 @@
       <w:r>
         <w:t> in AngularJS. Also angular is installed using </w:t>
       </w:r>
-      <w:hyperlink r:id="rId13" w:tgtFrame="_blank" w:tooltip="Node Package manager" w:history="1">
-        <w:r>
-          <w:rPr>
-            <w:rStyle w:val="Hyperlink"/>
-          </w:rPr>
-          <w:t>npm</w:t>
-        </w:r>
-      </w:hyperlink>
+      <w:proofErr w:type="spellStart"/>
+      <w:r>
+        <w:fldChar w:fldCharType="begin"/>
+      </w:r>
+      <w:r>
+        <w:instrText>HYPERLINK "https://tutorial.techaltum.com/npm.html" \t "_blank" \o "Node Package manager"</w:instrText>
+      </w:r>
+      <w:r>
+        <w:fldChar w:fldCharType="separate"/>
+      </w:r>
+      <w:r>
+        <w:rPr>
+          <w:rStyle w:val="Hyperlink"/>
+        </w:rPr>
+        <w:t>npm</w:t>
+      </w:r>
+      <w:proofErr w:type="spellEnd"/>
+      <w:r>
+        <w:fldChar w:fldCharType="end"/>
+      </w:r>
       <w:r>
         <w:t>. Angular JS use JavaScript, but angular use </w:t>
       </w:r>
-      <w:hyperlink r:id="rId14" w:tgtFrame="_blank" w:history="1">
+      <w:hyperlink r:id="rId13" w:tgtFrame="_blank" w:history="1">
         <w:r>
           <w:rPr>
             <w:rStyle w:val="Hyperlink"/>
@@ -502,15 +506,7 @@
         </w:r>
       </w:hyperlink>
       <w:r>
-        <w:t xml:space="preserve"> with is a JavaScript Superset. </w:t>
-      </w:r>
-      <w:proofErr w:type="gramStart"/>
-      <w:r>
-        <w:t>Thus</w:t>
-      </w:r>
-      <w:proofErr w:type="gramEnd"/>
-      <w:r>
-        <w:t xml:space="preserve"> Angular supports better class features. This is good for Java and C++ Developers.</w:t>
+        <w:t> with is a JavaScript Superset. Thus Angular supports better class features. This is good for Java and C++ Developers.</w:t>
       </w:r>
     </w:p>
     <w:p>
@@ -549,7 +545,7 @@
                     <pic:cNvPicPr/>
                   </pic:nvPicPr>
                   <pic:blipFill>
-                    <a:blip r:embed="rId15"/>
+                    <a:blip r:embed="rId14"/>
                     <a:stretch>
                       <a:fillRect/>
                     </a:stretch>
@@ -603,7 +599,7 @@
                     </pic:cNvPicPr>
                   </pic:nvPicPr>
                   <pic:blipFill>
-                    <a:blip r:embed="rId16">
+                    <a:blip r:embed="rId15">
                       <a:extLst>
                         <a:ext uri="{28A0092B-C50C-407E-A947-70E740481C1C}">
                           <a14:useLocalDpi xmlns:a14="http://schemas.microsoft.com/office/drawing/2010/main" val="0"/>
@@ -668,35 +664,21 @@
         <w:rPr>
           <w:lang w:val="en-US"/>
         </w:rPr>
-        <w:t xml:space="preserve">For example. </w:t>
-      </w:r>
-      <w:proofErr w:type="gramStart"/>
-      <w:r>
-        <w:rPr>
-          <w:lang w:val="en-US"/>
-        </w:rPr>
-        <w:t>GMAIL..</w:t>
-      </w:r>
-      <w:proofErr w:type="gramEnd"/>
-      <w:r>
-        <w:rPr>
-          <w:lang w:val="en-US"/>
-        </w:rPr>
-        <w:t xml:space="preserve"> </w:t>
-      </w:r>
-      <w:proofErr w:type="gramStart"/>
-      <w:r>
-        <w:rPr>
-          <w:lang w:val="en-US"/>
-        </w:rPr>
-        <w:t>AMAZON..</w:t>
-      </w:r>
-      <w:proofErr w:type="gramEnd"/>
-      <w:r>
-        <w:rPr>
-          <w:lang w:val="en-US"/>
-        </w:rPr>
-        <w:t>etc…</w:t>
+        <w:t>For example. GMAIL.. AMAZON..</w:t>
+      </w:r>
+      <w:proofErr w:type="spellStart"/>
+      <w:r>
+        <w:rPr>
+          <w:lang w:val="en-US"/>
+        </w:rPr>
+        <w:t>etc</w:t>
+      </w:r>
+      <w:proofErr w:type="spellEnd"/>
+      <w:r>
+        <w:rPr>
+          <w:lang w:val="en-US"/>
+        </w:rPr>
+        <w:t>…</w:t>
       </w:r>
     </w:p>
     <w:p>
@@ -735,7 +717,7 @@
                     <pic:cNvPicPr/>
                   </pic:nvPicPr>
                   <pic:blipFill>
-                    <a:blip r:embed="rId17"/>
+                    <a:blip r:embed="rId16"/>
                     <a:stretch>
                       <a:fillRect/>
                     </a:stretch>
@@ -805,16 +787,9 @@
         <w:t>TypeScript</w:t>
       </w:r>
       <w:r>
-        <w:t xml:space="preserve"> is </w:t>
-      </w:r>
-      <w:proofErr w:type="gramStart"/>
-      <w:r>
-        <w:t>object oriented</w:t>
-      </w:r>
-      <w:proofErr w:type="gramEnd"/>
-      <w:r>
-        <w:t xml:space="preserve"> programming language which is developed by Microsoft. Typescript is the superset of JavaScript ES6. TypeScript code is converted into JavaScript by TypeScript </w:t>
-      </w:r>
+        <w:t xml:space="preserve"> is object oriented programming language which is developed by Microsoft. Typescript is the superset of JavaScript ES6. TypeScript code is converted into JavaScript by TypeScript </w:t>
+      </w:r>
+      <w:proofErr w:type="spellStart"/>
       <w:r>
         <w:rPr>
           <w:b/>
@@ -822,6 +797,7 @@
         </w:rPr>
         <w:t>Transpiler</w:t>
       </w:r>
+      <w:proofErr w:type="spellEnd"/>
       <w:r>
         <w:rPr>
           <w:b/>
@@ -842,7 +818,7 @@
       <w:pPr>
         <w:spacing w:after="0" w:line="240" w:lineRule="auto"/>
       </w:pPr>
-      <w:hyperlink r:id="rId18" w:history="1">
+      <w:hyperlink r:id="rId17" w:history="1">
         <w:r>
           <w:rPr>
             <w:rStyle w:val="Hyperlink"/>
@@ -888,36 +864,14 @@
         <w:rPr>
           <w:lang w:val="en-US"/>
         </w:rPr>
-        <w:t xml:space="preserve">angular 18.0 --&gt; </w:t>
-      </w:r>
-      <w:proofErr w:type="gramStart"/>
-      <w:r>
-        <w:rPr>
-          <w:lang w:val="en-US"/>
-        </w:rPr>
-        <w:t>18.1  --</w:t>
-      </w:r>
-      <w:proofErr w:type="gramEnd"/>
-      <w:r>
-        <w:rPr>
-          <w:lang w:val="en-US"/>
-        </w:rPr>
-        <w:t>&gt; 18.2 --&gt; 18.4</w:t>
-      </w:r>
-      <w:r>
-        <w:rPr>
-          <w:lang w:val="en-US"/>
-        </w:rPr>
-        <w:t xml:space="preserve"> </w:t>
-      </w:r>
-      <w:proofErr w:type="gramStart"/>
-      <w:r>
-        <w:rPr>
-          <w:lang w:val="en-US"/>
-        </w:rPr>
-        <w:t>…..</w:t>
-      </w:r>
-      <w:proofErr w:type="gramEnd"/>
+        <w:t>angular 18.0 --&gt; 18.1  --&gt; 18.2 --&gt; 18.4</w:t>
+      </w:r>
+      <w:r>
+        <w:rPr>
+          <w:lang w:val="en-US"/>
+        </w:rPr>
+        <w:t xml:space="preserve"> …..</w:t>
+      </w:r>
     </w:p>
     <w:p>
       <w:pPr>
@@ -967,7 +921,7 @@
                     <pic:cNvPicPr/>
                   </pic:nvPicPr>
                   <pic:blipFill>
-                    <a:blip r:embed="rId19"/>
+                    <a:blip r:embed="rId18"/>
                     <a:stretch>
                       <a:fillRect/>
                     </a:stretch>
@@ -1017,7 +971,7 @@
           <w:lang w:val="en-US"/>
         </w:rPr>
       </w:pPr>
-      <w:hyperlink r:id="rId20" w:history="1">
+      <w:hyperlink r:id="rId19" w:history="1">
         <w:r>
           <w:rPr>
             <w:rStyle w:val="Hyperlink"/>
@@ -1048,7 +1002,7 @@
           <w:lang w:val="en-US"/>
         </w:rPr>
       </w:pPr>
-      <w:hyperlink r:id="rId21" w:history="1">
+      <w:hyperlink r:id="rId20" w:history="1">
         <w:r>
           <w:rPr>
             <w:rStyle w:val="Hyperlink"/>
@@ -1087,7 +1041,7 @@
       <w:r>
         <w:t>To start Angular, you must have knowledge of </w:t>
       </w:r>
-      <w:hyperlink r:id="rId22" w:tgtFrame="_blank" w:history="1">
+      <w:hyperlink r:id="rId21" w:tgtFrame="_blank" w:history="1">
         <w:r>
           <w:rPr>
             <w:rStyle w:val="Hyperlink"/>
@@ -1098,7 +1052,7 @@
       <w:r>
         <w:t>, </w:t>
       </w:r>
-      <w:hyperlink r:id="rId23" w:tgtFrame="_blank" w:history="1">
+      <w:hyperlink r:id="rId22" w:tgtFrame="_blank" w:history="1">
         <w:r>
           <w:rPr>
             <w:rStyle w:val="Hyperlink"/>
@@ -1109,7 +1063,7 @@
       <w:r>
         <w:t> and </w:t>
       </w:r>
-      <w:hyperlink r:id="rId24" w:tgtFrame="_blank" w:history="1">
+      <w:hyperlink r:id="rId23" w:tgtFrame="_blank" w:history="1">
         <w:r>
           <w:rPr>
             <w:rStyle w:val="Hyperlink"/>
@@ -1128,7 +1082,7 @@
       <w:r>
         <w:t>I strictly recommend learning </w:t>
       </w:r>
-      <w:hyperlink r:id="rId25" w:tgtFrame="_blank" w:history="1">
+      <w:hyperlink r:id="rId24" w:tgtFrame="_blank" w:history="1">
         <w:r>
           <w:rPr>
             <w:rStyle w:val="Hyperlink"/>
@@ -1139,7 +1093,7 @@
       <w:r>
         <w:t>before starting Angular. All the latest JS ES6 features like, </w:t>
       </w:r>
-      <w:hyperlink r:id="rId26" w:tgtFrame="_blank" w:history="1">
+      <w:hyperlink r:id="rId25" w:tgtFrame="_blank" w:history="1">
         <w:r>
           <w:rPr>
             <w:rStyle w:val="Hyperlink"/>
@@ -1150,7 +1104,7 @@
       <w:r>
         <w:t>, </w:t>
       </w:r>
-      <w:hyperlink r:id="rId27" w:tgtFrame="_blank" w:history="1">
+      <w:hyperlink r:id="rId26" w:tgtFrame="_blank" w:history="1">
         <w:r>
           <w:rPr>
             <w:rStyle w:val="Hyperlink"/>
@@ -1236,7 +1190,7 @@
                     <pic:cNvPicPr/>
                   </pic:nvPicPr>
                   <pic:blipFill>
-                    <a:blip r:embed="rId28"/>
+                    <a:blip r:embed="rId27"/>
                     <a:stretch>
                       <a:fillRect/>
                     </a:stretch>
@@ -1326,7 +1280,7 @@
       <w:r>
         <w:t>To install Angular, First install </w:t>
       </w:r>
-      <w:hyperlink r:id="rId29" w:tgtFrame="_blank" w:history="1">
+      <w:hyperlink r:id="rId28" w:tgtFrame="_blank" w:history="1">
         <w:r>
           <w:rPr>
             <w:rStyle w:val="Hyperlink"/>
@@ -1337,7 +1291,7 @@
       <w:r>
         <w:t>. Node JS comes with </w:t>
       </w:r>
-      <w:hyperlink r:id="rId30" w:tgtFrame="_blank" w:history="1">
+      <w:hyperlink r:id="rId29" w:tgtFrame="_blank" w:history="1">
         <w:r>
           <w:rPr>
             <w:rStyle w:val="Hyperlink"/>
@@ -1346,25 +1300,25 @@
         </w:r>
       </w:hyperlink>
       <w:r>
-        <w:t xml:space="preserve">. NPM is the package manager for node. </w:t>
-      </w:r>
-      <w:proofErr w:type="gramStart"/>
-      <w:r>
-        <w:t>So</w:t>
-      </w:r>
-      <w:proofErr w:type="gramEnd"/>
-      <w:r>
-        <w:t xml:space="preserve"> we have to use npm to install angular.</w:t>
-      </w:r>
-    </w:p>
-    <w:p>
-      <w:pPr>
-        <w:spacing w:after="0" w:line="240" w:lineRule="auto"/>
-        <w:rPr>
-          <w:lang w:val="en-US"/>
-        </w:rPr>
-      </w:pPr>
-      <w:hyperlink r:id="rId31" w:history="1">
+        <w:t xml:space="preserve">. NPM is the package manager for node. So we have to use </w:t>
+      </w:r>
+      <w:proofErr w:type="spellStart"/>
+      <w:r>
+        <w:t>npm</w:t>
+      </w:r>
+      <w:proofErr w:type="spellEnd"/>
+      <w:r>
+        <w:t xml:space="preserve"> to install angular.</w:t>
+      </w:r>
+    </w:p>
+    <w:p>
+      <w:pPr>
+        <w:spacing w:after="0" w:line="240" w:lineRule="auto"/>
+        <w:rPr>
+          <w:lang w:val="en-US"/>
+        </w:rPr>
+      </w:pPr>
+      <w:hyperlink r:id="rId30" w:history="1">
         <w:r>
           <w:rPr>
             <w:rStyle w:val="Hyperlink"/>
@@ -1396,8 +1350,16 @@
         <w:rPr>
           <w:lang w:val="en-US"/>
         </w:rPr>
-        <w:t>Install nodejs</w:t>
-      </w:r>
+        <w:t xml:space="preserve">Install </w:t>
+      </w:r>
+      <w:proofErr w:type="spellStart"/>
+      <w:r>
+        <w:rPr>
+          <w:lang w:val="en-US"/>
+        </w:rPr>
+        <w:t>nodejs</w:t>
+      </w:r>
+      <w:proofErr w:type="spellEnd"/>
       <w:r>
         <w:rPr>
           <w:lang w:val="en-US"/>
@@ -1431,12 +1393,37 @@
         </w:rPr>
         <w:t>Install angular CLI [</w:t>
       </w:r>
-      <w:r>
-        <w:rPr>
-          <w:b/>
-          <w:bCs/>
-        </w:rPr>
-        <w:t>npm i -g @angular/cli</w:t>
+      <w:proofErr w:type="spellStart"/>
+      <w:r>
+        <w:rPr>
+          <w:b/>
+          <w:bCs/>
+        </w:rPr>
+        <w:t>npm</w:t>
+      </w:r>
+      <w:proofErr w:type="spellEnd"/>
+      <w:r>
+        <w:rPr>
+          <w:b/>
+          <w:bCs/>
+        </w:rPr>
+        <w:t xml:space="preserve"> </w:t>
+      </w:r>
+      <w:proofErr w:type="spellStart"/>
+      <w:r>
+        <w:rPr>
+          <w:b/>
+          <w:bCs/>
+        </w:rPr>
+        <w:t>i</w:t>
+      </w:r>
+      <w:proofErr w:type="spellEnd"/>
+      <w:r>
+        <w:rPr>
+          <w:b/>
+          <w:bCs/>
+        </w:rPr>
+        <w:t xml:space="preserve"> -g @angular/cli</w:t>
       </w:r>
       <w:r>
         <w:rPr>
@@ -1539,7 +1526,39 @@
           <w:b/>
           <w:bCs/>
         </w:rPr>
-        <w:t xml:space="preserve">$ npm i -g @angular/cli                 </w:t>
+        <w:t xml:space="preserve">$ </w:t>
+      </w:r>
+      <w:proofErr w:type="spellStart"/>
+      <w:r>
+        <w:rPr>
+          <w:b/>
+          <w:bCs/>
+        </w:rPr>
+        <w:t>npm</w:t>
+      </w:r>
+      <w:proofErr w:type="spellEnd"/>
+      <w:r>
+        <w:rPr>
+          <w:b/>
+          <w:bCs/>
+        </w:rPr>
+        <w:t xml:space="preserve"> </w:t>
+      </w:r>
+      <w:proofErr w:type="spellStart"/>
+      <w:r>
+        <w:rPr>
+          <w:b/>
+          <w:bCs/>
+        </w:rPr>
+        <w:t>i</w:t>
+      </w:r>
+      <w:proofErr w:type="spellEnd"/>
+      <w:r>
+        <w:rPr>
+          <w:b/>
+          <w:bCs/>
+        </w:rPr>
+        <w:t xml:space="preserve"> -g @angular/cli                 </w:t>
       </w:r>
       <w:r>
         <w:rPr>
@@ -1570,7 +1589,39 @@
           <w:b/>
           <w:bCs/>
         </w:rPr>
-        <w:t>$ npm i -g @angular/cli</w:t>
+        <w:t xml:space="preserve">$ </w:t>
+      </w:r>
+      <w:proofErr w:type="spellStart"/>
+      <w:r>
+        <w:rPr>
+          <w:b/>
+          <w:bCs/>
+        </w:rPr>
+        <w:t>npm</w:t>
+      </w:r>
+      <w:proofErr w:type="spellEnd"/>
+      <w:r>
+        <w:rPr>
+          <w:b/>
+          <w:bCs/>
+        </w:rPr>
+        <w:t xml:space="preserve"> </w:t>
+      </w:r>
+      <w:proofErr w:type="spellStart"/>
+      <w:r>
+        <w:rPr>
+          <w:b/>
+          <w:bCs/>
+        </w:rPr>
+        <w:t>i</w:t>
+      </w:r>
+      <w:proofErr w:type="spellEnd"/>
+      <w:r>
+        <w:rPr>
+          <w:b/>
+          <w:bCs/>
+        </w:rPr>
+        <w:t xml:space="preserve"> -g @angular/cli</w:t>
       </w:r>
       <w:r>
         <w:rPr>
@@ -1617,7 +1668,39 @@
           <w:b/>
           <w:bCs/>
         </w:rPr>
-        <w:t>$ npm i -g @angular/cli</w:t>
+        <w:t xml:space="preserve">$ </w:t>
+      </w:r>
+      <w:proofErr w:type="spellStart"/>
+      <w:r>
+        <w:rPr>
+          <w:b/>
+          <w:bCs/>
+        </w:rPr>
+        <w:t>npm</w:t>
+      </w:r>
+      <w:proofErr w:type="spellEnd"/>
+      <w:r>
+        <w:rPr>
+          <w:b/>
+          <w:bCs/>
+        </w:rPr>
+        <w:t xml:space="preserve"> </w:t>
+      </w:r>
+      <w:proofErr w:type="spellStart"/>
+      <w:r>
+        <w:rPr>
+          <w:b/>
+          <w:bCs/>
+        </w:rPr>
+        <w:t>i</w:t>
+      </w:r>
+      <w:proofErr w:type="spellEnd"/>
+      <w:r>
+        <w:rPr>
+          <w:b/>
+          <w:bCs/>
+        </w:rPr>
+        <w:t xml:space="preserve"> -g @angular/cli</w:t>
       </w:r>
       <w:r>
         <w:rPr>
@@ -1702,33 +1785,15 @@
           <w:bCs/>
           <w:lang w:val="en-US"/>
         </w:rPr>
-        <w:t xml:space="preserve">$ ng </w:t>
-      </w:r>
-      <w:proofErr w:type="gramStart"/>
-      <w:r>
-        <w:rPr>
-          <w:b/>
-          <w:bCs/>
-          <w:lang w:val="en-US"/>
-        </w:rPr>
-        <w:t>version</w:t>
-      </w:r>
-      <w:r>
-        <w:rPr>
-          <w:b/>
-          <w:bCs/>
-          <w:lang w:val="en-US"/>
-        </w:rPr>
-        <w:t xml:space="preserve">  OR</w:t>
-      </w:r>
-      <w:proofErr w:type="gramEnd"/>
-      <w:r>
-        <w:rPr>
-          <w:b/>
-          <w:bCs/>
-          <w:lang w:val="en-US"/>
-        </w:rPr>
-        <w:t xml:space="preserve"> $ ng v</w:t>
+        <w:t>$ ng version</w:t>
+      </w:r>
+      <w:r>
+        <w:rPr>
+          <w:b/>
+          <w:bCs/>
+          <w:lang w:val="en-US"/>
+        </w:rPr>
+        <w:t xml:space="preserve">  OR $ ng v</w:t>
       </w:r>
     </w:p>
     <w:p>
@@ -1764,7 +1829,7 @@
                     <pic:cNvPicPr/>
                   </pic:nvPicPr>
                   <pic:blipFill>
-                    <a:blip r:embed="rId32"/>
+                    <a:blip r:embed="rId31"/>
                     <a:stretch>
                       <a:fillRect/>
                     </a:stretch>
@@ -1818,12 +1883,21 @@
           <w:lang w:val="en-US"/>
         </w:rPr>
       </w:pPr>
-      <w:r>
-        <w:rPr>
-          <w:b/>
-          <w:bCs/>
-        </w:rPr>
-        <w:t>npm uninstall -g angular-cli</w:t>
+      <w:proofErr w:type="spellStart"/>
+      <w:r>
+        <w:rPr>
+          <w:b/>
+          <w:bCs/>
+        </w:rPr>
+        <w:t>npm</w:t>
+      </w:r>
+      <w:proofErr w:type="spellEnd"/>
+      <w:r>
+        <w:rPr>
+          <w:b/>
+          <w:bCs/>
+        </w:rPr>
+        <w:t xml:space="preserve"> uninstall -g angular-cli</w:t>
       </w:r>
     </w:p>
     <w:p>
@@ -1840,12 +1914,21 @@
           <w:lang w:val="en-US"/>
         </w:rPr>
       </w:pPr>
-      <w:r>
-        <w:rPr>
-          <w:b/>
-          <w:bCs/>
-        </w:rPr>
-        <w:t xml:space="preserve">npm cache clean    </w:t>
+      <w:proofErr w:type="spellStart"/>
+      <w:r>
+        <w:rPr>
+          <w:b/>
+          <w:bCs/>
+        </w:rPr>
+        <w:t>npm</w:t>
+      </w:r>
+      <w:proofErr w:type="spellEnd"/>
+      <w:r>
+        <w:rPr>
+          <w:b/>
+          <w:bCs/>
+        </w:rPr>
+        <w:t xml:space="preserve"> cache clean    </w:t>
       </w:r>
       <w:r>
         <w:rPr>
@@ -1898,7 +1981,7 @@
                     <pic:cNvPicPr/>
                   </pic:nvPicPr>
                   <pic:blipFill>
-                    <a:blip r:embed="rId33"/>
+                    <a:blip r:embed="rId32"/>
                     <a:stretch>
                       <a:fillRect/>
                     </a:stretch>
@@ -2047,7 +2130,15 @@
         <w:spacing w:after="0" w:line="240" w:lineRule="auto"/>
       </w:pPr>
       <w:r>
-        <w:t>Open terminal or command prompt. CMD/gitbash.</w:t>
+        <w:t>Open terminal or command prompt. CMD/</w:t>
+      </w:r>
+      <w:proofErr w:type="spellStart"/>
+      <w:r>
+        <w:t>gitbash</w:t>
+      </w:r>
+      <w:proofErr w:type="spellEnd"/>
+      <w:r>
+        <w:t>.</w:t>
       </w:r>
     </w:p>
     <w:p>
@@ -2077,10 +2168,23 @@
           <w:b/>
           <w:bCs/>
         </w:rPr>
-        <w:t>ng new &lt;angular_projectName</w:t>
-      </w:r>
-      <w:r>
-        <w:t>&gt;       here ng means angular. a</w:t>
+        <w:t>ng new &lt;</w:t>
+      </w:r>
+      <w:proofErr w:type="spellStart"/>
+      <w:r>
+        <w:rPr>
+          <w:b/>
+          <w:bCs/>
+        </w:rPr>
+        <w:t>angular_projectName</w:t>
+      </w:r>
+      <w:proofErr w:type="spellEnd"/>
+      <w:r>
+        <w:t xml:space="preserve">&gt;       here ng means angular. </w:t>
+      </w:r>
+      <w:proofErr w:type="spellStart"/>
+      <w:r>
+        <w:t>a</w:t>
       </w:r>
       <w:r>
         <w:rPr>
@@ -2091,7 +2195,11 @@
         <w:t>NG</w:t>
       </w:r>
       <w:r>
-        <w:t>ular.</w:t>
+        <w:t>ular</w:t>
+      </w:r>
+      <w:proofErr w:type="spellEnd"/>
+      <w:r>
+        <w:t>.</w:t>
       </w:r>
     </w:p>
     <w:p>
@@ -2120,17 +2228,8 @@
           <w:b/>
           <w:bCs/>
         </w:rPr>
-        <w:t xml:space="preserve">ng </w:t>
-      </w:r>
-      <w:proofErr w:type="gramStart"/>
-      <w:r>
-        <w:rPr>
-          <w:b/>
-          <w:bCs/>
-        </w:rPr>
-        <w:t>serve</w:t>
-      </w:r>
-      <w:proofErr w:type="gramEnd"/>
+        <w:t>ng serve</w:t>
+      </w:r>
     </w:p>
     <w:p>
       <w:pPr>
@@ -2156,7 +2255,7 @@
                     <pic:cNvPicPr/>
                   </pic:nvPicPr>
                   <pic:blipFill>
-                    <a:blip r:embed="rId34"/>
+                    <a:blip r:embed="rId33"/>
                     <a:stretch>
                       <a:fillRect/>
                     </a:stretch>
@@ -2190,15 +2289,15 @@
         <w:spacing w:after="0" w:line="240" w:lineRule="auto"/>
       </w:pPr>
       <w:r>
-        <w:t xml:space="preserve">Once after creating angular </w:t>
-      </w:r>
-      <w:proofErr w:type="gramStart"/>
-      <w:r>
-        <w:t>project</w:t>
-      </w:r>
-      <w:proofErr w:type="gramEnd"/>
-      <w:r>
-        <w:t xml:space="preserve"> we need to take that project into VSCode.</w:t>
+        <w:t xml:space="preserve">Once after creating angular project we need to take that project into </w:t>
+      </w:r>
+      <w:proofErr w:type="spellStart"/>
+      <w:r>
+        <w:t>VSCode</w:t>
+      </w:r>
+      <w:proofErr w:type="spellEnd"/>
+      <w:r>
+        <w:t>.</w:t>
       </w:r>
     </w:p>
     <w:p>
@@ -2243,7 +2342,7 @@
                     <pic:cNvPicPr/>
                   </pic:nvPicPr>
                   <pic:blipFill>
-                    <a:blip r:embed="rId35"/>
+                    <a:blip r:embed="rId34"/>
                     <a:stretch>
                       <a:fillRect/>
                     </a:stretch>
@@ -2286,7 +2385,7 @@
       <w:pPr>
         <w:spacing w:after="0" w:line="240" w:lineRule="auto"/>
       </w:pPr>
-      <w:hyperlink r:id="rId36" w:history="1">
+      <w:hyperlink r:id="rId35" w:history="1">
         <w:r>
           <w:rPr>
             <w:rStyle w:val="Hyperlink"/>
@@ -2327,7 +2426,7 @@
                     <pic:cNvPicPr/>
                   </pic:nvPicPr>
                   <pic:blipFill>
-                    <a:blip r:embed="rId37"/>
+                    <a:blip r:embed="rId36"/>
                     <a:stretch>
                       <a:fillRect/>
                     </a:stretch>
@@ -2361,43 +2460,52 @@
         <w:lastRenderedPageBreak/>
         <w:t>“</w:t>
       </w:r>
-      <w:proofErr w:type="gramStart"/>
-      <w:r>
-        <w:rPr>
-          <w:b/>
-          <w:bCs/>
-        </w:rPr>
-        <w:t>node</w:t>
-      </w:r>
-      <w:proofErr w:type="gramEnd"/>
-      <w:r>
-        <w:rPr>
-          <w:b/>
-          <w:bCs/>
-        </w:rPr>
-        <w:t>_modules</w:t>
-      </w:r>
+      <w:proofErr w:type="spellStart"/>
+      <w:r>
+        <w:rPr>
+          <w:b/>
+          <w:bCs/>
+        </w:rPr>
+        <w:t>node_modules</w:t>
+      </w:r>
+      <w:proofErr w:type="spellEnd"/>
       <w:r>
         <w:t xml:space="preserve">” – it is </w:t>
       </w:r>
-      <w:proofErr w:type="gramStart"/>
+      <w:proofErr w:type="spellStart"/>
       <w:r>
         <w:t>a</w:t>
       </w:r>
-      <w:proofErr w:type="gramEnd"/>
+      <w:proofErr w:type="spellEnd"/>
       <w:r>
         <w:t xml:space="preserve"> angular library folder.</w:t>
       </w:r>
       <w:r>
-        <w:t xml:space="preserve"> It contains all .js</w:t>
-      </w:r>
-      <w:proofErr w:type="gramStart"/>
-      <w:r>
-        <w:t>, ,json</w:t>
-      </w:r>
-      <w:proofErr w:type="gramEnd"/>
-      <w:r>
-        <w:t xml:space="preserve">, .css. html files which are </w:t>
+        <w:t xml:space="preserve"> It contains all .</w:t>
+      </w:r>
+      <w:proofErr w:type="spellStart"/>
+      <w:r>
+        <w:t>js</w:t>
+      </w:r>
+      <w:proofErr w:type="spellEnd"/>
+      <w:r>
+        <w:t>, ,</w:t>
+      </w:r>
+      <w:proofErr w:type="spellStart"/>
+      <w:r>
+        <w:t>json</w:t>
+      </w:r>
+      <w:proofErr w:type="spellEnd"/>
+      <w:r>
+        <w:t>, .</w:t>
+      </w:r>
+      <w:proofErr w:type="spellStart"/>
+      <w:r>
+        <w:t>css</w:t>
+      </w:r>
+      <w:proofErr w:type="spellEnd"/>
+      <w:r>
+        <w:t xml:space="preserve">. html files which are </w:t>
       </w:r>
       <w:r>
         <w:t>required</w:t>
@@ -2455,7 +2563,7 @@
                           <pic:cNvPicPr/>
                         </pic:nvPicPr>
                         <pic:blipFill>
-                          <a:blip r:embed="rId38"/>
+                          <a:blip r:embed="rId37"/>
                           <a:stretch>
                             <a:fillRect/>
                           </a:stretch>
@@ -2502,7 +2610,7 @@
                           <pic:cNvPicPr/>
                         </pic:nvPicPr>
                         <pic:blipFill>
-                          <a:blip r:embed="rId39"/>
+                          <a:blip r:embed="rId38"/>
                           <a:stretch>
                             <a:fillRect/>
                           </a:stretch>
@@ -2578,7 +2686,6 @@
       <w:pPr>
         <w:spacing w:after="0" w:line="240" w:lineRule="auto"/>
       </w:pPr>
-      <w:proofErr w:type="gramStart"/>
       <w:r>
         <w:rPr>
           <w:b/>
@@ -2587,18 +2694,7 @@
           <w:szCs w:val="32"/>
           <w:highlight w:val="yellow"/>
         </w:rPr>
-        <w:t>Component  =</w:t>
-      </w:r>
-      <w:proofErr w:type="gramEnd"/>
-      <w:r>
-        <w:rPr>
-          <w:b/>
-          <w:bCs/>
-          <w:sz w:val="32"/>
-          <w:szCs w:val="32"/>
-          <w:highlight w:val="yellow"/>
-        </w:rPr>
-        <w:t xml:space="preserve"> HTML + CSS + TS class.</w:t>
+        <w:t>Component  = HTML + CSS + TS class.</w:t>
       </w:r>
     </w:p>
     <w:p>
@@ -2630,7 +2726,7 @@
                     <pic:cNvPicPr/>
                   </pic:nvPicPr>
                   <pic:blipFill>
-                    <a:blip r:embed="rId40"/>
+                    <a:blip r:embed="rId39"/>
                     <a:stretch>
                       <a:fillRect/>
                     </a:stretch>
@@ -2660,6 +2756,7 @@
       <w:pPr>
         <w:spacing w:after="0" w:line="240" w:lineRule="auto"/>
       </w:pPr>
+      <w:proofErr w:type="spellStart"/>
       <w:r>
         <w:rPr>
           <w:b/>
@@ -2667,10 +2764,11 @@
         </w:rPr>
         <w:t>omponents</w:t>
       </w:r>
+      <w:proofErr w:type="spellEnd"/>
       <w:r>
         <w:t> are the main building block of an angular application. Components are similar to </w:t>
       </w:r>
-      <w:hyperlink r:id="rId41" w:tgtFrame="_blank" w:history="1">
+      <w:hyperlink r:id="rId40" w:tgtFrame="_blank" w:history="1">
         <w:r>
           <w:rPr>
             <w:rStyle w:val="Hyperlink"/>
@@ -2781,7 +2879,15 @@
         <w:spacing w:after="0" w:line="240" w:lineRule="auto"/>
       </w:pPr>
       <w:r>
-        <w:t>class in ts file</w:t>
+        <w:t xml:space="preserve">class in </w:t>
+      </w:r>
+      <w:proofErr w:type="spellStart"/>
+      <w:r>
+        <w:t>ts</w:t>
+      </w:r>
+      <w:proofErr w:type="spellEnd"/>
+      <w:r>
+        <w:t xml:space="preserve"> file</w:t>
       </w:r>
       <w:r>
         <w:t xml:space="preserve">  </w:t>
@@ -2804,15 +2910,7 @@
       </w:pPr>
       <w:r>
         <w:lastRenderedPageBreak/>
-        <w:t xml:space="preserve">To create new </w:t>
-      </w:r>
-      <w:proofErr w:type="gramStart"/>
-      <w:r>
-        <w:t>component</w:t>
-      </w:r>
-      <w:proofErr w:type="gramEnd"/>
-      <w:r>
-        <w:t xml:space="preserve"> we can use below command.</w:t>
+        <w:t>To create new component we can use below command.</w:t>
       </w:r>
     </w:p>
     <w:p>
@@ -2855,7 +2953,7 @@
                     <pic:cNvPicPr/>
                   </pic:nvPicPr>
                   <pic:blipFill>
-                    <a:blip r:embed="rId42"/>
+                    <a:blip r:embed="rId41"/>
                     <a:stretch>
                       <a:fillRect/>
                     </a:stretch>
@@ -2894,28 +2992,67 @@
         <w:spacing w:after="0" w:line="240" w:lineRule="auto"/>
       </w:pPr>
       <w:r>
-        <w:t>Html file, css file, ts file and one spect.ts file which is used for testing purpose.</w:t>
-      </w:r>
-    </w:p>
-    <w:p>
-      <w:pPr>
-        <w:spacing w:after="0" w:line="240" w:lineRule="auto"/>
-      </w:pPr>
-    </w:p>
-    <w:p>
-      <w:pPr>
-        <w:spacing w:after="0" w:line="240" w:lineRule="auto"/>
-      </w:pPr>
-      <w:r>
-        <w:t xml:space="preserve">When ever we create any new component that component folder is create under </w:t>
-      </w:r>
+        <w:t xml:space="preserve">Html file, </w:t>
+      </w:r>
+      <w:proofErr w:type="spellStart"/>
+      <w:r>
+        <w:t>css</w:t>
+      </w:r>
+      <w:proofErr w:type="spellEnd"/>
+      <w:r>
+        <w:t xml:space="preserve"> file, </w:t>
+      </w:r>
+      <w:proofErr w:type="spellStart"/>
+      <w:r>
+        <w:t>ts</w:t>
+      </w:r>
+      <w:proofErr w:type="spellEnd"/>
+      <w:r>
+        <w:t xml:space="preserve"> file and one </w:t>
+      </w:r>
+      <w:proofErr w:type="spellStart"/>
+      <w:r>
+        <w:t>spect.ts</w:t>
+      </w:r>
+      <w:proofErr w:type="spellEnd"/>
+      <w:r>
+        <w:t xml:space="preserve"> file which is used for testing purpose.</w:t>
+      </w:r>
+    </w:p>
+    <w:p>
+      <w:pPr>
+        <w:spacing w:after="0" w:line="240" w:lineRule="auto"/>
+      </w:pPr>
+    </w:p>
+    <w:p>
+      <w:pPr>
+        <w:spacing w:after="0" w:line="240" w:lineRule="auto"/>
+      </w:pPr>
+      <w:proofErr w:type="spellStart"/>
+      <w:r>
+        <w:t>When ever</w:t>
+      </w:r>
+      <w:proofErr w:type="spellEnd"/>
+      <w:r>
+        <w:t xml:space="preserve"> we create any new component that component folder is create under </w:t>
+      </w:r>
+      <w:proofErr w:type="spellStart"/>
       <w:r>
         <w:rPr>
           <w:b/>
           <w:bCs/>
           <w:highlight w:val="yellow"/>
         </w:rPr>
-        <w:t>src/app/&lt;employee/address&gt;</w:t>
+        <w:t>src</w:t>
+      </w:r>
+      <w:proofErr w:type="spellEnd"/>
+      <w:r>
+        <w:rPr>
+          <w:b/>
+          <w:bCs/>
+          <w:highlight w:val="yellow"/>
+        </w:rPr>
+        <w:t>/app/&lt;employee/address&gt;</w:t>
       </w:r>
       <w:r>
         <w:t xml:space="preserve"> folder.</w:t>
@@ -2941,15 +3078,7 @@
         <w:spacing w:after="0" w:line="240" w:lineRule="auto"/>
       </w:pPr>
       <w:r>
-        <w:t xml:space="preserve">If you want to load one component in another </w:t>
-      </w:r>
-      <w:proofErr w:type="gramStart"/>
-      <w:r>
-        <w:t>component</w:t>
-      </w:r>
-      <w:proofErr w:type="gramEnd"/>
-      <w:r>
-        <w:t xml:space="preserve"> we need to make use of “</w:t>
+        <w:t>If you want to load one component in another component we need to make use of “</w:t>
       </w:r>
       <w:r>
         <w:rPr>
@@ -2983,15 +3112,7 @@
         <w:spacing w:after="0" w:line="240" w:lineRule="auto"/>
       </w:pPr>
       <w:r>
-        <w:t xml:space="preserve">By </w:t>
-      </w:r>
-      <w:proofErr w:type="gramStart"/>
-      <w:r>
-        <w:t>default</w:t>
-      </w:r>
-      <w:proofErr w:type="gramEnd"/>
-      <w:r>
-        <w:t xml:space="preserve"> we can show only one component, but if you want to show multiple components at a time, we can use chaining process.</w:t>
+        <w:t>By default we can show only one component, but if you want to show multiple components at a time, we can use chaining process.</w:t>
       </w:r>
     </w:p>
     <w:p>
@@ -3057,8 +3178,21 @@
       <w:pPr>
         <w:spacing w:after="0" w:line="240" w:lineRule="auto"/>
       </w:pPr>
-      <w:r>
-        <w:t xml:space="preserve">When ever we create Angular project ny default one component will be created that </w:t>
+      <w:proofErr w:type="spellStart"/>
+      <w:r>
+        <w:t>When ever</w:t>
+      </w:r>
+      <w:proofErr w:type="spellEnd"/>
+      <w:r>
+        <w:t xml:space="preserve"> we create Angular project </w:t>
+      </w:r>
+      <w:proofErr w:type="spellStart"/>
+      <w:r>
+        <w:t>ny</w:t>
+      </w:r>
+      <w:proofErr w:type="spellEnd"/>
+      <w:r>
+        <w:t xml:space="preserve"> default one component will be created that </w:t>
       </w:r>
       <w:r>
         <w:t xml:space="preserve">component </w:t>
@@ -3144,12 +3278,21 @@
                 <w:bCs/>
               </w:rPr>
             </w:pPr>
+            <w:proofErr w:type="spellStart"/>
             <w:r>
               <w:rPr>
                 <w:b/>
                 <w:bCs/>
               </w:rPr>
-              <w:t>app.ts class</w:t>
+              <w:t>app.ts</w:t>
+            </w:r>
+            <w:proofErr w:type="spellEnd"/>
+            <w:r>
+              <w:rPr>
+                <w:b/>
+                <w:bCs/>
+              </w:rPr>
+              <w:t xml:space="preserve"> class</w:t>
             </w:r>
           </w:p>
         </w:tc>
@@ -3164,22 +3307,15 @@
                 <w:bCs/>
               </w:rPr>
             </w:pPr>
-            <w:proofErr w:type="gramStart"/>
+            <w:proofErr w:type="spellStart"/>
             <w:r>
               <w:rPr>
                 <w:b/>
                 <w:bCs/>
               </w:rPr>
-              <w:t>app.spec</w:t>
-            </w:r>
-            <w:proofErr w:type="gramEnd"/>
-            <w:r>
-              <w:rPr>
-                <w:b/>
-                <w:bCs/>
-              </w:rPr>
-              <w:t>.ts</w:t>
-            </w:r>
+              <w:t>app.spec.ts</w:t>
+            </w:r>
+            <w:proofErr w:type="spellEnd"/>
           </w:p>
         </w:tc>
       </w:tr>
@@ -3220,39 +3356,7 @@
                 <w:sz w:val="18"/>
                 <w:szCs w:val="18"/>
               </w:rPr>
-              <w:t xml:space="preserve">import </w:t>
-            </w:r>
-            <w:proofErr w:type="gramStart"/>
-            <w:r>
-              <w:rPr>
-                <w:sz w:val="18"/>
-                <w:szCs w:val="18"/>
-              </w:rPr>
-              <w:t>{ Component</w:t>
-            </w:r>
-            <w:proofErr w:type="gramEnd"/>
-            <w:r>
-              <w:rPr>
-                <w:sz w:val="18"/>
-                <w:szCs w:val="18"/>
-              </w:rPr>
-              <w:t xml:space="preserve">, </w:t>
-            </w:r>
-            <w:proofErr w:type="gramStart"/>
-            <w:r>
-              <w:rPr>
-                <w:sz w:val="18"/>
-                <w:szCs w:val="18"/>
-              </w:rPr>
-              <w:t>signal }</w:t>
-            </w:r>
-            <w:proofErr w:type="gramEnd"/>
-            <w:r>
-              <w:rPr>
-                <w:sz w:val="18"/>
-                <w:szCs w:val="18"/>
-              </w:rPr>
-              <w:t xml:space="preserve"> from '@angular/core';</w:t>
+              <w:t>import { Component, signal } from '@angular/core';</w:t>
             </w:r>
           </w:p>
           <w:p>
@@ -3267,17 +3371,17 @@
                 <w:sz w:val="18"/>
                 <w:szCs w:val="18"/>
               </w:rPr>
-              <w:t xml:space="preserve">import </w:t>
-            </w:r>
-            <w:proofErr w:type="gramStart"/>
+              <w:t xml:space="preserve">import { </w:t>
+            </w:r>
+            <w:proofErr w:type="spellStart"/>
             <w:r>
               <w:rPr>
                 <w:sz w:val="18"/>
                 <w:szCs w:val="18"/>
               </w:rPr>
-              <w:t>{ RouterOutlet</w:t>
-            </w:r>
-            <w:proofErr w:type="gramEnd"/>
+              <w:t>RouterOutlet</w:t>
+            </w:r>
+            <w:proofErr w:type="spellEnd"/>
             <w:r>
               <w:rPr>
                 <w:sz w:val="18"/>
@@ -3306,23 +3410,7 @@
                 <w:sz w:val="18"/>
                 <w:szCs w:val="18"/>
               </w:rPr>
-              <w:t>@</w:t>
-            </w:r>
-            <w:proofErr w:type="gramStart"/>
-            <w:r>
-              <w:rPr>
-                <w:sz w:val="18"/>
-                <w:szCs w:val="18"/>
-              </w:rPr>
-              <w:t>Component(</w:t>
-            </w:r>
-            <w:proofErr w:type="gramEnd"/>
-            <w:r>
-              <w:rPr>
-                <w:sz w:val="18"/>
-                <w:szCs w:val="18"/>
-              </w:rPr>
-              <w:t>{</w:t>
+              <w:t>@Component({</w:t>
             </w:r>
           </w:p>
           <w:p>
@@ -3371,11 +3459,10 @@
                 <w:szCs w:val="28"/>
                 <w:highlight w:val="yellow"/>
               </w:rPr>
-              <w:t>  imports: [RouterOutlet],</w:t>
-            </w:r>
-          </w:p>
-          <w:p>
-            <w:pPr>
+              <w:t>  imports: [</w:t>
+            </w:r>
+            <w:proofErr w:type="spellStart"/>
+            <w:r>
               <w:rPr>
                 <w:b/>
                 <w:bCs/>
@@ -3383,7 +3470,9 @@
                 <w:szCs w:val="28"/>
                 <w:highlight w:val="yellow"/>
               </w:rPr>
-            </w:pPr>
+              <w:t>RouterOutlet</w:t>
+            </w:r>
+            <w:proofErr w:type="spellEnd"/>
             <w:r>
               <w:rPr>
                 <w:b/>
@@ -3392,19 +3481,11 @@
                 <w:szCs w:val="28"/>
                 <w:highlight w:val="yellow"/>
               </w:rPr>
-              <w:t>  templateUrl: './app.html',</w:t>
+              <w:t>],</w:t>
             </w:r>
           </w:p>
           <w:p>
             <w:pPr>
-              <w:rPr>
-                <w:b/>
-                <w:bCs/>
-                <w:sz w:val="28"/>
-                <w:szCs w:val="28"/>
-              </w:rPr>
-            </w:pPr>
-            <w:r>
               <w:rPr>
                 <w:b/>
                 <w:bCs/>
@@ -3412,22 +3493,80 @@
                 <w:szCs w:val="28"/>
                 <w:highlight w:val="yellow"/>
               </w:rPr>
-              <w:t>  styleUrl: './app.css'</w:t>
+            </w:pPr>
+            <w:r>
+              <w:rPr>
+                <w:b/>
+                <w:bCs/>
+                <w:sz w:val="28"/>
+                <w:szCs w:val="28"/>
+                <w:highlight w:val="yellow"/>
+              </w:rPr>
+              <w:t xml:space="preserve">  </w:t>
+            </w:r>
+            <w:proofErr w:type="spellStart"/>
+            <w:r>
+              <w:rPr>
+                <w:b/>
+                <w:bCs/>
+                <w:sz w:val="28"/>
+                <w:szCs w:val="28"/>
+                <w:highlight w:val="yellow"/>
+              </w:rPr>
+              <w:t>templateUrl</w:t>
+            </w:r>
+            <w:proofErr w:type="spellEnd"/>
+            <w:r>
+              <w:rPr>
+                <w:b/>
+                <w:bCs/>
+                <w:sz w:val="28"/>
+                <w:szCs w:val="28"/>
+                <w:highlight w:val="yellow"/>
+              </w:rPr>
+              <w:t>: './app.html',</w:t>
             </w:r>
           </w:p>
           <w:p>
             <w:pPr>
               <w:rPr>
-                <w:sz w:val="18"/>
-                <w:szCs w:val="18"/>
+                <w:b/>
+                <w:bCs/>
+                <w:sz w:val="28"/>
+                <w:szCs w:val="28"/>
               </w:rPr>
             </w:pPr>
             <w:r>
               <w:rPr>
-                <w:sz w:val="18"/>
-                <w:szCs w:val="18"/>
-              </w:rPr>
-              <w:t>})</w:t>
+                <w:b/>
+                <w:bCs/>
+                <w:sz w:val="28"/>
+                <w:szCs w:val="28"/>
+                <w:highlight w:val="yellow"/>
+              </w:rPr>
+              <w:t xml:space="preserve">  </w:t>
+            </w:r>
+            <w:proofErr w:type="spellStart"/>
+            <w:r>
+              <w:rPr>
+                <w:b/>
+                <w:bCs/>
+                <w:sz w:val="28"/>
+                <w:szCs w:val="28"/>
+                <w:highlight w:val="yellow"/>
+              </w:rPr>
+              <w:t>styleUrl</w:t>
+            </w:r>
+            <w:proofErr w:type="spellEnd"/>
+            <w:r>
+              <w:rPr>
+                <w:b/>
+                <w:bCs/>
+                <w:sz w:val="28"/>
+                <w:szCs w:val="28"/>
+                <w:highlight w:val="yellow"/>
+              </w:rPr>
+              <w:t>: './app.css'</w:t>
             </w:r>
           </w:p>
           <w:p>
@@ -3442,7 +3581,7 @@
                 <w:sz w:val="18"/>
                 <w:szCs w:val="18"/>
               </w:rPr>
-              <w:t>export class App {</w:t>
+              <w:t>})</w:t>
             </w:r>
           </w:p>
           <w:p>
@@ -3457,7 +3596,38 @@
                 <w:sz w:val="18"/>
                 <w:szCs w:val="18"/>
               </w:rPr>
-              <w:t>  protected readonly title = signal('demo1');</w:t>
+              <w:t>export class App {</w:t>
+            </w:r>
+          </w:p>
+          <w:p>
+            <w:pPr>
+              <w:rPr>
+                <w:sz w:val="18"/>
+                <w:szCs w:val="18"/>
+              </w:rPr>
+            </w:pPr>
+            <w:r>
+              <w:rPr>
+                <w:sz w:val="18"/>
+                <w:szCs w:val="18"/>
+              </w:rPr>
+              <w:t xml:space="preserve">  protected </w:t>
+            </w:r>
+            <w:proofErr w:type="spellStart"/>
+            <w:r>
+              <w:rPr>
+                <w:sz w:val="18"/>
+                <w:szCs w:val="18"/>
+              </w:rPr>
+              <w:t>readonly</w:t>
+            </w:r>
+            <w:proofErr w:type="spellEnd"/>
+            <w:r>
+              <w:rPr>
+                <w:sz w:val="18"/>
+                <w:szCs w:val="18"/>
+              </w:rPr>
+              <w:t xml:space="preserve"> title = signal('demo1');</w:t>
             </w:r>
           </w:p>
           <w:p>
@@ -3508,17 +3678,17 @@
                 <w:sz w:val="16"/>
                 <w:szCs w:val="16"/>
               </w:rPr>
-              <w:t xml:space="preserve">import </w:t>
-            </w:r>
-            <w:proofErr w:type="gramStart"/>
+              <w:t xml:space="preserve">import { </w:t>
+            </w:r>
+            <w:proofErr w:type="spellStart"/>
             <w:r>
               <w:rPr>
                 <w:sz w:val="16"/>
                 <w:szCs w:val="16"/>
               </w:rPr>
-              <w:t>{ provideZonelessChangeDetection</w:t>
-            </w:r>
-            <w:proofErr w:type="gramEnd"/>
+              <w:t>provideZonelessChangeDetection</w:t>
+            </w:r>
+            <w:proofErr w:type="spellEnd"/>
             <w:r>
               <w:rPr>
                 <w:sz w:val="16"/>
@@ -3539,17 +3709,17 @@
                 <w:sz w:val="16"/>
                 <w:szCs w:val="16"/>
               </w:rPr>
-              <w:t xml:space="preserve">import </w:t>
-            </w:r>
-            <w:proofErr w:type="gramStart"/>
+              <w:t xml:space="preserve">import { </w:t>
+            </w:r>
+            <w:proofErr w:type="spellStart"/>
             <w:r>
               <w:rPr>
                 <w:sz w:val="16"/>
                 <w:szCs w:val="16"/>
               </w:rPr>
-              <w:t>{ TestBed</w:t>
-            </w:r>
-            <w:proofErr w:type="gramEnd"/>
+              <w:t>TestBed</w:t>
+            </w:r>
+            <w:proofErr w:type="spellEnd"/>
             <w:r>
               <w:rPr>
                 <w:sz w:val="16"/>
@@ -3570,39 +3740,7 @@
                 <w:sz w:val="16"/>
                 <w:szCs w:val="16"/>
               </w:rPr>
-              <w:t xml:space="preserve">import </w:t>
-            </w:r>
-            <w:proofErr w:type="gramStart"/>
-            <w:r>
-              <w:rPr>
-                <w:sz w:val="16"/>
-                <w:szCs w:val="16"/>
-              </w:rPr>
-              <w:t>{ App</w:t>
-            </w:r>
-            <w:proofErr w:type="gramEnd"/>
-            <w:r>
-              <w:rPr>
-                <w:sz w:val="16"/>
-                <w:szCs w:val="16"/>
-              </w:rPr>
-              <w:t xml:space="preserve"> } from </w:t>
-            </w:r>
-            <w:proofErr w:type="gramStart"/>
-            <w:r>
-              <w:rPr>
-                <w:sz w:val="16"/>
-                <w:szCs w:val="16"/>
-              </w:rPr>
-              <w:t>'./</w:t>
-            </w:r>
-            <w:proofErr w:type="gramEnd"/>
-            <w:r>
-              <w:rPr>
-                <w:sz w:val="16"/>
-                <w:szCs w:val="16"/>
-              </w:rPr>
-              <w:t>app';</w:t>
+              <w:t>import { App } from './app';</w:t>
             </w:r>
           </w:p>
           <w:p>
@@ -3620,21 +3758,12 @@
                 <w:szCs w:val="16"/>
               </w:rPr>
             </w:pPr>
-            <w:proofErr w:type="gramStart"/>
             <w:r>
               <w:rPr>
                 <w:sz w:val="16"/>
                 <w:szCs w:val="16"/>
               </w:rPr>
-              <w:t>describe(</w:t>
-            </w:r>
-            <w:proofErr w:type="gramEnd"/>
-            <w:r>
-              <w:rPr>
-                <w:sz w:val="16"/>
-                <w:szCs w:val="16"/>
-              </w:rPr>
-              <w:t>'App', () =&gt; {</w:t>
+              <w:t>describe('App', () =&gt; {</w:t>
             </w:r>
           </w:p>
           <w:p>
@@ -3651,21 +3780,21 @@
               </w:rPr>
               <w:t xml:space="preserve">  </w:t>
             </w:r>
-            <w:proofErr w:type="gramStart"/>
+            <w:proofErr w:type="spellStart"/>
             <w:r>
               <w:rPr>
                 <w:sz w:val="16"/>
                 <w:szCs w:val="16"/>
               </w:rPr>
-              <w:t>beforeEach(</w:t>
-            </w:r>
-            <w:proofErr w:type="gramEnd"/>
+              <w:t>beforeEach</w:t>
+            </w:r>
+            <w:proofErr w:type="spellEnd"/>
             <w:r>
               <w:rPr>
                 <w:sz w:val="16"/>
                 <w:szCs w:val="16"/>
               </w:rPr>
-              <w:t>async () =&gt; {</w:t>
+              <w:t>(async () =&gt; {</w:t>
             </w:r>
           </w:p>
           <w:p>
@@ -3680,7 +3809,23 @@
                 <w:sz w:val="16"/>
                 <w:szCs w:val="16"/>
               </w:rPr>
-              <w:t xml:space="preserve">    await TestBed.configureTestingModule({</w:t>
+              <w:t xml:space="preserve">    await </w:t>
+            </w:r>
+            <w:proofErr w:type="spellStart"/>
+            <w:r>
+              <w:rPr>
+                <w:sz w:val="16"/>
+                <w:szCs w:val="16"/>
+              </w:rPr>
+              <w:t>TestBed.configureTestingModule</w:t>
+            </w:r>
+            <w:proofErr w:type="spellEnd"/>
+            <w:r>
+              <w:rPr>
+                <w:sz w:val="16"/>
+                <w:szCs w:val="16"/>
+              </w:rPr>
+              <w:t>({</w:t>
             </w:r>
           </w:p>
           <w:p>
@@ -3712,21 +3857,21 @@
               </w:rPr>
               <w:t xml:space="preserve">      providers: [</w:t>
             </w:r>
-            <w:proofErr w:type="gramStart"/>
+            <w:proofErr w:type="spellStart"/>
             <w:r>
               <w:rPr>
                 <w:sz w:val="16"/>
                 <w:szCs w:val="16"/>
               </w:rPr>
-              <w:t>provideZonelessChangeDetection(</w:t>
-            </w:r>
-            <w:proofErr w:type="gramEnd"/>
+              <w:t>provideZonelessChangeDetection</w:t>
+            </w:r>
+            <w:proofErr w:type="spellEnd"/>
             <w:r>
               <w:rPr>
                 <w:sz w:val="16"/>
                 <w:szCs w:val="16"/>
               </w:rPr>
-              <w:t>)]</w:t>
+              <w:t>()]</w:t>
             </w:r>
           </w:p>
           <w:p>
@@ -3741,17 +3886,17 @@
                 <w:sz w:val="16"/>
                 <w:szCs w:val="16"/>
               </w:rPr>
-              <w:t xml:space="preserve">    }</w:t>
-            </w:r>
-            <w:proofErr w:type="gramStart"/>
+              <w:t xml:space="preserve">    }).</w:t>
+            </w:r>
+            <w:proofErr w:type="spellStart"/>
             <w:r>
               <w:rPr>
                 <w:sz w:val="16"/>
                 <w:szCs w:val="16"/>
               </w:rPr>
-              <w:t>).compileComponents</w:t>
-            </w:r>
-            <w:proofErr w:type="gramEnd"/>
+              <w:t>compileComponents</w:t>
+            </w:r>
+            <w:proofErr w:type="spellEnd"/>
             <w:r>
               <w:rPr>
                 <w:sz w:val="16"/>
@@ -3795,23 +3940,7 @@
                 <w:sz w:val="16"/>
                 <w:szCs w:val="16"/>
               </w:rPr>
-              <w:t xml:space="preserve">  </w:t>
-            </w:r>
-            <w:proofErr w:type="gramStart"/>
-            <w:r>
-              <w:rPr>
-                <w:sz w:val="16"/>
-                <w:szCs w:val="16"/>
-              </w:rPr>
-              <w:t>it(</w:t>
-            </w:r>
-            <w:proofErr w:type="gramEnd"/>
-            <w:r>
-              <w:rPr>
-                <w:sz w:val="16"/>
-                <w:szCs w:val="16"/>
-              </w:rPr>
-              <w:t>'should create the app', () =&gt; {</w:t>
+              <w:t xml:space="preserve">  it('should create the app', () =&gt; {</w:t>
             </w:r>
           </w:p>
           <w:p>
@@ -3864,23 +3993,7 @@
                 <w:sz w:val="16"/>
                 <w:szCs w:val="16"/>
               </w:rPr>
-              <w:t xml:space="preserve">  </w:t>
-            </w:r>
-            <w:proofErr w:type="gramStart"/>
-            <w:r>
-              <w:rPr>
-                <w:sz w:val="16"/>
-                <w:szCs w:val="16"/>
-              </w:rPr>
-              <w:t>it(</w:t>
-            </w:r>
-            <w:proofErr w:type="gramEnd"/>
-            <w:r>
-              <w:rPr>
-                <w:sz w:val="16"/>
-                <w:szCs w:val="16"/>
-              </w:rPr>
-              <w:t>'should render title', () =&gt; {</w:t>
+              <w:t xml:space="preserve">  it('should render title', () =&gt; {</w:t>
             </w:r>
           </w:p>
           <w:p>
@@ -4000,7 +4113,7 @@
                     <pic:cNvPicPr/>
                   </pic:nvPicPr>
                   <pic:blipFill>
-                    <a:blip r:embed="rId43"/>
+                    <a:blip r:embed="rId42"/>
                     <a:stretch>
                       <a:fillRect/>
                     </a:stretch>
@@ -4026,15 +4139,7 @@
         <w:spacing w:after="0" w:line="240" w:lineRule="auto"/>
       </w:pPr>
       <w:r>
-        <w:t xml:space="preserve">If you want to send data from component to its corresponding </w:t>
-      </w:r>
-      <w:proofErr w:type="gramStart"/>
-      <w:r>
-        <w:t>html</w:t>
-      </w:r>
-      <w:proofErr w:type="gramEnd"/>
-      <w:r>
-        <w:t xml:space="preserve"> we can make use of </w:t>
+        <w:t xml:space="preserve">If you want to send data from component to its corresponding html we can make use of </w:t>
       </w:r>
       <w:r>
         <w:rPr>
@@ -4043,6 +4148,7 @@
         </w:rPr>
         <w:t>{{</w:t>
       </w:r>
+      <w:proofErr w:type="spellStart"/>
       <w:r>
         <w:rPr>
           <w:b/>
@@ -4050,6 +4156,7 @@
         </w:rPr>
         <w:t>empName</w:t>
       </w:r>
+      <w:proofErr w:type="spellEnd"/>
       <w:r>
         <w:rPr>
           <w:b/>
@@ -4082,9 +4189,11 @@
             <w:tcW w:w="5228" w:type="dxa"/>
           </w:tcPr>
           <w:p>
+            <w:proofErr w:type="spellStart"/>
             <w:r>
               <w:t>App.ts</w:t>
             </w:r>
+            <w:proofErr w:type="spellEnd"/>
           </w:p>
         </w:tc>
         <w:tc>
@@ -4105,15 +4214,7 @@
           </w:tcPr>
           <w:p>
             <w:r>
-              <w:t>@</w:t>
-            </w:r>
-            <w:proofErr w:type="gramStart"/>
-            <w:r>
-              <w:t>Component(</w:t>
-            </w:r>
-            <w:proofErr w:type="gramEnd"/>
-            <w:r>
-              <w:t>{</w:t>
+              <w:t>@Component({</w:t>
             </w:r>
           </w:p>
           <w:p>
@@ -4123,17 +4224,41 @@
           </w:p>
           <w:p>
             <w:r>
-              <w:t>  imports: [RouterOutlet],</w:t>
+              <w:t>  imports: [</w:t>
+            </w:r>
+            <w:proofErr w:type="spellStart"/>
+            <w:r>
+              <w:t>RouterOutlet</w:t>
+            </w:r>
+            <w:proofErr w:type="spellEnd"/>
+            <w:r>
+              <w:t>],</w:t>
             </w:r>
           </w:p>
           <w:p>
             <w:r>
-              <w:t>  templateUrl: './app.html',</w:t>
+              <w:t xml:space="preserve">  </w:t>
+            </w:r>
+            <w:proofErr w:type="spellStart"/>
+            <w:r>
+              <w:t>templateUrl</w:t>
+            </w:r>
+            <w:proofErr w:type="spellEnd"/>
+            <w:r>
+              <w:t>: './app.html',</w:t>
             </w:r>
           </w:p>
           <w:p>
             <w:r>
-              <w:t>  styleUrl: './app.css'</w:t>
+              <w:t xml:space="preserve">  </w:t>
+            </w:r>
+            <w:proofErr w:type="spellStart"/>
+            <w:r>
+              <w:t>styleUrl</w:t>
+            </w:r>
+            <w:proofErr w:type="spellEnd"/>
+            <w:r>
+              <w:t>: './app.css'</w:t>
             </w:r>
           </w:p>
           <w:p>
@@ -4148,7 +4273,15 @@
           </w:p>
           <w:p>
             <w:r>
-              <w:t>  empName: string = "Azad Shaik";</w:t>
+              <w:t xml:space="preserve">  </w:t>
+            </w:r>
+            <w:proofErr w:type="spellStart"/>
+            <w:r>
+              <w:t>empName</w:t>
+            </w:r>
+            <w:proofErr w:type="spellEnd"/>
+            <w:r>
+              <w:t>: string = "Azad Shaik";</w:t>
             </w:r>
           </w:p>
           <w:p>
@@ -4175,7 +4308,25 @@
                 <w:bCs/>
                 <w:highlight w:val="yellow"/>
               </w:rPr>
-              <w:t>{{empName}}</w:t>
+              <w:t>{{</w:t>
+            </w:r>
+            <w:proofErr w:type="spellStart"/>
+            <w:r>
+              <w:rPr>
+                <w:b/>
+                <w:bCs/>
+                <w:highlight w:val="yellow"/>
+              </w:rPr>
+              <w:t>empName</w:t>
+            </w:r>
+            <w:proofErr w:type="spellEnd"/>
+            <w:r>
+              <w:rPr>
+                <w:b/>
+                <w:bCs/>
+                <w:highlight w:val="yellow"/>
+              </w:rPr>
+              <w:t>}}</w:t>
             </w:r>
           </w:p>
           <w:p/>
@@ -4227,18 +4378,10 @@
         <w:spacing w:after="0" w:line="240" w:lineRule="auto"/>
       </w:pPr>
       <w:r>
-        <w:t xml:space="preserve">TS interpolation we always write inside </w:t>
-      </w:r>
-      <w:proofErr w:type="gramStart"/>
-      <w:r>
-        <w:t>template</w:t>
-      </w:r>
-      <w:r>
-        <w:t>(</w:t>
-      </w:r>
-      <w:proofErr w:type="gramEnd"/>
-      <w:r>
-        <w:t>we use back ticks `` not double quotes or single quotes to represent string)</w:t>
+        <w:t>TS interpolation we always write inside template</w:t>
+      </w:r>
+      <w:r>
+        <w:t>(we use back ticks `` not double quotes or single quotes to represent string)</w:t>
       </w:r>
       <w:r>
         <w:t xml:space="preserve"> and we write inside </w:t>
@@ -4248,8 +4391,17 @@
           <w:b/>
           <w:bCs/>
         </w:rPr>
-        <w:t>.ts</w:t>
-      </w:r>
+        <w:t>.</w:t>
+      </w:r>
+      <w:proofErr w:type="spellStart"/>
+      <w:r>
+        <w:rPr>
+          <w:b/>
+          <w:bCs/>
+        </w:rPr>
+        <w:t>ts</w:t>
+      </w:r>
+      <w:proofErr w:type="spellEnd"/>
       <w:r>
         <w:t xml:space="preserve"> file only.</w:t>
       </w:r>
@@ -4259,8 +4411,13 @@
         <w:spacing w:after="0" w:line="240" w:lineRule="auto"/>
       </w:pPr>
       <w:r>
-        <w:t>Eg: test.ts</w:t>
-      </w:r>
+        <w:t xml:space="preserve">Eg: </w:t>
+      </w:r>
+      <w:proofErr w:type="spellStart"/>
+      <w:r>
+        <w:t>test.ts</w:t>
+      </w:r>
+      <w:proofErr w:type="spellEnd"/>
     </w:p>
     <w:p>
       <w:pPr>
@@ -4269,11 +4426,11 @@
       <w:r>
         <w:tab/>
       </w:r>
-      <w:proofErr w:type="gramStart"/>
+      <w:proofErr w:type="spellStart"/>
       <w:r>
         <w:t>empName:string</w:t>
       </w:r>
-      <w:proofErr w:type="gramEnd"/>
+      <w:proofErr w:type="spellEnd"/>
       <w:r>
         <w:t xml:space="preserve"> = “Azad”;</w:t>
       </w:r>
@@ -4282,13 +4439,16 @@
       <w:pPr>
         <w:spacing w:after="0" w:line="240" w:lineRule="auto"/>
       </w:pPr>
-      <w:proofErr w:type="gramStart"/>
-      <w:r>
-        <w:t>console.log(</w:t>
-      </w:r>
-      <w:proofErr w:type="gramEnd"/>
-      <w:r>
-        <w:t>`Hi this is ${empName}`);</w:t>
+      <w:r>
+        <w:t>console.log(`Hi this is ${</w:t>
+      </w:r>
+      <w:proofErr w:type="spellStart"/>
+      <w:r>
+        <w:t>empName</w:t>
+      </w:r>
+      <w:proofErr w:type="spellEnd"/>
+      <w:r>
+        <w:t>}`);</w:t>
       </w:r>
     </w:p>
     <w:p>
@@ -4320,7 +4480,15 @@
         <w:t>Back tick for template (``)</w:t>
       </w:r>
       <w:r>
-        <w:t xml:space="preserve"> in .ts file</w:t>
+        <w:t xml:space="preserve"> in .</w:t>
+      </w:r>
+      <w:proofErr w:type="spellStart"/>
+      <w:r>
+        <w:t>ts</w:t>
+      </w:r>
+      <w:proofErr w:type="spellEnd"/>
+      <w:r>
+        <w:t xml:space="preserve"> file</w:t>
       </w:r>
       <w:r>
         <w:t>.</w:t>
@@ -4356,7 +4524,15 @@
         <w:t>for interpolation</w:t>
       </w:r>
       <w:r>
-        <w:t xml:space="preserve"> in ts file inside template ``</w:t>
+        <w:t xml:space="preserve"> in </w:t>
+      </w:r>
+      <w:proofErr w:type="spellStart"/>
+      <w:r>
+        <w:t>ts</w:t>
+      </w:r>
+      <w:proofErr w:type="spellEnd"/>
+      <w:r>
+        <w:t xml:space="preserve"> file inside template ``</w:t>
       </w:r>
       <w:r>
         <w:t>.</w:t>
@@ -4378,7 +4554,31 @@
         <w:t xml:space="preserve">String </w:t>
       </w:r>
       <w:r>
-        <w:t>interpolation, we always write {{empName}} inside the .html file. This empName property is declared in component ts file.</w:t>
+        <w:t>interpolation, we always write {{</w:t>
+      </w:r>
+      <w:proofErr w:type="spellStart"/>
+      <w:r>
+        <w:t>empName</w:t>
+      </w:r>
+      <w:proofErr w:type="spellEnd"/>
+      <w:r>
+        <w:t xml:space="preserve">}} inside the .html file. This </w:t>
+      </w:r>
+      <w:proofErr w:type="spellStart"/>
+      <w:r>
+        <w:t>empName</w:t>
+      </w:r>
+      <w:proofErr w:type="spellEnd"/>
+      <w:r>
+        <w:t xml:space="preserve"> property is declared in component </w:t>
+      </w:r>
+      <w:proofErr w:type="spellStart"/>
+      <w:r>
+        <w:t>ts</w:t>
+      </w:r>
+      <w:proofErr w:type="spellEnd"/>
+      <w:r>
+        <w:t xml:space="preserve"> file.</w:t>
       </w:r>
     </w:p>
     <w:p>
@@ -4404,7 +4604,15 @@
         <w:spacing w:after="0" w:line="240" w:lineRule="auto"/>
       </w:pPr>
       <w:r>
-        <w:t>Declare variable in component ts file.</w:t>
+        <w:t xml:space="preserve">Declare variable in component </w:t>
+      </w:r>
+      <w:proofErr w:type="spellStart"/>
+      <w:r>
+        <w:t>ts</w:t>
+      </w:r>
+      <w:proofErr w:type="spellEnd"/>
+      <w:r>
+        <w:t xml:space="preserve"> file.</w:t>
       </w:r>
     </w:p>
     <w:p>
@@ -4497,7 +4705,15 @@
         <w:t>styles</w:t>
       </w:r>
       <w:r>
-        <w:t> (css file) and </w:t>
+        <w:t> (</w:t>
+      </w:r>
+      <w:proofErr w:type="spellStart"/>
+      <w:r>
+        <w:t>css</w:t>
+      </w:r>
+      <w:proofErr w:type="spellEnd"/>
+      <w:r>
+        <w:t xml:space="preserve"> file) and </w:t>
       </w:r>
       <w:r>
         <w:rPr>
@@ -4507,7 +4723,15 @@
         <w:t>class</w:t>
       </w:r>
       <w:r>
-        <w:t> (.ts file).</w:t>
+        <w:t> (.</w:t>
+      </w:r>
+      <w:proofErr w:type="spellStart"/>
+      <w:r>
+        <w:t>ts</w:t>
+      </w:r>
+      <w:proofErr w:type="spellEnd"/>
+      <w:r>
+        <w:t xml:space="preserve"> file).</w:t>
       </w:r>
     </w:p>
     <w:p>
@@ -4552,6 +4776,7 @@
       <w:r>
         <w:t> is defined in </w:t>
       </w:r>
+      <w:proofErr w:type="spellStart"/>
       <w:r>
         <w:rPr>
           <w:i/>
@@ -4559,6 +4784,7 @@
         </w:rPr>
         <w:t>app.ts</w:t>
       </w:r>
+      <w:proofErr w:type="spellEnd"/>
       <w:r>
         <w:t>. </w:t>
       </w:r>
@@ -4600,8 +4826,13 @@
         <w:spacing w:after="0" w:line="240" w:lineRule="auto"/>
       </w:pPr>
       <w:r>
-        <w:t>template/templateUrl</w:t>
-      </w:r>
+        <w:t>template/</w:t>
+      </w:r>
+      <w:proofErr w:type="spellStart"/>
+      <w:r>
+        <w:t>templateUrl</w:t>
+      </w:r>
+      <w:proofErr w:type="spellEnd"/>
     </w:p>
     <w:p>
       <w:pPr>
@@ -4612,8 +4843,13 @@
         <w:spacing w:after="0" w:line="240" w:lineRule="auto"/>
       </w:pPr>
       <w:r>
-        <w:t>styles/styleUrls</w:t>
-      </w:r>
+        <w:t>styles/</w:t>
+      </w:r>
+      <w:proofErr w:type="spellStart"/>
+      <w:r>
+        <w:t>styleUrls</w:t>
+      </w:r>
+      <w:proofErr w:type="spellEnd"/>
     </w:p>
     <w:p>
       <w:pPr>
@@ -4626,39 +4862,25 @@
           <w:highlight w:val="yellow"/>
         </w:rPr>
       </w:pPr>
-      <w:proofErr w:type="gramStart"/>
+      <w:proofErr w:type="spellStart"/>
       <w:r>
         <w:rPr>
           <w:highlight w:val="yellow"/>
         </w:rPr>
         <w:t>standalone:true</w:t>
       </w:r>
-      <w:proofErr w:type="gramEnd"/>
+      <w:proofErr w:type="spellEnd"/>
       <w:r>
         <w:rPr>
           <w:highlight w:val="yellow"/>
         </w:rPr>
-        <w:t xml:space="preserve"> (Not required in Angular </w:t>
-      </w:r>
-      <w:proofErr w:type="gramStart"/>
+        <w:t xml:space="preserve"> (Not required in Angular 19)</w:t>
+      </w:r>
       <w:r>
         <w:rPr>
           <w:highlight w:val="yellow"/>
         </w:rPr>
-        <w:t>19)</w:t>
-      </w:r>
-      <w:r>
-        <w:rPr>
-          <w:highlight w:val="yellow"/>
-        </w:rPr>
-        <w:t>[</w:t>
-      </w:r>
-      <w:proofErr w:type="gramEnd"/>
-      <w:r>
-        <w:rPr>
-          <w:highlight w:val="yellow"/>
-        </w:rPr>
-        <w:t>OPTIONAL]</w:t>
+        <w:t>[OPTIONAL]</w:t>
       </w:r>
     </w:p>
     <w:p>
@@ -4669,13 +4891,16 @@
         </w:numPr>
         <w:spacing w:after="0" w:line="240" w:lineRule="auto"/>
       </w:pPr>
-      <w:proofErr w:type="gramStart"/>
       <w:r>
         <w:t>imports:[</w:t>
       </w:r>
-      <w:proofErr w:type="gramEnd"/>
-      <w:r>
-        <w:t>RouterOutlet]</w:t>
+      <w:proofErr w:type="spellStart"/>
+      <w:r>
+        <w:t>RouterOutlet</w:t>
+      </w:r>
+      <w:proofErr w:type="spellEnd"/>
+      <w:r>
+        <w:t>]</w:t>
       </w:r>
     </w:p>
     <w:p>
@@ -4690,7 +4915,7 @@
       <w:r>
         <w:t>With </w:t>
       </w:r>
-      <w:proofErr w:type="gramStart"/>
+      <w:proofErr w:type="spellStart"/>
       <w:r>
         <w:rPr>
           <w:b/>
@@ -4698,13 +4923,29 @@
         </w:rPr>
         <w:t>standalone:true</w:t>
       </w:r>
-      <w:proofErr w:type="gramEnd"/>
-      <w:r>
-        <w:rPr>
-          <w:b/>
-          <w:bCs/>
-        </w:rPr>
-        <w:t> , NgModule is not required</w:t>
+      <w:proofErr w:type="spellEnd"/>
+      <w:r>
+        <w:rPr>
+          <w:b/>
+          <w:bCs/>
+        </w:rPr>
+        <w:t> , </w:t>
+      </w:r>
+      <w:proofErr w:type="spellStart"/>
+      <w:r>
+        <w:rPr>
+          <w:b/>
+          <w:bCs/>
+        </w:rPr>
+        <w:t>NgModule</w:t>
+      </w:r>
+      <w:proofErr w:type="spellEnd"/>
+      <w:r>
+        <w:rPr>
+          <w:b/>
+          <w:bCs/>
+        </w:rPr>
+        <w:t> is not required</w:t>
       </w:r>
       <w:r>
         <w:t>. This will simplified angular code and reduce extra boilerplate code.</w:t>
@@ -4755,45 +4996,38 @@
       <w:r>
         <w:t> in </w:t>
       </w:r>
-      <w:proofErr w:type="gramStart"/>
-      <w:r>
-        <w:rPr>
-          <w:b/>
-          <w:bCs/>
-        </w:rPr>
-        <w:t>app.component</w:t>
-      </w:r>
-      <w:proofErr w:type="gramEnd"/>
-      <w:r>
-        <w:rPr>
-          <w:b/>
-          <w:bCs/>
-        </w:rPr>
-        <w:t>.ts</w:t>
-      </w:r>
-      <w:r>
-        <w:t> is by default ngApp.</w:t>
-      </w:r>
-    </w:p>
-    <w:p>
-      <w:pPr>
-        <w:spacing w:after="0" w:line="240" w:lineRule="auto"/>
-      </w:pPr>
-    </w:p>
-    <w:p>
-      <w:pPr>
-        <w:spacing w:after="0" w:line="240" w:lineRule="auto"/>
-      </w:pPr>
-      <w:r>
-        <w:t xml:space="preserve">By </w:t>
-      </w:r>
-      <w:proofErr w:type="gramStart"/>
-      <w:r>
-        <w:t>default</w:t>
-      </w:r>
-      <w:proofErr w:type="gramEnd"/>
-      <w:r>
-        <w:t xml:space="preserve"> every component class is having “export” keyword.</w:t>
+      <w:proofErr w:type="spellStart"/>
+      <w:r>
+        <w:rPr>
+          <w:b/>
+          <w:bCs/>
+        </w:rPr>
+        <w:t>app.component.ts</w:t>
+      </w:r>
+      <w:proofErr w:type="spellEnd"/>
+      <w:r>
+        <w:t xml:space="preserve"> is by default </w:t>
+      </w:r>
+      <w:proofErr w:type="spellStart"/>
+      <w:r>
+        <w:t>ngApp</w:t>
+      </w:r>
+      <w:proofErr w:type="spellEnd"/>
+      <w:r>
+        <w:t>.</w:t>
+      </w:r>
+    </w:p>
+    <w:p>
+      <w:pPr>
+        <w:spacing w:after="0" w:line="240" w:lineRule="auto"/>
+      </w:pPr>
+    </w:p>
+    <w:p>
+      <w:pPr>
+        <w:spacing w:after="0" w:line="240" w:lineRule="auto"/>
+      </w:pPr>
+      <w:r>
+        <w:t>By default every component class is having “export” keyword.</w:t>
       </w:r>
     </w:p>
     <w:p>
@@ -4825,7 +5059,7 @@
                     <pic:cNvPicPr/>
                   </pic:nvPicPr>
                   <pic:blipFill>
-                    <a:blip r:embed="rId44"/>
+                    <a:blip r:embed="rId43"/>
                     <a:stretch>
                       <a:fillRect/>
                     </a:stretch>
@@ -4906,22 +5140,15 @@
       <w:r>
         <w:t> at the top of export class in </w:t>
       </w:r>
-      <w:proofErr w:type="gramStart"/>
+      <w:proofErr w:type="spellStart"/>
       <w:r>
         <w:rPr>
           <w:i/>
           <w:iCs/>
         </w:rPr>
-        <w:t>app.component</w:t>
-      </w:r>
-      <w:proofErr w:type="gramEnd"/>
-      <w:r>
-        <w:rPr>
-          <w:i/>
-          <w:iCs/>
-        </w:rPr>
-        <w:t>.ts</w:t>
-      </w:r>
+        <w:t>app.component.ts</w:t>
+      </w:r>
+      <w:proofErr w:type="spellEnd"/>
       <w:r>
         <w:t>. </w:t>
       </w:r>
@@ -4993,7 +5220,15 @@
         <w:t>Component Decorator</w:t>
       </w:r>
       <w:r>
-        <w:t> use an Object to provide metadata to Angular App. Lets first understand the </w:t>
+        <w:t xml:space="preserve"> use an Object to provide metadata to Angular App. </w:t>
+      </w:r>
+      <w:proofErr w:type="spellStart"/>
+      <w:r>
+        <w:t>Lets</w:t>
+      </w:r>
+      <w:proofErr w:type="spellEnd"/>
+      <w:r>
+        <w:t xml:space="preserve"> first understand the </w:t>
       </w:r>
       <w:r>
         <w:rPr>
@@ -5030,7 +5265,7 @@
                     <pic:cNvPicPr/>
                   </pic:nvPicPr>
                   <pic:blipFill>
-                    <a:blip r:embed="rId45"/>
+                    <a:blip r:embed="rId44"/>
                     <a:stretch>
                       <a:fillRect/>
                     </a:stretch>
@@ -5060,13 +5295,8 @@
       <w:pPr>
         <w:spacing w:after="0" w:line="240" w:lineRule="auto"/>
       </w:pPr>
-      <w:proofErr w:type="gramStart"/>
-      <w:r>
-        <w:t>However</w:t>
-      </w:r>
-      <w:proofErr w:type="gramEnd"/>
-      <w:r>
-        <w:t xml:space="preserve"> for global stylesheets like universal selector, containers, grids, fonts, use </w:t>
+      <w:r>
+        <w:t>However for global stylesheets like universal selector, containers, grids, fonts, use </w:t>
       </w:r>
       <w:r>
         <w:rPr>
@@ -5079,7 +5309,31 @@
         <w:t>style.css</w:t>
       </w:r>
       <w:r>
-        <w:t> in src folder. Its is the global css file for all components.</w:t>
+        <w:t xml:space="preserve"> in </w:t>
+      </w:r>
+      <w:proofErr w:type="spellStart"/>
+      <w:r>
+        <w:t>src</w:t>
+      </w:r>
+      <w:proofErr w:type="spellEnd"/>
+      <w:r>
+        <w:t xml:space="preserve"> folder. </w:t>
+      </w:r>
+      <w:proofErr w:type="spellStart"/>
+      <w:r>
+        <w:t>Its</w:t>
+      </w:r>
+      <w:proofErr w:type="spellEnd"/>
+      <w:r>
+        <w:t xml:space="preserve"> is the global </w:t>
+      </w:r>
+      <w:proofErr w:type="spellStart"/>
+      <w:r>
+        <w:t>css</w:t>
+      </w:r>
+      <w:proofErr w:type="spellEnd"/>
+      <w:r>
+        <w:t xml:space="preserve"> file for all components.</w:t>
       </w:r>
     </w:p>
     <w:p>
@@ -5114,7 +5368,7 @@
                     </pic:cNvPicPr>
                   </pic:nvPicPr>
                   <pic:blipFill>
-                    <a:blip r:embed="rId46" cstate="print">
+                    <a:blip r:embed="rId45" cstate="print">
                       <a:extLst>
                         <a:ext uri="{28A0092B-C50C-407E-A947-70E740481C1C}">
                           <a14:useLocalDpi xmlns:a14="http://schemas.microsoft.com/office/drawing/2010/main" val="0"/>
@@ -5197,15 +5451,7 @@
         <w:t>Data Binding</w:t>
       </w:r>
       <w:r>
-        <w:t xml:space="preserve"> is one of the amazing </w:t>
-      </w:r>
-      <w:proofErr w:type="gramStart"/>
-      <w:r>
-        <w:t>feature</w:t>
-      </w:r>
-      <w:proofErr w:type="gramEnd"/>
-      <w:r>
-        <w:t xml:space="preserve"> of angular. Using </w:t>
+        <w:t> is one of the amazing feature of angular. Using </w:t>
       </w:r>
       <w:r>
         <w:rPr>
@@ -5415,7 +5661,23 @@
           <w:b/>
           <w:bCs/>
         </w:rPr>
-        <w:t>[(ngModel)]</w:t>
+        <w:t>[(</w:t>
+      </w:r>
+      <w:proofErr w:type="spellStart"/>
+      <w:r>
+        <w:rPr>
+          <w:b/>
+          <w:bCs/>
+        </w:rPr>
+        <w:t>ngModel</w:t>
+      </w:r>
+      <w:proofErr w:type="spellEnd"/>
+      <w:r>
+        <w:rPr>
+          <w:b/>
+          <w:bCs/>
+        </w:rPr>
+        <w:t>)]</w:t>
       </w:r>
       <w:r>
         <w:rPr>
@@ -5434,6 +5696,7 @@
         </w:rPr>
         <w:t xml:space="preserve"> </w:t>
       </w:r>
+      <w:proofErr w:type="spellStart"/>
       <w:r>
         <w:rPr>
           <w:b/>
@@ -5441,6 +5704,7 @@
         </w:rPr>
         <w:t>FormsModule</w:t>
       </w:r>
+      <w:proofErr w:type="spellEnd"/>
       <w:r>
         <w:rPr>
           <w:b/>
@@ -5490,7 +5754,7 @@
                     </pic:cNvPicPr>
                   </pic:nvPicPr>
                   <pic:blipFill>
-                    <a:blip r:embed="rId47">
+                    <a:blip r:embed="rId46">
                       <a:extLst>
                         <a:ext uri="{28A0092B-C50C-407E-A947-70E740481C1C}">
                           <a14:useLocalDpi xmlns:a14="http://schemas.microsoft.com/office/drawing/2010/main" val="0"/>
@@ -5618,7 +5882,7 @@
       <w:pPr>
         <w:spacing w:after="0" w:line="240" w:lineRule="auto"/>
       </w:pPr>
-      <w:hyperlink r:id="rId48" w:history="1">
+      <w:hyperlink r:id="rId47" w:history="1">
         <w:r>
           <w:rPr>
             <w:rStyle w:val="Hyperlink"/>
@@ -5639,7 +5903,7 @@
       <w:pPr>
         <w:spacing w:after="0" w:line="240" w:lineRule="auto"/>
       </w:pPr>
-      <w:hyperlink r:id="rId49" w:history="1">
+      <w:hyperlink r:id="rId48" w:history="1">
         <w:r>
           <w:rPr>
             <w:rStyle w:val="Hyperlink"/>
@@ -5669,15 +5933,31 @@
         <w:spacing w:after="0" w:line="240" w:lineRule="auto"/>
       </w:pPr>
       <w:r>
-        <w:t xml:space="preserve">Class, objects, PIE (Polymorpism, Inheritence, Encaulation), </w:t>
-      </w:r>
-      <w:proofErr w:type="gramStart"/>
-      <w:r>
-        <w:t>abstraction(</w:t>
-      </w:r>
-      <w:proofErr w:type="gramEnd"/>
-      <w:r>
-        <w:t>abstract class + interfaces).</w:t>
+        <w:t>Class, objects, PIE (</w:t>
+      </w:r>
+      <w:proofErr w:type="spellStart"/>
+      <w:r>
+        <w:t>Polymorpism</w:t>
+      </w:r>
+      <w:proofErr w:type="spellEnd"/>
+      <w:r>
+        <w:t xml:space="preserve">, </w:t>
+      </w:r>
+      <w:proofErr w:type="spellStart"/>
+      <w:r>
+        <w:t>Inheritence</w:t>
+      </w:r>
+      <w:proofErr w:type="spellEnd"/>
+      <w:r>
+        <w:t xml:space="preserve">, </w:t>
+      </w:r>
+      <w:proofErr w:type="spellStart"/>
+      <w:r>
+        <w:t>Encaulation</w:t>
+      </w:r>
+      <w:proofErr w:type="spellEnd"/>
+      <w:r>
+        <w:t>), abstraction(abstract class + interfaces).</w:t>
       </w:r>
     </w:p>
     <w:p>
@@ -5711,7 +5991,23 @@
         <w:spacing w:after="0" w:line="240" w:lineRule="auto"/>
       </w:pPr>
       <w:r>
-        <w:t>Eg: gmail, amazon, facebook, Instagram…etc…</w:t>
+        <w:t xml:space="preserve">Eg: </w:t>
+      </w:r>
+      <w:proofErr w:type="spellStart"/>
+      <w:r>
+        <w:t>gmail</w:t>
+      </w:r>
+      <w:proofErr w:type="spellEnd"/>
+      <w:r>
+        <w:t xml:space="preserve">, amazon, </w:t>
+      </w:r>
+      <w:proofErr w:type="spellStart"/>
+      <w:r>
+        <w:t>facebook</w:t>
+      </w:r>
+      <w:proofErr w:type="spellEnd"/>
+      <w:r>
+        <w:t>, Instagram…etc…</w:t>
       </w:r>
     </w:p>
     <w:p>
@@ -5752,7 +6048,7 @@
       <w:r>
         <w:t>In Angular, </w:t>
       </w:r>
-      <w:hyperlink r:id="rId50" w:history="1">
+      <w:hyperlink r:id="rId49" w:history="1">
         <w:r>
           <w:rPr>
             <w:rStyle w:val="Hyperlink"/>
@@ -5771,15 +6067,7 @@
         <w:t>@</w:t>
       </w:r>
       <w:r>
-        <w:t xml:space="preserve">symbol. They </w:t>
-      </w:r>
-      <w:proofErr w:type="gramStart"/>
-      <w:r>
-        <w:t>provides</w:t>
-      </w:r>
-      <w:proofErr w:type="gramEnd"/>
-      <w:r>
-        <w:t xml:space="preserve"> configuration metadata that specifies how a component, class, or method should be processed and used at runtime. Types of decorators are −</w:t>
+        <w:t>symbol. They provides configuration metadata that specifies how a component, class, or method should be processed and used at runtime. Types of decorators are −</w:t>
       </w:r>
     </w:p>
     <w:p>
@@ -5861,23 +6149,7 @@
                 <w:b/>
                 <w:bCs/>
               </w:rPr>
-              <w:t>@</w:t>
-            </w:r>
-            <w:proofErr w:type="gramStart"/>
-            <w:r>
-              <w:rPr>
-                <w:b/>
-                <w:bCs/>
-              </w:rPr>
-              <w:t>Component(</w:t>
-            </w:r>
-            <w:proofErr w:type="gramEnd"/>
-            <w:r>
-              <w:rPr>
-                <w:b/>
-                <w:bCs/>
-              </w:rPr>
-              <w:t>{</w:t>
+              <w:t>@Component({</w:t>
             </w:r>
           </w:p>
           <w:p>
@@ -5907,23 +6179,39 @@
                 <w:b/>
                 <w:bCs/>
               </w:rPr>
-              <w:t xml:space="preserve">  imports: [RouterOutlet, </w:t>
-            </w:r>
-            <w:proofErr w:type="gramStart"/>
+              <w:t xml:space="preserve">  imports: [</w:t>
+            </w:r>
+            <w:proofErr w:type="spellStart"/>
             <w:r>
               <w:rPr>
                 <w:b/>
                 <w:bCs/>
               </w:rPr>
-              <w:t>FormsModule ]</w:t>
-            </w:r>
-            <w:proofErr w:type="gramEnd"/>
+              <w:t>RouterOutlet</w:t>
+            </w:r>
+            <w:proofErr w:type="spellEnd"/>
             <w:r>
               <w:rPr>
                 <w:b/>
                 <w:bCs/>
               </w:rPr>
-              <w:t>,</w:t>
+              <w:t xml:space="preserve">, </w:t>
+            </w:r>
+            <w:proofErr w:type="spellStart"/>
+            <w:r>
+              <w:rPr>
+                <w:b/>
+                <w:bCs/>
+              </w:rPr>
+              <w:t>FormsModule</w:t>
+            </w:r>
+            <w:proofErr w:type="spellEnd"/>
+            <w:r>
+              <w:rPr>
+                <w:b/>
+                <w:bCs/>
+              </w:rPr>
+              <w:t xml:space="preserve"> ],</w:t>
             </w:r>
           </w:p>
           <w:p>
@@ -5938,7 +6226,23 @@
                 <w:b/>
                 <w:bCs/>
               </w:rPr>
-              <w:t xml:space="preserve">  templateUrl: './app.html',</w:t>
+              <w:t xml:space="preserve">  </w:t>
+            </w:r>
+            <w:proofErr w:type="spellStart"/>
+            <w:r>
+              <w:rPr>
+                <w:b/>
+                <w:bCs/>
+              </w:rPr>
+              <w:t>templateUrl</w:t>
+            </w:r>
+            <w:proofErr w:type="spellEnd"/>
+            <w:r>
+              <w:rPr>
+                <w:b/>
+                <w:bCs/>
+              </w:rPr>
+              <w:t>: './app.html',</w:t>
             </w:r>
           </w:p>
           <w:p>
@@ -5953,7 +6257,23 @@
                 <w:b/>
                 <w:bCs/>
               </w:rPr>
-              <w:t xml:space="preserve">  styleUrl: './app.css'</w:t>
+              <w:t xml:space="preserve">  </w:t>
+            </w:r>
+            <w:proofErr w:type="spellStart"/>
+            <w:r>
+              <w:rPr>
+                <w:b/>
+                <w:bCs/>
+              </w:rPr>
+              <w:t>styleUrl</w:t>
+            </w:r>
+            <w:proofErr w:type="spellEnd"/>
+            <w:r>
+              <w:rPr>
+                <w:b/>
+                <w:bCs/>
+              </w:rPr>
+              <w:t>: './app.css'</w:t>
             </w:r>
           </w:p>
           <w:p>
@@ -5995,6 +6315,7 @@
             <w:r>
               <w:t xml:space="preserve">  </w:t>
             </w:r>
+            <w:proofErr w:type="spellStart"/>
             <w:r>
               <w:rPr>
                 <w:b/>
@@ -6002,6 +6323,7 @@
               </w:rPr>
               <w:t>empName</w:t>
             </w:r>
+            <w:proofErr w:type="spellEnd"/>
             <w:r>
               <w:t>: string = `Azad Shaik...!!`;</w:t>
             </w:r>
@@ -6022,54 +6344,35 @@
                 <w:b/>
                 <w:bCs/>
               </w:rPr>
-              <w:t>@</w:t>
-            </w:r>
-            <w:proofErr w:type="gramStart"/>
+              <w:t>@Input()</w:t>
+            </w:r>
+          </w:p>
+          <w:p>
+            <w:r>
+              <w:t xml:space="preserve">  </w:t>
+            </w:r>
             <w:r>
               <w:rPr>
                 <w:b/>
                 <w:bCs/>
               </w:rPr>
-              <w:t>Input(</w:t>
-            </w:r>
-            <w:proofErr w:type="gramEnd"/>
+              <w:t>m1(@Input("</w:t>
+            </w:r>
+            <w:r>
+              <w:t xml:space="preserve">AASSA") </w:t>
+            </w:r>
+            <w:proofErr w:type="spellStart"/>
             <w:r>
               <w:rPr>
                 <w:b/>
                 <w:bCs/>
               </w:rPr>
-              <w:t>)</w:t>
-            </w:r>
-          </w:p>
-          <w:p>
-            <w:r>
-              <w:t xml:space="preserve">  </w:t>
-            </w:r>
-            <w:r>
-              <w:rPr>
-                <w:b/>
-                <w:bCs/>
-              </w:rPr>
-              <w:t>m1(@Input("</w:t>
-            </w:r>
-            <w:r>
-              <w:t xml:space="preserve">AASSA") </w:t>
-            </w:r>
-            <w:r>
-              <w:rPr>
-                <w:b/>
-                <w:bCs/>
-              </w:rPr>
               <w:t>empName</w:t>
             </w:r>
-            <w:r>
-              <w:t xml:space="preserve">: </w:t>
-            </w:r>
-            <w:proofErr w:type="gramStart"/>
-            <w:r>
-              <w:t>string){</w:t>
-            </w:r>
-            <w:proofErr w:type="gramEnd"/>
+            <w:proofErr w:type="spellEnd"/>
+            <w:r>
+              <w:t>: string){</w:t>
+            </w:r>
           </w:p>
           <w:p/>
           <w:p>
@@ -6103,18 +6406,10 @@
         <w:t>Template / view/ user interface</w:t>
       </w:r>
       <w:r>
-        <w:t xml:space="preserve"> (</w:t>
-      </w:r>
-      <w:proofErr w:type="gramStart"/>
-      <w:r>
-        <w:t>UI)</w:t>
-      </w:r>
-      <w:r>
-        <w:t xml:space="preserve">  =</w:t>
-      </w:r>
-      <w:proofErr w:type="gramEnd"/>
-      <w:r>
-        <w:t xml:space="preserve"> HTML page.</w:t>
+        <w:t xml:space="preserve"> (UI)</w:t>
+      </w:r>
+      <w:r>
+        <w:t xml:space="preserve">  = HTML page.</w:t>
       </w:r>
     </w:p>
     <w:p>
@@ -6191,7 +6486,7 @@
                     </pic:cNvPicPr>
                   </pic:nvPicPr>
                   <pic:blipFill>
-                    <a:blip r:embed="rId51">
+                    <a:blip r:embed="rId50">
                       <a:extLst>
                         <a:ext uri="{28A0092B-C50C-407E-A947-70E740481C1C}">
                           <a14:useLocalDpi xmlns:a14="http://schemas.microsoft.com/office/drawing/2010/main" val="0"/>
@@ -6262,7 +6557,7 @@
                     <pic:cNvPicPr/>
                   </pic:nvPicPr>
                   <pic:blipFill>
-                    <a:blip r:embed="rId52"/>
+                    <a:blip r:embed="rId51"/>
                     <a:stretch>
                       <a:fillRect/>
                     </a:stretch>
@@ -6446,7 +6741,7 @@
                     </pic:cNvPicPr>
                   </pic:nvPicPr>
                   <pic:blipFill>
-                    <a:blip r:embed="rId53">
+                    <a:blip r:embed="rId52">
                       <a:extLst>
                         <a:ext uri="{28A0092B-C50C-407E-A947-70E740481C1C}">
                           <a14:useLocalDpi xmlns:a14="http://schemas.microsoft.com/office/drawing/2010/main" val="0"/>
@@ -6675,21 +6970,7 @@
               <w:rPr>
                 <w:lang w:val="en-US"/>
               </w:rPr>
-              <w:t xml:space="preserve">C = </w:t>
-            </w:r>
-            <w:proofErr w:type="gramStart"/>
-            <w:r>
-              <w:rPr>
-                <w:lang w:val="en-US"/>
-              </w:rPr>
-              <w:t>Controller  Component</w:t>
-            </w:r>
-            <w:proofErr w:type="gramEnd"/>
-            <w:r>
-              <w:rPr>
-                <w:lang w:val="en-US"/>
-              </w:rPr>
-              <w:t xml:space="preserve"> (TS classes) = </w:t>
+              <w:t xml:space="preserve">C = Controller  Component (TS classes) = </w:t>
             </w:r>
             <w:r>
               <w:rPr>
@@ -6760,8 +7041,16 @@
               <w:rPr>
                 <w:lang w:val="en-US"/>
               </w:rPr>
-              <w:t>gular / reactJS</w:t>
-            </w:r>
+              <w:t xml:space="preserve">gular / </w:t>
+            </w:r>
+            <w:proofErr w:type="spellStart"/>
+            <w:r>
+              <w:rPr>
+                <w:lang w:val="en-US"/>
+              </w:rPr>
+              <w:t>reactJS</w:t>
+            </w:r>
+            <w:proofErr w:type="spellEnd"/>
           </w:p>
           <w:p>
             <w:pPr>
@@ -6773,30 +7062,8 @@
               <w:rPr>
                 <w:lang w:val="en-US"/>
               </w:rPr>
-              <w:t xml:space="preserve">C = </w:t>
-            </w:r>
-            <w:proofErr w:type="gramStart"/>
-            <w:r>
-              <w:rPr>
-                <w:lang w:val="en-US"/>
-              </w:rPr>
-              <w:t>Controller  controller</w:t>
-            </w:r>
-            <w:proofErr w:type="gramEnd"/>
-            <w:r>
-              <w:rPr>
-                <w:lang w:val="en-US"/>
-              </w:rPr>
-              <w:t xml:space="preserve">(java </w:t>
-            </w:r>
-            <w:proofErr w:type="gramStart"/>
-            <w:r>
-              <w:rPr>
-                <w:lang w:val="en-US"/>
-              </w:rPr>
-              <w:t>classes)=</w:t>
-            </w:r>
-            <w:proofErr w:type="gramEnd"/>
+              <w:t>C = Controller  controller(java classes)=</w:t>
+            </w:r>
             <w:r>
               <w:rPr>
                 <w:b/>
@@ -6969,21 +7236,49 @@
         <w:rPr>
           <w:lang w:val="en-US"/>
         </w:rPr>
-        <w:t xml:space="preserve"> conditional </w:t>
-      </w:r>
-      <w:proofErr w:type="gramStart"/>
-      <w:r>
-        <w:rPr>
-          <w:lang w:val="en-US"/>
-        </w:rPr>
-        <w:t>statements.[if,if</w:t>
-      </w:r>
-      <w:proofErr w:type="gramEnd"/>
-      <w:r>
-        <w:rPr>
-          <w:lang w:val="en-US"/>
-        </w:rPr>
-        <w:t>-else], iterational [for, switch…etc]</w:t>
+        <w:t xml:space="preserve"> conditional statements.[</w:t>
+      </w:r>
+      <w:proofErr w:type="spellStart"/>
+      <w:r>
+        <w:rPr>
+          <w:lang w:val="en-US"/>
+        </w:rPr>
+        <w:t>if,if</w:t>
+      </w:r>
+      <w:proofErr w:type="spellEnd"/>
+      <w:r>
+        <w:rPr>
+          <w:lang w:val="en-US"/>
+        </w:rPr>
+        <w:t xml:space="preserve">-else], </w:t>
+      </w:r>
+      <w:proofErr w:type="spellStart"/>
+      <w:r>
+        <w:rPr>
+          <w:lang w:val="en-US"/>
+        </w:rPr>
+        <w:t>iterational</w:t>
+      </w:r>
+      <w:proofErr w:type="spellEnd"/>
+      <w:r>
+        <w:rPr>
+          <w:lang w:val="en-US"/>
+        </w:rPr>
+        <w:t xml:space="preserve"> [for, switch…</w:t>
+      </w:r>
+      <w:proofErr w:type="spellStart"/>
+      <w:r>
+        <w:rPr>
+          <w:lang w:val="en-US"/>
+        </w:rPr>
+        <w:t>etc</w:t>
+      </w:r>
+      <w:proofErr w:type="spellEnd"/>
+      <w:r>
+        <w:rPr>
+          <w:lang w:val="en-US"/>
+        </w:rPr>
+        <w:t>]</w:t>
       </w:r>
     </w:p>
     <w:p>
@@ -7039,14 +7334,14 @@
           <w:lang w:val="en-US"/>
         </w:rPr>
       </w:pPr>
-      <w:proofErr w:type="gramStart"/>
+      <w:proofErr w:type="spellStart"/>
       <w:r>
         <w:rPr>
           <w:lang w:val="en-US"/>
         </w:rPr>
         <w:t>Lets</w:t>
       </w:r>
-      <w:proofErr w:type="gramEnd"/>
+      <w:proofErr w:type="spellEnd"/>
       <w:r>
         <w:rPr>
           <w:lang w:val="en-US"/>
@@ -7063,7 +7358,21 @@
         <w:rPr>
           <w:lang w:val="en-US"/>
         </w:rPr>
-        <w:t xml:space="preserve"> ngIf.</w:t>
+        <w:t xml:space="preserve"> </w:t>
+      </w:r>
+      <w:proofErr w:type="spellStart"/>
+      <w:r>
+        <w:rPr>
+          <w:lang w:val="en-US"/>
+        </w:rPr>
+        <w:t>ngIf</w:t>
+      </w:r>
+      <w:proofErr w:type="spellEnd"/>
+      <w:r>
+        <w:rPr>
+          <w:lang w:val="en-US"/>
+        </w:rPr>
+        <w:t>.</w:t>
       </w:r>
     </w:p>
     <w:tbl>
@@ -7088,12 +7397,44 @@
           </w:p>
           <w:p>
             <w:r>
-              <w:t>  empName: string = `mr. Azad Shaik...!!`;</w:t>
+              <w:t xml:space="preserve">  </w:t>
+            </w:r>
+            <w:proofErr w:type="spellStart"/>
+            <w:r>
+              <w:t>empName</w:t>
+            </w:r>
+            <w:proofErr w:type="spellEnd"/>
+            <w:r>
+              <w:t>: string = `</w:t>
+            </w:r>
+            <w:proofErr w:type="spellStart"/>
+            <w:r>
+              <w:t>mr</w:t>
+            </w:r>
+            <w:proofErr w:type="spellEnd"/>
+            <w:r>
+              <w:t>. Azad Shaik...!!`;</w:t>
             </w:r>
           </w:p>
           <w:p>
             <w:r>
-              <w:t>  isMale: boolean = true;</w:t>
+              <w:t xml:space="preserve">  </w:t>
+            </w:r>
+            <w:proofErr w:type="spellStart"/>
+            <w:r>
+              <w:t>isMale</w:t>
+            </w:r>
+            <w:proofErr w:type="spellEnd"/>
+            <w:r>
+              <w:t xml:space="preserve">: </w:t>
+            </w:r>
+            <w:proofErr w:type="spellStart"/>
+            <w:r>
+              <w:t>boolean</w:t>
+            </w:r>
+            <w:proofErr w:type="spellEnd"/>
+            <w:r>
+              <w:t xml:space="preserve"> = true;</w:t>
             </w:r>
           </w:p>
           <w:p>
@@ -7121,15 +7462,41 @@
                 <w:bCs/>
                 <w:highlight w:val="yellow"/>
               </w:rPr>
-              <w:t>*ngIf</w:t>
-            </w:r>
-            <w:r>
-              <w:t>="isMale"&gt;</w:t>
+              <w:t>*</w:t>
+            </w:r>
+            <w:proofErr w:type="spellStart"/>
+            <w:r>
+              <w:rPr>
+                <w:b/>
+                <w:bCs/>
+                <w:highlight w:val="yellow"/>
+              </w:rPr>
+              <w:t>ngIf</w:t>
+            </w:r>
+            <w:proofErr w:type="spellEnd"/>
+            <w:r>
+              <w:t>="</w:t>
+            </w:r>
+            <w:proofErr w:type="spellStart"/>
+            <w:r>
+              <w:t>isMale</w:t>
+            </w:r>
+            <w:proofErr w:type="spellEnd"/>
+            <w:r>
+              <w:t>"&gt;</w:t>
             </w:r>
           </w:p>
           <w:p>
             <w:r>
-              <w:t>    {{empName}}</w:t>
+              <w:t>    {{</w:t>
+            </w:r>
+            <w:proofErr w:type="spellStart"/>
+            <w:r>
+              <w:t>empName</w:t>
+            </w:r>
+            <w:proofErr w:type="spellEnd"/>
+            <w:r>
+              <w:t>}}</w:t>
             </w:r>
           </w:p>
           <w:p>
@@ -7207,8 +7574,9 @@
           <w:highlight w:val="yellow"/>
           <w:lang w:val="en-US"/>
         </w:rPr>
-        <w:t>$ ng generate service serviceName</w:t>
-      </w:r>
+        <w:t xml:space="preserve">$ ng generate service </w:t>
+      </w:r>
+      <w:proofErr w:type="spellStart"/>
       <w:r>
         <w:rPr>
           <w:b/>
@@ -7216,8 +7584,29 @@
           <w:highlight w:val="yellow"/>
           <w:lang w:val="en-US"/>
         </w:rPr>
-        <w:t xml:space="preserve">    OR $ ng g s serviceName</w:t>
-      </w:r>
+        <w:t>serviceName</w:t>
+      </w:r>
+      <w:proofErr w:type="spellEnd"/>
+      <w:r>
+        <w:rPr>
+          <w:b/>
+          <w:bCs/>
+          <w:highlight w:val="yellow"/>
+          <w:lang w:val="en-US"/>
+        </w:rPr>
+        <w:t xml:space="preserve">    OR $ ng g s </w:t>
+      </w:r>
+      <w:proofErr w:type="spellStart"/>
+      <w:r>
+        <w:rPr>
+          <w:b/>
+          <w:bCs/>
+          <w:highlight w:val="yellow"/>
+          <w:lang w:val="en-US"/>
+        </w:rPr>
+        <w:t>serviceName</w:t>
+      </w:r>
+      <w:proofErr w:type="spellEnd"/>
     </w:p>
     <w:p>
       <w:pPr>
@@ -7303,21 +7692,7 @@
         <w:rPr>
           <w:lang w:val="en-US"/>
         </w:rPr>
-        <w:t xml:space="preserve">When we create </w:t>
-      </w:r>
-      <w:proofErr w:type="gramStart"/>
-      <w:r>
-        <w:rPr>
-          <w:lang w:val="en-US"/>
-        </w:rPr>
-        <w:t>service</w:t>
-      </w:r>
-      <w:proofErr w:type="gramEnd"/>
-      <w:r>
-        <w:rPr>
-          <w:lang w:val="en-US"/>
-        </w:rPr>
-        <w:t xml:space="preserve"> it is going to create two files.</w:t>
+        <w:t>When we create service it is going to create two files.</w:t>
       </w:r>
     </w:p>
     <w:p>
@@ -7336,7 +7711,21 @@
         <w:rPr>
           <w:lang w:val="en-US"/>
         </w:rPr>
-        <w:t>Service spec.ts file.</w:t>
+        <w:t xml:space="preserve">Service </w:t>
+      </w:r>
+      <w:proofErr w:type="spellStart"/>
+      <w:r>
+        <w:rPr>
+          <w:lang w:val="en-US"/>
+        </w:rPr>
+        <w:t>spec.ts</w:t>
+      </w:r>
+      <w:proofErr w:type="spellEnd"/>
+      <w:r>
+        <w:rPr>
+          <w:lang w:val="en-US"/>
+        </w:rPr>
+        <w:t xml:space="preserve"> file.</w:t>
       </w:r>
     </w:p>
     <w:p>
@@ -7355,18 +7744,33 @@
         <w:rPr>
           <w:lang w:val="en-US"/>
         </w:rPr>
-        <w:t>Service ts file.</w:t>
-      </w:r>
-    </w:p>
-    <w:p>
-      <w:pPr>
-        <w:spacing w:after="0" w:line="240" w:lineRule="auto"/>
-        <w:rPr>
-          <w:lang w:val="en-US"/>
-        </w:rPr>
-      </w:pPr>
-      <w:r>
-        <w:rPr>
+        <w:t xml:space="preserve">Service </w:t>
+      </w:r>
+      <w:proofErr w:type="spellStart"/>
+      <w:r>
+        <w:rPr>
+          <w:lang w:val="en-US"/>
+        </w:rPr>
+        <w:t>ts</w:t>
+      </w:r>
+      <w:proofErr w:type="spellEnd"/>
+      <w:r>
+        <w:rPr>
+          <w:lang w:val="en-US"/>
+        </w:rPr>
+        <w:t xml:space="preserve"> file.</w:t>
+      </w:r>
+    </w:p>
+    <w:p>
+      <w:pPr>
+        <w:spacing w:after="0" w:line="240" w:lineRule="auto"/>
+        <w:rPr>
+          <w:lang w:val="en-US"/>
+        </w:rPr>
+      </w:pPr>
+      <w:r>
+        <w:rPr>
+          <w:noProof/>
           <w:lang w:val="en-US"/>
         </w:rPr>
         <w:lastRenderedPageBreak/>
@@ -7386,7 +7790,7 @@
                     <pic:cNvPicPr/>
                   </pic:nvPicPr>
                   <pic:blipFill>
-                    <a:blip r:embed="rId54"/>
+                    <a:blip r:embed="rId53"/>
                     <a:stretch>
                       <a:fillRect/>
                     </a:stretch>
@@ -7442,89 +7846,47 @@
         <w:rPr>
           <w:lang w:val="en-US"/>
         </w:rPr>
-        <w:t xml:space="preserve">In </w:t>
-      </w:r>
-      <w:proofErr w:type="gramStart"/>
-      <w:r>
-        <w:rPr>
-          <w:lang w:val="en-US"/>
-        </w:rPr>
-        <w:t>general</w:t>
-      </w:r>
-      <w:proofErr w:type="gramEnd"/>
-      <w:r>
-        <w:rPr>
-          <w:lang w:val="en-US"/>
-        </w:rPr>
-        <w:t xml:space="preserve"> in angular or spring</w:t>
-      </w:r>
-      <w:r>
-        <w:rPr>
-          <w:lang w:val="en-US"/>
-        </w:rPr>
-        <w:t xml:space="preserve">/spring mvc, spring </w:t>
-      </w:r>
-      <w:proofErr w:type="gramStart"/>
-      <w:r>
-        <w:rPr>
-          <w:lang w:val="en-US"/>
-        </w:rPr>
-        <w:t xml:space="preserve">boot </w:t>
-      </w:r>
-      <w:r>
-        <w:rPr>
-          <w:lang w:val="en-US"/>
-        </w:rPr>
-        <w:t xml:space="preserve"> programmer</w:t>
-      </w:r>
-      <w:proofErr w:type="gramEnd"/>
-      <w:r>
-        <w:rPr>
-          <w:lang w:val="en-US"/>
-        </w:rPr>
-        <w:t xml:space="preserve"> will not directly </w:t>
-      </w:r>
-      <w:proofErr w:type="gramStart"/>
-      <w:r>
-        <w:rPr>
-          <w:lang w:val="en-US"/>
-        </w:rPr>
-        <w:t>creates</w:t>
-      </w:r>
-      <w:proofErr w:type="gramEnd"/>
-      <w:r>
-        <w:rPr>
-          <w:lang w:val="en-US"/>
-        </w:rPr>
-        <w:t xml:space="preserve"> the objects to services.</w:t>
-      </w:r>
-    </w:p>
-    <w:p>
-      <w:pPr>
-        <w:spacing w:after="0" w:line="240" w:lineRule="auto"/>
-        <w:rPr>
-          <w:lang w:val="en-US"/>
-        </w:rPr>
-      </w:pPr>
-      <w:r>
-        <w:rPr>
-          <w:lang w:val="en-US"/>
-        </w:rPr>
-        <w:t xml:space="preserve">Framework only creates service object and </w:t>
-      </w:r>
-      <w:proofErr w:type="gramStart"/>
-      <w:r>
-        <w:rPr>
-          <w:lang w:val="en-US"/>
-        </w:rPr>
-        <w:t>give</w:t>
-      </w:r>
-      <w:proofErr w:type="gramEnd"/>
-      <w:r>
-        <w:rPr>
-          <w:lang w:val="en-US"/>
-        </w:rPr>
-        <w:t xml:space="preserve"> it.</w:t>
+        <w:t>In general in angular or spring</w:t>
+      </w:r>
+      <w:r>
+        <w:rPr>
+          <w:lang w:val="en-US"/>
+        </w:rPr>
+        <w:t xml:space="preserve">/spring </w:t>
+      </w:r>
+      <w:proofErr w:type="spellStart"/>
+      <w:r>
+        <w:rPr>
+          <w:lang w:val="en-US"/>
+        </w:rPr>
+        <w:t>mvc</w:t>
+      </w:r>
+      <w:proofErr w:type="spellEnd"/>
+      <w:r>
+        <w:rPr>
+          <w:lang w:val="en-US"/>
+        </w:rPr>
+        <w:t xml:space="preserve">, spring boot </w:t>
+      </w:r>
+      <w:r>
+        <w:rPr>
+          <w:lang w:val="en-US"/>
+        </w:rPr>
+        <w:t xml:space="preserve"> programmer will not directly creates the objects to services.</w:t>
+      </w:r>
+    </w:p>
+    <w:p>
+      <w:pPr>
+        <w:spacing w:after="0" w:line="240" w:lineRule="auto"/>
+        <w:rPr>
+          <w:lang w:val="en-US"/>
+        </w:rPr>
+      </w:pPr>
+      <w:r>
+        <w:rPr>
+          <w:lang w:val="en-US"/>
+        </w:rPr>
+        <w:t>Framework only creates service object and give it.</w:t>
       </w:r>
       <w:r>
         <w:rPr>
@@ -7658,15 +8020,7 @@
           </w:tcPr>
           <w:p>
             <w:r>
-              <w:t>@</w:t>
-            </w:r>
-            <w:proofErr w:type="gramStart"/>
-            <w:r>
-              <w:t>Component(</w:t>
-            </w:r>
-            <w:proofErr w:type="gramEnd"/>
-            <w:r>
-              <w:t>{</w:t>
+              <w:t>@Component({</w:t>
             </w:r>
           </w:p>
           <w:p>
@@ -7676,17 +8030,57 @@
           </w:p>
           <w:p>
             <w:r>
-              <w:t>  imports: [RouterOutlet, FormsModule, CommonModule],</w:t>
+              <w:t>  imports: [</w:t>
+            </w:r>
+            <w:proofErr w:type="spellStart"/>
+            <w:r>
+              <w:t>RouterOutlet</w:t>
+            </w:r>
+            <w:proofErr w:type="spellEnd"/>
+            <w:r>
+              <w:t xml:space="preserve">, </w:t>
+            </w:r>
+            <w:proofErr w:type="spellStart"/>
+            <w:r>
+              <w:t>FormsModule</w:t>
+            </w:r>
+            <w:proofErr w:type="spellEnd"/>
+            <w:r>
+              <w:t xml:space="preserve">, </w:t>
+            </w:r>
+            <w:proofErr w:type="spellStart"/>
+            <w:r>
+              <w:t>CommonModule</w:t>
+            </w:r>
+            <w:proofErr w:type="spellEnd"/>
+            <w:r>
+              <w:t>],</w:t>
             </w:r>
           </w:p>
           <w:p>
             <w:r>
-              <w:t>  templateUrl: './app.html',</w:t>
+              <w:t xml:space="preserve">  </w:t>
+            </w:r>
+            <w:proofErr w:type="spellStart"/>
+            <w:r>
+              <w:t>templateUrl</w:t>
+            </w:r>
+            <w:proofErr w:type="spellEnd"/>
+            <w:r>
+              <w:t>: './app.html',</w:t>
             </w:r>
           </w:p>
           <w:p>
             <w:r>
-              <w:t>  styleUrl: './app.css'</w:t>
+              <w:t xml:space="preserve">  </w:t>
+            </w:r>
+            <w:proofErr w:type="spellStart"/>
+            <w:r>
+              <w:t>styleUrl</w:t>
+            </w:r>
+            <w:proofErr w:type="spellEnd"/>
+            <w:r>
+              <w:t>: './app.css'</w:t>
             </w:r>
           </w:p>
           <w:p>
@@ -7710,13 +8104,23 @@
             <w:r>
               <w:t>   </w:t>
             </w:r>
+            <w:proofErr w:type="spellStart"/>
             <w:r>
               <w:rPr>
                 <w:b/>
                 <w:bCs/>
                 <w:color w:val="EE0000"/>
               </w:rPr>
-              <w:t xml:space="preserve">empService = </w:t>
+              <w:t>empService</w:t>
+            </w:r>
+            <w:proofErr w:type="spellEnd"/>
+            <w:r>
+              <w:rPr>
+                <w:b/>
+                <w:bCs/>
+                <w:color w:val="EE0000"/>
+              </w:rPr>
+              <w:t xml:space="preserve"> = </w:t>
             </w:r>
             <w:r>
               <w:rPr>
@@ -7727,6 +8131,7 @@
               </w:rPr>
               <w:t xml:space="preserve">new </w:t>
             </w:r>
+            <w:proofErr w:type="spellStart"/>
             <w:r>
               <w:rPr>
                 <w:b/>
@@ -7736,6 +8141,7 @@
               </w:rPr>
               <w:t>EmployeeService</w:t>
             </w:r>
+            <w:proofErr w:type="spellEnd"/>
             <w:r>
               <w:rPr>
                 <w:b/>
@@ -7795,23 +8201,18 @@
           </w:p>
           <w:p>
             <w:r>
-              <w:t xml:space="preserve">  </w:t>
-            </w:r>
-            <w:proofErr w:type="gramStart"/>
-            <w:r>
-              <w:t>constructor(){</w:t>
-            </w:r>
-            <w:proofErr w:type="gramEnd"/>
+              <w:t>  constructor(){</w:t>
+            </w:r>
           </w:p>
           <w:p>
             <w:r>
               <w:t>    console.log(</w:t>
             </w:r>
-            <w:proofErr w:type="gramStart"/>
+            <w:proofErr w:type="spellStart"/>
             <w:r>
               <w:t>this.empService.fetchEmployeeNames</w:t>
             </w:r>
-            <w:proofErr w:type="gramEnd"/>
+            <w:proofErr w:type="spellEnd"/>
             <w:r>
               <w:t>());</w:t>
             </w:r>
@@ -7838,15 +8239,7 @@
           </w:tcPr>
           <w:p>
             <w:r>
-              <w:t>@</w:t>
-            </w:r>
-            <w:proofErr w:type="gramStart"/>
-            <w:r>
-              <w:t>Component(</w:t>
-            </w:r>
-            <w:proofErr w:type="gramEnd"/>
-            <w:r>
-              <w:t>{</w:t>
+              <w:t>@Component({</w:t>
             </w:r>
           </w:p>
           <w:p>
@@ -7856,17 +8249,57 @@
           </w:p>
           <w:p>
             <w:r>
-              <w:t>  imports: [RouterOutlet, FormsModule, CommonModule],</w:t>
+              <w:t>  imports: [</w:t>
+            </w:r>
+            <w:proofErr w:type="spellStart"/>
+            <w:r>
+              <w:t>RouterOutlet</w:t>
+            </w:r>
+            <w:proofErr w:type="spellEnd"/>
+            <w:r>
+              <w:t xml:space="preserve">, </w:t>
+            </w:r>
+            <w:proofErr w:type="spellStart"/>
+            <w:r>
+              <w:t>FormsModule</w:t>
+            </w:r>
+            <w:proofErr w:type="spellEnd"/>
+            <w:r>
+              <w:t xml:space="preserve">, </w:t>
+            </w:r>
+            <w:proofErr w:type="spellStart"/>
+            <w:r>
+              <w:t>CommonModule</w:t>
+            </w:r>
+            <w:proofErr w:type="spellEnd"/>
+            <w:r>
+              <w:t>],</w:t>
             </w:r>
           </w:p>
           <w:p>
             <w:r>
-              <w:t>  templateUrl: './app.html',</w:t>
+              <w:t xml:space="preserve">  </w:t>
+            </w:r>
+            <w:proofErr w:type="spellStart"/>
+            <w:r>
+              <w:t>templateUrl</w:t>
+            </w:r>
+            <w:proofErr w:type="spellEnd"/>
+            <w:r>
+              <w:t>: './app.html',</w:t>
             </w:r>
           </w:p>
           <w:p>
             <w:r>
-              <w:t>  styleUrl: './app.css'</w:t>
+              <w:t xml:space="preserve">  </w:t>
+            </w:r>
+            <w:proofErr w:type="spellStart"/>
+            <w:r>
+              <w:t>styleUrl</w:t>
+            </w:r>
+            <w:proofErr w:type="spellEnd"/>
+            <w:r>
+              <w:t>: './app.css'</w:t>
             </w:r>
           </w:p>
           <w:p>
@@ -7895,7 +8328,6 @@
             <w:r>
               <w:t xml:space="preserve">  </w:t>
             </w:r>
-            <w:proofErr w:type="gramStart"/>
             <w:r>
               <w:rPr>
                 <w:b/>
@@ -7905,7 +8337,7 @@
               </w:rPr>
               <w:t>constructor(</w:t>
             </w:r>
-            <w:proofErr w:type="gramEnd"/>
+            <w:proofErr w:type="spellStart"/>
             <w:r>
               <w:rPr>
                 <w:b/>
@@ -7913,9 +8345,9 @@
                 <w:color w:val="70AD47" w:themeColor="accent6"/>
                 <w:highlight w:val="yellow"/>
               </w:rPr>
-              <w:t xml:space="preserve">empService: </w:t>
-            </w:r>
-            <w:proofErr w:type="gramStart"/>
+              <w:t>empService</w:t>
+            </w:r>
+            <w:proofErr w:type="spellEnd"/>
             <w:r>
               <w:rPr>
                 <w:b/>
@@ -7923,21 +8355,40 @@
                 <w:color w:val="70AD47" w:themeColor="accent6"/>
                 <w:highlight w:val="yellow"/>
               </w:rPr>
-              <w:t>EmployeeService){</w:t>
-            </w:r>
-            <w:proofErr w:type="gramEnd"/>
+              <w:t xml:space="preserve">: </w:t>
+            </w:r>
+            <w:proofErr w:type="spellStart"/>
+            <w:r>
+              <w:rPr>
+                <w:b/>
+                <w:bCs/>
+                <w:color w:val="70AD47" w:themeColor="accent6"/>
+                <w:highlight w:val="yellow"/>
+              </w:rPr>
+              <w:t>EmployeeService</w:t>
+            </w:r>
+            <w:proofErr w:type="spellEnd"/>
+            <w:r>
+              <w:rPr>
+                <w:b/>
+                <w:bCs/>
+                <w:color w:val="70AD47" w:themeColor="accent6"/>
+                <w:highlight w:val="yellow"/>
+              </w:rPr>
+              <w:t>){</w:t>
+            </w:r>
           </w:p>
           <w:p>
             <w:r>
-              <w:t xml:space="preserve">    </w:t>
-            </w:r>
-            <w:proofErr w:type="gramStart"/>
-            <w:r>
-              <w:t>console.log(</w:t>
-            </w:r>
-            <w:proofErr w:type="gramEnd"/>
-            <w:r>
-              <w:t>empService.fetchEmployeeNames());</w:t>
+              <w:t>    console.log(</w:t>
+            </w:r>
+            <w:proofErr w:type="spellStart"/>
+            <w:r>
+              <w:t>empService.fetchEmployeeNames</w:t>
+            </w:r>
+            <w:proofErr w:type="spellEnd"/>
+            <w:r>
+              <w:t>());</w:t>
             </w:r>
           </w:p>
           <w:p>
@@ -8012,15 +8463,782 @@
           <w:lang w:val="en-US"/>
         </w:rPr>
       </w:pPr>
-    </w:p>
-    <w:p>
-      <w:pPr>
-        <w:spacing w:after="0" w:line="240" w:lineRule="auto"/>
-        <w:rPr>
-          <w:lang w:val="en-US"/>
-        </w:rPr>
-      </w:pPr>
-    </w:p>
+      <w:r>
+        <w:rPr>
+          <w:lang w:val="en-US"/>
+        </w:rPr>
+        <w:t>Normally if you want to bring another class object into current class and to call methods. We used to create object manually and call the methods.</w:t>
+      </w:r>
+    </w:p>
+    <w:p>
+      <w:pPr>
+        <w:spacing w:after="0" w:line="240" w:lineRule="auto"/>
+        <w:rPr>
+          <w:lang w:val="en-US"/>
+        </w:rPr>
+      </w:pPr>
+      <w:r>
+        <w:rPr>
+          <w:lang w:val="en-US"/>
+        </w:rPr>
+        <w:t xml:space="preserve">But, in case of </w:t>
+      </w:r>
+      <w:r>
+        <w:rPr>
+          <w:lang w:val="en-US"/>
+        </w:rPr>
+        <w:t>A</w:t>
+      </w:r>
+      <w:r>
+        <w:rPr>
+          <w:lang w:val="en-US"/>
+        </w:rPr>
+        <w:t>ngular and spring boot we NEVER create objects manually. Instead we use concept of DI – Dependency injection.</w:t>
+      </w:r>
+    </w:p>
+    <w:p>
+      <w:pPr>
+        <w:spacing w:after="0" w:line="240" w:lineRule="auto"/>
+        <w:rPr>
+          <w:lang w:val="en-US"/>
+        </w:rPr>
+      </w:pPr>
+    </w:p>
+    <w:p>
+      <w:pPr>
+        <w:spacing w:after="0" w:line="240" w:lineRule="auto"/>
+        <w:rPr>
+          <w:lang w:val="en-US"/>
+        </w:rPr>
+      </w:pPr>
+      <w:r>
+        <w:rPr>
+          <w:lang w:val="en-US"/>
+        </w:rPr>
+        <w:t>In angular DI will performed using constructor(), means which object you want that class declare as parameter in constructor. Angular automatically creates that class object and injects into that class.</w:t>
+      </w:r>
+    </w:p>
+    <w:p>
+      <w:pPr>
+        <w:spacing w:after="0" w:line="240" w:lineRule="auto"/>
+        <w:rPr>
+          <w:lang w:val="en-US"/>
+        </w:rPr>
+      </w:pPr>
+    </w:p>
+    <w:p>
+      <w:pPr>
+        <w:spacing w:after="0" w:line="240" w:lineRule="auto"/>
+        <w:rPr>
+          <w:lang w:val="en-US"/>
+        </w:rPr>
+      </w:pPr>
+      <w:r>
+        <w:rPr>
+          <w:lang w:val="en-US"/>
+        </w:rPr>
+        <w:lastRenderedPageBreak/>
+        <w:t>In TS / JS if you want to create object there are two ways.</w:t>
+      </w:r>
+    </w:p>
+    <w:p>
+      <w:pPr>
+        <w:pStyle w:val="ListParagraph"/>
+        <w:numPr>
+          <w:ilvl w:val="0"/>
+          <w:numId w:val="38"/>
+        </w:numPr>
+        <w:spacing w:after="0" w:line="240" w:lineRule="auto"/>
+        <w:rPr>
+          <w:lang w:val="en-US"/>
+        </w:rPr>
+      </w:pPr>
+      <w:r>
+        <w:rPr>
+          <w:lang w:val="en-US"/>
+        </w:rPr>
+        <w:t>Create class add properties and create object.</w:t>
+      </w:r>
+    </w:p>
+    <w:p>
+      <w:pPr>
+        <w:pStyle w:val="ListParagraph"/>
+        <w:numPr>
+          <w:ilvl w:val="0"/>
+          <w:numId w:val="38"/>
+        </w:numPr>
+        <w:spacing w:after="0" w:line="240" w:lineRule="auto"/>
+        <w:rPr>
+          <w:lang w:val="en-US"/>
+        </w:rPr>
+      </w:pPr>
+      <w:r>
+        <w:rPr>
+          <w:lang w:val="en-US"/>
+        </w:rPr>
+        <w:t>Directly create object using properties.</w:t>
+      </w:r>
+    </w:p>
+    <w:p>
+      <w:pPr>
+        <w:spacing w:after="0" w:line="240" w:lineRule="auto"/>
+        <w:rPr>
+          <w:lang w:val="en-US"/>
+        </w:rPr>
+      </w:pPr>
+    </w:p>
+    <w:tbl>
+      <w:tblPr>
+        <w:tblStyle w:val="TableGrid"/>
+        <w:tblW w:w="0" w:type="auto"/>
+        <w:tblLook w:val="04A0" w:firstRow="1" w:lastRow="0" w:firstColumn="1" w:lastColumn="0" w:noHBand="0" w:noVBand="1"/>
+      </w:tblPr>
+      <w:tblGrid>
+        <w:gridCol w:w="5228"/>
+        <w:gridCol w:w="5228"/>
+      </w:tblGrid>
+      <w:tr>
+        <w:tc>
+          <w:tcPr>
+            <w:tcW w:w="5228" w:type="dxa"/>
+          </w:tcPr>
+          <w:p>
+            <w:pPr>
+              <w:rPr>
+                <w:lang w:val="en-US"/>
+              </w:rPr>
+            </w:pPr>
+            <w:r>
+              <w:rPr>
+                <w:lang w:val="en-US"/>
+              </w:rPr>
+              <w:t>Create class add properties and create object</w:t>
+            </w:r>
+          </w:p>
+        </w:tc>
+        <w:tc>
+          <w:tcPr>
+            <w:tcW w:w="5228" w:type="dxa"/>
+          </w:tcPr>
+          <w:p>
+            <w:pPr>
+              <w:rPr>
+                <w:lang w:val="en-US"/>
+              </w:rPr>
+            </w:pPr>
+            <w:r>
+              <w:rPr>
+                <w:lang w:val="en-US"/>
+              </w:rPr>
+              <w:t>Directly create object using properties.</w:t>
+            </w:r>
+          </w:p>
+        </w:tc>
+      </w:tr>
+      <w:tr>
+        <w:tc>
+          <w:tcPr>
+            <w:tcW w:w="5228" w:type="dxa"/>
+          </w:tcPr>
+          <w:p>
+            <w:pPr>
+              <w:rPr>
+                <w:lang w:val="en-US"/>
+              </w:rPr>
+            </w:pPr>
+            <w:r>
+              <w:rPr>
+                <w:lang w:val="en-US"/>
+              </w:rPr>
+              <w:t xml:space="preserve">  class Emp{</w:t>
+            </w:r>
+          </w:p>
+          <w:p>
+            <w:pPr>
+              <w:rPr>
+                <w:lang w:val="en-US"/>
+              </w:rPr>
+            </w:pPr>
+            <w:r>
+              <w:rPr>
+                <w:lang w:val="en-US"/>
+              </w:rPr>
+              <w:t xml:space="preserve">    </w:t>
+            </w:r>
+            <w:proofErr w:type="spellStart"/>
+            <w:r>
+              <w:rPr>
+                <w:lang w:val="en-US"/>
+              </w:rPr>
+              <w:t>empName</w:t>
+            </w:r>
+            <w:proofErr w:type="spellEnd"/>
+            <w:r>
+              <w:rPr>
+                <w:lang w:val="en-US"/>
+              </w:rPr>
+              <w:t>?: string;</w:t>
+            </w:r>
+          </w:p>
+          <w:p>
+            <w:pPr>
+              <w:rPr>
+                <w:lang w:val="en-US"/>
+              </w:rPr>
+            </w:pPr>
+            <w:r>
+              <w:rPr>
+                <w:lang w:val="en-US"/>
+              </w:rPr>
+              <w:t xml:space="preserve">    </w:t>
+            </w:r>
+            <w:proofErr w:type="spellStart"/>
+            <w:r>
+              <w:rPr>
+                <w:lang w:val="en-US"/>
+              </w:rPr>
+              <w:t>empId</w:t>
+            </w:r>
+            <w:proofErr w:type="spellEnd"/>
+            <w:r>
+              <w:rPr>
+                <w:lang w:val="en-US"/>
+              </w:rPr>
+              <w:t>?: number;</w:t>
+            </w:r>
+          </w:p>
+          <w:p>
+            <w:pPr>
+              <w:rPr>
+                <w:lang w:val="en-US"/>
+              </w:rPr>
+            </w:pPr>
+            <w:r>
+              <w:rPr>
+                <w:lang w:val="en-US"/>
+              </w:rPr>
+              <w:t xml:space="preserve">    </w:t>
+            </w:r>
+            <w:proofErr w:type="spellStart"/>
+            <w:r>
+              <w:rPr>
+                <w:lang w:val="en-US"/>
+              </w:rPr>
+              <w:t>empType</w:t>
+            </w:r>
+            <w:proofErr w:type="spellEnd"/>
+            <w:r>
+              <w:rPr>
+                <w:lang w:val="en-US"/>
+              </w:rPr>
+              <w:t>?: string</w:t>
+            </w:r>
+          </w:p>
+          <w:p>
+            <w:pPr>
+              <w:rPr>
+                <w:lang w:val="en-US"/>
+              </w:rPr>
+            </w:pPr>
+            <w:r>
+              <w:rPr>
+                <w:lang w:val="en-US"/>
+              </w:rPr>
+              <w:t xml:space="preserve">  }</w:t>
+            </w:r>
+          </w:p>
+          <w:p>
+            <w:pPr>
+              <w:rPr>
+                <w:lang w:val="en-US"/>
+              </w:rPr>
+            </w:pPr>
+          </w:p>
+          <w:p>
+            <w:pPr>
+              <w:rPr>
+                <w:b/>
+                <w:bCs/>
+                <w:lang w:val="en-US"/>
+              </w:rPr>
+            </w:pPr>
+            <w:r>
+              <w:rPr>
+                <w:lang w:val="en-US"/>
+              </w:rPr>
+              <w:t xml:space="preserve">  </w:t>
+            </w:r>
+            <w:r>
+              <w:rPr>
+                <w:b/>
+                <w:bCs/>
+                <w:highlight w:val="yellow"/>
+                <w:lang w:val="en-US"/>
+              </w:rPr>
+              <w:t>let emp1 = new Emp();</w:t>
+            </w:r>
+          </w:p>
+          <w:p>
+            <w:pPr>
+              <w:rPr>
+                <w:lang w:val="en-US"/>
+              </w:rPr>
+            </w:pPr>
+            <w:r>
+              <w:rPr>
+                <w:lang w:val="en-US"/>
+              </w:rPr>
+              <w:t xml:space="preserve">  emp1.empId = 10;</w:t>
+            </w:r>
+          </w:p>
+          <w:p>
+            <w:pPr>
+              <w:rPr>
+                <w:lang w:val="en-US"/>
+              </w:rPr>
+            </w:pPr>
+            <w:r>
+              <w:rPr>
+                <w:lang w:val="en-US"/>
+              </w:rPr>
+              <w:t xml:space="preserve">  emp1.empName = "AA";</w:t>
+            </w:r>
+          </w:p>
+          <w:p>
+            <w:pPr>
+              <w:rPr>
+                <w:lang w:val="en-US"/>
+              </w:rPr>
+            </w:pPr>
+            <w:r>
+              <w:rPr>
+                <w:lang w:val="en-US"/>
+              </w:rPr>
+              <w:t xml:space="preserve">  emp1.empType = "</w:t>
+            </w:r>
+            <w:proofErr w:type="spellStart"/>
+            <w:r>
+              <w:rPr>
+                <w:lang w:val="en-US"/>
+              </w:rPr>
+              <w:t>Contrctor</w:t>
+            </w:r>
+            <w:proofErr w:type="spellEnd"/>
+            <w:r>
+              <w:rPr>
+                <w:lang w:val="en-US"/>
+              </w:rPr>
+              <w:t>";</w:t>
+            </w:r>
+          </w:p>
+        </w:tc>
+        <w:tc>
+          <w:tcPr>
+            <w:tcW w:w="5228" w:type="dxa"/>
+          </w:tcPr>
+          <w:p>
+            <w:pPr>
+              <w:rPr>
+                <w:lang w:val="en-US"/>
+              </w:rPr>
+            </w:pPr>
+            <w:r>
+              <w:rPr>
+                <w:lang w:val="en-US"/>
+              </w:rPr>
+              <w:t>let emp2 = {</w:t>
+            </w:r>
+          </w:p>
+          <w:p>
+            <w:pPr>
+              <w:rPr>
+                <w:lang w:val="en-US"/>
+              </w:rPr>
+            </w:pPr>
+            <w:r>
+              <w:rPr>
+                <w:lang w:val="en-US"/>
+              </w:rPr>
+              <w:t xml:space="preserve">  </w:t>
+            </w:r>
+            <w:proofErr w:type="spellStart"/>
+            <w:r>
+              <w:rPr>
+                <w:lang w:val="en-US"/>
+              </w:rPr>
+              <w:t>empName</w:t>
+            </w:r>
+            <w:proofErr w:type="spellEnd"/>
+            <w:r>
+              <w:rPr>
+                <w:lang w:val="en-US"/>
+              </w:rPr>
+              <w:t>: "kamal",</w:t>
+            </w:r>
+          </w:p>
+          <w:p>
+            <w:pPr>
+              <w:rPr>
+                <w:lang w:val="en-US"/>
+              </w:rPr>
+            </w:pPr>
+            <w:r>
+              <w:rPr>
+                <w:lang w:val="en-US"/>
+              </w:rPr>
+              <w:t xml:space="preserve">  </w:t>
+            </w:r>
+            <w:proofErr w:type="spellStart"/>
+            <w:r>
+              <w:rPr>
+                <w:lang w:val="en-US"/>
+              </w:rPr>
+              <w:t>empId</w:t>
+            </w:r>
+            <w:proofErr w:type="spellEnd"/>
+            <w:r>
+              <w:rPr>
+                <w:lang w:val="en-US"/>
+              </w:rPr>
+              <w:t xml:space="preserve"> : 23,</w:t>
+            </w:r>
+          </w:p>
+          <w:p>
+            <w:pPr>
+              <w:rPr>
+                <w:lang w:val="en-US"/>
+              </w:rPr>
+            </w:pPr>
+            <w:r>
+              <w:rPr>
+                <w:lang w:val="en-US"/>
+              </w:rPr>
+              <w:t xml:space="preserve">  </w:t>
+            </w:r>
+            <w:proofErr w:type="spellStart"/>
+            <w:r>
+              <w:rPr>
+                <w:lang w:val="en-US"/>
+              </w:rPr>
+              <w:t>empType</w:t>
+            </w:r>
+            <w:proofErr w:type="spellEnd"/>
+            <w:r>
+              <w:rPr>
+                <w:lang w:val="en-US"/>
+              </w:rPr>
+              <w:t xml:space="preserve"> : "Per"</w:t>
+            </w:r>
+          </w:p>
+          <w:p>
+            <w:pPr>
+              <w:rPr>
+                <w:lang w:val="en-US"/>
+              </w:rPr>
+            </w:pPr>
+            <w:r>
+              <w:rPr>
+                <w:lang w:val="en-US"/>
+              </w:rPr>
+              <w:t xml:space="preserve"> }</w:t>
+            </w:r>
+          </w:p>
+        </w:tc>
+      </w:tr>
+    </w:tbl>
+    <w:p>
+      <w:pPr>
+        <w:spacing w:after="0" w:line="240" w:lineRule="auto"/>
+        <w:rPr>
+          <w:lang w:val="en-US"/>
+        </w:rPr>
+      </w:pPr>
+    </w:p>
+    <w:p>
+      <w:pPr>
+        <w:spacing w:after="0" w:line="240" w:lineRule="auto"/>
+        <w:rPr>
+          <w:lang w:val="en-US"/>
+        </w:rPr>
+      </w:pPr>
+      <w:r>
+        <w:rPr>
+          <w:lang w:val="en-US"/>
+        </w:rPr>
+        <w:t>Now which one is recommended?????</w:t>
+      </w:r>
+    </w:p>
+    <w:p>
+      <w:pPr>
+        <w:spacing w:after="0" w:line="240" w:lineRule="auto"/>
+        <w:rPr>
+          <w:lang w:val="en-US"/>
+        </w:rPr>
+      </w:pPr>
+      <w:r>
+        <w:rPr>
+          <w:lang w:val="en-US"/>
+        </w:rPr>
+        <w:t xml:space="preserve">First create a class with properties you want. But do not create object using “new” keyword. </w:t>
+      </w:r>
+      <w:r>
+        <w:rPr>
+          <w:lang w:val="en-US"/>
+        </w:rPr>
+        <w:t>Use {}/ template object to create object to that class.</w:t>
+      </w:r>
+      <w:r>
+        <w:rPr>
+          <w:lang w:val="en-US"/>
+        </w:rPr>
+        <w:t xml:space="preserve"> </w:t>
+      </w:r>
+    </w:p>
+    <w:p>
+      <w:pPr>
+        <w:spacing w:after="0" w:line="240" w:lineRule="auto"/>
+        <w:rPr>
+          <w:lang w:val="en-US"/>
+        </w:rPr>
+      </w:pPr>
+    </w:p>
+    <w:tbl>
+      <w:tblPr>
+        <w:tblStyle w:val="TableGrid"/>
+        <w:tblW w:w="0" w:type="auto"/>
+        <w:tblLook w:val="04A0" w:firstRow="1" w:lastRow="0" w:firstColumn="1" w:lastColumn="0" w:noHBand="0" w:noVBand="1"/>
+      </w:tblPr>
+      <w:tblGrid>
+        <w:gridCol w:w="5228"/>
+        <w:gridCol w:w="5228"/>
+      </w:tblGrid>
+      <w:tr>
+        <w:tc>
+          <w:tcPr>
+            <w:tcW w:w="5228" w:type="dxa"/>
+          </w:tcPr>
+          <w:p>
+            <w:pPr>
+              <w:rPr>
+                <w:lang w:val="en-US"/>
+              </w:rPr>
+            </w:pPr>
+            <w:r>
+              <w:rPr>
+                <w:lang w:val="en-US"/>
+              </w:rPr>
+              <w:t>class Emp{</w:t>
+            </w:r>
+          </w:p>
+          <w:p>
+            <w:pPr>
+              <w:rPr>
+                <w:lang w:val="en-US"/>
+              </w:rPr>
+            </w:pPr>
+            <w:r>
+              <w:rPr>
+                <w:lang w:val="en-US"/>
+              </w:rPr>
+              <w:t xml:space="preserve">    </w:t>
+            </w:r>
+            <w:proofErr w:type="spellStart"/>
+            <w:r>
+              <w:rPr>
+                <w:lang w:val="en-US"/>
+              </w:rPr>
+              <w:t>empName</w:t>
+            </w:r>
+            <w:proofErr w:type="spellEnd"/>
+            <w:r>
+              <w:rPr>
+                <w:lang w:val="en-US"/>
+              </w:rPr>
+              <w:t>?: string;</w:t>
+            </w:r>
+          </w:p>
+          <w:p>
+            <w:pPr>
+              <w:rPr>
+                <w:lang w:val="en-US"/>
+              </w:rPr>
+            </w:pPr>
+            <w:r>
+              <w:rPr>
+                <w:lang w:val="en-US"/>
+              </w:rPr>
+              <w:t xml:space="preserve">    </w:t>
+            </w:r>
+            <w:proofErr w:type="spellStart"/>
+            <w:r>
+              <w:rPr>
+                <w:lang w:val="en-US"/>
+              </w:rPr>
+              <w:t>empId</w:t>
+            </w:r>
+            <w:proofErr w:type="spellEnd"/>
+            <w:r>
+              <w:rPr>
+                <w:lang w:val="en-US"/>
+              </w:rPr>
+              <w:t>?: number;</w:t>
+            </w:r>
+          </w:p>
+          <w:p>
+            <w:pPr>
+              <w:rPr>
+                <w:lang w:val="en-US"/>
+              </w:rPr>
+            </w:pPr>
+            <w:r>
+              <w:rPr>
+                <w:lang w:val="en-US"/>
+              </w:rPr>
+              <w:t xml:space="preserve">    </w:t>
+            </w:r>
+            <w:proofErr w:type="spellStart"/>
+            <w:r>
+              <w:rPr>
+                <w:lang w:val="en-US"/>
+              </w:rPr>
+              <w:t>empType</w:t>
+            </w:r>
+            <w:proofErr w:type="spellEnd"/>
+            <w:r>
+              <w:rPr>
+                <w:lang w:val="en-US"/>
+              </w:rPr>
+              <w:t>?: string</w:t>
+            </w:r>
+          </w:p>
+          <w:p>
+            <w:pPr>
+              <w:rPr>
+                <w:lang w:val="en-US"/>
+              </w:rPr>
+            </w:pPr>
+            <w:r>
+              <w:rPr>
+                <w:lang w:val="en-US"/>
+              </w:rPr>
+              <w:t xml:space="preserve">  }</w:t>
+            </w:r>
+          </w:p>
+        </w:tc>
+        <w:tc>
+          <w:tcPr>
+            <w:tcW w:w="5228" w:type="dxa"/>
+          </w:tcPr>
+          <w:p>
+            <w:pPr>
+              <w:rPr>
+                <w:lang w:val="en-US"/>
+              </w:rPr>
+            </w:pPr>
+            <w:r>
+              <w:rPr>
+                <w:lang w:val="en-US"/>
+              </w:rPr>
+              <w:t>let emp2 = {</w:t>
+            </w:r>
+          </w:p>
+          <w:p>
+            <w:pPr>
+              <w:rPr>
+                <w:lang w:val="en-US"/>
+              </w:rPr>
+            </w:pPr>
+            <w:r>
+              <w:rPr>
+                <w:lang w:val="en-US"/>
+              </w:rPr>
+              <w:t xml:space="preserve">  </w:t>
+            </w:r>
+            <w:proofErr w:type="spellStart"/>
+            <w:r>
+              <w:rPr>
+                <w:lang w:val="en-US"/>
+              </w:rPr>
+              <w:t>empName</w:t>
+            </w:r>
+            <w:proofErr w:type="spellEnd"/>
+            <w:r>
+              <w:rPr>
+                <w:lang w:val="en-US"/>
+              </w:rPr>
+              <w:t>: "kamal",</w:t>
+            </w:r>
+          </w:p>
+          <w:p>
+            <w:pPr>
+              <w:rPr>
+                <w:lang w:val="en-US"/>
+              </w:rPr>
+            </w:pPr>
+            <w:r>
+              <w:rPr>
+                <w:lang w:val="en-US"/>
+              </w:rPr>
+              <w:t xml:space="preserve">  </w:t>
+            </w:r>
+            <w:proofErr w:type="spellStart"/>
+            <w:r>
+              <w:rPr>
+                <w:lang w:val="en-US"/>
+              </w:rPr>
+              <w:t>empId</w:t>
+            </w:r>
+            <w:proofErr w:type="spellEnd"/>
+            <w:r>
+              <w:rPr>
+                <w:lang w:val="en-US"/>
+              </w:rPr>
+              <w:t xml:space="preserve"> : 23,</w:t>
+            </w:r>
+          </w:p>
+          <w:p>
+            <w:pPr>
+              <w:rPr>
+                <w:lang w:val="en-US"/>
+              </w:rPr>
+            </w:pPr>
+            <w:r>
+              <w:rPr>
+                <w:lang w:val="en-US"/>
+              </w:rPr>
+              <w:t xml:space="preserve">  </w:t>
+            </w:r>
+            <w:proofErr w:type="spellStart"/>
+            <w:r>
+              <w:rPr>
+                <w:lang w:val="en-US"/>
+              </w:rPr>
+              <w:t>empType</w:t>
+            </w:r>
+            <w:proofErr w:type="spellEnd"/>
+            <w:r>
+              <w:rPr>
+                <w:lang w:val="en-US"/>
+              </w:rPr>
+              <w:t xml:space="preserve"> : "Per"</w:t>
+            </w:r>
+          </w:p>
+          <w:p>
+            <w:pPr>
+              <w:rPr>
+                <w:lang w:val="en-US"/>
+              </w:rPr>
+            </w:pPr>
+            <w:r>
+              <w:rPr>
+                <w:lang w:val="en-US"/>
+              </w:rPr>
+              <w:t xml:space="preserve"> }</w:t>
+            </w:r>
+          </w:p>
+        </w:tc>
+      </w:tr>
+    </w:tbl>
     <w:p>
       <w:pPr>
         <w:spacing w:after="0" w:line="240" w:lineRule="auto"/>
@@ -8402,6 +9620,95 @@
 <file path=word/numbering.xml><?xml version="1.0" encoding="utf-8"?>
 <w:numbering xmlns:wpc="http://schemas.microsoft.com/office/word/2010/wordprocessingCanvas" xmlns:cx="http://schemas.microsoft.com/office/drawing/2014/chartex" xmlns:cx1="http://schemas.microsoft.com/office/drawing/2015/9/8/chartex" xmlns:cx2="http://schemas.microsoft.com/office/drawing/2015/10/21/chartex" xmlns:cx3="http://schemas.microsoft.com/office/drawing/2016/5/9/chartex" xmlns:cx4="http://schemas.microsoft.com/office/drawing/2016/5/10/chartex" xmlns:cx5="http://schemas.microsoft.com/office/drawing/2016/5/11/chartex" xmlns:cx6="http://schemas.microsoft.com/office/drawing/2016/5/12/chartex" xmlns:cx7="http://schemas.microsoft.com/office/drawing/2016/5/13/chartex" xmlns:cx8="http://schemas.microsoft.com/office/drawing/2016/5/14/chartex" xmlns:mc="http://schemas.openxmlformats.org/markup-compatibility/2006" xmlns:aink="http://schemas.microsoft.com/office/drawing/2016/ink" xmlns:am3d="http://schemas.microsoft.com/office/drawing/2017/model3d" xmlns:o="urn:schemas-microsoft-com:office:office" xmlns:oel="http://schemas.microsoft.com/office/2019/extlst" xmlns:r="http://schemas.openxmlformats.org/officeDocument/2006/relationships" xmlns:m="http://schemas.openxmlformats.org/officeDocument/2006/math" xmlns:v="urn:schemas-microsoft-com:vml" xmlns:wp14="http://schemas.microsoft.com/office/word/2010/wordprocessingDrawing" xmlns:wp="http://schemas.openxmlformats.org/drawingml/2006/wordprocessingDrawing" xmlns:w10="urn:schemas-microsoft-com:office:word" xmlns:w="http://schemas.openxmlformats.org/wordprocessingml/2006/main" xmlns:w14="http://schemas.microsoft.com/office/word/2010/wordml" xmlns:w15="http://schemas.microsoft.com/office/word/2012/wordml" xmlns:w16cex="http://schemas.microsoft.com/office/word/2018/wordml/cex" xmlns:w16cid="http://schemas.microsoft.com/office/word/2016/wordml/cid" xmlns:w16="http://schemas.microsoft.com/office/word/2018/wordml" xmlns:w16du="http://schemas.microsoft.com/office/word/2023/wordml/word16du" xmlns:w16sdtdh="http://schemas.microsoft.com/office/word/2020/wordml/sdtdatahash" xmlns:w16sdtfl="http://schemas.microsoft.com/office/word/2024/wordml/sdtformatlock" xmlns:w16se="http://schemas.microsoft.com/office/word/2015/wordml/symex" xmlns:wpg="http://schemas.microsoft.com/office/word/2010/wordprocessingGroup" xmlns:wpi="http://schemas.microsoft.com/office/word/2010/wordprocessingInk" xmlns:wne="http://schemas.microsoft.com/office/word/2006/wordml" xmlns:wps="http://schemas.microsoft.com/office/word/2010/wordprocessingShape" mc:Ignorable="w14 w15 w16se w16cid w16 w16cex w16sdtdh w16sdtfl w16du wp14">
   <w:abstractNum w:abstractNumId="0" w15:restartNumberingAfterBreak="0">
+    <w:nsid w:val="00C8278D"/>
+    <w:multiLevelType w:val="hybridMultilevel"/>
+    <w:tmpl w:val="B19899F4"/>
+    <w:lvl w:ilvl="0" w:tplc="FFFFFFFF">
+      <w:start w:val="1"/>
+      <w:numFmt w:val="decimal"/>
+      <w:lvlText w:val="%1."/>
+      <w:lvlJc w:val="left"/>
+      <w:pPr>
+        <w:ind w:left="720" w:hanging="360"/>
+      </w:pPr>
+      <w:rPr>
+        <w:rFonts w:hint="default"/>
+      </w:rPr>
+    </w:lvl>
+    <w:lvl w:ilvl="1" w:tplc="FFFFFFFF" w:tentative="1">
+      <w:start w:val="1"/>
+      <w:numFmt w:val="lowerLetter"/>
+      <w:lvlText w:val="%2."/>
+      <w:lvlJc w:val="left"/>
+      <w:pPr>
+        <w:ind w:left="1440" w:hanging="360"/>
+      </w:pPr>
+    </w:lvl>
+    <w:lvl w:ilvl="2" w:tplc="FFFFFFFF" w:tentative="1">
+      <w:start w:val="1"/>
+      <w:numFmt w:val="lowerRoman"/>
+      <w:lvlText w:val="%3."/>
+      <w:lvlJc w:val="right"/>
+      <w:pPr>
+        <w:ind w:left="2160" w:hanging="180"/>
+      </w:pPr>
+    </w:lvl>
+    <w:lvl w:ilvl="3" w:tplc="FFFFFFFF" w:tentative="1">
+      <w:start w:val="1"/>
+      <w:numFmt w:val="decimal"/>
+      <w:lvlText w:val="%4."/>
+      <w:lvlJc w:val="left"/>
+      <w:pPr>
+        <w:ind w:left="2880" w:hanging="360"/>
+      </w:pPr>
+    </w:lvl>
+    <w:lvl w:ilvl="4" w:tplc="FFFFFFFF" w:tentative="1">
+      <w:start w:val="1"/>
+      <w:numFmt w:val="lowerLetter"/>
+      <w:lvlText w:val="%5."/>
+      <w:lvlJc w:val="left"/>
+      <w:pPr>
+        <w:ind w:left="3600" w:hanging="360"/>
+      </w:pPr>
+    </w:lvl>
+    <w:lvl w:ilvl="5" w:tplc="FFFFFFFF" w:tentative="1">
+      <w:start w:val="1"/>
+      <w:numFmt w:val="lowerRoman"/>
+      <w:lvlText w:val="%6."/>
+      <w:lvlJc w:val="right"/>
+      <w:pPr>
+        <w:ind w:left="4320" w:hanging="180"/>
+      </w:pPr>
+    </w:lvl>
+    <w:lvl w:ilvl="6" w:tplc="FFFFFFFF" w:tentative="1">
+      <w:start w:val="1"/>
+      <w:numFmt w:val="decimal"/>
+      <w:lvlText w:val="%7."/>
+      <w:lvlJc w:val="left"/>
+      <w:pPr>
+        <w:ind w:left="5040" w:hanging="360"/>
+      </w:pPr>
+    </w:lvl>
+    <w:lvl w:ilvl="7" w:tplc="FFFFFFFF" w:tentative="1">
+      <w:start w:val="1"/>
+      <w:numFmt w:val="lowerLetter"/>
+      <w:lvlText w:val="%8."/>
+      <w:lvlJc w:val="left"/>
+      <w:pPr>
+        <w:ind w:left="5760" w:hanging="360"/>
+      </w:pPr>
+    </w:lvl>
+    <w:lvl w:ilvl="8" w:tplc="FFFFFFFF" w:tentative="1">
+      <w:start w:val="1"/>
+      <w:numFmt w:val="lowerRoman"/>
+      <w:lvlText w:val="%9."/>
+      <w:lvlJc w:val="right"/>
+      <w:pPr>
+        <w:ind w:left="6480" w:hanging="180"/>
+      </w:pPr>
+    </w:lvl>
+  </w:abstractNum>
+  <w:abstractNum w:abstractNumId="1" w15:restartNumberingAfterBreak="0">
     <w:nsid w:val="015B32A8"/>
     <w:multiLevelType w:val="multilevel"/>
     <w:tmpl w:val="32D20BB0"/>
@@ -8550,7 +9857,7 @@
       </w:rPr>
     </w:lvl>
   </w:abstractNum>
-  <w:abstractNum w:abstractNumId="1" w15:restartNumberingAfterBreak="0">
+  <w:abstractNum w:abstractNumId="2" w15:restartNumberingAfterBreak="0">
     <w:nsid w:val="01856B5B"/>
     <w:multiLevelType w:val="hybridMultilevel"/>
     <w:tmpl w:val="155E3B96"/>
@@ -8639,7 +9946,7 @@
       </w:pPr>
     </w:lvl>
   </w:abstractNum>
-  <w:abstractNum w:abstractNumId="2" w15:restartNumberingAfterBreak="0">
+  <w:abstractNum w:abstractNumId="3" w15:restartNumberingAfterBreak="0">
     <w:nsid w:val="02E41367"/>
     <w:multiLevelType w:val="hybridMultilevel"/>
     <w:tmpl w:val="197A9C0A"/>
@@ -8728,7 +10035,7 @@
       </w:pPr>
     </w:lvl>
   </w:abstractNum>
-  <w:abstractNum w:abstractNumId="3" w15:restartNumberingAfterBreak="0">
+  <w:abstractNum w:abstractNumId="4" w15:restartNumberingAfterBreak="0">
     <w:nsid w:val="03102FC6"/>
     <w:multiLevelType w:val="hybridMultilevel"/>
     <w:tmpl w:val="5FBE719E"/>
@@ -8817,7 +10124,7 @@
       </w:pPr>
     </w:lvl>
   </w:abstractNum>
-  <w:abstractNum w:abstractNumId="4" w15:restartNumberingAfterBreak="0">
+  <w:abstractNum w:abstractNumId="5" w15:restartNumberingAfterBreak="0">
     <w:nsid w:val="042657FA"/>
     <w:multiLevelType w:val="multilevel"/>
     <w:tmpl w:val="BB50822E"/>
@@ -8966,7 +10273,7 @@
       </w:rPr>
     </w:lvl>
   </w:abstractNum>
-  <w:abstractNum w:abstractNumId="5" w15:restartNumberingAfterBreak="0">
+  <w:abstractNum w:abstractNumId="6" w15:restartNumberingAfterBreak="0">
     <w:nsid w:val="05280FC5"/>
     <w:multiLevelType w:val="hybridMultilevel"/>
     <w:tmpl w:val="121E6DE0"/>
@@ -9055,7 +10362,7 @@
       </w:pPr>
     </w:lvl>
   </w:abstractNum>
-  <w:abstractNum w:abstractNumId="6" w15:restartNumberingAfterBreak="0">
+  <w:abstractNum w:abstractNumId="7" w15:restartNumberingAfterBreak="0">
     <w:nsid w:val="0AAF1330"/>
     <w:multiLevelType w:val="multilevel"/>
     <w:tmpl w:val="B6F08B72"/>
@@ -9204,7 +10511,7 @@
       </w:rPr>
     </w:lvl>
   </w:abstractNum>
-  <w:abstractNum w:abstractNumId="7" w15:restartNumberingAfterBreak="0">
+  <w:abstractNum w:abstractNumId="8" w15:restartNumberingAfterBreak="0">
     <w:nsid w:val="0BAB5330"/>
     <w:multiLevelType w:val="multilevel"/>
     <w:tmpl w:val="60EA54D0"/>
@@ -9353,7 +10660,7 @@
       </w:rPr>
     </w:lvl>
   </w:abstractNum>
-  <w:abstractNum w:abstractNumId="8" w15:restartNumberingAfterBreak="0">
+  <w:abstractNum w:abstractNumId="9" w15:restartNumberingAfterBreak="0">
     <w:nsid w:val="0F630769"/>
     <w:multiLevelType w:val="multilevel"/>
     <w:tmpl w:val="D58A8718"/>
@@ -9502,7 +10809,7 @@
       </w:rPr>
     </w:lvl>
   </w:abstractNum>
-  <w:abstractNum w:abstractNumId="9" w15:restartNumberingAfterBreak="0">
+  <w:abstractNum w:abstractNumId="10" w15:restartNumberingAfterBreak="0">
     <w:nsid w:val="18830244"/>
     <w:multiLevelType w:val="hybridMultilevel"/>
     <w:tmpl w:val="A7EA35FA"/>
@@ -9591,7 +10898,7 @@
       </w:pPr>
     </w:lvl>
   </w:abstractNum>
-  <w:abstractNum w:abstractNumId="10" w15:restartNumberingAfterBreak="0">
+  <w:abstractNum w:abstractNumId="11" w15:restartNumberingAfterBreak="0">
     <w:nsid w:val="1A9B5AA5"/>
     <w:multiLevelType w:val="multilevel"/>
     <w:tmpl w:val="78CCBDE2"/>
@@ -9740,7 +11047,7 @@
       </w:rPr>
     </w:lvl>
   </w:abstractNum>
-  <w:abstractNum w:abstractNumId="11" w15:restartNumberingAfterBreak="0">
+  <w:abstractNum w:abstractNumId="12" w15:restartNumberingAfterBreak="0">
     <w:nsid w:val="1C701DC4"/>
     <w:multiLevelType w:val="multilevel"/>
     <w:tmpl w:val="1C4E3E6A"/>
@@ -9889,7 +11196,7 @@
       </w:rPr>
     </w:lvl>
   </w:abstractNum>
-  <w:abstractNum w:abstractNumId="12" w15:restartNumberingAfterBreak="0">
+  <w:abstractNum w:abstractNumId="13" w15:restartNumberingAfterBreak="0">
     <w:nsid w:val="20B7327A"/>
     <w:multiLevelType w:val="multilevel"/>
     <w:tmpl w:val="8086F79A"/>
@@ -10002,7 +11309,7 @@
       </w:pPr>
     </w:lvl>
   </w:abstractNum>
-  <w:abstractNum w:abstractNumId="13" w15:restartNumberingAfterBreak="0">
+  <w:abstractNum w:abstractNumId="14" w15:restartNumberingAfterBreak="0">
     <w:nsid w:val="2A1F164B"/>
     <w:multiLevelType w:val="multilevel"/>
     <w:tmpl w:val="EA8A4FF8"/>
@@ -10115,7 +11422,7 @@
       </w:pPr>
     </w:lvl>
   </w:abstractNum>
-  <w:abstractNum w:abstractNumId="14" w15:restartNumberingAfterBreak="0">
+  <w:abstractNum w:abstractNumId="15" w15:restartNumberingAfterBreak="0">
     <w:nsid w:val="2E941539"/>
     <w:multiLevelType w:val="hybridMultilevel"/>
     <w:tmpl w:val="9ACC1690"/>
@@ -10204,7 +11511,7 @@
       </w:pPr>
     </w:lvl>
   </w:abstractNum>
-  <w:abstractNum w:abstractNumId="15" w15:restartNumberingAfterBreak="0">
+  <w:abstractNum w:abstractNumId="16" w15:restartNumberingAfterBreak="0">
     <w:nsid w:val="2F6B50FB"/>
     <w:multiLevelType w:val="hybridMultilevel"/>
     <w:tmpl w:val="54F0102A"/>
@@ -10293,7 +11600,7 @@
       </w:pPr>
     </w:lvl>
   </w:abstractNum>
-  <w:abstractNum w:abstractNumId="16" w15:restartNumberingAfterBreak="0">
+  <w:abstractNum w:abstractNumId="17" w15:restartNumberingAfterBreak="0">
     <w:nsid w:val="32603948"/>
     <w:multiLevelType w:val="multilevel"/>
     <w:tmpl w:val="808AD1CA"/>
@@ -10442,7 +11749,7 @@
       </w:rPr>
     </w:lvl>
   </w:abstractNum>
-  <w:abstractNum w:abstractNumId="17" w15:restartNumberingAfterBreak="0">
+  <w:abstractNum w:abstractNumId="18" w15:restartNumberingAfterBreak="0">
     <w:nsid w:val="35511E32"/>
     <w:multiLevelType w:val="hybridMultilevel"/>
     <w:tmpl w:val="C3228CC8"/>
@@ -10531,7 +11838,7 @@
       </w:pPr>
     </w:lvl>
   </w:abstractNum>
-  <w:abstractNum w:abstractNumId="18" w15:restartNumberingAfterBreak="0">
+  <w:abstractNum w:abstractNumId="19" w15:restartNumberingAfterBreak="0">
     <w:nsid w:val="35DC77A2"/>
     <w:multiLevelType w:val="hybridMultilevel"/>
     <w:tmpl w:val="206C4312"/>
@@ -10620,7 +11927,7 @@
       </w:pPr>
     </w:lvl>
   </w:abstractNum>
-  <w:abstractNum w:abstractNumId="19" w15:restartNumberingAfterBreak="0">
+  <w:abstractNum w:abstractNumId="20" w15:restartNumberingAfterBreak="0">
     <w:nsid w:val="3B946EF2"/>
     <w:multiLevelType w:val="hybridMultilevel"/>
     <w:tmpl w:val="682CD640"/>
@@ -10709,7 +12016,7 @@
       </w:pPr>
     </w:lvl>
   </w:abstractNum>
-  <w:abstractNum w:abstractNumId="20" w15:restartNumberingAfterBreak="0">
+  <w:abstractNum w:abstractNumId="21" w15:restartNumberingAfterBreak="0">
     <w:nsid w:val="3D175E71"/>
     <w:multiLevelType w:val="multilevel"/>
     <w:tmpl w:val="C248C1A2"/>
@@ -10858,7 +12165,7 @@
       </w:rPr>
     </w:lvl>
   </w:abstractNum>
-  <w:abstractNum w:abstractNumId="21" w15:restartNumberingAfterBreak="0">
+  <w:abstractNum w:abstractNumId="22" w15:restartNumberingAfterBreak="0">
     <w:nsid w:val="4271344F"/>
     <w:multiLevelType w:val="multilevel"/>
     <w:tmpl w:val="E9109E7C"/>
@@ -11007,7 +12314,7 @@
       </w:rPr>
     </w:lvl>
   </w:abstractNum>
-  <w:abstractNum w:abstractNumId="22" w15:restartNumberingAfterBreak="0">
+  <w:abstractNum w:abstractNumId="23" w15:restartNumberingAfterBreak="0">
     <w:nsid w:val="58516D6A"/>
     <w:multiLevelType w:val="hybridMultilevel"/>
     <w:tmpl w:val="00CCC8F0"/>
@@ -11096,7 +12403,7 @@
       </w:pPr>
     </w:lvl>
   </w:abstractNum>
-  <w:abstractNum w:abstractNumId="23" w15:restartNumberingAfterBreak="0">
+  <w:abstractNum w:abstractNumId="24" w15:restartNumberingAfterBreak="0">
     <w:nsid w:val="5DCD3B6F"/>
     <w:multiLevelType w:val="multilevel"/>
     <w:tmpl w:val="96AE20F8"/>
@@ -11245,7 +12552,7 @@
       </w:rPr>
     </w:lvl>
   </w:abstractNum>
-  <w:abstractNum w:abstractNumId="24" w15:restartNumberingAfterBreak="0">
+  <w:abstractNum w:abstractNumId="25" w15:restartNumberingAfterBreak="0">
     <w:nsid w:val="5F045E9B"/>
     <w:multiLevelType w:val="hybridMultilevel"/>
     <w:tmpl w:val="0910E5BA"/>
@@ -11334,7 +12641,7 @@
       </w:pPr>
     </w:lvl>
   </w:abstractNum>
-  <w:abstractNum w:abstractNumId="25" w15:restartNumberingAfterBreak="0">
+  <w:abstractNum w:abstractNumId="26" w15:restartNumberingAfterBreak="0">
     <w:nsid w:val="64880EC8"/>
     <w:multiLevelType w:val="hybridMultilevel"/>
     <w:tmpl w:val="0BECC98E"/>
@@ -11423,7 +12730,7 @@
       </w:pPr>
     </w:lvl>
   </w:abstractNum>
-  <w:abstractNum w:abstractNumId="26" w15:restartNumberingAfterBreak="0">
+  <w:abstractNum w:abstractNumId="27" w15:restartNumberingAfterBreak="0">
     <w:nsid w:val="67920818"/>
     <w:multiLevelType w:val="hybridMultilevel"/>
     <w:tmpl w:val="54F0102A"/>
@@ -11512,7 +12819,7 @@
       </w:pPr>
     </w:lvl>
   </w:abstractNum>
-  <w:abstractNum w:abstractNumId="27" w15:restartNumberingAfterBreak="0">
+  <w:abstractNum w:abstractNumId="28" w15:restartNumberingAfterBreak="0">
     <w:nsid w:val="683517A9"/>
     <w:multiLevelType w:val="multilevel"/>
     <w:tmpl w:val="D05E2A52"/>
@@ -11661,7 +12968,7 @@
       </w:rPr>
     </w:lvl>
   </w:abstractNum>
-  <w:abstractNum w:abstractNumId="28" w15:restartNumberingAfterBreak="0">
+  <w:abstractNum w:abstractNumId="29" w15:restartNumberingAfterBreak="0">
     <w:nsid w:val="6B5A2171"/>
     <w:multiLevelType w:val="multilevel"/>
     <w:tmpl w:val="4BA8F6A8"/>
@@ -11810,7 +13117,7 @@
       </w:rPr>
     </w:lvl>
   </w:abstractNum>
-  <w:abstractNum w:abstractNumId="29" w15:restartNumberingAfterBreak="0">
+  <w:abstractNum w:abstractNumId="30" w15:restartNumberingAfterBreak="0">
     <w:nsid w:val="6CD90AAA"/>
     <w:multiLevelType w:val="hybridMultilevel"/>
     <w:tmpl w:val="CB0867E8"/>
@@ -11899,7 +13206,7 @@
       </w:pPr>
     </w:lvl>
   </w:abstractNum>
-  <w:abstractNum w:abstractNumId="30" w15:restartNumberingAfterBreak="0">
+  <w:abstractNum w:abstractNumId="31" w15:restartNumberingAfterBreak="0">
     <w:nsid w:val="72044FAA"/>
     <w:multiLevelType w:val="multilevel"/>
     <w:tmpl w:val="F278844E"/>
@@ -12048,7 +13355,7 @@
       </w:rPr>
     </w:lvl>
   </w:abstractNum>
-  <w:abstractNum w:abstractNumId="31" w15:restartNumberingAfterBreak="0">
+  <w:abstractNum w:abstractNumId="32" w15:restartNumberingAfterBreak="0">
     <w:nsid w:val="72737038"/>
     <w:multiLevelType w:val="hybridMultilevel"/>
     <w:tmpl w:val="602C0772"/>
@@ -12137,7 +13444,96 @@
       </w:pPr>
     </w:lvl>
   </w:abstractNum>
-  <w:abstractNum w:abstractNumId="32" w15:restartNumberingAfterBreak="0">
+  <w:abstractNum w:abstractNumId="33" w15:restartNumberingAfterBreak="0">
+    <w:nsid w:val="740C4441"/>
+    <w:multiLevelType w:val="hybridMultilevel"/>
+    <w:tmpl w:val="B19899F4"/>
+    <w:lvl w:ilvl="0" w:tplc="4009000F">
+      <w:start w:val="1"/>
+      <w:numFmt w:val="decimal"/>
+      <w:lvlText w:val="%1."/>
+      <w:lvlJc w:val="left"/>
+      <w:pPr>
+        <w:ind w:left="720" w:hanging="360"/>
+      </w:pPr>
+      <w:rPr>
+        <w:rFonts w:hint="default"/>
+      </w:rPr>
+    </w:lvl>
+    <w:lvl w:ilvl="1" w:tplc="40090019" w:tentative="1">
+      <w:start w:val="1"/>
+      <w:numFmt w:val="lowerLetter"/>
+      <w:lvlText w:val="%2."/>
+      <w:lvlJc w:val="left"/>
+      <w:pPr>
+        <w:ind w:left="1440" w:hanging="360"/>
+      </w:pPr>
+    </w:lvl>
+    <w:lvl w:ilvl="2" w:tplc="4009001B" w:tentative="1">
+      <w:start w:val="1"/>
+      <w:numFmt w:val="lowerRoman"/>
+      <w:lvlText w:val="%3."/>
+      <w:lvlJc w:val="right"/>
+      <w:pPr>
+        <w:ind w:left="2160" w:hanging="180"/>
+      </w:pPr>
+    </w:lvl>
+    <w:lvl w:ilvl="3" w:tplc="4009000F" w:tentative="1">
+      <w:start w:val="1"/>
+      <w:numFmt w:val="decimal"/>
+      <w:lvlText w:val="%4."/>
+      <w:lvlJc w:val="left"/>
+      <w:pPr>
+        <w:ind w:left="2880" w:hanging="360"/>
+      </w:pPr>
+    </w:lvl>
+    <w:lvl w:ilvl="4" w:tplc="40090019" w:tentative="1">
+      <w:start w:val="1"/>
+      <w:numFmt w:val="lowerLetter"/>
+      <w:lvlText w:val="%5."/>
+      <w:lvlJc w:val="left"/>
+      <w:pPr>
+        <w:ind w:left="3600" w:hanging="360"/>
+      </w:pPr>
+    </w:lvl>
+    <w:lvl w:ilvl="5" w:tplc="4009001B" w:tentative="1">
+      <w:start w:val="1"/>
+      <w:numFmt w:val="lowerRoman"/>
+      <w:lvlText w:val="%6."/>
+      <w:lvlJc w:val="right"/>
+      <w:pPr>
+        <w:ind w:left="4320" w:hanging="180"/>
+      </w:pPr>
+    </w:lvl>
+    <w:lvl w:ilvl="6" w:tplc="4009000F" w:tentative="1">
+      <w:start w:val="1"/>
+      <w:numFmt w:val="decimal"/>
+      <w:lvlText w:val="%7."/>
+      <w:lvlJc w:val="left"/>
+      <w:pPr>
+        <w:ind w:left="5040" w:hanging="360"/>
+      </w:pPr>
+    </w:lvl>
+    <w:lvl w:ilvl="7" w:tplc="40090019" w:tentative="1">
+      <w:start w:val="1"/>
+      <w:numFmt w:val="lowerLetter"/>
+      <w:lvlText w:val="%8."/>
+      <w:lvlJc w:val="left"/>
+      <w:pPr>
+        <w:ind w:left="5760" w:hanging="360"/>
+      </w:pPr>
+    </w:lvl>
+    <w:lvl w:ilvl="8" w:tplc="4009001B" w:tentative="1">
+      <w:start w:val="1"/>
+      <w:numFmt w:val="lowerRoman"/>
+      <w:lvlText w:val="%9."/>
+      <w:lvlJc w:val="right"/>
+      <w:pPr>
+        <w:ind w:left="6480" w:hanging="180"/>
+      </w:pPr>
+    </w:lvl>
+  </w:abstractNum>
+  <w:abstractNum w:abstractNumId="34" w15:restartNumberingAfterBreak="0">
     <w:nsid w:val="74BE6604"/>
     <w:multiLevelType w:val="multilevel"/>
     <w:tmpl w:val="C5E69C6E"/>
@@ -12286,7 +13682,7 @@
       </w:rPr>
     </w:lvl>
   </w:abstractNum>
-  <w:abstractNum w:abstractNumId="33" w15:restartNumberingAfterBreak="0">
+  <w:abstractNum w:abstractNumId="35" w15:restartNumberingAfterBreak="0">
     <w:nsid w:val="75FC232B"/>
     <w:multiLevelType w:val="multilevel"/>
     <w:tmpl w:val="CE3A26CC"/>
@@ -12435,7 +13831,7 @@
       </w:rPr>
     </w:lvl>
   </w:abstractNum>
-  <w:abstractNum w:abstractNumId="34" w15:restartNumberingAfterBreak="0">
+  <w:abstractNum w:abstractNumId="36" w15:restartNumberingAfterBreak="0">
     <w:nsid w:val="76B67D00"/>
     <w:multiLevelType w:val="hybridMultilevel"/>
     <w:tmpl w:val="6ED44928"/>
@@ -12548,7 +13944,7 @@
       </w:rPr>
     </w:lvl>
   </w:abstractNum>
-  <w:abstractNum w:abstractNumId="35" w15:restartNumberingAfterBreak="0">
+  <w:abstractNum w:abstractNumId="37" w15:restartNumberingAfterBreak="0">
     <w:nsid w:val="78D26D21"/>
     <w:multiLevelType w:val="multilevel"/>
     <w:tmpl w:val="96141222"/>
@@ -12661,7 +14057,7 @@
       </w:pPr>
     </w:lvl>
   </w:abstractNum>
-  <w:abstractNum w:abstractNumId="36" w15:restartNumberingAfterBreak="0">
+  <w:abstractNum w:abstractNumId="38" w15:restartNumberingAfterBreak="0">
     <w:nsid w:val="7C941F6A"/>
     <w:multiLevelType w:val="hybridMultilevel"/>
     <w:tmpl w:val="C5144324"/>
@@ -12775,115 +14171,121 @@
     </w:lvl>
   </w:abstractNum>
   <w:num w:numId="1" w16cid:durableId="1786997795">
+    <w:abstractNumId w:val="28"/>
+  </w:num>
+  <w:num w:numId="2" w16cid:durableId="649095618">
+    <w:abstractNumId w:val="24"/>
+  </w:num>
+  <w:num w:numId="3" w16cid:durableId="1091312259">
+    <w:abstractNumId w:val="2"/>
+  </w:num>
+  <w:num w:numId="4" w16cid:durableId="2126465039">
+    <w:abstractNumId w:val="19"/>
+  </w:num>
+  <w:num w:numId="5" w16cid:durableId="87163252">
+    <w:abstractNumId w:val="18"/>
+  </w:num>
+  <w:num w:numId="6" w16cid:durableId="393430431">
+    <w:abstractNumId w:val="30"/>
+  </w:num>
+  <w:num w:numId="7" w16cid:durableId="22755052">
+    <w:abstractNumId w:val="7"/>
+  </w:num>
+  <w:num w:numId="8" w16cid:durableId="47606545">
+    <w:abstractNumId w:val="9"/>
+  </w:num>
+  <w:num w:numId="9" w16cid:durableId="1117723571">
+    <w:abstractNumId w:val="3"/>
+  </w:num>
+  <w:num w:numId="10" w16cid:durableId="261768541">
+    <w:abstractNumId w:val="21"/>
+  </w:num>
+  <w:num w:numId="11" w16cid:durableId="920530383">
+    <w:abstractNumId w:val="22"/>
+  </w:num>
+  <w:num w:numId="12" w16cid:durableId="329067514">
+    <w:abstractNumId w:val="23"/>
+  </w:num>
+  <w:num w:numId="13" w16cid:durableId="109862485">
+    <w:abstractNumId w:val="26"/>
+  </w:num>
+  <w:num w:numId="14" w16cid:durableId="161700848">
+    <w:abstractNumId w:val="31"/>
+  </w:num>
+  <w:num w:numId="15" w16cid:durableId="2023049815">
+    <w:abstractNumId w:val="10"/>
+  </w:num>
+  <w:num w:numId="16" w16cid:durableId="362171528">
+    <w:abstractNumId w:val="6"/>
+  </w:num>
+  <w:num w:numId="17" w16cid:durableId="1681085876">
+    <w:abstractNumId w:val="34"/>
+  </w:num>
+  <w:num w:numId="18" w16cid:durableId="1762793056">
+    <w:abstractNumId w:val="35"/>
+  </w:num>
+  <w:num w:numId="19" w16cid:durableId="1371563757">
+    <w:abstractNumId w:val="25"/>
+  </w:num>
+  <w:num w:numId="20" w16cid:durableId="458688707">
+    <w:abstractNumId w:val="29"/>
+  </w:num>
+  <w:num w:numId="21" w16cid:durableId="451746149">
+    <w:abstractNumId w:val="11"/>
+  </w:num>
+  <w:num w:numId="22" w16cid:durableId="2116628781">
+    <w:abstractNumId w:val="12"/>
+  </w:num>
+  <w:num w:numId="23" w16cid:durableId="2069645773">
+    <w:abstractNumId w:val="36"/>
+  </w:num>
+  <w:num w:numId="24" w16cid:durableId="1712999510">
+    <w:abstractNumId w:val="17"/>
+  </w:num>
+  <w:num w:numId="25" w16cid:durableId="1433741502">
+    <w:abstractNumId w:val="5"/>
+  </w:num>
+  <w:num w:numId="26" w16cid:durableId="1246959421">
+    <w:abstractNumId w:val="4"/>
+  </w:num>
+  <w:num w:numId="27" w16cid:durableId="1528832634">
+    <w:abstractNumId w:val="1"/>
+  </w:num>
+  <w:num w:numId="28" w16cid:durableId="1442185687">
+    <w:abstractNumId w:val="20"/>
+  </w:num>
+  <w:num w:numId="29" w16cid:durableId="592666648">
+    <w:abstractNumId w:val="15"/>
+  </w:num>
+  <w:num w:numId="30" w16cid:durableId="983511762">
+    <w:abstractNumId w:val="13"/>
+  </w:num>
+  <w:num w:numId="31" w16cid:durableId="2029941871">
+    <w:abstractNumId w:val="16"/>
+  </w:num>
+  <w:num w:numId="32" w16cid:durableId="738358516">
     <w:abstractNumId w:val="27"/>
   </w:num>
-  <w:num w:numId="2" w16cid:durableId="649095618">
-    <w:abstractNumId w:val="23"/>
+  <w:num w:numId="33" w16cid:durableId="217666468">
+    <w:abstractNumId w:val="37"/>
   </w:num>
-  <w:num w:numId="3" w16cid:durableId="1091312259">
-    <w:abstractNumId w:val="1"/>
+  <w:num w:numId="34" w16cid:durableId="526212279">
+    <w:abstractNumId w:val="14"/>
   </w:num>
-  <w:num w:numId="4" w16cid:durableId="2126465039">
-    <w:abstractNumId w:val="18"/>
-  </w:num>
-  <w:num w:numId="5" w16cid:durableId="87163252">
-    <w:abstractNumId w:val="17"/>
-  </w:num>
-  <w:num w:numId="6" w16cid:durableId="393430431">
-    <w:abstractNumId w:val="29"/>
-  </w:num>
-  <w:num w:numId="7" w16cid:durableId="22755052">
-    <w:abstractNumId w:val="6"/>
-  </w:num>
-  <w:num w:numId="8" w16cid:durableId="47606545">
+  <w:num w:numId="35" w16cid:durableId="342053620">
     <w:abstractNumId w:val="8"/>
   </w:num>
-  <w:num w:numId="9" w16cid:durableId="1117723571">
-    <w:abstractNumId w:val="2"/>
+  <w:num w:numId="36" w16cid:durableId="1751079524">
+    <w:abstractNumId w:val="38"/>
   </w:num>
-  <w:num w:numId="10" w16cid:durableId="261768541">
-    <w:abstractNumId w:val="20"/>
-  </w:num>
-  <w:num w:numId="11" w16cid:durableId="920530383">
-    <w:abstractNumId w:val="21"/>
-  </w:num>
-  <w:num w:numId="12" w16cid:durableId="329067514">
-    <w:abstractNumId w:val="22"/>
-  </w:num>
-  <w:num w:numId="13" w16cid:durableId="109862485">
-    <w:abstractNumId w:val="25"/>
-  </w:num>
-  <w:num w:numId="14" w16cid:durableId="161700848">
-    <w:abstractNumId w:val="30"/>
-  </w:num>
-  <w:num w:numId="15" w16cid:durableId="2023049815">
-    <w:abstractNumId w:val="9"/>
-  </w:num>
-  <w:num w:numId="16" w16cid:durableId="362171528">
-    <w:abstractNumId w:val="5"/>
-  </w:num>
-  <w:num w:numId="17" w16cid:durableId="1681085876">
+  <w:num w:numId="37" w16cid:durableId="1398866741">
     <w:abstractNumId w:val="32"/>
   </w:num>
-  <w:num w:numId="18" w16cid:durableId="1762793056">
+  <w:num w:numId="38" w16cid:durableId="1266117631">
     <w:abstractNumId w:val="33"/>
   </w:num>
-  <w:num w:numId="19" w16cid:durableId="1371563757">
-    <w:abstractNumId w:val="24"/>
-  </w:num>
-  <w:num w:numId="20" w16cid:durableId="458688707">
-    <w:abstractNumId w:val="28"/>
-  </w:num>
-  <w:num w:numId="21" w16cid:durableId="451746149">
-    <w:abstractNumId w:val="10"/>
-  </w:num>
-  <w:num w:numId="22" w16cid:durableId="2116628781">
-    <w:abstractNumId w:val="11"/>
-  </w:num>
-  <w:num w:numId="23" w16cid:durableId="2069645773">
-    <w:abstractNumId w:val="34"/>
-  </w:num>
-  <w:num w:numId="24" w16cid:durableId="1712999510">
-    <w:abstractNumId w:val="16"/>
-  </w:num>
-  <w:num w:numId="25" w16cid:durableId="1433741502">
-    <w:abstractNumId w:val="4"/>
-  </w:num>
-  <w:num w:numId="26" w16cid:durableId="1246959421">
-    <w:abstractNumId w:val="3"/>
-  </w:num>
-  <w:num w:numId="27" w16cid:durableId="1528832634">
+  <w:num w:numId="39" w16cid:durableId="2127386567">
     <w:abstractNumId w:val="0"/>
-  </w:num>
-  <w:num w:numId="28" w16cid:durableId="1442185687">
-    <w:abstractNumId w:val="19"/>
-  </w:num>
-  <w:num w:numId="29" w16cid:durableId="592666648">
-    <w:abstractNumId w:val="14"/>
-  </w:num>
-  <w:num w:numId="30" w16cid:durableId="983511762">
-    <w:abstractNumId w:val="12"/>
-  </w:num>
-  <w:num w:numId="31" w16cid:durableId="2029941871">
-    <w:abstractNumId w:val="15"/>
-  </w:num>
-  <w:num w:numId="32" w16cid:durableId="738358516">
-    <w:abstractNumId w:val="26"/>
-  </w:num>
-  <w:num w:numId="33" w16cid:durableId="217666468">
-    <w:abstractNumId w:val="35"/>
-  </w:num>
-  <w:num w:numId="34" w16cid:durableId="526212279">
-    <w:abstractNumId w:val="13"/>
-  </w:num>
-  <w:num w:numId="35" w16cid:durableId="342053620">
-    <w:abstractNumId w:val="7"/>
-  </w:num>
-  <w:num w:numId="36" w16cid:durableId="1751079524">
-    <w:abstractNumId w:val="36"/>
-  </w:num>
-  <w:num w:numId="37" w16cid:durableId="1398866741">
-    <w:abstractNumId w:val="31"/>
   </w:num>
 </w:numbering>
 </file>
@@ -13489,6 +14891,7 @@
   <w:style w:type="character" w:default="1" w:styleId="DefaultParagraphFont">
     <w:name w:val="Default Paragraph Font"/>
     <w:uiPriority w:val="1"/>
+    <w:semiHidden/>
     <w:unhideWhenUsed/>
   </w:style>
   <w:style w:type="table" w:default="1" w:styleId="TableNormal">

--- a/UI_html_css_javascript/notes/Angular_6AM_2025.docx
+++ b/UI_html_css_javascript/notes/Angular_6AM_2025.docx
@@ -9,25 +9,15 @@
           <w:lang w:val="en-US"/>
         </w:rPr>
       </w:pPr>
-      <w:r>
-        <w:fldChar w:fldCharType="begin"/>
-      </w:r>
-      <w:r>
-        <w:instrText>HYPERLINK "https://angular.dev/tutorials/learn-angular"</w:instrText>
-      </w:r>
-      <w:r>
-        <w:fldChar w:fldCharType="separate"/>
-      </w:r>
-      <w:r>
-        <w:rPr>
-          <w:rStyle w:val="Hyperlink"/>
-          <w:lang w:val="en-US"/>
-        </w:rPr>
-        <w:t>https://angular.dev/tutorials/learn-angular</w:t>
-      </w:r>
-      <w:r>
-        <w:fldChar w:fldCharType="end"/>
-      </w:r>
+      <w:hyperlink r:id="rId5" w:history="1">
+        <w:r>
+          <w:rPr>
+            <w:rStyle w:val="Hyperlink"/>
+            <w:lang w:val="en-US"/>
+          </w:rPr>
+          <w:t>https://angular.dev/tutorials/learn-angular</w:t>
+        </w:r>
+      </w:hyperlink>
       <w:r>
         <w:rPr>
           <w:lang w:val="en-US"/>
@@ -42,7 +32,7 @@
           <w:lang w:val="en-US"/>
         </w:rPr>
       </w:pPr>
-      <w:hyperlink r:id="rId5" w:history="1">
+      <w:hyperlink r:id="rId6" w:history="1">
         <w:r>
           <w:rPr>
             <w:rStyle w:val="Hyperlink"/>
@@ -67,7 +57,7 @@
           <w:lang w:val="en-US"/>
         </w:rPr>
       </w:pPr>
-      <w:hyperlink r:id="rId6" w:history="1">
+      <w:hyperlink r:id="rId7" w:history="1">
         <w:r>
           <w:rPr>
             <w:rStyle w:val="Hyperlink"/>
@@ -96,7 +86,7 @@
           <w:lang w:val="en-US"/>
         </w:rPr>
       </w:pPr>
-      <w:hyperlink r:id="rId7" w:history="1">
+      <w:hyperlink r:id="rId8" w:history="1">
         <w:r>
           <w:rPr>
             <w:rStyle w:val="Hyperlink"/>
@@ -145,7 +135,7 @@
           <w:lang w:val="en-US"/>
         </w:rPr>
       </w:pPr>
-      <w:hyperlink r:id="rId8" w:history="1">
+      <w:hyperlink r:id="rId9" w:history="1">
         <w:r>
           <w:rPr>
             <w:rStyle w:val="Hyperlink"/>
@@ -186,7 +176,7 @@
       <w:r>
         <w:t> is an open-source framework and development platform for building Web, window and mobile applications. Angular is built on </w:t>
       </w:r>
-      <w:hyperlink r:id="rId9" w:tgtFrame="_blank" w:history="1">
+      <w:hyperlink r:id="rId10" w:tgtFrame="_blank" w:history="1">
         <w:r>
           <w:rPr>
             <w:rStyle w:val="Hyperlink"/>
@@ -249,21 +239,7 @@
         <w:rPr>
           <w:lang w:val="en-US"/>
         </w:rPr>
-        <w:t>acebook…</w:t>
-      </w:r>
-      <w:proofErr w:type="spellStart"/>
-      <w:r>
-        <w:rPr>
-          <w:lang w:val="en-US"/>
-        </w:rPr>
-        <w:t>etc</w:t>
-      </w:r>
-      <w:proofErr w:type="spellEnd"/>
-      <w:r>
-        <w:rPr>
-          <w:lang w:val="en-US"/>
-        </w:rPr>
-        <w:t>….</w:t>
+        <w:t>acebook…etc….</w:t>
       </w:r>
     </w:p>
     <w:p>
@@ -308,7 +284,7 @@
                     <pic:cNvPicPr/>
                   </pic:nvPicPr>
                   <pic:blipFill>
-                    <a:blip r:embed="rId10"/>
+                    <a:blip r:embed="rId11"/>
                     <a:stretch>
                       <a:fillRect/>
                     </a:stretch>
@@ -370,7 +346,7 @@
       <w:pPr>
         <w:spacing w:after="0" w:line="240" w:lineRule="auto"/>
       </w:pPr>
-      <w:hyperlink r:id="rId11" w:tgtFrame="_blank" w:history="1">
+      <w:hyperlink r:id="rId12" w:tgtFrame="_blank" w:history="1">
         <w:r>
           <w:rPr>
             <w:rStyle w:val="Hyperlink"/>
@@ -463,7 +439,7 @@
       <w:r>
         <w:t> use components instead of </w:t>
       </w:r>
-      <w:hyperlink r:id="rId12" w:tgtFrame="_blank" w:history="1">
+      <w:hyperlink r:id="rId13" w:tgtFrame="_blank" w:history="1">
         <w:r>
           <w:rPr>
             <w:rStyle w:val="Hyperlink"/>
@@ -474,30 +450,18 @@
       <w:r>
         <w:t> in AngularJS. Also angular is installed using </w:t>
       </w:r>
-      <w:proofErr w:type="spellStart"/>
-      <w:r>
-        <w:fldChar w:fldCharType="begin"/>
-      </w:r>
-      <w:r>
-        <w:instrText>HYPERLINK "https://tutorial.techaltum.com/npm.html" \t "_blank" \o "Node Package manager"</w:instrText>
-      </w:r>
-      <w:r>
-        <w:fldChar w:fldCharType="separate"/>
-      </w:r>
-      <w:r>
-        <w:rPr>
-          <w:rStyle w:val="Hyperlink"/>
-        </w:rPr>
-        <w:t>npm</w:t>
-      </w:r>
-      <w:proofErr w:type="spellEnd"/>
-      <w:r>
-        <w:fldChar w:fldCharType="end"/>
-      </w:r>
+      <w:hyperlink r:id="rId14" w:tgtFrame="_blank" w:tooltip="Node Package manager" w:history="1">
+        <w:r>
+          <w:rPr>
+            <w:rStyle w:val="Hyperlink"/>
+          </w:rPr>
+          <w:t>npm</w:t>
+        </w:r>
+      </w:hyperlink>
       <w:r>
         <w:t>. Angular JS use JavaScript, but angular use </w:t>
       </w:r>
-      <w:hyperlink r:id="rId13" w:tgtFrame="_blank" w:history="1">
+      <w:hyperlink r:id="rId15" w:tgtFrame="_blank" w:history="1">
         <w:r>
           <w:rPr>
             <w:rStyle w:val="Hyperlink"/>
@@ -545,7 +509,7 @@
                     <pic:cNvPicPr/>
                   </pic:nvPicPr>
                   <pic:blipFill>
-                    <a:blip r:embed="rId14"/>
+                    <a:blip r:embed="rId16"/>
                     <a:stretch>
                       <a:fillRect/>
                     </a:stretch>
@@ -599,7 +563,7 @@
                     </pic:cNvPicPr>
                   </pic:nvPicPr>
                   <pic:blipFill>
-                    <a:blip r:embed="rId15">
+                    <a:blip r:embed="rId17">
                       <a:extLst>
                         <a:ext uri="{28A0092B-C50C-407E-A947-70E740481C1C}">
                           <a14:useLocalDpi xmlns:a14="http://schemas.microsoft.com/office/drawing/2010/main" val="0"/>
@@ -664,21 +628,7 @@
         <w:rPr>
           <w:lang w:val="en-US"/>
         </w:rPr>
-        <w:t>For example. GMAIL.. AMAZON..</w:t>
-      </w:r>
-      <w:proofErr w:type="spellStart"/>
-      <w:r>
-        <w:rPr>
-          <w:lang w:val="en-US"/>
-        </w:rPr>
-        <w:t>etc</w:t>
-      </w:r>
-      <w:proofErr w:type="spellEnd"/>
-      <w:r>
-        <w:rPr>
-          <w:lang w:val="en-US"/>
-        </w:rPr>
-        <w:t>…</w:t>
+        <w:t>For example. GMAIL.. AMAZON..etc…</w:t>
       </w:r>
     </w:p>
     <w:p>
@@ -717,7 +667,7 @@
                     <pic:cNvPicPr/>
                   </pic:nvPicPr>
                   <pic:blipFill>
-                    <a:blip r:embed="rId16"/>
+                    <a:blip r:embed="rId18"/>
                     <a:stretch>
                       <a:fillRect/>
                     </a:stretch>
@@ -789,7 +739,6 @@
       <w:r>
         <w:t xml:space="preserve"> is object oriented programming language which is developed by Microsoft. Typescript is the superset of JavaScript ES6. TypeScript code is converted into JavaScript by TypeScript </w:t>
       </w:r>
-      <w:proofErr w:type="spellStart"/>
       <w:r>
         <w:rPr>
           <w:b/>
@@ -797,7 +746,6 @@
         </w:rPr>
         <w:t>Transpiler</w:t>
       </w:r>
-      <w:proofErr w:type="spellEnd"/>
       <w:r>
         <w:rPr>
           <w:b/>
@@ -818,7 +766,7 @@
       <w:pPr>
         <w:spacing w:after="0" w:line="240" w:lineRule="auto"/>
       </w:pPr>
-      <w:hyperlink r:id="rId17" w:history="1">
+      <w:hyperlink r:id="rId19" w:history="1">
         <w:r>
           <w:rPr>
             <w:rStyle w:val="Hyperlink"/>
@@ -921,7 +869,7 @@
                     <pic:cNvPicPr/>
                   </pic:nvPicPr>
                   <pic:blipFill>
-                    <a:blip r:embed="rId18"/>
+                    <a:blip r:embed="rId20"/>
                     <a:stretch>
                       <a:fillRect/>
                     </a:stretch>
@@ -971,7 +919,7 @@
           <w:lang w:val="en-US"/>
         </w:rPr>
       </w:pPr>
-      <w:hyperlink r:id="rId19" w:history="1">
+      <w:hyperlink r:id="rId21" w:history="1">
         <w:r>
           <w:rPr>
             <w:rStyle w:val="Hyperlink"/>
@@ -1002,7 +950,7 @@
           <w:lang w:val="en-US"/>
         </w:rPr>
       </w:pPr>
-      <w:hyperlink r:id="rId20" w:history="1">
+      <w:hyperlink r:id="rId22" w:history="1">
         <w:r>
           <w:rPr>
             <w:rStyle w:val="Hyperlink"/>
@@ -1041,7 +989,7 @@
       <w:r>
         <w:t>To start Angular, you must have knowledge of </w:t>
       </w:r>
-      <w:hyperlink r:id="rId21" w:tgtFrame="_blank" w:history="1">
+      <w:hyperlink r:id="rId23" w:tgtFrame="_blank" w:history="1">
         <w:r>
           <w:rPr>
             <w:rStyle w:val="Hyperlink"/>
@@ -1052,7 +1000,7 @@
       <w:r>
         <w:t>, </w:t>
       </w:r>
-      <w:hyperlink r:id="rId22" w:tgtFrame="_blank" w:history="1">
+      <w:hyperlink r:id="rId24" w:tgtFrame="_blank" w:history="1">
         <w:r>
           <w:rPr>
             <w:rStyle w:val="Hyperlink"/>
@@ -1063,7 +1011,7 @@
       <w:r>
         <w:t> and </w:t>
       </w:r>
-      <w:hyperlink r:id="rId23" w:tgtFrame="_blank" w:history="1">
+      <w:hyperlink r:id="rId25" w:tgtFrame="_blank" w:history="1">
         <w:r>
           <w:rPr>
             <w:rStyle w:val="Hyperlink"/>
@@ -1082,7 +1030,7 @@
       <w:r>
         <w:t>I strictly recommend learning </w:t>
       </w:r>
-      <w:hyperlink r:id="rId24" w:tgtFrame="_blank" w:history="1">
+      <w:hyperlink r:id="rId26" w:tgtFrame="_blank" w:history="1">
         <w:r>
           <w:rPr>
             <w:rStyle w:val="Hyperlink"/>
@@ -1093,7 +1041,7 @@
       <w:r>
         <w:t>before starting Angular. All the latest JS ES6 features like, </w:t>
       </w:r>
-      <w:hyperlink r:id="rId25" w:tgtFrame="_blank" w:history="1">
+      <w:hyperlink r:id="rId27" w:tgtFrame="_blank" w:history="1">
         <w:r>
           <w:rPr>
             <w:rStyle w:val="Hyperlink"/>
@@ -1104,7 +1052,7 @@
       <w:r>
         <w:t>, </w:t>
       </w:r>
-      <w:hyperlink r:id="rId26" w:tgtFrame="_blank" w:history="1">
+      <w:hyperlink r:id="rId28" w:tgtFrame="_blank" w:history="1">
         <w:r>
           <w:rPr>
             <w:rStyle w:val="Hyperlink"/>
@@ -1190,7 +1138,7 @@
                     <pic:cNvPicPr/>
                   </pic:nvPicPr>
                   <pic:blipFill>
-                    <a:blip r:embed="rId27"/>
+                    <a:blip r:embed="rId29"/>
                     <a:stretch>
                       <a:fillRect/>
                     </a:stretch>
@@ -1280,7 +1228,7 @@
       <w:r>
         <w:t>To install Angular, First install </w:t>
       </w:r>
-      <w:hyperlink r:id="rId28" w:tgtFrame="_blank" w:history="1">
+      <w:hyperlink r:id="rId30" w:tgtFrame="_blank" w:history="1">
         <w:r>
           <w:rPr>
             <w:rStyle w:val="Hyperlink"/>
@@ -1291,7 +1239,7 @@
       <w:r>
         <w:t>. Node JS comes with </w:t>
       </w:r>
-      <w:hyperlink r:id="rId29" w:tgtFrame="_blank" w:history="1">
+      <w:hyperlink r:id="rId31" w:tgtFrame="_blank" w:history="1">
         <w:r>
           <w:rPr>
             <w:rStyle w:val="Hyperlink"/>
@@ -1300,25 +1248,17 @@
         </w:r>
       </w:hyperlink>
       <w:r>
-        <w:t xml:space="preserve">. NPM is the package manager for node. So we have to use </w:t>
-      </w:r>
-      <w:proofErr w:type="spellStart"/>
-      <w:r>
-        <w:t>npm</w:t>
-      </w:r>
-      <w:proofErr w:type="spellEnd"/>
-      <w:r>
-        <w:t xml:space="preserve"> to install angular.</w:t>
-      </w:r>
-    </w:p>
-    <w:p>
-      <w:pPr>
-        <w:spacing w:after="0" w:line="240" w:lineRule="auto"/>
-        <w:rPr>
-          <w:lang w:val="en-US"/>
-        </w:rPr>
-      </w:pPr>
-      <w:hyperlink r:id="rId30" w:history="1">
+        <w:t>. NPM is the package manager for node. So we have to use npm to install angular.</w:t>
+      </w:r>
+    </w:p>
+    <w:p>
+      <w:pPr>
+        <w:spacing w:after="0" w:line="240" w:lineRule="auto"/>
+        <w:rPr>
+          <w:lang w:val="en-US"/>
+        </w:rPr>
+      </w:pPr>
+      <w:hyperlink r:id="rId32" w:history="1">
         <w:r>
           <w:rPr>
             <w:rStyle w:val="Hyperlink"/>
@@ -1350,16 +1290,8 @@
         <w:rPr>
           <w:lang w:val="en-US"/>
         </w:rPr>
-        <w:t xml:space="preserve">Install </w:t>
-      </w:r>
-      <w:proofErr w:type="spellStart"/>
-      <w:r>
-        <w:rPr>
-          <w:lang w:val="en-US"/>
-        </w:rPr>
-        <w:t>nodejs</w:t>
-      </w:r>
-      <w:proofErr w:type="spellEnd"/>
+        <w:t>Install nodejs</w:t>
+      </w:r>
       <w:r>
         <w:rPr>
           <w:lang w:val="en-US"/>
@@ -1393,50 +1325,25 @@
         </w:rPr>
         <w:t>Install angular CLI [</w:t>
       </w:r>
-      <w:proofErr w:type="spellStart"/>
-      <w:r>
-        <w:rPr>
-          <w:b/>
-          <w:bCs/>
-        </w:rPr>
-        <w:t>npm</w:t>
-      </w:r>
-      <w:proofErr w:type="spellEnd"/>
-      <w:r>
-        <w:rPr>
-          <w:b/>
-          <w:bCs/>
+      <w:r>
+        <w:rPr>
+          <w:b/>
+          <w:bCs/>
+        </w:rPr>
+        <w:t>npm i -g @angular/cli</w:t>
+      </w:r>
+      <w:r>
+        <w:rPr>
+          <w:lang w:val="en-US"/>
+        </w:rPr>
+        <w:t>]</w:t>
+      </w:r>
+      <w:r>
+        <w:rPr>
+          <w:lang w:val="en-US"/>
         </w:rPr>
         <w:t xml:space="preserve"> </w:t>
       </w:r>
-      <w:proofErr w:type="spellStart"/>
-      <w:r>
-        <w:rPr>
-          <w:b/>
-          <w:bCs/>
-        </w:rPr>
-        <w:t>i</w:t>
-      </w:r>
-      <w:proofErr w:type="spellEnd"/>
-      <w:r>
-        <w:rPr>
-          <w:b/>
-          <w:bCs/>
-        </w:rPr>
-        <w:t xml:space="preserve"> -g @angular/cli</w:t>
-      </w:r>
-      <w:r>
-        <w:rPr>
-          <w:lang w:val="en-US"/>
-        </w:rPr>
-        <w:t>]</w:t>
-      </w:r>
-      <w:r>
-        <w:rPr>
-          <w:lang w:val="en-US"/>
-        </w:rPr>
-        <w:t xml:space="preserve"> </w:t>
-      </w:r>
       <w:r>
         <w:rPr>
           <w:b/>
@@ -1526,39 +1433,7 @@
           <w:b/>
           <w:bCs/>
         </w:rPr>
-        <w:t xml:space="preserve">$ </w:t>
-      </w:r>
-      <w:proofErr w:type="spellStart"/>
-      <w:r>
-        <w:rPr>
-          <w:b/>
-          <w:bCs/>
-        </w:rPr>
-        <w:t>npm</w:t>
-      </w:r>
-      <w:proofErr w:type="spellEnd"/>
-      <w:r>
-        <w:rPr>
-          <w:b/>
-          <w:bCs/>
-        </w:rPr>
-        <w:t xml:space="preserve"> </w:t>
-      </w:r>
-      <w:proofErr w:type="spellStart"/>
-      <w:r>
-        <w:rPr>
-          <w:b/>
-          <w:bCs/>
-        </w:rPr>
-        <w:t>i</w:t>
-      </w:r>
-      <w:proofErr w:type="spellEnd"/>
-      <w:r>
-        <w:rPr>
-          <w:b/>
-          <w:bCs/>
-        </w:rPr>
-        <w:t xml:space="preserve"> -g @angular/cli                 </w:t>
+        <w:t xml:space="preserve">$ npm i -g @angular/cli                 </w:t>
       </w:r>
       <w:r>
         <w:rPr>
@@ -1589,39 +1464,7 @@
           <w:b/>
           <w:bCs/>
         </w:rPr>
-        <w:t xml:space="preserve">$ </w:t>
-      </w:r>
-      <w:proofErr w:type="spellStart"/>
-      <w:r>
-        <w:rPr>
-          <w:b/>
-          <w:bCs/>
-        </w:rPr>
-        <w:t>npm</w:t>
-      </w:r>
-      <w:proofErr w:type="spellEnd"/>
-      <w:r>
-        <w:rPr>
-          <w:b/>
-          <w:bCs/>
-        </w:rPr>
-        <w:t xml:space="preserve"> </w:t>
-      </w:r>
-      <w:proofErr w:type="spellStart"/>
-      <w:r>
-        <w:rPr>
-          <w:b/>
-          <w:bCs/>
-        </w:rPr>
-        <w:t>i</w:t>
-      </w:r>
-      <w:proofErr w:type="spellEnd"/>
-      <w:r>
-        <w:rPr>
-          <w:b/>
-          <w:bCs/>
-        </w:rPr>
-        <w:t xml:space="preserve"> -g @angular/cli</w:t>
+        <w:t>$ npm i -g @angular/cli</w:t>
       </w:r>
       <w:r>
         <w:rPr>
@@ -1668,39 +1511,7 @@
           <w:b/>
           <w:bCs/>
         </w:rPr>
-        <w:t xml:space="preserve">$ </w:t>
-      </w:r>
-      <w:proofErr w:type="spellStart"/>
-      <w:r>
-        <w:rPr>
-          <w:b/>
-          <w:bCs/>
-        </w:rPr>
-        <w:t>npm</w:t>
-      </w:r>
-      <w:proofErr w:type="spellEnd"/>
-      <w:r>
-        <w:rPr>
-          <w:b/>
-          <w:bCs/>
-        </w:rPr>
-        <w:t xml:space="preserve"> </w:t>
-      </w:r>
-      <w:proofErr w:type="spellStart"/>
-      <w:r>
-        <w:rPr>
-          <w:b/>
-          <w:bCs/>
-        </w:rPr>
-        <w:t>i</w:t>
-      </w:r>
-      <w:proofErr w:type="spellEnd"/>
-      <w:r>
-        <w:rPr>
-          <w:b/>
-          <w:bCs/>
-        </w:rPr>
-        <w:t xml:space="preserve"> -g @angular/cli</w:t>
+        <w:t>$ npm i -g @angular/cli</w:t>
       </w:r>
       <w:r>
         <w:rPr>
@@ -1829,7 +1640,7 @@
                     <pic:cNvPicPr/>
                   </pic:nvPicPr>
                   <pic:blipFill>
-                    <a:blip r:embed="rId31"/>
+                    <a:blip r:embed="rId33"/>
                     <a:stretch>
                       <a:fillRect/>
                     </a:stretch>
@@ -1883,21 +1694,12 @@
           <w:lang w:val="en-US"/>
         </w:rPr>
       </w:pPr>
-      <w:proofErr w:type="spellStart"/>
-      <w:r>
-        <w:rPr>
-          <w:b/>
-          <w:bCs/>
-        </w:rPr>
-        <w:t>npm</w:t>
-      </w:r>
-      <w:proofErr w:type="spellEnd"/>
-      <w:r>
-        <w:rPr>
-          <w:b/>
-          <w:bCs/>
-        </w:rPr>
-        <w:t xml:space="preserve"> uninstall -g angular-cli</w:t>
+      <w:r>
+        <w:rPr>
+          <w:b/>
+          <w:bCs/>
+        </w:rPr>
+        <w:t>npm uninstall -g angular-cli</w:t>
       </w:r>
     </w:p>
     <w:p>
@@ -1914,21 +1716,12 @@
           <w:lang w:val="en-US"/>
         </w:rPr>
       </w:pPr>
-      <w:proofErr w:type="spellStart"/>
-      <w:r>
-        <w:rPr>
-          <w:b/>
-          <w:bCs/>
-        </w:rPr>
-        <w:t>npm</w:t>
-      </w:r>
-      <w:proofErr w:type="spellEnd"/>
-      <w:r>
-        <w:rPr>
-          <w:b/>
-          <w:bCs/>
-        </w:rPr>
-        <w:t xml:space="preserve"> cache clean    </w:t>
+      <w:r>
+        <w:rPr>
+          <w:b/>
+          <w:bCs/>
+        </w:rPr>
+        <w:t xml:space="preserve">npm cache clean    </w:t>
       </w:r>
       <w:r>
         <w:rPr>
@@ -1981,7 +1774,7 @@
                     <pic:cNvPicPr/>
                   </pic:nvPicPr>
                   <pic:blipFill>
-                    <a:blip r:embed="rId32"/>
+                    <a:blip r:embed="rId34"/>
                     <a:stretch>
                       <a:fillRect/>
                     </a:stretch>
@@ -2130,15 +1923,7 @@
         <w:spacing w:after="0" w:line="240" w:lineRule="auto"/>
       </w:pPr>
       <w:r>
-        <w:t>Open terminal or command prompt. CMD/</w:t>
-      </w:r>
-      <w:proofErr w:type="spellStart"/>
-      <w:r>
-        <w:t>gitbash</w:t>
-      </w:r>
-      <w:proofErr w:type="spellEnd"/>
-      <w:r>
-        <w:t>.</w:t>
+        <w:t>Open terminal or command prompt. CMD/gitbash.</w:t>
       </w:r>
     </w:p>
     <w:p>
@@ -2168,23 +1953,10 @@
           <w:b/>
           <w:bCs/>
         </w:rPr>
-        <w:t>ng new &lt;</w:t>
-      </w:r>
-      <w:proofErr w:type="spellStart"/>
-      <w:r>
-        <w:rPr>
-          <w:b/>
-          <w:bCs/>
-        </w:rPr>
-        <w:t>angular_projectName</w:t>
-      </w:r>
-      <w:proofErr w:type="spellEnd"/>
-      <w:r>
-        <w:t xml:space="preserve">&gt;       here ng means angular. </w:t>
-      </w:r>
-      <w:proofErr w:type="spellStart"/>
-      <w:r>
-        <w:t>a</w:t>
+        <w:t>ng new &lt;angular_projectName</w:t>
+      </w:r>
+      <w:r>
+        <w:t>&gt;       here ng means angular. a</w:t>
       </w:r>
       <w:r>
         <w:rPr>
@@ -2195,11 +1967,7 @@
         <w:t>NG</w:t>
       </w:r>
       <w:r>
-        <w:t>ular</w:t>
-      </w:r>
-      <w:proofErr w:type="spellEnd"/>
-      <w:r>
-        <w:t>.</w:t>
+        <w:t>ular.</w:t>
       </w:r>
     </w:p>
     <w:p>
@@ -2255,7 +2023,7 @@
                     <pic:cNvPicPr/>
                   </pic:nvPicPr>
                   <pic:blipFill>
-                    <a:blip r:embed="rId33"/>
+                    <a:blip r:embed="rId35"/>
                     <a:stretch>
                       <a:fillRect/>
                     </a:stretch>
@@ -2289,15 +2057,7 @@
         <w:spacing w:after="0" w:line="240" w:lineRule="auto"/>
       </w:pPr>
       <w:r>
-        <w:t xml:space="preserve">Once after creating angular project we need to take that project into </w:t>
-      </w:r>
-      <w:proofErr w:type="spellStart"/>
-      <w:r>
-        <w:t>VSCode</w:t>
-      </w:r>
-      <w:proofErr w:type="spellEnd"/>
-      <w:r>
-        <w:t>.</w:t>
+        <w:t>Once after creating angular project we need to take that project into VSCode.</w:t>
       </w:r>
     </w:p>
     <w:p>
@@ -2342,7 +2102,7 @@
                     <pic:cNvPicPr/>
                   </pic:nvPicPr>
                   <pic:blipFill>
-                    <a:blip r:embed="rId34"/>
+                    <a:blip r:embed="rId36"/>
                     <a:stretch>
                       <a:fillRect/>
                     </a:stretch>
@@ -2385,7 +2145,7 @@
       <w:pPr>
         <w:spacing w:after="0" w:line="240" w:lineRule="auto"/>
       </w:pPr>
-      <w:hyperlink r:id="rId35" w:history="1">
+      <w:hyperlink r:id="rId37" w:history="1">
         <w:r>
           <w:rPr>
             <w:rStyle w:val="Hyperlink"/>
@@ -2426,7 +2186,7 @@
                     <pic:cNvPicPr/>
                   </pic:nvPicPr>
                   <pic:blipFill>
-                    <a:blip r:embed="rId36"/>
+                    <a:blip r:embed="rId38"/>
                     <a:stretch>
                       <a:fillRect/>
                     </a:stretch>
@@ -2460,7 +2220,6 @@
         <w:lastRenderedPageBreak/>
         <w:t>“</w:t>
       </w:r>
-      <w:proofErr w:type="spellStart"/>
       <w:r>
         <w:rPr>
           <w:b/>
@@ -2468,44 +2227,11 @@
         </w:rPr>
         <w:t>node_modules</w:t>
       </w:r>
-      <w:proofErr w:type="spellEnd"/>
-      <w:r>
-        <w:t xml:space="preserve">” – it is </w:t>
-      </w:r>
-      <w:proofErr w:type="spellStart"/>
-      <w:r>
-        <w:t>a</w:t>
-      </w:r>
-      <w:proofErr w:type="spellEnd"/>
-      <w:r>
-        <w:t xml:space="preserve"> angular library folder.</w:t>
-      </w:r>
-      <w:r>
-        <w:t xml:space="preserve"> It contains all .</w:t>
-      </w:r>
-      <w:proofErr w:type="spellStart"/>
-      <w:r>
-        <w:t>js</w:t>
-      </w:r>
-      <w:proofErr w:type="spellEnd"/>
-      <w:r>
-        <w:t>, ,</w:t>
-      </w:r>
-      <w:proofErr w:type="spellStart"/>
-      <w:r>
-        <w:t>json</w:t>
-      </w:r>
-      <w:proofErr w:type="spellEnd"/>
-      <w:r>
-        <w:t>, .</w:t>
-      </w:r>
-      <w:proofErr w:type="spellStart"/>
-      <w:r>
-        <w:t>css</w:t>
-      </w:r>
-      <w:proofErr w:type="spellEnd"/>
-      <w:r>
-        <w:t xml:space="preserve">. html files which are </w:t>
+      <w:r>
+        <w:t>” – it is a angular library folder.</w:t>
+      </w:r>
+      <w:r>
+        <w:t xml:space="preserve"> It contains all .js, ,json, .css. html files which are </w:t>
       </w:r>
       <w:r>
         <w:t>required</w:t>
@@ -2563,7 +2289,7 @@
                           <pic:cNvPicPr/>
                         </pic:nvPicPr>
                         <pic:blipFill>
-                          <a:blip r:embed="rId37"/>
+                          <a:blip r:embed="rId39"/>
                           <a:stretch>
                             <a:fillRect/>
                           </a:stretch>
@@ -2610,7 +2336,7 @@
                           <pic:cNvPicPr/>
                         </pic:nvPicPr>
                         <pic:blipFill>
-                          <a:blip r:embed="rId38"/>
+                          <a:blip r:embed="rId40"/>
                           <a:stretch>
                             <a:fillRect/>
                           </a:stretch>
@@ -2726,7 +2452,7 @@
                     <pic:cNvPicPr/>
                   </pic:nvPicPr>
                   <pic:blipFill>
-                    <a:blip r:embed="rId39"/>
+                    <a:blip r:embed="rId41"/>
                     <a:stretch>
                       <a:fillRect/>
                     </a:stretch>
@@ -2756,7 +2482,6 @@
       <w:pPr>
         <w:spacing w:after="0" w:line="240" w:lineRule="auto"/>
       </w:pPr>
-      <w:proofErr w:type="spellStart"/>
       <w:r>
         <w:rPr>
           <w:b/>
@@ -2764,11 +2489,10 @@
         </w:rPr>
         <w:t>omponents</w:t>
       </w:r>
-      <w:proofErr w:type="spellEnd"/>
       <w:r>
         <w:t> are the main building block of an angular application. Components are similar to </w:t>
       </w:r>
-      <w:hyperlink r:id="rId40" w:tgtFrame="_blank" w:history="1">
+      <w:hyperlink r:id="rId42" w:tgtFrame="_blank" w:history="1">
         <w:r>
           <w:rPr>
             <w:rStyle w:val="Hyperlink"/>
@@ -2879,15 +2603,7 @@
         <w:spacing w:after="0" w:line="240" w:lineRule="auto"/>
       </w:pPr>
       <w:r>
-        <w:t xml:space="preserve">class in </w:t>
-      </w:r>
-      <w:proofErr w:type="spellStart"/>
-      <w:r>
-        <w:t>ts</w:t>
-      </w:r>
-      <w:proofErr w:type="spellEnd"/>
-      <w:r>
-        <w:t xml:space="preserve"> file</w:t>
+        <w:t>class in ts file</w:t>
       </w:r>
       <w:r>
         <w:t xml:space="preserve">  </w:t>
@@ -2953,7 +2669,7 @@
                     <pic:cNvPicPr/>
                   </pic:nvPicPr>
                   <pic:blipFill>
-                    <a:blip r:embed="rId41"/>
+                    <a:blip r:embed="rId43"/>
                     <a:stretch>
                       <a:fillRect/>
                     </a:stretch>
@@ -2992,154 +2708,126 @@
         <w:spacing w:after="0" w:line="240" w:lineRule="auto"/>
       </w:pPr>
       <w:r>
-        <w:t xml:space="preserve">Html file, </w:t>
-      </w:r>
-      <w:proofErr w:type="spellStart"/>
-      <w:r>
-        <w:t>css</w:t>
-      </w:r>
-      <w:proofErr w:type="spellEnd"/>
-      <w:r>
-        <w:t xml:space="preserve"> file, </w:t>
-      </w:r>
-      <w:proofErr w:type="spellStart"/>
-      <w:r>
-        <w:t>ts</w:t>
-      </w:r>
-      <w:proofErr w:type="spellEnd"/>
-      <w:r>
-        <w:t xml:space="preserve"> file and one </w:t>
-      </w:r>
-      <w:proofErr w:type="spellStart"/>
-      <w:r>
-        <w:t>spect.ts</w:t>
-      </w:r>
-      <w:proofErr w:type="spellEnd"/>
-      <w:r>
-        <w:t xml:space="preserve"> file which is used for testing purpose.</w:t>
-      </w:r>
-    </w:p>
-    <w:p>
-      <w:pPr>
-        <w:spacing w:after="0" w:line="240" w:lineRule="auto"/>
-      </w:pPr>
-    </w:p>
-    <w:p>
-      <w:pPr>
-        <w:spacing w:after="0" w:line="240" w:lineRule="auto"/>
-      </w:pPr>
-      <w:proofErr w:type="spellStart"/>
-      <w:r>
-        <w:t>When ever</w:t>
-      </w:r>
-      <w:proofErr w:type="spellEnd"/>
-      <w:r>
-        <w:t xml:space="preserve"> we create any new component that component folder is create under </w:t>
-      </w:r>
-      <w:proofErr w:type="spellStart"/>
+        <w:t>Html file, css file, ts file and one spect.ts file which is used for testing purpose.</w:t>
+      </w:r>
+    </w:p>
+    <w:p>
+      <w:pPr>
+        <w:spacing w:after="0" w:line="240" w:lineRule="auto"/>
+      </w:pPr>
+    </w:p>
+    <w:p>
+      <w:pPr>
+        <w:spacing w:after="0" w:line="240" w:lineRule="auto"/>
+      </w:pPr>
+      <w:r>
+        <w:t xml:space="preserve">When ever we create any new component that component folder is create under </w:t>
+      </w:r>
       <w:r>
         <w:rPr>
           <w:b/>
           <w:bCs/>
           <w:highlight w:val="yellow"/>
         </w:rPr>
-        <w:t>src</w:t>
-      </w:r>
-      <w:proofErr w:type="spellEnd"/>
+        <w:t>src/app/&lt;employee/address&gt;</w:t>
+      </w:r>
+      <w:r>
+        <w:t xml:space="preserve"> folder.</w:t>
+      </w:r>
+    </w:p>
+    <w:p>
+      <w:pPr>
+        <w:spacing w:after="0" w:line="240" w:lineRule="auto"/>
+      </w:pPr>
+    </w:p>
+    <w:p>
+      <w:pPr>
+        <w:spacing w:after="0" w:line="240" w:lineRule="auto"/>
+      </w:pPr>
+    </w:p>
+    <w:p>
+      <w:pPr>
+        <w:spacing w:after="0" w:line="240" w:lineRule="auto"/>
+      </w:pPr>
+    </w:p>
+    <w:p>
+      <w:pPr>
+        <w:spacing w:after="0" w:line="240" w:lineRule="auto"/>
+      </w:pPr>
+      <w:r>
+        <w:t>If you want to load one component in another component we need to make use of “</w:t>
+      </w:r>
+      <w:r>
+        <w:rPr>
+          <w:b/>
+          <w:bCs/>
+        </w:rPr>
+        <w:t>selector</w:t>
+      </w:r>
+      <w:r>
+        <w:t>”.</w:t>
+      </w:r>
+      <w:r>
+        <w:t xml:space="preserve"> It is html tag.</w:t>
+      </w:r>
+    </w:p>
+    <w:p>
+      <w:pPr>
+        <w:spacing w:after="0" w:line="240" w:lineRule="auto"/>
+      </w:pPr>
+      <w:r>
+        <w:t>Every component will have their own selector.</w:t>
+      </w:r>
+    </w:p>
+    <w:p>
+      <w:pPr>
+        <w:spacing w:after="0" w:line="240" w:lineRule="auto"/>
+      </w:pPr>
+    </w:p>
+    <w:p>
+      <w:pPr>
+        <w:spacing w:after="0" w:line="240" w:lineRule="auto"/>
+      </w:pPr>
+      <w:r>
+        <w:t>By default we can show only one component, but if you want to show multiple components at a time, we can use chaining process.</w:t>
+      </w:r>
+    </w:p>
+    <w:p>
+      <w:pPr>
+        <w:spacing w:after="0" w:line="240" w:lineRule="auto"/>
+      </w:pPr>
+    </w:p>
+    <w:p>
+      <w:pPr>
+        <w:spacing w:after="0" w:line="240" w:lineRule="auto"/>
+      </w:pPr>
+      <w:r>
+        <w:t xml:space="preserve">What is the default component in angular? </w:t>
+      </w:r>
+      <w:r>
+        <w:sym w:font="Wingdings" w:char="F0E0"/>
+      </w:r>
+      <w:r>
+        <w:t xml:space="preserve"> App component.</w:t>
+      </w:r>
+    </w:p>
+    <w:p>
+      <w:pPr>
+        <w:spacing w:after="0" w:line="240" w:lineRule="auto"/>
+      </w:pPr>
+      <w:r>
+        <w:t xml:space="preserve">Angular is completely component chaining process. Means components are linked together by using </w:t>
+      </w:r>
       <w:r>
         <w:rPr>
           <w:b/>
           <w:bCs/>
           <w:highlight w:val="yellow"/>
         </w:rPr>
-        <w:t>/app/&lt;employee/address&gt;</w:t>
-      </w:r>
-      <w:r>
-        <w:t xml:space="preserve"> folder.</w:t>
-      </w:r>
-    </w:p>
-    <w:p>
-      <w:pPr>
-        <w:spacing w:after="0" w:line="240" w:lineRule="auto"/>
-      </w:pPr>
-    </w:p>
-    <w:p>
-      <w:pPr>
-        <w:spacing w:after="0" w:line="240" w:lineRule="auto"/>
-      </w:pPr>
-    </w:p>
-    <w:p>
-      <w:pPr>
-        <w:spacing w:after="0" w:line="240" w:lineRule="auto"/>
-      </w:pPr>
-    </w:p>
-    <w:p>
-      <w:pPr>
-        <w:spacing w:after="0" w:line="240" w:lineRule="auto"/>
-      </w:pPr>
-      <w:r>
-        <w:t>If you want to load one component in another component we need to make use of “</w:t>
-      </w:r>
-      <w:r>
-        <w:rPr>
-          <w:b/>
-          <w:bCs/>
-        </w:rPr>
         <w:t>selector</w:t>
       </w:r>
       <w:r>
-        <w:t>”.</w:t>
-      </w:r>
-      <w:r>
-        <w:t xml:space="preserve"> It is html tag.</w:t>
-      </w:r>
-    </w:p>
-    <w:p>
-      <w:pPr>
-        <w:spacing w:after="0" w:line="240" w:lineRule="auto"/>
-      </w:pPr>
-      <w:r>
-        <w:t>Every component will have their own selector.</w:t>
-      </w:r>
-    </w:p>
-    <w:p>
-      <w:pPr>
-        <w:spacing w:after="0" w:line="240" w:lineRule="auto"/>
-      </w:pPr>
-    </w:p>
-    <w:p>
-      <w:pPr>
-        <w:spacing w:after="0" w:line="240" w:lineRule="auto"/>
-      </w:pPr>
-      <w:r>
-        <w:t>By default we can show only one component, but if you want to show multiple components at a time, we can use chaining process.</w:t>
-      </w:r>
-    </w:p>
-    <w:p>
-      <w:pPr>
-        <w:spacing w:after="0" w:line="240" w:lineRule="auto"/>
-      </w:pPr>
-    </w:p>
-    <w:p>
-      <w:pPr>
-        <w:spacing w:after="0" w:line="240" w:lineRule="auto"/>
-      </w:pPr>
-      <w:r>
-        <w:t xml:space="preserve">What is the default component in angular? </w:t>
-      </w:r>
-      <w:r>
-        <w:sym w:font="Wingdings" w:char="F0E0"/>
-      </w:r>
-      <w:r>
-        <w:t xml:space="preserve"> App component.</w:t>
-      </w:r>
-    </w:p>
-    <w:p>
-      <w:pPr>
-        <w:spacing w:after="0" w:line="240" w:lineRule="auto"/>
-      </w:pPr>
-      <w:r>
-        <w:t xml:space="preserve">Angular is completely component chaining process. Means components are linked together by using </w:t>
+        <w:t xml:space="preserve"> and </w:t>
       </w:r>
       <w:r>
         <w:rPr>
@@ -3147,17 +2835,6 @@
           <w:bCs/>
           <w:highlight w:val="yellow"/>
         </w:rPr>
-        <w:t>selector</w:t>
-      </w:r>
-      <w:r>
-        <w:t xml:space="preserve"> and </w:t>
-      </w:r>
-      <w:r>
-        <w:rPr>
-          <w:b/>
-          <w:bCs/>
-          <w:highlight w:val="yellow"/>
-        </w:rPr>
         <w:t>import</w:t>
       </w:r>
       <w:r>
@@ -3178,21 +2855,8 @@
       <w:pPr>
         <w:spacing w:after="0" w:line="240" w:lineRule="auto"/>
       </w:pPr>
-      <w:proofErr w:type="spellStart"/>
-      <w:r>
-        <w:t>When ever</w:t>
-      </w:r>
-      <w:proofErr w:type="spellEnd"/>
-      <w:r>
-        <w:t xml:space="preserve"> we create Angular project </w:t>
-      </w:r>
-      <w:proofErr w:type="spellStart"/>
-      <w:r>
-        <w:t>ny</w:t>
-      </w:r>
-      <w:proofErr w:type="spellEnd"/>
-      <w:r>
-        <w:t xml:space="preserve"> default one component will be created that </w:t>
+      <w:r>
+        <w:t xml:space="preserve">When ever we create Angular project ny default one component will be created that </w:t>
       </w:r>
       <w:r>
         <w:t xml:space="preserve">component </w:t>
@@ -3278,21 +2942,12 @@
                 <w:bCs/>
               </w:rPr>
             </w:pPr>
-            <w:proofErr w:type="spellStart"/>
             <w:r>
               <w:rPr>
                 <w:b/>
                 <w:bCs/>
               </w:rPr>
-              <w:t>app.ts</w:t>
-            </w:r>
-            <w:proofErr w:type="spellEnd"/>
-            <w:r>
-              <w:rPr>
-                <w:b/>
-                <w:bCs/>
-              </w:rPr>
-              <w:t xml:space="preserve"> class</w:t>
+              <w:t>app.ts class</w:t>
             </w:r>
           </w:p>
         </w:tc>
@@ -3307,7 +2962,6 @@
                 <w:bCs/>
               </w:rPr>
             </w:pPr>
-            <w:proofErr w:type="spellStart"/>
             <w:r>
               <w:rPr>
                 <w:b/>
@@ -3315,7 +2969,6 @@
               </w:rPr>
               <w:t>app.spec.ts</w:t>
             </w:r>
-            <w:proofErr w:type="spellEnd"/>
           </w:p>
         </w:tc>
       </w:tr>
@@ -3371,23 +3024,7 @@
                 <w:sz w:val="18"/>
                 <w:szCs w:val="18"/>
               </w:rPr>
-              <w:t xml:space="preserve">import { </w:t>
-            </w:r>
-            <w:proofErr w:type="spellStart"/>
-            <w:r>
-              <w:rPr>
-                <w:sz w:val="18"/>
-                <w:szCs w:val="18"/>
-              </w:rPr>
-              <w:t>RouterOutlet</w:t>
-            </w:r>
-            <w:proofErr w:type="spellEnd"/>
-            <w:r>
-              <w:rPr>
-                <w:sz w:val="18"/>
-                <w:szCs w:val="18"/>
-              </w:rPr>
-              <w:t xml:space="preserve"> } from '@angular/router';</w:t>
+              <w:t>import { RouterOutlet } from '@angular/router';</w:t>
             </w:r>
           </w:p>
           <w:p>
@@ -3459,10 +3096,11 @@
                 <w:szCs w:val="28"/>
                 <w:highlight w:val="yellow"/>
               </w:rPr>
-              <w:t>  imports: [</w:t>
-            </w:r>
-            <w:proofErr w:type="spellStart"/>
-            <w:r>
+              <w:t>  imports: [RouterOutlet],</w:t>
+            </w:r>
+          </w:p>
+          <w:p>
+            <w:pPr>
               <w:rPr>
                 <w:b/>
                 <w:bCs/>
@@ -3470,9 +3108,7 @@
                 <w:szCs w:val="28"/>
                 <w:highlight w:val="yellow"/>
               </w:rPr>
-              <w:t>RouterOutlet</w:t>
-            </w:r>
-            <w:proofErr w:type="spellEnd"/>
+            </w:pPr>
             <w:r>
               <w:rPr>
                 <w:b/>
@@ -3481,11 +3117,19 @@
                 <w:szCs w:val="28"/>
                 <w:highlight w:val="yellow"/>
               </w:rPr>
-              <w:t>],</w:t>
+              <w:t>  templateUrl: './app.html',</w:t>
             </w:r>
           </w:p>
           <w:p>
             <w:pPr>
+              <w:rPr>
+                <w:b/>
+                <w:bCs/>
+                <w:sz w:val="28"/>
+                <w:szCs w:val="28"/>
+              </w:rPr>
+            </w:pPr>
+            <w:r>
               <w:rPr>
                 <w:b/>
                 <w:bCs/>
@@ -3493,80 +3137,22 @@
                 <w:szCs w:val="28"/>
                 <w:highlight w:val="yellow"/>
               </w:rPr>
-            </w:pPr>
-            <w:r>
-              <w:rPr>
-                <w:b/>
-                <w:bCs/>
-                <w:sz w:val="28"/>
-                <w:szCs w:val="28"/>
-                <w:highlight w:val="yellow"/>
-              </w:rPr>
-              <w:t xml:space="preserve">  </w:t>
-            </w:r>
-            <w:proofErr w:type="spellStart"/>
-            <w:r>
-              <w:rPr>
-                <w:b/>
-                <w:bCs/>
-                <w:sz w:val="28"/>
-                <w:szCs w:val="28"/>
-                <w:highlight w:val="yellow"/>
-              </w:rPr>
-              <w:t>templateUrl</w:t>
-            </w:r>
-            <w:proofErr w:type="spellEnd"/>
-            <w:r>
-              <w:rPr>
-                <w:b/>
-                <w:bCs/>
-                <w:sz w:val="28"/>
-                <w:szCs w:val="28"/>
-                <w:highlight w:val="yellow"/>
-              </w:rPr>
-              <w:t>: './app.html',</w:t>
+              <w:t>  styleUrl: './app.css'</w:t>
             </w:r>
           </w:p>
           <w:p>
             <w:pPr>
               <w:rPr>
-                <w:b/>
-                <w:bCs/>
-                <w:sz w:val="28"/>
-                <w:szCs w:val="28"/>
+                <w:sz w:val="18"/>
+                <w:szCs w:val="18"/>
               </w:rPr>
             </w:pPr>
             <w:r>
               <w:rPr>
-                <w:b/>
-                <w:bCs/>
-                <w:sz w:val="28"/>
-                <w:szCs w:val="28"/>
-                <w:highlight w:val="yellow"/>
-              </w:rPr>
-              <w:t xml:space="preserve">  </w:t>
-            </w:r>
-            <w:proofErr w:type="spellStart"/>
-            <w:r>
-              <w:rPr>
-                <w:b/>
-                <w:bCs/>
-                <w:sz w:val="28"/>
-                <w:szCs w:val="28"/>
-                <w:highlight w:val="yellow"/>
-              </w:rPr>
-              <w:t>styleUrl</w:t>
-            </w:r>
-            <w:proofErr w:type="spellEnd"/>
-            <w:r>
-              <w:rPr>
-                <w:b/>
-                <w:bCs/>
-                <w:sz w:val="28"/>
-                <w:szCs w:val="28"/>
-                <w:highlight w:val="yellow"/>
-              </w:rPr>
-              <w:t>: './app.css'</w:t>
+                <w:sz w:val="18"/>
+                <w:szCs w:val="18"/>
+              </w:rPr>
+              <w:t>})</w:t>
             </w:r>
           </w:p>
           <w:p>
@@ -3581,7 +3167,7 @@
                 <w:sz w:val="18"/>
                 <w:szCs w:val="18"/>
               </w:rPr>
-              <w:t>})</w:t>
+              <w:t>export class App {</w:t>
             </w:r>
           </w:p>
           <w:p>
@@ -3596,38 +3182,7 @@
                 <w:sz w:val="18"/>
                 <w:szCs w:val="18"/>
               </w:rPr>
-              <w:t>export class App {</w:t>
-            </w:r>
-          </w:p>
-          <w:p>
-            <w:pPr>
-              <w:rPr>
-                <w:sz w:val="18"/>
-                <w:szCs w:val="18"/>
-              </w:rPr>
-            </w:pPr>
-            <w:r>
-              <w:rPr>
-                <w:sz w:val="18"/>
-                <w:szCs w:val="18"/>
-              </w:rPr>
-              <w:t xml:space="preserve">  protected </w:t>
-            </w:r>
-            <w:proofErr w:type="spellStart"/>
-            <w:r>
-              <w:rPr>
-                <w:sz w:val="18"/>
-                <w:szCs w:val="18"/>
-              </w:rPr>
-              <w:t>readonly</w:t>
-            </w:r>
-            <w:proofErr w:type="spellEnd"/>
-            <w:r>
-              <w:rPr>
-                <w:sz w:val="18"/>
-                <w:szCs w:val="18"/>
-              </w:rPr>
-              <w:t xml:space="preserve"> title = signal('demo1');</w:t>
+              <w:t>  protected readonly title = signal('demo1');</w:t>
             </w:r>
           </w:p>
           <w:p>
@@ -3678,23 +3233,7 @@
                 <w:sz w:val="16"/>
                 <w:szCs w:val="16"/>
               </w:rPr>
-              <w:t xml:space="preserve">import { </w:t>
-            </w:r>
-            <w:proofErr w:type="spellStart"/>
-            <w:r>
-              <w:rPr>
-                <w:sz w:val="16"/>
-                <w:szCs w:val="16"/>
-              </w:rPr>
-              <w:t>provideZonelessChangeDetection</w:t>
-            </w:r>
-            <w:proofErr w:type="spellEnd"/>
-            <w:r>
-              <w:rPr>
-                <w:sz w:val="16"/>
-                <w:szCs w:val="16"/>
-              </w:rPr>
-              <w:t xml:space="preserve"> } from '@angular/core';</w:t>
+              <w:t>import { provideZonelessChangeDetection } from '@angular/core';</w:t>
             </w:r>
           </w:p>
           <w:p>
@@ -3709,23 +3248,7 @@
                 <w:sz w:val="16"/>
                 <w:szCs w:val="16"/>
               </w:rPr>
-              <w:t xml:space="preserve">import { </w:t>
-            </w:r>
-            <w:proofErr w:type="spellStart"/>
-            <w:r>
-              <w:rPr>
-                <w:sz w:val="16"/>
-                <w:szCs w:val="16"/>
-              </w:rPr>
-              <w:t>TestBed</w:t>
-            </w:r>
-            <w:proofErr w:type="spellEnd"/>
-            <w:r>
-              <w:rPr>
-                <w:sz w:val="16"/>
-                <w:szCs w:val="16"/>
-              </w:rPr>
-              <w:t xml:space="preserve"> } from '@angular/core/testing';</w:t>
+              <w:t>import { TestBed } from '@angular/core/testing';</w:t>
             </w:r>
           </w:p>
           <w:p>
@@ -3778,23 +3301,7 @@
                 <w:sz w:val="16"/>
                 <w:szCs w:val="16"/>
               </w:rPr>
-              <w:t xml:space="preserve">  </w:t>
-            </w:r>
-            <w:proofErr w:type="spellStart"/>
-            <w:r>
-              <w:rPr>
-                <w:sz w:val="16"/>
-                <w:szCs w:val="16"/>
-              </w:rPr>
-              <w:t>beforeEach</w:t>
-            </w:r>
-            <w:proofErr w:type="spellEnd"/>
-            <w:r>
-              <w:rPr>
-                <w:sz w:val="16"/>
-                <w:szCs w:val="16"/>
-              </w:rPr>
-              <w:t>(async () =&gt; {</w:t>
+              <w:t xml:space="preserve">  beforeEach(async () =&gt; {</w:t>
             </w:r>
           </w:p>
           <w:p>
@@ -3809,23 +3316,7 @@
                 <w:sz w:val="16"/>
                 <w:szCs w:val="16"/>
               </w:rPr>
-              <w:t xml:space="preserve">    await </w:t>
-            </w:r>
-            <w:proofErr w:type="spellStart"/>
-            <w:r>
-              <w:rPr>
-                <w:sz w:val="16"/>
-                <w:szCs w:val="16"/>
-              </w:rPr>
-              <w:t>TestBed.configureTestingModule</w:t>
-            </w:r>
-            <w:proofErr w:type="spellEnd"/>
-            <w:r>
-              <w:rPr>
-                <w:sz w:val="16"/>
-                <w:szCs w:val="16"/>
-              </w:rPr>
-              <w:t>({</w:t>
+              <w:t xml:space="preserve">    await TestBed.configureTestingModule({</w:t>
             </w:r>
           </w:p>
           <w:p>
@@ -3855,23 +3346,7 @@
                 <w:sz w:val="16"/>
                 <w:szCs w:val="16"/>
               </w:rPr>
-              <w:t xml:space="preserve">      providers: [</w:t>
-            </w:r>
-            <w:proofErr w:type="spellStart"/>
-            <w:r>
-              <w:rPr>
-                <w:sz w:val="16"/>
-                <w:szCs w:val="16"/>
-              </w:rPr>
-              <w:t>provideZonelessChangeDetection</w:t>
-            </w:r>
-            <w:proofErr w:type="spellEnd"/>
-            <w:r>
-              <w:rPr>
-                <w:sz w:val="16"/>
-                <w:szCs w:val="16"/>
-              </w:rPr>
-              <w:t>()]</w:t>
+              <w:t xml:space="preserve">      providers: [provideZonelessChangeDetection()]</w:t>
             </w:r>
           </w:p>
           <w:p>
@@ -3886,23 +3361,7 @@
                 <w:sz w:val="16"/>
                 <w:szCs w:val="16"/>
               </w:rPr>
-              <w:t xml:space="preserve">    }).</w:t>
-            </w:r>
-            <w:proofErr w:type="spellStart"/>
-            <w:r>
-              <w:rPr>
-                <w:sz w:val="16"/>
-                <w:szCs w:val="16"/>
-              </w:rPr>
-              <w:t>compileComponents</w:t>
-            </w:r>
-            <w:proofErr w:type="spellEnd"/>
-            <w:r>
-              <w:rPr>
-                <w:sz w:val="16"/>
-                <w:szCs w:val="16"/>
-              </w:rPr>
-              <w:t>();</w:t>
+              <w:t xml:space="preserve">    }).compileComponents();</w:t>
             </w:r>
           </w:p>
           <w:p>
@@ -4113,7 +3572,7 @@
                     <pic:cNvPicPr/>
                   </pic:nvPicPr>
                   <pic:blipFill>
-                    <a:blip r:embed="rId42"/>
+                    <a:blip r:embed="rId44"/>
                     <a:stretch>
                       <a:fillRect/>
                     </a:stretch>
@@ -4148,7 +3607,6 @@
         </w:rPr>
         <w:t>{{</w:t>
       </w:r>
-      <w:proofErr w:type="spellStart"/>
       <w:r>
         <w:rPr>
           <w:b/>
@@ -4156,7 +3614,6 @@
         </w:rPr>
         <w:t>empName</w:t>
       </w:r>
-      <w:proofErr w:type="spellEnd"/>
       <w:r>
         <w:rPr>
           <w:b/>
@@ -4189,11 +3646,9 @@
             <w:tcW w:w="5228" w:type="dxa"/>
           </w:tcPr>
           <w:p>
-            <w:proofErr w:type="spellStart"/>
             <w:r>
               <w:t>App.ts</w:t>
             </w:r>
-            <w:proofErr w:type="spellEnd"/>
           </w:p>
         </w:tc>
         <w:tc>
@@ -4224,41 +3679,17 @@
           </w:p>
           <w:p>
             <w:r>
-              <w:t>  imports: [</w:t>
-            </w:r>
-            <w:proofErr w:type="spellStart"/>
-            <w:r>
-              <w:t>RouterOutlet</w:t>
-            </w:r>
-            <w:proofErr w:type="spellEnd"/>
-            <w:r>
-              <w:t>],</w:t>
+              <w:t>  imports: [RouterOutlet],</w:t>
             </w:r>
           </w:p>
           <w:p>
             <w:r>
-              <w:t xml:space="preserve">  </w:t>
-            </w:r>
-            <w:proofErr w:type="spellStart"/>
-            <w:r>
-              <w:t>templateUrl</w:t>
-            </w:r>
-            <w:proofErr w:type="spellEnd"/>
-            <w:r>
-              <w:t>: './app.html',</w:t>
+              <w:t>  templateUrl: './app.html',</w:t>
             </w:r>
           </w:p>
           <w:p>
             <w:r>
-              <w:t xml:space="preserve">  </w:t>
-            </w:r>
-            <w:proofErr w:type="spellStart"/>
-            <w:r>
-              <w:t>styleUrl</w:t>
-            </w:r>
-            <w:proofErr w:type="spellEnd"/>
-            <w:r>
-              <w:t>: './app.css'</w:t>
+              <w:t>  styleUrl: './app.css'</w:t>
             </w:r>
           </w:p>
           <w:p>
@@ -4273,15 +3704,7 @@
           </w:p>
           <w:p>
             <w:r>
-              <w:t xml:space="preserve">  </w:t>
-            </w:r>
-            <w:proofErr w:type="spellStart"/>
-            <w:r>
-              <w:t>empName</w:t>
-            </w:r>
-            <w:proofErr w:type="spellEnd"/>
-            <w:r>
-              <w:t>: string = "Azad Shaik";</w:t>
+              <w:t>  empName: string = "Azad Shaik";</w:t>
             </w:r>
           </w:p>
           <w:p>
@@ -4308,25 +3731,7 @@
                 <w:bCs/>
                 <w:highlight w:val="yellow"/>
               </w:rPr>
-              <w:t>{{</w:t>
-            </w:r>
-            <w:proofErr w:type="spellStart"/>
-            <w:r>
-              <w:rPr>
-                <w:b/>
-                <w:bCs/>
-                <w:highlight w:val="yellow"/>
-              </w:rPr>
-              <w:t>empName</w:t>
-            </w:r>
-            <w:proofErr w:type="spellEnd"/>
-            <w:r>
-              <w:rPr>
-                <w:b/>
-                <w:bCs/>
-                <w:highlight w:val="yellow"/>
-              </w:rPr>
-              <w:t>}}</w:t>
+              <w:t>{{empName}}</w:t>
             </w:r>
           </w:p>
           <w:p/>
@@ -4391,17 +3796,8 @@
           <w:b/>
           <w:bCs/>
         </w:rPr>
-        <w:t>.</w:t>
-      </w:r>
-      <w:proofErr w:type="spellStart"/>
-      <w:r>
-        <w:rPr>
-          <w:b/>
-          <w:bCs/>
-        </w:rPr>
-        <w:t>ts</w:t>
-      </w:r>
-      <w:proofErr w:type="spellEnd"/>
+        <w:t>.ts</w:t>
+      </w:r>
       <w:r>
         <w:t xml:space="preserve"> file only.</w:t>
       </w:r>
@@ -4411,13 +3807,8 @@
         <w:spacing w:after="0" w:line="240" w:lineRule="auto"/>
       </w:pPr>
       <w:r>
-        <w:t xml:space="preserve">Eg: </w:t>
-      </w:r>
-      <w:proofErr w:type="spellStart"/>
-      <w:r>
-        <w:t>test.ts</w:t>
-      </w:r>
-      <w:proofErr w:type="spellEnd"/>
+        <w:t>Eg: test.ts</w:t>
+      </w:r>
     </w:p>
     <w:p>
       <w:pPr>
@@ -4425,30 +3816,15 @@
       </w:pPr>
       <w:r>
         <w:tab/>
-      </w:r>
-      <w:proofErr w:type="spellStart"/>
-      <w:r>
-        <w:t>empName:string</w:t>
-      </w:r>
-      <w:proofErr w:type="spellEnd"/>
-      <w:r>
-        <w:t xml:space="preserve"> = “Azad”;</w:t>
-      </w:r>
-    </w:p>
-    <w:p>
-      <w:pPr>
-        <w:spacing w:after="0" w:line="240" w:lineRule="auto"/>
-      </w:pPr>
-      <w:r>
-        <w:t>console.log(`Hi this is ${</w:t>
-      </w:r>
-      <w:proofErr w:type="spellStart"/>
-      <w:r>
-        <w:t>empName</w:t>
-      </w:r>
-      <w:proofErr w:type="spellEnd"/>
-      <w:r>
-        <w:t>}`);</w:t>
+        <w:t>empName:string = “Azad”;</w:t>
+      </w:r>
+    </w:p>
+    <w:p>
+      <w:pPr>
+        <w:spacing w:after="0" w:line="240" w:lineRule="auto"/>
+      </w:pPr>
+      <w:r>
+        <w:t>console.log(`Hi this is ${empName}`);</w:t>
       </w:r>
     </w:p>
     <w:p>
@@ -4480,15 +3856,7 @@
         <w:t>Back tick for template (``)</w:t>
       </w:r>
       <w:r>
-        <w:t xml:space="preserve"> in .</w:t>
-      </w:r>
-      <w:proofErr w:type="spellStart"/>
-      <w:r>
-        <w:t>ts</w:t>
-      </w:r>
-      <w:proofErr w:type="spellEnd"/>
-      <w:r>
-        <w:t xml:space="preserve"> file</w:t>
+        <w:t xml:space="preserve"> in .ts file</w:t>
       </w:r>
       <w:r>
         <w:t>.</w:t>
@@ -4524,15 +3892,7 @@
         <w:t>for interpolation</w:t>
       </w:r>
       <w:r>
-        <w:t xml:space="preserve"> in </w:t>
-      </w:r>
-      <w:proofErr w:type="spellStart"/>
-      <w:r>
-        <w:t>ts</w:t>
-      </w:r>
-      <w:proofErr w:type="spellEnd"/>
-      <w:r>
-        <w:t xml:space="preserve"> file inside template ``</w:t>
+        <w:t xml:space="preserve"> in ts file inside template ``</w:t>
       </w:r>
       <w:r>
         <w:t>.</w:t>
@@ -4554,31 +3914,7 @@
         <w:t xml:space="preserve">String </w:t>
       </w:r>
       <w:r>
-        <w:t>interpolation, we always write {{</w:t>
-      </w:r>
-      <w:proofErr w:type="spellStart"/>
-      <w:r>
-        <w:t>empName</w:t>
-      </w:r>
-      <w:proofErr w:type="spellEnd"/>
-      <w:r>
-        <w:t xml:space="preserve">}} inside the .html file. This </w:t>
-      </w:r>
-      <w:proofErr w:type="spellStart"/>
-      <w:r>
-        <w:t>empName</w:t>
-      </w:r>
-      <w:proofErr w:type="spellEnd"/>
-      <w:r>
-        <w:t xml:space="preserve"> property is declared in component </w:t>
-      </w:r>
-      <w:proofErr w:type="spellStart"/>
-      <w:r>
-        <w:t>ts</w:t>
-      </w:r>
-      <w:proofErr w:type="spellEnd"/>
-      <w:r>
-        <w:t xml:space="preserve"> file.</w:t>
+        <w:t>interpolation, we always write {{empName}} inside the .html file. This empName property is declared in component ts file.</w:t>
       </w:r>
     </w:p>
     <w:p>
@@ -4604,15 +3940,7 @@
         <w:spacing w:after="0" w:line="240" w:lineRule="auto"/>
       </w:pPr>
       <w:r>
-        <w:t xml:space="preserve">Declare variable in component </w:t>
-      </w:r>
-      <w:proofErr w:type="spellStart"/>
-      <w:r>
-        <w:t>ts</w:t>
-      </w:r>
-      <w:proofErr w:type="spellEnd"/>
-      <w:r>
-        <w:t xml:space="preserve"> file.</w:t>
+        <w:t>Declare variable in component ts file.</w:t>
       </w:r>
     </w:p>
     <w:p>
@@ -4705,15 +4033,7 @@
         <w:t>styles</w:t>
       </w:r>
       <w:r>
-        <w:t> (</w:t>
-      </w:r>
-      <w:proofErr w:type="spellStart"/>
-      <w:r>
-        <w:t>css</w:t>
-      </w:r>
-      <w:proofErr w:type="spellEnd"/>
-      <w:r>
-        <w:t xml:space="preserve"> file) and </w:t>
+        <w:t> (css file) and </w:t>
       </w:r>
       <w:r>
         <w:rPr>
@@ -4723,15 +4043,7 @@
         <w:t>class</w:t>
       </w:r>
       <w:r>
-        <w:t> (.</w:t>
-      </w:r>
-      <w:proofErr w:type="spellStart"/>
-      <w:r>
-        <w:t>ts</w:t>
-      </w:r>
-      <w:proofErr w:type="spellEnd"/>
-      <w:r>
-        <w:t xml:space="preserve"> file).</w:t>
+        <w:t> (.ts file).</w:t>
       </w:r>
     </w:p>
     <w:p>
@@ -4776,7 +4088,6 @@
       <w:r>
         <w:t> is defined in </w:t>
       </w:r>
-      <w:proofErr w:type="spellStart"/>
       <w:r>
         <w:rPr>
           <w:i/>
@@ -4784,7 +4095,6 @@
         </w:rPr>
         <w:t>app.ts</w:t>
       </w:r>
-      <w:proofErr w:type="spellEnd"/>
       <w:r>
         <w:t>. </w:t>
       </w:r>
@@ -4826,13 +4136,8 @@
         <w:spacing w:after="0" w:line="240" w:lineRule="auto"/>
       </w:pPr>
       <w:r>
-        <w:t>template/</w:t>
-      </w:r>
-      <w:proofErr w:type="spellStart"/>
-      <w:r>
-        <w:t>templateUrl</w:t>
-      </w:r>
-      <w:proofErr w:type="spellEnd"/>
+        <w:t>template/templateUrl</w:t>
+      </w:r>
     </w:p>
     <w:p>
       <w:pPr>
@@ -4843,13 +4148,8 @@
         <w:spacing w:after="0" w:line="240" w:lineRule="auto"/>
       </w:pPr>
       <w:r>
-        <w:t>styles/</w:t>
-      </w:r>
-      <w:proofErr w:type="spellStart"/>
-      <w:r>
-        <w:t>styleUrls</w:t>
-      </w:r>
-      <w:proofErr w:type="spellEnd"/>
+        <w:t>styles/styleUrls</w:t>
+      </w:r>
     </w:p>
     <w:p>
       <w:pPr>
@@ -4862,19 +4162,11 @@
           <w:highlight w:val="yellow"/>
         </w:rPr>
       </w:pPr>
-      <w:proofErr w:type="spellStart"/>
       <w:r>
         <w:rPr>
           <w:highlight w:val="yellow"/>
         </w:rPr>
-        <w:t>standalone:true</w:t>
-      </w:r>
-      <w:proofErr w:type="spellEnd"/>
-      <w:r>
-        <w:rPr>
-          <w:highlight w:val="yellow"/>
-        </w:rPr>
-        <w:t xml:space="preserve"> (Not required in Angular 19)</w:t>
+        <w:t>standalone:true (Not required in Angular 19)</w:t>
       </w:r>
       <w:r>
         <w:rPr>
@@ -4892,15 +4184,7 @@
         <w:spacing w:after="0" w:line="240" w:lineRule="auto"/>
       </w:pPr>
       <w:r>
-        <w:t>imports:[</w:t>
-      </w:r>
-      <w:proofErr w:type="spellStart"/>
-      <w:r>
-        <w:t>RouterOutlet</w:t>
-      </w:r>
-      <w:proofErr w:type="spellEnd"/>
-      <w:r>
-        <w:t>]</w:t>
+        <w:t>imports:[RouterOutlet]</w:t>
       </w:r>
     </w:p>
     <w:p>
@@ -4915,37 +4199,12 @@
       <w:r>
         <w:t>With </w:t>
       </w:r>
-      <w:proofErr w:type="spellStart"/>
-      <w:r>
-        <w:rPr>
-          <w:b/>
-          <w:bCs/>
-        </w:rPr>
-        <w:t>standalone:true</w:t>
-      </w:r>
-      <w:proofErr w:type="spellEnd"/>
-      <w:r>
-        <w:rPr>
-          <w:b/>
-          <w:bCs/>
-        </w:rPr>
-        <w:t> , </w:t>
-      </w:r>
-      <w:proofErr w:type="spellStart"/>
-      <w:r>
-        <w:rPr>
-          <w:b/>
-          <w:bCs/>
-        </w:rPr>
-        <w:t>NgModule</w:t>
-      </w:r>
-      <w:proofErr w:type="spellEnd"/>
-      <w:r>
-        <w:rPr>
-          <w:b/>
-          <w:bCs/>
-        </w:rPr>
-        <w:t> is not required</w:t>
+      <w:r>
+        <w:rPr>
+          <w:b/>
+          <w:bCs/>
+        </w:rPr>
+        <w:t>standalone:true , NgModule is not required</w:t>
       </w:r>
       <w:r>
         <w:t>. This will simplified angular code and reduce extra boilerplate code.</w:t>
@@ -4996,7 +4255,6 @@
       <w:r>
         <w:t> in </w:t>
       </w:r>
-      <w:proofErr w:type="spellStart"/>
       <w:r>
         <w:rPr>
           <w:b/>
@@ -5004,17 +4262,8 @@
         </w:rPr>
         <w:t>app.component.ts</w:t>
       </w:r>
-      <w:proofErr w:type="spellEnd"/>
-      <w:r>
-        <w:t xml:space="preserve"> is by default </w:t>
-      </w:r>
-      <w:proofErr w:type="spellStart"/>
-      <w:r>
-        <w:t>ngApp</w:t>
-      </w:r>
-      <w:proofErr w:type="spellEnd"/>
-      <w:r>
-        <w:t>.</w:t>
+      <w:r>
+        <w:t> is by default ngApp.</w:t>
       </w:r>
     </w:p>
     <w:p>
@@ -5059,7 +4308,7 @@
                     <pic:cNvPicPr/>
                   </pic:nvPicPr>
                   <pic:blipFill>
-                    <a:blip r:embed="rId43"/>
+                    <a:blip r:embed="rId45"/>
                     <a:stretch>
                       <a:fillRect/>
                     </a:stretch>
@@ -5140,7 +4389,6 @@
       <w:r>
         <w:t> at the top of export class in </w:t>
       </w:r>
-      <w:proofErr w:type="spellStart"/>
       <w:r>
         <w:rPr>
           <w:i/>
@@ -5148,7 +4396,6 @@
         </w:rPr>
         <w:t>app.component.ts</w:t>
       </w:r>
-      <w:proofErr w:type="spellEnd"/>
       <w:r>
         <w:t>. </w:t>
       </w:r>
@@ -5220,15 +4467,7 @@
         <w:t>Component Decorator</w:t>
       </w:r>
       <w:r>
-        <w:t xml:space="preserve"> use an Object to provide metadata to Angular App. </w:t>
-      </w:r>
-      <w:proofErr w:type="spellStart"/>
-      <w:r>
-        <w:t>Lets</w:t>
-      </w:r>
-      <w:proofErr w:type="spellEnd"/>
-      <w:r>
-        <w:t xml:space="preserve"> first understand the </w:t>
+        <w:t> use an Object to provide metadata to Angular App. Lets first understand the </w:t>
       </w:r>
       <w:r>
         <w:rPr>
@@ -5265,7 +4504,7 @@
                     <pic:cNvPicPr/>
                   </pic:nvPicPr>
                   <pic:blipFill>
-                    <a:blip r:embed="rId44"/>
+                    <a:blip r:embed="rId46"/>
                     <a:stretch>
                       <a:fillRect/>
                     </a:stretch>
@@ -5309,31 +4548,7 @@
         <w:t>style.css</w:t>
       </w:r>
       <w:r>
-        <w:t xml:space="preserve"> in </w:t>
-      </w:r>
-      <w:proofErr w:type="spellStart"/>
-      <w:r>
-        <w:t>src</w:t>
-      </w:r>
-      <w:proofErr w:type="spellEnd"/>
-      <w:r>
-        <w:t xml:space="preserve"> folder. </w:t>
-      </w:r>
-      <w:proofErr w:type="spellStart"/>
-      <w:r>
-        <w:t>Its</w:t>
-      </w:r>
-      <w:proofErr w:type="spellEnd"/>
-      <w:r>
-        <w:t xml:space="preserve"> is the global </w:t>
-      </w:r>
-      <w:proofErr w:type="spellStart"/>
-      <w:r>
-        <w:t>css</w:t>
-      </w:r>
-      <w:proofErr w:type="spellEnd"/>
-      <w:r>
-        <w:t xml:space="preserve"> file for all components.</w:t>
+        <w:t> in src folder. Its is the global css file for all components.</w:t>
       </w:r>
     </w:p>
     <w:p>
@@ -5368,7 +4583,7 @@
                     </pic:cNvPicPr>
                   </pic:nvPicPr>
                   <pic:blipFill>
-                    <a:blip r:embed="rId45" cstate="print">
+                    <a:blip r:embed="rId47" cstate="print">
                       <a:extLst>
                         <a:ext uri="{28A0092B-C50C-407E-A947-70E740481C1C}">
                           <a14:useLocalDpi xmlns:a14="http://schemas.microsoft.com/office/drawing/2010/main" val="0"/>
@@ -5661,23 +4876,7 @@
           <w:b/>
           <w:bCs/>
         </w:rPr>
-        <w:t>[(</w:t>
-      </w:r>
-      <w:proofErr w:type="spellStart"/>
-      <w:r>
-        <w:rPr>
-          <w:b/>
-          <w:bCs/>
-        </w:rPr>
-        <w:t>ngModel</w:t>
-      </w:r>
-      <w:proofErr w:type="spellEnd"/>
-      <w:r>
-        <w:rPr>
-          <w:b/>
-          <w:bCs/>
-        </w:rPr>
-        <w:t>)]</w:t>
+        <w:t>[(ngModel)]</w:t>
       </w:r>
       <w:r>
         <w:rPr>
@@ -5696,7 +4895,6 @@
         </w:rPr>
         <w:t xml:space="preserve"> </w:t>
       </w:r>
-      <w:proofErr w:type="spellStart"/>
       <w:r>
         <w:rPr>
           <w:b/>
@@ -5704,7 +4902,6 @@
         </w:rPr>
         <w:t>FormsModule</w:t>
       </w:r>
-      <w:proofErr w:type="spellEnd"/>
       <w:r>
         <w:rPr>
           <w:b/>
@@ -5754,7 +4951,7 @@
                     </pic:cNvPicPr>
                   </pic:nvPicPr>
                   <pic:blipFill>
-                    <a:blip r:embed="rId46">
+                    <a:blip r:embed="rId48">
                       <a:extLst>
                         <a:ext uri="{28A0092B-C50C-407E-A947-70E740481C1C}">
                           <a14:useLocalDpi xmlns:a14="http://schemas.microsoft.com/office/drawing/2010/main" val="0"/>
@@ -5882,7 +5079,7 @@
       <w:pPr>
         <w:spacing w:after="0" w:line="240" w:lineRule="auto"/>
       </w:pPr>
-      <w:hyperlink r:id="rId47" w:history="1">
+      <w:hyperlink r:id="rId49" w:history="1">
         <w:r>
           <w:rPr>
             <w:rStyle w:val="Hyperlink"/>
@@ -5903,7 +5100,7 @@
       <w:pPr>
         <w:spacing w:after="0" w:line="240" w:lineRule="auto"/>
       </w:pPr>
-      <w:hyperlink r:id="rId48" w:history="1">
+      <w:hyperlink r:id="rId50" w:history="1">
         <w:r>
           <w:rPr>
             <w:rStyle w:val="Hyperlink"/>
@@ -5933,31 +5130,7 @@
         <w:spacing w:after="0" w:line="240" w:lineRule="auto"/>
       </w:pPr>
       <w:r>
-        <w:t>Class, objects, PIE (</w:t>
-      </w:r>
-      <w:proofErr w:type="spellStart"/>
-      <w:r>
-        <w:t>Polymorpism</w:t>
-      </w:r>
-      <w:proofErr w:type="spellEnd"/>
-      <w:r>
-        <w:t xml:space="preserve">, </w:t>
-      </w:r>
-      <w:proofErr w:type="spellStart"/>
-      <w:r>
-        <w:t>Inheritence</w:t>
-      </w:r>
-      <w:proofErr w:type="spellEnd"/>
-      <w:r>
-        <w:t xml:space="preserve">, </w:t>
-      </w:r>
-      <w:proofErr w:type="spellStart"/>
-      <w:r>
-        <w:t>Encaulation</w:t>
-      </w:r>
-      <w:proofErr w:type="spellEnd"/>
-      <w:r>
-        <w:t>), abstraction(abstract class + interfaces).</w:t>
+        <w:t>Class, objects, PIE (Polymorpism, Inheritence, Encaulation), abstraction(abstract class + interfaces).</w:t>
       </w:r>
     </w:p>
     <w:p>
@@ -5991,23 +5164,7 @@
         <w:spacing w:after="0" w:line="240" w:lineRule="auto"/>
       </w:pPr>
       <w:r>
-        <w:t xml:space="preserve">Eg: </w:t>
-      </w:r>
-      <w:proofErr w:type="spellStart"/>
-      <w:r>
-        <w:t>gmail</w:t>
-      </w:r>
-      <w:proofErr w:type="spellEnd"/>
-      <w:r>
-        <w:t xml:space="preserve">, amazon, </w:t>
-      </w:r>
-      <w:proofErr w:type="spellStart"/>
-      <w:r>
-        <w:t>facebook</w:t>
-      </w:r>
-      <w:proofErr w:type="spellEnd"/>
-      <w:r>
-        <w:t>, Instagram…etc…</w:t>
+        <w:t>Eg: gmail, amazon, facebook, Instagram…etc…</w:t>
       </w:r>
     </w:p>
     <w:p>
@@ -6048,7 +5205,7 @@
       <w:r>
         <w:t>In Angular, </w:t>
       </w:r>
-      <w:hyperlink r:id="rId49" w:history="1">
+      <w:hyperlink r:id="rId51" w:history="1">
         <w:r>
           <w:rPr>
             <w:rStyle w:val="Hyperlink"/>
@@ -6179,39 +5336,7 @@
                 <w:b/>
                 <w:bCs/>
               </w:rPr>
-              <w:t xml:space="preserve">  imports: [</w:t>
-            </w:r>
-            <w:proofErr w:type="spellStart"/>
-            <w:r>
-              <w:rPr>
-                <w:b/>
-                <w:bCs/>
-              </w:rPr>
-              <w:t>RouterOutlet</w:t>
-            </w:r>
-            <w:proofErr w:type="spellEnd"/>
-            <w:r>
-              <w:rPr>
-                <w:b/>
-                <w:bCs/>
-              </w:rPr>
-              <w:t xml:space="preserve">, </w:t>
-            </w:r>
-            <w:proofErr w:type="spellStart"/>
-            <w:r>
-              <w:rPr>
-                <w:b/>
-                <w:bCs/>
-              </w:rPr>
-              <w:t>FormsModule</w:t>
-            </w:r>
-            <w:proofErr w:type="spellEnd"/>
-            <w:r>
-              <w:rPr>
-                <w:b/>
-                <w:bCs/>
-              </w:rPr>
-              <w:t xml:space="preserve"> ],</w:t>
+              <w:t xml:space="preserve">  imports: [RouterOutlet, FormsModule ],</w:t>
             </w:r>
           </w:p>
           <w:p>
@@ -6226,23 +5351,7 @@
                 <w:b/>
                 <w:bCs/>
               </w:rPr>
-              <w:t xml:space="preserve">  </w:t>
-            </w:r>
-            <w:proofErr w:type="spellStart"/>
-            <w:r>
-              <w:rPr>
-                <w:b/>
-                <w:bCs/>
-              </w:rPr>
-              <w:t>templateUrl</w:t>
-            </w:r>
-            <w:proofErr w:type="spellEnd"/>
-            <w:r>
-              <w:rPr>
-                <w:b/>
-                <w:bCs/>
-              </w:rPr>
-              <w:t>: './app.html',</w:t>
+              <w:t xml:space="preserve">  templateUrl: './app.html',</w:t>
             </w:r>
           </w:p>
           <w:p>
@@ -6257,23 +5366,7 @@
                 <w:b/>
                 <w:bCs/>
               </w:rPr>
-              <w:t xml:space="preserve">  </w:t>
-            </w:r>
-            <w:proofErr w:type="spellStart"/>
-            <w:r>
-              <w:rPr>
-                <w:b/>
-                <w:bCs/>
-              </w:rPr>
-              <w:t>styleUrl</w:t>
-            </w:r>
-            <w:proofErr w:type="spellEnd"/>
-            <w:r>
-              <w:rPr>
-                <w:b/>
-                <w:bCs/>
-              </w:rPr>
-              <w:t>: './app.css'</w:t>
+              <w:t xml:space="preserve">  styleUrl: './app.css'</w:t>
             </w:r>
           </w:p>
           <w:p>
@@ -6315,7 +5408,6 @@
             <w:r>
               <w:t xml:space="preserve">  </w:t>
             </w:r>
-            <w:proofErr w:type="spellStart"/>
             <w:r>
               <w:rPr>
                 <w:b/>
@@ -6323,7 +5415,6 @@
               </w:rPr>
               <w:t>empName</w:t>
             </w:r>
-            <w:proofErr w:type="spellEnd"/>
             <w:r>
               <w:t>: string = `Azad Shaik...!!`;</w:t>
             </w:r>
@@ -6361,7 +5452,6 @@
             <w:r>
               <w:t xml:space="preserve">AASSA") </w:t>
             </w:r>
-            <w:proofErr w:type="spellStart"/>
             <w:r>
               <w:rPr>
                 <w:b/>
@@ -6369,7 +5459,6 @@
               </w:rPr>
               <w:t>empName</w:t>
             </w:r>
-            <w:proofErr w:type="spellEnd"/>
             <w:r>
               <w:t>: string){</w:t>
             </w:r>
@@ -6486,7 +5575,7 @@
                     </pic:cNvPicPr>
                   </pic:nvPicPr>
                   <pic:blipFill>
-                    <a:blip r:embed="rId50">
+                    <a:blip r:embed="rId52">
                       <a:extLst>
                         <a:ext uri="{28A0092B-C50C-407E-A947-70E740481C1C}">
                           <a14:useLocalDpi xmlns:a14="http://schemas.microsoft.com/office/drawing/2010/main" val="0"/>
@@ -6557,7 +5646,7 @@
                     <pic:cNvPicPr/>
                   </pic:nvPicPr>
                   <pic:blipFill>
-                    <a:blip r:embed="rId51"/>
+                    <a:blip r:embed="rId53"/>
                     <a:stretch>
                       <a:fillRect/>
                     </a:stretch>
@@ -6741,7 +5830,7 @@
                     </pic:cNvPicPr>
                   </pic:nvPicPr>
                   <pic:blipFill>
-                    <a:blip r:embed="rId52">
+                    <a:blip r:embed="rId54">
                       <a:extLst>
                         <a:ext uri="{28A0092B-C50C-407E-A947-70E740481C1C}">
                           <a14:useLocalDpi xmlns:a14="http://schemas.microsoft.com/office/drawing/2010/main" val="0"/>
@@ -7041,16 +6130,8 @@
               <w:rPr>
                 <w:lang w:val="en-US"/>
               </w:rPr>
-              <w:t xml:space="preserve">gular / </w:t>
-            </w:r>
-            <w:proofErr w:type="spellStart"/>
-            <w:r>
-              <w:rPr>
-                <w:lang w:val="en-US"/>
-              </w:rPr>
-              <w:t>reactJS</w:t>
-            </w:r>
-            <w:proofErr w:type="spellEnd"/>
+              <w:t>gular / reactJS</w:t>
+            </w:r>
           </w:p>
           <w:p>
             <w:pPr>
@@ -7236,49 +6317,7 @@
         <w:rPr>
           <w:lang w:val="en-US"/>
         </w:rPr>
-        <w:t xml:space="preserve"> conditional statements.[</w:t>
-      </w:r>
-      <w:proofErr w:type="spellStart"/>
-      <w:r>
-        <w:rPr>
-          <w:lang w:val="en-US"/>
-        </w:rPr>
-        <w:t>if,if</w:t>
-      </w:r>
-      <w:proofErr w:type="spellEnd"/>
-      <w:r>
-        <w:rPr>
-          <w:lang w:val="en-US"/>
-        </w:rPr>
-        <w:t xml:space="preserve">-else], </w:t>
-      </w:r>
-      <w:proofErr w:type="spellStart"/>
-      <w:r>
-        <w:rPr>
-          <w:lang w:val="en-US"/>
-        </w:rPr>
-        <w:t>iterational</w:t>
-      </w:r>
-      <w:proofErr w:type="spellEnd"/>
-      <w:r>
-        <w:rPr>
-          <w:lang w:val="en-US"/>
-        </w:rPr>
-        <w:t xml:space="preserve"> [for, switch…</w:t>
-      </w:r>
-      <w:proofErr w:type="spellStart"/>
-      <w:r>
-        <w:rPr>
-          <w:lang w:val="en-US"/>
-        </w:rPr>
-        <w:t>etc</w:t>
-      </w:r>
-      <w:proofErr w:type="spellEnd"/>
-      <w:r>
-        <w:rPr>
-          <w:lang w:val="en-US"/>
-        </w:rPr>
-        <w:t>]</w:t>
+        <w:t xml:space="preserve"> conditional statements.[if,if-else], iterational [for, switch…etc]</w:t>
       </w:r>
     </w:p>
     <w:p>
@@ -7334,19 +6373,11 @@
           <w:lang w:val="en-US"/>
         </w:rPr>
       </w:pPr>
-      <w:proofErr w:type="spellStart"/>
-      <w:r>
-        <w:rPr>
-          <w:lang w:val="en-US"/>
-        </w:rPr>
-        <w:t>Lets</w:t>
-      </w:r>
-      <w:proofErr w:type="spellEnd"/>
-      <w:r>
-        <w:rPr>
-          <w:lang w:val="en-US"/>
-        </w:rPr>
-        <w:t xml:space="preserve"> see one directive example. </w:t>
+      <w:r>
+        <w:rPr>
+          <w:lang w:val="en-US"/>
+        </w:rPr>
+        <w:t xml:space="preserve">Lets see one directive example. </w:t>
       </w:r>
       <w:r>
         <w:rPr>
@@ -7358,22 +6389,16 @@
         <w:rPr>
           <w:lang w:val="en-US"/>
         </w:rPr>
-        <w:t xml:space="preserve"> </w:t>
-      </w:r>
-      <w:proofErr w:type="spellStart"/>
-      <w:r>
-        <w:rPr>
-          <w:lang w:val="en-US"/>
-        </w:rPr>
-        <w:t>ngIf</w:t>
-      </w:r>
-      <w:proofErr w:type="spellEnd"/>
-      <w:r>
-        <w:rPr>
-          <w:lang w:val="en-US"/>
-        </w:rPr>
-        <w:t>.</w:t>
-      </w:r>
+        <w:t xml:space="preserve"> ngIf.</w:t>
+      </w:r>
+    </w:p>
+    <w:p>
+      <w:pPr>
+        <w:spacing w:after="0" w:line="240" w:lineRule="auto"/>
+        <w:rPr>
+          <w:lang w:val="en-US"/>
+        </w:rPr>
+      </w:pPr>
     </w:p>
     <w:tbl>
       <w:tblPr>
@@ -7382,13 +6407,14 @@
         <w:tblLook w:val="04A0" w:firstRow="1" w:lastRow="0" w:firstColumn="1" w:lastColumn="0" w:noHBand="0" w:noVBand="1"/>
       </w:tblPr>
       <w:tblGrid>
-        <w:gridCol w:w="5228"/>
-        <w:gridCol w:w="5228"/>
+        <w:gridCol w:w="3485"/>
+        <w:gridCol w:w="3485"/>
+        <w:gridCol w:w="3486"/>
       </w:tblGrid>
       <w:tr>
         <w:tc>
           <w:tcPr>
-            <w:tcW w:w="5228" w:type="dxa"/>
+            <w:tcW w:w="3485" w:type="dxa"/>
           </w:tcPr>
           <w:p>
             <w:r>
@@ -7397,44 +6423,12 @@
           </w:p>
           <w:p>
             <w:r>
-              <w:t xml:space="preserve">  </w:t>
-            </w:r>
-            <w:proofErr w:type="spellStart"/>
-            <w:r>
-              <w:t>empName</w:t>
-            </w:r>
-            <w:proofErr w:type="spellEnd"/>
-            <w:r>
-              <w:t>: string = `</w:t>
-            </w:r>
-            <w:proofErr w:type="spellStart"/>
-            <w:r>
-              <w:t>mr</w:t>
-            </w:r>
-            <w:proofErr w:type="spellEnd"/>
-            <w:r>
-              <w:t>. Azad Shaik...!!`;</w:t>
+              <w:t>  empName: string = `mr. Azad Shaik...!!`;</w:t>
             </w:r>
           </w:p>
           <w:p>
             <w:r>
-              <w:t xml:space="preserve">  </w:t>
-            </w:r>
-            <w:proofErr w:type="spellStart"/>
-            <w:r>
-              <w:t>isMale</w:t>
-            </w:r>
-            <w:proofErr w:type="spellEnd"/>
-            <w:r>
-              <w:t xml:space="preserve">: </w:t>
-            </w:r>
-            <w:proofErr w:type="spellStart"/>
-            <w:r>
-              <w:t>boolean</w:t>
-            </w:r>
-            <w:proofErr w:type="spellEnd"/>
-            <w:r>
-              <w:t xml:space="preserve"> = true;</w:t>
+              <w:t>  isMale: boolean = true;</w:t>
             </w:r>
           </w:p>
           <w:p>
@@ -7450,7 +6444,7 @@
         </w:tc>
         <w:tc>
           <w:tcPr>
-            <w:tcW w:w="5228" w:type="dxa"/>
+            <w:tcW w:w="3485" w:type="dxa"/>
           </w:tcPr>
           <w:p>
             <w:r>
@@ -7462,46 +6456,102 @@
                 <w:bCs/>
                 <w:highlight w:val="yellow"/>
               </w:rPr>
-              <w:t>*</w:t>
-            </w:r>
-            <w:proofErr w:type="spellStart"/>
+              <w:t>*ngIf</w:t>
+            </w:r>
+            <w:r>
+              <w:t>="isMale"&gt;</w:t>
+            </w:r>
+          </w:p>
+          <w:p>
+            <w:r>
+              <w:t>    {{empName}}</w:t>
+            </w:r>
+          </w:p>
+          <w:p>
+            <w:r>
+              <w:t>&lt;/div&gt;</w:t>
+            </w:r>
+          </w:p>
+          <w:p>
+            <w:pPr>
+              <w:rPr>
+                <w:lang w:val="en-US"/>
+              </w:rPr>
+            </w:pPr>
+          </w:p>
+        </w:tc>
+        <w:tc>
+          <w:tcPr>
+            <w:tcW w:w="3486" w:type="dxa"/>
+          </w:tcPr>
+          <w:p>
+            <w:pPr>
+              <w:rPr>
+                <w:b/>
+                <w:bCs/>
+              </w:rPr>
+            </w:pPr>
+            <w:r>
+              <w:t> </w:t>
+            </w:r>
             <w:r>
               <w:rPr>
                 <w:b/>
                 <w:bCs/>
                 <w:highlight w:val="yellow"/>
               </w:rPr>
-              <w:t>ngIf</w:t>
-            </w:r>
-            <w:proofErr w:type="spellEnd"/>
-            <w:r>
-              <w:t>="</w:t>
-            </w:r>
-            <w:proofErr w:type="spellStart"/>
-            <w:r>
+              <w:t>@if (</w:t>
+            </w:r>
+            <w:r>
+              <w:rPr>
+                <w:b/>
+                <w:bCs/>
+                <w:highlight w:val="yellow"/>
+              </w:rPr>
               <w:t>isMale</w:t>
             </w:r>
-            <w:proofErr w:type="spellEnd"/>
-            <w:r>
-              <w:t>"&gt;</w:t>
+            <w:r>
+              <w:rPr>
+                <w:b/>
+                <w:bCs/>
+                <w:highlight w:val="yellow"/>
+              </w:rPr>
+              <w:t>) {</w:t>
             </w:r>
           </w:p>
           <w:p>
             <w:r>
-              <w:t>    {{</w:t>
-            </w:r>
-            <w:proofErr w:type="spellStart"/>
-            <w:r>
-              <w:t>empName</w:t>
-            </w:r>
-            <w:proofErr w:type="spellEnd"/>
-            <w:r>
-              <w:t>}}</w:t>
+              <w:t xml:space="preserve">    He is </w:t>
+            </w:r>
+            <w:r>
+              <w:t>Male</w:t>
+            </w:r>
+            <w:r>
+              <w:t>.....</w:t>
             </w:r>
           </w:p>
           <w:p>
             <w:r>
-              <w:t>&lt;/div&gt;</w:t>
+              <w:t> }</w:t>
+            </w:r>
+            <w:r>
+              <w:rPr>
+                <w:b/>
+                <w:bCs/>
+                <w:highlight w:val="yellow"/>
+              </w:rPr>
+              <w:t>@else</w:t>
+            </w:r>
+            <w:r>
+              <w:t xml:space="preserve"> {</w:t>
+            </w:r>
+          </w:p>
+          <w:p>
+            <w:r>
+              <w:t xml:space="preserve">    Not a </w:t>
+            </w:r>
+            <w:r>
+              <w:t>Male</w:t>
             </w:r>
           </w:p>
           <w:p>
@@ -7510,6 +6560,9 @@
                 <w:lang w:val="en-US"/>
               </w:rPr>
             </w:pPr>
+            <w:r>
+              <w:t> }</w:t>
+            </w:r>
           </w:p>
         </w:tc>
       </w:tr>
@@ -7529,6 +6582,52 @@
           <w:lang w:val="en-US"/>
         </w:rPr>
       </w:pPr>
+      <w:hyperlink r:id="rId55" w:history="1">
+        <w:r>
+          <w:rPr>
+            <w:rStyle w:val="Hyperlink"/>
+            <w:lang w:val="en-US"/>
+          </w:rPr>
+          <w:t>https://dev.to/vetriselvan_11/angular-20-control-flow-part-2-for-is-the-new-ngfor-51am</w:t>
+        </w:r>
+      </w:hyperlink>
+      <w:r>
+        <w:rPr>
+          <w:lang w:val="en-US"/>
+        </w:rPr>
+        <w:t xml:space="preserve"> </w:t>
+      </w:r>
+    </w:p>
+    <w:p>
+      <w:pPr>
+        <w:spacing w:after="0" w:line="240" w:lineRule="auto"/>
+        <w:rPr>
+          <w:lang w:val="en-US"/>
+        </w:rPr>
+      </w:pPr>
+      <w:hyperlink r:id="rId56" w:history="1">
+        <w:r>
+          <w:rPr>
+            <w:rStyle w:val="Hyperlink"/>
+            <w:lang w:val="en-US"/>
+          </w:rPr>
+          <w:t>https://angular.dev/api/core/@if</w:t>
+        </w:r>
+      </w:hyperlink>
+      <w:r>
+        <w:rPr>
+          <w:lang w:val="en-US"/>
+        </w:rPr>
+        <w:t xml:space="preserve"> </w:t>
+      </w:r>
+    </w:p>
+    <w:p>
+      <w:pPr>
+        <w:spacing w:after="0" w:line="240" w:lineRule="auto"/>
+        <w:rPr>
+          <w:lang w:val="en-US"/>
+        </w:rPr>
+      </w:pPr>
     </w:p>
     <w:p>
       <w:pPr>
@@ -7574,9 +6673,8 @@
           <w:highlight w:val="yellow"/>
           <w:lang w:val="en-US"/>
         </w:rPr>
-        <w:t xml:space="preserve">$ ng generate service </w:t>
-      </w:r>
-      <w:proofErr w:type="spellStart"/>
+        <w:t>$ ng generate service serviceName</w:t>
+      </w:r>
       <w:r>
         <w:rPr>
           <w:b/>
@@ -7584,29 +6682,8 @@
           <w:highlight w:val="yellow"/>
           <w:lang w:val="en-US"/>
         </w:rPr>
-        <w:t>serviceName</w:t>
-      </w:r>
-      <w:proofErr w:type="spellEnd"/>
-      <w:r>
-        <w:rPr>
-          <w:b/>
-          <w:bCs/>
-          <w:highlight w:val="yellow"/>
-          <w:lang w:val="en-US"/>
-        </w:rPr>
-        <w:t xml:space="preserve">    OR $ ng g s </w:t>
-      </w:r>
-      <w:proofErr w:type="spellStart"/>
-      <w:r>
-        <w:rPr>
-          <w:b/>
-          <w:bCs/>
-          <w:highlight w:val="yellow"/>
-          <w:lang w:val="en-US"/>
-        </w:rPr>
-        <w:t>serviceName</w:t>
-      </w:r>
-      <w:proofErr w:type="spellEnd"/>
+        <w:t xml:space="preserve">    OR $ ng g s serviceName</w:t>
+      </w:r>
     </w:p>
     <w:p>
       <w:pPr>
@@ -7711,21 +6788,7 @@
         <w:rPr>
           <w:lang w:val="en-US"/>
         </w:rPr>
-        <w:t xml:space="preserve">Service </w:t>
-      </w:r>
-      <w:proofErr w:type="spellStart"/>
-      <w:r>
-        <w:rPr>
-          <w:lang w:val="en-US"/>
-        </w:rPr>
-        <w:t>spec.ts</w:t>
-      </w:r>
-      <w:proofErr w:type="spellEnd"/>
-      <w:r>
-        <w:rPr>
-          <w:lang w:val="en-US"/>
-        </w:rPr>
-        <w:t xml:space="preserve"> file.</w:t>
+        <w:t>Service spec.ts file.</w:t>
       </w:r>
     </w:p>
     <w:p>
@@ -7744,21 +6807,7 @@
         <w:rPr>
           <w:lang w:val="en-US"/>
         </w:rPr>
-        <w:t xml:space="preserve">Service </w:t>
-      </w:r>
-      <w:proofErr w:type="spellStart"/>
-      <w:r>
-        <w:rPr>
-          <w:lang w:val="en-US"/>
-        </w:rPr>
-        <w:t>ts</w:t>
-      </w:r>
-      <w:proofErr w:type="spellEnd"/>
-      <w:r>
-        <w:rPr>
-          <w:lang w:val="en-US"/>
-        </w:rPr>
-        <w:t xml:space="preserve"> file.</w:t>
+        <w:t>Service ts file.</w:t>
       </w:r>
     </w:p>
     <w:p>
@@ -7790,7 +6839,7 @@
                     <pic:cNvPicPr/>
                   </pic:nvPicPr>
                   <pic:blipFill>
-                    <a:blip r:embed="rId53"/>
+                    <a:blip r:embed="rId57"/>
                     <a:stretch>
                       <a:fillRect/>
                     </a:stretch>
@@ -7852,21 +6901,7 @@
         <w:rPr>
           <w:lang w:val="en-US"/>
         </w:rPr>
-        <w:t xml:space="preserve">/spring </w:t>
-      </w:r>
-      <w:proofErr w:type="spellStart"/>
-      <w:r>
-        <w:rPr>
-          <w:lang w:val="en-US"/>
-        </w:rPr>
-        <w:t>mvc</w:t>
-      </w:r>
-      <w:proofErr w:type="spellEnd"/>
-      <w:r>
-        <w:rPr>
-          <w:lang w:val="en-US"/>
-        </w:rPr>
-        <w:t xml:space="preserve">, spring boot </w:t>
+        <w:t xml:space="preserve">/spring mvc, spring boot </w:t>
       </w:r>
       <w:r>
         <w:rPr>
@@ -8030,57 +7065,17 @@
           </w:p>
           <w:p>
             <w:r>
-              <w:t>  imports: [</w:t>
-            </w:r>
-            <w:proofErr w:type="spellStart"/>
-            <w:r>
-              <w:t>RouterOutlet</w:t>
-            </w:r>
-            <w:proofErr w:type="spellEnd"/>
-            <w:r>
-              <w:t xml:space="preserve">, </w:t>
-            </w:r>
-            <w:proofErr w:type="spellStart"/>
-            <w:r>
-              <w:t>FormsModule</w:t>
-            </w:r>
-            <w:proofErr w:type="spellEnd"/>
-            <w:r>
-              <w:t xml:space="preserve">, </w:t>
-            </w:r>
-            <w:proofErr w:type="spellStart"/>
-            <w:r>
-              <w:t>CommonModule</w:t>
-            </w:r>
-            <w:proofErr w:type="spellEnd"/>
-            <w:r>
-              <w:t>],</w:t>
+              <w:t>  imports: [RouterOutlet, FormsModule, CommonModule],</w:t>
             </w:r>
           </w:p>
           <w:p>
             <w:r>
-              <w:t xml:space="preserve">  </w:t>
-            </w:r>
-            <w:proofErr w:type="spellStart"/>
-            <w:r>
-              <w:t>templateUrl</w:t>
-            </w:r>
-            <w:proofErr w:type="spellEnd"/>
-            <w:r>
-              <w:t>: './app.html',</w:t>
+              <w:t>  templateUrl: './app.html',</w:t>
             </w:r>
           </w:p>
           <w:p>
             <w:r>
-              <w:t xml:space="preserve">  </w:t>
-            </w:r>
-            <w:proofErr w:type="spellStart"/>
-            <w:r>
-              <w:t>styleUrl</w:t>
-            </w:r>
-            <w:proofErr w:type="spellEnd"/>
-            <w:r>
-              <w:t>: './app.css'</w:t>
+              <w:t>  styleUrl: './app.css'</w:t>
             </w:r>
           </w:p>
           <w:p>
@@ -8104,23 +7099,13 @@
             <w:r>
               <w:t>   </w:t>
             </w:r>
-            <w:proofErr w:type="spellStart"/>
             <w:r>
               <w:rPr>
                 <w:b/>
                 <w:bCs/>
                 <w:color w:val="EE0000"/>
               </w:rPr>
-              <w:t>empService</w:t>
-            </w:r>
-            <w:proofErr w:type="spellEnd"/>
-            <w:r>
-              <w:rPr>
-                <w:b/>
-                <w:bCs/>
-                <w:color w:val="EE0000"/>
-              </w:rPr>
-              <w:t xml:space="preserve"> = </w:t>
+              <w:t xml:space="preserve">empService = </w:t>
             </w:r>
             <w:r>
               <w:rPr>
@@ -8131,7 +7116,6 @@
               </w:rPr>
               <w:t xml:space="preserve">new </w:t>
             </w:r>
-            <w:proofErr w:type="spellStart"/>
             <w:r>
               <w:rPr>
                 <w:b/>
@@ -8141,7 +7125,6 @@
               </w:rPr>
               <w:t>EmployeeService</w:t>
             </w:r>
-            <w:proofErr w:type="spellEnd"/>
             <w:r>
               <w:rPr>
                 <w:b/>
@@ -8206,15 +7189,7 @@
           </w:p>
           <w:p>
             <w:r>
-              <w:t>    console.log(</w:t>
-            </w:r>
-            <w:proofErr w:type="spellStart"/>
-            <w:r>
-              <w:t>this.empService.fetchEmployeeNames</w:t>
-            </w:r>
-            <w:proofErr w:type="spellEnd"/>
-            <w:r>
-              <w:t>());</w:t>
+              <w:t>    console.log(this.empService.fetchEmployeeNames());</w:t>
             </w:r>
           </w:p>
           <w:p>
@@ -8249,57 +7224,17 @@
           </w:p>
           <w:p>
             <w:r>
-              <w:t>  imports: [</w:t>
-            </w:r>
-            <w:proofErr w:type="spellStart"/>
-            <w:r>
-              <w:t>RouterOutlet</w:t>
-            </w:r>
-            <w:proofErr w:type="spellEnd"/>
-            <w:r>
-              <w:t xml:space="preserve">, </w:t>
-            </w:r>
-            <w:proofErr w:type="spellStart"/>
-            <w:r>
-              <w:t>FormsModule</w:t>
-            </w:r>
-            <w:proofErr w:type="spellEnd"/>
-            <w:r>
-              <w:t xml:space="preserve">, </w:t>
-            </w:r>
-            <w:proofErr w:type="spellStart"/>
-            <w:r>
-              <w:t>CommonModule</w:t>
-            </w:r>
-            <w:proofErr w:type="spellEnd"/>
-            <w:r>
-              <w:t>],</w:t>
+              <w:t>  imports: [RouterOutlet, FormsModule, CommonModule],</w:t>
             </w:r>
           </w:p>
           <w:p>
             <w:r>
-              <w:t xml:space="preserve">  </w:t>
-            </w:r>
-            <w:proofErr w:type="spellStart"/>
-            <w:r>
-              <w:t>templateUrl</w:t>
-            </w:r>
-            <w:proofErr w:type="spellEnd"/>
-            <w:r>
-              <w:t>: './app.html',</w:t>
+              <w:t>  templateUrl: './app.html',</w:t>
             </w:r>
           </w:p>
           <w:p>
             <w:r>
-              <w:t xml:space="preserve">  </w:t>
-            </w:r>
-            <w:proofErr w:type="spellStart"/>
-            <w:r>
-              <w:t>styleUrl</w:t>
-            </w:r>
-            <w:proofErr w:type="spellEnd"/>
-            <w:r>
-              <w:t>: './app.css'</w:t>
+              <w:t>  styleUrl: './app.css'</w:t>
             </w:r>
           </w:p>
           <w:p>
@@ -8335,60 +7270,12 @@
                 <w:color w:val="70AD47" w:themeColor="accent6"/>
                 <w:highlight w:val="yellow"/>
               </w:rPr>
-              <w:t>constructor(</w:t>
-            </w:r>
-            <w:proofErr w:type="spellStart"/>
-            <w:r>
-              <w:rPr>
-                <w:b/>
-                <w:bCs/>
-                <w:color w:val="70AD47" w:themeColor="accent6"/>
-                <w:highlight w:val="yellow"/>
-              </w:rPr>
-              <w:t>empService</w:t>
-            </w:r>
-            <w:proofErr w:type="spellEnd"/>
-            <w:r>
-              <w:rPr>
-                <w:b/>
-                <w:bCs/>
-                <w:color w:val="70AD47" w:themeColor="accent6"/>
-                <w:highlight w:val="yellow"/>
-              </w:rPr>
-              <w:t xml:space="preserve">: </w:t>
-            </w:r>
-            <w:proofErr w:type="spellStart"/>
-            <w:r>
-              <w:rPr>
-                <w:b/>
-                <w:bCs/>
-                <w:color w:val="70AD47" w:themeColor="accent6"/>
-                <w:highlight w:val="yellow"/>
-              </w:rPr>
-              <w:t>EmployeeService</w:t>
-            </w:r>
-            <w:proofErr w:type="spellEnd"/>
-            <w:r>
-              <w:rPr>
-                <w:b/>
-                <w:bCs/>
-                <w:color w:val="70AD47" w:themeColor="accent6"/>
-                <w:highlight w:val="yellow"/>
-              </w:rPr>
-              <w:t>){</w:t>
+              <w:t>constructor(empService: EmployeeService){</w:t>
             </w:r>
           </w:p>
           <w:p>
             <w:r>
-              <w:t>    console.log(</w:t>
-            </w:r>
-            <w:proofErr w:type="spellStart"/>
-            <w:r>
-              <w:t>empService.fetchEmployeeNames</w:t>
-            </w:r>
-            <w:proofErr w:type="spellEnd"/>
-            <w:r>
-              <w:t>());</w:t>
+              <w:t>    console.log(empService.fetchEmployeeNames());</w:t>
             </w:r>
           </w:p>
           <w:p>
@@ -8663,21 +7550,7 @@
               <w:rPr>
                 <w:lang w:val="en-US"/>
               </w:rPr>
-              <w:t xml:space="preserve">    </w:t>
-            </w:r>
-            <w:proofErr w:type="spellStart"/>
-            <w:r>
-              <w:rPr>
-                <w:lang w:val="en-US"/>
-              </w:rPr>
-              <w:t>empName</w:t>
-            </w:r>
-            <w:proofErr w:type="spellEnd"/>
-            <w:r>
-              <w:rPr>
-                <w:lang w:val="en-US"/>
-              </w:rPr>
-              <w:t>?: string;</w:t>
+              <w:t xml:space="preserve">    empName?: string;</w:t>
             </w:r>
           </w:p>
           <w:p>
@@ -8690,21 +7563,7 @@
               <w:rPr>
                 <w:lang w:val="en-US"/>
               </w:rPr>
-              <w:t xml:space="preserve">    </w:t>
-            </w:r>
-            <w:proofErr w:type="spellStart"/>
-            <w:r>
-              <w:rPr>
-                <w:lang w:val="en-US"/>
-              </w:rPr>
-              <w:t>empId</w:t>
-            </w:r>
-            <w:proofErr w:type="spellEnd"/>
-            <w:r>
-              <w:rPr>
-                <w:lang w:val="en-US"/>
-              </w:rPr>
-              <w:t>?: number;</w:t>
+              <w:t xml:space="preserve">    empId?: number;</w:t>
             </w:r>
           </w:p>
           <w:p>
@@ -8717,21 +7576,7 @@
               <w:rPr>
                 <w:lang w:val="en-US"/>
               </w:rPr>
-              <w:t xml:space="preserve">    </w:t>
-            </w:r>
-            <w:proofErr w:type="spellStart"/>
-            <w:r>
-              <w:rPr>
-                <w:lang w:val="en-US"/>
-              </w:rPr>
-              <w:t>empType</w:t>
-            </w:r>
-            <w:proofErr w:type="spellEnd"/>
-            <w:r>
-              <w:rPr>
-                <w:lang w:val="en-US"/>
-              </w:rPr>
-              <w:t>?: string</w:t>
+              <w:t xml:space="preserve">    empType?: string</w:t>
             </w:r>
           </w:p>
           <w:p>
@@ -8814,21 +7659,7 @@
               <w:rPr>
                 <w:lang w:val="en-US"/>
               </w:rPr>
-              <w:t xml:space="preserve">  emp1.empType = "</w:t>
-            </w:r>
-            <w:proofErr w:type="spellStart"/>
-            <w:r>
-              <w:rPr>
-                <w:lang w:val="en-US"/>
-              </w:rPr>
-              <w:t>Contrctor</w:t>
-            </w:r>
-            <w:proofErr w:type="spellEnd"/>
-            <w:r>
-              <w:rPr>
-                <w:lang w:val="en-US"/>
-              </w:rPr>
-              <w:t>";</w:t>
+              <w:t xml:space="preserve">  emp1.empType = "Contrctor";</w:t>
             </w:r>
           </w:p>
         </w:tc>
@@ -8859,21 +7690,7 @@
               <w:rPr>
                 <w:lang w:val="en-US"/>
               </w:rPr>
-              <w:t xml:space="preserve">  </w:t>
-            </w:r>
-            <w:proofErr w:type="spellStart"/>
-            <w:r>
-              <w:rPr>
-                <w:lang w:val="en-US"/>
-              </w:rPr>
-              <w:t>empName</w:t>
-            </w:r>
-            <w:proofErr w:type="spellEnd"/>
-            <w:r>
-              <w:rPr>
-                <w:lang w:val="en-US"/>
-              </w:rPr>
-              <w:t>: "kamal",</w:t>
+              <w:t xml:space="preserve">  empName: "kamal",</w:t>
             </w:r>
           </w:p>
           <w:p>
@@ -8886,21 +7703,7 @@
               <w:rPr>
                 <w:lang w:val="en-US"/>
               </w:rPr>
-              <w:t xml:space="preserve">  </w:t>
-            </w:r>
-            <w:proofErr w:type="spellStart"/>
-            <w:r>
-              <w:rPr>
-                <w:lang w:val="en-US"/>
-              </w:rPr>
-              <w:t>empId</w:t>
-            </w:r>
-            <w:proofErr w:type="spellEnd"/>
-            <w:r>
-              <w:rPr>
-                <w:lang w:val="en-US"/>
-              </w:rPr>
-              <w:t xml:space="preserve"> : 23,</w:t>
+              <w:t xml:space="preserve">  empId : 23,</w:t>
             </w:r>
           </w:p>
           <w:p>
@@ -8913,21 +7716,7 @@
               <w:rPr>
                 <w:lang w:val="en-US"/>
               </w:rPr>
-              <w:t xml:space="preserve">  </w:t>
-            </w:r>
-            <w:proofErr w:type="spellStart"/>
-            <w:r>
-              <w:rPr>
-                <w:lang w:val="en-US"/>
-              </w:rPr>
-              <w:t>empType</w:t>
-            </w:r>
-            <w:proofErr w:type="spellEnd"/>
-            <w:r>
-              <w:rPr>
-                <w:lang w:val="en-US"/>
-              </w:rPr>
-              <w:t xml:space="preserve"> : "Per"</w:t>
+              <w:t xml:space="preserve">  empType : "Per"</w:t>
             </w:r>
           </w:p>
           <w:p>
@@ -8958,11 +7747,15 @@
       <w:pPr>
         <w:spacing w:after="0" w:line="240" w:lineRule="auto"/>
         <w:rPr>
-          <w:lang w:val="en-US"/>
-        </w:rPr>
-      </w:pPr>
-      <w:r>
-        <w:rPr>
+          <w:b/>
+          <w:bCs/>
+          <w:lang w:val="en-US"/>
+        </w:rPr>
+      </w:pPr>
+      <w:r>
+        <w:rPr>
+          <w:b/>
+          <w:bCs/>
           <w:lang w:val="en-US"/>
         </w:rPr>
         <w:t>Now which one is recommended?????</w:t>
@@ -8985,7 +7778,19 @@
         <w:rPr>
           <w:lang w:val="en-US"/>
         </w:rPr>
-        <w:t>Use {}/ template object to create object to that class.</w:t>
+        <w:t xml:space="preserve">Use {}/ object </w:t>
+      </w:r>
+      <w:r>
+        <w:rPr>
+          <w:lang w:val="en-US"/>
+        </w:rPr>
+        <w:t xml:space="preserve">literal </w:t>
+      </w:r>
+      <w:r>
+        <w:rPr>
+          <w:lang w:val="en-US"/>
+        </w:rPr>
+        <w:t>to create object to that class.</w:t>
       </w:r>
       <w:r>
         <w:rPr>
@@ -9040,21 +7845,7 @@
               <w:rPr>
                 <w:lang w:val="en-US"/>
               </w:rPr>
-              <w:t xml:space="preserve">    </w:t>
-            </w:r>
-            <w:proofErr w:type="spellStart"/>
-            <w:r>
-              <w:rPr>
-                <w:lang w:val="en-US"/>
-              </w:rPr>
-              <w:t>empName</w:t>
-            </w:r>
-            <w:proofErr w:type="spellEnd"/>
-            <w:r>
-              <w:rPr>
-                <w:lang w:val="en-US"/>
-              </w:rPr>
-              <w:t>?: string;</w:t>
+              <w:t xml:space="preserve">    empName?: string;</w:t>
             </w:r>
           </w:p>
           <w:p>
@@ -9067,21 +7858,7 @@
               <w:rPr>
                 <w:lang w:val="en-US"/>
               </w:rPr>
-              <w:t xml:space="preserve">    </w:t>
-            </w:r>
-            <w:proofErr w:type="spellStart"/>
-            <w:r>
-              <w:rPr>
-                <w:lang w:val="en-US"/>
-              </w:rPr>
-              <w:t>empId</w:t>
-            </w:r>
-            <w:proofErr w:type="spellEnd"/>
-            <w:r>
-              <w:rPr>
-                <w:lang w:val="en-US"/>
-              </w:rPr>
-              <w:t>?: number;</w:t>
+              <w:t xml:space="preserve">    empId?: number;</w:t>
             </w:r>
           </w:p>
           <w:p>
@@ -9094,21 +7871,7 @@
               <w:rPr>
                 <w:lang w:val="en-US"/>
               </w:rPr>
-              <w:t xml:space="preserve">    </w:t>
-            </w:r>
-            <w:proofErr w:type="spellStart"/>
-            <w:r>
-              <w:rPr>
-                <w:lang w:val="en-US"/>
-              </w:rPr>
-              <w:t>empType</w:t>
-            </w:r>
-            <w:proofErr w:type="spellEnd"/>
-            <w:r>
-              <w:rPr>
-                <w:lang w:val="en-US"/>
-              </w:rPr>
-              <w:t>?: string</w:t>
+              <w:t xml:space="preserve">    empType?: string</w:t>
             </w:r>
           </w:p>
           <w:p>
@@ -9152,21 +7915,7 @@
               <w:rPr>
                 <w:lang w:val="en-US"/>
               </w:rPr>
-              <w:t xml:space="preserve">  </w:t>
-            </w:r>
-            <w:proofErr w:type="spellStart"/>
-            <w:r>
-              <w:rPr>
-                <w:lang w:val="en-US"/>
-              </w:rPr>
-              <w:t>empName</w:t>
-            </w:r>
-            <w:proofErr w:type="spellEnd"/>
-            <w:r>
-              <w:rPr>
-                <w:lang w:val="en-US"/>
-              </w:rPr>
-              <w:t>: "kamal",</w:t>
+              <w:t xml:space="preserve">  empName: "kamal",</w:t>
             </w:r>
           </w:p>
           <w:p>
@@ -9179,21 +7928,7 @@
               <w:rPr>
                 <w:lang w:val="en-US"/>
               </w:rPr>
-              <w:t xml:space="preserve">  </w:t>
-            </w:r>
-            <w:proofErr w:type="spellStart"/>
-            <w:r>
-              <w:rPr>
-                <w:lang w:val="en-US"/>
-              </w:rPr>
-              <w:t>empId</w:t>
-            </w:r>
-            <w:proofErr w:type="spellEnd"/>
-            <w:r>
-              <w:rPr>
-                <w:lang w:val="en-US"/>
-              </w:rPr>
-              <w:t xml:space="preserve"> : 23,</w:t>
+              <w:t xml:space="preserve">  empId : 23,</w:t>
             </w:r>
           </w:p>
           <w:p>
@@ -9206,21 +7941,7 @@
               <w:rPr>
                 <w:lang w:val="en-US"/>
               </w:rPr>
-              <w:t xml:space="preserve">  </w:t>
-            </w:r>
-            <w:proofErr w:type="spellStart"/>
-            <w:r>
-              <w:rPr>
-                <w:lang w:val="en-US"/>
-              </w:rPr>
-              <w:t>empType</w:t>
-            </w:r>
-            <w:proofErr w:type="spellEnd"/>
-            <w:r>
-              <w:rPr>
-                <w:lang w:val="en-US"/>
-              </w:rPr>
-              <w:t xml:space="preserve"> : "Per"</w:t>
+              <w:t xml:space="preserve">  empType : "Per"</w:t>
             </w:r>
           </w:p>
           <w:p>
@@ -9239,6 +7960,799 @@
         </w:tc>
       </w:tr>
     </w:tbl>
+    <w:p>
+      <w:pPr>
+        <w:spacing w:after="0" w:line="240" w:lineRule="auto"/>
+        <w:rPr>
+          <w:lang w:val="en-US"/>
+        </w:rPr>
+      </w:pPr>
+    </w:p>
+    <w:p>
+      <w:pPr>
+        <w:spacing w:after="0" w:line="240" w:lineRule="auto"/>
+        <w:rPr>
+          <w:lang w:val="en-US"/>
+        </w:rPr>
+      </w:pPr>
+      <w:r>
+        <w:rPr>
+          <w:lang w:val="en-US"/>
+        </w:rPr>
+        <w:t xml:space="preserve">How to iterate object data in html file? </w:t>
+      </w:r>
+    </w:p>
+    <w:p>
+      <w:pPr>
+        <w:spacing w:after="0" w:line="240" w:lineRule="auto"/>
+        <w:rPr>
+          <w:lang w:val="en-US"/>
+        </w:rPr>
+      </w:pPr>
+      <w:r>
+        <w:rPr>
+          <w:lang w:val="en-US"/>
+        </w:rPr>
+        <w:t>To iterate data from list of employees we can make use of directives.</w:t>
+      </w:r>
+    </w:p>
+    <w:p>
+      <w:pPr>
+        <w:spacing w:after="0" w:line="240" w:lineRule="auto"/>
+        <w:rPr>
+          <w:lang w:val="en-US"/>
+        </w:rPr>
+      </w:pPr>
+      <w:r>
+        <w:rPr>
+          <w:lang w:val="en-US"/>
+        </w:rPr>
+        <w:t>*ngFor directive we can use.</w:t>
+      </w:r>
+      <w:r>
+        <w:rPr>
+          <w:lang w:val="en-US"/>
+        </w:rPr>
+        <w:t xml:space="preserve"> Or in angular version we have new approach that also we can use.</w:t>
+      </w:r>
+    </w:p>
+    <w:p>
+      <w:pPr>
+        <w:spacing w:after="0" w:line="240" w:lineRule="auto"/>
+        <w:rPr>
+          <w:lang w:val="en-US"/>
+        </w:rPr>
+      </w:pPr>
+    </w:p>
+    <w:tbl>
+      <w:tblPr>
+        <w:tblStyle w:val="TableGrid"/>
+        <w:tblW w:w="0" w:type="auto"/>
+        <w:tblLook w:val="04A0" w:firstRow="1" w:lastRow="0" w:firstColumn="1" w:lastColumn="0" w:noHBand="0" w:noVBand="1"/>
+      </w:tblPr>
+      <w:tblGrid>
+        <w:gridCol w:w="5228"/>
+        <w:gridCol w:w="5228"/>
+      </w:tblGrid>
+      <w:tr>
+        <w:tc>
+          <w:tcPr>
+            <w:tcW w:w="5228" w:type="dxa"/>
+          </w:tcPr>
+          <w:p>
+            <w:pPr>
+              <w:rPr>
+                <w:sz w:val="20"/>
+                <w:szCs w:val="20"/>
+                <w:lang w:val="en-US"/>
+              </w:rPr>
+            </w:pPr>
+            <w:r>
+              <w:rPr>
+                <w:sz w:val="20"/>
+                <w:szCs w:val="20"/>
+                <w:lang w:val="en-US"/>
+              </w:rPr>
+              <w:t>Before 20 th version</w:t>
+            </w:r>
+          </w:p>
+        </w:tc>
+        <w:tc>
+          <w:tcPr>
+            <w:tcW w:w="5228" w:type="dxa"/>
+          </w:tcPr>
+          <w:p>
+            <w:pPr>
+              <w:rPr>
+                <w:sz w:val="20"/>
+                <w:szCs w:val="20"/>
+                <w:lang w:val="en-US"/>
+              </w:rPr>
+            </w:pPr>
+            <w:r>
+              <w:rPr>
+                <w:sz w:val="20"/>
+                <w:szCs w:val="20"/>
+                <w:lang w:val="en-US"/>
+              </w:rPr>
+              <w:t>20</w:t>
+            </w:r>
+            <w:r>
+              <w:rPr>
+                <w:sz w:val="20"/>
+                <w:szCs w:val="20"/>
+                <w:vertAlign w:val="superscript"/>
+                <w:lang w:val="en-US"/>
+              </w:rPr>
+              <w:t>th</w:t>
+            </w:r>
+            <w:r>
+              <w:rPr>
+                <w:sz w:val="20"/>
+                <w:szCs w:val="20"/>
+                <w:lang w:val="en-US"/>
+              </w:rPr>
+              <w:t xml:space="preserve"> version onwards</w:t>
+            </w:r>
+          </w:p>
+        </w:tc>
+      </w:tr>
+      <w:tr>
+        <w:tc>
+          <w:tcPr>
+            <w:tcW w:w="5228" w:type="dxa"/>
+          </w:tcPr>
+          <w:p>
+            <w:pPr>
+              <w:rPr>
+                <w:b/>
+                <w:bCs/>
+                <w:sz w:val="20"/>
+                <w:szCs w:val="20"/>
+              </w:rPr>
+            </w:pPr>
+            <w:r>
+              <w:rPr>
+                <w:sz w:val="20"/>
+                <w:szCs w:val="20"/>
+              </w:rPr>
+              <w:t> </w:t>
+            </w:r>
+            <w:r>
+              <w:rPr>
+                <w:b/>
+                <w:bCs/>
+                <w:sz w:val="20"/>
+                <w:szCs w:val="20"/>
+              </w:rPr>
+              <w:t xml:space="preserve">&lt;p </w:t>
+            </w:r>
+            <w:r>
+              <w:rPr>
+                <w:b/>
+                <w:bCs/>
+                <w:sz w:val="20"/>
+                <w:szCs w:val="20"/>
+                <w:highlight w:val="yellow"/>
+              </w:rPr>
+              <w:t>*ngFor="let empObj of empObjArr"</w:t>
+            </w:r>
+            <w:r>
+              <w:rPr>
+                <w:b/>
+                <w:bCs/>
+                <w:sz w:val="20"/>
+                <w:szCs w:val="20"/>
+              </w:rPr>
+              <w:t>&gt;</w:t>
+            </w:r>
+          </w:p>
+          <w:p>
+            <w:pPr>
+              <w:rPr>
+                <w:sz w:val="20"/>
+                <w:szCs w:val="20"/>
+              </w:rPr>
+            </w:pPr>
+            <w:r>
+              <w:rPr>
+                <w:sz w:val="20"/>
+                <w:szCs w:val="20"/>
+              </w:rPr>
+              <w:t>  //  {{empObj.empName}} - {{empObj.empId}} -  {{empObj.empType}}</w:t>
+            </w:r>
+          </w:p>
+          <w:p>
+            <w:pPr>
+              <w:rPr>
+                <w:sz w:val="20"/>
+                <w:szCs w:val="20"/>
+                <w:lang w:val="en-US"/>
+              </w:rPr>
+            </w:pPr>
+            <w:r>
+              <w:rPr>
+                <w:sz w:val="20"/>
+                <w:szCs w:val="20"/>
+              </w:rPr>
+              <w:t> &lt;/p&gt;</w:t>
+            </w:r>
+          </w:p>
+        </w:tc>
+        <w:tc>
+          <w:tcPr>
+            <w:tcW w:w="5228" w:type="dxa"/>
+          </w:tcPr>
+          <w:p>
+            <w:pPr>
+              <w:rPr>
+                <w:b/>
+                <w:bCs/>
+                <w:sz w:val="20"/>
+                <w:szCs w:val="20"/>
+              </w:rPr>
+            </w:pPr>
+            <w:r>
+              <w:rPr>
+                <w:b/>
+                <w:bCs/>
+                <w:sz w:val="20"/>
+                <w:szCs w:val="20"/>
+                <w:highlight w:val="yellow"/>
+              </w:rPr>
+              <w:t>@for</w:t>
+            </w:r>
+            <w:r>
+              <w:rPr>
+                <w:b/>
+                <w:bCs/>
+                <w:sz w:val="20"/>
+                <w:szCs w:val="20"/>
+              </w:rPr>
+              <w:t xml:space="preserve"> (empObj of empObjArr; </w:t>
+            </w:r>
+            <w:r>
+              <w:rPr>
+                <w:b/>
+                <w:bCs/>
+                <w:sz w:val="20"/>
+                <w:szCs w:val="20"/>
+                <w:highlight w:val="yellow"/>
+              </w:rPr>
+              <w:t>track $index;</w:t>
+            </w:r>
+            <w:r>
+              <w:rPr>
+                <w:b/>
+                <w:bCs/>
+                <w:sz w:val="20"/>
+                <w:szCs w:val="20"/>
+              </w:rPr>
+              <w:t xml:space="preserve"> let i = $index;) {</w:t>
+            </w:r>
+          </w:p>
+          <w:p>
+            <w:pPr>
+              <w:rPr>
+                <w:sz w:val="20"/>
+                <w:szCs w:val="20"/>
+              </w:rPr>
+            </w:pPr>
+            <w:r>
+              <w:rPr>
+                <w:sz w:val="20"/>
+                <w:szCs w:val="20"/>
+              </w:rPr>
+              <w:t xml:space="preserve">     {{i + 1}} - {{empObj.empName}} - {{empObj.empId}} -  {{empObj.empType}}  &lt;br&gt; </w:t>
+            </w:r>
+          </w:p>
+          <w:p>
+            <w:pPr>
+              <w:rPr>
+                <w:sz w:val="20"/>
+                <w:szCs w:val="20"/>
+                <w:lang w:val="en-US"/>
+              </w:rPr>
+            </w:pPr>
+            <w:r>
+              <w:rPr>
+                <w:sz w:val="20"/>
+                <w:szCs w:val="20"/>
+              </w:rPr>
+              <w:t>  }</w:t>
+            </w:r>
+          </w:p>
+        </w:tc>
+      </w:tr>
+    </w:tbl>
+    <w:p>
+      <w:pPr>
+        <w:spacing w:after="0" w:line="240" w:lineRule="auto"/>
+        <w:rPr>
+          <w:lang w:val="en-US"/>
+        </w:rPr>
+      </w:pPr>
+    </w:p>
+    <w:p>
+      <w:pPr>
+        <w:spacing w:after="0" w:line="240" w:lineRule="auto"/>
+        <w:rPr>
+          <w:lang w:val="en-US"/>
+        </w:rPr>
+      </w:pPr>
+      <w:r>
+        <w:rPr>
+          <w:lang w:val="en-US"/>
+        </w:rPr>
+        <w:t>“track” property is must while using @for. Otherwise we will get error.</w:t>
+      </w:r>
+    </w:p>
+    <w:p>
+      <w:pPr>
+        <w:spacing w:after="0" w:line="240" w:lineRule="auto"/>
+        <w:rPr>
+          <w:lang w:val="en-US"/>
+        </w:rPr>
+      </w:pPr>
+      <w:r>
+        <w:rPr>
+          <w:lang w:val="en-US"/>
+        </w:rPr>
+        <w:t>These for loops are similar to java enhanced for loop.</w:t>
+      </w:r>
+    </w:p>
+    <w:p>
+      <w:pPr>
+        <w:spacing w:after="0" w:line="240" w:lineRule="auto"/>
+        <w:rPr>
+          <w:lang w:val="en-US"/>
+        </w:rPr>
+      </w:pPr>
+    </w:p>
+    <w:p>
+      <w:pPr>
+        <w:spacing w:after="0" w:line="240" w:lineRule="auto"/>
+        <w:rPr>
+          <w:lang w:val="en-US"/>
+        </w:rPr>
+      </w:pPr>
+      <w:hyperlink r:id="rId58" w:history="1">
+        <w:r>
+          <w:rPr>
+            <w:rStyle w:val="Hyperlink"/>
+            <w:lang w:val="en-US"/>
+          </w:rPr>
+          <w:t>https://angular.dev/api/core/@for</w:t>
+        </w:r>
+      </w:hyperlink>
+      <w:r>
+        <w:rPr>
+          <w:lang w:val="en-US"/>
+        </w:rPr>
+        <w:t xml:space="preserve"> </w:t>
+      </w:r>
+    </w:p>
+    <w:p>
+      <w:pPr>
+        <w:spacing w:after="0" w:line="240" w:lineRule="auto"/>
+        <w:rPr>
+          <w:lang w:val="en-US"/>
+        </w:rPr>
+      </w:pPr>
+    </w:p>
+    <w:p>
+      <w:pPr>
+        <w:spacing w:after="0" w:line="240" w:lineRule="auto"/>
+        <w:rPr>
+          <w:lang w:val="en-US"/>
+        </w:rPr>
+      </w:pPr>
+    </w:p>
+    <w:p>
+      <w:pPr>
+        <w:spacing w:after="0" w:line="240" w:lineRule="auto"/>
+        <w:rPr>
+          <w:b/>
+          <w:bCs/>
+        </w:rPr>
+      </w:pPr>
+      <w:r>
+        <w:rPr>
+          <w:b/>
+          <w:bCs/>
+        </w:rPr>
+        <w:t xml:space="preserve">Angular </w:t>
+      </w:r>
+      <w:r>
+        <w:rPr>
+          <w:b/>
+          <w:bCs/>
+        </w:rPr>
+        <w:t>–</w:t>
+      </w:r>
+      <w:r>
+        <w:rPr>
+          <w:b/>
+          <w:bCs/>
+        </w:rPr>
+        <w:t xml:space="preserve"> Components</w:t>
+      </w:r>
+      <w:r>
+        <w:rPr>
+          <w:b/>
+          <w:bCs/>
+        </w:rPr>
+        <w:t>:</w:t>
+      </w:r>
+    </w:p>
+    <w:p>
+      <w:pPr>
+        <w:spacing w:after="0" w:line="240" w:lineRule="auto"/>
+        <w:rPr>
+          <w:lang w:val="en-US"/>
+        </w:rPr>
+      </w:pPr>
+    </w:p>
+    <w:p>
+      <w:pPr>
+        <w:spacing w:after="0" w:line="240" w:lineRule="auto"/>
+      </w:pPr>
+      <w:r>
+        <w:t xml:space="preserve">When an angular component is constructed, it first goes through the </w:t>
+      </w:r>
+      <w:r>
+        <w:rPr>
+          <w:b/>
+          <w:bCs/>
+        </w:rPr>
+        <w:t>change detection</w:t>
+      </w:r>
+      <w:r>
+        <w:t xml:space="preserve"> phase, where it checks whether there are any changes in the input and then acts accordingly. Then, the initialization phase kicks on and continues to other phases and finally gets destroyed in the destruction phase.</w:t>
+      </w:r>
+    </w:p>
+    <w:p>
+      <w:pPr>
+        <w:spacing w:after="0" w:line="240" w:lineRule="auto"/>
+      </w:pPr>
+    </w:p>
+    <w:p>
+      <w:pPr>
+        <w:spacing w:after="0" w:line="240" w:lineRule="auto"/>
+        <w:rPr>
+          <w:b/>
+          <w:bCs/>
+        </w:rPr>
+      </w:pPr>
+      <w:r>
+        <w:rPr>
+          <w:b/>
+          <w:bCs/>
+        </w:rPr>
+        <w:t>Life Cycle:</w:t>
+      </w:r>
+    </w:p>
+    <w:p>
+      <w:pPr>
+        <w:spacing w:after="0" w:line="240" w:lineRule="auto"/>
+        <w:rPr>
+          <w:lang w:val="en-US"/>
+        </w:rPr>
+      </w:pPr>
+      <w:r>
+        <w:rPr>
+          <w:lang w:val="en-US"/>
+        </w:rPr>
+        <w:t xml:space="preserve">Component object creation </w:t>
+      </w:r>
+      <w:r>
+        <w:rPr>
+          <w:lang w:val="en-US"/>
+        </w:rPr>
+        <w:sym w:font="Wingdings" w:char="F0E8"/>
+      </w:r>
+      <w:r>
+        <w:rPr>
+          <w:lang w:val="en-US"/>
+        </w:rPr>
+        <w:t xml:space="preserve"> change detection </w:t>
+      </w:r>
+      <w:r>
+        <w:rPr>
+          <w:lang w:val="en-US"/>
+        </w:rPr>
+        <w:sym w:font="Wingdings" w:char="F0E8"/>
+      </w:r>
+      <w:r>
+        <w:rPr>
+          <w:lang w:val="en-US"/>
+        </w:rPr>
+        <w:t xml:space="preserve"> act accordingly </w:t>
+      </w:r>
+      <w:r>
+        <w:rPr>
+          <w:lang w:val="en-US"/>
+        </w:rPr>
+        <w:sym w:font="Wingdings" w:char="F0E8"/>
+      </w:r>
+      <w:r>
+        <w:rPr>
+          <w:lang w:val="en-US"/>
+        </w:rPr>
+        <w:t xml:space="preserve"> other actions </w:t>
+      </w:r>
+      <w:r>
+        <w:rPr>
+          <w:lang w:val="en-US"/>
+        </w:rPr>
+        <w:sym w:font="Wingdings" w:char="F0E8"/>
+      </w:r>
+      <w:r>
+        <w:rPr>
+          <w:lang w:val="en-US"/>
+        </w:rPr>
+        <w:t xml:space="preserve"> component destroy.</w:t>
+      </w:r>
+    </w:p>
+    <w:p>
+      <w:pPr>
+        <w:spacing w:after="0" w:line="240" w:lineRule="auto"/>
+        <w:rPr>
+          <w:lang w:val="en-US"/>
+        </w:rPr>
+      </w:pPr>
+    </w:p>
+    <w:p>
+      <w:pPr>
+        <w:numPr>
+          <w:ilvl w:val="0"/>
+          <w:numId w:val="40"/>
+        </w:numPr>
+        <w:spacing w:after="0" w:line="240" w:lineRule="auto"/>
+      </w:pPr>
+      <w:r>
+        <w:rPr>
+          <w:b/>
+          <w:bCs/>
+        </w:rPr>
+        <w:t>Creation:</w:t>
+      </w:r>
+      <w:r>
+        <w:t> It is the first phase where a component is instantiated.</w:t>
+      </w:r>
+    </w:p>
+    <w:p>
+      <w:pPr>
+        <w:numPr>
+          <w:ilvl w:val="0"/>
+          <w:numId w:val="40"/>
+        </w:numPr>
+        <w:spacing w:after="0" w:line="240" w:lineRule="auto"/>
+      </w:pPr>
+      <w:r>
+        <w:rPr>
+          <w:b/>
+          <w:bCs/>
+        </w:rPr>
+        <w:t>Change Detection:</w:t>
+      </w:r>
+      <w:r>
+        <w:t> Then, Angular try to detect changes in the View and Content of the application.</w:t>
+      </w:r>
+    </w:p>
+    <w:p>
+      <w:pPr>
+        <w:numPr>
+          <w:ilvl w:val="0"/>
+          <w:numId w:val="40"/>
+        </w:numPr>
+        <w:spacing w:after="0" w:line="240" w:lineRule="auto"/>
+      </w:pPr>
+      <w:r>
+        <w:rPr>
+          <w:b/>
+          <w:bCs/>
+        </w:rPr>
+        <w:t>Rendering:</w:t>
+      </w:r>
+      <w:r>
+        <w:t> After change detection, the new template is updated.</w:t>
+      </w:r>
+    </w:p>
+    <w:p>
+      <w:pPr>
+        <w:numPr>
+          <w:ilvl w:val="0"/>
+          <w:numId w:val="40"/>
+        </w:numPr>
+        <w:spacing w:after="0" w:line="240" w:lineRule="auto"/>
+      </w:pPr>
+      <w:r>
+        <w:rPr>
+          <w:b/>
+          <w:bCs/>
+        </w:rPr>
+        <w:t>Destruction:</w:t>
+      </w:r>
+      <w:r>
+        <w:t> The Component is destroyed at the end.</w:t>
+      </w:r>
+    </w:p>
+    <w:p>
+      <w:pPr>
+        <w:spacing w:after="0" w:line="240" w:lineRule="auto"/>
+        <w:rPr>
+          <w:lang w:val="en-US"/>
+        </w:rPr>
+      </w:pPr>
+    </w:p>
+    <w:p>
+      <w:pPr>
+        <w:spacing w:after="0" w:line="240" w:lineRule="auto"/>
+        <w:rPr>
+          <w:lang w:val="en-US"/>
+        </w:rPr>
+      </w:pPr>
+    </w:p>
+    <w:p>
+      <w:pPr>
+        <w:spacing w:after="0" w:line="240" w:lineRule="auto"/>
+      </w:pPr>
+      <w:r>
+        <w:lastRenderedPageBreak/>
+        <w:t>Component Lifecycle Hook in Angular</w:t>
+      </w:r>
+      <w:r>
+        <w:t>:</w:t>
+      </w:r>
+    </w:p>
+    <w:p>
+      <w:pPr>
+        <w:spacing w:after="0" w:line="240" w:lineRule="auto"/>
+        <w:rPr>
+          <w:lang w:val="en-US"/>
+        </w:rPr>
+      </w:pPr>
+      <w:r>
+        <w:rPr>
+          <w:lang w:val="en-US"/>
+        </w:rPr>
+        <w:t>In angular each life cycle stage is linked with one interface for each stage. And that interface contains abstract method. If we have abstract method we must implement that method.</w:t>
+      </w:r>
+    </w:p>
+    <w:p>
+      <w:pPr>
+        <w:spacing w:after="0" w:line="240" w:lineRule="auto"/>
+        <w:rPr>
+          <w:lang w:val="en-US"/>
+        </w:rPr>
+      </w:pPr>
+    </w:p>
+    <w:p>
+      <w:pPr>
+        <w:spacing w:after="0" w:line="240" w:lineRule="auto"/>
+        <w:rPr>
+          <w:lang w:val="en-US"/>
+        </w:rPr>
+      </w:pPr>
+    </w:p>
+    <w:p>
+      <w:pPr>
+        <w:spacing w:after="0" w:line="240" w:lineRule="auto"/>
+        <w:rPr>
+          <w:lang w:val="en-US"/>
+        </w:rPr>
+      </w:pPr>
+      <w:r>
+        <w:rPr>
+          <w:noProof/>
+        </w:rPr>
+        <w:drawing>
+          <wp:inline distT="0" distB="0" distL="0" distR="0" wp14:anchorId="4AC4E230" wp14:editId="2869C900">
+            <wp:extent cx="6705600" cy="4260850"/>
+            <wp:effectExtent l="0" t="0" r="0" b="6350"/>
+            <wp:docPr id="1971257152" name="Picture 1" descr="Angular component hook lifecycle"/>
+            <wp:cNvGraphicFramePr>
+              <a:graphicFrameLocks xmlns:a="http://schemas.openxmlformats.org/drawingml/2006/main" noChangeAspect="1"/>
+            </wp:cNvGraphicFramePr>
+            <a:graphic xmlns:a="http://schemas.openxmlformats.org/drawingml/2006/main">
+              <a:graphicData uri="http://schemas.openxmlformats.org/drawingml/2006/picture">
+                <pic:pic xmlns:pic="http://schemas.openxmlformats.org/drawingml/2006/picture">
+                  <pic:nvPicPr>
+                    <pic:cNvPr id="0" name="Picture 1" descr="Angular component hook lifecycle"/>
+                    <pic:cNvPicPr>
+                      <a:picLocks noChangeAspect="1" noChangeArrowheads="1"/>
+                    </pic:cNvPicPr>
+                  </pic:nvPicPr>
+                  <pic:blipFill>
+                    <a:blip r:embed="rId59">
+                      <a:extLst>
+                        <a:ext uri="{28A0092B-C50C-407E-A947-70E740481C1C}">
+                          <a14:useLocalDpi xmlns:a14="http://schemas.microsoft.com/office/drawing/2010/main" val="0"/>
+                        </a:ext>
+                      </a:extLst>
+                    </a:blip>
+                    <a:srcRect/>
+                    <a:stretch>
+                      <a:fillRect/>
+                    </a:stretch>
+                  </pic:blipFill>
+                  <pic:spPr bwMode="auto">
+                    <a:xfrm>
+                      <a:off x="0" y="0"/>
+                      <a:ext cx="6705600" cy="4260850"/>
+                    </a:xfrm>
+                    <a:prstGeom prst="rect">
+                      <a:avLst/>
+                    </a:prstGeom>
+                    <a:noFill/>
+                    <a:ln>
+                      <a:noFill/>
+                    </a:ln>
+                  </pic:spPr>
+                </pic:pic>
+              </a:graphicData>
+            </a:graphic>
+          </wp:inline>
+        </w:drawing>
+      </w:r>
+    </w:p>
+    <w:p>
+      <w:pPr>
+        <w:spacing w:after="0" w:line="240" w:lineRule="auto"/>
+        <w:rPr>
+          <w:lang w:val="en-US"/>
+        </w:rPr>
+      </w:pPr>
+    </w:p>
+    <w:p>
+      <w:pPr>
+        <w:spacing w:after="0" w:line="240" w:lineRule="auto"/>
+        <w:rPr>
+          <w:lang w:val="en-US"/>
+        </w:rPr>
+      </w:pPr>
+    </w:p>
+    <w:p>
+      <w:pPr>
+        <w:spacing w:after="0" w:line="240" w:lineRule="auto"/>
+        <w:rPr>
+          <w:lang w:val="en-US"/>
+        </w:rPr>
+      </w:pPr>
+    </w:p>
+    <w:p>
+      <w:pPr>
+        <w:spacing w:after="0" w:line="240" w:lineRule="auto"/>
+        <w:rPr>
+          <w:lang w:val="en-US"/>
+        </w:rPr>
+      </w:pPr>
+    </w:p>
+    <w:p>
+      <w:pPr>
+        <w:spacing w:after="0" w:line="240" w:lineRule="auto"/>
+        <w:rPr>
+          <w:lang w:val="en-US"/>
+        </w:rPr>
+      </w:pPr>
+    </w:p>
+    <w:p>
+      <w:pPr>
+        <w:spacing w:after="0" w:line="240" w:lineRule="auto"/>
+        <w:rPr>
+          <w:lang w:val="en-US"/>
+        </w:rPr>
+      </w:pPr>
+    </w:p>
+    <w:p>
+      <w:pPr>
+        <w:spacing w:after="0" w:line="240" w:lineRule="auto"/>
+        <w:rPr>
+          <w:lang w:val="en-US"/>
+        </w:rPr>
+      </w:pPr>
+    </w:p>
     <w:p>
       <w:pPr>
         <w:spacing w:after="0" w:line="240" w:lineRule="auto"/>
@@ -12404,6 +11918,155 @@
     </w:lvl>
   </w:abstractNum>
   <w:abstractNum w:abstractNumId="24" w15:restartNumberingAfterBreak="0">
+    <w:nsid w:val="59D74D78"/>
+    <w:multiLevelType w:val="multilevel"/>
+    <w:tmpl w:val="94DE9F74"/>
+    <w:lvl w:ilvl="0">
+      <w:start w:val="1"/>
+      <w:numFmt w:val="bullet"/>
+      <w:lvlText w:val=""/>
+      <w:lvlJc w:val="left"/>
+      <w:pPr>
+        <w:tabs>
+          <w:tab w:val="num" w:pos="720"/>
+        </w:tabs>
+        <w:ind w:left="720" w:hanging="360"/>
+      </w:pPr>
+      <w:rPr>
+        <w:rFonts w:ascii="Symbol" w:hAnsi="Symbol" w:hint="default"/>
+        <w:sz w:val="20"/>
+      </w:rPr>
+    </w:lvl>
+    <w:lvl w:ilvl="1" w:tentative="1">
+      <w:start w:val="1"/>
+      <w:numFmt w:val="bullet"/>
+      <w:lvlText w:val="o"/>
+      <w:lvlJc w:val="left"/>
+      <w:pPr>
+        <w:tabs>
+          <w:tab w:val="num" w:pos="1440"/>
+        </w:tabs>
+        <w:ind w:left="1440" w:hanging="360"/>
+      </w:pPr>
+      <w:rPr>
+        <w:rFonts w:ascii="Courier New" w:hAnsi="Courier New" w:hint="default"/>
+        <w:sz w:val="20"/>
+      </w:rPr>
+    </w:lvl>
+    <w:lvl w:ilvl="2" w:tentative="1">
+      <w:start w:val="1"/>
+      <w:numFmt w:val="bullet"/>
+      <w:lvlText w:val=""/>
+      <w:lvlJc w:val="left"/>
+      <w:pPr>
+        <w:tabs>
+          <w:tab w:val="num" w:pos="2160"/>
+        </w:tabs>
+        <w:ind w:left="2160" w:hanging="360"/>
+      </w:pPr>
+      <w:rPr>
+        <w:rFonts w:ascii="Wingdings" w:hAnsi="Wingdings" w:hint="default"/>
+        <w:sz w:val="20"/>
+      </w:rPr>
+    </w:lvl>
+    <w:lvl w:ilvl="3" w:tentative="1">
+      <w:start w:val="1"/>
+      <w:numFmt w:val="bullet"/>
+      <w:lvlText w:val=""/>
+      <w:lvlJc w:val="left"/>
+      <w:pPr>
+        <w:tabs>
+          <w:tab w:val="num" w:pos="2880"/>
+        </w:tabs>
+        <w:ind w:left="2880" w:hanging="360"/>
+      </w:pPr>
+      <w:rPr>
+        <w:rFonts w:ascii="Wingdings" w:hAnsi="Wingdings" w:hint="default"/>
+        <w:sz w:val="20"/>
+      </w:rPr>
+    </w:lvl>
+    <w:lvl w:ilvl="4" w:tentative="1">
+      <w:start w:val="1"/>
+      <w:numFmt w:val="bullet"/>
+      <w:lvlText w:val=""/>
+      <w:lvlJc w:val="left"/>
+      <w:pPr>
+        <w:tabs>
+          <w:tab w:val="num" w:pos="3600"/>
+        </w:tabs>
+        <w:ind w:left="3600" w:hanging="360"/>
+      </w:pPr>
+      <w:rPr>
+        <w:rFonts w:ascii="Wingdings" w:hAnsi="Wingdings" w:hint="default"/>
+        <w:sz w:val="20"/>
+      </w:rPr>
+    </w:lvl>
+    <w:lvl w:ilvl="5" w:tentative="1">
+      <w:start w:val="1"/>
+      <w:numFmt w:val="bullet"/>
+      <w:lvlText w:val=""/>
+      <w:lvlJc w:val="left"/>
+      <w:pPr>
+        <w:tabs>
+          <w:tab w:val="num" w:pos="4320"/>
+        </w:tabs>
+        <w:ind w:left="4320" w:hanging="360"/>
+      </w:pPr>
+      <w:rPr>
+        <w:rFonts w:ascii="Wingdings" w:hAnsi="Wingdings" w:hint="default"/>
+        <w:sz w:val="20"/>
+      </w:rPr>
+    </w:lvl>
+    <w:lvl w:ilvl="6" w:tentative="1">
+      <w:start w:val="1"/>
+      <w:numFmt w:val="bullet"/>
+      <w:lvlText w:val=""/>
+      <w:lvlJc w:val="left"/>
+      <w:pPr>
+        <w:tabs>
+          <w:tab w:val="num" w:pos="5040"/>
+        </w:tabs>
+        <w:ind w:left="5040" w:hanging="360"/>
+      </w:pPr>
+      <w:rPr>
+        <w:rFonts w:ascii="Wingdings" w:hAnsi="Wingdings" w:hint="default"/>
+        <w:sz w:val="20"/>
+      </w:rPr>
+    </w:lvl>
+    <w:lvl w:ilvl="7" w:tentative="1">
+      <w:start w:val="1"/>
+      <w:numFmt w:val="bullet"/>
+      <w:lvlText w:val=""/>
+      <w:lvlJc w:val="left"/>
+      <w:pPr>
+        <w:tabs>
+          <w:tab w:val="num" w:pos="5760"/>
+        </w:tabs>
+        <w:ind w:left="5760" w:hanging="360"/>
+      </w:pPr>
+      <w:rPr>
+        <w:rFonts w:ascii="Wingdings" w:hAnsi="Wingdings" w:hint="default"/>
+        <w:sz w:val="20"/>
+      </w:rPr>
+    </w:lvl>
+    <w:lvl w:ilvl="8" w:tentative="1">
+      <w:start w:val="1"/>
+      <w:numFmt w:val="bullet"/>
+      <w:lvlText w:val=""/>
+      <w:lvlJc w:val="left"/>
+      <w:pPr>
+        <w:tabs>
+          <w:tab w:val="num" w:pos="6480"/>
+        </w:tabs>
+        <w:ind w:left="6480" w:hanging="360"/>
+      </w:pPr>
+      <w:rPr>
+        <w:rFonts w:ascii="Wingdings" w:hAnsi="Wingdings" w:hint="default"/>
+        <w:sz w:val="20"/>
+      </w:rPr>
+    </w:lvl>
+  </w:abstractNum>
+  <w:abstractNum w:abstractNumId="25" w15:restartNumberingAfterBreak="0">
     <w:nsid w:val="5DCD3B6F"/>
     <w:multiLevelType w:val="multilevel"/>
     <w:tmpl w:val="96AE20F8"/>
@@ -12552,7 +12215,7 @@
       </w:rPr>
     </w:lvl>
   </w:abstractNum>
-  <w:abstractNum w:abstractNumId="25" w15:restartNumberingAfterBreak="0">
+  <w:abstractNum w:abstractNumId="26" w15:restartNumberingAfterBreak="0">
     <w:nsid w:val="5F045E9B"/>
     <w:multiLevelType w:val="hybridMultilevel"/>
     <w:tmpl w:val="0910E5BA"/>
@@ -12641,7 +12304,7 @@
       </w:pPr>
     </w:lvl>
   </w:abstractNum>
-  <w:abstractNum w:abstractNumId="26" w15:restartNumberingAfterBreak="0">
+  <w:abstractNum w:abstractNumId="27" w15:restartNumberingAfterBreak="0">
     <w:nsid w:val="64880EC8"/>
     <w:multiLevelType w:val="hybridMultilevel"/>
     <w:tmpl w:val="0BECC98E"/>
@@ -12730,7 +12393,7 @@
       </w:pPr>
     </w:lvl>
   </w:abstractNum>
-  <w:abstractNum w:abstractNumId="27" w15:restartNumberingAfterBreak="0">
+  <w:abstractNum w:abstractNumId="28" w15:restartNumberingAfterBreak="0">
     <w:nsid w:val="67920818"/>
     <w:multiLevelType w:val="hybridMultilevel"/>
     <w:tmpl w:val="54F0102A"/>
@@ -12819,7 +12482,7 @@
       </w:pPr>
     </w:lvl>
   </w:abstractNum>
-  <w:abstractNum w:abstractNumId="28" w15:restartNumberingAfterBreak="0">
+  <w:abstractNum w:abstractNumId="29" w15:restartNumberingAfterBreak="0">
     <w:nsid w:val="683517A9"/>
     <w:multiLevelType w:val="multilevel"/>
     <w:tmpl w:val="D05E2A52"/>
@@ -12968,7 +12631,7 @@
       </w:rPr>
     </w:lvl>
   </w:abstractNum>
-  <w:abstractNum w:abstractNumId="29" w15:restartNumberingAfterBreak="0">
+  <w:abstractNum w:abstractNumId="30" w15:restartNumberingAfterBreak="0">
     <w:nsid w:val="6B5A2171"/>
     <w:multiLevelType w:val="multilevel"/>
     <w:tmpl w:val="4BA8F6A8"/>
@@ -13117,7 +12780,7 @@
       </w:rPr>
     </w:lvl>
   </w:abstractNum>
-  <w:abstractNum w:abstractNumId="30" w15:restartNumberingAfterBreak="0">
+  <w:abstractNum w:abstractNumId="31" w15:restartNumberingAfterBreak="0">
     <w:nsid w:val="6CD90AAA"/>
     <w:multiLevelType w:val="hybridMultilevel"/>
     <w:tmpl w:val="CB0867E8"/>
@@ -13206,7 +12869,7 @@
       </w:pPr>
     </w:lvl>
   </w:abstractNum>
-  <w:abstractNum w:abstractNumId="31" w15:restartNumberingAfterBreak="0">
+  <w:abstractNum w:abstractNumId="32" w15:restartNumberingAfterBreak="0">
     <w:nsid w:val="72044FAA"/>
     <w:multiLevelType w:val="multilevel"/>
     <w:tmpl w:val="F278844E"/>
@@ -13355,7 +13018,7 @@
       </w:rPr>
     </w:lvl>
   </w:abstractNum>
-  <w:abstractNum w:abstractNumId="32" w15:restartNumberingAfterBreak="0">
+  <w:abstractNum w:abstractNumId="33" w15:restartNumberingAfterBreak="0">
     <w:nsid w:val="72737038"/>
     <w:multiLevelType w:val="hybridMultilevel"/>
     <w:tmpl w:val="602C0772"/>
@@ -13444,7 +13107,7 @@
       </w:pPr>
     </w:lvl>
   </w:abstractNum>
-  <w:abstractNum w:abstractNumId="33" w15:restartNumberingAfterBreak="0">
+  <w:abstractNum w:abstractNumId="34" w15:restartNumberingAfterBreak="0">
     <w:nsid w:val="740C4441"/>
     <w:multiLevelType w:val="hybridMultilevel"/>
     <w:tmpl w:val="B19899F4"/>
@@ -13533,7 +13196,7 @@
       </w:pPr>
     </w:lvl>
   </w:abstractNum>
-  <w:abstractNum w:abstractNumId="34" w15:restartNumberingAfterBreak="0">
+  <w:abstractNum w:abstractNumId="35" w15:restartNumberingAfterBreak="0">
     <w:nsid w:val="74BE6604"/>
     <w:multiLevelType w:val="multilevel"/>
     <w:tmpl w:val="C5E69C6E"/>
@@ -13682,7 +13345,7 @@
       </w:rPr>
     </w:lvl>
   </w:abstractNum>
-  <w:abstractNum w:abstractNumId="35" w15:restartNumberingAfterBreak="0">
+  <w:abstractNum w:abstractNumId="36" w15:restartNumberingAfterBreak="0">
     <w:nsid w:val="75FC232B"/>
     <w:multiLevelType w:val="multilevel"/>
     <w:tmpl w:val="CE3A26CC"/>
@@ -13831,7 +13494,7 @@
       </w:rPr>
     </w:lvl>
   </w:abstractNum>
-  <w:abstractNum w:abstractNumId="36" w15:restartNumberingAfterBreak="0">
+  <w:abstractNum w:abstractNumId="37" w15:restartNumberingAfterBreak="0">
     <w:nsid w:val="76B67D00"/>
     <w:multiLevelType w:val="hybridMultilevel"/>
     <w:tmpl w:val="6ED44928"/>
@@ -13944,7 +13607,7 @@
       </w:rPr>
     </w:lvl>
   </w:abstractNum>
-  <w:abstractNum w:abstractNumId="37" w15:restartNumberingAfterBreak="0">
+  <w:abstractNum w:abstractNumId="38" w15:restartNumberingAfterBreak="0">
     <w:nsid w:val="78D26D21"/>
     <w:multiLevelType w:val="multilevel"/>
     <w:tmpl w:val="96141222"/>
@@ -14057,7 +13720,7 @@
       </w:pPr>
     </w:lvl>
   </w:abstractNum>
-  <w:abstractNum w:abstractNumId="38" w15:restartNumberingAfterBreak="0">
+  <w:abstractNum w:abstractNumId="39" w15:restartNumberingAfterBreak="0">
     <w:nsid w:val="7C941F6A"/>
     <w:multiLevelType w:val="hybridMultilevel"/>
     <w:tmpl w:val="C5144324"/>
@@ -14171,10 +13834,10 @@
     </w:lvl>
   </w:abstractNum>
   <w:num w:numId="1" w16cid:durableId="1786997795">
-    <w:abstractNumId w:val="28"/>
+    <w:abstractNumId w:val="29"/>
   </w:num>
   <w:num w:numId="2" w16cid:durableId="649095618">
-    <w:abstractNumId w:val="24"/>
+    <w:abstractNumId w:val="25"/>
   </w:num>
   <w:num w:numId="3" w16cid:durableId="1091312259">
     <w:abstractNumId w:val="2"/>
@@ -14186,7 +13849,7 @@
     <w:abstractNumId w:val="18"/>
   </w:num>
   <w:num w:numId="6" w16cid:durableId="393430431">
-    <w:abstractNumId w:val="30"/>
+    <w:abstractNumId w:val="31"/>
   </w:num>
   <w:num w:numId="7" w16cid:durableId="22755052">
     <w:abstractNumId w:val="7"/>
@@ -14207,10 +13870,10 @@
     <w:abstractNumId w:val="23"/>
   </w:num>
   <w:num w:numId="13" w16cid:durableId="109862485">
-    <w:abstractNumId w:val="26"/>
+    <w:abstractNumId w:val="27"/>
   </w:num>
   <w:num w:numId="14" w16cid:durableId="161700848">
-    <w:abstractNumId w:val="31"/>
+    <w:abstractNumId w:val="32"/>
   </w:num>
   <w:num w:numId="15" w16cid:durableId="2023049815">
     <w:abstractNumId w:val="10"/>
@@ -14219,16 +13882,16 @@
     <w:abstractNumId w:val="6"/>
   </w:num>
   <w:num w:numId="17" w16cid:durableId="1681085876">
-    <w:abstractNumId w:val="34"/>
+    <w:abstractNumId w:val="35"/>
   </w:num>
   <w:num w:numId="18" w16cid:durableId="1762793056">
-    <w:abstractNumId w:val="35"/>
+    <w:abstractNumId w:val="36"/>
   </w:num>
   <w:num w:numId="19" w16cid:durableId="1371563757">
-    <w:abstractNumId w:val="25"/>
+    <w:abstractNumId w:val="26"/>
   </w:num>
   <w:num w:numId="20" w16cid:durableId="458688707">
-    <w:abstractNumId w:val="29"/>
+    <w:abstractNumId w:val="30"/>
   </w:num>
   <w:num w:numId="21" w16cid:durableId="451746149">
     <w:abstractNumId w:val="11"/>
@@ -14237,7 +13900,7 @@
     <w:abstractNumId w:val="12"/>
   </w:num>
   <w:num w:numId="23" w16cid:durableId="2069645773">
-    <w:abstractNumId w:val="36"/>
+    <w:abstractNumId w:val="37"/>
   </w:num>
   <w:num w:numId="24" w16cid:durableId="1712999510">
     <w:abstractNumId w:val="17"/>
@@ -14264,10 +13927,10 @@
     <w:abstractNumId w:val="16"/>
   </w:num>
   <w:num w:numId="32" w16cid:durableId="738358516">
-    <w:abstractNumId w:val="27"/>
+    <w:abstractNumId w:val="28"/>
   </w:num>
   <w:num w:numId="33" w16cid:durableId="217666468">
-    <w:abstractNumId w:val="37"/>
+    <w:abstractNumId w:val="38"/>
   </w:num>
   <w:num w:numId="34" w16cid:durableId="526212279">
     <w:abstractNumId w:val="14"/>
@@ -14276,16 +13939,19 @@
     <w:abstractNumId w:val="8"/>
   </w:num>
   <w:num w:numId="36" w16cid:durableId="1751079524">
-    <w:abstractNumId w:val="38"/>
+    <w:abstractNumId w:val="39"/>
   </w:num>
   <w:num w:numId="37" w16cid:durableId="1398866741">
-    <w:abstractNumId w:val="32"/>
+    <w:abstractNumId w:val="33"/>
   </w:num>
   <w:num w:numId="38" w16cid:durableId="1266117631">
-    <w:abstractNumId w:val="33"/>
+    <w:abstractNumId w:val="34"/>
   </w:num>
   <w:num w:numId="39" w16cid:durableId="2127386567">
     <w:abstractNumId w:val="0"/>
+  </w:num>
+  <w:num w:numId="40" w16cid:durableId="1301351013">
+    <w:abstractNumId w:val="24"/>
   </w:num>
 </w:numbering>
 </file>
@@ -14891,7 +14557,6 @@
   <w:style w:type="character" w:default="1" w:styleId="DefaultParagraphFont">
     <w:name w:val="Default Paragraph Font"/>
     <w:uiPriority w:val="1"/>
-    <w:semiHidden/>
     <w:unhideWhenUsed/>
   </w:style>
   <w:style w:type="table" w:default="1" w:styleId="TableNormal">

--- a/UI_html_css_javascript/notes/Angular_6AM_2025.docx
+++ b/UI_html_css_javascript/notes/Angular_6AM_2025.docx
@@ -8429,6 +8429,13 @@
           <w:b/>
           <w:bCs/>
         </w:rPr>
+        <w:t xml:space="preserve">Component </w:t>
+      </w:r>
+      <w:r>
+        <w:rPr>
+          <w:b/>
+          <w:bCs/>
+        </w:rPr>
         <w:t>Life Cycle:</w:t>
       </w:r>
     </w:p>
@@ -8597,13 +8604,18 @@
     <w:p>
       <w:pPr>
         <w:spacing w:after="0" w:line="240" w:lineRule="auto"/>
-      </w:pPr>
-      <w:r>
+        <w:rPr>
+          <w:b/>
+          <w:bCs/>
+        </w:rPr>
+      </w:pPr>
+      <w:r>
+        <w:rPr>
+          <w:b/>
+          <w:bCs/>
+        </w:rPr>
         <w:lastRenderedPageBreak/>
-        <w:t>Component Lifecycle Hook in Angular</w:t>
-      </w:r>
-      <w:r>
-        <w:t>:</w:t>
+        <w:t>Component Lifecycle Hook in Angular:</w:t>
       </w:r>
     </w:p>
     <w:p>
@@ -8619,14 +8631,6 @@
         </w:rPr>
         <w:t>In angular each life cycle stage is linked with one interface for each stage. And that interface contains abstract method. If we have abstract method we must implement that method.</w:t>
       </w:r>
-    </w:p>
-    <w:p>
-      <w:pPr>
-        <w:spacing w:after="0" w:line="240" w:lineRule="auto"/>
-        <w:rPr>
-          <w:lang w:val="en-US"/>
-        </w:rPr>
-      </w:pPr>
     </w:p>
     <w:p>
       <w:pPr>
@@ -8709,16 +8713,749 @@
       <w:pPr>
         <w:spacing w:after="0" w:line="240" w:lineRule="auto"/>
         <w:rPr>
-          <w:lang w:val="en-US"/>
-        </w:rPr>
-      </w:pPr>
-    </w:p>
-    <w:p>
-      <w:pPr>
-        <w:spacing w:after="0" w:line="240" w:lineRule="auto"/>
-        <w:rPr>
-          <w:lang w:val="en-US"/>
-        </w:rPr>
+          <w:b/>
+          <w:bCs/>
+        </w:rPr>
+      </w:pPr>
+      <w:r>
+        <w:rPr>
+          <w:b/>
+          <w:bCs/>
+        </w:rPr>
+        <w:t>Angular - Data Binding</w:t>
+      </w:r>
+      <w:r>
+        <w:rPr>
+          <w:b/>
+          <w:bCs/>
+        </w:rPr>
+        <w:t>:</w:t>
+      </w:r>
+    </w:p>
+    <w:p>
+      <w:pPr>
+        <w:spacing w:after="0" w:line="240" w:lineRule="auto"/>
+      </w:pPr>
+      <w:r>
+        <w:rPr>
+          <w:b/>
+          <w:bCs/>
+        </w:rPr>
+        <w:t>Data Binding</w:t>
+      </w:r>
+      <w:r>
+        <w:t> is the process of connecting a target (such as a DOM element, property, or event) in a template to a model (data or behavior) in the component. </w:t>
+      </w:r>
+    </w:p>
+    <w:p>
+      <w:pPr>
+        <w:spacing w:after="0" w:line="240" w:lineRule="auto"/>
+      </w:pPr>
+    </w:p>
+    <w:p>
+      <w:pPr>
+        <w:spacing w:after="0" w:line="240" w:lineRule="auto"/>
+      </w:pPr>
+      <w:r>
+        <w:t>In </w:t>
+      </w:r>
+      <w:hyperlink r:id="rId60" w:tgtFrame="_blank" w:history="1">
+        <w:r>
+          <w:rPr>
+            <w:rStyle w:val="Hyperlink"/>
+          </w:rPr>
+          <w:t>Angular</w:t>
+        </w:r>
+      </w:hyperlink>
+      <w:r>
+        <w:t>, data binding is used to establish communication between component class to view template</w:t>
+      </w:r>
+      <w:r>
+        <w:t>(html)</w:t>
+      </w:r>
+      <w:r>
+        <w:t xml:space="preserve"> and view template to the component class.</w:t>
+      </w:r>
+    </w:p>
+    <w:p>
+      <w:pPr>
+        <w:spacing w:after="0" w:line="240" w:lineRule="auto"/>
+      </w:pPr>
+      <w:r>
+        <w:t>Types of Data Binding</w:t>
+      </w:r>
+    </w:p>
+    <w:p>
+      <w:pPr>
+        <w:spacing w:after="0" w:line="240" w:lineRule="auto"/>
+      </w:pPr>
+      <w:r>
+        <w:t>There are two types of Data Binding in Angular −</w:t>
+      </w:r>
+    </w:p>
+    <w:p>
+      <w:pPr>
+        <w:numPr>
+          <w:ilvl w:val="0"/>
+          <w:numId w:val="41"/>
+        </w:numPr>
+        <w:spacing w:after="0" w:line="240" w:lineRule="auto"/>
+      </w:pPr>
+      <w:hyperlink r:id="rId61" w:anchor="one-way-data-binding" w:history="1">
+        <w:r>
+          <w:rPr>
+            <w:rStyle w:val="Hyperlink"/>
+          </w:rPr>
+          <w:t>One-Way Data Binding</w:t>
+        </w:r>
+      </w:hyperlink>
+    </w:p>
+    <w:p>
+      <w:pPr>
+        <w:numPr>
+          <w:ilvl w:val="0"/>
+          <w:numId w:val="41"/>
+        </w:numPr>
+        <w:spacing w:after="0" w:line="240" w:lineRule="auto"/>
+      </w:pPr>
+      <w:hyperlink r:id="rId62" w:anchor="two-way-data-binding" w:history="1">
+        <w:r>
+          <w:rPr>
+            <w:rStyle w:val="Hyperlink"/>
+          </w:rPr>
+          <w:t>Two-Way Data Binding</w:t>
+        </w:r>
+      </w:hyperlink>
+    </w:p>
+    <w:p>
+      <w:pPr>
+        <w:spacing w:after="0" w:line="240" w:lineRule="auto"/>
+      </w:pPr>
+      <w:r>
+        <w:rPr>
+          <w:noProof/>
+        </w:rPr>
+        <w:drawing>
+          <wp:inline distT="0" distB="0" distL="0" distR="0" wp14:anchorId="53C08D1F" wp14:editId="760E1B03">
+            <wp:extent cx="4959350" cy="2729870"/>
+            <wp:effectExtent l="0" t="0" r="0" b="0"/>
+            <wp:docPr id="2031197642" name="Picture 1" descr="types of data binding in angular"/>
+            <wp:cNvGraphicFramePr>
+              <a:graphicFrameLocks xmlns:a="http://schemas.openxmlformats.org/drawingml/2006/main" noChangeAspect="1"/>
+            </wp:cNvGraphicFramePr>
+            <a:graphic xmlns:a="http://schemas.openxmlformats.org/drawingml/2006/main">
+              <a:graphicData uri="http://schemas.openxmlformats.org/drawingml/2006/picture">
+                <pic:pic xmlns:pic="http://schemas.openxmlformats.org/drawingml/2006/picture">
+                  <pic:nvPicPr>
+                    <pic:cNvPr id="0" name="Picture 1" descr="types of data binding in angular"/>
+                    <pic:cNvPicPr>
+                      <a:picLocks noChangeAspect="1" noChangeArrowheads="1"/>
+                    </pic:cNvPicPr>
+                  </pic:nvPicPr>
+                  <pic:blipFill>
+                    <a:blip r:embed="rId63">
+                      <a:extLst>
+                        <a:ext uri="{28A0092B-C50C-407E-A947-70E740481C1C}">
+                          <a14:useLocalDpi xmlns:a14="http://schemas.microsoft.com/office/drawing/2010/main" val="0"/>
+                        </a:ext>
+                      </a:extLst>
+                    </a:blip>
+                    <a:srcRect/>
+                    <a:stretch>
+                      <a:fillRect/>
+                    </a:stretch>
+                  </pic:blipFill>
+                  <pic:spPr bwMode="auto">
+                    <a:xfrm>
+                      <a:off x="0" y="0"/>
+                      <a:ext cx="4965381" cy="2733190"/>
+                    </a:xfrm>
+                    <a:prstGeom prst="rect">
+                      <a:avLst/>
+                    </a:prstGeom>
+                    <a:noFill/>
+                    <a:ln>
+                      <a:noFill/>
+                    </a:ln>
+                  </pic:spPr>
+                </pic:pic>
+              </a:graphicData>
+            </a:graphic>
+          </wp:inline>
+        </w:drawing>
+      </w:r>
+    </w:p>
+    <w:p>
+      <w:pPr>
+        <w:spacing w:after="0" w:line="240" w:lineRule="auto"/>
+      </w:pPr>
+    </w:p>
+    <w:p>
+      <w:pPr>
+        <w:spacing w:after="0" w:line="240" w:lineRule="auto"/>
+        <w:rPr>
+          <w:b/>
+          <w:bCs/>
+        </w:rPr>
+      </w:pPr>
+      <w:r>
+        <w:rPr>
+          <w:b/>
+          <w:bCs/>
+        </w:rPr>
+        <w:lastRenderedPageBreak/>
+        <w:t>One-Way Data Binding</w:t>
+      </w:r>
+      <w:r>
+        <w:rPr>
+          <w:b/>
+          <w:bCs/>
+        </w:rPr>
+        <w:t>:</w:t>
+      </w:r>
+    </w:p>
+    <w:p>
+      <w:pPr>
+        <w:spacing w:after="0" w:line="240" w:lineRule="auto"/>
+      </w:pPr>
+      <w:r>
+        <w:rPr>
+          <w:b/>
+          <w:bCs/>
+        </w:rPr>
+        <w:t>One-way data binding</w:t>
+      </w:r>
+      <w:r>
+        <w:t> is a one-directional interaction between a </w:t>
+      </w:r>
+      <w:hyperlink r:id="rId64" w:tgtFrame="_blank" w:history="1">
+        <w:r>
+          <w:rPr>
+            <w:rStyle w:val="Hyperlink"/>
+          </w:rPr>
+          <w:t>component</w:t>
+        </w:r>
+      </w:hyperlink>
+      <w:r>
+        <w:t> and its template. The data flows either from component to its corresponding template or template to the component. If you perform any changes in your component, then it will reflect in the HTML elements.</w:t>
+      </w:r>
+    </w:p>
+    <w:p>
+      <w:pPr>
+        <w:spacing w:after="0" w:line="240" w:lineRule="auto"/>
+      </w:pPr>
+    </w:p>
+    <w:p>
+      <w:pPr>
+        <w:spacing w:after="0" w:line="240" w:lineRule="auto"/>
+      </w:pPr>
+      <w:r>
+        <w:rPr>
+          <w:noProof/>
+        </w:rPr>
+        <w:drawing>
+          <wp:inline distT="0" distB="0" distL="0" distR="0" wp14:anchorId="34274031" wp14:editId="6CE65826">
+            <wp:extent cx="5568950" cy="2227367"/>
+            <wp:effectExtent l="0" t="0" r="0" b="1905"/>
+            <wp:docPr id="250959186" name="Picture 2" descr="one way data binding in angular"/>
+            <wp:cNvGraphicFramePr>
+              <a:graphicFrameLocks xmlns:a="http://schemas.openxmlformats.org/drawingml/2006/main" noChangeAspect="1"/>
+            </wp:cNvGraphicFramePr>
+            <a:graphic xmlns:a="http://schemas.openxmlformats.org/drawingml/2006/main">
+              <a:graphicData uri="http://schemas.openxmlformats.org/drawingml/2006/picture">
+                <pic:pic xmlns:pic="http://schemas.openxmlformats.org/drawingml/2006/picture">
+                  <pic:nvPicPr>
+                    <pic:cNvPr id="0" name="Picture 3" descr="one way data binding in angular"/>
+                    <pic:cNvPicPr>
+                      <a:picLocks noChangeAspect="1" noChangeArrowheads="1"/>
+                    </pic:cNvPicPr>
+                  </pic:nvPicPr>
+                  <pic:blipFill>
+                    <a:blip r:embed="rId65">
+                      <a:extLst>
+                        <a:ext uri="{28A0092B-C50C-407E-A947-70E740481C1C}">
+                          <a14:useLocalDpi xmlns:a14="http://schemas.microsoft.com/office/drawing/2010/main" val="0"/>
+                        </a:ext>
+                      </a:extLst>
+                    </a:blip>
+                    <a:srcRect/>
+                    <a:stretch>
+                      <a:fillRect/>
+                    </a:stretch>
+                  </pic:blipFill>
+                  <pic:spPr bwMode="auto">
+                    <a:xfrm>
+                      <a:off x="0" y="0"/>
+                      <a:ext cx="5578150" cy="2231047"/>
+                    </a:xfrm>
+                    <a:prstGeom prst="rect">
+                      <a:avLst/>
+                    </a:prstGeom>
+                    <a:noFill/>
+                    <a:ln>
+                      <a:noFill/>
+                    </a:ln>
+                  </pic:spPr>
+                </pic:pic>
+              </a:graphicData>
+            </a:graphic>
+          </wp:inline>
+        </w:drawing>
+      </w:r>
+    </w:p>
+    <w:p>
+      <w:pPr>
+        <w:spacing w:after="0" w:line="240" w:lineRule="auto"/>
+      </w:pPr>
+      <w:r>
+        <w:t>One-way data binding can be achieved through the following ways −</w:t>
+      </w:r>
+    </w:p>
+    <w:p>
+      <w:pPr>
+        <w:numPr>
+          <w:ilvl w:val="0"/>
+          <w:numId w:val="42"/>
+        </w:numPr>
+        <w:spacing w:after="0" w:line="240" w:lineRule="auto"/>
+      </w:pPr>
+      <w:hyperlink r:id="rId66" w:anchor="text-interpolation" w:history="1">
+        <w:r>
+          <w:rPr>
+            <w:rStyle w:val="Hyperlink"/>
+          </w:rPr>
+          <w:t>Text Interpolation</w:t>
+        </w:r>
+      </w:hyperlink>
+    </w:p>
+    <w:p>
+      <w:pPr>
+        <w:numPr>
+          <w:ilvl w:val="0"/>
+          <w:numId w:val="42"/>
+        </w:numPr>
+        <w:spacing w:after="0" w:line="240" w:lineRule="auto"/>
+      </w:pPr>
+      <w:hyperlink r:id="rId67" w:anchor="event-binding" w:history="1">
+        <w:r>
+          <w:rPr>
+            <w:rStyle w:val="Hyperlink"/>
+          </w:rPr>
+          <w:t>Event Binding</w:t>
+        </w:r>
+      </w:hyperlink>
+    </w:p>
+    <w:p>
+      <w:pPr>
+        <w:numPr>
+          <w:ilvl w:val="0"/>
+          <w:numId w:val="42"/>
+        </w:numPr>
+        <w:spacing w:after="0" w:line="240" w:lineRule="auto"/>
+      </w:pPr>
+      <w:hyperlink r:id="rId68" w:anchor="property-binding" w:history="1">
+        <w:r>
+          <w:rPr>
+            <w:rStyle w:val="Hyperlink"/>
+          </w:rPr>
+          <w:t>Property Binding</w:t>
+        </w:r>
+      </w:hyperlink>
+    </w:p>
+    <w:p>
+      <w:pPr>
+        <w:numPr>
+          <w:ilvl w:val="0"/>
+          <w:numId w:val="42"/>
+        </w:numPr>
+        <w:spacing w:after="0" w:line="240" w:lineRule="auto"/>
+      </w:pPr>
+      <w:hyperlink r:id="rId69" w:anchor="attribute-binding" w:history="1">
+        <w:r>
+          <w:rPr>
+            <w:rStyle w:val="Hyperlink"/>
+          </w:rPr>
+          <w:t>Attribute Binding</w:t>
+        </w:r>
+      </w:hyperlink>
+    </w:p>
+    <w:p>
+      <w:pPr>
+        <w:spacing w:after="0" w:line="240" w:lineRule="auto"/>
+      </w:pPr>
+    </w:p>
+    <w:p>
+      <w:pPr>
+        <w:spacing w:after="0" w:line="240" w:lineRule="auto"/>
+        <w:rPr>
+          <w:b/>
+          <w:bCs/>
+        </w:rPr>
+      </w:pPr>
+      <w:r>
+        <w:rPr>
+          <w:b/>
+          <w:bCs/>
+        </w:rPr>
+        <w:t>String Interpolation</w:t>
+      </w:r>
+      <w:r>
+        <w:rPr>
+          <w:b/>
+          <w:bCs/>
+        </w:rPr>
+        <w:t>:</w:t>
+      </w:r>
+    </w:p>
+    <w:p>
+      <w:pPr>
+        <w:spacing w:after="0" w:line="240" w:lineRule="auto"/>
+      </w:pPr>
+      <w:r>
+        <w:t>In general,</w:t>
+      </w:r>
+      <w:hyperlink r:id="rId70" w:tgtFrame="_blank" w:history="1">
+        <w:r>
+          <w:rPr>
+            <w:rStyle w:val="Hyperlink"/>
+          </w:rPr>
+          <w:t>Text Interpolation</w:t>
+        </w:r>
+      </w:hyperlink>
+      <w:r>
+        <w:t>is the process of formatting or manipulating strings. In Angular,itis used to display data from a component to a view. In this way of data binding, we use the curly braces </w:t>
+      </w:r>
+      <w:r>
+        <w:rPr>
+          <w:b/>
+          <w:bCs/>
+        </w:rPr>
+        <w:t>{{ }}</w:t>
+      </w:r>
+      <w:r>
+        <w:t>.</w:t>
+      </w:r>
+    </w:p>
+    <w:p>
+      <w:pPr>
+        <w:spacing w:after="0" w:line="240" w:lineRule="auto"/>
+      </w:pPr>
+    </w:p>
+    <w:tbl>
+      <w:tblPr>
+        <w:tblStyle w:val="TableGrid"/>
+        <w:tblW w:w="0" w:type="auto"/>
+        <w:tblLook w:val="04A0" w:firstRow="1" w:lastRow="0" w:firstColumn="1" w:lastColumn="0" w:noHBand="0" w:noVBand="1"/>
+      </w:tblPr>
+      <w:tblGrid>
+        <w:gridCol w:w="5228"/>
+        <w:gridCol w:w="5228"/>
+      </w:tblGrid>
+      <w:tr>
+        <w:tc>
+          <w:tcPr>
+            <w:tcW w:w="5228" w:type="dxa"/>
+          </w:tcPr>
+          <w:p>
+            <w:r>
+              <w:t>empName:string = 'Azad ';</w:t>
+            </w:r>
+          </w:p>
+        </w:tc>
+        <w:tc>
+          <w:tcPr>
+            <w:tcW w:w="5228" w:type="dxa"/>
+          </w:tcPr>
+          <w:p>
+            <w:r>
+              <w:t>Name:</w:t>
+            </w:r>
+            <w:r>
+              <w:rPr>
+                <w:b/>
+                <w:bCs/>
+              </w:rPr>
+              <w:t xml:space="preserve"> {{</w:t>
+            </w:r>
+            <w:r>
+              <w:t>empName</w:t>
+            </w:r>
+            <w:r>
+              <w:rPr>
+                <w:b/>
+                <w:bCs/>
+              </w:rPr>
+              <w:t xml:space="preserve">}} </w:t>
+            </w:r>
+          </w:p>
+        </w:tc>
+      </w:tr>
+    </w:tbl>
+    <w:p>
+      <w:pPr>
+        <w:spacing w:after="0" w:line="240" w:lineRule="auto"/>
+      </w:pPr>
+      <w:r>
+        <w:t>Displays component data in the template using double curly braces {{ }}</w:t>
+      </w:r>
+    </w:p>
+    <w:p>
+      <w:pPr>
+        <w:spacing w:after="0" w:line="240" w:lineRule="auto"/>
+      </w:pPr>
+    </w:p>
+    <w:tbl>
+      <w:tblPr>
+        <w:tblStyle w:val="TableGrid"/>
+        <w:tblW w:w="0" w:type="auto"/>
+        <w:tblLook w:val="04A0" w:firstRow="1" w:lastRow="0" w:firstColumn="1" w:lastColumn="0" w:noHBand="0" w:noVBand="1"/>
+      </w:tblPr>
+      <w:tblGrid>
+        <w:gridCol w:w="10456"/>
+      </w:tblGrid>
+      <w:tr>
+        <w:tc>
+          <w:tcPr>
+            <w:tcW w:w="10456" w:type="dxa"/>
+          </w:tcPr>
+          <w:p>
+            <w:r>
+              <w:rPr>
+                <w:i/>
+                <w:iCs/>
+              </w:rPr>
+              <w:t>&lt;!-- template.html --&gt;</w:t>
+            </w:r>
+          </w:p>
+          <w:p>
+            <w:r>
+              <w:t>&lt;h1&gt;{{ title }}&lt;/h1&gt;</w:t>
+            </w:r>
+          </w:p>
+          <w:p>
+            <w:r>
+              <w:t>&lt;p&gt;User: {{ currentUser.name }}&lt;/p&gt;</w:t>
+            </w:r>
+          </w:p>
+          <w:p>
+            <w:r>
+              <w:t>&lt;p&gt;Age: {{ currentUser.age }}&lt;/p&gt;</w:t>
+            </w:r>
+          </w:p>
+          <w:p>
+            <w:r>
+              <w:t>&lt;p&gt;{{ getGreeting() }}&lt;/p&gt;</w:t>
+            </w:r>
+          </w:p>
+          <w:p>
+            <w:r>
+              <w:t>&lt;p&gt;Calculation: {{ 5 + 3 }}&lt;/p&gt;</w:t>
+            </w:r>
+          </w:p>
+        </w:tc>
+      </w:tr>
+    </w:tbl>
+    <w:p>
+      <w:pPr>
+        <w:spacing w:after="0" w:line="240" w:lineRule="auto"/>
+      </w:pPr>
+    </w:p>
+    <w:p>
+      <w:pPr>
+        <w:spacing w:after="0" w:line="240" w:lineRule="auto"/>
+        <w:rPr>
+          <w:b/>
+          <w:bCs/>
+        </w:rPr>
+      </w:pPr>
+      <w:r>
+        <w:rPr>
+          <w:b/>
+          <w:bCs/>
+        </w:rPr>
+        <w:t>Event Binding</w:t>
+      </w:r>
+      <w:r>
+        <w:rPr>
+          <w:b/>
+          <w:bCs/>
+        </w:rPr>
+        <w:t>:</w:t>
+      </w:r>
+    </w:p>
+    <w:p>
+      <w:pPr>
+        <w:spacing w:after="0" w:line="240" w:lineRule="auto"/>
+      </w:pPr>
+      <w:r>
+        <w:t>It is used to achieve one-way data binding where data flows from the view template to the component class. Here, we use the parentheses </w:t>
+      </w:r>
+      <w:r>
+        <w:rPr>
+          <w:b/>
+          <w:bCs/>
+        </w:rPr>
+        <w:t>( )</w:t>
+      </w:r>
+      <w:r>
+        <w:t>.</w:t>
+      </w:r>
+    </w:p>
+    <w:p>
+      <w:pPr>
+        <w:spacing w:after="0" w:line="240" w:lineRule="auto"/>
+      </w:pPr>
+    </w:p>
+    <w:p>
+      <w:pPr>
+        <w:spacing w:after="0" w:line="240" w:lineRule="auto"/>
+      </w:pPr>
+      <w:r>
+        <w:t>Events are actions like a mouse click, double click, hover or any other keyboard and mouse actions. If a user interacts with an application and performs some actions, then an event will be raised.</w:t>
+      </w:r>
+    </w:p>
+    <w:tbl>
+      <w:tblPr>
+        <w:tblStyle w:val="TableGrid"/>
+        <w:tblW w:w="0" w:type="auto"/>
+        <w:tblLook w:val="04A0" w:firstRow="1" w:lastRow="0" w:firstColumn="1" w:lastColumn="0" w:noHBand="0" w:noVBand="1"/>
+      </w:tblPr>
+      <w:tblGrid>
+        <w:gridCol w:w="5228"/>
+        <w:gridCol w:w="5228"/>
+      </w:tblGrid>
+      <w:tr>
+        <w:tc>
+          <w:tcPr>
+            <w:tcW w:w="5228" w:type="dxa"/>
+          </w:tcPr>
+          <w:p>
+            <w:r>
+              <w:t>calculate(){</w:t>
+            </w:r>
+          </w:p>
+          <w:p>
+            <w:r>
+              <w:t>    alert(`This is calculate() method...!`);</w:t>
+            </w:r>
+          </w:p>
+          <w:p>
+            <w:r>
+              <w:t>  }</w:t>
+            </w:r>
+          </w:p>
+        </w:tc>
+        <w:tc>
+          <w:tcPr>
+            <w:tcW w:w="5228" w:type="dxa"/>
+          </w:tcPr>
+          <w:p>
+            <w:r>
+              <w:t>&lt;button (mouseover)="calculate()"&gt; OK&lt;/button&gt;</w:t>
+            </w:r>
+          </w:p>
+          <w:p/>
+        </w:tc>
+      </w:tr>
+    </w:tbl>
+    <w:p>
+      <w:pPr>
+        <w:spacing w:after="0" w:line="240" w:lineRule="auto"/>
+      </w:pPr>
+    </w:p>
+    <w:p>
+      <w:pPr>
+        <w:spacing w:after="0" w:line="240" w:lineRule="auto"/>
+      </w:pPr>
+    </w:p>
+    <w:p>
+      <w:pPr>
+        <w:spacing w:after="0" w:line="240" w:lineRule="auto"/>
+      </w:pPr>
+    </w:p>
+    <w:p>
+      <w:pPr>
+        <w:spacing w:after="0" w:line="240" w:lineRule="auto"/>
+      </w:pPr>
+    </w:p>
+    <w:p>
+      <w:pPr>
+        <w:spacing w:after="0" w:line="240" w:lineRule="auto"/>
+      </w:pPr>
+    </w:p>
+    <w:p>
+      <w:pPr>
+        <w:spacing w:after="0" w:line="240" w:lineRule="auto"/>
+      </w:pPr>
+    </w:p>
+    <w:p>
+      <w:pPr>
+        <w:spacing w:after="0" w:line="240" w:lineRule="auto"/>
+      </w:pPr>
+    </w:p>
+    <w:p>
+      <w:pPr>
+        <w:spacing w:after="0" w:line="240" w:lineRule="auto"/>
+      </w:pPr>
+    </w:p>
+    <w:p>
+      <w:pPr>
+        <w:spacing w:after="0" w:line="240" w:lineRule="auto"/>
+      </w:pPr>
+    </w:p>
+    <w:p>
+      <w:pPr>
+        <w:spacing w:after="0" w:line="240" w:lineRule="auto"/>
+      </w:pPr>
+    </w:p>
+    <w:p>
+      <w:pPr>
+        <w:spacing w:after="0" w:line="240" w:lineRule="auto"/>
+      </w:pPr>
+    </w:p>
+    <w:p>
+      <w:pPr>
+        <w:spacing w:after="0" w:line="240" w:lineRule="auto"/>
+      </w:pPr>
+    </w:p>
+    <w:p>
+      <w:pPr>
+        <w:spacing w:after="0" w:line="240" w:lineRule="auto"/>
+      </w:pPr>
+    </w:p>
+    <w:p>
+      <w:pPr>
+        <w:spacing w:after="0" w:line="240" w:lineRule="auto"/>
+      </w:pPr>
+    </w:p>
+    <w:p>
+      <w:pPr>
+        <w:spacing w:after="0" w:line="240" w:lineRule="auto"/>
+      </w:pPr>
+    </w:p>
+    <w:p>
+      <w:pPr>
+        <w:spacing w:after="0" w:line="240" w:lineRule="auto"/>
+      </w:pPr>
+    </w:p>
+    <w:p>
+      <w:pPr>
+        <w:spacing w:after="0" w:line="240" w:lineRule="auto"/>
+      </w:pPr>
+    </w:p>
+    <w:p>
+      <w:pPr>
+        <w:spacing w:after="0" w:line="240" w:lineRule="auto"/>
+      </w:pPr>
+    </w:p>
+    <w:p>
+      <w:pPr>
+        <w:spacing w:after="0" w:line="240" w:lineRule="auto"/>
+      </w:pPr>
+    </w:p>
+    <w:p>
+      <w:pPr>
+        <w:spacing w:after="0" w:line="240" w:lineRule="auto"/>
       </w:pPr>
     </w:p>
     <w:p>
@@ -12216,6 +12953,155 @@
     </w:lvl>
   </w:abstractNum>
   <w:abstractNum w:abstractNumId="26" w15:restartNumberingAfterBreak="0">
+    <w:nsid w:val="5E4E2568"/>
+    <w:multiLevelType w:val="multilevel"/>
+    <w:tmpl w:val="64DE14A8"/>
+    <w:lvl w:ilvl="0">
+      <w:start w:val="1"/>
+      <w:numFmt w:val="bullet"/>
+      <w:lvlText w:val=""/>
+      <w:lvlJc w:val="left"/>
+      <w:pPr>
+        <w:tabs>
+          <w:tab w:val="num" w:pos="720"/>
+        </w:tabs>
+        <w:ind w:left="720" w:hanging="360"/>
+      </w:pPr>
+      <w:rPr>
+        <w:rFonts w:ascii="Symbol" w:hAnsi="Symbol" w:hint="default"/>
+        <w:sz w:val="20"/>
+      </w:rPr>
+    </w:lvl>
+    <w:lvl w:ilvl="1" w:tentative="1">
+      <w:start w:val="1"/>
+      <w:numFmt w:val="bullet"/>
+      <w:lvlText w:val="o"/>
+      <w:lvlJc w:val="left"/>
+      <w:pPr>
+        <w:tabs>
+          <w:tab w:val="num" w:pos="1440"/>
+        </w:tabs>
+        <w:ind w:left="1440" w:hanging="360"/>
+      </w:pPr>
+      <w:rPr>
+        <w:rFonts w:ascii="Courier New" w:hAnsi="Courier New" w:hint="default"/>
+        <w:sz w:val="20"/>
+      </w:rPr>
+    </w:lvl>
+    <w:lvl w:ilvl="2" w:tentative="1">
+      <w:start w:val="1"/>
+      <w:numFmt w:val="bullet"/>
+      <w:lvlText w:val=""/>
+      <w:lvlJc w:val="left"/>
+      <w:pPr>
+        <w:tabs>
+          <w:tab w:val="num" w:pos="2160"/>
+        </w:tabs>
+        <w:ind w:left="2160" w:hanging="360"/>
+      </w:pPr>
+      <w:rPr>
+        <w:rFonts w:ascii="Wingdings" w:hAnsi="Wingdings" w:hint="default"/>
+        <w:sz w:val="20"/>
+      </w:rPr>
+    </w:lvl>
+    <w:lvl w:ilvl="3" w:tentative="1">
+      <w:start w:val="1"/>
+      <w:numFmt w:val="bullet"/>
+      <w:lvlText w:val=""/>
+      <w:lvlJc w:val="left"/>
+      <w:pPr>
+        <w:tabs>
+          <w:tab w:val="num" w:pos="2880"/>
+        </w:tabs>
+        <w:ind w:left="2880" w:hanging="360"/>
+      </w:pPr>
+      <w:rPr>
+        <w:rFonts w:ascii="Wingdings" w:hAnsi="Wingdings" w:hint="default"/>
+        <w:sz w:val="20"/>
+      </w:rPr>
+    </w:lvl>
+    <w:lvl w:ilvl="4" w:tentative="1">
+      <w:start w:val="1"/>
+      <w:numFmt w:val="bullet"/>
+      <w:lvlText w:val=""/>
+      <w:lvlJc w:val="left"/>
+      <w:pPr>
+        <w:tabs>
+          <w:tab w:val="num" w:pos="3600"/>
+        </w:tabs>
+        <w:ind w:left="3600" w:hanging="360"/>
+      </w:pPr>
+      <w:rPr>
+        <w:rFonts w:ascii="Wingdings" w:hAnsi="Wingdings" w:hint="default"/>
+        <w:sz w:val="20"/>
+      </w:rPr>
+    </w:lvl>
+    <w:lvl w:ilvl="5" w:tentative="1">
+      <w:start w:val="1"/>
+      <w:numFmt w:val="bullet"/>
+      <w:lvlText w:val=""/>
+      <w:lvlJc w:val="left"/>
+      <w:pPr>
+        <w:tabs>
+          <w:tab w:val="num" w:pos="4320"/>
+        </w:tabs>
+        <w:ind w:left="4320" w:hanging="360"/>
+      </w:pPr>
+      <w:rPr>
+        <w:rFonts w:ascii="Wingdings" w:hAnsi="Wingdings" w:hint="default"/>
+        <w:sz w:val="20"/>
+      </w:rPr>
+    </w:lvl>
+    <w:lvl w:ilvl="6" w:tentative="1">
+      <w:start w:val="1"/>
+      <w:numFmt w:val="bullet"/>
+      <w:lvlText w:val=""/>
+      <w:lvlJc w:val="left"/>
+      <w:pPr>
+        <w:tabs>
+          <w:tab w:val="num" w:pos="5040"/>
+        </w:tabs>
+        <w:ind w:left="5040" w:hanging="360"/>
+      </w:pPr>
+      <w:rPr>
+        <w:rFonts w:ascii="Wingdings" w:hAnsi="Wingdings" w:hint="default"/>
+        <w:sz w:val="20"/>
+      </w:rPr>
+    </w:lvl>
+    <w:lvl w:ilvl="7" w:tentative="1">
+      <w:start w:val="1"/>
+      <w:numFmt w:val="bullet"/>
+      <w:lvlText w:val=""/>
+      <w:lvlJc w:val="left"/>
+      <w:pPr>
+        <w:tabs>
+          <w:tab w:val="num" w:pos="5760"/>
+        </w:tabs>
+        <w:ind w:left="5760" w:hanging="360"/>
+      </w:pPr>
+      <w:rPr>
+        <w:rFonts w:ascii="Wingdings" w:hAnsi="Wingdings" w:hint="default"/>
+        <w:sz w:val="20"/>
+      </w:rPr>
+    </w:lvl>
+    <w:lvl w:ilvl="8" w:tentative="1">
+      <w:start w:val="1"/>
+      <w:numFmt w:val="bullet"/>
+      <w:lvlText w:val=""/>
+      <w:lvlJc w:val="left"/>
+      <w:pPr>
+        <w:tabs>
+          <w:tab w:val="num" w:pos="6480"/>
+        </w:tabs>
+        <w:ind w:left="6480" w:hanging="360"/>
+      </w:pPr>
+      <w:rPr>
+        <w:rFonts w:ascii="Wingdings" w:hAnsi="Wingdings" w:hint="default"/>
+        <w:sz w:val="20"/>
+      </w:rPr>
+    </w:lvl>
+  </w:abstractNum>
+  <w:abstractNum w:abstractNumId="27" w15:restartNumberingAfterBreak="0">
     <w:nsid w:val="5F045E9B"/>
     <w:multiLevelType w:val="hybridMultilevel"/>
     <w:tmpl w:val="0910E5BA"/>
@@ -12304,7 +13190,7 @@
       </w:pPr>
     </w:lvl>
   </w:abstractNum>
-  <w:abstractNum w:abstractNumId="27" w15:restartNumberingAfterBreak="0">
+  <w:abstractNum w:abstractNumId="28" w15:restartNumberingAfterBreak="0">
     <w:nsid w:val="64880EC8"/>
     <w:multiLevelType w:val="hybridMultilevel"/>
     <w:tmpl w:val="0BECC98E"/>
@@ -12393,7 +13279,7 @@
       </w:pPr>
     </w:lvl>
   </w:abstractNum>
-  <w:abstractNum w:abstractNumId="28" w15:restartNumberingAfterBreak="0">
+  <w:abstractNum w:abstractNumId="29" w15:restartNumberingAfterBreak="0">
     <w:nsid w:val="67920818"/>
     <w:multiLevelType w:val="hybridMultilevel"/>
     <w:tmpl w:val="54F0102A"/>
@@ -12482,7 +13368,7 @@
       </w:pPr>
     </w:lvl>
   </w:abstractNum>
-  <w:abstractNum w:abstractNumId="29" w15:restartNumberingAfterBreak="0">
+  <w:abstractNum w:abstractNumId="30" w15:restartNumberingAfterBreak="0">
     <w:nsid w:val="683517A9"/>
     <w:multiLevelType w:val="multilevel"/>
     <w:tmpl w:val="D05E2A52"/>
@@ -12631,7 +13517,7 @@
       </w:rPr>
     </w:lvl>
   </w:abstractNum>
-  <w:abstractNum w:abstractNumId="30" w15:restartNumberingAfterBreak="0">
+  <w:abstractNum w:abstractNumId="31" w15:restartNumberingAfterBreak="0">
     <w:nsid w:val="6B5A2171"/>
     <w:multiLevelType w:val="multilevel"/>
     <w:tmpl w:val="4BA8F6A8"/>
@@ -12780,7 +13666,7 @@
       </w:rPr>
     </w:lvl>
   </w:abstractNum>
-  <w:abstractNum w:abstractNumId="31" w15:restartNumberingAfterBreak="0">
+  <w:abstractNum w:abstractNumId="32" w15:restartNumberingAfterBreak="0">
     <w:nsid w:val="6CD90AAA"/>
     <w:multiLevelType w:val="hybridMultilevel"/>
     <w:tmpl w:val="CB0867E8"/>
@@ -12869,7 +13755,7 @@
       </w:pPr>
     </w:lvl>
   </w:abstractNum>
-  <w:abstractNum w:abstractNumId="32" w15:restartNumberingAfterBreak="0">
+  <w:abstractNum w:abstractNumId="33" w15:restartNumberingAfterBreak="0">
     <w:nsid w:val="72044FAA"/>
     <w:multiLevelType w:val="multilevel"/>
     <w:tmpl w:val="F278844E"/>
@@ -13018,7 +13904,7 @@
       </w:rPr>
     </w:lvl>
   </w:abstractNum>
-  <w:abstractNum w:abstractNumId="33" w15:restartNumberingAfterBreak="0">
+  <w:abstractNum w:abstractNumId="34" w15:restartNumberingAfterBreak="0">
     <w:nsid w:val="72737038"/>
     <w:multiLevelType w:val="hybridMultilevel"/>
     <w:tmpl w:val="602C0772"/>
@@ -13107,7 +13993,156 @@
       </w:pPr>
     </w:lvl>
   </w:abstractNum>
-  <w:abstractNum w:abstractNumId="34" w15:restartNumberingAfterBreak="0">
+  <w:abstractNum w:abstractNumId="35" w15:restartNumberingAfterBreak="0">
+    <w:nsid w:val="73ED2483"/>
+    <w:multiLevelType w:val="multilevel"/>
+    <w:tmpl w:val="FD1480C8"/>
+    <w:lvl w:ilvl="0">
+      <w:start w:val="1"/>
+      <w:numFmt w:val="bullet"/>
+      <w:lvlText w:val=""/>
+      <w:lvlJc w:val="left"/>
+      <w:pPr>
+        <w:tabs>
+          <w:tab w:val="num" w:pos="720"/>
+        </w:tabs>
+        <w:ind w:left="720" w:hanging="360"/>
+      </w:pPr>
+      <w:rPr>
+        <w:rFonts w:ascii="Symbol" w:hAnsi="Symbol" w:hint="default"/>
+        <w:sz w:val="20"/>
+      </w:rPr>
+    </w:lvl>
+    <w:lvl w:ilvl="1" w:tentative="1">
+      <w:start w:val="1"/>
+      <w:numFmt w:val="bullet"/>
+      <w:lvlText w:val="o"/>
+      <w:lvlJc w:val="left"/>
+      <w:pPr>
+        <w:tabs>
+          <w:tab w:val="num" w:pos="1440"/>
+        </w:tabs>
+        <w:ind w:left="1440" w:hanging="360"/>
+      </w:pPr>
+      <w:rPr>
+        <w:rFonts w:ascii="Courier New" w:hAnsi="Courier New" w:hint="default"/>
+        <w:sz w:val="20"/>
+      </w:rPr>
+    </w:lvl>
+    <w:lvl w:ilvl="2" w:tentative="1">
+      <w:start w:val="1"/>
+      <w:numFmt w:val="bullet"/>
+      <w:lvlText w:val=""/>
+      <w:lvlJc w:val="left"/>
+      <w:pPr>
+        <w:tabs>
+          <w:tab w:val="num" w:pos="2160"/>
+        </w:tabs>
+        <w:ind w:left="2160" w:hanging="360"/>
+      </w:pPr>
+      <w:rPr>
+        <w:rFonts w:ascii="Wingdings" w:hAnsi="Wingdings" w:hint="default"/>
+        <w:sz w:val="20"/>
+      </w:rPr>
+    </w:lvl>
+    <w:lvl w:ilvl="3" w:tentative="1">
+      <w:start w:val="1"/>
+      <w:numFmt w:val="bullet"/>
+      <w:lvlText w:val=""/>
+      <w:lvlJc w:val="left"/>
+      <w:pPr>
+        <w:tabs>
+          <w:tab w:val="num" w:pos="2880"/>
+        </w:tabs>
+        <w:ind w:left="2880" w:hanging="360"/>
+      </w:pPr>
+      <w:rPr>
+        <w:rFonts w:ascii="Wingdings" w:hAnsi="Wingdings" w:hint="default"/>
+        <w:sz w:val="20"/>
+      </w:rPr>
+    </w:lvl>
+    <w:lvl w:ilvl="4" w:tentative="1">
+      <w:start w:val="1"/>
+      <w:numFmt w:val="bullet"/>
+      <w:lvlText w:val=""/>
+      <w:lvlJc w:val="left"/>
+      <w:pPr>
+        <w:tabs>
+          <w:tab w:val="num" w:pos="3600"/>
+        </w:tabs>
+        <w:ind w:left="3600" w:hanging="360"/>
+      </w:pPr>
+      <w:rPr>
+        <w:rFonts w:ascii="Wingdings" w:hAnsi="Wingdings" w:hint="default"/>
+        <w:sz w:val="20"/>
+      </w:rPr>
+    </w:lvl>
+    <w:lvl w:ilvl="5" w:tentative="1">
+      <w:start w:val="1"/>
+      <w:numFmt w:val="bullet"/>
+      <w:lvlText w:val=""/>
+      <w:lvlJc w:val="left"/>
+      <w:pPr>
+        <w:tabs>
+          <w:tab w:val="num" w:pos="4320"/>
+        </w:tabs>
+        <w:ind w:left="4320" w:hanging="360"/>
+      </w:pPr>
+      <w:rPr>
+        <w:rFonts w:ascii="Wingdings" w:hAnsi="Wingdings" w:hint="default"/>
+        <w:sz w:val="20"/>
+      </w:rPr>
+    </w:lvl>
+    <w:lvl w:ilvl="6" w:tentative="1">
+      <w:start w:val="1"/>
+      <w:numFmt w:val="bullet"/>
+      <w:lvlText w:val=""/>
+      <w:lvlJc w:val="left"/>
+      <w:pPr>
+        <w:tabs>
+          <w:tab w:val="num" w:pos="5040"/>
+        </w:tabs>
+        <w:ind w:left="5040" w:hanging="360"/>
+      </w:pPr>
+      <w:rPr>
+        <w:rFonts w:ascii="Wingdings" w:hAnsi="Wingdings" w:hint="default"/>
+        <w:sz w:val="20"/>
+      </w:rPr>
+    </w:lvl>
+    <w:lvl w:ilvl="7" w:tentative="1">
+      <w:start w:val="1"/>
+      <w:numFmt w:val="bullet"/>
+      <w:lvlText w:val=""/>
+      <w:lvlJc w:val="left"/>
+      <w:pPr>
+        <w:tabs>
+          <w:tab w:val="num" w:pos="5760"/>
+        </w:tabs>
+        <w:ind w:left="5760" w:hanging="360"/>
+      </w:pPr>
+      <w:rPr>
+        <w:rFonts w:ascii="Wingdings" w:hAnsi="Wingdings" w:hint="default"/>
+        <w:sz w:val="20"/>
+      </w:rPr>
+    </w:lvl>
+    <w:lvl w:ilvl="8" w:tentative="1">
+      <w:start w:val="1"/>
+      <w:numFmt w:val="bullet"/>
+      <w:lvlText w:val=""/>
+      <w:lvlJc w:val="left"/>
+      <w:pPr>
+        <w:tabs>
+          <w:tab w:val="num" w:pos="6480"/>
+        </w:tabs>
+        <w:ind w:left="6480" w:hanging="360"/>
+      </w:pPr>
+      <w:rPr>
+        <w:rFonts w:ascii="Wingdings" w:hAnsi="Wingdings" w:hint="default"/>
+        <w:sz w:val="20"/>
+      </w:rPr>
+    </w:lvl>
+  </w:abstractNum>
+  <w:abstractNum w:abstractNumId="36" w15:restartNumberingAfterBreak="0">
     <w:nsid w:val="740C4441"/>
     <w:multiLevelType w:val="hybridMultilevel"/>
     <w:tmpl w:val="B19899F4"/>
@@ -13196,7 +14231,7 @@
       </w:pPr>
     </w:lvl>
   </w:abstractNum>
-  <w:abstractNum w:abstractNumId="35" w15:restartNumberingAfterBreak="0">
+  <w:abstractNum w:abstractNumId="37" w15:restartNumberingAfterBreak="0">
     <w:nsid w:val="74BE6604"/>
     <w:multiLevelType w:val="multilevel"/>
     <w:tmpl w:val="C5E69C6E"/>
@@ -13345,7 +14380,7 @@
       </w:rPr>
     </w:lvl>
   </w:abstractNum>
-  <w:abstractNum w:abstractNumId="36" w15:restartNumberingAfterBreak="0">
+  <w:abstractNum w:abstractNumId="38" w15:restartNumberingAfterBreak="0">
     <w:nsid w:val="75FC232B"/>
     <w:multiLevelType w:val="multilevel"/>
     <w:tmpl w:val="CE3A26CC"/>
@@ -13494,7 +14529,7 @@
       </w:rPr>
     </w:lvl>
   </w:abstractNum>
-  <w:abstractNum w:abstractNumId="37" w15:restartNumberingAfterBreak="0">
+  <w:abstractNum w:abstractNumId="39" w15:restartNumberingAfterBreak="0">
     <w:nsid w:val="76B67D00"/>
     <w:multiLevelType w:val="hybridMultilevel"/>
     <w:tmpl w:val="6ED44928"/>
@@ -13607,7 +14642,7 @@
       </w:rPr>
     </w:lvl>
   </w:abstractNum>
-  <w:abstractNum w:abstractNumId="38" w15:restartNumberingAfterBreak="0">
+  <w:abstractNum w:abstractNumId="40" w15:restartNumberingAfterBreak="0">
     <w:nsid w:val="78D26D21"/>
     <w:multiLevelType w:val="multilevel"/>
     <w:tmpl w:val="96141222"/>
@@ -13720,7 +14755,7 @@
       </w:pPr>
     </w:lvl>
   </w:abstractNum>
-  <w:abstractNum w:abstractNumId="39" w15:restartNumberingAfterBreak="0">
+  <w:abstractNum w:abstractNumId="41" w15:restartNumberingAfterBreak="0">
     <w:nsid w:val="7C941F6A"/>
     <w:multiLevelType w:val="hybridMultilevel"/>
     <w:tmpl w:val="C5144324"/>
@@ -13834,7 +14869,7 @@
     </w:lvl>
   </w:abstractNum>
   <w:num w:numId="1" w16cid:durableId="1786997795">
-    <w:abstractNumId w:val="29"/>
+    <w:abstractNumId w:val="30"/>
   </w:num>
   <w:num w:numId="2" w16cid:durableId="649095618">
     <w:abstractNumId w:val="25"/>
@@ -13849,7 +14884,7 @@
     <w:abstractNumId w:val="18"/>
   </w:num>
   <w:num w:numId="6" w16cid:durableId="393430431">
-    <w:abstractNumId w:val="31"/>
+    <w:abstractNumId w:val="32"/>
   </w:num>
   <w:num w:numId="7" w16cid:durableId="22755052">
     <w:abstractNumId w:val="7"/>
@@ -13870,10 +14905,10 @@
     <w:abstractNumId w:val="23"/>
   </w:num>
   <w:num w:numId="13" w16cid:durableId="109862485">
-    <w:abstractNumId w:val="27"/>
+    <w:abstractNumId w:val="28"/>
   </w:num>
   <w:num w:numId="14" w16cid:durableId="161700848">
-    <w:abstractNumId w:val="32"/>
+    <w:abstractNumId w:val="33"/>
   </w:num>
   <w:num w:numId="15" w16cid:durableId="2023049815">
     <w:abstractNumId w:val="10"/>
@@ -13882,16 +14917,16 @@
     <w:abstractNumId w:val="6"/>
   </w:num>
   <w:num w:numId="17" w16cid:durableId="1681085876">
-    <w:abstractNumId w:val="35"/>
+    <w:abstractNumId w:val="37"/>
   </w:num>
   <w:num w:numId="18" w16cid:durableId="1762793056">
-    <w:abstractNumId w:val="36"/>
+    <w:abstractNumId w:val="38"/>
   </w:num>
   <w:num w:numId="19" w16cid:durableId="1371563757">
-    <w:abstractNumId w:val="26"/>
+    <w:abstractNumId w:val="27"/>
   </w:num>
   <w:num w:numId="20" w16cid:durableId="458688707">
-    <w:abstractNumId w:val="30"/>
+    <w:abstractNumId w:val="31"/>
   </w:num>
   <w:num w:numId="21" w16cid:durableId="451746149">
     <w:abstractNumId w:val="11"/>
@@ -13900,7 +14935,7 @@
     <w:abstractNumId w:val="12"/>
   </w:num>
   <w:num w:numId="23" w16cid:durableId="2069645773">
-    <w:abstractNumId w:val="37"/>
+    <w:abstractNumId w:val="39"/>
   </w:num>
   <w:num w:numId="24" w16cid:durableId="1712999510">
     <w:abstractNumId w:val="17"/>
@@ -13927,10 +14962,10 @@
     <w:abstractNumId w:val="16"/>
   </w:num>
   <w:num w:numId="32" w16cid:durableId="738358516">
-    <w:abstractNumId w:val="28"/>
+    <w:abstractNumId w:val="29"/>
   </w:num>
   <w:num w:numId="33" w16cid:durableId="217666468">
-    <w:abstractNumId w:val="38"/>
+    <w:abstractNumId w:val="40"/>
   </w:num>
   <w:num w:numId="34" w16cid:durableId="526212279">
     <w:abstractNumId w:val="14"/>
@@ -13939,19 +14974,25 @@
     <w:abstractNumId w:val="8"/>
   </w:num>
   <w:num w:numId="36" w16cid:durableId="1751079524">
-    <w:abstractNumId w:val="39"/>
+    <w:abstractNumId w:val="41"/>
   </w:num>
   <w:num w:numId="37" w16cid:durableId="1398866741">
-    <w:abstractNumId w:val="33"/>
+    <w:abstractNumId w:val="34"/>
   </w:num>
   <w:num w:numId="38" w16cid:durableId="1266117631">
-    <w:abstractNumId w:val="34"/>
+    <w:abstractNumId w:val="36"/>
   </w:num>
   <w:num w:numId="39" w16cid:durableId="2127386567">
     <w:abstractNumId w:val="0"/>
   </w:num>
   <w:num w:numId="40" w16cid:durableId="1301351013">
     <w:abstractNumId w:val="24"/>
+  </w:num>
+  <w:num w:numId="41" w16cid:durableId="1918977120">
+    <w:abstractNumId w:val="35"/>
+  </w:num>
+  <w:num w:numId="42" w16cid:durableId="1923299974">
+    <w:abstractNumId w:val="26"/>
   </w:num>
 </w:numbering>
 </file>

--- a/UI_html_css_javascript/notes/Angular_6AM_2025.docx
+++ b/UI_html_css_javascript/notes/Angular_6AM_2025.docx
@@ -9,30 +9,40 @@
           <w:lang w:val="en-US"/>
         </w:rPr>
       </w:pPr>
+      <w:r>
+        <w:fldChar w:fldCharType="begin"/>
+      </w:r>
+      <w:r>
+        <w:instrText>HYPERLINK "https://angular.dev/tutorials/learn-angular"</w:instrText>
+      </w:r>
+      <w:r>
+        <w:fldChar w:fldCharType="separate"/>
+      </w:r>
+      <w:r>
+        <w:rPr>
+          <w:rStyle w:val="Hyperlink"/>
+          <w:lang w:val="en-US"/>
+        </w:rPr>
+        <w:t>https://angular.dev/tutorials/learn-angular</w:t>
+      </w:r>
+      <w:r>
+        <w:fldChar w:fldCharType="end"/>
+      </w:r>
+      <w:r>
+        <w:rPr>
+          <w:lang w:val="en-US"/>
+        </w:rPr>
+        <w:t xml:space="preserve"> </w:t>
+      </w:r>
+    </w:p>
+    <w:p>
+      <w:pPr>
+        <w:spacing w:after="0" w:line="240" w:lineRule="auto"/>
+        <w:rPr>
+          <w:lang w:val="en-US"/>
+        </w:rPr>
+      </w:pPr>
       <w:hyperlink r:id="rId5" w:history="1">
-        <w:r>
-          <w:rPr>
-            <w:rStyle w:val="Hyperlink"/>
-            <w:lang w:val="en-US"/>
-          </w:rPr>
-          <w:t>https://angular.dev/tutorials/learn-angular</w:t>
-        </w:r>
-      </w:hyperlink>
-      <w:r>
-        <w:rPr>
-          <w:lang w:val="en-US"/>
-        </w:rPr>
-        <w:t xml:space="preserve"> </w:t>
-      </w:r>
-    </w:p>
-    <w:p>
-      <w:pPr>
-        <w:spacing w:after="0" w:line="240" w:lineRule="auto"/>
-        <w:rPr>
-          <w:lang w:val="en-US"/>
-        </w:rPr>
-      </w:pPr>
-      <w:hyperlink r:id="rId6" w:history="1">
         <w:r>
           <w:rPr>
             <w:rStyle w:val="Hyperlink"/>
@@ -57,7 +67,7 @@
           <w:lang w:val="en-US"/>
         </w:rPr>
       </w:pPr>
-      <w:hyperlink r:id="rId7" w:history="1">
+      <w:hyperlink r:id="rId6" w:history="1">
         <w:r>
           <w:rPr>
             <w:rStyle w:val="Hyperlink"/>
@@ -86,7 +96,7 @@
           <w:lang w:val="en-US"/>
         </w:rPr>
       </w:pPr>
-      <w:hyperlink r:id="rId8" w:history="1">
+      <w:hyperlink r:id="rId7" w:history="1">
         <w:r>
           <w:rPr>
             <w:rStyle w:val="Hyperlink"/>
@@ -135,7 +145,7 @@
           <w:lang w:val="en-US"/>
         </w:rPr>
       </w:pPr>
-      <w:hyperlink r:id="rId9" w:history="1">
+      <w:hyperlink r:id="rId8" w:history="1">
         <w:r>
           <w:rPr>
             <w:rStyle w:val="Hyperlink"/>
@@ -176,7 +186,7 @@
       <w:r>
         <w:t> is an open-source framework and development platform for building Web, window and mobile applications. Angular is built on </w:t>
       </w:r>
-      <w:hyperlink r:id="rId10" w:tgtFrame="_blank" w:history="1">
+      <w:hyperlink r:id="rId9" w:tgtFrame="_blank" w:history="1">
         <w:r>
           <w:rPr>
             <w:rStyle w:val="Hyperlink"/>
@@ -239,7 +249,21 @@
         <w:rPr>
           <w:lang w:val="en-US"/>
         </w:rPr>
-        <w:t>acebook…etc….</w:t>
+        <w:t>acebook…</w:t>
+      </w:r>
+      <w:proofErr w:type="spellStart"/>
+      <w:r>
+        <w:rPr>
+          <w:lang w:val="en-US"/>
+        </w:rPr>
+        <w:t>etc</w:t>
+      </w:r>
+      <w:proofErr w:type="spellEnd"/>
+      <w:r>
+        <w:rPr>
+          <w:lang w:val="en-US"/>
+        </w:rPr>
+        <w:t>….</w:t>
       </w:r>
     </w:p>
     <w:p>
@@ -284,7 +308,7 @@
                     <pic:cNvPicPr/>
                   </pic:nvPicPr>
                   <pic:blipFill>
-                    <a:blip r:embed="rId11"/>
+                    <a:blip r:embed="rId10"/>
                     <a:stretch>
                       <a:fillRect/>
                     </a:stretch>
@@ -346,7 +370,7 @@
       <w:pPr>
         <w:spacing w:after="0" w:line="240" w:lineRule="auto"/>
       </w:pPr>
-      <w:hyperlink r:id="rId12" w:tgtFrame="_blank" w:history="1">
+      <w:hyperlink r:id="rId11" w:tgtFrame="_blank" w:history="1">
         <w:r>
           <w:rPr>
             <w:rStyle w:val="Hyperlink"/>
@@ -439,7 +463,7 @@
       <w:r>
         <w:t> use components instead of </w:t>
       </w:r>
-      <w:hyperlink r:id="rId13" w:tgtFrame="_blank" w:history="1">
+      <w:hyperlink r:id="rId12" w:tgtFrame="_blank" w:history="1">
         <w:r>
           <w:rPr>
             <w:rStyle w:val="Hyperlink"/>
@@ -450,18 +474,30 @@
       <w:r>
         <w:t> in AngularJS. Also angular is installed using </w:t>
       </w:r>
-      <w:hyperlink r:id="rId14" w:tgtFrame="_blank" w:tooltip="Node Package manager" w:history="1">
-        <w:r>
-          <w:rPr>
-            <w:rStyle w:val="Hyperlink"/>
-          </w:rPr>
-          <w:t>npm</w:t>
-        </w:r>
-      </w:hyperlink>
+      <w:proofErr w:type="spellStart"/>
+      <w:r>
+        <w:fldChar w:fldCharType="begin"/>
+      </w:r>
+      <w:r>
+        <w:instrText>HYPERLINK "https://tutorial.techaltum.com/npm.html" \t "_blank" \o "Node Package manager"</w:instrText>
+      </w:r>
+      <w:r>
+        <w:fldChar w:fldCharType="separate"/>
+      </w:r>
+      <w:r>
+        <w:rPr>
+          <w:rStyle w:val="Hyperlink"/>
+        </w:rPr>
+        <w:t>npm</w:t>
+      </w:r>
+      <w:proofErr w:type="spellEnd"/>
+      <w:r>
+        <w:fldChar w:fldCharType="end"/>
+      </w:r>
       <w:r>
         <w:t>. Angular JS use JavaScript, but angular use </w:t>
       </w:r>
-      <w:hyperlink r:id="rId15" w:tgtFrame="_blank" w:history="1">
+      <w:hyperlink r:id="rId13" w:tgtFrame="_blank" w:history="1">
         <w:r>
           <w:rPr>
             <w:rStyle w:val="Hyperlink"/>
@@ -509,7 +545,7 @@
                     <pic:cNvPicPr/>
                   </pic:nvPicPr>
                   <pic:blipFill>
-                    <a:blip r:embed="rId16"/>
+                    <a:blip r:embed="rId14"/>
                     <a:stretch>
                       <a:fillRect/>
                     </a:stretch>
@@ -563,7 +599,7 @@
                     </pic:cNvPicPr>
                   </pic:nvPicPr>
                   <pic:blipFill>
-                    <a:blip r:embed="rId17">
+                    <a:blip r:embed="rId15">
                       <a:extLst>
                         <a:ext uri="{28A0092B-C50C-407E-A947-70E740481C1C}">
                           <a14:useLocalDpi xmlns:a14="http://schemas.microsoft.com/office/drawing/2010/main" val="0"/>
@@ -628,7 +664,21 @@
         <w:rPr>
           <w:lang w:val="en-US"/>
         </w:rPr>
-        <w:t>For example. GMAIL.. AMAZON..etc…</w:t>
+        <w:t>For example. GMAIL.. AMAZON..</w:t>
+      </w:r>
+      <w:proofErr w:type="spellStart"/>
+      <w:r>
+        <w:rPr>
+          <w:lang w:val="en-US"/>
+        </w:rPr>
+        <w:t>etc</w:t>
+      </w:r>
+      <w:proofErr w:type="spellEnd"/>
+      <w:r>
+        <w:rPr>
+          <w:lang w:val="en-US"/>
+        </w:rPr>
+        <w:t>…</w:t>
       </w:r>
     </w:p>
     <w:p>
@@ -667,7 +717,7 @@
                     <pic:cNvPicPr/>
                   </pic:nvPicPr>
                   <pic:blipFill>
-                    <a:blip r:embed="rId18"/>
+                    <a:blip r:embed="rId16"/>
                     <a:stretch>
                       <a:fillRect/>
                     </a:stretch>
@@ -739,6 +789,7 @@
       <w:r>
         <w:t xml:space="preserve"> is object oriented programming language which is developed by Microsoft. Typescript is the superset of JavaScript ES6. TypeScript code is converted into JavaScript by TypeScript </w:t>
       </w:r>
+      <w:proofErr w:type="spellStart"/>
       <w:r>
         <w:rPr>
           <w:b/>
@@ -746,6 +797,7 @@
         </w:rPr>
         <w:t>Transpiler</w:t>
       </w:r>
+      <w:proofErr w:type="spellEnd"/>
       <w:r>
         <w:rPr>
           <w:b/>
@@ -766,7 +818,7 @@
       <w:pPr>
         <w:spacing w:after="0" w:line="240" w:lineRule="auto"/>
       </w:pPr>
-      <w:hyperlink r:id="rId19" w:history="1">
+      <w:hyperlink r:id="rId17" w:history="1">
         <w:r>
           <w:rPr>
             <w:rStyle w:val="Hyperlink"/>
@@ -869,7 +921,7 @@
                     <pic:cNvPicPr/>
                   </pic:nvPicPr>
                   <pic:blipFill>
-                    <a:blip r:embed="rId20"/>
+                    <a:blip r:embed="rId18"/>
                     <a:stretch>
                       <a:fillRect/>
                     </a:stretch>
@@ -919,7 +971,7 @@
           <w:lang w:val="en-US"/>
         </w:rPr>
       </w:pPr>
-      <w:hyperlink r:id="rId21" w:history="1">
+      <w:hyperlink r:id="rId19" w:history="1">
         <w:r>
           <w:rPr>
             <w:rStyle w:val="Hyperlink"/>
@@ -950,7 +1002,7 @@
           <w:lang w:val="en-US"/>
         </w:rPr>
       </w:pPr>
-      <w:hyperlink r:id="rId22" w:history="1">
+      <w:hyperlink r:id="rId20" w:history="1">
         <w:r>
           <w:rPr>
             <w:rStyle w:val="Hyperlink"/>
@@ -989,7 +1041,7 @@
       <w:r>
         <w:t>To start Angular, you must have knowledge of </w:t>
       </w:r>
-      <w:hyperlink r:id="rId23" w:tgtFrame="_blank" w:history="1">
+      <w:hyperlink r:id="rId21" w:tgtFrame="_blank" w:history="1">
         <w:r>
           <w:rPr>
             <w:rStyle w:val="Hyperlink"/>
@@ -1000,7 +1052,7 @@
       <w:r>
         <w:t>, </w:t>
       </w:r>
-      <w:hyperlink r:id="rId24" w:tgtFrame="_blank" w:history="1">
+      <w:hyperlink r:id="rId22" w:tgtFrame="_blank" w:history="1">
         <w:r>
           <w:rPr>
             <w:rStyle w:val="Hyperlink"/>
@@ -1011,7 +1063,7 @@
       <w:r>
         <w:t> and </w:t>
       </w:r>
-      <w:hyperlink r:id="rId25" w:tgtFrame="_blank" w:history="1">
+      <w:hyperlink r:id="rId23" w:tgtFrame="_blank" w:history="1">
         <w:r>
           <w:rPr>
             <w:rStyle w:val="Hyperlink"/>
@@ -1030,7 +1082,7 @@
       <w:r>
         <w:t>I strictly recommend learning </w:t>
       </w:r>
-      <w:hyperlink r:id="rId26" w:tgtFrame="_blank" w:history="1">
+      <w:hyperlink r:id="rId24" w:tgtFrame="_blank" w:history="1">
         <w:r>
           <w:rPr>
             <w:rStyle w:val="Hyperlink"/>
@@ -1041,7 +1093,7 @@
       <w:r>
         <w:t>before starting Angular. All the latest JS ES6 features like, </w:t>
       </w:r>
-      <w:hyperlink r:id="rId27" w:tgtFrame="_blank" w:history="1">
+      <w:hyperlink r:id="rId25" w:tgtFrame="_blank" w:history="1">
         <w:r>
           <w:rPr>
             <w:rStyle w:val="Hyperlink"/>
@@ -1052,7 +1104,7 @@
       <w:r>
         <w:t>, </w:t>
       </w:r>
-      <w:hyperlink r:id="rId28" w:tgtFrame="_blank" w:history="1">
+      <w:hyperlink r:id="rId26" w:tgtFrame="_blank" w:history="1">
         <w:r>
           <w:rPr>
             <w:rStyle w:val="Hyperlink"/>
@@ -1138,7 +1190,7 @@
                     <pic:cNvPicPr/>
                   </pic:nvPicPr>
                   <pic:blipFill>
-                    <a:blip r:embed="rId29"/>
+                    <a:blip r:embed="rId27"/>
                     <a:stretch>
                       <a:fillRect/>
                     </a:stretch>
@@ -1228,7 +1280,7 @@
       <w:r>
         <w:t>To install Angular, First install </w:t>
       </w:r>
-      <w:hyperlink r:id="rId30" w:tgtFrame="_blank" w:history="1">
+      <w:hyperlink r:id="rId28" w:tgtFrame="_blank" w:history="1">
         <w:r>
           <w:rPr>
             <w:rStyle w:val="Hyperlink"/>
@@ -1239,7 +1291,7 @@
       <w:r>
         <w:t>. Node JS comes with </w:t>
       </w:r>
-      <w:hyperlink r:id="rId31" w:tgtFrame="_blank" w:history="1">
+      <w:hyperlink r:id="rId29" w:tgtFrame="_blank" w:history="1">
         <w:r>
           <w:rPr>
             <w:rStyle w:val="Hyperlink"/>
@@ -1248,17 +1300,25 @@
         </w:r>
       </w:hyperlink>
       <w:r>
-        <w:t>. NPM is the package manager for node. So we have to use npm to install angular.</w:t>
-      </w:r>
-    </w:p>
-    <w:p>
-      <w:pPr>
-        <w:spacing w:after="0" w:line="240" w:lineRule="auto"/>
-        <w:rPr>
-          <w:lang w:val="en-US"/>
-        </w:rPr>
-      </w:pPr>
-      <w:hyperlink r:id="rId32" w:history="1">
+        <w:t xml:space="preserve">. NPM is the package manager for node. So we have to use </w:t>
+      </w:r>
+      <w:proofErr w:type="spellStart"/>
+      <w:r>
+        <w:t>npm</w:t>
+      </w:r>
+      <w:proofErr w:type="spellEnd"/>
+      <w:r>
+        <w:t xml:space="preserve"> to install angular.</w:t>
+      </w:r>
+    </w:p>
+    <w:p>
+      <w:pPr>
+        <w:spacing w:after="0" w:line="240" w:lineRule="auto"/>
+        <w:rPr>
+          <w:lang w:val="en-US"/>
+        </w:rPr>
+      </w:pPr>
+      <w:hyperlink r:id="rId30" w:history="1">
         <w:r>
           <w:rPr>
             <w:rStyle w:val="Hyperlink"/>
@@ -1290,8 +1350,16 @@
         <w:rPr>
           <w:lang w:val="en-US"/>
         </w:rPr>
-        <w:t>Install nodejs</w:t>
-      </w:r>
+        <w:t xml:space="preserve">Install </w:t>
+      </w:r>
+      <w:proofErr w:type="spellStart"/>
+      <w:r>
+        <w:rPr>
+          <w:lang w:val="en-US"/>
+        </w:rPr>
+        <w:t>nodejs</w:t>
+      </w:r>
+      <w:proofErr w:type="spellEnd"/>
       <w:r>
         <w:rPr>
           <w:lang w:val="en-US"/>
@@ -1325,12 +1393,21 @@
         </w:rPr>
         <w:t>Install angular CLI [</w:t>
       </w:r>
-      <w:r>
-        <w:rPr>
-          <w:b/>
-          <w:bCs/>
-        </w:rPr>
-        <w:t>npm i -g @angular/cli</w:t>
+      <w:proofErr w:type="spellStart"/>
+      <w:r>
+        <w:rPr>
+          <w:b/>
+          <w:bCs/>
+        </w:rPr>
+        <w:t>npm</w:t>
+      </w:r>
+      <w:proofErr w:type="spellEnd"/>
+      <w:r>
+        <w:rPr>
+          <w:b/>
+          <w:bCs/>
+        </w:rPr>
+        <w:t xml:space="preserve"> i -g @angular/cli</w:t>
       </w:r>
       <w:r>
         <w:rPr>
@@ -1433,7 +1510,39 @@
           <w:b/>
           <w:bCs/>
         </w:rPr>
-        <w:t xml:space="preserve">$ npm i -g @angular/cli                 </w:t>
+        <w:t xml:space="preserve">$ </w:t>
+      </w:r>
+      <w:proofErr w:type="spellStart"/>
+      <w:r>
+        <w:rPr>
+          <w:b/>
+          <w:bCs/>
+        </w:rPr>
+        <w:t>npm</w:t>
+      </w:r>
+      <w:proofErr w:type="spellEnd"/>
+      <w:r>
+        <w:rPr>
+          <w:b/>
+          <w:bCs/>
+        </w:rPr>
+        <w:t xml:space="preserve"> </w:t>
+      </w:r>
+      <w:proofErr w:type="spellStart"/>
+      <w:r>
+        <w:rPr>
+          <w:b/>
+          <w:bCs/>
+        </w:rPr>
+        <w:t>i</w:t>
+      </w:r>
+      <w:proofErr w:type="spellEnd"/>
+      <w:r>
+        <w:rPr>
+          <w:b/>
+          <w:bCs/>
+        </w:rPr>
+        <w:t xml:space="preserve"> -g @angular/cli                 </w:t>
       </w:r>
       <w:r>
         <w:rPr>
@@ -1464,7 +1573,39 @@
           <w:b/>
           <w:bCs/>
         </w:rPr>
-        <w:t>$ npm i -g @angular/cli</w:t>
+        <w:t xml:space="preserve">$ </w:t>
+      </w:r>
+      <w:proofErr w:type="spellStart"/>
+      <w:r>
+        <w:rPr>
+          <w:b/>
+          <w:bCs/>
+        </w:rPr>
+        <w:t>npm</w:t>
+      </w:r>
+      <w:proofErr w:type="spellEnd"/>
+      <w:r>
+        <w:rPr>
+          <w:b/>
+          <w:bCs/>
+        </w:rPr>
+        <w:t xml:space="preserve"> </w:t>
+      </w:r>
+      <w:proofErr w:type="spellStart"/>
+      <w:r>
+        <w:rPr>
+          <w:b/>
+          <w:bCs/>
+        </w:rPr>
+        <w:t>i</w:t>
+      </w:r>
+      <w:proofErr w:type="spellEnd"/>
+      <w:r>
+        <w:rPr>
+          <w:b/>
+          <w:bCs/>
+        </w:rPr>
+        <w:t xml:space="preserve"> -g @angular/cli</w:t>
       </w:r>
       <w:r>
         <w:rPr>
@@ -1511,7 +1652,39 @@
           <w:b/>
           <w:bCs/>
         </w:rPr>
-        <w:t>$ npm i -g @angular/cli</w:t>
+        <w:t xml:space="preserve">$ </w:t>
+      </w:r>
+      <w:proofErr w:type="spellStart"/>
+      <w:r>
+        <w:rPr>
+          <w:b/>
+          <w:bCs/>
+        </w:rPr>
+        <w:t>npm</w:t>
+      </w:r>
+      <w:proofErr w:type="spellEnd"/>
+      <w:r>
+        <w:rPr>
+          <w:b/>
+          <w:bCs/>
+        </w:rPr>
+        <w:t xml:space="preserve"> </w:t>
+      </w:r>
+      <w:proofErr w:type="spellStart"/>
+      <w:r>
+        <w:rPr>
+          <w:b/>
+          <w:bCs/>
+        </w:rPr>
+        <w:t>i</w:t>
+      </w:r>
+      <w:proofErr w:type="spellEnd"/>
+      <w:r>
+        <w:rPr>
+          <w:b/>
+          <w:bCs/>
+        </w:rPr>
+        <w:t xml:space="preserve"> -g @angular/cli</w:t>
       </w:r>
       <w:r>
         <w:rPr>
@@ -1640,7 +1813,7 @@
                     <pic:cNvPicPr/>
                   </pic:nvPicPr>
                   <pic:blipFill>
-                    <a:blip r:embed="rId33"/>
+                    <a:blip r:embed="rId31"/>
                     <a:stretch>
                       <a:fillRect/>
                     </a:stretch>
@@ -1694,12 +1867,21 @@
           <w:lang w:val="en-US"/>
         </w:rPr>
       </w:pPr>
-      <w:r>
-        <w:rPr>
-          <w:b/>
-          <w:bCs/>
-        </w:rPr>
-        <w:t>npm uninstall -g angular-cli</w:t>
+      <w:proofErr w:type="spellStart"/>
+      <w:r>
+        <w:rPr>
+          <w:b/>
+          <w:bCs/>
+        </w:rPr>
+        <w:t>npm</w:t>
+      </w:r>
+      <w:proofErr w:type="spellEnd"/>
+      <w:r>
+        <w:rPr>
+          <w:b/>
+          <w:bCs/>
+        </w:rPr>
+        <w:t xml:space="preserve"> uninstall -g angular-cli</w:t>
       </w:r>
     </w:p>
     <w:p>
@@ -1716,12 +1898,21 @@
           <w:lang w:val="en-US"/>
         </w:rPr>
       </w:pPr>
-      <w:r>
-        <w:rPr>
-          <w:b/>
-          <w:bCs/>
-        </w:rPr>
-        <w:t xml:space="preserve">npm cache clean    </w:t>
+      <w:proofErr w:type="spellStart"/>
+      <w:r>
+        <w:rPr>
+          <w:b/>
+          <w:bCs/>
+        </w:rPr>
+        <w:t>npm</w:t>
+      </w:r>
+      <w:proofErr w:type="spellEnd"/>
+      <w:r>
+        <w:rPr>
+          <w:b/>
+          <w:bCs/>
+        </w:rPr>
+        <w:t xml:space="preserve"> cache clean    </w:t>
       </w:r>
       <w:r>
         <w:rPr>
@@ -1774,7 +1965,7 @@
                     <pic:cNvPicPr/>
                   </pic:nvPicPr>
                   <pic:blipFill>
-                    <a:blip r:embed="rId34"/>
+                    <a:blip r:embed="rId32"/>
                     <a:stretch>
                       <a:fillRect/>
                     </a:stretch>
@@ -1923,7 +2114,15 @@
         <w:spacing w:after="0" w:line="240" w:lineRule="auto"/>
       </w:pPr>
       <w:r>
-        <w:t>Open terminal or command prompt. CMD/gitbash.</w:t>
+        <w:t>Open terminal or command prompt. CMD/</w:t>
+      </w:r>
+      <w:proofErr w:type="spellStart"/>
+      <w:r>
+        <w:t>gitbash</w:t>
+      </w:r>
+      <w:proofErr w:type="spellEnd"/>
+      <w:r>
+        <w:t>.</w:t>
       </w:r>
     </w:p>
     <w:p>
@@ -1953,10 +2152,23 @@
           <w:b/>
           <w:bCs/>
         </w:rPr>
-        <w:t>ng new &lt;angular_projectName</w:t>
-      </w:r>
-      <w:r>
-        <w:t>&gt;       here ng means angular. a</w:t>
+        <w:t>ng new &lt;</w:t>
+      </w:r>
+      <w:proofErr w:type="spellStart"/>
+      <w:r>
+        <w:rPr>
+          <w:b/>
+          <w:bCs/>
+        </w:rPr>
+        <w:t>angular_projectName</w:t>
+      </w:r>
+      <w:proofErr w:type="spellEnd"/>
+      <w:r>
+        <w:t xml:space="preserve">&gt;       here ng means angular. </w:t>
+      </w:r>
+      <w:proofErr w:type="spellStart"/>
+      <w:r>
+        <w:t>a</w:t>
       </w:r>
       <w:r>
         <w:rPr>
@@ -1967,7 +2179,11 @@
         <w:t>NG</w:t>
       </w:r>
       <w:r>
-        <w:t>ular.</w:t>
+        <w:t>ular</w:t>
+      </w:r>
+      <w:proofErr w:type="spellEnd"/>
+      <w:r>
+        <w:t>.</w:t>
       </w:r>
     </w:p>
     <w:p>
@@ -2023,7 +2239,7 @@
                     <pic:cNvPicPr/>
                   </pic:nvPicPr>
                   <pic:blipFill>
-                    <a:blip r:embed="rId35"/>
+                    <a:blip r:embed="rId33"/>
                     <a:stretch>
                       <a:fillRect/>
                     </a:stretch>
@@ -2057,7 +2273,15 @@
         <w:spacing w:after="0" w:line="240" w:lineRule="auto"/>
       </w:pPr>
       <w:r>
-        <w:t>Once after creating angular project we need to take that project into VSCode.</w:t>
+        <w:t xml:space="preserve">Once after creating angular project we need to take that project into </w:t>
+      </w:r>
+      <w:proofErr w:type="spellStart"/>
+      <w:r>
+        <w:t>VSCode</w:t>
+      </w:r>
+      <w:proofErr w:type="spellEnd"/>
+      <w:r>
+        <w:t>.</w:t>
       </w:r>
     </w:p>
     <w:p>
@@ -2102,7 +2326,7 @@
                     <pic:cNvPicPr/>
                   </pic:nvPicPr>
                   <pic:blipFill>
-                    <a:blip r:embed="rId36"/>
+                    <a:blip r:embed="rId34"/>
                     <a:stretch>
                       <a:fillRect/>
                     </a:stretch>
@@ -2145,7 +2369,7 @@
       <w:pPr>
         <w:spacing w:after="0" w:line="240" w:lineRule="auto"/>
       </w:pPr>
-      <w:hyperlink r:id="rId37" w:history="1">
+      <w:hyperlink r:id="rId35" w:history="1">
         <w:r>
           <w:rPr>
             <w:rStyle w:val="Hyperlink"/>
@@ -2186,7 +2410,7 @@
                     <pic:cNvPicPr/>
                   </pic:nvPicPr>
                   <pic:blipFill>
-                    <a:blip r:embed="rId38"/>
+                    <a:blip r:embed="rId36"/>
                     <a:stretch>
                       <a:fillRect/>
                     </a:stretch>
@@ -2220,6 +2444,7 @@
         <w:lastRenderedPageBreak/>
         <w:t>“</w:t>
       </w:r>
+      <w:proofErr w:type="spellStart"/>
       <w:r>
         <w:rPr>
           <w:b/>
@@ -2227,11 +2452,44 @@
         </w:rPr>
         <w:t>node_modules</w:t>
       </w:r>
-      <w:r>
-        <w:t>” – it is a angular library folder.</w:t>
-      </w:r>
-      <w:r>
-        <w:t xml:space="preserve"> It contains all .js, ,json, .css. html files which are </w:t>
+      <w:proofErr w:type="spellEnd"/>
+      <w:r>
+        <w:t xml:space="preserve">” – it is </w:t>
+      </w:r>
+      <w:proofErr w:type="spellStart"/>
+      <w:r>
+        <w:t>a</w:t>
+      </w:r>
+      <w:proofErr w:type="spellEnd"/>
+      <w:r>
+        <w:t xml:space="preserve"> angular library folder.</w:t>
+      </w:r>
+      <w:r>
+        <w:t xml:space="preserve"> It contains all .</w:t>
+      </w:r>
+      <w:proofErr w:type="spellStart"/>
+      <w:r>
+        <w:t>js</w:t>
+      </w:r>
+      <w:proofErr w:type="spellEnd"/>
+      <w:r>
+        <w:t>, ,</w:t>
+      </w:r>
+      <w:proofErr w:type="spellStart"/>
+      <w:r>
+        <w:t>json</w:t>
+      </w:r>
+      <w:proofErr w:type="spellEnd"/>
+      <w:r>
+        <w:t>, .</w:t>
+      </w:r>
+      <w:proofErr w:type="spellStart"/>
+      <w:r>
+        <w:t>css</w:t>
+      </w:r>
+      <w:proofErr w:type="spellEnd"/>
+      <w:r>
+        <w:t xml:space="preserve">. html files which are </w:t>
       </w:r>
       <w:r>
         <w:t>required</w:t>
@@ -2289,7 +2547,7 @@
                           <pic:cNvPicPr/>
                         </pic:nvPicPr>
                         <pic:blipFill>
-                          <a:blip r:embed="rId39"/>
+                          <a:blip r:embed="rId37"/>
                           <a:stretch>
                             <a:fillRect/>
                           </a:stretch>
@@ -2336,7 +2594,7 @@
                           <pic:cNvPicPr/>
                         </pic:nvPicPr>
                         <pic:blipFill>
-                          <a:blip r:embed="rId40"/>
+                          <a:blip r:embed="rId38"/>
                           <a:stretch>
                             <a:fillRect/>
                           </a:stretch>
@@ -2452,7 +2710,7 @@
                     <pic:cNvPicPr/>
                   </pic:nvPicPr>
                   <pic:blipFill>
-                    <a:blip r:embed="rId41"/>
+                    <a:blip r:embed="rId39"/>
                     <a:stretch>
                       <a:fillRect/>
                     </a:stretch>
@@ -2482,6 +2740,7 @@
       <w:pPr>
         <w:spacing w:after="0" w:line="240" w:lineRule="auto"/>
       </w:pPr>
+      <w:proofErr w:type="spellStart"/>
       <w:r>
         <w:rPr>
           <w:b/>
@@ -2489,10 +2748,11 @@
         </w:rPr>
         <w:t>omponents</w:t>
       </w:r>
+      <w:proofErr w:type="spellEnd"/>
       <w:r>
         <w:t> are the main building block of an angular application. Components are similar to </w:t>
       </w:r>
-      <w:hyperlink r:id="rId42" w:tgtFrame="_blank" w:history="1">
+      <w:hyperlink r:id="rId40" w:tgtFrame="_blank" w:history="1">
         <w:r>
           <w:rPr>
             <w:rStyle w:val="Hyperlink"/>
@@ -2603,7 +2863,15 @@
         <w:spacing w:after="0" w:line="240" w:lineRule="auto"/>
       </w:pPr>
       <w:r>
-        <w:t>class in ts file</w:t>
+        <w:t xml:space="preserve">class in </w:t>
+      </w:r>
+      <w:proofErr w:type="spellStart"/>
+      <w:r>
+        <w:t>ts</w:t>
+      </w:r>
+      <w:proofErr w:type="spellEnd"/>
+      <w:r>
+        <w:t xml:space="preserve"> file</w:t>
       </w:r>
       <w:r>
         <w:t xml:space="preserve">  </w:t>
@@ -2669,7 +2937,7 @@
                     <pic:cNvPicPr/>
                   </pic:nvPicPr>
                   <pic:blipFill>
-                    <a:blip r:embed="rId43"/>
+                    <a:blip r:embed="rId41"/>
                     <a:stretch>
                       <a:fillRect/>
                     </a:stretch>
@@ -2708,28 +2976,67 @@
         <w:spacing w:after="0" w:line="240" w:lineRule="auto"/>
       </w:pPr>
       <w:r>
-        <w:t>Html file, css file, ts file and one spect.ts file which is used for testing purpose.</w:t>
-      </w:r>
-    </w:p>
-    <w:p>
-      <w:pPr>
-        <w:spacing w:after="0" w:line="240" w:lineRule="auto"/>
-      </w:pPr>
-    </w:p>
-    <w:p>
-      <w:pPr>
-        <w:spacing w:after="0" w:line="240" w:lineRule="auto"/>
-      </w:pPr>
-      <w:r>
-        <w:t xml:space="preserve">When ever we create any new component that component folder is create under </w:t>
-      </w:r>
+        <w:t xml:space="preserve">Html file, </w:t>
+      </w:r>
+      <w:proofErr w:type="spellStart"/>
+      <w:r>
+        <w:t>css</w:t>
+      </w:r>
+      <w:proofErr w:type="spellEnd"/>
+      <w:r>
+        <w:t xml:space="preserve"> file, </w:t>
+      </w:r>
+      <w:proofErr w:type="spellStart"/>
+      <w:r>
+        <w:t>ts</w:t>
+      </w:r>
+      <w:proofErr w:type="spellEnd"/>
+      <w:r>
+        <w:t xml:space="preserve"> file and one </w:t>
+      </w:r>
+      <w:proofErr w:type="spellStart"/>
+      <w:r>
+        <w:t>spect.ts</w:t>
+      </w:r>
+      <w:proofErr w:type="spellEnd"/>
+      <w:r>
+        <w:t xml:space="preserve"> file which is used for testing purpose.</w:t>
+      </w:r>
+    </w:p>
+    <w:p>
+      <w:pPr>
+        <w:spacing w:after="0" w:line="240" w:lineRule="auto"/>
+      </w:pPr>
+    </w:p>
+    <w:p>
+      <w:pPr>
+        <w:spacing w:after="0" w:line="240" w:lineRule="auto"/>
+      </w:pPr>
+      <w:proofErr w:type="spellStart"/>
+      <w:r>
+        <w:t>When ever</w:t>
+      </w:r>
+      <w:proofErr w:type="spellEnd"/>
+      <w:r>
+        <w:t xml:space="preserve"> we create any new component that component folder is create under </w:t>
+      </w:r>
+      <w:proofErr w:type="spellStart"/>
       <w:r>
         <w:rPr>
           <w:b/>
           <w:bCs/>
           <w:highlight w:val="yellow"/>
         </w:rPr>
-        <w:t>src/app/&lt;employee/address&gt;</w:t>
+        <w:t>src</w:t>
+      </w:r>
+      <w:proofErr w:type="spellEnd"/>
+      <w:r>
+        <w:rPr>
+          <w:b/>
+          <w:bCs/>
+          <w:highlight w:val="yellow"/>
+        </w:rPr>
+        <w:t>/app/&lt;employee/address&gt;</w:t>
       </w:r>
       <w:r>
         <w:t xml:space="preserve"> folder.</w:t>
@@ -2855,8 +3162,21 @@
       <w:pPr>
         <w:spacing w:after="0" w:line="240" w:lineRule="auto"/>
       </w:pPr>
-      <w:r>
-        <w:t xml:space="preserve">When ever we create Angular project ny default one component will be created that </w:t>
+      <w:proofErr w:type="spellStart"/>
+      <w:r>
+        <w:t>When ever</w:t>
+      </w:r>
+      <w:proofErr w:type="spellEnd"/>
+      <w:r>
+        <w:t xml:space="preserve"> we create Angular project </w:t>
+      </w:r>
+      <w:proofErr w:type="spellStart"/>
+      <w:r>
+        <w:t>ny</w:t>
+      </w:r>
+      <w:proofErr w:type="spellEnd"/>
+      <w:r>
+        <w:t xml:space="preserve"> default one component will be created that </w:t>
       </w:r>
       <w:r>
         <w:t xml:space="preserve">component </w:t>
@@ -2942,12 +3262,21 @@
                 <w:bCs/>
               </w:rPr>
             </w:pPr>
+            <w:proofErr w:type="spellStart"/>
             <w:r>
               <w:rPr>
                 <w:b/>
                 <w:bCs/>
               </w:rPr>
-              <w:t>app.ts class</w:t>
+              <w:t>app.ts</w:t>
+            </w:r>
+            <w:proofErr w:type="spellEnd"/>
+            <w:r>
+              <w:rPr>
+                <w:b/>
+                <w:bCs/>
+              </w:rPr>
+              <w:t xml:space="preserve"> class</w:t>
             </w:r>
           </w:p>
         </w:tc>
@@ -2962,6 +3291,7 @@
                 <w:bCs/>
               </w:rPr>
             </w:pPr>
+            <w:proofErr w:type="spellStart"/>
             <w:r>
               <w:rPr>
                 <w:b/>
@@ -2969,6 +3299,7 @@
               </w:rPr>
               <w:t>app.spec.ts</w:t>
             </w:r>
+            <w:proofErr w:type="spellEnd"/>
           </w:p>
         </w:tc>
       </w:tr>
@@ -3024,7 +3355,23 @@
                 <w:sz w:val="18"/>
                 <w:szCs w:val="18"/>
               </w:rPr>
-              <w:t>import { RouterOutlet } from '@angular/router';</w:t>
+              <w:t xml:space="preserve">import { </w:t>
+            </w:r>
+            <w:proofErr w:type="spellStart"/>
+            <w:r>
+              <w:rPr>
+                <w:sz w:val="18"/>
+                <w:szCs w:val="18"/>
+              </w:rPr>
+              <w:t>RouterOutlet</w:t>
+            </w:r>
+            <w:proofErr w:type="spellEnd"/>
+            <w:r>
+              <w:rPr>
+                <w:sz w:val="18"/>
+                <w:szCs w:val="18"/>
+              </w:rPr>
+              <w:t xml:space="preserve"> } from '@angular/router';</w:t>
             </w:r>
           </w:p>
           <w:p>
@@ -3096,11 +3443,10 @@
                 <w:szCs w:val="28"/>
                 <w:highlight w:val="yellow"/>
               </w:rPr>
-              <w:t>  imports: [RouterOutlet],</w:t>
-            </w:r>
-          </w:p>
-          <w:p>
-            <w:pPr>
+              <w:t>  imports: [</w:t>
+            </w:r>
+            <w:proofErr w:type="spellStart"/>
+            <w:r>
               <w:rPr>
                 <w:b/>
                 <w:bCs/>
@@ -3108,7 +3454,9 @@
                 <w:szCs w:val="28"/>
                 <w:highlight w:val="yellow"/>
               </w:rPr>
-            </w:pPr>
+              <w:t>RouterOutlet</w:t>
+            </w:r>
+            <w:proofErr w:type="spellEnd"/>
             <w:r>
               <w:rPr>
                 <w:b/>
@@ -3117,19 +3465,11 @@
                 <w:szCs w:val="28"/>
                 <w:highlight w:val="yellow"/>
               </w:rPr>
-              <w:t>  templateUrl: './app.html',</w:t>
+              <w:t>],</w:t>
             </w:r>
           </w:p>
           <w:p>
             <w:pPr>
-              <w:rPr>
-                <w:b/>
-                <w:bCs/>
-                <w:sz w:val="28"/>
-                <w:szCs w:val="28"/>
-              </w:rPr>
-            </w:pPr>
-            <w:r>
               <w:rPr>
                 <w:b/>
                 <w:bCs/>
@@ -3137,7 +3477,80 @@
                 <w:szCs w:val="28"/>
                 <w:highlight w:val="yellow"/>
               </w:rPr>
-              <w:t>  styleUrl: './app.css'</w:t>
+            </w:pPr>
+            <w:r>
+              <w:rPr>
+                <w:b/>
+                <w:bCs/>
+                <w:sz w:val="28"/>
+                <w:szCs w:val="28"/>
+                <w:highlight w:val="yellow"/>
+              </w:rPr>
+              <w:t xml:space="preserve">  </w:t>
+            </w:r>
+            <w:proofErr w:type="spellStart"/>
+            <w:r>
+              <w:rPr>
+                <w:b/>
+                <w:bCs/>
+                <w:sz w:val="28"/>
+                <w:szCs w:val="28"/>
+                <w:highlight w:val="yellow"/>
+              </w:rPr>
+              <w:t>templateUrl</w:t>
+            </w:r>
+            <w:proofErr w:type="spellEnd"/>
+            <w:r>
+              <w:rPr>
+                <w:b/>
+                <w:bCs/>
+                <w:sz w:val="28"/>
+                <w:szCs w:val="28"/>
+                <w:highlight w:val="yellow"/>
+              </w:rPr>
+              <w:t>: './app.html',</w:t>
+            </w:r>
+          </w:p>
+          <w:p>
+            <w:pPr>
+              <w:rPr>
+                <w:b/>
+                <w:bCs/>
+                <w:sz w:val="28"/>
+                <w:szCs w:val="28"/>
+              </w:rPr>
+            </w:pPr>
+            <w:r>
+              <w:rPr>
+                <w:b/>
+                <w:bCs/>
+                <w:sz w:val="28"/>
+                <w:szCs w:val="28"/>
+                <w:highlight w:val="yellow"/>
+              </w:rPr>
+              <w:t xml:space="preserve">  </w:t>
+            </w:r>
+            <w:proofErr w:type="spellStart"/>
+            <w:r>
+              <w:rPr>
+                <w:b/>
+                <w:bCs/>
+                <w:sz w:val="28"/>
+                <w:szCs w:val="28"/>
+                <w:highlight w:val="yellow"/>
+              </w:rPr>
+              <w:t>styleUrl</w:t>
+            </w:r>
+            <w:proofErr w:type="spellEnd"/>
+            <w:r>
+              <w:rPr>
+                <w:b/>
+                <w:bCs/>
+                <w:sz w:val="28"/>
+                <w:szCs w:val="28"/>
+                <w:highlight w:val="yellow"/>
+              </w:rPr>
+              <w:t>: './app.css'</w:t>
             </w:r>
           </w:p>
           <w:p>
@@ -3182,7 +3595,23 @@
                 <w:sz w:val="18"/>
                 <w:szCs w:val="18"/>
               </w:rPr>
-              <w:t>  protected readonly title = signal('demo1');</w:t>
+              <w:t xml:space="preserve">  protected </w:t>
+            </w:r>
+            <w:proofErr w:type="spellStart"/>
+            <w:r>
+              <w:rPr>
+                <w:sz w:val="18"/>
+                <w:szCs w:val="18"/>
+              </w:rPr>
+              <w:t>readonly</w:t>
+            </w:r>
+            <w:proofErr w:type="spellEnd"/>
+            <w:r>
+              <w:rPr>
+                <w:sz w:val="18"/>
+                <w:szCs w:val="18"/>
+              </w:rPr>
+              <w:t xml:space="preserve"> title = signal('demo1');</w:t>
             </w:r>
           </w:p>
           <w:p>
@@ -3233,22 +3662,23 @@
                 <w:sz w:val="16"/>
                 <w:szCs w:val="16"/>
               </w:rPr>
-              <w:t>import { provideZonelessChangeDetection } from '@angular/core';</w:t>
-            </w:r>
-          </w:p>
-          <w:p>
-            <w:pPr>
+              <w:t xml:space="preserve">import { </w:t>
+            </w:r>
+            <w:proofErr w:type="spellStart"/>
+            <w:r>
               <w:rPr>
                 <w:sz w:val="16"/>
                 <w:szCs w:val="16"/>
               </w:rPr>
-            </w:pPr>
+              <w:t>provideZonelessChangeDetection</w:t>
+            </w:r>
+            <w:proofErr w:type="spellEnd"/>
             <w:r>
               <w:rPr>
                 <w:sz w:val="16"/>
                 <w:szCs w:val="16"/>
               </w:rPr>
-              <w:t>import { TestBed } from '@angular/core/testing';</w:t>
+              <w:t xml:space="preserve"> } from '@angular/core';</w:t>
             </w:r>
           </w:p>
           <w:p>
@@ -3263,46 +3693,47 @@
                 <w:sz w:val="16"/>
                 <w:szCs w:val="16"/>
               </w:rPr>
-              <w:t>import { App } from './app';</w:t>
-            </w:r>
-          </w:p>
-          <w:p>
-            <w:pPr>
+              <w:t xml:space="preserve">import { </w:t>
+            </w:r>
+            <w:proofErr w:type="spellStart"/>
+            <w:r>
               <w:rPr>
                 <w:sz w:val="16"/>
                 <w:szCs w:val="16"/>
               </w:rPr>
-            </w:pPr>
-          </w:p>
-          <w:p>
-            <w:pPr>
+              <w:t>TestBed</w:t>
+            </w:r>
+            <w:proofErr w:type="spellEnd"/>
+            <w:r>
               <w:rPr>
                 <w:sz w:val="16"/>
                 <w:szCs w:val="16"/>
               </w:rPr>
-            </w:pPr>
-            <w:r>
+              <w:t xml:space="preserve"> } from '@angular/core/testing';</w:t>
+            </w:r>
+          </w:p>
+          <w:p>
+            <w:pPr>
               <w:rPr>
                 <w:sz w:val="16"/>
                 <w:szCs w:val="16"/>
               </w:rPr>
-              <w:t>describe('App', () =&gt; {</w:t>
-            </w:r>
-          </w:p>
-          <w:p>
-            <w:pPr>
+            </w:pPr>
+            <w:r>
               <w:rPr>
                 <w:sz w:val="16"/>
                 <w:szCs w:val="16"/>
               </w:rPr>
-            </w:pPr>
-            <w:r>
+              <w:t>import { App } from './app';</w:t>
+            </w:r>
+          </w:p>
+          <w:p>
+            <w:pPr>
               <w:rPr>
                 <w:sz w:val="16"/>
                 <w:szCs w:val="16"/>
               </w:rPr>
-              <w:t xml:space="preserve">  beforeEach(async () =&gt; {</w:t>
-            </w:r>
+            </w:pPr>
           </w:p>
           <w:p>
             <w:pPr>
@@ -3316,7 +3747,7 @@
                 <w:sz w:val="16"/>
                 <w:szCs w:val="16"/>
               </w:rPr>
-              <w:t xml:space="preserve">    await TestBed.configureTestingModule({</w:t>
+              <w:t>describe('App', () =&gt; {</w:t>
             </w:r>
           </w:p>
           <w:p>
@@ -3331,22 +3762,23 @@
                 <w:sz w:val="16"/>
                 <w:szCs w:val="16"/>
               </w:rPr>
-              <w:t xml:space="preserve">      imports: [App],</w:t>
-            </w:r>
-          </w:p>
-          <w:p>
-            <w:pPr>
+              <w:t xml:space="preserve">  </w:t>
+            </w:r>
+            <w:proofErr w:type="spellStart"/>
+            <w:r>
               <w:rPr>
                 <w:sz w:val="16"/>
                 <w:szCs w:val="16"/>
               </w:rPr>
-            </w:pPr>
+              <w:t>beforeEach</w:t>
+            </w:r>
+            <w:proofErr w:type="spellEnd"/>
             <w:r>
               <w:rPr>
                 <w:sz w:val="16"/>
                 <w:szCs w:val="16"/>
               </w:rPr>
-              <w:t xml:space="preserve">      providers: [provideZonelessChangeDetection()]</w:t>
+              <w:t>(async () =&gt; {</w:t>
             </w:r>
           </w:p>
           <w:p>
@@ -3361,7 +3793,100 @@
                 <w:sz w:val="16"/>
                 <w:szCs w:val="16"/>
               </w:rPr>
-              <w:t xml:space="preserve">    }).compileComponents();</w:t>
+              <w:t xml:space="preserve">    await </w:t>
+            </w:r>
+            <w:proofErr w:type="spellStart"/>
+            <w:r>
+              <w:rPr>
+                <w:sz w:val="16"/>
+                <w:szCs w:val="16"/>
+              </w:rPr>
+              <w:t>TestBed.configureTestingModule</w:t>
+            </w:r>
+            <w:proofErr w:type="spellEnd"/>
+            <w:r>
+              <w:rPr>
+                <w:sz w:val="16"/>
+                <w:szCs w:val="16"/>
+              </w:rPr>
+              <w:t>({</w:t>
+            </w:r>
+          </w:p>
+          <w:p>
+            <w:pPr>
+              <w:rPr>
+                <w:sz w:val="16"/>
+                <w:szCs w:val="16"/>
+              </w:rPr>
+            </w:pPr>
+            <w:r>
+              <w:rPr>
+                <w:sz w:val="16"/>
+                <w:szCs w:val="16"/>
+              </w:rPr>
+              <w:t xml:space="preserve">      imports: [App],</w:t>
+            </w:r>
+          </w:p>
+          <w:p>
+            <w:pPr>
+              <w:rPr>
+                <w:sz w:val="16"/>
+                <w:szCs w:val="16"/>
+              </w:rPr>
+            </w:pPr>
+            <w:r>
+              <w:rPr>
+                <w:sz w:val="16"/>
+                <w:szCs w:val="16"/>
+              </w:rPr>
+              <w:t xml:space="preserve">      providers: [</w:t>
+            </w:r>
+            <w:proofErr w:type="spellStart"/>
+            <w:r>
+              <w:rPr>
+                <w:sz w:val="16"/>
+                <w:szCs w:val="16"/>
+              </w:rPr>
+              <w:t>provideZonelessChangeDetection</w:t>
+            </w:r>
+            <w:proofErr w:type="spellEnd"/>
+            <w:r>
+              <w:rPr>
+                <w:sz w:val="16"/>
+                <w:szCs w:val="16"/>
+              </w:rPr>
+              <w:t>()]</w:t>
+            </w:r>
+          </w:p>
+          <w:p>
+            <w:pPr>
+              <w:rPr>
+                <w:sz w:val="16"/>
+                <w:szCs w:val="16"/>
+              </w:rPr>
+            </w:pPr>
+            <w:r>
+              <w:rPr>
+                <w:sz w:val="16"/>
+                <w:szCs w:val="16"/>
+              </w:rPr>
+              <w:t xml:space="preserve">    }).</w:t>
+            </w:r>
+            <w:proofErr w:type="spellStart"/>
+            <w:r>
+              <w:rPr>
+                <w:sz w:val="16"/>
+                <w:szCs w:val="16"/>
+              </w:rPr>
+              <w:t>compileComponents</w:t>
+            </w:r>
+            <w:proofErr w:type="spellEnd"/>
+            <w:r>
+              <w:rPr>
+                <w:sz w:val="16"/>
+                <w:szCs w:val="16"/>
+              </w:rPr>
+              <w:t>();</w:t>
             </w:r>
           </w:p>
           <w:p>
@@ -3572,7 +4097,7 @@
                     <pic:cNvPicPr/>
                   </pic:nvPicPr>
                   <pic:blipFill>
-                    <a:blip r:embed="rId44"/>
+                    <a:blip r:embed="rId42"/>
                     <a:stretch>
                       <a:fillRect/>
                     </a:stretch>
@@ -3607,6 +4132,7 @@
         </w:rPr>
         <w:t>{{</w:t>
       </w:r>
+      <w:proofErr w:type="spellStart"/>
       <w:r>
         <w:rPr>
           <w:b/>
@@ -3614,6 +4140,7 @@
         </w:rPr>
         <w:t>empName</w:t>
       </w:r>
+      <w:proofErr w:type="spellEnd"/>
       <w:r>
         <w:rPr>
           <w:b/>
@@ -3646,9 +4173,11 @@
             <w:tcW w:w="5228" w:type="dxa"/>
           </w:tcPr>
           <w:p>
+            <w:proofErr w:type="spellStart"/>
             <w:r>
               <w:t>App.ts</w:t>
             </w:r>
+            <w:proofErr w:type="spellEnd"/>
           </w:p>
         </w:tc>
         <w:tc>
@@ -3679,17 +4208,41 @@
           </w:p>
           <w:p>
             <w:r>
-              <w:t>  imports: [RouterOutlet],</w:t>
-            </w:r>
-          </w:p>
-          <w:p>
-            <w:r>
-              <w:t>  templateUrl: './app.html',</w:t>
-            </w:r>
-          </w:p>
-          <w:p>
-            <w:r>
-              <w:t>  styleUrl: './app.css'</w:t>
+              <w:t>  imports: [</w:t>
+            </w:r>
+            <w:proofErr w:type="spellStart"/>
+            <w:r>
+              <w:t>RouterOutlet</w:t>
+            </w:r>
+            <w:proofErr w:type="spellEnd"/>
+            <w:r>
+              <w:t>],</w:t>
+            </w:r>
+          </w:p>
+          <w:p>
+            <w:r>
+              <w:t xml:space="preserve">  </w:t>
+            </w:r>
+            <w:proofErr w:type="spellStart"/>
+            <w:r>
+              <w:t>templateUrl</w:t>
+            </w:r>
+            <w:proofErr w:type="spellEnd"/>
+            <w:r>
+              <w:t>: './app.html',</w:t>
+            </w:r>
+          </w:p>
+          <w:p>
+            <w:r>
+              <w:t xml:space="preserve">  </w:t>
+            </w:r>
+            <w:proofErr w:type="spellStart"/>
+            <w:r>
+              <w:t>styleUrl</w:t>
+            </w:r>
+            <w:proofErr w:type="spellEnd"/>
+            <w:r>
+              <w:t>: './app.css'</w:t>
             </w:r>
           </w:p>
           <w:p>
@@ -3704,7 +4257,15 @@
           </w:p>
           <w:p>
             <w:r>
-              <w:t>  empName: string = "Azad Shaik";</w:t>
+              <w:t xml:space="preserve">  </w:t>
+            </w:r>
+            <w:proofErr w:type="spellStart"/>
+            <w:r>
+              <w:t>empName</w:t>
+            </w:r>
+            <w:proofErr w:type="spellEnd"/>
+            <w:r>
+              <w:t>: string = "Azad Shaik";</w:t>
             </w:r>
           </w:p>
           <w:p>
@@ -3731,7 +4292,25 @@
                 <w:bCs/>
                 <w:highlight w:val="yellow"/>
               </w:rPr>
-              <w:t>{{empName}}</w:t>
+              <w:t>{{</w:t>
+            </w:r>
+            <w:proofErr w:type="spellStart"/>
+            <w:r>
+              <w:rPr>
+                <w:b/>
+                <w:bCs/>
+                <w:highlight w:val="yellow"/>
+              </w:rPr>
+              <w:t>empName</w:t>
+            </w:r>
+            <w:proofErr w:type="spellEnd"/>
+            <w:r>
+              <w:rPr>
+                <w:b/>
+                <w:bCs/>
+                <w:highlight w:val="yellow"/>
+              </w:rPr>
+              <w:t>}}</w:t>
             </w:r>
           </w:p>
           <w:p/>
@@ -3796,8 +4375,17 @@
           <w:b/>
           <w:bCs/>
         </w:rPr>
-        <w:t>.ts</w:t>
-      </w:r>
+        <w:t>.</w:t>
+      </w:r>
+      <w:proofErr w:type="spellStart"/>
+      <w:r>
+        <w:rPr>
+          <w:b/>
+          <w:bCs/>
+        </w:rPr>
+        <w:t>ts</w:t>
+      </w:r>
+      <w:proofErr w:type="spellEnd"/>
       <w:r>
         <w:t xml:space="preserve"> file only.</w:t>
       </w:r>
@@ -3807,8 +4395,13 @@
         <w:spacing w:after="0" w:line="240" w:lineRule="auto"/>
       </w:pPr>
       <w:r>
-        <w:t>Eg: test.ts</w:t>
-      </w:r>
+        <w:t xml:space="preserve">Eg: </w:t>
+      </w:r>
+      <w:proofErr w:type="spellStart"/>
+      <w:r>
+        <w:t>test.ts</w:t>
+      </w:r>
+      <w:proofErr w:type="spellEnd"/>
     </w:p>
     <w:p>
       <w:pPr>
@@ -3816,15 +4409,30 @@
       </w:pPr>
       <w:r>
         <w:tab/>
-        <w:t>empName:string = “Azad”;</w:t>
-      </w:r>
-    </w:p>
-    <w:p>
-      <w:pPr>
-        <w:spacing w:after="0" w:line="240" w:lineRule="auto"/>
-      </w:pPr>
-      <w:r>
-        <w:t>console.log(`Hi this is ${empName}`);</w:t>
+      </w:r>
+      <w:proofErr w:type="spellStart"/>
+      <w:r>
+        <w:t>empName:string</w:t>
+      </w:r>
+      <w:proofErr w:type="spellEnd"/>
+      <w:r>
+        <w:t xml:space="preserve"> = “Azad”;</w:t>
+      </w:r>
+    </w:p>
+    <w:p>
+      <w:pPr>
+        <w:spacing w:after="0" w:line="240" w:lineRule="auto"/>
+      </w:pPr>
+      <w:r>
+        <w:t>console.log(`Hi this is ${</w:t>
+      </w:r>
+      <w:proofErr w:type="spellStart"/>
+      <w:r>
+        <w:t>empName</w:t>
+      </w:r>
+      <w:proofErr w:type="spellEnd"/>
+      <w:r>
+        <w:t>}`);</w:t>
       </w:r>
     </w:p>
     <w:p>
@@ -3856,7 +4464,15 @@
         <w:t>Back tick for template (``)</w:t>
       </w:r>
       <w:r>
-        <w:t xml:space="preserve"> in .ts file</w:t>
+        <w:t xml:space="preserve"> in .</w:t>
+      </w:r>
+      <w:proofErr w:type="spellStart"/>
+      <w:r>
+        <w:t>ts</w:t>
+      </w:r>
+      <w:proofErr w:type="spellEnd"/>
+      <w:r>
+        <w:t xml:space="preserve"> file</w:t>
       </w:r>
       <w:r>
         <w:t>.</w:t>
@@ -3892,7 +4508,15 @@
         <w:t>for interpolation</w:t>
       </w:r>
       <w:r>
-        <w:t xml:space="preserve"> in ts file inside template ``</w:t>
+        <w:t xml:space="preserve"> in </w:t>
+      </w:r>
+      <w:proofErr w:type="spellStart"/>
+      <w:r>
+        <w:t>ts</w:t>
+      </w:r>
+      <w:proofErr w:type="spellEnd"/>
+      <w:r>
+        <w:t xml:space="preserve"> file inside template ``</w:t>
       </w:r>
       <w:r>
         <w:t>.</w:t>
@@ -3914,7 +4538,31 @@
         <w:t xml:space="preserve">String </w:t>
       </w:r>
       <w:r>
-        <w:t>interpolation, we always write {{empName}} inside the .html file. This empName property is declared in component ts file.</w:t>
+        <w:t>interpolation, we always write {{</w:t>
+      </w:r>
+      <w:proofErr w:type="spellStart"/>
+      <w:r>
+        <w:t>empName</w:t>
+      </w:r>
+      <w:proofErr w:type="spellEnd"/>
+      <w:r>
+        <w:t xml:space="preserve">}} inside the .html file. This </w:t>
+      </w:r>
+      <w:proofErr w:type="spellStart"/>
+      <w:r>
+        <w:t>empName</w:t>
+      </w:r>
+      <w:proofErr w:type="spellEnd"/>
+      <w:r>
+        <w:t xml:space="preserve"> property is declared in component </w:t>
+      </w:r>
+      <w:proofErr w:type="spellStart"/>
+      <w:r>
+        <w:t>ts</w:t>
+      </w:r>
+      <w:proofErr w:type="spellEnd"/>
+      <w:r>
+        <w:t xml:space="preserve"> file.</w:t>
       </w:r>
     </w:p>
     <w:p>
@@ -3940,7 +4588,15 @@
         <w:spacing w:after="0" w:line="240" w:lineRule="auto"/>
       </w:pPr>
       <w:r>
-        <w:t>Declare variable in component ts file.</w:t>
+        <w:t xml:space="preserve">Declare variable in component </w:t>
+      </w:r>
+      <w:proofErr w:type="spellStart"/>
+      <w:r>
+        <w:t>ts</w:t>
+      </w:r>
+      <w:proofErr w:type="spellEnd"/>
+      <w:r>
+        <w:t xml:space="preserve"> file.</w:t>
       </w:r>
     </w:p>
     <w:p>
@@ -4033,7 +4689,15 @@
         <w:t>styles</w:t>
       </w:r>
       <w:r>
-        <w:t> (css file) and </w:t>
+        <w:t> (</w:t>
+      </w:r>
+      <w:proofErr w:type="spellStart"/>
+      <w:r>
+        <w:t>css</w:t>
+      </w:r>
+      <w:proofErr w:type="spellEnd"/>
+      <w:r>
+        <w:t xml:space="preserve"> file) and </w:t>
       </w:r>
       <w:r>
         <w:rPr>
@@ -4043,7 +4707,15 @@
         <w:t>class</w:t>
       </w:r>
       <w:r>
-        <w:t> (.ts file).</w:t>
+        <w:t> (.</w:t>
+      </w:r>
+      <w:proofErr w:type="spellStart"/>
+      <w:r>
+        <w:t>ts</w:t>
+      </w:r>
+      <w:proofErr w:type="spellEnd"/>
+      <w:r>
+        <w:t xml:space="preserve"> file).</w:t>
       </w:r>
     </w:p>
     <w:p>
@@ -4088,6 +4760,7 @@
       <w:r>
         <w:t> is defined in </w:t>
       </w:r>
+      <w:proofErr w:type="spellStart"/>
       <w:r>
         <w:rPr>
           <w:i/>
@@ -4095,6 +4768,7 @@
         </w:rPr>
         <w:t>app.ts</w:t>
       </w:r>
+      <w:proofErr w:type="spellEnd"/>
       <w:r>
         <w:t>. </w:t>
       </w:r>
@@ -4136,8 +4810,13 @@
         <w:spacing w:after="0" w:line="240" w:lineRule="auto"/>
       </w:pPr>
       <w:r>
-        <w:t>template/templateUrl</w:t>
-      </w:r>
+        <w:t>template/</w:t>
+      </w:r>
+      <w:proofErr w:type="spellStart"/>
+      <w:r>
+        <w:t>templateUrl</w:t>
+      </w:r>
+      <w:proofErr w:type="spellEnd"/>
     </w:p>
     <w:p>
       <w:pPr>
@@ -4148,8 +4827,13 @@
         <w:spacing w:after="0" w:line="240" w:lineRule="auto"/>
       </w:pPr>
       <w:r>
-        <w:t>styles/styleUrls</w:t>
-      </w:r>
+        <w:t>styles/</w:t>
+      </w:r>
+      <w:proofErr w:type="spellStart"/>
+      <w:r>
+        <w:t>styleUrls</w:t>
+      </w:r>
+      <w:proofErr w:type="spellEnd"/>
     </w:p>
     <w:p>
       <w:pPr>
@@ -4162,11 +4846,19 @@
           <w:highlight w:val="yellow"/>
         </w:rPr>
       </w:pPr>
+      <w:proofErr w:type="spellStart"/>
       <w:r>
         <w:rPr>
           <w:highlight w:val="yellow"/>
         </w:rPr>
-        <w:t>standalone:true (Not required in Angular 19)</w:t>
+        <w:t>standalone:true</w:t>
+      </w:r>
+      <w:proofErr w:type="spellEnd"/>
+      <w:r>
+        <w:rPr>
+          <w:highlight w:val="yellow"/>
+        </w:rPr>
+        <w:t xml:space="preserve"> (Not required in Angular 19)</w:t>
       </w:r>
       <w:r>
         <w:rPr>
@@ -4184,7 +4876,15 @@
         <w:spacing w:after="0" w:line="240" w:lineRule="auto"/>
       </w:pPr>
       <w:r>
-        <w:t>imports:[RouterOutlet]</w:t>
+        <w:t>imports:[</w:t>
+      </w:r>
+      <w:proofErr w:type="spellStart"/>
+      <w:r>
+        <w:t>RouterOutlet</w:t>
+      </w:r>
+      <w:proofErr w:type="spellEnd"/>
+      <w:r>
+        <w:t>]</w:t>
       </w:r>
     </w:p>
     <w:p>
@@ -4199,12 +4899,37 @@
       <w:r>
         <w:t>With </w:t>
       </w:r>
-      <w:r>
-        <w:rPr>
-          <w:b/>
-          <w:bCs/>
-        </w:rPr>
-        <w:t>standalone:true , NgModule is not required</w:t>
+      <w:proofErr w:type="spellStart"/>
+      <w:r>
+        <w:rPr>
+          <w:b/>
+          <w:bCs/>
+        </w:rPr>
+        <w:t>standalone:true</w:t>
+      </w:r>
+      <w:proofErr w:type="spellEnd"/>
+      <w:r>
+        <w:rPr>
+          <w:b/>
+          <w:bCs/>
+        </w:rPr>
+        <w:t> , </w:t>
+      </w:r>
+      <w:proofErr w:type="spellStart"/>
+      <w:r>
+        <w:rPr>
+          <w:b/>
+          <w:bCs/>
+        </w:rPr>
+        <w:t>NgModule</w:t>
+      </w:r>
+      <w:proofErr w:type="spellEnd"/>
+      <w:r>
+        <w:rPr>
+          <w:b/>
+          <w:bCs/>
+        </w:rPr>
+        <w:t> is not required</w:t>
       </w:r>
       <w:r>
         <w:t>. This will simplified angular code and reduce extra boilerplate code.</w:t>
@@ -4255,6 +4980,7 @@
       <w:r>
         <w:t> in </w:t>
       </w:r>
+      <w:proofErr w:type="spellStart"/>
       <w:r>
         <w:rPr>
           <w:b/>
@@ -4262,8 +4988,17 @@
         </w:rPr>
         <w:t>app.component.ts</w:t>
       </w:r>
-      <w:r>
-        <w:t> is by default ngApp.</w:t>
+      <w:proofErr w:type="spellEnd"/>
+      <w:r>
+        <w:t xml:space="preserve"> is by default </w:t>
+      </w:r>
+      <w:proofErr w:type="spellStart"/>
+      <w:r>
+        <w:t>ngApp</w:t>
+      </w:r>
+      <w:proofErr w:type="spellEnd"/>
+      <w:r>
+        <w:t>.</w:t>
       </w:r>
     </w:p>
     <w:p>
@@ -4308,7 +5043,7 @@
                     <pic:cNvPicPr/>
                   </pic:nvPicPr>
                   <pic:blipFill>
-                    <a:blip r:embed="rId45"/>
+                    <a:blip r:embed="rId43"/>
                     <a:stretch>
                       <a:fillRect/>
                     </a:stretch>
@@ -4389,6 +5124,7 @@
       <w:r>
         <w:t> at the top of export class in </w:t>
       </w:r>
+      <w:proofErr w:type="spellStart"/>
       <w:r>
         <w:rPr>
           <w:i/>
@@ -4396,6 +5132,7 @@
         </w:rPr>
         <w:t>app.component.ts</w:t>
       </w:r>
+      <w:proofErr w:type="spellEnd"/>
       <w:r>
         <w:t>. </w:t>
       </w:r>
@@ -4467,7 +5204,15 @@
         <w:t>Component Decorator</w:t>
       </w:r>
       <w:r>
-        <w:t> use an Object to provide metadata to Angular App. Lets first understand the </w:t>
+        <w:t xml:space="preserve"> use an Object to provide metadata to Angular App. </w:t>
+      </w:r>
+      <w:proofErr w:type="spellStart"/>
+      <w:r>
+        <w:t>Lets</w:t>
+      </w:r>
+      <w:proofErr w:type="spellEnd"/>
+      <w:r>
+        <w:t xml:space="preserve"> first understand the </w:t>
       </w:r>
       <w:r>
         <w:rPr>
@@ -4504,7 +5249,7 @@
                     <pic:cNvPicPr/>
                   </pic:nvPicPr>
                   <pic:blipFill>
-                    <a:blip r:embed="rId46"/>
+                    <a:blip r:embed="rId44"/>
                     <a:stretch>
                       <a:fillRect/>
                     </a:stretch>
@@ -4548,7 +5293,31 @@
         <w:t>style.css</w:t>
       </w:r>
       <w:r>
-        <w:t> in src folder. Its is the global css file for all components.</w:t>
+        <w:t xml:space="preserve"> in </w:t>
+      </w:r>
+      <w:proofErr w:type="spellStart"/>
+      <w:r>
+        <w:t>src</w:t>
+      </w:r>
+      <w:proofErr w:type="spellEnd"/>
+      <w:r>
+        <w:t xml:space="preserve"> folder. </w:t>
+      </w:r>
+      <w:proofErr w:type="spellStart"/>
+      <w:r>
+        <w:t>Its</w:t>
+      </w:r>
+      <w:proofErr w:type="spellEnd"/>
+      <w:r>
+        <w:t xml:space="preserve"> is the global </w:t>
+      </w:r>
+      <w:proofErr w:type="spellStart"/>
+      <w:r>
+        <w:t>css</w:t>
+      </w:r>
+      <w:proofErr w:type="spellEnd"/>
+      <w:r>
+        <w:t xml:space="preserve"> file for all components.</w:t>
       </w:r>
     </w:p>
     <w:p>
@@ -4583,7 +5352,7 @@
                     </pic:cNvPicPr>
                   </pic:nvPicPr>
                   <pic:blipFill>
-                    <a:blip r:embed="rId47" cstate="print">
+                    <a:blip r:embed="rId45" cstate="print">
                       <a:extLst>
                         <a:ext uri="{28A0092B-C50C-407E-A947-70E740481C1C}">
                           <a14:useLocalDpi xmlns:a14="http://schemas.microsoft.com/office/drawing/2010/main" val="0"/>
@@ -4876,7 +5645,23 @@
           <w:b/>
           <w:bCs/>
         </w:rPr>
-        <w:t>[(ngModel)]</w:t>
+        <w:t>[(</w:t>
+      </w:r>
+      <w:proofErr w:type="spellStart"/>
+      <w:r>
+        <w:rPr>
+          <w:b/>
+          <w:bCs/>
+        </w:rPr>
+        <w:t>ngModel</w:t>
+      </w:r>
+      <w:proofErr w:type="spellEnd"/>
+      <w:r>
+        <w:rPr>
+          <w:b/>
+          <w:bCs/>
+        </w:rPr>
+        <w:t>)]</w:t>
       </w:r>
       <w:r>
         <w:rPr>
@@ -4895,6 +5680,7 @@
         </w:rPr>
         <w:t xml:space="preserve"> </w:t>
       </w:r>
+      <w:proofErr w:type="spellStart"/>
       <w:r>
         <w:rPr>
           <w:b/>
@@ -4902,6 +5688,7 @@
         </w:rPr>
         <w:t>FormsModule</w:t>
       </w:r>
+      <w:proofErr w:type="spellEnd"/>
       <w:r>
         <w:rPr>
           <w:b/>
@@ -4951,7 +5738,7 @@
                     </pic:cNvPicPr>
                   </pic:nvPicPr>
                   <pic:blipFill>
-                    <a:blip r:embed="rId48">
+                    <a:blip r:embed="rId46">
                       <a:extLst>
                         <a:ext uri="{28A0092B-C50C-407E-A947-70E740481C1C}">
                           <a14:useLocalDpi xmlns:a14="http://schemas.microsoft.com/office/drawing/2010/main" val="0"/>
@@ -5079,7 +5866,7 @@
       <w:pPr>
         <w:spacing w:after="0" w:line="240" w:lineRule="auto"/>
       </w:pPr>
-      <w:hyperlink r:id="rId49" w:history="1">
+      <w:hyperlink r:id="rId47" w:history="1">
         <w:r>
           <w:rPr>
             <w:rStyle w:val="Hyperlink"/>
@@ -5100,7 +5887,7 @@
       <w:pPr>
         <w:spacing w:after="0" w:line="240" w:lineRule="auto"/>
       </w:pPr>
-      <w:hyperlink r:id="rId50" w:history="1">
+      <w:hyperlink r:id="rId48" w:history="1">
         <w:r>
           <w:rPr>
             <w:rStyle w:val="Hyperlink"/>
@@ -5130,7 +5917,31 @@
         <w:spacing w:after="0" w:line="240" w:lineRule="auto"/>
       </w:pPr>
       <w:r>
-        <w:t>Class, objects, PIE (Polymorpism, Inheritence, Encaulation), abstraction(abstract class + interfaces).</w:t>
+        <w:t>Class, objects, PIE (</w:t>
+      </w:r>
+      <w:proofErr w:type="spellStart"/>
+      <w:r>
+        <w:t>Polymorpism</w:t>
+      </w:r>
+      <w:proofErr w:type="spellEnd"/>
+      <w:r>
+        <w:t xml:space="preserve">, </w:t>
+      </w:r>
+      <w:proofErr w:type="spellStart"/>
+      <w:r>
+        <w:t>Inheritence</w:t>
+      </w:r>
+      <w:proofErr w:type="spellEnd"/>
+      <w:r>
+        <w:t xml:space="preserve">, </w:t>
+      </w:r>
+      <w:proofErr w:type="spellStart"/>
+      <w:r>
+        <w:t>Encaulation</w:t>
+      </w:r>
+      <w:proofErr w:type="spellEnd"/>
+      <w:r>
+        <w:t>), abstraction(abstract class + interfaces).</w:t>
       </w:r>
     </w:p>
     <w:p>
@@ -5164,7 +5975,23 @@
         <w:spacing w:after="0" w:line="240" w:lineRule="auto"/>
       </w:pPr>
       <w:r>
-        <w:t>Eg: gmail, amazon, facebook, Instagram…etc…</w:t>
+        <w:t xml:space="preserve">Eg: </w:t>
+      </w:r>
+      <w:proofErr w:type="spellStart"/>
+      <w:r>
+        <w:t>gmail</w:t>
+      </w:r>
+      <w:proofErr w:type="spellEnd"/>
+      <w:r>
+        <w:t xml:space="preserve">, amazon, </w:t>
+      </w:r>
+      <w:proofErr w:type="spellStart"/>
+      <w:r>
+        <w:t>facebook</w:t>
+      </w:r>
+      <w:proofErr w:type="spellEnd"/>
+      <w:r>
+        <w:t>, Instagram…etc…</w:t>
       </w:r>
     </w:p>
     <w:p>
@@ -5205,7 +6032,7 @@
       <w:r>
         <w:t>In Angular, </w:t>
       </w:r>
-      <w:hyperlink r:id="rId51" w:history="1">
+      <w:hyperlink r:id="rId49" w:history="1">
         <w:r>
           <w:rPr>
             <w:rStyle w:val="Hyperlink"/>
@@ -5336,90 +6163,72 @@
                 <w:b/>
                 <w:bCs/>
               </w:rPr>
-              <w:t xml:space="preserve">  imports: [RouterOutlet, FormsModule ],</w:t>
-            </w:r>
-          </w:p>
-          <w:p>
-            <w:pPr>
+              <w:t xml:space="preserve">  imports: [</w:t>
+            </w:r>
+            <w:proofErr w:type="spellStart"/>
+            <w:r>
               <w:rPr>
                 <w:b/>
                 <w:bCs/>
               </w:rPr>
-            </w:pPr>
+              <w:t>RouterOutlet</w:t>
+            </w:r>
+            <w:proofErr w:type="spellEnd"/>
             <w:r>
               <w:rPr>
                 <w:b/>
                 <w:bCs/>
               </w:rPr>
-              <w:t xml:space="preserve">  templateUrl: './app.html',</w:t>
-            </w:r>
-          </w:p>
-          <w:p>
-            <w:pPr>
+              <w:t xml:space="preserve">, </w:t>
+            </w:r>
+            <w:proofErr w:type="spellStart"/>
+            <w:r>
               <w:rPr>
                 <w:b/>
                 <w:bCs/>
               </w:rPr>
-            </w:pPr>
+              <w:t>FormsModule</w:t>
+            </w:r>
+            <w:proofErr w:type="spellEnd"/>
             <w:r>
               <w:rPr>
                 <w:b/>
                 <w:bCs/>
               </w:rPr>
-              <w:t xml:space="preserve">  styleUrl: './app.css'</w:t>
-            </w:r>
-          </w:p>
-          <w:p>
-            <w:r>
+              <w:t xml:space="preserve"> ],</w:t>
+            </w:r>
+          </w:p>
+          <w:p>
+            <w:pPr>
               <w:rPr>
                 <w:b/>
                 <w:bCs/>
               </w:rPr>
-              <w:t>}</w:t>
-            </w:r>
-            <w:r>
-              <w:t>)</w:t>
-            </w:r>
-          </w:p>
-          <w:p>
-            <w:r>
-              <w:t>export class App {</w:t>
-            </w:r>
-          </w:p>
-          <w:p>
-            <w:pPr>
+            </w:pPr>
+            <w:r>
               <w:rPr>
                 <w:b/>
                 <w:bCs/>
               </w:rPr>
-            </w:pPr>
-            <w:r>
               <w:t xml:space="preserve">  </w:t>
             </w:r>
+            <w:proofErr w:type="spellStart"/>
             <w:r>
               <w:rPr>
                 <w:b/>
                 <w:bCs/>
               </w:rPr>
-              <w:t>@Input("AA")</w:t>
-            </w:r>
-          </w:p>
-          <w:p>
-            <w:r>
-              <w:t xml:space="preserve">  </w:t>
-            </w:r>
+              <w:t>templateUrl</w:t>
+            </w:r>
+            <w:proofErr w:type="spellEnd"/>
             <w:r>
               <w:rPr>
                 <w:b/>
                 <w:bCs/>
               </w:rPr>
-              <w:t>empName</w:t>
-            </w:r>
-            <w:r>
-              <w:t>: string = `Azad Shaik...!!`;</w:t>
-            </w:r>
-          </w:p>
-          <w:p/>
+              <w:t>: './app.html',</w:t>
+            </w:r>
+          </w:p>
           <w:p>
             <w:pPr>
               <w:rPr>
@@ -5428,37 +6237,123 @@
               </w:rPr>
             </w:pPr>
             <w:r>
-              <w:t xml:space="preserve">  </w:t>
-            </w:r>
-            <w:r>
               <w:rPr>
                 <w:b/>
                 <w:bCs/>
               </w:rPr>
-              <w:t>@Input()</w:t>
-            </w:r>
-          </w:p>
-          <w:p>
-            <w:r>
               <w:t xml:space="preserve">  </w:t>
             </w:r>
+            <w:proofErr w:type="spellStart"/>
             <w:r>
               <w:rPr>
                 <w:b/>
                 <w:bCs/>
               </w:rPr>
-              <w:t>m1(@Input("</w:t>
-            </w:r>
-            <w:r>
-              <w:t xml:space="preserve">AASSA") </w:t>
-            </w:r>
+              <w:t>styleUrl</w:t>
+            </w:r>
+            <w:proofErr w:type="spellEnd"/>
             <w:r>
               <w:rPr>
                 <w:b/>
                 <w:bCs/>
               </w:rPr>
+              <w:t>: './app.css'</w:t>
+            </w:r>
+          </w:p>
+          <w:p>
+            <w:r>
+              <w:rPr>
+                <w:b/>
+                <w:bCs/>
+              </w:rPr>
+              <w:t>}</w:t>
+            </w:r>
+            <w:r>
+              <w:t>)</w:t>
+            </w:r>
+          </w:p>
+          <w:p>
+            <w:r>
+              <w:t>export class App {</w:t>
+            </w:r>
+          </w:p>
+          <w:p>
+            <w:pPr>
+              <w:rPr>
+                <w:b/>
+                <w:bCs/>
+              </w:rPr>
+            </w:pPr>
+            <w:r>
+              <w:t xml:space="preserve">  </w:t>
+            </w:r>
+            <w:r>
+              <w:rPr>
+                <w:b/>
+                <w:bCs/>
+              </w:rPr>
+              <w:t>@Input("AA")</w:t>
+            </w:r>
+          </w:p>
+          <w:p>
+            <w:r>
+              <w:t xml:space="preserve">  </w:t>
+            </w:r>
+            <w:proofErr w:type="spellStart"/>
+            <w:r>
+              <w:rPr>
+                <w:b/>
+                <w:bCs/>
+              </w:rPr>
               <w:t>empName</w:t>
             </w:r>
+            <w:proofErr w:type="spellEnd"/>
+            <w:r>
+              <w:t>: string = `Azad Shaik...!!`;</w:t>
+            </w:r>
+          </w:p>
+          <w:p/>
+          <w:p>
+            <w:pPr>
+              <w:rPr>
+                <w:b/>
+                <w:bCs/>
+              </w:rPr>
+            </w:pPr>
+            <w:r>
+              <w:t xml:space="preserve">  </w:t>
+            </w:r>
+            <w:r>
+              <w:rPr>
+                <w:b/>
+                <w:bCs/>
+              </w:rPr>
+              <w:t>@Input()</w:t>
+            </w:r>
+          </w:p>
+          <w:p>
+            <w:r>
+              <w:t xml:space="preserve">  </w:t>
+            </w:r>
+            <w:r>
+              <w:rPr>
+                <w:b/>
+                <w:bCs/>
+              </w:rPr>
+              <w:t>m1(@Input("</w:t>
+            </w:r>
+            <w:r>
+              <w:t xml:space="preserve">AASSA") </w:t>
+            </w:r>
+            <w:proofErr w:type="spellStart"/>
+            <w:r>
+              <w:rPr>
+                <w:b/>
+                <w:bCs/>
+              </w:rPr>
+              <w:t>empName</w:t>
+            </w:r>
+            <w:proofErr w:type="spellEnd"/>
             <w:r>
               <w:t>: string){</w:t>
             </w:r>
@@ -5575,7 +6470,7 @@
                     </pic:cNvPicPr>
                   </pic:nvPicPr>
                   <pic:blipFill>
-                    <a:blip r:embed="rId52">
+                    <a:blip r:embed="rId50">
                       <a:extLst>
                         <a:ext uri="{28A0092B-C50C-407E-A947-70E740481C1C}">
                           <a14:useLocalDpi xmlns:a14="http://schemas.microsoft.com/office/drawing/2010/main" val="0"/>
@@ -5646,7 +6541,7 @@
                     <pic:cNvPicPr/>
                   </pic:nvPicPr>
                   <pic:blipFill>
-                    <a:blip r:embed="rId53"/>
+                    <a:blip r:embed="rId51"/>
                     <a:stretch>
                       <a:fillRect/>
                     </a:stretch>
@@ -5830,7 +6725,7 @@
                     </pic:cNvPicPr>
                   </pic:nvPicPr>
                   <pic:blipFill>
-                    <a:blip r:embed="rId54">
+                    <a:blip r:embed="rId52">
                       <a:extLst>
                         <a:ext uri="{28A0092B-C50C-407E-A947-70E740481C1C}">
                           <a14:useLocalDpi xmlns:a14="http://schemas.microsoft.com/office/drawing/2010/main" val="0"/>
@@ -6130,8 +7025,16 @@
               <w:rPr>
                 <w:lang w:val="en-US"/>
               </w:rPr>
-              <w:t>gular / reactJS</w:t>
-            </w:r>
+              <w:t xml:space="preserve">gular / </w:t>
+            </w:r>
+            <w:proofErr w:type="spellStart"/>
+            <w:r>
+              <w:rPr>
+                <w:lang w:val="en-US"/>
+              </w:rPr>
+              <w:t>reactJS</w:t>
+            </w:r>
+            <w:proofErr w:type="spellEnd"/>
           </w:p>
           <w:p>
             <w:pPr>
@@ -6317,7 +7220,49 @@
         <w:rPr>
           <w:lang w:val="en-US"/>
         </w:rPr>
-        <w:t xml:space="preserve"> conditional statements.[if,if-else], iterational [for, switch…etc]</w:t>
+        <w:t xml:space="preserve"> conditional statements.[</w:t>
+      </w:r>
+      <w:proofErr w:type="spellStart"/>
+      <w:r>
+        <w:rPr>
+          <w:lang w:val="en-US"/>
+        </w:rPr>
+        <w:t>if,if</w:t>
+      </w:r>
+      <w:proofErr w:type="spellEnd"/>
+      <w:r>
+        <w:rPr>
+          <w:lang w:val="en-US"/>
+        </w:rPr>
+        <w:t xml:space="preserve">-else], </w:t>
+      </w:r>
+      <w:proofErr w:type="spellStart"/>
+      <w:r>
+        <w:rPr>
+          <w:lang w:val="en-US"/>
+        </w:rPr>
+        <w:t>iterational</w:t>
+      </w:r>
+      <w:proofErr w:type="spellEnd"/>
+      <w:r>
+        <w:rPr>
+          <w:lang w:val="en-US"/>
+        </w:rPr>
+        <w:t xml:space="preserve"> [for, switch…</w:t>
+      </w:r>
+      <w:proofErr w:type="spellStart"/>
+      <w:r>
+        <w:rPr>
+          <w:lang w:val="en-US"/>
+        </w:rPr>
+        <w:t>etc</w:t>
+      </w:r>
+      <w:proofErr w:type="spellEnd"/>
+      <w:r>
+        <w:rPr>
+          <w:lang w:val="en-US"/>
+        </w:rPr>
+        <w:t>]</w:t>
       </w:r>
     </w:p>
     <w:p>
@@ -6373,11 +7318,19 @@
           <w:lang w:val="en-US"/>
         </w:rPr>
       </w:pPr>
-      <w:r>
-        <w:rPr>
-          <w:lang w:val="en-US"/>
-        </w:rPr>
-        <w:t xml:space="preserve">Lets see one directive example. </w:t>
+      <w:proofErr w:type="spellStart"/>
+      <w:r>
+        <w:rPr>
+          <w:lang w:val="en-US"/>
+        </w:rPr>
+        <w:t>Lets</w:t>
+      </w:r>
+      <w:proofErr w:type="spellEnd"/>
+      <w:r>
+        <w:rPr>
+          <w:lang w:val="en-US"/>
+        </w:rPr>
+        <w:t xml:space="preserve"> see one directive example. </w:t>
       </w:r>
       <w:r>
         <w:rPr>
@@ -6389,7 +7342,21 @@
         <w:rPr>
           <w:lang w:val="en-US"/>
         </w:rPr>
-        <w:t xml:space="preserve"> ngIf.</w:t>
+        <w:t xml:space="preserve"> </w:t>
+      </w:r>
+      <w:proofErr w:type="spellStart"/>
+      <w:r>
+        <w:rPr>
+          <w:lang w:val="en-US"/>
+        </w:rPr>
+        <w:t>ngIf</w:t>
+      </w:r>
+      <w:proofErr w:type="spellEnd"/>
+      <w:r>
+        <w:rPr>
+          <w:lang w:val="en-US"/>
+        </w:rPr>
+        <w:t>.</w:t>
       </w:r>
     </w:p>
     <w:p>
@@ -6423,12 +7390,44 @@
           </w:p>
           <w:p>
             <w:r>
-              <w:t>  empName: string = `mr. Azad Shaik...!!`;</w:t>
-            </w:r>
-          </w:p>
-          <w:p>
-            <w:r>
-              <w:t>  isMale: boolean = true;</w:t>
+              <w:t xml:space="preserve">  </w:t>
+            </w:r>
+            <w:proofErr w:type="spellStart"/>
+            <w:r>
+              <w:t>empName</w:t>
+            </w:r>
+            <w:proofErr w:type="spellEnd"/>
+            <w:r>
+              <w:t>: string = `</w:t>
+            </w:r>
+            <w:proofErr w:type="spellStart"/>
+            <w:r>
+              <w:t>mr</w:t>
+            </w:r>
+            <w:proofErr w:type="spellEnd"/>
+            <w:r>
+              <w:t>. Azad Shaik...!!`;</w:t>
+            </w:r>
+          </w:p>
+          <w:p>
+            <w:r>
+              <w:t xml:space="preserve">  </w:t>
+            </w:r>
+            <w:proofErr w:type="spellStart"/>
+            <w:r>
+              <w:t>isMale</w:t>
+            </w:r>
+            <w:proofErr w:type="spellEnd"/>
+            <w:r>
+              <w:t xml:space="preserve">: </w:t>
+            </w:r>
+            <w:proofErr w:type="spellStart"/>
+            <w:r>
+              <w:t>boolean</w:t>
+            </w:r>
+            <w:proofErr w:type="spellEnd"/>
+            <w:r>
+              <w:t xml:space="preserve"> = true;</w:t>
             </w:r>
           </w:p>
           <w:p>
@@ -6456,15 +7455,41 @@
                 <w:bCs/>
                 <w:highlight w:val="yellow"/>
               </w:rPr>
-              <w:t>*ngIf</w:t>
-            </w:r>
-            <w:r>
-              <w:t>="isMale"&gt;</w:t>
-            </w:r>
-          </w:p>
-          <w:p>
-            <w:r>
-              <w:t>    {{empName}}</w:t>
+              <w:t>*</w:t>
+            </w:r>
+            <w:proofErr w:type="spellStart"/>
+            <w:r>
+              <w:rPr>
+                <w:b/>
+                <w:bCs/>
+                <w:highlight w:val="yellow"/>
+              </w:rPr>
+              <w:t>ngIf</w:t>
+            </w:r>
+            <w:proofErr w:type="spellEnd"/>
+            <w:r>
+              <w:t>="</w:t>
+            </w:r>
+            <w:proofErr w:type="spellStart"/>
+            <w:r>
+              <w:t>isMale</w:t>
+            </w:r>
+            <w:proofErr w:type="spellEnd"/>
+            <w:r>
+              <w:t>"&gt;</w:t>
+            </w:r>
+          </w:p>
+          <w:p>
+            <w:r>
+              <w:t>    {{</w:t>
+            </w:r>
+            <w:proofErr w:type="spellStart"/>
+            <w:r>
+              <w:t>empName</w:t>
+            </w:r>
+            <w:proofErr w:type="spellEnd"/>
+            <w:r>
+              <w:t>}}</w:t>
             </w:r>
           </w:p>
           <w:p>
@@ -6502,6 +7527,7 @@
               </w:rPr>
               <w:t>@if (</w:t>
             </w:r>
+            <w:proofErr w:type="spellStart"/>
             <w:r>
               <w:rPr>
                 <w:b/>
@@ -6510,6 +7536,7 @@
               </w:rPr>
               <w:t>isMale</w:t>
             </w:r>
+            <w:proofErr w:type="spellEnd"/>
             <w:r>
               <w:rPr>
                 <w:b/>
@@ -6582,7 +7609,7 @@
           <w:lang w:val="en-US"/>
         </w:rPr>
       </w:pPr>
-      <w:hyperlink r:id="rId55" w:history="1">
+      <w:hyperlink r:id="rId53" w:history="1">
         <w:r>
           <w:rPr>
             <w:rStyle w:val="Hyperlink"/>
@@ -6605,7 +7632,7 @@
           <w:lang w:val="en-US"/>
         </w:rPr>
       </w:pPr>
-      <w:hyperlink r:id="rId56" w:history="1">
+      <w:hyperlink r:id="rId54" w:history="1">
         <w:r>
           <w:rPr>
             <w:rStyle w:val="Hyperlink"/>
@@ -6673,8 +7700,9 @@
           <w:highlight w:val="yellow"/>
           <w:lang w:val="en-US"/>
         </w:rPr>
-        <w:t>$ ng generate service serviceName</w:t>
-      </w:r>
+        <w:t xml:space="preserve">$ ng generate service </w:t>
+      </w:r>
+      <w:proofErr w:type="spellStart"/>
       <w:r>
         <w:rPr>
           <w:b/>
@@ -6682,8 +7710,29 @@
           <w:highlight w:val="yellow"/>
           <w:lang w:val="en-US"/>
         </w:rPr>
-        <w:t xml:space="preserve">    OR $ ng g s serviceName</w:t>
-      </w:r>
+        <w:t>serviceName</w:t>
+      </w:r>
+      <w:proofErr w:type="spellEnd"/>
+      <w:r>
+        <w:rPr>
+          <w:b/>
+          <w:bCs/>
+          <w:highlight w:val="yellow"/>
+          <w:lang w:val="en-US"/>
+        </w:rPr>
+        <w:t xml:space="preserve">    OR $ ng g s </w:t>
+      </w:r>
+      <w:proofErr w:type="spellStart"/>
+      <w:r>
+        <w:rPr>
+          <w:b/>
+          <w:bCs/>
+          <w:highlight w:val="yellow"/>
+          <w:lang w:val="en-US"/>
+        </w:rPr>
+        <w:t>serviceName</w:t>
+      </w:r>
+      <w:proofErr w:type="spellEnd"/>
     </w:p>
     <w:p>
       <w:pPr>
@@ -6788,7 +7837,21 @@
         <w:rPr>
           <w:lang w:val="en-US"/>
         </w:rPr>
-        <w:t>Service spec.ts file.</w:t>
+        <w:t xml:space="preserve">Service </w:t>
+      </w:r>
+      <w:proofErr w:type="spellStart"/>
+      <w:r>
+        <w:rPr>
+          <w:lang w:val="en-US"/>
+        </w:rPr>
+        <w:t>spec.ts</w:t>
+      </w:r>
+      <w:proofErr w:type="spellEnd"/>
+      <w:r>
+        <w:rPr>
+          <w:lang w:val="en-US"/>
+        </w:rPr>
+        <w:t xml:space="preserve"> file.</w:t>
       </w:r>
     </w:p>
     <w:p>
@@ -6807,7 +7870,21 @@
         <w:rPr>
           <w:lang w:val="en-US"/>
         </w:rPr>
-        <w:t>Service ts file.</w:t>
+        <w:t xml:space="preserve">Service </w:t>
+      </w:r>
+      <w:proofErr w:type="spellStart"/>
+      <w:r>
+        <w:rPr>
+          <w:lang w:val="en-US"/>
+        </w:rPr>
+        <w:t>ts</w:t>
+      </w:r>
+      <w:proofErr w:type="spellEnd"/>
+      <w:r>
+        <w:rPr>
+          <w:lang w:val="en-US"/>
+        </w:rPr>
+        <w:t xml:space="preserve"> file.</w:t>
       </w:r>
     </w:p>
     <w:p>
@@ -6839,7 +7916,7 @@
                     <pic:cNvPicPr/>
                   </pic:nvPicPr>
                   <pic:blipFill>
-                    <a:blip r:embed="rId57"/>
+                    <a:blip r:embed="rId55"/>
                     <a:stretch>
                       <a:fillRect/>
                     </a:stretch>
@@ -6901,7 +7978,21 @@
         <w:rPr>
           <w:lang w:val="en-US"/>
         </w:rPr>
-        <w:t xml:space="preserve">/spring mvc, spring boot </w:t>
+        <w:t xml:space="preserve">/spring </w:t>
+      </w:r>
+      <w:proofErr w:type="spellStart"/>
+      <w:r>
+        <w:rPr>
+          <w:lang w:val="en-US"/>
+        </w:rPr>
+        <w:t>mvc</w:t>
+      </w:r>
+      <w:proofErr w:type="spellEnd"/>
+      <w:r>
+        <w:rPr>
+          <w:lang w:val="en-US"/>
+        </w:rPr>
+        <w:t xml:space="preserve">, spring boot </w:t>
       </w:r>
       <w:r>
         <w:rPr>
@@ -7065,17 +8156,57 @@
           </w:p>
           <w:p>
             <w:r>
-              <w:t>  imports: [RouterOutlet, FormsModule, CommonModule],</w:t>
-            </w:r>
-          </w:p>
-          <w:p>
-            <w:r>
-              <w:t>  templateUrl: './app.html',</w:t>
-            </w:r>
-          </w:p>
-          <w:p>
-            <w:r>
-              <w:t>  styleUrl: './app.css'</w:t>
+              <w:t>  imports: [</w:t>
+            </w:r>
+            <w:proofErr w:type="spellStart"/>
+            <w:r>
+              <w:t>RouterOutlet</w:t>
+            </w:r>
+            <w:proofErr w:type="spellEnd"/>
+            <w:r>
+              <w:t xml:space="preserve">, </w:t>
+            </w:r>
+            <w:proofErr w:type="spellStart"/>
+            <w:r>
+              <w:t>FormsModule</w:t>
+            </w:r>
+            <w:proofErr w:type="spellEnd"/>
+            <w:r>
+              <w:t xml:space="preserve">, </w:t>
+            </w:r>
+            <w:proofErr w:type="spellStart"/>
+            <w:r>
+              <w:t>CommonModule</w:t>
+            </w:r>
+            <w:proofErr w:type="spellEnd"/>
+            <w:r>
+              <w:t>],</w:t>
+            </w:r>
+          </w:p>
+          <w:p>
+            <w:r>
+              <w:t xml:space="preserve">  </w:t>
+            </w:r>
+            <w:proofErr w:type="spellStart"/>
+            <w:r>
+              <w:t>templateUrl</w:t>
+            </w:r>
+            <w:proofErr w:type="spellEnd"/>
+            <w:r>
+              <w:t>: './app.html',</w:t>
+            </w:r>
+          </w:p>
+          <w:p>
+            <w:r>
+              <w:t xml:space="preserve">  </w:t>
+            </w:r>
+            <w:proofErr w:type="spellStart"/>
+            <w:r>
+              <w:t>styleUrl</w:t>
+            </w:r>
+            <w:proofErr w:type="spellEnd"/>
+            <w:r>
+              <w:t>: './app.css'</w:t>
             </w:r>
           </w:p>
           <w:p>
@@ -7099,13 +8230,23 @@
             <w:r>
               <w:t>   </w:t>
             </w:r>
+            <w:proofErr w:type="spellStart"/>
             <w:r>
               <w:rPr>
                 <w:b/>
                 <w:bCs/>
                 <w:color w:val="EE0000"/>
               </w:rPr>
-              <w:t xml:space="preserve">empService = </w:t>
+              <w:t>empService</w:t>
+            </w:r>
+            <w:proofErr w:type="spellEnd"/>
+            <w:r>
+              <w:rPr>
+                <w:b/>
+                <w:bCs/>
+                <w:color w:val="EE0000"/>
+              </w:rPr>
+              <w:t xml:space="preserve"> = </w:t>
             </w:r>
             <w:r>
               <w:rPr>
@@ -7116,6 +8257,7 @@
               </w:rPr>
               <w:t xml:space="preserve">new </w:t>
             </w:r>
+            <w:proofErr w:type="spellStart"/>
             <w:r>
               <w:rPr>
                 <w:b/>
@@ -7125,6 +8267,7 @@
               </w:rPr>
               <w:t>EmployeeService</w:t>
             </w:r>
+            <w:proofErr w:type="spellEnd"/>
             <w:r>
               <w:rPr>
                 <w:b/>
@@ -7189,7 +8332,15 @@
           </w:p>
           <w:p>
             <w:r>
-              <w:t>    console.log(this.empService.fetchEmployeeNames());</w:t>
+              <w:t>    console.log(</w:t>
+            </w:r>
+            <w:proofErr w:type="spellStart"/>
+            <w:r>
+              <w:t>this.empService.fetchEmployeeNames</w:t>
+            </w:r>
+            <w:proofErr w:type="spellEnd"/>
+            <w:r>
+              <w:t>());</w:t>
             </w:r>
           </w:p>
           <w:p>
@@ -7224,17 +8375,57 @@
           </w:p>
           <w:p>
             <w:r>
-              <w:t>  imports: [RouterOutlet, FormsModule, CommonModule],</w:t>
-            </w:r>
-          </w:p>
-          <w:p>
-            <w:r>
-              <w:t>  templateUrl: './app.html',</w:t>
-            </w:r>
-          </w:p>
-          <w:p>
-            <w:r>
-              <w:t>  styleUrl: './app.css'</w:t>
+              <w:t>  imports: [</w:t>
+            </w:r>
+            <w:proofErr w:type="spellStart"/>
+            <w:r>
+              <w:t>RouterOutlet</w:t>
+            </w:r>
+            <w:proofErr w:type="spellEnd"/>
+            <w:r>
+              <w:t xml:space="preserve">, </w:t>
+            </w:r>
+            <w:proofErr w:type="spellStart"/>
+            <w:r>
+              <w:t>FormsModule</w:t>
+            </w:r>
+            <w:proofErr w:type="spellEnd"/>
+            <w:r>
+              <w:t xml:space="preserve">, </w:t>
+            </w:r>
+            <w:proofErr w:type="spellStart"/>
+            <w:r>
+              <w:t>CommonModule</w:t>
+            </w:r>
+            <w:proofErr w:type="spellEnd"/>
+            <w:r>
+              <w:t>],</w:t>
+            </w:r>
+          </w:p>
+          <w:p>
+            <w:r>
+              <w:t xml:space="preserve">  </w:t>
+            </w:r>
+            <w:proofErr w:type="spellStart"/>
+            <w:r>
+              <w:t>templateUrl</w:t>
+            </w:r>
+            <w:proofErr w:type="spellEnd"/>
+            <w:r>
+              <w:t>: './app.html',</w:t>
+            </w:r>
+          </w:p>
+          <w:p>
+            <w:r>
+              <w:t xml:space="preserve">  </w:t>
+            </w:r>
+            <w:proofErr w:type="spellStart"/>
+            <w:r>
+              <w:t>styleUrl</w:t>
+            </w:r>
+            <w:proofErr w:type="spellEnd"/>
+            <w:r>
+              <w:t>: './app.css'</w:t>
             </w:r>
           </w:p>
           <w:p>
@@ -7270,12 +8461,60 @@
                 <w:color w:val="70AD47" w:themeColor="accent6"/>
                 <w:highlight w:val="yellow"/>
               </w:rPr>
-              <w:t>constructor(empService: EmployeeService){</w:t>
-            </w:r>
-          </w:p>
-          <w:p>
-            <w:r>
-              <w:t>    console.log(empService.fetchEmployeeNames());</w:t>
+              <w:t>constructor(</w:t>
+            </w:r>
+            <w:proofErr w:type="spellStart"/>
+            <w:r>
+              <w:rPr>
+                <w:b/>
+                <w:bCs/>
+                <w:color w:val="70AD47" w:themeColor="accent6"/>
+                <w:highlight w:val="yellow"/>
+              </w:rPr>
+              <w:t>empService</w:t>
+            </w:r>
+            <w:proofErr w:type="spellEnd"/>
+            <w:r>
+              <w:rPr>
+                <w:b/>
+                <w:bCs/>
+                <w:color w:val="70AD47" w:themeColor="accent6"/>
+                <w:highlight w:val="yellow"/>
+              </w:rPr>
+              <w:t xml:space="preserve">: </w:t>
+            </w:r>
+            <w:proofErr w:type="spellStart"/>
+            <w:r>
+              <w:rPr>
+                <w:b/>
+                <w:bCs/>
+                <w:color w:val="70AD47" w:themeColor="accent6"/>
+                <w:highlight w:val="yellow"/>
+              </w:rPr>
+              <w:t>EmployeeService</w:t>
+            </w:r>
+            <w:proofErr w:type="spellEnd"/>
+            <w:r>
+              <w:rPr>
+                <w:b/>
+                <w:bCs/>
+                <w:color w:val="70AD47" w:themeColor="accent6"/>
+                <w:highlight w:val="yellow"/>
+              </w:rPr>
+              <w:t>){</w:t>
+            </w:r>
+          </w:p>
+          <w:p>
+            <w:r>
+              <w:t>    console.log(</w:t>
+            </w:r>
+            <w:proofErr w:type="spellStart"/>
+            <w:r>
+              <w:t>empService.fetchEmployeeNames</w:t>
+            </w:r>
+            <w:proofErr w:type="spellEnd"/>
+            <w:r>
+              <w:t>());</w:t>
             </w:r>
           </w:p>
           <w:p>
@@ -7550,7 +8789,21 @@
               <w:rPr>
                 <w:lang w:val="en-US"/>
               </w:rPr>
-              <w:t xml:space="preserve">    empName?: string;</w:t>
+              <w:t xml:space="preserve">    </w:t>
+            </w:r>
+            <w:proofErr w:type="spellStart"/>
+            <w:r>
+              <w:rPr>
+                <w:lang w:val="en-US"/>
+              </w:rPr>
+              <w:t>empName</w:t>
+            </w:r>
+            <w:proofErr w:type="spellEnd"/>
+            <w:r>
+              <w:rPr>
+                <w:lang w:val="en-US"/>
+              </w:rPr>
+              <w:t>?: string;</w:t>
             </w:r>
           </w:p>
           <w:p>
@@ -7563,7 +8816,21 @@
               <w:rPr>
                 <w:lang w:val="en-US"/>
               </w:rPr>
-              <w:t xml:space="preserve">    empId?: number;</w:t>
+              <w:t xml:space="preserve">    </w:t>
+            </w:r>
+            <w:proofErr w:type="spellStart"/>
+            <w:r>
+              <w:rPr>
+                <w:lang w:val="en-US"/>
+              </w:rPr>
+              <w:t>empId</w:t>
+            </w:r>
+            <w:proofErr w:type="spellEnd"/>
+            <w:r>
+              <w:rPr>
+                <w:lang w:val="en-US"/>
+              </w:rPr>
+              <w:t>?: number;</w:t>
             </w:r>
           </w:p>
           <w:p>
@@ -7576,7 +8843,21 @@
               <w:rPr>
                 <w:lang w:val="en-US"/>
               </w:rPr>
-              <w:t xml:space="preserve">    empType?: string</w:t>
+              <w:t xml:space="preserve">    </w:t>
+            </w:r>
+            <w:proofErr w:type="spellStart"/>
+            <w:r>
+              <w:rPr>
+                <w:lang w:val="en-US"/>
+              </w:rPr>
+              <w:t>empType</w:t>
+            </w:r>
+            <w:proofErr w:type="spellEnd"/>
+            <w:r>
+              <w:rPr>
+                <w:lang w:val="en-US"/>
+              </w:rPr>
+              <w:t>?: string</w:t>
             </w:r>
           </w:p>
           <w:p>
@@ -7659,7 +8940,21 @@
               <w:rPr>
                 <w:lang w:val="en-US"/>
               </w:rPr>
-              <w:t xml:space="preserve">  emp1.empType = "Contrctor";</w:t>
+              <w:t xml:space="preserve">  emp1.empType = "</w:t>
+            </w:r>
+            <w:proofErr w:type="spellStart"/>
+            <w:r>
+              <w:rPr>
+                <w:lang w:val="en-US"/>
+              </w:rPr>
+              <w:t>Contrctor</w:t>
+            </w:r>
+            <w:proofErr w:type="spellEnd"/>
+            <w:r>
+              <w:rPr>
+                <w:lang w:val="en-US"/>
+              </w:rPr>
+              <w:t>";</w:t>
             </w:r>
           </w:p>
         </w:tc>
@@ -7690,7 +8985,21 @@
               <w:rPr>
                 <w:lang w:val="en-US"/>
               </w:rPr>
-              <w:t xml:space="preserve">  empName: "kamal",</w:t>
+              <w:t xml:space="preserve">  </w:t>
+            </w:r>
+            <w:proofErr w:type="spellStart"/>
+            <w:r>
+              <w:rPr>
+                <w:lang w:val="en-US"/>
+              </w:rPr>
+              <w:t>empName</w:t>
+            </w:r>
+            <w:proofErr w:type="spellEnd"/>
+            <w:r>
+              <w:rPr>
+                <w:lang w:val="en-US"/>
+              </w:rPr>
+              <w:t>: "kamal",</w:t>
             </w:r>
           </w:p>
           <w:p>
@@ -7703,7 +9012,21 @@
               <w:rPr>
                 <w:lang w:val="en-US"/>
               </w:rPr>
-              <w:t xml:space="preserve">  empId : 23,</w:t>
+              <w:t xml:space="preserve">  </w:t>
+            </w:r>
+            <w:proofErr w:type="spellStart"/>
+            <w:r>
+              <w:rPr>
+                <w:lang w:val="en-US"/>
+              </w:rPr>
+              <w:t>empId</w:t>
+            </w:r>
+            <w:proofErr w:type="spellEnd"/>
+            <w:r>
+              <w:rPr>
+                <w:lang w:val="en-US"/>
+              </w:rPr>
+              <w:t xml:space="preserve"> : 23,</w:t>
             </w:r>
           </w:p>
           <w:p>
@@ -7716,7 +9039,21 @@
               <w:rPr>
                 <w:lang w:val="en-US"/>
               </w:rPr>
-              <w:t xml:space="preserve">  empType : "Per"</w:t>
+              <w:t xml:space="preserve">  </w:t>
+            </w:r>
+            <w:proofErr w:type="spellStart"/>
+            <w:r>
+              <w:rPr>
+                <w:lang w:val="en-US"/>
+              </w:rPr>
+              <w:t>empType</w:t>
+            </w:r>
+            <w:proofErr w:type="spellEnd"/>
+            <w:r>
+              <w:rPr>
+                <w:lang w:val="en-US"/>
+              </w:rPr>
+              <w:t xml:space="preserve"> : "Per"</w:t>
             </w:r>
           </w:p>
           <w:p>
@@ -7845,7 +9182,21 @@
               <w:rPr>
                 <w:lang w:val="en-US"/>
               </w:rPr>
-              <w:t xml:space="preserve">    empName?: string;</w:t>
+              <w:t xml:space="preserve">    </w:t>
+            </w:r>
+            <w:proofErr w:type="spellStart"/>
+            <w:r>
+              <w:rPr>
+                <w:lang w:val="en-US"/>
+              </w:rPr>
+              <w:t>empName</w:t>
+            </w:r>
+            <w:proofErr w:type="spellEnd"/>
+            <w:r>
+              <w:rPr>
+                <w:lang w:val="en-US"/>
+              </w:rPr>
+              <w:t>?: string;</w:t>
             </w:r>
           </w:p>
           <w:p>
@@ -7858,7 +9209,21 @@
               <w:rPr>
                 <w:lang w:val="en-US"/>
               </w:rPr>
-              <w:t xml:space="preserve">    empId?: number;</w:t>
+              <w:t xml:space="preserve">    </w:t>
+            </w:r>
+            <w:proofErr w:type="spellStart"/>
+            <w:r>
+              <w:rPr>
+                <w:lang w:val="en-US"/>
+              </w:rPr>
+              <w:t>empId</w:t>
+            </w:r>
+            <w:proofErr w:type="spellEnd"/>
+            <w:r>
+              <w:rPr>
+                <w:lang w:val="en-US"/>
+              </w:rPr>
+              <w:t>?: number;</w:t>
             </w:r>
           </w:p>
           <w:p>
@@ -7871,7 +9236,21 @@
               <w:rPr>
                 <w:lang w:val="en-US"/>
               </w:rPr>
-              <w:t xml:space="preserve">    empType?: string</w:t>
+              <w:t xml:space="preserve">    </w:t>
+            </w:r>
+            <w:proofErr w:type="spellStart"/>
+            <w:r>
+              <w:rPr>
+                <w:lang w:val="en-US"/>
+              </w:rPr>
+              <w:t>empType</w:t>
+            </w:r>
+            <w:proofErr w:type="spellEnd"/>
+            <w:r>
+              <w:rPr>
+                <w:lang w:val="en-US"/>
+              </w:rPr>
+              <w:t>?: string</w:t>
             </w:r>
           </w:p>
           <w:p>
@@ -7915,7 +9294,21 @@
               <w:rPr>
                 <w:lang w:val="en-US"/>
               </w:rPr>
-              <w:t xml:space="preserve">  empName: "kamal",</w:t>
+              <w:t xml:space="preserve">  </w:t>
+            </w:r>
+            <w:proofErr w:type="spellStart"/>
+            <w:r>
+              <w:rPr>
+                <w:lang w:val="en-US"/>
+              </w:rPr>
+              <w:t>empName</w:t>
+            </w:r>
+            <w:proofErr w:type="spellEnd"/>
+            <w:r>
+              <w:rPr>
+                <w:lang w:val="en-US"/>
+              </w:rPr>
+              <w:t>: "kamal",</w:t>
             </w:r>
           </w:p>
           <w:p>
@@ -7928,7 +9321,21 @@
               <w:rPr>
                 <w:lang w:val="en-US"/>
               </w:rPr>
-              <w:t xml:space="preserve">  empId : 23,</w:t>
+              <w:t xml:space="preserve">  </w:t>
+            </w:r>
+            <w:proofErr w:type="spellStart"/>
+            <w:r>
+              <w:rPr>
+                <w:lang w:val="en-US"/>
+              </w:rPr>
+              <w:t>empId</w:t>
+            </w:r>
+            <w:proofErr w:type="spellEnd"/>
+            <w:r>
+              <w:rPr>
+                <w:lang w:val="en-US"/>
+              </w:rPr>
+              <w:t xml:space="preserve"> : 23,</w:t>
             </w:r>
           </w:p>
           <w:p>
@@ -7941,7 +9348,21 @@
               <w:rPr>
                 <w:lang w:val="en-US"/>
               </w:rPr>
-              <w:t xml:space="preserve">  empType : "Per"</w:t>
+              <w:t xml:space="preserve">  </w:t>
+            </w:r>
+            <w:proofErr w:type="spellStart"/>
+            <w:r>
+              <w:rPr>
+                <w:lang w:val="en-US"/>
+              </w:rPr>
+              <w:t>empType</w:t>
+            </w:r>
+            <w:proofErr w:type="spellEnd"/>
+            <w:r>
+              <w:rPr>
+                <w:lang w:val="en-US"/>
+              </w:rPr>
+              <w:t xml:space="preserve"> : "Per"</w:t>
             </w:r>
           </w:p>
           <w:p>
@@ -8007,7 +9428,21 @@
         <w:rPr>
           <w:lang w:val="en-US"/>
         </w:rPr>
-        <w:t>*ngFor directive we can use.</w:t>
+        <w:t>*</w:t>
+      </w:r>
+      <w:proofErr w:type="spellStart"/>
+      <w:r>
+        <w:rPr>
+          <w:lang w:val="en-US"/>
+        </w:rPr>
+        <w:t>ngFor</w:t>
+      </w:r>
+      <w:proofErr w:type="spellEnd"/>
+      <w:r>
+        <w:rPr>
+          <w:lang w:val="en-US"/>
+        </w:rPr>
+        <w:t xml:space="preserve"> directive we can use.</w:t>
       </w:r>
       <w:r>
         <w:rPr>
@@ -8053,7 +9488,25 @@
                 <w:szCs w:val="20"/>
                 <w:lang w:val="en-US"/>
               </w:rPr>
-              <w:t>Before 20 th version</w:t>
+              <w:t xml:space="preserve">Before 20 </w:t>
+            </w:r>
+            <w:proofErr w:type="spellStart"/>
+            <w:r>
+              <w:rPr>
+                <w:sz w:val="20"/>
+                <w:szCs w:val="20"/>
+                <w:lang w:val="en-US"/>
+              </w:rPr>
+              <w:t>th</w:t>
+            </w:r>
+            <w:proofErr w:type="spellEnd"/>
+            <w:r>
+              <w:rPr>
+                <w:sz w:val="20"/>
+                <w:szCs w:val="20"/>
+                <w:lang w:val="en-US"/>
+              </w:rPr>
+              <w:t xml:space="preserve"> version</w:t>
             </w:r>
           </w:p>
         </w:tc>
@@ -8135,31 +9588,145 @@
                 <w:szCs w:val="20"/>
                 <w:highlight w:val="yellow"/>
               </w:rPr>
-              <w:t>*ngFor="let empObj of empObjArr"</w:t>
-            </w:r>
+              <w:t>*</w:t>
+            </w:r>
+            <w:proofErr w:type="spellStart"/>
             <w:r>
               <w:rPr>
                 <w:b/>
                 <w:bCs/>
                 <w:sz w:val="20"/>
                 <w:szCs w:val="20"/>
-              </w:rPr>
-              <w:t>&gt;</w:t>
-            </w:r>
-          </w:p>
-          <w:p>
-            <w:pPr>
-              <w:rPr>
+                <w:highlight w:val="yellow"/>
+              </w:rPr>
+              <w:t>ngFor</w:t>
+            </w:r>
+            <w:proofErr w:type="spellEnd"/>
+            <w:r>
+              <w:rPr>
+                <w:b/>
+                <w:bCs/>
                 <w:sz w:val="20"/>
                 <w:szCs w:val="20"/>
-              </w:rPr>
-            </w:pPr>
-            <w:r>
-              <w:rPr>
+                <w:highlight w:val="yellow"/>
+              </w:rPr>
+              <w:t xml:space="preserve">="let </w:t>
+            </w:r>
+            <w:proofErr w:type="spellStart"/>
+            <w:r>
+              <w:rPr>
+                <w:b/>
+                <w:bCs/>
                 <w:sz w:val="20"/>
                 <w:szCs w:val="20"/>
-              </w:rPr>
-              <w:t>  //  {{empObj.empName}} - {{empObj.empId}} -  {{empObj.empType}}</w:t>
+                <w:highlight w:val="yellow"/>
+              </w:rPr>
+              <w:t>empObj</w:t>
+            </w:r>
+            <w:proofErr w:type="spellEnd"/>
+            <w:r>
+              <w:rPr>
+                <w:b/>
+                <w:bCs/>
+                <w:sz w:val="20"/>
+                <w:szCs w:val="20"/>
+                <w:highlight w:val="yellow"/>
+              </w:rPr>
+              <w:t xml:space="preserve"> of </w:t>
+            </w:r>
+            <w:proofErr w:type="spellStart"/>
+            <w:r>
+              <w:rPr>
+                <w:b/>
+                <w:bCs/>
+                <w:sz w:val="20"/>
+                <w:szCs w:val="20"/>
+                <w:highlight w:val="yellow"/>
+              </w:rPr>
+              <w:t>empObjArr</w:t>
+            </w:r>
+            <w:proofErr w:type="spellEnd"/>
+            <w:r>
+              <w:rPr>
+                <w:b/>
+                <w:bCs/>
+                <w:sz w:val="20"/>
+                <w:szCs w:val="20"/>
+                <w:highlight w:val="yellow"/>
+              </w:rPr>
+              <w:t>"</w:t>
+            </w:r>
+            <w:r>
+              <w:rPr>
+                <w:b/>
+                <w:bCs/>
+                <w:sz w:val="20"/>
+                <w:szCs w:val="20"/>
+              </w:rPr>
+              <w:t>&gt;</w:t>
+            </w:r>
+          </w:p>
+          <w:p>
+            <w:pPr>
+              <w:rPr>
+                <w:sz w:val="20"/>
+                <w:szCs w:val="20"/>
+              </w:rPr>
+            </w:pPr>
+            <w:r>
+              <w:rPr>
+                <w:sz w:val="20"/>
+                <w:szCs w:val="20"/>
+              </w:rPr>
+              <w:t>  //  {{</w:t>
+            </w:r>
+            <w:proofErr w:type="spellStart"/>
+            <w:r>
+              <w:rPr>
+                <w:sz w:val="20"/>
+                <w:szCs w:val="20"/>
+              </w:rPr>
+              <w:t>empObj.empName</w:t>
+            </w:r>
+            <w:proofErr w:type="spellEnd"/>
+            <w:r>
+              <w:rPr>
+                <w:sz w:val="20"/>
+                <w:szCs w:val="20"/>
+              </w:rPr>
+              <w:t>}} - {{</w:t>
+            </w:r>
+            <w:proofErr w:type="spellStart"/>
+            <w:r>
+              <w:rPr>
+                <w:sz w:val="20"/>
+                <w:szCs w:val="20"/>
+              </w:rPr>
+              <w:t>empObj.empId</w:t>
+            </w:r>
+            <w:proofErr w:type="spellEnd"/>
+            <w:r>
+              <w:rPr>
+                <w:sz w:val="20"/>
+                <w:szCs w:val="20"/>
+              </w:rPr>
+              <w:t>}} -  {{</w:t>
+            </w:r>
+            <w:proofErr w:type="spellStart"/>
+            <w:r>
+              <w:rPr>
+                <w:sz w:val="20"/>
+                <w:szCs w:val="20"/>
+              </w:rPr>
+              <w:t>empObj.empType</w:t>
+            </w:r>
+            <w:proofErr w:type="spellEnd"/>
+            <w:r>
+              <w:rPr>
+                <w:sz w:val="20"/>
+                <w:szCs w:val="20"/>
+              </w:rPr>
+              <w:t>}}</w:t>
             </w:r>
           </w:p>
           <w:p>
@@ -8209,7 +9776,47 @@
                 <w:sz w:val="20"/>
                 <w:szCs w:val="20"/>
               </w:rPr>
-              <w:t xml:space="preserve"> (empObj of empObjArr; </w:t>
+              <w:t xml:space="preserve"> (</w:t>
+            </w:r>
+            <w:proofErr w:type="spellStart"/>
+            <w:r>
+              <w:rPr>
+                <w:b/>
+                <w:bCs/>
+                <w:sz w:val="20"/>
+                <w:szCs w:val="20"/>
+              </w:rPr>
+              <w:t>empObj</w:t>
+            </w:r>
+            <w:proofErr w:type="spellEnd"/>
+            <w:r>
+              <w:rPr>
+                <w:b/>
+                <w:bCs/>
+                <w:sz w:val="20"/>
+                <w:szCs w:val="20"/>
+              </w:rPr>
+              <w:t xml:space="preserve"> of </w:t>
+            </w:r>
+            <w:proofErr w:type="spellStart"/>
+            <w:r>
+              <w:rPr>
+                <w:b/>
+                <w:bCs/>
+                <w:sz w:val="20"/>
+                <w:szCs w:val="20"/>
+              </w:rPr>
+              <w:t>empObjArr</w:t>
+            </w:r>
+            <w:proofErr w:type="spellEnd"/>
+            <w:r>
+              <w:rPr>
+                <w:b/>
+                <w:bCs/>
+                <w:sz w:val="20"/>
+                <w:szCs w:val="20"/>
+              </w:rPr>
+              <w:t xml:space="preserve">; </w:t>
             </w:r>
             <w:r>
               <w:rPr>
@@ -8228,22 +9835,122 @@
                 <w:sz w:val="20"/>
                 <w:szCs w:val="20"/>
               </w:rPr>
-              <w:t xml:space="preserve"> let i = $index;) {</w:t>
-            </w:r>
-          </w:p>
-          <w:p>
-            <w:pPr>
-              <w:rPr>
+              <w:t xml:space="preserve"> let </w:t>
+            </w:r>
+            <w:proofErr w:type="spellStart"/>
+            <w:r>
+              <w:rPr>
+                <w:b/>
+                <w:bCs/>
                 <w:sz w:val="20"/>
                 <w:szCs w:val="20"/>
               </w:rPr>
-            </w:pPr>
-            <w:r>
-              <w:rPr>
+              <w:t>i</w:t>
+            </w:r>
+            <w:proofErr w:type="spellEnd"/>
+            <w:r>
+              <w:rPr>
+                <w:b/>
+                <w:bCs/>
                 <w:sz w:val="20"/>
                 <w:szCs w:val="20"/>
               </w:rPr>
-              <w:t xml:space="preserve">     {{i + 1}} - {{empObj.empName}} - {{empObj.empId}} -  {{empObj.empType}}  &lt;br&gt; </w:t>
+              <w:t xml:space="preserve"> = $index;) {</w:t>
+            </w:r>
+          </w:p>
+          <w:p>
+            <w:pPr>
+              <w:rPr>
+                <w:sz w:val="20"/>
+                <w:szCs w:val="20"/>
+              </w:rPr>
+            </w:pPr>
+            <w:r>
+              <w:rPr>
+                <w:sz w:val="20"/>
+                <w:szCs w:val="20"/>
+              </w:rPr>
+              <w:t>     {{</w:t>
+            </w:r>
+            <w:proofErr w:type="spellStart"/>
+            <w:r>
+              <w:rPr>
+                <w:sz w:val="20"/>
+                <w:szCs w:val="20"/>
+              </w:rPr>
+              <w:t>i</w:t>
+            </w:r>
+            <w:proofErr w:type="spellEnd"/>
+            <w:r>
+              <w:rPr>
+                <w:sz w:val="20"/>
+                <w:szCs w:val="20"/>
+              </w:rPr>
+              <w:t xml:space="preserve"> + 1}} - {{</w:t>
+            </w:r>
+            <w:proofErr w:type="spellStart"/>
+            <w:r>
+              <w:rPr>
+                <w:sz w:val="20"/>
+                <w:szCs w:val="20"/>
+              </w:rPr>
+              <w:t>empObj.empName</w:t>
+            </w:r>
+            <w:proofErr w:type="spellEnd"/>
+            <w:r>
+              <w:rPr>
+                <w:sz w:val="20"/>
+                <w:szCs w:val="20"/>
+              </w:rPr>
+              <w:t>}} - {{</w:t>
+            </w:r>
+            <w:proofErr w:type="spellStart"/>
+            <w:r>
+              <w:rPr>
+                <w:sz w:val="20"/>
+                <w:szCs w:val="20"/>
+              </w:rPr>
+              <w:t>empObj.empId</w:t>
+            </w:r>
+            <w:proofErr w:type="spellEnd"/>
+            <w:r>
+              <w:rPr>
+                <w:sz w:val="20"/>
+                <w:szCs w:val="20"/>
+              </w:rPr>
+              <w:t>}} -  {{</w:t>
+            </w:r>
+            <w:proofErr w:type="spellStart"/>
+            <w:r>
+              <w:rPr>
+                <w:sz w:val="20"/>
+                <w:szCs w:val="20"/>
+              </w:rPr>
+              <w:t>empObj.empType</w:t>
+            </w:r>
+            <w:proofErr w:type="spellEnd"/>
+            <w:r>
+              <w:rPr>
+                <w:sz w:val="20"/>
+                <w:szCs w:val="20"/>
+              </w:rPr>
+              <w:t>}}  &lt;</w:t>
+            </w:r>
+            <w:proofErr w:type="spellStart"/>
+            <w:r>
+              <w:rPr>
+                <w:sz w:val="20"/>
+                <w:szCs w:val="20"/>
+              </w:rPr>
+              <w:t>br</w:t>
+            </w:r>
+            <w:proofErr w:type="spellEnd"/>
+            <w:r>
+              <w:rPr>
+                <w:sz w:val="20"/>
+                <w:szCs w:val="20"/>
+              </w:rPr>
+              <w:t xml:space="preserve">&gt; </w:t>
             </w:r>
           </w:p>
           <w:p>
@@ -8316,7 +10023,7 @@
           <w:lang w:val="en-US"/>
         </w:rPr>
       </w:pPr>
-      <w:hyperlink r:id="rId58" w:history="1">
+      <w:hyperlink r:id="rId56" w:history="1">
         <w:r>
           <w:rPr>
             <w:rStyle w:val="Hyperlink"/>
@@ -8669,7 +10376,7 @@
                     </pic:cNvPicPr>
                   </pic:nvPicPr>
                   <pic:blipFill>
-                    <a:blip r:embed="rId59">
+                    <a:blip r:embed="rId57">
                       <a:extLst>
                         <a:ext uri="{28A0092B-C50C-407E-A947-70E740481C1C}">
                           <a14:useLocalDpi xmlns:a14="http://schemas.microsoft.com/office/drawing/2010/main" val="0"/>
@@ -8744,7 +10451,15 @@
         <w:t>Data Binding</w:t>
       </w:r>
       <w:r>
-        <w:t> is the process of connecting a target (such as a DOM element, property, or event) in a template to a model (data or behavior) in the component. </w:t>
+        <w:t xml:space="preserve"> is the process of connecting a target (such as a DOM element, property, or event) in a template to a model (data or </w:t>
+      </w:r>
+      <w:proofErr w:type="spellStart"/>
+      <w:r>
+        <w:t>behavior</w:t>
+      </w:r>
+      <w:proofErr w:type="spellEnd"/>
+      <w:r>
+        <w:t>) in the component. </w:t>
       </w:r>
     </w:p>
     <w:p>
@@ -8759,7 +10474,7 @@
       <w:r>
         <w:t>In </w:t>
       </w:r>
-      <w:hyperlink r:id="rId60" w:tgtFrame="_blank" w:history="1">
+      <w:hyperlink r:id="rId58" w:tgtFrame="_blank" w:history="1">
         <w:r>
           <w:rPr>
             <w:rStyle w:val="Hyperlink"/>
@@ -8801,7 +10516,7 @@
         </w:numPr>
         <w:spacing w:after="0" w:line="240" w:lineRule="auto"/>
       </w:pPr>
-      <w:hyperlink r:id="rId61" w:anchor="one-way-data-binding" w:history="1">
+      <w:hyperlink r:id="rId59" w:anchor="one-way-data-binding" w:history="1">
         <w:r>
           <w:rPr>
             <w:rStyle w:val="Hyperlink"/>
@@ -8818,7 +10533,7 @@
         </w:numPr>
         <w:spacing w:after="0" w:line="240" w:lineRule="auto"/>
       </w:pPr>
-      <w:hyperlink r:id="rId62" w:anchor="two-way-data-binding" w:history="1">
+      <w:hyperlink r:id="rId60" w:anchor="two-way-data-binding" w:history="1">
         <w:r>
           <w:rPr>
             <w:rStyle w:val="Hyperlink"/>
@@ -8853,7 +10568,7 @@
                     </pic:cNvPicPr>
                   </pic:nvPicPr>
                   <pic:blipFill>
-                    <a:blip r:embed="rId63">
+                    <a:blip r:embed="rId61">
                       <a:extLst>
                         <a:ext uri="{28A0092B-C50C-407E-A947-70E740481C1C}">
                           <a14:useLocalDpi xmlns:a14="http://schemas.microsoft.com/office/drawing/2010/main" val="0"/>
@@ -8904,14 +10619,7 @@
           <w:bCs/>
         </w:rPr>
         <w:lastRenderedPageBreak/>
-        <w:t>One-Way Data Binding</w:t>
-      </w:r>
-      <w:r>
-        <w:rPr>
-          <w:b/>
-          <w:bCs/>
-        </w:rPr>
-        <w:t>:</w:t>
+        <w:t>One-Way Data Binding:</w:t>
       </w:r>
     </w:p>
     <w:p>
@@ -8928,7 +10636,7 @@
       <w:r>
         <w:t> is a one-directional interaction between a </w:t>
       </w:r>
-      <w:hyperlink r:id="rId64" w:tgtFrame="_blank" w:history="1">
+      <w:hyperlink r:id="rId62" w:tgtFrame="_blank" w:history="1">
         <w:r>
           <w:rPr>
             <w:rStyle w:val="Hyperlink"/>
@@ -8971,7 +10679,7 @@
                     </pic:cNvPicPr>
                   </pic:nvPicPr>
                   <pic:blipFill>
-                    <a:blip r:embed="rId65">
+                    <a:blip r:embed="rId63">
                       <a:extLst>
                         <a:ext uri="{28A0092B-C50C-407E-A947-70E740481C1C}">
                           <a14:useLocalDpi xmlns:a14="http://schemas.microsoft.com/office/drawing/2010/main" val="0"/>
@@ -9019,7 +10727,7 @@
         </w:numPr>
         <w:spacing w:after="0" w:line="240" w:lineRule="auto"/>
       </w:pPr>
-      <w:hyperlink r:id="rId66" w:anchor="text-interpolation" w:history="1">
+      <w:hyperlink r:id="rId64" w:anchor="text-interpolation" w:history="1">
         <w:r>
           <w:rPr>
             <w:rStyle w:val="Hyperlink"/>
@@ -9036,7 +10744,7 @@
         </w:numPr>
         <w:spacing w:after="0" w:line="240" w:lineRule="auto"/>
       </w:pPr>
-      <w:hyperlink r:id="rId67" w:anchor="event-binding" w:history="1">
+      <w:hyperlink r:id="rId65" w:anchor="event-binding" w:history="1">
         <w:r>
           <w:rPr>
             <w:rStyle w:val="Hyperlink"/>
@@ -9053,7 +10761,7 @@
         </w:numPr>
         <w:spacing w:after="0" w:line="240" w:lineRule="auto"/>
       </w:pPr>
-      <w:hyperlink r:id="rId68" w:anchor="property-binding" w:history="1">
+      <w:hyperlink r:id="rId66" w:anchor="property-binding" w:history="1">
         <w:r>
           <w:rPr>
             <w:rStyle w:val="Hyperlink"/>
@@ -9070,7 +10778,7 @@
         </w:numPr>
         <w:spacing w:after="0" w:line="240" w:lineRule="auto"/>
       </w:pPr>
-      <w:hyperlink r:id="rId69" w:anchor="attribute-binding" w:history="1">
+      <w:hyperlink r:id="rId67" w:anchor="attribute-binding" w:history="1">
         <w:r>
           <w:rPr>
             <w:rStyle w:val="Hyperlink"/>
@@ -9112,18 +10820,48 @@
         <w:spacing w:after="0" w:line="240" w:lineRule="auto"/>
       </w:pPr>
       <w:r>
-        <w:t>In general,</w:t>
-      </w:r>
-      <w:hyperlink r:id="rId70" w:tgtFrame="_blank" w:history="1">
+        <w:t xml:space="preserve">In </w:t>
+      </w:r>
+      <w:proofErr w:type="spellStart"/>
+      <w:r>
+        <w:t>general,</w:t>
+      </w:r>
+      <w:hyperlink r:id="rId68" w:tgtFrame="_blank" w:history="1">
         <w:r>
           <w:rPr>
             <w:rStyle w:val="Hyperlink"/>
           </w:rPr>
-          <w:t>Text Interpolation</w:t>
+          <w:t>Text</w:t>
+        </w:r>
+        <w:proofErr w:type="spellEnd"/>
+        <w:r>
+          <w:rPr>
+            <w:rStyle w:val="Hyperlink"/>
+          </w:rPr>
+          <w:t xml:space="preserve"> </w:t>
+        </w:r>
+        <w:proofErr w:type="spellStart"/>
+        <w:r>
+          <w:rPr>
+            <w:rStyle w:val="Hyperlink"/>
+          </w:rPr>
+          <w:t>Interpolation</w:t>
         </w:r>
       </w:hyperlink>
       <w:r>
-        <w:t>is the process of formatting or manipulating strings. In Angular,itis used to display data from a component to a view. In this way of data binding, we use the curly braces </w:t>
+        <w:t>is</w:t>
+      </w:r>
+      <w:proofErr w:type="spellEnd"/>
+      <w:r>
+        <w:t xml:space="preserve"> the process of formatting or manipulating strings. In </w:t>
+      </w:r>
+      <w:proofErr w:type="spellStart"/>
+      <w:r>
+        <w:t>Angular,itis</w:t>
+      </w:r>
+      <w:proofErr w:type="spellEnd"/>
+      <w:r>
+        <w:t xml:space="preserve"> used to display data from a component to a view. In this way of data binding, we use the curly braces </w:t>
       </w:r>
       <w:r>
         <w:rPr>
@@ -9157,8 +10895,13 @@
             <w:tcW w:w="5228" w:type="dxa"/>
           </w:tcPr>
           <w:p>
-            <w:r>
-              <w:t>empName:string = 'Azad ';</w:t>
+            <w:proofErr w:type="spellStart"/>
+            <w:r>
+              <w:t>empName:string</w:t>
+            </w:r>
+            <w:proofErr w:type="spellEnd"/>
+            <w:r>
+              <w:t xml:space="preserve"> = 'Azad ';</w:t>
             </w:r>
           </w:p>
         </w:tc>
@@ -9177,9 +10920,11 @@
               </w:rPr>
               <w:t xml:space="preserve"> {{</w:t>
             </w:r>
+            <w:proofErr w:type="spellStart"/>
             <w:r>
               <w:t>empName</w:t>
             </w:r>
+            <w:proofErr w:type="spellEnd"/>
             <w:r>
               <w:rPr>
                 <w:b/>
@@ -9239,12 +10984,28 @@
           </w:p>
           <w:p>
             <w:r>
-              <w:t>&lt;p&gt;Age: {{ currentUser.age }}&lt;/p&gt;</w:t>
-            </w:r>
-          </w:p>
-          <w:p>
-            <w:r>
-              <w:t>&lt;p&gt;{{ getGreeting() }}&lt;/p&gt;</w:t>
+              <w:t xml:space="preserve">&lt;p&gt;Age: {{ </w:t>
+            </w:r>
+            <w:proofErr w:type="spellStart"/>
+            <w:r>
+              <w:t>currentUser.age</w:t>
+            </w:r>
+            <w:proofErr w:type="spellEnd"/>
+            <w:r>
+              <w:t xml:space="preserve"> }}&lt;/p&gt;</w:t>
+            </w:r>
+          </w:p>
+          <w:p>
+            <w:r>
+              <w:t xml:space="preserve">&lt;p&gt;{{ </w:t>
+            </w:r>
+            <w:proofErr w:type="spellStart"/>
+            <w:r>
+              <w:t>getGreeting</w:t>
+            </w:r>
+            <w:proofErr w:type="spellEnd"/>
+            <w:r>
+              <w:t>() }}&lt;/p&gt;</w:t>
             </w:r>
           </w:p>
           <w:p>
@@ -9273,14 +11034,7 @@
           <w:b/>
           <w:bCs/>
         </w:rPr>
-        <w:t>Event Binding</w:t>
-      </w:r>
-      <w:r>
-        <w:rPr>
-          <w:b/>
-          <w:bCs/>
-        </w:rPr>
-        <w:t>:</w:t>
+        <w:t>Event Binding:</w:t>
       </w:r>
     </w:p>
     <w:p>
@@ -9368,6 +11122,1256 @@
         <w:spacing w:after="0" w:line="240" w:lineRule="auto"/>
       </w:pPr>
     </w:p>
+    <w:p>
+      <w:pPr>
+        <w:spacing w:after="0" w:line="240" w:lineRule="auto"/>
+      </w:pPr>
+    </w:p>
+    <w:p>
+      <w:pPr>
+        <w:spacing w:after="0" w:line="240" w:lineRule="auto"/>
+      </w:pPr>
+    </w:p>
+    <w:p>
+      <w:pPr>
+        <w:spacing w:after="0" w:line="240" w:lineRule="auto"/>
+      </w:pPr>
+    </w:p>
+    <w:p>
+      <w:pPr>
+        <w:spacing w:after="0" w:line="240" w:lineRule="auto"/>
+      </w:pPr>
+    </w:p>
+    <w:p>
+      <w:pPr>
+        <w:spacing w:after="0" w:line="240" w:lineRule="auto"/>
+      </w:pPr>
+    </w:p>
+    <w:p>
+      <w:pPr>
+        <w:spacing w:after="0" w:line="240" w:lineRule="auto"/>
+      </w:pPr>
+    </w:p>
+    <w:p>
+      <w:pPr>
+        <w:spacing w:after="0" w:line="240" w:lineRule="auto"/>
+      </w:pPr>
+    </w:p>
+    <w:p>
+      <w:pPr>
+        <w:spacing w:after="0" w:line="240" w:lineRule="auto"/>
+      </w:pPr>
+    </w:p>
+    <w:p>
+      <w:pPr>
+        <w:spacing w:after="0" w:line="240" w:lineRule="auto"/>
+        <w:rPr>
+          <w:b/>
+          <w:bCs/>
+        </w:rPr>
+      </w:pPr>
+      <w:r>
+        <w:rPr>
+          <w:b/>
+          <w:bCs/>
+        </w:rPr>
+        <w:lastRenderedPageBreak/>
+        <w:t>Event Object ($event)</w:t>
+      </w:r>
+      <w:r>
+        <w:rPr>
+          <w:b/>
+          <w:bCs/>
+        </w:rPr>
+        <w:t xml:space="preserve">: </w:t>
+      </w:r>
+    </w:p>
+    <w:p>
+      <w:pPr>
+        <w:spacing w:after="0" w:line="240" w:lineRule="auto"/>
+        <w:rPr>
+          <w:b/>
+          <w:bCs/>
+        </w:rPr>
+      </w:pPr>
+    </w:p>
+    <w:p>
+      <w:pPr>
+        <w:spacing w:after="0" w:line="240" w:lineRule="auto"/>
+      </w:pPr>
+      <w:r>
+        <w:t>$event is a special variable in DOM event</w:t>
+      </w:r>
+      <w:r>
+        <w:t>.</w:t>
+      </w:r>
+      <w:r>
+        <w:t xml:space="preserve"> It's automatically available in template</w:t>
+      </w:r>
+      <w:r>
+        <w:t>.</w:t>
+      </w:r>
+    </w:p>
+    <w:p>
+      <w:pPr>
+        <w:spacing w:after="0" w:line="240" w:lineRule="auto"/>
+        <w:rPr>
+          <w:b/>
+          <w:bCs/>
+        </w:rPr>
+      </w:pPr>
+    </w:p>
+    <w:tbl>
+      <w:tblPr>
+        <w:tblStyle w:val="TableGrid"/>
+        <w:tblW w:w="0" w:type="auto"/>
+        <w:tblLook w:val="04A0" w:firstRow="1" w:lastRow="0" w:firstColumn="1" w:lastColumn="0" w:noHBand="0" w:noVBand="1"/>
+      </w:tblPr>
+      <w:tblGrid>
+        <w:gridCol w:w="5228"/>
+        <w:gridCol w:w="5228"/>
+      </w:tblGrid>
+      <w:tr>
+        <w:tc>
+          <w:tcPr>
+            <w:tcW w:w="5228" w:type="dxa"/>
+          </w:tcPr>
+          <w:p>
+            <w:r>
+              <w:t>&lt;input type="text" (input)="</w:t>
+            </w:r>
+            <w:proofErr w:type="spellStart"/>
+            <w:r>
+              <w:t>onInputChanged</w:t>
+            </w:r>
+            <w:proofErr w:type="spellEnd"/>
+            <w:r>
+              <w:t>($event)"&gt;</w:t>
+            </w:r>
+          </w:p>
+          <w:p/>
+        </w:tc>
+        <w:tc>
+          <w:tcPr>
+            <w:tcW w:w="5228" w:type="dxa"/>
+          </w:tcPr>
+          <w:p>
+            <w:r>
+              <w:t xml:space="preserve">  </w:t>
+            </w:r>
+            <w:proofErr w:type="spellStart"/>
+            <w:r>
+              <w:t>onInputChanged</w:t>
+            </w:r>
+            <w:proofErr w:type="spellEnd"/>
+            <w:r>
+              <w:t>(event: Event) {</w:t>
+            </w:r>
+          </w:p>
+          <w:p>
+            <w:r>
+              <w:t xml:space="preserve">    </w:t>
+            </w:r>
+            <w:proofErr w:type="spellStart"/>
+            <w:r>
+              <w:t>const</w:t>
+            </w:r>
+            <w:proofErr w:type="spellEnd"/>
+            <w:r>
+              <w:t xml:space="preserve"> </w:t>
+            </w:r>
+            <w:proofErr w:type="spellStart"/>
+            <w:r>
+              <w:t>inputElement</w:t>
+            </w:r>
+            <w:proofErr w:type="spellEnd"/>
+            <w:r>
+              <w:t xml:space="preserve"> = </w:t>
+            </w:r>
+            <w:proofErr w:type="spellStart"/>
+            <w:r>
+              <w:t>event.target</w:t>
+            </w:r>
+            <w:proofErr w:type="spellEnd"/>
+            <w:r>
+              <w:t xml:space="preserve"> as </w:t>
+            </w:r>
+            <w:proofErr w:type="spellStart"/>
+            <w:r>
+              <w:t>HTMLInputElement</w:t>
+            </w:r>
+            <w:proofErr w:type="spellEnd"/>
+            <w:r>
+              <w:t>;</w:t>
+            </w:r>
+          </w:p>
+          <w:p>
+            <w:r>
+              <w:t xml:space="preserve">    console.log('Input value:', </w:t>
+            </w:r>
+            <w:proofErr w:type="spellStart"/>
+            <w:r>
+              <w:t>inputElement.value</w:t>
+            </w:r>
+            <w:proofErr w:type="spellEnd"/>
+            <w:r>
+              <w:t>);</w:t>
+            </w:r>
+          </w:p>
+          <w:p>
+            <w:r>
+              <w:t>  }</w:t>
+            </w:r>
+          </w:p>
+        </w:tc>
+      </w:tr>
+    </w:tbl>
+    <w:p>
+      <w:pPr>
+        <w:spacing w:after="0" w:line="240" w:lineRule="auto"/>
+      </w:pPr>
+    </w:p>
+    <w:p>
+      <w:pPr>
+        <w:spacing w:after="0" w:line="240" w:lineRule="auto"/>
+        <w:rPr>
+          <w:b/>
+          <w:bCs/>
+        </w:rPr>
+      </w:pPr>
+      <w:r>
+        <w:rPr>
+          <w:b/>
+          <w:bCs/>
+        </w:rPr>
+        <w:t>Why Use $event?</w:t>
+      </w:r>
+    </w:p>
+    <w:p>
+      <w:pPr>
+        <w:numPr>
+          <w:ilvl w:val="0"/>
+          <w:numId w:val="43"/>
+        </w:numPr>
+        <w:spacing w:after="0" w:line="240" w:lineRule="auto"/>
+      </w:pPr>
+      <w:r>
+        <w:rPr>
+          <w:b/>
+          <w:bCs/>
+        </w:rPr>
+        <w:t>Access Event Data</w:t>
+      </w:r>
+      <w:r>
+        <w:t>: Get information about the event (key pressed, mouse coordinates, etc.)</w:t>
+      </w:r>
+    </w:p>
+    <w:p>
+      <w:pPr>
+        <w:numPr>
+          <w:ilvl w:val="0"/>
+          <w:numId w:val="43"/>
+        </w:numPr>
+        <w:spacing w:after="0" w:line="240" w:lineRule="auto"/>
+      </w:pPr>
+      <w:r>
+        <w:rPr>
+          <w:b/>
+          <w:bCs/>
+        </w:rPr>
+        <w:t xml:space="preserve">Prevent Default </w:t>
+      </w:r>
+      <w:proofErr w:type="spellStart"/>
+      <w:r>
+        <w:rPr>
+          <w:b/>
+          <w:bCs/>
+        </w:rPr>
+        <w:t>Behavior</w:t>
+      </w:r>
+      <w:proofErr w:type="spellEnd"/>
+      <w:r>
+        <w:t>: Stop default browser actions</w:t>
+      </w:r>
+    </w:p>
+    <w:p>
+      <w:pPr>
+        <w:numPr>
+          <w:ilvl w:val="0"/>
+          <w:numId w:val="43"/>
+        </w:numPr>
+        <w:spacing w:after="0" w:line="240" w:lineRule="auto"/>
+      </w:pPr>
+      <w:r>
+        <w:rPr>
+          <w:b/>
+          <w:bCs/>
+        </w:rPr>
+        <w:t>Stop Event Propagation</w:t>
+      </w:r>
+      <w:r>
+        <w:t>: Prevent events from bubbling up</w:t>
+      </w:r>
+    </w:p>
+    <w:p>
+      <w:pPr>
+        <w:numPr>
+          <w:ilvl w:val="0"/>
+          <w:numId w:val="43"/>
+        </w:numPr>
+        <w:spacing w:after="0" w:line="240" w:lineRule="auto"/>
+      </w:pPr>
+      <w:r>
+        <w:rPr>
+          <w:b/>
+          <w:bCs/>
+        </w:rPr>
+        <w:t>Handle Custom Events</w:t>
+      </w:r>
+      <w:r>
+        <w:t>: Receive data from child components</w:t>
+      </w:r>
+    </w:p>
+    <w:p>
+      <w:pPr>
+        <w:spacing w:after="0" w:line="240" w:lineRule="auto"/>
+      </w:pPr>
+    </w:p>
+    <w:p>
+      <w:pPr>
+        <w:spacing w:after="0" w:line="240" w:lineRule="auto"/>
+      </w:pPr>
+      <w:r>
+        <w:t>Syntax:</w:t>
+      </w:r>
+    </w:p>
+    <w:tbl>
+      <w:tblPr>
+        <w:tblStyle w:val="TableGrid"/>
+        <w:tblW w:w="0" w:type="auto"/>
+        <w:tblLook w:val="04A0" w:firstRow="1" w:lastRow="0" w:firstColumn="1" w:lastColumn="0" w:noHBand="0" w:noVBand="1"/>
+      </w:tblPr>
+      <w:tblGrid>
+        <w:gridCol w:w="10456"/>
+      </w:tblGrid>
+      <w:tr>
+        <w:tc>
+          <w:tcPr>
+            <w:tcW w:w="10456" w:type="dxa"/>
+          </w:tcPr>
+          <w:p>
+            <w:r>
+              <w:t>&lt;element (</w:t>
+            </w:r>
+            <w:proofErr w:type="spellStart"/>
+            <w:r>
+              <w:rPr>
+                <w:b/>
+                <w:bCs/>
+                <w:highlight w:val="yellow"/>
+              </w:rPr>
+              <w:t>eventName</w:t>
+            </w:r>
+            <w:proofErr w:type="spellEnd"/>
+            <w:r>
+              <w:t>)="</w:t>
+            </w:r>
+            <w:proofErr w:type="spellStart"/>
+            <w:r>
+              <w:t>handlerFunction</w:t>
+            </w:r>
+            <w:proofErr w:type="spellEnd"/>
+            <w:r>
+              <w:rPr>
+                <w:b/>
+                <w:bCs/>
+                <w:highlight w:val="yellow"/>
+              </w:rPr>
+              <w:t>($event</w:t>
+            </w:r>
+            <w:r>
+              <w:t>)"&gt;</w:t>
+            </w:r>
+          </w:p>
+        </w:tc>
+      </w:tr>
+    </w:tbl>
+    <w:p>
+      <w:pPr>
+        <w:spacing w:after="0" w:line="240" w:lineRule="auto"/>
+      </w:pPr>
+    </w:p>
+    <w:tbl>
+      <w:tblPr>
+        <w:tblStyle w:val="TableGrid"/>
+        <w:tblW w:w="0" w:type="auto"/>
+        <w:tblLook w:val="04A0" w:firstRow="1" w:lastRow="0" w:firstColumn="1" w:lastColumn="0" w:noHBand="0" w:noVBand="1"/>
+      </w:tblPr>
+      <w:tblGrid>
+        <w:gridCol w:w="5228"/>
+        <w:gridCol w:w="5228"/>
+      </w:tblGrid>
+      <w:tr>
+        <w:tc>
+          <w:tcPr>
+            <w:tcW w:w="5228" w:type="dxa"/>
+          </w:tcPr>
+          <w:p>
+            <w:r>
+              <w:t>&lt;input type="text" (</w:t>
+            </w:r>
+            <w:proofErr w:type="spellStart"/>
+            <w:r>
+              <w:rPr>
+                <w:b/>
+                <w:bCs/>
+                <w:highlight w:val="yellow"/>
+              </w:rPr>
+              <w:t>mousemove</w:t>
+            </w:r>
+            <w:proofErr w:type="spellEnd"/>
+            <w:r>
+              <w:t>)="</w:t>
+            </w:r>
+            <w:proofErr w:type="spellStart"/>
+            <w:r>
+              <w:t>onInputChanged</w:t>
+            </w:r>
+            <w:proofErr w:type="spellEnd"/>
+            <w:r>
+              <w:t>($event)"&gt;</w:t>
+            </w:r>
+          </w:p>
+          <w:p/>
+        </w:tc>
+        <w:tc>
+          <w:tcPr>
+            <w:tcW w:w="5228" w:type="dxa"/>
+          </w:tcPr>
+          <w:p>
+            <w:r>
+              <w:t xml:space="preserve">  </w:t>
+            </w:r>
+            <w:proofErr w:type="spellStart"/>
+            <w:r>
+              <w:t>onInputChanged</w:t>
+            </w:r>
+            <w:proofErr w:type="spellEnd"/>
+            <w:r>
+              <w:t>(</w:t>
+            </w:r>
+            <w:r>
+              <w:rPr>
+                <w:b/>
+                <w:bCs/>
+                <w:highlight w:val="yellow"/>
+              </w:rPr>
+              <w:t xml:space="preserve">event: </w:t>
+            </w:r>
+            <w:proofErr w:type="spellStart"/>
+            <w:r>
+              <w:rPr>
+                <w:b/>
+                <w:bCs/>
+                <w:highlight w:val="yellow"/>
+              </w:rPr>
+              <w:t>MouseEvent</w:t>
+            </w:r>
+            <w:proofErr w:type="spellEnd"/>
+            <w:r>
+              <w:t>) {</w:t>
+            </w:r>
+          </w:p>
+          <w:p>
+            <w:r>
+              <w:t xml:space="preserve">    </w:t>
+            </w:r>
+            <w:proofErr w:type="spellStart"/>
+            <w:r>
+              <w:t>const</w:t>
+            </w:r>
+            <w:proofErr w:type="spellEnd"/>
+            <w:r>
+              <w:t xml:space="preserve"> </w:t>
+            </w:r>
+            <w:proofErr w:type="spellStart"/>
+            <w:r>
+              <w:t>inputElement</w:t>
+            </w:r>
+            <w:proofErr w:type="spellEnd"/>
+            <w:r>
+              <w:t xml:space="preserve"> = </w:t>
+            </w:r>
+            <w:proofErr w:type="spellStart"/>
+            <w:r>
+              <w:t>event.target</w:t>
+            </w:r>
+            <w:proofErr w:type="spellEnd"/>
+            <w:r>
+              <w:t xml:space="preserve"> as </w:t>
+            </w:r>
+            <w:proofErr w:type="spellStart"/>
+            <w:r>
+              <w:t>HTMLInputElement</w:t>
+            </w:r>
+            <w:proofErr w:type="spellEnd"/>
+            <w:r>
+              <w:t>;</w:t>
+            </w:r>
+          </w:p>
+          <w:p>
+            <w:r>
+              <w:t xml:space="preserve">    console.log('Input value:', </w:t>
+            </w:r>
+            <w:proofErr w:type="spellStart"/>
+            <w:r>
+              <w:t>inputElement.value</w:t>
+            </w:r>
+            <w:proofErr w:type="spellEnd"/>
+            <w:r>
+              <w:t>);</w:t>
+            </w:r>
+          </w:p>
+          <w:p>
+            <w:r>
+              <w:t>  }</w:t>
+            </w:r>
+          </w:p>
+        </w:tc>
+      </w:tr>
+    </w:tbl>
+    <w:p>
+      <w:pPr>
+        <w:spacing w:after="0" w:line="240" w:lineRule="auto"/>
+      </w:pPr>
+    </w:p>
+    <w:p>
+      <w:pPr>
+        <w:spacing w:after="0" w:line="240" w:lineRule="auto"/>
+      </w:pPr>
+      <w:r>
+        <w:t>In html we have used event type as “</w:t>
+      </w:r>
+      <w:proofErr w:type="spellStart"/>
+      <w:r>
+        <w:rPr>
+          <w:b/>
+          <w:bCs/>
+          <w:highlight w:val="yellow"/>
+        </w:rPr>
+        <w:t>mousemove</w:t>
+      </w:r>
+      <w:proofErr w:type="spellEnd"/>
+      <w:r>
+        <w:t>” it is a mouse event so, in the component class method we need to use method parameter type as “</w:t>
+      </w:r>
+      <w:proofErr w:type="spellStart"/>
+      <w:r>
+        <w:rPr>
+          <w:b/>
+          <w:bCs/>
+          <w:highlight w:val="yellow"/>
+        </w:rPr>
+        <w:t>MouseEvent</w:t>
+      </w:r>
+      <w:proofErr w:type="spellEnd"/>
+      <w:r>
+        <w:t>”</w:t>
+      </w:r>
+    </w:p>
+    <w:p>
+      <w:pPr>
+        <w:spacing w:after="0" w:line="240" w:lineRule="auto"/>
+        <w:rPr>
+          <w:b/>
+          <w:bCs/>
+        </w:rPr>
+      </w:pPr>
+      <w:r>
+        <w:t>(</w:t>
+      </w:r>
+      <w:proofErr w:type="spellStart"/>
+      <w:r>
+        <w:rPr>
+          <w:b/>
+          <w:bCs/>
+          <w:highlight w:val="yellow"/>
+        </w:rPr>
+        <w:t>mousemove</w:t>
+      </w:r>
+      <w:proofErr w:type="spellEnd"/>
+      <w:r>
+        <w:t xml:space="preserve">) </w:t>
+      </w:r>
+      <w:r>
+        <w:sym w:font="Wingdings" w:char="F0E8"/>
+      </w:r>
+      <w:r>
+        <w:t xml:space="preserve"> </w:t>
+      </w:r>
+      <w:proofErr w:type="spellStart"/>
+      <w:r>
+        <w:rPr>
+          <w:b/>
+          <w:bCs/>
+          <w:highlight w:val="yellow"/>
+        </w:rPr>
+        <w:t>MouseEvent</w:t>
+      </w:r>
+      <w:proofErr w:type="spellEnd"/>
+    </w:p>
+    <w:p>
+      <w:pPr>
+        <w:spacing w:after="0" w:line="240" w:lineRule="auto"/>
+        <w:rPr>
+          <w:b/>
+          <w:bCs/>
+        </w:rPr>
+      </w:pPr>
+      <w:r>
+        <w:rPr>
+          <w:b/>
+          <w:bCs/>
+        </w:rPr>
+        <w:t xml:space="preserve">(click) </w:t>
+      </w:r>
+      <w:r>
+        <w:rPr>
+          <w:b/>
+          <w:bCs/>
+        </w:rPr>
+        <w:sym w:font="Wingdings" w:char="F0E8"/>
+      </w:r>
+      <w:r>
+        <w:rPr>
+          <w:b/>
+          <w:bCs/>
+        </w:rPr>
+        <w:t xml:space="preserve"> </w:t>
+      </w:r>
+      <w:proofErr w:type="spellStart"/>
+      <w:r>
+        <w:rPr>
+          <w:b/>
+          <w:bCs/>
+          <w:highlight w:val="yellow"/>
+        </w:rPr>
+        <w:t>MouseEvent</w:t>
+      </w:r>
+      <w:proofErr w:type="spellEnd"/>
+    </w:p>
+    <w:p>
+      <w:pPr>
+        <w:spacing w:after="0" w:line="240" w:lineRule="auto"/>
+        <w:rPr>
+          <w:b/>
+          <w:bCs/>
+        </w:rPr>
+      </w:pPr>
+      <w:r>
+        <w:rPr>
+          <w:b/>
+          <w:bCs/>
+        </w:rPr>
+        <w:t>..</w:t>
+      </w:r>
+    </w:p>
+    <w:p>
+      <w:pPr>
+        <w:spacing w:after="0" w:line="240" w:lineRule="auto"/>
+        <w:rPr>
+          <w:b/>
+          <w:bCs/>
+        </w:rPr>
+      </w:pPr>
+      <w:r>
+        <w:rPr>
+          <w:b/>
+          <w:bCs/>
+        </w:rPr>
+        <w:t>..</w:t>
+      </w:r>
+    </w:p>
+    <w:p>
+      <w:pPr>
+        <w:spacing w:line="240" w:lineRule="auto"/>
+      </w:pPr>
+      <w:r>
+        <w:t>(</w:t>
+      </w:r>
+      <w:proofErr w:type="spellStart"/>
+      <w:r>
+        <w:t>keydown</w:t>
+      </w:r>
+      <w:proofErr w:type="spellEnd"/>
+      <w:r>
+        <w:t>)</w:t>
+      </w:r>
+      <w:r>
+        <w:t xml:space="preserve">, </w:t>
+      </w:r>
+      <w:r>
+        <w:t>(</w:t>
+      </w:r>
+      <w:proofErr w:type="spellStart"/>
+      <w:r>
+        <w:t>keyup</w:t>
+      </w:r>
+      <w:proofErr w:type="spellEnd"/>
+      <w:r>
+        <w:t>)</w:t>
+      </w:r>
+      <w:r>
+        <w:t xml:space="preserve"> </w:t>
+      </w:r>
+      <w:r>
+        <w:sym w:font="Wingdings" w:char="F0E8"/>
+      </w:r>
+      <w:r>
+        <w:t xml:space="preserve"> </w:t>
+      </w:r>
+      <w:proofErr w:type="spellStart"/>
+      <w:r>
+        <w:t>KeyboardEvent</w:t>
+      </w:r>
+      <w:proofErr w:type="spellEnd"/>
+    </w:p>
+    <w:tbl>
+      <w:tblPr>
+        <w:tblStyle w:val="TableGrid"/>
+        <w:tblW w:w="0" w:type="auto"/>
+        <w:tblLook w:val="04A0" w:firstRow="1" w:lastRow="0" w:firstColumn="1" w:lastColumn="0" w:noHBand="0" w:noVBand="1"/>
+      </w:tblPr>
+      <w:tblGrid>
+        <w:gridCol w:w="5228"/>
+        <w:gridCol w:w="5228"/>
+      </w:tblGrid>
+      <w:tr>
+        <w:tc>
+          <w:tcPr>
+            <w:tcW w:w="5228" w:type="dxa"/>
+          </w:tcPr>
+          <w:p>
+            <w:r>
+              <w:t>&lt;input (</w:t>
+            </w:r>
+            <w:proofErr w:type="spellStart"/>
+            <w:r>
+              <w:t>keydown</w:t>
+            </w:r>
+            <w:proofErr w:type="spellEnd"/>
+            <w:r>
+              <w:t>)="</w:t>
+            </w:r>
+            <w:proofErr w:type="spellStart"/>
+            <w:r>
+              <w:t>onKeyDown</w:t>
+            </w:r>
+            <w:proofErr w:type="spellEnd"/>
+            <w:r>
+              <w:t>($event)" placeholder="Type something"&gt;</w:t>
+            </w:r>
+          </w:p>
+          <w:p>
+            <w:r>
+              <w:t>&lt;input (</w:t>
+            </w:r>
+            <w:proofErr w:type="spellStart"/>
+            <w:r>
+              <w:t>keyup</w:t>
+            </w:r>
+            <w:proofErr w:type="spellEnd"/>
+            <w:r>
+              <w:t>)="</w:t>
+            </w:r>
+            <w:proofErr w:type="spellStart"/>
+            <w:r>
+              <w:t>onKeyUp</w:t>
+            </w:r>
+            <w:proofErr w:type="spellEnd"/>
+            <w:r>
+              <w:t>($event)" placeholder="Type something"&gt;</w:t>
+            </w:r>
+          </w:p>
+          <w:p/>
+        </w:tc>
+        <w:tc>
+          <w:tcPr>
+            <w:tcW w:w="5228" w:type="dxa"/>
+          </w:tcPr>
+          <w:p>
+            <w:r>
+              <w:t xml:space="preserve">  </w:t>
+            </w:r>
+            <w:proofErr w:type="spellStart"/>
+            <w:r>
+              <w:t>onKeyDown</w:t>
+            </w:r>
+            <w:proofErr w:type="spellEnd"/>
+            <w:r>
+              <w:t xml:space="preserve">(event: </w:t>
+            </w:r>
+            <w:proofErr w:type="spellStart"/>
+            <w:r>
+              <w:t>KeyboardEvent</w:t>
+            </w:r>
+            <w:proofErr w:type="spellEnd"/>
+            <w:r>
+              <w:t>) {</w:t>
+            </w:r>
+          </w:p>
+          <w:p>
+            <w:r>
+              <w:t xml:space="preserve">    console.log('Key pressed:', </w:t>
+            </w:r>
+            <w:proofErr w:type="spellStart"/>
+            <w:r>
+              <w:t>event.key</w:t>
+            </w:r>
+            <w:proofErr w:type="spellEnd"/>
+            <w:r>
+              <w:t>);</w:t>
+            </w:r>
+          </w:p>
+          <w:p>
+            <w:r>
+              <w:t xml:space="preserve">    console.log('Key code:', </w:t>
+            </w:r>
+            <w:proofErr w:type="spellStart"/>
+            <w:r>
+              <w:t>event.code</w:t>
+            </w:r>
+            <w:proofErr w:type="spellEnd"/>
+            <w:r>
+              <w:t>);</w:t>
+            </w:r>
+          </w:p>
+          <w:p>
+            <w:r>
+              <w:t xml:space="preserve">    </w:t>
+            </w:r>
+          </w:p>
+          <w:p>
+            <w:r>
+              <w:t xml:space="preserve">    </w:t>
+            </w:r>
+            <w:r>
+              <w:rPr>
+                <w:i/>
+                <w:iCs/>
+              </w:rPr>
+              <w:t>// Prevent default for specific keys</w:t>
+            </w:r>
+          </w:p>
+          <w:p>
+            <w:r>
+              <w:t xml:space="preserve">    if (</w:t>
+            </w:r>
+            <w:proofErr w:type="spellStart"/>
+            <w:r>
+              <w:t>event.key</w:t>
+            </w:r>
+            <w:proofErr w:type="spellEnd"/>
+            <w:r>
+              <w:t xml:space="preserve"> === 'Enter') {</w:t>
+            </w:r>
+          </w:p>
+          <w:p>
+            <w:r>
+              <w:t xml:space="preserve">      </w:t>
+            </w:r>
+            <w:proofErr w:type="spellStart"/>
+            <w:r>
+              <w:t>event.preventDefault</w:t>
+            </w:r>
+            <w:proofErr w:type="spellEnd"/>
+            <w:r>
+              <w:t>();</w:t>
+            </w:r>
+          </w:p>
+          <w:p>
+            <w:r>
+              <w:t xml:space="preserve">      console.log('Enter key prevented');</w:t>
+            </w:r>
+          </w:p>
+          <w:p>
+            <w:r>
+              <w:t xml:space="preserve">    }</w:t>
+            </w:r>
+          </w:p>
+          <w:p>
+            <w:r>
+              <w:t xml:space="preserve">  }</w:t>
+            </w:r>
+          </w:p>
+          <w:p/>
+          <w:p>
+            <w:r>
+              <w:t xml:space="preserve">  </w:t>
+            </w:r>
+            <w:proofErr w:type="spellStart"/>
+            <w:r>
+              <w:t>onKeyUp</w:t>
+            </w:r>
+            <w:proofErr w:type="spellEnd"/>
+            <w:r>
+              <w:t xml:space="preserve">(event: </w:t>
+            </w:r>
+            <w:proofErr w:type="spellStart"/>
+            <w:r>
+              <w:t>KeyboardEvent</w:t>
+            </w:r>
+            <w:proofErr w:type="spellEnd"/>
+            <w:r>
+              <w:t>) {</w:t>
+            </w:r>
+          </w:p>
+          <w:p>
+            <w:r>
+              <w:t xml:space="preserve">    </w:t>
+            </w:r>
+            <w:r>
+              <w:rPr>
+                <w:i/>
+                <w:iCs/>
+              </w:rPr>
+              <w:t>// Check for specific keys</w:t>
+            </w:r>
+          </w:p>
+          <w:p>
+            <w:r>
+              <w:t xml:space="preserve">    if (</w:t>
+            </w:r>
+            <w:proofErr w:type="spellStart"/>
+            <w:r>
+              <w:t>event.key</w:t>
+            </w:r>
+            <w:proofErr w:type="spellEnd"/>
+            <w:r>
+              <w:t xml:space="preserve"> === 'Escape') {</w:t>
+            </w:r>
+          </w:p>
+          <w:p>
+            <w:r>
+              <w:t xml:space="preserve">      </w:t>
+            </w:r>
+            <w:proofErr w:type="spellStart"/>
+            <w:r>
+              <w:t>this.clearInput</w:t>
+            </w:r>
+            <w:proofErr w:type="spellEnd"/>
+            <w:r>
+              <w:t>();</w:t>
+            </w:r>
+          </w:p>
+          <w:p>
+            <w:r>
+              <w:t xml:space="preserve">    }</w:t>
+            </w:r>
+          </w:p>
+          <w:p>
+            <w:r>
+              <w:t xml:space="preserve">  }</w:t>
+            </w:r>
+          </w:p>
+          <w:p/>
+        </w:tc>
+      </w:tr>
+    </w:tbl>
+    <w:p>
+      <w:pPr>
+        <w:spacing w:line="240" w:lineRule="auto"/>
+      </w:pPr>
+    </w:p>
+    <w:p>
+      <w:pPr>
+        <w:spacing w:line="240" w:lineRule="auto"/>
+      </w:pPr>
+      <w:r>
+        <w:t xml:space="preserve">What is the use of “as” property in angular? </w:t>
+      </w:r>
+    </w:p>
+    <w:p>
+      <w:pPr>
+        <w:spacing w:line="240" w:lineRule="auto"/>
+      </w:pPr>
+    </w:p>
+    <w:p>
+      <w:pPr>
+        <w:spacing w:line="240" w:lineRule="auto"/>
+      </w:pPr>
+    </w:p>
+    <w:p>
+      <w:pPr>
+        <w:spacing w:after="0" w:line="240" w:lineRule="auto"/>
+      </w:pPr>
+    </w:p>
+    <w:p>
+      <w:pPr>
+        <w:spacing w:after="0" w:line="240" w:lineRule="auto"/>
+      </w:pPr>
+    </w:p>
+    <w:p>
+      <w:pPr>
+        <w:spacing w:after="0" w:line="240" w:lineRule="auto"/>
+      </w:pPr>
+    </w:p>
+    <w:p>
+      <w:pPr>
+        <w:spacing w:after="0" w:line="240" w:lineRule="auto"/>
+      </w:pPr>
+    </w:p>
+    <w:p>
+      <w:pPr>
+        <w:spacing w:after="0" w:line="240" w:lineRule="auto"/>
+      </w:pPr>
+    </w:p>
+    <w:p>
+      <w:pPr>
+        <w:spacing w:after="0" w:line="240" w:lineRule="auto"/>
+      </w:pPr>
+    </w:p>
+    <w:p>
+      <w:pPr>
+        <w:spacing w:after="0" w:line="240" w:lineRule="auto"/>
+      </w:pPr>
+    </w:p>
+    <w:p>
+      <w:pPr>
+        <w:spacing w:after="0" w:line="240" w:lineRule="auto"/>
+      </w:pPr>
+    </w:p>
+    <w:p>
+      <w:pPr>
+        <w:spacing w:after="0" w:line="240" w:lineRule="auto"/>
+      </w:pPr>
+    </w:p>
+    <w:p>
+      <w:pPr>
+        <w:spacing w:after="0" w:line="240" w:lineRule="auto"/>
+      </w:pPr>
+    </w:p>
+    <w:p>
+      <w:pPr>
+        <w:spacing w:after="0" w:line="240" w:lineRule="auto"/>
+      </w:pPr>
+    </w:p>
+    <w:p>
+      <w:pPr>
+        <w:spacing w:after="0" w:line="240" w:lineRule="auto"/>
+      </w:pPr>
+    </w:p>
+    <w:tbl>
+      <w:tblPr>
+        <w:tblStyle w:val="TableGrid"/>
+        <w:tblW w:w="0" w:type="auto"/>
+        <w:tblLook w:val="04A0" w:firstRow="1" w:lastRow="0" w:firstColumn="1" w:lastColumn="0" w:noHBand="0" w:noVBand="1"/>
+      </w:tblPr>
+      <w:tblGrid>
+        <w:gridCol w:w="5228"/>
+        <w:gridCol w:w="5228"/>
+      </w:tblGrid>
+      <w:tr>
+        <w:tc>
+          <w:tcPr>
+            <w:tcW w:w="5228" w:type="dxa"/>
+          </w:tcPr>
+          <w:p>
+            <w:r>
+              <w:t>&lt;input (input)="</w:t>
+            </w:r>
+            <w:proofErr w:type="spellStart"/>
+            <w:r>
+              <w:t>onInput</w:t>
+            </w:r>
+            <w:proofErr w:type="spellEnd"/>
+            <w:r>
+              <w:rPr>
+                <w:b/>
+                <w:bCs/>
+              </w:rPr>
+              <w:t>($event</w:t>
+            </w:r>
+            <w:r>
+              <w:t xml:space="preserve">)" </w:t>
+            </w:r>
+          </w:p>
+          <w:p>
+            <w:r>
+              <w:t>       (</w:t>
+            </w:r>
+            <w:proofErr w:type="spellStart"/>
+            <w:r>
+              <w:t>keyup</w:t>
+            </w:r>
+            <w:proofErr w:type="spellEnd"/>
+            <w:r>
+              <w:t>)="</w:t>
+            </w:r>
+            <w:proofErr w:type="spellStart"/>
+            <w:r>
+              <w:t>onKeyUp</w:t>
+            </w:r>
+            <w:proofErr w:type="spellEnd"/>
+            <w:r>
+              <w:t>($event)"</w:t>
+            </w:r>
+          </w:p>
+          <w:p>
+            <w:r>
+              <w:t>       [value]="message"&gt;</w:t>
+            </w:r>
+          </w:p>
+          <w:p/>
+        </w:tc>
+        <w:tc>
+          <w:tcPr>
+            <w:tcW w:w="5228" w:type="dxa"/>
+          </w:tcPr>
+          <w:p>
+            <w:r>
+              <w:t xml:space="preserve">  </w:t>
+            </w:r>
+            <w:proofErr w:type="spellStart"/>
+            <w:r>
+              <w:t>onInput</w:t>
+            </w:r>
+            <w:proofErr w:type="spellEnd"/>
+            <w:r>
+              <w:t>(event: any) {</w:t>
+            </w:r>
+          </w:p>
+          <w:p>
+            <w:r>
+              <w:t>    console.log(</w:t>
+            </w:r>
+            <w:proofErr w:type="spellStart"/>
+            <w:r>
+              <w:t>event.target.value</w:t>
+            </w:r>
+            <w:proofErr w:type="spellEnd"/>
+            <w:r>
+              <w:t>);</w:t>
+            </w:r>
+          </w:p>
+          <w:p>
+            <w:r>
+              <w:t xml:space="preserve">    </w:t>
+            </w:r>
+            <w:proofErr w:type="spellStart"/>
+            <w:r>
+              <w:t>this.message</w:t>
+            </w:r>
+            <w:proofErr w:type="spellEnd"/>
+            <w:r>
+              <w:t xml:space="preserve"> = </w:t>
+            </w:r>
+            <w:proofErr w:type="spellStart"/>
+            <w:r>
+              <w:t>event.target.value</w:t>
+            </w:r>
+            <w:proofErr w:type="spellEnd"/>
+            <w:r>
+              <w:t>;</w:t>
+            </w:r>
+          </w:p>
+          <w:p>
+            <w:r>
+              <w:t>  }</w:t>
+            </w:r>
+          </w:p>
+          <w:p>
+            <w:r>
+              <w:t xml:space="preserve">  </w:t>
+            </w:r>
+          </w:p>
+          <w:p>
+            <w:r>
+              <w:t xml:space="preserve">  </w:t>
+            </w:r>
+            <w:proofErr w:type="spellStart"/>
+            <w:r>
+              <w:t>onKeyUp</w:t>
+            </w:r>
+            <w:proofErr w:type="spellEnd"/>
+            <w:r>
+              <w:t xml:space="preserve">(event: </w:t>
+            </w:r>
+            <w:proofErr w:type="spellStart"/>
+            <w:r>
+              <w:t>KeyboardEvent</w:t>
+            </w:r>
+            <w:proofErr w:type="spellEnd"/>
+            <w:r>
+              <w:t>) {</w:t>
+            </w:r>
+          </w:p>
+          <w:p>
+            <w:r>
+              <w:t>   console.log(event);</w:t>
+            </w:r>
+          </w:p>
+          <w:p>
+            <w:r>
+              <w:t>    if (</w:t>
+            </w:r>
+            <w:proofErr w:type="spellStart"/>
+            <w:r>
+              <w:t>event.key</w:t>
+            </w:r>
+            <w:proofErr w:type="spellEnd"/>
+            <w:r>
+              <w:t xml:space="preserve"> === 'Enter') {</w:t>
+            </w:r>
+          </w:p>
+          <w:p>
+            <w:r>
+              <w:t xml:space="preserve">      </w:t>
+            </w:r>
+            <w:proofErr w:type="spellStart"/>
+            <w:r>
+              <w:t>this.items.push</w:t>
+            </w:r>
+            <w:proofErr w:type="spellEnd"/>
+            <w:r>
+              <w:t>(</w:t>
+            </w:r>
+            <w:proofErr w:type="spellStart"/>
+            <w:r>
+              <w:t>this.message</w:t>
+            </w:r>
+            <w:proofErr w:type="spellEnd"/>
+            <w:r>
+              <w:t>);</w:t>
+            </w:r>
+          </w:p>
+          <w:p>
+            <w:r>
+              <w:t xml:space="preserve">      </w:t>
+            </w:r>
+            <w:proofErr w:type="spellStart"/>
+            <w:r>
+              <w:t>this.message</w:t>
+            </w:r>
+            <w:proofErr w:type="spellEnd"/>
+            <w:r>
+              <w:t xml:space="preserve"> = '';</w:t>
+            </w:r>
+          </w:p>
+          <w:p>
+            <w:r>
+              <w:t>    }</w:t>
+            </w:r>
+          </w:p>
+          <w:p>
+            <w:r>
+              <w:t>  }</w:t>
+            </w:r>
+          </w:p>
+          <w:p/>
+        </w:tc>
+      </w:tr>
+    </w:tbl>
     <w:p>
       <w:pPr>
         <w:spacing w:after="0" w:line="240" w:lineRule="auto"/>
@@ -12090,6 +15094,119 @@
     </w:lvl>
   </w:abstractNum>
   <w:abstractNum w:abstractNumId="19" w15:restartNumberingAfterBreak="0">
+    <w:nsid w:val="356826B0"/>
+    <w:multiLevelType w:val="multilevel"/>
+    <w:tmpl w:val="C52EF056"/>
+    <w:lvl w:ilvl="0">
+      <w:start w:val="1"/>
+      <w:numFmt w:val="decimal"/>
+      <w:lvlText w:val="%1."/>
+      <w:lvlJc w:val="left"/>
+      <w:pPr>
+        <w:tabs>
+          <w:tab w:val="num" w:pos="720"/>
+        </w:tabs>
+        <w:ind w:left="720" w:hanging="360"/>
+      </w:pPr>
+    </w:lvl>
+    <w:lvl w:ilvl="1" w:tentative="1">
+      <w:start w:val="1"/>
+      <w:numFmt w:val="decimal"/>
+      <w:lvlText w:val="%2."/>
+      <w:lvlJc w:val="left"/>
+      <w:pPr>
+        <w:tabs>
+          <w:tab w:val="num" w:pos="1440"/>
+        </w:tabs>
+        <w:ind w:left="1440" w:hanging="360"/>
+      </w:pPr>
+    </w:lvl>
+    <w:lvl w:ilvl="2" w:tentative="1">
+      <w:start w:val="1"/>
+      <w:numFmt w:val="decimal"/>
+      <w:lvlText w:val="%3."/>
+      <w:lvlJc w:val="left"/>
+      <w:pPr>
+        <w:tabs>
+          <w:tab w:val="num" w:pos="2160"/>
+        </w:tabs>
+        <w:ind w:left="2160" w:hanging="360"/>
+      </w:pPr>
+    </w:lvl>
+    <w:lvl w:ilvl="3" w:tentative="1">
+      <w:start w:val="1"/>
+      <w:numFmt w:val="decimal"/>
+      <w:lvlText w:val="%4."/>
+      <w:lvlJc w:val="left"/>
+      <w:pPr>
+        <w:tabs>
+          <w:tab w:val="num" w:pos="2880"/>
+        </w:tabs>
+        <w:ind w:left="2880" w:hanging="360"/>
+      </w:pPr>
+    </w:lvl>
+    <w:lvl w:ilvl="4" w:tentative="1">
+      <w:start w:val="1"/>
+      <w:numFmt w:val="decimal"/>
+      <w:lvlText w:val="%5."/>
+      <w:lvlJc w:val="left"/>
+      <w:pPr>
+        <w:tabs>
+          <w:tab w:val="num" w:pos="3600"/>
+        </w:tabs>
+        <w:ind w:left="3600" w:hanging="360"/>
+      </w:pPr>
+    </w:lvl>
+    <w:lvl w:ilvl="5" w:tentative="1">
+      <w:start w:val="1"/>
+      <w:numFmt w:val="decimal"/>
+      <w:lvlText w:val="%6."/>
+      <w:lvlJc w:val="left"/>
+      <w:pPr>
+        <w:tabs>
+          <w:tab w:val="num" w:pos="4320"/>
+        </w:tabs>
+        <w:ind w:left="4320" w:hanging="360"/>
+      </w:pPr>
+    </w:lvl>
+    <w:lvl w:ilvl="6" w:tentative="1">
+      <w:start w:val="1"/>
+      <w:numFmt w:val="decimal"/>
+      <w:lvlText w:val="%7."/>
+      <w:lvlJc w:val="left"/>
+      <w:pPr>
+        <w:tabs>
+          <w:tab w:val="num" w:pos="5040"/>
+        </w:tabs>
+        <w:ind w:left="5040" w:hanging="360"/>
+      </w:pPr>
+    </w:lvl>
+    <w:lvl w:ilvl="7" w:tentative="1">
+      <w:start w:val="1"/>
+      <w:numFmt w:val="decimal"/>
+      <w:lvlText w:val="%8."/>
+      <w:lvlJc w:val="left"/>
+      <w:pPr>
+        <w:tabs>
+          <w:tab w:val="num" w:pos="5760"/>
+        </w:tabs>
+        <w:ind w:left="5760" w:hanging="360"/>
+      </w:pPr>
+    </w:lvl>
+    <w:lvl w:ilvl="8" w:tentative="1">
+      <w:start w:val="1"/>
+      <w:numFmt w:val="decimal"/>
+      <w:lvlText w:val="%9."/>
+      <w:lvlJc w:val="left"/>
+      <w:pPr>
+        <w:tabs>
+          <w:tab w:val="num" w:pos="6480"/>
+        </w:tabs>
+        <w:ind w:left="6480" w:hanging="360"/>
+      </w:pPr>
+    </w:lvl>
+  </w:abstractNum>
+  <w:abstractNum w:abstractNumId="20" w15:restartNumberingAfterBreak="0">
     <w:nsid w:val="35DC77A2"/>
     <w:multiLevelType w:val="hybridMultilevel"/>
     <w:tmpl w:val="206C4312"/>
@@ -12178,7 +15295,7 @@
       </w:pPr>
     </w:lvl>
   </w:abstractNum>
-  <w:abstractNum w:abstractNumId="20" w15:restartNumberingAfterBreak="0">
+  <w:abstractNum w:abstractNumId="21" w15:restartNumberingAfterBreak="0">
     <w:nsid w:val="3B946EF2"/>
     <w:multiLevelType w:val="hybridMultilevel"/>
     <w:tmpl w:val="682CD640"/>
@@ -12267,7 +15384,7 @@
       </w:pPr>
     </w:lvl>
   </w:abstractNum>
-  <w:abstractNum w:abstractNumId="21" w15:restartNumberingAfterBreak="0">
+  <w:abstractNum w:abstractNumId="22" w15:restartNumberingAfterBreak="0">
     <w:nsid w:val="3D175E71"/>
     <w:multiLevelType w:val="multilevel"/>
     <w:tmpl w:val="C248C1A2"/>
@@ -12416,7 +15533,7 @@
       </w:rPr>
     </w:lvl>
   </w:abstractNum>
-  <w:abstractNum w:abstractNumId="22" w15:restartNumberingAfterBreak="0">
+  <w:abstractNum w:abstractNumId="23" w15:restartNumberingAfterBreak="0">
     <w:nsid w:val="4271344F"/>
     <w:multiLevelType w:val="multilevel"/>
     <w:tmpl w:val="E9109E7C"/>
@@ -12565,7 +15682,7 @@
       </w:rPr>
     </w:lvl>
   </w:abstractNum>
-  <w:abstractNum w:abstractNumId="23" w15:restartNumberingAfterBreak="0">
+  <w:abstractNum w:abstractNumId="24" w15:restartNumberingAfterBreak="0">
     <w:nsid w:val="58516D6A"/>
     <w:multiLevelType w:val="hybridMultilevel"/>
     <w:tmpl w:val="00CCC8F0"/>
@@ -12654,7 +15771,7 @@
       </w:pPr>
     </w:lvl>
   </w:abstractNum>
-  <w:abstractNum w:abstractNumId="24" w15:restartNumberingAfterBreak="0">
+  <w:abstractNum w:abstractNumId="25" w15:restartNumberingAfterBreak="0">
     <w:nsid w:val="59D74D78"/>
     <w:multiLevelType w:val="multilevel"/>
     <w:tmpl w:val="94DE9F74"/>
@@ -12803,7 +15920,7 @@
       </w:rPr>
     </w:lvl>
   </w:abstractNum>
-  <w:abstractNum w:abstractNumId="25" w15:restartNumberingAfterBreak="0">
+  <w:abstractNum w:abstractNumId="26" w15:restartNumberingAfterBreak="0">
     <w:nsid w:val="5DCD3B6F"/>
     <w:multiLevelType w:val="multilevel"/>
     <w:tmpl w:val="96AE20F8"/>
@@ -12952,7 +16069,7 @@
       </w:rPr>
     </w:lvl>
   </w:abstractNum>
-  <w:abstractNum w:abstractNumId="26" w15:restartNumberingAfterBreak="0">
+  <w:abstractNum w:abstractNumId="27" w15:restartNumberingAfterBreak="0">
     <w:nsid w:val="5E4E2568"/>
     <w:multiLevelType w:val="multilevel"/>
     <w:tmpl w:val="64DE14A8"/>
@@ -13101,7 +16218,7 @@
       </w:rPr>
     </w:lvl>
   </w:abstractNum>
-  <w:abstractNum w:abstractNumId="27" w15:restartNumberingAfterBreak="0">
+  <w:abstractNum w:abstractNumId="28" w15:restartNumberingAfterBreak="0">
     <w:nsid w:val="5F045E9B"/>
     <w:multiLevelType w:val="hybridMultilevel"/>
     <w:tmpl w:val="0910E5BA"/>
@@ -13190,7 +16307,7 @@
       </w:pPr>
     </w:lvl>
   </w:abstractNum>
-  <w:abstractNum w:abstractNumId="28" w15:restartNumberingAfterBreak="0">
+  <w:abstractNum w:abstractNumId="29" w15:restartNumberingAfterBreak="0">
     <w:nsid w:val="64880EC8"/>
     <w:multiLevelType w:val="hybridMultilevel"/>
     <w:tmpl w:val="0BECC98E"/>
@@ -13279,7 +16396,7 @@
       </w:pPr>
     </w:lvl>
   </w:abstractNum>
-  <w:abstractNum w:abstractNumId="29" w15:restartNumberingAfterBreak="0">
+  <w:abstractNum w:abstractNumId="30" w15:restartNumberingAfterBreak="0">
     <w:nsid w:val="67920818"/>
     <w:multiLevelType w:val="hybridMultilevel"/>
     <w:tmpl w:val="54F0102A"/>
@@ -13368,7 +16485,7 @@
       </w:pPr>
     </w:lvl>
   </w:abstractNum>
-  <w:abstractNum w:abstractNumId="30" w15:restartNumberingAfterBreak="0">
+  <w:abstractNum w:abstractNumId="31" w15:restartNumberingAfterBreak="0">
     <w:nsid w:val="683517A9"/>
     <w:multiLevelType w:val="multilevel"/>
     <w:tmpl w:val="D05E2A52"/>
@@ -13517,7 +16634,7 @@
       </w:rPr>
     </w:lvl>
   </w:abstractNum>
-  <w:abstractNum w:abstractNumId="31" w15:restartNumberingAfterBreak="0">
+  <w:abstractNum w:abstractNumId="32" w15:restartNumberingAfterBreak="0">
     <w:nsid w:val="6B5A2171"/>
     <w:multiLevelType w:val="multilevel"/>
     <w:tmpl w:val="4BA8F6A8"/>
@@ -13666,7 +16783,7 @@
       </w:rPr>
     </w:lvl>
   </w:abstractNum>
-  <w:abstractNum w:abstractNumId="32" w15:restartNumberingAfterBreak="0">
+  <w:abstractNum w:abstractNumId="33" w15:restartNumberingAfterBreak="0">
     <w:nsid w:val="6CD90AAA"/>
     <w:multiLevelType w:val="hybridMultilevel"/>
     <w:tmpl w:val="CB0867E8"/>
@@ -13755,7 +16872,7 @@
       </w:pPr>
     </w:lvl>
   </w:abstractNum>
-  <w:abstractNum w:abstractNumId="33" w15:restartNumberingAfterBreak="0">
+  <w:abstractNum w:abstractNumId="34" w15:restartNumberingAfterBreak="0">
     <w:nsid w:val="72044FAA"/>
     <w:multiLevelType w:val="multilevel"/>
     <w:tmpl w:val="F278844E"/>
@@ -13904,7 +17021,7 @@
       </w:rPr>
     </w:lvl>
   </w:abstractNum>
-  <w:abstractNum w:abstractNumId="34" w15:restartNumberingAfterBreak="0">
+  <w:abstractNum w:abstractNumId="35" w15:restartNumberingAfterBreak="0">
     <w:nsid w:val="72737038"/>
     <w:multiLevelType w:val="hybridMultilevel"/>
     <w:tmpl w:val="602C0772"/>
@@ -13993,7 +17110,7 @@
       </w:pPr>
     </w:lvl>
   </w:abstractNum>
-  <w:abstractNum w:abstractNumId="35" w15:restartNumberingAfterBreak="0">
+  <w:abstractNum w:abstractNumId="36" w15:restartNumberingAfterBreak="0">
     <w:nsid w:val="73ED2483"/>
     <w:multiLevelType w:val="multilevel"/>
     <w:tmpl w:val="FD1480C8"/>
@@ -14142,7 +17259,7 @@
       </w:rPr>
     </w:lvl>
   </w:abstractNum>
-  <w:abstractNum w:abstractNumId="36" w15:restartNumberingAfterBreak="0">
+  <w:abstractNum w:abstractNumId="37" w15:restartNumberingAfterBreak="0">
     <w:nsid w:val="740C4441"/>
     <w:multiLevelType w:val="hybridMultilevel"/>
     <w:tmpl w:val="B19899F4"/>
@@ -14231,7 +17348,7 @@
       </w:pPr>
     </w:lvl>
   </w:abstractNum>
-  <w:abstractNum w:abstractNumId="37" w15:restartNumberingAfterBreak="0">
+  <w:abstractNum w:abstractNumId="38" w15:restartNumberingAfterBreak="0">
     <w:nsid w:val="74BE6604"/>
     <w:multiLevelType w:val="multilevel"/>
     <w:tmpl w:val="C5E69C6E"/>
@@ -14380,7 +17497,7 @@
       </w:rPr>
     </w:lvl>
   </w:abstractNum>
-  <w:abstractNum w:abstractNumId="38" w15:restartNumberingAfterBreak="0">
+  <w:abstractNum w:abstractNumId="39" w15:restartNumberingAfterBreak="0">
     <w:nsid w:val="75FC232B"/>
     <w:multiLevelType w:val="multilevel"/>
     <w:tmpl w:val="CE3A26CC"/>
@@ -14529,7 +17646,7 @@
       </w:rPr>
     </w:lvl>
   </w:abstractNum>
-  <w:abstractNum w:abstractNumId="39" w15:restartNumberingAfterBreak="0">
+  <w:abstractNum w:abstractNumId="40" w15:restartNumberingAfterBreak="0">
     <w:nsid w:val="76B67D00"/>
     <w:multiLevelType w:val="hybridMultilevel"/>
     <w:tmpl w:val="6ED44928"/>
@@ -14642,7 +17759,7 @@
       </w:rPr>
     </w:lvl>
   </w:abstractNum>
-  <w:abstractNum w:abstractNumId="40" w15:restartNumberingAfterBreak="0">
+  <w:abstractNum w:abstractNumId="41" w15:restartNumberingAfterBreak="0">
     <w:nsid w:val="78D26D21"/>
     <w:multiLevelType w:val="multilevel"/>
     <w:tmpl w:val="96141222"/>
@@ -14755,7 +17872,7 @@
       </w:pPr>
     </w:lvl>
   </w:abstractNum>
-  <w:abstractNum w:abstractNumId="41" w15:restartNumberingAfterBreak="0">
+  <w:abstractNum w:abstractNumId="42" w15:restartNumberingAfterBreak="0">
     <w:nsid w:val="7C941F6A"/>
     <w:multiLevelType w:val="hybridMultilevel"/>
     <w:tmpl w:val="C5144324"/>
@@ -14869,22 +17986,22 @@
     </w:lvl>
   </w:abstractNum>
   <w:num w:numId="1" w16cid:durableId="1786997795">
-    <w:abstractNumId w:val="30"/>
+    <w:abstractNumId w:val="31"/>
   </w:num>
   <w:num w:numId="2" w16cid:durableId="649095618">
-    <w:abstractNumId w:val="25"/>
+    <w:abstractNumId w:val="26"/>
   </w:num>
   <w:num w:numId="3" w16cid:durableId="1091312259">
     <w:abstractNumId w:val="2"/>
   </w:num>
   <w:num w:numId="4" w16cid:durableId="2126465039">
-    <w:abstractNumId w:val="19"/>
+    <w:abstractNumId w:val="20"/>
   </w:num>
   <w:num w:numId="5" w16cid:durableId="87163252">
     <w:abstractNumId w:val="18"/>
   </w:num>
   <w:num w:numId="6" w16cid:durableId="393430431">
-    <w:abstractNumId w:val="32"/>
+    <w:abstractNumId w:val="33"/>
   </w:num>
   <w:num w:numId="7" w16cid:durableId="22755052">
     <w:abstractNumId w:val="7"/>
@@ -14896,19 +18013,19 @@
     <w:abstractNumId w:val="3"/>
   </w:num>
   <w:num w:numId="10" w16cid:durableId="261768541">
-    <w:abstractNumId w:val="21"/>
+    <w:abstractNumId w:val="22"/>
   </w:num>
   <w:num w:numId="11" w16cid:durableId="920530383">
-    <w:abstractNumId w:val="22"/>
+    <w:abstractNumId w:val="23"/>
   </w:num>
   <w:num w:numId="12" w16cid:durableId="329067514">
-    <w:abstractNumId w:val="23"/>
+    <w:abstractNumId w:val="24"/>
   </w:num>
   <w:num w:numId="13" w16cid:durableId="109862485">
-    <w:abstractNumId w:val="28"/>
+    <w:abstractNumId w:val="29"/>
   </w:num>
   <w:num w:numId="14" w16cid:durableId="161700848">
-    <w:abstractNumId w:val="33"/>
+    <w:abstractNumId w:val="34"/>
   </w:num>
   <w:num w:numId="15" w16cid:durableId="2023049815">
     <w:abstractNumId w:val="10"/>
@@ -14917,16 +18034,16 @@
     <w:abstractNumId w:val="6"/>
   </w:num>
   <w:num w:numId="17" w16cid:durableId="1681085876">
-    <w:abstractNumId w:val="37"/>
+    <w:abstractNumId w:val="38"/>
   </w:num>
   <w:num w:numId="18" w16cid:durableId="1762793056">
-    <w:abstractNumId w:val="38"/>
+    <w:abstractNumId w:val="39"/>
   </w:num>
   <w:num w:numId="19" w16cid:durableId="1371563757">
-    <w:abstractNumId w:val="27"/>
+    <w:abstractNumId w:val="28"/>
   </w:num>
   <w:num w:numId="20" w16cid:durableId="458688707">
-    <w:abstractNumId w:val="31"/>
+    <w:abstractNumId w:val="32"/>
   </w:num>
   <w:num w:numId="21" w16cid:durableId="451746149">
     <w:abstractNumId w:val="11"/>
@@ -14935,7 +18052,7 @@
     <w:abstractNumId w:val="12"/>
   </w:num>
   <w:num w:numId="23" w16cid:durableId="2069645773">
-    <w:abstractNumId w:val="39"/>
+    <w:abstractNumId w:val="40"/>
   </w:num>
   <w:num w:numId="24" w16cid:durableId="1712999510">
     <w:abstractNumId w:val="17"/>
@@ -14950,7 +18067,7 @@
     <w:abstractNumId w:val="1"/>
   </w:num>
   <w:num w:numId="28" w16cid:durableId="1442185687">
-    <w:abstractNumId w:val="20"/>
+    <w:abstractNumId w:val="21"/>
   </w:num>
   <w:num w:numId="29" w16cid:durableId="592666648">
     <w:abstractNumId w:val="15"/>
@@ -14962,10 +18079,10 @@
     <w:abstractNumId w:val="16"/>
   </w:num>
   <w:num w:numId="32" w16cid:durableId="738358516">
-    <w:abstractNumId w:val="29"/>
+    <w:abstractNumId w:val="30"/>
   </w:num>
   <w:num w:numId="33" w16cid:durableId="217666468">
-    <w:abstractNumId w:val="40"/>
+    <w:abstractNumId w:val="41"/>
   </w:num>
   <w:num w:numId="34" w16cid:durableId="526212279">
     <w:abstractNumId w:val="14"/>
@@ -14974,25 +18091,28 @@
     <w:abstractNumId w:val="8"/>
   </w:num>
   <w:num w:numId="36" w16cid:durableId="1751079524">
-    <w:abstractNumId w:val="41"/>
+    <w:abstractNumId w:val="42"/>
   </w:num>
   <w:num w:numId="37" w16cid:durableId="1398866741">
-    <w:abstractNumId w:val="34"/>
+    <w:abstractNumId w:val="35"/>
   </w:num>
   <w:num w:numId="38" w16cid:durableId="1266117631">
-    <w:abstractNumId w:val="36"/>
+    <w:abstractNumId w:val="37"/>
   </w:num>
   <w:num w:numId="39" w16cid:durableId="2127386567">
     <w:abstractNumId w:val="0"/>
   </w:num>
   <w:num w:numId="40" w16cid:durableId="1301351013">
-    <w:abstractNumId w:val="24"/>
+    <w:abstractNumId w:val="25"/>
   </w:num>
   <w:num w:numId="41" w16cid:durableId="1918977120">
-    <w:abstractNumId w:val="35"/>
+    <w:abstractNumId w:val="36"/>
   </w:num>
   <w:num w:numId="42" w16cid:durableId="1923299974">
-    <w:abstractNumId w:val="26"/>
+    <w:abstractNumId w:val="27"/>
+  </w:num>
+  <w:num w:numId="43" w16cid:durableId="1836647998">
+    <w:abstractNumId w:val="19"/>
   </w:num>
 </w:numbering>
 </file>

--- a/UI_html_css_javascript/notes/Angular_6AM_2025.docx
+++ b/UI_html_css_javascript/notes/Angular_6AM_2025.docx
@@ -9,25 +9,15 @@
           <w:lang w:val="en-US"/>
         </w:rPr>
       </w:pPr>
-      <w:r>
-        <w:fldChar w:fldCharType="begin"/>
-      </w:r>
-      <w:r>
-        <w:instrText>HYPERLINK "https://angular.dev/tutorials/learn-angular"</w:instrText>
-      </w:r>
-      <w:r>
-        <w:fldChar w:fldCharType="separate"/>
-      </w:r>
-      <w:r>
-        <w:rPr>
-          <w:rStyle w:val="Hyperlink"/>
-          <w:lang w:val="en-US"/>
-        </w:rPr>
-        <w:t>https://angular.dev/tutorials/learn-angular</w:t>
-      </w:r>
-      <w:r>
-        <w:fldChar w:fldCharType="end"/>
-      </w:r>
+      <w:hyperlink r:id="rId5" w:history="1">
+        <w:r>
+          <w:rPr>
+            <w:rStyle w:val="Hyperlink"/>
+            <w:lang w:val="en-US"/>
+          </w:rPr>
+          <w:t>https://angular.dev/tutorials/learn-angular</w:t>
+        </w:r>
+      </w:hyperlink>
       <w:r>
         <w:rPr>
           <w:lang w:val="en-US"/>
@@ -42,7 +32,7 @@
           <w:lang w:val="en-US"/>
         </w:rPr>
       </w:pPr>
-      <w:hyperlink r:id="rId5" w:history="1">
+      <w:hyperlink r:id="rId6" w:history="1">
         <w:r>
           <w:rPr>
             <w:rStyle w:val="Hyperlink"/>
@@ -67,7 +57,7 @@
           <w:lang w:val="en-US"/>
         </w:rPr>
       </w:pPr>
-      <w:hyperlink r:id="rId6" w:history="1">
+      <w:hyperlink r:id="rId7" w:history="1">
         <w:r>
           <w:rPr>
             <w:rStyle w:val="Hyperlink"/>
@@ -96,7 +86,7 @@
           <w:lang w:val="en-US"/>
         </w:rPr>
       </w:pPr>
-      <w:hyperlink r:id="rId7" w:history="1">
+      <w:hyperlink r:id="rId8" w:history="1">
         <w:r>
           <w:rPr>
             <w:rStyle w:val="Hyperlink"/>
@@ -145,7 +135,7 @@
           <w:lang w:val="en-US"/>
         </w:rPr>
       </w:pPr>
-      <w:hyperlink r:id="rId8" w:history="1">
+      <w:hyperlink r:id="rId9" w:history="1">
         <w:r>
           <w:rPr>
             <w:rStyle w:val="Hyperlink"/>
@@ -186,7 +176,7 @@
       <w:r>
         <w:t> is an open-source framework and development platform for building Web, window and mobile applications. Angular is built on </w:t>
       </w:r>
-      <w:hyperlink r:id="rId9" w:tgtFrame="_blank" w:history="1">
+      <w:hyperlink r:id="rId10" w:tgtFrame="_blank" w:history="1">
         <w:r>
           <w:rPr>
             <w:rStyle w:val="Hyperlink"/>
@@ -249,21 +239,7 @@
         <w:rPr>
           <w:lang w:val="en-US"/>
         </w:rPr>
-        <w:t>acebook…</w:t>
-      </w:r>
-      <w:proofErr w:type="spellStart"/>
-      <w:r>
-        <w:rPr>
-          <w:lang w:val="en-US"/>
-        </w:rPr>
-        <w:t>etc</w:t>
-      </w:r>
-      <w:proofErr w:type="spellEnd"/>
-      <w:r>
-        <w:rPr>
-          <w:lang w:val="en-US"/>
-        </w:rPr>
-        <w:t>….</w:t>
+        <w:t>acebook…etc….</w:t>
       </w:r>
     </w:p>
     <w:p>
@@ -308,7 +284,7 @@
                     <pic:cNvPicPr/>
                   </pic:nvPicPr>
                   <pic:blipFill>
-                    <a:blip r:embed="rId10"/>
+                    <a:blip r:embed="rId11"/>
                     <a:stretch>
                       <a:fillRect/>
                     </a:stretch>
@@ -370,7 +346,7 @@
       <w:pPr>
         <w:spacing w:after="0" w:line="240" w:lineRule="auto"/>
       </w:pPr>
-      <w:hyperlink r:id="rId11" w:tgtFrame="_blank" w:history="1">
+      <w:hyperlink r:id="rId12" w:tgtFrame="_blank" w:history="1">
         <w:r>
           <w:rPr>
             <w:rStyle w:val="Hyperlink"/>
@@ -463,7 +439,7 @@
       <w:r>
         <w:t> use components instead of </w:t>
       </w:r>
-      <w:hyperlink r:id="rId12" w:tgtFrame="_blank" w:history="1">
+      <w:hyperlink r:id="rId13" w:tgtFrame="_blank" w:history="1">
         <w:r>
           <w:rPr>
             <w:rStyle w:val="Hyperlink"/>
@@ -474,30 +450,18 @@
       <w:r>
         <w:t> in AngularJS. Also angular is installed using </w:t>
       </w:r>
-      <w:proofErr w:type="spellStart"/>
-      <w:r>
-        <w:fldChar w:fldCharType="begin"/>
-      </w:r>
-      <w:r>
-        <w:instrText>HYPERLINK "https://tutorial.techaltum.com/npm.html" \t "_blank" \o "Node Package manager"</w:instrText>
-      </w:r>
-      <w:r>
-        <w:fldChar w:fldCharType="separate"/>
-      </w:r>
-      <w:r>
-        <w:rPr>
-          <w:rStyle w:val="Hyperlink"/>
-        </w:rPr>
-        <w:t>npm</w:t>
-      </w:r>
-      <w:proofErr w:type="spellEnd"/>
-      <w:r>
-        <w:fldChar w:fldCharType="end"/>
-      </w:r>
+      <w:hyperlink r:id="rId14" w:tgtFrame="_blank" w:tooltip="Node Package manager" w:history="1">
+        <w:r>
+          <w:rPr>
+            <w:rStyle w:val="Hyperlink"/>
+          </w:rPr>
+          <w:t>npm</w:t>
+        </w:r>
+      </w:hyperlink>
       <w:r>
         <w:t>. Angular JS use JavaScript, but angular use </w:t>
       </w:r>
-      <w:hyperlink r:id="rId13" w:tgtFrame="_blank" w:history="1">
+      <w:hyperlink r:id="rId15" w:tgtFrame="_blank" w:history="1">
         <w:r>
           <w:rPr>
             <w:rStyle w:val="Hyperlink"/>
@@ -545,7 +509,7 @@
                     <pic:cNvPicPr/>
                   </pic:nvPicPr>
                   <pic:blipFill>
-                    <a:blip r:embed="rId14"/>
+                    <a:blip r:embed="rId16"/>
                     <a:stretch>
                       <a:fillRect/>
                     </a:stretch>
@@ -599,7 +563,7 @@
                     </pic:cNvPicPr>
                   </pic:nvPicPr>
                   <pic:blipFill>
-                    <a:blip r:embed="rId15">
+                    <a:blip r:embed="rId17">
                       <a:extLst>
                         <a:ext uri="{28A0092B-C50C-407E-A947-70E740481C1C}">
                           <a14:useLocalDpi xmlns:a14="http://schemas.microsoft.com/office/drawing/2010/main" val="0"/>
@@ -664,21 +628,7 @@
         <w:rPr>
           <w:lang w:val="en-US"/>
         </w:rPr>
-        <w:t>For example. GMAIL.. AMAZON..</w:t>
-      </w:r>
-      <w:proofErr w:type="spellStart"/>
-      <w:r>
-        <w:rPr>
-          <w:lang w:val="en-US"/>
-        </w:rPr>
-        <w:t>etc</w:t>
-      </w:r>
-      <w:proofErr w:type="spellEnd"/>
-      <w:r>
-        <w:rPr>
-          <w:lang w:val="en-US"/>
-        </w:rPr>
-        <w:t>…</w:t>
+        <w:t>For example. GMAIL.. AMAZON..etc…</w:t>
       </w:r>
     </w:p>
     <w:p>
@@ -717,7 +667,7 @@
                     <pic:cNvPicPr/>
                   </pic:nvPicPr>
                   <pic:blipFill>
-                    <a:blip r:embed="rId16"/>
+                    <a:blip r:embed="rId18"/>
                     <a:stretch>
                       <a:fillRect/>
                     </a:stretch>
@@ -789,7 +739,6 @@
       <w:r>
         <w:t xml:space="preserve"> is object oriented programming language which is developed by Microsoft. Typescript is the superset of JavaScript ES6. TypeScript code is converted into JavaScript by TypeScript </w:t>
       </w:r>
-      <w:proofErr w:type="spellStart"/>
       <w:r>
         <w:rPr>
           <w:b/>
@@ -797,7 +746,6 @@
         </w:rPr>
         <w:t>Transpiler</w:t>
       </w:r>
-      <w:proofErr w:type="spellEnd"/>
       <w:r>
         <w:rPr>
           <w:b/>
@@ -818,7 +766,7 @@
       <w:pPr>
         <w:spacing w:after="0" w:line="240" w:lineRule="auto"/>
       </w:pPr>
-      <w:hyperlink r:id="rId17" w:history="1">
+      <w:hyperlink r:id="rId19" w:history="1">
         <w:r>
           <w:rPr>
             <w:rStyle w:val="Hyperlink"/>
@@ -921,7 +869,7 @@
                     <pic:cNvPicPr/>
                   </pic:nvPicPr>
                   <pic:blipFill>
-                    <a:blip r:embed="rId18"/>
+                    <a:blip r:embed="rId20"/>
                     <a:stretch>
                       <a:fillRect/>
                     </a:stretch>
@@ -971,7 +919,7 @@
           <w:lang w:val="en-US"/>
         </w:rPr>
       </w:pPr>
-      <w:hyperlink r:id="rId19" w:history="1">
+      <w:hyperlink r:id="rId21" w:history="1">
         <w:r>
           <w:rPr>
             <w:rStyle w:val="Hyperlink"/>
@@ -1002,7 +950,7 @@
           <w:lang w:val="en-US"/>
         </w:rPr>
       </w:pPr>
-      <w:hyperlink r:id="rId20" w:history="1">
+      <w:hyperlink r:id="rId22" w:history="1">
         <w:r>
           <w:rPr>
             <w:rStyle w:val="Hyperlink"/>
@@ -1041,7 +989,7 @@
       <w:r>
         <w:t>To start Angular, you must have knowledge of </w:t>
       </w:r>
-      <w:hyperlink r:id="rId21" w:tgtFrame="_blank" w:history="1">
+      <w:hyperlink r:id="rId23" w:tgtFrame="_blank" w:history="1">
         <w:r>
           <w:rPr>
             <w:rStyle w:val="Hyperlink"/>
@@ -1052,7 +1000,7 @@
       <w:r>
         <w:t>, </w:t>
       </w:r>
-      <w:hyperlink r:id="rId22" w:tgtFrame="_blank" w:history="1">
+      <w:hyperlink r:id="rId24" w:tgtFrame="_blank" w:history="1">
         <w:r>
           <w:rPr>
             <w:rStyle w:val="Hyperlink"/>
@@ -1063,7 +1011,7 @@
       <w:r>
         <w:t> and </w:t>
       </w:r>
-      <w:hyperlink r:id="rId23" w:tgtFrame="_blank" w:history="1">
+      <w:hyperlink r:id="rId25" w:tgtFrame="_blank" w:history="1">
         <w:r>
           <w:rPr>
             <w:rStyle w:val="Hyperlink"/>
@@ -1082,7 +1030,7 @@
       <w:r>
         <w:t>I strictly recommend learning </w:t>
       </w:r>
-      <w:hyperlink r:id="rId24" w:tgtFrame="_blank" w:history="1">
+      <w:hyperlink r:id="rId26" w:tgtFrame="_blank" w:history="1">
         <w:r>
           <w:rPr>
             <w:rStyle w:val="Hyperlink"/>
@@ -1093,7 +1041,7 @@
       <w:r>
         <w:t>before starting Angular. All the latest JS ES6 features like, </w:t>
       </w:r>
-      <w:hyperlink r:id="rId25" w:tgtFrame="_blank" w:history="1">
+      <w:hyperlink r:id="rId27" w:tgtFrame="_blank" w:history="1">
         <w:r>
           <w:rPr>
             <w:rStyle w:val="Hyperlink"/>
@@ -1104,7 +1052,7 @@
       <w:r>
         <w:t>, </w:t>
       </w:r>
-      <w:hyperlink r:id="rId26" w:tgtFrame="_blank" w:history="1">
+      <w:hyperlink r:id="rId28" w:tgtFrame="_blank" w:history="1">
         <w:r>
           <w:rPr>
             <w:rStyle w:val="Hyperlink"/>
@@ -1190,7 +1138,7 @@
                     <pic:cNvPicPr/>
                   </pic:nvPicPr>
                   <pic:blipFill>
-                    <a:blip r:embed="rId27"/>
+                    <a:blip r:embed="rId29"/>
                     <a:stretch>
                       <a:fillRect/>
                     </a:stretch>
@@ -1280,7 +1228,7 @@
       <w:r>
         <w:t>To install Angular, First install </w:t>
       </w:r>
-      <w:hyperlink r:id="rId28" w:tgtFrame="_blank" w:history="1">
+      <w:hyperlink r:id="rId30" w:tgtFrame="_blank" w:history="1">
         <w:r>
           <w:rPr>
             <w:rStyle w:val="Hyperlink"/>
@@ -1291,7 +1239,7 @@
       <w:r>
         <w:t>. Node JS comes with </w:t>
       </w:r>
-      <w:hyperlink r:id="rId29" w:tgtFrame="_blank" w:history="1">
+      <w:hyperlink r:id="rId31" w:tgtFrame="_blank" w:history="1">
         <w:r>
           <w:rPr>
             <w:rStyle w:val="Hyperlink"/>
@@ -1300,25 +1248,17 @@
         </w:r>
       </w:hyperlink>
       <w:r>
-        <w:t xml:space="preserve">. NPM is the package manager for node. So we have to use </w:t>
-      </w:r>
-      <w:proofErr w:type="spellStart"/>
-      <w:r>
-        <w:t>npm</w:t>
-      </w:r>
-      <w:proofErr w:type="spellEnd"/>
-      <w:r>
-        <w:t xml:space="preserve"> to install angular.</w:t>
-      </w:r>
-    </w:p>
-    <w:p>
-      <w:pPr>
-        <w:spacing w:after="0" w:line="240" w:lineRule="auto"/>
-        <w:rPr>
-          <w:lang w:val="en-US"/>
-        </w:rPr>
-      </w:pPr>
-      <w:hyperlink r:id="rId30" w:history="1">
+        <w:t>. NPM is the package manager for node. So we have to use npm to install angular.</w:t>
+      </w:r>
+    </w:p>
+    <w:p>
+      <w:pPr>
+        <w:spacing w:after="0" w:line="240" w:lineRule="auto"/>
+        <w:rPr>
+          <w:lang w:val="en-US"/>
+        </w:rPr>
+      </w:pPr>
+      <w:hyperlink r:id="rId32" w:history="1">
         <w:r>
           <w:rPr>
             <w:rStyle w:val="Hyperlink"/>
@@ -1350,16 +1290,8 @@
         <w:rPr>
           <w:lang w:val="en-US"/>
         </w:rPr>
-        <w:t xml:space="preserve">Install </w:t>
-      </w:r>
-      <w:proofErr w:type="spellStart"/>
-      <w:r>
-        <w:rPr>
-          <w:lang w:val="en-US"/>
-        </w:rPr>
-        <w:t>nodejs</w:t>
-      </w:r>
-      <w:proofErr w:type="spellEnd"/>
+        <w:t>Install nodejs</w:t>
+      </w:r>
       <w:r>
         <w:rPr>
           <w:lang w:val="en-US"/>
@@ -1393,21 +1325,12 @@
         </w:rPr>
         <w:t>Install angular CLI [</w:t>
       </w:r>
-      <w:proofErr w:type="spellStart"/>
-      <w:r>
-        <w:rPr>
-          <w:b/>
-          <w:bCs/>
-        </w:rPr>
-        <w:t>npm</w:t>
-      </w:r>
-      <w:proofErr w:type="spellEnd"/>
-      <w:r>
-        <w:rPr>
-          <w:b/>
-          <w:bCs/>
-        </w:rPr>
-        <w:t xml:space="preserve"> i -g @angular/cli</w:t>
+      <w:r>
+        <w:rPr>
+          <w:b/>
+          <w:bCs/>
+        </w:rPr>
+        <w:t>npm i -g @angular/cli</w:t>
       </w:r>
       <w:r>
         <w:rPr>
@@ -1510,39 +1433,7 @@
           <w:b/>
           <w:bCs/>
         </w:rPr>
-        <w:t xml:space="preserve">$ </w:t>
-      </w:r>
-      <w:proofErr w:type="spellStart"/>
-      <w:r>
-        <w:rPr>
-          <w:b/>
-          <w:bCs/>
-        </w:rPr>
-        <w:t>npm</w:t>
-      </w:r>
-      <w:proofErr w:type="spellEnd"/>
-      <w:r>
-        <w:rPr>
-          <w:b/>
-          <w:bCs/>
-        </w:rPr>
-        <w:t xml:space="preserve"> </w:t>
-      </w:r>
-      <w:proofErr w:type="spellStart"/>
-      <w:r>
-        <w:rPr>
-          <w:b/>
-          <w:bCs/>
-        </w:rPr>
-        <w:t>i</w:t>
-      </w:r>
-      <w:proofErr w:type="spellEnd"/>
-      <w:r>
-        <w:rPr>
-          <w:b/>
-          <w:bCs/>
-        </w:rPr>
-        <w:t xml:space="preserve"> -g @angular/cli                 </w:t>
+        <w:t xml:space="preserve">$ npm i -g @angular/cli                 </w:t>
       </w:r>
       <w:r>
         <w:rPr>
@@ -1573,39 +1464,7 @@
           <w:b/>
           <w:bCs/>
         </w:rPr>
-        <w:t xml:space="preserve">$ </w:t>
-      </w:r>
-      <w:proofErr w:type="spellStart"/>
-      <w:r>
-        <w:rPr>
-          <w:b/>
-          <w:bCs/>
-        </w:rPr>
-        <w:t>npm</w:t>
-      </w:r>
-      <w:proofErr w:type="spellEnd"/>
-      <w:r>
-        <w:rPr>
-          <w:b/>
-          <w:bCs/>
-        </w:rPr>
-        <w:t xml:space="preserve"> </w:t>
-      </w:r>
-      <w:proofErr w:type="spellStart"/>
-      <w:r>
-        <w:rPr>
-          <w:b/>
-          <w:bCs/>
-        </w:rPr>
-        <w:t>i</w:t>
-      </w:r>
-      <w:proofErr w:type="spellEnd"/>
-      <w:r>
-        <w:rPr>
-          <w:b/>
-          <w:bCs/>
-        </w:rPr>
-        <w:t xml:space="preserve"> -g @angular/cli</w:t>
+        <w:t>$ npm i -g @angular/cli</w:t>
       </w:r>
       <w:r>
         <w:rPr>
@@ -1652,39 +1511,7 @@
           <w:b/>
           <w:bCs/>
         </w:rPr>
-        <w:t xml:space="preserve">$ </w:t>
-      </w:r>
-      <w:proofErr w:type="spellStart"/>
-      <w:r>
-        <w:rPr>
-          <w:b/>
-          <w:bCs/>
-        </w:rPr>
-        <w:t>npm</w:t>
-      </w:r>
-      <w:proofErr w:type="spellEnd"/>
-      <w:r>
-        <w:rPr>
-          <w:b/>
-          <w:bCs/>
-        </w:rPr>
-        <w:t xml:space="preserve"> </w:t>
-      </w:r>
-      <w:proofErr w:type="spellStart"/>
-      <w:r>
-        <w:rPr>
-          <w:b/>
-          <w:bCs/>
-        </w:rPr>
-        <w:t>i</w:t>
-      </w:r>
-      <w:proofErr w:type="spellEnd"/>
-      <w:r>
-        <w:rPr>
-          <w:b/>
-          <w:bCs/>
-        </w:rPr>
-        <w:t xml:space="preserve"> -g @angular/cli</w:t>
+        <w:t>$ npm i -g @angular/cli</w:t>
       </w:r>
       <w:r>
         <w:rPr>
@@ -1813,7 +1640,7 @@
                     <pic:cNvPicPr/>
                   </pic:nvPicPr>
                   <pic:blipFill>
-                    <a:blip r:embed="rId31"/>
+                    <a:blip r:embed="rId33"/>
                     <a:stretch>
                       <a:fillRect/>
                     </a:stretch>
@@ -1867,21 +1694,12 @@
           <w:lang w:val="en-US"/>
         </w:rPr>
       </w:pPr>
-      <w:proofErr w:type="spellStart"/>
-      <w:r>
-        <w:rPr>
-          <w:b/>
-          <w:bCs/>
-        </w:rPr>
-        <w:t>npm</w:t>
-      </w:r>
-      <w:proofErr w:type="spellEnd"/>
-      <w:r>
-        <w:rPr>
-          <w:b/>
-          <w:bCs/>
-        </w:rPr>
-        <w:t xml:space="preserve"> uninstall -g angular-cli</w:t>
+      <w:r>
+        <w:rPr>
+          <w:b/>
+          <w:bCs/>
+        </w:rPr>
+        <w:t>npm uninstall -g angular-cli</w:t>
       </w:r>
     </w:p>
     <w:p>
@@ -1898,21 +1716,12 @@
           <w:lang w:val="en-US"/>
         </w:rPr>
       </w:pPr>
-      <w:proofErr w:type="spellStart"/>
-      <w:r>
-        <w:rPr>
-          <w:b/>
-          <w:bCs/>
-        </w:rPr>
-        <w:t>npm</w:t>
-      </w:r>
-      <w:proofErr w:type="spellEnd"/>
-      <w:r>
-        <w:rPr>
-          <w:b/>
-          <w:bCs/>
-        </w:rPr>
-        <w:t xml:space="preserve"> cache clean    </w:t>
+      <w:r>
+        <w:rPr>
+          <w:b/>
+          <w:bCs/>
+        </w:rPr>
+        <w:t xml:space="preserve">npm cache clean    </w:t>
       </w:r>
       <w:r>
         <w:rPr>
@@ -1965,7 +1774,7 @@
                     <pic:cNvPicPr/>
                   </pic:nvPicPr>
                   <pic:blipFill>
-                    <a:blip r:embed="rId32"/>
+                    <a:blip r:embed="rId34"/>
                     <a:stretch>
                       <a:fillRect/>
                     </a:stretch>
@@ -2114,15 +1923,7 @@
         <w:spacing w:after="0" w:line="240" w:lineRule="auto"/>
       </w:pPr>
       <w:r>
-        <w:t>Open terminal or command prompt. CMD/</w:t>
-      </w:r>
-      <w:proofErr w:type="spellStart"/>
-      <w:r>
-        <w:t>gitbash</w:t>
-      </w:r>
-      <w:proofErr w:type="spellEnd"/>
-      <w:r>
-        <w:t>.</w:t>
+        <w:t>Open terminal or command prompt. CMD/gitbash.</w:t>
       </w:r>
     </w:p>
     <w:p>
@@ -2152,23 +1953,10 @@
           <w:b/>
           <w:bCs/>
         </w:rPr>
-        <w:t>ng new &lt;</w:t>
-      </w:r>
-      <w:proofErr w:type="spellStart"/>
-      <w:r>
-        <w:rPr>
-          <w:b/>
-          <w:bCs/>
-        </w:rPr>
-        <w:t>angular_projectName</w:t>
-      </w:r>
-      <w:proofErr w:type="spellEnd"/>
-      <w:r>
-        <w:t xml:space="preserve">&gt;       here ng means angular. </w:t>
-      </w:r>
-      <w:proofErr w:type="spellStart"/>
-      <w:r>
-        <w:t>a</w:t>
+        <w:t>ng new &lt;angular_projectName</w:t>
+      </w:r>
+      <w:r>
+        <w:t>&gt;       here ng means angular. a</w:t>
       </w:r>
       <w:r>
         <w:rPr>
@@ -2179,11 +1967,7 @@
         <w:t>NG</w:t>
       </w:r>
       <w:r>
-        <w:t>ular</w:t>
-      </w:r>
-      <w:proofErr w:type="spellEnd"/>
-      <w:r>
-        <w:t>.</w:t>
+        <w:t>ular.</w:t>
       </w:r>
     </w:p>
     <w:p>
@@ -2239,7 +2023,7 @@
                     <pic:cNvPicPr/>
                   </pic:nvPicPr>
                   <pic:blipFill>
-                    <a:blip r:embed="rId33"/>
+                    <a:blip r:embed="rId35"/>
                     <a:stretch>
                       <a:fillRect/>
                     </a:stretch>
@@ -2273,15 +2057,7 @@
         <w:spacing w:after="0" w:line="240" w:lineRule="auto"/>
       </w:pPr>
       <w:r>
-        <w:t xml:space="preserve">Once after creating angular project we need to take that project into </w:t>
-      </w:r>
-      <w:proofErr w:type="spellStart"/>
-      <w:r>
-        <w:t>VSCode</w:t>
-      </w:r>
-      <w:proofErr w:type="spellEnd"/>
-      <w:r>
-        <w:t>.</w:t>
+        <w:t>Once after creating angular project we need to take that project into VSCode.</w:t>
       </w:r>
     </w:p>
     <w:p>
@@ -2326,7 +2102,7 @@
                     <pic:cNvPicPr/>
                   </pic:nvPicPr>
                   <pic:blipFill>
-                    <a:blip r:embed="rId34"/>
+                    <a:blip r:embed="rId36"/>
                     <a:stretch>
                       <a:fillRect/>
                     </a:stretch>
@@ -2369,7 +2145,7 @@
       <w:pPr>
         <w:spacing w:after="0" w:line="240" w:lineRule="auto"/>
       </w:pPr>
-      <w:hyperlink r:id="rId35" w:history="1">
+      <w:hyperlink r:id="rId37" w:history="1">
         <w:r>
           <w:rPr>
             <w:rStyle w:val="Hyperlink"/>
@@ -2410,7 +2186,7 @@
                     <pic:cNvPicPr/>
                   </pic:nvPicPr>
                   <pic:blipFill>
-                    <a:blip r:embed="rId36"/>
+                    <a:blip r:embed="rId38"/>
                     <a:stretch>
                       <a:fillRect/>
                     </a:stretch>
@@ -2444,7 +2220,6 @@
         <w:lastRenderedPageBreak/>
         <w:t>“</w:t>
       </w:r>
-      <w:proofErr w:type="spellStart"/>
       <w:r>
         <w:rPr>
           <w:b/>
@@ -2452,44 +2227,11 @@
         </w:rPr>
         <w:t>node_modules</w:t>
       </w:r>
-      <w:proofErr w:type="spellEnd"/>
-      <w:r>
-        <w:t xml:space="preserve">” – it is </w:t>
-      </w:r>
-      <w:proofErr w:type="spellStart"/>
-      <w:r>
-        <w:t>a</w:t>
-      </w:r>
-      <w:proofErr w:type="spellEnd"/>
-      <w:r>
-        <w:t xml:space="preserve"> angular library folder.</w:t>
-      </w:r>
-      <w:r>
-        <w:t xml:space="preserve"> It contains all .</w:t>
-      </w:r>
-      <w:proofErr w:type="spellStart"/>
-      <w:r>
-        <w:t>js</w:t>
-      </w:r>
-      <w:proofErr w:type="spellEnd"/>
-      <w:r>
-        <w:t>, ,</w:t>
-      </w:r>
-      <w:proofErr w:type="spellStart"/>
-      <w:r>
-        <w:t>json</w:t>
-      </w:r>
-      <w:proofErr w:type="spellEnd"/>
-      <w:r>
-        <w:t>, .</w:t>
-      </w:r>
-      <w:proofErr w:type="spellStart"/>
-      <w:r>
-        <w:t>css</w:t>
-      </w:r>
-      <w:proofErr w:type="spellEnd"/>
-      <w:r>
-        <w:t xml:space="preserve">. html files which are </w:t>
+      <w:r>
+        <w:t>” – it is a angular library folder.</w:t>
+      </w:r>
+      <w:r>
+        <w:t xml:space="preserve"> It contains all .js, ,json, .css. html files which are </w:t>
       </w:r>
       <w:r>
         <w:t>required</w:t>
@@ -2547,7 +2289,7 @@
                           <pic:cNvPicPr/>
                         </pic:nvPicPr>
                         <pic:blipFill>
-                          <a:blip r:embed="rId37"/>
+                          <a:blip r:embed="rId39"/>
                           <a:stretch>
                             <a:fillRect/>
                           </a:stretch>
@@ -2594,7 +2336,7 @@
                           <pic:cNvPicPr/>
                         </pic:nvPicPr>
                         <pic:blipFill>
-                          <a:blip r:embed="rId38"/>
+                          <a:blip r:embed="rId40"/>
                           <a:stretch>
                             <a:fillRect/>
                           </a:stretch>
@@ -2710,7 +2452,7 @@
                     <pic:cNvPicPr/>
                   </pic:nvPicPr>
                   <pic:blipFill>
-                    <a:blip r:embed="rId39"/>
+                    <a:blip r:embed="rId41"/>
                     <a:stretch>
                       <a:fillRect/>
                     </a:stretch>
@@ -2740,7 +2482,6 @@
       <w:pPr>
         <w:spacing w:after="0" w:line="240" w:lineRule="auto"/>
       </w:pPr>
-      <w:proofErr w:type="spellStart"/>
       <w:r>
         <w:rPr>
           <w:b/>
@@ -2748,11 +2489,10 @@
         </w:rPr>
         <w:t>omponents</w:t>
       </w:r>
-      <w:proofErr w:type="spellEnd"/>
       <w:r>
         <w:t> are the main building block of an angular application. Components are similar to </w:t>
       </w:r>
-      <w:hyperlink r:id="rId40" w:tgtFrame="_blank" w:history="1">
+      <w:hyperlink r:id="rId42" w:tgtFrame="_blank" w:history="1">
         <w:r>
           <w:rPr>
             <w:rStyle w:val="Hyperlink"/>
@@ -2863,15 +2603,7 @@
         <w:spacing w:after="0" w:line="240" w:lineRule="auto"/>
       </w:pPr>
       <w:r>
-        <w:t xml:space="preserve">class in </w:t>
-      </w:r>
-      <w:proofErr w:type="spellStart"/>
-      <w:r>
-        <w:t>ts</w:t>
-      </w:r>
-      <w:proofErr w:type="spellEnd"/>
-      <w:r>
-        <w:t xml:space="preserve"> file</w:t>
+        <w:t>class in ts file</w:t>
       </w:r>
       <w:r>
         <w:t xml:space="preserve">  </w:t>
@@ -2937,7 +2669,7 @@
                     <pic:cNvPicPr/>
                   </pic:nvPicPr>
                   <pic:blipFill>
-                    <a:blip r:embed="rId41"/>
+                    <a:blip r:embed="rId43"/>
                     <a:stretch>
                       <a:fillRect/>
                     </a:stretch>
@@ -2976,154 +2708,126 @@
         <w:spacing w:after="0" w:line="240" w:lineRule="auto"/>
       </w:pPr>
       <w:r>
-        <w:t xml:space="preserve">Html file, </w:t>
-      </w:r>
-      <w:proofErr w:type="spellStart"/>
-      <w:r>
-        <w:t>css</w:t>
-      </w:r>
-      <w:proofErr w:type="spellEnd"/>
-      <w:r>
-        <w:t xml:space="preserve"> file, </w:t>
-      </w:r>
-      <w:proofErr w:type="spellStart"/>
-      <w:r>
-        <w:t>ts</w:t>
-      </w:r>
-      <w:proofErr w:type="spellEnd"/>
-      <w:r>
-        <w:t xml:space="preserve"> file and one </w:t>
-      </w:r>
-      <w:proofErr w:type="spellStart"/>
-      <w:r>
-        <w:t>spect.ts</w:t>
-      </w:r>
-      <w:proofErr w:type="spellEnd"/>
-      <w:r>
-        <w:t xml:space="preserve"> file which is used for testing purpose.</w:t>
-      </w:r>
-    </w:p>
-    <w:p>
-      <w:pPr>
-        <w:spacing w:after="0" w:line="240" w:lineRule="auto"/>
-      </w:pPr>
-    </w:p>
-    <w:p>
-      <w:pPr>
-        <w:spacing w:after="0" w:line="240" w:lineRule="auto"/>
-      </w:pPr>
-      <w:proofErr w:type="spellStart"/>
-      <w:r>
-        <w:t>When ever</w:t>
-      </w:r>
-      <w:proofErr w:type="spellEnd"/>
-      <w:r>
-        <w:t xml:space="preserve"> we create any new component that component folder is create under </w:t>
-      </w:r>
-      <w:proofErr w:type="spellStart"/>
+        <w:t>Html file, css file, ts file and one spect.ts file which is used for testing purpose.</w:t>
+      </w:r>
+    </w:p>
+    <w:p>
+      <w:pPr>
+        <w:spacing w:after="0" w:line="240" w:lineRule="auto"/>
+      </w:pPr>
+    </w:p>
+    <w:p>
+      <w:pPr>
+        <w:spacing w:after="0" w:line="240" w:lineRule="auto"/>
+      </w:pPr>
+      <w:r>
+        <w:t xml:space="preserve">When ever we create any new component that component folder is create under </w:t>
+      </w:r>
       <w:r>
         <w:rPr>
           <w:b/>
           <w:bCs/>
           <w:highlight w:val="yellow"/>
         </w:rPr>
-        <w:t>src</w:t>
-      </w:r>
-      <w:proofErr w:type="spellEnd"/>
+        <w:t>src/app/&lt;employee/address&gt;</w:t>
+      </w:r>
+      <w:r>
+        <w:t xml:space="preserve"> folder.</w:t>
+      </w:r>
+    </w:p>
+    <w:p>
+      <w:pPr>
+        <w:spacing w:after="0" w:line="240" w:lineRule="auto"/>
+      </w:pPr>
+    </w:p>
+    <w:p>
+      <w:pPr>
+        <w:spacing w:after="0" w:line="240" w:lineRule="auto"/>
+      </w:pPr>
+    </w:p>
+    <w:p>
+      <w:pPr>
+        <w:spacing w:after="0" w:line="240" w:lineRule="auto"/>
+      </w:pPr>
+    </w:p>
+    <w:p>
+      <w:pPr>
+        <w:spacing w:after="0" w:line="240" w:lineRule="auto"/>
+      </w:pPr>
+      <w:r>
+        <w:t>If you want to load one component in another component we need to make use of “</w:t>
+      </w:r>
+      <w:r>
+        <w:rPr>
+          <w:b/>
+          <w:bCs/>
+        </w:rPr>
+        <w:t>selector</w:t>
+      </w:r>
+      <w:r>
+        <w:t>”.</w:t>
+      </w:r>
+      <w:r>
+        <w:t xml:space="preserve"> It is html tag.</w:t>
+      </w:r>
+    </w:p>
+    <w:p>
+      <w:pPr>
+        <w:spacing w:after="0" w:line="240" w:lineRule="auto"/>
+      </w:pPr>
+      <w:r>
+        <w:t>Every component will have their own selector.</w:t>
+      </w:r>
+    </w:p>
+    <w:p>
+      <w:pPr>
+        <w:spacing w:after="0" w:line="240" w:lineRule="auto"/>
+      </w:pPr>
+    </w:p>
+    <w:p>
+      <w:pPr>
+        <w:spacing w:after="0" w:line="240" w:lineRule="auto"/>
+      </w:pPr>
+      <w:r>
+        <w:t>By default we can show only one component, but if you want to show multiple components at a time, we can use chaining process.</w:t>
+      </w:r>
+    </w:p>
+    <w:p>
+      <w:pPr>
+        <w:spacing w:after="0" w:line="240" w:lineRule="auto"/>
+      </w:pPr>
+    </w:p>
+    <w:p>
+      <w:pPr>
+        <w:spacing w:after="0" w:line="240" w:lineRule="auto"/>
+      </w:pPr>
+      <w:r>
+        <w:t xml:space="preserve">What is the default component in angular? </w:t>
+      </w:r>
+      <w:r>
+        <w:sym w:font="Wingdings" w:char="F0E0"/>
+      </w:r>
+      <w:r>
+        <w:t xml:space="preserve"> App component.</w:t>
+      </w:r>
+    </w:p>
+    <w:p>
+      <w:pPr>
+        <w:spacing w:after="0" w:line="240" w:lineRule="auto"/>
+      </w:pPr>
+      <w:r>
+        <w:t xml:space="preserve">Angular is completely component chaining process. Means components are linked together by using </w:t>
+      </w:r>
       <w:r>
         <w:rPr>
           <w:b/>
           <w:bCs/>
           <w:highlight w:val="yellow"/>
         </w:rPr>
-        <w:t>/app/&lt;employee/address&gt;</w:t>
-      </w:r>
-      <w:r>
-        <w:t xml:space="preserve"> folder.</w:t>
-      </w:r>
-    </w:p>
-    <w:p>
-      <w:pPr>
-        <w:spacing w:after="0" w:line="240" w:lineRule="auto"/>
-      </w:pPr>
-    </w:p>
-    <w:p>
-      <w:pPr>
-        <w:spacing w:after="0" w:line="240" w:lineRule="auto"/>
-      </w:pPr>
-    </w:p>
-    <w:p>
-      <w:pPr>
-        <w:spacing w:after="0" w:line="240" w:lineRule="auto"/>
-      </w:pPr>
-    </w:p>
-    <w:p>
-      <w:pPr>
-        <w:spacing w:after="0" w:line="240" w:lineRule="auto"/>
-      </w:pPr>
-      <w:r>
-        <w:t>If you want to load one component in another component we need to make use of “</w:t>
-      </w:r>
-      <w:r>
-        <w:rPr>
-          <w:b/>
-          <w:bCs/>
-        </w:rPr>
         <w:t>selector</w:t>
       </w:r>
       <w:r>
-        <w:t>”.</w:t>
-      </w:r>
-      <w:r>
-        <w:t xml:space="preserve"> It is html tag.</w:t>
-      </w:r>
-    </w:p>
-    <w:p>
-      <w:pPr>
-        <w:spacing w:after="0" w:line="240" w:lineRule="auto"/>
-      </w:pPr>
-      <w:r>
-        <w:t>Every component will have their own selector.</w:t>
-      </w:r>
-    </w:p>
-    <w:p>
-      <w:pPr>
-        <w:spacing w:after="0" w:line="240" w:lineRule="auto"/>
-      </w:pPr>
-    </w:p>
-    <w:p>
-      <w:pPr>
-        <w:spacing w:after="0" w:line="240" w:lineRule="auto"/>
-      </w:pPr>
-      <w:r>
-        <w:t>By default we can show only one component, but if you want to show multiple components at a time, we can use chaining process.</w:t>
-      </w:r>
-    </w:p>
-    <w:p>
-      <w:pPr>
-        <w:spacing w:after="0" w:line="240" w:lineRule="auto"/>
-      </w:pPr>
-    </w:p>
-    <w:p>
-      <w:pPr>
-        <w:spacing w:after="0" w:line="240" w:lineRule="auto"/>
-      </w:pPr>
-      <w:r>
-        <w:t xml:space="preserve">What is the default component in angular? </w:t>
-      </w:r>
-      <w:r>
-        <w:sym w:font="Wingdings" w:char="F0E0"/>
-      </w:r>
-      <w:r>
-        <w:t xml:space="preserve"> App component.</w:t>
-      </w:r>
-    </w:p>
-    <w:p>
-      <w:pPr>
-        <w:spacing w:after="0" w:line="240" w:lineRule="auto"/>
-      </w:pPr>
-      <w:r>
-        <w:t xml:space="preserve">Angular is completely component chaining process. Means components are linked together by using </w:t>
+        <w:t xml:space="preserve"> and </w:t>
       </w:r>
       <w:r>
         <w:rPr>
@@ -3131,17 +2835,6 @@
           <w:bCs/>
           <w:highlight w:val="yellow"/>
         </w:rPr>
-        <w:t>selector</w:t>
-      </w:r>
-      <w:r>
-        <w:t xml:space="preserve"> and </w:t>
-      </w:r>
-      <w:r>
-        <w:rPr>
-          <w:b/>
-          <w:bCs/>
-          <w:highlight w:val="yellow"/>
-        </w:rPr>
         <w:t>import</w:t>
       </w:r>
       <w:r>
@@ -3162,21 +2855,8 @@
       <w:pPr>
         <w:spacing w:after="0" w:line="240" w:lineRule="auto"/>
       </w:pPr>
-      <w:proofErr w:type="spellStart"/>
-      <w:r>
-        <w:t>When ever</w:t>
-      </w:r>
-      <w:proofErr w:type="spellEnd"/>
-      <w:r>
-        <w:t xml:space="preserve"> we create Angular project </w:t>
-      </w:r>
-      <w:proofErr w:type="spellStart"/>
-      <w:r>
-        <w:t>ny</w:t>
-      </w:r>
-      <w:proofErr w:type="spellEnd"/>
-      <w:r>
-        <w:t xml:space="preserve"> default one component will be created that </w:t>
+      <w:r>
+        <w:t xml:space="preserve">When ever we create Angular project ny default one component will be created that </w:t>
       </w:r>
       <w:r>
         <w:t xml:space="preserve">component </w:t>
@@ -3262,21 +2942,12 @@
                 <w:bCs/>
               </w:rPr>
             </w:pPr>
-            <w:proofErr w:type="spellStart"/>
             <w:r>
               <w:rPr>
                 <w:b/>
                 <w:bCs/>
               </w:rPr>
-              <w:t>app.ts</w:t>
-            </w:r>
-            <w:proofErr w:type="spellEnd"/>
-            <w:r>
-              <w:rPr>
-                <w:b/>
-                <w:bCs/>
-              </w:rPr>
-              <w:t xml:space="preserve"> class</w:t>
+              <w:t>app.ts class</w:t>
             </w:r>
           </w:p>
         </w:tc>
@@ -3291,7 +2962,6 @@
                 <w:bCs/>
               </w:rPr>
             </w:pPr>
-            <w:proofErr w:type="spellStart"/>
             <w:r>
               <w:rPr>
                 <w:b/>
@@ -3299,7 +2969,6 @@
               </w:rPr>
               <w:t>app.spec.ts</w:t>
             </w:r>
-            <w:proofErr w:type="spellEnd"/>
           </w:p>
         </w:tc>
       </w:tr>
@@ -3355,23 +3024,7 @@
                 <w:sz w:val="18"/>
                 <w:szCs w:val="18"/>
               </w:rPr>
-              <w:t xml:space="preserve">import { </w:t>
-            </w:r>
-            <w:proofErr w:type="spellStart"/>
-            <w:r>
-              <w:rPr>
-                <w:sz w:val="18"/>
-                <w:szCs w:val="18"/>
-              </w:rPr>
-              <w:t>RouterOutlet</w:t>
-            </w:r>
-            <w:proofErr w:type="spellEnd"/>
-            <w:r>
-              <w:rPr>
-                <w:sz w:val="18"/>
-                <w:szCs w:val="18"/>
-              </w:rPr>
-              <w:t xml:space="preserve"> } from '@angular/router';</w:t>
+              <w:t>import { RouterOutlet } from '@angular/router';</w:t>
             </w:r>
           </w:p>
           <w:p>
@@ -3443,10 +3096,11 @@
                 <w:szCs w:val="28"/>
                 <w:highlight w:val="yellow"/>
               </w:rPr>
-              <w:t>  imports: [</w:t>
-            </w:r>
-            <w:proofErr w:type="spellStart"/>
-            <w:r>
+              <w:t>  imports: [RouterOutlet],</w:t>
+            </w:r>
+          </w:p>
+          <w:p>
+            <w:pPr>
               <w:rPr>
                 <w:b/>
                 <w:bCs/>
@@ -3454,9 +3108,7 @@
                 <w:szCs w:val="28"/>
                 <w:highlight w:val="yellow"/>
               </w:rPr>
-              <w:t>RouterOutlet</w:t>
-            </w:r>
-            <w:proofErr w:type="spellEnd"/>
+            </w:pPr>
             <w:r>
               <w:rPr>
                 <w:b/>
@@ -3465,11 +3117,19 @@
                 <w:szCs w:val="28"/>
                 <w:highlight w:val="yellow"/>
               </w:rPr>
-              <w:t>],</w:t>
+              <w:t>  templateUrl: './app.html',</w:t>
             </w:r>
           </w:p>
           <w:p>
             <w:pPr>
+              <w:rPr>
+                <w:b/>
+                <w:bCs/>
+                <w:sz w:val="28"/>
+                <w:szCs w:val="28"/>
+              </w:rPr>
+            </w:pPr>
+            <w:r>
               <w:rPr>
                 <w:b/>
                 <w:bCs/>
@@ -3477,80 +3137,7 @@
                 <w:szCs w:val="28"/>
                 <w:highlight w:val="yellow"/>
               </w:rPr>
-            </w:pPr>
-            <w:r>
-              <w:rPr>
-                <w:b/>
-                <w:bCs/>
-                <w:sz w:val="28"/>
-                <w:szCs w:val="28"/>
-                <w:highlight w:val="yellow"/>
-              </w:rPr>
-              <w:t xml:space="preserve">  </w:t>
-            </w:r>
-            <w:proofErr w:type="spellStart"/>
-            <w:r>
-              <w:rPr>
-                <w:b/>
-                <w:bCs/>
-                <w:sz w:val="28"/>
-                <w:szCs w:val="28"/>
-                <w:highlight w:val="yellow"/>
-              </w:rPr>
-              <w:t>templateUrl</w:t>
-            </w:r>
-            <w:proofErr w:type="spellEnd"/>
-            <w:r>
-              <w:rPr>
-                <w:b/>
-                <w:bCs/>
-                <w:sz w:val="28"/>
-                <w:szCs w:val="28"/>
-                <w:highlight w:val="yellow"/>
-              </w:rPr>
-              <w:t>: './app.html',</w:t>
-            </w:r>
-          </w:p>
-          <w:p>
-            <w:pPr>
-              <w:rPr>
-                <w:b/>
-                <w:bCs/>
-                <w:sz w:val="28"/>
-                <w:szCs w:val="28"/>
-              </w:rPr>
-            </w:pPr>
-            <w:r>
-              <w:rPr>
-                <w:b/>
-                <w:bCs/>
-                <w:sz w:val="28"/>
-                <w:szCs w:val="28"/>
-                <w:highlight w:val="yellow"/>
-              </w:rPr>
-              <w:t xml:space="preserve">  </w:t>
-            </w:r>
-            <w:proofErr w:type="spellStart"/>
-            <w:r>
-              <w:rPr>
-                <w:b/>
-                <w:bCs/>
-                <w:sz w:val="28"/>
-                <w:szCs w:val="28"/>
-                <w:highlight w:val="yellow"/>
-              </w:rPr>
-              <w:t>styleUrl</w:t>
-            </w:r>
-            <w:proofErr w:type="spellEnd"/>
-            <w:r>
-              <w:rPr>
-                <w:b/>
-                <w:bCs/>
-                <w:sz w:val="28"/>
-                <w:szCs w:val="28"/>
-                <w:highlight w:val="yellow"/>
-              </w:rPr>
-              <w:t>: './app.css'</w:t>
+              <w:t>  styleUrl: './app.css'</w:t>
             </w:r>
           </w:p>
           <w:p>
@@ -3595,23 +3182,7 @@
                 <w:sz w:val="18"/>
                 <w:szCs w:val="18"/>
               </w:rPr>
-              <w:t xml:space="preserve">  protected </w:t>
-            </w:r>
-            <w:proofErr w:type="spellStart"/>
-            <w:r>
-              <w:rPr>
-                <w:sz w:val="18"/>
-                <w:szCs w:val="18"/>
-              </w:rPr>
-              <w:t>readonly</w:t>
-            </w:r>
-            <w:proofErr w:type="spellEnd"/>
-            <w:r>
-              <w:rPr>
-                <w:sz w:val="18"/>
-                <w:szCs w:val="18"/>
-              </w:rPr>
-              <w:t xml:space="preserve"> title = signal('demo1');</w:t>
+              <w:t>  protected readonly title = signal('demo1');</w:t>
             </w:r>
           </w:p>
           <w:p>
@@ -3662,23 +3233,22 @@
                 <w:sz w:val="16"/>
                 <w:szCs w:val="16"/>
               </w:rPr>
-              <w:t xml:space="preserve">import { </w:t>
-            </w:r>
-            <w:proofErr w:type="spellStart"/>
-            <w:r>
+              <w:t>import { provideZonelessChangeDetection } from '@angular/core';</w:t>
+            </w:r>
+          </w:p>
+          <w:p>
+            <w:pPr>
               <w:rPr>
                 <w:sz w:val="16"/>
                 <w:szCs w:val="16"/>
               </w:rPr>
-              <w:t>provideZonelessChangeDetection</w:t>
-            </w:r>
-            <w:proofErr w:type="spellEnd"/>
+            </w:pPr>
             <w:r>
               <w:rPr>
                 <w:sz w:val="16"/>
                 <w:szCs w:val="16"/>
               </w:rPr>
-              <w:t xml:space="preserve"> } from '@angular/core';</w:t>
+              <w:t>import { TestBed } from '@angular/core/testing';</w:t>
             </w:r>
           </w:p>
           <w:p>
@@ -3693,47 +3263,46 @@
                 <w:sz w:val="16"/>
                 <w:szCs w:val="16"/>
               </w:rPr>
-              <w:t xml:space="preserve">import { </w:t>
-            </w:r>
-            <w:proofErr w:type="spellStart"/>
-            <w:r>
+              <w:t>import { App } from './app';</w:t>
+            </w:r>
+          </w:p>
+          <w:p>
+            <w:pPr>
               <w:rPr>
                 <w:sz w:val="16"/>
                 <w:szCs w:val="16"/>
               </w:rPr>
-              <w:t>TestBed</w:t>
-            </w:r>
-            <w:proofErr w:type="spellEnd"/>
-            <w:r>
+            </w:pPr>
+          </w:p>
+          <w:p>
+            <w:pPr>
               <w:rPr>
                 <w:sz w:val="16"/>
                 <w:szCs w:val="16"/>
               </w:rPr>
-              <w:t xml:space="preserve"> } from '@angular/core/testing';</w:t>
-            </w:r>
-          </w:p>
-          <w:p>
-            <w:pPr>
+            </w:pPr>
+            <w:r>
               <w:rPr>
                 <w:sz w:val="16"/>
                 <w:szCs w:val="16"/>
               </w:rPr>
-            </w:pPr>
-            <w:r>
+              <w:t>describe('App', () =&gt; {</w:t>
+            </w:r>
+          </w:p>
+          <w:p>
+            <w:pPr>
               <w:rPr>
                 <w:sz w:val="16"/>
                 <w:szCs w:val="16"/>
               </w:rPr>
-              <w:t>import { App } from './app';</w:t>
-            </w:r>
-          </w:p>
-          <w:p>
-            <w:pPr>
+            </w:pPr>
+            <w:r>
               <w:rPr>
                 <w:sz w:val="16"/>
                 <w:szCs w:val="16"/>
               </w:rPr>
-            </w:pPr>
+              <w:t xml:space="preserve">  beforeEach(async () =&gt; {</w:t>
+            </w:r>
           </w:p>
           <w:p>
             <w:pPr>
@@ -3747,7 +3316,7 @@
                 <w:sz w:val="16"/>
                 <w:szCs w:val="16"/>
               </w:rPr>
-              <w:t>describe('App', () =&gt; {</w:t>
+              <w:t xml:space="preserve">    await TestBed.configureTestingModule({</w:t>
             </w:r>
           </w:p>
           <w:p>
@@ -3762,23 +3331,22 @@
                 <w:sz w:val="16"/>
                 <w:szCs w:val="16"/>
               </w:rPr>
-              <w:t xml:space="preserve">  </w:t>
-            </w:r>
-            <w:proofErr w:type="spellStart"/>
-            <w:r>
+              <w:t xml:space="preserve">      imports: [App],</w:t>
+            </w:r>
+          </w:p>
+          <w:p>
+            <w:pPr>
               <w:rPr>
                 <w:sz w:val="16"/>
                 <w:szCs w:val="16"/>
               </w:rPr>
-              <w:t>beforeEach</w:t>
-            </w:r>
-            <w:proofErr w:type="spellEnd"/>
+            </w:pPr>
             <w:r>
               <w:rPr>
                 <w:sz w:val="16"/>
                 <w:szCs w:val="16"/>
               </w:rPr>
-              <w:t>(async () =&gt; {</w:t>
+              <w:t xml:space="preserve">      providers: [provideZonelessChangeDetection()]</w:t>
             </w:r>
           </w:p>
           <w:p>
@@ -3793,100 +3361,7 @@
                 <w:sz w:val="16"/>
                 <w:szCs w:val="16"/>
               </w:rPr>
-              <w:t xml:space="preserve">    await </w:t>
-            </w:r>
-            <w:proofErr w:type="spellStart"/>
-            <w:r>
-              <w:rPr>
-                <w:sz w:val="16"/>
-                <w:szCs w:val="16"/>
-              </w:rPr>
-              <w:t>TestBed.configureTestingModule</w:t>
-            </w:r>
-            <w:proofErr w:type="spellEnd"/>
-            <w:r>
-              <w:rPr>
-                <w:sz w:val="16"/>
-                <w:szCs w:val="16"/>
-              </w:rPr>
-              <w:t>({</w:t>
-            </w:r>
-          </w:p>
-          <w:p>
-            <w:pPr>
-              <w:rPr>
-                <w:sz w:val="16"/>
-                <w:szCs w:val="16"/>
-              </w:rPr>
-            </w:pPr>
-            <w:r>
-              <w:rPr>
-                <w:sz w:val="16"/>
-                <w:szCs w:val="16"/>
-              </w:rPr>
-              <w:t xml:space="preserve">      imports: [App],</w:t>
-            </w:r>
-          </w:p>
-          <w:p>
-            <w:pPr>
-              <w:rPr>
-                <w:sz w:val="16"/>
-                <w:szCs w:val="16"/>
-              </w:rPr>
-            </w:pPr>
-            <w:r>
-              <w:rPr>
-                <w:sz w:val="16"/>
-                <w:szCs w:val="16"/>
-              </w:rPr>
-              <w:t xml:space="preserve">      providers: [</w:t>
-            </w:r>
-            <w:proofErr w:type="spellStart"/>
-            <w:r>
-              <w:rPr>
-                <w:sz w:val="16"/>
-                <w:szCs w:val="16"/>
-              </w:rPr>
-              <w:t>provideZonelessChangeDetection</w:t>
-            </w:r>
-            <w:proofErr w:type="spellEnd"/>
-            <w:r>
-              <w:rPr>
-                <w:sz w:val="16"/>
-                <w:szCs w:val="16"/>
-              </w:rPr>
-              <w:t>()]</w:t>
-            </w:r>
-          </w:p>
-          <w:p>
-            <w:pPr>
-              <w:rPr>
-                <w:sz w:val="16"/>
-                <w:szCs w:val="16"/>
-              </w:rPr>
-            </w:pPr>
-            <w:r>
-              <w:rPr>
-                <w:sz w:val="16"/>
-                <w:szCs w:val="16"/>
-              </w:rPr>
-              <w:t xml:space="preserve">    }).</w:t>
-            </w:r>
-            <w:proofErr w:type="spellStart"/>
-            <w:r>
-              <w:rPr>
-                <w:sz w:val="16"/>
-                <w:szCs w:val="16"/>
-              </w:rPr>
-              <w:t>compileComponents</w:t>
-            </w:r>
-            <w:proofErr w:type="spellEnd"/>
-            <w:r>
-              <w:rPr>
-                <w:sz w:val="16"/>
-                <w:szCs w:val="16"/>
-              </w:rPr>
-              <w:t>();</w:t>
+              <w:t xml:space="preserve">    }).compileComponents();</w:t>
             </w:r>
           </w:p>
           <w:p>
@@ -4097,7 +3572,7 @@
                     <pic:cNvPicPr/>
                   </pic:nvPicPr>
                   <pic:blipFill>
-                    <a:blip r:embed="rId42"/>
+                    <a:blip r:embed="rId44"/>
                     <a:stretch>
                       <a:fillRect/>
                     </a:stretch>
@@ -4132,7 +3607,6 @@
         </w:rPr>
         <w:t>{{</w:t>
       </w:r>
-      <w:proofErr w:type="spellStart"/>
       <w:r>
         <w:rPr>
           <w:b/>
@@ -4140,7 +3614,6 @@
         </w:rPr>
         <w:t>empName</w:t>
       </w:r>
-      <w:proofErr w:type="spellEnd"/>
       <w:r>
         <w:rPr>
           <w:b/>
@@ -4173,11 +3646,9 @@
             <w:tcW w:w="5228" w:type="dxa"/>
           </w:tcPr>
           <w:p>
-            <w:proofErr w:type="spellStart"/>
             <w:r>
               <w:t>App.ts</w:t>
             </w:r>
-            <w:proofErr w:type="spellEnd"/>
           </w:p>
         </w:tc>
         <w:tc>
@@ -4208,41 +3679,17 @@
           </w:p>
           <w:p>
             <w:r>
-              <w:t>  imports: [</w:t>
-            </w:r>
-            <w:proofErr w:type="spellStart"/>
-            <w:r>
-              <w:t>RouterOutlet</w:t>
-            </w:r>
-            <w:proofErr w:type="spellEnd"/>
-            <w:r>
-              <w:t>],</w:t>
-            </w:r>
-          </w:p>
-          <w:p>
-            <w:r>
-              <w:t xml:space="preserve">  </w:t>
-            </w:r>
-            <w:proofErr w:type="spellStart"/>
-            <w:r>
-              <w:t>templateUrl</w:t>
-            </w:r>
-            <w:proofErr w:type="spellEnd"/>
-            <w:r>
-              <w:t>: './app.html',</w:t>
-            </w:r>
-          </w:p>
-          <w:p>
-            <w:r>
-              <w:t xml:space="preserve">  </w:t>
-            </w:r>
-            <w:proofErr w:type="spellStart"/>
-            <w:r>
-              <w:t>styleUrl</w:t>
-            </w:r>
-            <w:proofErr w:type="spellEnd"/>
-            <w:r>
-              <w:t>: './app.css'</w:t>
+              <w:t>  imports: [RouterOutlet],</w:t>
+            </w:r>
+          </w:p>
+          <w:p>
+            <w:r>
+              <w:t>  templateUrl: './app.html',</w:t>
+            </w:r>
+          </w:p>
+          <w:p>
+            <w:r>
+              <w:t>  styleUrl: './app.css'</w:t>
             </w:r>
           </w:p>
           <w:p>
@@ -4257,15 +3704,7 @@
           </w:p>
           <w:p>
             <w:r>
-              <w:t xml:space="preserve">  </w:t>
-            </w:r>
-            <w:proofErr w:type="spellStart"/>
-            <w:r>
-              <w:t>empName</w:t>
-            </w:r>
-            <w:proofErr w:type="spellEnd"/>
-            <w:r>
-              <w:t>: string = "Azad Shaik";</w:t>
+              <w:t>  empName: string = "Azad Shaik";</w:t>
             </w:r>
           </w:p>
           <w:p>
@@ -4292,25 +3731,7 @@
                 <w:bCs/>
                 <w:highlight w:val="yellow"/>
               </w:rPr>
-              <w:t>{{</w:t>
-            </w:r>
-            <w:proofErr w:type="spellStart"/>
-            <w:r>
-              <w:rPr>
-                <w:b/>
-                <w:bCs/>
-                <w:highlight w:val="yellow"/>
-              </w:rPr>
-              <w:t>empName</w:t>
-            </w:r>
-            <w:proofErr w:type="spellEnd"/>
-            <w:r>
-              <w:rPr>
-                <w:b/>
-                <w:bCs/>
-                <w:highlight w:val="yellow"/>
-              </w:rPr>
-              <w:t>}}</w:t>
+              <w:t>{{empName}}</w:t>
             </w:r>
           </w:p>
           <w:p/>
@@ -4375,17 +3796,8 @@
           <w:b/>
           <w:bCs/>
         </w:rPr>
-        <w:t>.</w:t>
-      </w:r>
-      <w:proofErr w:type="spellStart"/>
-      <w:r>
-        <w:rPr>
-          <w:b/>
-          <w:bCs/>
-        </w:rPr>
-        <w:t>ts</w:t>
-      </w:r>
-      <w:proofErr w:type="spellEnd"/>
+        <w:t>.ts</w:t>
+      </w:r>
       <w:r>
         <w:t xml:space="preserve"> file only.</w:t>
       </w:r>
@@ -4395,13 +3807,8 @@
         <w:spacing w:after="0" w:line="240" w:lineRule="auto"/>
       </w:pPr>
       <w:r>
-        <w:t xml:space="preserve">Eg: </w:t>
-      </w:r>
-      <w:proofErr w:type="spellStart"/>
-      <w:r>
-        <w:t>test.ts</w:t>
-      </w:r>
-      <w:proofErr w:type="spellEnd"/>
+        <w:t>Eg: test.ts</w:t>
+      </w:r>
     </w:p>
     <w:p>
       <w:pPr>
@@ -4409,30 +3816,15 @@
       </w:pPr>
       <w:r>
         <w:tab/>
-      </w:r>
-      <w:proofErr w:type="spellStart"/>
-      <w:r>
-        <w:t>empName:string</w:t>
-      </w:r>
-      <w:proofErr w:type="spellEnd"/>
-      <w:r>
-        <w:t xml:space="preserve"> = “Azad”;</w:t>
-      </w:r>
-    </w:p>
-    <w:p>
-      <w:pPr>
-        <w:spacing w:after="0" w:line="240" w:lineRule="auto"/>
-      </w:pPr>
-      <w:r>
-        <w:t>console.log(`Hi this is ${</w:t>
-      </w:r>
-      <w:proofErr w:type="spellStart"/>
-      <w:r>
-        <w:t>empName</w:t>
-      </w:r>
-      <w:proofErr w:type="spellEnd"/>
-      <w:r>
-        <w:t>}`);</w:t>
+        <w:t>empName:string = “Azad”;</w:t>
+      </w:r>
+    </w:p>
+    <w:p>
+      <w:pPr>
+        <w:spacing w:after="0" w:line="240" w:lineRule="auto"/>
+      </w:pPr>
+      <w:r>
+        <w:t>console.log(`Hi this is ${empName}`);</w:t>
       </w:r>
     </w:p>
     <w:p>
@@ -4464,15 +3856,7 @@
         <w:t>Back tick for template (``)</w:t>
       </w:r>
       <w:r>
-        <w:t xml:space="preserve"> in .</w:t>
-      </w:r>
-      <w:proofErr w:type="spellStart"/>
-      <w:r>
-        <w:t>ts</w:t>
-      </w:r>
-      <w:proofErr w:type="spellEnd"/>
-      <w:r>
-        <w:t xml:space="preserve"> file</w:t>
+        <w:t xml:space="preserve"> in .ts file</w:t>
       </w:r>
       <w:r>
         <w:t>.</w:t>
@@ -4508,15 +3892,7 @@
         <w:t>for interpolation</w:t>
       </w:r>
       <w:r>
-        <w:t xml:space="preserve"> in </w:t>
-      </w:r>
-      <w:proofErr w:type="spellStart"/>
-      <w:r>
-        <w:t>ts</w:t>
-      </w:r>
-      <w:proofErr w:type="spellEnd"/>
-      <w:r>
-        <w:t xml:space="preserve"> file inside template ``</w:t>
+        <w:t xml:space="preserve"> in ts file inside template ``</w:t>
       </w:r>
       <w:r>
         <w:t>.</w:t>
@@ -4538,31 +3914,7 @@
         <w:t xml:space="preserve">String </w:t>
       </w:r>
       <w:r>
-        <w:t>interpolation, we always write {{</w:t>
-      </w:r>
-      <w:proofErr w:type="spellStart"/>
-      <w:r>
-        <w:t>empName</w:t>
-      </w:r>
-      <w:proofErr w:type="spellEnd"/>
-      <w:r>
-        <w:t xml:space="preserve">}} inside the .html file. This </w:t>
-      </w:r>
-      <w:proofErr w:type="spellStart"/>
-      <w:r>
-        <w:t>empName</w:t>
-      </w:r>
-      <w:proofErr w:type="spellEnd"/>
-      <w:r>
-        <w:t xml:space="preserve"> property is declared in component </w:t>
-      </w:r>
-      <w:proofErr w:type="spellStart"/>
-      <w:r>
-        <w:t>ts</w:t>
-      </w:r>
-      <w:proofErr w:type="spellEnd"/>
-      <w:r>
-        <w:t xml:space="preserve"> file.</w:t>
+        <w:t>interpolation, we always write {{empName}} inside the .html file. This empName property is declared in component ts file.</w:t>
       </w:r>
     </w:p>
     <w:p>
@@ -4588,15 +3940,7 @@
         <w:spacing w:after="0" w:line="240" w:lineRule="auto"/>
       </w:pPr>
       <w:r>
-        <w:t xml:space="preserve">Declare variable in component </w:t>
-      </w:r>
-      <w:proofErr w:type="spellStart"/>
-      <w:r>
-        <w:t>ts</w:t>
-      </w:r>
-      <w:proofErr w:type="spellEnd"/>
-      <w:r>
-        <w:t xml:space="preserve"> file.</w:t>
+        <w:t>Declare variable in component ts file.</w:t>
       </w:r>
     </w:p>
     <w:p>
@@ -4689,15 +4033,7 @@
         <w:t>styles</w:t>
       </w:r>
       <w:r>
-        <w:t> (</w:t>
-      </w:r>
-      <w:proofErr w:type="spellStart"/>
-      <w:r>
-        <w:t>css</w:t>
-      </w:r>
-      <w:proofErr w:type="spellEnd"/>
-      <w:r>
-        <w:t xml:space="preserve"> file) and </w:t>
+        <w:t> (css file) and </w:t>
       </w:r>
       <w:r>
         <w:rPr>
@@ -4707,15 +4043,7 @@
         <w:t>class</w:t>
       </w:r>
       <w:r>
-        <w:t> (.</w:t>
-      </w:r>
-      <w:proofErr w:type="spellStart"/>
-      <w:r>
-        <w:t>ts</w:t>
-      </w:r>
-      <w:proofErr w:type="spellEnd"/>
-      <w:r>
-        <w:t xml:space="preserve"> file).</w:t>
+        <w:t> (.ts file).</w:t>
       </w:r>
     </w:p>
     <w:p>
@@ -4760,7 +4088,6 @@
       <w:r>
         <w:t> is defined in </w:t>
       </w:r>
-      <w:proofErr w:type="spellStart"/>
       <w:r>
         <w:rPr>
           <w:i/>
@@ -4768,7 +4095,6 @@
         </w:rPr>
         <w:t>app.ts</w:t>
       </w:r>
-      <w:proofErr w:type="spellEnd"/>
       <w:r>
         <w:t>. </w:t>
       </w:r>
@@ -4810,13 +4136,8 @@
         <w:spacing w:after="0" w:line="240" w:lineRule="auto"/>
       </w:pPr>
       <w:r>
-        <w:t>template/</w:t>
-      </w:r>
-      <w:proofErr w:type="spellStart"/>
-      <w:r>
-        <w:t>templateUrl</w:t>
-      </w:r>
-      <w:proofErr w:type="spellEnd"/>
+        <w:t>template/templateUrl</w:t>
+      </w:r>
     </w:p>
     <w:p>
       <w:pPr>
@@ -4827,13 +4148,8 @@
         <w:spacing w:after="0" w:line="240" w:lineRule="auto"/>
       </w:pPr>
       <w:r>
-        <w:t>styles/</w:t>
-      </w:r>
-      <w:proofErr w:type="spellStart"/>
-      <w:r>
-        <w:t>styleUrls</w:t>
-      </w:r>
-      <w:proofErr w:type="spellEnd"/>
+        <w:t>styles/styleUrls</w:t>
+      </w:r>
     </w:p>
     <w:p>
       <w:pPr>
@@ -4846,19 +4162,11 @@
           <w:highlight w:val="yellow"/>
         </w:rPr>
       </w:pPr>
-      <w:proofErr w:type="spellStart"/>
       <w:r>
         <w:rPr>
           <w:highlight w:val="yellow"/>
         </w:rPr>
-        <w:t>standalone:true</w:t>
-      </w:r>
-      <w:proofErr w:type="spellEnd"/>
-      <w:r>
-        <w:rPr>
-          <w:highlight w:val="yellow"/>
-        </w:rPr>
-        <w:t xml:space="preserve"> (Not required in Angular 19)</w:t>
+        <w:t>standalone:true (Not required in Angular 19)</w:t>
       </w:r>
       <w:r>
         <w:rPr>
@@ -4876,15 +4184,7 @@
         <w:spacing w:after="0" w:line="240" w:lineRule="auto"/>
       </w:pPr>
       <w:r>
-        <w:t>imports:[</w:t>
-      </w:r>
-      <w:proofErr w:type="spellStart"/>
-      <w:r>
-        <w:t>RouterOutlet</w:t>
-      </w:r>
-      <w:proofErr w:type="spellEnd"/>
-      <w:r>
-        <w:t>]</w:t>
+        <w:t>imports:[RouterOutlet]</w:t>
       </w:r>
     </w:p>
     <w:p>
@@ -4899,37 +4199,12 @@
       <w:r>
         <w:t>With </w:t>
       </w:r>
-      <w:proofErr w:type="spellStart"/>
-      <w:r>
-        <w:rPr>
-          <w:b/>
-          <w:bCs/>
-        </w:rPr>
-        <w:t>standalone:true</w:t>
-      </w:r>
-      <w:proofErr w:type="spellEnd"/>
-      <w:r>
-        <w:rPr>
-          <w:b/>
-          <w:bCs/>
-        </w:rPr>
-        <w:t> , </w:t>
-      </w:r>
-      <w:proofErr w:type="spellStart"/>
-      <w:r>
-        <w:rPr>
-          <w:b/>
-          <w:bCs/>
-        </w:rPr>
-        <w:t>NgModule</w:t>
-      </w:r>
-      <w:proofErr w:type="spellEnd"/>
-      <w:r>
-        <w:rPr>
-          <w:b/>
-          <w:bCs/>
-        </w:rPr>
-        <w:t> is not required</w:t>
+      <w:r>
+        <w:rPr>
+          <w:b/>
+          <w:bCs/>
+        </w:rPr>
+        <w:t>standalone:true , NgModule is not required</w:t>
       </w:r>
       <w:r>
         <w:t>. This will simplified angular code and reduce extra boilerplate code.</w:t>
@@ -4980,7 +4255,6 @@
       <w:r>
         <w:t> in </w:t>
       </w:r>
-      <w:proofErr w:type="spellStart"/>
       <w:r>
         <w:rPr>
           <w:b/>
@@ -4988,17 +4262,8 @@
         </w:rPr>
         <w:t>app.component.ts</w:t>
       </w:r>
-      <w:proofErr w:type="spellEnd"/>
-      <w:r>
-        <w:t xml:space="preserve"> is by default </w:t>
-      </w:r>
-      <w:proofErr w:type="spellStart"/>
-      <w:r>
-        <w:t>ngApp</w:t>
-      </w:r>
-      <w:proofErr w:type="spellEnd"/>
-      <w:r>
-        <w:t>.</w:t>
+      <w:r>
+        <w:t> is by default ngApp.</w:t>
       </w:r>
     </w:p>
     <w:p>
@@ -5043,7 +4308,7 @@
                     <pic:cNvPicPr/>
                   </pic:nvPicPr>
                   <pic:blipFill>
-                    <a:blip r:embed="rId43"/>
+                    <a:blip r:embed="rId45"/>
                     <a:stretch>
                       <a:fillRect/>
                     </a:stretch>
@@ -5124,7 +4389,6 @@
       <w:r>
         <w:t> at the top of export class in </w:t>
       </w:r>
-      <w:proofErr w:type="spellStart"/>
       <w:r>
         <w:rPr>
           <w:i/>
@@ -5132,7 +4396,6 @@
         </w:rPr>
         <w:t>app.component.ts</w:t>
       </w:r>
-      <w:proofErr w:type="spellEnd"/>
       <w:r>
         <w:t>. </w:t>
       </w:r>
@@ -5204,15 +4467,7 @@
         <w:t>Component Decorator</w:t>
       </w:r>
       <w:r>
-        <w:t xml:space="preserve"> use an Object to provide metadata to Angular App. </w:t>
-      </w:r>
-      <w:proofErr w:type="spellStart"/>
-      <w:r>
-        <w:t>Lets</w:t>
-      </w:r>
-      <w:proofErr w:type="spellEnd"/>
-      <w:r>
-        <w:t xml:space="preserve"> first understand the </w:t>
+        <w:t> use an Object to provide metadata to Angular App. Lets first understand the </w:t>
       </w:r>
       <w:r>
         <w:rPr>
@@ -5249,7 +4504,7 @@
                     <pic:cNvPicPr/>
                   </pic:nvPicPr>
                   <pic:blipFill>
-                    <a:blip r:embed="rId44"/>
+                    <a:blip r:embed="rId46"/>
                     <a:stretch>
                       <a:fillRect/>
                     </a:stretch>
@@ -5293,31 +4548,7 @@
         <w:t>style.css</w:t>
       </w:r>
       <w:r>
-        <w:t xml:space="preserve"> in </w:t>
-      </w:r>
-      <w:proofErr w:type="spellStart"/>
-      <w:r>
-        <w:t>src</w:t>
-      </w:r>
-      <w:proofErr w:type="spellEnd"/>
-      <w:r>
-        <w:t xml:space="preserve"> folder. </w:t>
-      </w:r>
-      <w:proofErr w:type="spellStart"/>
-      <w:r>
-        <w:t>Its</w:t>
-      </w:r>
-      <w:proofErr w:type="spellEnd"/>
-      <w:r>
-        <w:t xml:space="preserve"> is the global </w:t>
-      </w:r>
-      <w:proofErr w:type="spellStart"/>
-      <w:r>
-        <w:t>css</w:t>
-      </w:r>
-      <w:proofErr w:type="spellEnd"/>
-      <w:r>
-        <w:t xml:space="preserve"> file for all components.</w:t>
+        <w:t> in src folder. Its is the global css file for all components.</w:t>
       </w:r>
     </w:p>
     <w:p>
@@ -5352,7 +4583,7 @@
                     </pic:cNvPicPr>
                   </pic:nvPicPr>
                   <pic:blipFill>
-                    <a:blip r:embed="rId45" cstate="print">
+                    <a:blip r:embed="rId47" cstate="print">
                       <a:extLst>
                         <a:ext uri="{28A0092B-C50C-407E-A947-70E740481C1C}">
                           <a14:useLocalDpi xmlns:a14="http://schemas.microsoft.com/office/drawing/2010/main" val="0"/>
@@ -5645,23 +4876,7 @@
           <w:b/>
           <w:bCs/>
         </w:rPr>
-        <w:t>[(</w:t>
-      </w:r>
-      <w:proofErr w:type="spellStart"/>
-      <w:r>
-        <w:rPr>
-          <w:b/>
-          <w:bCs/>
-        </w:rPr>
-        <w:t>ngModel</w:t>
-      </w:r>
-      <w:proofErr w:type="spellEnd"/>
-      <w:r>
-        <w:rPr>
-          <w:b/>
-          <w:bCs/>
-        </w:rPr>
-        <w:t>)]</w:t>
+        <w:t>[(ngModel)]</w:t>
       </w:r>
       <w:r>
         <w:rPr>
@@ -5680,7 +4895,6 @@
         </w:rPr>
         <w:t xml:space="preserve"> </w:t>
       </w:r>
-      <w:proofErr w:type="spellStart"/>
       <w:r>
         <w:rPr>
           <w:b/>
@@ -5688,7 +4902,6 @@
         </w:rPr>
         <w:t>FormsModule</w:t>
       </w:r>
-      <w:proofErr w:type="spellEnd"/>
       <w:r>
         <w:rPr>
           <w:b/>
@@ -5738,7 +4951,7 @@
                     </pic:cNvPicPr>
                   </pic:nvPicPr>
                   <pic:blipFill>
-                    <a:blip r:embed="rId46">
+                    <a:blip r:embed="rId48">
                       <a:extLst>
                         <a:ext uri="{28A0092B-C50C-407E-A947-70E740481C1C}">
                           <a14:useLocalDpi xmlns:a14="http://schemas.microsoft.com/office/drawing/2010/main" val="0"/>
@@ -5866,7 +5079,7 @@
       <w:pPr>
         <w:spacing w:after="0" w:line="240" w:lineRule="auto"/>
       </w:pPr>
-      <w:hyperlink r:id="rId47" w:history="1">
+      <w:hyperlink r:id="rId49" w:history="1">
         <w:r>
           <w:rPr>
             <w:rStyle w:val="Hyperlink"/>
@@ -5887,7 +5100,7 @@
       <w:pPr>
         <w:spacing w:after="0" w:line="240" w:lineRule="auto"/>
       </w:pPr>
-      <w:hyperlink r:id="rId48" w:history="1">
+      <w:hyperlink r:id="rId50" w:history="1">
         <w:r>
           <w:rPr>
             <w:rStyle w:val="Hyperlink"/>
@@ -5917,31 +5130,7 @@
         <w:spacing w:after="0" w:line="240" w:lineRule="auto"/>
       </w:pPr>
       <w:r>
-        <w:t>Class, objects, PIE (</w:t>
-      </w:r>
-      <w:proofErr w:type="spellStart"/>
-      <w:r>
-        <w:t>Polymorpism</w:t>
-      </w:r>
-      <w:proofErr w:type="spellEnd"/>
-      <w:r>
-        <w:t xml:space="preserve">, </w:t>
-      </w:r>
-      <w:proofErr w:type="spellStart"/>
-      <w:r>
-        <w:t>Inheritence</w:t>
-      </w:r>
-      <w:proofErr w:type="spellEnd"/>
-      <w:r>
-        <w:t xml:space="preserve">, </w:t>
-      </w:r>
-      <w:proofErr w:type="spellStart"/>
-      <w:r>
-        <w:t>Encaulation</w:t>
-      </w:r>
-      <w:proofErr w:type="spellEnd"/>
-      <w:r>
-        <w:t>), abstraction(abstract class + interfaces).</w:t>
+        <w:t>Class, objects, PIE (Polymorpism, Inheritence, Encaulation), abstraction(abstract class + interfaces).</w:t>
       </w:r>
     </w:p>
     <w:p>
@@ -5975,23 +5164,7 @@
         <w:spacing w:after="0" w:line="240" w:lineRule="auto"/>
       </w:pPr>
       <w:r>
-        <w:t xml:space="preserve">Eg: </w:t>
-      </w:r>
-      <w:proofErr w:type="spellStart"/>
-      <w:r>
-        <w:t>gmail</w:t>
-      </w:r>
-      <w:proofErr w:type="spellEnd"/>
-      <w:r>
-        <w:t xml:space="preserve">, amazon, </w:t>
-      </w:r>
-      <w:proofErr w:type="spellStart"/>
-      <w:r>
-        <w:t>facebook</w:t>
-      </w:r>
-      <w:proofErr w:type="spellEnd"/>
-      <w:r>
-        <w:t>, Instagram…etc…</w:t>
+        <w:t>Eg: gmail, amazon, facebook, Instagram…etc…</w:t>
       </w:r>
     </w:p>
     <w:p>
@@ -6032,7 +5205,7 @@
       <w:r>
         <w:t>In Angular, </w:t>
       </w:r>
-      <w:hyperlink r:id="rId49" w:history="1">
+      <w:hyperlink r:id="rId51" w:history="1">
         <w:r>
           <w:rPr>
             <w:rStyle w:val="Hyperlink"/>
@@ -6163,72 +5336,90 @@
                 <w:b/>
                 <w:bCs/>
               </w:rPr>
-              <w:t xml:space="preserve">  imports: [</w:t>
-            </w:r>
-            <w:proofErr w:type="spellStart"/>
-            <w:r>
+              <w:t xml:space="preserve">  imports: [RouterOutlet, FormsModule ],</w:t>
+            </w:r>
+          </w:p>
+          <w:p>
+            <w:pPr>
               <w:rPr>
                 <w:b/>
                 <w:bCs/>
               </w:rPr>
-              <w:t>RouterOutlet</w:t>
-            </w:r>
-            <w:proofErr w:type="spellEnd"/>
+            </w:pPr>
             <w:r>
               <w:rPr>
                 <w:b/>
                 <w:bCs/>
               </w:rPr>
-              <w:t xml:space="preserve">, </w:t>
-            </w:r>
-            <w:proofErr w:type="spellStart"/>
-            <w:r>
+              <w:t xml:space="preserve">  templateUrl: './app.html',</w:t>
+            </w:r>
+          </w:p>
+          <w:p>
+            <w:pPr>
               <w:rPr>
                 <w:b/>
                 <w:bCs/>
               </w:rPr>
-              <w:t>FormsModule</w:t>
-            </w:r>
-            <w:proofErr w:type="spellEnd"/>
+            </w:pPr>
             <w:r>
               <w:rPr>
                 <w:b/>
                 <w:bCs/>
               </w:rPr>
-              <w:t xml:space="preserve"> ],</w:t>
-            </w:r>
-          </w:p>
-          <w:p>
-            <w:pPr>
+              <w:t xml:space="preserve">  styleUrl: './app.css'</w:t>
+            </w:r>
+          </w:p>
+          <w:p>
+            <w:r>
               <w:rPr>
                 <w:b/>
                 <w:bCs/>
               </w:rPr>
-            </w:pPr>
-            <w:r>
+              <w:t>}</w:t>
+            </w:r>
+            <w:r>
+              <w:t>)</w:t>
+            </w:r>
+          </w:p>
+          <w:p>
+            <w:r>
+              <w:t>export class App {</w:t>
+            </w:r>
+          </w:p>
+          <w:p>
+            <w:pPr>
               <w:rPr>
                 <w:b/>
                 <w:bCs/>
               </w:rPr>
+            </w:pPr>
+            <w:r>
               <w:t xml:space="preserve">  </w:t>
             </w:r>
-            <w:proofErr w:type="spellStart"/>
             <w:r>
               <w:rPr>
                 <w:b/>
                 <w:bCs/>
               </w:rPr>
-              <w:t>templateUrl</w:t>
-            </w:r>
-            <w:proofErr w:type="spellEnd"/>
+              <w:t>@Input("AA")</w:t>
+            </w:r>
+          </w:p>
+          <w:p>
+            <w:r>
+              <w:t xml:space="preserve">  </w:t>
+            </w:r>
             <w:r>
               <w:rPr>
                 <w:b/>
                 <w:bCs/>
               </w:rPr>
-              <w:t>: './app.html',</w:t>
-            </w:r>
-          </w:p>
+              <w:t>empName</w:t>
+            </w:r>
+            <w:r>
+              <w:t>: string = `Azad Shaik...!!`;</w:t>
+            </w:r>
+          </w:p>
+          <w:p/>
           <w:p>
             <w:pPr>
               <w:rPr>
@@ -6237,123 +5428,37 @@
               </w:rPr>
             </w:pPr>
             <w:r>
+              <w:t xml:space="preserve">  </w:t>
+            </w:r>
+            <w:r>
               <w:rPr>
                 <w:b/>
                 <w:bCs/>
               </w:rPr>
+              <w:t>@Input()</w:t>
+            </w:r>
+          </w:p>
+          <w:p>
+            <w:r>
               <w:t xml:space="preserve">  </w:t>
             </w:r>
-            <w:proofErr w:type="spellStart"/>
             <w:r>
               <w:rPr>
                 <w:b/>
                 <w:bCs/>
               </w:rPr>
-              <w:t>styleUrl</w:t>
-            </w:r>
-            <w:proofErr w:type="spellEnd"/>
+              <w:t>m1(@Input("</w:t>
+            </w:r>
+            <w:r>
+              <w:t xml:space="preserve">AASSA") </w:t>
+            </w:r>
             <w:r>
               <w:rPr>
                 <w:b/>
                 <w:bCs/>
               </w:rPr>
-              <w:t>: './app.css'</w:t>
-            </w:r>
-          </w:p>
-          <w:p>
-            <w:r>
-              <w:rPr>
-                <w:b/>
-                <w:bCs/>
-              </w:rPr>
-              <w:t>}</w:t>
-            </w:r>
-            <w:r>
-              <w:t>)</w:t>
-            </w:r>
-          </w:p>
-          <w:p>
-            <w:r>
-              <w:t>export class App {</w:t>
-            </w:r>
-          </w:p>
-          <w:p>
-            <w:pPr>
-              <w:rPr>
-                <w:b/>
-                <w:bCs/>
-              </w:rPr>
-            </w:pPr>
-            <w:r>
-              <w:t xml:space="preserve">  </w:t>
-            </w:r>
-            <w:r>
-              <w:rPr>
-                <w:b/>
-                <w:bCs/>
-              </w:rPr>
-              <w:t>@Input("AA")</w:t>
-            </w:r>
-          </w:p>
-          <w:p>
-            <w:r>
-              <w:t xml:space="preserve">  </w:t>
-            </w:r>
-            <w:proofErr w:type="spellStart"/>
-            <w:r>
-              <w:rPr>
-                <w:b/>
-                <w:bCs/>
-              </w:rPr>
               <w:t>empName</w:t>
             </w:r>
-            <w:proofErr w:type="spellEnd"/>
-            <w:r>
-              <w:t>: string = `Azad Shaik...!!`;</w:t>
-            </w:r>
-          </w:p>
-          <w:p/>
-          <w:p>
-            <w:pPr>
-              <w:rPr>
-                <w:b/>
-                <w:bCs/>
-              </w:rPr>
-            </w:pPr>
-            <w:r>
-              <w:t xml:space="preserve">  </w:t>
-            </w:r>
-            <w:r>
-              <w:rPr>
-                <w:b/>
-                <w:bCs/>
-              </w:rPr>
-              <w:t>@Input()</w:t>
-            </w:r>
-          </w:p>
-          <w:p>
-            <w:r>
-              <w:t xml:space="preserve">  </w:t>
-            </w:r>
-            <w:r>
-              <w:rPr>
-                <w:b/>
-                <w:bCs/>
-              </w:rPr>
-              <w:t>m1(@Input("</w:t>
-            </w:r>
-            <w:r>
-              <w:t xml:space="preserve">AASSA") </w:t>
-            </w:r>
-            <w:proofErr w:type="spellStart"/>
-            <w:r>
-              <w:rPr>
-                <w:b/>
-                <w:bCs/>
-              </w:rPr>
-              <w:t>empName</w:t>
-            </w:r>
-            <w:proofErr w:type="spellEnd"/>
             <w:r>
               <w:t>: string){</w:t>
             </w:r>
@@ -6470,7 +5575,7 @@
                     </pic:cNvPicPr>
                   </pic:nvPicPr>
                   <pic:blipFill>
-                    <a:blip r:embed="rId50">
+                    <a:blip r:embed="rId52">
                       <a:extLst>
                         <a:ext uri="{28A0092B-C50C-407E-A947-70E740481C1C}">
                           <a14:useLocalDpi xmlns:a14="http://schemas.microsoft.com/office/drawing/2010/main" val="0"/>
@@ -6541,7 +5646,7 @@
                     <pic:cNvPicPr/>
                   </pic:nvPicPr>
                   <pic:blipFill>
-                    <a:blip r:embed="rId51"/>
+                    <a:blip r:embed="rId53"/>
                     <a:stretch>
                       <a:fillRect/>
                     </a:stretch>
@@ -6725,7 +5830,7 @@
                     </pic:cNvPicPr>
                   </pic:nvPicPr>
                   <pic:blipFill>
-                    <a:blip r:embed="rId52">
+                    <a:blip r:embed="rId54">
                       <a:extLst>
                         <a:ext uri="{28A0092B-C50C-407E-A947-70E740481C1C}">
                           <a14:useLocalDpi xmlns:a14="http://schemas.microsoft.com/office/drawing/2010/main" val="0"/>
@@ -7025,16 +6130,8 @@
               <w:rPr>
                 <w:lang w:val="en-US"/>
               </w:rPr>
-              <w:t xml:space="preserve">gular / </w:t>
-            </w:r>
-            <w:proofErr w:type="spellStart"/>
-            <w:r>
-              <w:rPr>
-                <w:lang w:val="en-US"/>
-              </w:rPr>
-              <w:t>reactJS</w:t>
-            </w:r>
-            <w:proofErr w:type="spellEnd"/>
+              <w:t>gular / reactJS</w:t>
+            </w:r>
           </w:p>
           <w:p>
             <w:pPr>
@@ -7220,49 +6317,7 @@
         <w:rPr>
           <w:lang w:val="en-US"/>
         </w:rPr>
-        <w:t xml:space="preserve"> conditional statements.[</w:t>
-      </w:r>
-      <w:proofErr w:type="spellStart"/>
-      <w:r>
-        <w:rPr>
-          <w:lang w:val="en-US"/>
-        </w:rPr>
-        <w:t>if,if</w:t>
-      </w:r>
-      <w:proofErr w:type="spellEnd"/>
-      <w:r>
-        <w:rPr>
-          <w:lang w:val="en-US"/>
-        </w:rPr>
-        <w:t xml:space="preserve">-else], </w:t>
-      </w:r>
-      <w:proofErr w:type="spellStart"/>
-      <w:r>
-        <w:rPr>
-          <w:lang w:val="en-US"/>
-        </w:rPr>
-        <w:t>iterational</w:t>
-      </w:r>
-      <w:proofErr w:type="spellEnd"/>
-      <w:r>
-        <w:rPr>
-          <w:lang w:val="en-US"/>
-        </w:rPr>
-        <w:t xml:space="preserve"> [for, switch…</w:t>
-      </w:r>
-      <w:proofErr w:type="spellStart"/>
-      <w:r>
-        <w:rPr>
-          <w:lang w:val="en-US"/>
-        </w:rPr>
-        <w:t>etc</w:t>
-      </w:r>
-      <w:proofErr w:type="spellEnd"/>
-      <w:r>
-        <w:rPr>
-          <w:lang w:val="en-US"/>
-        </w:rPr>
-        <w:t>]</w:t>
+        <w:t xml:space="preserve"> conditional statements.[if,if-else], iterational [for, switch…etc]</w:t>
       </w:r>
     </w:p>
     <w:p>
@@ -7318,19 +6373,11 @@
           <w:lang w:val="en-US"/>
         </w:rPr>
       </w:pPr>
-      <w:proofErr w:type="spellStart"/>
-      <w:r>
-        <w:rPr>
-          <w:lang w:val="en-US"/>
-        </w:rPr>
-        <w:t>Lets</w:t>
-      </w:r>
-      <w:proofErr w:type="spellEnd"/>
-      <w:r>
-        <w:rPr>
-          <w:lang w:val="en-US"/>
-        </w:rPr>
-        <w:t xml:space="preserve"> see one directive example. </w:t>
+      <w:r>
+        <w:rPr>
+          <w:lang w:val="en-US"/>
+        </w:rPr>
+        <w:t xml:space="preserve">Lets see one directive example. </w:t>
       </w:r>
       <w:r>
         <w:rPr>
@@ -7342,21 +6389,7 @@
         <w:rPr>
           <w:lang w:val="en-US"/>
         </w:rPr>
-        <w:t xml:space="preserve"> </w:t>
-      </w:r>
-      <w:proofErr w:type="spellStart"/>
-      <w:r>
-        <w:rPr>
-          <w:lang w:val="en-US"/>
-        </w:rPr>
-        <w:t>ngIf</w:t>
-      </w:r>
-      <w:proofErr w:type="spellEnd"/>
-      <w:r>
-        <w:rPr>
-          <w:lang w:val="en-US"/>
-        </w:rPr>
-        <w:t>.</w:t>
+        <w:t xml:space="preserve"> ngIf.</w:t>
       </w:r>
     </w:p>
     <w:p>
@@ -7390,44 +6423,12 @@
           </w:p>
           <w:p>
             <w:r>
-              <w:t xml:space="preserve">  </w:t>
-            </w:r>
-            <w:proofErr w:type="spellStart"/>
-            <w:r>
-              <w:t>empName</w:t>
-            </w:r>
-            <w:proofErr w:type="spellEnd"/>
-            <w:r>
-              <w:t>: string = `</w:t>
-            </w:r>
-            <w:proofErr w:type="spellStart"/>
-            <w:r>
-              <w:t>mr</w:t>
-            </w:r>
-            <w:proofErr w:type="spellEnd"/>
-            <w:r>
-              <w:t>. Azad Shaik...!!`;</w:t>
-            </w:r>
-          </w:p>
-          <w:p>
-            <w:r>
-              <w:t xml:space="preserve">  </w:t>
-            </w:r>
-            <w:proofErr w:type="spellStart"/>
-            <w:r>
-              <w:t>isMale</w:t>
-            </w:r>
-            <w:proofErr w:type="spellEnd"/>
-            <w:r>
-              <w:t xml:space="preserve">: </w:t>
-            </w:r>
-            <w:proofErr w:type="spellStart"/>
-            <w:r>
-              <w:t>boolean</w:t>
-            </w:r>
-            <w:proofErr w:type="spellEnd"/>
-            <w:r>
-              <w:t xml:space="preserve"> = true;</w:t>
+              <w:t>  empName: string = `mr. Azad Shaik...!!`;</w:t>
+            </w:r>
+          </w:p>
+          <w:p>
+            <w:r>
+              <w:t>  isMale: boolean = true;</w:t>
             </w:r>
           </w:p>
           <w:p>
@@ -7455,41 +6456,15 @@
                 <w:bCs/>
                 <w:highlight w:val="yellow"/>
               </w:rPr>
-              <w:t>*</w:t>
-            </w:r>
-            <w:proofErr w:type="spellStart"/>
-            <w:r>
-              <w:rPr>
-                <w:b/>
-                <w:bCs/>
-                <w:highlight w:val="yellow"/>
-              </w:rPr>
-              <w:t>ngIf</w:t>
-            </w:r>
-            <w:proofErr w:type="spellEnd"/>
-            <w:r>
-              <w:t>="</w:t>
-            </w:r>
-            <w:proofErr w:type="spellStart"/>
-            <w:r>
-              <w:t>isMale</w:t>
-            </w:r>
-            <w:proofErr w:type="spellEnd"/>
-            <w:r>
-              <w:t>"&gt;</w:t>
-            </w:r>
-          </w:p>
-          <w:p>
-            <w:r>
-              <w:t>    {{</w:t>
-            </w:r>
-            <w:proofErr w:type="spellStart"/>
-            <w:r>
-              <w:t>empName</w:t>
-            </w:r>
-            <w:proofErr w:type="spellEnd"/>
-            <w:r>
-              <w:t>}}</w:t>
+              <w:t>*ngIf</w:t>
+            </w:r>
+            <w:r>
+              <w:t>="isMale"&gt;</w:t>
+            </w:r>
+          </w:p>
+          <w:p>
+            <w:r>
+              <w:t>    {{empName}}</w:t>
             </w:r>
           </w:p>
           <w:p>
@@ -7527,7 +6502,6 @@
               </w:rPr>
               <w:t>@if (</w:t>
             </w:r>
-            <w:proofErr w:type="spellStart"/>
             <w:r>
               <w:rPr>
                 <w:b/>
@@ -7536,7 +6510,6 @@
               </w:rPr>
               <w:t>isMale</w:t>
             </w:r>
-            <w:proofErr w:type="spellEnd"/>
             <w:r>
               <w:rPr>
                 <w:b/>
@@ -7609,7 +6582,7 @@
           <w:lang w:val="en-US"/>
         </w:rPr>
       </w:pPr>
-      <w:hyperlink r:id="rId53" w:history="1">
+      <w:hyperlink r:id="rId55" w:history="1">
         <w:r>
           <w:rPr>
             <w:rStyle w:val="Hyperlink"/>
@@ -7632,7 +6605,7 @@
           <w:lang w:val="en-US"/>
         </w:rPr>
       </w:pPr>
-      <w:hyperlink r:id="rId54" w:history="1">
+      <w:hyperlink r:id="rId56" w:history="1">
         <w:r>
           <w:rPr>
             <w:rStyle w:val="Hyperlink"/>
@@ -7700,9 +6673,8 @@
           <w:highlight w:val="yellow"/>
           <w:lang w:val="en-US"/>
         </w:rPr>
-        <w:t xml:space="preserve">$ ng generate service </w:t>
-      </w:r>
-      <w:proofErr w:type="spellStart"/>
+        <w:t>$ ng generate service serviceName</w:t>
+      </w:r>
       <w:r>
         <w:rPr>
           <w:b/>
@@ -7710,29 +6682,8 @@
           <w:highlight w:val="yellow"/>
           <w:lang w:val="en-US"/>
         </w:rPr>
-        <w:t>serviceName</w:t>
-      </w:r>
-      <w:proofErr w:type="spellEnd"/>
-      <w:r>
-        <w:rPr>
-          <w:b/>
-          <w:bCs/>
-          <w:highlight w:val="yellow"/>
-          <w:lang w:val="en-US"/>
-        </w:rPr>
-        <w:t xml:space="preserve">    OR $ ng g s </w:t>
-      </w:r>
-      <w:proofErr w:type="spellStart"/>
-      <w:r>
-        <w:rPr>
-          <w:b/>
-          <w:bCs/>
-          <w:highlight w:val="yellow"/>
-          <w:lang w:val="en-US"/>
-        </w:rPr>
-        <w:t>serviceName</w:t>
-      </w:r>
-      <w:proofErr w:type="spellEnd"/>
+        <w:t xml:space="preserve">    OR $ ng g s serviceName</w:t>
+      </w:r>
     </w:p>
     <w:p>
       <w:pPr>
@@ -7837,21 +6788,7 @@
         <w:rPr>
           <w:lang w:val="en-US"/>
         </w:rPr>
-        <w:t xml:space="preserve">Service </w:t>
-      </w:r>
-      <w:proofErr w:type="spellStart"/>
-      <w:r>
-        <w:rPr>
-          <w:lang w:val="en-US"/>
-        </w:rPr>
-        <w:t>spec.ts</w:t>
-      </w:r>
-      <w:proofErr w:type="spellEnd"/>
-      <w:r>
-        <w:rPr>
-          <w:lang w:val="en-US"/>
-        </w:rPr>
-        <w:t xml:space="preserve"> file.</w:t>
+        <w:t>Service spec.ts file.</w:t>
       </w:r>
     </w:p>
     <w:p>
@@ -7870,21 +6807,7 @@
         <w:rPr>
           <w:lang w:val="en-US"/>
         </w:rPr>
-        <w:t xml:space="preserve">Service </w:t>
-      </w:r>
-      <w:proofErr w:type="spellStart"/>
-      <w:r>
-        <w:rPr>
-          <w:lang w:val="en-US"/>
-        </w:rPr>
-        <w:t>ts</w:t>
-      </w:r>
-      <w:proofErr w:type="spellEnd"/>
-      <w:r>
-        <w:rPr>
-          <w:lang w:val="en-US"/>
-        </w:rPr>
-        <w:t xml:space="preserve"> file.</w:t>
+        <w:t>Service ts file.</w:t>
       </w:r>
     </w:p>
     <w:p>
@@ -7916,7 +6839,7 @@
                     <pic:cNvPicPr/>
                   </pic:nvPicPr>
                   <pic:blipFill>
-                    <a:blip r:embed="rId55"/>
+                    <a:blip r:embed="rId57"/>
                     <a:stretch>
                       <a:fillRect/>
                     </a:stretch>
@@ -7978,21 +6901,7 @@
         <w:rPr>
           <w:lang w:val="en-US"/>
         </w:rPr>
-        <w:t xml:space="preserve">/spring </w:t>
-      </w:r>
-      <w:proofErr w:type="spellStart"/>
-      <w:r>
-        <w:rPr>
-          <w:lang w:val="en-US"/>
-        </w:rPr>
-        <w:t>mvc</w:t>
-      </w:r>
-      <w:proofErr w:type="spellEnd"/>
-      <w:r>
-        <w:rPr>
-          <w:lang w:val="en-US"/>
-        </w:rPr>
-        <w:t xml:space="preserve">, spring boot </w:t>
+        <w:t xml:space="preserve">/spring mvc, spring boot </w:t>
       </w:r>
       <w:r>
         <w:rPr>
@@ -8156,57 +7065,17 @@
           </w:p>
           <w:p>
             <w:r>
-              <w:t>  imports: [</w:t>
-            </w:r>
-            <w:proofErr w:type="spellStart"/>
-            <w:r>
-              <w:t>RouterOutlet</w:t>
-            </w:r>
-            <w:proofErr w:type="spellEnd"/>
-            <w:r>
-              <w:t xml:space="preserve">, </w:t>
-            </w:r>
-            <w:proofErr w:type="spellStart"/>
-            <w:r>
-              <w:t>FormsModule</w:t>
-            </w:r>
-            <w:proofErr w:type="spellEnd"/>
-            <w:r>
-              <w:t xml:space="preserve">, </w:t>
-            </w:r>
-            <w:proofErr w:type="spellStart"/>
-            <w:r>
-              <w:t>CommonModule</w:t>
-            </w:r>
-            <w:proofErr w:type="spellEnd"/>
-            <w:r>
-              <w:t>],</w:t>
-            </w:r>
-          </w:p>
-          <w:p>
-            <w:r>
-              <w:t xml:space="preserve">  </w:t>
-            </w:r>
-            <w:proofErr w:type="spellStart"/>
-            <w:r>
-              <w:t>templateUrl</w:t>
-            </w:r>
-            <w:proofErr w:type="spellEnd"/>
-            <w:r>
-              <w:t>: './app.html',</w:t>
-            </w:r>
-          </w:p>
-          <w:p>
-            <w:r>
-              <w:t xml:space="preserve">  </w:t>
-            </w:r>
-            <w:proofErr w:type="spellStart"/>
-            <w:r>
-              <w:t>styleUrl</w:t>
-            </w:r>
-            <w:proofErr w:type="spellEnd"/>
-            <w:r>
-              <w:t>: './app.css'</w:t>
+              <w:t>  imports: [RouterOutlet, FormsModule, CommonModule],</w:t>
+            </w:r>
+          </w:p>
+          <w:p>
+            <w:r>
+              <w:t>  templateUrl: './app.html',</w:t>
+            </w:r>
+          </w:p>
+          <w:p>
+            <w:r>
+              <w:t>  styleUrl: './app.css'</w:t>
             </w:r>
           </w:p>
           <w:p>
@@ -8230,23 +7099,13 @@
             <w:r>
               <w:t>   </w:t>
             </w:r>
-            <w:proofErr w:type="spellStart"/>
             <w:r>
               <w:rPr>
                 <w:b/>
                 <w:bCs/>
                 <w:color w:val="EE0000"/>
               </w:rPr>
-              <w:t>empService</w:t>
-            </w:r>
-            <w:proofErr w:type="spellEnd"/>
-            <w:r>
-              <w:rPr>
-                <w:b/>
-                <w:bCs/>
-                <w:color w:val="EE0000"/>
-              </w:rPr>
-              <w:t xml:space="preserve"> = </w:t>
+              <w:t xml:space="preserve">empService = </w:t>
             </w:r>
             <w:r>
               <w:rPr>
@@ -8257,7 +7116,6 @@
               </w:rPr>
               <w:t xml:space="preserve">new </w:t>
             </w:r>
-            <w:proofErr w:type="spellStart"/>
             <w:r>
               <w:rPr>
                 <w:b/>
@@ -8267,7 +7125,6 @@
               </w:rPr>
               <w:t>EmployeeService</w:t>
             </w:r>
-            <w:proofErr w:type="spellEnd"/>
             <w:r>
               <w:rPr>
                 <w:b/>
@@ -8332,15 +7189,7 @@
           </w:p>
           <w:p>
             <w:r>
-              <w:t>    console.log(</w:t>
-            </w:r>
-            <w:proofErr w:type="spellStart"/>
-            <w:r>
-              <w:t>this.empService.fetchEmployeeNames</w:t>
-            </w:r>
-            <w:proofErr w:type="spellEnd"/>
-            <w:r>
-              <w:t>());</w:t>
+              <w:t>    console.log(this.empService.fetchEmployeeNames());</w:t>
             </w:r>
           </w:p>
           <w:p>
@@ -8375,57 +7224,17 @@
           </w:p>
           <w:p>
             <w:r>
-              <w:t>  imports: [</w:t>
-            </w:r>
-            <w:proofErr w:type="spellStart"/>
-            <w:r>
-              <w:t>RouterOutlet</w:t>
-            </w:r>
-            <w:proofErr w:type="spellEnd"/>
-            <w:r>
-              <w:t xml:space="preserve">, </w:t>
-            </w:r>
-            <w:proofErr w:type="spellStart"/>
-            <w:r>
-              <w:t>FormsModule</w:t>
-            </w:r>
-            <w:proofErr w:type="spellEnd"/>
-            <w:r>
-              <w:t xml:space="preserve">, </w:t>
-            </w:r>
-            <w:proofErr w:type="spellStart"/>
-            <w:r>
-              <w:t>CommonModule</w:t>
-            </w:r>
-            <w:proofErr w:type="spellEnd"/>
-            <w:r>
-              <w:t>],</w:t>
-            </w:r>
-          </w:p>
-          <w:p>
-            <w:r>
-              <w:t xml:space="preserve">  </w:t>
-            </w:r>
-            <w:proofErr w:type="spellStart"/>
-            <w:r>
-              <w:t>templateUrl</w:t>
-            </w:r>
-            <w:proofErr w:type="spellEnd"/>
-            <w:r>
-              <w:t>: './app.html',</w:t>
-            </w:r>
-          </w:p>
-          <w:p>
-            <w:r>
-              <w:t xml:space="preserve">  </w:t>
-            </w:r>
-            <w:proofErr w:type="spellStart"/>
-            <w:r>
-              <w:t>styleUrl</w:t>
-            </w:r>
-            <w:proofErr w:type="spellEnd"/>
-            <w:r>
-              <w:t>: './app.css'</w:t>
+              <w:t>  imports: [RouterOutlet, FormsModule, CommonModule],</w:t>
+            </w:r>
+          </w:p>
+          <w:p>
+            <w:r>
+              <w:t>  templateUrl: './app.html',</w:t>
+            </w:r>
+          </w:p>
+          <w:p>
+            <w:r>
+              <w:t>  styleUrl: './app.css'</w:t>
             </w:r>
           </w:p>
           <w:p>
@@ -8461,60 +7270,12 @@
                 <w:color w:val="70AD47" w:themeColor="accent6"/>
                 <w:highlight w:val="yellow"/>
               </w:rPr>
-              <w:t>constructor(</w:t>
-            </w:r>
-            <w:proofErr w:type="spellStart"/>
-            <w:r>
-              <w:rPr>
-                <w:b/>
-                <w:bCs/>
-                <w:color w:val="70AD47" w:themeColor="accent6"/>
-                <w:highlight w:val="yellow"/>
-              </w:rPr>
-              <w:t>empService</w:t>
-            </w:r>
-            <w:proofErr w:type="spellEnd"/>
-            <w:r>
-              <w:rPr>
-                <w:b/>
-                <w:bCs/>
-                <w:color w:val="70AD47" w:themeColor="accent6"/>
-                <w:highlight w:val="yellow"/>
-              </w:rPr>
-              <w:t xml:space="preserve">: </w:t>
-            </w:r>
-            <w:proofErr w:type="spellStart"/>
-            <w:r>
-              <w:rPr>
-                <w:b/>
-                <w:bCs/>
-                <w:color w:val="70AD47" w:themeColor="accent6"/>
-                <w:highlight w:val="yellow"/>
-              </w:rPr>
-              <w:t>EmployeeService</w:t>
-            </w:r>
-            <w:proofErr w:type="spellEnd"/>
-            <w:r>
-              <w:rPr>
-                <w:b/>
-                <w:bCs/>
-                <w:color w:val="70AD47" w:themeColor="accent6"/>
-                <w:highlight w:val="yellow"/>
-              </w:rPr>
-              <w:t>){</w:t>
-            </w:r>
-          </w:p>
-          <w:p>
-            <w:r>
-              <w:t>    console.log(</w:t>
-            </w:r>
-            <w:proofErr w:type="spellStart"/>
-            <w:r>
-              <w:t>empService.fetchEmployeeNames</w:t>
-            </w:r>
-            <w:proofErr w:type="spellEnd"/>
-            <w:r>
-              <w:t>());</w:t>
+              <w:t>constructor(empService: EmployeeService){</w:t>
+            </w:r>
+          </w:p>
+          <w:p>
+            <w:r>
+              <w:t>    console.log(empService.fetchEmployeeNames());</w:t>
             </w:r>
           </w:p>
           <w:p>
@@ -8789,21 +7550,20 @@
               <w:rPr>
                 <w:lang w:val="en-US"/>
               </w:rPr>
-              <w:t xml:space="preserve">    </w:t>
-            </w:r>
-            <w:proofErr w:type="spellStart"/>
-            <w:r>
+              <w:t xml:space="preserve">    empName?: string;</w:t>
+            </w:r>
+          </w:p>
+          <w:p>
+            <w:pPr>
               <w:rPr>
                 <w:lang w:val="en-US"/>
               </w:rPr>
-              <w:t>empName</w:t>
-            </w:r>
-            <w:proofErr w:type="spellEnd"/>
+            </w:pPr>
             <w:r>
               <w:rPr>
                 <w:lang w:val="en-US"/>
               </w:rPr>
-              <w:t>?: string;</w:t>
+              <w:t xml:space="preserve">    empId?: number;</w:t>
             </w:r>
           </w:p>
           <w:p>
@@ -8816,48 +7576,7 @@
               <w:rPr>
                 <w:lang w:val="en-US"/>
               </w:rPr>
-              <w:t xml:space="preserve">    </w:t>
-            </w:r>
-            <w:proofErr w:type="spellStart"/>
-            <w:r>
-              <w:rPr>
-                <w:lang w:val="en-US"/>
-              </w:rPr>
-              <w:t>empId</w:t>
-            </w:r>
-            <w:proofErr w:type="spellEnd"/>
-            <w:r>
-              <w:rPr>
-                <w:lang w:val="en-US"/>
-              </w:rPr>
-              <w:t>?: number;</w:t>
-            </w:r>
-          </w:p>
-          <w:p>
-            <w:pPr>
-              <w:rPr>
-                <w:lang w:val="en-US"/>
-              </w:rPr>
-            </w:pPr>
-            <w:r>
-              <w:rPr>
-                <w:lang w:val="en-US"/>
-              </w:rPr>
-              <w:t xml:space="preserve">    </w:t>
-            </w:r>
-            <w:proofErr w:type="spellStart"/>
-            <w:r>
-              <w:rPr>
-                <w:lang w:val="en-US"/>
-              </w:rPr>
-              <w:t>empType</w:t>
-            </w:r>
-            <w:proofErr w:type="spellEnd"/>
-            <w:r>
-              <w:rPr>
-                <w:lang w:val="en-US"/>
-              </w:rPr>
-              <w:t>?: string</w:t>
+              <w:t xml:space="preserve">    empType?: string</w:t>
             </w:r>
           </w:p>
           <w:p>
@@ -8940,21 +7659,7 @@
               <w:rPr>
                 <w:lang w:val="en-US"/>
               </w:rPr>
-              <w:t xml:space="preserve">  emp1.empType = "</w:t>
-            </w:r>
-            <w:proofErr w:type="spellStart"/>
-            <w:r>
-              <w:rPr>
-                <w:lang w:val="en-US"/>
-              </w:rPr>
-              <w:t>Contrctor</w:t>
-            </w:r>
-            <w:proofErr w:type="spellEnd"/>
-            <w:r>
-              <w:rPr>
-                <w:lang w:val="en-US"/>
-              </w:rPr>
-              <w:t>";</w:t>
+              <w:t xml:space="preserve">  emp1.empType = "Contrctor";</w:t>
             </w:r>
           </w:p>
         </w:tc>
@@ -8985,21 +7690,20 @@
               <w:rPr>
                 <w:lang w:val="en-US"/>
               </w:rPr>
-              <w:t xml:space="preserve">  </w:t>
-            </w:r>
-            <w:proofErr w:type="spellStart"/>
-            <w:r>
+              <w:t xml:space="preserve">  empName: "kamal",</w:t>
+            </w:r>
+          </w:p>
+          <w:p>
+            <w:pPr>
               <w:rPr>
                 <w:lang w:val="en-US"/>
               </w:rPr>
-              <w:t>empName</w:t>
-            </w:r>
-            <w:proofErr w:type="spellEnd"/>
+            </w:pPr>
             <w:r>
               <w:rPr>
                 <w:lang w:val="en-US"/>
               </w:rPr>
-              <w:t>: "kamal",</w:t>
+              <w:t xml:space="preserve">  empId : 23,</w:t>
             </w:r>
           </w:p>
           <w:p>
@@ -9012,48 +7716,7 @@
               <w:rPr>
                 <w:lang w:val="en-US"/>
               </w:rPr>
-              <w:t xml:space="preserve">  </w:t>
-            </w:r>
-            <w:proofErr w:type="spellStart"/>
-            <w:r>
-              <w:rPr>
-                <w:lang w:val="en-US"/>
-              </w:rPr>
-              <w:t>empId</w:t>
-            </w:r>
-            <w:proofErr w:type="spellEnd"/>
-            <w:r>
-              <w:rPr>
-                <w:lang w:val="en-US"/>
-              </w:rPr>
-              <w:t xml:space="preserve"> : 23,</w:t>
-            </w:r>
-          </w:p>
-          <w:p>
-            <w:pPr>
-              <w:rPr>
-                <w:lang w:val="en-US"/>
-              </w:rPr>
-            </w:pPr>
-            <w:r>
-              <w:rPr>
-                <w:lang w:val="en-US"/>
-              </w:rPr>
-              <w:t xml:space="preserve">  </w:t>
-            </w:r>
-            <w:proofErr w:type="spellStart"/>
-            <w:r>
-              <w:rPr>
-                <w:lang w:val="en-US"/>
-              </w:rPr>
-              <w:t>empType</w:t>
-            </w:r>
-            <w:proofErr w:type="spellEnd"/>
-            <w:r>
-              <w:rPr>
-                <w:lang w:val="en-US"/>
-              </w:rPr>
-              <w:t xml:space="preserve"> : "Per"</w:t>
+              <w:t xml:space="preserve">  empType : "Per"</w:t>
             </w:r>
           </w:p>
           <w:p>
@@ -9182,21 +7845,20 @@
               <w:rPr>
                 <w:lang w:val="en-US"/>
               </w:rPr>
-              <w:t xml:space="preserve">    </w:t>
-            </w:r>
-            <w:proofErr w:type="spellStart"/>
-            <w:r>
+              <w:t xml:space="preserve">    empName?: string;</w:t>
+            </w:r>
+          </w:p>
+          <w:p>
+            <w:pPr>
               <w:rPr>
                 <w:lang w:val="en-US"/>
               </w:rPr>
-              <w:t>empName</w:t>
-            </w:r>
-            <w:proofErr w:type="spellEnd"/>
+            </w:pPr>
             <w:r>
               <w:rPr>
                 <w:lang w:val="en-US"/>
               </w:rPr>
-              <w:t>?: string;</w:t>
+              <w:t xml:space="preserve">    empId?: number;</w:t>
             </w:r>
           </w:p>
           <w:p>
@@ -9209,48 +7871,7 @@
               <w:rPr>
                 <w:lang w:val="en-US"/>
               </w:rPr>
-              <w:t xml:space="preserve">    </w:t>
-            </w:r>
-            <w:proofErr w:type="spellStart"/>
-            <w:r>
-              <w:rPr>
-                <w:lang w:val="en-US"/>
-              </w:rPr>
-              <w:t>empId</w:t>
-            </w:r>
-            <w:proofErr w:type="spellEnd"/>
-            <w:r>
-              <w:rPr>
-                <w:lang w:val="en-US"/>
-              </w:rPr>
-              <w:t>?: number;</w:t>
-            </w:r>
-          </w:p>
-          <w:p>
-            <w:pPr>
-              <w:rPr>
-                <w:lang w:val="en-US"/>
-              </w:rPr>
-            </w:pPr>
-            <w:r>
-              <w:rPr>
-                <w:lang w:val="en-US"/>
-              </w:rPr>
-              <w:t xml:space="preserve">    </w:t>
-            </w:r>
-            <w:proofErr w:type="spellStart"/>
-            <w:r>
-              <w:rPr>
-                <w:lang w:val="en-US"/>
-              </w:rPr>
-              <w:t>empType</w:t>
-            </w:r>
-            <w:proofErr w:type="spellEnd"/>
-            <w:r>
-              <w:rPr>
-                <w:lang w:val="en-US"/>
-              </w:rPr>
-              <w:t>?: string</w:t>
+              <w:t xml:space="preserve">    empType?: string</w:t>
             </w:r>
           </w:p>
           <w:p>
@@ -9294,21 +7915,20 @@
               <w:rPr>
                 <w:lang w:val="en-US"/>
               </w:rPr>
-              <w:t xml:space="preserve">  </w:t>
-            </w:r>
-            <w:proofErr w:type="spellStart"/>
-            <w:r>
+              <w:t xml:space="preserve">  empName: "kamal",</w:t>
+            </w:r>
+          </w:p>
+          <w:p>
+            <w:pPr>
               <w:rPr>
                 <w:lang w:val="en-US"/>
               </w:rPr>
-              <w:t>empName</w:t>
-            </w:r>
-            <w:proofErr w:type="spellEnd"/>
+            </w:pPr>
             <w:r>
               <w:rPr>
                 <w:lang w:val="en-US"/>
               </w:rPr>
-              <w:t>: "kamal",</w:t>
+              <w:t xml:space="preserve">  empId : 23,</w:t>
             </w:r>
           </w:p>
           <w:p>
@@ -9321,48 +7941,7 @@
               <w:rPr>
                 <w:lang w:val="en-US"/>
               </w:rPr>
-              <w:t xml:space="preserve">  </w:t>
-            </w:r>
-            <w:proofErr w:type="spellStart"/>
-            <w:r>
-              <w:rPr>
-                <w:lang w:val="en-US"/>
-              </w:rPr>
-              <w:t>empId</w:t>
-            </w:r>
-            <w:proofErr w:type="spellEnd"/>
-            <w:r>
-              <w:rPr>
-                <w:lang w:val="en-US"/>
-              </w:rPr>
-              <w:t xml:space="preserve"> : 23,</w:t>
-            </w:r>
-          </w:p>
-          <w:p>
-            <w:pPr>
-              <w:rPr>
-                <w:lang w:val="en-US"/>
-              </w:rPr>
-            </w:pPr>
-            <w:r>
-              <w:rPr>
-                <w:lang w:val="en-US"/>
-              </w:rPr>
-              <w:t xml:space="preserve">  </w:t>
-            </w:r>
-            <w:proofErr w:type="spellStart"/>
-            <w:r>
-              <w:rPr>
-                <w:lang w:val="en-US"/>
-              </w:rPr>
-              <w:t>empType</w:t>
-            </w:r>
-            <w:proofErr w:type="spellEnd"/>
-            <w:r>
-              <w:rPr>
-                <w:lang w:val="en-US"/>
-              </w:rPr>
-              <w:t xml:space="preserve"> : "Per"</w:t>
+              <w:t xml:space="preserve">  empType : "Per"</w:t>
             </w:r>
           </w:p>
           <w:p>
@@ -9428,21 +8007,7 @@
         <w:rPr>
           <w:lang w:val="en-US"/>
         </w:rPr>
-        <w:t>*</w:t>
-      </w:r>
-      <w:proofErr w:type="spellStart"/>
-      <w:r>
-        <w:rPr>
-          <w:lang w:val="en-US"/>
-        </w:rPr>
-        <w:t>ngFor</w:t>
-      </w:r>
-      <w:proofErr w:type="spellEnd"/>
-      <w:r>
-        <w:rPr>
-          <w:lang w:val="en-US"/>
-        </w:rPr>
-        <w:t xml:space="preserve"> directive we can use.</w:t>
+        <w:t>*ngFor directive we can use.</w:t>
       </w:r>
       <w:r>
         <w:rPr>
@@ -9488,25 +8053,7 @@
                 <w:szCs w:val="20"/>
                 <w:lang w:val="en-US"/>
               </w:rPr>
-              <w:t xml:space="preserve">Before 20 </w:t>
-            </w:r>
-            <w:proofErr w:type="spellStart"/>
-            <w:r>
-              <w:rPr>
-                <w:sz w:val="20"/>
-                <w:szCs w:val="20"/>
-                <w:lang w:val="en-US"/>
-              </w:rPr>
-              <w:t>th</w:t>
-            </w:r>
-            <w:proofErr w:type="spellEnd"/>
-            <w:r>
-              <w:rPr>
-                <w:sz w:val="20"/>
-                <w:szCs w:val="20"/>
-                <w:lang w:val="en-US"/>
-              </w:rPr>
-              <w:t xml:space="preserve"> version</w:t>
+              <w:t>Before 20 th version</w:t>
             </w:r>
           </w:p>
         </w:tc>
@@ -9588,9 +8135,63 @@
                 <w:szCs w:val="20"/>
                 <w:highlight w:val="yellow"/>
               </w:rPr>
-              <w:t>*</w:t>
-            </w:r>
-            <w:proofErr w:type="spellStart"/>
+              <w:t>*ngFor="let empObj of empObjArr"</w:t>
+            </w:r>
+            <w:r>
+              <w:rPr>
+                <w:b/>
+                <w:bCs/>
+                <w:sz w:val="20"/>
+                <w:szCs w:val="20"/>
+              </w:rPr>
+              <w:t>&gt;</w:t>
+            </w:r>
+          </w:p>
+          <w:p>
+            <w:pPr>
+              <w:rPr>
+                <w:sz w:val="20"/>
+                <w:szCs w:val="20"/>
+              </w:rPr>
+            </w:pPr>
+            <w:r>
+              <w:rPr>
+                <w:sz w:val="20"/>
+                <w:szCs w:val="20"/>
+              </w:rPr>
+              <w:t>  //  {{empObj.empName}} - {{empObj.empId}} -  {{empObj.empType}}</w:t>
+            </w:r>
+          </w:p>
+          <w:p>
+            <w:pPr>
+              <w:rPr>
+                <w:sz w:val="20"/>
+                <w:szCs w:val="20"/>
+                <w:lang w:val="en-US"/>
+              </w:rPr>
+            </w:pPr>
+            <w:r>
+              <w:rPr>
+                <w:sz w:val="20"/>
+                <w:szCs w:val="20"/>
+              </w:rPr>
+              <w:t> &lt;/p&gt;</w:t>
+            </w:r>
+          </w:p>
+        </w:tc>
+        <w:tc>
+          <w:tcPr>
+            <w:tcW w:w="5228" w:type="dxa"/>
+          </w:tcPr>
+          <w:p>
+            <w:pPr>
+              <w:rPr>
+                <w:b/>
+                <w:bCs/>
+                <w:sz w:val="20"/>
+                <w:szCs w:val="20"/>
+              </w:rPr>
+            </w:pPr>
             <w:r>
               <w:rPr>
                 <w:b/>
@@ -9599,9 +8200,17 @@
                 <w:szCs w:val="20"/>
                 <w:highlight w:val="yellow"/>
               </w:rPr>
-              <w:t>ngFor</w:t>
-            </w:r>
-            <w:proofErr w:type="spellEnd"/>
+              <w:t>@for</w:t>
+            </w:r>
+            <w:r>
+              <w:rPr>
+                <w:b/>
+                <w:bCs/>
+                <w:sz w:val="20"/>
+                <w:szCs w:val="20"/>
+              </w:rPr>
+              <w:t xml:space="preserve"> (empObj of empObjArr; </w:t>
+            </w:r>
             <w:r>
               <w:rPr>
                 <w:b/>
@@ -9610,123 +8219,31 @@
                 <w:szCs w:val="20"/>
                 <w:highlight w:val="yellow"/>
               </w:rPr>
-              <w:t xml:space="preserve">="let </w:t>
-            </w:r>
-            <w:proofErr w:type="spellStart"/>
+              <w:t>track $index;</w:t>
+            </w:r>
             <w:r>
               <w:rPr>
                 <w:b/>
                 <w:bCs/>
                 <w:sz w:val="20"/>
                 <w:szCs w:val="20"/>
-                <w:highlight w:val="yellow"/>
-              </w:rPr>
-              <w:t>empObj</w:t>
-            </w:r>
-            <w:proofErr w:type="spellEnd"/>
-            <w:r>
-              <w:rPr>
-                <w:b/>
-                <w:bCs/>
+              </w:rPr>
+              <w:t xml:space="preserve"> let i = $index;) {</w:t>
+            </w:r>
+          </w:p>
+          <w:p>
+            <w:pPr>
+              <w:rPr>
                 <w:sz w:val="20"/>
                 <w:szCs w:val="20"/>
-                <w:highlight w:val="yellow"/>
-              </w:rPr>
-              <w:t xml:space="preserve"> of </w:t>
-            </w:r>
-            <w:proofErr w:type="spellStart"/>
-            <w:r>
-              <w:rPr>
-                <w:b/>
-                <w:bCs/>
+              </w:rPr>
+            </w:pPr>
+            <w:r>
+              <w:rPr>
                 <w:sz w:val="20"/>
                 <w:szCs w:val="20"/>
-                <w:highlight w:val="yellow"/>
-              </w:rPr>
-              <w:t>empObjArr</w:t>
-            </w:r>
-            <w:proofErr w:type="spellEnd"/>
-            <w:r>
-              <w:rPr>
-                <w:b/>
-                <w:bCs/>
-                <w:sz w:val="20"/>
-                <w:szCs w:val="20"/>
-                <w:highlight w:val="yellow"/>
-              </w:rPr>
-              <w:t>"</w:t>
-            </w:r>
-            <w:r>
-              <w:rPr>
-                <w:b/>
-                <w:bCs/>
-                <w:sz w:val="20"/>
-                <w:szCs w:val="20"/>
-              </w:rPr>
-              <w:t>&gt;</w:t>
-            </w:r>
-          </w:p>
-          <w:p>
-            <w:pPr>
-              <w:rPr>
-                <w:sz w:val="20"/>
-                <w:szCs w:val="20"/>
-              </w:rPr>
-            </w:pPr>
-            <w:r>
-              <w:rPr>
-                <w:sz w:val="20"/>
-                <w:szCs w:val="20"/>
-              </w:rPr>
-              <w:t>  //  {{</w:t>
-            </w:r>
-            <w:proofErr w:type="spellStart"/>
-            <w:r>
-              <w:rPr>
-                <w:sz w:val="20"/>
-                <w:szCs w:val="20"/>
-              </w:rPr>
-              <w:t>empObj.empName</w:t>
-            </w:r>
-            <w:proofErr w:type="spellEnd"/>
-            <w:r>
-              <w:rPr>
-                <w:sz w:val="20"/>
-                <w:szCs w:val="20"/>
-              </w:rPr>
-              <w:t>}} - {{</w:t>
-            </w:r>
-            <w:proofErr w:type="spellStart"/>
-            <w:r>
-              <w:rPr>
-                <w:sz w:val="20"/>
-                <w:szCs w:val="20"/>
-              </w:rPr>
-              <w:t>empObj.empId</w:t>
-            </w:r>
-            <w:proofErr w:type="spellEnd"/>
-            <w:r>
-              <w:rPr>
-                <w:sz w:val="20"/>
-                <w:szCs w:val="20"/>
-              </w:rPr>
-              <w:t>}} -  {{</w:t>
-            </w:r>
-            <w:proofErr w:type="spellStart"/>
-            <w:r>
-              <w:rPr>
-                <w:sz w:val="20"/>
-                <w:szCs w:val="20"/>
-              </w:rPr>
-              <w:t>empObj.empType</w:t>
-            </w:r>
-            <w:proofErr w:type="spellEnd"/>
-            <w:r>
-              <w:rPr>
-                <w:sz w:val="20"/>
-                <w:szCs w:val="20"/>
-              </w:rPr>
-              <w:t>}}</w:t>
+              </w:rPr>
+              <w:t xml:space="preserve">     {{i + 1}} - {{empObj.empName}} - {{empObj.empId}} -  {{empObj.empType}}  &lt;br&gt; </w:t>
             </w:r>
           </w:p>
           <w:p>
@@ -9742,230 +8259,6 @@
                 <w:sz w:val="20"/>
                 <w:szCs w:val="20"/>
               </w:rPr>
-              <w:t> &lt;/p&gt;</w:t>
-            </w:r>
-          </w:p>
-        </w:tc>
-        <w:tc>
-          <w:tcPr>
-            <w:tcW w:w="5228" w:type="dxa"/>
-          </w:tcPr>
-          <w:p>
-            <w:pPr>
-              <w:rPr>
-                <w:b/>
-                <w:bCs/>
-                <w:sz w:val="20"/>
-                <w:szCs w:val="20"/>
-              </w:rPr>
-            </w:pPr>
-            <w:r>
-              <w:rPr>
-                <w:b/>
-                <w:bCs/>
-                <w:sz w:val="20"/>
-                <w:szCs w:val="20"/>
-                <w:highlight w:val="yellow"/>
-              </w:rPr>
-              <w:t>@for</w:t>
-            </w:r>
-            <w:r>
-              <w:rPr>
-                <w:b/>
-                <w:bCs/>
-                <w:sz w:val="20"/>
-                <w:szCs w:val="20"/>
-              </w:rPr>
-              <w:t xml:space="preserve"> (</w:t>
-            </w:r>
-            <w:proofErr w:type="spellStart"/>
-            <w:r>
-              <w:rPr>
-                <w:b/>
-                <w:bCs/>
-                <w:sz w:val="20"/>
-                <w:szCs w:val="20"/>
-              </w:rPr>
-              <w:t>empObj</w:t>
-            </w:r>
-            <w:proofErr w:type="spellEnd"/>
-            <w:r>
-              <w:rPr>
-                <w:b/>
-                <w:bCs/>
-                <w:sz w:val="20"/>
-                <w:szCs w:val="20"/>
-              </w:rPr>
-              <w:t xml:space="preserve"> of </w:t>
-            </w:r>
-            <w:proofErr w:type="spellStart"/>
-            <w:r>
-              <w:rPr>
-                <w:b/>
-                <w:bCs/>
-                <w:sz w:val="20"/>
-                <w:szCs w:val="20"/>
-              </w:rPr>
-              <w:t>empObjArr</w:t>
-            </w:r>
-            <w:proofErr w:type="spellEnd"/>
-            <w:r>
-              <w:rPr>
-                <w:b/>
-                <w:bCs/>
-                <w:sz w:val="20"/>
-                <w:szCs w:val="20"/>
-              </w:rPr>
-              <w:t xml:space="preserve">; </w:t>
-            </w:r>
-            <w:r>
-              <w:rPr>
-                <w:b/>
-                <w:bCs/>
-                <w:sz w:val="20"/>
-                <w:szCs w:val="20"/>
-                <w:highlight w:val="yellow"/>
-              </w:rPr>
-              <w:t>track $index;</w:t>
-            </w:r>
-            <w:r>
-              <w:rPr>
-                <w:b/>
-                <w:bCs/>
-                <w:sz w:val="20"/>
-                <w:szCs w:val="20"/>
-              </w:rPr>
-              <w:t xml:space="preserve"> let </w:t>
-            </w:r>
-            <w:proofErr w:type="spellStart"/>
-            <w:r>
-              <w:rPr>
-                <w:b/>
-                <w:bCs/>
-                <w:sz w:val="20"/>
-                <w:szCs w:val="20"/>
-              </w:rPr>
-              <w:t>i</w:t>
-            </w:r>
-            <w:proofErr w:type="spellEnd"/>
-            <w:r>
-              <w:rPr>
-                <w:b/>
-                <w:bCs/>
-                <w:sz w:val="20"/>
-                <w:szCs w:val="20"/>
-              </w:rPr>
-              <w:t xml:space="preserve"> = $index;) {</w:t>
-            </w:r>
-          </w:p>
-          <w:p>
-            <w:pPr>
-              <w:rPr>
-                <w:sz w:val="20"/>
-                <w:szCs w:val="20"/>
-              </w:rPr>
-            </w:pPr>
-            <w:r>
-              <w:rPr>
-                <w:sz w:val="20"/>
-                <w:szCs w:val="20"/>
-              </w:rPr>
-              <w:t>     {{</w:t>
-            </w:r>
-            <w:proofErr w:type="spellStart"/>
-            <w:r>
-              <w:rPr>
-                <w:sz w:val="20"/>
-                <w:szCs w:val="20"/>
-              </w:rPr>
-              <w:t>i</w:t>
-            </w:r>
-            <w:proofErr w:type="spellEnd"/>
-            <w:r>
-              <w:rPr>
-                <w:sz w:val="20"/>
-                <w:szCs w:val="20"/>
-              </w:rPr>
-              <w:t xml:space="preserve"> + 1}} - {{</w:t>
-            </w:r>
-            <w:proofErr w:type="spellStart"/>
-            <w:r>
-              <w:rPr>
-                <w:sz w:val="20"/>
-                <w:szCs w:val="20"/>
-              </w:rPr>
-              <w:t>empObj.empName</w:t>
-            </w:r>
-            <w:proofErr w:type="spellEnd"/>
-            <w:r>
-              <w:rPr>
-                <w:sz w:val="20"/>
-                <w:szCs w:val="20"/>
-              </w:rPr>
-              <w:t>}} - {{</w:t>
-            </w:r>
-            <w:proofErr w:type="spellStart"/>
-            <w:r>
-              <w:rPr>
-                <w:sz w:val="20"/>
-                <w:szCs w:val="20"/>
-              </w:rPr>
-              <w:t>empObj.empId</w:t>
-            </w:r>
-            <w:proofErr w:type="spellEnd"/>
-            <w:r>
-              <w:rPr>
-                <w:sz w:val="20"/>
-                <w:szCs w:val="20"/>
-              </w:rPr>
-              <w:t>}} -  {{</w:t>
-            </w:r>
-            <w:proofErr w:type="spellStart"/>
-            <w:r>
-              <w:rPr>
-                <w:sz w:val="20"/>
-                <w:szCs w:val="20"/>
-              </w:rPr>
-              <w:t>empObj.empType</w:t>
-            </w:r>
-            <w:proofErr w:type="spellEnd"/>
-            <w:r>
-              <w:rPr>
-                <w:sz w:val="20"/>
-                <w:szCs w:val="20"/>
-              </w:rPr>
-              <w:t>}}  &lt;</w:t>
-            </w:r>
-            <w:proofErr w:type="spellStart"/>
-            <w:r>
-              <w:rPr>
-                <w:sz w:val="20"/>
-                <w:szCs w:val="20"/>
-              </w:rPr>
-              <w:t>br</w:t>
-            </w:r>
-            <w:proofErr w:type="spellEnd"/>
-            <w:r>
-              <w:rPr>
-                <w:sz w:val="20"/>
-                <w:szCs w:val="20"/>
-              </w:rPr>
-              <w:t xml:space="preserve">&gt; </w:t>
-            </w:r>
-          </w:p>
-          <w:p>
-            <w:pPr>
-              <w:rPr>
-                <w:sz w:val="20"/>
-                <w:szCs w:val="20"/>
-                <w:lang w:val="en-US"/>
-              </w:rPr>
-            </w:pPr>
-            <w:r>
-              <w:rPr>
-                <w:sz w:val="20"/>
-                <w:szCs w:val="20"/>
-              </w:rPr>
               <w:t>  }</w:t>
             </w:r>
           </w:p>
@@ -10023,7 +8316,7 @@
           <w:lang w:val="en-US"/>
         </w:rPr>
       </w:pPr>
-      <w:hyperlink r:id="rId56" w:history="1">
+      <w:hyperlink r:id="rId58" w:history="1">
         <w:r>
           <w:rPr>
             <w:rStyle w:val="Hyperlink"/>
@@ -10376,7 +8669,7 @@
                     </pic:cNvPicPr>
                   </pic:nvPicPr>
                   <pic:blipFill>
-                    <a:blip r:embed="rId57">
+                    <a:blip r:embed="rId59">
                       <a:extLst>
                         <a:ext uri="{28A0092B-C50C-407E-A947-70E740481C1C}">
                           <a14:useLocalDpi xmlns:a14="http://schemas.microsoft.com/office/drawing/2010/main" val="0"/>
@@ -10451,15 +8744,7 @@
         <w:t>Data Binding</w:t>
       </w:r>
       <w:r>
-        <w:t xml:space="preserve"> is the process of connecting a target (such as a DOM element, property, or event) in a template to a model (data or </w:t>
-      </w:r>
-      <w:proofErr w:type="spellStart"/>
-      <w:r>
-        <w:t>behavior</w:t>
-      </w:r>
-      <w:proofErr w:type="spellEnd"/>
-      <w:r>
-        <w:t>) in the component. </w:t>
+        <w:t> is the process of connecting a target (such as a DOM element, property, or event) in a template to a model (data or behavior) in the component. </w:t>
       </w:r>
     </w:p>
     <w:p>
@@ -10474,7 +8759,7 @@
       <w:r>
         <w:t>In </w:t>
       </w:r>
-      <w:hyperlink r:id="rId58" w:tgtFrame="_blank" w:history="1">
+      <w:hyperlink r:id="rId60" w:tgtFrame="_blank" w:history="1">
         <w:r>
           <w:rPr>
             <w:rStyle w:val="Hyperlink"/>
@@ -10516,7 +8801,7 @@
         </w:numPr>
         <w:spacing w:after="0" w:line="240" w:lineRule="auto"/>
       </w:pPr>
-      <w:hyperlink r:id="rId59" w:anchor="one-way-data-binding" w:history="1">
+      <w:hyperlink r:id="rId61" w:anchor="one-way-data-binding" w:history="1">
         <w:r>
           <w:rPr>
             <w:rStyle w:val="Hyperlink"/>
@@ -10533,7 +8818,7 @@
         </w:numPr>
         <w:spacing w:after="0" w:line="240" w:lineRule="auto"/>
       </w:pPr>
-      <w:hyperlink r:id="rId60" w:anchor="two-way-data-binding" w:history="1">
+      <w:hyperlink r:id="rId62" w:anchor="two-way-data-binding" w:history="1">
         <w:r>
           <w:rPr>
             <w:rStyle w:val="Hyperlink"/>
@@ -10568,7 +8853,7 @@
                     </pic:cNvPicPr>
                   </pic:nvPicPr>
                   <pic:blipFill>
-                    <a:blip r:embed="rId61">
+                    <a:blip r:embed="rId63">
                       <a:extLst>
                         <a:ext uri="{28A0092B-C50C-407E-A947-70E740481C1C}">
                           <a14:useLocalDpi xmlns:a14="http://schemas.microsoft.com/office/drawing/2010/main" val="0"/>
@@ -10636,7 +8921,7 @@
       <w:r>
         <w:t> is a one-directional interaction between a </w:t>
       </w:r>
-      <w:hyperlink r:id="rId62" w:tgtFrame="_blank" w:history="1">
+      <w:hyperlink r:id="rId64" w:tgtFrame="_blank" w:history="1">
         <w:r>
           <w:rPr>
             <w:rStyle w:val="Hyperlink"/>
@@ -10679,7 +8964,7 @@
                     </pic:cNvPicPr>
                   </pic:nvPicPr>
                   <pic:blipFill>
-                    <a:blip r:embed="rId63">
+                    <a:blip r:embed="rId65">
                       <a:extLst>
                         <a:ext uri="{28A0092B-C50C-407E-A947-70E740481C1C}">
                           <a14:useLocalDpi xmlns:a14="http://schemas.microsoft.com/office/drawing/2010/main" val="0"/>
@@ -10727,7 +9012,7 @@
         </w:numPr>
         <w:spacing w:after="0" w:line="240" w:lineRule="auto"/>
       </w:pPr>
-      <w:hyperlink r:id="rId64" w:anchor="text-interpolation" w:history="1">
+      <w:hyperlink r:id="rId66" w:anchor="text-interpolation" w:history="1">
         <w:r>
           <w:rPr>
             <w:rStyle w:val="Hyperlink"/>
@@ -10744,7 +9029,7 @@
         </w:numPr>
         <w:spacing w:after="0" w:line="240" w:lineRule="auto"/>
       </w:pPr>
-      <w:hyperlink r:id="rId65" w:anchor="event-binding" w:history="1">
+      <w:hyperlink r:id="rId67" w:anchor="event-binding" w:history="1">
         <w:r>
           <w:rPr>
             <w:rStyle w:val="Hyperlink"/>
@@ -10761,7 +9046,7 @@
         </w:numPr>
         <w:spacing w:after="0" w:line="240" w:lineRule="auto"/>
       </w:pPr>
-      <w:hyperlink r:id="rId66" w:anchor="property-binding" w:history="1">
+      <w:hyperlink r:id="rId68" w:anchor="property-binding" w:history="1">
         <w:r>
           <w:rPr>
             <w:rStyle w:val="Hyperlink"/>
@@ -10778,7 +9063,7 @@
         </w:numPr>
         <w:spacing w:after="0" w:line="240" w:lineRule="auto"/>
       </w:pPr>
-      <w:hyperlink r:id="rId67" w:anchor="attribute-binding" w:history="1">
+      <w:hyperlink r:id="rId69" w:anchor="attribute-binding" w:history="1">
         <w:r>
           <w:rPr>
             <w:rStyle w:val="Hyperlink"/>
@@ -10820,48 +9105,18 @@
         <w:spacing w:after="0" w:line="240" w:lineRule="auto"/>
       </w:pPr>
       <w:r>
-        <w:t xml:space="preserve">In </w:t>
-      </w:r>
-      <w:proofErr w:type="spellStart"/>
-      <w:r>
-        <w:t>general,</w:t>
-      </w:r>
-      <w:hyperlink r:id="rId68" w:tgtFrame="_blank" w:history="1">
+        <w:t>In general,</w:t>
+      </w:r>
+      <w:hyperlink r:id="rId70" w:tgtFrame="_blank" w:history="1">
         <w:r>
           <w:rPr>
             <w:rStyle w:val="Hyperlink"/>
           </w:rPr>
-          <w:t>Text</w:t>
-        </w:r>
-        <w:proofErr w:type="spellEnd"/>
-        <w:r>
-          <w:rPr>
-            <w:rStyle w:val="Hyperlink"/>
-          </w:rPr>
-          <w:t xml:space="preserve"> </w:t>
-        </w:r>
-        <w:proofErr w:type="spellStart"/>
-        <w:r>
-          <w:rPr>
-            <w:rStyle w:val="Hyperlink"/>
-          </w:rPr>
-          <w:t>Interpolation</w:t>
+          <w:t>Text Interpolation</w:t>
         </w:r>
       </w:hyperlink>
       <w:r>
-        <w:t>is</w:t>
-      </w:r>
-      <w:proofErr w:type="spellEnd"/>
-      <w:r>
-        <w:t xml:space="preserve"> the process of formatting or manipulating strings. In </w:t>
-      </w:r>
-      <w:proofErr w:type="spellStart"/>
-      <w:r>
-        <w:t>Angular,itis</w:t>
-      </w:r>
-      <w:proofErr w:type="spellEnd"/>
-      <w:r>
-        <w:t xml:space="preserve"> used to display data from a component to a view. In this way of data binding, we use the curly braces </w:t>
+        <w:t>is the process of formatting or manipulating strings. In Angular,itis used to display data from a component to a view. In this way of data binding, we use the curly braces </w:t>
       </w:r>
       <w:r>
         <w:rPr>
@@ -10895,13 +9150,8 @@
             <w:tcW w:w="5228" w:type="dxa"/>
           </w:tcPr>
           <w:p>
-            <w:proofErr w:type="spellStart"/>
-            <w:r>
-              <w:t>empName:string</w:t>
-            </w:r>
-            <w:proofErr w:type="spellEnd"/>
-            <w:r>
-              <w:t xml:space="preserve"> = 'Azad ';</w:t>
+            <w:r>
+              <w:t>empName:string = 'Azad ';</w:t>
             </w:r>
           </w:p>
         </w:tc>
@@ -10920,11 +9170,9 @@
               </w:rPr>
               <w:t xml:space="preserve"> {{</w:t>
             </w:r>
-            <w:proofErr w:type="spellStart"/>
             <w:r>
               <w:t>empName</w:t>
             </w:r>
-            <w:proofErr w:type="spellEnd"/>
             <w:r>
               <w:rPr>
                 <w:b/>
@@ -10984,28 +9232,12 @@
           </w:p>
           <w:p>
             <w:r>
-              <w:t xml:space="preserve">&lt;p&gt;Age: {{ </w:t>
-            </w:r>
-            <w:proofErr w:type="spellStart"/>
-            <w:r>
-              <w:t>currentUser.age</w:t>
-            </w:r>
-            <w:proofErr w:type="spellEnd"/>
-            <w:r>
-              <w:t xml:space="preserve"> }}&lt;/p&gt;</w:t>
-            </w:r>
-          </w:p>
-          <w:p>
-            <w:r>
-              <w:t xml:space="preserve">&lt;p&gt;{{ </w:t>
-            </w:r>
-            <w:proofErr w:type="spellStart"/>
-            <w:r>
-              <w:t>getGreeting</w:t>
-            </w:r>
-            <w:proofErr w:type="spellEnd"/>
-            <w:r>
-              <w:t>() }}&lt;/p&gt;</w:t>
+              <w:t>&lt;p&gt;Age: {{ currentUser.age }}&lt;/p&gt;</w:t>
+            </w:r>
+          </w:p>
+          <w:p>
+            <w:r>
+              <w:t>&lt;p&gt;{{ getGreeting() }}&lt;/p&gt;</w:t>
             </w:r>
           </w:p>
           <w:p>
@@ -11176,40 +9408,24 @@
           <w:bCs/>
         </w:rPr>
         <w:lastRenderedPageBreak/>
-        <w:t>Event Object ($event)</w:t>
-      </w:r>
-      <w:r>
-        <w:rPr>
-          <w:b/>
-          <w:bCs/>
-        </w:rPr>
-        <w:t xml:space="preserve">: </w:t>
-      </w:r>
-    </w:p>
-    <w:p>
-      <w:pPr>
-        <w:spacing w:after="0" w:line="240" w:lineRule="auto"/>
-        <w:rPr>
-          <w:b/>
-          <w:bCs/>
-        </w:rPr>
-      </w:pPr>
-    </w:p>
-    <w:p>
-      <w:pPr>
-        <w:spacing w:after="0" w:line="240" w:lineRule="auto"/>
-      </w:pPr>
-      <w:r>
-        <w:t>$event is a special variable in DOM event</w:t>
-      </w:r>
-      <w:r>
-        <w:t>.</w:t>
-      </w:r>
-      <w:r>
-        <w:t xml:space="preserve"> It's automatically available in template</w:t>
-      </w:r>
-      <w:r>
-        <w:t>.</w:t>
+        <w:t xml:space="preserve">Event Object ($event): </w:t>
+      </w:r>
+    </w:p>
+    <w:p>
+      <w:pPr>
+        <w:spacing w:after="0" w:line="240" w:lineRule="auto"/>
+        <w:rPr>
+          <w:b/>
+          <w:bCs/>
+        </w:rPr>
+      </w:pPr>
+    </w:p>
+    <w:p>
+      <w:pPr>
+        <w:spacing w:after="0" w:line="240" w:lineRule="auto"/>
+      </w:pPr>
+      <w:r>
+        <w:t>$event is a special variable in DOM event. It's automatically available in template.</w:t>
       </w:r>
     </w:p>
     <w:p>
@@ -11238,15 +9454,7 @@
           </w:tcPr>
           <w:p>
             <w:r>
-              <w:t>&lt;input type="text" (input)="</w:t>
-            </w:r>
-            <w:proofErr w:type="spellStart"/>
-            <w:r>
-              <w:t>onInputChanged</w:t>
-            </w:r>
-            <w:proofErr w:type="spellEnd"/>
-            <w:r>
-              <w:t>($event)"&gt;</w:t>
+              <w:t>&lt;input type="text" (input)="onInputChanged($event)"&gt;</w:t>
             </w:r>
           </w:p>
           <w:p/>
@@ -11257,65 +9465,17 @@
           </w:tcPr>
           <w:p>
             <w:r>
-              <w:t xml:space="preserve">  </w:t>
-            </w:r>
-            <w:proofErr w:type="spellStart"/>
-            <w:r>
-              <w:t>onInputChanged</w:t>
-            </w:r>
-            <w:proofErr w:type="spellEnd"/>
-            <w:r>
-              <w:t>(event: Event) {</w:t>
-            </w:r>
-          </w:p>
-          <w:p>
-            <w:r>
-              <w:t xml:space="preserve">    </w:t>
-            </w:r>
-            <w:proofErr w:type="spellStart"/>
-            <w:r>
-              <w:t>const</w:t>
-            </w:r>
-            <w:proofErr w:type="spellEnd"/>
-            <w:r>
-              <w:t xml:space="preserve"> </w:t>
-            </w:r>
-            <w:proofErr w:type="spellStart"/>
-            <w:r>
-              <w:t>inputElement</w:t>
-            </w:r>
-            <w:proofErr w:type="spellEnd"/>
-            <w:r>
-              <w:t xml:space="preserve"> = </w:t>
-            </w:r>
-            <w:proofErr w:type="spellStart"/>
-            <w:r>
-              <w:t>event.target</w:t>
-            </w:r>
-            <w:proofErr w:type="spellEnd"/>
-            <w:r>
-              <w:t xml:space="preserve"> as </w:t>
-            </w:r>
-            <w:proofErr w:type="spellStart"/>
-            <w:r>
-              <w:t>HTMLInputElement</w:t>
-            </w:r>
-            <w:proofErr w:type="spellEnd"/>
-            <w:r>
-              <w:t>;</w:t>
-            </w:r>
-          </w:p>
-          <w:p>
-            <w:r>
-              <w:t xml:space="preserve">    console.log('Input value:', </w:t>
-            </w:r>
-            <w:proofErr w:type="spellStart"/>
-            <w:r>
-              <w:t>inputElement.value</w:t>
-            </w:r>
-            <w:proofErr w:type="spellEnd"/>
-            <w:r>
-              <w:t>);</w:t>
+              <w:t>  onInputChanged(event: Event) {</w:t>
+            </w:r>
+          </w:p>
+          <w:p>
+            <w:r>
+              <w:t>    const inputElement = event.target as HTMLInputElement;</w:t>
+            </w:r>
+          </w:p>
+          <w:p>
+            <w:r>
+              <w:t>    console.log('Input value:', inputElement.value);</w:t>
             </w:r>
           </w:p>
           <w:p>
@@ -11379,17 +9539,8 @@
           <w:b/>
           <w:bCs/>
         </w:rPr>
-        <w:t xml:space="preserve">Prevent Default </w:t>
-      </w:r>
-      <w:proofErr w:type="spellStart"/>
-      <w:r>
-        <w:rPr>
-          <w:b/>
-          <w:bCs/>
-        </w:rPr>
-        <w:t>Behavior</w:t>
-      </w:r>
-      <w:proofErr w:type="spellEnd"/>
+        <w:t>Prevent Default Behavior</w:t>
+      </w:r>
       <w:r>
         <w:t>: Stop default browser actions</w:t>
       </w:r>
@@ -11463,7 +9614,6 @@
             <w:r>
               <w:t>&lt;element (</w:t>
             </w:r>
-            <w:proofErr w:type="spellStart"/>
             <w:r>
               <w:rPr>
                 <w:b/>
@@ -11472,15 +9622,9 @@
               </w:rPr>
               <w:t>eventName</w:t>
             </w:r>
-            <w:proofErr w:type="spellEnd"/>
-            <w:r>
-              <w:t>)="</w:t>
-            </w:r>
-            <w:proofErr w:type="spellStart"/>
-            <w:r>
-              <w:t>handlerFunction</w:t>
-            </w:r>
-            <w:proofErr w:type="spellEnd"/>
+            <w:r>
+              <w:t>)="handlerFunction</w:t>
+            </w:r>
             <w:r>
               <w:rPr>
                 <w:b/>
@@ -11520,7 +9664,6 @@
             <w:r>
               <w:t>&lt;input type="text" (</w:t>
             </w:r>
-            <w:proofErr w:type="spellStart"/>
             <w:r>
               <w:rPr>
                 <w:b/>
@@ -11529,17 +9672,8 @@
               </w:rPr>
               <w:t>mousemove</w:t>
             </w:r>
-            <w:proofErr w:type="spellEnd"/>
-            <w:r>
-              <w:t>)="</w:t>
-            </w:r>
-            <w:proofErr w:type="spellStart"/>
-            <w:r>
-              <w:t>onInputChanged</w:t>
-            </w:r>
-            <w:proofErr w:type="spellEnd"/>
-            <w:r>
-              <w:t>($event)"&gt;</w:t>
+            <w:r>
+              <w:t>)="onInputChanged($event)"&gt;</w:t>
             </w:r>
           </w:p>
           <w:p/>
@@ -11550,15 +9684,7 @@
           </w:tcPr>
           <w:p>
             <w:r>
-              <w:t xml:space="preserve">  </w:t>
-            </w:r>
-            <w:proofErr w:type="spellStart"/>
-            <w:r>
-              <w:t>onInputChanged</w:t>
-            </w:r>
-            <w:proofErr w:type="spellEnd"/>
-            <w:r>
-              <w:t>(</w:t>
+              <w:t>  onInputChanged(</w:t>
             </w:r>
             <w:r>
               <w:rPr>
@@ -11566,70 +9692,20 @@
                 <w:bCs/>
                 <w:highlight w:val="yellow"/>
               </w:rPr>
-              <w:t xml:space="preserve">event: </w:t>
-            </w:r>
-            <w:proofErr w:type="spellStart"/>
-            <w:r>
-              <w:rPr>
-                <w:b/>
-                <w:bCs/>
-                <w:highlight w:val="yellow"/>
-              </w:rPr>
-              <w:t>MouseEvent</w:t>
-            </w:r>
-            <w:proofErr w:type="spellEnd"/>
+              <w:t>event: MouseEvent</w:t>
+            </w:r>
             <w:r>
               <w:t>) {</w:t>
             </w:r>
           </w:p>
           <w:p>
             <w:r>
-              <w:t xml:space="preserve">    </w:t>
-            </w:r>
-            <w:proofErr w:type="spellStart"/>
-            <w:r>
-              <w:t>const</w:t>
-            </w:r>
-            <w:proofErr w:type="spellEnd"/>
-            <w:r>
-              <w:t xml:space="preserve"> </w:t>
-            </w:r>
-            <w:proofErr w:type="spellStart"/>
-            <w:r>
-              <w:t>inputElement</w:t>
-            </w:r>
-            <w:proofErr w:type="spellEnd"/>
-            <w:r>
-              <w:t xml:space="preserve"> = </w:t>
-            </w:r>
-            <w:proofErr w:type="spellStart"/>
-            <w:r>
-              <w:t>event.target</w:t>
-            </w:r>
-            <w:proofErr w:type="spellEnd"/>
-            <w:r>
-              <w:t xml:space="preserve"> as </w:t>
-            </w:r>
-            <w:proofErr w:type="spellStart"/>
-            <w:r>
-              <w:t>HTMLInputElement</w:t>
-            </w:r>
-            <w:proofErr w:type="spellEnd"/>
-            <w:r>
-              <w:t>;</w:t>
-            </w:r>
-          </w:p>
-          <w:p>
-            <w:r>
-              <w:t xml:space="preserve">    console.log('Input value:', </w:t>
-            </w:r>
-            <w:proofErr w:type="spellStart"/>
-            <w:r>
-              <w:t>inputElement.value</w:t>
-            </w:r>
-            <w:proofErr w:type="spellEnd"/>
-            <w:r>
-              <w:t>);</w:t>
+              <w:t>    const inputElement = event.target as HTMLInputElement;</w:t>
+            </w:r>
+          </w:p>
+          <w:p>
+            <w:r>
+              <w:t>    console.log('Input value:', inputElement.value);</w:t>
             </w:r>
           </w:p>
           <w:p>
@@ -11652,7 +9728,6 @@
       <w:r>
         <w:t>In html we have used event type as “</w:t>
       </w:r>
-      <w:proofErr w:type="spellStart"/>
       <w:r>
         <w:rPr>
           <w:b/>
@@ -11661,11 +9736,9 @@
         </w:rPr>
         <w:t>mousemove</w:t>
       </w:r>
-      <w:proofErr w:type="spellEnd"/>
       <w:r>
         <w:t>” it is a mouse event so, in the component class method we need to use method parameter type as “</w:t>
       </w:r>
-      <w:proofErr w:type="spellStart"/>
       <w:r>
         <w:rPr>
           <w:b/>
@@ -11674,7 +9747,6 @@
         </w:rPr>
         <w:t>MouseEvent</w:t>
       </w:r>
-      <w:proofErr w:type="spellEnd"/>
       <w:r>
         <w:t>”</w:t>
       </w:r>
@@ -11690,7 +9762,6 @@
       <w:r>
         <w:t>(</w:t>
       </w:r>
-      <w:proofErr w:type="spellStart"/>
       <w:r>
         <w:rPr>
           <w:b/>
@@ -11699,7 +9770,6 @@
         </w:rPr>
         <w:t>mousemove</w:t>
       </w:r>
-      <w:proofErr w:type="spellEnd"/>
       <w:r>
         <w:t xml:space="preserve">) </w:t>
       </w:r>
@@ -11709,7 +9779,6 @@
       <w:r>
         <w:t xml:space="preserve"> </w:t>
       </w:r>
-      <w:proofErr w:type="spellStart"/>
       <w:r>
         <w:rPr>
           <w:b/>
@@ -11718,7 +9787,6 @@
         </w:rPr>
         <w:t>MouseEvent</w:t>
       </w:r>
-      <w:proofErr w:type="spellEnd"/>
     </w:p>
     <w:p>
       <w:pPr>
@@ -11749,7 +9817,6 @@
         </w:rPr>
         <w:t xml:space="preserve"> </w:t>
       </w:r>
-      <w:proofErr w:type="spellStart"/>
       <w:r>
         <w:rPr>
           <w:b/>
@@ -11758,7 +9825,6 @@
         </w:rPr>
         <w:t>MouseEvent</w:t>
       </w:r>
-      <w:proofErr w:type="spellEnd"/>
     </w:p>
     <w:p>
       <w:pPr>
@@ -11797,29 +9863,13 @@
         <w:spacing w:line="240" w:lineRule="auto"/>
       </w:pPr>
       <w:r>
-        <w:t>(</w:t>
-      </w:r>
-      <w:proofErr w:type="spellStart"/>
-      <w:r>
-        <w:t>keydown</w:t>
-      </w:r>
-      <w:proofErr w:type="spellEnd"/>
-      <w:r>
-        <w:t>)</w:t>
+        <w:t>(keydown)</w:t>
       </w:r>
       <w:r>
         <w:t xml:space="preserve">, </w:t>
       </w:r>
       <w:r>
-        <w:t>(</w:t>
-      </w:r>
-      <w:proofErr w:type="spellStart"/>
-      <w:r>
-        <w:t>keyup</w:t>
-      </w:r>
-      <w:proofErr w:type="spellEnd"/>
-      <w:r>
-        <w:t>)</w:t>
+        <w:t>(keyup)</w:t>
       </w:r>
       <w:r>
         <w:t xml:space="preserve"> </w:t>
@@ -11830,11 +9880,9 @@
       <w:r>
         <w:t xml:space="preserve"> </w:t>
       </w:r>
-      <w:proofErr w:type="spellStart"/>
       <w:r>
         <w:t>KeyboardEvent</w:t>
       </w:r>
-      <w:proofErr w:type="spellEnd"/>
     </w:p>
     <w:tbl>
       <w:tblPr>
@@ -11853,44 +9901,12 @@
           </w:tcPr>
           <w:p>
             <w:r>
-              <w:t>&lt;input (</w:t>
-            </w:r>
-            <w:proofErr w:type="spellStart"/>
-            <w:r>
-              <w:t>keydown</w:t>
-            </w:r>
-            <w:proofErr w:type="spellEnd"/>
-            <w:r>
-              <w:t>)="</w:t>
-            </w:r>
-            <w:proofErr w:type="spellStart"/>
-            <w:r>
-              <w:t>onKeyDown</w:t>
-            </w:r>
-            <w:proofErr w:type="spellEnd"/>
-            <w:r>
-              <w:t>($event)" placeholder="Type something"&gt;</w:t>
-            </w:r>
-          </w:p>
-          <w:p>
-            <w:r>
-              <w:t>&lt;input (</w:t>
-            </w:r>
-            <w:proofErr w:type="spellStart"/>
-            <w:r>
-              <w:t>keyup</w:t>
-            </w:r>
-            <w:proofErr w:type="spellEnd"/>
-            <w:r>
-              <w:t>)="</w:t>
-            </w:r>
-            <w:proofErr w:type="spellStart"/>
-            <w:r>
-              <w:t>onKeyUp</w:t>
-            </w:r>
-            <w:proofErr w:type="spellEnd"/>
-            <w:r>
-              <w:t>($event)" placeholder="Type something"&gt;</w:t>
+              <w:t>&lt;input (keydown)="onKeyDown($event)" placeholder="Type something"&gt;</w:t>
+            </w:r>
+          </w:p>
+          <w:p>
+            <w:r>
+              <w:t>&lt;input (keyup)="onKeyUp($event)" placeholder="Type something"&gt;</w:t>
             </w:r>
           </w:p>
           <w:p/>
@@ -11901,49 +9917,17 @@
           </w:tcPr>
           <w:p>
             <w:r>
-              <w:t xml:space="preserve">  </w:t>
-            </w:r>
-            <w:proofErr w:type="spellStart"/>
-            <w:r>
-              <w:t>onKeyDown</w:t>
-            </w:r>
-            <w:proofErr w:type="spellEnd"/>
-            <w:r>
-              <w:t xml:space="preserve">(event: </w:t>
-            </w:r>
-            <w:proofErr w:type="spellStart"/>
-            <w:r>
-              <w:t>KeyboardEvent</w:t>
-            </w:r>
-            <w:proofErr w:type="spellEnd"/>
-            <w:r>
-              <w:t>) {</w:t>
-            </w:r>
-          </w:p>
-          <w:p>
-            <w:r>
-              <w:t xml:space="preserve">    console.log('Key pressed:', </w:t>
-            </w:r>
-            <w:proofErr w:type="spellStart"/>
-            <w:r>
-              <w:t>event.key</w:t>
-            </w:r>
-            <w:proofErr w:type="spellEnd"/>
-            <w:r>
-              <w:t>);</w:t>
-            </w:r>
-          </w:p>
-          <w:p>
-            <w:r>
-              <w:t xml:space="preserve">    console.log('Key code:', </w:t>
-            </w:r>
-            <w:proofErr w:type="spellStart"/>
-            <w:r>
-              <w:t>event.code</w:t>
-            </w:r>
-            <w:proofErr w:type="spellEnd"/>
-            <w:r>
-              <w:t>);</w:t>
+              <w:t xml:space="preserve">  onKeyDown(event: KeyboardEvent) {</w:t>
+            </w:r>
+          </w:p>
+          <w:p>
+            <w:r>
+              <w:t xml:space="preserve">    console.log('Key pressed:', event.key);</w:t>
+            </w:r>
+          </w:p>
+          <w:p>
+            <w:r>
+              <w:t xml:space="preserve">    console.log('Key code:', event.code);</w:t>
             </w:r>
           </w:p>
           <w:p>
@@ -11965,28 +9949,12 @@
           </w:p>
           <w:p>
             <w:r>
-              <w:t xml:space="preserve">    if (</w:t>
-            </w:r>
-            <w:proofErr w:type="spellStart"/>
-            <w:r>
-              <w:t>event.key</w:t>
-            </w:r>
-            <w:proofErr w:type="spellEnd"/>
-            <w:r>
-              <w:t xml:space="preserve"> === 'Enter') {</w:t>
-            </w:r>
-          </w:p>
-          <w:p>
-            <w:r>
-              <w:t xml:space="preserve">      </w:t>
-            </w:r>
-            <w:proofErr w:type="spellStart"/>
-            <w:r>
-              <w:t>event.preventDefault</w:t>
-            </w:r>
-            <w:proofErr w:type="spellEnd"/>
-            <w:r>
-              <w:t>();</w:t>
+              <w:t xml:space="preserve">    if (event.key === 'Enter') {</w:t>
+            </w:r>
+          </w:p>
+          <w:p>
+            <w:r>
+              <w:t xml:space="preserve">      event.preventDefault();</w:t>
             </w:r>
           </w:p>
           <w:p>
@@ -12007,23 +9975,7 @@
           <w:p/>
           <w:p>
             <w:r>
-              <w:t xml:space="preserve">  </w:t>
-            </w:r>
-            <w:proofErr w:type="spellStart"/>
-            <w:r>
-              <w:t>onKeyUp</w:t>
-            </w:r>
-            <w:proofErr w:type="spellEnd"/>
-            <w:r>
-              <w:t xml:space="preserve">(event: </w:t>
-            </w:r>
-            <w:proofErr w:type="spellStart"/>
-            <w:r>
-              <w:t>KeyboardEvent</w:t>
-            </w:r>
-            <w:proofErr w:type="spellEnd"/>
-            <w:r>
-              <w:t>) {</w:t>
+              <w:t xml:space="preserve">  onKeyUp(event: KeyboardEvent) {</w:t>
             </w:r>
           </w:p>
           <w:p>
@@ -12040,28 +9992,12 @@
           </w:p>
           <w:p>
             <w:r>
-              <w:t xml:space="preserve">    if (</w:t>
-            </w:r>
-            <w:proofErr w:type="spellStart"/>
-            <w:r>
-              <w:t>event.key</w:t>
-            </w:r>
-            <w:proofErr w:type="spellEnd"/>
-            <w:r>
-              <w:t xml:space="preserve"> === 'Escape') {</w:t>
-            </w:r>
-          </w:p>
-          <w:p>
-            <w:r>
-              <w:t xml:space="preserve">      </w:t>
-            </w:r>
-            <w:proofErr w:type="spellStart"/>
-            <w:r>
-              <w:t>this.clearInput</w:t>
-            </w:r>
-            <w:proofErr w:type="spellEnd"/>
-            <w:r>
-              <w:t>();</w:t>
+              <w:t xml:space="preserve">    if (event.key === 'Escape') {</w:t>
+            </w:r>
+          </w:p>
+          <w:p>
+            <w:r>
+              <w:t xml:space="preserve">      this.clearInput();</w:t>
             </w:r>
           </w:p>
           <w:p>
@@ -12099,66 +10035,6 @@
     <w:p>
       <w:pPr>
         <w:spacing w:line="240" w:lineRule="auto"/>
-      </w:pPr>
-    </w:p>
-    <w:p>
-      <w:pPr>
-        <w:spacing w:after="0" w:line="240" w:lineRule="auto"/>
-      </w:pPr>
-    </w:p>
-    <w:p>
-      <w:pPr>
-        <w:spacing w:after="0" w:line="240" w:lineRule="auto"/>
-      </w:pPr>
-    </w:p>
-    <w:p>
-      <w:pPr>
-        <w:spacing w:after="0" w:line="240" w:lineRule="auto"/>
-      </w:pPr>
-    </w:p>
-    <w:p>
-      <w:pPr>
-        <w:spacing w:after="0" w:line="240" w:lineRule="auto"/>
-      </w:pPr>
-    </w:p>
-    <w:p>
-      <w:pPr>
-        <w:spacing w:after="0" w:line="240" w:lineRule="auto"/>
-      </w:pPr>
-    </w:p>
-    <w:p>
-      <w:pPr>
-        <w:spacing w:after="0" w:line="240" w:lineRule="auto"/>
-      </w:pPr>
-    </w:p>
-    <w:p>
-      <w:pPr>
-        <w:spacing w:after="0" w:line="240" w:lineRule="auto"/>
-      </w:pPr>
-    </w:p>
-    <w:p>
-      <w:pPr>
-        <w:spacing w:after="0" w:line="240" w:lineRule="auto"/>
-      </w:pPr>
-    </w:p>
-    <w:p>
-      <w:pPr>
-        <w:spacing w:after="0" w:line="240" w:lineRule="auto"/>
-      </w:pPr>
-    </w:p>
-    <w:p>
-      <w:pPr>
-        <w:spacing w:after="0" w:line="240" w:lineRule="auto"/>
-      </w:pPr>
-    </w:p>
-    <w:p>
-      <w:pPr>
-        <w:spacing w:after="0" w:line="240" w:lineRule="auto"/>
-      </w:pPr>
-    </w:p>
-    <w:p>
-      <w:pPr>
-        <w:spacing w:after="0" w:line="240" w:lineRule="auto"/>
       </w:pPr>
     </w:p>
     <w:tbl>
@@ -12178,13 +10054,9 @@
           </w:tcPr>
           <w:p>
             <w:r>
-              <w:t>&lt;input (input)="</w:t>
-            </w:r>
-            <w:proofErr w:type="spellStart"/>
-            <w:r>
-              <w:t>onInput</w:t>
-            </w:r>
-            <w:proofErr w:type="spellEnd"/>
+              <w:lastRenderedPageBreak/>
+              <w:t>&lt;input (input)="onInput</w:t>
+            </w:r>
             <w:r>
               <w:rPr>
                 <w:b/>
@@ -12198,23 +10070,7 @@
           </w:p>
           <w:p>
             <w:r>
-              <w:t>       (</w:t>
-            </w:r>
-            <w:proofErr w:type="spellStart"/>
-            <w:r>
-              <w:t>keyup</w:t>
-            </w:r>
-            <w:proofErr w:type="spellEnd"/>
-            <w:r>
-              <w:t>)="</w:t>
-            </w:r>
-            <w:proofErr w:type="spellStart"/>
-            <w:r>
-              <w:t>onKeyUp</w:t>
-            </w:r>
-            <w:proofErr w:type="spellEnd"/>
-            <w:r>
-              <w:t>($event)"</w:t>
+              <w:t>       (keyup)="onKeyUp($event)"</w:t>
             </w:r>
           </w:p>
           <w:p>
@@ -12230,80 +10086,32 @@
           </w:tcPr>
           <w:p>
             <w:r>
+              <w:t>  onInput(event: any) {</w:t>
+            </w:r>
+          </w:p>
+          <w:p>
+            <w:r>
+              <w:t>    console.log(event.target.value);</w:t>
+            </w:r>
+          </w:p>
+          <w:p>
+            <w:r>
+              <w:t>    this.message = event.target.value;</w:t>
+            </w:r>
+          </w:p>
+          <w:p>
+            <w:r>
+              <w:t>  }</w:t>
+            </w:r>
+          </w:p>
+          <w:p>
+            <w:r>
               <w:t xml:space="preserve">  </w:t>
             </w:r>
-            <w:proofErr w:type="spellStart"/>
-            <w:r>
-              <w:t>onInput</w:t>
-            </w:r>
-            <w:proofErr w:type="spellEnd"/>
-            <w:r>
-              <w:t>(event: any) {</w:t>
-            </w:r>
-          </w:p>
-          <w:p>
-            <w:r>
-              <w:t>    console.log(</w:t>
-            </w:r>
-            <w:proofErr w:type="spellStart"/>
-            <w:r>
-              <w:t>event.target.value</w:t>
-            </w:r>
-            <w:proofErr w:type="spellEnd"/>
-            <w:r>
-              <w:t>);</w:t>
-            </w:r>
-          </w:p>
-          <w:p>
-            <w:r>
-              <w:t xml:space="preserve">    </w:t>
-            </w:r>
-            <w:proofErr w:type="spellStart"/>
-            <w:r>
-              <w:t>this.message</w:t>
-            </w:r>
-            <w:proofErr w:type="spellEnd"/>
-            <w:r>
-              <w:t xml:space="preserve"> = </w:t>
-            </w:r>
-            <w:proofErr w:type="spellStart"/>
-            <w:r>
-              <w:t>event.target.value</w:t>
-            </w:r>
-            <w:proofErr w:type="spellEnd"/>
-            <w:r>
-              <w:t>;</w:t>
-            </w:r>
-          </w:p>
-          <w:p>
-            <w:r>
-              <w:t>  }</w:t>
-            </w:r>
-          </w:p>
-          <w:p>
-            <w:r>
-              <w:t xml:space="preserve">  </w:t>
-            </w:r>
-          </w:p>
-          <w:p>
-            <w:r>
-              <w:t xml:space="preserve">  </w:t>
-            </w:r>
-            <w:proofErr w:type="spellStart"/>
-            <w:r>
-              <w:t>onKeyUp</w:t>
-            </w:r>
-            <w:proofErr w:type="spellEnd"/>
-            <w:r>
-              <w:t xml:space="preserve">(event: </w:t>
-            </w:r>
-            <w:proofErr w:type="spellStart"/>
-            <w:r>
-              <w:t>KeyboardEvent</w:t>
-            </w:r>
-            <w:proofErr w:type="spellEnd"/>
-            <w:r>
-              <w:t>) {</w:t>
+          </w:p>
+          <w:p>
+            <w:r>
+              <w:t>  onKeyUp(event: KeyboardEvent) {</w:t>
             </w:r>
           </w:p>
           <w:p>
@@ -12313,49 +10121,17 @@
           </w:p>
           <w:p>
             <w:r>
-              <w:t>    if (</w:t>
-            </w:r>
-            <w:proofErr w:type="spellStart"/>
-            <w:r>
-              <w:t>event.key</w:t>
-            </w:r>
-            <w:proofErr w:type="spellEnd"/>
-            <w:r>
-              <w:t xml:space="preserve"> === 'Enter') {</w:t>
-            </w:r>
-          </w:p>
-          <w:p>
-            <w:r>
-              <w:t xml:space="preserve">      </w:t>
-            </w:r>
-            <w:proofErr w:type="spellStart"/>
-            <w:r>
-              <w:t>this.items.push</w:t>
-            </w:r>
-            <w:proofErr w:type="spellEnd"/>
-            <w:r>
-              <w:t>(</w:t>
-            </w:r>
-            <w:proofErr w:type="spellStart"/>
-            <w:r>
-              <w:t>this.message</w:t>
-            </w:r>
-            <w:proofErr w:type="spellEnd"/>
-            <w:r>
-              <w:t>);</w:t>
-            </w:r>
-          </w:p>
-          <w:p>
-            <w:r>
-              <w:t xml:space="preserve">      </w:t>
-            </w:r>
-            <w:proofErr w:type="spellStart"/>
-            <w:r>
-              <w:t>this.message</w:t>
-            </w:r>
-            <w:proofErr w:type="spellEnd"/>
-            <w:r>
-              <w:t xml:space="preserve"> = '';</w:t>
+              <w:t>    if (event.key === 'Enter') {</w:t>
+            </w:r>
+          </w:p>
+          <w:p>
+            <w:r>
+              <w:t>      this.items.push(this.message);</w:t>
+            </w:r>
+          </w:p>
+          <w:p>
+            <w:r>
+              <w:t>      this.message = '';</w:t>
             </w:r>
           </w:p>
           <w:p>
@@ -12372,6 +10148,830 @@
         </w:tc>
       </w:tr>
     </w:tbl>
+    <w:p>
+      <w:pPr>
+        <w:spacing w:after="0" w:line="240" w:lineRule="auto"/>
+      </w:pPr>
+    </w:p>
+    <w:p>
+      <w:pPr>
+        <w:spacing w:after="0" w:line="240" w:lineRule="auto"/>
+        <w:rPr>
+          <w:b/>
+          <w:bCs/>
+        </w:rPr>
+      </w:pPr>
+      <w:r>
+        <w:rPr>
+          <w:b/>
+          <w:bCs/>
+        </w:rPr>
+        <w:t>Property Binding</w:t>
+      </w:r>
+      <w:r>
+        <w:rPr>
+          <w:b/>
+          <w:bCs/>
+        </w:rPr>
+        <w:t xml:space="preserve"> </w:t>
+      </w:r>
+      <w:r>
+        <w:rPr>
+          <w:b/>
+          <w:bCs/>
+        </w:rPr>
+        <w:sym w:font="Wingdings" w:char="F0E8"/>
+      </w:r>
+      <w:r>
+        <w:rPr>
+          <w:b/>
+          <w:bCs/>
+        </w:rPr>
+        <w:t xml:space="preserve"> []</w:t>
+      </w:r>
+      <w:r>
+        <w:rPr>
+          <w:b/>
+          <w:bCs/>
+        </w:rPr>
+        <w:t>:</w:t>
+      </w:r>
+    </w:p>
+    <w:p>
+      <w:pPr>
+        <w:spacing w:after="0" w:line="240" w:lineRule="auto"/>
+      </w:pPr>
+      <w:r>
+        <w:t xml:space="preserve">What is meant by event binding? </w:t>
+      </w:r>
+    </w:p>
+    <w:p>
+      <w:pPr>
+        <w:spacing w:after="0" w:line="240" w:lineRule="auto"/>
+      </w:pPr>
+      <w:r>
+        <w:t>For HTML event if we assign method that is called as event binding.</w:t>
+      </w:r>
+      <w:r>
+        <w:t xml:space="preserve"> We use () for event binding.</w:t>
+      </w:r>
+    </w:p>
+    <w:p>
+      <w:pPr>
+        <w:spacing w:after="0" w:line="240" w:lineRule="auto"/>
+      </w:pPr>
+    </w:p>
+    <w:p>
+      <w:pPr>
+        <w:spacing w:after="0" w:line="240" w:lineRule="auto"/>
+      </w:pPr>
+      <w:r>
+        <w:t> &lt;p (click)="add()"&gt;&lt;/p&gt;</w:t>
+      </w:r>
+    </w:p>
+    <w:p>
+      <w:pPr>
+        <w:spacing w:after="0" w:line="240" w:lineRule="auto"/>
+      </w:pPr>
+    </w:p>
+    <w:p>
+      <w:pPr>
+        <w:spacing w:after="0" w:line="240" w:lineRule="auto"/>
+      </w:pPr>
+    </w:p>
+    <w:p>
+      <w:pPr>
+        <w:spacing w:after="0" w:line="240" w:lineRule="auto"/>
+      </w:pPr>
+      <w:r>
+        <w:t xml:space="preserve">What are properties? </w:t>
+      </w:r>
+    </w:p>
+    <w:p>
+      <w:pPr>
+        <w:spacing w:after="0" w:line="240" w:lineRule="auto"/>
+      </w:pPr>
+      <w:r>
+        <w:t> &lt;input value="" type="" style="" placeholder=""/&gt;</w:t>
+      </w:r>
+    </w:p>
+    <w:p>
+      <w:pPr>
+        <w:spacing w:after="0" w:line="240" w:lineRule="auto"/>
+      </w:pPr>
+      <w:r>
+        <w:t> &lt;p style="" id="" class=""&gt;&lt;/p&gt;</w:t>
+      </w:r>
+    </w:p>
+    <w:p>
+      <w:pPr>
+        <w:spacing w:after="0" w:line="240" w:lineRule="auto"/>
+      </w:pPr>
+    </w:p>
+    <w:p>
+      <w:pPr>
+        <w:spacing w:after="0" w:line="240" w:lineRule="auto"/>
+      </w:pPr>
+      <w:r>
+        <w:t>In above elements we have value, type, placeholder, id, class all these are called as properties of those elements.</w:t>
+      </w:r>
+    </w:p>
+    <w:p>
+      <w:pPr>
+        <w:spacing w:after="0" w:line="240" w:lineRule="auto"/>
+      </w:pPr>
+      <w:r>
+        <w:t>Now assigning the values to those properties is called as Property binding.</w:t>
+      </w:r>
+    </w:p>
+    <w:p>
+      <w:pPr>
+        <w:spacing w:after="0" w:line="240" w:lineRule="auto"/>
+      </w:pPr>
+    </w:p>
+    <w:p>
+      <w:pPr>
+        <w:spacing w:after="0" w:line="240" w:lineRule="auto"/>
+      </w:pPr>
+      <w:r>
+        <w:t>We use [] for property binding.</w:t>
+      </w:r>
+    </w:p>
+    <w:p>
+      <w:pPr>
+        <w:spacing w:after="0" w:line="240" w:lineRule="auto"/>
+      </w:pPr>
+    </w:p>
+    <w:p>
+      <w:pPr>
+        <w:spacing w:after="0" w:line="240" w:lineRule="auto"/>
+      </w:pPr>
+      <w:r>
+        <w:t>Syntax:</w:t>
+      </w:r>
+    </w:p>
+    <w:tbl>
+      <w:tblPr>
+        <w:tblStyle w:val="TableGrid"/>
+        <w:tblW w:w="0" w:type="auto"/>
+        <w:tblLook w:val="04A0" w:firstRow="1" w:lastRow="0" w:firstColumn="1" w:lastColumn="0" w:noHBand="0" w:noVBand="1"/>
+      </w:tblPr>
+      <w:tblGrid>
+        <w:gridCol w:w="10456"/>
+      </w:tblGrid>
+      <w:tr>
+        <w:tc>
+          <w:tcPr>
+            <w:tcW w:w="10456" w:type="dxa"/>
+          </w:tcPr>
+          <w:p>
+            <w:pPr>
+              <w:rPr>
+                <w:b/>
+                <w:bCs/>
+              </w:rPr>
+            </w:pPr>
+            <w:r>
+              <w:rPr>
+                <w:b/>
+                <w:bCs/>
+              </w:rPr>
+              <w:t>&lt;element [&lt;property name&gt;]="&lt;template variable&gt;"&gt; &lt;!-- content --&gt; &lt;/elementt&gt;</w:t>
+            </w:r>
+          </w:p>
+          <w:p>
+            <w:pPr>
+              <w:rPr>
+                <w:b/>
+                <w:bCs/>
+              </w:rPr>
+            </w:pPr>
+            <w:r>
+              <w:rPr>
+                <w:b/>
+                <w:bCs/>
+              </w:rPr>
+              <w:t xml:space="preserve">Eg: </w:t>
+            </w:r>
+          </w:p>
+          <w:p>
+            <w:pPr>
+              <w:rPr>
+                <w:b/>
+                <w:bCs/>
+              </w:rPr>
+            </w:pPr>
+            <w:r>
+              <w:rPr>
+                <w:b/>
+                <w:bCs/>
+              </w:rPr>
+              <w:t>&lt;input [value]=”variableName”/&gt;</w:t>
+            </w:r>
+          </w:p>
+          <w:p>
+            <w:pPr>
+              <w:rPr>
+                <w:b/>
+                <w:bCs/>
+              </w:rPr>
+            </w:pPr>
+            <w:r>
+              <w:rPr>
+                <w:b/>
+                <w:bCs/>
+              </w:rPr>
+              <w:t>&lt;p [id]=myId&gt; AAAAA &lt;/p&gt;</w:t>
+            </w:r>
+          </w:p>
+          <w:p>
+            <w:pPr>
+              <w:rPr>
+                <w:b/>
+                <w:bCs/>
+              </w:rPr>
+            </w:pPr>
+          </w:p>
+          <w:p>
+            <w:pPr>
+              <w:rPr>
+                <w:b/>
+                <w:bCs/>
+              </w:rPr>
+            </w:pPr>
+            <w:r>
+              <w:rPr>
+                <w:b/>
+                <w:bCs/>
+              </w:rPr>
+              <w:t>(OR)</w:t>
+            </w:r>
+          </w:p>
+          <w:p>
+            <w:pPr>
+              <w:rPr>
+                <w:b/>
+                <w:bCs/>
+              </w:rPr>
+            </w:pPr>
+          </w:p>
+          <w:p>
+            <w:pPr>
+              <w:rPr>
+                <w:b/>
+                <w:bCs/>
+              </w:rPr>
+            </w:pPr>
+            <w:r>
+              <w:rPr>
+                <w:b/>
+                <w:bCs/>
+              </w:rPr>
+              <w:t>&lt;element-or-component [&lt;property name&gt;]="&lt;template variable&gt;"&gt; &lt;!-- content --&gt; &lt;/element-orcomponent&gt;</w:t>
+            </w:r>
+          </w:p>
+          <w:p>
+            <w:pPr>
+              <w:rPr>
+                <w:b/>
+                <w:bCs/>
+              </w:rPr>
+            </w:pPr>
+            <w:r>
+              <w:rPr>
+                <w:b/>
+                <w:bCs/>
+              </w:rPr>
+              <w:t xml:space="preserve">Eg: </w:t>
+            </w:r>
+          </w:p>
+          <w:p>
+            <w:pPr>
+              <w:rPr>
+                <w:b/>
+                <w:bCs/>
+              </w:rPr>
+            </w:pPr>
+          </w:p>
+        </w:tc>
+      </w:tr>
+    </w:tbl>
+    <w:p>
+      <w:pPr>
+        <w:spacing w:after="0" w:line="240" w:lineRule="auto"/>
+      </w:pPr>
+    </w:p>
+    <w:p>
+      <w:pPr>
+        <w:spacing w:after="0" w:line="240" w:lineRule="auto"/>
+      </w:pPr>
+    </w:p>
+    <w:p>
+      <w:pPr>
+        <w:spacing w:after="0" w:line="240" w:lineRule="auto"/>
+      </w:pPr>
+      <w:r>
+        <w:t xml:space="preserve">For example: </w:t>
+      </w:r>
+    </w:p>
+    <w:p>
+      <w:pPr>
+        <w:spacing w:after="0" w:line="240" w:lineRule="auto"/>
+      </w:pPr>
+      <w:r>
+        <w:t>I want to create button and I want enable and disable.</w:t>
+      </w:r>
+    </w:p>
+    <w:tbl>
+      <w:tblPr>
+        <w:tblStyle w:val="TableGrid"/>
+        <w:tblW w:w="0" w:type="auto"/>
+        <w:tblLook w:val="04A0" w:firstRow="1" w:lastRow="0" w:firstColumn="1" w:lastColumn="0" w:noHBand="0" w:noVBand="1"/>
+      </w:tblPr>
+      <w:tblGrid>
+        <w:gridCol w:w="5228"/>
+        <w:gridCol w:w="5228"/>
+      </w:tblGrid>
+      <w:tr>
+        <w:tc>
+          <w:tcPr>
+            <w:tcW w:w="5228" w:type="dxa"/>
+          </w:tcPr>
+          <w:p>
+            <w:r>
+              <w:t xml:space="preserve">&lt;button </w:t>
+            </w:r>
+            <w:r>
+              <w:rPr>
+                <w:b/>
+                <w:bCs/>
+                <w:highlight w:val="yellow"/>
+              </w:rPr>
+              <w:t>disabled="true"&gt;</w:t>
+            </w:r>
+            <w:r>
+              <w:t>Submit&lt;/button&gt;</w:t>
+            </w:r>
+          </w:p>
+        </w:tc>
+        <w:tc>
+          <w:tcPr>
+            <w:tcW w:w="5228" w:type="dxa"/>
+          </w:tcPr>
+          <w:p>
+            <w:r>
+              <w:t xml:space="preserve">&lt;button </w:t>
+            </w:r>
+            <w:r>
+              <w:rPr>
+                <w:b/>
+                <w:bCs/>
+                <w:highlight w:val="yellow"/>
+              </w:rPr>
+              <w:t>disabled="</w:t>
+            </w:r>
+            <w:r>
+              <w:rPr>
+                <w:b/>
+                <w:bCs/>
+                <w:highlight w:val="yellow"/>
+              </w:rPr>
+              <w:t>false</w:t>
+            </w:r>
+            <w:r>
+              <w:rPr>
+                <w:b/>
+                <w:bCs/>
+                <w:highlight w:val="yellow"/>
+              </w:rPr>
+              <w:t>"&gt;</w:t>
+            </w:r>
+            <w:r>
+              <w:t>Submit&lt;/button&gt;</w:t>
+            </w:r>
+          </w:p>
+        </w:tc>
+      </w:tr>
+    </w:tbl>
+    <w:p>
+      <w:pPr>
+        <w:spacing w:after="0" w:line="240" w:lineRule="auto"/>
+      </w:pPr>
+    </w:p>
+    <w:p>
+      <w:pPr>
+        <w:spacing w:after="0" w:line="240" w:lineRule="auto"/>
+      </w:pPr>
+      <w:r>
+        <w:t>If you check the browser, in above both the cases button always will be in disabled state only.</w:t>
+      </w:r>
+    </w:p>
+    <w:p>
+      <w:pPr>
+        <w:spacing w:after="0" w:line="240" w:lineRule="auto"/>
+      </w:pPr>
+      <w:r>
+        <w:drawing>
+          <wp:inline distT="0" distB="0" distL="0" distR="0" wp14:anchorId="5F60B34A" wp14:editId="1BCAF421">
+            <wp:extent cx="3568883" cy="520727"/>
+            <wp:effectExtent l="0" t="0" r="0" b="0"/>
+            <wp:docPr id="1075775322" name="Picture 1"/>
+            <wp:cNvGraphicFramePr>
+              <a:graphicFrameLocks xmlns:a="http://schemas.openxmlformats.org/drawingml/2006/main" noChangeAspect="1"/>
+            </wp:cNvGraphicFramePr>
+            <a:graphic xmlns:a="http://schemas.openxmlformats.org/drawingml/2006/main">
+              <a:graphicData uri="http://schemas.openxmlformats.org/drawingml/2006/picture">
+                <pic:pic xmlns:pic="http://schemas.openxmlformats.org/drawingml/2006/picture">
+                  <pic:nvPicPr>
+                    <pic:cNvPr id="1075775322" name=""/>
+                    <pic:cNvPicPr/>
+                  </pic:nvPicPr>
+                  <pic:blipFill>
+                    <a:blip r:embed="rId71"/>
+                    <a:stretch>
+                      <a:fillRect/>
+                    </a:stretch>
+                  </pic:blipFill>
+                  <pic:spPr>
+                    <a:xfrm>
+                      <a:off x="0" y="0"/>
+                      <a:ext cx="3568883" cy="520727"/>
+                    </a:xfrm>
+                    <a:prstGeom prst="rect">
+                      <a:avLst/>
+                    </a:prstGeom>
+                  </pic:spPr>
+                </pic:pic>
+              </a:graphicData>
+            </a:graphic>
+          </wp:inline>
+        </w:drawing>
+      </w:r>
+    </w:p>
+    <w:p>
+      <w:pPr>
+        <w:spacing w:after="0" w:line="240" w:lineRule="auto"/>
+      </w:pPr>
+    </w:p>
+    <w:p>
+      <w:pPr>
+        <w:spacing w:after="0" w:line="240" w:lineRule="auto"/>
+      </w:pPr>
+      <w:r>
+        <w:t>Means direct value assigning to html property is not working as expected.</w:t>
+      </w:r>
+    </w:p>
+    <w:p>
+      <w:pPr>
+        <w:spacing w:after="0" w:line="240" w:lineRule="auto"/>
+      </w:pPr>
+    </w:p>
+    <w:p>
+      <w:pPr>
+        <w:spacing w:after="0" w:line="240" w:lineRule="auto"/>
+      </w:pPr>
+    </w:p>
+    <w:p>
+      <w:pPr>
+        <w:spacing w:after="0" w:line="240" w:lineRule="auto"/>
+      </w:pPr>
+    </w:p>
+    <w:p>
+      <w:pPr>
+        <w:spacing w:after="0" w:line="240" w:lineRule="auto"/>
+      </w:pPr>
+    </w:p>
+    <w:p>
+      <w:pPr>
+        <w:spacing w:after="0" w:line="240" w:lineRule="auto"/>
+      </w:pPr>
+      <w:r>
+        <w:lastRenderedPageBreak/>
+        <w:t>To overcome this issue we are going to use property binding.</w:t>
+      </w:r>
+    </w:p>
+    <w:tbl>
+      <w:tblPr>
+        <w:tblStyle w:val="TableGrid"/>
+        <w:tblW w:w="0" w:type="auto"/>
+        <w:tblLook w:val="04A0" w:firstRow="1" w:lastRow="0" w:firstColumn="1" w:lastColumn="0" w:noHBand="0" w:noVBand="1"/>
+      </w:tblPr>
+      <w:tblGrid>
+        <w:gridCol w:w="5228"/>
+        <w:gridCol w:w="5228"/>
+      </w:tblGrid>
+      <w:tr>
+        <w:tc>
+          <w:tcPr>
+            <w:tcW w:w="5228" w:type="dxa"/>
+          </w:tcPr>
+          <w:p>
+            <w:r>
+              <w:t xml:space="preserve">&lt;button </w:t>
+            </w:r>
+            <w:r>
+              <w:rPr>
+                <w:b/>
+                <w:bCs/>
+                <w:highlight w:val="yellow"/>
+              </w:rPr>
+              <w:t>[disabled]="</w:t>
+            </w:r>
+            <w:r>
+              <w:rPr>
+                <w:b/>
+                <w:bCs/>
+              </w:rPr>
+              <w:t>true</w:t>
+            </w:r>
+            <w:r>
+              <w:t>"&gt;Submit&lt;/button&gt;</w:t>
+            </w:r>
+          </w:p>
+        </w:tc>
+        <w:tc>
+          <w:tcPr>
+            <w:tcW w:w="5228" w:type="dxa"/>
+          </w:tcPr>
+          <w:p>
+            <w:r>
+              <w:t>&lt;button</w:t>
+            </w:r>
+            <w:r>
+              <w:rPr>
+                <w:b/>
+                <w:bCs/>
+              </w:rPr>
+              <w:t xml:space="preserve"> </w:t>
+            </w:r>
+            <w:r>
+              <w:rPr>
+                <w:b/>
+                <w:bCs/>
+                <w:highlight w:val="yellow"/>
+              </w:rPr>
+              <w:t>[disabled]</w:t>
+            </w:r>
+            <w:r>
+              <w:t>="</w:t>
+            </w:r>
+            <w:r>
+              <w:rPr>
+                <w:b/>
+                <w:bCs/>
+              </w:rPr>
+              <w:t>false</w:t>
+            </w:r>
+            <w:r>
+              <w:t>"&gt;Submit&lt;/button&gt;</w:t>
+            </w:r>
+          </w:p>
+        </w:tc>
+      </w:tr>
+    </w:tbl>
+    <w:p>
+      <w:pPr>
+        <w:spacing w:after="0" w:line="240" w:lineRule="auto"/>
+      </w:pPr>
+      <w:r>
+        <w:t>Now is value is true means button will be disabled, false means button will be enabled.</w:t>
+      </w:r>
+    </w:p>
+    <w:p>
+      <w:pPr>
+        <w:spacing w:after="0" w:line="240" w:lineRule="auto"/>
+      </w:pPr>
+    </w:p>
+    <w:p>
+      <w:pPr>
+        <w:spacing w:after="0" w:line="240" w:lineRule="auto"/>
+      </w:pPr>
+      <w:r>
+        <w:t>Another example.</w:t>
+      </w:r>
+    </w:p>
+    <w:p>
+      <w:pPr>
+        <w:spacing w:after="0" w:line="240" w:lineRule="auto"/>
+      </w:pPr>
+      <w:r>
+        <w:t>Normally in html we do image loading like below.</w:t>
+      </w:r>
+    </w:p>
+    <w:tbl>
+      <w:tblPr>
+        <w:tblStyle w:val="TableGrid"/>
+        <w:tblW w:w="0" w:type="auto"/>
+        <w:tblLook w:val="04A0" w:firstRow="1" w:lastRow="0" w:firstColumn="1" w:lastColumn="0" w:noHBand="0" w:noVBand="1"/>
+      </w:tblPr>
+      <w:tblGrid>
+        <w:gridCol w:w="10456"/>
+      </w:tblGrid>
+      <w:tr>
+        <w:tc>
+          <w:tcPr>
+            <w:tcW w:w="10456" w:type="dxa"/>
+          </w:tcPr>
+          <w:p>
+            <w:r>
+              <w:t>&lt;img src="Tux.svg.png"/&gt;</w:t>
+            </w:r>
+          </w:p>
+        </w:tc>
+      </w:tr>
+    </w:tbl>
+    <w:p>
+      <w:pPr>
+        <w:spacing w:after="0" w:line="240" w:lineRule="auto"/>
+      </w:pPr>
+      <w:r>
+        <w:t>We can see for above “src” property we are hard coding the image value.</w:t>
+      </w:r>
+    </w:p>
+    <w:p>
+      <w:pPr>
+        <w:spacing w:after="0" w:line="240" w:lineRule="auto"/>
+      </w:pPr>
+    </w:p>
+    <w:p>
+      <w:pPr>
+        <w:spacing w:after="0" w:line="240" w:lineRule="auto"/>
+      </w:pPr>
+      <w:r>
+        <w:t>But this will not work in angular, to make it to work we need to use property binding.</w:t>
+      </w:r>
+    </w:p>
+    <w:p>
+      <w:pPr>
+        <w:spacing w:after="0" w:line="240" w:lineRule="auto"/>
+      </w:pPr>
+      <w:r>
+        <w:t>Below is example.</w:t>
+      </w:r>
+    </w:p>
+    <w:tbl>
+      <w:tblPr>
+        <w:tblStyle w:val="TableGrid"/>
+        <w:tblW w:w="0" w:type="auto"/>
+        <w:tblLook w:val="04A0" w:firstRow="1" w:lastRow="0" w:firstColumn="1" w:lastColumn="0" w:noHBand="0" w:noVBand="1"/>
+      </w:tblPr>
+      <w:tblGrid>
+        <w:gridCol w:w="5228"/>
+        <w:gridCol w:w="5228"/>
+      </w:tblGrid>
+      <w:tr>
+        <w:tc>
+          <w:tcPr>
+            <w:tcW w:w="5228" w:type="dxa"/>
+          </w:tcPr>
+          <w:p>
+            <w:r>
+              <w:t xml:space="preserve">&lt;img </w:t>
+            </w:r>
+            <w:r>
+              <w:rPr>
+                <w:b/>
+                <w:bCs/>
+                <w:highlight w:val="yellow"/>
+              </w:rPr>
+              <w:t>[src]</w:t>
+            </w:r>
+            <w:r>
+              <w:t>="</w:t>
+            </w:r>
+            <w:r>
+              <w:rPr>
+                <w:b/>
+                <w:bCs/>
+                <w:highlight w:val="yellow"/>
+              </w:rPr>
+              <w:t>image</w:t>
+            </w:r>
+            <w:r>
+              <w:rPr>
+                <w:b/>
+                <w:bCs/>
+                <w:highlight w:val="yellow"/>
+              </w:rPr>
+              <w:t>Path</w:t>
+            </w:r>
+            <w:r>
+              <w:t>"/&gt;</w:t>
+            </w:r>
+          </w:p>
+          <w:p/>
+        </w:tc>
+        <w:tc>
+          <w:tcPr>
+            <w:tcW w:w="5228" w:type="dxa"/>
+          </w:tcPr>
+          <w:p>
+            <w:r>
+              <w:t>export class App {</w:t>
+            </w:r>
+          </w:p>
+          <w:p>
+            <w:r>
+              <w:t> </w:t>
+            </w:r>
+            <w:r>
+              <w:rPr>
+                <w:b/>
+                <w:bCs/>
+                <w:highlight w:val="yellow"/>
+              </w:rPr>
+              <w:t>image</w:t>
+            </w:r>
+            <w:r>
+              <w:rPr>
+                <w:b/>
+                <w:bCs/>
+                <w:highlight w:val="yellow"/>
+              </w:rPr>
+              <w:t>Path</w:t>
+            </w:r>
+            <w:r>
+              <w:t xml:space="preserve"> = "Tux.svg.png";  </w:t>
+            </w:r>
+          </w:p>
+          <w:p>
+            <w:r>
+              <w:t>}</w:t>
+            </w:r>
+          </w:p>
+        </w:tc>
+      </w:tr>
+    </w:tbl>
+    <w:p>
+      <w:pPr>
+        <w:spacing w:after="0" w:line="240" w:lineRule="auto"/>
+      </w:pPr>
+    </w:p>
+    <w:p>
+      <w:pPr>
+        <w:spacing w:after="0" w:line="240" w:lineRule="auto"/>
+      </w:pPr>
+    </w:p>
+    <w:p>
+      <w:pPr>
+        <w:spacing w:after="0" w:line="240" w:lineRule="auto"/>
+      </w:pPr>
+    </w:p>
+    <w:p>
+      <w:pPr>
+        <w:spacing w:after="0" w:line="240" w:lineRule="auto"/>
+      </w:pPr>
+    </w:p>
+    <w:p>
+      <w:pPr>
+        <w:spacing w:after="0" w:line="240" w:lineRule="auto"/>
+      </w:pPr>
+    </w:p>
+    <w:p>
+      <w:pPr>
+        <w:spacing w:after="0" w:line="240" w:lineRule="auto"/>
+      </w:pPr>
+    </w:p>
+    <w:p>
+      <w:pPr>
+        <w:spacing w:after="0" w:line="240" w:lineRule="auto"/>
+      </w:pPr>
+    </w:p>
+    <w:p>
+      <w:pPr>
+        <w:spacing w:after="0" w:line="240" w:lineRule="auto"/>
+      </w:pPr>
+    </w:p>
+    <w:p>
+      <w:pPr>
+        <w:spacing w:after="0" w:line="240" w:lineRule="auto"/>
+      </w:pPr>
+    </w:p>
+    <w:p>
+      <w:pPr>
+        <w:spacing w:after="0" w:line="240" w:lineRule="auto"/>
+      </w:pPr>
+    </w:p>
+    <w:p>
+      <w:pPr>
+        <w:spacing w:after="0" w:line="240" w:lineRule="auto"/>
+      </w:pPr>
+    </w:p>
+    <w:p>
+      <w:pPr>
+        <w:spacing w:after="0" w:line="240" w:lineRule="auto"/>
+      </w:pPr>
+    </w:p>
+    <w:p>
+      <w:pPr>
+        <w:spacing w:after="0" w:line="240" w:lineRule="auto"/>
+      </w:pPr>
+    </w:p>
+    <w:p>
+      <w:pPr>
+        <w:spacing w:after="0" w:line="240" w:lineRule="auto"/>
+      </w:pPr>
+    </w:p>
     <w:p>
       <w:pPr>
         <w:spacing w:after="0" w:line="240" w:lineRule="auto"/>

--- a/UI_html_css_javascript/notes/Angular_6AM_2025.docx
+++ b/UI_html_css_javascript/notes/Angular_6AM_2025.docx
@@ -9,30 +9,40 @@
           <w:lang w:val="en-US"/>
         </w:rPr>
       </w:pPr>
+      <w:r>
+        <w:fldChar w:fldCharType="begin"/>
+      </w:r>
+      <w:r>
+        <w:instrText>HYPERLINK "https://angular.dev/tutorials/learn-angular"</w:instrText>
+      </w:r>
+      <w:r>
+        <w:fldChar w:fldCharType="separate"/>
+      </w:r>
+      <w:r>
+        <w:rPr>
+          <w:rStyle w:val="Hyperlink"/>
+          <w:lang w:val="en-US"/>
+        </w:rPr>
+        <w:t>https://angular.dev/tutorials/learn-angular</w:t>
+      </w:r>
+      <w:r>
+        <w:fldChar w:fldCharType="end"/>
+      </w:r>
+      <w:r>
+        <w:rPr>
+          <w:lang w:val="en-US"/>
+        </w:rPr>
+        <w:t xml:space="preserve"> </w:t>
+      </w:r>
+    </w:p>
+    <w:p>
+      <w:pPr>
+        <w:spacing w:after="0" w:line="240" w:lineRule="auto"/>
+        <w:rPr>
+          <w:lang w:val="en-US"/>
+        </w:rPr>
+      </w:pPr>
       <w:hyperlink r:id="rId5" w:history="1">
-        <w:r>
-          <w:rPr>
-            <w:rStyle w:val="Hyperlink"/>
-            <w:lang w:val="en-US"/>
-          </w:rPr>
-          <w:t>https://angular.dev/tutorials/learn-angular</w:t>
-        </w:r>
-      </w:hyperlink>
-      <w:r>
-        <w:rPr>
-          <w:lang w:val="en-US"/>
-        </w:rPr>
-        <w:t xml:space="preserve"> </w:t>
-      </w:r>
-    </w:p>
-    <w:p>
-      <w:pPr>
-        <w:spacing w:after="0" w:line="240" w:lineRule="auto"/>
-        <w:rPr>
-          <w:lang w:val="en-US"/>
-        </w:rPr>
-      </w:pPr>
-      <w:hyperlink r:id="rId6" w:history="1">
         <w:r>
           <w:rPr>
             <w:rStyle w:val="Hyperlink"/>
@@ -57,7 +67,7 @@
           <w:lang w:val="en-US"/>
         </w:rPr>
       </w:pPr>
-      <w:hyperlink r:id="rId7" w:history="1">
+      <w:hyperlink r:id="rId6" w:history="1">
         <w:r>
           <w:rPr>
             <w:rStyle w:val="Hyperlink"/>
@@ -86,7 +96,7 @@
           <w:lang w:val="en-US"/>
         </w:rPr>
       </w:pPr>
-      <w:hyperlink r:id="rId8" w:history="1">
+      <w:hyperlink r:id="rId7" w:history="1">
         <w:r>
           <w:rPr>
             <w:rStyle w:val="Hyperlink"/>
@@ -135,7 +145,7 @@
           <w:lang w:val="en-US"/>
         </w:rPr>
       </w:pPr>
-      <w:hyperlink r:id="rId9" w:history="1">
+      <w:hyperlink r:id="rId8" w:history="1">
         <w:r>
           <w:rPr>
             <w:rStyle w:val="Hyperlink"/>
@@ -176,7 +186,7 @@
       <w:r>
         <w:t> is an open-source framework and development platform for building Web, window and mobile applications. Angular is built on </w:t>
       </w:r>
-      <w:hyperlink r:id="rId10" w:tgtFrame="_blank" w:history="1">
+      <w:hyperlink r:id="rId9" w:tgtFrame="_blank" w:history="1">
         <w:r>
           <w:rPr>
             <w:rStyle w:val="Hyperlink"/>
@@ -239,21 +249,49 @@
         <w:rPr>
           <w:lang w:val="en-US"/>
         </w:rPr>
-        <w:t>acebook…etc….</w:t>
-      </w:r>
-    </w:p>
-    <w:p>
-      <w:pPr>
-        <w:spacing w:after="0" w:line="240" w:lineRule="auto"/>
-        <w:rPr>
-          <w:lang w:val="en-US"/>
-        </w:rPr>
-      </w:pPr>
-      <w:r>
-        <w:rPr>
-          <w:lang w:val="en-US"/>
-        </w:rPr>
-        <w:t>Only necessary page will be loaded, complete page will not be loaded for each request. Due to this performance is very high.</w:t>
+        <w:t>acebook…</w:t>
+      </w:r>
+      <w:proofErr w:type="spellStart"/>
+      <w:r>
+        <w:rPr>
+          <w:lang w:val="en-US"/>
+        </w:rPr>
+        <w:t>etc</w:t>
+      </w:r>
+      <w:proofErr w:type="spellEnd"/>
+      <w:r>
+        <w:rPr>
+          <w:lang w:val="en-US"/>
+        </w:rPr>
+        <w:t>….</w:t>
+      </w:r>
+    </w:p>
+    <w:p>
+      <w:pPr>
+        <w:spacing w:after="0" w:line="240" w:lineRule="auto"/>
+        <w:rPr>
+          <w:lang w:val="en-US"/>
+        </w:rPr>
+      </w:pPr>
+      <w:r>
+        <w:rPr>
+          <w:lang w:val="en-US"/>
+        </w:rPr>
+        <w:t xml:space="preserve">Only necessary page will be </w:t>
+      </w:r>
+      <w:proofErr w:type="gramStart"/>
+      <w:r>
+        <w:rPr>
+          <w:lang w:val="en-US"/>
+        </w:rPr>
+        <w:t>loaded,</w:t>
+      </w:r>
+      <w:proofErr w:type="gramEnd"/>
+      <w:r>
+        <w:rPr>
+          <w:lang w:val="en-US"/>
+        </w:rPr>
+        <w:t xml:space="preserve"> complete page will not be loaded for each request. Due to this performance is very high.</w:t>
       </w:r>
     </w:p>
     <w:p>
@@ -284,7 +322,7 @@
                     <pic:cNvPicPr/>
                   </pic:nvPicPr>
                   <pic:blipFill>
-                    <a:blip r:embed="rId11"/>
+                    <a:blip r:embed="rId10"/>
                     <a:stretch>
                       <a:fillRect/>
                     </a:stretch>
@@ -346,7 +384,7 @@
       <w:pPr>
         <w:spacing w:after="0" w:line="240" w:lineRule="auto"/>
       </w:pPr>
-      <w:hyperlink r:id="rId12" w:tgtFrame="_blank" w:history="1">
+      <w:hyperlink r:id="rId11" w:tgtFrame="_blank" w:history="1">
         <w:r>
           <w:rPr>
             <w:rStyle w:val="Hyperlink"/>
@@ -365,7 +403,15 @@
         <w:t>Angular</w:t>
       </w:r>
       <w:r>
-        <w:t> without JS represents Angular 2 and 2+ Version like Angular 2 ( beta), Angular 4 to 20. Angular which is released after AngularJS is not updated version of AngularJS but its Re-Written form of AngularJS. Angular is faster than AngularJS. AngularJS is only Web based Framework but Angular is Web, Desktop and Mobile Application based Framework and development platform.</w:t>
+        <w:t xml:space="preserve"> without JS represents Angular 2 and 2+ Version like Angular 2 </w:t>
+      </w:r>
+      <w:proofErr w:type="gramStart"/>
+      <w:r>
+        <w:t>( beta</w:t>
+      </w:r>
+      <w:proofErr w:type="gramEnd"/>
+      <w:r>
+        <w:t>), Angular 4 to 20. Angular which is released after AngularJS is not updated version of AngularJS but its Re-Written form of AngularJS. Angular is faster than AngularJS. AngularJS is only Web based Framework but Angular is Web, Desktop and Mobile Application based Framework and development platform.</w:t>
       </w:r>
     </w:p>
     <w:p>
@@ -439,7 +485,7 @@
       <w:r>
         <w:t> use components instead of </w:t>
       </w:r>
-      <w:hyperlink r:id="rId13" w:tgtFrame="_blank" w:history="1">
+      <w:hyperlink r:id="rId12" w:tgtFrame="_blank" w:history="1">
         <w:r>
           <w:rPr>
             <w:rStyle w:val="Hyperlink"/>
@@ -450,18 +496,30 @@
       <w:r>
         <w:t> in AngularJS. Also angular is installed using </w:t>
       </w:r>
-      <w:hyperlink r:id="rId14" w:tgtFrame="_blank" w:tooltip="Node Package manager" w:history="1">
-        <w:r>
-          <w:rPr>
-            <w:rStyle w:val="Hyperlink"/>
-          </w:rPr>
-          <w:t>npm</w:t>
-        </w:r>
-      </w:hyperlink>
+      <w:proofErr w:type="spellStart"/>
+      <w:r>
+        <w:fldChar w:fldCharType="begin"/>
+      </w:r>
+      <w:r>
+        <w:instrText>HYPERLINK "https://tutorial.techaltum.com/npm.html" \t "_blank" \o "Node Package manager"</w:instrText>
+      </w:r>
+      <w:r>
+        <w:fldChar w:fldCharType="separate"/>
+      </w:r>
+      <w:r>
+        <w:rPr>
+          <w:rStyle w:val="Hyperlink"/>
+        </w:rPr>
+        <w:t>npm</w:t>
+      </w:r>
+      <w:proofErr w:type="spellEnd"/>
+      <w:r>
+        <w:fldChar w:fldCharType="end"/>
+      </w:r>
       <w:r>
         <w:t>. Angular JS use JavaScript, but angular use </w:t>
       </w:r>
-      <w:hyperlink r:id="rId15" w:tgtFrame="_blank" w:history="1">
+      <w:hyperlink r:id="rId13" w:tgtFrame="_blank" w:history="1">
         <w:r>
           <w:rPr>
             <w:rStyle w:val="Hyperlink"/>
@@ -470,7 +528,15 @@
         </w:r>
       </w:hyperlink>
       <w:r>
-        <w:t> with is a JavaScript Superset. Thus Angular supports better class features. This is good for Java and C++ Developers.</w:t>
+        <w:t xml:space="preserve"> with is a JavaScript Superset. </w:t>
+      </w:r>
+      <w:proofErr w:type="gramStart"/>
+      <w:r>
+        <w:t>Thus</w:t>
+      </w:r>
+      <w:proofErr w:type="gramEnd"/>
+      <w:r>
+        <w:t xml:space="preserve"> Angular supports better class features. This is good for Java and C++ Developers.</w:t>
       </w:r>
     </w:p>
     <w:p>
@@ -509,7 +575,7 @@
                     <pic:cNvPicPr/>
                   </pic:nvPicPr>
                   <pic:blipFill>
-                    <a:blip r:embed="rId16"/>
+                    <a:blip r:embed="rId14"/>
                     <a:stretch>
                       <a:fillRect/>
                     </a:stretch>
@@ -563,7 +629,7 @@
                     </pic:cNvPicPr>
                   </pic:nvPicPr>
                   <pic:blipFill>
-                    <a:blip r:embed="rId17">
+                    <a:blip r:embed="rId15">
                       <a:extLst>
                         <a:ext uri="{28A0092B-C50C-407E-A947-70E740481C1C}">
                           <a14:useLocalDpi xmlns:a14="http://schemas.microsoft.com/office/drawing/2010/main" val="0"/>
@@ -628,7 +694,43 @@
         <w:rPr>
           <w:lang w:val="en-US"/>
         </w:rPr>
-        <w:t>For example. GMAIL.. AMAZON..etc…</w:t>
+        <w:t xml:space="preserve">For example. </w:t>
+      </w:r>
+      <w:proofErr w:type="gramStart"/>
+      <w:r>
+        <w:rPr>
+          <w:lang w:val="en-US"/>
+        </w:rPr>
+        <w:t>GMAIL..</w:t>
+      </w:r>
+      <w:proofErr w:type="gramEnd"/>
+      <w:r>
+        <w:rPr>
+          <w:lang w:val="en-US"/>
+        </w:rPr>
+        <w:t xml:space="preserve"> </w:t>
+      </w:r>
+      <w:proofErr w:type="gramStart"/>
+      <w:r>
+        <w:rPr>
+          <w:lang w:val="en-US"/>
+        </w:rPr>
+        <w:t>AMAZON..</w:t>
+      </w:r>
+      <w:proofErr w:type="spellStart"/>
+      <w:proofErr w:type="gramEnd"/>
+      <w:r>
+        <w:rPr>
+          <w:lang w:val="en-US"/>
+        </w:rPr>
+        <w:t>etc</w:t>
+      </w:r>
+      <w:proofErr w:type="spellEnd"/>
+      <w:r>
+        <w:rPr>
+          <w:lang w:val="en-US"/>
+        </w:rPr>
+        <w:t>…</w:t>
       </w:r>
     </w:p>
     <w:p>
@@ -667,7 +769,7 @@
                     <pic:cNvPicPr/>
                   </pic:nvPicPr>
                   <pic:blipFill>
-                    <a:blip r:embed="rId18"/>
+                    <a:blip r:embed="rId16"/>
                     <a:stretch>
                       <a:fillRect/>
                     </a:stretch>
@@ -737,8 +839,17 @@
         <w:t>TypeScript</w:t>
       </w:r>
       <w:r>
-        <w:t xml:space="preserve"> is object oriented programming language which is developed by Microsoft. Typescript is the superset of JavaScript ES6. TypeScript code is converted into JavaScript by TypeScript </w:t>
-      </w:r>
+        <w:t xml:space="preserve"> is </w:t>
+      </w:r>
+      <w:proofErr w:type="gramStart"/>
+      <w:r>
+        <w:t>object oriented</w:t>
+      </w:r>
+      <w:proofErr w:type="gramEnd"/>
+      <w:r>
+        <w:t xml:space="preserve"> programming language which is developed by Microsoft. Typescript is the superset of JavaScript ES6. TypeScript code is converted into JavaScript by TypeScript </w:t>
+      </w:r>
+      <w:proofErr w:type="spellStart"/>
       <w:r>
         <w:rPr>
           <w:b/>
@@ -746,6 +857,7 @@
         </w:rPr>
         <w:t>Transpiler</w:t>
       </w:r>
+      <w:proofErr w:type="spellEnd"/>
       <w:r>
         <w:rPr>
           <w:b/>
@@ -766,7 +878,7 @@
       <w:pPr>
         <w:spacing w:after="0" w:line="240" w:lineRule="auto"/>
       </w:pPr>
-      <w:hyperlink r:id="rId19" w:history="1">
+      <w:hyperlink r:id="rId17" w:history="1">
         <w:r>
           <w:rPr>
             <w:rStyle w:val="Hyperlink"/>
@@ -812,14 +924,36 @@
         <w:rPr>
           <w:lang w:val="en-US"/>
         </w:rPr>
-        <w:t>angular 18.0 --&gt; 18.1  --&gt; 18.2 --&gt; 18.4</w:t>
-      </w:r>
-      <w:r>
-        <w:rPr>
-          <w:lang w:val="en-US"/>
-        </w:rPr>
-        <w:t xml:space="preserve"> …..</w:t>
-      </w:r>
+        <w:t xml:space="preserve">angular 18.0 --&gt; </w:t>
+      </w:r>
+      <w:proofErr w:type="gramStart"/>
+      <w:r>
+        <w:rPr>
+          <w:lang w:val="en-US"/>
+        </w:rPr>
+        <w:t>18.1  --</w:t>
+      </w:r>
+      <w:proofErr w:type="gramEnd"/>
+      <w:r>
+        <w:rPr>
+          <w:lang w:val="en-US"/>
+        </w:rPr>
+        <w:t>&gt; 18.2 --&gt; 18.4</w:t>
+      </w:r>
+      <w:r>
+        <w:rPr>
+          <w:lang w:val="en-US"/>
+        </w:rPr>
+        <w:t xml:space="preserve"> </w:t>
+      </w:r>
+      <w:proofErr w:type="gramStart"/>
+      <w:r>
+        <w:rPr>
+          <w:lang w:val="en-US"/>
+        </w:rPr>
+        <w:t>…..</w:t>
+      </w:r>
+      <w:proofErr w:type="gramEnd"/>
     </w:p>
     <w:p>
       <w:pPr>
@@ -869,7 +1003,7 @@
                     <pic:cNvPicPr/>
                   </pic:nvPicPr>
                   <pic:blipFill>
-                    <a:blip r:embed="rId20"/>
+                    <a:blip r:embed="rId18"/>
                     <a:stretch>
                       <a:fillRect/>
                     </a:stretch>
@@ -919,7 +1053,7 @@
           <w:lang w:val="en-US"/>
         </w:rPr>
       </w:pPr>
-      <w:hyperlink r:id="rId21" w:history="1">
+      <w:hyperlink r:id="rId19" w:history="1">
         <w:r>
           <w:rPr>
             <w:rStyle w:val="Hyperlink"/>
@@ -950,7 +1084,7 @@
           <w:lang w:val="en-US"/>
         </w:rPr>
       </w:pPr>
-      <w:hyperlink r:id="rId22" w:history="1">
+      <w:hyperlink r:id="rId20" w:history="1">
         <w:r>
           <w:rPr>
             <w:rStyle w:val="Hyperlink"/>
@@ -989,7 +1123,7 @@
       <w:r>
         <w:t>To start Angular, you must have knowledge of </w:t>
       </w:r>
-      <w:hyperlink r:id="rId23" w:tgtFrame="_blank" w:history="1">
+      <w:hyperlink r:id="rId21" w:tgtFrame="_blank" w:history="1">
         <w:r>
           <w:rPr>
             <w:rStyle w:val="Hyperlink"/>
@@ -1000,7 +1134,7 @@
       <w:r>
         <w:t>, </w:t>
       </w:r>
-      <w:hyperlink r:id="rId24" w:tgtFrame="_blank" w:history="1">
+      <w:hyperlink r:id="rId22" w:tgtFrame="_blank" w:history="1">
         <w:r>
           <w:rPr>
             <w:rStyle w:val="Hyperlink"/>
@@ -1011,7 +1145,7 @@
       <w:r>
         <w:t> and </w:t>
       </w:r>
-      <w:hyperlink r:id="rId25" w:tgtFrame="_blank" w:history="1">
+      <w:hyperlink r:id="rId23" w:tgtFrame="_blank" w:history="1">
         <w:r>
           <w:rPr>
             <w:rStyle w:val="Hyperlink"/>
@@ -1030,7 +1164,7 @@
       <w:r>
         <w:t>I strictly recommend learning </w:t>
       </w:r>
-      <w:hyperlink r:id="rId26" w:tgtFrame="_blank" w:history="1">
+      <w:hyperlink r:id="rId24" w:tgtFrame="_blank" w:history="1">
         <w:r>
           <w:rPr>
             <w:rStyle w:val="Hyperlink"/>
@@ -1041,7 +1175,7 @@
       <w:r>
         <w:t>before starting Angular. All the latest JS ES6 features like, </w:t>
       </w:r>
-      <w:hyperlink r:id="rId27" w:tgtFrame="_blank" w:history="1">
+      <w:hyperlink r:id="rId25" w:tgtFrame="_blank" w:history="1">
         <w:r>
           <w:rPr>
             <w:rStyle w:val="Hyperlink"/>
@@ -1052,7 +1186,7 @@
       <w:r>
         <w:t>, </w:t>
       </w:r>
-      <w:hyperlink r:id="rId28" w:tgtFrame="_blank" w:history="1">
+      <w:hyperlink r:id="rId26" w:tgtFrame="_blank" w:history="1">
         <w:r>
           <w:rPr>
             <w:rStyle w:val="Hyperlink"/>
@@ -1138,7 +1272,7 @@
                     <pic:cNvPicPr/>
                   </pic:nvPicPr>
                   <pic:blipFill>
-                    <a:blip r:embed="rId29"/>
+                    <a:blip r:embed="rId27"/>
                     <a:stretch>
                       <a:fillRect/>
                     </a:stretch>
@@ -1228,7 +1362,7 @@
       <w:r>
         <w:t>To install Angular, First install </w:t>
       </w:r>
-      <w:hyperlink r:id="rId30" w:tgtFrame="_blank" w:history="1">
+      <w:hyperlink r:id="rId28" w:tgtFrame="_blank" w:history="1">
         <w:r>
           <w:rPr>
             <w:rStyle w:val="Hyperlink"/>
@@ -1239,7 +1373,7 @@
       <w:r>
         <w:t>. Node JS comes with </w:t>
       </w:r>
-      <w:hyperlink r:id="rId31" w:tgtFrame="_blank" w:history="1">
+      <w:hyperlink r:id="rId29" w:tgtFrame="_blank" w:history="1">
         <w:r>
           <w:rPr>
             <w:rStyle w:val="Hyperlink"/>
@@ -1248,17 +1382,33 @@
         </w:r>
       </w:hyperlink>
       <w:r>
-        <w:t>. NPM is the package manager for node. So we have to use npm to install angular.</w:t>
-      </w:r>
-    </w:p>
-    <w:p>
-      <w:pPr>
-        <w:spacing w:after="0" w:line="240" w:lineRule="auto"/>
-        <w:rPr>
-          <w:lang w:val="en-US"/>
-        </w:rPr>
-      </w:pPr>
-      <w:hyperlink r:id="rId32" w:history="1">
+        <w:t xml:space="preserve">. NPM is the package manager for node. </w:t>
+      </w:r>
+      <w:proofErr w:type="gramStart"/>
+      <w:r>
+        <w:t>So</w:t>
+      </w:r>
+      <w:proofErr w:type="gramEnd"/>
+      <w:r>
+        <w:t xml:space="preserve"> we have to use </w:t>
+      </w:r>
+      <w:proofErr w:type="spellStart"/>
+      <w:r>
+        <w:t>npm</w:t>
+      </w:r>
+      <w:proofErr w:type="spellEnd"/>
+      <w:r>
+        <w:t xml:space="preserve"> to install angular.</w:t>
+      </w:r>
+    </w:p>
+    <w:p>
+      <w:pPr>
+        <w:spacing w:after="0" w:line="240" w:lineRule="auto"/>
+        <w:rPr>
+          <w:lang w:val="en-US"/>
+        </w:rPr>
+      </w:pPr>
+      <w:hyperlink r:id="rId30" w:history="1">
         <w:r>
           <w:rPr>
             <w:rStyle w:val="Hyperlink"/>
@@ -1290,8 +1440,16 @@
         <w:rPr>
           <w:lang w:val="en-US"/>
         </w:rPr>
-        <w:t>Install nodejs</w:t>
-      </w:r>
+        <w:t xml:space="preserve">Install </w:t>
+      </w:r>
+      <w:proofErr w:type="spellStart"/>
+      <w:r>
+        <w:rPr>
+          <w:lang w:val="en-US"/>
+        </w:rPr>
+        <w:t>nodejs</w:t>
+      </w:r>
+      <w:proofErr w:type="spellEnd"/>
       <w:r>
         <w:rPr>
           <w:lang w:val="en-US"/>
@@ -1325,12 +1483,37 @@
         </w:rPr>
         <w:t>Install angular CLI [</w:t>
       </w:r>
-      <w:r>
-        <w:rPr>
-          <w:b/>
-          <w:bCs/>
-        </w:rPr>
-        <w:t>npm i -g @angular/cli</w:t>
+      <w:proofErr w:type="spellStart"/>
+      <w:r>
+        <w:rPr>
+          <w:b/>
+          <w:bCs/>
+        </w:rPr>
+        <w:t>npm</w:t>
+      </w:r>
+      <w:proofErr w:type="spellEnd"/>
+      <w:r>
+        <w:rPr>
+          <w:b/>
+          <w:bCs/>
+        </w:rPr>
+        <w:t xml:space="preserve"> </w:t>
+      </w:r>
+      <w:proofErr w:type="spellStart"/>
+      <w:r>
+        <w:rPr>
+          <w:b/>
+          <w:bCs/>
+        </w:rPr>
+        <w:t>i</w:t>
+      </w:r>
+      <w:proofErr w:type="spellEnd"/>
+      <w:r>
+        <w:rPr>
+          <w:b/>
+          <w:bCs/>
+        </w:rPr>
+        <w:t xml:space="preserve"> -g @angular/cli</w:t>
       </w:r>
       <w:r>
         <w:rPr>
@@ -1433,7 +1616,39 @@
           <w:b/>
           <w:bCs/>
         </w:rPr>
-        <w:t xml:space="preserve">$ npm i -g @angular/cli                 </w:t>
+        <w:t xml:space="preserve">$ </w:t>
+      </w:r>
+      <w:proofErr w:type="spellStart"/>
+      <w:r>
+        <w:rPr>
+          <w:b/>
+          <w:bCs/>
+        </w:rPr>
+        <w:t>npm</w:t>
+      </w:r>
+      <w:proofErr w:type="spellEnd"/>
+      <w:r>
+        <w:rPr>
+          <w:b/>
+          <w:bCs/>
+        </w:rPr>
+        <w:t xml:space="preserve"> </w:t>
+      </w:r>
+      <w:proofErr w:type="spellStart"/>
+      <w:r>
+        <w:rPr>
+          <w:b/>
+          <w:bCs/>
+        </w:rPr>
+        <w:t>i</w:t>
+      </w:r>
+      <w:proofErr w:type="spellEnd"/>
+      <w:r>
+        <w:rPr>
+          <w:b/>
+          <w:bCs/>
+        </w:rPr>
+        <w:t xml:space="preserve"> -g @angular/cli                 </w:t>
       </w:r>
       <w:r>
         <w:rPr>
@@ -1464,7 +1679,39 @@
           <w:b/>
           <w:bCs/>
         </w:rPr>
-        <w:t>$ npm i -g @angular/cli</w:t>
+        <w:t xml:space="preserve">$ </w:t>
+      </w:r>
+      <w:proofErr w:type="spellStart"/>
+      <w:r>
+        <w:rPr>
+          <w:b/>
+          <w:bCs/>
+        </w:rPr>
+        <w:t>npm</w:t>
+      </w:r>
+      <w:proofErr w:type="spellEnd"/>
+      <w:r>
+        <w:rPr>
+          <w:b/>
+          <w:bCs/>
+        </w:rPr>
+        <w:t xml:space="preserve"> </w:t>
+      </w:r>
+      <w:proofErr w:type="spellStart"/>
+      <w:r>
+        <w:rPr>
+          <w:b/>
+          <w:bCs/>
+        </w:rPr>
+        <w:t>i</w:t>
+      </w:r>
+      <w:proofErr w:type="spellEnd"/>
+      <w:r>
+        <w:rPr>
+          <w:b/>
+          <w:bCs/>
+        </w:rPr>
+        <w:t xml:space="preserve"> -g @angular/cli</w:t>
       </w:r>
       <w:r>
         <w:rPr>
@@ -1511,7 +1758,39 @@
           <w:b/>
           <w:bCs/>
         </w:rPr>
-        <w:t>$ npm i -g @angular/cli</w:t>
+        <w:t xml:space="preserve">$ </w:t>
+      </w:r>
+      <w:proofErr w:type="spellStart"/>
+      <w:r>
+        <w:rPr>
+          <w:b/>
+          <w:bCs/>
+        </w:rPr>
+        <w:t>npm</w:t>
+      </w:r>
+      <w:proofErr w:type="spellEnd"/>
+      <w:r>
+        <w:rPr>
+          <w:b/>
+          <w:bCs/>
+        </w:rPr>
+        <w:t xml:space="preserve"> </w:t>
+      </w:r>
+      <w:proofErr w:type="spellStart"/>
+      <w:r>
+        <w:rPr>
+          <w:b/>
+          <w:bCs/>
+        </w:rPr>
+        <w:t>i</w:t>
+      </w:r>
+      <w:proofErr w:type="spellEnd"/>
+      <w:r>
+        <w:rPr>
+          <w:b/>
+          <w:bCs/>
+        </w:rPr>
+        <w:t xml:space="preserve"> -g @angular/cli</w:t>
       </w:r>
       <w:r>
         <w:rPr>
@@ -1596,15 +1875,33 @@
           <w:bCs/>
           <w:lang w:val="en-US"/>
         </w:rPr>
-        <w:t>$ ng version</w:t>
-      </w:r>
-      <w:r>
-        <w:rPr>
-          <w:b/>
-          <w:bCs/>
-          <w:lang w:val="en-US"/>
-        </w:rPr>
-        <w:t xml:space="preserve">  OR $ ng v</w:t>
+        <w:t xml:space="preserve">$ ng </w:t>
+      </w:r>
+      <w:proofErr w:type="gramStart"/>
+      <w:r>
+        <w:rPr>
+          <w:b/>
+          <w:bCs/>
+          <w:lang w:val="en-US"/>
+        </w:rPr>
+        <w:t>version</w:t>
+      </w:r>
+      <w:r>
+        <w:rPr>
+          <w:b/>
+          <w:bCs/>
+          <w:lang w:val="en-US"/>
+        </w:rPr>
+        <w:t xml:space="preserve">  OR</w:t>
+      </w:r>
+      <w:proofErr w:type="gramEnd"/>
+      <w:r>
+        <w:rPr>
+          <w:b/>
+          <w:bCs/>
+          <w:lang w:val="en-US"/>
+        </w:rPr>
+        <w:t xml:space="preserve"> $ ng v</w:t>
       </w:r>
     </w:p>
     <w:p>
@@ -1640,7 +1937,7 @@
                     <pic:cNvPicPr/>
                   </pic:nvPicPr>
                   <pic:blipFill>
-                    <a:blip r:embed="rId33"/>
+                    <a:blip r:embed="rId31"/>
                     <a:stretch>
                       <a:fillRect/>
                     </a:stretch>
@@ -1694,12 +1991,21 @@
           <w:lang w:val="en-US"/>
         </w:rPr>
       </w:pPr>
-      <w:r>
-        <w:rPr>
-          <w:b/>
-          <w:bCs/>
-        </w:rPr>
-        <w:t>npm uninstall -g angular-cli</w:t>
+      <w:proofErr w:type="spellStart"/>
+      <w:r>
+        <w:rPr>
+          <w:b/>
+          <w:bCs/>
+        </w:rPr>
+        <w:t>npm</w:t>
+      </w:r>
+      <w:proofErr w:type="spellEnd"/>
+      <w:r>
+        <w:rPr>
+          <w:b/>
+          <w:bCs/>
+        </w:rPr>
+        <w:t xml:space="preserve"> uninstall -g angular-cli</w:t>
       </w:r>
     </w:p>
     <w:p>
@@ -1716,12 +2022,21 @@
           <w:lang w:val="en-US"/>
         </w:rPr>
       </w:pPr>
-      <w:r>
-        <w:rPr>
-          <w:b/>
-          <w:bCs/>
-        </w:rPr>
-        <w:t xml:space="preserve">npm cache clean    </w:t>
+      <w:proofErr w:type="spellStart"/>
+      <w:r>
+        <w:rPr>
+          <w:b/>
+          <w:bCs/>
+        </w:rPr>
+        <w:t>npm</w:t>
+      </w:r>
+      <w:proofErr w:type="spellEnd"/>
+      <w:r>
+        <w:rPr>
+          <w:b/>
+          <w:bCs/>
+        </w:rPr>
+        <w:t xml:space="preserve"> cache clean    </w:t>
       </w:r>
       <w:r>
         <w:rPr>
@@ -1774,7 +2089,7 @@
                     <pic:cNvPicPr/>
                   </pic:nvPicPr>
                   <pic:blipFill>
-                    <a:blip r:embed="rId34"/>
+                    <a:blip r:embed="rId32"/>
                     <a:stretch>
                       <a:fillRect/>
                     </a:stretch>
@@ -1923,7 +2238,15 @@
         <w:spacing w:after="0" w:line="240" w:lineRule="auto"/>
       </w:pPr>
       <w:r>
-        <w:t>Open terminal or command prompt. CMD/gitbash.</w:t>
+        <w:t>Open terminal or command prompt. CMD/</w:t>
+      </w:r>
+      <w:proofErr w:type="spellStart"/>
+      <w:r>
+        <w:t>gitbash</w:t>
+      </w:r>
+      <w:proofErr w:type="spellEnd"/>
+      <w:r>
+        <w:t>.</w:t>
       </w:r>
     </w:p>
     <w:p>
@@ -1953,10 +2276,23 @@
           <w:b/>
           <w:bCs/>
         </w:rPr>
-        <w:t>ng new &lt;angular_projectName</w:t>
-      </w:r>
-      <w:r>
-        <w:t>&gt;       here ng means angular. a</w:t>
+        <w:t>ng new &lt;</w:t>
+      </w:r>
+      <w:proofErr w:type="spellStart"/>
+      <w:r>
+        <w:rPr>
+          <w:b/>
+          <w:bCs/>
+        </w:rPr>
+        <w:t>angular_projectName</w:t>
+      </w:r>
+      <w:proofErr w:type="spellEnd"/>
+      <w:r>
+        <w:t xml:space="preserve">&gt;       here ng means angular. </w:t>
+      </w:r>
+      <w:proofErr w:type="spellStart"/>
+      <w:r>
+        <w:t>a</w:t>
       </w:r>
       <w:r>
         <w:rPr>
@@ -1967,7 +2303,11 @@
         <w:t>NG</w:t>
       </w:r>
       <w:r>
-        <w:t>ular.</w:t>
+        <w:t>ular</w:t>
+      </w:r>
+      <w:proofErr w:type="spellEnd"/>
+      <w:r>
+        <w:t>.</w:t>
       </w:r>
     </w:p>
     <w:p>
@@ -1996,8 +2336,17 @@
           <w:b/>
           <w:bCs/>
         </w:rPr>
-        <w:t>ng serve</w:t>
-      </w:r>
+        <w:t xml:space="preserve">ng </w:t>
+      </w:r>
+      <w:proofErr w:type="gramStart"/>
+      <w:r>
+        <w:rPr>
+          <w:b/>
+          <w:bCs/>
+        </w:rPr>
+        <w:t>serve</w:t>
+      </w:r>
+      <w:proofErr w:type="gramEnd"/>
     </w:p>
     <w:p>
       <w:pPr>
@@ -2023,7 +2372,7 @@
                     <pic:cNvPicPr/>
                   </pic:nvPicPr>
                   <pic:blipFill>
-                    <a:blip r:embed="rId35"/>
+                    <a:blip r:embed="rId33"/>
                     <a:stretch>
                       <a:fillRect/>
                     </a:stretch>
@@ -2057,7 +2406,23 @@
         <w:spacing w:after="0" w:line="240" w:lineRule="auto"/>
       </w:pPr>
       <w:r>
-        <w:t>Once after creating angular project we need to take that project into VSCode.</w:t>
+        <w:t xml:space="preserve">Once after creating angular </w:t>
+      </w:r>
+      <w:proofErr w:type="gramStart"/>
+      <w:r>
+        <w:t>project</w:t>
+      </w:r>
+      <w:proofErr w:type="gramEnd"/>
+      <w:r>
+        <w:t xml:space="preserve"> we need to take that project into </w:t>
+      </w:r>
+      <w:proofErr w:type="spellStart"/>
+      <w:r>
+        <w:t>VSCode</w:t>
+      </w:r>
+      <w:proofErr w:type="spellEnd"/>
+      <w:r>
+        <w:t>.</w:t>
       </w:r>
     </w:p>
     <w:p>
@@ -2102,7 +2467,7 @@
                     <pic:cNvPicPr/>
                   </pic:nvPicPr>
                   <pic:blipFill>
-                    <a:blip r:embed="rId36"/>
+                    <a:blip r:embed="rId34"/>
                     <a:stretch>
                       <a:fillRect/>
                     </a:stretch>
@@ -2145,7 +2510,7 @@
       <w:pPr>
         <w:spacing w:after="0" w:line="240" w:lineRule="auto"/>
       </w:pPr>
-      <w:hyperlink r:id="rId37" w:history="1">
+      <w:hyperlink r:id="rId35" w:history="1">
         <w:r>
           <w:rPr>
             <w:rStyle w:val="Hyperlink"/>
@@ -2186,7 +2551,7 @@
                     <pic:cNvPicPr/>
                   </pic:nvPicPr>
                   <pic:blipFill>
-                    <a:blip r:embed="rId38"/>
+                    <a:blip r:embed="rId36"/>
                     <a:stretch>
                       <a:fillRect/>
                     </a:stretch>
@@ -2220,18 +2585,65 @@
         <w:lastRenderedPageBreak/>
         <w:t>“</w:t>
       </w:r>
-      <w:r>
-        <w:rPr>
-          <w:b/>
-          <w:bCs/>
-        </w:rPr>
-        <w:t>node_modules</w:t>
-      </w:r>
-      <w:r>
-        <w:t>” – it is a angular library folder.</w:t>
-      </w:r>
-      <w:r>
-        <w:t xml:space="preserve"> It contains all .js, ,json, .css. html files which are </w:t>
+      <w:proofErr w:type="spellStart"/>
+      <w:proofErr w:type="gramStart"/>
+      <w:r>
+        <w:rPr>
+          <w:b/>
+          <w:bCs/>
+        </w:rPr>
+        <w:t>node</w:t>
+      </w:r>
+      <w:proofErr w:type="gramEnd"/>
+      <w:r>
+        <w:rPr>
+          <w:b/>
+          <w:bCs/>
+        </w:rPr>
+        <w:t>_modules</w:t>
+      </w:r>
+      <w:proofErr w:type="spellEnd"/>
+      <w:r>
+        <w:t xml:space="preserve">” – it is </w:t>
+      </w:r>
+      <w:proofErr w:type="spellStart"/>
+      <w:proofErr w:type="gramStart"/>
+      <w:r>
+        <w:t>a</w:t>
+      </w:r>
+      <w:proofErr w:type="spellEnd"/>
+      <w:proofErr w:type="gramEnd"/>
+      <w:r>
+        <w:t xml:space="preserve"> angular library folder.</w:t>
+      </w:r>
+      <w:r>
+        <w:t xml:space="preserve"> It contains all .</w:t>
+      </w:r>
+      <w:proofErr w:type="spellStart"/>
+      <w:r>
+        <w:t>js</w:t>
+      </w:r>
+      <w:proofErr w:type="spellEnd"/>
+      <w:proofErr w:type="gramStart"/>
+      <w:r>
+        <w:t>, ,</w:t>
+      </w:r>
+      <w:proofErr w:type="spellStart"/>
+      <w:r>
+        <w:t>json</w:t>
+      </w:r>
+      <w:proofErr w:type="spellEnd"/>
+      <w:proofErr w:type="gramEnd"/>
+      <w:r>
+        <w:t>, .</w:t>
+      </w:r>
+      <w:proofErr w:type="spellStart"/>
+      <w:r>
+        <w:t>css</w:t>
+      </w:r>
+      <w:proofErr w:type="spellEnd"/>
+      <w:r>
+        <w:t xml:space="preserve">. html files which are </w:t>
       </w:r>
       <w:r>
         <w:t>required</w:t>
@@ -2289,7 +2701,7 @@
                           <pic:cNvPicPr/>
                         </pic:nvPicPr>
                         <pic:blipFill>
-                          <a:blip r:embed="rId39"/>
+                          <a:blip r:embed="rId37"/>
                           <a:stretch>
                             <a:fillRect/>
                           </a:stretch>
@@ -2336,7 +2748,7 @@
                           <pic:cNvPicPr/>
                         </pic:nvPicPr>
                         <pic:blipFill>
-                          <a:blip r:embed="rId40"/>
+                          <a:blip r:embed="rId38"/>
                           <a:stretch>
                             <a:fillRect/>
                           </a:stretch>
@@ -2412,6 +2824,7 @@
       <w:pPr>
         <w:spacing w:after="0" w:line="240" w:lineRule="auto"/>
       </w:pPr>
+      <w:proofErr w:type="gramStart"/>
       <w:r>
         <w:rPr>
           <w:b/>
@@ -2420,7 +2833,18 @@
           <w:szCs w:val="32"/>
           <w:highlight w:val="yellow"/>
         </w:rPr>
-        <w:t>Component  = HTML + CSS + TS class.</w:t>
+        <w:t>Component  =</w:t>
+      </w:r>
+      <w:proofErr w:type="gramEnd"/>
+      <w:r>
+        <w:rPr>
+          <w:b/>
+          <w:bCs/>
+          <w:sz w:val="32"/>
+          <w:szCs w:val="32"/>
+          <w:highlight w:val="yellow"/>
+        </w:rPr>
+        <w:t xml:space="preserve"> HTML + CSS + TS class.</w:t>
       </w:r>
     </w:p>
     <w:p>
@@ -2452,7 +2876,7 @@
                     <pic:cNvPicPr/>
                   </pic:nvPicPr>
                   <pic:blipFill>
-                    <a:blip r:embed="rId41"/>
+                    <a:blip r:embed="rId39"/>
                     <a:stretch>
                       <a:fillRect/>
                     </a:stretch>
@@ -2482,6 +2906,7 @@
       <w:pPr>
         <w:spacing w:after="0" w:line="240" w:lineRule="auto"/>
       </w:pPr>
+      <w:proofErr w:type="spellStart"/>
       <w:r>
         <w:rPr>
           <w:b/>
@@ -2489,10 +2914,11 @@
         </w:rPr>
         <w:t>omponents</w:t>
       </w:r>
+      <w:proofErr w:type="spellEnd"/>
       <w:r>
         <w:t> are the main building block of an angular application. Components are similar to </w:t>
       </w:r>
-      <w:hyperlink r:id="rId42" w:tgtFrame="_blank" w:history="1">
+      <w:hyperlink r:id="rId40" w:tgtFrame="_blank" w:history="1">
         <w:r>
           <w:rPr>
             <w:rStyle w:val="Hyperlink"/>
@@ -2603,7 +3029,15 @@
         <w:spacing w:after="0" w:line="240" w:lineRule="auto"/>
       </w:pPr>
       <w:r>
-        <w:t>class in ts file</w:t>
+        <w:t xml:space="preserve">class in </w:t>
+      </w:r>
+      <w:proofErr w:type="spellStart"/>
+      <w:r>
+        <w:t>ts</w:t>
+      </w:r>
+      <w:proofErr w:type="spellEnd"/>
+      <w:r>
+        <w:t xml:space="preserve"> file</w:t>
       </w:r>
       <w:r>
         <w:t xml:space="preserve">  </w:t>
@@ -2626,7 +3060,15 @@
       </w:pPr>
       <w:r>
         <w:lastRenderedPageBreak/>
-        <w:t>To create new component we can use below command.</w:t>
+        <w:t xml:space="preserve">To create new </w:t>
+      </w:r>
+      <w:proofErr w:type="gramStart"/>
+      <w:r>
+        <w:t>component</w:t>
+      </w:r>
+      <w:proofErr w:type="gramEnd"/>
+      <w:r>
+        <w:t xml:space="preserve"> we can use below command.</w:t>
       </w:r>
     </w:p>
     <w:p>
@@ -2669,7 +3111,7 @@
                     <pic:cNvPicPr/>
                   </pic:nvPicPr>
                   <pic:blipFill>
-                    <a:blip r:embed="rId43"/>
+                    <a:blip r:embed="rId41"/>
                     <a:stretch>
                       <a:fillRect/>
                     </a:stretch>
@@ -2708,28 +3150,67 @@
         <w:spacing w:after="0" w:line="240" w:lineRule="auto"/>
       </w:pPr>
       <w:r>
-        <w:t>Html file, css file, ts file and one spect.ts file which is used for testing purpose.</w:t>
-      </w:r>
-    </w:p>
-    <w:p>
-      <w:pPr>
-        <w:spacing w:after="0" w:line="240" w:lineRule="auto"/>
-      </w:pPr>
-    </w:p>
-    <w:p>
-      <w:pPr>
-        <w:spacing w:after="0" w:line="240" w:lineRule="auto"/>
-      </w:pPr>
-      <w:r>
-        <w:t xml:space="preserve">When ever we create any new component that component folder is create under </w:t>
-      </w:r>
+        <w:t xml:space="preserve">Html file, </w:t>
+      </w:r>
+      <w:proofErr w:type="spellStart"/>
+      <w:r>
+        <w:t>css</w:t>
+      </w:r>
+      <w:proofErr w:type="spellEnd"/>
+      <w:r>
+        <w:t xml:space="preserve"> file, </w:t>
+      </w:r>
+      <w:proofErr w:type="spellStart"/>
+      <w:r>
+        <w:t>ts</w:t>
+      </w:r>
+      <w:proofErr w:type="spellEnd"/>
+      <w:r>
+        <w:t xml:space="preserve"> file and one </w:t>
+      </w:r>
+      <w:proofErr w:type="spellStart"/>
+      <w:r>
+        <w:t>spect.ts</w:t>
+      </w:r>
+      <w:proofErr w:type="spellEnd"/>
+      <w:r>
+        <w:t xml:space="preserve"> file which is used for testing purpose.</w:t>
+      </w:r>
+    </w:p>
+    <w:p>
+      <w:pPr>
+        <w:spacing w:after="0" w:line="240" w:lineRule="auto"/>
+      </w:pPr>
+    </w:p>
+    <w:p>
+      <w:pPr>
+        <w:spacing w:after="0" w:line="240" w:lineRule="auto"/>
+      </w:pPr>
+      <w:proofErr w:type="spellStart"/>
+      <w:r>
+        <w:t>When ever</w:t>
+      </w:r>
+      <w:proofErr w:type="spellEnd"/>
+      <w:r>
+        <w:t xml:space="preserve"> we create any new component that component folder is create under </w:t>
+      </w:r>
+      <w:proofErr w:type="spellStart"/>
       <w:r>
         <w:rPr>
           <w:b/>
           <w:bCs/>
           <w:highlight w:val="yellow"/>
         </w:rPr>
-        <w:t>src/app/&lt;employee/address&gt;</w:t>
+        <w:t>src</w:t>
+      </w:r>
+      <w:proofErr w:type="spellEnd"/>
+      <w:r>
+        <w:rPr>
+          <w:b/>
+          <w:bCs/>
+          <w:highlight w:val="yellow"/>
+        </w:rPr>
+        <w:t>/app/&lt;employee/address&gt;</w:t>
       </w:r>
       <w:r>
         <w:t xml:space="preserve"> folder.</w:t>
@@ -2755,7 +3236,15 @@
         <w:spacing w:after="0" w:line="240" w:lineRule="auto"/>
       </w:pPr>
       <w:r>
-        <w:t>If you want to load one component in another component we need to make use of “</w:t>
+        <w:t xml:space="preserve">If you want to load one component in another </w:t>
+      </w:r>
+      <w:proofErr w:type="gramStart"/>
+      <w:r>
+        <w:t>component</w:t>
+      </w:r>
+      <w:proofErr w:type="gramEnd"/>
+      <w:r>
+        <w:t xml:space="preserve"> we need to make use of “</w:t>
       </w:r>
       <w:r>
         <w:rPr>
@@ -2789,7 +3278,15 @@
         <w:spacing w:after="0" w:line="240" w:lineRule="auto"/>
       </w:pPr>
       <w:r>
-        <w:t>By default we can show only one component, but if you want to show multiple components at a time, we can use chaining process.</w:t>
+        <w:t xml:space="preserve">By </w:t>
+      </w:r>
+      <w:proofErr w:type="gramStart"/>
+      <w:r>
+        <w:t>default</w:t>
+      </w:r>
+      <w:proofErr w:type="gramEnd"/>
+      <w:r>
+        <w:t xml:space="preserve"> we can show only one component, but if you want to show multiple components at a time, we can use chaining process.</w:t>
       </w:r>
     </w:p>
     <w:p>
@@ -2855,8 +3352,21 @@
       <w:pPr>
         <w:spacing w:after="0" w:line="240" w:lineRule="auto"/>
       </w:pPr>
-      <w:r>
-        <w:t xml:space="preserve">When ever we create Angular project ny default one component will be created that </w:t>
+      <w:proofErr w:type="spellStart"/>
+      <w:r>
+        <w:t>When ever</w:t>
+      </w:r>
+      <w:proofErr w:type="spellEnd"/>
+      <w:r>
+        <w:t xml:space="preserve"> we create Angular project </w:t>
+      </w:r>
+      <w:proofErr w:type="spellStart"/>
+      <w:r>
+        <w:t>ny</w:t>
+      </w:r>
+      <w:proofErr w:type="spellEnd"/>
+      <w:r>
+        <w:t xml:space="preserve"> default one component will be created that </w:t>
       </w:r>
       <w:r>
         <w:t xml:space="preserve">component </w:t>
@@ -2942,12 +3452,21 @@
                 <w:bCs/>
               </w:rPr>
             </w:pPr>
+            <w:proofErr w:type="spellStart"/>
             <w:r>
               <w:rPr>
                 <w:b/>
                 <w:bCs/>
               </w:rPr>
-              <w:t>app.ts class</w:t>
+              <w:t>app.ts</w:t>
+            </w:r>
+            <w:proofErr w:type="spellEnd"/>
+            <w:r>
+              <w:rPr>
+                <w:b/>
+                <w:bCs/>
+              </w:rPr>
+              <w:t xml:space="preserve"> class</w:t>
             </w:r>
           </w:p>
         </w:tc>
@@ -2962,13 +3481,24 @@
                 <w:bCs/>
               </w:rPr>
             </w:pPr>
+            <w:proofErr w:type="spellStart"/>
+            <w:proofErr w:type="gramStart"/>
             <w:r>
               <w:rPr>
                 <w:b/>
                 <w:bCs/>
               </w:rPr>
-              <w:t>app.spec.ts</w:t>
-            </w:r>
+              <w:t>app.spec</w:t>
+            </w:r>
+            <w:proofErr w:type="gramEnd"/>
+            <w:r>
+              <w:rPr>
+                <w:b/>
+                <w:bCs/>
+              </w:rPr>
+              <w:t>.ts</w:t>
+            </w:r>
+            <w:proofErr w:type="spellEnd"/>
           </w:p>
         </w:tc>
       </w:tr>
@@ -3009,45 +3539,118 @@
                 <w:sz w:val="18"/>
                 <w:szCs w:val="18"/>
               </w:rPr>
-              <w:t>import { Component, signal } from '@angular/core';</w:t>
-            </w:r>
-          </w:p>
-          <w:p>
-            <w:pPr>
+              <w:t xml:space="preserve">import </w:t>
+            </w:r>
+            <w:proofErr w:type="gramStart"/>
+            <w:r>
               <w:rPr>
                 <w:sz w:val="18"/>
                 <w:szCs w:val="18"/>
               </w:rPr>
-            </w:pPr>
+              <w:t>{ Component</w:t>
+            </w:r>
+            <w:proofErr w:type="gramEnd"/>
             <w:r>
               <w:rPr>
                 <w:sz w:val="18"/>
                 <w:szCs w:val="18"/>
               </w:rPr>
-              <w:t>import { RouterOutlet } from '@angular/router';</w:t>
-            </w:r>
-          </w:p>
-          <w:p>
-            <w:pPr>
+              <w:t xml:space="preserve">, </w:t>
+            </w:r>
+            <w:proofErr w:type="gramStart"/>
+            <w:r>
               <w:rPr>
                 <w:sz w:val="18"/>
                 <w:szCs w:val="18"/>
               </w:rPr>
-            </w:pPr>
-          </w:p>
-          <w:p>
-            <w:pPr>
+              <w:t>signal }</w:t>
+            </w:r>
+            <w:proofErr w:type="gramEnd"/>
+            <w:r>
               <w:rPr>
                 <w:sz w:val="18"/>
                 <w:szCs w:val="18"/>
               </w:rPr>
-            </w:pPr>
-            <w:r>
+              <w:t xml:space="preserve"> from '@angular/core';</w:t>
+            </w:r>
+          </w:p>
+          <w:p>
+            <w:pPr>
               <w:rPr>
                 <w:sz w:val="18"/>
                 <w:szCs w:val="18"/>
               </w:rPr>
-              <w:t>@Component({</w:t>
+            </w:pPr>
+            <w:r>
+              <w:rPr>
+                <w:sz w:val="18"/>
+                <w:szCs w:val="18"/>
+              </w:rPr>
+              <w:t xml:space="preserve">import </w:t>
+            </w:r>
+            <w:proofErr w:type="gramStart"/>
+            <w:r>
+              <w:rPr>
+                <w:sz w:val="18"/>
+                <w:szCs w:val="18"/>
+              </w:rPr>
+              <w:t xml:space="preserve">{ </w:t>
+            </w:r>
+            <w:proofErr w:type="spellStart"/>
+            <w:r>
+              <w:rPr>
+                <w:sz w:val="18"/>
+                <w:szCs w:val="18"/>
+              </w:rPr>
+              <w:t>RouterOutlet</w:t>
+            </w:r>
+            <w:proofErr w:type="spellEnd"/>
+            <w:proofErr w:type="gramEnd"/>
+            <w:r>
+              <w:rPr>
+                <w:sz w:val="18"/>
+                <w:szCs w:val="18"/>
+              </w:rPr>
+              <w:t xml:space="preserve"> } from '@angular/router';</w:t>
+            </w:r>
+          </w:p>
+          <w:p>
+            <w:pPr>
+              <w:rPr>
+                <w:sz w:val="18"/>
+                <w:szCs w:val="18"/>
+              </w:rPr>
+            </w:pPr>
+          </w:p>
+          <w:p>
+            <w:pPr>
+              <w:rPr>
+                <w:sz w:val="18"/>
+                <w:szCs w:val="18"/>
+              </w:rPr>
+            </w:pPr>
+            <w:r>
+              <w:rPr>
+                <w:sz w:val="18"/>
+                <w:szCs w:val="18"/>
+              </w:rPr>
+              <w:t>@</w:t>
+            </w:r>
+            <w:proofErr w:type="gramStart"/>
+            <w:r>
+              <w:rPr>
+                <w:sz w:val="18"/>
+                <w:szCs w:val="18"/>
+              </w:rPr>
+              <w:t>Component(</w:t>
+            </w:r>
+            <w:proofErr w:type="gramEnd"/>
+            <w:r>
+              <w:rPr>
+                <w:sz w:val="18"/>
+                <w:szCs w:val="18"/>
+              </w:rPr>
+              <w:t>{</w:t>
             </w:r>
           </w:p>
           <w:p>
@@ -3096,11 +3699,10 @@
                 <w:szCs w:val="28"/>
                 <w:highlight w:val="yellow"/>
               </w:rPr>
-              <w:t>  imports: [RouterOutlet],</w:t>
-            </w:r>
-          </w:p>
-          <w:p>
-            <w:pPr>
+              <w:t>  imports: [</w:t>
+            </w:r>
+            <w:proofErr w:type="spellStart"/>
+            <w:r>
               <w:rPr>
                 <w:b/>
                 <w:bCs/>
@@ -3108,7 +3710,9 @@
                 <w:szCs w:val="28"/>
                 <w:highlight w:val="yellow"/>
               </w:rPr>
-            </w:pPr>
+              <w:t>RouterOutlet</w:t>
+            </w:r>
+            <w:proofErr w:type="spellEnd"/>
             <w:r>
               <w:rPr>
                 <w:b/>
@@ -3117,19 +3721,11 @@
                 <w:szCs w:val="28"/>
                 <w:highlight w:val="yellow"/>
               </w:rPr>
-              <w:t>  templateUrl: './app.html',</w:t>
+              <w:t>],</w:t>
             </w:r>
           </w:p>
           <w:p>
             <w:pPr>
-              <w:rPr>
-                <w:b/>
-                <w:bCs/>
-                <w:sz w:val="28"/>
-                <w:szCs w:val="28"/>
-              </w:rPr>
-            </w:pPr>
-            <w:r>
               <w:rPr>
                 <w:b/>
                 <w:bCs/>
@@ -3137,7 +3733,80 @@
                 <w:szCs w:val="28"/>
                 <w:highlight w:val="yellow"/>
               </w:rPr>
-              <w:t>  styleUrl: './app.css'</w:t>
+            </w:pPr>
+            <w:r>
+              <w:rPr>
+                <w:b/>
+                <w:bCs/>
+                <w:sz w:val="28"/>
+                <w:szCs w:val="28"/>
+                <w:highlight w:val="yellow"/>
+              </w:rPr>
+              <w:t xml:space="preserve">  </w:t>
+            </w:r>
+            <w:proofErr w:type="spellStart"/>
+            <w:r>
+              <w:rPr>
+                <w:b/>
+                <w:bCs/>
+                <w:sz w:val="28"/>
+                <w:szCs w:val="28"/>
+                <w:highlight w:val="yellow"/>
+              </w:rPr>
+              <w:t>templateUrl</w:t>
+            </w:r>
+            <w:proofErr w:type="spellEnd"/>
+            <w:r>
+              <w:rPr>
+                <w:b/>
+                <w:bCs/>
+                <w:sz w:val="28"/>
+                <w:szCs w:val="28"/>
+                <w:highlight w:val="yellow"/>
+              </w:rPr>
+              <w:t>: './app.html',</w:t>
+            </w:r>
+          </w:p>
+          <w:p>
+            <w:pPr>
+              <w:rPr>
+                <w:b/>
+                <w:bCs/>
+                <w:sz w:val="28"/>
+                <w:szCs w:val="28"/>
+              </w:rPr>
+            </w:pPr>
+            <w:r>
+              <w:rPr>
+                <w:b/>
+                <w:bCs/>
+                <w:sz w:val="28"/>
+                <w:szCs w:val="28"/>
+                <w:highlight w:val="yellow"/>
+              </w:rPr>
+              <w:t xml:space="preserve">  </w:t>
+            </w:r>
+            <w:proofErr w:type="spellStart"/>
+            <w:r>
+              <w:rPr>
+                <w:b/>
+                <w:bCs/>
+                <w:sz w:val="28"/>
+                <w:szCs w:val="28"/>
+                <w:highlight w:val="yellow"/>
+              </w:rPr>
+              <w:t>styleUrl</w:t>
+            </w:r>
+            <w:proofErr w:type="spellEnd"/>
+            <w:r>
+              <w:rPr>
+                <w:b/>
+                <w:bCs/>
+                <w:sz w:val="28"/>
+                <w:szCs w:val="28"/>
+                <w:highlight w:val="yellow"/>
+              </w:rPr>
+              <w:t>: './app.css'</w:t>
             </w:r>
           </w:p>
           <w:p>
@@ -3182,7 +3851,23 @@
                 <w:sz w:val="18"/>
                 <w:szCs w:val="18"/>
               </w:rPr>
-              <w:t>  protected readonly title = signal('demo1');</w:t>
+              <w:t xml:space="preserve">  protected </w:t>
+            </w:r>
+            <w:proofErr w:type="spellStart"/>
+            <w:r>
+              <w:rPr>
+                <w:sz w:val="18"/>
+                <w:szCs w:val="18"/>
+              </w:rPr>
+              <w:t>readonly</w:t>
+            </w:r>
+            <w:proofErr w:type="spellEnd"/>
+            <w:r>
+              <w:rPr>
+                <w:sz w:val="18"/>
+                <w:szCs w:val="18"/>
+              </w:rPr>
+              <w:t xml:space="preserve"> title = signal('demo1');</w:t>
             </w:r>
           </w:p>
           <w:p>
@@ -3233,121 +3918,128 @@
                 <w:sz w:val="16"/>
                 <w:szCs w:val="16"/>
               </w:rPr>
-              <w:t>import { provideZonelessChangeDetection } from '@angular/core';</w:t>
-            </w:r>
-          </w:p>
-          <w:p>
-            <w:pPr>
+              <w:t xml:space="preserve">import </w:t>
+            </w:r>
+            <w:proofErr w:type="gramStart"/>
+            <w:r>
               <w:rPr>
                 <w:sz w:val="16"/>
                 <w:szCs w:val="16"/>
               </w:rPr>
-            </w:pPr>
+              <w:t xml:space="preserve">{ </w:t>
+            </w:r>
+            <w:proofErr w:type="spellStart"/>
             <w:r>
               <w:rPr>
                 <w:sz w:val="16"/>
                 <w:szCs w:val="16"/>
               </w:rPr>
-              <w:t>import { TestBed } from '@angular/core/testing';</w:t>
-            </w:r>
-          </w:p>
-          <w:p>
-            <w:pPr>
+              <w:t>provideZonelessChangeDetection</w:t>
+            </w:r>
+            <w:proofErr w:type="spellEnd"/>
+            <w:proofErr w:type="gramEnd"/>
+            <w:r>
               <w:rPr>
                 <w:sz w:val="16"/>
                 <w:szCs w:val="16"/>
               </w:rPr>
-            </w:pPr>
-            <w:r>
+              <w:t xml:space="preserve"> } from '@angular/core';</w:t>
+            </w:r>
+          </w:p>
+          <w:p>
+            <w:pPr>
               <w:rPr>
                 <w:sz w:val="16"/>
                 <w:szCs w:val="16"/>
               </w:rPr>
-              <w:t>import { App } from './app';</w:t>
-            </w:r>
-          </w:p>
-          <w:p>
-            <w:pPr>
+            </w:pPr>
+            <w:r>
               <w:rPr>
                 <w:sz w:val="16"/>
                 <w:szCs w:val="16"/>
               </w:rPr>
-            </w:pPr>
-          </w:p>
-          <w:p>
-            <w:pPr>
+              <w:t xml:space="preserve">import </w:t>
+            </w:r>
+            <w:proofErr w:type="gramStart"/>
+            <w:r>
               <w:rPr>
                 <w:sz w:val="16"/>
                 <w:szCs w:val="16"/>
               </w:rPr>
-            </w:pPr>
+              <w:t xml:space="preserve">{ </w:t>
+            </w:r>
+            <w:proofErr w:type="spellStart"/>
             <w:r>
               <w:rPr>
                 <w:sz w:val="16"/>
                 <w:szCs w:val="16"/>
               </w:rPr>
-              <w:t>describe('App', () =&gt; {</w:t>
-            </w:r>
-          </w:p>
-          <w:p>
-            <w:pPr>
+              <w:t>TestBed</w:t>
+            </w:r>
+            <w:proofErr w:type="spellEnd"/>
+            <w:proofErr w:type="gramEnd"/>
+            <w:r>
               <w:rPr>
                 <w:sz w:val="16"/>
                 <w:szCs w:val="16"/>
               </w:rPr>
-            </w:pPr>
-            <w:r>
+              <w:t xml:space="preserve"> } from '@angular/core/testing';</w:t>
+            </w:r>
+          </w:p>
+          <w:p>
+            <w:pPr>
               <w:rPr>
                 <w:sz w:val="16"/>
                 <w:szCs w:val="16"/>
               </w:rPr>
-              <w:t xml:space="preserve">  beforeEach(async () =&gt; {</w:t>
-            </w:r>
-          </w:p>
-          <w:p>
-            <w:pPr>
+            </w:pPr>
+            <w:r>
               <w:rPr>
                 <w:sz w:val="16"/>
                 <w:szCs w:val="16"/>
               </w:rPr>
-            </w:pPr>
+              <w:t xml:space="preserve">import </w:t>
+            </w:r>
+            <w:proofErr w:type="gramStart"/>
             <w:r>
               <w:rPr>
                 <w:sz w:val="16"/>
                 <w:szCs w:val="16"/>
               </w:rPr>
-              <w:t xml:space="preserve">    await TestBed.configureTestingModule({</w:t>
-            </w:r>
-          </w:p>
-          <w:p>
-            <w:pPr>
+              <w:t>{ App</w:t>
+            </w:r>
+            <w:proofErr w:type="gramEnd"/>
+            <w:r>
               <w:rPr>
                 <w:sz w:val="16"/>
                 <w:szCs w:val="16"/>
               </w:rPr>
-            </w:pPr>
+              <w:t xml:space="preserve"> } from </w:t>
+            </w:r>
+            <w:proofErr w:type="gramStart"/>
             <w:r>
               <w:rPr>
                 <w:sz w:val="16"/>
                 <w:szCs w:val="16"/>
               </w:rPr>
-              <w:t xml:space="preserve">      imports: [App],</w:t>
-            </w:r>
-          </w:p>
-          <w:p>
-            <w:pPr>
+              <w:t>'./</w:t>
+            </w:r>
+            <w:proofErr w:type="gramEnd"/>
+            <w:r>
               <w:rPr>
                 <w:sz w:val="16"/>
                 <w:szCs w:val="16"/>
               </w:rPr>
-            </w:pPr>
-            <w:r>
+              <w:t>app';</w:t>
+            </w:r>
+          </w:p>
+          <w:p>
+            <w:pPr>
               <w:rPr>
                 <w:sz w:val="16"/>
                 <w:szCs w:val="16"/>
               </w:rPr>
-              <w:t xml:space="preserve">      providers: [provideZonelessChangeDetection()]</w:t>
-            </w:r>
+            </w:pPr>
           </w:p>
           <w:p>
             <w:pPr>
@@ -3356,89 +4048,93 @@
                 <w:szCs w:val="16"/>
               </w:rPr>
             </w:pPr>
+            <w:proofErr w:type="gramStart"/>
             <w:r>
               <w:rPr>
                 <w:sz w:val="16"/>
                 <w:szCs w:val="16"/>
               </w:rPr>
-              <w:t xml:space="preserve">    }).compileComponents();</w:t>
-            </w:r>
-          </w:p>
-          <w:p>
-            <w:pPr>
+              <w:t>describe(</w:t>
+            </w:r>
+            <w:proofErr w:type="gramEnd"/>
+            <w:r>
               <w:rPr>
                 <w:sz w:val="16"/>
                 <w:szCs w:val="16"/>
               </w:rPr>
-            </w:pPr>
-            <w:r>
+              <w:t>'App', () =&gt; {</w:t>
+            </w:r>
+          </w:p>
+          <w:p>
+            <w:pPr>
               <w:rPr>
                 <w:sz w:val="16"/>
                 <w:szCs w:val="16"/>
               </w:rPr>
-              <w:t xml:space="preserve">  });</w:t>
-            </w:r>
-          </w:p>
-          <w:p>
-            <w:pPr>
+            </w:pPr>
+            <w:r>
               <w:rPr>
                 <w:sz w:val="16"/>
                 <w:szCs w:val="16"/>
               </w:rPr>
-            </w:pPr>
-          </w:p>
-          <w:p>
-            <w:pPr>
+              <w:t xml:space="preserve">  </w:t>
+            </w:r>
+            <w:proofErr w:type="spellStart"/>
+            <w:proofErr w:type="gramStart"/>
+            <w:r>
               <w:rPr>
                 <w:sz w:val="16"/>
                 <w:szCs w:val="16"/>
               </w:rPr>
-            </w:pPr>
+              <w:t>beforeEach</w:t>
+            </w:r>
+            <w:proofErr w:type="spellEnd"/>
             <w:r>
               <w:rPr>
                 <w:sz w:val="16"/>
                 <w:szCs w:val="16"/>
               </w:rPr>
-              <w:t xml:space="preserve">  it('should create the app', () =&gt; {</w:t>
-            </w:r>
-          </w:p>
-          <w:p>
-            <w:pPr>
+              <w:t>(</w:t>
+            </w:r>
+            <w:proofErr w:type="gramEnd"/>
+            <w:r>
               <w:rPr>
                 <w:sz w:val="16"/>
                 <w:szCs w:val="16"/>
               </w:rPr>
-            </w:pPr>
-            <w:r>
+              <w:t>async () =&gt; {</w:t>
+            </w:r>
+          </w:p>
+          <w:p>
+            <w:pPr>
               <w:rPr>
                 <w:sz w:val="16"/>
                 <w:szCs w:val="16"/>
               </w:rPr>
-              <w:t xml:space="preserve">   </w:t>
-            </w:r>
-          </w:p>
-          <w:p>
-            <w:pPr>
+            </w:pPr>
+            <w:r>
               <w:rPr>
                 <w:sz w:val="16"/>
                 <w:szCs w:val="16"/>
               </w:rPr>
-            </w:pPr>
+              <w:t xml:space="preserve">    await </w:t>
+            </w:r>
+            <w:proofErr w:type="spellStart"/>
             <w:r>
               <w:rPr>
                 <w:sz w:val="16"/>
                 <w:szCs w:val="16"/>
               </w:rPr>
-              <w:t xml:space="preserve">  });</w:t>
-            </w:r>
-          </w:p>
-          <w:p>
-            <w:pPr>
+              <w:t>TestBed.configureTestingModule</w:t>
+            </w:r>
+            <w:proofErr w:type="spellEnd"/>
+            <w:r>
               <w:rPr>
                 <w:sz w:val="16"/>
                 <w:szCs w:val="16"/>
               </w:rPr>
-            </w:pPr>
+              <w:t>({</w:t>
+            </w:r>
           </w:p>
           <w:p>
             <w:pPr>
@@ -3452,7 +4148,210 @@
                 <w:sz w:val="16"/>
                 <w:szCs w:val="16"/>
               </w:rPr>
-              <w:t xml:space="preserve">  it('should render title', () =&gt; {</w:t>
+              <w:t xml:space="preserve">      imports: [App],</w:t>
+            </w:r>
+          </w:p>
+          <w:p>
+            <w:pPr>
+              <w:rPr>
+                <w:sz w:val="16"/>
+                <w:szCs w:val="16"/>
+              </w:rPr>
+            </w:pPr>
+            <w:r>
+              <w:rPr>
+                <w:sz w:val="16"/>
+                <w:szCs w:val="16"/>
+              </w:rPr>
+              <w:t xml:space="preserve">      providers: [</w:t>
+            </w:r>
+            <w:proofErr w:type="spellStart"/>
+            <w:proofErr w:type="gramStart"/>
+            <w:r>
+              <w:rPr>
+                <w:sz w:val="16"/>
+                <w:szCs w:val="16"/>
+              </w:rPr>
+              <w:t>provideZonelessChangeDetection</w:t>
+            </w:r>
+            <w:proofErr w:type="spellEnd"/>
+            <w:r>
+              <w:rPr>
+                <w:sz w:val="16"/>
+                <w:szCs w:val="16"/>
+              </w:rPr>
+              <w:t>(</w:t>
+            </w:r>
+            <w:proofErr w:type="gramEnd"/>
+            <w:r>
+              <w:rPr>
+                <w:sz w:val="16"/>
+                <w:szCs w:val="16"/>
+              </w:rPr>
+              <w:t>)]</w:t>
+            </w:r>
+          </w:p>
+          <w:p>
+            <w:pPr>
+              <w:rPr>
+                <w:sz w:val="16"/>
+                <w:szCs w:val="16"/>
+              </w:rPr>
+            </w:pPr>
+            <w:r>
+              <w:rPr>
+                <w:sz w:val="16"/>
+                <w:szCs w:val="16"/>
+              </w:rPr>
+              <w:t xml:space="preserve">    }</w:t>
+            </w:r>
+            <w:proofErr w:type="gramStart"/>
+            <w:r>
+              <w:rPr>
+                <w:sz w:val="16"/>
+                <w:szCs w:val="16"/>
+              </w:rPr>
+              <w:t>).</w:t>
+            </w:r>
+            <w:proofErr w:type="spellStart"/>
+            <w:r>
+              <w:rPr>
+                <w:sz w:val="16"/>
+                <w:szCs w:val="16"/>
+              </w:rPr>
+              <w:t>compileComponents</w:t>
+            </w:r>
+            <w:proofErr w:type="spellEnd"/>
+            <w:proofErr w:type="gramEnd"/>
+            <w:r>
+              <w:rPr>
+                <w:sz w:val="16"/>
+                <w:szCs w:val="16"/>
+              </w:rPr>
+              <w:t>();</w:t>
+            </w:r>
+          </w:p>
+          <w:p>
+            <w:pPr>
+              <w:rPr>
+                <w:sz w:val="16"/>
+                <w:szCs w:val="16"/>
+              </w:rPr>
+            </w:pPr>
+            <w:r>
+              <w:rPr>
+                <w:sz w:val="16"/>
+                <w:szCs w:val="16"/>
+              </w:rPr>
+              <w:t xml:space="preserve">  });</w:t>
+            </w:r>
+          </w:p>
+          <w:p>
+            <w:pPr>
+              <w:rPr>
+                <w:sz w:val="16"/>
+                <w:szCs w:val="16"/>
+              </w:rPr>
+            </w:pPr>
+          </w:p>
+          <w:p>
+            <w:pPr>
+              <w:rPr>
+                <w:sz w:val="16"/>
+                <w:szCs w:val="16"/>
+              </w:rPr>
+            </w:pPr>
+            <w:r>
+              <w:rPr>
+                <w:sz w:val="16"/>
+                <w:szCs w:val="16"/>
+              </w:rPr>
+              <w:t xml:space="preserve">  </w:t>
+            </w:r>
+            <w:proofErr w:type="gramStart"/>
+            <w:r>
+              <w:rPr>
+                <w:sz w:val="16"/>
+                <w:szCs w:val="16"/>
+              </w:rPr>
+              <w:t>it(</w:t>
+            </w:r>
+            <w:proofErr w:type="gramEnd"/>
+            <w:r>
+              <w:rPr>
+                <w:sz w:val="16"/>
+                <w:szCs w:val="16"/>
+              </w:rPr>
+              <w:t>'should create the app', () =&gt; {</w:t>
+            </w:r>
+          </w:p>
+          <w:p>
+            <w:pPr>
+              <w:rPr>
+                <w:sz w:val="16"/>
+                <w:szCs w:val="16"/>
+              </w:rPr>
+            </w:pPr>
+            <w:r>
+              <w:rPr>
+                <w:sz w:val="16"/>
+                <w:szCs w:val="16"/>
+              </w:rPr>
+              <w:t xml:space="preserve">   </w:t>
+            </w:r>
+          </w:p>
+          <w:p>
+            <w:pPr>
+              <w:rPr>
+                <w:sz w:val="16"/>
+                <w:szCs w:val="16"/>
+              </w:rPr>
+            </w:pPr>
+            <w:r>
+              <w:rPr>
+                <w:sz w:val="16"/>
+                <w:szCs w:val="16"/>
+              </w:rPr>
+              <w:t xml:space="preserve">  });</w:t>
+            </w:r>
+          </w:p>
+          <w:p>
+            <w:pPr>
+              <w:rPr>
+                <w:sz w:val="16"/>
+                <w:szCs w:val="16"/>
+              </w:rPr>
+            </w:pPr>
+          </w:p>
+          <w:p>
+            <w:pPr>
+              <w:rPr>
+                <w:sz w:val="16"/>
+                <w:szCs w:val="16"/>
+              </w:rPr>
+            </w:pPr>
+            <w:r>
+              <w:rPr>
+                <w:sz w:val="16"/>
+                <w:szCs w:val="16"/>
+              </w:rPr>
+              <w:t xml:space="preserve">  </w:t>
+            </w:r>
+            <w:proofErr w:type="gramStart"/>
+            <w:r>
+              <w:rPr>
+                <w:sz w:val="16"/>
+                <w:szCs w:val="16"/>
+              </w:rPr>
+              <w:t>it(</w:t>
+            </w:r>
+            <w:proofErr w:type="gramEnd"/>
+            <w:r>
+              <w:rPr>
+                <w:sz w:val="16"/>
+                <w:szCs w:val="16"/>
+              </w:rPr>
+              <w:t>'should render title', () =&gt; {</w:t>
             </w:r>
           </w:p>
           <w:p>
@@ -3572,7 +4471,7 @@
                     <pic:cNvPicPr/>
                   </pic:nvPicPr>
                   <pic:blipFill>
-                    <a:blip r:embed="rId44"/>
+                    <a:blip r:embed="rId42"/>
                     <a:stretch>
                       <a:fillRect/>
                     </a:stretch>
@@ -3598,7 +4497,15 @@
         <w:spacing w:after="0" w:line="240" w:lineRule="auto"/>
       </w:pPr>
       <w:r>
-        <w:t xml:space="preserve">If you want to send data from component to its corresponding html we can make use of </w:t>
+        <w:t xml:space="preserve">If you want to send data from component to its corresponding </w:t>
+      </w:r>
+      <w:proofErr w:type="gramStart"/>
+      <w:r>
+        <w:t>html</w:t>
+      </w:r>
+      <w:proofErr w:type="gramEnd"/>
+      <w:r>
+        <w:t xml:space="preserve"> we can make use of </w:t>
       </w:r>
       <w:r>
         <w:rPr>
@@ -3607,6 +4514,7 @@
         </w:rPr>
         <w:t>{{</w:t>
       </w:r>
+      <w:proofErr w:type="spellStart"/>
       <w:r>
         <w:rPr>
           <w:b/>
@@ -3614,6 +4522,7 @@
         </w:rPr>
         <w:t>empName</w:t>
       </w:r>
+      <w:proofErr w:type="spellEnd"/>
       <w:r>
         <w:rPr>
           <w:b/>
@@ -3646,9 +4555,11 @@
             <w:tcW w:w="5228" w:type="dxa"/>
           </w:tcPr>
           <w:p>
+            <w:proofErr w:type="spellStart"/>
             <w:r>
               <w:t>App.ts</w:t>
             </w:r>
+            <w:proofErr w:type="spellEnd"/>
           </w:p>
         </w:tc>
         <w:tc>
@@ -3669,7 +4580,15 @@
           </w:tcPr>
           <w:p>
             <w:r>
-              <w:t>@Component({</w:t>
+              <w:t>@</w:t>
+            </w:r>
+            <w:proofErr w:type="gramStart"/>
+            <w:r>
+              <w:t>Component(</w:t>
+            </w:r>
+            <w:proofErr w:type="gramEnd"/>
+            <w:r>
+              <w:t>{</w:t>
             </w:r>
           </w:p>
           <w:p>
@@ -3679,17 +4598,41 @@
           </w:p>
           <w:p>
             <w:r>
-              <w:t>  imports: [RouterOutlet],</w:t>
-            </w:r>
-          </w:p>
-          <w:p>
-            <w:r>
-              <w:t>  templateUrl: './app.html',</w:t>
-            </w:r>
-          </w:p>
-          <w:p>
-            <w:r>
-              <w:t>  styleUrl: './app.css'</w:t>
+              <w:t>  imports: [</w:t>
+            </w:r>
+            <w:proofErr w:type="spellStart"/>
+            <w:r>
+              <w:t>RouterOutlet</w:t>
+            </w:r>
+            <w:proofErr w:type="spellEnd"/>
+            <w:r>
+              <w:t>],</w:t>
+            </w:r>
+          </w:p>
+          <w:p>
+            <w:r>
+              <w:t xml:space="preserve">  </w:t>
+            </w:r>
+            <w:proofErr w:type="spellStart"/>
+            <w:r>
+              <w:t>templateUrl</w:t>
+            </w:r>
+            <w:proofErr w:type="spellEnd"/>
+            <w:r>
+              <w:t>: './app.html',</w:t>
+            </w:r>
+          </w:p>
+          <w:p>
+            <w:r>
+              <w:t xml:space="preserve">  </w:t>
+            </w:r>
+            <w:proofErr w:type="spellStart"/>
+            <w:r>
+              <w:t>styleUrl</w:t>
+            </w:r>
+            <w:proofErr w:type="spellEnd"/>
+            <w:r>
+              <w:t>: './app.css'</w:t>
             </w:r>
           </w:p>
           <w:p>
@@ -3704,7 +4647,15 @@
           </w:p>
           <w:p>
             <w:r>
-              <w:t>  empName: string = "Azad Shaik";</w:t>
+              <w:t xml:space="preserve">  </w:t>
+            </w:r>
+            <w:proofErr w:type="spellStart"/>
+            <w:r>
+              <w:t>empName</w:t>
+            </w:r>
+            <w:proofErr w:type="spellEnd"/>
+            <w:r>
+              <w:t>: string = "Azad Shaik";</w:t>
             </w:r>
           </w:p>
           <w:p>
@@ -3731,7 +4682,25 @@
                 <w:bCs/>
                 <w:highlight w:val="yellow"/>
               </w:rPr>
-              <w:t>{{empName}}</w:t>
+              <w:t>{{</w:t>
+            </w:r>
+            <w:proofErr w:type="spellStart"/>
+            <w:r>
+              <w:rPr>
+                <w:b/>
+                <w:bCs/>
+                <w:highlight w:val="yellow"/>
+              </w:rPr>
+              <w:t>empName</w:t>
+            </w:r>
+            <w:proofErr w:type="spellEnd"/>
+            <w:r>
+              <w:rPr>
+                <w:b/>
+                <w:bCs/>
+                <w:highlight w:val="yellow"/>
+              </w:rPr>
+              <w:t>}}</w:t>
             </w:r>
           </w:p>
           <w:p/>
@@ -3783,10 +4752,18 @@
         <w:spacing w:after="0" w:line="240" w:lineRule="auto"/>
       </w:pPr>
       <w:r>
-        <w:t>TS interpolation we always write inside template</w:t>
-      </w:r>
-      <w:r>
-        <w:t>(we use back ticks `` not double quotes or single quotes to represent string)</w:t>
+        <w:t xml:space="preserve">TS interpolation we always write inside </w:t>
+      </w:r>
+      <w:proofErr w:type="gramStart"/>
+      <w:r>
+        <w:t>template</w:t>
+      </w:r>
+      <w:r>
+        <w:t>(</w:t>
+      </w:r>
+      <w:proofErr w:type="gramEnd"/>
+      <w:r>
+        <w:t>we use back ticks `` not double quotes or single quotes to represent string)</w:t>
       </w:r>
       <w:r>
         <w:t xml:space="preserve"> and we write inside </w:t>
@@ -3796,8 +4773,17 @@
           <w:b/>
           <w:bCs/>
         </w:rPr>
-        <w:t>.ts</w:t>
-      </w:r>
+        <w:t>.</w:t>
+      </w:r>
+      <w:proofErr w:type="spellStart"/>
+      <w:r>
+        <w:rPr>
+          <w:b/>
+          <w:bCs/>
+        </w:rPr>
+        <w:t>ts</w:t>
+      </w:r>
+      <w:proofErr w:type="spellEnd"/>
       <w:r>
         <w:t xml:space="preserve"> file only.</w:t>
       </w:r>
@@ -3807,8 +4793,13 @@
         <w:spacing w:after="0" w:line="240" w:lineRule="auto"/>
       </w:pPr>
       <w:r>
-        <w:t>Eg: test.ts</w:t>
-      </w:r>
+        <w:t xml:space="preserve">Eg: </w:t>
+      </w:r>
+      <w:proofErr w:type="spellStart"/>
+      <w:r>
+        <w:t>test.ts</w:t>
+      </w:r>
+      <w:proofErr w:type="spellEnd"/>
     </w:p>
     <w:p>
       <w:pPr>
@@ -3816,15 +4807,37 @@
       </w:pPr>
       <w:r>
         <w:tab/>
-        <w:t>empName:string = “Azad”;</w:t>
-      </w:r>
-    </w:p>
-    <w:p>
-      <w:pPr>
-        <w:spacing w:after="0" w:line="240" w:lineRule="auto"/>
-      </w:pPr>
-      <w:r>
-        <w:t>console.log(`Hi this is ${empName}`);</w:t>
+      </w:r>
+      <w:proofErr w:type="spellStart"/>
+      <w:proofErr w:type="gramStart"/>
+      <w:r>
+        <w:t>empName:string</w:t>
+      </w:r>
+      <w:proofErr w:type="spellEnd"/>
+      <w:proofErr w:type="gramEnd"/>
+      <w:r>
+        <w:t xml:space="preserve"> = “Azad”;</w:t>
+      </w:r>
+    </w:p>
+    <w:p>
+      <w:pPr>
+        <w:spacing w:after="0" w:line="240" w:lineRule="auto"/>
+      </w:pPr>
+      <w:proofErr w:type="gramStart"/>
+      <w:r>
+        <w:t>console.log(</w:t>
+      </w:r>
+      <w:proofErr w:type="gramEnd"/>
+      <w:r>
+        <w:t>`Hi this is ${</w:t>
+      </w:r>
+      <w:proofErr w:type="spellStart"/>
+      <w:r>
+        <w:t>empName</w:t>
+      </w:r>
+      <w:proofErr w:type="spellEnd"/>
+      <w:r>
+        <w:t>}`);</w:t>
       </w:r>
     </w:p>
     <w:p>
@@ -3856,7 +4869,15 @@
         <w:t>Back tick for template (``)</w:t>
       </w:r>
       <w:r>
-        <w:t xml:space="preserve"> in .ts file</w:t>
+        <w:t xml:space="preserve"> in .</w:t>
+      </w:r>
+      <w:proofErr w:type="spellStart"/>
+      <w:r>
+        <w:t>ts</w:t>
+      </w:r>
+      <w:proofErr w:type="spellEnd"/>
+      <w:r>
+        <w:t xml:space="preserve"> file</w:t>
       </w:r>
       <w:r>
         <w:t>.</w:t>
@@ -3892,7 +4913,15 @@
         <w:t>for interpolation</w:t>
       </w:r>
       <w:r>
-        <w:t xml:space="preserve"> in ts file inside template ``</w:t>
+        <w:t xml:space="preserve"> in </w:t>
+      </w:r>
+      <w:proofErr w:type="spellStart"/>
+      <w:r>
+        <w:t>ts</w:t>
+      </w:r>
+      <w:proofErr w:type="spellEnd"/>
+      <w:r>
+        <w:t xml:space="preserve"> file inside template ``</w:t>
       </w:r>
       <w:r>
         <w:t>.</w:t>
@@ -3914,7 +4943,31 @@
         <w:t xml:space="preserve">String </w:t>
       </w:r>
       <w:r>
-        <w:t>interpolation, we always write {{empName}} inside the .html file. This empName property is declared in component ts file.</w:t>
+        <w:t>interpolation, we always write {{</w:t>
+      </w:r>
+      <w:proofErr w:type="spellStart"/>
+      <w:r>
+        <w:t>empName</w:t>
+      </w:r>
+      <w:proofErr w:type="spellEnd"/>
+      <w:r>
+        <w:t xml:space="preserve">}} inside the .html file. This </w:t>
+      </w:r>
+      <w:proofErr w:type="spellStart"/>
+      <w:r>
+        <w:t>empName</w:t>
+      </w:r>
+      <w:proofErr w:type="spellEnd"/>
+      <w:r>
+        <w:t xml:space="preserve"> property is declared in component </w:t>
+      </w:r>
+      <w:proofErr w:type="spellStart"/>
+      <w:r>
+        <w:t>ts</w:t>
+      </w:r>
+      <w:proofErr w:type="spellEnd"/>
+      <w:r>
+        <w:t xml:space="preserve"> file.</w:t>
       </w:r>
     </w:p>
     <w:p>
@@ -3940,7 +4993,15 @@
         <w:spacing w:after="0" w:line="240" w:lineRule="auto"/>
       </w:pPr>
       <w:r>
-        <w:t>Declare variable in component ts file.</w:t>
+        <w:t xml:space="preserve">Declare variable in component </w:t>
+      </w:r>
+      <w:proofErr w:type="spellStart"/>
+      <w:r>
+        <w:t>ts</w:t>
+      </w:r>
+      <w:proofErr w:type="spellEnd"/>
+      <w:r>
+        <w:t xml:space="preserve"> file.</w:t>
       </w:r>
     </w:p>
     <w:p>
@@ -4033,7 +5094,15 @@
         <w:t>styles</w:t>
       </w:r>
       <w:r>
-        <w:t> (css file) and </w:t>
+        <w:t> (</w:t>
+      </w:r>
+      <w:proofErr w:type="spellStart"/>
+      <w:r>
+        <w:t>css</w:t>
+      </w:r>
+      <w:proofErr w:type="spellEnd"/>
+      <w:r>
+        <w:t xml:space="preserve"> file) and </w:t>
       </w:r>
       <w:r>
         <w:rPr>
@@ -4043,7 +5112,15 @@
         <w:t>class</w:t>
       </w:r>
       <w:r>
-        <w:t> (.ts file).</w:t>
+        <w:t> (.</w:t>
+      </w:r>
+      <w:proofErr w:type="spellStart"/>
+      <w:r>
+        <w:t>ts</w:t>
+      </w:r>
+      <w:proofErr w:type="spellEnd"/>
+      <w:r>
+        <w:t xml:space="preserve"> file).</w:t>
       </w:r>
     </w:p>
     <w:p>
@@ -4088,6 +5165,7 @@
       <w:r>
         <w:t> is defined in </w:t>
       </w:r>
+      <w:proofErr w:type="spellStart"/>
       <w:r>
         <w:rPr>
           <w:i/>
@@ -4095,6 +5173,7 @@
         </w:rPr>
         <w:t>app.ts</w:t>
       </w:r>
+      <w:proofErr w:type="spellEnd"/>
       <w:r>
         <w:t>. </w:t>
       </w:r>
@@ -4136,8 +5215,13 @@
         <w:spacing w:after="0" w:line="240" w:lineRule="auto"/>
       </w:pPr>
       <w:r>
-        <w:t>template/templateUrl</w:t>
-      </w:r>
+        <w:t>template/</w:t>
+      </w:r>
+      <w:proofErr w:type="spellStart"/>
+      <w:r>
+        <w:t>templateUrl</w:t>
+      </w:r>
+      <w:proofErr w:type="spellEnd"/>
     </w:p>
     <w:p>
       <w:pPr>
@@ -4148,8 +5232,13 @@
         <w:spacing w:after="0" w:line="240" w:lineRule="auto"/>
       </w:pPr>
       <w:r>
-        <w:t>styles/styleUrls</w:t>
-      </w:r>
+        <w:t>styles/</w:t>
+      </w:r>
+      <w:proofErr w:type="spellStart"/>
+      <w:r>
+        <w:t>styleUrls</w:t>
+      </w:r>
+      <w:proofErr w:type="spellEnd"/>
     </w:p>
     <w:p>
       <w:pPr>
@@ -4162,17 +5251,41 @@
           <w:highlight w:val="yellow"/>
         </w:rPr>
       </w:pPr>
+      <w:proofErr w:type="spellStart"/>
+      <w:proofErr w:type="gramStart"/>
       <w:r>
         <w:rPr>
           <w:highlight w:val="yellow"/>
         </w:rPr>
-        <w:t>standalone:true (Not required in Angular 19)</w:t>
-      </w:r>
+        <w:t>standalone:true</w:t>
+      </w:r>
+      <w:proofErr w:type="spellEnd"/>
+      <w:proofErr w:type="gramEnd"/>
       <w:r>
         <w:rPr>
           <w:highlight w:val="yellow"/>
         </w:rPr>
-        <w:t>[OPTIONAL]</w:t>
+        <w:t xml:space="preserve"> (Not required in Angular </w:t>
+      </w:r>
+      <w:proofErr w:type="gramStart"/>
+      <w:r>
+        <w:rPr>
+          <w:highlight w:val="yellow"/>
+        </w:rPr>
+        <w:t>19)</w:t>
+      </w:r>
+      <w:r>
+        <w:rPr>
+          <w:highlight w:val="yellow"/>
+        </w:rPr>
+        <w:t>[</w:t>
+      </w:r>
+      <w:proofErr w:type="gramEnd"/>
+      <w:r>
+        <w:rPr>
+          <w:highlight w:val="yellow"/>
+        </w:rPr>
+        <w:t>OPTIONAL]</w:t>
       </w:r>
     </w:p>
     <w:p>
@@ -4183,8 +5296,18 @@
         </w:numPr>
         <w:spacing w:after="0" w:line="240" w:lineRule="auto"/>
       </w:pPr>
-      <w:r>
-        <w:t>imports:[RouterOutlet]</w:t>
+      <w:proofErr w:type="gramStart"/>
+      <w:r>
+        <w:t>imports:[</w:t>
+      </w:r>
+      <w:proofErr w:type="spellStart"/>
+      <w:proofErr w:type="gramEnd"/>
+      <w:r>
+        <w:t>RouterOutlet</w:t>
+      </w:r>
+      <w:proofErr w:type="spellEnd"/>
+      <w:r>
+        <w:t>]</w:t>
       </w:r>
     </w:p>
     <w:p>
@@ -4199,12 +5322,39 @@
       <w:r>
         <w:t>With </w:t>
       </w:r>
-      <w:r>
-        <w:rPr>
-          <w:b/>
-          <w:bCs/>
-        </w:rPr>
-        <w:t>standalone:true , NgModule is not required</w:t>
+      <w:proofErr w:type="spellStart"/>
+      <w:proofErr w:type="gramStart"/>
+      <w:r>
+        <w:rPr>
+          <w:b/>
+          <w:bCs/>
+        </w:rPr>
+        <w:t>standalone:true</w:t>
+      </w:r>
+      <w:proofErr w:type="spellEnd"/>
+      <w:proofErr w:type="gramEnd"/>
+      <w:r>
+        <w:rPr>
+          <w:b/>
+          <w:bCs/>
+        </w:rPr>
+        <w:t> , </w:t>
+      </w:r>
+      <w:proofErr w:type="spellStart"/>
+      <w:r>
+        <w:rPr>
+          <w:b/>
+          <w:bCs/>
+        </w:rPr>
+        <w:t>NgModule</w:t>
+      </w:r>
+      <w:proofErr w:type="spellEnd"/>
+      <w:r>
+        <w:rPr>
+          <w:b/>
+          <w:bCs/>
+        </w:rPr>
+        <w:t> is not required</w:t>
       </w:r>
       <w:r>
         <w:t>. This will simplified angular code and reduce extra boilerplate code.</w:t>
@@ -4255,28 +5405,55 @@
       <w:r>
         <w:t> in </w:t>
       </w:r>
-      <w:r>
-        <w:rPr>
-          <w:b/>
-          <w:bCs/>
-        </w:rPr>
-        <w:t>app.component.ts</w:t>
-      </w:r>
-      <w:r>
-        <w:t> is by default ngApp.</w:t>
-      </w:r>
-    </w:p>
-    <w:p>
-      <w:pPr>
-        <w:spacing w:after="0" w:line="240" w:lineRule="auto"/>
-      </w:pPr>
-    </w:p>
-    <w:p>
-      <w:pPr>
-        <w:spacing w:after="0" w:line="240" w:lineRule="auto"/>
-      </w:pPr>
-      <w:r>
-        <w:t>By default every component class is having “export” keyword.</w:t>
+      <w:proofErr w:type="spellStart"/>
+      <w:proofErr w:type="gramStart"/>
+      <w:r>
+        <w:rPr>
+          <w:b/>
+          <w:bCs/>
+        </w:rPr>
+        <w:t>app.component</w:t>
+      </w:r>
+      <w:proofErr w:type="gramEnd"/>
+      <w:r>
+        <w:rPr>
+          <w:b/>
+          <w:bCs/>
+        </w:rPr>
+        <w:t>.ts</w:t>
+      </w:r>
+      <w:proofErr w:type="spellEnd"/>
+      <w:r>
+        <w:t xml:space="preserve"> is by default </w:t>
+      </w:r>
+      <w:proofErr w:type="spellStart"/>
+      <w:r>
+        <w:t>ngApp</w:t>
+      </w:r>
+      <w:proofErr w:type="spellEnd"/>
+      <w:r>
+        <w:t>.</w:t>
+      </w:r>
+    </w:p>
+    <w:p>
+      <w:pPr>
+        <w:spacing w:after="0" w:line="240" w:lineRule="auto"/>
+      </w:pPr>
+    </w:p>
+    <w:p>
+      <w:pPr>
+        <w:spacing w:after="0" w:line="240" w:lineRule="auto"/>
+      </w:pPr>
+      <w:r>
+        <w:t xml:space="preserve">By </w:t>
+      </w:r>
+      <w:proofErr w:type="gramStart"/>
+      <w:r>
+        <w:t>default</w:t>
+      </w:r>
+      <w:proofErr w:type="gramEnd"/>
+      <w:r>
+        <w:t xml:space="preserve"> every component class is having “export” keyword.</w:t>
       </w:r>
     </w:p>
     <w:p>
@@ -4308,7 +5485,7 @@
                     <pic:cNvPicPr/>
                   </pic:nvPicPr>
                   <pic:blipFill>
-                    <a:blip r:embed="rId45"/>
+                    <a:blip r:embed="rId43"/>
                     <a:stretch>
                       <a:fillRect/>
                     </a:stretch>
@@ -4389,13 +5566,24 @@
       <w:r>
         <w:t> at the top of export class in </w:t>
       </w:r>
+      <w:proofErr w:type="spellStart"/>
+      <w:proofErr w:type="gramStart"/>
       <w:r>
         <w:rPr>
           <w:i/>
           <w:iCs/>
         </w:rPr>
-        <w:t>app.component.ts</w:t>
-      </w:r>
+        <w:t>app.component</w:t>
+      </w:r>
+      <w:proofErr w:type="gramEnd"/>
+      <w:r>
+        <w:rPr>
+          <w:i/>
+          <w:iCs/>
+        </w:rPr>
+        <w:t>.ts</w:t>
+      </w:r>
+      <w:proofErr w:type="spellEnd"/>
       <w:r>
         <w:t>. </w:t>
       </w:r>
@@ -4467,7 +5655,15 @@
         <w:t>Component Decorator</w:t>
       </w:r>
       <w:r>
-        <w:t> use an Object to provide metadata to Angular App. Lets first understand the </w:t>
+        <w:t xml:space="preserve"> use an Object to provide metadata to Angular App. </w:t>
+      </w:r>
+      <w:proofErr w:type="spellStart"/>
+      <w:r>
+        <w:t>Lets</w:t>
+      </w:r>
+      <w:proofErr w:type="spellEnd"/>
+      <w:r>
+        <w:t xml:space="preserve"> first understand the </w:t>
       </w:r>
       <w:r>
         <w:rPr>
@@ -4504,7 +5700,7 @@
                     <pic:cNvPicPr/>
                   </pic:nvPicPr>
                   <pic:blipFill>
-                    <a:blip r:embed="rId46"/>
+                    <a:blip r:embed="rId44"/>
                     <a:stretch>
                       <a:fillRect/>
                     </a:stretch>
@@ -4534,8 +5730,13 @@
       <w:pPr>
         <w:spacing w:after="0" w:line="240" w:lineRule="auto"/>
       </w:pPr>
-      <w:r>
-        <w:t>However for global stylesheets like universal selector, containers, grids, fonts, use </w:t>
+      <w:proofErr w:type="gramStart"/>
+      <w:r>
+        <w:t>However</w:t>
+      </w:r>
+      <w:proofErr w:type="gramEnd"/>
+      <w:r>
+        <w:t xml:space="preserve"> for global stylesheets like universal selector, containers, grids, fonts, use </w:t>
       </w:r>
       <w:r>
         <w:rPr>
@@ -4548,7 +5749,31 @@
         <w:t>style.css</w:t>
       </w:r>
       <w:r>
-        <w:t> in src folder. Its is the global css file for all components.</w:t>
+        <w:t xml:space="preserve"> in </w:t>
+      </w:r>
+      <w:proofErr w:type="spellStart"/>
+      <w:r>
+        <w:t>src</w:t>
+      </w:r>
+      <w:proofErr w:type="spellEnd"/>
+      <w:r>
+        <w:t xml:space="preserve"> folder. </w:t>
+      </w:r>
+      <w:proofErr w:type="spellStart"/>
+      <w:r>
+        <w:t>Its</w:t>
+      </w:r>
+      <w:proofErr w:type="spellEnd"/>
+      <w:r>
+        <w:t xml:space="preserve"> is the global </w:t>
+      </w:r>
+      <w:proofErr w:type="spellStart"/>
+      <w:r>
+        <w:t>css</w:t>
+      </w:r>
+      <w:proofErr w:type="spellEnd"/>
+      <w:r>
+        <w:t xml:space="preserve"> file for all components.</w:t>
       </w:r>
     </w:p>
     <w:p>
@@ -4583,7 +5808,7 @@
                     </pic:cNvPicPr>
                   </pic:nvPicPr>
                   <pic:blipFill>
-                    <a:blip r:embed="rId47" cstate="print">
+                    <a:blip r:embed="rId45" cstate="print">
                       <a:extLst>
                         <a:ext uri="{28A0092B-C50C-407E-A947-70E740481C1C}">
                           <a14:useLocalDpi xmlns:a14="http://schemas.microsoft.com/office/drawing/2010/main" val="0"/>
@@ -4666,7 +5891,15 @@
         <w:t>Data Binding</w:t>
       </w:r>
       <w:r>
-        <w:t> is one of the amazing feature of angular. Using </w:t>
+        <w:t xml:space="preserve"> is one of the amazing </w:t>
+      </w:r>
+      <w:proofErr w:type="gramStart"/>
+      <w:r>
+        <w:t>feature</w:t>
+      </w:r>
+      <w:proofErr w:type="gramEnd"/>
+      <w:r>
+        <w:t xml:space="preserve"> of angular. Using </w:t>
       </w:r>
       <w:r>
         <w:rPr>
@@ -4876,7 +6109,23 @@
           <w:b/>
           <w:bCs/>
         </w:rPr>
-        <w:t>[(ngModel)]</w:t>
+        <w:t>[(</w:t>
+      </w:r>
+      <w:proofErr w:type="spellStart"/>
+      <w:r>
+        <w:rPr>
+          <w:b/>
+          <w:bCs/>
+        </w:rPr>
+        <w:t>ngModel</w:t>
+      </w:r>
+      <w:proofErr w:type="spellEnd"/>
+      <w:r>
+        <w:rPr>
+          <w:b/>
+          <w:bCs/>
+        </w:rPr>
+        <w:t>)]</w:t>
       </w:r>
       <w:r>
         <w:rPr>
@@ -4895,6 +6144,7 @@
         </w:rPr>
         <w:t xml:space="preserve"> </w:t>
       </w:r>
+      <w:proofErr w:type="spellStart"/>
       <w:r>
         <w:rPr>
           <w:b/>
@@ -4902,6 +6152,7 @@
         </w:rPr>
         <w:t>FormsModule</w:t>
       </w:r>
+      <w:proofErr w:type="spellEnd"/>
       <w:r>
         <w:rPr>
           <w:b/>
@@ -4951,7 +6202,7 @@
                     </pic:cNvPicPr>
                   </pic:nvPicPr>
                   <pic:blipFill>
-                    <a:blip r:embed="rId48">
+                    <a:blip r:embed="rId46">
                       <a:extLst>
                         <a:ext uri="{28A0092B-C50C-407E-A947-70E740481C1C}">
                           <a14:useLocalDpi xmlns:a14="http://schemas.microsoft.com/office/drawing/2010/main" val="0"/>
@@ -5079,7 +6330,7 @@
       <w:pPr>
         <w:spacing w:after="0" w:line="240" w:lineRule="auto"/>
       </w:pPr>
-      <w:hyperlink r:id="rId49" w:history="1">
+      <w:hyperlink r:id="rId47" w:history="1">
         <w:r>
           <w:rPr>
             <w:rStyle w:val="Hyperlink"/>
@@ -5100,7 +6351,7 @@
       <w:pPr>
         <w:spacing w:after="0" w:line="240" w:lineRule="auto"/>
       </w:pPr>
-      <w:hyperlink r:id="rId50" w:history="1">
+      <w:hyperlink r:id="rId48" w:history="1">
         <w:r>
           <w:rPr>
             <w:rStyle w:val="Hyperlink"/>
@@ -5130,7 +6381,39 @@
         <w:spacing w:after="0" w:line="240" w:lineRule="auto"/>
       </w:pPr>
       <w:r>
-        <w:t>Class, objects, PIE (Polymorpism, Inheritence, Encaulation), abstraction(abstract class + interfaces).</w:t>
+        <w:t>Class, objects, PIE (</w:t>
+      </w:r>
+      <w:proofErr w:type="spellStart"/>
+      <w:r>
+        <w:t>Polymorpism</w:t>
+      </w:r>
+      <w:proofErr w:type="spellEnd"/>
+      <w:r>
+        <w:t xml:space="preserve">, </w:t>
+      </w:r>
+      <w:proofErr w:type="spellStart"/>
+      <w:r>
+        <w:t>Inheritence</w:t>
+      </w:r>
+      <w:proofErr w:type="spellEnd"/>
+      <w:r>
+        <w:t xml:space="preserve">, </w:t>
+      </w:r>
+      <w:proofErr w:type="spellStart"/>
+      <w:r>
+        <w:t>Encaulation</w:t>
+      </w:r>
+      <w:proofErr w:type="spellEnd"/>
+      <w:r>
+        <w:t xml:space="preserve">), </w:t>
+      </w:r>
+      <w:proofErr w:type="gramStart"/>
+      <w:r>
+        <w:t>abstraction(</w:t>
+      </w:r>
+      <w:proofErr w:type="gramEnd"/>
+      <w:r>
+        <w:t>abstract class + interfaces).</w:t>
       </w:r>
     </w:p>
     <w:p>
@@ -5164,7 +6447,23 @@
         <w:spacing w:after="0" w:line="240" w:lineRule="auto"/>
       </w:pPr>
       <w:r>
-        <w:t>Eg: gmail, amazon, facebook, Instagram…etc…</w:t>
+        <w:t xml:space="preserve">Eg: </w:t>
+      </w:r>
+      <w:proofErr w:type="spellStart"/>
+      <w:r>
+        <w:t>gmail</w:t>
+      </w:r>
+      <w:proofErr w:type="spellEnd"/>
+      <w:r>
+        <w:t xml:space="preserve">, amazon, </w:t>
+      </w:r>
+      <w:proofErr w:type="spellStart"/>
+      <w:r>
+        <w:t>facebook</w:t>
+      </w:r>
+      <w:proofErr w:type="spellEnd"/>
+      <w:r>
+        <w:t>, Instagram…etc…</w:t>
       </w:r>
     </w:p>
     <w:p>
@@ -5205,7 +6504,7 @@
       <w:r>
         <w:t>In Angular, </w:t>
       </w:r>
-      <w:hyperlink r:id="rId51" w:history="1">
+      <w:hyperlink r:id="rId49" w:history="1">
         <w:r>
           <w:rPr>
             <w:rStyle w:val="Hyperlink"/>
@@ -5224,7 +6523,15 @@
         <w:t>@</w:t>
       </w:r>
       <w:r>
-        <w:t>symbol. They provides configuration metadata that specifies how a component, class, or method should be processed and used at runtime. Types of decorators are −</w:t>
+        <w:t xml:space="preserve">symbol. They </w:t>
+      </w:r>
+      <w:proofErr w:type="gramStart"/>
+      <w:r>
+        <w:t>provides</w:t>
+      </w:r>
+      <w:proofErr w:type="gramEnd"/>
+      <w:r>
+        <w:t xml:space="preserve"> configuration metadata that specifies how a component, class, or method should be processed and used at runtime. Types of decorators are −</w:t>
       </w:r>
     </w:p>
     <w:p>
@@ -5306,22 +6613,23 @@
                 <w:b/>
                 <w:bCs/>
               </w:rPr>
-              <w:t>@Component({</w:t>
-            </w:r>
-          </w:p>
-          <w:p>
-            <w:pPr>
+              <w:t>@</w:t>
+            </w:r>
+            <w:proofErr w:type="gramStart"/>
+            <w:r>
               <w:rPr>
                 <w:b/>
                 <w:bCs/>
               </w:rPr>
-            </w:pPr>
+              <w:t>Component(</w:t>
+            </w:r>
+            <w:proofErr w:type="gramEnd"/>
             <w:r>
               <w:rPr>
                 <w:b/>
                 <w:bCs/>
               </w:rPr>
-              <w:t xml:space="preserve">  selector: 'app-root',</w:t>
+              <w:t>{</w:t>
             </w:r>
           </w:p>
           <w:p>
@@ -5336,7 +6644,7 @@
                 <w:b/>
                 <w:bCs/>
               </w:rPr>
-              <w:t xml:space="preserve">  imports: [RouterOutlet, FormsModule ],</w:t>
+              <w:t xml:space="preserve">  selector: 'app-root',</w:t>
             </w:r>
           </w:p>
           <w:p>
@@ -5351,117 +6659,230 @@
                 <w:b/>
                 <w:bCs/>
               </w:rPr>
-              <w:t xml:space="preserve">  templateUrl: './app.html',</w:t>
-            </w:r>
-          </w:p>
-          <w:p>
-            <w:pPr>
+              <w:t xml:space="preserve">  imports: [</w:t>
+            </w:r>
+            <w:proofErr w:type="spellStart"/>
+            <w:r>
               <w:rPr>
                 <w:b/>
                 <w:bCs/>
               </w:rPr>
-            </w:pPr>
+              <w:t>RouterOutlet</w:t>
+            </w:r>
+            <w:proofErr w:type="spellEnd"/>
             <w:r>
               <w:rPr>
                 <w:b/>
                 <w:bCs/>
               </w:rPr>
-              <w:t xml:space="preserve">  styleUrl: './app.css'</w:t>
-            </w:r>
-          </w:p>
-          <w:p>
+              <w:t xml:space="preserve">, </w:t>
+            </w:r>
+            <w:proofErr w:type="spellStart"/>
+            <w:proofErr w:type="gramStart"/>
             <w:r>
               <w:rPr>
                 <w:b/>
                 <w:bCs/>
               </w:rPr>
-              <w:t>}</w:t>
-            </w:r>
-            <w:r>
-              <w:t>)</w:t>
-            </w:r>
-          </w:p>
-          <w:p>
-            <w:r>
-              <w:t>export class App {</w:t>
-            </w:r>
-          </w:p>
-          <w:p>
-            <w:pPr>
+              <w:t>FormsModule</w:t>
+            </w:r>
+            <w:proofErr w:type="spellEnd"/>
+            <w:r>
               <w:rPr>
                 <w:b/>
                 <w:bCs/>
               </w:rPr>
-            </w:pPr>
-            <w:r>
-              <w:t xml:space="preserve">  </w:t>
-            </w:r>
+              <w:t xml:space="preserve"> ]</w:t>
+            </w:r>
+            <w:proofErr w:type="gramEnd"/>
             <w:r>
               <w:rPr>
                 <w:b/>
                 <w:bCs/>
               </w:rPr>
-              <w:t>@Input("AA")</w:t>
-            </w:r>
-          </w:p>
-          <w:p>
-            <w:r>
-              <w:t xml:space="preserve">  </w:t>
-            </w:r>
-            <w:r>
+              <w:t>,</w:t>
+            </w:r>
+          </w:p>
+          <w:p>
+            <w:pPr>
               <w:rPr>
                 <w:b/>
                 <w:bCs/>
               </w:rPr>
-              <w:t>empName</w:t>
-            </w:r>
-            <w:r>
-              <w:t>: string = `Azad Shaik...!!`;</w:t>
-            </w:r>
-          </w:p>
-          <w:p/>
-          <w:p>
-            <w:pPr>
+            </w:pPr>
+            <w:r>
               <w:rPr>
                 <w:b/>
                 <w:bCs/>
               </w:rPr>
-            </w:pPr>
-            <w:r>
               <w:t xml:space="preserve">  </w:t>
             </w:r>
+            <w:proofErr w:type="spellStart"/>
             <w:r>
               <w:rPr>
                 <w:b/>
                 <w:bCs/>
               </w:rPr>
-              <w:t>@Input()</w:t>
-            </w:r>
-          </w:p>
-          <w:p>
-            <w:r>
-              <w:t xml:space="preserve">  </w:t>
-            </w:r>
+              <w:t>templateUrl</w:t>
+            </w:r>
+            <w:proofErr w:type="spellEnd"/>
             <w:r>
               <w:rPr>
                 <w:b/>
                 <w:bCs/>
               </w:rPr>
-              <w:t>m1(@Input("</w:t>
-            </w:r>
-            <w:r>
-              <w:t xml:space="preserve">AASSA") </w:t>
-            </w:r>
-            <w:r>
+              <w:t>: './app.html',</w:t>
+            </w:r>
+          </w:p>
+          <w:p>
+            <w:pPr>
               <w:rPr>
                 <w:b/>
                 <w:bCs/>
               </w:rPr>
+            </w:pPr>
+            <w:r>
+              <w:rPr>
+                <w:b/>
+                <w:bCs/>
+              </w:rPr>
+              <w:t xml:space="preserve">  </w:t>
+            </w:r>
+            <w:proofErr w:type="spellStart"/>
+            <w:r>
+              <w:rPr>
+                <w:b/>
+                <w:bCs/>
+              </w:rPr>
+              <w:t>styleUrl</w:t>
+            </w:r>
+            <w:proofErr w:type="spellEnd"/>
+            <w:r>
+              <w:rPr>
+                <w:b/>
+                <w:bCs/>
+              </w:rPr>
+              <w:t>: './app.css'</w:t>
+            </w:r>
+          </w:p>
+          <w:p>
+            <w:r>
+              <w:rPr>
+                <w:b/>
+                <w:bCs/>
+              </w:rPr>
+              <w:t>}</w:t>
+            </w:r>
+            <w:r>
+              <w:t>)</w:t>
+            </w:r>
+          </w:p>
+          <w:p>
+            <w:r>
+              <w:t>export class App {</w:t>
+            </w:r>
+          </w:p>
+          <w:p>
+            <w:pPr>
+              <w:rPr>
+                <w:b/>
+                <w:bCs/>
+              </w:rPr>
+            </w:pPr>
+            <w:r>
+              <w:t xml:space="preserve">  </w:t>
+            </w:r>
+            <w:r>
+              <w:rPr>
+                <w:b/>
+                <w:bCs/>
+              </w:rPr>
+              <w:t>@Input("AA")</w:t>
+            </w:r>
+          </w:p>
+          <w:p>
+            <w:r>
+              <w:t xml:space="preserve">  </w:t>
+            </w:r>
+            <w:proofErr w:type="spellStart"/>
+            <w:r>
+              <w:rPr>
+                <w:b/>
+                <w:bCs/>
+              </w:rPr>
               <w:t>empName</w:t>
             </w:r>
-            <w:r>
-              <w:t>: string){</w:t>
-            </w:r>
+            <w:proofErr w:type="spellEnd"/>
+            <w:r>
+              <w:t>: string = `Azad Shaik...!!`;</w:t>
+            </w:r>
+          </w:p>
+          <w:p/>
+          <w:p>
+            <w:pPr>
+              <w:rPr>
+                <w:b/>
+                <w:bCs/>
+              </w:rPr>
+            </w:pPr>
+            <w:r>
+              <w:t xml:space="preserve">  </w:t>
+            </w:r>
+            <w:r>
+              <w:rPr>
+                <w:b/>
+                <w:bCs/>
+              </w:rPr>
+              <w:t>@</w:t>
+            </w:r>
+            <w:proofErr w:type="gramStart"/>
+            <w:r>
+              <w:rPr>
+                <w:b/>
+                <w:bCs/>
+              </w:rPr>
+              <w:t>Input(</w:t>
+            </w:r>
+            <w:proofErr w:type="gramEnd"/>
+            <w:r>
+              <w:rPr>
+                <w:b/>
+                <w:bCs/>
+              </w:rPr>
+              <w:t>)</w:t>
+            </w:r>
+          </w:p>
+          <w:p>
+            <w:r>
+              <w:t xml:space="preserve">  </w:t>
+            </w:r>
+            <w:r>
+              <w:rPr>
+                <w:b/>
+                <w:bCs/>
+              </w:rPr>
+              <w:t>m1(@Input("</w:t>
+            </w:r>
+            <w:r>
+              <w:t xml:space="preserve">AASSA") </w:t>
+            </w:r>
+            <w:proofErr w:type="spellStart"/>
+            <w:r>
+              <w:rPr>
+                <w:b/>
+                <w:bCs/>
+              </w:rPr>
+              <w:t>empName</w:t>
+            </w:r>
+            <w:proofErr w:type="spellEnd"/>
+            <w:r>
+              <w:t xml:space="preserve">: </w:t>
+            </w:r>
+            <w:proofErr w:type="gramStart"/>
+            <w:r>
+              <w:t>string){</w:t>
+            </w:r>
+            <w:proofErr w:type="gramEnd"/>
           </w:p>
           <w:p/>
           <w:p>
@@ -5495,10 +6916,18 @@
         <w:t>Template / view/ user interface</w:t>
       </w:r>
       <w:r>
-        <w:t xml:space="preserve"> (UI)</w:t>
-      </w:r>
-      <w:r>
-        <w:t xml:space="preserve">  = HTML page.</w:t>
+        <w:t xml:space="preserve"> (</w:t>
+      </w:r>
+      <w:proofErr w:type="gramStart"/>
+      <w:r>
+        <w:t>UI)</w:t>
+      </w:r>
+      <w:r>
+        <w:t xml:space="preserve">  =</w:t>
+      </w:r>
+      <w:proofErr w:type="gramEnd"/>
+      <w:r>
+        <w:t xml:space="preserve"> HTML page.</w:t>
       </w:r>
     </w:p>
     <w:p>
@@ -5575,7 +7004,7 @@
                     </pic:cNvPicPr>
                   </pic:nvPicPr>
                   <pic:blipFill>
-                    <a:blip r:embed="rId52">
+                    <a:blip r:embed="rId50">
                       <a:extLst>
                         <a:ext uri="{28A0092B-C50C-407E-A947-70E740481C1C}">
                           <a14:useLocalDpi xmlns:a14="http://schemas.microsoft.com/office/drawing/2010/main" val="0"/>
@@ -5646,7 +7075,7 @@
                     <pic:cNvPicPr/>
                   </pic:nvPicPr>
                   <pic:blipFill>
-                    <a:blip r:embed="rId53"/>
+                    <a:blip r:embed="rId51"/>
                     <a:stretch>
                       <a:fillRect/>
                     </a:stretch>
@@ -5830,7 +7259,7 @@
                     </pic:cNvPicPr>
                   </pic:nvPicPr>
                   <pic:blipFill>
-                    <a:blip r:embed="rId54">
+                    <a:blip r:embed="rId52">
                       <a:extLst>
                         <a:ext uri="{28A0092B-C50C-407E-A947-70E740481C1C}">
                           <a14:useLocalDpi xmlns:a14="http://schemas.microsoft.com/office/drawing/2010/main" val="0"/>
@@ -6059,7 +7488,21 @@
               <w:rPr>
                 <w:lang w:val="en-US"/>
               </w:rPr>
-              <w:t xml:space="preserve">C = Controller  Component (TS classes) = </w:t>
+              <w:t xml:space="preserve">C = </w:t>
+            </w:r>
+            <w:proofErr w:type="gramStart"/>
+            <w:r>
+              <w:rPr>
+                <w:lang w:val="en-US"/>
+              </w:rPr>
+              <w:t>Controller  Component</w:t>
+            </w:r>
+            <w:proofErr w:type="gramEnd"/>
+            <w:r>
+              <w:rPr>
+                <w:lang w:val="en-US"/>
+              </w:rPr>
+              <w:t xml:space="preserve"> (TS classes) = </w:t>
             </w:r>
             <w:r>
               <w:rPr>
@@ -6130,8 +7573,16 @@
               <w:rPr>
                 <w:lang w:val="en-US"/>
               </w:rPr>
-              <w:t>gular / reactJS</w:t>
-            </w:r>
+              <w:t xml:space="preserve">gular / </w:t>
+            </w:r>
+            <w:proofErr w:type="spellStart"/>
+            <w:r>
+              <w:rPr>
+                <w:lang w:val="en-US"/>
+              </w:rPr>
+              <w:t>reactJS</w:t>
+            </w:r>
+            <w:proofErr w:type="spellEnd"/>
           </w:p>
           <w:p>
             <w:pPr>
@@ -6143,8 +7594,30 @@
               <w:rPr>
                 <w:lang w:val="en-US"/>
               </w:rPr>
-              <w:t>C = Controller  controller(java classes)=</w:t>
-            </w:r>
+              <w:t xml:space="preserve">C = </w:t>
+            </w:r>
+            <w:proofErr w:type="gramStart"/>
+            <w:r>
+              <w:rPr>
+                <w:lang w:val="en-US"/>
+              </w:rPr>
+              <w:t>Controller  controller</w:t>
+            </w:r>
+            <w:proofErr w:type="gramEnd"/>
+            <w:r>
+              <w:rPr>
+                <w:lang w:val="en-US"/>
+              </w:rPr>
+              <w:t xml:space="preserve">(java </w:t>
+            </w:r>
+            <w:proofErr w:type="gramStart"/>
+            <w:r>
+              <w:rPr>
+                <w:lang w:val="en-US"/>
+              </w:rPr>
+              <w:t>classes)=</w:t>
+            </w:r>
+            <w:proofErr w:type="gramEnd"/>
             <w:r>
               <w:rPr>
                 <w:b/>
@@ -6317,7 +7790,57 @@
         <w:rPr>
           <w:lang w:val="en-US"/>
         </w:rPr>
-        <w:t xml:space="preserve"> conditional statements.[if,if-else], iterational [for, switch…etc]</w:t>
+        <w:t xml:space="preserve"> conditional </w:t>
+      </w:r>
+      <w:proofErr w:type="gramStart"/>
+      <w:r>
+        <w:rPr>
+          <w:lang w:val="en-US"/>
+        </w:rPr>
+        <w:t>statements.[</w:t>
+      </w:r>
+      <w:proofErr w:type="spellStart"/>
+      <w:r>
+        <w:rPr>
+          <w:lang w:val="en-US"/>
+        </w:rPr>
+        <w:t>if,if</w:t>
+      </w:r>
+      <w:proofErr w:type="spellEnd"/>
+      <w:proofErr w:type="gramEnd"/>
+      <w:r>
+        <w:rPr>
+          <w:lang w:val="en-US"/>
+        </w:rPr>
+        <w:t xml:space="preserve">-else], </w:t>
+      </w:r>
+      <w:proofErr w:type="spellStart"/>
+      <w:r>
+        <w:rPr>
+          <w:lang w:val="en-US"/>
+        </w:rPr>
+        <w:t>iterational</w:t>
+      </w:r>
+      <w:proofErr w:type="spellEnd"/>
+      <w:r>
+        <w:rPr>
+          <w:lang w:val="en-US"/>
+        </w:rPr>
+        <w:t xml:space="preserve"> [for, switch…</w:t>
+      </w:r>
+      <w:proofErr w:type="spellStart"/>
+      <w:r>
+        <w:rPr>
+          <w:lang w:val="en-US"/>
+        </w:rPr>
+        <w:t>etc</w:t>
+      </w:r>
+      <w:proofErr w:type="spellEnd"/>
+      <w:r>
+        <w:rPr>
+          <w:lang w:val="en-US"/>
+        </w:rPr>
+        <w:t>]</w:t>
       </w:r>
     </w:p>
     <w:p>
@@ -6373,11 +7896,21 @@
           <w:lang w:val="en-US"/>
         </w:rPr>
       </w:pPr>
-      <w:r>
-        <w:rPr>
-          <w:lang w:val="en-US"/>
-        </w:rPr>
-        <w:t xml:space="preserve">Lets see one directive example. </w:t>
+      <w:proofErr w:type="spellStart"/>
+      <w:proofErr w:type="gramStart"/>
+      <w:r>
+        <w:rPr>
+          <w:lang w:val="en-US"/>
+        </w:rPr>
+        <w:t>Lets</w:t>
+      </w:r>
+      <w:proofErr w:type="spellEnd"/>
+      <w:proofErr w:type="gramEnd"/>
+      <w:r>
+        <w:rPr>
+          <w:lang w:val="en-US"/>
+        </w:rPr>
+        <w:t xml:space="preserve"> see one directive example. </w:t>
       </w:r>
       <w:r>
         <w:rPr>
@@ -6389,7 +7922,21 @@
         <w:rPr>
           <w:lang w:val="en-US"/>
         </w:rPr>
-        <w:t xml:space="preserve"> ngIf.</w:t>
+        <w:t xml:space="preserve"> </w:t>
+      </w:r>
+      <w:proofErr w:type="spellStart"/>
+      <w:r>
+        <w:rPr>
+          <w:lang w:val="en-US"/>
+        </w:rPr>
+        <w:t>ngIf</w:t>
+      </w:r>
+      <w:proofErr w:type="spellEnd"/>
+      <w:r>
+        <w:rPr>
+          <w:lang w:val="en-US"/>
+        </w:rPr>
+        <w:t>.</w:t>
       </w:r>
     </w:p>
     <w:p>
@@ -6423,12 +7970,44 @@
           </w:p>
           <w:p>
             <w:r>
-              <w:t>  empName: string = `mr. Azad Shaik...!!`;</w:t>
-            </w:r>
-          </w:p>
-          <w:p>
-            <w:r>
-              <w:t>  isMale: boolean = true;</w:t>
+              <w:t xml:space="preserve">  </w:t>
+            </w:r>
+            <w:proofErr w:type="spellStart"/>
+            <w:r>
+              <w:t>empName</w:t>
+            </w:r>
+            <w:proofErr w:type="spellEnd"/>
+            <w:r>
+              <w:t>: string = `</w:t>
+            </w:r>
+            <w:proofErr w:type="spellStart"/>
+            <w:r>
+              <w:t>mr</w:t>
+            </w:r>
+            <w:proofErr w:type="spellEnd"/>
+            <w:r>
+              <w:t>. Azad Shaik...!!`;</w:t>
+            </w:r>
+          </w:p>
+          <w:p>
+            <w:r>
+              <w:t xml:space="preserve">  </w:t>
+            </w:r>
+            <w:proofErr w:type="spellStart"/>
+            <w:r>
+              <w:t>isMale</w:t>
+            </w:r>
+            <w:proofErr w:type="spellEnd"/>
+            <w:r>
+              <w:t xml:space="preserve">: </w:t>
+            </w:r>
+            <w:proofErr w:type="spellStart"/>
+            <w:r>
+              <w:t>boolean</w:t>
+            </w:r>
+            <w:proofErr w:type="spellEnd"/>
+            <w:r>
+              <w:t xml:space="preserve"> = true;</w:t>
             </w:r>
           </w:p>
           <w:p>
@@ -6456,15 +8035,41 @@
                 <w:bCs/>
                 <w:highlight w:val="yellow"/>
               </w:rPr>
-              <w:t>*ngIf</w:t>
-            </w:r>
-            <w:r>
-              <w:t>="isMale"&gt;</w:t>
-            </w:r>
-          </w:p>
-          <w:p>
-            <w:r>
-              <w:t>    {{empName}}</w:t>
+              <w:t>*</w:t>
+            </w:r>
+            <w:proofErr w:type="spellStart"/>
+            <w:r>
+              <w:rPr>
+                <w:b/>
+                <w:bCs/>
+                <w:highlight w:val="yellow"/>
+              </w:rPr>
+              <w:t>ngIf</w:t>
+            </w:r>
+            <w:proofErr w:type="spellEnd"/>
+            <w:r>
+              <w:t>="</w:t>
+            </w:r>
+            <w:proofErr w:type="spellStart"/>
+            <w:r>
+              <w:t>isMale</w:t>
+            </w:r>
+            <w:proofErr w:type="spellEnd"/>
+            <w:r>
+              <w:t>"&gt;</w:t>
+            </w:r>
+          </w:p>
+          <w:p>
+            <w:r>
+              <w:t>    {{</w:t>
+            </w:r>
+            <w:proofErr w:type="spellStart"/>
+            <w:r>
+              <w:t>empName</w:t>
+            </w:r>
+            <w:proofErr w:type="spellEnd"/>
+            <w:r>
+              <w:t>}}</w:t>
             </w:r>
           </w:p>
           <w:p>
@@ -6502,6 +8107,7 @@
               </w:rPr>
               <w:t>@if (</w:t>
             </w:r>
+            <w:proofErr w:type="spellStart"/>
             <w:r>
               <w:rPr>
                 <w:b/>
@@ -6510,6 +8116,7 @@
               </w:rPr>
               <w:t>isMale</w:t>
             </w:r>
+            <w:proofErr w:type="spellEnd"/>
             <w:r>
               <w:rPr>
                 <w:b/>
@@ -6526,13 +8133,19 @@
             <w:r>
               <w:t>Male</w:t>
             </w:r>
+            <w:proofErr w:type="gramStart"/>
             <w:r>
               <w:t>.....</w:t>
             </w:r>
-          </w:p>
-          <w:p>
-            <w:r>
-              <w:t> }</w:t>
+            <w:proofErr w:type="gramEnd"/>
+          </w:p>
+          <w:p>
+            <w:r>
+              <w:t> </w:t>
+            </w:r>
+            <w:proofErr w:type="gramStart"/>
+            <w:r>
+              <w:t>}</w:t>
             </w:r>
             <w:r>
               <w:rPr>
@@ -6540,7 +8153,16 @@
                 <w:bCs/>
                 <w:highlight w:val="yellow"/>
               </w:rPr>
-              <w:t>@else</w:t>
+              <w:t>@</w:t>
+            </w:r>
+            <w:proofErr w:type="gramEnd"/>
+            <w:r>
+              <w:rPr>
+                <w:b/>
+                <w:bCs/>
+                <w:highlight w:val="yellow"/>
+              </w:rPr>
+              <w:t>else</w:t>
             </w:r>
             <w:r>
               <w:t xml:space="preserve"> {</w:t>
@@ -6582,7 +8204,7 @@
           <w:lang w:val="en-US"/>
         </w:rPr>
       </w:pPr>
-      <w:hyperlink r:id="rId55" w:history="1">
+      <w:hyperlink r:id="rId53" w:history="1">
         <w:r>
           <w:rPr>
             <w:rStyle w:val="Hyperlink"/>
@@ -6605,7 +8227,7 @@
           <w:lang w:val="en-US"/>
         </w:rPr>
       </w:pPr>
-      <w:hyperlink r:id="rId56" w:history="1">
+      <w:hyperlink r:id="rId54" w:history="1">
         <w:r>
           <w:rPr>
             <w:rStyle w:val="Hyperlink"/>
@@ -6673,8 +8295,9 @@
           <w:highlight w:val="yellow"/>
           <w:lang w:val="en-US"/>
         </w:rPr>
-        <w:t>$ ng generate service serviceName</w:t>
-      </w:r>
+        <w:t xml:space="preserve">$ ng generate service </w:t>
+      </w:r>
+      <w:proofErr w:type="spellStart"/>
       <w:r>
         <w:rPr>
           <w:b/>
@@ -6682,8 +8305,29 @@
           <w:highlight w:val="yellow"/>
           <w:lang w:val="en-US"/>
         </w:rPr>
-        <w:t xml:space="preserve">    OR $ ng g s serviceName</w:t>
-      </w:r>
+        <w:t>serviceName</w:t>
+      </w:r>
+      <w:proofErr w:type="spellEnd"/>
+      <w:r>
+        <w:rPr>
+          <w:b/>
+          <w:bCs/>
+          <w:highlight w:val="yellow"/>
+          <w:lang w:val="en-US"/>
+        </w:rPr>
+        <w:t xml:space="preserve">    OR $ ng g s </w:t>
+      </w:r>
+      <w:proofErr w:type="spellStart"/>
+      <w:r>
+        <w:rPr>
+          <w:b/>
+          <w:bCs/>
+          <w:highlight w:val="yellow"/>
+          <w:lang w:val="en-US"/>
+        </w:rPr>
+        <w:t>serviceName</w:t>
+      </w:r>
+      <w:proofErr w:type="spellEnd"/>
     </w:p>
     <w:p>
       <w:pPr>
@@ -6769,7 +8413,21 @@
         <w:rPr>
           <w:lang w:val="en-US"/>
         </w:rPr>
-        <w:t>When we create service it is going to create two files.</w:t>
+        <w:t xml:space="preserve">When we create </w:t>
+      </w:r>
+      <w:proofErr w:type="gramStart"/>
+      <w:r>
+        <w:rPr>
+          <w:lang w:val="en-US"/>
+        </w:rPr>
+        <w:t>service</w:t>
+      </w:r>
+      <w:proofErr w:type="gramEnd"/>
+      <w:r>
+        <w:rPr>
+          <w:lang w:val="en-US"/>
+        </w:rPr>
+        <w:t xml:space="preserve"> it is going to create two files.</w:t>
       </w:r>
     </w:p>
     <w:p>
@@ -6788,7 +8446,21 @@
         <w:rPr>
           <w:lang w:val="en-US"/>
         </w:rPr>
-        <w:t>Service spec.ts file.</w:t>
+        <w:t xml:space="preserve">Service </w:t>
+      </w:r>
+      <w:proofErr w:type="spellStart"/>
+      <w:r>
+        <w:rPr>
+          <w:lang w:val="en-US"/>
+        </w:rPr>
+        <w:t>spec.ts</w:t>
+      </w:r>
+      <w:proofErr w:type="spellEnd"/>
+      <w:r>
+        <w:rPr>
+          <w:lang w:val="en-US"/>
+        </w:rPr>
+        <w:t xml:space="preserve"> file.</w:t>
       </w:r>
     </w:p>
     <w:p>
@@ -6807,7 +8479,21 @@
         <w:rPr>
           <w:lang w:val="en-US"/>
         </w:rPr>
-        <w:t>Service ts file.</w:t>
+        <w:t xml:space="preserve">Service </w:t>
+      </w:r>
+      <w:proofErr w:type="spellStart"/>
+      <w:r>
+        <w:rPr>
+          <w:lang w:val="en-US"/>
+        </w:rPr>
+        <w:t>ts</w:t>
+      </w:r>
+      <w:proofErr w:type="spellEnd"/>
+      <w:r>
+        <w:rPr>
+          <w:lang w:val="en-US"/>
+        </w:rPr>
+        <w:t xml:space="preserve"> file.</w:t>
       </w:r>
     </w:p>
     <w:p>
@@ -6839,7 +8525,7 @@
                     <pic:cNvPicPr/>
                   </pic:nvPicPr>
                   <pic:blipFill>
-                    <a:blip r:embed="rId57"/>
+                    <a:blip r:embed="rId55"/>
                     <a:stretch>
                       <a:fillRect/>
                     </a:stretch>
@@ -6895,33 +8581,103 @@
         <w:rPr>
           <w:lang w:val="en-US"/>
         </w:rPr>
-        <w:t>In general in angular or spring</w:t>
-      </w:r>
-      <w:r>
-        <w:rPr>
-          <w:lang w:val="en-US"/>
-        </w:rPr>
-        <w:t xml:space="preserve">/spring mvc, spring boot </w:t>
-      </w:r>
-      <w:r>
-        <w:rPr>
-          <w:lang w:val="en-US"/>
-        </w:rPr>
-        <w:t xml:space="preserve"> programmer will not directly creates the objects to services.</w:t>
-      </w:r>
-    </w:p>
-    <w:p>
-      <w:pPr>
-        <w:spacing w:after="0" w:line="240" w:lineRule="auto"/>
-        <w:rPr>
-          <w:lang w:val="en-US"/>
-        </w:rPr>
-      </w:pPr>
-      <w:r>
-        <w:rPr>
-          <w:lang w:val="en-US"/>
-        </w:rPr>
-        <w:t>Framework only creates service object and give it.</w:t>
+        <w:t xml:space="preserve">In </w:t>
+      </w:r>
+      <w:proofErr w:type="gramStart"/>
+      <w:r>
+        <w:rPr>
+          <w:lang w:val="en-US"/>
+        </w:rPr>
+        <w:t>general</w:t>
+      </w:r>
+      <w:proofErr w:type="gramEnd"/>
+      <w:r>
+        <w:rPr>
+          <w:lang w:val="en-US"/>
+        </w:rPr>
+        <w:t xml:space="preserve"> in angular or spring</w:t>
+      </w:r>
+      <w:r>
+        <w:rPr>
+          <w:lang w:val="en-US"/>
+        </w:rPr>
+        <w:t xml:space="preserve">/spring </w:t>
+      </w:r>
+      <w:proofErr w:type="spellStart"/>
+      <w:r>
+        <w:rPr>
+          <w:lang w:val="en-US"/>
+        </w:rPr>
+        <w:t>mvc</w:t>
+      </w:r>
+      <w:proofErr w:type="spellEnd"/>
+      <w:r>
+        <w:rPr>
+          <w:lang w:val="en-US"/>
+        </w:rPr>
+        <w:t xml:space="preserve">, spring </w:t>
+      </w:r>
+      <w:proofErr w:type="gramStart"/>
+      <w:r>
+        <w:rPr>
+          <w:lang w:val="en-US"/>
+        </w:rPr>
+        <w:t xml:space="preserve">boot </w:t>
+      </w:r>
+      <w:r>
+        <w:rPr>
+          <w:lang w:val="en-US"/>
+        </w:rPr>
+        <w:t xml:space="preserve"> programmer</w:t>
+      </w:r>
+      <w:proofErr w:type="gramEnd"/>
+      <w:r>
+        <w:rPr>
+          <w:lang w:val="en-US"/>
+        </w:rPr>
+        <w:t xml:space="preserve"> will not directly </w:t>
+      </w:r>
+      <w:proofErr w:type="gramStart"/>
+      <w:r>
+        <w:rPr>
+          <w:lang w:val="en-US"/>
+        </w:rPr>
+        <w:t>creates</w:t>
+      </w:r>
+      <w:proofErr w:type="gramEnd"/>
+      <w:r>
+        <w:rPr>
+          <w:lang w:val="en-US"/>
+        </w:rPr>
+        <w:t xml:space="preserve"> the objects to services.</w:t>
+      </w:r>
+    </w:p>
+    <w:p>
+      <w:pPr>
+        <w:spacing w:after="0" w:line="240" w:lineRule="auto"/>
+        <w:rPr>
+          <w:lang w:val="en-US"/>
+        </w:rPr>
+      </w:pPr>
+      <w:r>
+        <w:rPr>
+          <w:lang w:val="en-US"/>
+        </w:rPr>
+        <w:t xml:space="preserve">Framework only creates service object and </w:t>
+      </w:r>
+      <w:proofErr w:type="gramStart"/>
+      <w:r>
+        <w:rPr>
+          <w:lang w:val="en-US"/>
+        </w:rPr>
+        <w:t>give</w:t>
+      </w:r>
+      <w:proofErr w:type="gramEnd"/>
+      <w:r>
+        <w:rPr>
+          <w:lang w:val="en-US"/>
+        </w:rPr>
+        <w:t xml:space="preserve"> it.</w:t>
       </w:r>
       <w:r>
         <w:rPr>
@@ -7055,7 +8811,15 @@
           </w:tcPr>
           <w:p>
             <w:r>
-              <w:t>@Component({</w:t>
+              <w:t>@</w:t>
+            </w:r>
+            <w:proofErr w:type="gramStart"/>
+            <w:r>
+              <w:t>Component(</w:t>
+            </w:r>
+            <w:proofErr w:type="gramEnd"/>
+            <w:r>
+              <w:t>{</w:t>
             </w:r>
           </w:p>
           <w:p>
@@ -7065,17 +8829,57 @@
           </w:p>
           <w:p>
             <w:r>
-              <w:t>  imports: [RouterOutlet, FormsModule, CommonModule],</w:t>
-            </w:r>
-          </w:p>
-          <w:p>
-            <w:r>
-              <w:t>  templateUrl: './app.html',</w:t>
-            </w:r>
-          </w:p>
-          <w:p>
-            <w:r>
-              <w:t>  styleUrl: './app.css'</w:t>
+              <w:t>  imports: [</w:t>
+            </w:r>
+            <w:proofErr w:type="spellStart"/>
+            <w:r>
+              <w:t>RouterOutlet</w:t>
+            </w:r>
+            <w:proofErr w:type="spellEnd"/>
+            <w:r>
+              <w:t xml:space="preserve">, </w:t>
+            </w:r>
+            <w:proofErr w:type="spellStart"/>
+            <w:r>
+              <w:t>FormsModule</w:t>
+            </w:r>
+            <w:proofErr w:type="spellEnd"/>
+            <w:r>
+              <w:t xml:space="preserve">, </w:t>
+            </w:r>
+            <w:proofErr w:type="spellStart"/>
+            <w:r>
+              <w:t>CommonModule</w:t>
+            </w:r>
+            <w:proofErr w:type="spellEnd"/>
+            <w:r>
+              <w:t>],</w:t>
+            </w:r>
+          </w:p>
+          <w:p>
+            <w:r>
+              <w:t xml:space="preserve">  </w:t>
+            </w:r>
+            <w:proofErr w:type="spellStart"/>
+            <w:r>
+              <w:t>templateUrl</w:t>
+            </w:r>
+            <w:proofErr w:type="spellEnd"/>
+            <w:r>
+              <w:t>: './app.html',</w:t>
+            </w:r>
+          </w:p>
+          <w:p>
+            <w:r>
+              <w:t xml:space="preserve">  </w:t>
+            </w:r>
+            <w:proofErr w:type="spellStart"/>
+            <w:r>
+              <w:t>styleUrl</w:t>
+            </w:r>
+            <w:proofErr w:type="spellEnd"/>
+            <w:r>
+              <w:t>: './app.css'</w:t>
             </w:r>
           </w:p>
           <w:p>
@@ -7099,13 +8903,23 @@
             <w:r>
               <w:t>   </w:t>
             </w:r>
+            <w:proofErr w:type="spellStart"/>
             <w:r>
               <w:rPr>
                 <w:b/>
                 <w:bCs/>
                 <w:color w:val="EE0000"/>
               </w:rPr>
-              <w:t xml:space="preserve">empService = </w:t>
+              <w:t>empService</w:t>
+            </w:r>
+            <w:proofErr w:type="spellEnd"/>
+            <w:r>
+              <w:rPr>
+                <w:b/>
+                <w:bCs/>
+                <w:color w:val="EE0000"/>
+              </w:rPr>
+              <w:t xml:space="preserve"> = </w:t>
             </w:r>
             <w:r>
               <w:rPr>
@@ -7116,6 +8930,7 @@
               </w:rPr>
               <w:t xml:space="preserve">new </w:t>
             </w:r>
+            <w:proofErr w:type="spellStart"/>
             <w:r>
               <w:rPr>
                 <w:b/>
@@ -7125,6 +8940,7 @@
               </w:rPr>
               <w:t>EmployeeService</w:t>
             </w:r>
+            <w:proofErr w:type="spellEnd"/>
             <w:r>
               <w:rPr>
                 <w:b/>
@@ -7184,12 +9000,27 @@
           </w:p>
           <w:p>
             <w:r>
-              <w:t>  constructor(){</w:t>
-            </w:r>
-          </w:p>
-          <w:p>
-            <w:r>
-              <w:t>    console.log(this.empService.fetchEmployeeNames());</w:t>
+              <w:t xml:space="preserve">  </w:t>
+            </w:r>
+            <w:proofErr w:type="gramStart"/>
+            <w:r>
+              <w:t>constructor(){</w:t>
+            </w:r>
+            <w:proofErr w:type="gramEnd"/>
+          </w:p>
+          <w:p>
+            <w:r>
+              <w:t>    console.log(</w:t>
+            </w:r>
+            <w:proofErr w:type="spellStart"/>
+            <w:proofErr w:type="gramStart"/>
+            <w:r>
+              <w:t>this.empService.fetchEmployeeNames</w:t>
+            </w:r>
+            <w:proofErr w:type="spellEnd"/>
+            <w:proofErr w:type="gramEnd"/>
+            <w:r>
+              <w:t>());</w:t>
             </w:r>
           </w:p>
           <w:p>
@@ -7214,7 +9045,15 @@
           </w:tcPr>
           <w:p>
             <w:r>
-              <w:t>@Component({</w:t>
+              <w:t>@</w:t>
+            </w:r>
+            <w:proofErr w:type="gramStart"/>
+            <w:r>
+              <w:t>Component(</w:t>
+            </w:r>
+            <w:proofErr w:type="gramEnd"/>
+            <w:r>
+              <w:t>{</w:t>
             </w:r>
           </w:p>
           <w:p>
@@ -7224,17 +9063,57 @@
           </w:p>
           <w:p>
             <w:r>
-              <w:t>  imports: [RouterOutlet, FormsModule, CommonModule],</w:t>
-            </w:r>
-          </w:p>
-          <w:p>
-            <w:r>
-              <w:t>  templateUrl: './app.html',</w:t>
-            </w:r>
-          </w:p>
-          <w:p>
-            <w:r>
-              <w:t>  styleUrl: './app.css'</w:t>
+              <w:t>  imports: [</w:t>
+            </w:r>
+            <w:proofErr w:type="spellStart"/>
+            <w:r>
+              <w:t>RouterOutlet</w:t>
+            </w:r>
+            <w:proofErr w:type="spellEnd"/>
+            <w:r>
+              <w:t xml:space="preserve">, </w:t>
+            </w:r>
+            <w:proofErr w:type="spellStart"/>
+            <w:r>
+              <w:t>FormsModule</w:t>
+            </w:r>
+            <w:proofErr w:type="spellEnd"/>
+            <w:r>
+              <w:t xml:space="preserve">, </w:t>
+            </w:r>
+            <w:proofErr w:type="spellStart"/>
+            <w:r>
+              <w:t>CommonModule</w:t>
+            </w:r>
+            <w:proofErr w:type="spellEnd"/>
+            <w:r>
+              <w:t>],</w:t>
+            </w:r>
+          </w:p>
+          <w:p>
+            <w:r>
+              <w:t xml:space="preserve">  </w:t>
+            </w:r>
+            <w:proofErr w:type="spellStart"/>
+            <w:r>
+              <w:t>templateUrl</w:t>
+            </w:r>
+            <w:proofErr w:type="spellEnd"/>
+            <w:r>
+              <w:t>: './app.html',</w:t>
+            </w:r>
+          </w:p>
+          <w:p>
+            <w:r>
+              <w:t xml:space="preserve">  </w:t>
+            </w:r>
+            <w:proofErr w:type="spellStart"/>
+            <w:r>
+              <w:t>styleUrl</w:t>
+            </w:r>
+            <w:proofErr w:type="spellEnd"/>
+            <w:r>
+              <w:t>: './app.css'</w:t>
             </w:r>
           </w:p>
           <w:p>
@@ -7263,6 +9142,7 @@
             <w:r>
               <w:t xml:space="preserve">  </w:t>
             </w:r>
+            <w:proofErr w:type="gramStart"/>
             <w:r>
               <w:rPr>
                 <w:b/>
@@ -7270,12 +9150,68 @@
                 <w:color w:val="70AD47" w:themeColor="accent6"/>
                 <w:highlight w:val="yellow"/>
               </w:rPr>
-              <w:t>constructor(empService: EmployeeService){</w:t>
-            </w:r>
-          </w:p>
-          <w:p>
-            <w:r>
-              <w:t>    console.log(empService.fetchEmployeeNames());</w:t>
+              <w:t>constructor(</w:t>
+            </w:r>
+            <w:proofErr w:type="spellStart"/>
+            <w:proofErr w:type="gramEnd"/>
+            <w:r>
+              <w:rPr>
+                <w:b/>
+                <w:bCs/>
+                <w:color w:val="70AD47" w:themeColor="accent6"/>
+                <w:highlight w:val="yellow"/>
+              </w:rPr>
+              <w:t>empService</w:t>
+            </w:r>
+            <w:proofErr w:type="spellEnd"/>
+            <w:r>
+              <w:rPr>
+                <w:b/>
+                <w:bCs/>
+                <w:color w:val="70AD47" w:themeColor="accent6"/>
+                <w:highlight w:val="yellow"/>
+              </w:rPr>
+              <w:t xml:space="preserve">: </w:t>
+            </w:r>
+            <w:proofErr w:type="spellStart"/>
+            <w:proofErr w:type="gramStart"/>
+            <w:r>
+              <w:rPr>
+                <w:b/>
+                <w:bCs/>
+                <w:color w:val="70AD47" w:themeColor="accent6"/>
+                <w:highlight w:val="yellow"/>
+              </w:rPr>
+              <w:t>EmployeeService</w:t>
+            </w:r>
+            <w:proofErr w:type="spellEnd"/>
+            <w:r>
+              <w:rPr>
+                <w:b/>
+                <w:bCs/>
+                <w:color w:val="70AD47" w:themeColor="accent6"/>
+                <w:highlight w:val="yellow"/>
+              </w:rPr>
+              <w:t>){</w:t>
+            </w:r>
+            <w:proofErr w:type="gramEnd"/>
+          </w:p>
+          <w:p>
+            <w:r>
+              <w:t xml:space="preserve">    </w:t>
+            </w:r>
+            <w:proofErr w:type="gramStart"/>
+            <w:r>
+              <w:t>console.log(</w:t>
+            </w:r>
+            <w:proofErr w:type="spellStart"/>
+            <w:proofErr w:type="gramEnd"/>
+            <w:r>
+              <w:t>empService.fetchEmployeeNames</w:t>
+            </w:r>
+            <w:proofErr w:type="spellEnd"/>
+            <w:r>
+              <w:t>());</w:t>
             </w:r>
           </w:p>
           <w:p>
@@ -7380,29 +9316,71 @@
         <w:rPr>
           <w:lang w:val="en-US"/>
         </w:rPr>
-        <w:t>ngular and spring boot we NEVER create objects manually. Instead we use concept of DI – Dependency injection.</w:t>
-      </w:r>
-    </w:p>
-    <w:p>
-      <w:pPr>
-        <w:spacing w:after="0" w:line="240" w:lineRule="auto"/>
-        <w:rPr>
-          <w:lang w:val="en-US"/>
-        </w:rPr>
-      </w:pPr>
-    </w:p>
-    <w:p>
-      <w:pPr>
-        <w:spacing w:after="0" w:line="240" w:lineRule="auto"/>
-        <w:rPr>
-          <w:lang w:val="en-US"/>
-        </w:rPr>
-      </w:pPr>
-      <w:r>
-        <w:rPr>
-          <w:lang w:val="en-US"/>
-        </w:rPr>
-        <w:t>In angular DI will performed using constructor(), means which object you want that class declare as parameter in constructor. Angular automatically creates that class object and injects into that class.</w:t>
+        <w:t xml:space="preserve">ngular and spring boot we NEVER create objects manually. </w:t>
+      </w:r>
+      <w:proofErr w:type="gramStart"/>
+      <w:r>
+        <w:rPr>
+          <w:lang w:val="en-US"/>
+        </w:rPr>
+        <w:t>Instead</w:t>
+      </w:r>
+      <w:proofErr w:type="gramEnd"/>
+      <w:r>
+        <w:rPr>
+          <w:lang w:val="en-US"/>
+        </w:rPr>
+        <w:t xml:space="preserve"> we use concept of DI – Dependency injection.</w:t>
+      </w:r>
+    </w:p>
+    <w:p>
+      <w:pPr>
+        <w:spacing w:after="0" w:line="240" w:lineRule="auto"/>
+        <w:rPr>
+          <w:lang w:val="en-US"/>
+        </w:rPr>
+      </w:pPr>
+    </w:p>
+    <w:p>
+      <w:pPr>
+        <w:spacing w:after="0" w:line="240" w:lineRule="auto"/>
+        <w:rPr>
+          <w:lang w:val="en-US"/>
+        </w:rPr>
+      </w:pPr>
+      <w:r>
+        <w:rPr>
+          <w:lang w:val="en-US"/>
+        </w:rPr>
+        <w:t xml:space="preserve">In angular DI will </w:t>
+      </w:r>
+      <w:proofErr w:type="gramStart"/>
+      <w:r>
+        <w:rPr>
+          <w:lang w:val="en-US"/>
+        </w:rPr>
+        <w:t>performed</w:t>
+      </w:r>
+      <w:proofErr w:type="gramEnd"/>
+      <w:r>
+        <w:rPr>
+          <w:lang w:val="en-US"/>
+        </w:rPr>
+        <w:t xml:space="preserve"> using </w:t>
+      </w:r>
+      <w:proofErr w:type="gramStart"/>
+      <w:r>
+        <w:rPr>
+          <w:lang w:val="en-US"/>
+        </w:rPr>
+        <w:t>constructor(</w:t>
+      </w:r>
+      <w:proofErr w:type="gramEnd"/>
+      <w:r>
+        <w:rPr>
+          <w:lang w:val="en-US"/>
+        </w:rPr>
+        <w:t>), means which object you want that class declare as parameter in constructor. Angular automatically creates that class object and injects into that class.</w:t>
       </w:r>
     </w:p>
     <w:p>
@@ -7537,8 +9515,16 @@
               <w:rPr>
                 <w:lang w:val="en-US"/>
               </w:rPr>
-              <w:t xml:space="preserve">  class Emp{</w:t>
-            </w:r>
+              <w:t xml:space="preserve">  class </w:t>
+            </w:r>
+            <w:proofErr w:type="gramStart"/>
+            <w:r>
+              <w:rPr>
+                <w:lang w:val="en-US"/>
+              </w:rPr>
+              <w:t>Emp{</w:t>
+            </w:r>
+            <w:proofErr w:type="gramEnd"/>
           </w:p>
           <w:p>
             <w:pPr>
@@ -7550,7 +9536,29 @@
               <w:rPr>
                 <w:lang w:val="en-US"/>
               </w:rPr>
-              <w:t xml:space="preserve">    empName?: string;</w:t>
+              <w:t xml:space="preserve">    </w:t>
+            </w:r>
+            <w:proofErr w:type="spellStart"/>
+            <w:proofErr w:type="gramStart"/>
+            <w:r>
+              <w:rPr>
+                <w:lang w:val="en-US"/>
+              </w:rPr>
+              <w:t>empName</w:t>
+            </w:r>
+            <w:proofErr w:type="spellEnd"/>
+            <w:r>
+              <w:rPr>
+                <w:lang w:val="en-US"/>
+              </w:rPr>
+              <w:t>?:</w:t>
+            </w:r>
+            <w:proofErr w:type="gramEnd"/>
+            <w:r>
+              <w:rPr>
+                <w:lang w:val="en-US"/>
+              </w:rPr>
+              <w:t xml:space="preserve"> string;</w:t>
             </w:r>
           </w:p>
           <w:p>
@@ -7563,7 +9571,29 @@
               <w:rPr>
                 <w:lang w:val="en-US"/>
               </w:rPr>
-              <w:t xml:space="preserve">    empId?: number;</w:t>
+              <w:t xml:space="preserve">    </w:t>
+            </w:r>
+            <w:proofErr w:type="spellStart"/>
+            <w:proofErr w:type="gramStart"/>
+            <w:r>
+              <w:rPr>
+                <w:lang w:val="en-US"/>
+              </w:rPr>
+              <w:t>empId</w:t>
+            </w:r>
+            <w:proofErr w:type="spellEnd"/>
+            <w:r>
+              <w:rPr>
+                <w:lang w:val="en-US"/>
+              </w:rPr>
+              <w:t>?:</w:t>
+            </w:r>
+            <w:proofErr w:type="gramEnd"/>
+            <w:r>
+              <w:rPr>
+                <w:lang w:val="en-US"/>
+              </w:rPr>
+              <w:t xml:space="preserve"> number;</w:t>
             </w:r>
           </w:p>
           <w:p>
@@ -7576,7 +9606,29 @@
               <w:rPr>
                 <w:lang w:val="en-US"/>
               </w:rPr>
-              <w:t xml:space="preserve">    empType?: string</w:t>
+              <w:t xml:space="preserve">    </w:t>
+            </w:r>
+            <w:proofErr w:type="spellStart"/>
+            <w:proofErr w:type="gramStart"/>
+            <w:r>
+              <w:rPr>
+                <w:lang w:val="en-US"/>
+              </w:rPr>
+              <w:t>empType</w:t>
+            </w:r>
+            <w:proofErr w:type="spellEnd"/>
+            <w:r>
+              <w:rPr>
+                <w:lang w:val="en-US"/>
+              </w:rPr>
+              <w:t>?:</w:t>
+            </w:r>
+            <w:proofErr w:type="gramEnd"/>
+            <w:r>
+              <w:rPr>
+                <w:lang w:val="en-US"/>
+              </w:rPr>
+              <w:t xml:space="preserve"> string</w:t>
             </w:r>
           </w:p>
           <w:p>
@@ -7620,7 +9672,27 @@
                 <w:highlight w:val="yellow"/>
                 <w:lang w:val="en-US"/>
               </w:rPr>
-              <w:t>let emp1 = new Emp();</w:t>
+              <w:t xml:space="preserve">let emp1 = new </w:t>
+            </w:r>
+            <w:proofErr w:type="gramStart"/>
+            <w:r>
+              <w:rPr>
+                <w:b/>
+                <w:bCs/>
+                <w:highlight w:val="yellow"/>
+                <w:lang w:val="en-US"/>
+              </w:rPr>
+              <w:t>Emp(</w:t>
+            </w:r>
+            <w:proofErr w:type="gramEnd"/>
+            <w:r>
+              <w:rPr>
+                <w:b/>
+                <w:bCs/>
+                <w:highlight w:val="yellow"/>
+                <w:lang w:val="en-US"/>
+              </w:rPr>
+              <w:t>);</w:t>
             </w:r>
           </w:p>
           <w:p>
@@ -7659,7 +9731,21 @@
               <w:rPr>
                 <w:lang w:val="en-US"/>
               </w:rPr>
-              <w:t xml:space="preserve">  emp1.empType = "Contrctor";</w:t>
+              <w:t xml:space="preserve">  emp1.empType = "</w:t>
+            </w:r>
+            <w:proofErr w:type="spellStart"/>
+            <w:r>
+              <w:rPr>
+                <w:lang w:val="en-US"/>
+              </w:rPr>
+              <w:t>Contrctor</w:t>
+            </w:r>
+            <w:proofErr w:type="spellEnd"/>
+            <w:r>
+              <w:rPr>
+                <w:lang w:val="en-US"/>
+              </w:rPr>
+              <w:t>";</w:t>
             </w:r>
           </w:p>
         </w:tc>
@@ -7690,7 +9776,21 @@
               <w:rPr>
                 <w:lang w:val="en-US"/>
               </w:rPr>
-              <w:t xml:space="preserve">  empName: "kamal",</w:t>
+              <w:t xml:space="preserve">  </w:t>
+            </w:r>
+            <w:proofErr w:type="spellStart"/>
+            <w:r>
+              <w:rPr>
+                <w:lang w:val="en-US"/>
+              </w:rPr>
+              <w:t>empName</w:t>
+            </w:r>
+            <w:proofErr w:type="spellEnd"/>
+            <w:r>
+              <w:rPr>
+                <w:lang w:val="en-US"/>
+              </w:rPr>
+              <w:t>: "kamal",</w:t>
             </w:r>
           </w:p>
           <w:p>
@@ -7703,7 +9803,29 @@
               <w:rPr>
                 <w:lang w:val="en-US"/>
               </w:rPr>
-              <w:t xml:space="preserve">  empId : 23,</w:t>
+              <w:t xml:space="preserve">  </w:t>
+            </w:r>
+            <w:proofErr w:type="spellStart"/>
+            <w:proofErr w:type="gramStart"/>
+            <w:r>
+              <w:rPr>
+                <w:lang w:val="en-US"/>
+              </w:rPr>
+              <w:t>empId</w:t>
+            </w:r>
+            <w:proofErr w:type="spellEnd"/>
+            <w:r>
+              <w:rPr>
+                <w:lang w:val="en-US"/>
+              </w:rPr>
+              <w:t xml:space="preserve"> :</w:t>
+            </w:r>
+            <w:proofErr w:type="gramEnd"/>
+            <w:r>
+              <w:rPr>
+                <w:lang w:val="en-US"/>
+              </w:rPr>
+              <w:t xml:space="preserve"> 23,</w:t>
             </w:r>
           </w:p>
           <w:p>
@@ -7716,7 +9838,29 @@
               <w:rPr>
                 <w:lang w:val="en-US"/>
               </w:rPr>
-              <w:t xml:space="preserve">  empType : "Per"</w:t>
+              <w:t xml:space="preserve">  </w:t>
+            </w:r>
+            <w:proofErr w:type="spellStart"/>
+            <w:proofErr w:type="gramStart"/>
+            <w:r>
+              <w:rPr>
+                <w:lang w:val="en-US"/>
+              </w:rPr>
+              <w:t>empType</w:t>
+            </w:r>
+            <w:proofErr w:type="spellEnd"/>
+            <w:r>
+              <w:rPr>
+                <w:lang w:val="en-US"/>
+              </w:rPr>
+              <w:t xml:space="preserve"> :</w:t>
+            </w:r>
+            <w:proofErr w:type="gramEnd"/>
+            <w:r>
+              <w:rPr>
+                <w:lang w:val="en-US"/>
+              </w:rPr>
+              <w:t xml:space="preserve"> "Per"</w:t>
             </w:r>
           </w:p>
           <w:p>
@@ -7832,8 +9976,16 @@
               <w:rPr>
                 <w:lang w:val="en-US"/>
               </w:rPr>
-              <w:t>class Emp{</w:t>
-            </w:r>
+              <w:t xml:space="preserve">class </w:t>
+            </w:r>
+            <w:proofErr w:type="gramStart"/>
+            <w:r>
+              <w:rPr>
+                <w:lang w:val="en-US"/>
+              </w:rPr>
+              <w:t>Emp{</w:t>
+            </w:r>
+            <w:proofErr w:type="gramEnd"/>
           </w:p>
           <w:p>
             <w:pPr>
@@ -7845,7 +9997,29 @@
               <w:rPr>
                 <w:lang w:val="en-US"/>
               </w:rPr>
-              <w:t xml:space="preserve">    empName?: string;</w:t>
+              <w:t xml:space="preserve">    </w:t>
+            </w:r>
+            <w:proofErr w:type="spellStart"/>
+            <w:proofErr w:type="gramStart"/>
+            <w:r>
+              <w:rPr>
+                <w:lang w:val="en-US"/>
+              </w:rPr>
+              <w:t>empName</w:t>
+            </w:r>
+            <w:proofErr w:type="spellEnd"/>
+            <w:r>
+              <w:rPr>
+                <w:lang w:val="en-US"/>
+              </w:rPr>
+              <w:t>?:</w:t>
+            </w:r>
+            <w:proofErr w:type="gramEnd"/>
+            <w:r>
+              <w:rPr>
+                <w:lang w:val="en-US"/>
+              </w:rPr>
+              <w:t xml:space="preserve"> string;</w:t>
             </w:r>
           </w:p>
           <w:p>
@@ -7858,7 +10032,29 @@
               <w:rPr>
                 <w:lang w:val="en-US"/>
               </w:rPr>
-              <w:t xml:space="preserve">    empId?: number;</w:t>
+              <w:t xml:space="preserve">    </w:t>
+            </w:r>
+            <w:proofErr w:type="spellStart"/>
+            <w:proofErr w:type="gramStart"/>
+            <w:r>
+              <w:rPr>
+                <w:lang w:val="en-US"/>
+              </w:rPr>
+              <w:t>empId</w:t>
+            </w:r>
+            <w:proofErr w:type="spellEnd"/>
+            <w:r>
+              <w:rPr>
+                <w:lang w:val="en-US"/>
+              </w:rPr>
+              <w:t>?:</w:t>
+            </w:r>
+            <w:proofErr w:type="gramEnd"/>
+            <w:r>
+              <w:rPr>
+                <w:lang w:val="en-US"/>
+              </w:rPr>
+              <w:t xml:space="preserve"> number;</w:t>
             </w:r>
           </w:p>
           <w:p>
@@ -7871,7 +10067,29 @@
               <w:rPr>
                 <w:lang w:val="en-US"/>
               </w:rPr>
-              <w:t xml:space="preserve">    empType?: string</w:t>
+              <w:t xml:space="preserve">    </w:t>
+            </w:r>
+            <w:proofErr w:type="spellStart"/>
+            <w:proofErr w:type="gramStart"/>
+            <w:r>
+              <w:rPr>
+                <w:lang w:val="en-US"/>
+              </w:rPr>
+              <w:t>empType</w:t>
+            </w:r>
+            <w:proofErr w:type="spellEnd"/>
+            <w:r>
+              <w:rPr>
+                <w:lang w:val="en-US"/>
+              </w:rPr>
+              <w:t>?:</w:t>
+            </w:r>
+            <w:proofErr w:type="gramEnd"/>
+            <w:r>
+              <w:rPr>
+                <w:lang w:val="en-US"/>
+              </w:rPr>
+              <w:t xml:space="preserve"> string</w:t>
             </w:r>
           </w:p>
           <w:p>
@@ -7915,7 +10133,21 @@
               <w:rPr>
                 <w:lang w:val="en-US"/>
               </w:rPr>
-              <w:t xml:space="preserve">  empName: "kamal",</w:t>
+              <w:t xml:space="preserve">  </w:t>
+            </w:r>
+            <w:proofErr w:type="spellStart"/>
+            <w:r>
+              <w:rPr>
+                <w:lang w:val="en-US"/>
+              </w:rPr>
+              <w:t>empName</w:t>
+            </w:r>
+            <w:proofErr w:type="spellEnd"/>
+            <w:r>
+              <w:rPr>
+                <w:lang w:val="en-US"/>
+              </w:rPr>
+              <w:t>: "kamal",</w:t>
             </w:r>
           </w:p>
           <w:p>
@@ -7928,7 +10160,29 @@
               <w:rPr>
                 <w:lang w:val="en-US"/>
               </w:rPr>
-              <w:t xml:space="preserve">  empId : 23,</w:t>
+              <w:t xml:space="preserve">  </w:t>
+            </w:r>
+            <w:proofErr w:type="spellStart"/>
+            <w:proofErr w:type="gramStart"/>
+            <w:r>
+              <w:rPr>
+                <w:lang w:val="en-US"/>
+              </w:rPr>
+              <w:t>empId</w:t>
+            </w:r>
+            <w:proofErr w:type="spellEnd"/>
+            <w:r>
+              <w:rPr>
+                <w:lang w:val="en-US"/>
+              </w:rPr>
+              <w:t xml:space="preserve"> :</w:t>
+            </w:r>
+            <w:proofErr w:type="gramEnd"/>
+            <w:r>
+              <w:rPr>
+                <w:lang w:val="en-US"/>
+              </w:rPr>
+              <w:t xml:space="preserve"> 23,</w:t>
             </w:r>
           </w:p>
           <w:p>
@@ -7941,7 +10195,29 @@
               <w:rPr>
                 <w:lang w:val="en-US"/>
               </w:rPr>
-              <w:t xml:space="preserve">  empType : "Per"</w:t>
+              <w:t xml:space="preserve">  </w:t>
+            </w:r>
+            <w:proofErr w:type="spellStart"/>
+            <w:proofErr w:type="gramStart"/>
+            <w:r>
+              <w:rPr>
+                <w:lang w:val="en-US"/>
+              </w:rPr>
+              <w:t>empType</w:t>
+            </w:r>
+            <w:proofErr w:type="spellEnd"/>
+            <w:r>
+              <w:rPr>
+                <w:lang w:val="en-US"/>
+              </w:rPr>
+              <w:t xml:space="preserve"> :</w:t>
+            </w:r>
+            <w:proofErr w:type="gramEnd"/>
+            <w:r>
+              <w:rPr>
+                <w:lang w:val="en-US"/>
+              </w:rPr>
+              <w:t xml:space="preserve"> "Per"</w:t>
             </w:r>
           </w:p>
           <w:p>
@@ -8007,7 +10283,21 @@
         <w:rPr>
           <w:lang w:val="en-US"/>
         </w:rPr>
-        <w:t>*ngFor directive we can use.</w:t>
+        <w:t>*</w:t>
+      </w:r>
+      <w:proofErr w:type="spellStart"/>
+      <w:r>
+        <w:rPr>
+          <w:lang w:val="en-US"/>
+        </w:rPr>
+        <w:t>ngFor</w:t>
+      </w:r>
+      <w:proofErr w:type="spellEnd"/>
+      <w:r>
+        <w:rPr>
+          <w:lang w:val="en-US"/>
+        </w:rPr>
+        <w:t xml:space="preserve"> directive we can use.</w:t>
       </w:r>
       <w:r>
         <w:rPr>
@@ -8053,7 +10343,25 @@
                 <w:szCs w:val="20"/>
                 <w:lang w:val="en-US"/>
               </w:rPr>
-              <w:t>Before 20 th version</w:t>
+              <w:t xml:space="preserve">Before 20 </w:t>
+            </w:r>
+            <w:proofErr w:type="spellStart"/>
+            <w:r>
+              <w:rPr>
+                <w:sz w:val="20"/>
+                <w:szCs w:val="20"/>
+                <w:lang w:val="en-US"/>
+              </w:rPr>
+              <w:t>th</w:t>
+            </w:r>
+            <w:proofErr w:type="spellEnd"/>
+            <w:r>
+              <w:rPr>
+                <w:sz w:val="20"/>
+                <w:szCs w:val="20"/>
+                <w:lang w:val="en-US"/>
+              </w:rPr>
+              <w:t xml:space="preserve"> version</w:t>
             </w:r>
           </w:p>
         </w:tc>
@@ -8135,31 +10443,177 @@
                 <w:szCs w:val="20"/>
                 <w:highlight w:val="yellow"/>
               </w:rPr>
-              <w:t>*ngFor="let empObj of empObjArr"</w:t>
-            </w:r>
+              <w:t>*</w:t>
+            </w:r>
+            <w:proofErr w:type="spellStart"/>
             <w:r>
               <w:rPr>
                 <w:b/>
                 <w:bCs/>
                 <w:sz w:val="20"/>
                 <w:szCs w:val="20"/>
-              </w:rPr>
-              <w:t>&gt;</w:t>
-            </w:r>
-          </w:p>
-          <w:p>
-            <w:pPr>
-              <w:rPr>
+                <w:highlight w:val="yellow"/>
+              </w:rPr>
+              <w:t>ngFor</w:t>
+            </w:r>
+            <w:proofErr w:type="spellEnd"/>
+            <w:r>
+              <w:rPr>
+                <w:b/>
+                <w:bCs/>
                 <w:sz w:val="20"/>
                 <w:szCs w:val="20"/>
-              </w:rPr>
-            </w:pPr>
-            <w:r>
-              <w:rPr>
+                <w:highlight w:val="yellow"/>
+              </w:rPr>
+              <w:t xml:space="preserve">="let </w:t>
+            </w:r>
+            <w:proofErr w:type="spellStart"/>
+            <w:r>
+              <w:rPr>
+                <w:b/>
+                <w:bCs/>
                 <w:sz w:val="20"/>
                 <w:szCs w:val="20"/>
-              </w:rPr>
-              <w:t>  //  {{empObj.empName}} - {{empObj.empId}} -  {{empObj.empType}}</w:t>
+                <w:highlight w:val="yellow"/>
+              </w:rPr>
+              <w:t>empObj</w:t>
+            </w:r>
+            <w:proofErr w:type="spellEnd"/>
+            <w:r>
+              <w:rPr>
+                <w:b/>
+                <w:bCs/>
+                <w:sz w:val="20"/>
+                <w:szCs w:val="20"/>
+                <w:highlight w:val="yellow"/>
+              </w:rPr>
+              <w:t xml:space="preserve"> of </w:t>
+            </w:r>
+            <w:proofErr w:type="spellStart"/>
+            <w:r>
+              <w:rPr>
+                <w:b/>
+                <w:bCs/>
+                <w:sz w:val="20"/>
+                <w:szCs w:val="20"/>
+                <w:highlight w:val="yellow"/>
+              </w:rPr>
+              <w:t>empObjArr</w:t>
+            </w:r>
+            <w:proofErr w:type="spellEnd"/>
+            <w:r>
+              <w:rPr>
+                <w:b/>
+                <w:bCs/>
+                <w:sz w:val="20"/>
+                <w:szCs w:val="20"/>
+                <w:highlight w:val="yellow"/>
+              </w:rPr>
+              <w:t>"</w:t>
+            </w:r>
+            <w:r>
+              <w:rPr>
+                <w:b/>
+                <w:bCs/>
+                <w:sz w:val="20"/>
+                <w:szCs w:val="20"/>
+              </w:rPr>
+              <w:t>&gt;</w:t>
+            </w:r>
+          </w:p>
+          <w:p>
+            <w:pPr>
+              <w:rPr>
+                <w:sz w:val="20"/>
+                <w:szCs w:val="20"/>
+              </w:rPr>
+            </w:pPr>
+            <w:r>
+              <w:rPr>
+                <w:sz w:val="20"/>
+                <w:szCs w:val="20"/>
+              </w:rPr>
+              <w:t>  /</w:t>
+            </w:r>
+            <w:proofErr w:type="gramStart"/>
+            <w:r>
+              <w:rPr>
+                <w:sz w:val="20"/>
+                <w:szCs w:val="20"/>
+              </w:rPr>
+              <w:t>/  {</w:t>
+            </w:r>
+            <w:proofErr w:type="gramEnd"/>
+            <w:r>
+              <w:rPr>
+                <w:sz w:val="20"/>
+                <w:szCs w:val="20"/>
+              </w:rPr>
+              <w:t>{</w:t>
+            </w:r>
+            <w:proofErr w:type="spellStart"/>
+            <w:r>
+              <w:rPr>
+                <w:sz w:val="20"/>
+                <w:szCs w:val="20"/>
+              </w:rPr>
+              <w:t>empObj.empName</w:t>
+            </w:r>
+            <w:proofErr w:type="spellEnd"/>
+            <w:r>
+              <w:rPr>
+                <w:sz w:val="20"/>
+                <w:szCs w:val="20"/>
+              </w:rPr>
+              <w:t>}} - {{</w:t>
+            </w:r>
+            <w:proofErr w:type="spellStart"/>
+            <w:r>
+              <w:rPr>
+                <w:sz w:val="20"/>
+                <w:szCs w:val="20"/>
+              </w:rPr>
+              <w:t>empObj.empId</w:t>
+            </w:r>
+            <w:proofErr w:type="spellEnd"/>
+            <w:r>
+              <w:rPr>
+                <w:sz w:val="20"/>
+                <w:szCs w:val="20"/>
+              </w:rPr>
+              <w:t xml:space="preserve">}} </w:t>
+            </w:r>
+            <w:proofErr w:type="gramStart"/>
+            <w:r>
+              <w:rPr>
+                <w:sz w:val="20"/>
+                <w:szCs w:val="20"/>
+              </w:rPr>
+              <w:t>-  {</w:t>
+            </w:r>
+            <w:proofErr w:type="gramEnd"/>
+            <w:r>
+              <w:rPr>
+                <w:sz w:val="20"/>
+                <w:szCs w:val="20"/>
+              </w:rPr>
+              <w:t>{</w:t>
+            </w:r>
+            <w:proofErr w:type="spellStart"/>
+            <w:r>
+              <w:rPr>
+                <w:sz w:val="20"/>
+                <w:szCs w:val="20"/>
+              </w:rPr>
+              <w:t>empObj.empType</w:t>
+            </w:r>
+            <w:proofErr w:type="spellEnd"/>
+            <w:r>
+              <w:rPr>
+                <w:sz w:val="20"/>
+                <w:szCs w:val="20"/>
+              </w:rPr>
+              <w:t>}}</w:t>
             </w:r>
           </w:p>
           <w:p>
@@ -8209,7 +10663,47 @@
                 <w:sz w:val="20"/>
                 <w:szCs w:val="20"/>
               </w:rPr>
-              <w:t xml:space="preserve"> (empObj of empObjArr; </w:t>
+              <w:t xml:space="preserve"> (</w:t>
+            </w:r>
+            <w:proofErr w:type="spellStart"/>
+            <w:r>
+              <w:rPr>
+                <w:b/>
+                <w:bCs/>
+                <w:sz w:val="20"/>
+                <w:szCs w:val="20"/>
+              </w:rPr>
+              <w:t>empObj</w:t>
+            </w:r>
+            <w:proofErr w:type="spellEnd"/>
+            <w:r>
+              <w:rPr>
+                <w:b/>
+                <w:bCs/>
+                <w:sz w:val="20"/>
+                <w:szCs w:val="20"/>
+              </w:rPr>
+              <w:t xml:space="preserve"> of </w:t>
+            </w:r>
+            <w:proofErr w:type="spellStart"/>
+            <w:r>
+              <w:rPr>
+                <w:b/>
+                <w:bCs/>
+                <w:sz w:val="20"/>
+                <w:szCs w:val="20"/>
+              </w:rPr>
+              <w:t>empObjArr</w:t>
+            </w:r>
+            <w:proofErr w:type="spellEnd"/>
+            <w:r>
+              <w:rPr>
+                <w:b/>
+                <w:bCs/>
+                <w:sz w:val="20"/>
+                <w:szCs w:val="20"/>
+              </w:rPr>
+              <w:t xml:space="preserve">; </w:t>
             </w:r>
             <w:r>
               <w:rPr>
@@ -8228,22 +10722,140 @@
                 <w:sz w:val="20"/>
                 <w:szCs w:val="20"/>
               </w:rPr>
-              <w:t xml:space="preserve"> let i = $index;) {</w:t>
-            </w:r>
-          </w:p>
-          <w:p>
-            <w:pPr>
-              <w:rPr>
+              <w:t xml:space="preserve"> let </w:t>
+            </w:r>
+            <w:proofErr w:type="spellStart"/>
+            <w:r>
+              <w:rPr>
+                <w:b/>
+                <w:bCs/>
                 <w:sz w:val="20"/>
                 <w:szCs w:val="20"/>
               </w:rPr>
-            </w:pPr>
-            <w:r>
-              <w:rPr>
+              <w:t>i</w:t>
+            </w:r>
+            <w:proofErr w:type="spellEnd"/>
+            <w:r>
+              <w:rPr>
+                <w:b/>
+                <w:bCs/>
                 <w:sz w:val="20"/>
                 <w:szCs w:val="20"/>
               </w:rPr>
-              <w:t xml:space="preserve">     {{i + 1}} - {{empObj.empName}} - {{empObj.empId}} -  {{empObj.empType}}  &lt;br&gt; </w:t>
+              <w:t xml:space="preserve"> = $index;) {</w:t>
+            </w:r>
+          </w:p>
+          <w:p>
+            <w:pPr>
+              <w:rPr>
+                <w:sz w:val="20"/>
+                <w:szCs w:val="20"/>
+              </w:rPr>
+            </w:pPr>
+            <w:r>
+              <w:rPr>
+                <w:sz w:val="20"/>
+                <w:szCs w:val="20"/>
+              </w:rPr>
+              <w:t>     {{</w:t>
+            </w:r>
+            <w:proofErr w:type="spellStart"/>
+            <w:r>
+              <w:rPr>
+                <w:sz w:val="20"/>
+                <w:szCs w:val="20"/>
+              </w:rPr>
+              <w:t>i</w:t>
+            </w:r>
+            <w:proofErr w:type="spellEnd"/>
+            <w:r>
+              <w:rPr>
+                <w:sz w:val="20"/>
+                <w:szCs w:val="20"/>
+              </w:rPr>
+              <w:t xml:space="preserve"> + 1}} - {{</w:t>
+            </w:r>
+            <w:proofErr w:type="spellStart"/>
+            <w:r>
+              <w:rPr>
+                <w:sz w:val="20"/>
+                <w:szCs w:val="20"/>
+              </w:rPr>
+              <w:t>empObj.empName</w:t>
+            </w:r>
+            <w:proofErr w:type="spellEnd"/>
+            <w:r>
+              <w:rPr>
+                <w:sz w:val="20"/>
+                <w:szCs w:val="20"/>
+              </w:rPr>
+              <w:t>}} - {{</w:t>
+            </w:r>
+            <w:proofErr w:type="spellStart"/>
+            <w:r>
+              <w:rPr>
+                <w:sz w:val="20"/>
+                <w:szCs w:val="20"/>
+              </w:rPr>
+              <w:t>empObj.empId</w:t>
+            </w:r>
+            <w:proofErr w:type="spellEnd"/>
+            <w:r>
+              <w:rPr>
+                <w:sz w:val="20"/>
+                <w:szCs w:val="20"/>
+              </w:rPr>
+              <w:t xml:space="preserve">}} </w:t>
+            </w:r>
+            <w:proofErr w:type="gramStart"/>
+            <w:r>
+              <w:rPr>
+                <w:sz w:val="20"/>
+                <w:szCs w:val="20"/>
+              </w:rPr>
+              <w:t>-  {</w:t>
+            </w:r>
+            <w:proofErr w:type="gramEnd"/>
+            <w:r>
+              <w:rPr>
+                <w:sz w:val="20"/>
+                <w:szCs w:val="20"/>
+              </w:rPr>
+              <w:t>{</w:t>
+            </w:r>
+            <w:proofErr w:type="spellStart"/>
+            <w:r>
+              <w:rPr>
+                <w:sz w:val="20"/>
+                <w:szCs w:val="20"/>
+              </w:rPr>
+              <w:t>empObj.empType</w:t>
+            </w:r>
+            <w:proofErr w:type="spellEnd"/>
+            <w:proofErr w:type="gramStart"/>
+            <w:r>
+              <w:rPr>
+                <w:sz w:val="20"/>
+                <w:szCs w:val="20"/>
+              </w:rPr>
+              <w:t>}}  &lt;</w:t>
+            </w:r>
+            <w:proofErr w:type="spellStart"/>
+            <w:proofErr w:type="gramEnd"/>
+            <w:r>
+              <w:rPr>
+                <w:sz w:val="20"/>
+                <w:szCs w:val="20"/>
+              </w:rPr>
+              <w:t>br</w:t>
+            </w:r>
+            <w:proofErr w:type="spellEnd"/>
+            <w:r>
+              <w:rPr>
+                <w:sz w:val="20"/>
+                <w:szCs w:val="20"/>
+              </w:rPr>
+              <w:t xml:space="preserve">&gt; </w:t>
             </w:r>
           </w:p>
           <w:p>
@@ -8284,7 +10896,21 @@
         <w:rPr>
           <w:lang w:val="en-US"/>
         </w:rPr>
-        <w:t>“track” property is must while using @for. Otherwise we will get error.</w:t>
+        <w:t xml:space="preserve">“track” property is must while using @for. </w:t>
+      </w:r>
+      <w:proofErr w:type="gramStart"/>
+      <w:r>
+        <w:rPr>
+          <w:lang w:val="en-US"/>
+        </w:rPr>
+        <w:t>Otherwise</w:t>
+      </w:r>
+      <w:proofErr w:type="gramEnd"/>
+      <w:r>
+        <w:rPr>
+          <w:lang w:val="en-US"/>
+        </w:rPr>
+        <w:t xml:space="preserve"> we will get error.</w:t>
       </w:r>
     </w:p>
     <w:p>
@@ -8316,7 +10942,7 @@
           <w:lang w:val="en-US"/>
         </w:rPr>
       </w:pPr>
-      <w:hyperlink r:id="rId58" w:history="1">
+      <w:hyperlink r:id="rId56" w:history="1">
         <w:r>
           <w:rPr>
             <w:rStyle w:val="Hyperlink"/>
@@ -8629,7 +11255,21 @@
         <w:rPr>
           <w:lang w:val="en-US"/>
         </w:rPr>
-        <w:t>In angular each life cycle stage is linked with one interface for each stage. And that interface contains abstract method. If we have abstract method we must implement that method.</w:t>
+        <w:t xml:space="preserve">In angular each life cycle stage is linked with one interface for each stage. And that interface contains abstract method. If we have abstract </w:t>
+      </w:r>
+      <w:proofErr w:type="gramStart"/>
+      <w:r>
+        <w:rPr>
+          <w:lang w:val="en-US"/>
+        </w:rPr>
+        <w:t>method</w:t>
+      </w:r>
+      <w:proofErr w:type="gramEnd"/>
+      <w:r>
+        <w:rPr>
+          <w:lang w:val="en-US"/>
+        </w:rPr>
+        <w:t xml:space="preserve"> we must implement that method.</w:t>
       </w:r>
     </w:p>
     <w:p>
@@ -8669,7 +11309,7 @@
                     </pic:cNvPicPr>
                   </pic:nvPicPr>
                   <pic:blipFill>
-                    <a:blip r:embed="rId59">
+                    <a:blip r:embed="rId57">
                       <a:extLst>
                         <a:ext uri="{28A0092B-C50C-407E-A947-70E740481C1C}">
                           <a14:useLocalDpi xmlns:a14="http://schemas.microsoft.com/office/drawing/2010/main" val="0"/>
@@ -8744,7 +11384,15 @@
         <w:t>Data Binding</w:t>
       </w:r>
       <w:r>
-        <w:t> is the process of connecting a target (such as a DOM element, property, or event) in a template to a model (data or behavior) in the component. </w:t>
+        <w:t xml:space="preserve"> is the process of connecting a target (such as a DOM element, property, or event) in a template to a model (data or </w:t>
+      </w:r>
+      <w:proofErr w:type="spellStart"/>
+      <w:r>
+        <w:t>behavior</w:t>
+      </w:r>
+      <w:proofErr w:type="spellEnd"/>
+      <w:r>
+        <w:t>) in the component. </w:t>
       </w:r>
     </w:p>
     <w:p>
@@ -8759,7 +11407,7 @@
       <w:r>
         <w:t>In </w:t>
       </w:r>
-      <w:hyperlink r:id="rId60" w:tgtFrame="_blank" w:history="1">
+      <w:hyperlink r:id="rId58" w:tgtFrame="_blank" w:history="1">
         <w:r>
           <w:rPr>
             <w:rStyle w:val="Hyperlink"/>
@@ -8801,7 +11449,7 @@
         </w:numPr>
         <w:spacing w:after="0" w:line="240" w:lineRule="auto"/>
       </w:pPr>
-      <w:hyperlink r:id="rId61" w:anchor="one-way-data-binding" w:history="1">
+      <w:hyperlink r:id="rId59" w:anchor="one-way-data-binding" w:history="1">
         <w:r>
           <w:rPr>
             <w:rStyle w:val="Hyperlink"/>
@@ -8818,7 +11466,7 @@
         </w:numPr>
         <w:spacing w:after="0" w:line="240" w:lineRule="auto"/>
       </w:pPr>
-      <w:hyperlink r:id="rId62" w:anchor="two-way-data-binding" w:history="1">
+      <w:hyperlink r:id="rId60" w:anchor="two-way-data-binding" w:history="1">
         <w:r>
           <w:rPr>
             <w:rStyle w:val="Hyperlink"/>
@@ -8853,7 +11501,7 @@
                     </pic:cNvPicPr>
                   </pic:nvPicPr>
                   <pic:blipFill>
-                    <a:blip r:embed="rId63">
+                    <a:blip r:embed="rId61">
                       <a:extLst>
                         <a:ext uri="{28A0092B-C50C-407E-A947-70E740481C1C}">
                           <a14:useLocalDpi xmlns:a14="http://schemas.microsoft.com/office/drawing/2010/main" val="0"/>
@@ -8921,7 +11569,7 @@
       <w:r>
         <w:t> is a one-directional interaction between a </w:t>
       </w:r>
-      <w:hyperlink r:id="rId64" w:tgtFrame="_blank" w:history="1">
+      <w:hyperlink r:id="rId62" w:tgtFrame="_blank" w:history="1">
         <w:r>
           <w:rPr>
             <w:rStyle w:val="Hyperlink"/>
@@ -8964,7 +11612,7 @@
                     </pic:cNvPicPr>
                   </pic:nvPicPr>
                   <pic:blipFill>
-                    <a:blip r:embed="rId65">
+                    <a:blip r:embed="rId63">
                       <a:extLst>
                         <a:ext uri="{28A0092B-C50C-407E-A947-70E740481C1C}">
                           <a14:useLocalDpi xmlns:a14="http://schemas.microsoft.com/office/drawing/2010/main" val="0"/>
@@ -9012,7 +11660,7 @@
         </w:numPr>
         <w:spacing w:after="0" w:line="240" w:lineRule="auto"/>
       </w:pPr>
-      <w:hyperlink r:id="rId66" w:anchor="text-interpolation" w:history="1">
+      <w:hyperlink r:id="rId64" w:anchor="text-interpolation" w:history="1">
         <w:r>
           <w:rPr>
             <w:rStyle w:val="Hyperlink"/>
@@ -9029,7 +11677,7 @@
         </w:numPr>
         <w:spacing w:after="0" w:line="240" w:lineRule="auto"/>
       </w:pPr>
-      <w:hyperlink r:id="rId67" w:anchor="event-binding" w:history="1">
+      <w:hyperlink r:id="rId65" w:anchor="event-binding" w:history="1">
         <w:r>
           <w:rPr>
             <w:rStyle w:val="Hyperlink"/>
@@ -9046,7 +11694,7 @@
         </w:numPr>
         <w:spacing w:after="0" w:line="240" w:lineRule="auto"/>
       </w:pPr>
-      <w:hyperlink r:id="rId68" w:anchor="property-binding" w:history="1">
+      <w:hyperlink r:id="rId66" w:anchor="property-binding" w:history="1">
         <w:r>
           <w:rPr>
             <w:rStyle w:val="Hyperlink"/>
@@ -9063,7 +11711,7 @@
         </w:numPr>
         <w:spacing w:after="0" w:line="240" w:lineRule="auto"/>
       </w:pPr>
-      <w:hyperlink r:id="rId69" w:anchor="attribute-binding" w:history="1">
+      <w:hyperlink r:id="rId67" w:anchor="attribute-binding" w:history="1">
         <w:r>
           <w:rPr>
             <w:rStyle w:val="Hyperlink"/>
@@ -9105,25 +11753,66 @@
         <w:spacing w:after="0" w:line="240" w:lineRule="auto"/>
       </w:pPr>
       <w:r>
-        <w:t>In general,</w:t>
-      </w:r>
-      <w:hyperlink r:id="rId70" w:tgtFrame="_blank" w:history="1">
+        <w:t xml:space="preserve">In </w:t>
+      </w:r>
+      <w:proofErr w:type="spellStart"/>
+      <w:r>
+        <w:t>general,</w:t>
+      </w:r>
+      <w:hyperlink r:id="rId68" w:tgtFrame="_blank" w:history="1">
         <w:r>
           <w:rPr>
             <w:rStyle w:val="Hyperlink"/>
           </w:rPr>
-          <w:t>Text Interpolation</w:t>
+          <w:t>Text</w:t>
+        </w:r>
+        <w:proofErr w:type="spellEnd"/>
+        <w:r>
+          <w:rPr>
+            <w:rStyle w:val="Hyperlink"/>
+          </w:rPr>
+          <w:t xml:space="preserve"> </w:t>
+        </w:r>
+        <w:proofErr w:type="spellStart"/>
+        <w:r>
+          <w:rPr>
+            <w:rStyle w:val="Hyperlink"/>
+          </w:rPr>
+          <w:t>Interpolation</w:t>
         </w:r>
       </w:hyperlink>
       <w:r>
-        <w:t>is the process of formatting or manipulating strings. In Angular,itis used to display data from a component to a view. In this way of data binding, we use the curly braces </w:t>
-      </w:r>
-      <w:r>
-        <w:rPr>
-          <w:b/>
-          <w:bCs/>
-        </w:rPr>
-        <w:t>{{ }}</w:t>
+        <w:t>is</w:t>
+      </w:r>
+      <w:proofErr w:type="spellEnd"/>
+      <w:r>
+        <w:t xml:space="preserve"> the process of formatting or manipulating strings. In </w:t>
+      </w:r>
+      <w:proofErr w:type="spellStart"/>
+      <w:proofErr w:type="gramStart"/>
+      <w:r>
+        <w:t>Angular,itis</w:t>
+      </w:r>
+      <w:proofErr w:type="spellEnd"/>
+      <w:proofErr w:type="gramEnd"/>
+      <w:r>
+        <w:t xml:space="preserve"> used to display data from a component to a view. In this way of data binding, we use the curly braces </w:t>
+      </w:r>
+      <w:proofErr w:type="gramStart"/>
+      <w:r>
+        <w:rPr>
+          <w:b/>
+          <w:bCs/>
+        </w:rPr>
+        <w:t>{{ }</w:t>
+      </w:r>
+      <w:proofErr w:type="gramEnd"/>
+      <w:r>
+        <w:rPr>
+          <w:b/>
+          <w:bCs/>
+        </w:rPr>
+        <w:t>}</w:t>
       </w:r>
       <w:r>
         <w:t>.</w:t>
@@ -9150,8 +11839,15 @@
             <w:tcW w:w="5228" w:type="dxa"/>
           </w:tcPr>
           <w:p>
-            <w:r>
-              <w:t>empName:string = 'Azad ';</w:t>
+            <w:proofErr w:type="spellStart"/>
+            <w:proofErr w:type="gramStart"/>
+            <w:r>
+              <w:t>empName:string</w:t>
+            </w:r>
+            <w:proofErr w:type="spellEnd"/>
+            <w:proofErr w:type="gramEnd"/>
+            <w:r>
+              <w:t xml:space="preserve"> = 'Azad ';</w:t>
             </w:r>
           </w:p>
         </w:tc>
@@ -9170,9 +11866,11 @@
               </w:rPr>
               <w:t xml:space="preserve"> {{</w:t>
             </w:r>
+            <w:proofErr w:type="spellStart"/>
             <w:r>
               <w:t>empName</w:t>
             </w:r>
+            <w:proofErr w:type="spellEnd"/>
             <w:r>
               <w:rPr>
                 <w:b/>
@@ -9189,7 +11887,15 @@
         <w:spacing w:after="0" w:line="240" w:lineRule="auto"/>
       </w:pPr>
       <w:r>
-        <w:t>Displays component data in the template using double curly braces {{ }}</w:t>
+        <w:t>Displays component data in the template using double curly braces </w:t>
+      </w:r>
+      <w:proofErr w:type="gramStart"/>
+      <w:r>
+        <w:t>{{ }</w:t>
+      </w:r>
+      <w:proofErr w:type="gramEnd"/>
+      <w:r>
+        <w:t>}</w:t>
       </w:r>
     </w:p>
     <w:p>
@@ -9212,37 +11918,136 @@
             <w:tcW w:w="10456" w:type="dxa"/>
           </w:tcPr>
           <w:p>
+            <w:proofErr w:type="gramStart"/>
             <w:r>
               <w:rPr>
                 <w:i/>
                 <w:iCs/>
               </w:rPr>
-              <w:t>&lt;!-- template.html --&gt;</w:t>
-            </w:r>
-          </w:p>
-          <w:p>
-            <w:r>
-              <w:t>&lt;h1&gt;{{ title }}&lt;/h1&gt;</w:t>
-            </w:r>
-          </w:p>
-          <w:p>
-            <w:r>
-              <w:t>&lt;p&gt;User: {{ currentUser.name }}&lt;/p&gt;</w:t>
-            </w:r>
-          </w:p>
-          <w:p>
-            <w:r>
-              <w:t>&lt;p&gt;Age: {{ currentUser.age }}&lt;/p&gt;</w:t>
-            </w:r>
-          </w:p>
-          <w:p>
-            <w:r>
-              <w:t>&lt;p&gt;{{ getGreeting() }}&lt;/p&gt;</w:t>
-            </w:r>
-          </w:p>
-          <w:p>
-            <w:r>
-              <w:t>&lt;p&gt;Calculation: {{ 5 + 3 }}&lt;/p&gt;</w:t>
+              <w:t>&lt;!--</w:t>
+            </w:r>
+            <w:proofErr w:type="gramEnd"/>
+            <w:r>
+              <w:rPr>
+                <w:i/>
+                <w:iCs/>
+              </w:rPr>
+              <w:t xml:space="preserve"> template.html --&gt;</w:t>
+            </w:r>
+          </w:p>
+          <w:p>
+            <w:r>
+              <w:t>&lt;h1</w:t>
+            </w:r>
+            <w:proofErr w:type="gramStart"/>
+            <w:r>
+              <w:t>&gt;{{ title</w:t>
+            </w:r>
+            <w:proofErr w:type="gramEnd"/>
+            <w:r>
+              <w:t xml:space="preserve"> </w:t>
+            </w:r>
+            <w:proofErr w:type="gramStart"/>
+            <w:r>
+              <w:t>}}&lt;</w:t>
+            </w:r>
+            <w:proofErr w:type="gramEnd"/>
+            <w:r>
+              <w:t>/h1&gt;</w:t>
+            </w:r>
+          </w:p>
+          <w:p>
+            <w:r>
+              <w:t xml:space="preserve">&lt;p&gt;User: </w:t>
+            </w:r>
+            <w:proofErr w:type="gramStart"/>
+            <w:r>
+              <w:t>{{ currentUser.name</w:t>
+            </w:r>
+            <w:proofErr w:type="gramEnd"/>
+            <w:r>
+              <w:t xml:space="preserve"> </w:t>
+            </w:r>
+            <w:proofErr w:type="gramStart"/>
+            <w:r>
+              <w:t>}}&lt;</w:t>
+            </w:r>
+            <w:proofErr w:type="gramEnd"/>
+            <w:r>
+              <w:t>/p&gt;</w:t>
+            </w:r>
+          </w:p>
+          <w:p>
+            <w:r>
+              <w:t xml:space="preserve">&lt;p&gt;Age: </w:t>
+            </w:r>
+            <w:proofErr w:type="gramStart"/>
+            <w:r>
+              <w:t xml:space="preserve">{{ </w:t>
+            </w:r>
+            <w:proofErr w:type="spellStart"/>
+            <w:r>
+              <w:t>currentUser.age</w:t>
+            </w:r>
+            <w:proofErr w:type="spellEnd"/>
+            <w:proofErr w:type="gramEnd"/>
+            <w:r>
+              <w:t xml:space="preserve"> </w:t>
+            </w:r>
+            <w:proofErr w:type="gramStart"/>
+            <w:r>
+              <w:t>}}&lt;</w:t>
+            </w:r>
+            <w:proofErr w:type="gramEnd"/>
+            <w:r>
+              <w:t>/p&gt;</w:t>
+            </w:r>
+          </w:p>
+          <w:p>
+            <w:r>
+              <w:t>&lt;p</w:t>
+            </w:r>
+            <w:proofErr w:type="gramStart"/>
+            <w:r>
+              <w:t xml:space="preserve">&gt;{{ </w:t>
+            </w:r>
+            <w:proofErr w:type="spellStart"/>
+            <w:r>
+              <w:t>getGreeting</w:t>
+            </w:r>
+            <w:proofErr w:type="spellEnd"/>
+            <w:proofErr w:type="gramEnd"/>
+            <w:r>
+              <w:t>(</w:t>
+            </w:r>
+            <w:proofErr w:type="gramStart"/>
+            <w:r>
+              <w:t>) }}&lt;</w:t>
+            </w:r>
+            <w:proofErr w:type="gramEnd"/>
+            <w:r>
+              <w:t>/p&gt;</w:t>
+            </w:r>
+          </w:p>
+          <w:p>
+            <w:r>
+              <w:t xml:space="preserve">&lt;p&gt;Calculation: </w:t>
+            </w:r>
+            <w:proofErr w:type="gramStart"/>
+            <w:r>
+              <w:t>{{ 5</w:t>
+            </w:r>
+            <w:proofErr w:type="gramEnd"/>
+            <w:r>
+              <w:t xml:space="preserve"> + </w:t>
+            </w:r>
+            <w:proofErr w:type="gramStart"/>
+            <w:r>
+              <w:t>3 }}&lt;</w:t>
+            </w:r>
+            <w:proofErr w:type="gramEnd"/>
+            <w:r>
+              <w:t>/p&gt;</w:t>
             </w:r>
           </w:p>
         </w:tc>
@@ -9276,6 +12081,7 @@
       <w:r>
         <w:t>It is used to achieve one-way data binding where data flows from the view template to the component class. Here, we use the parentheses </w:t>
       </w:r>
+      <w:proofErr w:type="gramStart"/>
       <w:r>
         <w:rPr>
           <w:b/>
@@ -9283,6 +12089,7 @@
         </w:rPr>
         <w:t>( )</w:t>
       </w:r>
+      <w:proofErr w:type="gramEnd"/>
       <w:r>
         <w:t>.</w:t>
       </w:r>
@@ -9316,13 +12123,39 @@
             <w:tcW w:w="5228" w:type="dxa"/>
           </w:tcPr>
           <w:p>
+            <w:proofErr w:type="gramStart"/>
             <w:r>
               <w:t>calculate(){</w:t>
             </w:r>
-          </w:p>
-          <w:p>
-            <w:r>
-              <w:t>    alert(`This is calculate() method...!`);</w:t>
+            <w:proofErr w:type="gramEnd"/>
+          </w:p>
+          <w:p>
+            <w:r>
+              <w:t xml:space="preserve">    </w:t>
+            </w:r>
+            <w:proofErr w:type="gramStart"/>
+            <w:r>
+              <w:t>alert(</w:t>
+            </w:r>
+            <w:proofErr w:type="gramEnd"/>
+            <w:r>
+              <w:t xml:space="preserve">`This is </w:t>
+            </w:r>
+            <w:proofErr w:type="gramStart"/>
+            <w:r>
+              <w:t>calculate(</w:t>
+            </w:r>
+            <w:proofErr w:type="gramEnd"/>
+            <w:r>
+              <w:t>) method</w:t>
+            </w:r>
+            <w:proofErr w:type="gramStart"/>
+            <w:r>
+              <w:t>...!`</w:t>
+            </w:r>
+            <w:proofErr w:type="gramEnd"/>
+            <w:r>
+              <w:t>);</w:t>
             </w:r>
           </w:p>
           <w:p>
@@ -9337,7 +12170,15 @@
           </w:tcPr>
           <w:p>
             <w:r>
-              <w:t>&lt;button (mouseover)="calculate()"&gt; OK&lt;/button&gt;</w:t>
+              <w:t>&lt;button (mouseover)="</w:t>
+            </w:r>
+            <w:proofErr w:type="gramStart"/>
+            <w:r>
+              <w:t>calculate(</w:t>
+            </w:r>
+            <w:proofErr w:type="gramEnd"/>
+            <w:r>
+              <w:t>)"&gt; OK&lt;/button&gt;</w:t>
             </w:r>
           </w:p>
           <w:p/>
@@ -9454,7 +12295,15 @@
           </w:tcPr>
           <w:p>
             <w:r>
-              <w:t>&lt;input type="text" (input)="onInputChanged($event)"&gt;</w:t>
+              <w:t>&lt;input type="text" (input)="</w:t>
+            </w:r>
+            <w:proofErr w:type="spellStart"/>
+            <w:r>
+              <w:t>onInputChanged</w:t>
+            </w:r>
+            <w:proofErr w:type="spellEnd"/>
+            <w:r>
+              <w:t>($event)"&gt;</w:t>
             </w:r>
           </w:p>
           <w:p/>
@@ -9465,17 +12314,80 @@
           </w:tcPr>
           <w:p>
             <w:r>
-              <w:t>  onInputChanged(event: Event) {</w:t>
-            </w:r>
-          </w:p>
-          <w:p>
-            <w:r>
-              <w:t>    const inputElement = event.target as HTMLInputElement;</w:t>
-            </w:r>
-          </w:p>
-          <w:p>
-            <w:r>
-              <w:t>    console.log('Input value:', inputElement.value);</w:t>
+              <w:t xml:space="preserve">  </w:t>
+            </w:r>
+            <w:proofErr w:type="spellStart"/>
+            <w:proofErr w:type="gramStart"/>
+            <w:r>
+              <w:t>onInputChanged</w:t>
+            </w:r>
+            <w:proofErr w:type="spellEnd"/>
+            <w:r>
+              <w:t>(</w:t>
+            </w:r>
+            <w:proofErr w:type="gramEnd"/>
+            <w:r>
+              <w:t>event: Event) {</w:t>
+            </w:r>
+          </w:p>
+          <w:p>
+            <w:r>
+              <w:t xml:space="preserve">    </w:t>
+            </w:r>
+            <w:proofErr w:type="spellStart"/>
+            <w:r>
+              <w:t>const</w:t>
+            </w:r>
+            <w:proofErr w:type="spellEnd"/>
+            <w:r>
+              <w:t xml:space="preserve"> </w:t>
+            </w:r>
+            <w:proofErr w:type="spellStart"/>
+            <w:r>
+              <w:t>inputElement</w:t>
+            </w:r>
+            <w:proofErr w:type="spellEnd"/>
+            <w:r>
+              <w:t xml:space="preserve"> = </w:t>
+            </w:r>
+            <w:proofErr w:type="spellStart"/>
+            <w:proofErr w:type="gramStart"/>
+            <w:r>
+              <w:t>event.target</w:t>
+            </w:r>
+            <w:proofErr w:type="spellEnd"/>
+            <w:proofErr w:type="gramEnd"/>
+            <w:r>
+              <w:t xml:space="preserve"> as </w:t>
+            </w:r>
+            <w:proofErr w:type="spellStart"/>
+            <w:r>
+              <w:t>HTMLInputElement</w:t>
+            </w:r>
+            <w:proofErr w:type="spellEnd"/>
+            <w:r>
+              <w:t>;</w:t>
+            </w:r>
+          </w:p>
+          <w:p>
+            <w:r>
+              <w:t xml:space="preserve">    </w:t>
+            </w:r>
+            <w:proofErr w:type="gramStart"/>
+            <w:r>
+              <w:t>console.log(</w:t>
+            </w:r>
+            <w:proofErr w:type="gramEnd"/>
+            <w:r>
+              <w:t xml:space="preserve">'Input value:', </w:t>
+            </w:r>
+            <w:proofErr w:type="spellStart"/>
+            <w:r>
+              <w:t>inputElement.value</w:t>
+            </w:r>
+            <w:proofErr w:type="spellEnd"/>
+            <w:r>
+              <w:t>);</w:t>
             </w:r>
           </w:p>
           <w:p>
@@ -9539,8 +12451,17 @@
           <w:b/>
           <w:bCs/>
         </w:rPr>
-        <w:t>Prevent Default Behavior</w:t>
-      </w:r>
+        <w:t xml:space="preserve">Prevent Default </w:t>
+      </w:r>
+      <w:proofErr w:type="spellStart"/>
+      <w:r>
+        <w:rPr>
+          <w:b/>
+          <w:bCs/>
+        </w:rPr>
+        <w:t>Behavior</w:t>
+      </w:r>
+      <w:proofErr w:type="spellEnd"/>
       <w:r>
         <w:t>: Stop default browser actions</w:t>
       </w:r>
@@ -9614,6 +12535,7 @@
             <w:r>
               <w:t>&lt;element (</w:t>
             </w:r>
+            <w:proofErr w:type="spellStart"/>
             <w:r>
               <w:rPr>
                 <w:b/>
@@ -9622,9 +12544,15 @@
               </w:rPr>
               <w:t>eventName</w:t>
             </w:r>
-            <w:r>
-              <w:t>)="handlerFunction</w:t>
-            </w:r>
+            <w:proofErr w:type="spellEnd"/>
+            <w:r>
+              <w:t>)="</w:t>
+            </w:r>
+            <w:proofErr w:type="spellStart"/>
+            <w:r>
+              <w:t>handlerFunction</w:t>
+            </w:r>
+            <w:proofErr w:type="spellEnd"/>
             <w:r>
               <w:rPr>
                 <w:b/>
@@ -9664,6 +12592,7 @@
             <w:r>
               <w:t>&lt;input type="text" (</w:t>
             </w:r>
+            <w:proofErr w:type="spellStart"/>
             <w:r>
               <w:rPr>
                 <w:b/>
@@ -9672,8 +12601,17 @@
               </w:rPr>
               <w:t>mousemove</w:t>
             </w:r>
-            <w:r>
-              <w:t>)="onInputChanged($event)"&gt;</w:t>
+            <w:proofErr w:type="spellEnd"/>
+            <w:r>
+              <w:t>)="</w:t>
+            </w:r>
+            <w:proofErr w:type="spellStart"/>
+            <w:r>
+              <w:t>onInputChanged</w:t>
+            </w:r>
+            <w:proofErr w:type="spellEnd"/>
+            <w:r>
+              <w:t>($event)"&gt;</w:t>
             </w:r>
           </w:p>
           <w:p/>
@@ -9684,28 +12622,98 @@
           </w:tcPr>
           <w:p>
             <w:r>
-              <w:t>  onInputChanged(</w:t>
-            </w:r>
+              <w:t xml:space="preserve">  </w:t>
+            </w:r>
+            <w:proofErr w:type="spellStart"/>
+            <w:proofErr w:type="gramStart"/>
+            <w:r>
+              <w:t>onInputChanged</w:t>
+            </w:r>
+            <w:proofErr w:type="spellEnd"/>
+            <w:r>
+              <w:t>(</w:t>
+            </w:r>
+            <w:proofErr w:type="gramEnd"/>
             <w:r>
               <w:rPr>
                 <w:b/>
                 <w:bCs/>
                 <w:highlight w:val="yellow"/>
               </w:rPr>
-              <w:t>event: MouseEvent</w:t>
-            </w:r>
+              <w:t xml:space="preserve">event: </w:t>
+            </w:r>
+            <w:proofErr w:type="spellStart"/>
+            <w:r>
+              <w:rPr>
+                <w:b/>
+                <w:bCs/>
+                <w:highlight w:val="yellow"/>
+              </w:rPr>
+              <w:t>MouseEvent</w:t>
+            </w:r>
+            <w:proofErr w:type="spellEnd"/>
             <w:r>
               <w:t>) {</w:t>
             </w:r>
           </w:p>
           <w:p>
             <w:r>
-              <w:t>    const inputElement = event.target as HTMLInputElement;</w:t>
-            </w:r>
-          </w:p>
-          <w:p>
-            <w:r>
-              <w:t>    console.log('Input value:', inputElement.value);</w:t>
+              <w:t xml:space="preserve">    </w:t>
+            </w:r>
+            <w:proofErr w:type="spellStart"/>
+            <w:r>
+              <w:t>const</w:t>
+            </w:r>
+            <w:proofErr w:type="spellEnd"/>
+            <w:r>
+              <w:t xml:space="preserve"> </w:t>
+            </w:r>
+            <w:proofErr w:type="spellStart"/>
+            <w:r>
+              <w:t>inputElement</w:t>
+            </w:r>
+            <w:proofErr w:type="spellEnd"/>
+            <w:r>
+              <w:t xml:space="preserve"> = </w:t>
+            </w:r>
+            <w:proofErr w:type="spellStart"/>
+            <w:proofErr w:type="gramStart"/>
+            <w:r>
+              <w:t>event.target</w:t>
+            </w:r>
+            <w:proofErr w:type="spellEnd"/>
+            <w:proofErr w:type="gramEnd"/>
+            <w:r>
+              <w:t xml:space="preserve"> as </w:t>
+            </w:r>
+            <w:proofErr w:type="spellStart"/>
+            <w:r>
+              <w:t>HTMLInputElement</w:t>
+            </w:r>
+            <w:proofErr w:type="spellEnd"/>
+            <w:r>
+              <w:t>;</w:t>
+            </w:r>
+          </w:p>
+          <w:p>
+            <w:r>
+              <w:t xml:space="preserve">    </w:t>
+            </w:r>
+            <w:proofErr w:type="gramStart"/>
+            <w:r>
+              <w:t>console.log(</w:t>
+            </w:r>
+            <w:proofErr w:type="gramEnd"/>
+            <w:r>
+              <w:t xml:space="preserve">'Input value:', </w:t>
+            </w:r>
+            <w:proofErr w:type="spellStart"/>
+            <w:r>
+              <w:t>inputElement.value</w:t>
+            </w:r>
+            <w:proofErr w:type="spellEnd"/>
+            <w:r>
+              <w:t>);</w:t>
             </w:r>
           </w:p>
           <w:p>
@@ -9728,6 +12736,7 @@
       <w:r>
         <w:t>In html we have used event type as “</w:t>
       </w:r>
+      <w:proofErr w:type="spellStart"/>
       <w:r>
         <w:rPr>
           <w:b/>
@@ -9736,9 +12745,11 @@
         </w:rPr>
         <w:t>mousemove</w:t>
       </w:r>
+      <w:proofErr w:type="spellEnd"/>
       <w:r>
         <w:t>” it is a mouse event so, in the component class method we need to use method parameter type as “</w:t>
       </w:r>
+      <w:proofErr w:type="spellStart"/>
       <w:r>
         <w:rPr>
           <w:b/>
@@ -9747,6 +12758,7 @@
         </w:rPr>
         <w:t>MouseEvent</w:t>
       </w:r>
+      <w:proofErr w:type="spellEnd"/>
       <w:r>
         <w:t>”</w:t>
       </w:r>
@@ -9762,6 +12774,7 @@
       <w:r>
         <w:t>(</w:t>
       </w:r>
+      <w:proofErr w:type="spellStart"/>
       <w:r>
         <w:rPr>
           <w:b/>
@@ -9770,6 +12783,7 @@
         </w:rPr>
         <w:t>mousemove</w:t>
       </w:r>
+      <w:proofErr w:type="spellEnd"/>
       <w:r>
         <w:t xml:space="preserve">) </w:t>
       </w:r>
@@ -9779,6 +12793,7 @@
       <w:r>
         <w:t xml:space="preserve"> </w:t>
       </w:r>
+      <w:proofErr w:type="spellStart"/>
       <w:r>
         <w:rPr>
           <w:b/>
@@ -9787,6 +12802,7 @@
         </w:rPr>
         <w:t>MouseEvent</w:t>
       </w:r>
+      <w:proofErr w:type="spellEnd"/>
     </w:p>
     <w:p>
       <w:pPr>
@@ -9817,6 +12833,7 @@
         </w:rPr>
         <w:t xml:space="preserve"> </w:t>
       </w:r>
+      <w:proofErr w:type="spellStart"/>
       <w:r>
         <w:rPr>
           <w:b/>
@@ -9825,6 +12842,7 @@
         </w:rPr>
         <w:t>MouseEvent</w:t>
       </w:r>
+      <w:proofErr w:type="spellEnd"/>
     </w:p>
     <w:p>
       <w:pPr>
@@ -9863,13 +12881,29 @@
         <w:spacing w:line="240" w:lineRule="auto"/>
       </w:pPr>
       <w:r>
-        <w:t>(keydown)</w:t>
+        <w:t>(</w:t>
+      </w:r>
+      <w:proofErr w:type="spellStart"/>
+      <w:r>
+        <w:t>keydown</w:t>
+      </w:r>
+      <w:proofErr w:type="spellEnd"/>
+      <w:r>
+        <w:t>)</w:t>
       </w:r>
       <w:r>
         <w:t xml:space="preserve">, </w:t>
       </w:r>
       <w:r>
-        <w:t>(keyup)</w:t>
+        <w:t>(</w:t>
+      </w:r>
+      <w:proofErr w:type="spellStart"/>
+      <w:r>
+        <w:t>keyup</w:t>
+      </w:r>
+      <w:proofErr w:type="spellEnd"/>
+      <w:r>
+        <w:t>)</w:t>
       </w:r>
       <w:r>
         <w:t xml:space="preserve"> </w:t>
@@ -9880,9 +12914,11 @@
       <w:r>
         <w:t xml:space="preserve"> </w:t>
       </w:r>
+      <w:proofErr w:type="spellStart"/>
       <w:r>
         <w:t>KeyboardEvent</w:t>
       </w:r>
+      <w:proofErr w:type="spellEnd"/>
     </w:p>
     <w:tbl>
       <w:tblPr>
@@ -9901,12 +12937,44 @@
           </w:tcPr>
           <w:p>
             <w:r>
-              <w:t>&lt;input (keydown)="onKeyDown($event)" placeholder="Type something"&gt;</w:t>
-            </w:r>
-          </w:p>
-          <w:p>
-            <w:r>
-              <w:t>&lt;input (keyup)="onKeyUp($event)" placeholder="Type something"&gt;</w:t>
+              <w:t>&lt;input (</w:t>
+            </w:r>
+            <w:proofErr w:type="spellStart"/>
+            <w:r>
+              <w:t>keydown</w:t>
+            </w:r>
+            <w:proofErr w:type="spellEnd"/>
+            <w:r>
+              <w:t>)="</w:t>
+            </w:r>
+            <w:proofErr w:type="spellStart"/>
+            <w:r>
+              <w:t>onKeyDown</w:t>
+            </w:r>
+            <w:proofErr w:type="spellEnd"/>
+            <w:r>
+              <w:t>($event)" placeholder="Type something"&gt;</w:t>
+            </w:r>
+          </w:p>
+          <w:p>
+            <w:r>
+              <w:t>&lt;input (</w:t>
+            </w:r>
+            <w:proofErr w:type="spellStart"/>
+            <w:r>
+              <w:t>keyup</w:t>
+            </w:r>
+            <w:proofErr w:type="spellEnd"/>
+            <w:r>
+              <w:t>)="</w:t>
+            </w:r>
+            <w:proofErr w:type="spellStart"/>
+            <w:r>
+              <w:t>onKeyUp</w:t>
+            </w:r>
+            <w:proofErr w:type="spellEnd"/>
+            <w:r>
+              <w:t>($event)" placeholder="Type something"&gt;</w:t>
             </w:r>
           </w:p>
           <w:p/>
@@ -9917,17 +12985,72 @@
           </w:tcPr>
           <w:p>
             <w:r>
-              <w:t xml:space="preserve">  onKeyDown(event: KeyboardEvent) {</w:t>
-            </w:r>
-          </w:p>
-          <w:p>
-            <w:r>
-              <w:t xml:space="preserve">    console.log('Key pressed:', event.key);</w:t>
-            </w:r>
-          </w:p>
-          <w:p>
-            <w:r>
-              <w:t xml:space="preserve">    console.log('Key code:', event.code);</w:t>
+              <w:t xml:space="preserve">  </w:t>
+            </w:r>
+            <w:proofErr w:type="spellStart"/>
+            <w:proofErr w:type="gramStart"/>
+            <w:r>
+              <w:t>onKeyDown</w:t>
+            </w:r>
+            <w:proofErr w:type="spellEnd"/>
+            <w:r>
+              <w:t>(</w:t>
+            </w:r>
+            <w:proofErr w:type="gramEnd"/>
+            <w:r>
+              <w:t xml:space="preserve">event: </w:t>
+            </w:r>
+            <w:proofErr w:type="spellStart"/>
+            <w:r>
+              <w:t>KeyboardEvent</w:t>
+            </w:r>
+            <w:proofErr w:type="spellEnd"/>
+            <w:r>
+              <w:t>) {</w:t>
+            </w:r>
+          </w:p>
+          <w:p>
+            <w:r>
+              <w:t xml:space="preserve">    </w:t>
+            </w:r>
+            <w:proofErr w:type="gramStart"/>
+            <w:r>
+              <w:t>console.log(</w:t>
+            </w:r>
+            <w:proofErr w:type="gramEnd"/>
+            <w:r>
+              <w:t xml:space="preserve">'Key pressed:', </w:t>
+            </w:r>
+            <w:proofErr w:type="spellStart"/>
+            <w:r>
+              <w:t>event.key</w:t>
+            </w:r>
+            <w:proofErr w:type="spellEnd"/>
+            <w:r>
+              <w:t>);</w:t>
+            </w:r>
+          </w:p>
+          <w:p>
+            <w:r>
+              <w:t xml:space="preserve">    </w:t>
+            </w:r>
+            <w:proofErr w:type="gramStart"/>
+            <w:r>
+              <w:t>console.log(</w:t>
+            </w:r>
+            <w:proofErr w:type="gramEnd"/>
+            <w:r>
+              <w:t xml:space="preserve">'Key code:', </w:t>
+            </w:r>
+            <w:proofErr w:type="spellStart"/>
+            <w:proofErr w:type="gramStart"/>
+            <w:r>
+              <w:t>event.code</w:t>
+            </w:r>
+            <w:proofErr w:type="spellEnd"/>
+            <w:proofErr w:type="gramEnd"/>
+            <w:r>
+              <w:t>);</w:t>
             </w:r>
           </w:p>
           <w:p>
@@ -9949,17 +13072,43 @@
           </w:p>
           <w:p>
             <w:r>
-              <w:t xml:space="preserve">    if (event.key === 'Enter') {</w:t>
-            </w:r>
-          </w:p>
-          <w:p>
-            <w:r>
-              <w:t xml:space="preserve">      event.preventDefault();</w:t>
-            </w:r>
-          </w:p>
-          <w:p>
-            <w:r>
-              <w:t xml:space="preserve">      console.log('Enter key prevented');</w:t>
+              <w:t xml:space="preserve">    if (</w:t>
+            </w:r>
+            <w:proofErr w:type="spellStart"/>
+            <w:r>
+              <w:t>event.key</w:t>
+            </w:r>
+            <w:proofErr w:type="spellEnd"/>
+            <w:r>
+              <w:t xml:space="preserve"> === 'Enter') {</w:t>
+            </w:r>
+          </w:p>
+          <w:p>
+            <w:r>
+              <w:t xml:space="preserve">      </w:t>
+            </w:r>
+            <w:proofErr w:type="spellStart"/>
+            <w:proofErr w:type="gramStart"/>
+            <w:r>
+              <w:t>event.preventDefault</w:t>
+            </w:r>
+            <w:proofErr w:type="spellEnd"/>
+            <w:proofErr w:type="gramEnd"/>
+            <w:r>
+              <w:t>();</w:t>
+            </w:r>
+          </w:p>
+          <w:p>
+            <w:r>
+              <w:t xml:space="preserve">      </w:t>
+            </w:r>
+            <w:proofErr w:type="gramStart"/>
+            <w:r>
+              <w:t>console.log(</w:t>
+            </w:r>
+            <w:proofErr w:type="gramEnd"/>
+            <w:r>
+              <w:t>'Enter key prevented');</w:t>
             </w:r>
           </w:p>
           <w:p>
@@ -9975,7 +13124,28 @@
           <w:p/>
           <w:p>
             <w:r>
-              <w:t xml:space="preserve">  onKeyUp(event: KeyboardEvent) {</w:t>
+              <w:t xml:space="preserve">  </w:t>
+            </w:r>
+            <w:proofErr w:type="spellStart"/>
+            <w:proofErr w:type="gramStart"/>
+            <w:r>
+              <w:t>onKeyUp</w:t>
+            </w:r>
+            <w:proofErr w:type="spellEnd"/>
+            <w:r>
+              <w:t>(</w:t>
+            </w:r>
+            <w:proofErr w:type="gramEnd"/>
+            <w:r>
+              <w:t xml:space="preserve">event: </w:t>
+            </w:r>
+            <w:proofErr w:type="spellStart"/>
+            <w:r>
+              <w:t>KeyboardEvent</w:t>
+            </w:r>
+            <w:proofErr w:type="spellEnd"/>
+            <w:r>
+              <w:t>) {</w:t>
             </w:r>
           </w:p>
           <w:p>
@@ -9992,12 +13162,30 @@
           </w:p>
           <w:p>
             <w:r>
-              <w:t xml:space="preserve">    if (event.key === 'Escape') {</w:t>
-            </w:r>
-          </w:p>
-          <w:p>
-            <w:r>
-              <w:t xml:space="preserve">      this.clearInput();</w:t>
+              <w:t xml:space="preserve">    if (</w:t>
+            </w:r>
+            <w:proofErr w:type="spellStart"/>
+            <w:r>
+              <w:t>event.key</w:t>
+            </w:r>
+            <w:proofErr w:type="spellEnd"/>
+            <w:r>
+              <w:t xml:space="preserve"> === 'Escape') {</w:t>
+            </w:r>
+          </w:p>
+          <w:p>
+            <w:r>
+              <w:t xml:space="preserve">      </w:t>
+            </w:r>
+            <w:proofErr w:type="spellStart"/>
+            <w:proofErr w:type="gramStart"/>
+            <w:r>
+              <w:t>this.clearInput</w:t>
+            </w:r>
+            <w:proofErr w:type="spellEnd"/>
+            <w:proofErr w:type="gramEnd"/>
+            <w:r>
+              <w:t>();</w:t>
             </w:r>
           </w:p>
           <w:p>
@@ -10055,8 +13243,13 @@
           <w:p>
             <w:r>
               <w:lastRenderedPageBreak/>
-              <w:t>&lt;input (input)="onInput</w:t>
-            </w:r>
+              <w:t>&lt;input (input)="</w:t>
+            </w:r>
+            <w:proofErr w:type="spellStart"/>
+            <w:r>
+              <w:t>onInput</w:t>
+            </w:r>
+            <w:proofErr w:type="spellEnd"/>
             <w:r>
               <w:rPr>
                 <w:b/>
@@ -10070,7 +13263,23 @@
           </w:p>
           <w:p>
             <w:r>
-              <w:t>       (keyup)="onKeyUp($event)"</w:t>
+              <w:t>       (</w:t>
+            </w:r>
+            <w:proofErr w:type="spellStart"/>
+            <w:r>
+              <w:t>keyup</w:t>
+            </w:r>
+            <w:proofErr w:type="spellEnd"/>
+            <w:r>
+              <w:t>)="</w:t>
+            </w:r>
+            <w:proofErr w:type="spellStart"/>
+            <w:r>
+              <w:t>onKeyUp</w:t>
+            </w:r>
+            <w:proofErr w:type="spellEnd"/>
+            <w:r>
+              <w:t>($event)"</w:t>
             </w:r>
           </w:p>
           <w:p>
@@ -10086,17 +13295,66 @@
           </w:tcPr>
           <w:p>
             <w:r>
-              <w:t>  onInput(event: any) {</w:t>
-            </w:r>
-          </w:p>
-          <w:p>
-            <w:r>
-              <w:t>    console.log(event.target.value);</w:t>
-            </w:r>
-          </w:p>
-          <w:p>
-            <w:r>
-              <w:t>    this.message = event.target.value;</w:t>
+              <w:t xml:space="preserve">  </w:t>
+            </w:r>
+            <w:proofErr w:type="spellStart"/>
+            <w:proofErr w:type="gramStart"/>
+            <w:r>
+              <w:t>onInput</w:t>
+            </w:r>
+            <w:proofErr w:type="spellEnd"/>
+            <w:r>
+              <w:t>(</w:t>
+            </w:r>
+            <w:proofErr w:type="gramEnd"/>
+            <w:r>
+              <w:t>event: any) {</w:t>
+            </w:r>
+          </w:p>
+          <w:p>
+            <w:r>
+              <w:t>    console.log(</w:t>
+            </w:r>
+            <w:proofErr w:type="spellStart"/>
+            <w:proofErr w:type="gramStart"/>
+            <w:r>
+              <w:t>event.target</w:t>
+            </w:r>
+            <w:proofErr w:type="gramEnd"/>
+            <w:r>
+              <w:t>.value</w:t>
+            </w:r>
+            <w:proofErr w:type="spellEnd"/>
+            <w:r>
+              <w:t>);</w:t>
+            </w:r>
+          </w:p>
+          <w:p>
+            <w:r>
+              <w:t xml:space="preserve">    </w:t>
+            </w:r>
+            <w:proofErr w:type="spellStart"/>
+            <w:proofErr w:type="gramStart"/>
+            <w:r>
+              <w:t>this.message</w:t>
+            </w:r>
+            <w:proofErr w:type="spellEnd"/>
+            <w:proofErr w:type="gramEnd"/>
+            <w:r>
+              <w:t xml:space="preserve"> = </w:t>
+            </w:r>
+            <w:proofErr w:type="spellStart"/>
+            <w:proofErr w:type="gramStart"/>
+            <w:r>
+              <w:t>event.target</w:t>
+            </w:r>
+            <w:proofErr w:type="gramEnd"/>
+            <w:r>
+              <w:t>.value</w:t>
+            </w:r>
+            <w:proofErr w:type="spellEnd"/>
+            <w:r>
+              <w:t>;</w:t>
             </w:r>
           </w:p>
           <w:p>
@@ -10111,7 +13369,28 @@
           </w:p>
           <w:p>
             <w:r>
-              <w:t>  onKeyUp(event: KeyboardEvent) {</w:t>
+              <w:t xml:space="preserve">  </w:t>
+            </w:r>
+            <w:proofErr w:type="spellStart"/>
+            <w:proofErr w:type="gramStart"/>
+            <w:r>
+              <w:t>onKeyUp</w:t>
+            </w:r>
+            <w:proofErr w:type="spellEnd"/>
+            <w:r>
+              <w:t>(</w:t>
+            </w:r>
+            <w:proofErr w:type="gramEnd"/>
+            <w:r>
+              <w:t xml:space="preserve">event: </w:t>
+            </w:r>
+            <w:proofErr w:type="spellStart"/>
+            <w:r>
+              <w:t>KeyboardEvent</w:t>
+            </w:r>
+            <w:proofErr w:type="spellEnd"/>
+            <w:r>
+              <w:t>) {</w:t>
             </w:r>
           </w:p>
           <w:p>
@@ -10121,17 +13400,58 @@
           </w:p>
           <w:p>
             <w:r>
-              <w:t>    if (event.key === 'Enter') {</w:t>
-            </w:r>
-          </w:p>
-          <w:p>
-            <w:r>
-              <w:t>      this.items.push(this.message);</w:t>
-            </w:r>
-          </w:p>
-          <w:p>
-            <w:r>
-              <w:t>      this.message = '';</w:t>
+              <w:t>    if (</w:t>
+            </w:r>
+            <w:proofErr w:type="spellStart"/>
+            <w:r>
+              <w:t>event.key</w:t>
+            </w:r>
+            <w:proofErr w:type="spellEnd"/>
+            <w:r>
+              <w:t xml:space="preserve"> === 'Enter') {</w:t>
+            </w:r>
+          </w:p>
+          <w:p>
+            <w:r>
+              <w:t xml:space="preserve">      </w:t>
+            </w:r>
+            <w:proofErr w:type="spellStart"/>
+            <w:proofErr w:type="gramStart"/>
+            <w:r>
+              <w:t>this.items</w:t>
+            </w:r>
+            <w:proofErr w:type="gramEnd"/>
+            <w:r>
+              <w:t>.push</w:t>
+            </w:r>
+            <w:proofErr w:type="spellEnd"/>
+            <w:r>
+              <w:t>(</w:t>
+            </w:r>
+            <w:proofErr w:type="spellStart"/>
+            <w:proofErr w:type="gramStart"/>
+            <w:r>
+              <w:t>this.message</w:t>
+            </w:r>
+            <w:proofErr w:type="spellEnd"/>
+            <w:proofErr w:type="gramEnd"/>
+            <w:r>
+              <w:t>);</w:t>
+            </w:r>
+          </w:p>
+          <w:p>
+            <w:r>
+              <w:t xml:space="preserve">      </w:t>
+            </w:r>
+            <w:proofErr w:type="spellStart"/>
+            <w:proofErr w:type="gramStart"/>
+            <w:r>
+              <w:t>this.message</w:t>
+            </w:r>
+            <w:proofErr w:type="spellEnd"/>
+            <w:proofErr w:type="gramEnd"/>
+            <w:r>
+              <w:t xml:space="preserve"> = '';</w:t>
             </w:r>
           </w:p>
           <w:p>
@@ -10336,52 +13656,55 @@
                 <w:b/>
                 <w:bCs/>
               </w:rPr>
-              <w:t>&lt;element [&lt;property name&gt;]="&lt;template variable&gt;"&gt; &lt;!-- content --&gt; &lt;/elementt&gt;</w:t>
-            </w:r>
-          </w:p>
-          <w:p>
-            <w:pPr>
+              <w:t>&lt;element [&lt;property name</w:t>
+            </w:r>
+            <w:proofErr w:type="gramStart"/>
+            <w:r>
               <w:rPr>
                 <w:b/>
                 <w:bCs/>
               </w:rPr>
-            </w:pPr>
+              <w:t>&gt;]=</w:t>
+            </w:r>
+            <w:proofErr w:type="gramEnd"/>
             <w:r>
               <w:rPr>
                 <w:b/>
                 <w:bCs/>
               </w:rPr>
-              <w:t xml:space="preserve">Eg: </w:t>
-            </w:r>
-          </w:p>
-          <w:p>
-            <w:pPr>
+              <w:t xml:space="preserve">"&lt;template variable&gt;"&gt; </w:t>
+            </w:r>
+            <w:proofErr w:type="gramStart"/>
+            <w:r>
               <w:rPr>
                 <w:b/>
                 <w:bCs/>
               </w:rPr>
-            </w:pPr>
+              <w:t>&lt;!--</w:t>
+            </w:r>
+            <w:proofErr w:type="gramEnd"/>
             <w:r>
               <w:rPr>
                 <w:b/>
                 <w:bCs/>
               </w:rPr>
-              <w:t>&lt;input [value]=”variableName”/&gt;</w:t>
-            </w:r>
-          </w:p>
-          <w:p>
-            <w:pPr>
+              <w:t xml:space="preserve"> content --&gt; &lt;/</w:t>
+            </w:r>
+            <w:proofErr w:type="spellStart"/>
+            <w:r>
               <w:rPr>
                 <w:b/>
                 <w:bCs/>
               </w:rPr>
-            </w:pPr>
+              <w:t>elementt</w:t>
+            </w:r>
+            <w:proofErr w:type="spellEnd"/>
             <w:r>
               <w:rPr>
                 <w:b/>
                 <w:bCs/>
               </w:rPr>
-              <w:t>&lt;p [id]=myId&gt; AAAAA &lt;/p&gt;</w:t>
+              <w:t>&gt;</w:t>
             </w:r>
           </w:p>
           <w:p>
@@ -10391,43 +13714,177 @@
                 <w:bCs/>
               </w:rPr>
             </w:pPr>
-          </w:p>
-          <w:p>
-            <w:pPr>
+            <w:r>
               <w:rPr>
                 <w:b/>
                 <w:bCs/>
               </w:rPr>
-            </w:pPr>
-            <w:r>
+              <w:t xml:space="preserve">Eg: </w:t>
+            </w:r>
+          </w:p>
+          <w:p>
+            <w:pPr>
               <w:rPr>
                 <w:b/>
                 <w:bCs/>
               </w:rPr>
-              <w:t>(OR)</w:t>
-            </w:r>
-          </w:p>
-          <w:p>
-            <w:pPr>
+            </w:pPr>
+            <w:r>
               <w:rPr>
                 <w:b/>
                 <w:bCs/>
               </w:rPr>
-            </w:pPr>
-          </w:p>
-          <w:p>
-            <w:pPr>
+              <w:t>&lt;input [value]</w:t>
+            </w:r>
+            <w:proofErr w:type="gramStart"/>
+            <w:r>
               <w:rPr>
                 <w:b/>
                 <w:bCs/>
               </w:rPr>
-            </w:pPr>
+              <w:t>=”</w:t>
+            </w:r>
+            <w:proofErr w:type="spellStart"/>
             <w:r>
               <w:rPr>
                 <w:b/>
                 <w:bCs/>
               </w:rPr>
-              <w:t>&lt;element-or-component [&lt;property name&gt;]="&lt;template variable&gt;"&gt; &lt;!-- content --&gt; &lt;/element-orcomponent&gt;</w:t>
+              <w:t>variableName</w:t>
+            </w:r>
+            <w:proofErr w:type="spellEnd"/>
+            <w:proofErr w:type="gramEnd"/>
+            <w:r>
+              <w:rPr>
+                <w:b/>
+                <w:bCs/>
+              </w:rPr>
+              <w:t>”/&gt;</w:t>
+            </w:r>
+          </w:p>
+          <w:p>
+            <w:pPr>
+              <w:rPr>
+                <w:b/>
+                <w:bCs/>
+              </w:rPr>
+            </w:pPr>
+            <w:r>
+              <w:rPr>
+                <w:b/>
+                <w:bCs/>
+              </w:rPr>
+              <w:t>&lt;p [id]=</w:t>
+            </w:r>
+            <w:proofErr w:type="spellStart"/>
+            <w:r>
+              <w:rPr>
+                <w:b/>
+                <w:bCs/>
+              </w:rPr>
+              <w:t>myId</w:t>
+            </w:r>
+            <w:proofErr w:type="spellEnd"/>
+            <w:r>
+              <w:rPr>
+                <w:b/>
+                <w:bCs/>
+              </w:rPr>
+              <w:t>&gt; AAAAA &lt;/p&gt;</w:t>
+            </w:r>
+          </w:p>
+          <w:p>
+            <w:pPr>
+              <w:rPr>
+                <w:b/>
+                <w:bCs/>
+              </w:rPr>
+            </w:pPr>
+          </w:p>
+          <w:p>
+            <w:pPr>
+              <w:rPr>
+                <w:b/>
+                <w:bCs/>
+              </w:rPr>
+            </w:pPr>
+            <w:r>
+              <w:rPr>
+                <w:b/>
+                <w:bCs/>
+              </w:rPr>
+              <w:t>(OR)</w:t>
+            </w:r>
+          </w:p>
+          <w:p>
+            <w:pPr>
+              <w:rPr>
+                <w:b/>
+                <w:bCs/>
+              </w:rPr>
+            </w:pPr>
+          </w:p>
+          <w:p>
+            <w:pPr>
+              <w:rPr>
+                <w:b/>
+                <w:bCs/>
+              </w:rPr>
+            </w:pPr>
+            <w:r>
+              <w:rPr>
+                <w:b/>
+                <w:bCs/>
+              </w:rPr>
+              <w:t>&lt;element-or-component [&lt;property name</w:t>
+            </w:r>
+            <w:proofErr w:type="gramStart"/>
+            <w:r>
+              <w:rPr>
+                <w:b/>
+                <w:bCs/>
+              </w:rPr>
+              <w:t>&gt;]=</w:t>
+            </w:r>
+            <w:proofErr w:type="gramEnd"/>
+            <w:r>
+              <w:rPr>
+                <w:b/>
+                <w:bCs/>
+              </w:rPr>
+              <w:t xml:space="preserve">"&lt;template variable&gt;"&gt; </w:t>
+            </w:r>
+            <w:proofErr w:type="gramStart"/>
+            <w:r>
+              <w:rPr>
+                <w:b/>
+                <w:bCs/>
+              </w:rPr>
+              <w:t>&lt;!--</w:t>
+            </w:r>
+            <w:proofErr w:type="gramEnd"/>
+            <w:r>
+              <w:rPr>
+                <w:b/>
+                <w:bCs/>
+              </w:rPr>
+              <w:t xml:space="preserve"> content --&gt; &lt;/element-</w:t>
+            </w:r>
+            <w:proofErr w:type="spellStart"/>
+            <w:r>
+              <w:rPr>
+                <w:b/>
+                <w:bCs/>
+              </w:rPr>
+              <w:t>orcomponent</w:t>
+            </w:r>
+            <w:proofErr w:type="spellEnd"/>
+            <w:r>
+              <w:rPr>
+                <w:b/>
+                <w:bCs/>
+              </w:rPr>
+              <w:t>&gt;</w:t>
             </w:r>
           </w:p>
           <w:p>
@@ -10571,6 +14028,9 @@
         <w:spacing w:after="0" w:line="240" w:lineRule="auto"/>
       </w:pPr>
       <w:r>
+        <w:rPr>
+          <w:noProof/>
+        </w:rPr>
         <w:drawing>
           <wp:inline distT="0" distB="0" distL="0" distR="0" wp14:anchorId="5F60B34A" wp14:editId="1BCAF421">
             <wp:extent cx="3568883" cy="520727"/>
@@ -10587,7 +14047,7 @@
                     <pic:cNvPicPr/>
                   </pic:nvPicPr>
                   <pic:blipFill>
-                    <a:blip r:embed="rId71"/>
+                    <a:blip r:embed="rId69"/>
                     <a:stretch>
                       <a:fillRect/>
                     </a:stretch>
@@ -10647,7 +14107,15 @@
       </w:pPr>
       <w:r>
         <w:lastRenderedPageBreak/>
-        <w:t>To overcome this issue we are going to use property binding.</w:t>
+        <w:t xml:space="preserve">To overcome this </w:t>
+      </w:r>
+      <w:proofErr w:type="gramStart"/>
+      <w:r>
+        <w:t>issue</w:t>
+      </w:r>
+      <w:proofErr w:type="gramEnd"/>
+      <w:r>
+        <w:t xml:space="preserve"> we are going to use property binding.</w:t>
       </w:r>
     </w:p>
     <w:tbl>
@@ -10734,7 +14202,15 @@
         <w:spacing w:after="0" w:line="240" w:lineRule="auto"/>
       </w:pPr>
       <w:r>
-        <w:t>Now is value is true means button will be disabled, false means button will be enabled.</w:t>
+        <w:t xml:space="preserve">Now is value </w:t>
+      </w:r>
+      <w:proofErr w:type="gramStart"/>
+      <w:r>
+        <w:t>is</w:t>
+      </w:r>
+      <w:proofErr w:type="gramEnd"/>
+      <w:r>
+        <w:t xml:space="preserve"> true means button will be disabled, false means button will be enabled.</w:t>
       </w:r>
     </w:p>
     <w:p>
@@ -10774,7 +14250,23 @@
           </w:tcPr>
           <w:p>
             <w:r>
-              <w:t>&lt;img src="Tux.svg.png"/&gt;</w:t>
+              <w:t>&lt;</w:t>
+            </w:r>
+            <w:proofErr w:type="spellStart"/>
+            <w:r>
+              <w:t>img</w:t>
+            </w:r>
+            <w:proofErr w:type="spellEnd"/>
+            <w:r>
+              <w:t xml:space="preserve"> </w:t>
+            </w:r>
+            <w:proofErr w:type="spellStart"/>
+            <w:r>
+              <w:t>src</w:t>
+            </w:r>
+            <w:proofErr w:type="spellEnd"/>
+            <w:r>
+              <w:t>="Tux.svg.png"/&gt;</w:t>
             </w:r>
           </w:p>
         </w:tc>
@@ -10785,7 +14277,15 @@
         <w:spacing w:after="0" w:line="240" w:lineRule="auto"/>
       </w:pPr>
       <w:r>
-        <w:t>We can see for above “src” property we are hard coding the image value.</w:t>
+        <w:t>We can see for above “</w:t>
+      </w:r>
+      <w:proofErr w:type="spellStart"/>
+      <w:r>
+        <w:t>src</w:t>
+      </w:r>
+      <w:proofErr w:type="spellEnd"/>
+      <w:r>
+        <w:t>” property we are hard coding the image value.</w:t>
       </w:r>
     </w:p>
     <w:p>
@@ -10826,7 +14326,15 @@
           </w:tcPr>
           <w:p>
             <w:r>
-              <w:t xml:space="preserve">&lt;img </w:t>
+              <w:t>&lt;</w:t>
+            </w:r>
+            <w:proofErr w:type="spellStart"/>
+            <w:r>
+              <w:t>img</w:t>
+            </w:r>
+            <w:proofErr w:type="spellEnd"/>
+            <w:r>
+              <w:t xml:space="preserve"> </w:t>
             </w:r>
             <w:r>
               <w:rPr>
@@ -10834,27 +14342,47 @@
                 <w:bCs/>
                 <w:highlight w:val="yellow"/>
               </w:rPr>
-              <w:t>[src]</w:t>
-            </w:r>
-            <w:r>
-              <w:t>="</w:t>
-            </w:r>
+              <w:t>[</w:t>
+            </w:r>
+            <w:proofErr w:type="spellStart"/>
             <w:r>
               <w:rPr>
                 <w:b/>
                 <w:bCs/>
                 <w:highlight w:val="yellow"/>
               </w:rPr>
-              <w:t>image</w:t>
-            </w:r>
+              <w:t>src</w:t>
+            </w:r>
+            <w:proofErr w:type="spellEnd"/>
             <w:r>
               <w:rPr>
                 <w:b/>
                 <w:bCs/>
                 <w:highlight w:val="yellow"/>
               </w:rPr>
+              <w:t>]</w:t>
+            </w:r>
+            <w:r>
+              <w:t>="</w:t>
+            </w:r>
+            <w:proofErr w:type="spellStart"/>
+            <w:r>
+              <w:rPr>
+                <w:b/>
+                <w:bCs/>
+                <w:highlight w:val="yellow"/>
+              </w:rPr>
+              <w:t>image</w:t>
+            </w:r>
+            <w:r>
+              <w:rPr>
+                <w:b/>
+                <w:bCs/>
+                <w:highlight w:val="yellow"/>
+              </w:rPr>
               <w:t>Path</w:t>
             </w:r>
+            <w:proofErr w:type="spellEnd"/>
             <w:r>
               <w:t>"/&gt;</w:t>
             </w:r>
@@ -10874,6 +14402,7 @@
             <w:r>
               <w:t> </w:t>
             </w:r>
+            <w:proofErr w:type="spellStart"/>
             <w:r>
               <w:rPr>
                 <w:b/>
@@ -10890,6 +14419,7 @@
               </w:rPr>
               <w:t>Path</w:t>
             </w:r>
+            <w:proofErr w:type="spellEnd"/>
             <w:r>
               <w:t xml:space="preserve"> = "Tux.svg.png";  </w:t>
             </w:r>
@@ -10902,6 +14432,143 @@
         </w:tc>
       </w:tr>
     </w:tbl>
+    <w:p>
+      <w:pPr>
+        <w:spacing w:after="0" w:line="240" w:lineRule="auto"/>
+      </w:pPr>
+    </w:p>
+    <w:p>
+      <w:pPr>
+        <w:spacing w:after="0" w:line="240" w:lineRule="auto"/>
+      </w:pPr>
+    </w:p>
+    <w:p>
+      <w:pPr>
+        <w:spacing w:after="0" w:line="240" w:lineRule="auto"/>
+        <w:rPr>
+          <w:b/>
+          <w:bCs/>
+          <w:color w:val="EE0000"/>
+        </w:rPr>
+      </w:pPr>
+      <w:r>
+        <w:rPr>
+          <w:b/>
+          <w:bCs/>
+          <w:color w:val="EE0000"/>
+        </w:rPr>
+        <w:t>Attribute Binding</w:t>
+      </w:r>
+      <w:r>
+        <w:rPr>
+          <w:b/>
+          <w:bCs/>
+          <w:color w:val="EE0000"/>
+        </w:rPr>
+        <w:t xml:space="preserve">: </w:t>
+      </w:r>
+    </w:p>
+    <w:p>
+      <w:pPr>
+        <w:spacing w:after="0" w:line="240" w:lineRule="auto"/>
+        <w:rPr>
+          <w:b/>
+          <w:bCs/>
+          <w:color w:val="EE0000"/>
+        </w:rPr>
+      </w:pPr>
+      <w:r>
+        <w:rPr>
+          <w:b/>
+          <w:bCs/>
+          <w:color w:val="EE0000"/>
+        </w:rPr>
+        <w:t xml:space="preserve">NEED TO GET CLARITY ON THIS, WILL DO POC (Proof </w:t>
+      </w:r>
+      <w:proofErr w:type="gramStart"/>
+      <w:r>
+        <w:rPr>
+          <w:b/>
+          <w:bCs/>
+          <w:color w:val="EE0000"/>
+        </w:rPr>
+        <w:t>Of</w:t>
+      </w:r>
+      <w:proofErr w:type="gramEnd"/>
+      <w:r>
+        <w:rPr>
+          <w:b/>
+          <w:bCs/>
+          <w:color w:val="EE0000"/>
+        </w:rPr>
+        <w:t xml:space="preserve"> Concept) on this.</w:t>
+      </w:r>
+    </w:p>
+    <w:p>
+      <w:pPr>
+        <w:spacing w:after="0" w:line="240" w:lineRule="auto"/>
+      </w:pPr>
+    </w:p>
+    <w:p>
+      <w:pPr>
+        <w:spacing w:after="0" w:line="240" w:lineRule="auto"/>
+        <w:rPr>
+          <w:b/>
+          <w:bCs/>
+        </w:rPr>
+      </w:pPr>
+      <w:r>
+        <w:rPr>
+          <w:b/>
+          <w:bCs/>
+        </w:rPr>
+        <w:t>Class Binding</w:t>
+      </w:r>
+      <w:r>
+        <w:rPr>
+          <w:b/>
+          <w:bCs/>
+        </w:rPr>
+        <w:t xml:space="preserve">: </w:t>
+      </w:r>
+    </w:p>
+    <w:p>
+      <w:pPr>
+        <w:spacing w:after="0" w:line="240" w:lineRule="auto"/>
+        <w:rPr>
+          <w:b/>
+          <w:bCs/>
+        </w:rPr>
+      </w:pPr>
+      <w:r>
+        <w:rPr>
+          <w:b/>
+          <w:bCs/>
+        </w:rPr>
+        <w:t>Dynamically adds/removes CSS classes using [class] binding.</w:t>
+      </w:r>
+    </w:p>
+    <w:p>
+      <w:pPr>
+        <w:spacing w:after="0" w:line="240" w:lineRule="auto"/>
+      </w:pPr>
+    </w:p>
+    <w:p>
+      <w:pPr>
+        <w:spacing w:after="0" w:line="240" w:lineRule="auto"/>
+      </w:pPr>
+      <w:r>
+        <w:t xml:space="preserve">A dynamic web application usually </w:t>
+      </w:r>
+      <w:proofErr w:type="gramStart"/>
+      <w:r>
+        <w:t>have</w:t>
+      </w:r>
+      <w:proofErr w:type="gramEnd"/>
+      <w:r>
+        <w:t xml:space="preserve"> dynamic styles and are set during the runtime of the application.</w:t>
+      </w:r>
+    </w:p>
     <w:p>
       <w:pPr>
         <w:spacing w:after="0" w:line="240" w:lineRule="auto"/>

--- a/UI_html_css_javascript/notes/Angular_6AM_2025.docx
+++ b/UI_html_css_javascript/notes/Angular_6AM_2025.docx
@@ -1497,23 +1497,7 @@
           <w:b/>
           <w:bCs/>
         </w:rPr>
-        <w:t xml:space="preserve"> </w:t>
-      </w:r>
-      <w:proofErr w:type="spellStart"/>
-      <w:r>
-        <w:rPr>
-          <w:b/>
-          <w:bCs/>
-        </w:rPr>
-        <w:t>i</w:t>
-      </w:r>
-      <w:proofErr w:type="spellEnd"/>
-      <w:r>
-        <w:rPr>
-          <w:b/>
-          <w:bCs/>
-        </w:rPr>
-        <w:t xml:space="preserve"> -g @angular/cli</w:t>
+        <w:t xml:space="preserve"> i -g @angular/cli</w:t>
       </w:r>
       <w:r>
         <w:rPr>
@@ -3347,6 +3331,58 @@
       <w:pPr>
         <w:spacing w:after="0" w:line="240" w:lineRule="auto"/>
       </w:pPr>
+      <w:r>
+        <w:rPr>
+          <w:rFonts w:cstheme="minorHAnsi"/>
+          <w:noProof/>
+          <w:lang w:val="en-US"/>
+        </w:rPr>
+        <w:drawing>
+          <wp:inline distT="0" distB="0" distL="0" distR="0" wp14:anchorId="4D541EAE" wp14:editId="2F29C8DC">
+            <wp:extent cx="4800600" cy="4381500"/>
+            <wp:effectExtent l="0" t="0" r="0" b="0"/>
+            <wp:docPr id="47" name="Picture 47"/>
+            <wp:cNvGraphicFramePr>
+              <a:graphicFrameLocks xmlns:a="http://schemas.openxmlformats.org/drawingml/2006/main" noChangeAspect="1"/>
+            </wp:cNvGraphicFramePr>
+            <a:graphic xmlns:a="http://schemas.openxmlformats.org/drawingml/2006/main">
+              <a:graphicData uri="http://schemas.openxmlformats.org/drawingml/2006/picture">
+                <pic:pic xmlns:pic="http://schemas.openxmlformats.org/drawingml/2006/picture">
+                  <pic:nvPicPr>
+                    <pic:cNvPr id="1" name=""/>
+                    <pic:cNvPicPr/>
+                  </pic:nvPicPr>
+                  <pic:blipFill>
+                    <a:blip r:embed="rId42"/>
+                    <a:stretch>
+                      <a:fillRect/>
+                    </a:stretch>
+                  </pic:blipFill>
+                  <pic:spPr>
+                    <a:xfrm>
+                      <a:off x="0" y="0"/>
+                      <a:ext cx="4800600" cy="4381500"/>
+                    </a:xfrm>
+                    <a:prstGeom prst="rect">
+                      <a:avLst/>
+                    </a:prstGeom>
+                  </pic:spPr>
+                </pic:pic>
+              </a:graphicData>
+            </a:graphic>
+          </wp:inline>
+        </w:drawing>
+      </w:r>
+    </w:p>
+    <w:p>
+      <w:pPr>
+        <w:spacing w:after="0" w:line="240" w:lineRule="auto"/>
+      </w:pPr>
+    </w:p>
+    <w:p>
+      <w:pPr>
+        <w:spacing w:after="0" w:line="240" w:lineRule="auto"/>
+      </w:pPr>
     </w:p>
     <w:p>
       <w:pPr>
@@ -3354,6 +3390,7 @@
       </w:pPr>
       <w:proofErr w:type="spellStart"/>
       <w:r>
+        <w:lastRenderedPageBreak/>
         <w:t>When ever</w:t>
       </w:r>
       <w:proofErr w:type="spellEnd"/>
@@ -4471,7 +4508,7 @@
                     <pic:cNvPicPr/>
                   </pic:nvPicPr>
                   <pic:blipFill>
-                    <a:blip r:embed="rId42"/>
+                    <a:blip r:embed="rId43"/>
                     <a:stretch>
                       <a:fillRect/>
                     </a:stretch>
@@ -4611,6 +4648,7 @@
           </w:p>
           <w:p>
             <w:r>
+              <w:lastRenderedPageBreak/>
               <w:t xml:space="preserve">  </w:t>
             </w:r>
             <w:proofErr w:type="spellStart"/>
@@ -4682,6 +4720,7 @@
                 <w:bCs/>
                 <w:highlight w:val="yellow"/>
               </w:rPr>
+              <w:lastRenderedPageBreak/>
               <w:t>{{</w:t>
             </w:r>
             <w:proofErr w:type="spellStart"/>
@@ -5063,7 +5102,6 @@
         <w:spacing w:after="0" w:line="240" w:lineRule="auto"/>
       </w:pPr>
       <w:r>
-        <w:lastRenderedPageBreak/>
         <w:t>Each </w:t>
       </w:r>
       <w:r>
@@ -5469,6 +5507,7 @@
         <w:rPr>
           <w:noProof/>
         </w:rPr>
+        <w:lastRenderedPageBreak/>
         <w:drawing>
           <wp:inline distT="0" distB="0" distL="0" distR="0" wp14:anchorId="4C9FDC85" wp14:editId="51444AFE">
             <wp:extent cx="6645910" cy="2527935"/>
@@ -5485,7 +5524,7 @@
                     <pic:cNvPicPr/>
                   </pic:nvPicPr>
                   <pic:blipFill>
-                    <a:blip r:embed="rId43"/>
+                    <a:blip r:embed="rId44"/>
                     <a:stretch>
                       <a:fillRect/>
                     </a:stretch>
@@ -5700,7 +5739,7 @@
                     <pic:cNvPicPr/>
                   </pic:nvPicPr>
                   <pic:blipFill>
-                    <a:blip r:embed="rId44"/>
+                    <a:blip r:embed="rId45"/>
                     <a:stretch>
                       <a:fillRect/>
                     </a:stretch>
@@ -5789,7 +5828,6 @@
         <w:rPr>
           <w:noProof/>
         </w:rPr>
-        <w:lastRenderedPageBreak/>
         <w:drawing>
           <wp:inline distT="0" distB="0" distL="0" distR="0" wp14:anchorId="7C340D0C" wp14:editId="11C3261E">
             <wp:extent cx="3562350" cy="2308860"/>
@@ -5808,7 +5846,7 @@
                     </pic:cNvPicPr>
                   </pic:nvPicPr>
                   <pic:blipFill>
-                    <a:blip r:embed="rId45" cstate="print">
+                    <a:blip r:embed="rId46" cstate="print">
                       <a:extLst>
                         <a:ext uri="{28A0092B-C50C-407E-A947-70E740481C1C}">
                           <a14:useLocalDpi xmlns:a14="http://schemas.microsoft.com/office/drawing/2010/main" val="0"/>
@@ -5927,6 +5965,7 @@
         <w:spacing w:after="0" w:line="240" w:lineRule="auto"/>
       </w:pPr>
       <w:r>
+        <w:lastRenderedPageBreak/>
         <w:t>Embedding expression in {{}} is also known as </w:t>
       </w:r>
       <w:r>
@@ -6202,7 +6241,7 @@
                     </pic:cNvPicPr>
                   </pic:nvPicPr>
                   <pic:blipFill>
-                    <a:blip r:embed="rId46">
+                    <a:blip r:embed="rId47">
                       <a:extLst>
                         <a:ext uri="{28A0092B-C50C-407E-A947-70E740481C1C}">
                           <a14:useLocalDpi xmlns:a14="http://schemas.microsoft.com/office/drawing/2010/main" val="0"/>
@@ -6330,7 +6369,7 @@
       <w:pPr>
         <w:spacing w:after="0" w:line="240" w:lineRule="auto"/>
       </w:pPr>
-      <w:hyperlink r:id="rId47" w:history="1">
+      <w:hyperlink r:id="rId48" w:history="1">
         <w:r>
           <w:rPr>
             <w:rStyle w:val="Hyperlink"/>
@@ -6351,7 +6390,7 @@
       <w:pPr>
         <w:spacing w:after="0" w:line="240" w:lineRule="auto"/>
       </w:pPr>
-      <w:hyperlink r:id="rId48" w:history="1">
+      <w:hyperlink r:id="rId49" w:history="1">
         <w:r>
           <w:rPr>
             <w:rStyle w:val="Hyperlink"/>
@@ -6504,7 +6543,7 @@
       <w:r>
         <w:t>In Angular, </w:t>
       </w:r>
-      <w:hyperlink r:id="rId49" w:history="1">
+      <w:hyperlink r:id="rId50" w:history="1">
         <w:r>
           <w:rPr>
             <w:rStyle w:val="Hyperlink"/>
@@ -6579,6 +6618,7 @@
         <w:spacing w:after="0" w:line="240" w:lineRule="auto"/>
       </w:pPr>
       <w:r>
+        <w:lastRenderedPageBreak/>
         <w:t>Method Decorators</w:t>
       </w:r>
     </w:p>
@@ -6985,7 +7025,6 @@
         <w:rPr>
           <w:noProof/>
         </w:rPr>
-        <w:lastRenderedPageBreak/>
         <w:drawing>
           <wp:inline distT="0" distB="0" distL="0" distR="0" wp14:anchorId="7AA63CE9" wp14:editId="296A9B04">
             <wp:extent cx="4941323" cy="3316147"/>
@@ -7004,7 +7043,7 @@
                     </pic:cNvPicPr>
                   </pic:nvPicPr>
                   <pic:blipFill>
-                    <a:blip r:embed="rId50">
+                    <a:blip r:embed="rId51">
                       <a:extLst>
                         <a:ext uri="{28A0092B-C50C-407E-A947-70E740481C1C}">
                           <a14:useLocalDpi xmlns:a14="http://schemas.microsoft.com/office/drawing/2010/main" val="0"/>
@@ -7059,6 +7098,7 @@
         <w:rPr>
           <w:noProof/>
         </w:rPr>
+        <w:lastRenderedPageBreak/>
         <w:drawing>
           <wp:inline distT="0" distB="0" distL="0" distR="0" wp14:anchorId="2AF900B8" wp14:editId="50E95029">
             <wp:extent cx="5705221" cy="3426106"/>
@@ -7075,7 +7115,7 @@
                     <pic:cNvPicPr/>
                   </pic:nvPicPr>
                   <pic:blipFill>
-                    <a:blip r:embed="rId51"/>
+                    <a:blip r:embed="rId52"/>
                     <a:stretch>
                       <a:fillRect/>
                     </a:stretch>
@@ -7227,7 +7267,6 @@
           <w:b/>
           <w:bCs/>
         </w:rPr>
-        <w:lastRenderedPageBreak/>
         <w:t>MVC flow / Angular flow:</w:t>
       </w:r>
     </w:p>
@@ -7259,7 +7298,7 @@
                     </pic:cNvPicPr>
                   </pic:nvPicPr>
                   <pic:blipFill>
-                    <a:blip r:embed="rId52">
+                    <a:blip r:embed="rId53">
                       <a:extLst>
                         <a:ext uri="{28A0092B-C50C-407E-A947-70E740481C1C}">
                           <a14:useLocalDpi xmlns:a14="http://schemas.microsoft.com/office/drawing/2010/main" val="0"/>
@@ -7475,6 +7514,7 @@
               <w:rPr>
                 <w:lang w:val="en-US"/>
               </w:rPr>
+              <w:lastRenderedPageBreak/>
               <w:t>V = View        HTML</w:t>
             </w:r>
           </w:p>
@@ -7528,6 +7568,7 @@
               <w:rPr>
                 <w:lang w:val="en-US"/>
               </w:rPr>
+              <w:lastRenderedPageBreak/>
               <w:t>M = Model       Services</w:t>
             </w:r>
             <w:r>
@@ -7561,6 +7602,7 @@
               <w:rPr>
                 <w:lang w:val="en-US"/>
               </w:rPr>
+              <w:lastRenderedPageBreak/>
               <w:t>V = View        HTML / a</w:t>
             </w:r>
             <w:r>
@@ -8204,7 +8246,7 @@
           <w:lang w:val="en-US"/>
         </w:rPr>
       </w:pPr>
-      <w:hyperlink r:id="rId53" w:history="1">
+      <w:hyperlink r:id="rId54" w:history="1">
         <w:r>
           <w:rPr>
             <w:rStyle w:val="Hyperlink"/>
@@ -8227,7 +8269,7 @@
           <w:lang w:val="en-US"/>
         </w:rPr>
       </w:pPr>
-      <w:hyperlink r:id="rId54" w:history="1">
+      <w:hyperlink r:id="rId55" w:history="1">
         <w:r>
           <w:rPr>
             <w:rStyle w:val="Hyperlink"/>
@@ -8508,7 +8550,6 @@
           <w:noProof/>
           <w:lang w:val="en-US"/>
         </w:rPr>
-        <w:lastRenderedPageBreak/>
         <w:drawing>
           <wp:inline distT="0" distB="0" distL="0" distR="0" wp14:anchorId="18A192F6" wp14:editId="20584A16">
             <wp:extent cx="4940554" cy="3587934"/>
@@ -8525,7 +8566,7 @@
                     <pic:cNvPicPr/>
                   </pic:nvPicPr>
                   <pic:blipFill>
-                    <a:blip r:embed="rId55"/>
+                    <a:blip r:embed="rId56"/>
                     <a:stretch>
                       <a:fillRect/>
                     </a:stretch>
@@ -9402,7 +9443,6 @@
         <w:rPr>
           <w:lang w:val="en-US"/>
         </w:rPr>
-        <w:lastRenderedPageBreak/>
         <w:t>In TS / JS if you want to create object there are two ways.</w:t>
       </w:r>
     </w:p>
@@ -10067,6 +10107,7 @@
               <w:rPr>
                 <w:lang w:val="en-US"/>
               </w:rPr>
+              <w:lastRenderedPageBreak/>
               <w:t xml:space="preserve">    </w:t>
             </w:r>
             <w:proofErr w:type="spellStart"/>
@@ -10120,6 +10161,7 @@
               <w:rPr>
                 <w:lang w:val="en-US"/>
               </w:rPr>
+              <w:lastRenderedPageBreak/>
               <w:t>let emp2 = {</w:t>
             </w:r>
           </w:p>
@@ -10195,6 +10237,7 @@
               <w:rPr>
                 <w:lang w:val="en-US"/>
               </w:rPr>
+              <w:lastRenderedPageBreak/>
               <w:t xml:space="preserve">  </w:t>
             </w:r>
             <w:proofErr w:type="spellStart"/>
@@ -10942,7 +10985,7 @@
           <w:lang w:val="en-US"/>
         </w:rPr>
       </w:pPr>
-      <w:hyperlink r:id="rId56" w:history="1">
+      <w:hyperlink r:id="rId57" w:history="1">
         <w:r>
           <w:rPr>
             <w:rStyle w:val="Hyperlink"/>
@@ -11240,57 +11283,57 @@
           <w:b/>
           <w:bCs/>
         </w:rPr>
+        <w:t>Component Lifecycle Hook in Angular:</w:t>
+      </w:r>
+    </w:p>
+    <w:p>
+      <w:pPr>
+        <w:spacing w:after="0" w:line="240" w:lineRule="auto"/>
+        <w:rPr>
+          <w:lang w:val="en-US"/>
+        </w:rPr>
+      </w:pPr>
+      <w:r>
+        <w:rPr>
+          <w:lang w:val="en-US"/>
+        </w:rPr>
+        <w:t xml:space="preserve">In angular each life cycle stage is linked with one interface for each stage. And that interface contains abstract method. If we have abstract </w:t>
+      </w:r>
+      <w:proofErr w:type="gramStart"/>
+      <w:r>
+        <w:rPr>
+          <w:lang w:val="en-US"/>
+        </w:rPr>
+        <w:t>method</w:t>
+      </w:r>
+      <w:proofErr w:type="gramEnd"/>
+      <w:r>
+        <w:rPr>
+          <w:lang w:val="en-US"/>
+        </w:rPr>
+        <w:t xml:space="preserve"> we must implement that method.</w:t>
+      </w:r>
+    </w:p>
+    <w:p>
+      <w:pPr>
+        <w:spacing w:after="0" w:line="240" w:lineRule="auto"/>
+        <w:rPr>
+          <w:lang w:val="en-US"/>
+        </w:rPr>
+      </w:pPr>
+    </w:p>
+    <w:p>
+      <w:pPr>
+        <w:spacing w:after="0" w:line="240" w:lineRule="auto"/>
+        <w:rPr>
+          <w:lang w:val="en-US"/>
+        </w:rPr>
+      </w:pPr>
+      <w:r>
+        <w:rPr>
+          <w:noProof/>
+        </w:rPr>
         <w:lastRenderedPageBreak/>
-        <w:t>Component Lifecycle Hook in Angular:</w:t>
-      </w:r>
-    </w:p>
-    <w:p>
-      <w:pPr>
-        <w:spacing w:after="0" w:line="240" w:lineRule="auto"/>
-        <w:rPr>
-          <w:lang w:val="en-US"/>
-        </w:rPr>
-      </w:pPr>
-      <w:r>
-        <w:rPr>
-          <w:lang w:val="en-US"/>
-        </w:rPr>
-        <w:t xml:space="preserve">In angular each life cycle stage is linked with one interface for each stage. And that interface contains abstract method. If we have abstract </w:t>
-      </w:r>
-      <w:proofErr w:type="gramStart"/>
-      <w:r>
-        <w:rPr>
-          <w:lang w:val="en-US"/>
-        </w:rPr>
-        <w:t>method</w:t>
-      </w:r>
-      <w:proofErr w:type="gramEnd"/>
-      <w:r>
-        <w:rPr>
-          <w:lang w:val="en-US"/>
-        </w:rPr>
-        <w:t xml:space="preserve"> we must implement that method.</w:t>
-      </w:r>
-    </w:p>
-    <w:p>
-      <w:pPr>
-        <w:spacing w:after="0" w:line="240" w:lineRule="auto"/>
-        <w:rPr>
-          <w:lang w:val="en-US"/>
-        </w:rPr>
-      </w:pPr>
-    </w:p>
-    <w:p>
-      <w:pPr>
-        <w:spacing w:after="0" w:line="240" w:lineRule="auto"/>
-        <w:rPr>
-          <w:lang w:val="en-US"/>
-        </w:rPr>
-      </w:pPr>
-      <w:r>
-        <w:rPr>
-          <w:noProof/>
-        </w:rPr>
         <w:drawing>
           <wp:inline distT="0" distB="0" distL="0" distR="0" wp14:anchorId="4AC4E230" wp14:editId="2869C900">
             <wp:extent cx="6705600" cy="4260850"/>
@@ -11309,7 +11352,7 @@
                     </pic:cNvPicPr>
                   </pic:nvPicPr>
                   <pic:blipFill>
-                    <a:blip r:embed="rId57">
+                    <a:blip r:embed="rId58">
                       <a:extLst>
                         <a:ext uri="{28A0092B-C50C-407E-A947-70E740481C1C}">
                           <a14:useLocalDpi xmlns:a14="http://schemas.microsoft.com/office/drawing/2010/main" val="0"/>
@@ -11407,7 +11450,7 @@
       <w:r>
         <w:t>In </w:t>
       </w:r>
-      <w:hyperlink r:id="rId58" w:tgtFrame="_blank" w:history="1">
+      <w:hyperlink r:id="rId59" w:tgtFrame="_blank" w:history="1">
         <w:r>
           <w:rPr>
             <w:rStyle w:val="Hyperlink"/>
@@ -11449,7 +11492,7 @@
         </w:numPr>
         <w:spacing w:after="0" w:line="240" w:lineRule="auto"/>
       </w:pPr>
-      <w:hyperlink r:id="rId59" w:anchor="one-way-data-binding" w:history="1">
+      <w:hyperlink r:id="rId60" w:anchor="one-way-data-binding" w:history="1">
         <w:r>
           <w:rPr>
             <w:rStyle w:val="Hyperlink"/>
@@ -11466,7 +11509,7 @@
         </w:numPr>
         <w:spacing w:after="0" w:line="240" w:lineRule="auto"/>
       </w:pPr>
-      <w:hyperlink r:id="rId60" w:anchor="two-way-data-binding" w:history="1">
+      <w:hyperlink r:id="rId61" w:anchor="two-way-data-binding" w:history="1">
         <w:r>
           <w:rPr>
             <w:rStyle w:val="Hyperlink"/>
@@ -11501,7 +11544,7 @@
                     </pic:cNvPicPr>
                   </pic:nvPicPr>
                   <pic:blipFill>
-                    <a:blip r:embed="rId61">
+                    <a:blip r:embed="rId62">
                       <a:extLst>
                         <a:ext uri="{28A0092B-C50C-407E-A947-70E740481C1C}">
                           <a14:useLocalDpi xmlns:a14="http://schemas.microsoft.com/office/drawing/2010/main" val="0"/>
@@ -11551,7 +11594,6 @@
           <w:b/>
           <w:bCs/>
         </w:rPr>
-        <w:lastRenderedPageBreak/>
         <w:t>One-Way Data Binding:</w:t>
       </w:r>
     </w:p>
@@ -11569,7 +11611,7 @@
       <w:r>
         <w:t> is a one-directional interaction between a </w:t>
       </w:r>
-      <w:hyperlink r:id="rId62" w:tgtFrame="_blank" w:history="1">
+      <w:hyperlink r:id="rId63" w:tgtFrame="_blank" w:history="1">
         <w:r>
           <w:rPr>
             <w:rStyle w:val="Hyperlink"/>
@@ -11612,7 +11654,7 @@
                     </pic:cNvPicPr>
                   </pic:nvPicPr>
                   <pic:blipFill>
-                    <a:blip r:embed="rId63">
+                    <a:blip r:embed="rId64">
                       <a:extLst>
                         <a:ext uri="{28A0092B-C50C-407E-A947-70E740481C1C}">
                           <a14:useLocalDpi xmlns:a14="http://schemas.microsoft.com/office/drawing/2010/main" val="0"/>
@@ -11660,7 +11702,7 @@
         </w:numPr>
         <w:spacing w:after="0" w:line="240" w:lineRule="auto"/>
       </w:pPr>
-      <w:hyperlink r:id="rId64" w:anchor="text-interpolation" w:history="1">
+      <w:hyperlink r:id="rId65" w:anchor="text-interpolation" w:history="1">
         <w:r>
           <w:rPr>
             <w:rStyle w:val="Hyperlink"/>
@@ -11677,7 +11719,7 @@
         </w:numPr>
         <w:spacing w:after="0" w:line="240" w:lineRule="auto"/>
       </w:pPr>
-      <w:hyperlink r:id="rId65" w:anchor="event-binding" w:history="1">
+      <w:hyperlink r:id="rId66" w:anchor="event-binding" w:history="1">
         <w:r>
           <w:rPr>
             <w:rStyle w:val="Hyperlink"/>
@@ -11694,7 +11736,7 @@
         </w:numPr>
         <w:spacing w:after="0" w:line="240" w:lineRule="auto"/>
       </w:pPr>
-      <w:hyperlink r:id="rId66" w:anchor="property-binding" w:history="1">
+      <w:hyperlink r:id="rId67" w:anchor="property-binding" w:history="1">
         <w:r>
           <w:rPr>
             <w:rStyle w:val="Hyperlink"/>
@@ -11711,7 +11753,7 @@
         </w:numPr>
         <w:spacing w:after="0" w:line="240" w:lineRule="auto"/>
       </w:pPr>
-      <w:hyperlink r:id="rId67" w:anchor="attribute-binding" w:history="1">
+      <w:hyperlink r:id="rId68" w:anchor="attribute-binding" w:history="1">
         <w:r>
           <w:rPr>
             <w:rStyle w:val="Hyperlink"/>
@@ -11759,7 +11801,7 @@
       <w:r>
         <w:t>general,</w:t>
       </w:r>
-      <w:hyperlink r:id="rId68" w:tgtFrame="_blank" w:history="1">
+      <w:hyperlink r:id="rId69" w:tgtFrame="_blank" w:history="1">
         <w:r>
           <w:rPr>
             <w:rStyle w:val="Hyperlink"/>
@@ -12248,7 +12290,6 @@
           <w:b/>
           <w:bCs/>
         </w:rPr>
-        <w:lastRenderedPageBreak/>
         <w:t xml:space="preserve">Event Object ($event): </w:t>
       </w:r>
     </w:p>
@@ -12295,6 +12336,7 @@
           </w:tcPr>
           <w:p>
             <w:r>
+              <w:lastRenderedPageBreak/>
               <w:t>&lt;input type="text" (input)="</w:t>
             </w:r>
             <w:proofErr w:type="spellStart"/>
@@ -13242,7 +13284,6 @@
           </w:tcPr>
           <w:p>
             <w:r>
-              <w:lastRenderedPageBreak/>
               <w:t>&lt;input (input)="</w:t>
             </w:r>
             <w:proofErr w:type="spellStart"/>
@@ -13295,6 +13336,7 @@
           </w:tcPr>
           <w:p>
             <w:r>
+              <w:lastRenderedPageBreak/>
               <w:t xml:space="preserve">  </w:t>
             </w:r>
             <w:proofErr w:type="spellStart"/>
@@ -13359,6 +13401,7 @@
           </w:p>
           <w:p>
             <w:r>
+              <w:lastRenderedPageBreak/>
               <w:t>  }</w:t>
             </w:r>
           </w:p>
@@ -14047,7 +14090,7 @@
                     <pic:cNvPicPr/>
                   </pic:nvPicPr>
                   <pic:blipFill>
-                    <a:blip r:embed="rId69"/>
+                    <a:blip r:embed="rId70"/>
                     <a:stretch>
                       <a:fillRect/>
                     </a:stretch>
@@ -14106,7 +14149,6 @@
         <w:spacing w:after="0" w:line="240" w:lineRule="auto"/>
       </w:pPr>
       <w:r>
-        <w:lastRenderedPageBreak/>
         <w:t xml:space="preserve">To overcome this </w:t>
       </w:r>
       <w:proofErr w:type="gramStart"/>
@@ -14202,6 +14244,7 @@
         <w:spacing w:after="0" w:line="240" w:lineRule="auto"/>
       </w:pPr>
       <w:r>
+        <w:lastRenderedPageBreak/>
         <w:t xml:space="preserve">Now is value </w:t>
       </w:r>
       <w:proofErr w:type="gramStart"/>
@@ -14440,11 +14483,6 @@
     <w:p>
       <w:pPr>
         <w:spacing w:after="0" w:line="240" w:lineRule="auto"/>
-      </w:pPr>
-    </w:p>
-    <w:p>
-      <w:pPr>
-        <w:spacing w:after="0" w:line="240" w:lineRule="auto"/>
         <w:rPr>
           <w:b/>
           <w:bCs/>
@@ -14521,6 +14559,351 @@
         <w:rPr>
           <w:b/>
           <w:bCs/>
+          <w:highlight w:val="yellow"/>
+        </w:rPr>
+        <w:t>Process for newly cloned Angular project:</w:t>
+      </w:r>
+    </w:p>
+    <w:p>
+      <w:pPr>
+        <w:spacing w:after="0" w:line="240" w:lineRule="auto"/>
+        <w:rPr>
+          <w:b/>
+          <w:bCs/>
+        </w:rPr>
+      </w:pPr>
+    </w:p>
+    <w:p>
+      <w:pPr>
+        <w:spacing w:after="0" w:line="240" w:lineRule="auto"/>
+      </w:pPr>
+      <w:r>
+        <w:t xml:space="preserve">If we checkout/clone any angular project from </w:t>
+      </w:r>
+      <w:proofErr w:type="spellStart"/>
+      <w:r>
+        <w:t>github</w:t>
+      </w:r>
+      <w:proofErr w:type="spellEnd"/>
+      <w:r>
+        <w:t xml:space="preserve">, then we are not going to get </w:t>
+      </w:r>
+      <w:proofErr w:type="spellStart"/>
+      <w:r>
+        <w:rPr>
+          <w:b/>
+          <w:bCs/>
+        </w:rPr>
+        <w:t>node_modules</w:t>
+      </w:r>
+      <w:proofErr w:type="spellEnd"/>
+      <w:r>
+        <w:t xml:space="preserve"> folder.</w:t>
+      </w:r>
+    </w:p>
+    <w:p>
+      <w:pPr>
+        <w:spacing w:after="0" w:line="240" w:lineRule="auto"/>
+      </w:pPr>
+      <w:r>
+        <w:t xml:space="preserve">But to compile </w:t>
+      </w:r>
+      <w:proofErr w:type="spellStart"/>
+      <w:r>
+        <w:t>ts</w:t>
+      </w:r>
+      <w:proofErr w:type="spellEnd"/>
+      <w:r>
+        <w:t xml:space="preserve"> files we need angular libraries, how to get </w:t>
+      </w:r>
+      <w:proofErr w:type="spellStart"/>
+      <w:r>
+        <w:t>node_modules</w:t>
+      </w:r>
+      <w:proofErr w:type="spellEnd"/>
+      <w:r>
+        <w:t xml:space="preserve"> now? </w:t>
+      </w:r>
+    </w:p>
+    <w:p>
+      <w:pPr>
+        <w:spacing w:after="0" w:line="240" w:lineRule="auto"/>
+      </w:pPr>
+    </w:p>
+    <w:p>
+      <w:pPr>
+        <w:spacing w:after="0" w:line="240" w:lineRule="auto"/>
+      </w:pPr>
+      <w:r>
+        <w:t xml:space="preserve">To get </w:t>
+      </w:r>
+      <w:proofErr w:type="spellStart"/>
+      <w:r>
+        <w:t>node_modules</w:t>
+      </w:r>
+      <w:proofErr w:type="spellEnd"/>
+      <w:r>
+        <w:t xml:space="preserve"> folder again in our project we need to execute below command in project root folder.</w:t>
+      </w:r>
+    </w:p>
+    <w:p>
+      <w:pPr>
+        <w:spacing w:after="0" w:line="240" w:lineRule="auto"/>
+      </w:pPr>
+    </w:p>
+    <w:tbl>
+      <w:tblPr>
+        <w:tblStyle w:val="TableGrid"/>
+        <w:tblW w:w="0" w:type="auto"/>
+        <w:tblLook w:val="04A0" w:firstRow="1" w:lastRow="0" w:firstColumn="1" w:lastColumn="0" w:noHBand="0" w:noVBand="1"/>
+      </w:tblPr>
+      <w:tblGrid>
+        <w:gridCol w:w="10456"/>
+      </w:tblGrid>
+      <w:tr>
+        <w:tc>
+          <w:tcPr>
+            <w:tcW w:w="10456" w:type="dxa"/>
+          </w:tcPr>
+          <w:p>
+            <w:r>
+              <w:rPr>
+                <w:b/>
+                <w:bCs/>
+                <w:highlight w:val="yellow"/>
+              </w:rPr>
+              <w:t xml:space="preserve">$ </w:t>
+            </w:r>
+            <w:proofErr w:type="spellStart"/>
+            <w:r>
+              <w:rPr>
+                <w:b/>
+                <w:bCs/>
+                <w:highlight w:val="yellow"/>
+              </w:rPr>
+              <w:t>npm</w:t>
+            </w:r>
+            <w:proofErr w:type="spellEnd"/>
+            <w:r>
+              <w:rPr>
+                <w:b/>
+                <w:bCs/>
+                <w:highlight w:val="yellow"/>
+              </w:rPr>
+              <w:t xml:space="preserve"> install</w:t>
+            </w:r>
+            <w:r>
+              <w:t xml:space="preserve"> OR $ </w:t>
+            </w:r>
+            <w:proofErr w:type="spellStart"/>
+            <w:r>
+              <w:t>npm</w:t>
+            </w:r>
+            <w:proofErr w:type="spellEnd"/>
+            <w:r>
+              <w:t xml:space="preserve"> </w:t>
+            </w:r>
+            <w:proofErr w:type="spellStart"/>
+            <w:r>
+              <w:t>i</w:t>
+            </w:r>
+            <w:proofErr w:type="spellEnd"/>
+          </w:p>
+        </w:tc>
+      </w:tr>
+    </w:tbl>
+    <w:p>
+      <w:pPr>
+        <w:spacing w:after="0" w:line="240" w:lineRule="auto"/>
+      </w:pPr>
+    </w:p>
+    <w:p>
+      <w:pPr>
+        <w:spacing w:after="0" w:line="240" w:lineRule="auto"/>
+      </w:pPr>
+      <w:r>
+        <w:t>It i</w:t>
+      </w:r>
+      <w:r>
+        <w:t>nstalls all dependencies listed in your </w:t>
+      </w:r>
+      <w:proofErr w:type="spellStart"/>
+      <w:r>
+        <w:t>package.json</w:t>
+      </w:r>
+      <w:proofErr w:type="spellEnd"/>
+      <w:r>
+        <w:t> file.</w:t>
+      </w:r>
+      <w:r>
+        <w:t xml:space="preserve"> Means when ever we run above command </w:t>
+      </w:r>
+      <w:proofErr w:type="gramStart"/>
+      <w:r>
+        <w:t>it</w:t>
+      </w:r>
+      <w:proofErr w:type="gramEnd"/>
+      <w:r>
+        <w:t xml:space="preserve"> open </w:t>
+      </w:r>
+      <w:proofErr w:type="spellStart"/>
+      <w:r>
+        <w:t>package.json</w:t>
+      </w:r>
+      <w:proofErr w:type="spellEnd"/>
+      <w:r>
+        <w:t xml:space="preserve"> file and it looks all dependencies version and then each version will be downloaded from internet.</w:t>
+      </w:r>
+    </w:p>
+    <w:p>
+      <w:pPr>
+        <w:spacing w:after="0" w:line="240" w:lineRule="auto"/>
+      </w:pPr>
+    </w:p>
+    <w:p>
+      <w:pPr>
+        <w:spacing w:after="0" w:line="240" w:lineRule="auto"/>
+      </w:pPr>
+      <w:r>
+        <w:t xml:space="preserve">For downloading libraries </w:t>
+      </w:r>
+      <w:proofErr w:type="spellStart"/>
+      <w:proofErr w:type="gramStart"/>
+      <w:r>
+        <w:t>package.json</w:t>
+      </w:r>
+      <w:proofErr w:type="spellEnd"/>
+      <w:proofErr w:type="gramEnd"/>
+      <w:r>
+        <w:t xml:space="preserve"> will take help of package-</w:t>
+      </w:r>
+      <w:proofErr w:type="spellStart"/>
+      <w:r>
+        <w:t>lock.json</w:t>
+      </w:r>
+      <w:proofErr w:type="spellEnd"/>
+      <w:r>
+        <w:t xml:space="preserve"> file. In this lock </w:t>
+      </w:r>
+      <w:proofErr w:type="spellStart"/>
+      <w:r>
+        <w:t>json</w:t>
+      </w:r>
+      <w:proofErr w:type="spellEnd"/>
+      <w:r>
+        <w:t xml:space="preserve"> file it contains exact URL for downloading the exact version libraries.</w:t>
+      </w:r>
+    </w:p>
+    <w:p>
+      <w:pPr>
+        <w:spacing w:after="0" w:line="240" w:lineRule="auto"/>
+      </w:pPr>
+    </w:p>
+    <w:p>
+      <w:pPr>
+        <w:spacing w:after="0" w:line="240" w:lineRule="auto"/>
+      </w:pPr>
+      <w:r>
+        <w:rPr>
+          <w:noProof/>
+        </w:rPr>
+        <w:drawing>
+          <wp:inline distT="0" distB="0" distL="0" distR="0" wp14:anchorId="620F8EEC" wp14:editId="7EADA7F4">
+            <wp:extent cx="6642100" cy="3492500"/>
+            <wp:effectExtent l="0" t="0" r="6350" b="0"/>
+            <wp:docPr id="643856793" name="Picture 1"/>
+            <wp:cNvGraphicFramePr>
+              <a:graphicFrameLocks xmlns:a="http://schemas.openxmlformats.org/drawingml/2006/main" noChangeAspect="1"/>
+            </wp:cNvGraphicFramePr>
+            <a:graphic xmlns:a="http://schemas.openxmlformats.org/drawingml/2006/main">
+              <a:graphicData uri="http://schemas.openxmlformats.org/drawingml/2006/picture">
+                <pic:pic xmlns:pic="http://schemas.openxmlformats.org/drawingml/2006/picture">
+                  <pic:nvPicPr>
+                    <pic:cNvPr id="0" name="Picture 1"/>
+                    <pic:cNvPicPr>
+                      <a:picLocks noChangeAspect="1" noChangeArrowheads="1"/>
+                    </pic:cNvPicPr>
+                  </pic:nvPicPr>
+                  <pic:blipFill>
+                    <a:blip r:embed="rId71">
+                      <a:extLst>
+                        <a:ext uri="{28A0092B-C50C-407E-A947-70E740481C1C}">
+                          <a14:useLocalDpi xmlns:a14="http://schemas.microsoft.com/office/drawing/2010/main" val="0"/>
+                        </a:ext>
+                      </a:extLst>
+                    </a:blip>
+                    <a:srcRect/>
+                    <a:stretch>
+                      <a:fillRect/>
+                    </a:stretch>
+                  </pic:blipFill>
+                  <pic:spPr bwMode="auto">
+                    <a:xfrm>
+                      <a:off x="0" y="0"/>
+                      <a:ext cx="6642100" cy="3492500"/>
+                    </a:xfrm>
+                    <a:prstGeom prst="rect">
+                      <a:avLst/>
+                    </a:prstGeom>
+                    <a:noFill/>
+                    <a:ln>
+                      <a:noFill/>
+                    </a:ln>
+                  </pic:spPr>
+                </pic:pic>
+              </a:graphicData>
+            </a:graphic>
+          </wp:inline>
+        </w:drawing>
+      </w:r>
+    </w:p>
+    <w:p>
+      <w:pPr>
+        <w:spacing w:after="0" w:line="240" w:lineRule="auto"/>
+      </w:pPr>
+    </w:p>
+    <w:p>
+      <w:pPr>
+        <w:spacing w:after="0" w:line="240" w:lineRule="auto"/>
+      </w:pPr>
+    </w:p>
+    <w:p>
+      <w:pPr>
+        <w:spacing w:after="0" w:line="240" w:lineRule="auto"/>
+      </w:pPr>
+    </w:p>
+    <w:p>
+      <w:pPr>
+        <w:spacing w:after="0" w:line="240" w:lineRule="auto"/>
+      </w:pPr>
+    </w:p>
+    <w:p>
+      <w:pPr>
+        <w:spacing w:after="0" w:line="240" w:lineRule="auto"/>
+      </w:pPr>
+    </w:p>
+    <w:p>
+      <w:pPr>
+        <w:spacing w:after="0" w:line="240" w:lineRule="auto"/>
+      </w:pPr>
+    </w:p>
+    <w:p>
+      <w:pPr>
+        <w:spacing w:after="0" w:line="240" w:lineRule="auto"/>
+      </w:pPr>
+    </w:p>
+    <w:p>
+      <w:pPr>
+        <w:spacing w:after="0" w:line="240" w:lineRule="auto"/>
+        <w:rPr>
+          <w:b/>
+          <w:bCs/>
+        </w:rPr>
+      </w:pPr>
+      <w:r>
+        <w:rPr>
+          <w:b/>
+          <w:bCs/>
         </w:rPr>
         <w:t>Class Binding</w:t>
       </w:r>
@@ -14578,12 +14961,234 @@
       <w:pPr>
         <w:spacing w:after="0" w:line="240" w:lineRule="auto"/>
       </w:pPr>
-    </w:p>
-    <w:p>
-      <w:pPr>
-        <w:spacing w:after="0" w:line="240" w:lineRule="auto"/>
-      </w:pPr>
-    </w:p>
+      <w:proofErr w:type="spellStart"/>
+      <w:r>
+        <w:rPr>
+          <w:b/>
+          <w:bCs/>
+          <w:highlight w:val="yellow"/>
+        </w:rPr>
+        <w:t>ngClass</w:t>
+      </w:r>
+      <w:proofErr w:type="spellEnd"/>
+      <w:r>
+        <w:t> is a built-in Angular directive that allows you to dynamically add and remove CSS classes from HTML elements based on component data.</w:t>
+      </w:r>
+    </w:p>
+    <w:p>
+      <w:pPr>
+        <w:spacing w:after="0" w:line="240" w:lineRule="auto"/>
+      </w:pPr>
+      <w:r>
+        <w:t>Syntax:</w:t>
+      </w:r>
+    </w:p>
+    <w:tbl>
+      <w:tblPr>
+        <w:tblStyle w:val="TableGrid"/>
+        <w:tblW w:w="0" w:type="auto"/>
+        <w:tblLook w:val="04A0" w:firstRow="1" w:lastRow="0" w:firstColumn="1" w:lastColumn="0" w:noHBand="0" w:noVBand="1"/>
+      </w:tblPr>
+      <w:tblGrid>
+        <w:gridCol w:w="10456"/>
+      </w:tblGrid>
+      <w:tr>
+        <w:tc>
+          <w:tcPr>
+            <w:tcW w:w="10456" w:type="dxa"/>
+          </w:tcPr>
+          <w:p>
+            <w:proofErr w:type="gramStart"/>
+            <w:r>
+              <w:rPr>
+                <w:i/>
+                <w:iCs/>
+              </w:rPr>
+              <w:t>&lt;!--</w:t>
+            </w:r>
+            <w:proofErr w:type="gramEnd"/>
+            <w:r>
+              <w:rPr>
+                <w:i/>
+                <w:iCs/>
+              </w:rPr>
+              <w:t xml:space="preserve"> String syntax --&gt;</w:t>
+            </w:r>
+          </w:p>
+          <w:p>
+            <w:r>
+              <w:t xml:space="preserve">&lt;div </w:t>
+            </w:r>
+            <w:r>
+              <w:rPr>
+                <w:b/>
+                <w:bCs/>
+                <w:highlight w:val="yellow"/>
+              </w:rPr>
+              <w:t>[</w:t>
+            </w:r>
+            <w:proofErr w:type="spellStart"/>
+            <w:r>
+              <w:rPr>
+                <w:b/>
+                <w:bCs/>
+                <w:highlight w:val="yellow"/>
+              </w:rPr>
+              <w:t>ngClass</w:t>
+            </w:r>
+            <w:proofErr w:type="spellEnd"/>
+            <w:r>
+              <w:rPr>
+                <w:b/>
+                <w:bCs/>
+                <w:highlight w:val="yellow"/>
+              </w:rPr>
+              <w:t>]="'class1 class2'</w:t>
+            </w:r>
+            <w:r>
+              <w:t>"&gt;&lt;/div&gt;</w:t>
+            </w:r>
+          </w:p>
+          <w:p/>
+          <w:p>
+            <w:proofErr w:type="gramStart"/>
+            <w:r>
+              <w:rPr>
+                <w:i/>
+                <w:iCs/>
+              </w:rPr>
+              <w:t>&lt;!--</w:t>
+            </w:r>
+            <w:proofErr w:type="gramEnd"/>
+            <w:r>
+              <w:rPr>
+                <w:i/>
+                <w:iCs/>
+              </w:rPr>
+              <w:t xml:space="preserve"> Array syntax --&gt;</w:t>
+            </w:r>
+          </w:p>
+          <w:p>
+            <w:r>
+              <w:t xml:space="preserve">&lt;div </w:t>
+            </w:r>
+            <w:r>
+              <w:rPr>
+                <w:b/>
+                <w:bCs/>
+                <w:highlight w:val="yellow"/>
+              </w:rPr>
+              <w:t>[</w:t>
+            </w:r>
+            <w:proofErr w:type="spellStart"/>
+            <w:r>
+              <w:rPr>
+                <w:b/>
+                <w:bCs/>
+                <w:highlight w:val="yellow"/>
+              </w:rPr>
+              <w:t>ngClass</w:t>
+            </w:r>
+            <w:proofErr w:type="spellEnd"/>
+            <w:r>
+              <w:rPr>
+                <w:b/>
+                <w:bCs/>
+                <w:highlight w:val="yellow"/>
+              </w:rPr>
+              <w:t>]="['class1', 'class2']"&gt;&lt;/</w:t>
+            </w:r>
+            <w:r>
+              <w:t>div&gt;</w:t>
+            </w:r>
+          </w:p>
+          <w:p/>
+          <w:p>
+            <w:proofErr w:type="gramStart"/>
+            <w:r>
+              <w:rPr>
+                <w:i/>
+                <w:iCs/>
+              </w:rPr>
+              <w:t>&lt;!--</w:t>
+            </w:r>
+            <w:proofErr w:type="gramEnd"/>
+            <w:r>
+              <w:rPr>
+                <w:i/>
+                <w:iCs/>
+              </w:rPr>
+              <w:t xml:space="preserve"> Object syntax (most common) --&gt;</w:t>
+            </w:r>
+          </w:p>
+          <w:p>
+            <w:r>
+              <w:t>&lt;div [</w:t>
+            </w:r>
+            <w:proofErr w:type="spellStart"/>
+            <w:r>
+              <w:rPr>
+                <w:b/>
+                <w:bCs/>
+                <w:highlight w:val="yellow"/>
+              </w:rPr>
+              <w:t>ngClass</w:t>
+            </w:r>
+            <w:proofErr w:type="spellEnd"/>
+            <w:r>
+              <w:rPr>
+                <w:b/>
+                <w:bCs/>
+                <w:highlight w:val="yellow"/>
+              </w:rPr>
+              <w:t>]=</w:t>
+            </w:r>
+            <w:proofErr w:type="gramStart"/>
+            <w:r>
+              <w:rPr>
+                <w:b/>
+                <w:bCs/>
+                <w:highlight w:val="yellow"/>
+              </w:rPr>
+              <w:t>"{ '</w:t>
+            </w:r>
+            <w:proofErr w:type="gramEnd"/>
+            <w:r>
+              <w:rPr>
+                <w:b/>
+                <w:bCs/>
+                <w:highlight w:val="yellow"/>
+              </w:rPr>
+              <w:t xml:space="preserve">class1': condition, 'class2': </w:t>
+            </w:r>
+            <w:proofErr w:type="spellStart"/>
+            <w:proofErr w:type="gramStart"/>
+            <w:r>
+              <w:rPr>
+                <w:b/>
+                <w:bCs/>
+                <w:highlight w:val="yellow"/>
+              </w:rPr>
+              <w:t>anotherCondition</w:t>
+            </w:r>
+            <w:proofErr w:type="spellEnd"/>
+            <w:r>
+              <w:rPr>
+                <w:b/>
+                <w:bCs/>
+                <w:highlight w:val="yellow"/>
+              </w:rPr>
+              <w:t xml:space="preserve"> }</w:t>
+            </w:r>
+            <w:proofErr w:type="gramEnd"/>
+            <w:r>
+              <w:t>"&gt;&lt;/div&gt;</w:t>
+            </w:r>
+          </w:p>
+          <w:p/>
+        </w:tc>
+      </w:tr>
+    </w:tbl>
     <w:p>
       <w:pPr>
         <w:spacing w:after="0" w:line="240" w:lineRule="auto"/>

--- a/UI_html_css_javascript/notes/Angular_6AM_2025.docx
+++ b/UI_html_css_javascript/notes/Angular_6AM_2025.docx
@@ -1497,7 +1497,23 @@
           <w:b/>
           <w:bCs/>
         </w:rPr>
-        <w:t xml:space="preserve"> i -g @angular/cli</w:t>
+        <w:t xml:space="preserve"> </w:t>
+      </w:r>
+      <w:proofErr w:type="spellStart"/>
+      <w:r>
+        <w:rPr>
+          <w:b/>
+          <w:bCs/>
+        </w:rPr>
+        <w:t>i</w:t>
+      </w:r>
+      <w:proofErr w:type="spellEnd"/>
+      <w:r>
+        <w:rPr>
+          <w:b/>
+          <w:bCs/>
+        </w:rPr>
+        <w:t xml:space="preserve"> -g @angular/cli</w:t>
       </w:r>
       <w:r>
         <w:rPr>
@@ -2390,6 +2406,58 @@
         <w:spacing w:after="0" w:line="240" w:lineRule="auto"/>
       </w:pPr>
       <w:r>
+        <w:t xml:space="preserve">Zoneless </w:t>
+      </w:r>
+      <w:r>
+        <w:sym w:font="Wingdings" w:char="F0E8"/>
+      </w:r>
+      <w:r>
+        <w:t xml:space="preserve"> YES</w:t>
+      </w:r>
+    </w:p>
+    <w:p>
+      <w:pPr>
+        <w:spacing w:after="0" w:line="240" w:lineRule="auto"/>
+      </w:pPr>
+      <w:r>
+        <w:t xml:space="preserve">Style </w:t>
+      </w:r>
+      <w:r>
+        <w:sym w:font="Wingdings" w:char="F0E8"/>
+      </w:r>
+      <w:r>
+        <w:t xml:space="preserve"> CSS</w:t>
+      </w:r>
+    </w:p>
+    <w:p>
+      <w:pPr>
+        <w:spacing w:after="0" w:line="240" w:lineRule="auto"/>
+      </w:pPr>
+      <w:r>
+        <w:t xml:space="preserve">SSR / SSG </w:t>
+      </w:r>
+      <w:r>
+        <w:sym w:font="Wingdings" w:char="F0E8"/>
+      </w:r>
+      <w:r>
+        <w:t xml:space="preserve"> No</w:t>
+      </w:r>
+    </w:p>
+    <w:p>
+      <w:pPr>
+        <w:spacing w:after="0" w:line="240" w:lineRule="auto"/>
+      </w:pPr>
+    </w:p>
+    <w:p>
+      <w:pPr>
+        <w:spacing w:after="0" w:line="240" w:lineRule="auto"/>
+      </w:pPr>
+    </w:p>
+    <w:p>
+      <w:pPr>
+        <w:spacing w:after="0" w:line="240" w:lineRule="auto"/>
+      </w:pPr>
+      <w:r>
         <w:t xml:space="preserve">Once after creating angular </w:t>
       </w:r>
       <w:proofErr w:type="gramStart"/>
@@ -2519,6 +2587,7 @@
         <w:rPr>
           <w:noProof/>
         </w:rPr>
+        <w:lastRenderedPageBreak/>
         <w:drawing>
           <wp:inline distT="0" distB="0" distL="0" distR="0" wp14:anchorId="1F86889C" wp14:editId="140C3683">
             <wp:extent cx="6645910" cy="2590800"/>
@@ -2566,7 +2635,6 @@
         <w:spacing w:after="0" w:line="240" w:lineRule="auto"/>
       </w:pPr>
       <w:r>
-        <w:lastRenderedPageBreak/>
         <w:t>“</w:t>
       </w:r>
       <w:proofErr w:type="spellStart"/>
@@ -2844,6 +2912,7 @@
         <w:rPr>
           <w:noProof/>
         </w:rPr>
+        <w:lastRenderedPageBreak/>
         <w:drawing>
           <wp:inline distT="0" distB="0" distL="0" distR="0" wp14:anchorId="1D7BA8EC" wp14:editId="34EA72DA">
             <wp:extent cx="4279900" cy="2836834"/>
@@ -3043,7 +3112,6 @@
         <w:spacing w:after="0" w:line="240" w:lineRule="auto"/>
       </w:pPr>
       <w:r>
-        <w:lastRenderedPageBreak/>
         <w:t xml:space="preserve">To create new </w:t>
       </w:r>
       <w:proofErr w:type="gramStart"/>
@@ -3337,6 +3405,7 @@
           <w:noProof/>
           <w:lang w:val="en-US"/>
         </w:rPr>
+        <w:lastRenderedPageBreak/>
         <w:drawing>
           <wp:inline distT="0" distB="0" distL="0" distR="0" wp14:anchorId="4D541EAE" wp14:editId="2F29C8DC">
             <wp:extent cx="4800600" cy="4381500"/>
@@ -3390,7 +3459,6 @@
       </w:pPr>
       <w:proofErr w:type="spellStart"/>
       <w:r>
-        <w:lastRenderedPageBreak/>
         <w:t>When ever</w:t>
       </w:r>
       <w:proofErr w:type="spellEnd"/>
@@ -4648,7 +4716,6 @@
           </w:p>
           <w:p>
             <w:r>
-              <w:lastRenderedPageBreak/>
               <w:t xml:space="preserve">  </w:t>
             </w:r>
             <w:proofErr w:type="spellStart"/>
@@ -4720,7 +4787,6 @@
                 <w:bCs/>
                 <w:highlight w:val="yellow"/>
               </w:rPr>
-              <w:lastRenderedPageBreak/>
               <w:t>{{</w:t>
             </w:r>
             <w:proofErr w:type="spellStart"/>
@@ -5507,7 +5573,6 @@
         <w:rPr>
           <w:noProof/>
         </w:rPr>
-        <w:lastRenderedPageBreak/>
         <w:drawing>
           <wp:inline distT="0" distB="0" distL="0" distR="0" wp14:anchorId="4C9FDC85" wp14:editId="51444AFE">
             <wp:extent cx="6645910" cy="2527935"/>
@@ -5828,6 +5893,7 @@
         <w:rPr>
           <w:noProof/>
         </w:rPr>
+        <w:lastRenderedPageBreak/>
         <w:drawing>
           <wp:inline distT="0" distB="0" distL="0" distR="0" wp14:anchorId="7C340D0C" wp14:editId="11C3261E">
             <wp:extent cx="3562350" cy="2308860"/>
@@ -5965,7 +6031,6 @@
         <w:spacing w:after="0" w:line="240" w:lineRule="auto"/>
       </w:pPr>
       <w:r>
-        <w:lastRenderedPageBreak/>
         <w:t>Embedding expression in {{}} is also known as </w:t>
       </w:r>
       <w:r>
@@ -6618,7 +6683,6 @@
         <w:spacing w:after="0" w:line="240" w:lineRule="auto"/>
       </w:pPr>
       <w:r>
-        <w:lastRenderedPageBreak/>
         <w:t>Method Decorators</w:t>
       </w:r>
     </w:p>
@@ -7025,6 +7089,7 @@
         <w:rPr>
           <w:noProof/>
         </w:rPr>
+        <w:lastRenderedPageBreak/>
         <w:drawing>
           <wp:inline distT="0" distB="0" distL="0" distR="0" wp14:anchorId="7AA63CE9" wp14:editId="296A9B04">
             <wp:extent cx="4941323" cy="3316147"/>
@@ -7098,7 +7163,6 @@
         <w:rPr>
           <w:noProof/>
         </w:rPr>
-        <w:lastRenderedPageBreak/>
         <w:drawing>
           <wp:inline distT="0" distB="0" distL="0" distR="0" wp14:anchorId="2AF900B8" wp14:editId="50E95029">
             <wp:extent cx="5705221" cy="3426106"/>
@@ -7267,6 +7331,7 @@
           <w:b/>
           <w:bCs/>
         </w:rPr>
+        <w:lastRenderedPageBreak/>
         <w:t>MVC flow / Angular flow:</w:t>
       </w:r>
     </w:p>
@@ -7514,7 +7579,6 @@
               <w:rPr>
                 <w:lang w:val="en-US"/>
               </w:rPr>
-              <w:lastRenderedPageBreak/>
               <w:t>V = View        HTML</w:t>
             </w:r>
           </w:p>
@@ -7568,7 +7632,6 @@
               <w:rPr>
                 <w:lang w:val="en-US"/>
               </w:rPr>
-              <w:lastRenderedPageBreak/>
               <w:t>M = Model       Services</w:t>
             </w:r>
             <w:r>
@@ -7602,7 +7665,6 @@
               <w:rPr>
                 <w:lang w:val="en-US"/>
               </w:rPr>
-              <w:lastRenderedPageBreak/>
               <w:t>V = View        HTML / a</w:t>
             </w:r>
             <w:r>
@@ -8550,6 +8612,7 @@
           <w:noProof/>
           <w:lang w:val="en-US"/>
         </w:rPr>
+        <w:lastRenderedPageBreak/>
         <w:drawing>
           <wp:inline distT="0" distB="0" distL="0" distR="0" wp14:anchorId="18A192F6" wp14:editId="20584A16">
             <wp:extent cx="4940554" cy="3587934"/>
@@ -9443,6 +9506,7 @@
         <w:rPr>
           <w:lang w:val="en-US"/>
         </w:rPr>
+        <w:lastRenderedPageBreak/>
         <w:t>In TS / JS if you want to create object there are two ways.</w:t>
       </w:r>
     </w:p>
@@ -10107,7 +10171,6 @@
               <w:rPr>
                 <w:lang w:val="en-US"/>
               </w:rPr>
-              <w:lastRenderedPageBreak/>
               <w:t xml:space="preserve">    </w:t>
             </w:r>
             <w:proofErr w:type="spellStart"/>
@@ -10161,7 +10224,6 @@
               <w:rPr>
                 <w:lang w:val="en-US"/>
               </w:rPr>
-              <w:lastRenderedPageBreak/>
               <w:t>let emp2 = {</w:t>
             </w:r>
           </w:p>
@@ -10237,7 +10299,6 @@
               <w:rPr>
                 <w:lang w:val="en-US"/>
               </w:rPr>
-              <w:lastRenderedPageBreak/>
               <w:t xml:space="preserve">  </w:t>
             </w:r>
             <w:proofErr w:type="spellStart"/>
@@ -11283,6 +11344,7 @@
           <w:b/>
           <w:bCs/>
         </w:rPr>
+        <w:lastRenderedPageBreak/>
         <w:t>Component Lifecycle Hook in Angular:</w:t>
       </w:r>
     </w:p>
@@ -11333,7 +11395,6 @@
         <w:rPr>
           <w:noProof/>
         </w:rPr>
-        <w:lastRenderedPageBreak/>
         <w:drawing>
           <wp:inline distT="0" distB="0" distL="0" distR="0" wp14:anchorId="4AC4E230" wp14:editId="2869C900">
             <wp:extent cx="6705600" cy="4260850"/>
@@ -11594,6 +11655,7 @@
           <w:b/>
           <w:bCs/>
         </w:rPr>
+        <w:lastRenderedPageBreak/>
         <w:t>One-Way Data Binding:</w:t>
       </w:r>
     </w:p>
@@ -12290,6 +12352,7 @@
           <w:b/>
           <w:bCs/>
         </w:rPr>
+        <w:lastRenderedPageBreak/>
         <w:t xml:space="preserve">Event Object ($event): </w:t>
       </w:r>
     </w:p>
@@ -12336,7 +12399,6 @@
           </w:tcPr>
           <w:p>
             <w:r>
-              <w:lastRenderedPageBreak/>
               <w:t>&lt;input type="text" (input)="</w:t>
             </w:r>
             <w:proofErr w:type="spellStart"/>
@@ -13284,6 +13346,7 @@
           </w:tcPr>
           <w:p>
             <w:r>
+              <w:lastRenderedPageBreak/>
               <w:t>&lt;input (input)="</w:t>
             </w:r>
             <w:proofErr w:type="spellStart"/>
@@ -13336,7 +13399,6 @@
           </w:tcPr>
           <w:p>
             <w:r>
-              <w:lastRenderedPageBreak/>
               <w:t xml:space="preserve">  </w:t>
             </w:r>
             <w:proofErr w:type="spellStart"/>
@@ -13401,7 +13463,6 @@
           </w:p>
           <w:p>
             <w:r>
-              <w:lastRenderedPageBreak/>
               <w:t>  }</w:t>
             </w:r>
           </w:p>
@@ -13601,11 +13662,6 @@
       <w:pPr>
         <w:spacing w:after="0" w:line="240" w:lineRule="auto"/>
       </w:pPr>
-    </w:p>
-    <w:p>
-      <w:pPr>
-        <w:spacing w:after="0" w:line="240" w:lineRule="auto"/>
-      </w:pPr>
       <w:r>
         <w:t xml:space="preserve">What are properties? </w:t>
       </w:r>
@@ -13615,15 +13671,80 @@
         <w:spacing w:after="0" w:line="240" w:lineRule="auto"/>
       </w:pPr>
       <w:r>
-        <w:t> &lt;input value="" type="" style="" placeholder=""/&gt;</w:t>
-      </w:r>
-    </w:p>
-    <w:p>
-      <w:pPr>
-        <w:spacing w:after="0" w:line="240" w:lineRule="auto"/>
-      </w:pPr>
-      <w:r>
-        <w:t> &lt;p style="" id="" class=""&gt;&lt;/p&gt;</w:t>
+        <w:t xml:space="preserve"> &lt;input </w:t>
+      </w:r>
+      <w:r>
+        <w:rPr>
+          <w:b/>
+          <w:bCs/>
+          <w:highlight w:val="yellow"/>
+        </w:rPr>
+        <w:t>value</w:t>
+      </w:r>
+      <w:r>
+        <w:t xml:space="preserve">="" </w:t>
+      </w:r>
+      <w:r>
+        <w:rPr>
+          <w:highlight w:val="yellow"/>
+        </w:rPr>
+        <w:t>type</w:t>
+      </w:r>
+      <w:r>
+        <w:t xml:space="preserve">="" </w:t>
+      </w:r>
+      <w:r>
+        <w:rPr>
+          <w:highlight w:val="yellow"/>
+        </w:rPr>
+        <w:t>style</w:t>
+      </w:r>
+      <w:r>
+        <w:t xml:space="preserve">="" </w:t>
+      </w:r>
+      <w:r>
+        <w:rPr>
+          <w:highlight w:val="yellow"/>
+        </w:rPr>
+        <w:t>placeholder</w:t>
+      </w:r>
+      <w:r>
+        <w:t>=""/&gt;</w:t>
+      </w:r>
+    </w:p>
+    <w:p>
+      <w:pPr>
+        <w:spacing w:after="0" w:line="240" w:lineRule="auto"/>
+      </w:pPr>
+      <w:r>
+        <w:t xml:space="preserve"> &lt;p </w:t>
+      </w:r>
+      <w:r>
+        <w:rPr>
+          <w:highlight w:val="yellow"/>
+        </w:rPr>
+        <w:t>style</w:t>
+      </w:r>
+      <w:r>
+        <w:t xml:space="preserve">="" </w:t>
+      </w:r>
+      <w:r>
+        <w:rPr>
+          <w:highlight w:val="yellow"/>
+        </w:rPr>
+        <w:t>id</w:t>
+      </w:r>
+      <w:r>
+        <w:t xml:space="preserve">="" </w:t>
+      </w:r>
+      <w:r>
+        <w:rPr>
+          <w:highlight w:val="yellow"/>
+        </w:rPr>
+        <w:t>class</w:t>
+      </w:r>
+      <w:r>
+        <w:t>=""&gt;&lt;/p&gt;</w:t>
       </w:r>
     </w:p>
     <w:p>
@@ -14138,16 +14259,6 @@
       <w:pPr>
         <w:spacing w:after="0" w:line="240" w:lineRule="auto"/>
       </w:pPr>
-    </w:p>
-    <w:p>
-      <w:pPr>
-        <w:spacing w:after="0" w:line="240" w:lineRule="auto"/>
-      </w:pPr>
-    </w:p>
-    <w:p>
-      <w:pPr>
-        <w:spacing w:after="0" w:line="240" w:lineRule="auto"/>
-      </w:pPr>
       <w:r>
         <w:t xml:space="preserve">To overcome this </w:t>
       </w:r>
@@ -14265,6 +14376,11 @@
       <w:pPr>
         <w:spacing w:after="0" w:line="240" w:lineRule="auto"/>
       </w:pPr>
+    </w:p>
+    <w:p>
+      <w:pPr>
+        <w:spacing w:after="0" w:line="240" w:lineRule="auto"/>
+      </w:pPr>
       <w:r>
         <w:t>Another example.</w:t>
       </w:r>
@@ -14736,7 +14852,15 @@
         <w:t> file.</w:t>
       </w:r>
       <w:r>
-        <w:t xml:space="preserve"> Means when ever we run above command </w:t>
+        <w:t xml:space="preserve"> Means </w:t>
+      </w:r>
+      <w:proofErr w:type="spellStart"/>
+      <w:r>
+        <w:t>when ever</w:t>
+      </w:r>
+      <w:proofErr w:type="spellEnd"/>
+      <w:r>
+        <w:t xml:space="preserve"> we run above command </w:t>
       </w:r>
       <w:proofErr w:type="gramStart"/>
       <w:r>
@@ -21590,6 +21714,7 @@
   <w:style w:type="character" w:default="1" w:styleId="DefaultParagraphFont">
     <w:name w:val="Default Paragraph Font"/>
     <w:uiPriority w:val="1"/>
+    <w:semiHidden/>
     <w:unhideWhenUsed/>
   </w:style>
   <w:style w:type="table" w:default="1" w:styleId="TableNormal">
